--- a/心エコーデジタル教科書/心エコー_DICOM_SR連携_推奨項目マスターリファレンス.docx
+++ b/心エコーデジタル教科書/心エコー_DICOM_SR連携_推奨項目マスターリファレンス.docx
@@ -11,7 +11,7 @@
           <w:rFonts w:ascii="Meiryo" w:hAnsi="Meiryo"/>
           <w:b/>
           <w:color w:val="004682"/>
-          <w:sz w:val="36"/>
+          <w:sz w:val="34"/>
         </w:rPr>
         <w:t>心エコー検査 DICOM SR連携 推奨項目マスターリファレンス</w:t>
       </w:r>
@@ -24,37 +24,37 @@
         <w:rPr>
           <w:rFonts w:ascii="Meiryo" w:hAnsi="Meiryo"/>
           <w:i/>
-          <w:color w:val="505050"/>
-          <w:sz w:val="21"/>
+          <w:color w:val="464646"/>
+          <w:sz w:val="20"/>
         </w:rPr>
-        <w:t>― 臨床ガイドライン（ASE / EACVI / JSE）準拠・生理検査レポート自動化仕様書 ―</w:t>
+        <w:t>― 臨床ガイドライン（ASE 2025新基準 / EACVI / JSE）準拠・LARS対応 レポート自動化仕様書 ―</w:t>
       </w:r>
     </w:p>
     <w:p>
       <w:pPr>
-        <w:spacing w:before="80" w:after="160"/>
+        <w:spacing w:before="60" w:after="120"/>
       </w:pPr>
       <w:r>
         <w:rPr>
           <w:rFonts w:ascii="Meiryo" w:hAnsi="Meiryo"/>
           <w:color w:val="14283C"/>
-          <w:sz w:val="19"/>
+          <w:sz w:val="18"/>
         </w:rPr>
         <w:t>【概要と目的】</w:t>
         <w:br/>
-        <w:t>超音波診断装置で計測した数値をDICOM SR（Structured Report: 構造化レポート）としてレポートシステム・電子カルテへ自動連携することにより、① 転記ミスの完全防止、② 検査時間の短縮、③ 拡張能・弁膜症ガイドライン判定や体表面積（BSA）補正（LAVI, LVMI等）の自動演算を実現します。</w:t>
+        <w:t>超音波診断装置で計測した数値をDICOM SR（Structured Report: 構造化レポート）としてレポートシステム・電子カルテへ自動連携することにより、① 転記ミスの完全撲滅、② 検査時間の短縮、③ 最新ASE 2025拡張能アルゴリズム（LARS・E/e'等）や弁膜症重症度、BSA体表面積補正（LAVI, LVMI, SVi等）の完全自動判定を実現します。</w:t>
       </w:r>
     </w:p>
     <w:p>
       <w:pPr>
-        <w:spacing w:before="240" w:after="80"/>
+        <w:spacing w:before="200" w:after="60"/>
       </w:pPr>
       <w:r>
         <w:rPr>
           <w:rFonts w:ascii="Meiryo" w:hAnsi="Meiryo"/>
           <w:b/>
           <w:color w:val="005AA0"/>
-          <w:sz w:val="25"/>
+          <w:sz w:val="23"/>
         </w:rPr>
         <w:t>1. 🫀 左室形態・収縮能（最優先ルーチン計測項目）</w:t>
       </w:r>
@@ -74,11 +74,11 @@
         </w:tblBorders>
       </w:tblPr>
       <w:tblGrid>
-        <w:gridCol w:w="2102"/>
-        <w:gridCol w:w="2102"/>
-        <w:gridCol w:w="2102"/>
-        <w:gridCol w:w="2102"/>
-        <w:gridCol w:w="2102"/>
+        <w:gridCol w:w="2160"/>
+        <w:gridCol w:w="2160"/>
+        <w:gridCol w:w="2160"/>
+        <w:gridCol w:w="2160"/>
+        <w:gridCol w:w="2160"/>
       </w:tblGrid>
       <w:tr>
         <w:tc>
@@ -86,10 +86,10 @@
             <w:tcW w:type="dxa" w:w="1728"/>
             <w:shd w:fill="005691"/>
             <w:tcMar>
-              <w:top w:w="120" w:type="dxa"/>
-              <w:bottom w:w="120" w:type="dxa"/>
-              <w:left w:w="100" w:type="dxa"/>
-              <w:right w:w="100" w:type="dxa"/>
+              <w:top w:w="100" w:type="dxa"/>
+              <w:bottom w:w="100" w:type="dxa"/>
+              <w:left w:w="80" w:type="dxa"/>
+              <w:right w:w="80" w:type="dxa"/>
             </w:tcMar>
           </w:tcPr>
           <w:p>
@@ -101,7 +101,7 @@
                 <w:rFonts w:ascii="Meiryo" w:hAnsi="Meiryo"/>
                 <w:b/>
                 <w:color w:val="FFFFFF"/>
-                <w:sz w:val="19"/>
+                <w:sz w:val="18"/>
               </w:rPr>
               <w:t>大分類</w:t>
             </w:r>
@@ -112,10 +112,10 @@
             <w:tcW w:type="dxa" w:w="2304"/>
             <w:shd w:fill="005691"/>
             <w:tcMar>
-              <w:top w:w="120" w:type="dxa"/>
-              <w:bottom w:w="120" w:type="dxa"/>
-              <w:left w:w="100" w:type="dxa"/>
-              <w:right w:w="100" w:type="dxa"/>
+              <w:top w:w="100" w:type="dxa"/>
+              <w:bottom w:w="100" w:type="dxa"/>
+              <w:left w:w="80" w:type="dxa"/>
+              <w:right w:w="80" w:type="dxa"/>
             </w:tcMar>
           </w:tcPr>
           <w:p>
@@ -127,7 +127,7 @@
                 <w:rFonts w:ascii="Meiryo" w:hAnsi="Meiryo"/>
                 <w:b/>
                 <w:color w:val="FFFFFF"/>
-                <w:sz w:val="19"/>
+                <w:sz w:val="18"/>
               </w:rPr>
               <w:t>SR連携推奨項目</w:t>
             </w:r>
@@ -138,10 +138,10 @@
             <w:tcW w:type="dxa" w:w="2304"/>
             <w:shd w:fill="005691"/>
             <w:tcMar>
-              <w:top w:w="120" w:type="dxa"/>
-              <w:bottom w:w="120" w:type="dxa"/>
-              <w:left w:w="100" w:type="dxa"/>
-              <w:right w:w="100" w:type="dxa"/>
+              <w:top w:w="100" w:type="dxa"/>
+              <w:bottom w:w="100" w:type="dxa"/>
+              <w:left w:w="80" w:type="dxa"/>
+              <w:right w:w="80" w:type="dxa"/>
             </w:tcMar>
           </w:tcPr>
           <w:p>
@@ -153,7 +153,7 @@
                 <w:rFonts w:ascii="Meiryo" w:hAnsi="Meiryo"/>
                 <w:b/>
                 <w:color w:val="FFFFFF"/>
-                <w:sz w:val="19"/>
+                <w:sz w:val="18"/>
               </w:rPr>
               <w:t>英語表記 / DICOMタグ</w:t>
             </w:r>
@@ -164,10 +164,10 @@
             <w:tcW w:type="dxa" w:w="1152"/>
             <w:shd w:fill="005691"/>
             <w:tcMar>
-              <w:top w:w="120" w:type="dxa"/>
-              <w:bottom w:w="120" w:type="dxa"/>
-              <w:left w:w="100" w:type="dxa"/>
-              <w:right w:w="100" w:type="dxa"/>
+              <w:top w:w="100" w:type="dxa"/>
+              <w:bottom w:w="100" w:type="dxa"/>
+              <w:left w:w="80" w:type="dxa"/>
+              <w:right w:w="80" w:type="dxa"/>
             </w:tcMar>
           </w:tcPr>
           <w:p>
@@ -179,7 +179,7 @@
                 <w:rFonts w:ascii="Meiryo" w:hAnsi="Meiryo"/>
                 <w:b/>
                 <w:color w:val="FFFFFF"/>
-                <w:sz w:val="19"/>
+                <w:sz w:val="18"/>
               </w:rPr>
               <w:t>単位</w:t>
             </w:r>
@@ -190,10 +190,10 @@
             <w:tcW w:type="dxa" w:w="3312"/>
             <w:shd w:fill="005691"/>
             <w:tcMar>
-              <w:top w:w="120" w:type="dxa"/>
-              <w:bottom w:w="120" w:type="dxa"/>
-              <w:left w:w="100" w:type="dxa"/>
-              <w:right w:w="100" w:type="dxa"/>
+              <w:top w:w="100" w:type="dxa"/>
+              <w:bottom w:w="100" w:type="dxa"/>
+              <w:left w:w="80" w:type="dxa"/>
+              <w:right w:w="80" w:type="dxa"/>
             </w:tcMar>
           </w:tcPr>
           <w:p>
@@ -205,7 +205,7 @@
                 <w:rFonts w:ascii="Meiryo" w:hAnsi="Meiryo"/>
                 <w:b/>
                 <w:color w:val="FFFFFF"/>
-                <w:sz w:val="19"/>
+                <w:sz w:val="18"/>
               </w:rPr>
               <w:t>臨床的意義・システム自動演算</w:t>
             </w:r>
@@ -218,10 +218,10 @@
             <w:tcW w:type="dxa" w:w="1728"/>
             <w:shd w:fill="FFFFFF"/>
             <w:tcMar>
-              <w:top w:w="80" w:type="dxa"/>
-              <w:bottom w:w="80" w:type="dxa"/>
-              <w:left w:w="100" w:type="dxa"/>
-              <w:right w:w="100" w:type="dxa"/>
+              <w:top w:w="60" w:type="dxa"/>
+              <w:bottom w:w="60" w:type="dxa"/>
+              <w:left w:w="80" w:type="dxa"/>
+              <w:right w:w="80" w:type="dxa"/>
             </w:tcMar>
           </w:tcPr>
           <w:p>
@@ -232,7 +232,7 @@
               <w:rPr>
                 <w:rFonts w:ascii="Meiryo" w:hAnsi="Meiryo"/>
                 <w:color w:val="282828"/>
-                <w:sz w:val="18"/>
+                <w:sz w:val="17"/>
               </w:rPr>
               <w:t>Mモード / 2D</w:t>
             </w:r>
@@ -243,10 +243,10 @@
             <w:tcW w:type="dxa" w:w="2304"/>
             <w:shd w:fill="FFFFFF"/>
             <w:tcMar>
-              <w:top w:w="80" w:type="dxa"/>
-              <w:bottom w:w="80" w:type="dxa"/>
-              <w:left w:w="100" w:type="dxa"/>
-              <w:right w:w="100" w:type="dxa"/>
+              <w:top w:w="60" w:type="dxa"/>
+              <w:bottom w:w="60" w:type="dxa"/>
+              <w:left w:w="80" w:type="dxa"/>
+              <w:right w:w="80" w:type="dxa"/>
             </w:tcMar>
           </w:tcPr>
           <w:p>
@@ -257,7 +257,7 @@
               <w:rPr>
                 <w:rFonts w:ascii="Meiryo" w:hAnsi="Meiryo"/>
                 <w:color w:val="282828"/>
-                <w:sz w:val="18"/>
+                <w:sz w:val="17"/>
               </w:rPr>
               <w:t>左室拡張末期径</w:t>
             </w:r>
@@ -268,10 +268,10 @@
             <w:tcW w:type="dxa" w:w="2304"/>
             <w:shd w:fill="FFFFFF"/>
             <w:tcMar>
-              <w:top w:w="80" w:type="dxa"/>
-              <w:bottom w:w="80" w:type="dxa"/>
-              <w:left w:w="100" w:type="dxa"/>
-              <w:right w:w="100" w:type="dxa"/>
+              <w:top w:w="60" w:type="dxa"/>
+              <w:bottom w:w="60" w:type="dxa"/>
+              <w:left w:w="80" w:type="dxa"/>
+              <w:right w:w="80" w:type="dxa"/>
             </w:tcMar>
           </w:tcPr>
           <w:p>
@@ -282,7 +282,7 @@
               <w:rPr>
                 <w:rFonts w:ascii="Meiryo" w:hAnsi="Meiryo"/>
                 <w:color w:val="282828"/>
-                <w:sz w:val="18"/>
+                <w:sz w:val="17"/>
               </w:rPr>
               <w:t>LVDd (LVEDD)</w:t>
             </w:r>
@@ -293,10 +293,10 @@
             <w:tcW w:type="dxa" w:w="1152"/>
             <w:shd w:fill="FFFFFF"/>
             <w:tcMar>
-              <w:top w:w="80" w:type="dxa"/>
-              <w:bottom w:w="80" w:type="dxa"/>
-              <w:left w:w="100" w:type="dxa"/>
-              <w:right w:w="100" w:type="dxa"/>
+              <w:top w:w="60" w:type="dxa"/>
+              <w:bottom w:w="60" w:type="dxa"/>
+              <w:left w:w="80" w:type="dxa"/>
+              <w:right w:w="80" w:type="dxa"/>
             </w:tcMar>
           </w:tcPr>
           <w:p>
@@ -307,7 +307,7 @@
               <w:rPr>
                 <w:rFonts w:ascii="Meiryo" w:hAnsi="Meiryo"/>
                 <w:color w:val="282828"/>
-                <w:sz w:val="18"/>
+                <w:sz w:val="17"/>
               </w:rPr>
               <w:t>mm</w:t>
             </w:r>
@@ -318,10 +318,10 @@
             <w:tcW w:type="dxa" w:w="3312"/>
             <w:shd w:fill="FFFFFF"/>
             <w:tcMar>
-              <w:top w:w="80" w:type="dxa"/>
-              <w:bottom w:w="80" w:type="dxa"/>
-              <w:left w:w="100" w:type="dxa"/>
-              <w:right w:w="100" w:type="dxa"/>
+              <w:top w:w="60" w:type="dxa"/>
+              <w:bottom w:w="60" w:type="dxa"/>
+              <w:left w:w="80" w:type="dxa"/>
+              <w:right w:w="80" w:type="dxa"/>
             </w:tcMar>
           </w:tcPr>
           <w:p>
@@ -332,7 +332,7 @@
               <w:rPr>
                 <w:rFonts w:ascii="Meiryo" w:hAnsi="Meiryo"/>
                 <w:color w:val="282828"/>
-                <w:sz w:val="18"/>
+                <w:sz w:val="17"/>
               </w:rPr>
               <w:t>左室拡大の評価・BSA補正値算出</w:t>
             </w:r>
@@ -345,10 +345,10 @@
             <w:tcW w:type="dxa" w:w="1728"/>
             <w:shd w:fill="F4F8FA"/>
             <w:tcMar>
-              <w:top w:w="80" w:type="dxa"/>
-              <w:bottom w:w="80" w:type="dxa"/>
-              <w:left w:w="100" w:type="dxa"/>
-              <w:right w:w="100" w:type="dxa"/>
+              <w:top w:w="60" w:type="dxa"/>
+              <w:bottom w:w="60" w:type="dxa"/>
+              <w:left w:w="80" w:type="dxa"/>
+              <w:right w:w="80" w:type="dxa"/>
             </w:tcMar>
           </w:tcPr>
           <w:p>
@@ -359,7 +359,7 @@
               <w:rPr>
                 <w:rFonts w:ascii="Meiryo" w:hAnsi="Meiryo"/>
                 <w:color w:val="282828"/>
-                <w:sz w:val="18"/>
+                <w:sz w:val="17"/>
               </w:rPr>
               <w:t>Mモード / 2D</w:t>
             </w:r>
@@ -370,10 +370,10 @@
             <w:tcW w:type="dxa" w:w="2304"/>
             <w:shd w:fill="F4F8FA"/>
             <w:tcMar>
-              <w:top w:w="80" w:type="dxa"/>
-              <w:bottom w:w="80" w:type="dxa"/>
-              <w:left w:w="100" w:type="dxa"/>
-              <w:right w:w="100" w:type="dxa"/>
+              <w:top w:w="60" w:type="dxa"/>
+              <w:bottom w:w="60" w:type="dxa"/>
+              <w:left w:w="80" w:type="dxa"/>
+              <w:right w:w="80" w:type="dxa"/>
             </w:tcMar>
           </w:tcPr>
           <w:p>
@@ -384,7 +384,7 @@
               <w:rPr>
                 <w:rFonts w:ascii="Meiryo" w:hAnsi="Meiryo"/>
                 <w:color w:val="282828"/>
-                <w:sz w:val="18"/>
+                <w:sz w:val="17"/>
               </w:rPr>
               <w:t>左室収縮末期径</w:t>
             </w:r>
@@ -395,10 +395,10 @@
             <w:tcW w:type="dxa" w:w="2304"/>
             <w:shd w:fill="F4F8FA"/>
             <w:tcMar>
-              <w:top w:w="80" w:type="dxa"/>
-              <w:bottom w:w="80" w:type="dxa"/>
-              <w:left w:w="100" w:type="dxa"/>
-              <w:right w:w="100" w:type="dxa"/>
+              <w:top w:w="60" w:type="dxa"/>
+              <w:bottom w:w="60" w:type="dxa"/>
+              <w:left w:w="80" w:type="dxa"/>
+              <w:right w:w="80" w:type="dxa"/>
             </w:tcMar>
           </w:tcPr>
           <w:p>
@@ -409,7 +409,7 @@
               <w:rPr>
                 <w:rFonts w:ascii="Meiryo" w:hAnsi="Meiryo"/>
                 <w:color w:val="282828"/>
-                <w:sz w:val="18"/>
+                <w:sz w:val="17"/>
               </w:rPr>
               <w:t>LVDs (LVESD)</w:t>
             </w:r>
@@ -420,10 +420,10 @@
             <w:tcW w:type="dxa" w:w="1152"/>
             <w:shd w:fill="F4F8FA"/>
             <w:tcMar>
-              <w:top w:w="80" w:type="dxa"/>
-              <w:bottom w:w="80" w:type="dxa"/>
-              <w:left w:w="100" w:type="dxa"/>
-              <w:right w:w="100" w:type="dxa"/>
+              <w:top w:w="60" w:type="dxa"/>
+              <w:bottom w:w="60" w:type="dxa"/>
+              <w:left w:w="80" w:type="dxa"/>
+              <w:right w:w="80" w:type="dxa"/>
             </w:tcMar>
           </w:tcPr>
           <w:p>
@@ -434,7 +434,7 @@
               <w:rPr>
                 <w:rFonts w:ascii="Meiryo" w:hAnsi="Meiryo"/>
                 <w:color w:val="282828"/>
-                <w:sz w:val="18"/>
+                <w:sz w:val="17"/>
               </w:rPr>
               <w:t>mm</w:t>
             </w:r>
@@ -445,10 +445,10 @@
             <w:tcW w:type="dxa" w:w="3312"/>
             <w:shd w:fill="F4F8FA"/>
             <w:tcMar>
-              <w:top w:w="80" w:type="dxa"/>
-              <w:bottom w:w="80" w:type="dxa"/>
-              <w:left w:w="100" w:type="dxa"/>
-              <w:right w:w="100" w:type="dxa"/>
+              <w:top w:w="60" w:type="dxa"/>
+              <w:bottom w:w="60" w:type="dxa"/>
+              <w:left w:w="80" w:type="dxa"/>
+              <w:right w:w="80" w:type="dxa"/>
             </w:tcMar>
           </w:tcPr>
           <w:p>
@@ -459,7 +459,7 @@
               <w:rPr>
                 <w:rFonts w:ascii="Meiryo" w:hAnsi="Meiryo"/>
                 <w:color w:val="282828"/>
-                <w:sz w:val="18"/>
+                <w:sz w:val="17"/>
               </w:rPr>
               <w:t>左室収縮末期容積・リモデリング評価</w:t>
             </w:r>
@@ -472,10 +472,10 @@
             <w:tcW w:type="dxa" w:w="1728"/>
             <w:shd w:fill="FFFFFF"/>
             <w:tcMar>
-              <w:top w:w="80" w:type="dxa"/>
-              <w:bottom w:w="80" w:type="dxa"/>
-              <w:left w:w="100" w:type="dxa"/>
-              <w:right w:w="100" w:type="dxa"/>
+              <w:top w:w="60" w:type="dxa"/>
+              <w:bottom w:w="60" w:type="dxa"/>
+              <w:left w:w="80" w:type="dxa"/>
+              <w:right w:w="80" w:type="dxa"/>
             </w:tcMar>
           </w:tcPr>
           <w:p>
@@ -486,7 +486,7 @@
               <w:rPr>
                 <w:rFonts w:ascii="Meiryo" w:hAnsi="Meiryo"/>
                 <w:color w:val="282828"/>
-                <w:sz w:val="18"/>
+                <w:sz w:val="17"/>
               </w:rPr>
               <w:t>Mモード / 2D</w:t>
             </w:r>
@@ -497,10 +497,10 @@
             <w:tcW w:type="dxa" w:w="2304"/>
             <w:shd w:fill="FFFFFF"/>
             <w:tcMar>
-              <w:top w:w="80" w:type="dxa"/>
-              <w:bottom w:w="80" w:type="dxa"/>
-              <w:left w:w="100" w:type="dxa"/>
-              <w:right w:w="100" w:type="dxa"/>
+              <w:top w:w="60" w:type="dxa"/>
+              <w:bottom w:w="60" w:type="dxa"/>
+              <w:left w:w="80" w:type="dxa"/>
+              <w:right w:w="80" w:type="dxa"/>
             </w:tcMar>
           </w:tcPr>
           <w:p>
@@ -511,7 +511,7 @@
               <w:rPr>
                 <w:rFonts w:ascii="Meiryo" w:hAnsi="Meiryo"/>
                 <w:color w:val="282828"/>
-                <w:sz w:val="18"/>
+                <w:sz w:val="17"/>
               </w:rPr>
               <w:t>心室中隔壁厚</w:t>
             </w:r>
@@ -522,10 +522,10 @@
             <w:tcW w:type="dxa" w:w="2304"/>
             <w:shd w:fill="FFFFFF"/>
             <w:tcMar>
-              <w:top w:w="80" w:type="dxa"/>
-              <w:bottom w:w="80" w:type="dxa"/>
-              <w:left w:w="100" w:type="dxa"/>
-              <w:right w:w="100" w:type="dxa"/>
+              <w:top w:w="60" w:type="dxa"/>
+              <w:bottom w:w="60" w:type="dxa"/>
+              <w:left w:w="80" w:type="dxa"/>
+              <w:right w:w="80" w:type="dxa"/>
             </w:tcMar>
           </w:tcPr>
           <w:p>
@@ -536,7 +536,7 @@
               <w:rPr>
                 <w:rFonts w:ascii="Meiryo" w:hAnsi="Meiryo"/>
                 <w:color w:val="282828"/>
-                <w:sz w:val="18"/>
+                <w:sz w:val="17"/>
               </w:rPr>
               <w:t>IVSTd (IVSd)</w:t>
             </w:r>
@@ -547,10 +547,10 @@
             <w:tcW w:type="dxa" w:w="1152"/>
             <w:shd w:fill="FFFFFF"/>
             <w:tcMar>
-              <w:top w:w="80" w:type="dxa"/>
-              <w:bottom w:w="80" w:type="dxa"/>
-              <w:left w:w="100" w:type="dxa"/>
-              <w:right w:w="100" w:type="dxa"/>
+              <w:top w:w="60" w:type="dxa"/>
+              <w:bottom w:w="60" w:type="dxa"/>
+              <w:left w:w="80" w:type="dxa"/>
+              <w:right w:w="80" w:type="dxa"/>
             </w:tcMar>
           </w:tcPr>
           <w:p>
@@ -561,7 +561,7 @@
               <w:rPr>
                 <w:rFonts w:ascii="Meiryo" w:hAnsi="Meiryo"/>
                 <w:color w:val="282828"/>
-                <w:sz w:val="18"/>
+                <w:sz w:val="17"/>
               </w:rPr>
               <w:t>mm</w:t>
             </w:r>
@@ -572,10 +572,10 @@
             <w:tcW w:type="dxa" w:w="3312"/>
             <w:shd w:fill="FFFFFF"/>
             <w:tcMar>
-              <w:top w:w="80" w:type="dxa"/>
-              <w:bottom w:w="80" w:type="dxa"/>
-              <w:left w:w="100" w:type="dxa"/>
-              <w:right w:w="100" w:type="dxa"/>
+              <w:top w:w="60" w:type="dxa"/>
+              <w:bottom w:w="60" w:type="dxa"/>
+              <w:left w:w="80" w:type="dxa"/>
+              <w:right w:w="80" w:type="dxa"/>
             </w:tcMar>
           </w:tcPr>
           <w:p>
@@ -586,7 +586,7 @@
               <w:rPr>
                 <w:rFonts w:ascii="Meiryo" w:hAnsi="Meiryo"/>
                 <w:color w:val="282828"/>
-                <w:sz w:val="18"/>
+                <w:sz w:val="17"/>
               </w:rPr>
               <w:t>壁肥厚・肥大型心筋症 (HCM) 判定</w:t>
             </w:r>
@@ -599,10 +599,10 @@
             <w:tcW w:type="dxa" w:w="1728"/>
             <w:shd w:fill="F4F8FA"/>
             <w:tcMar>
-              <w:top w:w="80" w:type="dxa"/>
-              <w:bottom w:w="80" w:type="dxa"/>
-              <w:left w:w="100" w:type="dxa"/>
-              <w:right w:w="100" w:type="dxa"/>
+              <w:top w:w="60" w:type="dxa"/>
+              <w:bottom w:w="60" w:type="dxa"/>
+              <w:left w:w="80" w:type="dxa"/>
+              <w:right w:w="80" w:type="dxa"/>
             </w:tcMar>
           </w:tcPr>
           <w:p>
@@ -613,7 +613,7 @@
               <w:rPr>
                 <w:rFonts w:ascii="Meiryo" w:hAnsi="Meiryo"/>
                 <w:color w:val="282828"/>
-                <w:sz w:val="18"/>
+                <w:sz w:val="17"/>
               </w:rPr>
               <w:t>Mモード / 2D</w:t>
             </w:r>
@@ -624,10 +624,10 @@
             <w:tcW w:type="dxa" w:w="2304"/>
             <w:shd w:fill="F4F8FA"/>
             <w:tcMar>
-              <w:top w:w="80" w:type="dxa"/>
-              <w:bottom w:w="80" w:type="dxa"/>
-              <w:left w:w="100" w:type="dxa"/>
-              <w:right w:w="100" w:type="dxa"/>
+              <w:top w:w="60" w:type="dxa"/>
+              <w:bottom w:w="60" w:type="dxa"/>
+              <w:left w:w="80" w:type="dxa"/>
+              <w:right w:w="80" w:type="dxa"/>
             </w:tcMar>
           </w:tcPr>
           <w:p>
@@ -638,7 +638,7 @@
               <w:rPr>
                 <w:rFonts w:ascii="Meiryo" w:hAnsi="Meiryo"/>
                 <w:color w:val="282828"/>
-                <w:sz w:val="18"/>
+                <w:sz w:val="17"/>
               </w:rPr>
               <w:t>左室後壁厚</w:t>
             </w:r>
@@ -649,10 +649,10 @@
             <w:tcW w:type="dxa" w:w="2304"/>
             <w:shd w:fill="F4F8FA"/>
             <w:tcMar>
-              <w:top w:w="80" w:type="dxa"/>
-              <w:bottom w:w="80" w:type="dxa"/>
-              <w:left w:w="100" w:type="dxa"/>
-              <w:right w:w="100" w:type="dxa"/>
+              <w:top w:w="60" w:type="dxa"/>
+              <w:bottom w:w="60" w:type="dxa"/>
+              <w:left w:w="80" w:type="dxa"/>
+              <w:right w:w="80" w:type="dxa"/>
             </w:tcMar>
           </w:tcPr>
           <w:p>
@@ -663,7 +663,7 @@
               <w:rPr>
                 <w:rFonts w:ascii="Meiryo" w:hAnsi="Meiryo"/>
                 <w:color w:val="282828"/>
-                <w:sz w:val="18"/>
+                <w:sz w:val="17"/>
               </w:rPr>
               <w:t>PWTd (LVPWd)</w:t>
             </w:r>
@@ -674,10 +674,10 @@
             <w:tcW w:type="dxa" w:w="1152"/>
             <w:shd w:fill="F4F8FA"/>
             <w:tcMar>
-              <w:top w:w="80" w:type="dxa"/>
-              <w:bottom w:w="80" w:type="dxa"/>
-              <w:left w:w="100" w:type="dxa"/>
-              <w:right w:w="100" w:type="dxa"/>
+              <w:top w:w="60" w:type="dxa"/>
+              <w:bottom w:w="60" w:type="dxa"/>
+              <w:left w:w="80" w:type="dxa"/>
+              <w:right w:w="80" w:type="dxa"/>
             </w:tcMar>
           </w:tcPr>
           <w:p>
@@ -688,7 +688,7 @@
               <w:rPr>
                 <w:rFonts w:ascii="Meiryo" w:hAnsi="Meiryo"/>
                 <w:color w:val="282828"/>
-                <w:sz w:val="18"/>
+                <w:sz w:val="17"/>
               </w:rPr>
               <w:t>mm</w:t>
             </w:r>
@@ -699,10 +699,10 @@
             <w:tcW w:type="dxa" w:w="3312"/>
             <w:shd w:fill="F4F8FA"/>
             <w:tcMar>
-              <w:top w:w="80" w:type="dxa"/>
-              <w:bottom w:w="80" w:type="dxa"/>
-              <w:left w:w="100" w:type="dxa"/>
-              <w:right w:w="100" w:type="dxa"/>
+              <w:top w:w="60" w:type="dxa"/>
+              <w:bottom w:w="60" w:type="dxa"/>
+              <w:left w:w="80" w:type="dxa"/>
+              <w:right w:w="80" w:type="dxa"/>
             </w:tcMar>
           </w:tcPr>
           <w:p>
@@ -713,7 +713,7 @@
               <w:rPr>
                 <w:rFonts w:ascii="Meiryo" w:hAnsi="Meiryo"/>
                 <w:color w:val="282828"/>
-                <w:sz w:val="18"/>
+                <w:sz w:val="17"/>
               </w:rPr>
               <w:t>求心性肥大の評価</w:t>
             </w:r>
@@ -726,10 +726,10 @@
             <w:tcW w:type="dxa" w:w="1728"/>
             <w:shd w:fill="FFFFFF"/>
             <w:tcMar>
-              <w:top w:w="80" w:type="dxa"/>
-              <w:bottom w:w="80" w:type="dxa"/>
-              <w:left w:w="100" w:type="dxa"/>
-              <w:right w:w="100" w:type="dxa"/>
+              <w:top w:w="60" w:type="dxa"/>
+              <w:bottom w:w="60" w:type="dxa"/>
+              <w:left w:w="80" w:type="dxa"/>
+              <w:right w:w="80" w:type="dxa"/>
             </w:tcMar>
           </w:tcPr>
           <w:p>
@@ -740,7 +740,7 @@
               <w:rPr>
                 <w:rFonts w:ascii="Meiryo" w:hAnsi="Meiryo"/>
                 <w:color w:val="282828"/>
-                <w:sz w:val="18"/>
+                <w:sz w:val="17"/>
               </w:rPr>
               <w:t>自動演算</w:t>
             </w:r>
@@ -751,10 +751,10 @@
             <w:tcW w:type="dxa" w:w="2304"/>
             <w:shd w:fill="FFFFFF"/>
             <w:tcMar>
-              <w:top w:w="80" w:type="dxa"/>
-              <w:bottom w:w="80" w:type="dxa"/>
-              <w:left w:w="100" w:type="dxa"/>
-              <w:right w:w="100" w:type="dxa"/>
+              <w:top w:w="60" w:type="dxa"/>
+              <w:bottom w:w="60" w:type="dxa"/>
+              <w:left w:w="80" w:type="dxa"/>
+              <w:right w:w="80" w:type="dxa"/>
             </w:tcMar>
           </w:tcPr>
           <w:p>
@@ -765,7 +765,7 @@
               <w:rPr>
                 <w:rFonts w:ascii="Meiryo" w:hAnsi="Meiryo"/>
                 <w:color w:val="282828"/>
-                <w:sz w:val="18"/>
+                <w:sz w:val="17"/>
               </w:rPr>
               <w:t>左室心筋重量係数</w:t>
             </w:r>
@@ -776,10 +776,10 @@
             <w:tcW w:type="dxa" w:w="2304"/>
             <w:shd w:fill="FFFFFF"/>
             <w:tcMar>
-              <w:top w:w="80" w:type="dxa"/>
-              <w:bottom w:w="80" w:type="dxa"/>
-              <w:left w:w="100" w:type="dxa"/>
-              <w:right w:w="100" w:type="dxa"/>
+              <w:top w:w="60" w:type="dxa"/>
+              <w:bottom w:w="60" w:type="dxa"/>
+              <w:left w:w="80" w:type="dxa"/>
+              <w:right w:w="80" w:type="dxa"/>
             </w:tcMar>
           </w:tcPr>
           <w:p>
@@ -790,7 +790,7 @@
               <w:rPr>
                 <w:rFonts w:ascii="Meiryo" w:hAnsi="Meiryo"/>
                 <w:color w:val="282828"/>
-                <w:sz w:val="18"/>
+                <w:sz w:val="17"/>
               </w:rPr>
               <w:t>LVMI (LV Mass Index)</w:t>
             </w:r>
@@ -801,10 +801,10 @@
             <w:tcW w:type="dxa" w:w="1152"/>
             <w:shd w:fill="FFFFFF"/>
             <w:tcMar>
-              <w:top w:w="80" w:type="dxa"/>
-              <w:bottom w:w="80" w:type="dxa"/>
-              <w:left w:w="100" w:type="dxa"/>
-              <w:right w:w="100" w:type="dxa"/>
+              <w:top w:w="60" w:type="dxa"/>
+              <w:bottom w:w="60" w:type="dxa"/>
+              <w:left w:w="80" w:type="dxa"/>
+              <w:right w:w="80" w:type="dxa"/>
             </w:tcMar>
           </w:tcPr>
           <w:p>
@@ -815,7 +815,7 @@
               <w:rPr>
                 <w:rFonts w:ascii="Meiryo" w:hAnsi="Meiryo"/>
                 <w:color w:val="282828"/>
-                <w:sz w:val="18"/>
+                <w:sz w:val="17"/>
               </w:rPr>
               <w:t>g/m²</w:t>
             </w:r>
@@ -826,10 +826,10 @@
             <w:tcW w:type="dxa" w:w="3312"/>
             <w:shd w:fill="FFFFFF"/>
             <w:tcMar>
-              <w:top w:w="80" w:type="dxa"/>
-              <w:bottom w:w="80" w:type="dxa"/>
-              <w:left w:w="100" w:type="dxa"/>
-              <w:right w:w="100" w:type="dxa"/>
+              <w:top w:w="60" w:type="dxa"/>
+              <w:bottom w:w="60" w:type="dxa"/>
+              <w:left w:w="80" w:type="dxa"/>
+              <w:right w:w="80" w:type="dxa"/>
             </w:tcMar>
           </w:tcPr>
           <w:p>
@@ -840,7 +840,7 @@
               <w:rPr>
                 <w:rFonts w:ascii="Meiryo" w:hAnsi="Meiryo"/>
                 <w:color w:val="282828"/>
-                <w:sz w:val="18"/>
+                <w:sz w:val="17"/>
               </w:rPr>
               <w:t>左室肥大 (LVH) 確定診断 (男&gt;115, 女&gt;95)</w:t>
             </w:r>
@@ -853,10 +853,10 @@
             <w:tcW w:type="dxa" w:w="1728"/>
             <w:shd w:fill="F4F8FA"/>
             <w:tcMar>
-              <w:top w:w="80" w:type="dxa"/>
-              <w:bottom w:w="80" w:type="dxa"/>
-              <w:left w:w="100" w:type="dxa"/>
-              <w:right w:w="100" w:type="dxa"/>
+              <w:top w:w="60" w:type="dxa"/>
+              <w:bottom w:w="60" w:type="dxa"/>
+              <w:left w:w="80" w:type="dxa"/>
+              <w:right w:w="80" w:type="dxa"/>
             </w:tcMar>
           </w:tcPr>
           <w:p>
@@ -867,7 +867,7 @@
               <w:rPr>
                 <w:rFonts w:ascii="Meiryo" w:hAnsi="Meiryo"/>
                 <w:color w:val="282828"/>
-                <w:sz w:val="18"/>
+                <w:sz w:val="17"/>
               </w:rPr>
               <w:t>自動演算</w:t>
             </w:r>
@@ -878,10 +878,10 @@
             <w:tcW w:type="dxa" w:w="2304"/>
             <w:shd w:fill="F4F8FA"/>
             <w:tcMar>
-              <w:top w:w="80" w:type="dxa"/>
-              <w:bottom w:w="80" w:type="dxa"/>
-              <w:left w:w="100" w:type="dxa"/>
-              <w:right w:w="100" w:type="dxa"/>
+              <w:top w:w="60" w:type="dxa"/>
+              <w:bottom w:w="60" w:type="dxa"/>
+              <w:left w:w="80" w:type="dxa"/>
+              <w:right w:w="80" w:type="dxa"/>
             </w:tcMar>
           </w:tcPr>
           <w:p>
@@ -892,7 +892,7 @@
               <w:rPr>
                 <w:rFonts w:ascii="Meiryo" w:hAnsi="Meiryo"/>
                 <w:color w:val="282828"/>
-                <w:sz w:val="18"/>
+                <w:sz w:val="17"/>
               </w:rPr>
               <w:t>相対的壁厚</w:t>
             </w:r>
@@ -903,10 +903,10 @@
             <w:tcW w:type="dxa" w:w="2304"/>
             <w:shd w:fill="F4F8FA"/>
             <w:tcMar>
-              <w:top w:w="80" w:type="dxa"/>
-              <w:bottom w:w="80" w:type="dxa"/>
-              <w:left w:w="100" w:type="dxa"/>
-              <w:right w:w="100" w:type="dxa"/>
+              <w:top w:w="60" w:type="dxa"/>
+              <w:bottom w:w="60" w:type="dxa"/>
+              <w:left w:w="80" w:type="dxa"/>
+              <w:right w:w="80" w:type="dxa"/>
             </w:tcMar>
           </w:tcPr>
           <w:p>
@@ -917,7 +917,7 @@
               <w:rPr>
                 <w:rFonts w:ascii="Meiryo" w:hAnsi="Meiryo"/>
                 <w:color w:val="282828"/>
-                <w:sz w:val="18"/>
+                <w:sz w:val="17"/>
               </w:rPr>
               <w:t>RWT (2×PWTd/LVDd)</w:t>
             </w:r>
@@ -928,10 +928,10 @@
             <w:tcW w:type="dxa" w:w="1152"/>
             <w:shd w:fill="F4F8FA"/>
             <w:tcMar>
-              <w:top w:w="80" w:type="dxa"/>
-              <w:bottom w:w="80" w:type="dxa"/>
-              <w:left w:w="100" w:type="dxa"/>
-              <w:right w:w="100" w:type="dxa"/>
+              <w:top w:w="60" w:type="dxa"/>
+              <w:bottom w:w="60" w:type="dxa"/>
+              <w:left w:w="80" w:type="dxa"/>
+              <w:right w:w="80" w:type="dxa"/>
             </w:tcMar>
           </w:tcPr>
           <w:p>
@@ -942,7 +942,7 @@
               <w:rPr>
                 <w:rFonts w:ascii="Meiryo" w:hAnsi="Meiryo"/>
                 <w:color w:val="282828"/>
-                <w:sz w:val="18"/>
+                <w:sz w:val="17"/>
               </w:rPr>
               <w:t>-</w:t>
             </w:r>
@@ -953,10 +953,10 @@
             <w:tcW w:type="dxa" w:w="3312"/>
             <w:shd w:fill="F4F8FA"/>
             <w:tcMar>
-              <w:top w:w="80" w:type="dxa"/>
-              <w:bottom w:w="80" w:type="dxa"/>
-              <w:left w:w="100" w:type="dxa"/>
-              <w:right w:w="100" w:type="dxa"/>
+              <w:top w:w="60" w:type="dxa"/>
+              <w:bottom w:w="60" w:type="dxa"/>
+              <w:left w:w="80" w:type="dxa"/>
+              <w:right w:w="80" w:type="dxa"/>
             </w:tcMar>
           </w:tcPr>
           <w:p>
@@ -967,9 +967,9 @@
               <w:rPr>
                 <w:rFonts w:ascii="Meiryo" w:hAnsi="Meiryo"/>
                 <w:color w:val="282828"/>
-                <w:sz w:val="18"/>
+                <w:sz w:val="17"/>
               </w:rPr>
-              <w:t>求心性肥大 vs 遠心性肥大の鑑別 (基準&gt;0.42)</w:t>
+              <w:t>求心性肥大 vs 遠心性肥大の分類 (基準&gt;0.42)</w:t>
             </w:r>
           </w:p>
         </w:tc>
@@ -980,10 +980,10 @@
             <w:tcW w:type="dxa" w:w="1728"/>
             <w:shd w:fill="FFFFFF"/>
             <w:tcMar>
-              <w:top w:w="80" w:type="dxa"/>
-              <w:bottom w:w="80" w:type="dxa"/>
-              <w:left w:w="100" w:type="dxa"/>
-              <w:right w:w="100" w:type="dxa"/>
+              <w:top w:w="60" w:type="dxa"/>
+              <w:bottom w:w="60" w:type="dxa"/>
+              <w:left w:w="80" w:type="dxa"/>
+              <w:right w:w="80" w:type="dxa"/>
             </w:tcMar>
           </w:tcPr>
           <w:p>
@@ -994,7 +994,7 @@
               <w:rPr>
                 <w:rFonts w:ascii="Meiryo" w:hAnsi="Meiryo"/>
                 <w:color w:val="282828"/>
-                <w:sz w:val="18"/>
+                <w:sz w:val="17"/>
               </w:rPr>
               <w:t>自動演算</w:t>
             </w:r>
@@ -1005,10 +1005,10 @@
             <w:tcW w:type="dxa" w:w="2304"/>
             <w:shd w:fill="FFFFFF"/>
             <w:tcMar>
-              <w:top w:w="80" w:type="dxa"/>
-              <w:bottom w:w="80" w:type="dxa"/>
-              <w:left w:w="100" w:type="dxa"/>
-              <w:right w:w="100" w:type="dxa"/>
+              <w:top w:w="60" w:type="dxa"/>
+              <w:bottom w:w="60" w:type="dxa"/>
+              <w:left w:w="80" w:type="dxa"/>
+              <w:right w:w="80" w:type="dxa"/>
             </w:tcMar>
           </w:tcPr>
           <w:p>
@@ -1019,7 +1019,7 @@
               <w:rPr>
                 <w:rFonts w:ascii="Meiryo" w:hAnsi="Meiryo"/>
                 <w:color w:val="282828"/>
-                <w:sz w:val="18"/>
+                <w:sz w:val="17"/>
               </w:rPr>
               <w:t>左室短縮率</w:t>
             </w:r>
@@ -1030,10 +1030,10 @@
             <w:tcW w:type="dxa" w:w="2304"/>
             <w:shd w:fill="FFFFFF"/>
             <w:tcMar>
-              <w:top w:w="80" w:type="dxa"/>
-              <w:bottom w:w="80" w:type="dxa"/>
-              <w:left w:w="100" w:type="dxa"/>
-              <w:right w:w="100" w:type="dxa"/>
+              <w:top w:w="60" w:type="dxa"/>
+              <w:bottom w:w="60" w:type="dxa"/>
+              <w:left w:w="80" w:type="dxa"/>
+              <w:right w:w="80" w:type="dxa"/>
             </w:tcMar>
           </w:tcPr>
           <w:p>
@@ -1044,7 +1044,7 @@
               <w:rPr>
                 <w:rFonts w:ascii="Meiryo" w:hAnsi="Meiryo"/>
                 <w:color w:val="282828"/>
-                <w:sz w:val="18"/>
+                <w:sz w:val="17"/>
               </w:rPr>
               <w:t>FS (%FS)</w:t>
             </w:r>
@@ -1055,10 +1055,10 @@
             <w:tcW w:type="dxa" w:w="1152"/>
             <w:shd w:fill="FFFFFF"/>
             <w:tcMar>
-              <w:top w:w="80" w:type="dxa"/>
-              <w:bottom w:w="80" w:type="dxa"/>
-              <w:left w:w="100" w:type="dxa"/>
-              <w:right w:w="100" w:type="dxa"/>
+              <w:top w:w="60" w:type="dxa"/>
+              <w:bottom w:w="60" w:type="dxa"/>
+              <w:left w:w="80" w:type="dxa"/>
+              <w:right w:w="80" w:type="dxa"/>
             </w:tcMar>
           </w:tcPr>
           <w:p>
@@ -1069,7 +1069,7 @@
               <w:rPr>
                 <w:rFonts w:ascii="Meiryo" w:hAnsi="Meiryo"/>
                 <w:color w:val="282828"/>
-                <w:sz w:val="18"/>
+                <w:sz w:val="17"/>
               </w:rPr>
               <w:t>%</w:t>
             </w:r>
@@ -1080,10 +1080,10 @@
             <w:tcW w:type="dxa" w:w="3312"/>
             <w:shd w:fill="FFFFFF"/>
             <w:tcMar>
-              <w:top w:w="80" w:type="dxa"/>
-              <w:bottom w:w="80" w:type="dxa"/>
-              <w:left w:w="100" w:type="dxa"/>
-              <w:right w:w="100" w:type="dxa"/>
+              <w:top w:w="60" w:type="dxa"/>
+              <w:bottom w:w="60" w:type="dxa"/>
+              <w:left w:w="80" w:type="dxa"/>
+              <w:right w:w="80" w:type="dxa"/>
             </w:tcMar>
           </w:tcPr>
           <w:p>
@@ -1094,7 +1094,7 @@
               <w:rPr>
                 <w:rFonts w:ascii="Meiryo" w:hAnsi="Meiryo"/>
                 <w:color w:val="282828"/>
-                <w:sz w:val="18"/>
+                <w:sz w:val="17"/>
               </w:rPr>
               <w:t>左室円周方向収縮能 (正常 28〜45%)</w:t>
             </w:r>
@@ -1107,10 +1107,10 @@
             <w:tcW w:type="dxa" w:w="1728"/>
             <w:shd w:fill="F4F8FA"/>
             <w:tcMar>
-              <w:top w:w="80" w:type="dxa"/>
-              <w:bottom w:w="80" w:type="dxa"/>
-              <w:left w:w="100" w:type="dxa"/>
-              <w:right w:w="100" w:type="dxa"/>
+              <w:top w:w="60" w:type="dxa"/>
+              <w:bottom w:w="60" w:type="dxa"/>
+              <w:left w:w="80" w:type="dxa"/>
+              <w:right w:w="80" w:type="dxa"/>
             </w:tcMar>
           </w:tcPr>
           <w:p>
@@ -1121,7 +1121,7 @@
               <w:rPr>
                 <w:rFonts w:ascii="Meiryo" w:hAnsi="Meiryo"/>
                 <w:color w:val="282828"/>
-                <w:sz w:val="18"/>
+                <w:sz w:val="17"/>
               </w:rPr>
               <w:t>Simpson法</w:t>
             </w:r>
@@ -1132,10 +1132,10 @@
             <w:tcW w:type="dxa" w:w="2304"/>
             <w:shd w:fill="F4F8FA"/>
             <w:tcMar>
-              <w:top w:w="80" w:type="dxa"/>
-              <w:bottom w:w="80" w:type="dxa"/>
-              <w:left w:w="100" w:type="dxa"/>
-              <w:right w:w="100" w:type="dxa"/>
+              <w:top w:w="60" w:type="dxa"/>
+              <w:bottom w:w="60" w:type="dxa"/>
+              <w:left w:w="80" w:type="dxa"/>
+              <w:right w:w="80" w:type="dxa"/>
             </w:tcMar>
           </w:tcPr>
           <w:p>
@@ -1146,7 +1146,7 @@
               <w:rPr>
                 <w:rFonts w:ascii="Meiryo" w:hAnsi="Meiryo"/>
                 <w:color w:val="282828"/>
-                <w:sz w:val="18"/>
+                <w:sz w:val="17"/>
               </w:rPr>
               <w:t>左室拡張末期容積</w:t>
             </w:r>
@@ -1157,10 +1157,10 @@
             <w:tcW w:type="dxa" w:w="2304"/>
             <w:shd w:fill="F4F8FA"/>
             <w:tcMar>
-              <w:top w:w="80" w:type="dxa"/>
-              <w:bottom w:w="80" w:type="dxa"/>
-              <w:left w:w="100" w:type="dxa"/>
-              <w:right w:w="100" w:type="dxa"/>
+              <w:top w:w="60" w:type="dxa"/>
+              <w:bottom w:w="60" w:type="dxa"/>
+              <w:left w:w="80" w:type="dxa"/>
+              <w:right w:w="80" w:type="dxa"/>
             </w:tcMar>
           </w:tcPr>
           <w:p>
@@ -1171,7 +1171,7 @@
               <w:rPr>
                 <w:rFonts w:ascii="Meiryo" w:hAnsi="Meiryo"/>
                 <w:color w:val="282828"/>
-                <w:sz w:val="18"/>
+                <w:sz w:val="17"/>
               </w:rPr>
               <w:t>LVEDV (EDV Biplane)</w:t>
             </w:r>
@@ -1182,10 +1182,10 @@
             <w:tcW w:type="dxa" w:w="1152"/>
             <w:shd w:fill="F4F8FA"/>
             <w:tcMar>
-              <w:top w:w="80" w:type="dxa"/>
-              <w:bottom w:w="80" w:type="dxa"/>
-              <w:left w:w="100" w:type="dxa"/>
-              <w:right w:w="100" w:type="dxa"/>
+              <w:top w:w="60" w:type="dxa"/>
+              <w:bottom w:w="60" w:type="dxa"/>
+              <w:left w:w="80" w:type="dxa"/>
+              <w:right w:w="80" w:type="dxa"/>
             </w:tcMar>
           </w:tcPr>
           <w:p>
@@ -1196,7 +1196,7 @@
               <w:rPr>
                 <w:rFonts w:ascii="Meiryo" w:hAnsi="Meiryo"/>
                 <w:color w:val="282828"/>
-                <w:sz w:val="18"/>
+                <w:sz w:val="17"/>
               </w:rPr>
               <w:t>mL</w:t>
             </w:r>
@@ -1207,10 +1207,10 @@
             <w:tcW w:type="dxa" w:w="3312"/>
             <w:shd w:fill="F4F8FA"/>
             <w:tcMar>
-              <w:top w:w="80" w:type="dxa"/>
-              <w:bottom w:w="80" w:type="dxa"/>
-              <w:left w:w="100" w:type="dxa"/>
-              <w:right w:w="100" w:type="dxa"/>
+              <w:top w:w="60" w:type="dxa"/>
+              <w:bottom w:w="60" w:type="dxa"/>
+              <w:left w:w="80" w:type="dxa"/>
+              <w:right w:w="80" w:type="dxa"/>
             </w:tcMar>
           </w:tcPr>
           <w:p>
@@ -1221,7 +1221,7 @@
               <w:rPr>
                 <w:rFonts w:ascii="Meiryo" w:hAnsi="Meiryo"/>
                 <w:color w:val="282828"/>
-                <w:sz w:val="18"/>
+                <w:sz w:val="17"/>
               </w:rPr>
               <w:t>容量負荷評価・BSA補正 (EDVI)</w:t>
             </w:r>
@@ -1234,10 +1234,10 @@
             <w:tcW w:type="dxa" w:w="1728"/>
             <w:shd w:fill="FFFFFF"/>
             <w:tcMar>
-              <w:top w:w="80" w:type="dxa"/>
-              <w:bottom w:w="80" w:type="dxa"/>
-              <w:left w:w="100" w:type="dxa"/>
-              <w:right w:w="100" w:type="dxa"/>
+              <w:top w:w="60" w:type="dxa"/>
+              <w:bottom w:w="60" w:type="dxa"/>
+              <w:left w:w="80" w:type="dxa"/>
+              <w:right w:w="80" w:type="dxa"/>
             </w:tcMar>
           </w:tcPr>
           <w:p>
@@ -1248,7 +1248,7 @@
               <w:rPr>
                 <w:rFonts w:ascii="Meiryo" w:hAnsi="Meiryo"/>
                 <w:color w:val="282828"/>
-                <w:sz w:val="18"/>
+                <w:sz w:val="17"/>
               </w:rPr>
               <w:t>Simpson法</w:t>
             </w:r>
@@ -1259,10 +1259,10 @@
             <w:tcW w:type="dxa" w:w="2304"/>
             <w:shd w:fill="FFFFFF"/>
             <w:tcMar>
-              <w:top w:w="80" w:type="dxa"/>
-              <w:bottom w:w="80" w:type="dxa"/>
-              <w:left w:w="100" w:type="dxa"/>
-              <w:right w:w="100" w:type="dxa"/>
+              <w:top w:w="60" w:type="dxa"/>
+              <w:bottom w:w="60" w:type="dxa"/>
+              <w:left w:w="80" w:type="dxa"/>
+              <w:right w:w="80" w:type="dxa"/>
             </w:tcMar>
           </w:tcPr>
           <w:p>
@@ -1273,7 +1273,7 @@
               <w:rPr>
                 <w:rFonts w:ascii="Meiryo" w:hAnsi="Meiryo"/>
                 <w:color w:val="282828"/>
-                <w:sz w:val="18"/>
+                <w:sz w:val="17"/>
               </w:rPr>
               <w:t>左室収縮末期容積</w:t>
             </w:r>
@@ -1284,10 +1284,10 @@
             <w:tcW w:type="dxa" w:w="2304"/>
             <w:shd w:fill="FFFFFF"/>
             <w:tcMar>
-              <w:top w:w="80" w:type="dxa"/>
-              <w:bottom w:w="80" w:type="dxa"/>
-              <w:left w:w="100" w:type="dxa"/>
-              <w:right w:w="100" w:type="dxa"/>
+              <w:top w:w="60" w:type="dxa"/>
+              <w:bottom w:w="60" w:type="dxa"/>
+              <w:left w:w="80" w:type="dxa"/>
+              <w:right w:w="80" w:type="dxa"/>
             </w:tcMar>
           </w:tcPr>
           <w:p>
@@ -1298,7 +1298,7 @@
               <w:rPr>
                 <w:rFonts w:ascii="Meiryo" w:hAnsi="Meiryo"/>
                 <w:color w:val="282828"/>
-                <w:sz w:val="18"/>
+                <w:sz w:val="17"/>
               </w:rPr>
               <w:t>LVESV (ESV Biplane)</w:t>
             </w:r>
@@ -1309,10 +1309,10 @@
             <w:tcW w:type="dxa" w:w="1152"/>
             <w:shd w:fill="FFFFFF"/>
             <w:tcMar>
-              <w:top w:w="80" w:type="dxa"/>
-              <w:bottom w:w="80" w:type="dxa"/>
-              <w:left w:w="100" w:type="dxa"/>
-              <w:right w:w="100" w:type="dxa"/>
+              <w:top w:w="60" w:type="dxa"/>
+              <w:bottom w:w="60" w:type="dxa"/>
+              <w:left w:w="80" w:type="dxa"/>
+              <w:right w:w="80" w:type="dxa"/>
             </w:tcMar>
           </w:tcPr>
           <w:p>
@@ -1323,7 +1323,7 @@
               <w:rPr>
                 <w:rFonts w:ascii="Meiryo" w:hAnsi="Meiryo"/>
                 <w:color w:val="282828"/>
-                <w:sz w:val="18"/>
+                <w:sz w:val="17"/>
               </w:rPr>
               <w:t>mL</w:t>
             </w:r>
@@ -1334,10 +1334,10 @@
             <w:tcW w:type="dxa" w:w="3312"/>
             <w:shd w:fill="FFFFFF"/>
             <w:tcMar>
-              <w:top w:w="80" w:type="dxa"/>
-              <w:bottom w:w="80" w:type="dxa"/>
-              <w:left w:w="100" w:type="dxa"/>
-              <w:right w:w="100" w:type="dxa"/>
+              <w:top w:w="60" w:type="dxa"/>
+              <w:bottom w:w="60" w:type="dxa"/>
+              <w:left w:w="80" w:type="dxa"/>
+              <w:right w:w="80" w:type="dxa"/>
             </w:tcMar>
           </w:tcPr>
           <w:p>
@@ -1348,7 +1348,7 @@
               <w:rPr>
                 <w:rFonts w:ascii="Meiryo" w:hAnsi="Meiryo"/>
                 <w:color w:val="282828"/>
-                <w:sz w:val="18"/>
+                <w:sz w:val="17"/>
               </w:rPr>
               <w:t>BSA補正 (ESVI)</w:t>
             </w:r>
@@ -1361,10 +1361,10 @@
             <w:tcW w:type="dxa" w:w="1728"/>
             <w:shd w:fill="F4F8FA"/>
             <w:tcMar>
-              <w:top w:w="80" w:type="dxa"/>
-              <w:bottom w:w="80" w:type="dxa"/>
-              <w:left w:w="100" w:type="dxa"/>
-              <w:right w:w="100" w:type="dxa"/>
+              <w:top w:w="60" w:type="dxa"/>
+              <w:bottom w:w="60" w:type="dxa"/>
+              <w:left w:w="80" w:type="dxa"/>
+              <w:right w:w="80" w:type="dxa"/>
             </w:tcMar>
           </w:tcPr>
           <w:p>
@@ -1375,7 +1375,7 @@
               <w:rPr>
                 <w:rFonts w:ascii="Meiryo" w:hAnsi="Meiryo"/>
                 <w:color w:val="282828"/>
-                <w:sz w:val="18"/>
+                <w:sz w:val="17"/>
               </w:rPr>
               <w:t>Simpson法</w:t>
             </w:r>
@@ -1386,10 +1386,10 @@
             <w:tcW w:type="dxa" w:w="2304"/>
             <w:shd w:fill="F4F8FA"/>
             <w:tcMar>
-              <w:top w:w="80" w:type="dxa"/>
-              <w:bottom w:w="80" w:type="dxa"/>
-              <w:left w:w="100" w:type="dxa"/>
-              <w:right w:w="100" w:type="dxa"/>
+              <w:top w:w="60" w:type="dxa"/>
+              <w:bottom w:w="60" w:type="dxa"/>
+              <w:left w:w="80" w:type="dxa"/>
+              <w:right w:w="80" w:type="dxa"/>
             </w:tcMar>
           </w:tcPr>
           <w:p>
@@ -1400,7 +1400,7 @@
               <w:rPr>
                 <w:rFonts w:ascii="Meiryo" w:hAnsi="Meiryo"/>
                 <w:color w:val="282828"/>
-                <w:sz w:val="18"/>
+                <w:sz w:val="17"/>
               </w:rPr>
               <w:t>左室駆出率 (最重要)</w:t>
             </w:r>
@@ -1411,10 +1411,10 @@
             <w:tcW w:type="dxa" w:w="2304"/>
             <w:shd w:fill="F4F8FA"/>
             <w:tcMar>
-              <w:top w:w="80" w:type="dxa"/>
-              <w:bottom w:w="80" w:type="dxa"/>
-              <w:left w:w="100" w:type="dxa"/>
-              <w:right w:w="100" w:type="dxa"/>
+              <w:top w:w="60" w:type="dxa"/>
+              <w:bottom w:w="60" w:type="dxa"/>
+              <w:left w:w="80" w:type="dxa"/>
+              <w:right w:w="80" w:type="dxa"/>
             </w:tcMar>
           </w:tcPr>
           <w:p>
@@ -1425,7 +1425,7 @@
               <w:rPr>
                 <w:rFonts w:ascii="Meiryo" w:hAnsi="Meiryo"/>
                 <w:color w:val="282828"/>
-                <w:sz w:val="18"/>
+                <w:sz w:val="17"/>
               </w:rPr>
               <w:t>LVEF (Biplane EF)</w:t>
             </w:r>
@@ -1436,10 +1436,10 @@
             <w:tcW w:type="dxa" w:w="1152"/>
             <w:shd w:fill="F4F8FA"/>
             <w:tcMar>
-              <w:top w:w="80" w:type="dxa"/>
-              <w:bottom w:w="80" w:type="dxa"/>
-              <w:left w:w="100" w:type="dxa"/>
-              <w:right w:w="100" w:type="dxa"/>
+              <w:top w:w="60" w:type="dxa"/>
+              <w:bottom w:w="60" w:type="dxa"/>
+              <w:left w:w="80" w:type="dxa"/>
+              <w:right w:w="80" w:type="dxa"/>
             </w:tcMar>
           </w:tcPr>
           <w:p>
@@ -1450,7 +1450,7 @@
               <w:rPr>
                 <w:rFonts w:ascii="Meiryo" w:hAnsi="Meiryo"/>
                 <w:color w:val="282828"/>
-                <w:sz w:val="18"/>
+                <w:sz w:val="17"/>
               </w:rPr>
               <w:t>%</w:t>
             </w:r>
@@ -1461,10 +1461,10 @@
             <w:tcW w:type="dxa" w:w="3312"/>
             <w:shd w:fill="F4F8FA"/>
             <w:tcMar>
-              <w:top w:w="80" w:type="dxa"/>
-              <w:bottom w:w="80" w:type="dxa"/>
-              <w:left w:w="100" w:type="dxa"/>
-              <w:right w:w="100" w:type="dxa"/>
+              <w:top w:w="60" w:type="dxa"/>
+              <w:bottom w:w="60" w:type="dxa"/>
+              <w:left w:w="80" w:type="dxa"/>
+              <w:right w:w="80" w:type="dxa"/>
             </w:tcMar>
           </w:tcPr>
           <w:p>
@@ -1475,7 +1475,7 @@
               <w:rPr>
                 <w:rFonts w:ascii="Meiryo" w:hAnsi="Meiryo"/>
                 <w:color w:val="282828"/>
-                <w:sz w:val="18"/>
+                <w:sz w:val="17"/>
               </w:rPr>
               <w:t>収縮能の国際基準 (HFrEF/HFmrEF/HFpEF分類)</w:t>
             </w:r>
@@ -1488,10 +1488,10 @@
             <w:tcW w:type="dxa" w:w="1728"/>
             <w:shd w:fill="FFFFFF"/>
             <w:tcMar>
-              <w:top w:w="80" w:type="dxa"/>
-              <w:bottom w:w="80" w:type="dxa"/>
-              <w:left w:w="100" w:type="dxa"/>
-              <w:right w:w="100" w:type="dxa"/>
+              <w:top w:w="60" w:type="dxa"/>
+              <w:bottom w:w="60" w:type="dxa"/>
+              <w:left w:w="80" w:type="dxa"/>
+              <w:right w:w="80" w:type="dxa"/>
             </w:tcMar>
           </w:tcPr>
           <w:p>
@@ -1502,7 +1502,7 @@
               <w:rPr>
                 <w:rFonts w:ascii="Meiryo" w:hAnsi="Meiryo"/>
                 <w:color w:val="282828"/>
-                <w:sz w:val="18"/>
+                <w:sz w:val="17"/>
               </w:rPr>
               <w:t>Simpson法</w:t>
             </w:r>
@@ -1513,10 +1513,10 @@
             <w:tcW w:type="dxa" w:w="2304"/>
             <w:shd w:fill="FFFFFF"/>
             <w:tcMar>
-              <w:top w:w="80" w:type="dxa"/>
-              <w:bottom w:w="80" w:type="dxa"/>
-              <w:left w:w="100" w:type="dxa"/>
-              <w:right w:w="100" w:type="dxa"/>
+              <w:top w:w="60" w:type="dxa"/>
+              <w:bottom w:w="60" w:type="dxa"/>
+              <w:left w:w="80" w:type="dxa"/>
+              <w:right w:w="80" w:type="dxa"/>
             </w:tcMar>
           </w:tcPr>
           <w:p>
@@ -1527,7 +1527,7 @@
               <w:rPr>
                 <w:rFonts w:ascii="Meiryo" w:hAnsi="Meiryo"/>
                 <w:color w:val="282828"/>
-                <w:sz w:val="18"/>
+                <w:sz w:val="17"/>
               </w:rPr>
               <w:t>1回拍出量 / 心拍出量</w:t>
             </w:r>
@@ -1538,10 +1538,10 @@
             <w:tcW w:type="dxa" w:w="2304"/>
             <w:shd w:fill="FFFFFF"/>
             <w:tcMar>
-              <w:top w:w="80" w:type="dxa"/>
-              <w:bottom w:w="80" w:type="dxa"/>
-              <w:left w:w="100" w:type="dxa"/>
-              <w:right w:w="100" w:type="dxa"/>
+              <w:top w:w="60" w:type="dxa"/>
+              <w:bottom w:w="60" w:type="dxa"/>
+              <w:left w:w="80" w:type="dxa"/>
+              <w:right w:w="80" w:type="dxa"/>
             </w:tcMar>
           </w:tcPr>
           <w:p>
@@ -1552,7 +1552,7 @@
               <w:rPr>
                 <w:rFonts w:ascii="Meiryo" w:hAnsi="Meiryo"/>
                 <w:color w:val="282828"/>
-                <w:sz w:val="18"/>
+                <w:sz w:val="17"/>
               </w:rPr>
               <w:t>SV / CO</w:t>
             </w:r>
@@ -1563,10 +1563,10 @@
             <w:tcW w:type="dxa" w:w="1152"/>
             <w:shd w:fill="FFFFFF"/>
             <w:tcMar>
-              <w:top w:w="80" w:type="dxa"/>
-              <w:bottom w:w="80" w:type="dxa"/>
-              <w:left w:w="100" w:type="dxa"/>
-              <w:right w:w="100" w:type="dxa"/>
+              <w:top w:w="60" w:type="dxa"/>
+              <w:bottom w:w="60" w:type="dxa"/>
+              <w:left w:w="80" w:type="dxa"/>
+              <w:right w:w="80" w:type="dxa"/>
             </w:tcMar>
           </w:tcPr>
           <w:p>
@@ -1577,7 +1577,7 @@
               <w:rPr>
                 <w:rFonts w:ascii="Meiryo" w:hAnsi="Meiryo"/>
                 <w:color w:val="282828"/>
-                <w:sz w:val="18"/>
+                <w:sz w:val="17"/>
               </w:rPr>
               <w:t>mL, L/min</w:t>
             </w:r>
@@ -1588,10 +1588,10 @@
             <w:tcW w:type="dxa" w:w="3312"/>
             <w:shd w:fill="FFFFFF"/>
             <w:tcMar>
-              <w:top w:w="80" w:type="dxa"/>
-              <w:bottom w:w="80" w:type="dxa"/>
-              <w:left w:w="100" w:type="dxa"/>
-              <w:right w:w="100" w:type="dxa"/>
+              <w:top w:w="60" w:type="dxa"/>
+              <w:bottom w:w="60" w:type="dxa"/>
+              <w:left w:w="80" w:type="dxa"/>
+              <w:right w:w="80" w:type="dxa"/>
             </w:tcMar>
           </w:tcPr>
           <w:p>
@@ -1602,9 +1602,136 @@
               <w:rPr>
                 <w:rFonts w:ascii="Meiryo" w:hAnsi="Meiryo"/>
                 <w:color w:val="282828"/>
-                <w:sz w:val="18"/>
+                <w:sz w:val="17"/>
               </w:rPr>
               <w:t>有効駆出量・心係数 (CI: L/min/m²) 算出</w:t>
+            </w:r>
+          </w:p>
+        </w:tc>
+      </w:tr>
+      <w:tr>
+        <w:tc>
+          <w:tcPr>
+            <w:tcW w:type="dxa" w:w="1728"/>
+            <w:shd w:fill="F4F8FA"/>
+            <w:tcMar>
+              <w:top w:w="60" w:type="dxa"/>
+              <w:bottom w:w="60" w:type="dxa"/>
+              <w:left w:w="80" w:type="dxa"/>
+              <w:right w:w="80" w:type="dxa"/>
+            </w:tcMar>
+          </w:tcPr>
+          <w:p>
+            <w:pPr>
+              <w:jc w:val="left"/>
+            </w:pPr>
+            <w:r>
+              <w:rPr>
+                <w:rFonts w:ascii="Meiryo" w:hAnsi="Meiryo"/>
+                <w:color w:val="282828"/>
+                <w:sz w:val="17"/>
+              </w:rPr>
+              <w:t>自動演算</w:t>
+            </w:r>
+          </w:p>
+        </w:tc>
+        <w:tc>
+          <w:tcPr>
+            <w:tcW w:type="dxa" w:w="2304"/>
+            <w:shd w:fill="F4F8FA"/>
+            <w:tcMar>
+              <w:top w:w="60" w:type="dxa"/>
+              <w:bottom w:w="60" w:type="dxa"/>
+              <w:left w:w="80" w:type="dxa"/>
+              <w:right w:w="80" w:type="dxa"/>
+            </w:tcMar>
+          </w:tcPr>
+          <w:p>
+            <w:pPr>
+              <w:jc w:val="left"/>
+            </w:pPr>
+            <w:r>
+              <w:rPr>
+                <w:rFonts w:ascii="Meiryo" w:hAnsi="Meiryo"/>
+                <w:color w:val="282828"/>
+                <w:sz w:val="17"/>
+              </w:rPr>
+              <w:t>1回拍出量係数 (重要)</w:t>
+            </w:r>
+          </w:p>
+        </w:tc>
+        <w:tc>
+          <w:tcPr>
+            <w:tcW w:type="dxa" w:w="2304"/>
+            <w:shd w:fill="F4F8FA"/>
+            <w:tcMar>
+              <w:top w:w="60" w:type="dxa"/>
+              <w:bottom w:w="60" w:type="dxa"/>
+              <w:left w:w="80" w:type="dxa"/>
+              <w:right w:w="80" w:type="dxa"/>
+            </w:tcMar>
+          </w:tcPr>
+          <w:p>
+            <w:pPr>
+              <w:jc w:val="center"/>
+            </w:pPr>
+            <w:r>
+              <w:rPr>
+                <w:rFonts w:ascii="Meiryo" w:hAnsi="Meiryo"/>
+                <w:color w:val="282828"/>
+                <w:sz w:val="17"/>
+              </w:rPr>
+              <w:t>SVi (SV Index)</w:t>
+            </w:r>
+          </w:p>
+        </w:tc>
+        <w:tc>
+          <w:tcPr>
+            <w:tcW w:type="dxa" w:w="1152"/>
+            <w:shd w:fill="F4F8FA"/>
+            <w:tcMar>
+              <w:top w:w="60" w:type="dxa"/>
+              <w:bottom w:w="60" w:type="dxa"/>
+              <w:left w:w="80" w:type="dxa"/>
+              <w:right w:w="80" w:type="dxa"/>
+            </w:tcMar>
+          </w:tcPr>
+          <w:p>
+            <w:pPr>
+              <w:jc w:val="center"/>
+            </w:pPr>
+            <w:r>
+              <w:rPr>
+                <w:rFonts w:ascii="Meiryo" w:hAnsi="Meiryo"/>
+                <w:color w:val="282828"/>
+                <w:sz w:val="17"/>
+              </w:rPr>
+              <w:t>mL/m²</w:t>
+            </w:r>
+          </w:p>
+        </w:tc>
+        <w:tc>
+          <w:tcPr>
+            <w:tcW w:type="dxa" w:w="3312"/>
+            <w:shd w:fill="F4F8FA"/>
+            <w:tcMar>
+              <w:top w:w="60" w:type="dxa"/>
+              <w:bottom w:w="60" w:type="dxa"/>
+              <w:left w:w="80" w:type="dxa"/>
+              <w:right w:w="80" w:type="dxa"/>
+            </w:tcMar>
+          </w:tcPr>
+          <w:p>
+            <w:pPr>
+              <w:jc w:val="left"/>
+            </w:pPr>
+            <w:r>
+              <w:rPr>
+                <w:rFonts w:ascii="Meiryo" w:hAnsi="Meiryo"/>
+                <w:color w:val="282828"/>
+                <w:sz w:val="17"/>
+              </w:rPr>
+              <w:t>低流量判定 (&lt;35 mL/m²: LF-LG AS, 低拍出状態)</w:t>
             </w:r>
           </w:p>
         </w:tc>
@@ -1612,16 +1739,16 @@
     </w:tbl>
     <w:p>
       <w:pPr>
-        <w:spacing w:before="240" w:after="80"/>
+        <w:spacing w:before="200" w:after="60"/>
       </w:pPr>
       <w:r>
         <w:rPr>
           <w:rFonts w:ascii="Meiryo" w:hAnsi="Meiryo"/>
           <w:b/>
           <w:color w:val="005AA0"/>
-          <w:sz w:val="25"/>
+          <w:sz w:val="23"/>
         </w:rPr>
-        <w:t>2. 🌊 左室拡張能評価（ASE/EACVI ガイドライン 4大指標＋詳細）</w:t>
+        <w:t>2. 🌊 左室拡張能評価（ASE 2025新基準 / LARS・E/e'・LAVI・TR）</w:t>
       </w:r>
     </w:p>
     <w:p>
@@ -1630,13 +1757,15 @@
           <w:rFonts w:ascii="Meiryo" w:hAnsi="Meiryo"/>
           <w:b/>
           <w:color w:val="A03200"/>
-          <w:sz w:val="18"/>
+          <w:sz w:val="17"/>
         </w:rPr>
-        <w:t>【ASE/EACVI 拡張能判定 4大基準】</w:t>
+        <w:t>【ASE 2025改訂アルゴリズム &amp; LARS】</w:t>
         <w:br/>
         <w:t>① 平均 E/e' &gt; 14  |  ② 中隔側 e' &lt; 7 cm/s または 側壁側 e' &lt; 10 cm/s  |  ③ TR Vmax &gt; 2.8 m/s  |  ④ LAVI &gt; 34 mL/m²</w:t>
         <w:br/>
-        <w:t>※ 4項目中 2項目以上陽性で「拡張機能低下 / 左室充満圧上昇（PCWP上昇）」とレポートで自動判定。</w:t>
+        <w:t>★【新指標 LARS（左房リザーバーストレイン）】: LARS &lt; 18% で充満圧上昇確定。LAVIが正常の早期HFpEFやグレーゾーン症例を決着させる最重要指標。</w:t>
+        <w:br/>
+        <w:t>※ AF（心房細動）症例では、E/e' ≧ 11 単独判定ロジックへ自動切り替え。</w:t>
       </w:r>
     </w:p>
     <w:tbl>
@@ -1654,11 +1783,11 @@
         </w:tblBorders>
       </w:tblPr>
       <w:tblGrid>
-        <w:gridCol w:w="2102"/>
-        <w:gridCol w:w="2102"/>
-        <w:gridCol w:w="2102"/>
-        <w:gridCol w:w="2102"/>
-        <w:gridCol w:w="2102"/>
+        <w:gridCol w:w="2160"/>
+        <w:gridCol w:w="2160"/>
+        <w:gridCol w:w="2160"/>
+        <w:gridCol w:w="2160"/>
+        <w:gridCol w:w="2160"/>
       </w:tblGrid>
       <w:tr>
         <w:tc>
@@ -1666,10 +1795,10 @@
             <w:tcW w:type="dxa" w:w="1872"/>
             <w:shd w:fill="005691"/>
             <w:tcMar>
-              <w:top w:w="120" w:type="dxa"/>
-              <w:bottom w:w="120" w:type="dxa"/>
-              <w:left w:w="100" w:type="dxa"/>
-              <w:right w:w="100" w:type="dxa"/>
+              <w:top w:w="100" w:type="dxa"/>
+              <w:bottom w:w="100" w:type="dxa"/>
+              <w:left w:w="80" w:type="dxa"/>
+              <w:right w:w="80" w:type="dxa"/>
             </w:tcMar>
           </w:tcPr>
           <w:p>
@@ -1681,7 +1810,7 @@
                 <w:rFonts w:ascii="Meiryo" w:hAnsi="Meiryo"/>
                 <w:b/>
                 <w:color w:val="FFFFFF"/>
-                <w:sz w:val="19"/>
+                <w:sz w:val="18"/>
               </w:rPr>
               <w:t>検査手技</w:t>
             </w:r>
@@ -1689,13 +1818,13 @@
         </w:tc>
         <w:tc>
           <w:tcPr>
-            <w:tcW w:type="dxa" w:w="2448"/>
+            <w:tcW w:type="dxa" w:w="2592"/>
             <w:shd w:fill="005691"/>
             <w:tcMar>
-              <w:top w:w="120" w:type="dxa"/>
-              <w:bottom w:w="120" w:type="dxa"/>
-              <w:left w:w="100" w:type="dxa"/>
-              <w:right w:w="100" w:type="dxa"/>
+              <w:top w:w="100" w:type="dxa"/>
+              <w:bottom w:w="100" w:type="dxa"/>
+              <w:left w:w="80" w:type="dxa"/>
+              <w:right w:w="80" w:type="dxa"/>
             </w:tcMar>
           </w:tcPr>
           <w:p>
@@ -1707,7 +1836,7 @@
                 <w:rFonts w:ascii="Meiryo" w:hAnsi="Meiryo"/>
                 <w:b/>
                 <w:color w:val="FFFFFF"/>
-                <w:sz w:val="19"/>
+                <w:sz w:val="18"/>
               </w:rPr>
               <w:t>SR連携推奨項目</w:t>
             </w:r>
@@ -1718,10 +1847,10 @@
             <w:tcW w:type="dxa" w:w="2448"/>
             <w:shd w:fill="005691"/>
             <w:tcMar>
-              <w:top w:w="120" w:type="dxa"/>
-              <w:bottom w:w="120" w:type="dxa"/>
-              <w:left w:w="100" w:type="dxa"/>
-              <w:right w:w="100" w:type="dxa"/>
+              <w:top w:w="100" w:type="dxa"/>
+              <w:bottom w:w="100" w:type="dxa"/>
+              <w:left w:w="80" w:type="dxa"/>
+              <w:right w:w="80" w:type="dxa"/>
             </w:tcMar>
           </w:tcPr>
           <w:p>
@@ -1733,7 +1862,7 @@
                 <w:rFonts w:ascii="Meiryo" w:hAnsi="Meiryo"/>
                 <w:b/>
                 <w:color w:val="FFFFFF"/>
-                <w:sz w:val="19"/>
+                <w:sz w:val="18"/>
               </w:rPr>
               <w:t>英語表記 / DICOMタグ</w:t>
             </w:r>
@@ -1741,13 +1870,13 @@
         </w:tc>
         <w:tc>
           <w:tcPr>
-            <w:tcW w:type="dxa" w:w="1152"/>
+            <w:tcW w:type="dxa" w:w="1008"/>
             <w:shd w:fill="005691"/>
             <w:tcMar>
-              <w:top w:w="120" w:type="dxa"/>
-              <w:bottom w:w="120" w:type="dxa"/>
-              <w:left w:w="100" w:type="dxa"/>
-              <w:right w:w="100" w:type="dxa"/>
+              <w:top w:w="100" w:type="dxa"/>
+              <w:bottom w:w="100" w:type="dxa"/>
+              <w:left w:w="80" w:type="dxa"/>
+              <w:right w:w="80" w:type="dxa"/>
             </w:tcMar>
           </w:tcPr>
           <w:p>
@@ -1759,7 +1888,7 @@
                 <w:rFonts w:ascii="Meiryo" w:hAnsi="Meiryo"/>
                 <w:b/>
                 <w:color w:val="FFFFFF"/>
-                <w:sz w:val="19"/>
+                <w:sz w:val="18"/>
               </w:rPr>
               <w:t>単位</w:t>
             </w:r>
@@ -1770,10 +1899,10 @@
             <w:tcW w:type="dxa" w:w="2880"/>
             <w:shd w:fill="005691"/>
             <w:tcMar>
-              <w:top w:w="120" w:type="dxa"/>
-              <w:bottom w:w="120" w:type="dxa"/>
-              <w:left w:w="100" w:type="dxa"/>
-              <w:right w:w="100" w:type="dxa"/>
+              <w:top w:w="100" w:type="dxa"/>
+              <w:bottom w:w="100" w:type="dxa"/>
+              <w:left w:w="80" w:type="dxa"/>
+              <w:right w:w="80" w:type="dxa"/>
             </w:tcMar>
           </w:tcPr>
           <w:p>
@@ -1785,7 +1914,7 @@
                 <w:rFonts w:ascii="Meiryo" w:hAnsi="Meiryo"/>
                 <w:b/>
                 <w:color w:val="FFFFFF"/>
-                <w:sz w:val="19"/>
+                <w:sz w:val="18"/>
               </w:rPr>
               <w:t>判定基準・自動連携メリット</w:t>
             </w:r>
@@ -1798,10 +1927,10 @@
             <w:tcW w:type="dxa" w:w="1872"/>
             <w:shd w:fill="FFFFFF"/>
             <w:tcMar>
-              <w:top w:w="80" w:type="dxa"/>
-              <w:bottom w:w="80" w:type="dxa"/>
-              <w:left w:w="100" w:type="dxa"/>
-              <w:right w:w="100" w:type="dxa"/>
+              <w:top w:w="60" w:type="dxa"/>
+              <w:bottom w:w="60" w:type="dxa"/>
+              <w:left w:w="80" w:type="dxa"/>
+              <w:right w:w="80" w:type="dxa"/>
             </w:tcMar>
           </w:tcPr>
           <w:p>
@@ -1812,21 +1941,21 @@
               <w:rPr>
                 <w:rFonts w:ascii="Meiryo" w:hAnsi="Meiryo"/>
                 <w:color w:val="282828"/>
-                <w:sz w:val="18"/>
+                <w:sz w:val="17"/>
               </w:rPr>
-              <w:t>TVI (流入血流)</w:t>
+              <w:t>左房ストレイン</w:t>
             </w:r>
           </w:p>
         </w:tc>
         <w:tc>
           <w:tcPr>
-            <w:tcW w:type="dxa" w:w="2448"/>
+            <w:tcW w:type="dxa" w:w="2592"/>
             <w:shd w:fill="FFFFFF"/>
             <w:tcMar>
-              <w:top w:w="80" w:type="dxa"/>
-              <w:bottom w:w="80" w:type="dxa"/>
-              <w:left w:w="100" w:type="dxa"/>
-              <w:right w:w="100" w:type="dxa"/>
+              <w:top w:w="60" w:type="dxa"/>
+              <w:bottom w:w="60" w:type="dxa"/>
+              <w:left w:w="80" w:type="dxa"/>
+              <w:right w:w="80" w:type="dxa"/>
             </w:tcMar>
           </w:tcPr>
           <w:p>
@@ -1837,7 +1966,261 @@
               <w:rPr>
                 <w:rFonts w:ascii="Meiryo" w:hAnsi="Meiryo"/>
                 <w:color w:val="282828"/>
-                <w:sz w:val="18"/>
+                <w:sz w:val="17"/>
+              </w:rPr>
+              <w:t>左房リザーバーストレイン (新基準)</w:t>
+            </w:r>
+          </w:p>
+        </w:tc>
+        <w:tc>
+          <w:tcPr>
+            <w:tcW w:type="dxa" w:w="2448"/>
+            <w:shd w:fill="FFFFFF"/>
+            <w:tcMar>
+              <w:top w:w="60" w:type="dxa"/>
+              <w:bottom w:w="60" w:type="dxa"/>
+              <w:left w:w="80" w:type="dxa"/>
+              <w:right w:w="80" w:type="dxa"/>
+            </w:tcMar>
+          </w:tcPr>
+          <w:p>
+            <w:pPr>
+              <w:jc w:val="center"/>
+            </w:pPr>
+            <w:r>
+              <w:rPr>
+                <w:rFonts w:ascii="Meiryo" w:hAnsi="Meiryo"/>
+                <w:color w:val="282828"/>
+                <w:sz w:val="17"/>
+              </w:rPr>
+              <w:t>LARS (LA Res. Strain)</w:t>
+            </w:r>
+          </w:p>
+        </w:tc>
+        <w:tc>
+          <w:tcPr>
+            <w:tcW w:type="dxa" w:w="1008"/>
+            <w:shd w:fill="FFFFFF"/>
+            <w:tcMar>
+              <w:top w:w="60" w:type="dxa"/>
+              <w:bottom w:w="60" w:type="dxa"/>
+              <w:left w:w="80" w:type="dxa"/>
+              <w:right w:w="80" w:type="dxa"/>
+            </w:tcMar>
+          </w:tcPr>
+          <w:p>
+            <w:pPr>
+              <w:jc w:val="center"/>
+            </w:pPr>
+            <w:r>
+              <w:rPr>
+                <w:rFonts w:ascii="Meiryo" w:hAnsi="Meiryo"/>
+                <w:color w:val="282828"/>
+                <w:sz w:val="17"/>
+              </w:rPr>
+              <w:t>%</w:t>
+            </w:r>
+          </w:p>
+        </w:tc>
+        <w:tc>
+          <w:tcPr>
+            <w:tcW w:type="dxa" w:w="2880"/>
+            <w:shd w:fill="FFFFFF"/>
+            <w:tcMar>
+              <w:top w:w="60" w:type="dxa"/>
+              <w:bottom w:w="60" w:type="dxa"/>
+              <w:left w:w="80" w:type="dxa"/>
+              <w:right w:w="80" w:type="dxa"/>
+            </w:tcMar>
+          </w:tcPr>
+          <w:p>
+            <w:pPr>
+              <w:jc w:val="left"/>
+            </w:pPr>
+            <w:r>
+              <w:rPr>
+                <w:rFonts w:ascii="Meiryo" w:hAnsi="Meiryo"/>
+                <w:color w:val="282828"/>
+                <w:sz w:val="17"/>
+              </w:rPr>
+              <w:t>充満圧上昇 (重度低下 &lt; 18%, 軽度低下 &lt; 24%, 正常 &gt; 39%)</w:t>
+            </w:r>
+          </w:p>
+        </w:tc>
+      </w:tr>
+      <w:tr>
+        <w:tc>
+          <w:tcPr>
+            <w:tcW w:type="dxa" w:w="1872"/>
+            <w:shd w:fill="F4F8FA"/>
+            <w:tcMar>
+              <w:top w:w="60" w:type="dxa"/>
+              <w:bottom w:w="60" w:type="dxa"/>
+              <w:left w:w="80" w:type="dxa"/>
+              <w:right w:w="80" w:type="dxa"/>
+            </w:tcMar>
+          </w:tcPr>
+          <w:p>
+            <w:pPr>
+              <w:jc w:val="left"/>
+            </w:pPr>
+            <w:r>
+              <w:rPr>
+                <w:rFonts w:ascii="Meiryo" w:hAnsi="Meiryo"/>
+                <w:color w:val="282828"/>
+                <w:sz w:val="17"/>
+              </w:rPr>
+              <w:t>左房ストレイン</w:t>
+            </w:r>
+          </w:p>
+        </w:tc>
+        <w:tc>
+          <w:tcPr>
+            <w:tcW w:type="dxa" w:w="2592"/>
+            <w:shd w:fill="F4F8FA"/>
+            <w:tcMar>
+              <w:top w:w="60" w:type="dxa"/>
+              <w:bottom w:w="60" w:type="dxa"/>
+              <w:left w:w="80" w:type="dxa"/>
+              <w:right w:w="80" w:type="dxa"/>
+            </w:tcMar>
+          </w:tcPr>
+          <w:p>
+            <w:pPr>
+              <w:jc w:val="left"/>
+            </w:pPr>
+            <w:r>
+              <w:rPr>
+                <w:rFonts w:ascii="Meiryo" w:hAnsi="Meiryo"/>
+                <w:color w:val="282828"/>
+                <w:sz w:val="17"/>
+              </w:rPr>
+              <w:t>左房コンジット / ポンプストレイン</w:t>
+            </w:r>
+          </w:p>
+        </w:tc>
+        <w:tc>
+          <w:tcPr>
+            <w:tcW w:type="dxa" w:w="2448"/>
+            <w:shd w:fill="F4F8FA"/>
+            <w:tcMar>
+              <w:top w:w="60" w:type="dxa"/>
+              <w:bottom w:w="60" w:type="dxa"/>
+              <w:left w:w="80" w:type="dxa"/>
+              <w:right w:w="80" w:type="dxa"/>
+            </w:tcMar>
+          </w:tcPr>
+          <w:p>
+            <w:pPr>
+              <w:jc w:val="center"/>
+            </w:pPr>
+            <w:r>
+              <w:rPr>
+                <w:rFonts w:ascii="Meiryo" w:hAnsi="Meiryo"/>
+                <w:color w:val="282828"/>
+                <w:sz w:val="17"/>
+              </w:rPr>
+              <w:t>LACS / LAAS</w:t>
+            </w:r>
+          </w:p>
+        </w:tc>
+        <w:tc>
+          <w:tcPr>
+            <w:tcW w:type="dxa" w:w="1008"/>
+            <w:shd w:fill="F4F8FA"/>
+            <w:tcMar>
+              <w:top w:w="60" w:type="dxa"/>
+              <w:bottom w:w="60" w:type="dxa"/>
+              <w:left w:w="80" w:type="dxa"/>
+              <w:right w:w="80" w:type="dxa"/>
+            </w:tcMar>
+          </w:tcPr>
+          <w:p>
+            <w:pPr>
+              <w:jc w:val="center"/>
+            </w:pPr>
+            <w:r>
+              <w:rPr>
+                <w:rFonts w:ascii="Meiryo" w:hAnsi="Meiryo"/>
+                <w:color w:val="282828"/>
+                <w:sz w:val="17"/>
+              </w:rPr>
+              <w:t>%</w:t>
+            </w:r>
+          </w:p>
+        </w:tc>
+        <w:tc>
+          <w:tcPr>
+            <w:tcW w:type="dxa" w:w="2880"/>
+            <w:shd w:fill="F4F8FA"/>
+            <w:tcMar>
+              <w:top w:w="60" w:type="dxa"/>
+              <w:bottom w:w="60" w:type="dxa"/>
+              <w:left w:w="80" w:type="dxa"/>
+              <w:right w:w="80" w:type="dxa"/>
+            </w:tcMar>
+          </w:tcPr>
+          <w:p>
+            <w:pPr>
+              <w:jc w:val="left"/>
+            </w:pPr>
+            <w:r>
+              <w:rPr>
+                <w:rFonts w:ascii="Meiryo" w:hAnsi="Meiryo"/>
+                <w:color w:val="282828"/>
+                <w:sz w:val="17"/>
+              </w:rPr>
+              <w:t>左房受動的導管機能 / 心房能動的収縮機能の評価</w:t>
+            </w:r>
+          </w:p>
+        </w:tc>
+      </w:tr>
+      <w:tr>
+        <w:tc>
+          <w:tcPr>
+            <w:tcW w:type="dxa" w:w="1872"/>
+            <w:shd w:fill="FFFFFF"/>
+            <w:tcMar>
+              <w:top w:w="60" w:type="dxa"/>
+              <w:bottom w:w="60" w:type="dxa"/>
+              <w:left w:w="80" w:type="dxa"/>
+              <w:right w:w="80" w:type="dxa"/>
+            </w:tcMar>
+          </w:tcPr>
+          <w:p>
+            <w:pPr>
+              <w:jc w:val="left"/>
+            </w:pPr>
+            <w:r>
+              <w:rPr>
+                <w:rFonts w:ascii="Meiryo" w:hAnsi="Meiryo"/>
+                <w:color w:val="282828"/>
+                <w:sz w:val="17"/>
+              </w:rPr>
+              <w:t>TVI (流入血流)</w:t>
+            </w:r>
+          </w:p>
+        </w:tc>
+        <w:tc>
+          <w:tcPr>
+            <w:tcW w:type="dxa" w:w="2592"/>
+            <w:shd w:fill="FFFFFF"/>
+            <w:tcMar>
+              <w:top w:w="60" w:type="dxa"/>
+              <w:bottom w:w="60" w:type="dxa"/>
+              <w:left w:w="80" w:type="dxa"/>
+              <w:right w:w="80" w:type="dxa"/>
+            </w:tcMar>
+          </w:tcPr>
+          <w:p>
+            <w:pPr>
+              <w:jc w:val="left"/>
+            </w:pPr>
+            <w:r>
+              <w:rPr>
+                <w:rFonts w:ascii="Meiryo" w:hAnsi="Meiryo"/>
+                <w:color w:val="282828"/>
+                <w:sz w:val="17"/>
               </w:rPr>
               <w:t>E波最高血流速度</w:t>
             </w:r>
@@ -1848,10 +2231,10 @@
             <w:tcW w:type="dxa" w:w="2448"/>
             <w:shd w:fill="FFFFFF"/>
             <w:tcMar>
-              <w:top w:w="80" w:type="dxa"/>
-              <w:bottom w:w="80" w:type="dxa"/>
-              <w:left w:w="100" w:type="dxa"/>
-              <w:right w:w="100" w:type="dxa"/>
+              <w:top w:w="60" w:type="dxa"/>
+              <w:bottom w:w="60" w:type="dxa"/>
+              <w:left w:w="80" w:type="dxa"/>
+              <w:right w:w="80" w:type="dxa"/>
             </w:tcMar>
           </w:tcPr>
           <w:p>
@@ -1862,7 +2245,7 @@
               <w:rPr>
                 <w:rFonts w:ascii="Meiryo" w:hAnsi="Meiryo"/>
                 <w:color w:val="282828"/>
-                <w:sz w:val="18"/>
+                <w:sz w:val="17"/>
               </w:rPr>
               <w:t>MV E vel (Peak E)</w:t>
             </w:r>
@@ -1870,13 +2253,13 @@
         </w:tc>
         <w:tc>
           <w:tcPr>
-            <w:tcW w:type="dxa" w:w="1152"/>
+            <w:tcW w:type="dxa" w:w="1008"/>
             <w:shd w:fill="FFFFFF"/>
             <w:tcMar>
-              <w:top w:w="80" w:type="dxa"/>
-              <w:bottom w:w="80" w:type="dxa"/>
-              <w:left w:w="100" w:type="dxa"/>
-              <w:right w:w="100" w:type="dxa"/>
+              <w:top w:w="60" w:type="dxa"/>
+              <w:bottom w:w="60" w:type="dxa"/>
+              <w:left w:w="80" w:type="dxa"/>
+              <w:right w:w="80" w:type="dxa"/>
             </w:tcMar>
           </w:tcPr>
           <w:p>
@@ -1887,7 +2270,7 @@
               <w:rPr>
                 <w:rFonts w:ascii="Meiryo" w:hAnsi="Meiryo"/>
                 <w:color w:val="282828"/>
-                <w:sz w:val="18"/>
+                <w:sz w:val="17"/>
               </w:rPr>
               <w:t>cm/s</w:t>
             </w:r>
@@ -1898,10 +2281,10 @@
             <w:tcW w:type="dxa" w:w="2880"/>
             <w:shd w:fill="FFFFFF"/>
             <w:tcMar>
-              <w:top w:w="80" w:type="dxa"/>
-              <w:bottom w:w="80" w:type="dxa"/>
-              <w:left w:w="100" w:type="dxa"/>
-              <w:right w:w="100" w:type="dxa"/>
+              <w:top w:w="60" w:type="dxa"/>
+              <w:bottom w:w="60" w:type="dxa"/>
+              <w:left w:w="80" w:type="dxa"/>
+              <w:right w:w="80" w:type="dxa"/>
             </w:tcMar>
           </w:tcPr>
           <w:p>
@@ -1912,7 +2295,7 @@
               <w:rPr>
                 <w:rFonts w:ascii="Meiryo" w:hAnsi="Meiryo"/>
                 <w:color w:val="282828"/>
-                <w:sz w:val="18"/>
+                <w:sz w:val="17"/>
               </w:rPr>
               <w:t>拡張早期左室流入速度</w:t>
             </w:r>
@@ -1925,10 +2308,10 @@
             <w:tcW w:type="dxa" w:w="1872"/>
             <w:shd w:fill="F4F8FA"/>
             <w:tcMar>
-              <w:top w:w="80" w:type="dxa"/>
-              <w:bottom w:w="80" w:type="dxa"/>
-              <w:left w:w="100" w:type="dxa"/>
-              <w:right w:w="100" w:type="dxa"/>
+              <w:top w:w="60" w:type="dxa"/>
+              <w:bottom w:w="60" w:type="dxa"/>
+              <w:left w:w="80" w:type="dxa"/>
+              <w:right w:w="80" w:type="dxa"/>
             </w:tcMar>
           </w:tcPr>
           <w:p>
@@ -1939,7 +2322,7 @@
               <w:rPr>
                 <w:rFonts w:ascii="Meiryo" w:hAnsi="Meiryo"/>
                 <w:color w:val="282828"/>
-                <w:sz w:val="18"/>
+                <w:sz w:val="17"/>
               </w:rPr>
               <w:t>TVI (流入血流)</w:t>
             </w:r>
@@ -1947,13 +2330,13 @@
         </w:tc>
         <w:tc>
           <w:tcPr>
-            <w:tcW w:type="dxa" w:w="2448"/>
+            <w:tcW w:type="dxa" w:w="2592"/>
             <w:shd w:fill="F4F8FA"/>
             <w:tcMar>
-              <w:top w:w="80" w:type="dxa"/>
-              <w:bottom w:w="80" w:type="dxa"/>
-              <w:left w:w="100" w:type="dxa"/>
-              <w:right w:w="100" w:type="dxa"/>
+              <w:top w:w="60" w:type="dxa"/>
+              <w:bottom w:w="60" w:type="dxa"/>
+              <w:left w:w="80" w:type="dxa"/>
+              <w:right w:w="80" w:type="dxa"/>
             </w:tcMar>
           </w:tcPr>
           <w:p>
@@ -1964,7 +2347,7 @@
               <w:rPr>
                 <w:rFonts w:ascii="Meiryo" w:hAnsi="Meiryo"/>
                 <w:color w:val="282828"/>
-                <w:sz w:val="18"/>
+                <w:sz w:val="17"/>
               </w:rPr>
               <w:t>A波最高血流速度</w:t>
             </w:r>
@@ -1975,10 +2358,10 @@
             <w:tcW w:type="dxa" w:w="2448"/>
             <w:shd w:fill="F4F8FA"/>
             <w:tcMar>
-              <w:top w:w="80" w:type="dxa"/>
-              <w:bottom w:w="80" w:type="dxa"/>
-              <w:left w:w="100" w:type="dxa"/>
-              <w:right w:w="100" w:type="dxa"/>
+              <w:top w:w="60" w:type="dxa"/>
+              <w:bottom w:w="60" w:type="dxa"/>
+              <w:left w:w="80" w:type="dxa"/>
+              <w:right w:w="80" w:type="dxa"/>
             </w:tcMar>
           </w:tcPr>
           <w:p>
@@ -1989,7 +2372,7 @@
               <w:rPr>
                 <w:rFonts w:ascii="Meiryo" w:hAnsi="Meiryo"/>
                 <w:color w:val="282828"/>
-                <w:sz w:val="18"/>
+                <w:sz w:val="17"/>
               </w:rPr>
               <w:t>MV A vel (Peak A)</w:t>
             </w:r>
@@ -1997,13 +2380,13 @@
         </w:tc>
         <w:tc>
           <w:tcPr>
-            <w:tcW w:type="dxa" w:w="1152"/>
+            <w:tcW w:type="dxa" w:w="1008"/>
             <w:shd w:fill="F4F8FA"/>
             <w:tcMar>
-              <w:top w:w="80" w:type="dxa"/>
-              <w:bottom w:w="80" w:type="dxa"/>
-              <w:left w:w="100" w:type="dxa"/>
-              <w:right w:w="100" w:type="dxa"/>
+              <w:top w:w="60" w:type="dxa"/>
+              <w:bottom w:w="60" w:type="dxa"/>
+              <w:left w:w="80" w:type="dxa"/>
+              <w:right w:w="80" w:type="dxa"/>
             </w:tcMar>
           </w:tcPr>
           <w:p>
@@ -2014,7 +2397,7 @@
               <w:rPr>
                 <w:rFonts w:ascii="Meiryo" w:hAnsi="Meiryo"/>
                 <w:color w:val="282828"/>
-                <w:sz w:val="18"/>
+                <w:sz w:val="17"/>
               </w:rPr>
               <w:t>cm/s</w:t>
             </w:r>
@@ -2025,10 +2408,10 @@
             <w:tcW w:type="dxa" w:w="2880"/>
             <w:shd w:fill="F4F8FA"/>
             <w:tcMar>
-              <w:top w:w="80" w:type="dxa"/>
-              <w:bottom w:w="80" w:type="dxa"/>
-              <w:left w:w="100" w:type="dxa"/>
-              <w:right w:w="100" w:type="dxa"/>
+              <w:top w:w="60" w:type="dxa"/>
+              <w:bottom w:w="60" w:type="dxa"/>
+              <w:left w:w="80" w:type="dxa"/>
+              <w:right w:w="80" w:type="dxa"/>
             </w:tcMar>
           </w:tcPr>
           <w:p>
@@ -2039,9 +2422,9 @@
               <w:rPr>
                 <w:rFonts w:ascii="Meiryo" w:hAnsi="Meiryo"/>
                 <w:color w:val="282828"/>
-                <w:sz w:val="18"/>
+                <w:sz w:val="17"/>
               </w:rPr>
-              <w:t>心房収縮期流入速度</w:t>
+              <w:t>心房収縮期流入速度 (AF時は欠損)</w:t>
             </w:r>
           </w:p>
         </w:tc>
@@ -2052,10 +2435,10 @@
             <w:tcW w:type="dxa" w:w="1872"/>
             <w:shd w:fill="FFFFFF"/>
             <w:tcMar>
-              <w:top w:w="80" w:type="dxa"/>
-              <w:bottom w:w="80" w:type="dxa"/>
-              <w:left w:w="100" w:type="dxa"/>
-              <w:right w:w="100" w:type="dxa"/>
+              <w:top w:w="60" w:type="dxa"/>
+              <w:bottom w:w="60" w:type="dxa"/>
+              <w:left w:w="80" w:type="dxa"/>
+              <w:right w:w="80" w:type="dxa"/>
             </w:tcMar>
           </w:tcPr>
           <w:p>
@@ -2066,7 +2449,7 @@
               <w:rPr>
                 <w:rFonts w:ascii="Meiryo" w:hAnsi="Meiryo"/>
                 <w:color w:val="282828"/>
-                <w:sz w:val="18"/>
+                <w:sz w:val="17"/>
               </w:rPr>
               <w:t>自動演算</w:t>
             </w:r>
@@ -2074,13 +2457,13 @@
         </w:tc>
         <w:tc>
           <w:tcPr>
-            <w:tcW w:type="dxa" w:w="2448"/>
+            <w:tcW w:type="dxa" w:w="2592"/>
             <w:shd w:fill="FFFFFF"/>
             <w:tcMar>
-              <w:top w:w="80" w:type="dxa"/>
-              <w:bottom w:w="80" w:type="dxa"/>
-              <w:left w:w="100" w:type="dxa"/>
-              <w:right w:w="100" w:type="dxa"/>
+              <w:top w:w="60" w:type="dxa"/>
+              <w:bottom w:w="60" w:type="dxa"/>
+              <w:left w:w="80" w:type="dxa"/>
+              <w:right w:w="80" w:type="dxa"/>
             </w:tcMar>
           </w:tcPr>
           <w:p>
@@ -2091,7 +2474,7 @@
               <w:rPr>
                 <w:rFonts w:ascii="Meiryo" w:hAnsi="Meiryo"/>
                 <w:color w:val="282828"/>
-                <w:sz w:val="18"/>
+                <w:sz w:val="17"/>
               </w:rPr>
               <w:t>E/A比</w:t>
             </w:r>
@@ -2102,10 +2485,10 @@
             <w:tcW w:type="dxa" w:w="2448"/>
             <w:shd w:fill="FFFFFF"/>
             <w:tcMar>
-              <w:top w:w="80" w:type="dxa"/>
-              <w:bottom w:w="80" w:type="dxa"/>
-              <w:left w:w="100" w:type="dxa"/>
-              <w:right w:w="100" w:type="dxa"/>
+              <w:top w:w="60" w:type="dxa"/>
+              <w:bottom w:w="60" w:type="dxa"/>
+              <w:left w:w="80" w:type="dxa"/>
+              <w:right w:w="80" w:type="dxa"/>
             </w:tcMar>
           </w:tcPr>
           <w:p>
@@ -2116,7 +2499,7 @@
               <w:rPr>
                 <w:rFonts w:ascii="Meiryo" w:hAnsi="Meiryo"/>
                 <w:color w:val="282828"/>
-                <w:sz w:val="18"/>
+                <w:sz w:val="17"/>
               </w:rPr>
               <w:t>E/A ratio</w:t>
             </w:r>
@@ -2124,13 +2507,13 @@
         </w:tc>
         <w:tc>
           <w:tcPr>
-            <w:tcW w:type="dxa" w:w="1152"/>
+            <w:tcW w:type="dxa" w:w="1008"/>
             <w:shd w:fill="FFFFFF"/>
             <w:tcMar>
-              <w:top w:w="80" w:type="dxa"/>
-              <w:bottom w:w="80" w:type="dxa"/>
-              <w:left w:w="100" w:type="dxa"/>
-              <w:right w:w="100" w:type="dxa"/>
+              <w:top w:w="60" w:type="dxa"/>
+              <w:bottom w:w="60" w:type="dxa"/>
+              <w:left w:w="80" w:type="dxa"/>
+              <w:right w:w="80" w:type="dxa"/>
             </w:tcMar>
           </w:tcPr>
           <w:p>
@@ -2141,7 +2524,7 @@
               <w:rPr>
                 <w:rFonts w:ascii="Meiryo" w:hAnsi="Meiryo"/>
                 <w:color w:val="282828"/>
-                <w:sz w:val="18"/>
+                <w:sz w:val="17"/>
               </w:rPr>
               <w:t>-</w:t>
             </w:r>
@@ -2152,10 +2535,10 @@
             <w:tcW w:type="dxa" w:w="2880"/>
             <w:shd w:fill="FFFFFF"/>
             <w:tcMar>
-              <w:top w:w="80" w:type="dxa"/>
-              <w:bottom w:w="80" w:type="dxa"/>
-              <w:left w:w="100" w:type="dxa"/>
-              <w:right w:w="100" w:type="dxa"/>
+              <w:top w:w="60" w:type="dxa"/>
+              <w:bottom w:w="60" w:type="dxa"/>
+              <w:left w:w="80" w:type="dxa"/>
+              <w:right w:w="80" w:type="dxa"/>
             </w:tcMar>
           </w:tcPr>
           <w:p>
@@ -2166,7 +2549,7 @@
               <w:rPr>
                 <w:rFonts w:ascii="Meiryo" w:hAnsi="Meiryo"/>
                 <w:color w:val="282828"/>
-                <w:sz w:val="18"/>
+                <w:sz w:val="17"/>
               </w:rPr>
               <w:t>弛緩障害型 (&lt;0.8), 偽正常型, 拘束型 (&gt;2.0)</w:t>
             </w:r>
@@ -2179,10 +2562,10 @@
             <w:tcW w:type="dxa" w:w="1872"/>
             <w:shd w:fill="F4F8FA"/>
             <w:tcMar>
-              <w:top w:w="80" w:type="dxa"/>
-              <w:bottom w:w="80" w:type="dxa"/>
-              <w:left w:w="100" w:type="dxa"/>
-              <w:right w:w="100" w:type="dxa"/>
+              <w:top w:w="60" w:type="dxa"/>
+              <w:bottom w:w="60" w:type="dxa"/>
+              <w:left w:w="80" w:type="dxa"/>
+              <w:right w:w="80" w:type="dxa"/>
             </w:tcMar>
           </w:tcPr>
           <w:p>
@@ -2193,7 +2576,7 @@
               <w:rPr>
                 <w:rFonts w:ascii="Meiryo" w:hAnsi="Meiryo"/>
                 <w:color w:val="282828"/>
-                <w:sz w:val="18"/>
+                <w:sz w:val="17"/>
               </w:rPr>
               <w:t>TVI (流入血流)</w:t>
             </w:r>
@@ -2201,13 +2584,13 @@
         </w:tc>
         <w:tc>
           <w:tcPr>
-            <w:tcW w:type="dxa" w:w="2448"/>
+            <w:tcW w:type="dxa" w:w="2592"/>
             <w:shd w:fill="F4F8FA"/>
             <w:tcMar>
-              <w:top w:w="80" w:type="dxa"/>
-              <w:bottom w:w="80" w:type="dxa"/>
-              <w:left w:w="100" w:type="dxa"/>
-              <w:right w:w="100" w:type="dxa"/>
+              <w:top w:w="60" w:type="dxa"/>
+              <w:bottom w:w="60" w:type="dxa"/>
+              <w:left w:w="80" w:type="dxa"/>
+              <w:right w:w="80" w:type="dxa"/>
             </w:tcMar>
           </w:tcPr>
           <w:p>
@@ -2218,7 +2601,7 @@
               <w:rPr>
                 <w:rFonts w:ascii="Meiryo" w:hAnsi="Meiryo"/>
                 <w:color w:val="282828"/>
-                <w:sz w:val="18"/>
+                <w:sz w:val="17"/>
               </w:rPr>
               <w:t>E波減速時間</w:t>
             </w:r>
@@ -2229,10 +2612,10 @@
             <w:tcW w:type="dxa" w:w="2448"/>
             <w:shd w:fill="F4F8FA"/>
             <w:tcMar>
-              <w:top w:w="80" w:type="dxa"/>
-              <w:bottom w:w="80" w:type="dxa"/>
-              <w:left w:w="100" w:type="dxa"/>
-              <w:right w:w="100" w:type="dxa"/>
+              <w:top w:w="60" w:type="dxa"/>
+              <w:bottom w:w="60" w:type="dxa"/>
+              <w:left w:w="80" w:type="dxa"/>
+              <w:right w:w="80" w:type="dxa"/>
             </w:tcMar>
           </w:tcPr>
           <w:p>
@@ -2243,7 +2626,7 @@
               <w:rPr>
                 <w:rFonts w:ascii="Meiryo" w:hAnsi="Meiryo"/>
                 <w:color w:val="282828"/>
-                <w:sz w:val="18"/>
+                <w:sz w:val="17"/>
               </w:rPr>
               <w:t>MV DT</w:t>
             </w:r>
@@ -2251,13 +2634,13 @@
         </w:tc>
         <w:tc>
           <w:tcPr>
-            <w:tcW w:type="dxa" w:w="1152"/>
+            <w:tcW w:type="dxa" w:w="1008"/>
             <w:shd w:fill="F4F8FA"/>
             <w:tcMar>
-              <w:top w:w="80" w:type="dxa"/>
-              <w:bottom w:w="80" w:type="dxa"/>
-              <w:left w:w="100" w:type="dxa"/>
-              <w:right w:w="100" w:type="dxa"/>
+              <w:top w:w="60" w:type="dxa"/>
+              <w:bottom w:w="60" w:type="dxa"/>
+              <w:left w:w="80" w:type="dxa"/>
+              <w:right w:w="80" w:type="dxa"/>
             </w:tcMar>
           </w:tcPr>
           <w:p>
@@ -2268,7 +2651,7 @@
               <w:rPr>
                 <w:rFonts w:ascii="Meiryo" w:hAnsi="Meiryo"/>
                 <w:color w:val="282828"/>
-                <w:sz w:val="18"/>
+                <w:sz w:val="17"/>
               </w:rPr>
               <w:t>ms</w:t>
             </w:r>
@@ -2279,10 +2662,10 @@
             <w:tcW w:type="dxa" w:w="2880"/>
             <w:shd w:fill="F4F8FA"/>
             <w:tcMar>
-              <w:top w:w="80" w:type="dxa"/>
-              <w:bottom w:w="80" w:type="dxa"/>
-              <w:left w:w="100" w:type="dxa"/>
-              <w:right w:w="100" w:type="dxa"/>
+              <w:top w:w="60" w:type="dxa"/>
+              <w:bottom w:w="60" w:type="dxa"/>
+              <w:left w:w="80" w:type="dxa"/>
+              <w:right w:w="80" w:type="dxa"/>
             </w:tcMar>
           </w:tcPr>
           <w:p>
@@ -2293,7 +2676,7 @@
               <w:rPr>
                 <w:rFonts w:ascii="Meiryo" w:hAnsi="Meiryo"/>
                 <w:color w:val="282828"/>
-                <w:sz w:val="18"/>
+                <w:sz w:val="17"/>
               </w:rPr>
               <w:t>左室コンプライアンス評価 (&lt;160ms: 拘束型)</w:t>
             </w:r>
@@ -2306,10 +2689,10 @@
             <w:tcW w:type="dxa" w:w="1872"/>
             <w:shd w:fill="FFFFFF"/>
             <w:tcMar>
-              <w:top w:w="80" w:type="dxa"/>
-              <w:bottom w:w="80" w:type="dxa"/>
-              <w:left w:w="100" w:type="dxa"/>
-              <w:right w:w="100" w:type="dxa"/>
+              <w:top w:w="60" w:type="dxa"/>
+              <w:bottom w:w="60" w:type="dxa"/>
+              <w:left w:w="80" w:type="dxa"/>
+              <w:right w:w="80" w:type="dxa"/>
             </w:tcMar>
           </w:tcPr>
           <w:p>
@@ -2320,7 +2703,7 @@
               <w:rPr>
                 <w:rFonts w:ascii="Meiryo" w:hAnsi="Meiryo"/>
                 <w:color w:val="282828"/>
-                <w:sz w:val="18"/>
+                <w:sz w:val="17"/>
               </w:rPr>
               <w:t>組織ドプラ TDI</w:t>
             </w:r>
@@ -2328,13 +2711,13 @@
         </w:tc>
         <w:tc>
           <w:tcPr>
-            <w:tcW w:type="dxa" w:w="2448"/>
+            <w:tcW w:type="dxa" w:w="2592"/>
             <w:shd w:fill="FFFFFF"/>
             <w:tcMar>
-              <w:top w:w="80" w:type="dxa"/>
-              <w:bottom w:w="80" w:type="dxa"/>
-              <w:left w:w="100" w:type="dxa"/>
-              <w:right w:w="100" w:type="dxa"/>
+              <w:top w:w="60" w:type="dxa"/>
+              <w:bottom w:w="60" w:type="dxa"/>
+              <w:left w:w="80" w:type="dxa"/>
+              <w:right w:w="80" w:type="dxa"/>
             </w:tcMar>
           </w:tcPr>
           <w:p>
@@ -2345,7 +2728,7 @@
               <w:rPr>
                 <w:rFonts w:ascii="Meiryo" w:hAnsi="Meiryo"/>
                 <w:color w:val="282828"/>
-                <w:sz w:val="18"/>
+                <w:sz w:val="17"/>
               </w:rPr>
               <w:t>中隔側 拡張早期弁輪速度</w:t>
             </w:r>
@@ -2356,10 +2739,10 @@
             <w:tcW w:type="dxa" w:w="2448"/>
             <w:shd w:fill="FFFFFF"/>
             <w:tcMar>
-              <w:top w:w="80" w:type="dxa"/>
-              <w:bottom w:w="80" w:type="dxa"/>
-              <w:left w:w="100" w:type="dxa"/>
-              <w:right w:w="100" w:type="dxa"/>
+              <w:top w:w="60" w:type="dxa"/>
+              <w:bottom w:w="60" w:type="dxa"/>
+              <w:left w:w="80" w:type="dxa"/>
+              <w:right w:w="80" w:type="dxa"/>
             </w:tcMar>
           </w:tcPr>
           <w:p>
@@ -2370,7 +2753,7 @@
               <w:rPr>
                 <w:rFonts w:ascii="Meiryo" w:hAnsi="Meiryo"/>
                 <w:color w:val="282828"/>
-                <w:sz w:val="18"/>
+                <w:sz w:val="17"/>
               </w:rPr>
               <w:t>Septal e'</w:t>
             </w:r>
@@ -2378,13 +2761,13 @@
         </w:tc>
         <w:tc>
           <w:tcPr>
-            <w:tcW w:type="dxa" w:w="1152"/>
+            <w:tcW w:type="dxa" w:w="1008"/>
             <w:shd w:fill="FFFFFF"/>
             <w:tcMar>
-              <w:top w:w="80" w:type="dxa"/>
-              <w:bottom w:w="80" w:type="dxa"/>
-              <w:left w:w="100" w:type="dxa"/>
-              <w:right w:w="100" w:type="dxa"/>
+              <w:top w:w="60" w:type="dxa"/>
+              <w:bottom w:w="60" w:type="dxa"/>
+              <w:left w:w="80" w:type="dxa"/>
+              <w:right w:w="80" w:type="dxa"/>
             </w:tcMar>
           </w:tcPr>
           <w:p>
@@ -2395,7 +2778,7 @@
               <w:rPr>
                 <w:rFonts w:ascii="Meiryo" w:hAnsi="Meiryo"/>
                 <w:color w:val="282828"/>
-                <w:sz w:val="18"/>
+                <w:sz w:val="17"/>
               </w:rPr>
               <w:t>cm/s</w:t>
             </w:r>
@@ -2406,10 +2789,10 @@
             <w:tcW w:type="dxa" w:w="2880"/>
             <w:shd w:fill="FFFFFF"/>
             <w:tcMar>
-              <w:top w:w="80" w:type="dxa"/>
-              <w:bottom w:w="80" w:type="dxa"/>
-              <w:left w:w="100" w:type="dxa"/>
-              <w:right w:w="100" w:type="dxa"/>
+              <w:top w:w="60" w:type="dxa"/>
+              <w:bottom w:w="60" w:type="dxa"/>
+              <w:left w:w="80" w:type="dxa"/>
+              <w:right w:w="80" w:type="dxa"/>
             </w:tcMar>
           </w:tcPr>
           <w:p>
@@ -2420,7 +2803,7 @@
               <w:rPr>
                 <w:rFonts w:ascii="Meiryo" w:hAnsi="Meiryo"/>
                 <w:color w:val="282828"/>
-                <w:sz w:val="18"/>
+                <w:sz w:val="17"/>
               </w:rPr>
               <w:t>心筋局所弛緩能 (&lt; 7.0 cm/s で低下)</w:t>
             </w:r>
@@ -2433,10 +2816,10 @@
             <w:tcW w:type="dxa" w:w="1872"/>
             <w:shd w:fill="F4F8FA"/>
             <w:tcMar>
-              <w:top w:w="80" w:type="dxa"/>
-              <w:bottom w:w="80" w:type="dxa"/>
-              <w:left w:w="100" w:type="dxa"/>
-              <w:right w:w="100" w:type="dxa"/>
+              <w:top w:w="60" w:type="dxa"/>
+              <w:bottom w:w="60" w:type="dxa"/>
+              <w:left w:w="80" w:type="dxa"/>
+              <w:right w:w="80" w:type="dxa"/>
             </w:tcMar>
           </w:tcPr>
           <w:p>
@@ -2447,7 +2830,7 @@
               <w:rPr>
                 <w:rFonts w:ascii="Meiryo" w:hAnsi="Meiryo"/>
                 <w:color w:val="282828"/>
-                <w:sz w:val="18"/>
+                <w:sz w:val="17"/>
               </w:rPr>
               <w:t>組織ドプラ TDI</w:t>
             </w:r>
@@ -2455,13 +2838,13 @@
         </w:tc>
         <w:tc>
           <w:tcPr>
-            <w:tcW w:type="dxa" w:w="2448"/>
+            <w:tcW w:type="dxa" w:w="2592"/>
             <w:shd w:fill="F4F8FA"/>
             <w:tcMar>
-              <w:top w:w="80" w:type="dxa"/>
-              <w:bottom w:w="80" w:type="dxa"/>
-              <w:left w:w="100" w:type="dxa"/>
-              <w:right w:w="100" w:type="dxa"/>
+              <w:top w:w="60" w:type="dxa"/>
+              <w:bottom w:w="60" w:type="dxa"/>
+              <w:left w:w="80" w:type="dxa"/>
+              <w:right w:w="80" w:type="dxa"/>
             </w:tcMar>
           </w:tcPr>
           <w:p>
@@ -2472,7 +2855,7 @@
               <w:rPr>
                 <w:rFonts w:ascii="Meiryo" w:hAnsi="Meiryo"/>
                 <w:color w:val="282828"/>
-                <w:sz w:val="18"/>
+                <w:sz w:val="17"/>
               </w:rPr>
               <w:t>側壁側 拡張早期弁輪速度</w:t>
             </w:r>
@@ -2483,10 +2866,10 @@
             <w:tcW w:type="dxa" w:w="2448"/>
             <w:shd w:fill="F4F8FA"/>
             <w:tcMar>
-              <w:top w:w="80" w:type="dxa"/>
-              <w:bottom w:w="80" w:type="dxa"/>
-              <w:left w:w="100" w:type="dxa"/>
-              <w:right w:w="100" w:type="dxa"/>
+              <w:top w:w="60" w:type="dxa"/>
+              <w:bottom w:w="60" w:type="dxa"/>
+              <w:left w:w="80" w:type="dxa"/>
+              <w:right w:w="80" w:type="dxa"/>
             </w:tcMar>
           </w:tcPr>
           <w:p>
@@ -2497,7 +2880,7 @@
               <w:rPr>
                 <w:rFonts w:ascii="Meiryo" w:hAnsi="Meiryo"/>
                 <w:color w:val="282828"/>
-                <w:sz w:val="18"/>
+                <w:sz w:val="17"/>
               </w:rPr>
               <w:t>Lateral e'</w:t>
             </w:r>
@@ -2505,13 +2888,13 @@
         </w:tc>
         <w:tc>
           <w:tcPr>
-            <w:tcW w:type="dxa" w:w="1152"/>
+            <w:tcW w:type="dxa" w:w="1008"/>
             <w:shd w:fill="F4F8FA"/>
             <w:tcMar>
-              <w:top w:w="80" w:type="dxa"/>
-              <w:bottom w:w="80" w:type="dxa"/>
-              <w:left w:w="100" w:type="dxa"/>
-              <w:right w:w="100" w:type="dxa"/>
+              <w:top w:w="60" w:type="dxa"/>
+              <w:bottom w:w="60" w:type="dxa"/>
+              <w:left w:w="80" w:type="dxa"/>
+              <w:right w:w="80" w:type="dxa"/>
             </w:tcMar>
           </w:tcPr>
           <w:p>
@@ -2522,7 +2905,7 @@
               <w:rPr>
                 <w:rFonts w:ascii="Meiryo" w:hAnsi="Meiryo"/>
                 <w:color w:val="282828"/>
-                <w:sz w:val="18"/>
+                <w:sz w:val="17"/>
               </w:rPr>
               <w:t>cm/s</w:t>
             </w:r>
@@ -2533,10 +2916,10 @@
             <w:tcW w:type="dxa" w:w="2880"/>
             <w:shd w:fill="F4F8FA"/>
             <w:tcMar>
-              <w:top w:w="80" w:type="dxa"/>
-              <w:bottom w:w="80" w:type="dxa"/>
-              <w:left w:w="100" w:type="dxa"/>
-              <w:right w:w="100" w:type="dxa"/>
+              <w:top w:w="60" w:type="dxa"/>
+              <w:bottom w:w="60" w:type="dxa"/>
+              <w:left w:w="80" w:type="dxa"/>
+              <w:right w:w="80" w:type="dxa"/>
             </w:tcMar>
           </w:tcPr>
           <w:p>
@@ -2547,7 +2930,7 @@
               <w:rPr>
                 <w:rFonts w:ascii="Meiryo" w:hAnsi="Meiryo"/>
                 <w:color w:val="282828"/>
-                <w:sz w:val="18"/>
+                <w:sz w:val="17"/>
               </w:rPr>
               <w:t>心筋局所弛緩能 (&lt; 10.0 cm/s で低下)</w:t>
             </w:r>
@@ -2560,10 +2943,10 @@
             <w:tcW w:type="dxa" w:w="1872"/>
             <w:shd w:fill="FFFFFF"/>
             <w:tcMar>
-              <w:top w:w="80" w:type="dxa"/>
-              <w:bottom w:w="80" w:type="dxa"/>
-              <w:left w:w="100" w:type="dxa"/>
-              <w:right w:w="100" w:type="dxa"/>
+              <w:top w:w="60" w:type="dxa"/>
+              <w:bottom w:w="60" w:type="dxa"/>
+              <w:left w:w="80" w:type="dxa"/>
+              <w:right w:w="80" w:type="dxa"/>
             </w:tcMar>
           </w:tcPr>
           <w:p>
@@ -2574,7 +2957,7 @@
               <w:rPr>
                 <w:rFonts w:ascii="Meiryo" w:hAnsi="Meiryo"/>
                 <w:color w:val="282828"/>
-                <w:sz w:val="18"/>
+                <w:sz w:val="17"/>
               </w:rPr>
               <w:t>自動演算</w:t>
             </w:r>
@@ -2582,13 +2965,13 @@
         </w:tc>
         <w:tc>
           <w:tcPr>
-            <w:tcW w:type="dxa" w:w="2448"/>
+            <w:tcW w:type="dxa" w:w="2592"/>
             <w:shd w:fill="FFFFFF"/>
             <w:tcMar>
-              <w:top w:w="80" w:type="dxa"/>
-              <w:bottom w:w="80" w:type="dxa"/>
-              <w:left w:w="100" w:type="dxa"/>
-              <w:right w:w="100" w:type="dxa"/>
+              <w:top w:w="60" w:type="dxa"/>
+              <w:bottom w:w="60" w:type="dxa"/>
+              <w:left w:w="80" w:type="dxa"/>
+              <w:right w:w="80" w:type="dxa"/>
             </w:tcMar>
           </w:tcPr>
           <w:p>
@@ -2600,7 +2983,7 @@
                 <w:rFonts w:ascii="Meiryo" w:hAnsi="Meiryo"/>
                 <w:b/>
                 <w:color w:val="B41414"/>
-                <w:sz w:val="18"/>
+                <w:sz w:val="17"/>
               </w:rPr>
               <w:t>平均 E/e' 比 (最重要)</w:t>
             </w:r>
@@ -2611,10 +2994,10 @@
             <w:tcW w:type="dxa" w:w="2448"/>
             <w:shd w:fill="FFFFFF"/>
             <w:tcMar>
-              <w:top w:w="80" w:type="dxa"/>
-              <w:bottom w:w="80" w:type="dxa"/>
-              <w:left w:w="100" w:type="dxa"/>
-              <w:right w:w="100" w:type="dxa"/>
+              <w:top w:w="60" w:type="dxa"/>
+              <w:bottom w:w="60" w:type="dxa"/>
+              <w:left w:w="80" w:type="dxa"/>
+              <w:right w:w="80" w:type="dxa"/>
             </w:tcMar>
           </w:tcPr>
           <w:p>
@@ -2625,7 +3008,7 @@
               <w:rPr>
                 <w:rFonts w:ascii="Meiryo" w:hAnsi="Meiryo"/>
                 <w:color w:val="282828"/>
-                <w:sz w:val="18"/>
+                <w:sz w:val="17"/>
               </w:rPr>
               <w:t>Average E/e'</w:t>
             </w:r>
@@ -2633,13 +3016,13 @@
         </w:tc>
         <w:tc>
           <w:tcPr>
-            <w:tcW w:type="dxa" w:w="1152"/>
+            <w:tcW w:type="dxa" w:w="1008"/>
             <w:shd w:fill="FFFFFF"/>
             <w:tcMar>
-              <w:top w:w="80" w:type="dxa"/>
-              <w:bottom w:w="80" w:type="dxa"/>
-              <w:left w:w="100" w:type="dxa"/>
-              <w:right w:w="100" w:type="dxa"/>
+              <w:top w:w="60" w:type="dxa"/>
+              <w:bottom w:w="60" w:type="dxa"/>
+              <w:left w:w="80" w:type="dxa"/>
+              <w:right w:w="80" w:type="dxa"/>
             </w:tcMar>
           </w:tcPr>
           <w:p>
@@ -2650,7 +3033,7 @@
               <w:rPr>
                 <w:rFonts w:ascii="Meiryo" w:hAnsi="Meiryo"/>
                 <w:color w:val="282828"/>
-                <w:sz w:val="18"/>
+                <w:sz w:val="17"/>
               </w:rPr>
               <w:t>-</w:t>
             </w:r>
@@ -2661,10 +3044,10 @@
             <w:tcW w:type="dxa" w:w="2880"/>
             <w:shd w:fill="FFFFFF"/>
             <w:tcMar>
-              <w:top w:w="80" w:type="dxa"/>
-              <w:bottom w:w="80" w:type="dxa"/>
-              <w:left w:w="100" w:type="dxa"/>
-              <w:right w:w="100" w:type="dxa"/>
+              <w:top w:w="60" w:type="dxa"/>
+              <w:bottom w:w="60" w:type="dxa"/>
+              <w:left w:w="80" w:type="dxa"/>
+              <w:right w:w="80" w:type="dxa"/>
             </w:tcMar>
           </w:tcPr>
           <w:p>
@@ -2675,9 +3058,9 @@
               <w:rPr>
                 <w:rFonts w:ascii="Meiryo" w:hAnsi="Meiryo"/>
                 <w:color w:val="282828"/>
-                <w:sz w:val="18"/>
+                <w:sz w:val="17"/>
               </w:rPr>
-              <w:t>左房圧・左室充満圧の指標 (&gt; 14 で充満圧上昇)</w:t>
+              <w:t>左房圧・左室充満圧の指標 (&gt; 14 で上昇, AF時は ≧ 11)</w:t>
             </w:r>
           </w:p>
         </w:tc>
@@ -2688,10 +3071,10 @@
             <w:tcW w:type="dxa" w:w="1872"/>
             <w:shd w:fill="F4F8FA"/>
             <w:tcMar>
-              <w:top w:w="80" w:type="dxa"/>
-              <w:bottom w:w="80" w:type="dxa"/>
-              <w:left w:w="100" w:type="dxa"/>
-              <w:right w:w="100" w:type="dxa"/>
+              <w:top w:w="60" w:type="dxa"/>
+              <w:bottom w:w="60" w:type="dxa"/>
+              <w:left w:w="80" w:type="dxa"/>
+              <w:right w:w="80" w:type="dxa"/>
             </w:tcMar>
           </w:tcPr>
           <w:p>
@@ -2702,7 +3085,7 @@
               <w:rPr>
                 <w:rFonts w:ascii="Meiryo" w:hAnsi="Meiryo"/>
                 <w:color w:val="282828"/>
-                <w:sz w:val="18"/>
+                <w:sz w:val="17"/>
               </w:rPr>
               <w:t>Biplane容積</w:t>
             </w:r>
@@ -2710,13 +3093,13 @@
         </w:tc>
         <w:tc>
           <w:tcPr>
-            <w:tcW w:type="dxa" w:w="2448"/>
+            <w:tcW w:type="dxa" w:w="2592"/>
             <w:shd w:fill="F4F8FA"/>
             <w:tcMar>
-              <w:top w:w="80" w:type="dxa"/>
-              <w:bottom w:w="80" w:type="dxa"/>
-              <w:left w:w="100" w:type="dxa"/>
-              <w:right w:w="100" w:type="dxa"/>
+              <w:top w:w="60" w:type="dxa"/>
+              <w:bottom w:w="60" w:type="dxa"/>
+              <w:left w:w="80" w:type="dxa"/>
+              <w:right w:w="80" w:type="dxa"/>
             </w:tcMar>
           </w:tcPr>
           <w:p>
@@ -2727,7 +3110,7 @@
               <w:rPr>
                 <w:rFonts w:ascii="Meiryo" w:hAnsi="Meiryo"/>
                 <w:color w:val="282828"/>
-                <w:sz w:val="18"/>
+                <w:sz w:val="17"/>
               </w:rPr>
               <w:t>左房容積係数 (最重要)</w:t>
             </w:r>
@@ -2738,10 +3121,10 @@
             <w:tcW w:type="dxa" w:w="2448"/>
             <w:shd w:fill="F4F8FA"/>
             <w:tcMar>
-              <w:top w:w="80" w:type="dxa"/>
-              <w:bottom w:w="80" w:type="dxa"/>
-              <w:left w:w="100" w:type="dxa"/>
-              <w:right w:w="100" w:type="dxa"/>
+              <w:top w:w="60" w:type="dxa"/>
+              <w:bottom w:w="60" w:type="dxa"/>
+              <w:left w:w="80" w:type="dxa"/>
+              <w:right w:w="80" w:type="dxa"/>
             </w:tcMar>
           </w:tcPr>
           <w:p>
@@ -2752,7 +3135,7 @@
               <w:rPr>
                 <w:rFonts w:ascii="Meiryo" w:hAnsi="Meiryo"/>
                 <w:color w:val="282828"/>
-                <w:sz w:val="18"/>
+                <w:sz w:val="17"/>
               </w:rPr>
               <w:t>LAVI</w:t>
             </w:r>
@@ -2760,13 +3143,13 @@
         </w:tc>
         <w:tc>
           <w:tcPr>
-            <w:tcW w:type="dxa" w:w="1152"/>
+            <w:tcW w:type="dxa" w:w="1008"/>
             <w:shd w:fill="F4F8FA"/>
             <w:tcMar>
-              <w:top w:w="80" w:type="dxa"/>
-              <w:bottom w:w="80" w:type="dxa"/>
-              <w:left w:w="100" w:type="dxa"/>
-              <w:right w:w="100" w:type="dxa"/>
+              <w:top w:w="60" w:type="dxa"/>
+              <w:bottom w:w="60" w:type="dxa"/>
+              <w:left w:w="80" w:type="dxa"/>
+              <w:right w:w="80" w:type="dxa"/>
             </w:tcMar>
           </w:tcPr>
           <w:p>
@@ -2777,7 +3160,7 @@
               <w:rPr>
                 <w:rFonts w:ascii="Meiryo" w:hAnsi="Meiryo"/>
                 <w:color w:val="282828"/>
-                <w:sz w:val="18"/>
+                <w:sz w:val="17"/>
               </w:rPr>
               <w:t>mL/m²</w:t>
             </w:r>
@@ -2788,10 +3171,10 @@
             <w:tcW w:type="dxa" w:w="2880"/>
             <w:shd w:fill="F4F8FA"/>
             <w:tcMar>
-              <w:top w:w="80" w:type="dxa"/>
-              <w:bottom w:w="80" w:type="dxa"/>
-              <w:left w:w="100" w:type="dxa"/>
-              <w:right w:w="100" w:type="dxa"/>
+              <w:top w:w="60" w:type="dxa"/>
+              <w:bottom w:w="60" w:type="dxa"/>
+              <w:left w:w="80" w:type="dxa"/>
+              <w:right w:w="80" w:type="dxa"/>
             </w:tcMar>
           </w:tcPr>
           <w:p>
@@ -2802,7 +3185,7 @@
               <w:rPr>
                 <w:rFonts w:ascii="Meiryo" w:hAnsi="Meiryo"/>
                 <w:color w:val="282828"/>
-                <w:sz w:val="18"/>
+                <w:sz w:val="17"/>
               </w:rPr>
               <w:t>慢性左房圧上昇 (&gt; 34 mL/m² で拡大陽性)</w:t>
             </w:r>
@@ -2815,10 +3198,10 @@
             <w:tcW w:type="dxa" w:w="1872"/>
             <w:shd w:fill="FFFFFF"/>
             <w:tcMar>
-              <w:top w:w="80" w:type="dxa"/>
-              <w:bottom w:w="80" w:type="dxa"/>
-              <w:left w:w="100" w:type="dxa"/>
-              <w:right w:w="100" w:type="dxa"/>
+              <w:top w:w="60" w:type="dxa"/>
+              <w:bottom w:w="60" w:type="dxa"/>
+              <w:left w:w="80" w:type="dxa"/>
+              <w:right w:w="80" w:type="dxa"/>
             </w:tcMar>
           </w:tcPr>
           <w:p>
@@ -2829,7 +3212,7 @@
               <w:rPr>
                 <w:rFonts w:ascii="Meiryo" w:hAnsi="Meiryo"/>
                 <w:color w:val="282828"/>
-                <w:sz w:val="18"/>
+                <w:sz w:val="17"/>
               </w:rPr>
               <w:t>連続波ドプラ CW</w:t>
             </w:r>
@@ -2837,13 +3220,13 @@
         </w:tc>
         <w:tc>
           <w:tcPr>
-            <w:tcW w:type="dxa" w:w="2448"/>
+            <w:tcW w:type="dxa" w:w="2592"/>
             <w:shd w:fill="FFFFFF"/>
             <w:tcMar>
-              <w:top w:w="80" w:type="dxa"/>
-              <w:bottom w:w="80" w:type="dxa"/>
-              <w:left w:w="100" w:type="dxa"/>
-              <w:right w:w="100" w:type="dxa"/>
+              <w:top w:w="60" w:type="dxa"/>
+              <w:bottom w:w="60" w:type="dxa"/>
+              <w:left w:w="80" w:type="dxa"/>
+              <w:right w:w="80" w:type="dxa"/>
             </w:tcMar>
           </w:tcPr>
           <w:p>
@@ -2854,7 +3237,7 @@
               <w:rPr>
                 <w:rFonts w:ascii="Meiryo" w:hAnsi="Meiryo"/>
                 <w:color w:val="282828"/>
-                <w:sz w:val="18"/>
+                <w:sz w:val="17"/>
               </w:rPr>
               <w:t>三尖弁逆流最高流速</w:t>
             </w:r>
@@ -2865,10 +3248,10 @@
             <w:tcW w:type="dxa" w:w="2448"/>
             <w:shd w:fill="FFFFFF"/>
             <w:tcMar>
-              <w:top w:w="80" w:type="dxa"/>
-              <w:bottom w:w="80" w:type="dxa"/>
-              <w:left w:w="100" w:type="dxa"/>
-              <w:right w:w="100" w:type="dxa"/>
+              <w:top w:w="60" w:type="dxa"/>
+              <w:bottom w:w="60" w:type="dxa"/>
+              <w:left w:w="80" w:type="dxa"/>
+              <w:right w:w="80" w:type="dxa"/>
             </w:tcMar>
           </w:tcPr>
           <w:p>
@@ -2879,7 +3262,7 @@
               <w:rPr>
                 <w:rFonts w:ascii="Meiryo" w:hAnsi="Meiryo"/>
                 <w:color w:val="282828"/>
-                <w:sz w:val="18"/>
+                <w:sz w:val="17"/>
               </w:rPr>
               <w:t>TR Vmax</w:t>
             </w:r>
@@ -2887,13 +3270,13 @@
         </w:tc>
         <w:tc>
           <w:tcPr>
-            <w:tcW w:type="dxa" w:w="1152"/>
+            <w:tcW w:type="dxa" w:w="1008"/>
             <w:shd w:fill="FFFFFF"/>
             <w:tcMar>
-              <w:top w:w="80" w:type="dxa"/>
-              <w:bottom w:w="80" w:type="dxa"/>
-              <w:left w:w="100" w:type="dxa"/>
-              <w:right w:w="100" w:type="dxa"/>
+              <w:top w:w="60" w:type="dxa"/>
+              <w:bottom w:w="60" w:type="dxa"/>
+              <w:left w:w="80" w:type="dxa"/>
+              <w:right w:w="80" w:type="dxa"/>
             </w:tcMar>
           </w:tcPr>
           <w:p>
@@ -2904,7 +3287,7 @@
               <w:rPr>
                 <w:rFonts w:ascii="Meiryo" w:hAnsi="Meiryo"/>
                 <w:color w:val="282828"/>
-                <w:sz w:val="18"/>
+                <w:sz w:val="17"/>
               </w:rPr>
               <w:t>m/s</w:t>
             </w:r>
@@ -2915,10 +3298,10 @@
             <w:tcW w:type="dxa" w:w="2880"/>
             <w:shd w:fill="FFFFFF"/>
             <w:tcMar>
-              <w:top w:w="80" w:type="dxa"/>
-              <w:bottom w:w="80" w:type="dxa"/>
-              <w:left w:w="100" w:type="dxa"/>
-              <w:right w:w="100" w:type="dxa"/>
+              <w:top w:w="60" w:type="dxa"/>
+              <w:bottom w:w="60" w:type="dxa"/>
+              <w:left w:w="80" w:type="dxa"/>
+              <w:right w:w="80" w:type="dxa"/>
             </w:tcMar>
           </w:tcPr>
           <w:p>
@@ -2929,7 +3312,7 @@
               <w:rPr>
                 <w:rFonts w:ascii="Meiryo" w:hAnsi="Meiryo"/>
                 <w:color w:val="282828"/>
-                <w:sz w:val="18"/>
+                <w:sz w:val="17"/>
               </w:rPr>
               <w:t>肺動脈圧上昇スクリーニング (&gt; 2.8 m/s で陽性)</w:t>
             </w:r>
@@ -2942,10 +3325,10 @@
             <w:tcW w:type="dxa" w:w="1872"/>
             <w:shd w:fill="F4F8FA"/>
             <w:tcMar>
-              <w:top w:w="80" w:type="dxa"/>
-              <w:bottom w:w="80" w:type="dxa"/>
-              <w:left w:w="100" w:type="dxa"/>
-              <w:right w:w="100" w:type="dxa"/>
+              <w:top w:w="60" w:type="dxa"/>
+              <w:bottom w:w="60" w:type="dxa"/>
+              <w:left w:w="80" w:type="dxa"/>
+              <w:right w:w="80" w:type="dxa"/>
             </w:tcMar>
           </w:tcPr>
           <w:p>
@@ -2956,7 +3339,7 @@
               <w:rPr>
                 <w:rFonts w:ascii="Meiryo" w:hAnsi="Meiryo"/>
                 <w:color w:val="282828"/>
-                <w:sz w:val="18"/>
+                <w:sz w:val="17"/>
               </w:rPr>
               <w:t>肺静脈血流 PW</w:t>
             </w:r>
@@ -2964,13 +3347,13 @@
         </w:tc>
         <w:tc>
           <w:tcPr>
-            <w:tcW w:type="dxa" w:w="2448"/>
+            <w:tcW w:type="dxa" w:w="2592"/>
             <w:shd w:fill="F4F8FA"/>
             <w:tcMar>
-              <w:top w:w="80" w:type="dxa"/>
-              <w:bottom w:w="80" w:type="dxa"/>
-              <w:left w:w="100" w:type="dxa"/>
-              <w:right w:w="100" w:type="dxa"/>
+              <w:top w:w="60" w:type="dxa"/>
+              <w:bottom w:w="60" w:type="dxa"/>
+              <w:left w:w="80" w:type="dxa"/>
+              <w:right w:w="80" w:type="dxa"/>
             </w:tcMar>
           </w:tcPr>
           <w:p>
@@ -2981,7 +3364,7 @@
               <w:rPr>
                 <w:rFonts w:ascii="Meiryo" w:hAnsi="Meiryo"/>
                 <w:color w:val="282828"/>
-                <w:sz w:val="18"/>
+                <w:sz w:val="17"/>
               </w:rPr>
               <w:t>S波速度 / D波速度</w:t>
             </w:r>
@@ -2992,10 +3375,10 @@
             <w:tcW w:type="dxa" w:w="2448"/>
             <w:shd w:fill="F4F8FA"/>
             <w:tcMar>
-              <w:top w:w="80" w:type="dxa"/>
-              <w:bottom w:w="80" w:type="dxa"/>
-              <w:left w:w="100" w:type="dxa"/>
-              <w:right w:w="100" w:type="dxa"/>
+              <w:top w:w="60" w:type="dxa"/>
+              <w:bottom w:w="60" w:type="dxa"/>
+              <w:left w:w="80" w:type="dxa"/>
+              <w:right w:w="80" w:type="dxa"/>
             </w:tcMar>
           </w:tcPr>
           <w:p>
@@ -3006,7 +3389,7 @@
               <w:rPr>
                 <w:rFonts w:ascii="Meiryo" w:hAnsi="Meiryo"/>
                 <w:color w:val="282828"/>
-                <w:sz w:val="18"/>
+                <w:sz w:val="17"/>
               </w:rPr>
               <w:t>PV S vel / PV D vel</w:t>
             </w:r>
@@ -3014,13 +3397,13 @@
         </w:tc>
         <w:tc>
           <w:tcPr>
-            <w:tcW w:type="dxa" w:w="1152"/>
+            <w:tcW w:type="dxa" w:w="1008"/>
             <w:shd w:fill="F4F8FA"/>
             <w:tcMar>
-              <w:top w:w="80" w:type="dxa"/>
-              <w:bottom w:w="80" w:type="dxa"/>
-              <w:left w:w="100" w:type="dxa"/>
-              <w:right w:w="100" w:type="dxa"/>
+              <w:top w:w="60" w:type="dxa"/>
+              <w:bottom w:w="60" w:type="dxa"/>
+              <w:left w:w="80" w:type="dxa"/>
+              <w:right w:w="80" w:type="dxa"/>
             </w:tcMar>
           </w:tcPr>
           <w:p>
@@ -3031,7 +3414,7 @@
               <w:rPr>
                 <w:rFonts w:ascii="Meiryo" w:hAnsi="Meiryo"/>
                 <w:color w:val="282828"/>
-                <w:sz w:val="18"/>
+                <w:sz w:val="17"/>
               </w:rPr>
               <w:t>cm/s</w:t>
             </w:r>
@@ -3042,10 +3425,10 @@
             <w:tcW w:type="dxa" w:w="2880"/>
             <w:shd w:fill="F4F8FA"/>
             <w:tcMar>
-              <w:top w:w="80" w:type="dxa"/>
-              <w:bottom w:w="80" w:type="dxa"/>
-              <w:left w:w="100" w:type="dxa"/>
-              <w:right w:w="100" w:type="dxa"/>
+              <w:top w:w="60" w:type="dxa"/>
+              <w:bottom w:w="60" w:type="dxa"/>
+              <w:left w:w="80" w:type="dxa"/>
+              <w:right w:w="80" w:type="dxa"/>
             </w:tcMar>
           </w:tcPr>
           <w:p>
@@ -3056,7 +3439,7 @@
               <w:rPr>
                 <w:rFonts w:ascii="Meiryo" w:hAnsi="Meiryo"/>
                 <w:color w:val="282828"/>
-                <w:sz w:val="18"/>
+                <w:sz w:val="17"/>
               </w:rPr>
               <w:t>S/D比による左房圧推定 (S &lt; D: 左房圧上昇)</w:t>
             </w:r>
@@ -3069,10 +3452,10 @@
             <w:tcW w:type="dxa" w:w="1872"/>
             <w:shd w:fill="FFFFFF"/>
             <w:tcMar>
-              <w:top w:w="80" w:type="dxa"/>
-              <w:bottom w:w="80" w:type="dxa"/>
-              <w:left w:w="100" w:type="dxa"/>
-              <w:right w:w="100" w:type="dxa"/>
+              <w:top w:w="60" w:type="dxa"/>
+              <w:bottom w:w="60" w:type="dxa"/>
+              <w:left w:w="80" w:type="dxa"/>
+              <w:right w:w="80" w:type="dxa"/>
             </w:tcMar>
           </w:tcPr>
           <w:p>
@@ -3083,7 +3466,7 @@
               <w:rPr>
                 <w:rFonts w:ascii="Meiryo" w:hAnsi="Meiryo"/>
                 <w:color w:val="282828"/>
-                <w:sz w:val="18"/>
+                <w:sz w:val="17"/>
               </w:rPr>
               <w:t>肺静脈血流 PW</w:t>
             </w:r>
@@ -3091,13 +3474,13 @@
         </w:tc>
         <w:tc>
           <w:tcPr>
-            <w:tcW w:type="dxa" w:w="2448"/>
+            <w:tcW w:type="dxa" w:w="2592"/>
             <w:shd w:fill="FFFFFF"/>
             <w:tcMar>
-              <w:top w:w="80" w:type="dxa"/>
-              <w:bottom w:w="80" w:type="dxa"/>
-              <w:left w:w="100" w:type="dxa"/>
-              <w:right w:w="100" w:type="dxa"/>
+              <w:top w:w="60" w:type="dxa"/>
+              <w:bottom w:w="60" w:type="dxa"/>
+              <w:left w:w="80" w:type="dxa"/>
+              <w:right w:w="80" w:type="dxa"/>
             </w:tcMar>
           </w:tcPr>
           <w:p>
@@ -3108,7 +3491,7 @@
               <w:rPr>
                 <w:rFonts w:ascii="Meiryo" w:hAnsi="Meiryo"/>
                 <w:color w:val="282828"/>
-                <w:sz w:val="18"/>
+                <w:sz w:val="17"/>
               </w:rPr>
               <w:t>心房逆流波持続時間差</w:t>
             </w:r>
@@ -3119,10 +3502,10 @@
             <w:tcW w:type="dxa" w:w="2448"/>
             <w:shd w:fill="FFFFFF"/>
             <w:tcMar>
-              <w:top w:w="80" w:type="dxa"/>
-              <w:bottom w:w="80" w:type="dxa"/>
-              <w:left w:w="100" w:type="dxa"/>
-              <w:right w:w="100" w:type="dxa"/>
+              <w:top w:w="60" w:type="dxa"/>
+              <w:bottom w:w="60" w:type="dxa"/>
+              <w:left w:w="80" w:type="dxa"/>
+              <w:right w:w="80" w:type="dxa"/>
             </w:tcMar>
           </w:tcPr>
           <w:p>
@@ -3133,7 +3516,7 @@
               <w:rPr>
                 <w:rFonts w:ascii="Meiryo" w:hAnsi="Meiryo"/>
                 <w:color w:val="282828"/>
-                <w:sz w:val="18"/>
+                <w:sz w:val="17"/>
               </w:rPr>
               <w:t>PV Ar dur - MV A dur</w:t>
             </w:r>
@@ -3141,13 +3524,13 @@
         </w:tc>
         <w:tc>
           <w:tcPr>
-            <w:tcW w:type="dxa" w:w="1152"/>
+            <w:tcW w:type="dxa" w:w="1008"/>
             <w:shd w:fill="FFFFFF"/>
             <w:tcMar>
-              <w:top w:w="80" w:type="dxa"/>
-              <w:bottom w:w="80" w:type="dxa"/>
-              <w:left w:w="100" w:type="dxa"/>
-              <w:right w:w="100" w:type="dxa"/>
+              <w:top w:w="60" w:type="dxa"/>
+              <w:bottom w:w="60" w:type="dxa"/>
+              <w:left w:w="80" w:type="dxa"/>
+              <w:right w:w="80" w:type="dxa"/>
             </w:tcMar>
           </w:tcPr>
           <w:p>
@@ -3158,7 +3541,7 @@
               <w:rPr>
                 <w:rFonts w:ascii="Meiryo" w:hAnsi="Meiryo"/>
                 <w:color w:val="282828"/>
-                <w:sz w:val="18"/>
+                <w:sz w:val="17"/>
               </w:rPr>
               <w:t>ms</w:t>
             </w:r>
@@ -3169,10 +3552,10 @@
             <w:tcW w:type="dxa" w:w="2880"/>
             <w:shd w:fill="FFFFFF"/>
             <w:tcMar>
-              <w:top w:w="80" w:type="dxa"/>
-              <w:bottom w:w="80" w:type="dxa"/>
-              <w:left w:w="100" w:type="dxa"/>
-              <w:right w:w="100" w:type="dxa"/>
+              <w:top w:w="60" w:type="dxa"/>
+              <w:bottom w:w="60" w:type="dxa"/>
+              <w:left w:w="80" w:type="dxa"/>
+              <w:right w:w="80" w:type="dxa"/>
             </w:tcMar>
           </w:tcPr>
           <w:p>
@@ -3183,7 +3566,7 @@
               <w:rPr>
                 <w:rFonts w:ascii="Meiryo" w:hAnsi="Meiryo"/>
                 <w:color w:val="282828"/>
-                <w:sz w:val="18"/>
+                <w:sz w:val="17"/>
               </w:rPr>
               <w:t>Ar - A ≧ 30 ms で左室拡張末期圧 (LVEDP) 上昇</w:t>
             </w:r>
@@ -3193,14 +3576,14 @@
     </w:tbl>
     <w:p>
       <w:pPr>
-        <w:spacing w:before="240" w:after="80"/>
+        <w:spacing w:before="200" w:after="60"/>
       </w:pPr>
       <w:r>
         <w:rPr>
           <w:rFonts w:ascii="Meiryo" w:hAnsi="Meiryo"/>
           <w:b/>
           <w:color w:val="005AA0"/>
-          <w:sz w:val="25"/>
+          <w:sz w:val="23"/>
         </w:rPr>
         <w:t>3. 🎯 弁膜症の重症度・定量評価（AS / AR / MS / MR）</w:t>
       </w:r>
@@ -3220,11 +3603,11 @@
         </w:tblBorders>
       </w:tblPr>
       <w:tblGrid>
-        <w:gridCol w:w="2102"/>
-        <w:gridCol w:w="2102"/>
-        <w:gridCol w:w="2102"/>
-        <w:gridCol w:w="2102"/>
-        <w:gridCol w:w="2102"/>
+        <w:gridCol w:w="2160"/>
+        <w:gridCol w:w="2160"/>
+        <w:gridCol w:w="2160"/>
+        <w:gridCol w:w="2160"/>
+        <w:gridCol w:w="2160"/>
       </w:tblGrid>
       <w:tr>
         <w:tc>
@@ -3232,10 +3615,10 @@
             <w:tcW w:type="dxa" w:w="1872"/>
             <w:shd w:fill="005691"/>
             <w:tcMar>
-              <w:top w:w="120" w:type="dxa"/>
-              <w:bottom w:w="120" w:type="dxa"/>
-              <w:left w:w="100" w:type="dxa"/>
-              <w:right w:w="100" w:type="dxa"/>
+              <w:top w:w="100" w:type="dxa"/>
+              <w:bottom w:w="100" w:type="dxa"/>
+              <w:left w:w="80" w:type="dxa"/>
+              <w:right w:w="80" w:type="dxa"/>
             </w:tcMar>
           </w:tcPr>
           <w:p>
@@ -3247,7 +3630,7 @@
                 <w:rFonts w:ascii="Meiryo" w:hAnsi="Meiryo"/>
                 <w:b/>
                 <w:color w:val="FFFFFF"/>
-                <w:sz w:val="19"/>
+                <w:sz w:val="18"/>
               </w:rPr>
               <w:t>弁膜症</w:t>
             </w:r>
@@ -3258,10 +3641,10 @@
             <w:tcW w:type="dxa" w:w="2448"/>
             <w:shd w:fill="005691"/>
             <w:tcMar>
-              <w:top w:w="120" w:type="dxa"/>
-              <w:bottom w:w="120" w:type="dxa"/>
-              <w:left w:w="100" w:type="dxa"/>
-              <w:right w:w="100" w:type="dxa"/>
+              <w:top w:w="100" w:type="dxa"/>
+              <w:bottom w:w="100" w:type="dxa"/>
+              <w:left w:w="80" w:type="dxa"/>
+              <w:right w:w="80" w:type="dxa"/>
             </w:tcMar>
           </w:tcPr>
           <w:p>
@@ -3273,7 +3656,7 @@
                 <w:rFonts w:ascii="Meiryo" w:hAnsi="Meiryo"/>
                 <w:b/>
                 <w:color w:val="FFFFFF"/>
-                <w:sz w:val="19"/>
+                <w:sz w:val="18"/>
               </w:rPr>
               <w:t>SR連携推奨項目</w:t>
             </w:r>
@@ -3284,10 +3667,10 @@
             <w:tcW w:type="dxa" w:w="2448"/>
             <w:shd w:fill="005691"/>
             <w:tcMar>
-              <w:top w:w="120" w:type="dxa"/>
-              <w:bottom w:w="120" w:type="dxa"/>
-              <w:left w:w="100" w:type="dxa"/>
-              <w:right w:w="100" w:type="dxa"/>
+              <w:top w:w="100" w:type="dxa"/>
+              <w:bottom w:w="100" w:type="dxa"/>
+              <w:left w:w="80" w:type="dxa"/>
+              <w:right w:w="80" w:type="dxa"/>
             </w:tcMar>
           </w:tcPr>
           <w:p>
@@ -3299,7 +3682,7 @@
                 <w:rFonts w:ascii="Meiryo" w:hAnsi="Meiryo"/>
                 <w:b/>
                 <w:color w:val="FFFFFF"/>
-                <w:sz w:val="19"/>
+                <w:sz w:val="18"/>
               </w:rPr>
               <w:t>英語表記 / DICOMタグ</w:t>
             </w:r>
@@ -3310,10 +3693,10 @@
             <w:tcW w:type="dxa" w:w="1152"/>
             <w:shd w:fill="005691"/>
             <w:tcMar>
-              <w:top w:w="120" w:type="dxa"/>
-              <w:bottom w:w="120" w:type="dxa"/>
-              <w:left w:w="100" w:type="dxa"/>
-              <w:right w:w="100" w:type="dxa"/>
+              <w:top w:w="100" w:type="dxa"/>
+              <w:bottom w:w="100" w:type="dxa"/>
+              <w:left w:w="80" w:type="dxa"/>
+              <w:right w:w="80" w:type="dxa"/>
             </w:tcMar>
           </w:tcPr>
           <w:p>
@@ -3325,7 +3708,7 @@
                 <w:rFonts w:ascii="Meiryo" w:hAnsi="Meiryo"/>
                 <w:b/>
                 <w:color w:val="FFFFFF"/>
-                <w:sz w:val="19"/>
+                <w:sz w:val="18"/>
               </w:rPr>
               <w:t>単位</w:t>
             </w:r>
@@ -3336,10 +3719,10 @@
             <w:tcW w:type="dxa" w:w="2880"/>
             <w:shd w:fill="005691"/>
             <w:tcMar>
-              <w:top w:w="120" w:type="dxa"/>
-              <w:bottom w:w="120" w:type="dxa"/>
-              <w:left w:w="100" w:type="dxa"/>
-              <w:right w:w="100" w:type="dxa"/>
+              <w:top w:w="100" w:type="dxa"/>
+              <w:bottom w:w="100" w:type="dxa"/>
+              <w:left w:w="80" w:type="dxa"/>
+              <w:right w:w="80" w:type="dxa"/>
             </w:tcMar>
           </w:tcPr>
           <w:p>
@@ -3351,7 +3734,7 @@
                 <w:rFonts w:ascii="Meiryo" w:hAnsi="Meiryo"/>
                 <w:b/>
                 <w:color w:val="FFFFFF"/>
-                <w:sz w:val="19"/>
+                <w:sz w:val="18"/>
               </w:rPr>
               <w:t>重症度判定カットオフ値</w:t>
             </w:r>
@@ -3364,10 +3747,10 @@
             <w:tcW w:type="dxa" w:w="1872"/>
             <w:shd w:fill="FFFFFF"/>
             <w:tcMar>
-              <w:top w:w="80" w:type="dxa"/>
-              <w:bottom w:w="80" w:type="dxa"/>
-              <w:left w:w="100" w:type="dxa"/>
-              <w:right w:w="100" w:type="dxa"/>
+              <w:top w:w="60" w:type="dxa"/>
+              <w:bottom w:w="60" w:type="dxa"/>
+              <w:left w:w="80" w:type="dxa"/>
+              <w:right w:w="80" w:type="dxa"/>
             </w:tcMar>
           </w:tcPr>
           <w:p>
@@ -3378,7 +3761,7 @@
               <w:rPr>
                 <w:rFonts w:ascii="Meiryo" w:hAnsi="Meiryo"/>
                 <w:color w:val="282828"/>
-                <w:sz w:val="18"/>
+                <w:sz w:val="17"/>
               </w:rPr>
               <w:t>大動脈弁狭窄 AS</w:t>
             </w:r>
@@ -3389,10 +3772,10 @@
             <w:tcW w:type="dxa" w:w="2448"/>
             <w:shd w:fill="FFFFFF"/>
             <w:tcMar>
-              <w:top w:w="80" w:type="dxa"/>
-              <w:bottom w:w="80" w:type="dxa"/>
-              <w:left w:w="100" w:type="dxa"/>
-              <w:right w:w="100" w:type="dxa"/>
+              <w:top w:w="60" w:type="dxa"/>
+              <w:bottom w:w="60" w:type="dxa"/>
+              <w:left w:w="80" w:type="dxa"/>
+              <w:right w:w="80" w:type="dxa"/>
             </w:tcMar>
           </w:tcPr>
           <w:p>
@@ -3403,7 +3786,7 @@
               <w:rPr>
                 <w:rFonts w:ascii="Meiryo" w:hAnsi="Meiryo"/>
                 <w:color w:val="282828"/>
-                <w:sz w:val="18"/>
+                <w:sz w:val="17"/>
               </w:rPr>
               <w:t>大動脈弁最高血流速度</w:t>
             </w:r>
@@ -3414,10 +3797,10 @@
             <w:tcW w:type="dxa" w:w="2448"/>
             <w:shd w:fill="FFFFFF"/>
             <w:tcMar>
-              <w:top w:w="80" w:type="dxa"/>
-              <w:bottom w:w="80" w:type="dxa"/>
-              <w:left w:w="100" w:type="dxa"/>
-              <w:right w:w="100" w:type="dxa"/>
+              <w:top w:w="60" w:type="dxa"/>
+              <w:bottom w:w="60" w:type="dxa"/>
+              <w:left w:w="80" w:type="dxa"/>
+              <w:right w:w="80" w:type="dxa"/>
             </w:tcMar>
           </w:tcPr>
           <w:p>
@@ -3428,7 +3811,7 @@
               <w:rPr>
                 <w:rFonts w:ascii="Meiryo" w:hAnsi="Meiryo"/>
                 <w:color w:val="282828"/>
-                <w:sz w:val="18"/>
+                <w:sz w:val="17"/>
               </w:rPr>
               <w:t>AV Vmax (Peak Vel)</w:t>
             </w:r>
@@ -3439,10 +3822,10 @@
             <w:tcW w:type="dxa" w:w="1152"/>
             <w:shd w:fill="FFFFFF"/>
             <w:tcMar>
-              <w:top w:w="80" w:type="dxa"/>
-              <w:bottom w:w="80" w:type="dxa"/>
-              <w:left w:w="100" w:type="dxa"/>
-              <w:right w:w="100" w:type="dxa"/>
+              <w:top w:w="60" w:type="dxa"/>
+              <w:bottom w:w="60" w:type="dxa"/>
+              <w:left w:w="80" w:type="dxa"/>
+              <w:right w:w="80" w:type="dxa"/>
             </w:tcMar>
           </w:tcPr>
           <w:p>
@@ -3453,7 +3836,7 @@
               <w:rPr>
                 <w:rFonts w:ascii="Meiryo" w:hAnsi="Meiryo"/>
                 <w:color w:val="282828"/>
-                <w:sz w:val="18"/>
+                <w:sz w:val="17"/>
               </w:rPr>
               <w:t>m/s</w:t>
             </w:r>
@@ -3464,10 +3847,10 @@
             <w:tcW w:type="dxa" w:w="2880"/>
             <w:shd w:fill="FFFFFF"/>
             <w:tcMar>
-              <w:top w:w="80" w:type="dxa"/>
-              <w:bottom w:w="80" w:type="dxa"/>
-              <w:left w:w="100" w:type="dxa"/>
-              <w:right w:w="100" w:type="dxa"/>
+              <w:top w:w="60" w:type="dxa"/>
+              <w:bottom w:w="60" w:type="dxa"/>
+              <w:left w:w="80" w:type="dxa"/>
+              <w:right w:w="80" w:type="dxa"/>
             </w:tcMar>
           </w:tcPr>
           <w:p>
@@ -3478,7 +3861,7 @@
               <w:rPr>
                 <w:rFonts w:ascii="Meiryo" w:hAnsi="Meiryo"/>
                 <w:color w:val="282828"/>
-                <w:sz w:val="18"/>
+                <w:sz w:val="17"/>
               </w:rPr>
               <w:t>重症: ≧ 4.0 m/s</w:t>
             </w:r>
@@ -3491,10 +3874,10 @@
             <w:tcW w:type="dxa" w:w="1872"/>
             <w:shd w:fill="F4F8FA"/>
             <w:tcMar>
-              <w:top w:w="80" w:type="dxa"/>
-              <w:bottom w:w="80" w:type="dxa"/>
-              <w:left w:w="100" w:type="dxa"/>
-              <w:right w:w="100" w:type="dxa"/>
+              <w:top w:w="60" w:type="dxa"/>
+              <w:bottom w:w="60" w:type="dxa"/>
+              <w:left w:w="80" w:type="dxa"/>
+              <w:right w:w="80" w:type="dxa"/>
             </w:tcMar>
           </w:tcPr>
           <w:p>
@@ -3505,7 +3888,7 @@
               <w:rPr>
                 <w:rFonts w:ascii="Meiryo" w:hAnsi="Meiryo"/>
                 <w:color w:val="282828"/>
-                <w:sz w:val="18"/>
+                <w:sz w:val="17"/>
               </w:rPr>
               <w:t>大動脈弁狭窄 AS</w:t>
             </w:r>
@@ -3516,10 +3899,10 @@
             <w:tcW w:type="dxa" w:w="2448"/>
             <w:shd w:fill="F4F8FA"/>
             <w:tcMar>
-              <w:top w:w="80" w:type="dxa"/>
-              <w:bottom w:w="80" w:type="dxa"/>
-              <w:left w:w="100" w:type="dxa"/>
-              <w:right w:w="100" w:type="dxa"/>
+              <w:top w:w="60" w:type="dxa"/>
+              <w:bottom w:w="60" w:type="dxa"/>
+              <w:left w:w="80" w:type="dxa"/>
+              <w:right w:w="80" w:type="dxa"/>
             </w:tcMar>
           </w:tcPr>
           <w:p>
@@ -3530,7 +3913,7 @@
               <w:rPr>
                 <w:rFonts w:ascii="Meiryo" w:hAnsi="Meiryo"/>
                 <w:color w:val="282828"/>
-                <w:sz w:val="18"/>
+                <w:sz w:val="17"/>
               </w:rPr>
               <w:t>大動脈弁平均圧較差</w:t>
             </w:r>
@@ -3541,10 +3924,10 @@
             <w:tcW w:type="dxa" w:w="2448"/>
             <w:shd w:fill="F4F8FA"/>
             <w:tcMar>
-              <w:top w:w="80" w:type="dxa"/>
-              <w:bottom w:w="80" w:type="dxa"/>
-              <w:left w:w="100" w:type="dxa"/>
-              <w:right w:w="100" w:type="dxa"/>
+              <w:top w:w="60" w:type="dxa"/>
+              <w:bottom w:w="60" w:type="dxa"/>
+              <w:left w:w="80" w:type="dxa"/>
+              <w:right w:w="80" w:type="dxa"/>
             </w:tcMar>
           </w:tcPr>
           <w:p>
@@ -3555,7 +3938,7 @@
               <w:rPr>
                 <w:rFonts w:ascii="Meiryo" w:hAnsi="Meiryo"/>
                 <w:color w:val="282828"/>
-                <w:sz w:val="18"/>
+                <w:sz w:val="17"/>
               </w:rPr>
               <w:t>AV Mean PG</w:t>
             </w:r>
@@ -3566,10 +3949,10 @@
             <w:tcW w:type="dxa" w:w="1152"/>
             <w:shd w:fill="F4F8FA"/>
             <w:tcMar>
-              <w:top w:w="80" w:type="dxa"/>
-              <w:bottom w:w="80" w:type="dxa"/>
-              <w:left w:w="100" w:type="dxa"/>
-              <w:right w:w="100" w:type="dxa"/>
+              <w:top w:w="60" w:type="dxa"/>
+              <w:bottom w:w="60" w:type="dxa"/>
+              <w:left w:w="80" w:type="dxa"/>
+              <w:right w:w="80" w:type="dxa"/>
             </w:tcMar>
           </w:tcPr>
           <w:p>
@@ -3580,7 +3963,7 @@
               <w:rPr>
                 <w:rFonts w:ascii="Meiryo" w:hAnsi="Meiryo"/>
                 <w:color w:val="282828"/>
-                <w:sz w:val="18"/>
+                <w:sz w:val="17"/>
               </w:rPr>
               <w:t>mmHg</w:t>
             </w:r>
@@ -3591,10 +3974,10 @@
             <w:tcW w:type="dxa" w:w="2880"/>
             <w:shd w:fill="F4F8FA"/>
             <w:tcMar>
-              <w:top w:w="80" w:type="dxa"/>
-              <w:bottom w:w="80" w:type="dxa"/>
-              <w:left w:w="100" w:type="dxa"/>
-              <w:right w:w="100" w:type="dxa"/>
+              <w:top w:w="60" w:type="dxa"/>
+              <w:bottom w:w="60" w:type="dxa"/>
+              <w:left w:w="80" w:type="dxa"/>
+              <w:right w:w="80" w:type="dxa"/>
             </w:tcMar>
           </w:tcPr>
           <w:p>
@@ -3605,7 +3988,7 @@
               <w:rPr>
                 <w:rFonts w:ascii="Meiryo" w:hAnsi="Meiryo"/>
                 <w:color w:val="282828"/>
-                <w:sz w:val="18"/>
+                <w:sz w:val="17"/>
               </w:rPr>
               <w:t>重症: ≧ 40 mmHg</w:t>
             </w:r>
@@ -3618,10 +4001,10 @@
             <w:tcW w:type="dxa" w:w="1872"/>
             <w:shd w:fill="FFFFFF"/>
             <w:tcMar>
-              <w:top w:w="80" w:type="dxa"/>
-              <w:bottom w:w="80" w:type="dxa"/>
-              <w:left w:w="100" w:type="dxa"/>
-              <w:right w:w="100" w:type="dxa"/>
+              <w:top w:w="60" w:type="dxa"/>
+              <w:bottom w:w="60" w:type="dxa"/>
+              <w:left w:w="80" w:type="dxa"/>
+              <w:right w:w="80" w:type="dxa"/>
             </w:tcMar>
           </w:tcPr>
           <w:p>
@@ -3632,7 +4015,7 @@
               <w:rPr>
                 <w:rFonts w:ascii="Meiryo" w:hAnsi="Meiryo"/>
                 <w:color w:val="282828"/>
-                <w:sz w:val="18"/>
+                <w:sz w:val="17"/>
               </w:rPr>
               <w:t>大動脈弁狭窄 AS</w:t>
             </w:r>
@@ -3643,10 +4026,10 @@
             <w:tcW w:type="dxa" w:w="2448"/>
             <w:shd w:fill="FFFFFF"/>
             <w:tcMar>
-              <w:top w:w="80" w:type="dxa"/>
-              <w:bottom w:w="80" w:type="dxa"/>
-              <w:left w:w="100" w:type="dxa"/>
-              <w:right w:w="100" w:type="dxa"/>
+              <w:top w:w="60" w:type="dxa"/>
+              <w:bottom w:w="60" w:type="dxa"/>
+              <w:left w:w="80" w:type="dxa"/>
+              <w:right w:w="80" w:type="dxa"/>
             </w:tcMar>
           </w:tcPr>
           <w:p>
@@ -3657,7 +4040,7 @@
               <w:rPr>
                 <w:rFonts w:ascii="Meiryo" w:hAnsi="Meiryo"/>
                 <w:color w:val="282828"/>
-                <w:sz w:val="18"/>
+                <w:sz w:val="17"/>
               </w:rPr>
               <w:t>大動脈弁口面積 (連続の式)</w:t>
             </w:r>
@@ -3668,10 +4051,10 @@
             <w:tcW w:type="dxa" w:w="2448"/>
             <w:shd w:fill="FFFFFF"/>
             <w:tcMar>
-              <w:top w:w="80" w:type="dxa"/>
-              <w:bottom w:w="80" w:type="dxa"/>
-              <w:left w:w="100" w:type="dxa"/>
-              <w:right w:w="100" w:type="dxa"/>
+              <w:top w:w="60" w:type="dxa"/>
+              <w:bottom w:w="60" w:type="dxa"/>
+              <w:left w:w="80" w:type="dxa"/>
+              <w:right w:w="80" w:type="dxa"/>
             </w:tcMar>
           </w:tcPr>
           <w:p>
@@ -3682,7 +4065,7 @@
               <w:rPr>
                 <w:rFonts w:ascii="Meiryo" w:hAnsi="Meiryo"/>
                 <w:color w:val="282828"/>
-                <w:sz w:val="18"/>
+                <w:sz w:val="17"/>
               </w:rPr>
               <w:t>AVA (Continuity Eq)</w:t>
             </w:r>
@@ -3693,10 +4076,10 @@
             <w:tcW w:type="dxa" w:w="1152"/>
             <w:shd w:fill="FFFFFF"/>
             <w:tcMar>
-              <w:top w:w="80" w:type="dxa"/>
-              <w:bottom w:w="80" w:type="dxa"/>
-              <w:left w:w="100" w:type="dxa"/>
-              <w:right w:w="100" w:type="dxa"/>
+              <w:top w:w="60" w:type="dxa"/>
+              <w:bottom w:w="60" w:type="dxa"/>
+              <w:left w:w="80" w:type="dxa"/>
+              <w:right w:w="80" w:type="dxa"/>
             </w:tcMar>
           </w:tcPr>
           <w:p>
@@ -3707,7 +4090,7 @@
               <w:rPr>
                 <w:rFonts w:ascii="Meiryo" w:hAnsi="Meiryo"/>
                 <w:color w:val="282828"/>
-                <w:sz w:val="18"/>
+                <w:sz w:val="17"/>
               </w:rPr>
               <w:t>cm²</w:t>
             </w:r>
@@ -3718,10 +4101,10 @@
             <w:tcW w:type="dxa" w:w="2880"/>
             <w:shd w:fill="FFFFFF"/>
             <w:tcMar>
-              <w:top w:w="80" w:type="dxa"/>
-              <w:bottom w:w="80" w:type="dxa"/>
-              <w:left w:w="100" w:type="dxa"/>
-              <w:right w:w="100" w:type="dxa"/>
+              <w:top w:w="60" w:type="dxa"/>
+              <w:bottom w:w="60" w:type="dxa"/>
+              <w:left w:w="80" w:type="dxa"/>
+              <w:right w:w="80" w:type="dxa"/>
             </w:tcMar>
           </w:tcPr>
           <w:p>
@@ -3732,7 +4115,7 @@
               <w:rPr>
                 <w:rFonts w:ascii="Meiryo" w:hAnsi="Meiryo"/>
                 <w:color w:val="282828"/>
-                <w:sz w:val="18"/>
+                <w:sz w:val="17"/>
               </w:rPr>
               <w:t>重症: &lt; 1.0 cm² (指数化 AVAi &lt; 0.6 cm²/m²)</w:t>
             </w:r>
@@ -3745,10 +4128,10 @@
             <w:tcW w:type="dxa" w:w="1872"/>
             <w:shd w:fill="F4F8FA"/>
             <w:tcMar>
-              <w:top w:w="80" w:type="dxa"/>
-              <w:bottom w:w="80" w:type="dxa"/>
-              <w:left w:w="100" w:type="dxa"/>
-              <w:right w:w="100" w:type="dxa"/>
+              <w:top w:w="60" w:type="dxa"/>
+              <w:bottom w:w="60" w:type="dxa"/>
+              <w:left w:w="80" w:type="dxa"/>
+              <w:right w:w="80" w:type="dxa"/>
             </w:tcMar>
           </w:tcPr>
           <w:p>
@@ -3759,7 +4142,7 @@
               <w:rPr>
                 <w:rFonts w:ascii="Meiryo" w:hAnsi="Meiryo"/>
                 <w:color w:val="282828"/>
-                <w:sz w:val="18"/>
+                <w:sz w:val="17"/>
               </w:rPr>
               <w:t>大動脈弁狭窄 AS</w:t>
             </w:r>
@@ -3770,10 +4153,10 @@
             <w:tcW w:type="dxa" w:w="2448"/>
             <w:shd w:fill="F4F8FA"/>
             <w:tcMar>
-              <w:top w:w="80" w:type="dxa"/>
-              <w:bottom w:w="80" w:type="dxa"/>
-              <w:left w:w="100" w:type="dxa"/>
-              <w:right w:w="100" w:type="dxa"/>
+              <w:top w:w="60" w:type="dxa"/>
+              <w:bottom w:w="60" w:type="dxa"/>
+              <w:left w:w="80" w:type="dxa"/>
+              <w:right w:w="80" w:type="dxa"/>
             </w:tcMar>
           </w:tcPr>
           <w:p>
@@ -3784,7 +4167,7 @@
               <w:rPr>
                 <w:rFonts w:ascii="Meiryo" w:hAnsi="Meiryo"/>
                 <w:color w:val="282828"/>
-                <w:sz w:val="18"/>
+                <w:sz w:val="17"/>
               </w:rPr>
               <w:t>無次元速度指数</w:t>
             </w:r>
@@ -3795,10 +4178,10 @@
             <w:tcW w:type="dxa" w:w="2448"/>
             <w:shd w:fill="F4F8FA"/>
             <w:tcMar>
-              <w:top w:w="80" w:type="dxa"/>
-              <w:bottom w:w="80" w:type="dxa"/>
-              <w:left w:w="100" w:type="dxa"/>
-              <w:right w:w="100" w:type="dxa"/>
+              <w:top w:w="60" w:type="dxa"/>
+              <w:bottom w:w="60" w:type="dxa"/>
+              <w:left w:w="80" w:type="dxa"/>
+              <w:right w:w="80" w:type="dxa"/>
             </w:tcMar>
           </w:tcPr>
           <w:p>
@@ -3809,7 +4192,7 @@
               <w:rPr>
                 <w:rFonts w:ascii="Meiryo" w:hAnsi="Meiryo"/>
                 <w:color w:val="282828"/>
-                <w:sz w:val="18"/>
+                <w:sz w:val="17"/>
               </w:rPr>
               <w:t>DVI (LVOT VTI / AV VTI)</w:t>
             </w:r>
@@ -3820,10 +4203,10 @@
             <w:tcW w:type="dxa" w:w="1152"/>
             <w:shd w:fill="F4F8FA"/>
             <w:tcMar>
-              <w:top w:w="80" w:type="dxa"/>
-              <w:bottom w:w="80" w:type="dxa"/>
-              <w:left w:w="100" w:type="dxa"/>
-              <w:right w:w="100" w:type="dxa"/>
+              <w:top w:w="60" w:type="dxa"/>
+              <w:bottom w:w="60" w:type="dxa"/>
+              <w:left w:w="80" w:type="dxa"/>
+              <w:right w:w="80" w:type="dxa"/>
             </w:tcMar>
           </w:tcPr>
           <w:p>
@@ -3834,7 +4217,7 @@
               <w:rPr>
                 <w:rFonts w:ascii="Meiryo" w:hAnsi="Meiryo"/>
                 <w:color w:val="282828"/>
-                <w:sz w:val="18"/>
+                <w:sz w:val="17"/>
               </w:rPr>
               <w:t>-</w:t>
             </w:r>
@@ -3845,10 +4228,10 @@
             <w:tcW w:type="dxa" w:w="2880"/>
             <w:shd w:fill="F4F8FA"/>
             <w:tcMar>
-              <w:top w:w="80" w:type="dxa"/>
-              <w:bottom w:w="80" w:type="dxa"/>
-              <w:left w:w="100" w:type="dxa"/>
-              <w:right w:w="100" w:type="dxa"/>
+              <w:top w:w="60" w:type="dxa"/>
+              <w:bottom w:w="60" w:type="dxa"/>
+              <w:left w:w="80" w:type="dxa"/>
+              <w:right w:w="80" w:type="dxa"/>
             </w:tcMar>
           </w:tcPr>
           <w:p>
@@ -3859,9 +4242,9 @@
               <w:rPr>
                 <w:rFonts w:ascii="Meiryo" w:hAnsi="Meiryo"/>
                 <w:color w:val="282828"/>
-                <w:sz w:val="18"/>
+                <w:sz w:val="17"/>
               </w:rPr>
-              <w:t>重症: &lt; 0.25 (低流量低圧較差 AS で極めて有用)</w:t>
+              <w:t>重症: &lt; 0.25 (低流量低圧較差 LF-LG AS で極めて有用)</w:t>
             </w:r>
           </w:p>
         </w:tc>
@@ -3872,10 +4255,10 @@
             <w:tcW w:type="dxa" w:w="1872"/>
             <w:shd w:fill="FFFFFF"/>
             <w:tcMar>
-              <w:top w:w="80" w:type="dxa"/>
-              <w:bottom w:w="80" w:type="dxa"/>
-              <w:left w:w="100" w:type="dxa"/>
-              <w:right w:w="100" w:type="dxa"/>
+              <w:top w:w="60" w:type="dxa"/>
+              <w:bottom w:w="60" w:type="dxa"/>
+              <w:left w:w="80" w:type="dxa"/>
+              <w:right w:w="80" w:type="dxa"/>
             </w:tcMar>
           </w:tcPr>
           <w:p>
@@ -3886,7 +4269,7 @@
               <w:rPr>
                 <w:rFonts w:ascii="Meiryo" w:hAnsi="Meiryo"/>
                 <w:color w:val="282828"/>
-                <w:sz w:val="18"/>
+                <w:sz w:val="17"/>
               </w:rPr>
               <w:t>大動脈弁逆流 AR</w:t>
             </w:r>
@@ -3897,10 +4280,10 @@
             <w:tcW w:type="dxa" w:w="2448"/>
             <w:shd w:fill="FFFFFF"/>
             <w:tcMar>
-              <w:top w:w="80" w:type="dxa"/>
-              <w:bottom w:w="80" w:type="dxa"/>
-              <w:left w:w="100" w:type="dxa"/>
-              <w:right w:w="100" w:type="dxa"/>
+              <w:top w:w="60" w:type="dxa"/>
+              <w:bottom w:w="60" w:type="dxa"/>
+              <w:left w:w="80" w:type="dxa"/>
+              <w:right w:w="80" w:type="dxa"/>
             </w:tcMar>
           </w:tcPr>
           <w:p>
@@ -3911,7 +4294,7 @@
               <w:rPr>
                 <w:rFonts w:ascii="Meiryo" w:hAnsi="Meiryo"/>
                 <w:color w:val="282828"/>
-                <w:sz w:val="18"/>
+                <w:sz w:val="17"/>
               </w:rPr>
               <w:t>圧半減時間</w:t>
             </w:r>
@@ -3922,10 +4305,10 @@
             <w:tcW w:type="dxa" w:w="2448"/>
             <w:shd w:fill="FFFFFF"/>
             <w:tcMar>
-              <w:top w:w="80" w:type="dxa"/>
-              <w:bottom w:w="80" w:type="dxa"/>
-              <w:left w:w="100" w:type="dxa"/>
-              <w:right w:w="100" w:type="dxa"/>
+              <w:top w:w="60" w:type="dxa"/>
+              <w:bottom w:w="60" w:type="dxa"/>
+              <w:left w:w="80" w:type="dxa"/>
+              <w:right w:w="80" w:type="dxa"/>
             </w:tcMar>
           </w:tcPr>
           <w:p>
@@ -3936,7 +4319,7 @@
               <w:rPr>
                 <w:rFonts w:ascii="Meiryo" w:hAnsi="Meiryo"/>
                 <w:color w:val="282828"/>
-                <w:sz w:val="18"/>
+                <w:sz w:val="17"/>
               </w:rPr>
               <w:t>AR PHT</w:t>
             </w:r>
@@ -3947,10 +4330,10 @@
             <w:tcW w:type="dxa" w:w="1152"/>
             <w:shd w:fill="FFFFFF"/>
             <w:tcMar>
-              <w:top w:w="80" w:type="dxa"/>
-              <w:bottom w:w="80" w:type="dxa"/>
-              <w:left w:w="100" w:type="dxa"/>
-              <w:right w:w="100" w:type="dxa"/>
+              <w:top w:w="60" w:type="dxa"/>
+              <w:bottom w:w="60" w:type="dxa"/>
+              <w:left w:w="80" w:type="dxa"/>
+              <w:right w:w="80" w:type="dxa"/>
             </w:tcMar>
           </w:tcPr>
           <w:p>
@@ -3961,7 +4344,7 @@
               <w:rPr>
                 <w:rFonts w:ascii="Meiryo" w:hAnsi="Meiryo"/>
                 <w:color w:val="282828"/>
-                <w:sz w:val="18"/>
+                <w:sz w:val="17"/>
               </w:rPr>
               <w:t>ms</w:t>
             </w:r>
@@ -3972,10 +4355,10 @@
             <w:tcW w:type="dxa" w:w="2880"/>
             <w:shd w:fill="FFFFFF"/>
             <w:tcMar>
-              <w:top w:w="80" w:type="dxa"/>
-              <w:bottom w:w="80" w:type="dxa"/>
-              <w:left w:w="100" w:type="dxa"/>
-              <w:right w:w="100" w:type="dxa"/>
+              <w:top w:w="60" w:type="dxa"/>
+              <w:bottom w:w="60" w:type="dxa"/>
+              <w:left w:w="80" w:type="dxa"/>
+              <w:right w:w="80" w:type="dxa"/>
             </w:tcMar>
           </w:tcPr>
           <w:p>
@@ -3986,7 +4369,7 @@
               <w:rPr>
                 <w:rFonts w:ascii="Meiryo" w:hAnsi="Meiryo"/>
                 <w:color w:val="282828"/>
-                <w:sz w:val="18"/>
+                <w:sz w:val="17"/>
               </w:rPr>
               <w:t>重症: &lt; 200 ms (軽症: &gt; 500 ms)</w:t>
             </w:r>
@@ -3999,10 +4382,10 @@
             <w:tcW w:type="dxa" w:w="1872"/>
             <w:shd w:fill="F4F8FA"/>
             <w:tcMar>
-              <w:top w:w="80" w:type="dxa"/>
-              <w:bottom w:w="80" w:type="dxa"/>
-              <w:left w:w="100" w:type="dxa"/>
-              <w:right w:w="100" w:type="dxa"/>
+              <w:top w:w="60" w:type="dxa"/>
+              <w:bottom w:w="60" w:type="dxa"/>
+              <w:left w:w="80" w:type="dxa"/>
+              <w:right w:w="80" w:type="dxa"/>
             </w:tcMar>
           </w:tcPr>
           <w:p>
@@ -4013,7 +4396,7 @@
               <w:rPr>
                 <w:rFonts w:ascii="Meiryo" w:hAnsi="Meiryo"/>
                 <w:color w:val="282828"/>
-                <w:sz w:val="18"/>
+                <w:sz w:val="17"/>
               </w:rPr>
               <w:t>僧帽弁逆流 MR</w:t>
             </w:r>
@@ -4024,10 +4407,10 @@
             <w:tcW w:type="dxa" w:w="2448"/>
             <w:shd w:fill="F4F8FA"/>
             <w:tcMar>
-              <w:top w:w="80" w:type="dxa"/>
-              <w:bottom w:w="80" w:type="dxa"/>
-              <w:left w:w="100" w:type="dxa"/>
-              <w:right w:w="100" w:type="dxa"/>
+              <w:top w:w="60" w:type="dxa"/>
+              <w:bottom w:w="60" w:type="dxa"/>
+              <w:left w:w="80" w:type="dxa"/>
+              <w:right w:w="80" w:type="dxa"/>
             </w:tcMar>
           </w:tcPr>
           <w:p>
@@ -4038,7 +4421,7 @@
               <w:rPr>
                 <w:rFonts w:ascii="Meiryo" w:hAnsi="Meiryo"/>
                 <w:color w:val="282828"/>
-                <w:sz w:val="18"/>
+                <w:sz w:val="17"/>
               </w:rPr>
               <w:t>PISA半径 / アライアンス速度</w:t>
             </w:r>
@@ -4049,10 +4432,10 @@
             <w:tcW w:type="dxa" w:w="2448"/>
             <w:shd w:fill="F4F8FA"/>
             <w:tcMar>
-              <w:top w:w="80" w:type="dxa"/>
-              <w:bottom w:w="80" w:type="dxa"/>
-              <w:left w:w="100" w:type="dxa"/>
-              <w:right w:w="100" w:type="dxa"/>
+              <w:top w:w="60" w:type="dxa"/>
+              <w:bottom w:w="60" w:type="dxa"/>
+              <w:left w:w="80" w:type="dxa"/>
+              <w:right w:w="80" w:type="dxa"/>
             </w:tcMar>
           </w:tcPr>
           <w:p>
@@ -4063,7 +4446,7 @@
               <w:rPr>
                 <w:rFonts w:ascii="Meiryo" w:hAnsi="Meiryo"/>
                 <w:color w:val="282828"/>
-                <w:sz w:val="18"/>
+                <w:sz w:val="17"/>
               </w:rPr>
               <w:t>PISA Radius / Aliasing Vel</w:t>
             </w:r>
@@ -4074,10 +4457,10 @@
             <w:tcW w:type="dxa" w:w="1152"/>
             <w:shd w:fill="F4F8FA"/>
             <w:tcMar>
-              <w:top w:w="80" w:type="dxa"/>
-              <w:bottom w:w="80" w:type="dxa"/>
-              <w:left w:w="100" w:type="dxa"/>
-              <w:right w:w="100" w:type="dxa"/>
+              <w:top w:w="60" w:type="dxa"/>
+              <w:bottom w:w="60" w:type="dxa"/>
+              <w:left w:w="80" w:type="dxa"/>
+              <w:right w:w="80" w:type="dxa"/>
             </w:tcMar>
           </w:tcPr>
           <w:p>
@@ -4088,7 +4471,7 @@
               <w:rPr>
                 <w:rFonts w:ascii="Meiryo" w:hAnsi="Meiryo"/>
                 <w:color w:val="282828"/>
-                <w:sz w:val="18"/>
+                <w:sz w:val="17"/>
               </w:rPr>
               <w:t>mm, cm/s</w:t>
             </w:r>
@@ -4099,10 +4482,10 @@
             <w:tcW w:type="dxa" w:w="2880"/>
             <w:shd w:fill="F4F8FA"/>
             <w:tcMar>
-              <w:top w:w="80" w:type="dxa"/>
-              <w:bottom w:w="80" w:type="dxa"/>
-              <w:left w:w="100" w:type="dxa"/>
-              <w:right w:w="100" w:type="dxa"/>
+              <w:top w:w="60" w:type="dxa"/>
+              <w:bottom w:w="60" w:type="dxa"/>
+              <w:left w:w="80" w:type="dxa"/>
+              <w:right w:w="80" w:type="dxa"/>
             </w:tcMar>
           </w:tcPr>
           <w:p>
@@ -4113,7 +4496,7 @@
               <w:rPr>
                 <w:rFonts w:ascii="Meiryo" w:hAnsi="Meiryo"/>
                 <w:color w:val="282828"/>
-                <w:sz w:val="18"/>
+                <w:sz w:val="17"/>
               </w:rPr>
               <w:t>定量的逆流評価の必須元データ</w:t>
             </w:r>
@@ -4126,10 +4509,10 @@
             <w:tcW w:type="dxa" w:w="1872"/>
             <w:shd w:fill="FFFFFF"/>
             <w:tcMar>
-              <w:top w:w="80" w:type="dxa"/>
-              <w:bottom w:w="80" w:type="dxa"/>
-              <w:left w:w="100" w:type="dxa"/>
-              <w:right w:w="100" w:type="dxa"/>
+              <w:top w:w="60" w:type="dxa"/>
+              <w:bottom w:w="60" w:type="dxa"/>
+              <w:left w:w="80" w:type="dxa"/>
+              <w:right w:w="80" w:type="dxa"/>
             </w:tcMar>
           </w:tcPr>
           <w:p>
@@ -4140,7 +4523,7 @@
               <w:rPr>
                 <w:rFonts w:ascii="Meiryo" w:hAnsi="Meiryo"/>
                 <w:color w:val="282828"/>
-                <w:sz w:val="18"/>
+                <w:sz w:val="17"/>
               </w:rPr>
               <w:t>僧帽弁逆流 MR</w:t>
             </w:r>
@@ -4151,10 +4534,10 @@
             <w:tcW w:type="dxa" w:w="2448"/>
             <w:shd w:fill="FFFFFF"/>
             <w:tcMar>
-              <w:top w:w="80" w:type="dxa"/>
-              <w:bottom w:w="80" w:type="dxa"/>
-              <w:left w:w="100" w:type="dxa"/>
-              <w:right w:w="100" w:type="dxa"/>
+              <w:top w:w="60" w:type="dxa"/>
+              <w:bottom w:w="60" w:type="dxa"/>
+              <w:left w:w="80" w:type="dxa"/>
+              <w:right w:w="80" w:type="dxa"/>
             </w:tcMar>
           </w:tcPr>
           <w:p>
@@ -4165,7 +4548,7 @@
               <w:rPr>
                 <w:rFonts w:ascii="Meiryo" w:hAnsi="Meiryo"/>
                 <w:color w:val="282828"/>
-                <w:sz w:val="18"/>
+                <w:sz w:val="17"/>
               </w:rPr>
               <w:t>有効逆流弁口面積 (EROA)</w:t>
             </w:r>
@@ -4176,10 +4559,10 @@
             <w:tcW w:type="dxa" w:w="2448"/>
             <w:shd w:fill="FFFFFF"/>
             <w:tcMar>
-              <w:top w:w="80" w:type="dxa"/>
-              <w:bottom w:w="80" w:type="dxa"/>
-              <w:left w:w="100" w:type="dxa"/>
-              <w:right w:w="100" w:type="dxa"/>
+              <w:top w:w="60" w:type="dxa"/>
+              <w:bottom w:w="60" w:type="dxa"/>
+              <w:left w:w="80" w:type="dxa"/>
+              <w:right w:w="80" w:type="dxa"/>
             </w:tcMar>
           </w:tcPr>
           <w:p>
@@ -4190,7 +4573,7 @@
               <w:rPr>
                 <w:rFonts w:ascii="Meiryo" w:hAnsi="Meiryo"/>
                 <w:color w:val="282828"/>
-                <w:sz w:val="18"/>
+                <w:sz w:val="17"/>
               </w:rPr>
               <w:t>MR EROA</w:t>
             </w:r>
@@ -4201,10 +4584,10 @@
             <w:tcW w:type="dxa" w:w="1152"/>
             <w:shd w:fill="FFFFFF"/>
             <w:tcMar>
-              <w:top w:w="80" w:type="dxa"/>
-              <w:bottom w:w="80" w:type="dxa"/>
-              <w:left w:w="100" w:type="dxa"/>
-              <w:right w:w="100" w:type="dxa"/>
+              <w:top w:w="60" w:type="dxa"/>
+              <w:bottom w:w="60" w:type="dxa"/>
+              <w:left w:w="80" w:type="dxa"/>
+              <w:right w:w="80" w:type="dxa"/>
             </w:tcMar>
           </w:tcPr>
           <w:p>
@@ -4215,7 +4598,7 @@
               <w:rPr>
                 <w:rFonts w:ascii="Meiryo" w:hAnsi="Meiryo"/>
                 <w:color w:val="282828"/>
-                <w:sz w:val="18"/>
+                <w:sz w:val="17"/>
               </w:rPr>
               <w:t>cm²</w:t>
             </w:r>
@@ -4226,10 +4609,10 @@
             <w:tcW w:type="dxa" w:w="2880"/>
             <w:shd w:fill="FFFFFF"/>
             <w:tcMar>
-              <w:top w:w="80" w:type="dxa"/>
-              <w:bottom w:w="80" w:type="dxa"/>
-              <w:left w:w="100" w:type="dxa"/>
-              <w:right w:w="100" w:type="dxa"/>
+              <w:top w:w="60" w:type="dxa"/>
+              <w:bottom w:w="60" w:type="dxa"/>
+              <w:left w:w="80" w:type="dxa"/>
+              <w:right w:w="80" w:type="dxa"/>
             </w:tcMar>
           </w:tcPr>
           <w:p>
@@ -4240,7 +4623,7 @@
               <w:rPr>
                 <w:rFonts w:ascii="Meiryo" w:hAnsi="Meiryo"/>
                 <w:color w:val="282828"/>
-                <w:sz w:val="18"/>
+                <w:sz w:val="17"/>
               </w:rPr>
               <w:t>重症: ≧ 0.40 cm² (二次性MRでは ≧ 0.20 cm²)</w:t>
             </w:r>
@@ -4253,10 +4636,10 @@
             <w:tcW w:type="dxa" w:w="1872"/>
             <w:shd w:fill="F4F8FA"/>
             <w:tcMar>
-              <w:top w:w="80" w:type="dxa"/>
-              <w:bottom w:w="80" w:type="dxa"/>
-              <w:left w:w="100" w:type="dxa"/>
-              <w:right w:w="100" w:type="dxa"/>
+              <w:top w:w="60" w:type="dxa"/>
+              <w:bottom w:w="60" w:type="dxa"/>
+              <w:left w:w="80" w:type="dxa"/>
+              <w:right w:w="80" w:type="dxa"/>
             </w:tcMar>
           </w:tcPr>
           <w:p>
@@ -4267,7 +4650,7 @@
               <w:rPr>
                 <w:rFonts w:ascii="Meiryo" w:hAnsi="Meiryo"/>
                 <w:color w:val="282828"/>
-                <w:sz w:val="18"/>
+                <w:sz w:val="17"/>
               </w:rPr>
               <w:t>僧帽弁逆流 MR</w:t>
             </w:r>
@@ -4278,10 +4661,10 @@
             <w:tcW w:type="dxa" w:w="2448"/>
             <w:shd w:fill="F4F8FA"/>
             <w:tcMar>
-              <w:top w:w="80" w:type="dxa"/>
-              <w:bottom w:w="80" w:type="dxa"/>
-              <w:left w:w="100" w:type="dxa"/>
-              <w:right w:w="100" w:type="dxa"/>
+              <w:top w:w="60" w:type="dxa"/>
+              <w:bottom w:w="60" w:type="dxa"/>
+              <w:left w:w="80" w:type="dxa"/>
+              <w:right w:w="80" w:type="dxa"/>
             </w:tcMar>
           </w:tcPr>
           <w:p>
@@ -4292,7 +4675,7 @@
               <w:rPr>
                 <w:rFonts w:ascii="Meiryo" w:hAnsi="Meiryo"/>
                 <w:color w:val="282828"/>
-                <w:sz w:val="18"/>
+                <w:sz w:val="17"/>
               </w:rPr>
               <w:t>逆流量 (Regurgitant Volume)</w:t>
             </w:r>
@@ -4303,10 +4686,10 @@
             <w:tcW w:type="dxa" w:w="2448"/>
             <w:shd w:fill="F4F8FA"/>
             <w:tcMar>
-              <w:top w:w="80" w:type="dxa"/>
-              <w:bottom w:w="80" w:type="dxa"/>
-              <w:left w:w="100" w:type="dxa"/>
-              <w:right w:w="100" w:type="dxa"/>
+              <w:top w:w="60" w:type="dxa"/>
+              <w:bottom w:w="60" w:type="dxa"/>
+              <w:left w:w="80" w:type="dxa"/>
+              <w:right w:w="80" w:type="dxa"/>
             </w:tcMar>
           </w:tcPr>
           <w:p>
@@ -4317,7 +4700,7 @@
               <w:rPr>
                 <w:rFonts w:ascii="Meiryo" w:hAnsi="Meiryo"/>
                 <w:color w:val="282828"/>
-                <w:sz w:val="18"/>
+                <w:sz w:val="17"/>
               </w:rPr>
               <w:t>MR RVol</w:t>
             </w:r>
@@ -4328,10 +4711,10 @@
             <w:tcW w:type="dxa" w:w="1152"/>
             <w:shd w:fill="F4F8FA"/>
             <w:tcMar>
-              <w:top w:w="80" w:type="dxa"/>
-              <w:bottom w:w="80" w:type="dxa"/>
-              <w:left w:w="100" w:type="dxa"/>
-              <w:right w:w="100" w:type="dxa"/>
+              <w:top w:w="60" w:type="dxa"/>
+              <w:bottom w:w="60" w:type="dxa"/>
+              <w:left w:w="80" w:type="dxa"/>
+              <w:right w:w="80" w:type="dxa"/>
             </w:tcMar>
           </w:tcPr>
           <w:p>
@@ -4342,7 +4725,7 @@
               <w:rPr>
                 <w:rFonts w:ascii="Meiryo" w:hAnsi="Meiryo"/>
                 <w:color w:val="282828"/>
-                <w:sz w:val="18"/>
+                <w:sz w:val="17"/>
               </w:rPr>
               <w:t>mL</w:t>
             </w:r>
@@ -4353,10 +4736,10 @@
             <w:tcW w:type="dxa" w:w="2880"/>
             <w:shd w:fill="F4F8FA"/>
             <w:tcMar>
-              <w:top w:w="80" w:type="dxa"/>
-              <w:bottom w:w="80" w:type="dxa"/>
-              <w:left w:w="100" w:type="dxa"/>
-              <w:right w:w="100" w:type="dxa"/>
+              <w:top w:w="60" w:type="dxa"/>
+              <w:bottom w:w="60" w:type="dxa"/>
+              <w:left w:w="80" w:type="dxa"/>
+              <w:right w:w="80" w:type="dxa"/>
             </w:tcMar>
           </w:tcPr>
           <w:p>
@@ -4367,7 +4750,7 @@
               <w:rPr>
                 <w:rFonts w:ascii="Meiryo" w:hAnsi="Meiryo"/>
                 <w:color w:val="282828"/>
-                <w:sz w:val="18"/>
+                <w:sz w:val="17"/>
               </w:rPr>
               <w:t>重症: ≧ 60 mL (二次性MRでは ≧ 30 mL)</w:t>
             </w:r>
@@ -4380,10 +4763,10 @@
             <w:tcW w:type="dxa" w:w="1872"/>
             <w:shd w:fill="FFFFFF"/>
             <w:tcMar>
-              <w:top w:w="80" w:type="dxa"/>
-              <w:bottom w:w="80" w:type="dxa"/>
-              <w:left w:w="100" w:type="dxa"/>
-              <w:right w:w="100" w:type="dxa"/>
+              <w:top w:w="60" w:type="dxa"/>
+              <w:bottom w:w="60" w:type="dxa"/>
+              <w:left w:w="80" w:type="dxa"/>
+              <w:right w:w="80" w:type="dxa"/>
             </w:tcMar>
           </w:tcPr>
           <w:p>
@@ -4394,7 +4777,7 @@
               <w:rPr>
                 <w:rFonts w:ascii="Meiryo" w:hAnsi="Meiryo"/>
                 <w:color w:val="282828"/>
-                <w:sz w:val="18"/>
+                <w:sz w:val="17"/>
               </w:rPr>
               <w:t>僧帽弁狭窄 MS</w:t>
             </w:r>
@@ -4405,10 +4788,10 @@
             <w:tcW w:type="dxa" w:w="2448"/>
             <w:shd w:fill="FFFFFF"/>
             <w:tcMar>
-              <w:top w:w="80" w:type="dxa"/>
-              <w:bottom w:w="80" w:type="dxa"/>
-              <w:left w:w="100" w:type="dxa"/>
-              <w:right w:w="100" w:type="dxa"/>
+              <w:top w:w="60" w:type="dxa"/>
+              <w:bottom w:w="60" w:type="dxa"/>
+              <w:left w:w="80" w:type="dxa"/>
+              <w:right w:w="80" w:type="dxa"/>
             </w:tcMar>
           </w:tcPr>
           <w:p>
@@ -4419,7 +4802,7 @@
               <w:rPr>
                 <w:rFonts w:ascii="Meiryo" w:hAnsi="Meiryo"/>
                 <w:color w:val="282828"/>
-                <w:sz w:val="18"/>
+                <w:sz w:val="17"/>
               </w:rPr>
               <w:t>平均圧較差 / 弁口面積</w:t>
             </w:r>
@@ -4430,10 +4813,10 @@
             <w:tcW w:type="dxa" w:w="2448"/>
             <w:shd w:fill="FFFFFF"/>
             <w:tcMar>
-              <w:top w:w="80" w:type="dxa"/>
-              <w:bottom w:w="80" w:type="dxa"/>
-              <w:left w:w="100" w:type="dxa"/>
-              <w:right w:w="100" w:type="dxa"/>
+              <w:top w:w="60" w:type="dxa"/>
+              <w:bottom w:w="60" w:type="dxa"/>
+              <w:left w:w="80" w:type="dxa"/>
+              <w:right w:w="80" w:type="dxa"/>
             </w:tcMar>
           </w:tcPr>
           <w:p>
@@ -4444,7 +4827,7 @@
               <w:rPr>
                 <w:rFonts w:ascii="Meiryo" w:hAnsi="Meiryo"/>
                 <w:color w:val="282828"/>
-                <w:sz w:val="18"/>
+                <w:sz w:val="17"/>
               </w:rPr>
               <w:t>MV Mean PG / MVA (PHT)</w:t>
             </w:r>
@@ -4455,10 +4838,10 @@
             <w:tcW w:type="dxa" w:w="1152"/>
             <w:shd w:fill="FFFFFF"/>
             <w:tcMar>
-              <w:top w:w="80" w:type="dxa"/>
-              <w:bottom w:w="80" w:type="dxa"/>
-              <w:left w:w="100" w:type="dxa"/>
-              <w:right w:w="100" w:type="dxa"/>
+              <w:top w:w="60" w:type="dxa"/>
+              <w:bottom w:w="60" w:type="dxa"/>
+              <w:left w:w="80" w:type="dxa"/>
+              <w:right w:w="80" w:type="dxa"/>
             </w:tcMar>
           </w:tcPr>
           <w:p>
@@ -4469,7 +4852,7 @@
               <w:rPr>
                 <w:rFonts w:ascii="Meiryo" w:hAnsi="Meiryo"/>
                 <w:color w:val="282828"/>
-                <w:sz w:val="18"/>
+                <w:sz w:val="17"/>
               </w:rPr>
               <w:t>mmHg, cm²</w:t>
             </w:r>
@@ -4480,10 +4863,10 @@
             <w:tcW w:type="dxa" w:w="2880"/>
             <w:shd w:fill="FFFFFF"/>
             <w:tcMar>
-              <w:top w:w="80" w:type="dxa"/>
-              <w:bottom w:w="80" w:type="dxa"/>
-              <w:left w:w="100" w:type="dxa"/>
-              <w:right w:w="100" w:type="dxa"/>
+              <w:top w:w="60" w:type="dxa"/>
+              <w:bottom w:w="60" w:type="dxa"/>
+              <w:left w:w="80" w:type="dxa"/>
+              <w:right w:w="80" w:type="dxa"/>
             </w:tcMar>
           </w:tcPr>
           <w:p>
@@ -4494,7 +4877,7 @@
               <w:rPr>
                 <w:rFonts w:ascii="Meiryo" w:hAnsi="Meiryo"/>
                 <w:color w:val="282828"/>
-                <w:sz w:val="18"/>
+                <w:sz w:val="17"/>
               </w:rPr>
               <w:t>重症: Mean PG ≧ 10 mmHg / MVA ≦ 1.5 cm²</w:t>
             </w:r>
@@ -4504,14 +4887,14 @@
     </w:tbl>
     <w:p>
       <w:pPr>
-        <w:spacing w:before="240" w:after="80"/>
+        <w:spacing w:before="200" w:after="60"/>
       </w:pPr>
       <w:r>
         <w:rPr>
           <w:rFonts w:ascii="Meiryo" w:hAnsi="Meiryo"/>
           <w:b/>
           <w:color w:val="005AA0"/>
-          <w:sz w:val="25"/>
+          <w:sz w:val="23"/>
         </w:rPr>
         <w:t>4. 🫁 右心系機能・肺高血圧・下大静脈（右心不全評価）</w:t>
       </w:r>
@@ -4531,11 +4914,11 @@
         </w:tblBorders>
       </w:tblPr>
       <w:tblGrid>
-        <w:gridCol w:w="2102"/>
-        <w:gridCol w:w="2102"/>
-        <w:gridCol w:w="2102"/>
-        <w:gridCol w:w="2102"/>
-        <w:gridCol w:w="2102"/>
+        <w:gridCol w:w="2160"/>
+        <w:gridCol w:w="2160"/>
+        <w:gridCol w:w="2160"/>
+        <w:gridCol w:w="2160"/>
+        <w:gridCol w:w="2160"/>
       </w:tblGrid>
       <w:tr>
         <w:tc>
@@ -4543,10 +4926,10 @@
             <w:tcW w:type="dxa" w:w="1728"/>
             <w:shd w:fill="005691"/>
             <w:tcMar>
-              <w:top w:w="120" w:type="dxa"/>
-              <w:bottom w:w="120" w:type="dxa"/>
-              <w:left w:w="100" w:type="dxa"/>
-              <w:right w:w="100" w:type="dxa"/>
+              <w:top w:w="100" w:type="dxa"/>
+              <w:bottom w:w="100" w:type="dxa"/>
+              <w:left w:w="80" w:type="dxa"/>
+              <w:right w:w="80" w:type="dxa"/>
             </w:tcMar>
           </w:tcPr>
           <w:p>
@@ -4558,7 +4941,7 @@
                 <w:rFonts w:ascii="Meiryo" w:hAnsi="Meiryo"/>
                 <w:b/>
                 <w:color w:val="FFFFFF"/>
-                <w:sz w:val="19"/>
+                <w:sz w:val="18"/>
               </w:rPr>
               <w:t>評価領域</w:t>
             </w:r>
@@ -4569,10 +4952,10 @@
             <w:tcW w:type="dxa" w:w="2448"/>
             <w:shd w:fill="005691"/>
             <w:tcMar>
-              <w:top w:w="120" w:type="dxa"/>
-              <w:bottom w:w="120" w:type="dxa"/>
-              <w:left w:w="100" w:type="dxa"/>
-              <w:right w:w="100" w:type="dxa"/>
+              <w:top w:w="100" w:type="dxa"/>
+              <w:bottom w:w="100" w:type="dxa"/>
+              <w:left w:w="80" w:type="dxa"/>
+              <w:right w:w="80" w:type="dxa"/>
             </w:tcMar>
           </w:tcPr>
           <w:p>
@@ -4584,7 +4967,7 @@
                 <w:rFonts w:ascii="Meiryo" w:hAnsi="Meiryo"/>
                 <w:b/>
                 <w:color w:val="FFFFFF"/>
-                <w:sz w:val="19"/>
+                <w:sz w:val="18"/>
               </w:rPr>
               <w:t>SR連携推奨項目</w:t>
             </w:r>
@@ -4595,10 +4978,10 @@
             <w:tcW w:type="dxa" w:w="2448"/>
             <w:shd w:fill="005691"/>
             <w:tcMar>
-              <w:top w:w="120" w:type="dxa"/>
-              <w:bottom w:w="120" w:type="dxa"/>
-              <w:left w:w="100" w:type="dxa"/>
-              <w:right w:w="100" w:type="dxa"/>
+              <w:top w:w="100" w:type="dxa"/>
+              <w:bottom w:w="100" w:type="dxa"/>
+              <w:left w:w="80" w:type="dxa"/>
+              <w:right w:w="80" w:type="dxa"/>
             </w:tcMar>
           </w:tcPr>
           <w:p>
@@ -4610,7 +4993,7 @@
                 <w:rFonts w:ascii="Meiryo" w:hAnsi="Meiryo"/>
                 <w:b/>
                 <w:color w:val="FFFFFF"/>
-                <w:sz w:val="19"/>
+                <w:sz w:val="18"/>
               </w:rPr>
               <w:t>英語表記 / DICOMタグ</w:t>
             </w:r>
@@ -4621,10 +5004,10 @@
             <w:tcW w:type="dxa" w:w="1152"/>
             <w:shd w:fill="005691"/>
             <w:tcMar>
-              <w:top w:w="120" w:type="dxa"/>
-              <w:bottom w:w="120" w:type="dxa"/>
-              <w:left w:w="100" w:type="dxa"/>
-              <w:right w:w="100" w:type="dxa"/>
+              <w:top w:w="100" w:type="dxa"/>
+              <w:bottom w:w="100" w:type="dxa"/>
+              <w:left w:w="80" w:type="dxa"/>
+              <w:right w:w="80" w:type="dxa"/>
             </w:tcMar>
           </w:tcPr>
           <w:p>
@@ -4636,7 +5019,7 @@
                 <w:rFonts w:ascii="Meiryo" w:hAnsi="Meiryo"/>
                 <w:b/>
                 <w:color w:val="FFFFFF"/>
-                <w:sz w:val="19"/>
+                <w:sz w:val="18"/>
               </w:rPr>
               <w:t>単位</w:t>
             </w:r>
@@ -4647,10 +5030,10 @@
             <w:tcW w:type="dxa" w:w="3024"/>
             <w:shd w:fill="005691"/>
             <w:tcMar>
-              <w:top w:w="120" w:type="dxa"/>
-              <w:bottom w:w="120" w:type="dxa"/>
-              <w:left w:w="100" w:type="dxa"/>
-              <w:right w:w="100" w:type="dxa"/>
+              <w:top w:w="100" w:type="dxa"/>
+              <w:bottom w:w="100" w:type="dxa"/>
+              <w:left w:w="80" w:type="dxa"/>
+              <w:right w:w="80" w:type="dxa"/>
             </w:tcMar>
           </w:tcPr>
           <w:p>
@@ -4662,7 +5045,7 @@
                 <w:rFonts w:ascii="Meiryo" w:hAnsi="Meiryo"/>
                 <w:b/>
                 <w:color w:val="FFFFFF"/>
-                <w:sz w:val="19"/>
+                <w:sz w:val="18"/>
               </w:rPr>
               <w:t>判定基準・カットオフ</w:t>
             </w:r>
@@ -4675,10 +5058,10 @@
             <w:tcW w:type="dxa" w:w="1728"/>
             <w:shd w:fill="FFFFFF"/>
             <w:tcMar>
-              <w:top w:w="80" w:type="dxa"/>
-              <w:bottom w:w="80" w:type="dxa"/>
-              <w:left w:w="100" w:type="dxa"/>
-              <w:right w:w="100" w:type="dxa"/>
+              <w:top w:w="60" w:type="dxa"/>
+              <w:bottom w:w="60" w:type="dxa"/>
+              <w:left w:w="80" w:type="dxa"/>
+              <w:right w:w="80" w:type="dxa"/>
             </w:tcMar>
           </w:tcPr>
           <w:p>
@@ -4689,7 +5072,7 @@
               <w:rPr>
                 <w:rFonts w:ascii="Meiryo" w:hAnsi="Meiryo"/>
                 <w:color w:val="282828"/>
-                <w:sz w:val="18"/>
+                <w:sz w:val="17"/>
               </w:rPr>
               <w:t>右室収縮能</w:t>
             </w:r>
@@ -4700,10 +5083,10 @@
             <w:tcW w:type="dxa" w:w="2448"/>
             <w:shd w:fill="FFFFFF"/>
             <w:tcMar>
-              <w:top w:w="80" w:type="dxa"/>
-              <w:bottom w:w="80" w:type="dxa"/>
-              <w:left w:w="100" w:type="dxa"/>
-              <w:right w:w="100" w:type="dxa"/>
+              <w:top w:w="60" w:type="dxa"/>
+              <w:bottom w:w="60" w:type="dxa"/>
+              <w:left w:w="80" w:type="dxa"/>
+              <w:right w:w="80" w:type="dxa"/>
             </w:tcMar>
           </w:tcPr>
           <w:p>
@@ -4714,7 +5097,7 @@
               <w:rPr>
                 <w:rFonts w:ascii="Meiryo" w:hAnsi="Meiryo"/>
                 <w:color w:val="282828"/>
-                <w:sz w:val="18"/>
+                <w:sz w:val="17"/>
               </w:rPr>
               <w:t>三尖弁輪収縮期移動距離</w:t>
             </w:r>
@@ -4725,10 +5108,10 @@
             <w:tcW w:type="dxa" w:w="2448"/>
             <w:shd w:fill="FFFFFF"/>
             <w:tcMar>
-              <w:top w:w="80" w:type="dxa"/>
-              <w:bottom w:w="80" w:type="dxa"/>
-              <w:left w:w="100" w:type="dxa"/>
-              <w:right w:w="100" w:type="dxa"/>
+              <w:top w:w="60" w:type="dxa"/>
+              <w:bottom w:w="60" w:type="dxa"/>
+              <w:left w:w="80" w:type="dxa"/>
+              <w:right w:w="80" w:type="dxa"/>
             </w:tcMar>
           </w:tcPr>
           <w:p>
@@ -4739,7 +5122,7 @@
               <w:rPr>
                 <w:rFonts w:ascii="Meiryo" w:hAnsi="Meiryo"/>
                 <w:color w:val="282828"/>
-                <w:sz w:val="18"/>
+                <w:sz w:val="17"/>
               </w:rPr>
               <w:t>TAPSE</w:t>
             </w:r>
@@ -4750,10 +5133,10 @@
             <w:tcW w:type="dxa" w:w="1152"/>
             <w:shd w:fill="FFFFFF"/>
             <w:tcMar>
-              <w:top w:w="80" w:type="dxa"/>
-              <w:bottom w:w="80" w:type="dxa"/>
-              <w:left w:w="100" w:type="dxa"/>
-              <w:right w:w="100" w:type="dxa"/>
+              <w:top w:w="60" w:type="dxa"/>
+              <w:bottom w:w="60" w:type="dxa"/>
+              <w:left w:w="80" w:type="dxa"/>
+              <w:right w:w="80" w:type="dxa"/>
             </w:tcMar>
           </w:tcPr>
           <w:p>
@@ -4764,7 +5147,7 @@
               <w:rPr>
                 <w:rFonts w:ascii="Meiryo" w:hAnsi="Meiryo"/>
                 <w:color w:val="282828"/>
-                <w:sz w:val="18"/>
+                <w:sz w:val="17"/>
               </w:rPr>
               <w:t>mm</w:t>
             </w:r>
@@ -4775,10 +5158,10 @@
             <w:tcW w:type="dxa" w:w="3024"/>
             <w:shd w:fill="FFFFFF"/>
             <w:tcMar>
-              <w:top w:w="80" w:type="dxa"/>
-              <w:bottom w:w="80" w:type="dxa"/>
-              <w:left w:w="100" w:type="dxa"/>
-              <w:right w:w="100" w:type="dxa"/>
+              <w:top w:w="60" w:type="dxa"/>
+              <w:bottom w:w="60" w:type="dxa"/>
+              <w:left w:w="80" w:type="dxa"/>
+              <w:right w:w="80" w:type="dxa"/>
             </w:tcMar>
           </w:tcPr>
           <w:p>
@@ -4789,7 +5172,7 @@
               <w:rPr>
                 <w:rFonts w:ascii="Meiryo" w:hAnsi="Meiryo"/>
                 <w:color w:val="282828"/>
-                <w:sz w:val="18"/>
+                <w:sz w:val="17"/>
               </w:rPr>
               <w:t>&lt; 17 mm で右室収縮能低下</w:t>
             </w:r>
@@ -4802,10 +5185,10 @@
             <w:tcW w:type="dxa" w:w="1728"/>
             <w:shd w:fill="F4F8FA"/>
             <w:tcMar>
-              <w:top w:w="80" w:type="dxa"/>
-              <w:bottom w:w="80" w:type="dxa"/>
-              <w:left w:w="100" w:type="dxa"/>
-              <w:right w:w="100" w:type="dxa"/>
+              <w:top w:w="60" w:type="dxa"/>
+              <w:bottom w:w="60" w:type="dxa"/>
+              <w:left w:w="80" w:type="dxa"/>
+              <w:right w:w="80" w:type="dxa"/>
             </w:tcMar>
           </w:tcPr>
           <w:p>
@@ -4816,7 +5199,7 @@
               <w:rPr>
                 <w:rFonts w:ascii="Meiryo" w:hAnsi="Meiryo"/>
                 <w:color w:val="282828"/>
-                <w:sz w:val="18"/>
+                <w:sz w:val="17"/>
               </w:rPr>
               <w:t>右室収縮能</w:t>
             </w:r>
@@ -4827,10 +5210,10 @@
             <w:tcW w:type="dxa" w:w="2448"/>
             <w:shd w:fill="F4F8FA"/>
             <w:tcMar>
-              <w:top w:w="80" w:type="dxa"/>
-              <w:bottom w:w="80" w:type="dxa"/>
-              <w:left w:w="100" w:type="dxa"/>
-              <w:right w:w="100" w:type="dxa"/>
+              <w:top w:w="60" w:type="dxa"/>
+              <w:bottom w:w="60" w:type="dxa"/>
+              <w:left w:w="80" w:type="dxa"/>
+              <w:right w:w="80" w:type="dxa"/>
             </w:tcMar>
           </w:tcPr>
           <w:p>
@@ -4841,7 +5224,7 @@
               <w:rPr>
                 <w:rFonts w:ascii="Meiryo" w:hAnsi="Meiryo"/>
                 <w:color w:val="282828"/>
-                <w:sz w:val="18"/>
+                <w:sz w:val="17"/>
               </w:rPr>
               <w:t>組織ドプラ三尖弁輪収縮速度</w:t>
             </w:r>
@@ -4852,10 +5235,10 @@
             <w:tcW w:type="dxa" w:w="2448"/>
             <w:shd w:fill="F4F8FA"/>
             <w:tcMar>
-              <w:top w:w="80" w:type="dxa"/>
-              <w:bottom w:w="80" w:type="dxa"/>
-              <w:left w:w="100" w:type="dxa"/>
-              <w:right w:w="100" w:type="dxa"/>
+              <w:top w:w="60" w:type="dxa"/>
+              <w:bottom w:w="60" w:type="dxa"/>
+              <w:left w:w="80" w:type="dxa"/>
+              <w:right w:w="80" w:type="dxa"/>
             </w:tcMar>
           </w:tcPr>
           <w:p>
@@ -4866,7 +5249,7 @@
               <w:rPr>
                 <w:rFonts w:ascii="Meiryo" w:hAnsi="Meiryo"/>
                 <w:color w:val="282828"/>
-                <w:sz w:val="18"/>
+                <w:sz w:val="17"/>
               </w:rPr>
               <w:t>RV s' (TDI S')</w:t>
             </w:r>
@@ -4877,10 +5260,10 @@
             <w:tcW w:type="dxa" w:w="1152"/>
             <w:shd w:fill="F4F8FA"/>
             <w:tcMar>
-              <w:top w:w="80" w:type="dxa"/>
-              <w:bottom w:w="80" w:type="dxa"/>
-              <w:left w:w="100" w:type="dxa"/>
-              <w:right w:w="100" w:type="dxa"/>
+              <w:top w:w="60" w:type="dxa"/>
+              <w:bottom w:w="60" w:type="dxa"/>
+              <w:left w:w="80" w:type="dxa"/>
+              <w:right w:w="80" w:type="dxa"/>
             </w:tcMar>
           </w:tcPr>
           <w:p>
@@ -4891,7 +5274,7 @@
               <w:rPr>
                 <w:rFonts w:ascii="Meiryo" w:hAnsi="Meiryo"/>
                 <w:color w:val="282828"/>
-                <w:sz w:val="18"/>
+                <w:sz w:val="17"/>
               </w:rPr>
               <w:t>cm/s</w:t>
             </w:r>
@@ -4902,10 +5285,10 @@
             <w:tcW w:type="dxa" w:w="3024"/>
             <w:shd w:fill="F4F8FA"/>
             <w:tcMar>
-              <w:top w:w="80" w:type="dxa"/>
-              <w:bottom w:w="80" w:type="dxa"/>
-              <w:left w:w="100" w:type="dxa"/>
-              <w:right w:w="100" w:type="dxa"/>
+              <w:top w:w="60" w:type="dxa"/>
+              <w:bottom w:w="60" w:type="dxa"/>
+              <w:left w:w="80" w:type="dxa"/>
+              <w:right w:w="80" w:type="dxa"/>
             </w:tcMar>
           </w:tcPr>
           <w:p>
@@ -4916,7 +5299,7 @@
               <w:rPr>
                 <w:rFonts w:ascii="Meiryo" w:hAnsi="Meiryo"/>
                 <w:color w:val="282828"/>
-                <w:sz w:val="18"/>
+                <w:sz w:val="17"/>
               </w:rPr>
               <w:t>&lt; 9.5 cm/s で右室収縮能低下</w:t>
             </w:r>
@@ -4929,10 +5312,10 @@
             <w:tcW w:type="dxa" w:w="1728"/>
             <w:shd w:fill="FFFFFF"/>
             <w:tcMar>
-              <w:top w:w="80" w:type="dxa"/>
-              <w:bottom w:w="80" w:type="dxa"/>
-              <w:left w:w="100" w:type="dxa"/>
-              <w:right w:w="100" w:type="dxa"/>
+              <w:top w:w="60" w:type="dxa"/>
+              <w:bottom w:w="60" w:type="dxa"/>
+              <w:left w:w="80" w:type="dxa"/>
+              <w:right w:w="80" w:type="dxa"/>
             </w:tcMar>
           </w:tcPr>
           <w:p>
@@ -4943,7 +5326,7 @@
               <w:rPr>
                 <w:rFonts w:ascii="Meiryo" w:hAnsi="Meiryo"/>
                 <w:color w:val="282828"/>
-                <w:sz w:val="18"/>
+                <w:sz w:val="17"/>
               </w:rPr>
               <w:t>右室収縮能</w:t>
             </w:r>
@@ -4954,10 +5337,10 @@
             <w:tcW w:type="dxa" w:w="2448"/>
             <w:shd w:fill="FFFFFF"/>
             <w:tcMar>
-              <w:top w:w="80" w:type="dxa"/>
-              <w:bottom w:w="80" w:type="dxa"/>
-              <w:left w:w="100" w:type="dxa"/>
-              <w:right w:w="100" w:type="dxa"/>
+              <w:top w:w="60" w:type="dxa"/>
+              <w:bottom w:w="60" w:type="dxa"/>
+              <w:left w:w="80" w:type="dxa"/>
+              <w:right w:w="80" w:type="dxa"/>
             </w:tcMar>
           </w:tcPr>
           <w:p>
@@ -4968,7 +5351,7 @@
               <w:rPr>
                 <w:rFonts w:ascii="Meiryo" w:hAnsi="Meiryo"/>
                 <w:color w:val="282828"/>
-                <w:sz w:val="18"/>
+                <w:sz w:val="17"/>
               </w:rPr>
               <w:t>右室面積変化率</w:t>
             </w:r>
@@ -4979,10 +5362,10 @@
             <w:tcW w:type="dxa" w:w="2448"/>
             <w:shd w:fill="FFFFFF"/>
             <w:tcMar>
-              <w:top w:w="80" w:type="dxa"/>
-              <w:bottom w:w="80" w:type="dxa"/>
-              <w:left w:w="100" w:type="dxa"/>
-              <w:right w:w="100" w:type="dxa"/>
+              <w:top w:w="60" w:type="dxa"/>
+              <w:bottom w:w="60" w:type="dxa"/>
+              <w:left w:w="80" w:type="dxa"/>
+              <w:right w:w="80" w:type="dxa"/>
             </w:tcMar>
           </w:tcPr>
           <w:p>
@@ -4993,7 +5376,7 @@
               <w:rPr>
                 <w:rFonts w:ascii="Meiryo" w:hAnsi="Meiryo"/>
                 <w:color w:val="282828"/>
-                <w:sz w:val="18"/>
+                <w:sz w:val="17"/>
               </w:rPr>
               <w:t>RV FAC</w:t>
             </w:r>
@@ -5004,10 +5387,10 @@
             <w:tcW w:type="dxa" w:w="1152"/>
             <w:shd w:fill="FFFFFF"/>
             <w:tcMar>
-              <w:top w:w="80" w:type="dxa"/>
-              <w:bottom w:w="80" w:type="dxa"/>
-              <w:left w:w="100" w:type="dxa"/>
-              <w:right w:w="100" w:type="dxa"/>
+              <w:top w:w="60" w:type="dxa"/>
+              <w:bottom w:w="60" w:type="dxa"/>
+              <w:left w:w="80" w:type="dxa"/>
+              <w:right w:w="80" w:type="dxa"/>
             </w:tcMar>
           </w:tcPr>
           <w:p>
@@ -5018,7 +5401,7 @@
               <w:rPr>
                 <w:rFonts w:ascii="Meiryo" w:hAnsi="Meiryo"/>
                 <w:color w:val="282828"/>
-                <w:sz w:val="18"/>
+                <w:sz w:val="17"/>
               </w:rPr>
               <w:t>%</w:t>
             </w:r>
@@ -5029,10 +5412,10 @@
             <w:tcW w:type="dxa" w:w="3024"/>
             <w:shd w:fill="FFFFFF"/>
             <w:tcMar>
-              <w:top w:w="80" w:type="dxa"/>
-              <w:bottom w:w="80" w:type="dxa"/>
-              <w:left w:w="100" w:type="dxa"/>
-              <w:right w:w="100" w:type="dxa"/>
+              <w:top w:w="60" w:type="dxa"/>
+              <w:bottom w:w="60" w:type="dxa"/>
+              <w:left w:w="80" w:type="dxa"/>
+              <w:right w:w="80" w:type="dxa"/>
             </w:tcMar>
           </w:tcPr>
           <w:p>
@@ -5043,7 +5426,7 @@
               <w:rPr>
                 <w:rFonts w:ascii="Meiryo" w:hAnsi="Meiryo"/>
                 <w:color w:val="282828"/>
-                <w:sz w:val="18"/>
+                <w:sz w:val="17"/>
               </w:rPr>
               <w:t>&lt; 35 % で右室機能低下</w:t>
             </w:r>
@@ -5056,10 +5439,10 @@
             <w:tcW w:type="dxa" w:w="1728"/>
             <w:shd w:fill="F4F8FA"/>
             <w:tcMar>
-              <w:top w:w="80" w:type="dxa"/>
-              <w:bottom w:w="80" w:type="dxa"/>
-              <w:left w:w="100" w:type="dxa"/>
-              <w:right w:w="100" w:type="dxa"/>
+              <w:top w:w="60" w:type="dxa"/>
+              <w:bottom w:w="60" w:type="dxa"/>
+              <w:left w:w="80" w:type="dxa"/>
+              <w:right w:w="80" w:type="dxa"/>
             </w:tcMar>
           </w:tcPr>
           <w:p>
@@ -5070,7 +5453,7 @@
               <w:rPr>
                 <w:rFonts w:ascii="Meiryo" w:hAnsi="Meiryo"/>
                 <w:color w:val="282828"/>
-                <w:sz w:val="18"/>
+                <w:sz w:val="17"/>
               </w:rPr>
               <w:t>下大静脈 IVC</w:t>
             </w:r>
@@ -5081,10 +5464,10 @@
             <w:tcW w:type="dxa" w:w="2448"/>
             <w:shd w:fill="F4F8FA"/>
             <w:tcMar>
-              <w:top w:w="80" w:type="dxa"/>
-              <w:bottom w:w="80" w:type="dxa"/>
-              <w:left w:w="100" w:type="dxa"/>
-              <w:right w:w="100" w:type="dxa"/>
+              <w:top w:w="60" w:type="dxa"/>
+              <w:bottom w:w="60" w:type="dxa"/>
+              <w:left w:w="80" w:type="dxa"/>
+              <w:right w:w="80" w:type="dxa"/>
             </w:tcMar>
           </w:tcPr>
           <w:p>
@@ -5095,7 +5478,7 @@
               <w:rPr>
                 <w:rFonts w:ascii="Meiryo" w:hAnsi="Meiryo"/>
                 <w:color w:val="282828"/>
-                <w:sz w:val="18"/>
+                <w:sz w:val="17"/>
               </w:rPr>
               <w:t>下大静脈最大径 (呼気時)</w:t>
             </w:r>
@@ -5106,10 +5489,10 @@
             <w:tcW w:type="dxa" w:w="2448"/>
             <w:shd w:fill="F4F8FA"/>
             <w:tcMar>
-              <w:top w:w="80" w:type="dxa"/>
-              <w:bottom w:w="80" w:type="dxa"/>
-              <w:left w:w="100" w:type="dxa"/>
-              <w:right w:w="100" w:type="dxa"/>
+              <w:top w:w="60" w:type="dxa"/>
+              <w:bottom w:w="60" w:type="dxa"/>
+              <w:left w:w="80" w:type="dxa"/>
+              <w:right w:w="80" w:type="dxa"/>
             </w:tcMar>
           </w:tcPr>
           <w:p>
@@ -5120,7 +5503,7 @@
               <w:rPr>
                 <w:rFonts w:ascii="Meiryo" w:hAnsi="Meiryo"/>
                 <w:color w:val="282828"/>
-                <w:sz w:val="18"/>
+                <w:sz w:val="17"/>
               </w:rPr>
               <w:t>IVCd max</w:t>
             </w:r>
@@ -5131,10 +5514,10 @@
             <w:tcW w:type="dxa" w:w="1152"/>
             <w:shd w:fill="F4F8FA"/>
             <w:tcMar>
-              <w:top w:w="80" w:type="dxa"/>
-              <w:bottom w:w="80" w:type="dxa"/>
-              <w:left w:w="100" w:type="dxa"/>
-              <w:right w:w="100" w:type="dxa"/>
+              <w:top w:w="60" w:type="dxa"/>
+              <w:bottom w:w="60" w:type="dxa"/>
+              <w:left w:w="80" w:type="dxa"/>
+              <w:right w:w="80" w:type="dxa"/>
             </w:tcMar>
           </w:tcPr>
           <w:p>
@@ -5145,7 +5528,7 @@
               <w:rPr>
                 <w:rFonts w:ascii="Meiryo" w:hAnsi="Meiryo"/>
                 <w:color w:val="282828"/>
-                <w:sz w:val="18"/>
+                <w:sz w:val="17"/>
               </w:rPr>
               <w:t>mm</w:t>
             </w:r>
@@ -5156,10 +5539,10 @@
             <w:tcW w:type="dxa" w:w="3024"/>
             <w:shd w:fill="F4F8FA"/>
             <w:tcMar>
-              <w:top w:w="80" w:type="dxa"/>
-              <w:bottom w:w="80" w:type="dxa"/>
-              <w:left w:w="100" w:type="dxa"/>
-              <w:right w:w="100" w:type="dxa"/>
+              <w:top w:w="60" w:type="dxa"/>
+              <w:bottom w:w="60" w:type="dxa"/>
+              <w:left w:w="80" w:type="dxa"/>
+              <w:right w:w="80" w:type="dxa"/>
             </w:tcMar>
           </w:tcPr>
           <w:p>
@@ -5170,7 +5553,7 @@
               <w:rPr>
                 <w:rFonts w:ascii="Meiryo" w:hAnsi="Meiryo"/>
                 <w:color w:val="282828"/>
-                <w:sz w:val="18"/>
+                <w:sz w:val="17"/>
               </w:rPr>
               <w:t>&gt; 21 mm で拡大 (右房圧上昇示唆)</w:t>
             </w:r>
@@ -5183,10 +5566,10 @@
             <w:tcW w:type="dxa" w:w="1728"/>
             <w:shd w:fill="FFFFFF"/>
             <w:tcMar>
-              <w:top w:w="80" w:type="dxa"/>
-              <w:bottom w:w="80" w:type="dxa"/>
-              <w:left w:w="100" w:type="dxa"/>
-              <w:right w:w="100" w:type="dxa"/>
+              <w:top w:w="60" w:type="dxa"/>
+              <w:bottom w:w="60" w:type="dxa"/>
+              <w:left w:w="80" w:type="dxa"/>
+              <w:right w:w="80" w:type="dxa"/>
             </w:tcMar>
           </w:tcPr>
           <w:p>
@@ -5197,7 +5580,7 @@
               <w:rPr>
                 <w:rFonts w:ascii="Meiryo" w:hAnsi="Meiryo"/>
                 <w:color w:val="282828"/>
-                <w:sz w:val="18"/>
+                <w:sz w:val="17"/>
               </w:rPr>
               <w:t>下大静脈 IVC</w:t>
             </w:r>
@@ -5208,10 +5591,10 @@
             <w:tcW w:type="dxa" w:w="2448"/>
             <w:shd w:fill="FFFFFF"/>
             <w:tcMar>
-              <w:top w:w="80" w:type="dxa"/>
-              <w:bottom w:w="80" w:type="dxa"/>
-              <w:left w:w="100" w:type="dxa"/>
-              <w:right w:w="100" w:type="dxa"/>
+              <w:top w:w="60" w:type="dxa"/>
+              <w:bottom w:w="60" w:type="dxa"/>
+              <w:left w:w="80" w:type="dxa"/>
+              <w:right w:w="80" w:type="dxa"/>
             </w:tcMar>
           </w:tcPr>
           <w:p>
@@ -5222,7 +5605,7 @@
               <w:rPr>
                 <w:rFonts w:ascii="Meiryo" w:hAnsi="Meiryo"/>
                 <w:color w:val="282828"/>
-                <w:sz w:val="18"/>
+                <w:sz w:val="17"/>
               </w:rPr>
               <w:t>IVC虚脱率 (吸気時虚脱)</w:t>
             </w:r>
@@ -5233,10 +5616,10 @@
             <w:tcW w:type="dxa" w:w="2448"/>
             <w:shd w:fill="FFFFFF"/>
             <w:tcMar>
-              <w:top w:w="80" w:type="dxa"/>
-              <w:bottom w:w="80" w:type="dxa"/>
-              <w:left w:w="100" w:type="dxa"/>
-              <w:right w:w="100" w:type="dxa"/>
+              <w:top w:w="60" w:type="dxa"/>
+              <w:bottom w:w="60" w:type="dxa"/>
+              <w:left w:w="80" w:type="dxa"/>
+              <w:right w:w="80" w:type="dxa"/>
             </w:tcMar>
           </w:tcPr>
           <w:p>
@@ -5247,7 +5630,7 @@
               <w:rPr>
                 <w:rFonts w:ascii="Meiryo" w:hAnsi="Meiryo"/>
                 <w:color w:val="282828"/>
-                <w:sz w:val="18"/>
+                <w:sz w:val="17"/>
               </w:rPr>
               <w:t>IVC Collapse Index</w:t>
             </w:r>
@@ -5258,10 +5641,10 @@
             <w:tcW w:type="dxa" w:w="1152"/>
             <w:shd w:fill="FFFFFF"/>
             <w:tcMar>
-              <w:top w:w="80" w:type="dxa"/>
-              <w:bottom w:w="80" w:type="dxa"/>
-              <w:left w:w="100" w:type="dxa"/>
-              <w:right w:w="100" w:type="dxa"/>
+              <w:top w:w="60" w:type="dxa"/>
+              <w:bottom w:w="60" w:type="dxa"/>
+              <w:left w:w="80" w:type="dxa"/>
+              <w:right w:w="80" w:type="dxa"/>
             </w:tcMar>
           </w:tcPr>
           <w:p>
@@ -5272,7 +5655,7 @@
               <w:rPr>
                 <w:rFonts w:ascii="Meiryo" w:hAnsi="Meiryo"/>
                 <w:color w:val="282828"/>
-                <w:sz w:val="18"/>
+                <w:sz w:val="17"/>
               </w:rPr>
               <w:t>%</w:t>
             </w:r>
@@ -5283,10 +5666,10 @@
             <w:tcW w:type="dxa" w:w="3024"/>
             <w:shd w:fill="FFFFFF"/>
             <w:tcMar>
-              <w:top w:w="80" w:type="dxa"/>
-              <w:bottom w:w="80" w:type="dxa"/>
-              <w:left w:w="100" w:type="dxa"/>
-              <w:right w:w="100" w:type="dxa"/>
+              <w:top w:w="60" w:type="dxa"/>
+              <w:bottom w:w="60" w:type="dxa"/>
+              <w:left w:w="80" w:type="dxa"/>
+              <w:right w:w="80" w:type="dxa"/>
             </w:tcMar>
           </w:tcPr>
           <w:p>
@@ -5297,7 +5680,7 @@
               <w:rPr>
                 <w:rFonts w:ascii="Meiryo" w:hAnsi="Meiryo"/>
                 <w:color w:val="282828"/>
-                <w:sz w:val="18"/>
+                <w:sz w:val="17"/>
               </w:rPr>
               <w:t>&gt; 50 % で正常虚脱 (≦ 50% で虚脱不良)</w:t>
             </w:r>
@@ -5310,10 +5693,10 @@
             <w:tcW w:type="dxa" w:w="1728"/>
             <w:shd w:fill="F4F8FA"/>
             <w:tcMar>
-              <w:top w:w="80" w:type="dxa"/>
-              <w:bottom w:w="80" w:type="dxa"/>
-              <w:left w:w="100" w:type="dxa"/>
-              <w:right w:w="100" w:type="dxa"/>
+              <w:top w:w="60" w:type="dxa"/>
+              <w:bottom w:w="60" w:type="dxa"/>
+              <w:left w:w="80" w:type="dxa"/>
+              <w:right w:w="80" w:type="dxa"/>
             </w:tcMar>
           </w:tcPr>
           <w:p>
@@ -5324,7 +5707,7 @@
               <w:rPr>
                 <w:rFonts w:ascii="Meiryo" w:hAnsi="Meiryo"/>
                 <w:color w:val="282828"/>
-                <w:sz w:val="18"/>
+                <w:sz w:val="17"/>
               </w:rPr>
               <w:t>自動演算</w:t>
             </w:r>
@@ -5335,10 +5718,10 @@
             <w:tcW w:type="dxa" w:w="2448"/>
             <w:shd w:fill="F4F8FA"/>
             <w:tcMar>
-              <w:top w:w="80" w:type="dxa"/>
-              <w:bottom w:w="80" w:type="dxa"/>
-              <w:left w:w="100" w:type="dxa"/>
-              <w:right w:w="100" w:type="dxa"/>
+              <w:top w:w="60" w:type="dxa"/>
+              <w:bottom w:w="60" w:type="dxa"/>
+              <w:left w:w="80" w:type="dxa"/>
+              <w:right w:w="80" w:type="dxa"/>
             </w:tcMar>
           </w:tcPr>
           <w:p>
@@ -5349,7 +5732,7 @@
               <w:rPr>
                 <w:rFonts w:ascii="Meiryo" w:hAnsi="Meiryo"/>
                 <w:color w:val="282828"/>
-                <w:sz w:val="18"/>
+                <w:sz w:val="17"/>
               </w:rPr>
               <w:t>推定右房圧</w:t>
             </w:r>
@@ -5360,10 +5743,10 @@
             <w:tcW w:type="dxa" w:w="2448"/>
             <w:shd w:fill="F4F8FA"/>
             <w:tcMar>
-              <w:top w:w="80" w:type="dxa"/>
-              <w:bottom w:w="80" w:type="dxa"/>
-              <w:left w:w="100" w:type="dxa"/>
-              <w:right w:w="100" w:type="dxa"/>
+              <w:top w:w="60" w:type="dxa"/>
+              <w:bottom w:w="60" w:type="dxa"/>
+              <w:left w:w="80" w:type="dxa"/>
+              <w:right w:w="80" w:type="dxa"/>
             </w:tcMar>
           </w:tcPr>
           <w:p>
@@ -5374,7 +5757,7 @@
               <w:rPr>
                 <w:rFonts w:ascii="Meiryo" w:hAnsi="Meiryo"/>
                 <w:color w:val="282828"/>
-                <w:sz w:val="18"/>
+                <w:sz w:val="17"/>
               </w:rPr>
               <w:t>RAP (eRAP)</w:t>
             </w:r>
@@ -5385,10 +5768,10 @@
             <w:tcW w:type="dxa" w:w="1152"/>
             <w:shd w:fill="F4F8FA"/>
             <w:tcMar>
-              <w:top w:w="80" w:type="dxa"/>
-              <w:bottom w:w="80" w:type="dxa"/>
-              <w:left w:w="100" w:type="dxa"/>
-              <w:right w:w="100" w:type="dxa"/>
+              <w:top w:w="60" w:type="dxa"/>
+              <w:bottom w:w="60" w:type="dxa"/>
+              <w:left w:w="80" w:type="dxa"/>
+              <w:right w:w="80" w:type="dxa"/>
             </w:tcMar>
           </w:tcPr>
           <w:p>
@@ -5399,7 +5782,7 @@
               <w:rPr>
                 <w:rFonts w:ascii="Meiryo" w:hAnsi="Meiryo"/>
                 <w:color w:val="282828"/>
-                <w:sz w:val="18"/>
+                <w:sz w:val="17"/>
               </w:rPr>
               <w:t>mmHg</w:t>
             </w:r>
@@ -5410,10 +5793,10 @@
             <w:tcW w:type="dxa" w:w="3024"/>
             <w:shd w:fill="F4F8FA"/>
             <w:tcMar>
-              <w:top w:w="80" w:type="dxa"/>
-              <w:bottom w:w="80" w:type="dxa"/>
-              <w:left w:w="100" w:type="dxa"/>
-              <w:right w:w="100" w:type="dxa"/>
+              <w:top w:w="60" w:type="dxa"/>
+              <w:bottom w:w="60" w:type="dxa"/>
+              <w:left w:w="80" w:type="dxa"/>
+              <w:right w:w="80" w:type="dxa"/>
             </w:tcMar>
           </w:tcPr>
           <w:p>
@@ -5424,7 +5807,7 @@
               <w:rPr>
                 <w:rFonts w:ascii="Meiryo" w:hAnsi="Meiryo"/>
                 <w:color w:val="282828"/>
-                <w:sz w:val="18"/>
+                <w:sz w:val="17"/>
               </w:rPr>
               <w:t>IVC径と虚脱率より 3 / 8 / 15 mmHg 自動算出</w:t>
             </w:r>
@@ -5437,10 +5820,10 @@
             <w:tcW w:type="dxa" w:w="1728"/>
             <w:shd w:fill="FFFFFF"/>
             <w:tcMar>
-              <w:top w:w="80" w:type="dxa"/>
-              <w:bottom w:w="80" w:type="dxa"/>
-              <w:left w:w="100" w:type="dxa"/>
-              <w:right w:w="100" w:type="dxa"/>
+              <w:top w:w="60" w:type="dxa"/>
+              <w:bottom w:w="60" w:type="dxa"/>
+              <w:left w:w="80" w:type="dxa"/>
+              <w:right w:w="80" w:type="dxa"/>
             </w:tcMar>
           </w:tcPr>
           <w:p>
@@ -5451,7 +5834,7 @@
               <w:rPr>
                 <w:rFonts w:ascii="Meiryo" w:hAnsi="Meiryo"/>
                 <w:color w:val="282828"/>
-                <w:sz w:val="18"/>
+                <w:sz w:val="17"/>
               </w:rPr>
               <w:t>自動演算</w:t>
             </w:r>
@@ -5462,10 +5845,10 @@
             <w:tcW w:type="dxa" w:w="2448"/>
             <w:shd w:fill="FFFFFF"/>
             <w:tcMar>
-              <w:top w:w="80" w:type="dxa"/>
-              <w:bottom w:w="80" w:type="dxa"/>
-              <w:left w:w="100" w:type="dxa"/>
-              <w:right w:w="100" w:type="dxa"/>
+              <w:top w:w="60" w:type="dxa"/>
+              <w:bottom w:w="60" w:type="dxa"/>
+              <w:left w:w="80" w:type="dxa"/>
+              <w:right w:w="80" w:type="dxa"/>
             </w:tcMar>
           </w:tcPr>
           <w:p>
@@ -5476,7 +5859,7 @@
               <w:rPr>
                 <w:rFonts w:ascii="Meiryo" w:hAnsi="Meiryo"/>
                 <w:color w:val="282828"/>
-                <w:sz w:val="18"/>
+                <w:sz w:val="17"/>
               </w:rPr>
               <w:t>推定肺動脈収縮期圧</w:t>
             </w:r>
@@ -5487,10 +5870,10 @@
             <w:tcW w:type="dxa" w:w="2448"/>
             <w:shd w:fill="FFFFFF"/>
             <w:tcMar>
-              <w:top w:w="80" w:type="dxa"/>
-              <w:bottom w:w="80" w:type="dxa"/>
-              <w:left w:w="100" w:type="dxa"/>
-              <w:right w:w="100" w:type="dxa"/>
+              <w:top w:w="60" w:type="dxa"/>
+              <w:bottom w:w="60" w:type="dxa"/>
+              <w:left w:w="80" w:type="dxa"/>
+              <w:right w:w="80" w:type="dxa"/>
             </w:tcMar>
           </w:tcPr>
           <w:p>
@@ -5501,7 +5884,7 @@
               <w:rPr>
                 <w:rFonts w:ascii="Meiryo" w:hAnsi="Meiryo"/>
                 <w:color w:val="282828"/>
-                <w:sz w:val="18"/>
+                <w:sz w:val="17"/>
               </w:rPr>
               <w:t>PASP (TR-PG + RAP)</w:t>
             </w:r>
@@ -5512,10 +5895,10 @@
             <w:tcW w:type="dxa" w:w="1152"/>
             <w:shd w:fill="FFFFFF"/>
             <w:tcMar>
-              <w:top w:w="80" w:type="dxa"/>
-              <w:bottom w:w="80" w:type="dxa"/>
-              <w:left w:w="100" w:type="dxa"/>
-              <w:right w:w="100" w:type="dxa"/>
+              <w:top w:w="60" w:type="dxa"/>
+              <w:bottom w:w="60" w:type="dxa"/>
+              <w:left w:w="80" w:type="dxa"/>
+              <w:right w:w="80" w:type="dxa"/>
             </w:tcMar>
           </w:tcPr>
           <w:p>
@@ -5526,7 +5909,7 @@
               <w:rPr>
                 <w:rFonts w:ascii="Meiryo" w:hAnsi="Meiryo"/>
                 <w:color w:val="282828"/>
-                <w:sz w:val="18"/>
+                <w:sz w:val="17"/>
               </w:rPr>
               <w:t>mmHg</w:t>
             </w:r>
@@ -5537,10 +5920,10 @@
             <w:tcW w:type="dxa" w:w="3024"/>
             <w:shd w:fill="FFFFFF"/>
             <w:tcMar>
-              <w:top w:w="80" w:type="dxa"/>
-              <w:bottom w:w="80" w:type="dxa"/>
-              <w:left w:w="100" w:type="dxa"/>
-              <w:right w:w="100" w:type="dxa"/>
+              <w:top w:w="60" w:type="dxa"/>
+              <w:bottom w:w="60" w:type="dxa"/>
+              <w:left w:w="80" w:type="dxa"/>
+              <w:right w:w="80" w:type="dxa"/>
             </w:tcMar>
           </w:tcPr>
           <w:p>
@@ -5551,9 +5934,136 @@
               <w:rPr>
                 <w:rFonts w:ascii="Meiryo" w:hAnsi="Meiryo"/>
                 <w:color w:val="282828"/>
-                <w:sz w:val="18"/>
+                <w:sz w:val="17"/>
               </w:rPr>
               <w:t>&gt; 35〜40 mmHg で肺高血圧症疑い</w:t>
+            </w:r>
+          </w:p>
+        </w:tc>
+      </w:tr>
+      <w:tr>
+        <w:tc>
+          <w:tcPr>
+            <w:tcW w:type="dxa" w:w="1728"/>
+            <w:shd w:fill="F4F8FA"/>
+            <w:tcMar>
+              <w:top w:w="60" w:type="dxa"/>
+              <w:bottom w:w="60" w:type="dxa"/>
+              <w:left w:w="80" w:type="dxa"/>
+              <w:right w:w="80" w:type="dxa"/>
+            </w:tcMar>
+          </w:tcPr>
+          <w:p>
+            <w:pPr>
+              <w:jc w:val="left"/>
+            </w:pPr>
+            <w:r>
+              <w:rPr>
+                <w:rFonts w:ascii="Meiryo" w:hAnsi="Meiryo"/>
+                <w:color w:val="282828"/>
+                <w:sz w:val="17"/>
+              </w:rPr>
+              <w:t>予備バックアップ</w:t>
+            </w:r>
+          </w:p>
+        </w:tc>
+        <w:tc>
+          <w:tcPr>
+            <w:tcW w:type="dxa" w:w="2448"/>
+            <w:shd w:fill="F4F8FA"/>
+            <w:tcMar>
+              <w:top w:w="60" w:type="dxa"/>
+              <w:bottom w:w="60" w:type="dxa"/>
+              <w:left w:w="80" w:type="dxa"/>
+              <w:right w:w="80" w:type="dxa"/>
+            </w:tcMar>
+          </w:tcPr>
+          <w:p>
+            <w:pPr>
+              <w:jc w:val="left"/>
+            </w:pPr>
+            <w:r>
+              <w:rPr>
+                <w:rFonts w:ascii="Meiryo" w:hAnsi="Meiryo"/>
+                <w:color w:val="282828"/>
+                <w:sz w:val="17"/>
+              </w:rPr>
+              <w:t>肺動脈弁拡張末期逆流速度</w:t>
+            </w:r>
+          </w:p>
+        </w:tc>
+        <w:tc>
+          <w:tcPr>
+            <w:tcW w:type="dxa" w:w="2448"/>
+            <w:shd w:fill="F4F8FA"/>
+            <w:tcMar>
+              <w:top w:w="60" w:type="dxa"/>
+              <w:bottom w:w="60" w:type="dxa"/>
+              <w:left w:w="80" w:type="dxa"/>
+              <w:right w:w="80" w:type="dxa"/>
+            </w:tcMar>
+          </w:tcPr>
+          <w:p>
+            <w:pPr>
+              <w:jc w:val="center"/>
+            </w:pPr>
+            <w:r>
+              <w:rPr>
+                <w:rFonts w:ascii="Meiryo" w:hAnsi="Meiryo"/>
+                <w:color w:val="282828"/>
+                <w:sz w:val="17"/>
+              </w:rPr>
+              <w:t>PR end-diastolic vel</w:t>
+            </w:r>
+          </w:p>
+        </w:tc>
+        <w:tc>
+          <w:tcPr>
+            <w:tcW w:type="dxa" w:w="1152"/>
+            <w:shd w:fill="F4F8FA"/>
+            <w:tcMar>
+              <w:top w:w="60" w:type="dxa"/>
+              <w:bottom w:w="60" w:type="dxa"/>
+              <w:left w:w="80" w:type="dxa"/>
+              <w:right w:w="80" w:type="dxa"/>
+            </w:tcMar>
+          </w:tcPr>
+          <w:p>
+            <w:pPr>
+              <w:jc w:val="center"/>
+            </w:pPr>
+            <w:r>
+              <w:rPr>
+                <w:rFonts w:ascii="Meiryo" w:hAnsi="Meiryo"/>
+                <w:color w:val="282828"/>
+                <w:sz w:val="17"/>
+              </w:rPr>
+              <w:t>m/s</w:t>
+            </w:r>
+          </w:p>
+        </w:tc>
+        <w:tc>
+          <w:tcPr>
+            <w:tcW w:type="dxa" w:w="3024"/>
+            <w:shd w:fill="F4F8FA"/>
+            <w:tcMar>
+              <w:top w:w="60" w:type="dxa"/>
+              <w:bottom w:w="60" w:type="dxa"/>
+              <w:left w:w="80" w:type="dxa"/>
+              <w:right w:w="80" w:type="dxa"/>
+            </w:tcMar>
+          </w:tcPr>
+          <w:p>
+            <w:pPr>
+              <w:jc w:val="left"/>
+            </w:pPr>
+            <w:r>
+              <w:rPr>
+                <w:rFonts w:ascii="Meiryo" w:hAnsi="Meiryo"/>
+                <w:color w:val="282828"/>
+                <w:sz w:val="17"/>
+              </w:rPr>
+              <w:t>TR描出不良時の推定肺動脈拡張期圧 (PADP) 算出用</w:t>
             </w:r>
           </w:p>
         </w:tc>
@@ -5561,16 +6071,16 @@
     </w:tbl>
     <w:p>
       <w:pPr>
-        <w:spacing w:before="240" w:after="80"/>
+        <w:spacing w:before="200" w:after="60"/>
       </w:pPr>
       <w:r>
         <w:rPr>
           <w:rFonts w:ascii="Meiryo" w:hAnsi="Meiryo"/>
           <w:b/>
           <w:color w:val="005AA0"/>
-          <w:sz w:val="25"/>
+          <w:sz w:val="23"/>
         </w:rPr>
-        <w:t>5. 📏 大血管・心膜計測</w:t>
+        <w:t>5. 📏 大血管・心膜腔計測</w:t>
       </w:r>
     </w:p>
     <w:tbl>
@@ -5588,11 +6098,11 @@
         </w:tblBorders>
       </w:tblPr>
       <w:tblGrid>
-        <w:gridCol w:w="2102"/>
-        <w:gridCol w:w="2102"/>
-        <w:gridCol w:w="2102"/>
-        <w:gridCol w:w="2102"/>
-        <w:gridCol w:w="2102"/>
+        <w:gridCol w:w="2160"/>
+        <w:gridCol w:w="2160"/>
+        <w:gridCol w:w="2160"/>
+        <w:gridCol w:w="2160"/>
+        <w:gridCol w:w="2160"/>
       </w:tblGrid>
       <w:tr>
         <w:tc>
@@ -5600,10 +6110,10 @@
             <w:tcW w:type="dxa" w:w="1728"/>
             <w:shd w:fill="005691"/>
             <w:tcMar>
-              <w:top w:w="120" w:type="dxa"/>
-              <w:bottom w:w="120" w:type="dxa"/>
-              <w:left w:w="100" w:type="dxa"/>
-              <w:right w:w="100" w:type="dxa"/>
+              <w:top w:w="100" w:type="dxa"/>
+              <w:bottom w:w="100" w:type="dxa"/>
+              <w:left w:w="80" w:type="dxa"/>
+              <w:right w:w="80" w:type="dxa"/>
             </w:tcMar>
           </w:tcPr>
           <w:p>
@@ -5615,7 +6125,7 @@
                 <w:rFonts w:ascii="Meiryo" w:hAnsi="Meiryo"/>
                 <w:b/>
                 <w:color w:val="FFFFFF"/>
-                <w:sz w:val="19"/>
+                <w:sz w:val="18"/>
               </w:rPr>
               <w:t>計測部位</w:t>
             </w:r>
@@ -5626,10 +6136,10 @@
             <w:tcW w:type="dxa" w:w="2448"/>
             <w:shd w:fill="005691"/>
             <w:tcMar>
-              <w:top w:w="120" w:type="dxa"/>
-              <w:bottom w:w="120" w:type="dxa"/>
-              <w:left w:w="100" w:type="dxa"/>
-              <w:right w:w="100" w:type="dxa"/>
+              <w:top w:w="100" w:type="dxa"/>
+              <w:bottom w:w="100" w:type="dxa"/>
+              <w:left w:w="80" w:type="dxa"/>
+              <w:right w:w="80" w:type="dxa"/>
             </w:tcMar>
           </w:tcPr>
           <w:p>
@@ -5641,7 +6151,7 @@
                 <w:rFonts w:ascii="Meiryo" w:hAnsi="Meiryo"/>
                 <w:b/>
                 <w:color w:val="FFFFFF"/>
-                <w:sz w:val="19"/>
+                <w:sz w:val="18"/>
               </w:rPr>
               <w:t>SR連携推奨項目</w:t>
             </w:r>
@@ -5652,10 +6162,10 @@
             <w:tcW w:type="dxa" w:w="2448"/>
             <w:shd w:fill="005691"/>
             <w:tcMar>
-              <w:top w:w="120" w:type="dxa"/>
-              <w:bottom w:w="120" w:type="dxa"/>
-              <w:left w:w="100" w:type="dxa"/>
-              <w:right w:w="100" w:type="dxa"/>
+              <w:top w:w="100" w:type="dxa"/>
+              <w:bottom w:w="100" w:type="dxa"/>
+              <w:left w:w="80" w:type="dxa"/>
+              <w:right w:w="80" w:type="dxa"/>
             </w:tcMar>
           </w:tcPr>
           <w:p>
@@ -5667,7 +6177,7 @@
                 <w:rFonts w:ascii="Meiryo" w:hAnsi="Meiryo"/>
                 <w:b/>
                 <w:color w:val="FFFFFF"/>
-                <w:sz w:val="19"/>
+                <w:sz w:val="18"/>
               </w:rPr>
               <w:t>英語表記 / DICOMタグ</w:t>
             </w:r>
@@ -5678,10 +6188,10 @@
             <w:tcW w:type="dxa" w:w="1152"/>
             <w:shd w:fill="005691"/>
             <w:tcMar>
-              <w:top w:w="120" w:type="dxa"/>
-              <w:bottom w:w="120" w:type="dxa"/>
-              <w:left w:w="100" w:type="dxa"/>
-              <w:right w:w="100" w:type="dxa"/>
+              <w:top w:w="100" w:type="dxa"/>
+              <w:bottom w:w="100" w:type="dxa"/>
+              <w:left w:w="80" w:type="dxa"/>
+              <w:right w:w="80" w:type="dxa"/>
             </w:tcMar>
           </w:tcPr>
           <w:p>
@@ -5693,7 +6203,7 @@
                 <w:rFonts w:ascii="Meiryo" w:hAnsi="Meiryo"/>
                 <w:b/>
                 <w:color w:val="FFFFFF"/>
-                <w:sz w:val="19"/>
+                <w:sz w:val="18"/>
               </w:rPr>
               <w:t>単位</w:t>
             </w:r>
@@ -5704,10 +6214,10 @@
             <w:tcW w:type="dxa" w:w="3024"/>
             <w:shd w:fill="005691"/>
             <w:tcMar>
-              <w:top w:w="120" w:type="dxa"/>
-              <w:bottom w:w="120" w:type="dxa"/>
-              <w:left w:w="100" w:type="dxa"/>
-              <w:right w:w="100" w:type="dxa"/>
+              <w:top w:w="100" w:type="dxa"/>
+              <w:bottom w:w="100" w:type="dxa"/>
+              <w:left w:w="80" w:type="dxa"/>
+              <w:right w:w="80" w:type="dxa"/>
             </w:tcMar>
           </w:tcPr>
           <w:p>
@@ -5719,7 +6229,7 @@
                 <w:rFonts w:ascii="Meiryo" w:hAnsi="Meiryo"/>
                 <w:b/>
                 <w:color w:val="FFFFFF"/>
-                <w:sz w:val="19"/>
+                <w:sz w:val="18"/>
               </w:rPr>
               <w:t>臨床的意義・拡大基準</w:t>
             </w:r>
@@ -5732,10 +6242,10 @@
             <w:tcW w:type="dxa" w:w="1728"/>
             <w:shd w:fill="FFFFFF"/>
             <w:tcMar>
-              <w:top w:w="80" w:type="dxa"/>
-              <w:bottom w:w="80" w:type="dxa"/>
-              <w:left w:w="100" w:type="dxa"/>
-              <w:right w:w="100" w:type="dxa"/>
+              <w:top w:w="60" w:type="dxa"/>
+              <w:bottom w:w="60" w:type="dxa"/>
+              <w:left w:w="80" w:type="dxa"/>
+              <w:right w:w="80" w:type="dxa"/>
             </w:tcMar>
           </w:tcPr>
           <w:p>
@@ -5746,7 +6256,7 @@
               <w:rPr>
                 <w:rFonts w:ascii="Meiryo" w:hAnsi="Meiryo"/>
                 <w:color w:val="282828"/>
-                <w:sz w:val="18"/>
+                <w:sz w:val="17"/>
               </w:rPr>
               <w:t>大動脈基部</w:t>
             </w:r>
@@ -5757,10 +6267,10 @@
             <w:tcW w:type="dxa" w:w="2448"/>
             <w:shd w:fill="FFFFFF"/>
             <w:tcMar>
-              <w:top w:w="80" w:type="dxa"/>
-              <w:bottom w:w="80" w:type="dxa"/>
-              <w:left w:w="100" w:type="dxa"/>
-              <w:right w:w="100" w:type="dxa"/>
+              <w:top w:w="60" w:type="dxa"/>
+              <w:bottom w:w="60" w:type="dxa"/>
+              <w:left w:w="80" w:type="dxa"/>
+              <w:right w:w="80" w:type="dxa"/>
             </w:tcMar>
           </w:tcPr>
           <w:p>
@@ -5771,7 +6281,7 @@
               <w:rPr>
                 <w:rFonts w:ascii="Meiryo" w:hAnsi="Meiryo"/>
                 <w:color w:val="282828"/>
-                <w:sz w:val="18"/>
+                <w:sz w:val="17"/>
               </w:rPr>
               <w:t>大動脈弁輪径</w:t>
             </w:r>
@@ -5782,10 +6292,10 @@
             <w:tcW w:type="dxa" w:w="2448"/>
             <w:shd w:fill="FFFFFF"/>
             <w:tcMar>
-              <w:top w:w="80" w:type="dxa"/>
-              <w:bottom w:w="80" w:type="dxa"/>
-              <w:left w:w="100" w:type="dxa"/>
-              <w:right w:w="100" w:type="dxa"/>
+              <w:top w:w="60" w:type="dxa"/>
+              <w:bottom w:w="60" w:type="dxa"/>
+              <w:left w:w="80" w:type="dxa"/>
+              <w:right w:w="80" w:type="dxa"/>
             </w:tcMar>
           </w:tcPr>
           <w:p>
@@ -5796,7 +6306,7 @@
               <w:rPr>
                 <w:rFonts w:ascii="Meiryo" w:hAnsi="Meiryo"/>
                 <w:color w:val="282828"/>
-                <w:sz w:val="18"/>
+                <w:sz w:val="17"/>
               </w:rPr>
               <w:t>Ao Annulus</w:t>
             </w:r>
@@ -5807,10 +6317,10 @@
             <w:tcW w:type="dxa" w:w="1152"/>
             <w:shd w:fill="FFFFFF"/>
             <w:tcMar>
-              <w:top w:w="80" w:type="dxa"/>
-              <w:bottom w:w="80" w:type="dxa"/>
-              <w:left w:w="100" w:type="dxa"/>
-              <w:right w:w="100" w:type="dxa"/>
+              <w:top w:w="60" w:type="dxa"/>
+              <w:bottom w:w="60" w:type="dxa"/>
+              <w:left w:w="80" w:type="dxa"/>
+              <w:right w:w="80" w:type="dxa"/>
             </w:tcMar>
           </w:tcPr>
           <w:p>
@@ -5821,7 +6331,7 @@
               <w:rPr>
                 <w:rFonts w:ascii="Meiryo" w:hAnsi="Meiryo"/>
                 <w:color w:val="282828"/>
-                <w:sz w:val="18"/>
+                <w:sz w:val="17"/>
               </w:rPr>
               <w:t>mm</w:t>
             </w:r>
@@ -5832,10 +6342,10 @@
             <w:tcW w:type="dxa" w:w="3024"/>
             <w:shd w:fill="FFFFFF"/>
             <w:tcMar>
-              <w:top w:w="80" w:type="dxa"/>
-              <w:bottom w:w="80" w:type="dxa"/>
-              <w:left w:w="100" w:type="dxa"/>
-              <w:right w:w="100" w:type="dxa"/>
+              <w:top w:w="60" w:type="dxa"/>
+              <w:bottom w:w="60" w:type="dxa"/>
+              <w:left w:w="80" w:type="dxa"/>
+              <w:right w:w="80" w:type="dxa"/>
             </w:tcMar>
           </w:tcPr>
           <w:p>
@@ -5846,7 +6356,7 @@
               <w:rPr>
                 <w:rFonts w:ascii="Meiryo" w:hAnsi="Meiryo"/>
                 <w:color w:val="282828"/>
-                <w:sz w:val="18"/>
+                <w:sz w:val="17"/>
               </w:rPr>
               <w:t>TAVI / 人工弁サイズ選択</w:t>
             </w:r>
@@ -5859,10 +6369,10 @@
             <w:tcW w:type="dxa" w:w="1728"/>
             <w:shd w:fill="F4F8FA"/>
             <w:tcMar>
-              <w:top w:w="80" w:type="dxa"/>
-              <w:bottom w:w="80" w:type="dxa"/>
-              <w:left w:w="100" w:type="dxa"/>
-              <w:right w:w="100" w:type="dxa"/>
+              <w:top w:w="60" w:type="dxa"/>
+              <w:bottom w:w="60" w:type="dxa"/>
+              <w:left w:w="80" w:type="dxa"/>
+              <w:right w:w="80" w:type="dxa"/>
             </w:tcMar>
           </w:tcPr>
           <w:p>
@@ -5873,7 +6383,7 @@
               <w:rPr>
                 <w:rFonts w:ascii="Meiryo" w:hAnsi="Meiryo"/>
                 <w:color w:val="282828"/>
-                <w:sz w:val="18"/>
+                <w:sz w:val="17"/>
               </w:rPr>
               <w:t>大動脈基部</w:t>
             </w:r>
@@ -5884,10 +6394,10 @@
             <w:tcW w:type="dxa" w:w="2448"/>
             <w:shd w:fill="F4F8FA"/>
             <w:tcMar>
-              <w:top w:w="80" w:type="dxa"/>
-              <w:bottom w:w="80" w:type="dxa"/>
-              <w:left w:w="100" w:type="dxa"/>
-              <w:right w:w="100" w:type="dxa"/>
+              <w:top w:w="60" w:type="dxa"/>
+              <w:bottom w:w="60" w:type="dxa"/>
+              <w:left w:w="80" w:type="dxa"/>
+              <w:right w:w="80" w:type="dxa"/>
             </w:tcMar>
           </w:tcPr>
           <w:p>
@@ -5898,7 +6408,7 @@
               <w:rPr>
                 <w:rFonts w:ascii="Meiryo" w:hAnsi="Meiryo"/>
                 <w:color w:val="282828"/>
-                <w:sz w:val="18"/>
+                <w:sz w:val="17"/>
               </w:rPr>
               <w:t>バルサルバ洞径</w:t>
             </w:r>
@@ -5909,10 +6419,10 @@
             <w:tcW w:type="dxa" w:w="2448"/>
             <w:shd w:fill="F4F8FA"/>
             <w:tcMar>
-              <w:top w:w="80" w:type="dxa"/>
-              <w:bottom w:w="80" w:type="dxa"/>
-              <w:left w:w="100" w:type="dxa"/>
-              <w:right w:w="100" w:type="dxa"/>
+              <w:top w:w="60" w:type="dxa"/>
+              <w:bottom w:w="60" w:type="dxa"/>
+              <w:left w:w="80" w:type="dxa"/>
+              <w:right w:w="80" w:type="dxa"/>
             </w:tcMar>
           </w:tcPr>
           <w:p>
@@ -5923,7 +6433,7 @@
               <w:rPr>
                 <w:rFonts w:ascii="Meiryo" w:hAnsi="Meiryo"/>
                 <w:color w:val="282828"/>
-                <w:sz w:val="18"/>
+                <w:sz w:val="17"/>
               </w:rPr>
               <w:t>Sinus of Valsalva</w:t>
             </w:r>
@@ -5934,10 +6444,10 @@
             <w:tcW w:type="dxa" w:w="1152"/>
             <w:shd w:fill="F4F8FA"/>
             <w:tcMar>
-              <w:top w:w="80" w:type="dxa"/>
-              <w:bottom w:w="80" w:type="dxa"/>
-              <w:left w:w="100" w:type="dxa"/>
-              <w:right w:w="100" w:type="dxa"/>
+              <w:top w:w="60" w:type="dxa"/>
+              <w:bottom w:w="60" w:type="dxa"/>
+              <w:left w:w="80" w:type="dxa"/>
+              <w:right w:w="80" w:type="dxa"/>
             </w:tcMar>
           </w:tcPr>
           <w:p>
@@ -5948,7 +6458,7 @@
               <w:rPr>
                 <w:rFonts w:ascii="Meiryo" w:hAnsi="Meiryo"/>
                 <w:color w:val="282828"/>
-                <w:sz w:val="18"/>
+                <w:sz w:val="17"/>
               </w:rPr>
               <w:t>mm</w:t>
             </w:r>
@@ -5959,10 +6469,10 @@
             <w:tcW w:type="dxa" w:w="3024"/>
             <w:shd w:fill="F4F8FA"/>
             <w:tcMar>
-              <w:top w:w="80" w:type="dxa"/>
-              <w:bottom w:w="80" w:type="dxa"/>
-              <w:left w:w="100" w:type="dxa"/>
-              <w:right w:w="100" w:type="dxa"/>
+              <w:top w:w="60" w:type="dxa"/>
+              <w:bottom w:w="60" w:type="dxa"/>
+              <w:left w:w="80" w:type="dxa"/>
+              <w:right w:w="80" w:type="dxa"/>
             </w:tcMar>
           </w:tcPr>
           <w:p>
@@ -5973,7 +6483,7 @@
               <w:rPr>
                 <w:rFonts w:ascii="Meiryo" w:hAnsi="Meiryo"/>
                 <w:color w:val="282828"/>
-                <w:sz w:val="18"/>
+                <w:sz w:val="17"/>
               </w:rPr>
               <w:t>&gt; 40 mm で拡大 (大動脈基部拡張症)</w:t>
             </w:r>
@@ -5986,10 +6496,10 @@
             <w:tcW w:type="dxa" w:w="1728"/>
             <w:shd w:fill="FFFFFF"/>
             <w:tcMar>
-              <w:top w:w="80" w:type="dxa"/>
-              <w:bottom w:w="80" w:type="dxa"/>
-              <w:left w:w="100" w:type="dxa"/>
-              <w:right w:w="100" w:type="dxa"/>
+              <w:top w:w="60" w:type="dxa"/>
+              <w:bottom w:w="60" w:type="dxa"/>
+              <w:left w:w="80" w:type="dxa"/>
+              <w:right w:w="80" w:type="dxa"/>
             </w:tcMar>
           </w:tcPr>
           <w:p>
@@ -6000,7 +6510,7 @@
               <w:rPr>
                 <w:rFonts w:ascii="Meiryo" w:hAnsi="Meiryo"/>
                 <w:color w:val="282828"/>
-                <w:sz w:val="18"/>
+                <w:sz w:val="17"/>
               </w:rPr>
               <w:t>大動脈基部</w:t>
             </w:r>
@@ -6011,10 +6521,10 @@
             <w:tcW w:type="dxa" w:w="2448"/>
             <w:shd w:fill="FFFFFF"/>
             <w:tcMar>
-              <w:top w:w="80" w:type="dxa"/>
-              <w:bottom w:w="80" w:type="dxa"/>
-              <w:left w:w="100" w:type="dxa"/>
-              <w:right w:w="100" w:type="dxa"/>
+              <w:top w:w="60" w:type="dxa"/>
+              <w:bottom w:w="60" w:type="dxa"/>
+              <w:left w:w="80" w:type="dxa"/>
+              <w:right w:w="80" w:type="dxa"/>
             </w:tcMar>
           </w:tcPr>
           <w:p>
@@ -6025,7 +6535,7 @@
               <w:rPr>
                 <w:rFonts w:ascii="Meiryo" w:hAnsi="Meiryo"/>
                 <w:color w:val="282828"/>
-                <w:sz w:val="18"/>
+                <w:sz w:val="17"/>
               </w:rPr>
               <w:t>洞管接合部径</w:t>
             </w:r>
@@ -6036,10 +6546,10 @@
             <w:tcW w:type="dxa" w:w="2448"/>
             <w:shd w:fill="FFFFFF"/>
             <w:tcMar>
-              <w:top w:w="80" w:type="dxa"/>
-              <w:bottom w:w="80" w:type="dxa"/>
-              <w:left w:w="100" w:type="dxa"/>
-              <w:right w:w="100" w:type="dxa"/>
+              <w:top w:w="60" w:type="dxa"/>
+              <w:bottom w:w="60" w:type="dxa"/>
+              <w:left w:w="80" w:type="dxa"/>
+              <w:right w:w="80" w:type="dxa"/>
             </w:tcMar>
           </w:tcPr>
           <w:p>
@@ -6050,7 +6560,7 @@
               <w:rPr>
                 <w:rFonts w:ascii="Meiryo" w:hAnsi="Meiryo"/>
                 <w:color w:val="282828"/>
-                <w:sz w:val="18"/>
+                <w:sz w:val="17"/>
               </w:rPr>
               <w:t>ST Junction</w:t>
             </w:r>
@@ -6061,10 +6571,10 @@
             <w:tcW w:type="dxa" w:w="1152"/>
             <w:shd w:fill="FFFFFF"/>
             <w:tcMar>
-              <w:top w:w="80" w:type="dxa"/>
-              <w:bottom w:w="80" w:type="dxa"/>
-              <w:left w:w="100" w:type="dxa"/>
-              <w:right w:w="100" w:type="dxa"/>
+              <w:top w:w="60" w:type="dxa"/>
+              <w:bottom w:w="60" w:type="dxa"/>
+              <w:left w:w="80" w:type="dxa"/>
+              <w:right w:w="80" w:type="dxa"/>
             </w:tcMar>
           </w:tcPr>
           <w:p>
@@ -6075,7 +6585,7 @@
               <w:rPr>
                 <w:rFonts w:ascii="Meiryo" w:hAnsi="Meiryo"/>
                 <w:color w:val="282828"/>
-                <w:sz w:val="18"/>
+                <w:sz w:val="17"/>
               </w:rPr>
               <w:t>mm</w:t>
             </w:r>
@@ -6086,10 +6596,10 @@
             <w:tcW w:type="dxa" w:w="3024"/>
             <w:shd w:fill="FFFFFF"/>
             <w:tcMar>
-              <w:top w:w="80" w:type="dxa"/>
-              <w:bottom w:w="80" w:type="dxa"/>
-              <w:left w:w="100" w:type="dxa"/>
-              <w:right w:w="100" w:type="dxa"/>
+              <w:top w:w="60" w:type="dxa"/>
+              <w:bottom w:w="60" w:type="dxa"/>
+              <w:left w:w="80" w:type="dxa"/>
+              <w:right w:w="80" w:type="dxa"/>
             </w:tcMar>
           </w:tcPr>
           <w:p>
@@ -6100,7 +6610,7 @@
               <w:rPr>
                 <w:rFonts w:ascii="Meiryo" w:hAnsi="Meiryo"/>
                 <w:color w:val="282828"/>
-                <w:sz w:val="18"/>
+                <w:sz w:val="17"/>
               </w:rPr>
               <w:t>上行大動脈瘤・解離好発部</w:t>
             </w:r>
@@ -6113,10 +6623,10 @@
             <w:tcW w:type="dxa" w:w="1728"/>
             <w:shd w:fill="F4F8FA"/>
             <w:tcMar>
-              <w:top w:w="80" w:type="dxa"/>
-              <w:bottom w:w="80" w:type="dxa"/>
-              <w:left w:w="100" w:type="dxa"/>
-              <w:right w:w="100" w:type="dxa"/>
+              <w:top w:w="60" w:type="dxa"/>
+              <w:bottom w:w="60" w:type="dxa"/>
+              <w:left w:w="80" w:type="dxa"/>
+              <w:right w:w="80" w:type="dxa"/>
             </w:tcMar>
           </w:tcPr>
           <w:p>
@@ -6127,7 +6637,7 @@
               <w:rPr>
                 <w:rFonts w:ascii="Meiryo" w:hAnsi="Meiryo"/>
                 <w:color w:val="282828"/>
-                <w:sz w:val="18"/>
+                <w:sz w:val="17"/>
               </w:rPr>
               <w:t>大動脈基部</w:t>
             </w:r>
@@ -6138,10 +6648,10 @@
             <w:tcW w:type="dxa" w:w="2448"/>
             <w:shd w:fill="F4F8FA"/>
             <w:tcMar>
-              <w:top w:w="80" w:type="dxa"/>
-              <w:bottom w:w="80" w:type="dxa"/>
-              <w:left w:w="100" w:type="dxa"/>
-              <w:right w:w="100" w:type="dxa"/>
+              <w:top w:w="60" w:type="dxa"/>
+              <w:bottom w:w="60" w:type="dxa"/>
+              <w:left w:w="80" w:type="dxa"/>
+              <w:right w:w="80" w:type="dxa"/>
             </w:tcMar>
           </w:tcPr>
           <w:p>
@@ -6152,7 +6662,7 @@
               <w:rPr>
                 <w:rFonts w:ascii="Meiryo" w:hAnsi="Meiryo"/>
                 <w:color w:val="282828"/>
-                <w:sz w:val="18"/>
+                <w:sz w:val="17"/>
               </w:rPr>
               <w:t>上行大動脈径</w:t>
             </w:r>
@@ -6163,10 +6673,10 @@
             <w:tcW w:type="dxa" w:w="2448"/>
             <w:shd w:fill="F4F8FA"/>
             <w:tcMar>
-              <w:top w:w="80" w:type="dxa"/>
-              <w:bottom w:w="80" w:type="dxa"/>
-              <w:left w:w="100" w:type="dxa"/>
-              <w:right w:w="100" w:type="dxa"/>
+              <w:top w:w="60" w:type="dxa"/>
+              <w:bottom w:w="60" w:type="dxa"/>
+              <w:left w:w="80" w:type="dxa"/>
+              <w:right w:w="80" w:type="dxa"/>
             </w:tcMar>
           </w:tcPr>
           <w:p>
@@ -6177,7 +6687,7 @@
               <w:rPr>
                 <w:rFonts w:ascii="Meiryo" w:hAnsi="Meiryo"/>
                 <w:color w:val="282828"/>
-                <w:sz w:val="18"/>
+                <w:sz w:val="17"/>
               </w:rPr>
               <w:t>Ascending Aorta</w:t>
             </w:r>
@@ -6188,10 +6698,10 @@
             <w:tcW w:type="dxa" w:w="1152"/>
             <w:shd w:fill="F4F8FA"/>
             <w:tcMar>
-              <w:top w:w="80" w:type="dxa"/>
-              <w:bottom w:w="80" w:type="dxa"/>
-              <w:left w:w="100" w:type="dxa"/>
-              <w:right w:w="100" w:type="dxa"/>
+              <w:top w:w="60" w:type="dxa"/>
+              <w:bottom w:w="60" w:type="dxa"/>
+              <w:left w:w="80" w:type="dxa"/>
+              <w:right w:w="80" w:type="dxa"/>
             </w:tcMar>
           </w:tcPr>
           <w:p>
@@ -6202,7 +6712,7 @@
               <w:rPr>
                 <w:rFonts w:ascii="Meiryo" w:hAnsi="Meiryo"/>
                 <w:color w:val="282828"/>
-                <w:sz w:val="18"/>
+                <w:sz w:val="17"/>
               </w:rPr>
               <w:t>mm</w:t>
             </w:r>
@@ -6213,10 +6723,10 @@
             <w:tcW w:type="dxa" w:w="3024"/>
             <w:shd w:fill="F4F8FA"/>
             <w:tcMar>
-              <w:top w:w="80" w:type="dxa"/>
-              <w:bottom w:w="80" w:type="dxa"/>
-              <w:left w:w="100" w:type="dxa"/>
-              <w:right w:w="100" w:type="dxa"/>
+              <w:top w:w="60" w:type="dxa"/>
+              <w:bottom w:w="60" w:type="dxa"/>
+              <w:left w:w="80" w:type="dxa"/>
+              <w:right w:w="80" w:type="dxa"/>
             </w:tcMar>
           </w:tcPr>
           <w:p>
@@ -6227,9 +6737,9 @@
               <w:rPr>
                 <w:rFonts w:ascii="Meiryo" w:hAnsi="Meiryo"/>
                 <w:color w:val="282828"/>
-                <w:sz w:val="18"/>
+                <w:sz w:val="17"/>
               </w:rPr>
-              <w:t>&gt; 40 mm で拡大 (≧ 50mm 手術適応検討)</w:t>
+              <w:t>&gt; 40 mm で拡大 (≧ 50mm 手術検討)</w:t>
             </w:r>
           </w:p>
         </w:tc>
@@ -6240,10 +6750,10 @@
             <w:tcW w:type="dxa" w:w="1728"/>
             <w:shd w:fill="FFFFFF"/>
             <w:tcMar>
-              <w:top w:w="80" w:type="dxa"/>
-              <w:bottom w:w="80" w:type="dxa"/>
-              <w:left w:w="100" w:type="dxa"/>
-              <w:right w:w="100" w:type="dxa"/>
+              <w:top w:w="60" w:type="dxa"/>
+              <w:bottom w:w="60" w:type="dxa"/>
+              <w:left w:w="80" w:type="dxa"/>
+              <w:right w:w="80" w:type="dxa"/>
             </w:tcMar>
           </w:tcPr>
           <w:p>
@@ -6254,7 +6764,7 @@
               <w:rPr>
                 <w:rFonts w:ascii="Meiryo" w:hAnsi="Meiryo"/>
                 <w:color w:val="282828"/>
-                <w:sz w:val="18"/>
+                <w:sz w:val="17"/>
               </w:rPr>
               <w:t>心膜腔</w:t>
             </w:r>
@@ -6265,10 +6775,10 @@
             <w:tcW w:type="dxa" w:w="2448"/>
             <w:shd w:fill="FFFFFF"/>
             <w:tcMar>
-              <w:top w:w="80" w:type="dxa"/>
-              <w:bottom w:w="80" w:type="dxa"/>
-              <w:left w:w="100" w:type="dxa"/>
-              <w:right w:w="100" w:type="dxa"/>
+              <w:top w:w="60" w:type="dxa"/>
+              <w:bottom w:w="60" w:type="dxa"/>
+              <w:left w:w="80" w:type="dxa"/>
+              <w:right w:w="80" w:type="dxa"/>
             </w:tcMar>
           </w:tcPr>
           <w:p>
@@ -6279,7 +6789,7 @@
               <w:rPr>
                 <w:rFonts w:ascii="Meiryo" w:hAnsi="Meiryo"/>
                 <w:color w:val="282828"/>
-                <w:sz w:val="18"/>
+                <w:sz w:val="17"/>
               </w:rPr>
               <w:t>心嚢液深度 (拡張末期)</w:t>
             </w:r>
@@ -6290,10 +6800,10 @@
             <w:tcW w:type="dxa" w:w="2448"/>
             <w:shd w:fill="FFFFFF"/>
             <w:tcMar>
-              <w:top w:w="80" w:type="dxa"/>
-              <w:bottom w:w="80" w:type="dxa"/>
-              <w:left w:w="100" w:type="dxa"/>
-              <w:right w:w="100" w:type="dxa"/>
+              <w:top w:w="60" w:type="dxa"/>
+              <w:bottom w:w="60" w:type="dxa"/>
+              <w:left w:w="80" w:type="dxa"/>
+              <w:right w:w="80" w:type="dxa"/>
             </w:tcMar>
           </w:tcPr>
           <w:p>
@@ -6304,7 +6814,7 @@
               <w:rPr>
                 <w:rFonts w:ascii="Meiryo" w:hAnsi="Meiryo"/>
                 <w:color w:val="282828"/>
-                <w:sz w:val="18"/>
+                <w:sz w:val="17"/>
               </w:rPr>
               <w:t>Pericardial Effusion Depth</w:t>
             </w:r>
@@ -6315,10 +6825,10 @@
             <w:tcW w:type="dxa" w:w="1152"/>
             <w:shd w:fill="FFFFFF"/>
             <w:tcMar>
-              <w:top w:w="80" w:type="dxa"/>
-              <w:bottom w:w="80" w:type="dxa"/>
-              <w:left w:w="100" w:type="dxa"/>
-              <w:right w:w="100" w:type="dxa"/>
+              <w:top w:w="60" w:type="dxa"/>
+              <w:bottom w:w="60" w:type="dxa"/>
+              <w:left w:w="80" w:type="dxa"/>
+              <w:right w:w="80" w:type="dxa"/>
             </w:tcMar>
           </w:tcPr>
           <w:p>
@@ -6329,7 +6839,7 @@
               <w:rPr>
                 <w:rFonts w:ascii="Meiryo" w:hAnsi="Meiryo"/>
                 <w:color w:val="282828"/>
-                <w:sz w:val="18"/>
+                <w:sz w:val="17"/>
               </w:rPr>
               <w:t>mm</w:t>
             </w:r>
@@ -6340,10 +6850,10 @@
             <w:tcW w:type="dxa" w:w="3024"/>
             <w:shd w:fill="FFFFFF"/>
             <w:tcMar>
-              <w:top w:w="80" w:type="dxa"/>
-              <w:bottom w:w="80" w:type="dxa"/>
-              <w:left w:w="100" w:type="dxa"/>
-              <w:right w:w="100" w:type="dxa"/>
+              <w:top w:w="60" w:type="dxa"/>
+              <w:bottom w:w="60" w:type="dxa"/>
+              <w:left w:w="80" w:type="dxa"/>
+              <w:right w:w="80" w:type="dxa"/>
             </w:tcMar>
           </w:tcPr>
           <w:p>
@@ -6354,7 +6864,7 @@
               <w:rPr>
                 <w:rFonts w:ascii="Meiryo" w:hAnsi="Meiryo"/>
                 <w:color w:val="282828"/>
-                <w:sz w:val="18"/>
+                <w:sz w:val="17"/>
               </w:rPr>
               <w:t>少量 &lt;10mm, 中等量 10-20mm, 大量 &gt;20mm</w:t>
             </w:r>
@@ -6364,16 +6874,16 @@
     </w:tbl>
     <w:p>
       <w:pPr>
-        <w:spacing w:before="240" w:after="80"/>
+        <w:spacing w:before="200" w:after="60"/>
       </w:pPr>
       <w:r>
         <w:rPr>
           <w:rFonts w:ascii="Meiryo" w:hAnsi="Meiryo"/>
           <w:b/>
           <w:color w:val="005AA0"/>
-          <w:sz w:val="25"/>
+          <w:sz w:val="23"/>
         </w:rPr>
-        <w:t>💡 現場でのSR連携 運用チェックポイント</w:t>
+        <w:t>💡 現場でのSR連携 運用・システム設計チェックポイント</w:t>
       </w:r>
     </w:p>
     <w:p>
@@ -6381,18 +6891,22 @@
         <w:rPr>
           <w:rFonts w:ascii="Meiryo" w:hAnsi="Meiryo"/>
           <w:color w:val="1E1E1E"/>
-          <w:sz w:val="19"/>
+          <w:sz w:val="17"/>
         </w:rPr>
-        <w:t>1. 計測ラベルの選択厳守: フリーキャリパー（Generic Caliper）ではなく、必ず装置内蔵の専用ラベル（例: Ao Diam, MV E, Sep e' 等）を選択して計測すること。</w:t>
+        <w:t>1. 計測ラベルの選択厳守: フリーキャリパーではなく、必ず装置内蔵の専用ラベル（例: Ao Diam, MV E, Sep e', LARS 等）を選択して計測すること。</w:t>
         <w:br/>
         <w:t>2. Biplaneペアリング: 左室容積・左房容積（LAVI）は、A4CとA2Cの両方を同一検査内で測定完了することで、SR上で1つのBiplane容積として統合出力される。</w:t>
         <w:br/>
-        <w:t>3. TR Vmaxの積極的記録: 軽微なTRであってもCWドプラでピークを計測・保存することで、拡張能判定および肺高血圧スクリーニングが自動完結する。</w:t>
+        <w:t>3. TR描出不良時のPRバックアップ: TRが得られない場合はPR end-diastolic velを記録し、肺動脈圧推定の欠損を防ぐ。</w:t>
+        <w:br/>
+        <w:t>4. 単位系スケーリングの整合性: エコー機側の出力単位（cm/s ⇄ m/s、mL ⇄ L）とレポートシステム側の受信単位の整合性を結合テストで必ず照合すること。</w:t>
+        <w:br/>
+        <w:t>5. 複数計測の代表値採用ルール: 不整脈や連続波ドプラ等で複数回計測した場合、レポート側で「平均値（Average）」を採用する設定に固定することを推奨する。</w:t>
       </w:r>
     </w:p>
     <w:sectPr>
       <w:pgSz w:w="12240" w:h="15840"/>
-      <w:pgMar w:top="864" w:right="864" w:bottom="864" w:left="864" w:header="720" w:footer="720" w:gutter="0"/>
+      <w:pgMar w:top="720" w:right="720" w:bottom="720" w:left="720" w:header="720" w:footer="720" w:gutter="0"/>
       <w:cols w:space="720"/>
       <w:docGrid w:linePitch="360"/>
     </w:sectPr>

--- a/心エコーデジタル教科書/心エコー_DICOM_SR連携_推奨項目マスターリファレンス.docx
+++ b/心エコーデジタル教科書/心エコー_DICOM_SR連携_推奨項目マスターリファレンス.docx
@@ -11,9 +11,9 @@
           <w:rFonts w:ascii="Meiryo" w:hAnsi="Meiryo"/>
           <w:b/>
           <w:color w:val="004682"/>
-          <w:sz w:val="34"/>
+          <w:sz w:val="32"/>
         </w:rPr>
-        <w:t>心エコー検査 DICOM SR連携 推奨項目マスターリファレンス</w:t>
+        <w:t>心エコー検査 DICOM SR連携 推奨項目マスターリファレンス (完全版)</w:t>
       </w:r>
     </w:p>
     <w:p>
@@ -25,38 +25,38 @@
           <w:rFonts w:ascii="Meiryo" w:hAnsi="Meiryo"/>
           <w:i/>
           <w:color w:val="464646"/>
-          <w:sz w:val="20"/>
+          <w:sz w:val="19"/>
         </w:rPr>
-        <w:t>― 臨床ガイドライン（ASE 2025新基準 / EACVI / JSE）準拠・LARS対応 レポート自動化仕様書 ―</w:t>
+        <w:t>― 全弁逆流定量（AR/MR/TR/PR）・シャント率（Qp/Qs）・血行動態（PVR, dP/dt, RV-PA）・LARS対応 ―</w:t>
       </w:r>
     </w:p>
     <w:p>
       <w:pPr>
-        <w:spacing w:before="60" w:after="120"/>
+        <w:spacing w:before="40" w:after="80"/>
       </w:pPr>
       <w:r>
         <w:rPr>
           <w:rFonts w:ascii="Meiryo" w:hAnsi="Meiryo"/>
           <w:color w:val="14283C"/>
-          <w:sz w:val="18"/>
+          <w:sz w:val="17"/>
         </w:rPr>
         <w:t>【概要と目的】</w:t>
         <w:br/>
-        <w:t>超音波診断装置で計測した数値をDICOM SR（Structured Report: 構造化レポート）としてレポートシステム・電子カルテへ自動連携することにより、① 転記ミスの完全撲滅、② 検査時間の短縮、③ 最新ASE 2025拡張能アルゴリズム（LARS・E/e'等）や弁膜症重症度、BSA体表面積補正（LAVI, LVMI, SVi等）の完全自動判定を実現します。</w:t>
+        <w:t>超音波診断装置で測定した数値をDICOM SRとしてレポートシステム・電子カルテへ自動連携することにより、① 転記ミスの完全撲滅、② 検査時間の短縮、③ 4弁すべての逆流症定量（PISA/VC/EROA/RVol）、④ シャント率（Qp/Qs）・肺血管抵抗（PVR）・左室収縮性（dP/dt）・右室肺動脈カップリング（TAPSE/PASP）、⑤ 最新ASE 2025拡張能新基準（LARS・E/e'等）の完全自動判定を実現します。</w:t>
       </w:r>
     </w:p>
     <w:p>
       <w:pPr>
-        <w:spacing w:before="200" w:after="60"/>
+        <w:spacing w:before="160" w:after="40"/>
       </w:pPr>
       <w:r>
         <w:rPr>
           <w:rFonts w:ascii="Meiryo" w:hAnsi="Meiryo"/>
           <w:b/>
           <w:color w:val="005AA0"/>
-          <w:sz w:val="23"/>
+          <w:sz w:val="22"/>
         </w:rPr>
-        <w:t>1. 🫀 左室形態・収縮能（最優先ルーチン計測項目）</w:t>
+        <w:t>1. 🫀 左室形態・収縮能 ＆ 特殊血行動態指標（dP/dt）</w:t>
       </w:r>
     </w:p>
     <w:tbl>
@@ -74,22 +74,22 @@
         </w:tblBorders>
       </w:tblPr>
       <w:tblGrid>
-        <w:gridCol w:w="2160"/>
-        <w:gridCol w:w="2160"/>
-        <w:gridCol w:w="2160"/>
-        <w:gridCol w:w="2160"/>
-        <w:gridCol w:w="2160"/>
+        <w:gridCol w:w="2189"/>
+        <w:gridCol w:w="2189"/>
+        <w:gridCol w:w="2189"/>
+        <w:gridCol w:w="2189"/>
+        <w:gridCol w:w="2189"/>
       </w:tblGrid>
       <w:tr>
         <w:tc>
           <w:tcPr>
-            <w:tcW w:type="dxa" w:w="1728"/>
+            <w:tcW w:type="dxa" w:w="1872"/>
             <w:shd w:fill="005691"/>
             <w:tcMar>
-              <w:top w:w="100" w:type="dxa"/>
-              <w:bottom w:w="100" w:type="dxa"/>
-              <w:left w:w="80" w:type="dxa"/>
-              <w:right w:w="80" w:type="dxa"/>
+              <w:top w:w="80" w:type="dxa"/>
+              <w:bottom w:w="80" w:type="dxa"/>
+              <w:left w:w="60" w:type="dxa"/>
+              <w:right w:w="60" w:type="dxa"/>
             </w:tcMar>
           </w:tcPr>
           <w:p>
@@ -101,7 +101,7 @@
                 <w:rFonts w:ascii="Meiryo" w:hAnsi="Meiryo"/>
                 <w:b/>
                 <w:color w:val="FFFFFF"/>
-                <w:sz w:val="18"/>
+                <w:sz w:val="17"/>
               </w:rPr>
               <w:t>大分類</w:t>
             </w:r>
@@ -109,13 +109,13 @@
         </w:tc>
         <w:tc>
           <w:tcPr>
-            <w:tcW w:type="dxa" w:w="2304"/>
+            <w:tcW w:type="dxa" w:w="2592"/>
             <w:shd w:fill="005691"/>
             <w:tcMar>
-              <w:top w:w="100" w:type="dxa"/>
-              <w:bottom w:w="100" w:type="dxa"/>
-              <w:left w:w="80" w:type="dxa"/>
-              <w:right w:w="80" w:type="dxa"/>
+              <w:top w:w="80" w:type="dxa"/>
+              <w:bottom w:w="80" w:type="dxa"/>
+              <w:left w:w="60" w:type="dxa"/>
+              <w:right w:w="60" w:type="dxa"/>
             </w:tcMar>
           </w:tcPr>
           <w:p>
@@ -127,7 +127,7 @@
                 <w:rFonts w:ascii="Meiryo" w:hAnsi="Meiryo"/>
                 <w:b/>
                 <w:color w:val="FFFFFF"/>
-                <w:sz w:val="18"/>
+                <w:sz w:val="17"/>
               </w:rPr>
               <w:t>SR連携推奨項目</w:t>
             </w:r>
@@ -138,10 +138,10 @@
             <w:tcW w:type="dxa" w:w="2304"/>
             <w:shd w:fill="005691"/>
             <w:tcMar>
-              <w:top w:w="100" w:type="dxa"/>
-              <w:bottom w:w="100" w:type="dxa"/>
-              <w:left w:w="80" w:type="dxa"/>
-              <w:right w:w="80" w:type="dxa"/>
+              <w:top w:w="80" w:type="dxa"/>
+              <w:bottom w:w="80" w:type="dxa"/>
+              <w:left w:w="60" w:type="dxa"/>
+              <w:right w:w="60" w:type="dxa"/>
             </w:tcMar>
           </w:tcPr>
           <w:p>
@@ -153,7 +153,7 @@
                 <w:rFonts w:ascii="Meiryo" w:hAnsi="Meiryo"/>
                 <w:b/>
                 <w:color w:val="FFFFFF"/>
-                <w:sz w:val="18"/>
+                <w:sz w:val="17"/>
               </w:rPr>
               <w:t>英語表記 / DICOMタグ</w:t>
             </w:r>
@@ -161,13 +161,13 @@
         </w:tc>
         <w:tc>
           <w:tcPr>
-            <w:tcW w:type="dxa" w:w="1152"/>
+            <w:tcW w:type="dxa" w:w="1008"/>
             <w:shd w:fill="005691"/>
             <w:tcMar>
-              <w:top w:w="100" w:type="dxa"/>
-              <w:bottom w:w="100" w:type="dxa"/>
-              <w:left w:w="80" w:type="dxa"/>
-              <w:right w:w="80" w:type="dxa"/>
+              <w:top w:w="80" w:type="dxa"/>
+              <w:bottom w:w="80" w:type="dxa"/>
+              <w:left w:w="60" w:type="dxa"/>
+              <w:right w:w="60" w:type="dxa"/>
             </w:tcMar>
           </w:tcPr>
           <w:p>
@@ -179,7 +179,7 @@
                 <w:rFonts w:ascii="Meiryo" w:hAnsi="Meiryo"/>
                 <w:b/>
                 <w:color w:val="FFFFFF"/>
-                <w:sz w:val="18"/>
+                <w:sz w:val="17"/>
               </w:rPr>
               <w:t>単位</w:t>
             </w:r>
@@ -187,13 +187,13 @@
         </w:tc>
         <w:tc>
           <w:tcPr>
-            <w:tcW w:type="dxa" w:w="3312"/>
+            <w:tcW w:type="dxa" w:w="3024"/>
             <w:shd w:fill="005691"/>
             <w:tcMar>
-              <w:top w:w="100" w:type="dxa"/>
-              <w:bottom w:w="100" w:type="dxa"/>
-              <w:left w:w="80" w:type="dxa"/>
-              <w:right w:w="80" w:type="dxa"/>
+              <w:top w:w="80" w:type="dxa"/>
+              <w:bottom w:w="80" w:type="dxa"/>
+              <w:left w:w="60" w:type="dxa"/>
+              <w:right w:w="60" w:type="dxa"/>
             </w:tcMar>
           </w:tcPr>
           <w:p>
@@ -205,7 +205,7 @@
                 <w:rFonts w:ascii="Meiryo" w:hAnsi="Meiryo"/>
                 <w:b/>
                 <w:color w:val="FFFFFF"/>
-                <w:sz w:val="18"/>
+                <w:sz w:val="17"/>
               </w:rPr>
               <w:t>臨床的意義・システム自動演算</w:t>
             </w:r>
@@ -215,13 +215,13 @@
       <w:tr>
         <w:tc>
           <w:tcPr>
-            <w:tcW w:type="dxa" w:w="1728"/>
+            <w:tcW w:type="dxa" w:w="1872"/>
             <w:shd w:fill="FFFFFF"/>
             <w:tcMar>
-              <w:top w:w="60" w:type="dxa"/>
-              <w:bottom w:w="60" w:type="dxa"/>
-              <w:left w:w="80" w:type="dxa"/>
-              <w:right w:w="80" w:type="dxa"/>
+              <w:top w:w="50" w:type="dxa"/>
+              <w:bottom w:w="50" w:type="dxa"/>
+              <w:left w:w="60" w:type="dxa"/>
+              <w:right w:w="60" w:type="dxa"/>
             </w:tcMar>
           </w:tcPr>
           <w:p>
@@ -232,7 +232,7 @@
               <w:rPr>
                 <w:rFonts w:ascii="Meiryo" w:hAnsi="Meiryo"/>
                 <w:color w:val="282828"/>
-                <w:sz w:val="17"/>
+                <w:sz w:val="16"/>
               </w:rPr>
               <w:t>Mモード / 2D</w:t>
             </w:r>
@@ -240,13 +240,13 @@
         </w:tc>
         <w:tc>
           <w:tcPr>
-            <w:tcW w:type="dxa" w:w="2304"/>
+            <w:tcW w:type="dxa" w:w="2592"/>
             <w:shd w:fill="FFFFFF"/>
             <w:tcMar>
-              <w:top w:w="60" w:type="dxa"/>
-              <w:bottom w:w="60" w:type="dxa"/>
-              <w:left w:w="80" w:type="dxa"/>
-              <w:right w:w="80" w:type="dxa"/>
+              <w:top w:w="50" w:type="dxa"/>
+              <w:bottom w:w="50" w:type="dxa"/>
+              <w:left w:w="60" w:type="dxa"/>
+              <w:right w:w="60" w:type="dxa"/>
             </w:tcMar>
           </w:tcPr>
           <w:p>
@@ -257,9 +257,9 @@
               <w:rPr>
                 <w:rFonts w:ascii="Meiryo" w:hAnsi="Meiryo"/>
                 <w:color w:val="282828"/>
-                <w:sz w:val="17"/>
+                <w:sz w:val="16"/>
               </w:rPr>
-              <w:t>左室拡張末期径</w:t>
+              <w:t>左室拡張末期径 / 収縮末期径</w:t>
             </w:r>
           </w:p>
         </w:tc>
@@ -268,10 +268,10 @@
             <w:tcW w:type="dxa" w:w="2304"/>
             <w:shd w:fill="FFFFFF"/>
             <w:tcMar>
-              <w:top w:w="60" w:type="dxa"/>
-              <w:bottom w:w="60" w:type="dxa"/>
-              <w:left w:w="80" w:type="dxa"/>
-              <w:right w:w="80" w:type="dxa"/>
+              <w:top w:w="50" w:type="dxa"/>
+              <w:bottom w:w="50" w:type="dxa"/>
+              <w:left w:w="60" w:type="dxa"/>
+              <w:right w:w="60" w:type="dxa"/>
             </w:tcMar>
           </w:tcPr>
           <w:p>
@@ -282,21 +282,21 @@
               <w:rPr>
                 <w:rFonts w:ascii="Meiryo" w:hAnsi="Meiryo"/>
                 <w:color w:val="282828"/>
-                <w:sz w:val="17"/>
+                <w:sz w:val="16"/>
               </w:rPr>
-              <w:t>LVDd (LVEDD)</w:t>
+              <w:t>LVDd / LVDs</w:t>
             </w:r>
           </w:p>
         </w:tc>
         <w:tc>
           <w:tcPr>
-            <w:tcW w:type="dxa" w:w="1152"/>
+            <w:tcW w:type="dxa" w:w="1008"/>
             <w:shd w:fill="FFFFFF"/>
             <w:tcMar>
-              <w:top w:w="60" w:type="dxa"/>
-              <w:bottom w:w="60" w:type="dxa"/>
-              <w:left w:w="80" w:type="dxa"/>
-              <w:right w:w="80" w:type="dxa"/>
+              <w:top w:w="50" w:type="dxa"/>
+              <w:bottom w:w="50" w:type="dxa"/>
+              <w:left w:w="60" w:type="dxa"/>
+              <w:right w:w="60" w:type="dxa"/>
             </w:tcMar>
           </w:tcPr>
           <w:p>
@@ -307,7 +307,7 @@
               <w:rPr>
                 <w:rFonts w:ascii="Meiryo" w:hAnsi="Meiryo"/>
                 <w:color w:val="282828"/>
-                <w:sz w:val="17"/>
+                <w:sz w:val="16"/>
               </w:rPr>
               <w:t>mm</w:t>
             </w:r>
@@ -315,13 +315,13 @@
         </w:tc>
         <w:tc>
           <w:tcPr>
-            <w:tcW w:type="dxa" w:w="3312"/>
+            <w:tcW w:type="dxa" w:w="3024"/>
             <w:shd w:fill="FFFFFF"/>
             <w:tcMar>
-              <w:top w:w="60" w:type="dxa"/>
-              <w:bottom w:w="60" w:type="dxa"/>
-              <w:left w:w="80" w:type="dxa"/>
-              <w:right w:w="80" w:type="dxa"/>
+              <w:top w:w="50" w:type="dxa"/>
+              <w:bottom w:w="50" w:type="dxa"/>
+              <w:left w:w="60" w:type="dxa"/>
+              <w:right w:w="60" w:type="dxa"/>
             </w:tcMar>
           </w:tcPr>
           <w:p>
@@ -332,9 +332,9 @@
               <w:rPr>
                 <w:rFonts w:ascii="Meiryo" w:hAnsi="Meiryo"/>
                 <w:color w:val="282828"/>
-                <w:sz w:val="17"/>
+                <w:sz w:val="16"/>
               </w:rPr>
-              <w:t>左室拡大の評価・BSA補正値算出</w:t>
+              <w:t>左室径・容量負荷評価・BSA補正値算出</w:t>
             </w:r>
           </w:p>
         </w:tc>
@@ -342,13 +342,13 @@
       <w:tr>
         <w:tc>
           <w:tcPr>
-            <w:tcW w:type="dxa" w:w="1728"/>
+            <w:tcW w:type="dxa" w:w="1872"/>
             <w:shd w:fill="F4F8FA"/>
             <w:tcMar>
-              <w:top w:w="60" w:type="dxa"/>
-              <w:bottom w:w="60" w:type="dxa"/>
-              <w:left w:w="80" w:type="dxa"/>
-              <w:right w:w="80" w:type="dxa"/>
+              <w:top w:w="50" w:type="dxa"/>
+              <w:bottom w:w="50" w:type="dxa"/>
+              <w:left w:w="60" w:type="dxa"/>
+              <w:right w:w="60" w:type="dxa"/>
             </w:tcMar>
           </w:tcPr>
           <w:p>
@@ -359,7 +359,7 @@
               <w:rPr>
                 <w:rFonts w:ascii="Meiryo" w:hAnsi="Meiryo"/>
                 <w:color w:val="282828"/>
-                <w:sz w:val="17"/>
+                <w:sz w:val="16"/>
               </w:rPr>
               <w:t>Mモード / 2D</w:t>
             </w:r>
@@ -367,13 +367,13 @@
         </w:tc>
         <w:tc>
           <w:tcPr>
-            <w:tcW w:type="dxa" w:w="2304"/>
+            <w:tcW w:type="dxa" w:w="2592"/>
             <w:shd w:fill="F4F8FA"/>
             <w:tcMar>
-              <w:top w:w="60" w:type="dxa"/>
-              <w:bottom w:w="60" w:type="dxa"/>
-              <w:left w:w="80" w:type="dxa"/>
-              <w:right w:w="80" w:type="dxa"/>
+              <w:top w:w="50" w:type="dxa"/>
+              <w:bottom w:w="50" w:type="dxa"/>
+              <w:left w:w="60" w:type="dxa"/>
+              <w:right w:w="60" w:type="dxa"/>
             </w:tcMar>
           </w:tcPr>
           <w:p>
@@ -384,9 +384,9 @@
               <w:rPr>
                 <w:rFonts w:ascii="Meiryo" w:hAnsi="Meiryo"/>
                 <w:color w:val="282828"/>
-                <w:sz w:val="17"/>
+                <w:sz w:val="16"/>
               </w:rPr>
-              <w:t>左室収縮末期径</w:t>
+              <w:t>心室中隔壁厚 / 後壁厚</w:t>
             </w:r>
           </w:p>
         </w:tc>
@@ -395,10 +395,10 @@
             <w:tcW w:type="dxa" w:w="2304"/>
             <w:shd w:fill="F4F8FA"/>
             <w:tcMar>
-              <w:top w:w="60" w:type="dxa"/>
-              <w:bottom w:w="60" w:type="dxa"/>
-              <w:left w:w="80" w:type="dxa"/>
-              <w:right w:w="80" w:type="dxa"/>
+              <w:top w:w="50" w:type="dxa"/>
+              <w:bottom w:w="50" w:type="dxa"/>
+              <w:left w:w="60" w:type="dxa"/>
+              <w:right w:w="60" w:type="dxa"/>
             </w:tcMar>
           </w:tcPr>
           <w:p>
@@ -409,21 +409,21 @@
               <w:rPr>
                 <w:rFonts w:ascii="Meiryo" w:hAnsi="Meiryo"/>
                 <w:color w:val="282828"/>
-                <w:sz w:val="17"/>
+                <w:sz w:val="16"/>
               </w:rPr>
-              <w:t>LVDs (LVESD)</w:t>
+              <w:t>IVSTd / PWTd</w:t>
             </w:r>
           </w:p>
         </w:tc>
         <w:tc>
           <w:tcPr>
-            <w:tcW w:type="dxa" w:w="1152"/>
+            <w:tcW w:type="dxa" w:w="1008"/>
             <w:shd w:fill="F4F8FA"/>
             <w:tcMar>
-              <w:top w:w="60" w:type="dxa"/>
-              <w:bottom w:w="60" w:type="dxa"/>
-              <w:left w:w="80" w:type="dxa"/>
-              <w:right w:w="80" w:type="dxa"/>
+              <w:top w:w="50" w:type="dxa"/>
+              <w:bottom w:w="50" w:type="dxa"/>
+              <w:left w:w="60" w:type="dxa"/>
+              <w:right w:w="60" w:type="dxa"/>
             </w:tcMar>
           </w:tcPr>
           <w:p>
@@ -434,7 +434,7 @@
               <w:rPr>
                 <w:rFonts w:ascii="Meiryo" w:hAnsi="Meiryo"/>
                 <w:color w:val="282828"/>
-                <w:sz w:val="17"/>
+                <w:sz w:val="16"/>
               </w:rPr>
               <w:t>mm</w:t>
             </w:r>
@@ -442,13 +442,13 @@
         </w:tc>
         <w:tc>
           <w:tcPr>
-            <w:tcW w:type="dxa" w:w="3312"/>
+            <w:tcW w:type="dxa" w:w="3024"/>
             <w:shd w:fill="F4F8FA"/>
             <w:tcMar>
-              <w:top w:w="60" w:type="dxa"/>
-              <w:bottom w:w="60" w:type="dxa"/>
-              <w:left w:w="80" w:type="dxa"/>
-              <w:right w:w="80" w:type="dxa"/>
+              <w:top w:w="50" w:type="dxa"/>
+              <w:bottom w:w="50" w:type="dxa"/>
+              <w:left w:w="60" w:type="dxa"/>
+              <w:right w:w="60" w:type="dxa"/>
             </w:tcMar>
           </w:tcPr>
           <w:p>
@@ -459,9 +459,9 @@
               <w:rPr>
                 <w:rFonts w:ascii="Meiryo" w:hAnsi="Meiryo"/>
                 <w:color w:val="282828"/>
-                <w:sz w:val="17"/>
+                <w:sz w:val="16"/>
               </w:rPr>
-              <w:t>左室収縮末期容積・リモデリング評価</w:t>
+              <w:t>壁肥厚・HCM・求心性肥大の評価</w:t>
             </w:r>
           </w:p>
         </w:tc>
@@ -469,13 +469,13 @@
       <w:tr>
         <w:tc>
           <w:tcPr>
-            <w:tcW w:type="dxa" w:w="1728"/>
+            <w:tcW w:type="dxa" w:w="1872"/>
             <w:shd w:fill="FFFFFF"/>
             <w:tcMar>
-              <w:top w:w="60" w:type="dxa"/>
-              <w:bottom w:w="60" w:type="dxa"/>
-              <w:left w:w="80" w:type="dxa"/>
-              <w:right w:w="80" w:type="dxa"/>
+              <w:top w:w="50" w:type="dxa"/>
+              <w:bottom w:w="50" w:type="dxa"/>
+              <w:left w:w="60" w:type="dxa"/>
+              <w:right w:w="60" w:type="dxa"/>
             </w:tcMar>
           </w:tcPr>
           <w:p>
@@ -486,21 +486,21 @@
               <w:rPr>
                 <w:rFonts w:ascii="Meiryo" w:hAnsi="Meiryo"/>
                 <w:color w:val="282828"/>
-                <w:sz w:val="17"/>
+                <w:sz w:val="16"/>
               </w:rPr>
-              <w:t>Mモード / 2D</w:t>
+              <w:t>自動演算</w:t>
             </w:r>
           </w:p>
         </w:tc>
         <w:tc>
           <w:tcPr>
-            <w:tcW w:type="dxa" w:w="2304"/>
+            <w:tcW w:type="dxa" w:w="2592"/>
             <w:shd w:fill="FFFFFF"/>
             <w:tcMar>
-              <w:top w:w="60" w:type="dxa"/>
-              <w:bottom w:w="60" w:type="dxa"/>
-              <w:left w:w="80" w:type="dxa"/>
-              <w:right w:w="80" w:type="dxa"/>
+              <w:top w:w="50" w:type="dxa"/>
+              <w:bottom w:w="50" w:type="dxa"/>
+              <w:left w:w="60" w:type="dxa"/>
+              <w:right w:w="60" w:type="dxa"/>
             </w:tcMar>
           </w:tcPr>
           <w:p>
@@ -511,9 +511,9 @@
               <w:rPr>
                 <w:rFonts w:ascii="Meiryo" w:hAnsi="Meiryo"/>
                 <w:color w:val="282828"/>
-                <w:sz w:val="17"/>
+                <w:sz w:val="16"/>
               </w:rPr>
-              <w:t>心室中隔壁厚</w:t>
+              <w:t>左室心筋重量係数</w:t>
             </w:r>
           </w:p>
         </w:tc>
@@ -522,10 +522,10 @@
             <w:tcW w:type="dxa" w:w="2304"/>
             <w:shd w:fill="FFFFFF"/>
             <w:tcMar>
-              <w:top w:w="60" w:type="dxa"/>
-              <w:bottom w:w="60" w:type="dxa"/>
-              <w:left w:w="80" w:type="dxa"/>
-              <w:right w:w="80" w:type="dxa"/>
+              <w:top w:w="50" w:type="dxa"/>
+              <w:bottom w:w="50" w:type="dxa"/>
+              <w:left w:w="60" w:type="dxa"/>
+              <w:right w:w="60" w:type="dxa"/>
             </w:tcMar>
           </w:tcPr>
           <w:p>
@@ -536,21 +536,21 @@
               <w:rPr>
                 <w:rFonts w:ascii="Meiryo" w:hAnsi="Meiryo"/>
                 <w:color w:val="282828"/>
-                <w:sz w:val="17"/>
+                <w:sz w:val="16"/>
               </w:rPr>
-              <w:t>IVSTd (IVSd)</w:t>
+              <w:t>LVMI (LV Mass Index)</w:t>
             </w:r>
           </w:p>
         </w:tc>
         <w:tc>
           <w:tcPr>
-            <w:tcW w:type="dxa" w:w="1152"/>
+            <w:tcW w:type="dxa" w:w="1008"/>
             <w:shd w:fill="FFFFFF"/>
             <w:tcMar>
-              <w:top w:w="60" w:type="dxa"/>
-              <w:bottom w:w="60" w:type="dxa"/>
-              <w:left w:w="80" w:type="dxa"/>
-              <w:right w:w="80" w:type="dxa"/>
+              <w:top w:w="50" w:type="dxa"/>
+              <w:bottom w:w="50" w:type="dxa"/>
+              <w:left w:w="60" w:type="dxa"/>
+              <w:right w:w="60" w:type="dxa"/>
             </w:tcMar>
           </w:tcPr>
           <w:p>
@@ -561,21 +561,21 @@
               <w:rPr>
                 <w:rFonts w:ascii="Meiryo" w:hAnsi="Meiryo"/>
                 <w:color w:val="282828"/>
-                <w:sz w:val="17"/>
+                <w:sz w:val="16"/>
               </w:rPr>
-              <w:t>mm</w:t>
+              <w:t>g/m²</w:t>
             </w:r>
           </w:p>
         </w:tc>
         <w:tc>
           <w:tcPr>
-            <w:tcW w:type="dxa" w:w="3312"/>
+            <w:tcW w:type="dxa" w:w="3024"/>
             <w:shd w:fill="FFFFFF"/>
             <w:tcMar>
-              <w:top w:w="60" w:type="dxa"/>
-              <w:bottom w:w="60" w:type="dxa"/>
-              <w:left w:w="80" w:type="dxa"/>
-              <w:right w:w="80" w:type="dxa"/>
+              <w:top w:w="50" w:type="dxa"/>
+              <w:bottom w:w="50" w:type="dxa"/>
+              <w:left w:w="60" w:type="dxa"/>
+              <w:right w:w="60" w:type="dxa"/>
             </w:tcMar>
           </w:tcPr>
           <w:p>
@@ -586,9 +586,9 @@
               <w:rPr>
                 <w:rFonts w:ascii="Meiryo" w:hAnsi="Meiryo"/>
                 <w:color w:val="282828"/>
-                <w:sz w:val="17"/>
+                <w:sz w:val="16"/>
               </w:rPr>
-              <w:t>壁肥厚・肥大型心筋症 (HCM) 判定</w:t>
+              <w:t>左室肥大 (LVH) 確定診断 (男&gt;115, 女&gt;95)</w:t>
             </w:r>
           </w:p>
         </w:tc>
@@ -596,13 +596,13 @@
       <w:tr>
         <w:tc>
           <w:tcPr>
-            <w:tcW w:type="dxa" w:w="1728"/>
+            <w:tcW w:type="dxa" w:w="1872"/>
             <w:shd w:fill="F4F8FA"/>
             <w:tcMar>
-              <w:top w:w="60" w:type="dxa"/>
-              <w:bottom w:w="60" w:type="dxa"/>
-              <w:left w:w="80" w:type="dxa"/>
-              <w:right w:w="80" w:type="dxa"/>
+              <w:top w:w="50" w:type="dxa"/>
+              <w:bottom w:w="50" w:type="dxa"/>
+              <w:left w:w="60" w:type="dxa"/>
+              <w:right w:w="60" w:type="dxa"/>
             </w:tcMar>
           </w:tcPr>
           <w:p>
@@ -613,21 +613,21 @@
               <w:rPr>
                 <w:rFonts w:ascii="Meiryo" w:hAnsi="Meiryo"/>
                 <w:color w:val="282828"/>
-                <w:sz w:val="17"/>
+                <w:sz w:val="16"/>
               </w:rPr>
-              <w:t>Mモード / 2D</w:t>
+              <w:t>自動演算</w:t>
             </w:r>
           </w:p>
         </w:tc>
         <w:tc>
           <w:tcPr>
-            <w:tcW w:type="dxa" w:w="2304"/>
+            <w:tcW w:type="dxa" w:w="2592"/>
             <w:shd w:fill="F4F8FA"/>
             <w:tcMar>
-              <w:top w:w="60" w:type="dxa"/>
-              <w:bottom w:w="60" w:type="dxa"/>
-              <w:left w:w="80" w:type="dxa"/>
-              <w:right w:w="80" w:type="dxa"/>
+              <w:top w:w="50" w:type="dxa"/>
+              <w:bottom w:w="50" w:type="dxa"/>
+              <w:left w:w="60" w:type="dxa"/>
+              <w:right w:w="60" w:type="dxa"/>
             </w:tcMar>
           </w:tcPr>
           <w:p>
@@ -638,9 +638,9 @@
               <w:rPr>
                 <w:rFonts w:ascii="Meiryo" w:hAnsi="Meiryo"/>
                 <w:color w:val="282828"/>
-                <w:sz w:val="17"/>
+                <w:sz w:val="16"/>
               </w:rPr>
-              <w:t>左室後壁厚</w:t>
+              <w:t>相対的壁厚 / 左室短縮率</w:t>
             </w:r>
           </w:p>
         </w:tc>
@@ -649,10 +649,10 @@
             <w:tcW w:type="dxa" w:w="2304"/>
             <w:shd w:fill="F4F8FA"/>
             <w:tcMar>
-              <w:top w:w="60" w:type="dxa"/>
-              <w:bottom w:w="60" w:type="dxa"/>
-              <w:left w:w="80" w:type="dxa"/>
-              <w:right w:w="80" w:type="dxa"/>
+              <w:top w:w="50" w:type="dxa"/>
+              <w:bottom w:w="50" w:type="dxa"/>
+              <w:left w:w="60" w:type="dxa"/>
+              <w:right w:w="60" w:type="dxa"/>
             </w:tcMar>
           </w:tcPr>
           <w:p>
@@ -663,21 +663,21 @@
               <w:rPr>
                 <w:rFonts w:ascii="Meiryo" w:hAnsi="Meiryo"/>
                 <w:color w:val="282828"/>
-                <w:sz w:val="17"/>
+                <w:sz w:val="16"/>
               </w:rPr>
-              <w:t>PWTd (LVPWd)</w:t>
+              <w:t>RWT / FS (%FS)</w:t>
             </w:r>
           </w:p>
         </w:tc>
         <w:tc>
           <w:tcPr>
-            <w:tcW w:type="dxa" w:w="1152"/>
+            <w:tcW w:type="dxa" w:w="1008"/>
             <w:shd w:fill="F4F8FA"/>
             <w:tcMar>
-              <w:top w:w="60" w:type="dxa"/>
-              <w:bottom w:w="60" w:type="dxa"/>
-              <w:left w:w="80" w:type="dxa"/>
-              <w:right w:w="80" w:type="dxa"/>
+              <w:top w:w="50" w:type="dxa"/>
+              <w:bottom w:w="50" w:type="dxa"/>
+              <w:left w:w="60" w:type="dxa"/>
+              <w:right w:w="60" w:type="dxa"/>
             </w:tcMar>
           </w:tcPr>
           <w:p>
@@ -688,21 +688,21 @@
               <w:rPr>
                 <w:rFonts w:ascii="Meiryo" w:hAnsi="Meiryo"/>
                 <w:color w:val="282828"/>
-                <w:sz w:val="17"/>
+                <w:sz w:val="16"/>
               </w:rPr>
-              <w:t>mm</w:t>
+              <w:t>-, %</w:t>
             </w:r>
           </w:p>
         </w:tc>
         <w:tc>
           <w:tcPr>
-            <w:tcW w:type="dxa" w:w="3312"/>
+            <w:tcW w:type="dxa" w:w="3024"/>
             <w:shd w:fill="F4F8FA"/>
             <w:tcMar>
-              <w:top w:w="60" w:type="dxa"/>
-              <w:bottom w:w="60" w:type="dxa"/>
-              <w:left w:w="80" w:type="dxa"/>
-              <w:right w:w="80" w:type="dxa"/>
+              <w:top w:w="50" w:type="dxa"/>
+              <w:bottom w:w="50" w:type="dxa"/>
+              <w:left w:w="60" w:type="dxa"/>
+              <w:right w:w="60" w:type="dxa"/>
             </w:tcMar>
           </w:tcPr>
           <w:p>
@@ -713,9 +713,9 @@
               <w:rPr>
                 <w:rFonts w:ascii="Meiryo" w:hAnsi="Meiryo"/>
                 <w:color w:val="282828"/>
-                <w:sz w:val="17"/>
+                <w:sz w:val="16"/>
               </w:rPr>
-              <w:t>求心性肥大の評価</w:t>
+              <w:t>求心性vs遠心性肥大分類 (RWT&gt;0.42), 円周収縮能</w:t>
             </w:r>
           </w:p>
         </w:tc>
@@ -723,13 +723,13 @@
       <w:tr>
         <w:tc>
           <w:tcPr>
-            <w:tcW w:type="dxa" w:w="1728"/>
+            <w:tcW w:type="dxa" w:w="1872"/>
             <w:shd w:fill="FFFFFF"/>
             <w:tcMar>
-              <w:top w:w="60" w:type="dxa"/>
-              <w:bottom w:w="60" w:type="dxa"/>
-              <w:left w:w="80" w:type="dxa"/>
-              <w:right w:w="80" w:type="dxa"/>
+              <w:top w:w="50" w:type="dxa"/>
+              <w:bottom w:w="50" w:type="dxa"/>
+              <w:left w:w="60" w:type="dxa"/>
+              <w:right w:w="60" w:type="dxa"/>
             </w:tcMar>
           </w:tcPr>
           <w:p>
@@ -740,21 +740,21 @@
               <w:rPr>
                 <w:rFonts w:ascii="Meiryo" w:hAnsi="Meiryo"/>
                 <w:color w:val="282828"/>
-                <w:sz w:val="17"/>
+                <w:sz w:val="16"/>
               </w:rPr>
-              <w:t>自動演算</w:t>
+              <w:t>Simpson法</w:t>
             </w:r>
           </w:p>
         </w:tc>
         <w:tc>
           <w:tcPr>
-            <w:tcW w:type="dxa" w:w="2304"/>
+            <w:tcW w:type="dxa" w:w="2592"/>
             <w:shd w:fill="FFFFFF"/>
             <w:tcMar>
-              <w:top w:w="60" w:type="dxa"/>
-              <w:bottom w:w="60" w:type="dxa"/>
-              <w:left w:w="80" w:type="dxa"/>
-              <w:right w:w="80" w:type="dxa"/>
+              <w:top w:w="50" w:type="dxa"/>
+              <w:bottom w:w="50" w:type="dxa"/>
+              <w:left w:w="60" w:type="dxa"/>
+              <w:right w:w="60" w:type="dxa"/>
             </w:tcMar>
           </w:tcPr>
           <w:p>
@@ -765,9 +765,9 @@
               <w:rPr>
                 <w:rFonts w:ascii="Meiryo" w:hAnsi="Meiryo"/>
                 <w:color w:val="282828"/>
-                <w:sz w:val="17"/>
+                <w:sz w:val="16"/>
               </w:rPr>
-              <w:t>左室心筋重量係数</w:t>
+              <w:t>左室拡張末期 / 収縮末期容積</w:t>
             </w:r>
           </w:p>
         </w:tc>
@@ -776,10 +776,10 @@
             <w:tcW w:type="dxa" w:w="2304"/>
             <w:shd w:fill="FFFFFF"/>
             <w:tcMar>
-              <w:top w:w="60" w:type="dxa"/>
-              <w:bottom w:w="60" w:type="dxa"/>
-              <w:left w:w="80" w:type="dxa"/>
-              <w:right w:w="80" w:type="dxa"/>
+              <w:top w:w="50" w:type="dxa"/>
+              <w:bottom w:w="50" w:type="dxa"/>
+              <w:left w:w="60" w:type="dxa"/>
+              <w:right w:w="60" w:type="dxa"/>
             </w:tcMar>
           </w:tcPr>
           <w:p>
@@ -790,21 +790,21 @@
               <w:rPr>
                 <w:rFonts w:ascii="Meiryo" w:hAnsi="Meiryo"/>
                 <w:color w:val="282828"/>
-                <w:sz w:val="17"/>
+                <w:sz w:val="16"/>
               </w:rPr>
-              <w:t>LVMI (LV Mass Index)</w:t>
+              <w:t>LVEDV / LVESV</w:t>
             </w:r>
           </w:p>
         </w:tc>
         <w:tc>
           <w:tcPr>
-            <w:tcW w:type="dxa" w:w="1152"/>
+            <w:tcW w:type="dxa" w:w="1008"/>
             <w:shd w:fill="FFFFFF"/>
             <w:tcMar>
-              <w:top w:w="60" w:type="dxa"/>
-              <w:bottom w:w="60" w:type="dxa"/>
-              <w:left w:w="80" w:type="dxa"/>
-              <w:right w:w="80" w:type="dxa"/>
+              <w:top w:w="50" w:type="dxa"/>
+              <w:bottom w:w="50" w:type="dxa"/>
+              <w:left w:w="60" w:type="dxa"/>
+              <w:right w:w="60" w:type="dxa"/>
             </w:tcMar>
           </w:tcPr>
           <w:p>
@@ -815,21 +815,21 @@
               <w:rPr>
                 <w:rFonts w:ascii="Meiryo" w:hAnsi="Meiryo"/>
                 <w:color w:val="282828"/>
-                <w:sz w:val="17"/>
+                <w:sz w:val="16"/>
               </w:rPr>
-              <w:t>g/m²</w:t>
+              <w:t>mL</w:t>
             </w:r>
           </w:p>
         </w:tc>
         <w:tc>
           <w:tcPr>
-            <w:tcW w:type="dxa" w:w="3312"/>
+            <w:tcW w:type="dxa" w:w="3024"/>
             <w:shd w:fill="FFFFFF"/>
             <w:tcMar>
-              <w:top w:w="60" w:type="dxa"/>
-              <w:bottom w:w="60" w:type="dxa"/>
-              <w:left w:w="80" w:type="dxa"/>
-              <w:right w:w="80" w:type="dxa"/>
+              <w:top w:w="50" w:type="dxa"/>
+              <w:bottom w:w="50" w:type="dxa"/>
+              <w:left w:w="60" w:type="dxa"/>
+              <w:right w:w="60" w:type="dxa"/>
             </w:tcMar>
           </w:tcPr>
           <w:p>
@@ -840,9 +840,9 @@
               <w:rPr>
                 <w:rFonts w:ascii="Meiryo" w:hAnsi="Meiryo"/>
                 <w:color w:val="282828"/>
-                <w:sz w:val="17"/>
+                <w:sz w:val="16"/>
               </w:rPr>
-              <w:t>左室肥大 (LVH) 確定診断 (男&gt;115, 女&gt;95)</w:t>
+              <w:t>容量負荷評価・BSA補正 (EDVI, ESVI)</w:t>
             </w:r>
           </w:p>
         </w:tc>
@@ -850,13 +850,13 @@
       <w:tr>
         <w:tc>
           <w:tcPr>
-            <w:tcW w:type="dxa" w:w="1728"/>
+            <w:tcW w:type="dxa" w:w="1872"/>
             <w:shd w:fill="F4F8FA"/>
             <w:tcMar>
-              <w:top w:w="60" w:type="dxa"/>
-              <w:bottom w:w="60" w:type="dxa"/>
-              <w:left w:w="80" w:type="dxa"/>
-              <w:right w:w="80" w:type="dxa"/>
+              <w:top w:w="50" w:type="dxa"/>
+              <w:bottom w:w="50" w:type="dxa"/>
+              <w:left w:w="60" w:type="dxa"/>
+              <w:right w:w="60" w:type="dxa"/>
             </w:tcMar>
           </w:tcPr>
           <w:p>
@@ -867,21 +867,21 @@
               <w:rPr>
                 <w:rFonts w:ascii="Meiryo" w:hAnsi="Meiryo"/>
                 <w:color w:val="282828"/>
-                <w:sz w:val="17"/>
+                <w:sz w:val="16"/>
               </w:rPr>
-              <w:t>自動演算</w:t>
+              <w:t>Simpson法</w:t>
             </w:r>
           </w:p>
         </w:tc>
         <w:tc>
           <w:tcPr>
-            <w:tcW w:type="dxa" w:w="2304"/>
+            <w:tcW w:type="dxa" w:w="2592"/>
             <w:shd w:fill="F4F8FA"/>
             <w:tcMar>
-              <w:top w:w="60" w:type="dxa"/>
-              <w:bottom w:w="60" w:type="dxa"/>
-              <w:left w:w="80" w:type="dxa"/>
-              <w:right w:w="80" w:type="dxa"/>
+              <w:top w:w="50" w:type="dxa"/>
+              <w:bottom w:w="50" w:type="dxa"/>
+              <w:left w:w="60" w:type="dxa"/>
+              <w:right w:w="60" w:type="dxa"/>
             </w:tcMar>
           </w:tcPr>
           <w:p>
@@ -892,9 +892,9 @@
               <w:rPr>
                 <w:rFonts w:ascii="Meiryo" w:hAnsi="Meiryo"/>
                 <w:color w:val="282828"/>
-                <w:sz w:val="17"/>
+                <w:sz w:val="16"/>
               </w:rPr>
-              <w:t>相対的壁厚</w:t>
+              <w:t>左室駆出率 (最重要)</w:t>
             </w:r>
           </w:p>
         </w:tc>
@@ -903,10 +903,10 @@
             <w:tcW w:type="dxa" w:w="2304"/>
             <w:shd w:fill="F4F8FA"/>
             <w:tcMar>
-              <w:top w:w="60" w:type="dxa"/>
-              <w:bottom w:w="60" w:type="dxa"/>
-              <w:left w:w="80" w:type="dxa"/>
-              <w:right w:w="80" w:type="dxa"/>
+              <w:top w:w="50" w:type="dxa"/>
+              <w:bottom w:w="50" w:type="dxa"/>
+              <w:left w:w="60" w:type="dxa"/>
+              <w:right w:w="60" w:type="dxa"/>
             </w:tcMar>
           </w:tcPr>
           <w:p>
@@ -917,21 +917,21 @@
               <w:rPr>
                 <w:rFonts w:ascii="Meiryo" w:hAnsi="Meiryo"/>
                 <w:color w:val="282828"/>
-                <w:sz w:val="17"/>
+                <w:sz w:val="16"/>
               </w:rPr>
-              <w:t>RWT (2×PWTd/LVDd)</w:t>
+              <w:t>LVEF (Biplane EF)</w:t>
             </w:r>
           </w:p>
         </w:tc>
         <w:tc>
           <w:tcPr>
-            <w:tcW w:type="dxa" w:w="1152"/>
+            <w:tcW w:type="dxa" w:w="1008"/>
             <w:shd w:fill="F4F8FA"/>
             <w:tcMar>
-              <w:top w:w="60" w:type="dxa"/>
-              <w:bottom w:w="60" w:type="dxa"/>
-              <w:left w:w="80" w:type="dxa"/>
-              <w:right w:w="80" w:type="dxa"/>
+              <w:top w:w="50" w:type="dxa"/>
+              <w:bottom w:w="50" w:type="dxa"/>
+              <w:left w:w="60" w:type="dxa"/>
+              <w:right w:w="60" w:type="dxa"/>
             </w:tcMar>
           </w:tcPr>
           <w:p>
@@ -942,21 +942,21 @@
               <w:rPr>
                 <w:rFonts w:ascii="Meiryo" w:hAnsi="Meiryo"/>
                 <w:color w:val="282828"/>
-                <w:sz w:val="17"/>
+                <w:sz w:val="16"/>
               </w:rPr>
-              <w:t>-</w:t>
+              <w:t>%</w:t>
             </w:r>
           </w:p>
         </w:tc>
         <w:tc>
           <w:tcPr>
-            <w:tcW w:type="dxa" w:w="3312"/>
+            <w:tcW w:type="dxa" w:w="3024"/>
             <w:shd w:fill="F4F8FA"/>
             <w:tcMar>
-              <w:top w:w="60" w:type="dxa"/>
-              <w:bottom w:w="60" w:type="dxa"/>
-              <w:left w:w="80" w:type="dxa"/>
-              <w:right w:w="80" w:type="dxa"/>
+              <w:top w:w="50" w:type="dxa"/>
+              <w:bottom w:w="50" w:type="dxa"/>
+              <w:left w:w="60" w:type="dxa"/>
+              <w:right w:w="60" w:type="dxa"/>
             </w:tcMar>
           </w:tcPr>
           <w:p>
@@ -967,9 +967,9 @@
               <w:rPr>
                 <w:rFonts w:ascii="Meiryo" w:hAnsi="Meiryo"/>
                 <w:color w:val="282828"/>
-                <w:sz w:val="17"/>
+                <w:sz w:val="16"/>
               </w:rPr>
-              <w:t>求心性肥大 vs 遠心性肥大の分類 (基準&gt;0.42)</w:t>
+              <w:t>心機能分類 (HFrEF / HFmrEF / HFpEF)</w:t>
             </w:r>
           </w:p>
         </w:tc>
@@ -977,13 +977,13 @@
       <w:tr>
         <w:tc>
           <w:tcPr>
-            <w:tcW w:type="dxa" w:w="1728"/>
+            <w:tcW w:type="dxa" w:w="1872"/>
             <w:shd w:fill="FFFFFF"/>
             <w:tcMar>
-              <w:top w:w="60" w:type="dxa"/>
-              <w:bottom w:w="60" w:type="dxa"/>
-              <w:left w:w="80" w:type="dxa"/>
-              <w:right w:w="80" w:type="dxa"/>
+              <w:top w:w="50" w:type="dxa"/>
+              <w:bottom w:w="50" w:type="dxa"/>
+              <w:left w:w="60" w:type="dxa"/>
+              <w:right w:w="60" w:type="dxa"/>
             </w:tcMar>
           </w:tcPr>
           <w:p>
@@ -994,21 +994,21 @@
               <w:rPr>
                 <w:rFonts w:ascii="Meiryo" w:hAnsi="Meiryo"/>
                 <w:color w:val="282828"/>
-                <w:sz w:val="17"/>
+                <w:sz w:val="16"/>
               </w:rPr>
-              <w:t>自動演算</w:t>
+              <w:t>Simpson法</w:t>
             </w:r>
           </w:p>
         </w:tc>
         <w:tc>
           <w:tcPr>
-            <w:tcW w:type="dxa" w:w="2304"/>
+            <w:tcW w:type="dxa" w:w="2592"/>
             <w:shd w:fill="FFFFFF"/>
             <w:tcMar>
-              <w:top w:w="60" w:type="dxa"/>
-              <w:bottom w:w="60" w:type="dxa"/>
-              <w:left w:w="80" w:type="dxa"/>
-              <w:right w:w="80" w:type="dxa"/>
+              <w:top w:w="50" w:type="dxa"/>
+              <w:bottom w:w="50" w:type="dxa"/>
+              <w:left w:w="60" w:type="dxa"/>
+              <w:right w:w="60" w:type="dxa"/>
             </w:tcMar>
           </w:tcPr>
           <w:p>
@@ -1019,9 +1019,9 @@
               <w:rPr>
                 <w:rFonts w:ascii="Meiryo" w:hAnsi="Meiryo"/>
                 <w:color w:val="282828"/>
-                <w:sz w:val="17"/>
+                <w:sz w:val="16"/>
               </w:rPr>
-              <w:t>左室短縮率</w:t>
+              <w:t>1回拍出量 / 心拍出量 / SVi</w:t>
             </w:r>
           </w:p>
         </w:tc>
@@ -1030,10 +1030,10 @@
             <w:tcW w:type="dxa" w:w="2304"/>
             <w:shd w:fill="FFFFFF"/>
             <w:tcMar>
-              <w:top w:w="60" w:type="dxa"/>
-              <w:bottom w:w="60" w:type="dxa"/>
-              <w:left w:w="80" w:type="dxa"/>
-              <w:right w:w="80" w:type="dxa"/>
+              <w:top w:w="50" w:type="dxa"/>
+              <w:bottom w:w="50" w:type="dxa"/>
+              <w:left w:w="60" w:type="dxa"/>
+              <w:right w:w="60" w:type="dxa"/>
             </w:tcMar>
           </w:tcPr>
           <w:p>
@@ -1044,21 +1044,21 @@
               <w:rPr>
                 <w:rFonts w:ascii="Meiryo" w:hAnsi="Meiryo"/>
                 <w:color w:val="282828"/>
-                <w:sz w:val="17"/>
+                <w:sz w:val="16"/>
               </w:rPr>
-              <w:t>FS (%FS)</w:t>
+              <w:t>SV / CO / SVi</w:t>
             </w:r>
           </w:p>
         </w:tc>
         <w:tc>
           <w:tcPr>
-            <w:tcW w:type="dxa" w:w="1152"/>
+            <w:tcW w:type="dxa" w:w="1008"/>
             <w:shd w:fill="FFFFFF"/>
             <w:tcMar>
-              <w:top w:w="60" w:type="dxa"/>
-              <w:bottom w:w="60" w:type="dxa"/>
-              <w:left w:w="80" w:type="dxa"/>
-              <w:right w:w="80" w:type="dxa"/>
+              <w:top w:w="50" w:type="dxa"/>
+              <w:bottom w:w="50" w:type="dxa"/>
+              <w:left w:w="60" w:type="dxa"/>
+              <w:right w:w="60" w:type="dxa"/>
             </w:tcMar>
           </w:tcPr>
           <w:p>
@@ -1069,21 +1069,21 @@
               <w:rPr>
                 <w:rFonts w:ascii="Meiryo" w:hAnsi="Meiryo"/>
                 <w:color w:val="282828"/>
-                <w:sz w:val="17"/>
+                <w:sz w:val="16"/>
               </w:rPr>
-              <w:t>%</w:t>
+              <w:t>mL, L/min, mL/m²</w:t>
             </w:r>
           </w:p>
         </w:tc>
         <w:tc>
           <w:tcPr>
-            <w:tcW w:type="dxa" w:w="3312"/>
+            <w:tcW w:type="dxa" w:w="3024"/>
             <w:shd w:fill="FFFFFF"/>
             <w:tcMar>
-              <w:top w:w="60" w:type="dxa"/>
-              <w:bottom w:w="60" w:type="dxa"/>
-              <w:left w:w="80" w:type="dxa"/>
-              <w:right w:w="80" w:type="dxa"/>
+              <w:top w:w="50" w:type="dxa"/>
+              <w:bottom w:w="50" w:type="dxa"/>
+              <w:left w:w="60" w:type="dxa"/>
+              <w:right w:w="60" w:type="dxa"/>
             </w:tcMar>
           </w:tcPr>
           <w:p>
@@ -1094,9 +1094,9 @@
               <w:rPr>
                 <w:rFonts w:ascii="Meiryo" w:hAnsi="Meiryo"/>
                 <w:color w:val="282828"/>
-                <w:sz w:val="17"/>
+                <w:sz w:val="16"/>
               </w:rPr>
-              <w:t>左室円周方向収縮能 (正常 28〜45%)</w:t>
+              <w:t>有効拍出量・心係数 (CI)・低流量判定 (&lt;35 mL/m²)</w:t>
             </w:r>
           </w:p>
         </w:tc>
@@ -1104,13 +1104,13 @@
       <w:tr>
         <w:tc>
           <w:tcPr>
-            <w:tcW w:type="dxa" w:w="1728"/>
+            <w:tcW w:type="dxa" w:w="1872"/>
             <w:shd w:fill="F4F8FA"/>
             <w:tcMar>
-              <w:top w:w="60" w:type="dxa"/>
-              <w:bottom w:w="60" w:type="dxa"/>
-              <w:left w:w="80" w:type="dxa"/>
-              <w:right w:w="80" w:type="dxa"/>
+              <w:top w:w="50" w:type="dxa"/>
+              <w:bottom w:w="50" w:type="dxa"/>
+              <w:left w:w="60" w:type="dxa"/>
+              <w:right w:w="60" w:type="dxa"/>
             </w:tcMar>
           </w:tcPr>
           <w:p>
@@ -1121,9 +1121,35 @@
               <w:rPr>
                 <w:rFonts w:ascii="Meiryo" w:hAnsi="Meiryo"/>
                 <w:color w:val="282828"/>
-                <w:sz w:val="17"/>
+                <w:sz w:val="16"/>
               </w:rPr>
-              <w:t>Simpson法</w:t>
+              <w:t>MR連続波 CW</w:t>
+            </w:r>
+          </w:p>
+        </w:tc>
+        <w:tc>
+          <w:tcPr>
+            <w:tcW w:type="dxa" w:w="2592"/>
+            <w:shd w:fill="F4F8FA"/>
+            <w:tcMar>
+              <w:top w:w="50" w:type="dxa"/>
+              <w:bottom w:w="50" w:type="dxa"/>
+              <w:left w:w="60" w:type="dxa"/>
+              <w:right w:w="60" w:type="dxa"/>
+            </w:tcMar>
+          </w:tcPr>
+          <w:p>
+            <w:pPr>
+              <w:jc w:val="left"/>
+            </w:pPr>
+            <w:r>
+              <w:rPr>
+                <w:rFonts w:ascii="Meiryo" w:hAnsi="Meiryo"/>
+                <w:b/>
+                <w:color w:val="B41414"/>
+                <w:sz w:val="16"/>
+              </w:rPr>
+              <w:t>左室収縮期圧上昇率 (dP/dt)</w:t>
             </w:r>
           </w:p>
         </w:tc>
@@ -1132,10 +1158,60 @@
             <w:tcW w:type="dxa" w:w="2304"/>
             <w:shd w:fill="F4F8FA"/>
             <w:tcMar>
-              <w:top w:w="60" w:type="dxa"/>
-              <w:bottom w:w="60" w:type="dxa"/>
-              <w:left w:w="80" w:type="dxa"/>
-              <w:right w:w="80" w:type="dxa"/>
+              <w:top w:w="50" w:type="dxa"/>
+              <w:bottom w:w="50" w:type="dxa"/>
+              <w:left w:w="60" w:type="dxa"/>
+              <w:right w:w="60" w:type="dxa"/>
+            </w:tcMar>
+          </w:tcPr>
+          <w:p>
+            <w:pPr>
+              <w:jc w:val="center"/>
+            </w:pPr>
+            <w:r>
+              <w:rPr>
+                <w:rFonts w:ascii="Meiryo" w:hAnsi="Meiryo"/>
+                <w:color w:val="282828"/>
+                <w:sz w:val="16"/>
+              </w:rPr>
+              <w:t>LV dP/dt</w:t>
+            </w:r>
+          </w:p>
+        </w:tc>
+        <w:tc>
+          <w:tcPr>
+            <w:tcW w:type="dxa" w:w="1008"/>
+            <w:shd w:fill="F4F8FA"/>
+            <w:tcMar>
+              <w:top w:w="50" w:type="dxa"/>
+              <w:bottom w:w="50" w:type="dxa"/>
+              <w:left w:w="60" w:type="dxa"/>
+              <w:right w:w="60" w:type="dxa"/>
+            </w:tcMar>
+          </w:tcPr>
+          <w:p>
+            <w:pPr>
+              <w:jc w:val="center"/>
+            </w:pPr>
+            <w:r>
+              <w:rPr>
+                <w:rFonts w:ascii="Meiryo" w:hAnsi="Meiryo"/>
+                <w:color w:val="282828"/>
+                <w:sz w:val="16"/>
+              </w:rPr>
+              <w:t>mmHg/s</w:t>
+            </w:r>
+          </w:p>
+        </w:tc>
+        <w:tc>
+          <w:tcPr>
+            <w:tcW w:type="dxa" w:w="3024"/>
+            <w:shd w:fill="F4F8FA"/>
+            <w:tcMar>
+              <w:top w:w="50" w:type="dxa"/>
+              <w:bottom w:w="50" w:type="dxa"/>
+              <w:left w:w="60" w:type="dxa"/>
+              <w:right w:w="60" w:type="dxa"/>
             </w:tcMar>
           </w:tcPr>
           <w:p>
@@ -1146,592 +1222,9 @@
               <w:rPr>
                 <w:rFonts w:ascii="Meiryo" w:hAnsi="Meiryo"/>
                 <w:color w:val="282828"/>
-                <w:sz w:val="17"/>
+                <w:sz w:val="16"/>
               </w:rPr>
-              <w:t>左室拡張末期容積</w:t>
-            </w:r>
-          </w:p>
-        </w:tc>
-        <w:tc>
-          <w:tcPr>
-            <w:tcW w:type="dxa" w:w="2304"/>
-            <w:shd w:fill="F4F8FA"/>
-            <w:tcMar>
-              <w:top w:w="60" w:type="dxa"/>
-              <w:bottom w:w="60" w:type="dxa"/>
-              <w:left w:w="80" w:type="dxa"/>
-              <w:right w:w="80" w:type="dxa"/>
-            </w:tcMar>
-          </w:tcPr>
-          <w:p>
-            <w:pPr>
-              <w:jc w:val="center"/>
-            </w:pPr>
-            <w:r>
-              <w:rPr>
-                <w:rFonts w:ascii="Meiryo" w:hAnsi="Meiryo"/>
-                <w:color w:val="282828"/>
-                <w:sz w:val="17"/>
-              </w:rPr>
-              <w:t>LVEDV (EDV Biplane)</w:t>
-            </w:r>
-          </w:p>
-        </w:tc>
-        <w:tc>
-          <w:tcPr>
-            <w:tcW w:type="dxa" w:w="1152"/>
-            <w:shd w:fill="F4F8FA"/>
-            <w:tcMar>
-              <w:top w:w="60" w:type="dxa"/>
-              <w:bottom w:w="60" w:type="dxa"/>
-              <w:left w:w="80" w:type="dxa"/>
-              <w:right w:w="80" w:type="dxa"/>
-            </w:tcMar>
-          </w:tcPr>
-          <w:p>
-            <w:pPr>
-              <w:jc w:val="center"/>
-            </w:pPr>
-            <w:r>
-              <w:rPr>
-                <w:rFonts w:ascii="Meiryo" w:hAnsi="Meiryo"/>
-                <w:color w:val="282828"/>
-                <w:sz w:val="17"/>
-              </w:rPr>
-              <w:t>mL</w:t>
-            </w:r>
-          </w:p>
-        </w:tc>
-        <w:tc>
-          <w:tcPr>
-            <w:tcW w:type="dxa" w:w="3312"/>
-            <w:shd w:fill="F4F8FA"/>
-            <w:tcMar>
-              <w:top w:w="60" w:type="dxa"/>
-              <w:bottom w:w="60" w:type="dxa"/>
-              <w:left w:w="80" w:type="dxa"/>
-              <w:right w:w="80" w:type="dxa"/>
-            </w:tcMar>
-          </w:tcPr>
-          <w:p>
-            <w:pPr>
-              <w:jc w:val="left"/>
-            </w:pPr>
-            <w:r>
-              <w:rPr>
-                <w:rFonts w:ascii="Meiryo" w:hAnsi="Meiryo"/>
-                <w:color w:val="282828"/>
-                <w:sz w:val="17"/>
-              </w:rPr>
-              <w:t>容量負荷評価・BSA補正 (EDVI)</w:t>
-            </w:r>
-          </w:p>
-        </w:tc>
-      </w:tr>
-      <w:tr>
-        <w:tc>
-          <w:tcPr>
-            <w:tcW w:type="dxa" w:w="1728"/>
-            <w:shd w:fill="FFFFFF"/>
-            <w:tcMar>
-              <w:top w:w="60" w:type="dxa"/>
-              <w:bottom w:w="60" w:type="dxa"/>
-              <w:left w:w="80" w:type="dxa"/>
-              <w:right w:w="80" w:type="dxa"/>
-            </w:tcMar>
-          </w:tcPr>
-          <w:p>
-            <w:pPr>
-              <w:jc w:val="left"/>
-            </w:pPr>
-            <w:r>
-              <w:rPr>
-                <w:rFonts w:ascii="Meiryo" w:hAnsi="Meiryo"/>
-                <w:color w:val="282828"/>
-                <w:sz w:val="17"/>
-              </w:rPr>
-              <w:t>Simpson法</w:t>
-            </w:r>
-          </w:p>
-        </w:tc>
-        <w:tc>
-          <w:tcPr>
-            <w:tcW w:type="dxa" w:w="2304"/>
-            <w:shd w:fill="FFFFFF"/>
-            <w:tcMar>
-              <w:top w:w="60" w:type="dxa"/>
-              <w:bottom w:w="60" w:type="dxa"/>
-              <w:left w:w="80" w:type="dxa"/>
-              <w:right w:w="80" w:type="dxa"/>
-            </w:tcMar>
-          </w:tcPr>
-          <w:p>
-            <w:pPr>
-              <w:jc w:val="left"/>
-            </w:pPr>
-            <w:r>
-              <w:rPr>
-                <w:rFonts w:ascii="Meiryo" w:hAnsi="Meiryo"/>
-                <w:color w:val="282828"/>
-                <w:sz w:val="17"/>
-              </w:rPr>
-              <w:t>左室収縮末期容積</w:t>
-            </w:r>
-          </w:p>
-        </w:tc>
-        <w:tc>
-          <w:tcPr>
-            <w:tcW w:type="dxa" w:w="2304"/>
-            <w:shd w:fill="FFFFFF"/>
-            <w:tcMar>
-              <w:top w:w="60" w:type="dxa"/>
-              <w:bottom w:w="60" w:type="dxa"/>
-              <w:left w:w="80" w:type="dxa"/>
-              <w:right w:w="80" w:type="dxa"/>
-            </w:tcMar>
-          </w:tcPr>
-          <w:p>
-            <w:pPr>
-              <w:jc w:val="center"/>
-            </w:pPr>
-            <w:r>
-              <w:rPr>
-                <w:rFonts w:ascii="Meiryo" w:hAnsi="Meiryo"/>
-                <w:color w:val="282828"/>
-                <w:sz w:val="17"/>
-              </w:rPr>
-              <w:t>LVESV (ESV Biplane)</w:t>
-            </w:r>
-          </w:p>
-        </w:tc>
-        <w:tc>
-          <w:tcPr>
-            <w:tcW w:type="dxa" w:w="1152"/>
-            <w:shd w:fill="FFFFFF"/>
-            <w:tcMar>
-              <w:top w:w="60" w:type="dxa"/>
-              <w:bottom w:w="60" w:type="dxa"/>
-              <w:left w:w="80" w:type="dxa"/>
-              <w:right w:w="80" w:type="dxa"/>
-            </w:tcMar>
-          </w:tcPr>
-          <w:p>
-            <w:pPr>
-              <w:jc w:val="center"/>
-            </w:pPr>
-            <w:r>
-              <w:rPr>
-                <w:rFonts w:ascii="Meiryo" w:hAnsi="Meiryo"/>
-                <w:color w:val="282828"/>
-                <w:sz w:val="17"/>
-              </w:rPr>
-              <w:t>mL</w:t>
-            </w:r>
-          </w:p>
-        </w:tc>
-        <w:tc>
-          <w:tcPr>
-            <w:tcW w:type="dxa" w:w="3312"/>
-            <w:shd w:fill="FFFFFF"/>
-            <w:tcMar>
-              <w:top w:w="60" w:type="dxa"/>
-              <w:bottom w:w="60" w:type="dxa"/>
-              <w:left w:w="80" w:type="dxa"/>
-              <w:right w:w="80" w:type="dxa"/>
-            </w:tcMar>
-          </w:tcPr>
-          <w:p>
-            <w:pPr>
-              <w:jc w:val="left"/>
-            </w:pPr>
-            <w:r>
-              <w:rPr>
-                <w:rFonts w:ascii="Meiryo" w:hAnsi="Meiryo"/>
-                <w:color w:val="282828"/>
-                <w:sz w:val="17"/>
-              </w:rPr>
-              <w:t>BSA補正 (ESVI)</w:t>
-            </w:r>
-          </w:p>
-        </w:tc>
-      </w:tr>
-      <w:tr>
-        <w:tc>
-          <w:tcPr>
-            <w:tcW w:type="dxa" w:w="1728"/>
-            <w:shd w:fill="F4F8FA"/>
-            <w:tcMar>
-              <w:top w:w="60" w:type="dxa"/>
-              <w:bottom w:w="60" w:type="dxa"/>
-              <w:left w:w="80" w:type="dxa"/>
-              <w:right w:w="80" w:type="dxa"/>
-            </w:tcMar>
-          </w:tcPr>
-          <w:p>
-            <w:pPr>
-              <w:jc w:val="left"/>
-            </w:pPr>
-            <w:r>
-              <w:rPr>
-                <w:rFonts w:ascii="Meiryo" w:hAnsi="Meiryo"/>
-                <w:color w:val="282828"/>
-                <w:sz w:val="17"/>
-              </w:rPr>
-              <w:t>Simpson法</w:t>
-            </w:r>
-          </w:p>
-        </w:tc>
-        <w:tc>
-          <w:tcPr>
-            <w:tcW w:type="dxa" w:w="2304"/>
-            <w:shd w:fill="F4F8FA"/>
-            <w:tcMar>
-              <w:top w:w="60" w:type="dxa"/>
-              <w:bottom w:w="60" w:type="dxa"/>
-              <w:left w:w="80" w:type="dxa"/>
-              <w:right w:w="80" w:type="dxa"/>
-            </w:tcMar>
-          </w:tcPr>
-          <w:p>
-            <w:pPr>
-              <w:jc w:val="left"/>
-            </w:pPr>
-            <w:r>
-              <w:rPr>
-                <w:rFonts w:ascii="Meiryo" w:hAnsi="Meiryo"/>
-                <w:color w:val="282828"/>
-                <w:sz w:val="17"/>
-              </w:rPr>
-              <w:t>左室駆出率 (最重要)</w:t>
-            </w:r>
-          </w:p>
-        </w:tc>
-        <w:tc>
-          <w:tcPr>
-            <w:tcW w:type="dxa" w:w="2304"/>
-            <w:shd w:fill="F4F8FA"/>
-            <w:tcMar>
-              <w:top w:w="60" w:type="dxa"/>
-              <w:bottom w:w="60" w:type="dxa"/>
-              <w:left w:w="80" w:type="dxa"/>
-              <w:right w:w="80" w:type="dxa"/>
-            </w:tcMar>
-          </w:tcPr>
-          <w:p>
-            <w:pPr>
-              <w:jc w:val="center"/>
-            </w:pPr>
-            <w:r>
-              <w:rPr>
-                <w:rFonts w:ascii="Meiryo" w:hAnsi="Meiryo"/>
-                <w:color w:val="282828"/>
-                <w:sz w:val="17"/>
-              </w:rPr>
-              <w:t>LVEF (Biplane EF)</w:t>
-            </w:r>
-          </w:p>
-        </w:tc>
-        <w:tc>
-          <w:tcPr>
-            <w:tcW w:type="dxa" w:w="1152"/>
-            <w:shd w:fill="F4F8FA"/>
-            <w:tcMar>
-              <w:top w:w="60" w:type="dxa"/>
-              <w:bottom w:w="60" w:type="dxa"/>
-              <w:left w:w="80" w:type="dxa"/>
-              <w:right w:w="80" w:type="dxa"/>
-            </w:tcMar>
-          </w:tcPr>
-          <w:p>
-            <w:pPr>
-              <w:jc w:val="center"/>
-            </w:pPr>
-            <w:r>
-              <w:rPr>
-                <w:rFonts w:ascii="Meiryo" w:hAnsi="Meiryo"/>
-                <w:color w:val="282828"/>
-                <w:sz w:val="17"/>
-              </w:rPr>
-              <w:t>%</w:t>
-            </w:r>
-          </w:p>
-        </w:tc>
-        <w:tc>
-          <w:tcPr>
-            <w:tcW w:type="dxa" w:w="3312"/>
-            <w:shd w:fill="F4F8FA"/>
-            <w:tcMar>
-              <w:top w:w="60" w:type="dxa"/>
-              <w:bottom w:w="60" w:type="dxa"/>
-              <w:left w:w="80" w:type="dxa"/>
-              <w:right w:w="80" w:type="dxa"/>
-            </w:tcMar>
-          </w:tcPr>
-          <w:p>
-            <w:pPr>
-              <w:jc w:val="left"/>
-            </w:pPr>
-            <w:r>
-              <w:rPr>
-                <w:rFonts w:ascii="Meiryo" w:hAnsi="Meiryo"/>
-                <w:color w:val="282828"/>
-                <w:sz w:val="17"/>
-              </w:rPr>
-              <w:t>収縮能の国際基準 (HFrEF/HFmrEF/HFpEF分類)</w:t>
-            </w:r>
-          </w:p>
-        </w:tc>
-      </w:tr>
-      <w:tr>
-        <w:tc>
-          <w:tcPr>
-            <w:tcW w:type="dxa" w:w="1728"/>
-            <w:shd w:fill="FFFFFF"/>
-            <w:tcMar>
-              <w:top w:w="60" w:type="dxa"/>
-              <w:bottom w:w="60" w:type="dxa"/>
-              <w:left w:w="80" w:type="dxa"/>
-              <w:right w:w="80" w:type="dxa"/>
-            </w:tcMar>
-          </w:tcPr>
-          <w:p>
-            <w:pPr>
-              <w:jc w:val="left"/>
-            </w:pPr>
-            <w:r>
-              <w:rPr>
-                <w:rFonts w:ascii="Meiryo" w:hAnsi="Meiryo"/>
-                <w:color w:val="282828"/>
-                <w:sz w:val="17"/>
-              </w:rPr>
-              <w:t>Simpson法</w:t>
-            </w:r>
-          </w:p>
-        </w:tc>
-        <w:tc>
-          <w:tcPr>
-            <w:tcW w:type="dxa" w:w="2304"/>
-            <w:shd w:fill="FFFFFF"/>
-            <w:tcMar>
-              <w:top w:w="60" w:type="dxa"/>
-              <w:bottom w:w="60" w:type="dxa"/>
-              <w:left w:w="80" w:type="dxa"/>
-              <w:right w:w="80" w:type="dxa"/>
-            </w:tcMar>
-          </w:tcPr>
-          <w:p>
-            <w:pPr>
-              <w:jc w:val="left"/>
-            </w:pPr>
-            <w:r>
-              <w:rPr>
-                <w:rFonts w:ascii="Meiryo" w:hAnsi="Meiryo"/>
-                <w:color w:val="282828"/>
-                <w:sz w:val="17"/>
-              </w:rPr>
-              <w:t>1回拍出量 / 心拍出量</w:t>
-            </w:r>
-          </w:p>
-        </w:tc>
-        <w:tc>
-          <w:tcPr>
-            <w:tcW w:type="dxa" w:w="2304"/>
-            <w:shd w:fill="FFFFFF"/>
-            <w:tcMar>
-              <w:top w:w="60" w:type="dxa"/>
-              <w:bottom w:w="60" w:type="dxa"/>
-              <w:left w:w="80" w:type="dxa"/>
-              <w:right w:w="80" w:type="dxa"/>
-            </w:tcMar>
-          </w:tcPr>
-          <w:p>
-            <w:pPr>
-              <w:jc w:val="center"/>
-            </w:pPr>
-            <w:r>
-              <w:rPr>
-                <w:rFonts w:ascii="Meiryo" w:hAnsi="Meiryo"/>
-                <w:color w:val="282828"/>
-                <w:sz w:val="17"/>
-              </w:rPr>
-              <w:t>SV / CO</w:t>
-            </w:r>
-          </w:p>
-        </w:tc>
-        <w:tc>
-          <w:tcPr>
-            <w:tcW w:type="dxa" w:w="1152"/>
-            <w:shd w:fill="FFFFFF"/>
-            <w:tcMar>
-              <w:top w:w="60" w:type="dxa"/>
-              <w:bottom w:w="60" w:type="dxa"/>
-              <w:left w:w="80" w:type="dxa"/>
-              <w:right w:w="80" w:type="dxa"/>
-            </w:tcMar>
-          </w:tcPr>
-          <w:p>
-            <w:pPr>
-              <w:jc w:val="center"/>
-            </w:pPr>
-            <w:r>
-              <w:rPr>
-                <w:rFonts w:ascii="Meiryo" w:hAnsi="Meiryo"/>
-                <w:color w:val="282828"/>
-                <w:sz w:val="17"/>
-              </w:rPr>
-              <w:t>mL, L/min</w:t>
-            </w:r>
-          </w:p>
-        </w:tc>
-        <w:tc>
-          <w:tcPr>
-            <w:tcW w:type="dxa" w:w="3312"/>
-            <w:shd w:fill="FFFFFF"/>
-            <w:tcMar>
-              <w:top w:w="60" w:type="dxa"/>
-              <w:bottom w:w="60" w:type="dxa"/>
-              <w:left w:w="80" w:type="dxa"/>
-              <w:right w:w="80" w:type="dxa"/>
-            </w:tcMar>
-          </w:tcPr>
-          <w:p>
-            <w:pPr>
-              <w:jc w:val="left"/>
-            </w:pPr>
-            <w:r>
-              <w:rPr>
-                <w:rFonts w:ascii="Meiryo" w:hAnsi="Meiryo"/>
-                <w:color w:val="282828"/>
-                <w:sz w:val="17"/>
-              </w:rPr>
-              <w:t>有効駆出量・心係数 (CI: L/min/m²) 算出</w:t>
-            </w:r>
-          </w:p>
-        </w:tc>
-      </w:tr>
-      <w:tr>
-        <w:tc>
-          <w:tcPr>
-            <w:tcW w:type="dxa" w:w="1728"/>
-            <w:shd w:fill="F4F8FA"/>
-            <w:tcMar>
-              <w:top w:w="60" w:type="dxa"/>
-              <w:bottom w:w="60" w:type="dxa"/>
-              <w:left w:w="80" w:type="dxa"/>
-              <w:right w:w="80" w:type="dxa"/>
-            </w:tcMar>
-          </w:tcPr>
-          <w:p>
-            <w:pPr>
-              <w:jc w:val="left"/>
-            </w:pPr>
-            <w:r>
-              <w:rPr>
-                <w:rFonts w:ascii="Meiryo" w:hAnsi="Meiryo"/>
-                <w:color w:val="282828"/>
-                <w:sz w:val="17"/>
-              </w:rPr>
-              <w:t>自動演算</w:t>
-            </w:r>
-          </w:p>
-        </w:tc>
-        <w:tc>
-          <w:tcPr>
-            <w:tcW w:type="dxa" w:w="2304"/>
-            <w:shd w:fill="F4F8FA"/>
-            <w:tcMar>
-              <w:top w:w="60" w:type="dxa"/>
-              <w:bottom w:w="60" w:type="dxa"/>
-              <w:left w:w="80" w:type="dxa"/>
-              <w:right w:w="80" w:type="dxa"/>
-            </w:tcMar>
-          </w:tcPr>
-          <w:p>
-            <w:pPr>
-              <w:jc w:val="left"/>
-            </w:pPr>
-            <w:r>
-              <w:rPr>
-                <w:rFonts w:ascii="Meiryo" w:hAnsi="Meiryo"/>
-                <w:color w:val="282828"/>
-                <w:sz w:val="17"/>
-              </w:rPr>
-              <w:t>1回拍出量係数 (重要)</w:t>
-            </w:r>
-          </w:p>
-        </w:tc>
-        <w:tc>
-          <w:tcPr>
-            <w:tcW w:type="dxa" w:w="2304"/>
-            <w:shd w:fill="F4F8FA"/>
-            <w:tcMar>
-              <w:top w:w="60" w:type="dxa"/>
-              <w:bottom w:w="60" w:type="dxa"/>
-              <w:left w:w="80" w:type="dxa"/>
-              <w:right w:w="80" w:type="dxa"/>
-            </w:tcMar>
-          </w:tcPr>
-          <w:p>
-            <w:pPr>
-              <w:jc w:val="center"/>
-            </w:pPr>
-            <w:r>
-              <w:rPr>
-                <w:rFonts w:ascii="Meiryo" w:hAnsi="Meiryo"/>
-                <w:color w:val="282828"/>
-                <w:sz w:val="17"/>
-              </w:rPr>
-              <w:t>SVi (SV Index)</w:t>
-            </w:r>
-          </w:p>
-        </w:tc>
-        <w:tc>
-          <w:tcPr>
-            <w:tcW w:type="dxa" w:w="1152"/>
-            <w:shd w:fill="F4F8FA"/>
-            <w:tcMar>
-              <w:top w:w="60" w:type="dxa"/>
-              <w:bottom w:w="60" w:type="dxa"/>
-              <w:left w:w="80" w:type="dxa"/>
-              <w:right w:w="80" w:type="dxa"/>
-            </w:tcMar>
-          </w:tcPr>
-          <w:p>
-            <w:pPr>
-              <w:jc w:val="center"/>
-            </w:pPr>
-            <w:r>
-              <w:rPr>
-                <w:rFonts w:ascii="Meiryo" w:hAnsi="Meiryo"/>
-                <w:color w:val="282828"/>
-                <w:sz w:val="17"/>
-              </w:rPr>
-              <w:t>mL/m²</w:t>
-            </w:r>
-          </w:p>
-        </w:tc>
-        <w:tc>
-          <w:tcPr>
-            <w:tcW w:type="dxa" w:w="3312"/>
-            <w:shd w:fill="F4F8FA"/>
-            <w:tcMar>
-              <w:top w:w="60" w:type="dxa"/>
-              <w:bottom w:w="60" w:type="dxa"/>
-              <w:left w:w="80" w:type="dxa"/>
-              <w:right w:w="80" w:type="dxa"/>
-            </w:tcMar>
-          </w:tcPr>
-          <w:p>
-            <w:pPr>
-              <w:jc w:val="left"/>
-            </w:pPr>
-            <w:r>
-              <w:rPr>
-                <w:rFonts w:ascii="Meiryo" w:hAnsi="Meiryo"/>
-                <w:color w:val="282828"/>
-                <w:sz w:val="17"/>
-              </w:rPr>
-              <w:t>低流量判定 (&lt;35 mL/m²: LF-LG AS, 低拍出状態)</w:t>
+              <w:t>MR波形1-3m/s時間より算出。正常&gt;1200, 低下&lt;1000</w:t>
             </w:r>
           </w:p>
         </w:tc>
@@ -1739,14 +1232,14 @@
     </w:tbl>
     <w:p>
       <w:pPr>
-        <w:spacing w:before="200" w:after="60"/>
+        <w:spacing w:before="160" w:after="40"/>
       </w:pPr>
       <w:r>
         <w:rPr>
           <w:rFonts w:ascii="Meiryo" w:hAnsi="Meiryo"/>
           <w:b/>
           <w:color w:val="005AA0"/>
-          <w:sz w:val="23"/>
+          <w:sz w:val="22"/>
         </w:rPr>
         <w:t>2. 🌊 左室拡張能評価（ASE 2025新基準 / LARS・E/e'・LAVI・TR）</w:t>
       </w:r>
@@ -1757,13 +1250,13 @@
           <w:rFonts w:ascii="Meiryo" w:hAnsi="Meiryo"/>
           <w:b/>
           <w:color w:val="A03200"/>
-          <w:sz w:val="17"/>
+          <w:sz w:val="16"/>
         </w:rPr>
-        <w:t>【ASE 2025改訂アルゴリズム &amp; LARS】</w:t>
+        <w:t>【ASE 2025新基準 判定要件】</w:t>
         <w:br/>
         <w:t>① 平均 E/e' &gt; 14  |  ② 中隔側 e' &lt; 7 cm/s または 側壁側 e' &lt; 10 cm/s  |  ③ TR Vmax &gt; 2.8 m/s  |  ④ LAVI &gt; 34 mL/m²</w:t>
         <w:br/>
-        <w:t>★【新指標 LARS（左房リザーバーストレイン）】: LARS &lt; 18% で充満圧上昇確定。LAVIが正常の早期HFpEFやグレーゾーン症例を決着させる最重要指標。</w:t>
+        <w:t>★【新指標 LARS（左房リザーバーストレイン）】: LARS &lt; 18% で充満圧上昇確定。LAVI正常の早期HFpEFを決定づける。</w:t>
         <w:br/>
         <w:t>※ AF（心房細動）症例では、E/e' ≧ 11 単独判定ロジックへ自動切り替え。</w:t>
       </w:r>
@@ -1783,11 +1276,11 @@
         </w:tblBorders>
       </w:tblPr>
       <w:tblGrid>
-        <w:gridCol w:w="2160"/>
-        <w:gridCol w:w="2160"/>
-        <w:gridCol w:w="2160"/>
-        <w:gridCol w:w="2160"/>
-        <w:gridCol w:w="2160"/>
+        <w:gridCol w:w="2189"/>
+        <w:gridCol w:w="2189"/>
+        <w:gridCol w:w="2189"/>
+        <w:gridCol w:w="2189"/>
+        <w:gridCol w:w="2189"/>
       </w:tblGrid>
       <w:tr>
         <w:tc>
@@ -1795,10 +1288,10 @@
             <w:tcW w:type="dxa" w:w="1872"/>
             <w:shd w:fill="005691"/>
             <w:tcMar>
-              <w:top w:w="100" w:type="dxa"/>
-              <w:bottom w:w="100" w:type="dxa"/>
-              <w:left w:w="80" w:type="dxa"/>
-              <w:right w:w="80" w:type="dxa"/>
+              <w:top w:w="80" w:type="dxa"/>
+              <w:bottom w:w="80" w:type="dxa"/>
+              <w:left w:w="60" w:type="dxa"/>
+              <w:right w:w="60" w:type="dxa"/>
             </w:tcMar>
           </w:tcPr>
           <w:p>
@@ -1810,7 +1303,7 @@
                 <w:rFonts w:ascii="Meiryo" w:hAnsi="Meiryo"/>
                 <w:b/>
                 <w:color w:val="FFFFFF"/>
-                <w:sz w:val="18"/>
+                <w:sz w:val="17"/>
               </w:rPr>
               <w:t>検査手技</w:t>
             </w:r>
@@ -1821,10 +1314,10 @@
             <w:tcW w:type="dxa" w:w="2592"/>
             <w:shd w:fill="005691"/>
             <w:tcMar>
-              <w:top w:w="100" w:type="dxa"/>
-              <w:bottom w:w="100" w:type="dxa"/>
-              <w:left w:w="80" w:type="dxa"/>
-              <w:right w:w="80" w:type="dxa"/>
+              <w:top w:w="80" w:type="dxa"/>
+              <w:bottom w:w="80" w:type="dxa"/>
+              <w:left w:w="60" w:type="dxa"/>
+              <w:right w:w="60" w:type="dxa"/>
             </w:tcMar>
           </w:tcPr>
           <w:p>
@@ -1836,7 +1329,7 @@
                 <w:rFonts w:ascii="Meiryo" w:hAnsi="Meiryo"/>
                 <w:b/>
                 <w:color w:val="FFFFFF"/>
-                <w:sz w:val="18"/>
+                <w:sz w:val="17"/>
               </w:rPr>
               <w:t>SR連携推奨項目</w:t>
             </w:r>
@@ -1844,13 +1337,13 @@
         </w:tc>
         <w:tc>
           <w:tcPr>
-            <w:tcW w:type="dxa" w:w="2448"/>
+            <w:tcW w:type="dxa" w:w="2304"/>
             <w:shd w:fill="005691"/>
             <w:tcMar>
-              <w:top w:w="100" w:type="dxa"/>
-              <w:bottom w:w="100" w:type="dxa"/>
-              <w:left w:w="80" w:type="dxa"/>
-              <w:right w:w="80" w:type="dxa"/>
+              <w:top w:w="80" w:type="dxa"/>
+              <w:bottom w:w="80" w:type="dxa"/>
+              <w:left w:w="60" w:type="dxa"/>
+              <w:right w:w="60" w:type="dxa"/>
             </w:tcMar>
           </w:tcPr>
           <w:p>
@@ -1862,7 +1355,7 @@
                 <w:rFonts w:ascii="Meiryo" w:hAnsi="Meiryo"/>
                 <w:b/>
                 <w:color w:val="FFFFFF"/>
-                <w:sz w:val="18"/>
+                <w:sz w:val="17"/>
               </w:rPr>
               <w:t>英語表記 / DICOMタグ</w:t>
             </w:r>
@@ -1873,10 +1366,10 @@
             <w:tcW w:type="dxa" w:w="1008"/>
             <w:shd w:fill="005691"/>
             <w:tcMar>
-              <w:top w:w="100" w:type="dxa"/>
-              <w:bottom w:w="100" w:type="dxa"/>
-              <w:left w:w="80" w:type="dxa"/>
-              <w:right w:w="80" w:type="dxa"/>
+              <w:top w:w="80" w:type="dxa"/>
+              <w:bottom w:w="80" w:type="dxa"/>
+              <w:left w:w="60" w:type="dxa"/>
+              <w:right w:w="60" w:type="dxa"/>
             </w:tcMar>
           </w:tcPr>
           <w:p>
@@ -1888,7 +1381,7 @@
                 <w:rFonts w:ascii="Meiryo" w:hAnsi="Meiryo"/>
                 <w:b/>
                 <w:color w:val="FFFFFF"/>
-                <w:sz w:val="18"/>
+                <w:sz w:val="17"/>
               </w:rPr>
               <w:t>単位</w:t>
             </w:r>
@@ -1896,13 +1389,13 @@
         </w:tc>
         <w:tc>
           <w:tcPr>
-            <w:tcW w:type="dxa" w:w="2880"/>
+            <w:tcW w:type="dxa" w:w="3024"/>
             <w:shd w:fill="005691"/>
             <w:tcMar>
-              <w:top w:w="100" w:type="dxa"/>
-              <w:bottom w:w="100" w:type="dxa"/>
-              <w:left w:w="80" w:type="dxa"/>
-              <w:right w:w="80" w:type="dxa"/>
+              <w:top w:w="80" w:type="dxa"/>
+              <w:bottom w:w="80" w:type="dxa"/>
+              <w:left w:w="60" w:type="dxa"/>
+              <w:right w:w="60" w:type="dxa"/>
             </w:tcMar>
           </w:tcPr>
           <w:p>
@@ -1914,7 +1407,7 @@
                 <w:rFonts w:ascii="Meiryo" w:hAnsi="Meiryo"/>
                 <w:b/>
                 <w:color w:val="FFFFFF"/>
-                <w:sz w:val="18"/>
+                <w:sz w:val="17"/>
               </w:rPr>
               <w:t>判定基準・自動連携メリット</w:t>
             </w:r>
@@ -1927,10 +1420,10 @@
             <w:tcW w:type="dxa" w:w="1872"/>
             <w:shd w:fill="FFFFFF"/>
             <w:tcMar>
-              <w:top w:w="60" w:type="dxa"/>
-              <w:bottom w:w="60" w:type="dxa"/>
-              <w:left w:w="80" w:type="dxa"/>
-              <w:right w:w="80" w:type="dxa"/>
+              <w:top w:w="50" w:type="dxa"/>
+              <w:bottom w:w="50" w:type="dxa"/>
+              <w:left w:w="60" w:type="dxa"/>
+              <w:right w:w="60" w:type="dxa"/>
             </w:tcMar>
           </w:tcPr>
           <w:p>
@@ -1941,7 +1434,7 @@
               <w:rPr>
                 <w:rFonts w:ascii="Meiryo" w:hAnsi="Meiryo"/>
                 <w:color w:val="282828"/>
-                <w:sz w:val="17"/>
+                <w:sz w:val="16"/>
               </w:rPr>
               <w:t>左房ストレイン</w:t>
             </w:r>
@@ -1952,10 +1445,10 @@
             <w:tcW w:type="dxa" w:w="2592"/>
             <w:shd w:fill="FFFFFF"/>
             <w:tcMar>
-              <w:top w:w="60" w:type="dxa"/>
-              <w:bottom w:w="60" w:type="dxa"/>
-              <w:left w:w="80" w:type="dxa"/>
-              <w:right w:w="80" w:type="dxa"/>
+              <w:top w:w="50" w:type="dxa"/>
+              <w:bottom w:w="50" w:type="dxa"/>
+              <w:left w:w="60" w:type="dxa"/>
+              <w:right w:w="60" w:type="dxa"/>
             </w:tcMar>
           </w:tcPr>
           <w:p>
@@ -1966,7 +1459,7 @@
               <w:rPr>
                 <w:rFonts w:ascii="Meiryo" w:hAnsi="Meiryo"/>
                 <w:color w:val="282828"/>
-                <w:sz w:val="17"/>
+                <w:sz w:val="16"/>
               </w:rPr>
               <w:t>左房リザーバーストレイン (新基準)</w:t>
             </w:r>
@@ -1974,13 +1467,13 @@
         </w:tc>
         <w:tc>
           <w:tcPr>
-            <w:tcW w:type="dxa" w:w="2448"/>
+            <w:tcW w:type="dxa" w:w="2304"/>
             <w:shd w:fill="FFFFFF"/>
             <w:tcMar>
-              <w:top w:w="60" w:type="dxa"/>
-              <w:bottom w:w="60" w:type="dxa"/>
-              <w:left w:w="80" w:type="dxa"/>
-              <w:right w:w="80" w:type="dxa"/>
+              <w:top w:w="50" w:type="dxa"/>
+              <w:bottom w:w="50" w:type="dxa"/>
+              <w:left w:w="60" w:type="dxa"/>
+              <w:right w:w="60" w:type="dxa"/>
             </w:tcMar>
           </w:tcPr>
           <w:p>
@@ -1991,7 +1484,7 @@
               <w:rPr>
                 <w:rFonts w:ascii="Meiryo" w:hAnsi="Meiryo"/>
                 <w:color w:val="282828"/>
-                <w:sz w:val="17"/>
+                <w:sz w:val="16"/>
               </w:rPr>
               <w:t>LARS (LA Res. Strain)</w:t>
             </w:r>
@@ -2002,10 +1495,10 @@
             <w:tcW w:type="dxa" w:w="1008"/>
             <w:shd w:fill="FFFFFF"/>
             <w:tcMar>
-              <w:top w:w="60" w:type="dxa"/>
-              <w:bottom w:w="60" w:type="dxa"/>
-              <w:left w:w="80" w:type="dxa"/>
-              <w:right w:w="80" w:type="dxa"/>
+              <w:top w:w="50" w:type="dxa"/>
+              <w:bottom w:w="50" w:type="dxa"/>
+              <w:left w:w="60" w:type="dxa"/>
+              <w:right w:w="60" w:type="dxa"/>
             </w:tcMar>
           </w:tcPr>
           <w:p>
@@ -2016,7 +1509,7 @@
               <w:rPr>
                 <w:rFonts w:ascii="Meiryo" w:hAnsi="Meiryo"/>
                 <w:color w:val="282828"/>
-                <w:sz w:val="17"/>
+                <w:sz w:val="16"/>
               </w:rPr>
               <w:t>%</w:t>
             </w:r>
@@ -2024,13 +1517,13 @@
         </w:tc>
         <w:tc>
           <w:tcPr>
-            <w:tcW w:type="dxa" w:w="2880"/>
+            <w:tcW w:type="dxa" w:w="3024"/>
             <w:shd w:fill="FFFFFF"/>
             <w:tcMar>
-              <w:top w:w="60" w:type="dxa"/>
-              <w:bottom w:w="60" w:type="dxa"/>
-              <w:left w:w="80" w:type="dxa"/>
-              <w:right w:w="80" w:type="dxa"/>
+              <w:top w:w="50" w:type="dxa"/>
+              <w:bottom w:w="50" w:type="dxa"/>
+              <w:left w:w="60" w:type="dxa"/>
+              <w:right w:w="60" w:type="dxa"/>
             </w:tcMar>
           </w:tcPr>
           <w:p>
@@ -2041,9 +1534,9 @@
               <w:rPr>
                 <w:rFonts w:ascii="Meiryo" w:hAnsi="Meiryo"/>
                 <w:color w:val="282828"/>
-                <w:sz w:val="17"/>
+                <w:sz w:val="16"/>
               </w:rPr>
-              <w:t>充満圧上昇 (重度低下 &lt; 18%, 軽度低下 &lt; 24%, 正常 &gt; 39%)</w:t>
+              <w:t>充満圧上昇確定 (重度低下 &lt; 18%, 軽度低下 &lt; 24%, 正常 &gt; 39%)</w:t>
             </w:r>
           </w:p>
         </w:tc>
@@ -2054,10 +1547,10 @@
             <w:tcW w:type="dxa" w:w="1872"/>
             <w:shd w:fill="F4F8FA"/>
             <w:tcMar>
-              <w:top w:w="60" w:type="dxa"/>
-              <w:bottom w:w="60" w:type="dxa"/>
-              <w:left w:w="80" w:type="dxa"/>
-              <w:right w:w="80" w:type="dxa"/>
+              <w:top w:w="50" w:type="dxa"/>
+              <w:bottom w:w="50" w:type="dxa"/>
+              <w:left w:w="60" w:type="dxa"/>
+              <w:right w:w="60" w:type="dxa"/>
             </w:tcMar>
           </w:tcPr>
           <w:p>
@@ -2068,7 +1561,7 @@
               <w:rPr>
                 <w:rFonts w:ascii="Meiryo" w:hAnsi="Meiryo"/>
                 <w:color w:val="282828"/>
-                <w:sz w:val="17"/>
+                <w:sz w:val="16"/>
               </w:rPr>
               <w:t>左房ストレイン</w:t>
             </w:r>
@@ -2079,10 +1572,10 @@
             <w:tcW w:type="dxa" w:w="2592"/>
             <w:shd w:fill="F4F8FA"/>
             <w:tcMar>
-              <w:top w:w="60" w:type="dxa"/>
-              <w:bottom w:w="60" w:type="dxa"/>
-              <w:left w:w="80" w:type="dxa"/>
-              <w:right w:w="80" w:type="dxa"/>
+              <w:top w:w="50" w:type="dxa"/>
+              <w:bottom w:w="50" w:type="dxa"/>
+              <w:left w:w="60" w:type="dxa"/>
+              <w:right w:w="60" w:type="dxa"/>
             </w:tcMar>
           </w:tcPr>
           <w:p>
@@ -2093,7 +1586,7 @@
               <w:rPr>
                 <w:rFonts w:ascii="Meiryo" w:hAnsi="Meiryo"/>
                 <w:color w:val="282828"/>
-                <w:sz w:val="17"/>
+                <w:sz w:val="16"/>
               </w:rPr>
               <w:t>左房コンジット / ポンプストレイン</w:t>
             </w:r>
@@ -2101,13 +1594,13 @@
         </w:tc>
         <w:tc>
           <w:tcPr>
-            <w:tcW w:type="dxa" w:w="2448"/>
+            <w:tcW w:type="dxa" w:w="2304"/>
             <w:shd w:fill="F4F8FA"/>
             <w:tcMar>
-              <w:top w:w="60" w:type="dxa"/>
-              <w:bottom w:w="60" w:type="dxa"/>
-              <w:left w:w="80" w:type="dxa"/>
-              <w:right w:w="80" w:type="dxa"/>
+              <w:top w:w="50" w:type="dxa"/>
+              <w:bottom w:w="50" w:type="dxa"/>
+              <w:left w:w="60" w:type="dxa"/>
+              <w:right w:w="60" w:type="dxa"/>
             </w:tcMar>
           </w:tcPr>
           <w:p>
@@ -2118,7 +1611,7 @@
               <w:rPr>
                 <w:rFonts w:ascii="Meiryo" w:hAnsi="Meiryo"/>
                 <w:color w:val="282828"/>
-                <w:sz w:val="17"/>
+                <w:sz w:val="16"/>
               </w:rPr>
               <w:t>LACS / LAAS</w:t>
             </w:r>
@@ -2129,10 +1622,10 @@
             <w:tcW w:type="dxa" w:w="1008"/>
             <w:shd w:fill="F4F8FA"/>
             <w:tcMar>
-              <w:top w:w="60" w:type="dxa"/>
-              <w:bottom w:w="60" w:type="dxa"/>
-              <w:left w:w="80" w:type="dxa"/>
-              <w:right w:w="80" w:type="dxa"/>
+              <w:top w:w="50" w:type="dxa"/>
+              <w:bottom w:w="50" w:type="dxa"/>
+              <w:left w:w="60" w:type="dxa"/>
+              <w:right w:w="60" w:type="dxa"/>
             </w:tcMar>
           </w:tcPr>
           <w:p>
@@ -2143,7 +1636,7 @@
               <w:rPr>
                 <w:rFonts w:ascii="Meiryo" w:hAnsi="Meiryo"/>
                 <w:color w:val="282828"/>
-                <w:sz w:val="17"/>
+                <w:sz w:val="16"/>
               </w:rPr>
               <w:t>%</w:t>
             </w:r>
@@ -2151,13 +1644,13 @@
         </w:tc>
         <w:tc>
           <w:tcPr>
-            <w:tcW w:type="dxa" w:w="2880"/>
+            <w:tcW w:type="dxa" w:w="3024"/>
             <w:shd w:fill="F4F8FA"/>
             <w:tcMar>
-              <w:top w:w="60" w:type="dxa"/>
-              <w:bottom w:w="60" w:type="dxa"/>
-              <w:left w:w="80" w:type="dxa"/>
-              <w:right w:w="80" w:type="dxa"/>
+              <w:top w:w="50" w:type="dxa"/>
+              <w:bottom w:w="50" w:type="dxa"/>
+              <w:left w:w="60" w:type="dxa"/>
+              <w:right w:w="60" w:type="dxa"/>
             </w:tcMar>
           </w:tcPr>
           <w:p>
@@ -2168,9 +1661,9 @@
               <w:rPr>
                 <w:rFonts w:ascii="Meiryo" w:hAnsi="Meiryo"/>
                 <w:color w:val="282828"/>
-                <w:sz w:val="17"/>
+                <w:sz w:val="16"/>
               </w:rPr>
-              <w:t>左房受動的導管機能 / 心房能動的収縮機能の評価</w:t>
+              <w:t>受動的導管機能 / 心房能動的収縮機能の評価</w:t>
             </w:r>
           </w:p>
         </w:tc>
@@ -2181,10 +1674,10 @@
             <w:tcW w:type="dxa" w:w="1872"/>
             <w:shd w:fill="FFFFFF"/>
             <w:tcMar>
-              <w:top w:w="60" w:type="dxa"/>
-              <w:bottom w:w="60" w:type="dxa"/>
-              <w:left w:w="80" w:type="dxa"/>
-              <w:right w:w="80" w:type="dxa"/>
+              <w:top w:w="50" w:type="dxa"/>
+              <w:bottom w:w="50" w:type="dxa"/>
+              <w:left w:w="60" w:type="dxa"/>
+              <w:right w:w="60" w:type="dxa"/>
             </w:tcMar>
           </w:tcPr>
           <w:p>
@@ -2195,7 +1688,7 @@
               <w:rPr>
                 <w:rFonts w:ascii="Meiryo" w:hAnsi="Meiryo"/>
                 <w:color w:val="282828"/>
-                <w:sz w:val="17"/>
+                <w:sz w:val="16"/>
               </w:rPr>
               <w:t>TVI (流入血流)</w:t>
             </w:r>
@@ -2206,10 +1699,10 @@
             <w:tcW w:type="dxa" w:w="2592"/>
             <w:shd w:fill="FFFFFF"/>
             <w:tcMar>
-              <w:top w:w="60" w:type="dxa"/>
-              <w:bottom w:w="60" w:type="dxa"/>
-              <w:left w:w="80" w:type="dxa"/>
-              <w:right w:w="80" w:type="dxa"/>
+              <w:top w:w="50" w:type="dxa"/>
+              <w:bottom w:w="50" w:type="dxa"/>
+              <w:left w:w="60" w:type="dxa"/>
+              <w:right w:w="60" w:type="dxa"/>
             </w:tcMar>
           </w:tcPr>
           <w:p>
@@ -2220,21 +1713,21 @@
               <w:rPr>
                 <w:rFonts w:ascii="Meiryo" w:hAnsi="Meiryo"/>
                 <w:color w:val="282828"/>
-                <w:sz w:val="17"/>
+                <w:sz w:val="16"/>
               </w:rPr>
-              <w:t>E波最高血流速度</w:t>
+              <w:t>E波最高血流速度 / A波最高血流速度</w:t>
             </w:r>
           </w:p>
         </w:tc>
         <w:tc>
           <w:tcPr>
-            <w:tcW w:type="dxa" w:w="2448"/>
+            <w:tcW w:type="dxa" w:w="2304"/>
             <w:shd w:fill="FFFFFF"/>
             <w:tcMar>
-              <w:top w:w="60" w:type="dxa"/>
-              <w:bottom w:w="60" w:type="dxa"/>
-              <w:left w:w="80" w:type="dxa"/>
-              <w:right w:w="80" w:type="dxa"/>
+              <w:top w:w="50" w:type="dxa"/>
+              <w:bottom w:w="50" w:type="dxa"/>
+              <w:left w:w="60" w:type="dxa"/>
+              <w:right w:w="60" w:type="dxa"/>
             </w:tcMar>
           </w:tcPr>
           <w:p>
@@ -2245,9 +1738,9 @@
               <w:rPr>
                 <w:rFonts w:ascii="Meiryo" w:hAnsi="Meiryo"/>
                 <w:color w:val="282828"/>
-                <w:sz w:val="17"/>
+                <w:sz w:val="16"/>
               </w:rPr>
-              <w:t>MV E vel (Peak E)</w:t>
+              <w:t>MV E vel / MV A vel</w:t>
             </w:r>
           </w:p>
         </w:tc>
@@ -2256,10 +1749,10 @@
             <w:tcW w:type="dxa" w:w="1008"/>
             <w:shd w:fill="FFFFFF"/>
             <w:tcMar>
-              <w:top w:w="60" w:type="dxa"/>
-              <w:bottom w:w="60" w:type="dxa"/>
-              <w:left w:w="80" w:type="dxa"/>
-              <w:right w:w="80" w:type="dxa"/>
+              <w:top w:w="50" w:type="dxa"/>
+              <w:bottom w:w="50" w:type="dxa"/>
+              <w:left w:w="60" w:type="dxa"/>
+              <w:right w:w="60" w:type="dxa"/>
             </w:tcMar>
           </w:tcPr>
           <w:p>
@@ -2270,7 +1763,7 @@
               <w:rPr>
                 <w:rFonts w:ascii="Meiryo" w:hAnsi="Meiryo"/>
                 <w:color w:val="282828"/>
-                <w:sz w:val="17"/>
+                <w:sz w:val="16"/>
               </w:rPr>
               <w:t>cm/s</w:t>
             </w:r>
@@ -2278,13 +1771,13 @@
         </w:tc>
         <w:tc>
           <w:tcPr>
-            <w:tcW w:type="dxa" w:w="2880"/>
+            <w:tcW w:type="dxa" w:w="3024"/>
             <w:shd w:fill="FFFFFF"/>
             <w:tcMar>
-              <w:top w:w="60" w:type="dxa"/>
-              <w:bottom w:w="60" w:type="dxa"/>
-              <w:left w:w="80" w:type="dxa"/>
-              <w:right w:w="80" w:type="dxa"/>
+              <w:top w:w="50" w:type="dxa"/>
+              <w:bottom w:w="50" w:type="dxa"/>
+              <w:left w:w="60" w:type="dxa"/>
+              <w:right w:w="60" w:type="dxa"/>
             </w:tcMar>
           </w:tcPr>
           <w:p>
@@ -2295,9 +1788,9 @@
               <w:rPr>
                 <w:rFonts w:ascii="Meiryo" w:hAnsi="Meiryo"/>
                 <w:color w:val="282828"/>
-                <w:sz w:val="17"/>
+                <w:sz w:val="16"/>
               </w:rPr>
-              <w:t>拡張早期左室流入速度</w:t>
+              <w:t>拡張早期 / 心房収縮期流入速度 (AF時はA波欠損)</w:t>
             </w:r>
           </w:p>
         </w:tc>
@@ -2308,10 +1801,10 @@
             <w:tcW w:type="dxa" w:w="1872"/>
             <w:shd w:fill="F4F8FA"/>
             <w:tcMar>
-              <w:top w:w="60" w:type="dxa"/>
-              <w:bottom w:w="60" w:type="dxa"/>
-              <w:left w:w="80" w:type="dxa"/>
-              <w:right w:w="80" w:type="dxa"/>
+              <w:top w:w="50" w:type="dxa"/>
+              <w:bottom w:w="50" w:type="dxa"/>
+              <w:left w:w="60" w:type="dxa"/>
+              <w:right w:w="60" w:type="dxa"/>
             </w:tcMar>
           </w:tcPr>
           <w:p>
@@ -2322,9 +1815,9 @@
               <w:rPr>
                 <w:rFonts w:ascii="Meiryo" w:hAnsi="Meiryo"/>
                 <w:color w:val="282828"/>
-                <w:sz w:val="17"/>
+                <w:sz w:val="16"/>
               </w:rPr>
-              <w:t>TVI (流入血流)</w:t>
+              <w:t>自動演算</w:t>
             </w:r>
           </w:p>
         </w:tc>
@@ -2333,10 +1826,10 @@
             <w:tcW w:type="dxa" w:w="2592"/>
             <w:shd w:fill="F4F8FA"/>
             <w:tcMar>
-              <w:top w:w="60" w:type="dxa"/>
-              <w:bottom w:w="60" w:type="dxa"/>
-              <w:left w:w="80" w:type="dxa"/>
-              <w:right w:w="80" w:type="dxa"/>
+              <w:top w:w="50" w:type="dxa"/>
+              <w:bottom w:w="50" w:type="dxa"/>
+              <w:left w:w="60" w:type="dxa"/>
+              <w:right w:w="60" w:type="dxa"/>
             </w:tcMar>
           </w:tcPr>
           <w:p>
@@ -2347,21 +1840,21 @@
               <w:rPr>
                 <w:rFonts w:ascii="Meiryo" w:hAnsi="Meiryo"/>
                 <w:color w:val="282828"/>
-                <w:sz w:val="17"/>
+                <w:sz w:val="16"/>
               </w:rPr>
-              <w:t>A波最高血流速度</w:t>
+              <w:t>E/A比 / E波減速時間 (DT)</w:t>
             </w:r>
           </w:p>
         </w:tc>
         <w:tc>
           <w:tcPr>
-            <w:tcW w:type="dxa" w:w="2448"/>
+            <w:tcW w:type="dxa" w:w="2304"/>
             <w:shd w:fill="F4F8FA"/>
             <w:tcMar>
-              <w:top w:w="60" w:type="dxa"/>
-              <w:bottom w:w="60" w:type="dxa"/>
-              <w:left w:w="80" w:type="dxa"/>
-              <w:right w:w="80" w:type="dxa"/>
+              <w:top w:w="50" w:type="dxa"/>
+              <w:bottom w:w="50" w:type="dxa"/>
+              <w:left w:w="60" w:type="dxa"/>
+              <w:right w:w="60" w:type="dxa"/>
             </w:tcMar>
           </w:tcPr>
           <w:p>
@@ -2372,9 +1865,9 @@
               <w:rPr>
                 <w:rFonts w:ascii="Meiryo" w:hAnsi="Meiryo"/>
                 <w:color w:val="282828"/>
-                <w:sz w:val="17"/>
+                <w:sz w:val="16"/>
               </w:rPr>
-              <w:t>MV A vel (Peak A)</w:t>
+              <w:t>E/A ratio / MV DT</w:t>
             </w:r>
           </w:p>
         </w:tc>
@@ -2383,10 +1876,10 @@
             <w:tcW w:type="dxa" w:w="1008"/>
             <w:shd w:fill="F4F8FA"/>
             <w:tcMar>
-              <w:top w:w="60" w:type="dxa"/>
-              <w:bottom w:w="60" w:type="dxa"/>
-              <w:left w:w="80" w:type="dxa"/>
-              <w:right w:w="80" w:type="dxa"/>
+              <w:top w:w="50" w:type="dxa"/>
+              <w:bottom w:w="50" w:type="dxa"/>
+              <w:left w:w="60" w:type="dxa"/>
+              <w:right w:w="60" w:type="dxa"/>
             </w:tcMar>
           </w:tcPr>
           <w:p>
@@ -2397,21 +1890,21 @@
               <w:rPr>
                 <w:rFonts w:ascii="Meiryo" w:hAnsi="Meiryo"/>
                 <w:color w:val="282828"/>
-                <w:sz w:val="17"/>
+                <w:sz w:val="16"/>
               </w:rPr>
-              <w:t>cm/s</w:t>
+              <w:t>-, ms</w:t>
             </w:r>
           </w:p>
         </w:tc>
         <w:tc>
           <w:tcPr>
-            <w:tcW w:type="dxa" w:w="2880"/>
+            <w:tcW w:type="dxa" w:w="3024"/>
             <w:shd w:fill="F4F8FA"/>
             <w:tcMar>
-              <w:top w:w="60" w:type="dxa"/>
-              <w:bottom w:w="60" w:type="dxa"/>
-              <w:left w:w="80" w:type="dxa"/>
-              <w:right w:w="80" w:type="dxa"/>
+              <w:top w:w="50" w:type="dxa"/>
+              <w:bottom w:w="50" w:type="dxa"/>
+              <w:left w:w="60" w:type="dxa"/>
+              <w:right w:w="60" w:type="dxa"/>
             </w:tcMar>
           </w:tcPr>
           <w:p>
@@ -2422,9 +1915,9 @@
               <w:rPr>
                 <w:rFonts w:ascii="Meiryo" w:hAnsi="Meiryo"/>
                 <w:color w:val="282828"/>
-                <w:sz w:val="17"/>
+                <w:sz w:val="16"/>
               </w:rPr>
-              <w:t>心房収縮期流入速度 (AF時は欠損)</w:t>
+              <w:t>弛緩障害型 (&lt;0.8), 拘束型 (&gt;2.0, DT&lt;160ms)</w:t>
             </w:r>
           </w:p>
         </w:tc>
@@ -2435,10 +1928,10 @@
             <w:tcW w:type="dxa" w:w="1872"/>
             <w:shd w:fill="FFFFFF"/>
             <w:tcMar>
-              <w:top w:w="60" w:type="dxa"/>
-              <w:bottom w:w="60" w:type="dxa"/>
-              <w:left w:w="80" w:type="dxa"/>
-              <w:right w:w="80" w:type="dxa"/>
+              <w:top w:w="50" w:type="dxa"/>
+              <w:bottom w:w="50" w:type="dxa"/>
+              <w:left w:w="60" w:type="dxa"/>
+              <w:right w:w="60" w:type="dxa"/>
             </w:tcMar>
           </w:tcPr>
           <w:p>
@@ -2449,9 +1942,9 @@
               <w:rPr>
                 <w:rFonts w:ascii="Meiryo" w:hAnsi="Meiryo"/>
                 <w:color w:val="282828"/>
-                <w:sz w:val="17"/>
+                <w:sz w:val="16"/>
               </w:rPr>
-              <w:t>自動演算</w:t>
+              <w:t>組織ドプラ TDI</w:t>
             </w:r>
           </w:p>
         </w:tc>
@@ -2460,10 +1953,10 @@
             <w:tcW w:type="dxa" w:w="2592"/>
             <w:shd w:fill="FFFFFF"/>
             <w:tcMar>
-              <w:top w:w="60" w:type="dxa"/>
-              <w:bottom w:w="60" w:type="dxa"/>
-              <w:left w:w="80" w:type="dxa"/>
-              <w:right w:w="80" w:type="dxa"/>
+              <w:top w:w="50" w:type="dxa"/>
+              <w:bottom w:w="50" w:type="dxa"/>
+              <w:left w:w="60" w:type="dxa"/>
+              <w:right w:w="60" w:type="dxa"/>
             </w:tcMar>
           </w:tcPr>
           <w:p>
@@ -2474,21 +1967,21 @@
               <w:rPr>
                 <w:rFonts w:ascii="Meiryo" w:hAnsi="Meiryo"/>
                 <w:color w:val="282828"/>
-                <w:sz w:val="17"/>
+                <w:sz w:val="16"/>
               </w:rPr>
-              <w:t>E/A比</w:t>
+              <w:t>中隔側 / 側壁側 e' 速度</w:t>
             </w:r>
           </w:p>
         </w:tc>
         <w:tc>
           <w:tcPr>
-            <w:tcW w:type="dxa" w:w="2448"/>
+            <w:tcW w:type="dxa" w:w="2304"/>
             <w:shd w:fill="FFFFFF"/>
             <w:tcMar>
-              <w:top w:w="60" w:type="dxa"/>
-              <w:bottom w:w="60" w:type="dxa"/>
-              <w:left w:w="80" w:type="dxa"/>
-              <w:right w:w="80" w:type="dxa"/>
+              <w:top w:w="50" w:type="dxa"/>
+              <w:bottom w:w="50" w:type="dxa"/>
+              <w:left w:w="60" w:type="dxa"/>
+              <w:right w:w="60" w:type="dxa"/>
             </w:tcMar>
           </w:tcPr>
           <w:p>
@@ -2499,9 +1992,9 @@
               <w:rPr>
                 <w:rFonts w:ascii="Meiryo" w:hAnsi="Meiryo"/>
                 <w:color w:val="282828"/>
-                <w:sz w:val="17"/>
+                <w:sz w:val="16"/>
               </w:rPr>
-              <w:t>E/A ratio</w:t>
+              <w:t>Septal e' / Lateral e'</w:t>
             </w:r>
           </w:p>
         </w:tc>
@@ -2510,10 +2003,10 @@
             <w:tcW w:type="dxa" w:w="1008"/>
             <w:shd w:fill="FFFFFF"/>
             <w:tcMar>
-              <w:top w:w="60" w:type="dxa"/>
-              <w:bottom w:w="60" w:type="dxa"/>
-              <w:left w:w="80" w:type="dxa"/>
-              <w:right w:w="80" w:type="dxa"/>
+              <w:top w:w="50" w:type="dxa"/>
+              <w:bottom w:w="50" w:type="dxa"/>
+              <w:left w:w="60" w:type="dxa"/>
+              <w:right w:w="60" w:type="dxa"/>
             </w:tcMar>
           </w:tcPr>
           <w:p>
@@ -2524,21 +2017,21 @@
               <w:rPr>
                 <w:rFonts w:ascii="Meiryo" w:hAnsi="Meiryo"/>
                 <w:color w:val="282828"/>
-                <w:sz w:val="17"/>
+                <w:sz w:val="16"/>
               </w:rPr>
-              <w:t>-</w:t>
+              <w:t>cm/s</w:t>
             </w:r>
           </w:p>
         </w:tc>
         <w:tc>
           <w:tcPr>
-            <w:tcW w:type="dxa" w:w="2880"/>
+            <w:tcW w:type="dxa" w:w="3024"/>
             <w:shd w:fill="FFFFFF"/>
             <w:tcMar>
-              <w:top w:w="60" w:type="dxa"/>
-              <w:bottom w:w="60" w:type="dxa"/>
-              <w:left w:w="80" w:type="dxa"/>
-              <w:right w:w="80" w:type="dxa"/>
+              <w:top w:w="50" w:type="dxa"/>
+              <w:bottom w:w="50" w:type="dxa"/>
+              <w:left w:w="60" w:type="dxa"/>
+              <w:right w:w="60" w:type="dxa"/>
             </w:tcMar>
           </w:tcPr>
           <w:p>
@@ -2549,9 +2042,9 @@
               <w:rPr>
                 <w:rFonts w:ascii="Meiryo" w:hAnsi="Meiryo"/>
                 <w:color w:val="282828"/>
-                <w:sz w:val="17"/>
+                <w:sz w:val="16"/>
               </w:rPr>
-              <w:t>弛緩障害型 (&lt;0.8), 偽正常型, 拘束型 (&gt;2.0)</w:t>
+              <w:t>局所弛緩能低下 (中隔 &lt; 7.0, 側壁 &lt; 10.0 cm/s)</w:t>
             </w:r>
           </w:p>
         </w:tc>
@@ -2562,10 +2055,10 @@
             <w:tcW w:type="dxa" w:w="1872"/>
             <w:shd w:fill="F4F8FA"/>
             <w:tcMar>
-              <w:top w:w="60" w:type="dxa"/>
-              <w:bottom w:w="60" w:type="dxa"/>
-              <w:left w:w="80" w:type="dxa"/>
-              <w:right w:w="80" w:type="dxa"/>
+              <w:top w:w="50" w:type="dxa"/>
+              <w:bottom w:w="50" w:type="dxa"/>
+              <w:left w:w="60" w:type="dxa"/>
+              <w:right w:w="60" w:type="dxa"/>
             </w:tcMar>
           </w:tcPr>
           <w:p>
@@ -2576,9 +2069,9 @@
               <w:rPr>
                 <w:rFonts w:ascii="Meiryo" w:hAnsi="Meiryo"/>
                 <w:color w:val="282828"/>
-                <w:sz w:val="17"/>
+                <w:sz w:val="16"/>
               </w:rPr>
-              <w:t>TVI (流入血流)</w:t>
+              <w:t>自動演算</w:t>
             </w:r>
           </w:p>
         </w:tc>
@@ -2587,391 +2080,10 @@
             <w:tcW w:type="dxa" w:w="2592"/>
             <w:shd w:fill="F4F8FA"/>
             <w:tcMar>
-              <w:top w:w="60" w:type="dxa"/>
-              <w:bottom w:w="60" w:type="dxa"/>
-              <w:left w:w="80" w:type="dxa"/>
-              <w:right w:w="80" w:type="dxa"/>
-            </w:tcMar>
-          </w:tcPr>
-          <w:p>
-            <w:pPr>
-              <w:jc w:val="left"/>
-            </w:pPr>
-            <w:r>
-              <w:rPr>
-                <w:rFonts w:ascii="Meiryo" w:hAnsi="Meiryo"/>
-                <w:color w:val="282828"/>
-                <w:sz w:val="17"/>
-              </w:rPr>
-              <w:t>E波減速時間</w:t>
-            </w:r>
-          </w:p>
-        </w:tc>
-        <w:tc>
-          <w:tcPr>
-            <w:tcW w:type="dxa" w:w="2448"/>
-            <w:shd w:fill="F4F8FA"/>
-            <w:tcMar>
-              <w:top w:w="60" w:type="dxa"/>
-              <w:bottom w:w="60" w:type="dxa"/>
-              <w:left w:w="80" w:type="dxa"/>
-              <w:right w:w="80" w:type="dxa"/>
-            </w:tcMar>
-          </w:tcPr>
-          <w:p>
-            <w:pPr>
-              <w:jc w:val="center"/>
-            </w:pPr>
-            <w:r>
-              <w:rPr>
-                <w:rFonts w:ascii="Meiryo" w:hAnsi="Meiryo"/>
-                <w:color w:val="282828"/>
-                <w:sz w:val="17"/>
-              </w:rPr>
-              <w:t>MV DT</w:t>
-            </w:r>
-          </w:p>
-        </w:tc>
-        <w:tc>
-          <w:tcPr>
-            <w:tcW w:type="dxa" w:w="1008"/>
-            <w:shd w:fill="F4F8FA"/>
-            <w:tcMar>
-              <w:top w:w="60" w:type="dxa"/>
-              <w:bottom w:w="60" w:type="dxa"/>
-              <w:left w:w="80" w:type="dxa"/>
-              <w:right w:w="80" w:type="dxa"/>
-            </w:tcMar>
-          </w:tcPr>
-          <w:p>
-            <w:pPr>
-              <w:jc w:val="center"/>
-            </w:pPr>
-            <w:r>
-              <w:rPr>
-                <w:rFonts w:ascii="Meiryo" w:hAnsi="Meiryo"/>
-                <w:color w:val="282828"/>
-                <w:sz w:val="17"/>
-              </w:rPr>
-              <w:t>ms</w:t>
-            </w:r>
-          </w:p>
-        </w:tc>
-        <w:tc>
-          <w:tcPr>
-            <w:tcW w:type="dxa" w:w="2880"/>
-            <w:shd w:fill="F4F8FA"/>
-            <w:tcMar>
-              <w:top w:w="60" w:type="dxa"/>
-              <w:bottom w:w="60" w:type="dxa"/>
-              <w:left w:w="80" w:type="dxa"/>
-              <w:right w:w="80" w:type="dxa"/>
-            </w:tcMar>
-          </w:tcPr>
-          <w:p>
-            <w:pPr>
-              <w:jc w:val="left"/>
-            </w:pPr>
-            <w:r>
-              <w:rPr>
-                <w:rFonts w:ascii="Meiryo" w:hAnsi="Meiryo"/>
-                <w:color w:val="282828"/>
-                <w:sz w:val="17"/>
-              </w:rPr>
-              <w:t>左室コンプライアンス評価 (&lt;160ms: 拘束型)</w:t>
-            </w:r>
-          </w:p>
-        </w:tc>
-      </w:tr>
-      <w:tr>
-        <w:tc>
-          <w:tcPr>
-            <w:tcW w:type="dxa" w:w="1872"/>
-            <w:shd w:fill="FFFFFF"/>
-            <w:tcMar>
-              <w:top w:w="60" w:type="dxa"/>
-              <w:bottom w:w="60" w:type="dxa"/>
-              <w:left w:w="80" w:type="dxa"/>
-              <w:right w:w="80" w:type="dxa"/>
-            </w:tcMar>
-          </w:tcPr>
-          <w:p>
-            <w:pPr>
-              <w:jc w:val="left"/>
-            </w:pPr>
-            <w:r>
-              <w:rPr>
-                <w:rFonts w:ascii="Meiryo" w:hAnsi="Meiryo"/>
-                <w:color w:val="282828"/>
-                <w:sz w:val="17"/>
-              </w:rPr>
-              <w:t>組織ドプラ TDI</w:t>
-            </w:r>
-          </w:p>
-        </w:tc>
-        <w:tc>
-          <w:tcPr>
-            <w:tcW w:type="dxa" w:w="2592"/>
-            <w:shd w:fill="FFFFFF"/>
-            <w:tcMar>
-              <w:top w:w="60" w:type="dxa"/>
-              <w:bottom w:w="60" w:type="dxa"/>
-              <w:left w:w="80" w:type="dxa"/>
-              <w:right w:w="80" w:type="dxa"/>
-            </w:tcMar>
-          </w:tcPr>
-          <w:p>
-            <w:pPr>
-              <w:jc w:val="left"/>
-            </w:pPr>
-            <w:r>
-              <w:rPr>
-                <w:rFonts w:ascii="Meiryo" w:hAnsi="Meiryo"/>
-                <w:color w:val="282828"/>
-                <w:sz w:val="17"/>
-              </w:rPr>
-              <w:t>中隔側 拡張早期弁輪速度</w:t>
-            </w:r>
-          </w:p>
-        </w:tc>
-        <w:tc>
-          <w:tcPr>
-            <w:tcW w:type="dxa" w:w="2448"/>
-            <w:shd w:fill="FFFFFF"/>
-            <w:tcMar>
-              <w:top w:w="60" w:type="dxa"/>
-              <w:bottom w:w="60" w:type="dxa"/>
-              <w:left w:w="80" w:type="dxa"/>
-              <w:right w:w="80" w:type="dxa"/>
-            </w:tcMar>
-          </w:tcPr>
-          <w:p>
-            <w:pPr>
-              <w:jc w:val="center"/>
-            </w:pPr>
-            <w:r>
-              <w:rPr>
-                <w:rFonts w:ascii="Meiryo" w:hAnsi="Meiryo"/>
-                <w:color w:val="282828"/>
-                <w:sz w:val="17"/>
-              </w:rPr>
-              <w:t>Septal e'</w:t>
-            </w:r>
-          </w:p>
-        </w:tc>
-        <w:tc>
-          <w:tcPr>
-            <w:tcW w:type="dxa" w:w="1008"/>
-            <w:shd w:fill="FFFFFF"/>
-            <w:tcMar>
-              <w:top w:w="60" w:type="dxa"/>
-              <w:bottom w:w="60" w:type="dxa"/>
-              <w:left w:w="80" w:type="dxa"/>
-              <w:right w:w="80" w:type="dxa"/>
-            </w:tcMar>
-          </w:tcPr>
-          <w:p>
-            <w:pPr>
-              <w:jc w:val="center"/>
-            </w:pPr>
-            <w:r>
-              <w:rPr>
-                <w:rFonts w:ascii="Meiryo" w:hAnsi="Meiryo"/>
-                <w:color w:val="282828"/>
-                <w:sz w:val="17"/>
-              </w:rPr>
-              <w:t>cm/s</w:t>
-            </w:r>
-          </w:p>
-        </w:tc>
-        <w:tc>
-          <w:tcPr>
-            <w:tcW w:type="dxa" w:w="2880"/>
-            <w:shd w:fill="FFFFFF"/>
-            <w:tcMar>
-              <w:top w:w="60" w:type="dxa"/>
-              <w:bottom w:w="60" w:type="dxa"/>
-              <w:left w:w="80" w:type="dxa"/>
-              <w:right w:w="80" w:type="dxa"/>
-            </w:tcMar>
-          </w:tcPr>
-          <w:p>
-            <w:pPr>
-              <w:jc w:val="left"/>
-            </w:pPr>
-            <w:r>
-              <w:rPr>
-                <w:rFonts w:ascii="Meiryo" w:hAnsi="Meiryo"/>
-                <w:color w:val="282828"/>
-                <w:sz w:val="17"/>
-              </w:rPr>
-              <w:t>心筋局所弛緩能 (&lt; 7.0 cm/s で低下)</w:t>
-            </w:r>
-          </w:p>
-        </w:tc>
-      </w:tr>
-      <w:tr>
-        <w:tc>
-          <w:tcPr>
-            <w:tcW w:type="dxa" w:w="1872"/>
-            <w:shd w:fill="F4F8FA"/>
-            <w:tcMar>
-              <w:top w:w="60" w:type="dxa"/>
-              <w:bottom w:w="60" w:type="dxa"/>
-              <w:left w:w="80" w:type="dxa"/>
-              <w:right w:w="80" w:type="dxa"/>
-            </w:tcMar>
-          </w:tcPr>
-          <w:p>
-            <w:pPr>
-              <w:jc w:val="left"/>
-            </w:pPr>
-            <w:r>
-              <w:rPr>
-                <w:rFonts w:ascii="Meiryo" w:hAnsi="Meiryo"/>
-                <w:color w:val="282828"/>
-                <w:sz w:val="17"/>
-              </w:rPr>
-              <w:t>組織ドプラ TDI</w:t>
-            </w:r>
-          </w:p>
-        </w:tc>
-        <w:tc>
-          <w:tcPr>
-            <w:tcW w:type="dxa" w:w="2592"/>
-            <w:shd w:fill="F4F8FA"/>
-            <w:tcMar>
-              <w:top w:w="60" w:type="dxa"/>
-              <w:bottom w:w="60" w:type="dxa"/>
-              <w:left w:w="80" w:type="dxa"/>
-              <w:right w:w="80" w:type="dxa"/>
-            </w:tcMar>
-          </w:tcPr>
-          <w:p>
-            <w:pPr>
-              <w:jc w:val="left"/>
-            </w:pPr>
-            <w:r>
-              <w:rPr>
-                <w:rFonts w:ascii="Meiryo" w:hAnsi="Meiryo"/>
-                <w:color w:val="282828"/>
-                <w:sz w:val="17"/>
-              </w:rPr>
-              <w:t>側壁側 拡張早期弁輪速度</w:t>
-            </w:r>
-          </w:p>
-        </w:tc>
-        <w:tc>
-          <w:tcPr>
-            <w:tcW w:type="dxa" w:w="2448"/>
-            <w:shd w:fill="F4F8FA"/>
-            <w:tcMar>
-              <w:top w:w="60" w:type="dxa"/>
-              <w:bottom w:w="60" w:type="dxa"/>
-              <w:left w:w="80" w:type="dxa"/>
-              <w:right w:w="80" w:type="dxa"/>
-            </w:tcMar>
-          </w:tcPr>
-          <w:p>
-            <w:pPr>
-              <w:jc w:val="center"/>
-            </w:pPr>
-            <w:r>
-              <w:rPr>
-                <w:rFonts w:ascii="Meiryo" w:hAnsi="Meiryo"/>
-                <w:color w:val="282828"/>
-                <w:sz w:val="17"/>
-              </w:rPr>
-              <w:t>Lateral e'</w:t>
-            </w:r>
-          </w:p>
-        </w:tc>
-        <w:tc>
-          <w:tcPr>
-            <w:tcW w:type="dxa" w:w="1008"/>
-            <w:shd w:fill="F4F8FA"/>
-            <w:tcMar>
-              <w:top w:w="60" w:type="dxa"/>
-              <w:bottom w:w="60" w:type="dxa"/>
-              <w:left w:w="80" w:type="dxa"/>
-              <w:right w:w="80" w:type="dxa"/>
-            </w:tcMar>
-          </w:tcPr>
-          <w:p>
-            <w:pPr>
-              <w:jc w:val="center"/>
-            </w:pPr>
-            <w:r>
-              <w:rPr>
-                <w:rFonts w:ascii="Meiryo" w:hAnsi="Meiryo"/>
-                <w:color w:val="282828"/>
-                <w:sz w:val="17"/>
-              </w:rPr>
-              <w:t>cm/s</w:t>
-            </w:r>
-          </w:p>
-        </w:tc>
-        <w:tc>
-          <w:tcPr>
-            <w:tcW w:type="dxa" w:w="2880"/>
-            <w:shd w:fill="F4F8FA"/>
-            <w:tcMar>
-              <w:top w:w="60" w:type="dxa"/>
-              <w:bottom w:w="60" w:type="dxa"/>
-              <w:left w:w="80" w:type="dxa"/>
-              <w:right w:w="80" w:type="dxa"/>
-            </w:tcMar>
-          </w:tcPr>
-          <w:p>
-            <w:pPr>
-              <w:jc w:val="left"/>
-            </w:pPr>
-            <w:r>
-              <w:rPr>
-                <w:rFonts w:ascii="Meiryo" w:hAnsi="Meiryo"/>
-                <w:color w:val="282828"/>
-                <w:sz w:val="17"/>
-              </w:rPr>
-              <w:t>心筋局所弛緩能 (&lt; 10.0 cm/s で低下)</w:t>
-            </w:r>
-          </w:p>
-        </w:tc>
-      </w:tr>
-      <w:tr>
-        <w:tc>
-          <w:tcPr>
-            <w:tcW w:type="dxa" w:w="1872"/>
-            <w:shd w:fill="FFFFFF"/>
-            <w:tcMar>
-              <w:top w:w="60" w:type="dxa"/>
-              <w:bottom w:w="60" w:type="dxa"/>
-              <w:left w:w="80" w:type="dxa"/>
-              <w:right w:w="80" w:type="dxa"/>
-            </w:tcMar>
-          </w:tcPr>
-          <w:p>
-            <w:pPr>
-              <w:jc w:val="left"/>
-            </w:pPr>
-            <w:r>
-              <w:rPr>
-                <w:rFonts w:ascii="Meiryo" w:hAnsi="Meiryo"/>
-                <w:color w:val="282828"/>
-                <w:sz w:val="17"/>
-              </w:rPr>
-              <w:t>自動演算</w:t>
-            </w:r>
-          </w:p>
-        </w:tc>
-        <w:tc>
-          <w:tcPr>
-            <w:tcW w:type="dxa" w:w="2592"/>
-            <w:shd w:fill="FFFFFF"/>
-            <w:tcMar>
-              <w:top w:w="60" w:type="dxa"/>
-              <w:bottom w:w="60" w:type="dxa"/>
-              <w:left w:w="80" w:type="dxa"/>
-              <w:right w:w="80" w:type="dxa"/>
+              <w:top w:w="50" w:type="dxa"/>
+              <w:bottom w:w="50" w:type="dxa"/>
+              <w:left w:w="60" w:type="dxa"/>
+              <w:right w:w="60" w:type="dxa"/>
             </w:tcMar>
           </w:tcPr>
           <w:p>
@@ -2983,7 +2095,7 @@
                 <w:rFonts w:ascii="Meiryo" w:hAnsi="Meiryo"/>
                 <w:b/>
                 <w:color w:val="B41414"/>
-                <w:sz w:val="17"/>
+                <w:sz w:val="16"/>
               </w:rPr>
               <w:t>平均 E/e' 比 (最重要)</w:t>
             </w:r>
@@ -2991,13 +2103,13 @@
         </w:tc>
         <w:tc>
           <w:tcPr>
-            <w:tcW w:type="dxa" w:w="2448"/>
-            <w:shd w:fill="FFFFFF"/>
+            <w:tcW w:type="dxa" w:w="2304"/>
+            <w:shd w:fill="F4F8FA"/>
             <w:tcMar>
-              <w:top w:w="60" w:type="dxa"/>
-              <w:bottom w:w="60" w:type="dxa"/>
-              <w:left w:w="80" w:type="dxa"/>
-              <w:right w:w="80" w:type="dxa"/>
+              <w:top w:w="50" w:type="dxa"/>
+              <w:bottom w:w="50" w:type="dxa"/>
+              <w:left w:w="60" w:type="dxa"/>
+              <w:right w:w="60" w:type="dxa"/>
             </w:tcMar>
           </w:tcPr>
           <w:p>
@@ -3008,7 +2120,7 @@
               <w:rPr>
                 <w:rFonts w:ascii="Meiryo" w:hAnsi="Meiryo"/>
                 <w:color w:val="282828"/>
-                <w:sz w:val="17"/>
+                <w:sz w:val="16"/>
               </w:rPr>
               <w:t>Average E/e'</w:t>
             </w:r>
@@ -3017,12 +2129,12 @@
         <w:tc>
           <w:tcPr>
             <w:tcW w:type="dxa" w:w="1008"/>
-            <w:shd w:fill="FFFFFF"/>
+            <w:shd w:fill="F4F8FA"/>
             <w:tcMar>
-              <w:top w:w="60" w:type="dxa"/>
-              <w:bottom w:w="60" w:type="dxa"/>
-              <w:left w:w="80" w:type="dxa"/>
-              <w:right w:w="80" w:type="dxa"/>
+              <w:top w:w="50" w:type="dxa"/>
+              <w:bottom w:w="50" w:type="dxa"/>
+              <w:left w:w="60" w:type="dxa"/>
+              <w:right w:w="60" w:type="dxa"/>
             </w:tcMar>
           </w:tcPr>
           <w:p>
@@ -3033,7 +2145,7 @@
               <w:rPr>
                 <w:rFonts w:ascii="Meiryo" w:hAnsi="Meiryo"/>
                 <w:color w:val="282828"/>
-                <w:sz w:val="17"/>
+                <w:sz w:val="16"/>
               </w:rPr>
               <w:t>-</w:t>
             </w:r>
@@ -3041,13 +2153,13 @@
         </w:tc>
         <w:tc>
           <w:tcPr>
-            <w:tcW w:type="dxa" w:w="2880"/>
-            <w:shd w:fill="FFFFFF"/>
+            <w:tcW w:type="dxa" w:w="3024"/>
+            <w:shd w:fill="F4F8FA"/>
             <w:tcMar>
-              <w:top w:w="60" w:type="dxa"/>
-              <w:bottom w:w="60" w:type="dxa"/>
-              <w:left w:w="80" w:type="dxa"/>
-              <w:right w:w="80" w:type="dxa"/>
+              <w:top w:w="50" w:type="dxa"/>
+              <w:bottom w:w="50" w:type="dxa"/>
+              <w:left w:w="60" w:type="dxa"/>
+              <w:right w:w="60" w:type="dxa"/>
             </w:tcMar>
           </w:tcPr>
           <w:p>
@@ -3058,9 +2170,136 @@
               <w:rPr>
                 <w:rFonts w:ascii="Meiryo" w:hAnsi="Meiryo"/>
                 <w:color w:val="282828"/>
-                <w:sz w:val="17"/>
+                <w:sz w:val="16"/>
               </w:rPr>
-              <w:t>左房圧・左室充満圧の指標 (&gt; 14 で上昇, AF時は ≧ 11)</w:t>
+              <w:t>左房圧・充満圧指標 (&gt; 14 で上昇, AF時は ≧ 11)</w:t>
+            </w:r>
+          </w:p>
+        </w:tc>
+      </w:tr>
+      <w:tr>
+        <w:tc>
+          <w:tcPr>
+            <w:tcW w:type="dxa" w:w="1872"/>
+            <w:shd w:fill="FFFFFF"/>
+            <w:tcMar>
+              <w:top w:w="50" w:type="dxa"/>
+              <w:bottom w:w="50" w:type="dxa"/>
+              <w:left w:w="60" w:type="dxa"/>
+              <w:right w:w="60" w:type="dxa"/>
+            </w:tcMar>
+          </w:tcPr>
+          <w:p>
+            <w:pPr>
+              <w:jc w:val="left"/>
+            </w:pPr>
+            <w:r>
+              <w:rPr>
+                <w:rFonts w:ascii="Meiryo" w:hAnsi="Meiryo"/>
+                <w:color w:val="282828"/>
+                <w:sz w:val="16"/>
+              </w:rPr>
+              <w:t>Biplane容積</w:t>
+            </w:r>
+          </w:p>
+        </w:tc>
+        <w:tc>
+          <w:tcPr>
+            <w:tcW w:type="dxa" w:w="2592"/>
+            <w:shd w:fill="FFFFFF"/>
+            <w:tcMar>
+              <w:top w:w="50" w:type="dxa"/>
+              <w:bottom w:w="50" w:type="dxa"/>
+              <w:left w:w="60" w:type="dxa"/>
+              <w:right w:w="60" w:type="dxa"/>
+            </w:tcMar>
+          </w:tcPr>
+          <w:p>
+            <w:pPr>
+              <w:jc w:val="left"/>
+            </w:pPr>
+            <w:r>
+              <w:rPr>
+                <w:rFonts w:ascii="Meiryo" w:hAnsi="Meiryo"/>
+                <w:color w:val="282828"/>
+                <w:sz w:val="16"/>
+              </w:rPr>
+              <w:t>左房容積係数 (最重要)</w:t>
+            </w:r>
+          </w:p>
+        </w:tc>
+        <w:tc>
+          <w:tcPr>
+            <w:tcW w:type="dxa" w:w="2304"/>
+            <w:shd w:fill="FFFFFF"/>
+            <w:tcMar>
+              <w:top w:w="50" w:type="dxa"/>
+              <w:bottom w:w="50" w:type="dxa"/>
+              <w:left w:w="60" w:type="dxa"/>
+              <w:right w:w="60" w:type="dxa"/>
+            </w:tcMar>
+          </w:tcPr>
+          <w:p>
+            <w:pPr>
+              <w:jc w:val="center"/>
+            </w:pPr>
+            <w:r>
+              <w:rPr>
+                <w:rFonts w:ascii="Meiryo" w:hAnsi="Meiryo"/>
+                <w:color w:val="282828"/>
+                <w:sz w:val="16"/>
+              </w:rPr>
+              <w:t>LAVI</w:t>
+            </w:r>
+          </w:p>
+        </w:tc>
+        <w:tc>
+          <w:tcPr>
+            <w:tcW w:type="dxa" w:w="1008"/>
+            <w:shd w:fill="FFFFFF"/>
+            <w:tcMar>
+              <w:top w:w="50" w:type="dxa"/>
+              <w:bottom w:w="50" w:type="dxa"/>
+              <w:left w:w="60" w:type="dxa"/>
+              <w:right w:w="60" w:type="dxa"/>
+            </w:tcMar>
+          </w:tcPr>
+          <w:p>
+            <w:pPr>
+              <w:jc w:val="center"/>
+            </w:pPr>
+            <w:r>
+              <w:rPr>
+                <w:rFonts w:ascii="Meiryo" w:hAnsi="Meiryo"/>
+                <w:color w:val="282828"/>
+                <w:sz w:val="16"/>
+              </w:rPr>
+              <w:t>mL/m²</w:t>
+            </w:r>
+          </w:p>
+        </w:tc>
+        <w:tc>
+          <w:tcPr>
+            <w:tcW w:type="dxa" w:w="3024"/>
+            <w:shd w:fill="FFFFFF"/>
+            <w:tcMar>
+              <w:top w:w="50" w:type="dxa"/>
+              <w:bottom w:w="50" w:type="dxa"/>
+              <w:left w:w="60" w:type="dxa"/>
+              <w:right w:w="60" w:type="dxa"/>
+            </w:tcMar>
+          </w:tcPr>
+          <w:p>
+            <w:pPr>
+              <w:jc w:val="left"/>
+            </w:pPr>
+            <w:r>
+              <w:rPr>
+                <w:rFonts w:ascii="Meiryo" w:hAnsi="Meiryo"/>
+                <w:color w:val="282828"/>
+                <w:sz w:val="16"/>
+              </w:rPr>
+              <w:t>慢性左房圧上昇 (&gt; 34 mL/m² で拡大陽性)</w:t>
             </w:r>
           </w:p>
         </w:tc>
@@ -3071,10 +2310,10 @@
             <w:tcW w:type="dxa" w:w="1872"/>
             <w:shd w:fill="F4F8FA"/>
             <w:tcMar>
-              <w:top w:w="60" w:type="dxa"/>
-              <w:bottom w:w="60" w:type="dxa"/>
-              <w:left w:w="80" w:type="dxa"/>
-              <w:right w:w="80" w:type="dxa"/>
+              <w:top w:w="50" w:type="dxa"/>
+              <w:bottom w:w="50" w:type="dxa"/>
+              <w:left w:w="60" w:type="dxa"/>
+              <w:right w:w="60" w:type="dxa"/>
             </w:tcMar>
           </w:tcPr>
           <w:p>
@@ -3085,9 +2324,9 @@
               <w:rPr>
                 <w:rFonts w:ascii="Meiryo" w:hAnsi="Meiryo"/>
                 <w:color w:val="282828"/>
-                <w:sz w:val="17"/>
+                <w:sz w:val="16"/>
               </w:rPr>
-              <w:t>Biplane容積</w:t>
+              <w:t>連続波ドプラ CW</w:t>
             </w:r>
           </w:p>
         </w:tc>
@@ -3096,10 +2335,10 @@
             <w:tcW w:type="dxa" w:w="2592"/>
             <w:shd w:fill="F4F8FA"/>
             <w:tcMar>
-              <w:top w:w="60" w:type="dxa"/>
-              <w:bottom w:w="60" w:type="dxa"/>
-              <w:left w:w="80" w:type="dxa"/>
-              <w:right w:w="80" w:type="dxa"/>
+              <w:top w:w="50" w:type="dxa"/>
+              <w:bottom w:w="50" w:type="dxa"/>
+              <w:left w:w="60" w:type="dxa"/>
+              <w:right w:w="60" w:type="dxa"/>
             </w:tcMar>
           </w:tcPr>
           <w:p>
@@ -3110,21 +2349,21 @@
               <w:rPr>
                 <w:rFonts w:ascii="Meiryo" w:hAnsi="Meiryo"/>
                 <w:color w:val="282828"/>
-                <w:sz w:val="17"/>
+                <w:sz w:val="16"/>
               </w:rPr>
-              <w:t>左房容積係数 (最重要)</w:t>
+              <w:t>三尖弁逆流最高流速</w:t>
             </w:r>
           </w:p>
         </w:tc>
         <w:tc>
           <w:tcPr>
-            <w:tcW w:type="dxa" w:w="2448"/>
+            <w:tcW w:type="dxa" w:w="2304"/>
             <w:shd w:fill="F4F8FA"/>
             <w:tcMar>
-              <w:top w:w="60" w:type="dxa"/>
-              <w:bottom w:w="60" w:type="dxa"/>
-              <w:left w:w="80" w:type="dxa"/>
-              <w:right w:w="80" w:type="dxa"/>
+              <w:top w:w="50" w:type="dxa"/>
+              <w:bottom w:w="50" w:type="dxa"/>
+              <w:left w:w="60" w:type="dxa"/>
+              <w:right w:w="60" w:type="dxa"/>
             </w:tcMar>
           </w:tcPr>
           <w:p>
@@ -3135,9 +2374,9 @@
               <w:rPr>
                 <w:rFonts w:ascii="Meiryo" w:hAnsi="Meiryo"/>
                 <w:color w:val="282828"/>
-                <w:sz w:val="17"/>
+                <w:sz w:val="16"/>
               </w:rPr>
-              <w:t>LAVI</w:t>
+              <w:t>TR Vmax</w:t>
             </w:r>
           </w:p>
         </w:tc>
@@ -3146,10 +2385,10 @@
             <w:tcW w:type="dxa" w:w="1008"/>
             <w:shd w:fill="F4F8FA"/>
             <w:tcMar>
-              <w:top w:w="60" w:type="dxa"/>
-              <w:bottom w:w="60" w:type="dxa"/>
-              <w:left w:w="80" w:type="dxa"/>
-              <w:right w:w="80" w:type="dxa"/>
+              <w:top w:w="50" w:type="dxa"/>
+              <w:bottom w:w="50" w:type="dxa"/>
+              <w:left w:w="60" w:type="dxa"/>
+              <w:right w:w="60" w:type="dxa"/>
             </w:tcMar>
           </w:tcPr>
           <w:p>
@@ -3160,21 +2399,21 @@
               <w:rPr>
                 <w:rFonts w:ascii="Meiryo" w:hAnsi="Meiryo"/>
                 <w:color w:val="282828"/>
-                <w:sz w:val="17"/>
+                <w:sz w:val="16"/>
               </w:rPr>
-              <w:t>mL/m²</w:t>
+              <w:t>m/s</w:t>
             </w:r>
           </w:p>
         </w:tc>
         <w:tc>
           <w:tcPr>
-            <w:tcW w:type="dxa" w:w="2880"/>
+            <w:tcW w:type="dxa" w:w="3024"/>
             <w:shd w:fill="F4F8FA"/>
             <w:tcMar>
-              <w:top w:w="60" w:type="dxa"/>
-              <w:bottom w:w="60" w:type="dxa"/>
-              <w:left w:w="80" w:type="dxa"/>
-              <w:right w:w="80" w:type="dxa"/>
+              <w:top w:w="50" w:type="dxa"/>
+              <w:bottom w:w="50" w:type="dxa"/>
+              <w:left w:w="60" w:type="dxa"/>
+              <w:right w:w="60" w:type="dxa"/>
             </w:tcMar>
           </w:tcPr>
           <w:p>
@@ -3185,9 +2424,9 @@
               <w:rPr>
                 <w:rFonts w:ascii="Meiryo" w:hAnsi="Meiryo"/>
                 <w:color w:val="282828"/>
-                <w:sz w:val="17"/>
+                <w:sz w:val="16"/>
               </w:rPr>
-              <w:t>慢性左房圧上昇 (&gt; 34 mL/m² で拡大陽性)</w:t>
+              <w:t>肺動脈圧上昇スクリーニング (&gt; 2.8 m/s で陽性)</w:t>
             </w:r>
           </w:p>
         </w:tc>
@@ -3198,10 +2437,10 @@
             <w:tcW w:type="dxa" w:w="1872"/>
             <w:shd w:fill="FFFFFF"/>
             <w:tcMar>
-              <w:top w:w="60" w:type="dxa"/>
-              <w:bottom w:w="60" w:type="dxa"/>
-              <w:left w:w="80" w:type="dxa"/>
-              <w:right w:w="80" w:type="dxa"/>
+              <w:top w:w="50" w:type="dxa"/>
+              <w:bottom w:w="50" w:type="dxa"/>
+              <w:left w:w="60" w:type="dxa"/>
+              <w:right w:w="60" w:type="dxa"/>
             </w:tcMar>
           </w:tcPr>
           <w:p>
@@ -3212,9 +2451,9 @@
               <w:rPr>
                 <w:rFonts w:ascii="Meiryo" w:hAnsi="Meiryo"/>
                 <w:color w:val="282828"/>
-                <w:sz w:val="17"/>
+                <w:sz w:val="16"/>
               </w:rPr>
-              <w:t>連続波ドプラ CW</w:t>
+              <w:t>肺静脈血流 PW</w:t>
             </w:r>
           </w:p>
         </w:tc>
@@ -3223,10 +2462,10 @@
             <w:tcW w:type="dxa" w:w="2592"/>
             <w:shd w:fill="FFFFFF"/>
             <w:tcMar>
-              <w:top w:w="60" w:type="dxa"/>
-              <w:bottom w:w="60" w:type="dxa"/>
-              <w:left w:w="80" w:type="dxa"/>
-              <w:right w:w="80" w:type="dxa"/>
+              <w:top w:w="50" w:type="dxa"/>
+              <w:bottom w:w="50" w:type="dxa"/>
+              <w:left w:w="60" w:type="dxa"/>
+              <w:right w:w="60" w:type="dxa"/>
             </w:tcMar>
           </w:tcPr>
           <w:p>
@@ -3237,21 +2476,21 @@
               <w:rPr>
                 <w:rFonts w:ascii="Meiryo" w:hAnsi="Meiryo"/>
                 <w:color w:val="282828"/>
-                <w:sz w:val="17"/>
+                <w:sz w:val="16"/>
               </w:rPr>
-              <w:t>三尖弁逆流最高流速</w:t>
+              <w:t>S/D比 ＆ Ar-A持続時間差</w:t>
             </w:r>
           </w:p>
         </w:tc>
         <w:tc>
           <w:tcPr>
-            <w:tcW w:type="dxa" w:w="2448"/>
+            <w:tcW w:type="dxa" w:w="2304"/>
             <w:shd w:fill="FFFFFF"/>
             <w:tcMar>
-              <w:top w:w="60" w:type="dxa"/>
-              <w:bottom w:w="60" w:type="dxa"/>
-              <w:left w:w="80" w:type="dxa"/>
-              <w:right w:w="80" w:type="dxa"/>
+              <w:top w:w="50" w:type="dxa"/>
+              <w:bottom w:w="50" w:type="dxa"/>
+              <w:left w:w="60" w:type="dxa"/>
+              <w:right w:w="60" w:type="dxa"/>
             </w:tcMar>
           </w:tcPr>
           <w:p>
@@ -3262,9 +2501,9 @@
               <w:rPr>
                 <w:rFonts w:ascii="Meiryo" w:hAnsi="Meiryo"/>
                 <w:color w:val="282828"/>
-                <w:sz w:val="17"/>
+                <w:sz w:val="16"/>
               </w:rPr>
-              <w:t>TR Vmax</w:t>
+              <w:t>PV S/D / (Ar dur - A dur)</w:t>
             </w:r>
           </w:p>
         </w:tc>
@@ -3273,10 +2512,10 @@
             <w:tcW w:type="dxa" w:w="1008"/>
             <w:shd w:fill="FFFFFF"/>
             <w:tcMar>
-              <w:top w:w="60" w:type="dxa"/>
-              <w:bottom w:w="60" w:type="dxa"/>
-              <w:left w:w="80" w:type="dxa"/>
-              <w:right w:w="80" w:type="dxa"/>
+              <w:top w:w="50" w:type="dxa"/>
+              <w:bottom w:w="50" w:type="dxa"/>
+              <w:left w:w="60" w:type="dxa"/>
+              <w:right w:w="60" w:type="dxa"/>
             </w:tcMar>
           </w:tcPr>
           <w:p>
@@ -3287,21 +2526,21 @@
               <w:rPr>
                 <w:rFonts w:ascii="Meiryo" w:hAnsi="Meiryo"/>
                 <w:color w:val="282828"/>
-                <w:sz w:val="17"/>
+                <w:sz w:val="16"/>
               </w:rPr>
-              <w:t>m/s</w:t>
+              <w:t>-, ms</w:t>
             </w:r>
           </w:p>
         </w:tc>
         <w:tc>
           <w:tcPr>
-            <w:tcW w:type="dxa" w:w="2880"/>
+            <w:tcW w:type="dxa" w:w="3024"/>
             <w:shd w:fill="FFFFFF"/>
             <w:tcMar>
-              <w:top w:w="60" w:type="dxa"/>
-              <w:bottom w:w="60" w:type="dxa"/>
-              <w:left w:w="80" w:type="dxa"/>
-              <w:right w:w="80" w:type="dxa"/>
+              <w:top w:w="50" w:type="dxa"/>
+              <w:bottom w:w="50" w:type="dxa"/>
+              <w:left w:w="60" w:type="dxa"/>
+              <w:right w:w="60" w:type="dxa"/>
             </w:tcMar>
           </w:tcPr>
           <w:p>
@@ -3312,263 +2551,9 @@
               <w:rPr>
                 <w:rFonts w:ascii="Meiryo" w:hAnsi="Meiryo"/>
                 <w:color w:val="282828"/>
-                <w:sz w:val="17"/>
+                <w:sz w:val="16"/>
               </w:rPr>
-              <w:t>肺動脈圧上昇スクリーニング (&gt; 2.8 m/s で陽性)</w:t>
-            </w:r>
-          </w:p>
-        </w:tc>
-      </w:tr>
-      <w:tr>
-        <w:tc>
-          <w:tcPr>
-            <w:tcW w:type="dxa" w:w="1872"/>
-            <w:shd w:fill="F4F8FA"/>
-            <w:tcMar>
-              <w:top w:w="60" w:type="dxa"/>
-              <w:bottom w:w="60" w:type="dxa"/>
-              <w:left w:w="80" w:type="dxa"/>
-              <w:right w:w="80" w:type="dxa"/>
-            </w:tcMar>
-          </w:tcPr>
-          <w:p>
-            <w:pPr>
-              <w:jc w:val="left"/>
-            </w:pPr>
-            <w:r>
-              <w:rPr>
-                <w:rFonts w:ascii="Meiryo" w:hAnsi="Meiryo"/>
-                <w:color w:val="282828"/>
-                <w:sz w:val="17"/>
-              </w:rPr>
-              <w:t>肺静脈血流 PW</w:t>
-            </w:r>
-          </w:p>
-        </w:tc>
-        <w:tc>
-          <w:tcPr>
-            <w:tcW w:type="dxa" w:w="2592"/>
-            <w:shd w:fill="F4F8FA"/>
-            <w:tcMar>
-              <w:top w:w="60" w:type="dxa"/>
-              <w:bottom w:w="60" w:type="dxa"/>
-              <w:left w:w="80" w:type="dxa"/>
-              <w:right w:w="80" w:type="dxa"/>
-            </w:tcMar>
-          </w:tcPr>
-          <w:p>
-            <w:pPr>
-              <w:jc w:val="left"/>
-            </w:pPr>
-            <w:r>
-              <w:rPr>
-                <w:rFonts w:ascii="Meiryo" w:hAnsi="Meiryo"/>
-                <w:color w:val="282828"/>
-                <w:sz w:val="17"/>
-              </w:rPr>
-              <w:t>S波速度 / D波速度</w:t>
-            </w:r>
-          </w:p>
-        </w:tc>
-        <w:tc>
-          <w:tcPr>
-            <w:tcW w:type="dxa" w:w="2448"/>
-            <w:shd w:fill="F4F8FA"/>
-            <w:tcMar>
-              <w:top w:w="60" w:type="dxa"/>
-              <w:bottom w:w="60" w:type="dxa"/>
-              <w:left w:w="80" w:type="dxa"/>
-              <w:right w:w="80" w:type="dxa"/>
-            </w:tcMar>
-          </w:tcPr>
-          <w:p>
-            <w:pPr>
-              <w:jc w:val="center"/>
-            </w:pPr>
-            <w:r>
-              <w:rPr>
-                <w:rFonts w:ascii="Meiryo" w:hAnsi="Meiryo"/>
-                <w:color w:val="282828"/>
-                <w:sz w:val="17"/>
-              </w:rPr>
-              <w:t>PV S vel / PV D vel</w:t>
-            </w:r>
-          </w:p>
-        </w:tc>
-        <w:tc>
-          <w:tcPr>
-            <w:tcW w:type="dxa" w:w="1008"/>
-            <w:shd w:fill="F4F8FA"/>
-            <w:tcMar>
-              <w:top w:w="60" w:type="dxa"/>
-              <w:bottom w:w="60" w:type="dxa"/>
-              <w:left w:w="80" w:type="dxa"/>
-              <w:right w:w="80" w:type="dxa"/>
-            </w:tcMar>
-          </w:tcPr>
-          <w:p>
-            <w:pPr>
-              <w:jc w:val="center"/>
-            </w:pPr>
-            <w:r>
-              <w:rPr>
-                <w:rFonts w:ascii="Meiryo" w:hAnsi="Meiryo"/>
-                <w:color w:val="282828"/>
-                <w:sz w:val="17"/>
-              </w:rPr>
-              <w:t>cm/s</w:t>
-            </w:r>
-          </w:p>
-        </w:tc>
-        <w:tc>
-          <w:tcPr>
-            <w:tcW w:type="dxa" w:w="2880"/>
-            <w:shd w:fill="F4F8FA"/>
-            <w:tcMar>
-              <w:top w:w="60" w:type="dxa"/>
-              <w:bottom w:w="60" w:type="dxa"/>
-              <w:left w:w="80" w:type="dxa"/>
-              <w:right w:w="80" w:type="dxa"/>
-            </w:tcMar>
-          </w:tcPr>
-          <w:p>
-            <w:pPr>
-              <w:jc w:val="left"/>
-            </w:pPr>
-            <w:r>
-              <w:rPr>
-                <w:rFonts w:ascii="Meiryo" w:hAnsi="Meiryo"/>
-                <w:color w:val="282828"/>
-                <w:sz w:val="17"/>
-              </w:rPr>
-              <w:t>S/D比による左房圧推定 (S &lt; D: 左房圧上昇)</w:t>
-            </w:r>
-          </w:p>
-        </w:tc>
-      </w:tr>
-      <w:tr>
-        <w:tc>
-          <w:tcPr>
-            <w:tcW w:type="dxa" w:w="1872"/>
-            <w:shd w:fill="FFFFFF"/>
-            <w:tcMar>
-              <w:top w:w="60" w:type="dxa"/>
-              <w:bottom w:w="60" w:type="dxa"/>
-              <w:left w:w="80" w:type="dxa"/>
-              <w:right w:w="80" w:type="dxa"/>
-            </w:tcMar>
-          </w:tcPr>
-          <w:p>
-            <w:pPr>
-              <w:jc w:val="left"/>
-            </w:pPr>
-            <w:r>
-              <w:rPr>
-                <w:rFonts w:ascii="Meiryo" w:hAnsi="Meiryo"/>
-                <w:color w:val="282828"/>
-                <w:sz w:val="17"/>
-              </w:rPr>
-              <w:t>肺静脈血流 PW</w:t>
-            </w:r>
-          </w:p>
-        </w:tc>
-        <w:tc>
-          <w:tcPr>
-            <w:tcW w:type="dxa" w:w="2592"/>
-            <w:shd w:fill="FFFFFF"/>
-            <w:tcMar>
-              <w:top w:w="60" w:type="dxa"/>
-              <w:bottom w:w="60" w:type="dxa"/>
-              <w:left w:w="80" w:type="dxa"/>
-              <w:right w:w="80" w:type="dxa"/>
-            </w:tcMar>
-          </w:tcPr>
-          <w:p>
-            <w:pPr>
-              <w:jc w:val="left"/>
-            </w:pPr>
-            <w:r>
-              <w:rPr>
-                <w:rFonts w:ascii="Meiryo" w:hAnsi="Meiryo"/>
-                <w:color w:val="282828"/>
-                <w:sz w:val="17"/>
-              </w:rPr>
-              <w:t>心房逆流波持続時間差</w:t>
-            </w:r>
-          </w:p>
-        </w:tc>
-        <w:tc>
-          <w:tcPr>
-            <w:tcW w:type="dxa" w:w="2448"/>
-            <w:shd w:fill="FFFFFF"/>
-            <w:tcMar>
-              <w:top w:w="60" w:type="dxa"/>
-              <w:bottom w:w="60" w:type="dxa"/>
-              <w:left w:w="80" w:type="dxa"/>
-              <w:right w:w="80" w:type="dxa"/>
-            </w:tcMar>
-          </w:tcPr>
-          <w:p>
-            <w:pPr>
-              <w:jc w:val="center"/>
-            </w:pPr>
-            <w:r>
-              <w:rPr>
-                <w:rFonts w:ascii="Meiryo" w:hAnsi="Meiryo"/>
-                <w:color w:val="282828"/>
-                <w:sz w:val="17"/>
-              </w:rPr>
-              <w:t>PV Ar dur - MV A dur</w:t>
-            </w:r>
-          </w:p>
-        </w:tc>
-        <w:tc>
-          <w:tcPr>
-            <w:tcW w:type="dxa" w:w="1008"/>
-            <w:shd w:fill="FFFFFF"/>
-            <w:tcMar>
-              <w:top w:w="60" w:type="dxa"/>
-              <w:bottom w:w="60" w:type="dxa"/>
-              <w:left w:w="80" w:type="dxa"/>
-              <w:right w:w="80" w:type="dxa"/>
-            </w:tcMar>
-          </w:tcPr>
-          <w:p>
-            <w:pPr>
-              <w:jc w:val="center"/>
-            </w:pPr>
-            <w:r>
-              <w:rPr>
-                <w:rFonts w:ascii="Meiryo" w:hAnsi="Meiryo"/>
-                <w:color w:val="282828"/>
-                <w:sz w:val="17"/>
-              </w:rPr>
-              <w:t>ms</w:t>
-            </w:r>
-          </w:p>
-        </w:tc>
-        <w:tc>
-          <w:tcPr>
-            <w:tcW w:type="dxa" w:w="2880"/>
-            <w:shd w:fill="FFFFFF"/>
-            <w:tcMar>
-              <w:top w:w="60" w:type="dxa"/>
-              <w:bottom w:w="60" w:type="dxa"/>
-              <w:left w:w="80" w:type="dxa"/>
-              <w:right w:w="80" w:type="dxa"/>
-            </w:tcMar>
-          </w:tcPr>
-          <w:p>
-            <w:pPr>
-              <w:jc w:val="left"/>
-            </w:pPr>
-            <w:r>
-              <w:rPr>
-                <w:rFonts w:ascii="Meiryo" w:hAnsi="Meiryo"/>
-                <w:color w:val="282828"/>
-                <w:sz w:val="17"/>
-              </w:rPr>
-              <w:t>Ar - A ≧ 30 ms で左室拡張末期圧 (LVEDP) 上昇</w:t>
+              <w:t>S &lt; D: 左房圧上昇 / Ar-A ≧ 30ms: LVEDP上昇</w:t>
             </w:r>
           </w:p>
         </w:tc>
@@ -3576,16 +2561,16 @@
     </w:tbl>
     <w:p>
       <w:pPr>
-        <w:spacing w:before="200" w:after="60"/>
+        <w:spacing w:before="160" w:after="40"/>
       </w:pPr>
       <w:r>
         <w:rPr>
           <w:rFonts w:ascii="Meiryo" w:hAnsi="Meiryo"/>
           <w:b/>
           <w:color w:val="005AA0"/>
-          <w:sz w:val="23"/>
+          <w:sz w:val="22"/>
         </w:rPr>
-        <w:t>3. 🎯 弁膜症の重症度・定量評価（AS / AR / MS / MR）</w:t>
+        <w:t>3. 🎯 全弁膜逆流症の完全定量・半定量評価（AR / MR / TR / PR）</w:t>
       </w:r>
     </w:p>
     <w:tbl>
@@ -3603,11 +2588,11 @@
         </w:tblBorders>
       </w:tblPr>
       <w:tblGrid>
-        <w:gridCol w:w="2160"/>
-        <w:gridCol w:w="2160"/>
-        <w:gridCol w:w="2160"/>
-        <w:gridCol w:w="2160"/>
-        <w:gridCol w:w="2160"/>
+        <w:gridCol w:w="2189"/>
+        <w:gridCol w:w="2189"/>
+        <w:gridCol w:w="2189"/>
+        <w:gridCol w:w="2189"/>
+        <w:gridCol w:w="2189"/>
       </w:tblGrid>
       <w:tr>
         <w:tc>
@@ -3615,10 +2600,10 @@
             <w:tcW w:type="dxa" w:w="1872"/>
             <w:shd w:fill="005691"/>
             <w:tcMar>
-              <w:top w:w="100" w:type="dxa"/>
-              <w:bottom w:w="100" w:type="dxa"/>
-              <w:left w:w="80" w:type="dxa"/>
-              <w:right w:w="80" w:type="dxa"/>
+              <w:top w:w="80" w:type="dxa"/>
+              <w:bottom w:w="80" w:type="dxa"/>
+              <w:left w:w="60" w:type="dxa"/>
+              <w:right w:w="60" w:type="dxa"/>
             </w:tcMar>
           </w:tcPr>
           <w:p>
@@ -3630,21 +2615,21 @@
                 <w:rFonts w:ascii="Meiryo" w:hAnsi="Meiryo"/>
                 <w:b/>
                 <w:color w:val="FFFFFF"/>
-                <w:sz w:val="18"/>
+                <w:sz w:val="17"/>
               </w:rPr>
-              <w:t>弁膜症</w:t>
+              <w:t>対象弁</w:t>
             </w:r>
           </w:p>
         </w:tc>
         <w:tc>
           <w:tcPr>
-            <w:tcW w:type="dxa" w:w="2448"/>
+            <w:tcW w:type="dxa" w:w="2592"/>
             <w:shd w:fill="005691"/>
             <w:tcMar>
-              <w:top w:w="100" w:type="dxa"/>
-              <w:bottom w:w="100" w:type="dxa"/>
-              <w:left w:w="80" w:type="dxa"/>
-              <w:right w:w="80" w:type="dxa"/>
+              <w:top w:w="80" w:type="dxa"/>
+              <w:bottom w:w="80" w:type="dxa"/>
+              <w:left w:w="60" w:type="dxa"/>
+              <w:right w:w="60" w:type="dxa"/>
             </w:tcMar>
           </w:tcPr>
           <w:p>
@@ -3656,7 +2641,7 @@
                 <w:rFonts w:ascii="Meiryo" w:hAnsi="Meiryo"/>
                 <w:b/>
                 <w:color w:val="FFFFFF"/>
-                <w:sz w:val="18"/>
+                <w:sz w:val="17"/>
               </w:rPr>
               <w:t>SR連携推奨項目</w:t>
             </w:r>
@@ -3664,13 +2649,13 @@
         </w:tc>
         <w:tc>
           <w:tcPr>
-            <w:tcW w:type="dxa" w:w="2448"/>
+            <w:tcW w:type="dxa" w:w="2304"/>
             <w:shd w:fill="005691"/>
             <w:tcMar>
-              <w:top w:w="100" w:type="dxa"/>
-              <w:bottom w:w="100" w:type="dxa"/>
-              <w:left w:w="80" w:type="dxa"/>
-              <w:right w:w="80" w:type="dxa"/>
+              <w:top w:w="80" w:type="dxa"/>
+              <w:bottom w:w="80" w:type="dxa"/>
+              <w:left w:w="60" w:type="dxa"/>
+              <w:right w:w="60" w:type="dxa"/>
             </w:tcMar>
           </w:tcPr>
           <w:p>
@@ -3682,7 +2667,7 @@
                 <w:rFonts w:ascii="Meiryo" w:hAnsi="Meiryo"/>
                 <w:b/>
                 <w:color w:val="FFFFFF"/>
-                <w:sz w:val="18"/>
+                <w:sz w:val="17"/>
               </w:rPr>
               <w:t>英語表記 / DICOMタグ</w:t>
             </w:r>
@@ -3690,13 +2675,13 @@
         </w:tc>
         <w:tc>
           <w:tcPr>
-            <w:tcW w:type="dxa" w:w="1152"/>
+            <w:tcW w:type="dxa" w:w="1008"/>
             <w:shd w:fill="005691"/>
             <w:tcMar>
-              <w:top w:w="100" w:type="dxa"/>
-              <w:bottom w:w="100" w:type="dxa"/>
-              <w:left w:w="80" w:type="dxa"/>
-              <w:right w:w="80" w:type="dxa"/>
+              <w:top w:w="80" w:type="dxa"/>
+              <w:bottom w:w="80" w:type="dxa"/>
+              <w:left w:w="60" w:type="dxa"/>
+              <w:right w:w="60" w:type="dxa"/>
             </w:tcMar>
           </w:tcPr>
           <w:p>
@@ -3708,7 +2693,7 @@
                 <w:rFonts w:ascii="Meiryo" w:hAnsi="Meiryo"/>
                 <w:b/>
                 <w:color w:val="FFFFFF"/>
-                <w:sz w:val="18"/>
+                <w:sz w:val="17"/>
               </w:rPr>
               <w:t>単位</w:t>
             </w:r>
@@ -3716,13 +2701,13 @@
         </w:tc>
         <w:tc>
           <w:tcPr>
-            <w:tcW w:type="dxa" w:w="2880"/>
+            <w:tcW w:type="dxa" w:w="3024"/>
             <w:shd w:fill="005691"/>
             <w:tcMar>
-              <w:top w:w="100" w:type="dxa"/>
-              <w:bottom w:w="100" w:type="dxa"/>
-              <w:left w:w="80" w:type="dxa"/>
-              <w:right w:w="80" w:type="dxa"/>
+              <w:top w:w="80" w:type="dxa"/>
+              <w:bottom w:w="80" w:type="dxa"/>
+              <w:left w:w="60" w:type="dxa"/>
+              <w:right w:w="60" w:type="dxa"/>
             </w:tcMar>
           </w:tcPr>
           <w:p>
@@ -3734,9 +2719,9 @@
                 <w:rFonts w:ascii="Meiryo" w:hAnsi="Meiryo"/>
                 <w:b/>
                 <w:color w:val="FFFFFF"/>
-                <w:sz w:val="18"/>
+                <w:sz w:val="17"/>
               </w:rPr>
-              <w:t>重症度判定カットオフ値</w:t>
+              <w:t>重症度判定カットオフ値 (ASE/ESC基準)</w:t>
             </w:r>
           </w:p>
         </w:tc>
@@ -3747,10 +2732,10 @@
             <w:tcW w:type="dxa" w:w="1872"/>
             <w:shd w:fill="FFFFFF"/>
             <w:tcMar>
-              <w:top w:w="60" w:type="dxa"/>
-              <w:bottom w:w="60" w:type="dxa"/>
-              <w:left w:w="80" w:type="dxa"/>
-              <w:right w:w="80" w:type="dxa"/>
+              <w:top w:w="50" w:type="dxa"/>
+              <w:bottom w:w="50" w:type="dxa"/>
+              <w:left w:w="60" w:type="dxa"/>
+              <w:right w:w="60" w:type="dxa"/>
             </w:tcMar>
           </w:tcPr>
           <w:p>
@@ -3761,21 +2746,21 @@
               <w:rPr>
                 <w:rFonts w:ascii="Meiryo" w:hAnsi="Meiryo"/>
                 <w:color w:val="282828"/>
-                <w:sz w:val="17"/>
+                <w:sz w:val="16"/>
               </w:rPr>
-              <w:t>大動脈弁狭窄 AS</w:t>
+              <w:t>大動脈弁逆流 AR</w:t>
             </w:r>
           </w:p>
         </w:tc>
         <w:tc>
           <w:tcPr>
-            <w:tcW w:type="dxa" w:w="2448"/>
+            <w:tcW w:type="dxa" w:w="2592"/>
             <w:shd w:fill="FFFFFF"/>
             <w:tcMar>
-              <w:top w:w="60" w:type="dxa"/>
-              <w:bottom w:w="60" w:type="dxa"/>
-              <w:left w:w="80" w:type="dxa"/>
-              <w:right w:w="80" w:type="dxa"/>
+              <w:top w:w="50" w:type="dxa"/>
+              <w:bottom w:w="50" w:type="dxa"/>
+              <w:left w:w="60" w:type="dxa"/>
+              <w:right w:w="60" w:type="dxa"/>
             </w:tcMar>
           </w:tcPr>
           <w:p>
@@ -3786,21 +2771,21 @@
               <w:rPr>
                 <w:rFonts w:ascii="Meiryo" w:hAnsi="Meiryo"/>
                 <w:color w:val="282828"/>
-                <w:sz w:val="17"/>
+                <w:sz w:val="16"/>
               </w:rPr>
-              <w:t>大動脈弁最高血流速度</w:t>
+              <w:t>Vena Contracta 幅 (VC)</w:t>
             </w:r>
           </w:p>
         </w:tc>
         <w:tc>
           <w:tcPr>
-            <w:tcW w:type="dxa" w:w="2448"/>
+            <w:tcW w:type="dxa" w:w="2304"/>
             <w:shd w:fill="FFFFFF"/>
             <w:tcMar>
-              <w:top w:w="60" w:type="dxa"/>
-              <w:bottom w:w="60" w:type="dxa"/>
-              <w:left w:w="80" w:type="dxa"/>
-              <w:right w:w="80" w:type="dxa"/>
+              <w:top w:w="50" w:type="dxa"/>
+              <w:bottom w:w="50" w:type="dxa"/>
+              <w:left w:w="60" w:type="dxa"/>
+              <w:right w:w="60" w:type="dxa"/>
             </w:tcMar>
           </w:tcPr>
           <w:p>
@@ -3811,21 +2796,21 @@
               <w:rPr>
                 <w:rFonts w:ascii="Meiryo" w:hAnsi="Meiryo"/>
                 <w:color w:val="282828"/>
-                <w:sz w:val="17"/>
+                <w:sz w:val="16"/>
               </w:rPr>
-              <w:t>AV Vmax (Peak Vel)</w:t>
+              <w:t>AR VC width</w:t>
             </w:r>
           </w:p>
         </w:tc>
         <w:tc>
           <w:tcPr>
-            <w:tcW w:type="dxa" w:w="1152"/>
+            <w:tcW w:type="dxa" w:w="1008"/>
             <w:shd w:fill="FFFFFF"/>
             <w:tcMar>
-              <w:top w:w="60" w:type="dxa"/>
-              <w:bottom w:w="60" w:type="dxa"/>
-              <w:left w:w="80" w:type="dxa"/>
-              <w:right w:w="80" w:type="dxa"/>
+              <w:top w:w="50" w:type="dxa"/>
+              <w:bottom w:w="50" w:type="dxa"/>
+              <w:left w:w="60" w:type="dxa"/>
+              <w:right w:w="60" w:type="dxa"/>
             </w:tcMar>
           </w:tcPr>
           <w:p>
@@ -3836,21 +2821,21 @@
               <w:rPr>
                 <w:rFonts w:ascii="Meiryo" w:hAnsi="Meiryo"/>
                 <w:color w:val="282828"/>
-                <w:sz w:val="17"/>
+                <w:sz w:val="16"/>
               </w:rPr>
-              <w:t>m/s</w:t>
+              <w:t>mm</w:t>
             </w:r>
           </w:p>
         </w:tc>
         <w:tc>
           <w:tcPr>
-            <w:tcW w:type="dxa" w:w="2880"/>
+            <w:tcW w:type="dxa" w:w="3024"/>
             <w:shd w:fill="FFFFFF"/>
             <w:tcMar>
-              <w:top w:w="60" w:type="dxa"/>
-              <w:bottom w:w="60" w:type="dxa"/>
-              <w:left w:w="80" w:type="dxa"/>
-              <w:right w:w="80" w:type="dxa"/>
+              <w:top w:w="50" w:type="dxa"/>
+              <w:bottom w:w="50" w:type="dxa"/>
+              <w:left w:w="60" w:type="dxa"/>
+              <w:right w:w="60" w:type="dxa"/>
             </w:tcMar>
           </w:tcPr>
           <w:p>
@@ -3861,9 +2846,9 @@
               <w:rPr>
                 <w:rFonts w:ascii="Meiryo" w:hAnsi="Meiryo"/>
                 <w:color w:val="282828"/>
-                <w:sz w:val="17"/>
+                <w:sz w:val="16"/>
               </w:rPr>
-              <w:t>重症: ≧ 4.0 m/s</w:t>
+              <w:t>重症: &gt; 6.0 mm (軽症: &lt; 3.0 mm)</w:t>
             </w:r>
           </w:p>
         </w:tc>
@@ -3874,10 +2859,10 @@
             <w:tcW w:type="dxa" w:w="1872"/>
             <w:shd w:fill="F4F8FA"/>
             <w:tcMar>
-              <w:top w:w="60" w:type="dxa"/>
-              <w:bottom w:w="60" w:type="dxa"/>
-              <w:left w:w="80" w:type="dxa"/>
-              <w:right w:w="80" w:type="dxa"/>
+              <w:top w:w="50" w:type="dxa"/>
+              <w:bottom w:w="50" w:type="dxa"/>
+              <w:left w:w="60" w:type="dxa"/>
+              <w:right w:w="60" w:type="dxa"/>
             </w:tcMar>
           </w:tcPr>
           <w:p>
@@ -3888,21 +2873,21 @@
               <w:rPr>
                 <w:rFonts w:ascii="Meiryo" w:hAnsi="Meiryo"/>
                 <w:color w:val="282828"/>
-                <w:sz w:val="17"/>
+                <w:sz w:val="16"/>
               </w:rPr>
-              <w:t>大動脈弁狭窄 AS</w:t>
+              <w:t>大動脈弁逆流 AR</w:t>
             </w:r>
           </w:p>
         </w:tc>
         <w:tc>
           <w:tcPr>
-            <w:tcW w:type="dxa" w:w="2448"/>
+            <w:tcW w:type="dxa" w:w="2592"/>
             <w:shd w:fill="F4F8FA"/>
             <w:tcMar>
-              <w:top w:w="60" w:type="dxa"/>
-              <w:bottom w:w="60" w:type="dxa"/>
-              <w:left w:w="80" w:type="dxa"/>
-              <w:right w:w="80" w:type="dxa"/>
+              <w:top w:w="50" w:type="dxa"/>
+              <w:bottom w:w="50" w:type="dxa"/>
+              <w:left w:w="60" w:type="dxa"/>
+              <w:right w:w="60" w:type="dxa"/>
             </w:tcMar>
           </w:tcPr>
           <w:p>
@@ -3913,21 +2898,21 @@
               <w:rPr>
                 <w:rFonts w:ascii="Meiryo" w:hAnsi="Meiryo"/>
                 <w:color w:val="282828"/>
-                <w:sz w:val="17"/>
+                <w:sz w:val="16"/>
               </w:rPr>
-              <w:t>大動脈弁平均圧較差</w:t>
+              <w:t>圧半減時間 (PHT)</w:t>
             </w:r>
           </w:p>
         </w:tc>
         <w:tc>
           <w:tcPr>
-            <w:tcW w:type="dxa" w:w="2448"/>
+            <w:tcW w:type="dxa" w:w="2304"/>
             <w:shd w:fill="F4F8FA"/>
             <w:tcMar>
-              <w:top w:w="60" w:type="dxa"/>
-              <w:bottom w:w="60" w:type="dxa"/>
-              <w:left w:w="80" w:type="dxa"/>
-              <w:right w:w="80" w:type="dxa"/>
+              <w:top w:w="50" w:type="dxa"/>
+              <w:bottom w:w="50" w:type="dxa"/>
+              <w:left w:w="60" w:type="dxa"/>
+              <w:right w:w="60" w:type="dxa"/>
             </w:tcMar>
           </w:tcPr>
           <w:p>
@@ -3938,21 +2923,21 @@
               <w:rPr>
                 <w:rFonts w:ascii="Meiryo" w:hAnsi="Meiryo"/>
                 <w:color w:val="282828"/>
-                <w:sz w:val="17"/>
+                <w:sz w:val="16"/>
               </w:rPr>
-              <w:t>AV Mean PG</w:t>
+              <w:t>AR PHT</w:t>
             </w:r>
           </w:p>
         </w:tc>
         <w:tc>
           <w:tcPr>
-            <w:tcW w:type="dxa" w:w="1152"/>
+            <w:tcW w:type="dxa" w:w="1008"/>
             <w:shd w:fill="F4F8FA"/>
             <w:tcMar>
-              <w:top w:w="60" w:type="dxa"/>
-              <w:bottom w:w="60" w:type="dxa"/>
-              <w:left w:w="80" w:type="dxa"/>
-              <w:right w:w="80" w:type="dxa"/>
+              <w:top w:w="50" w:type="dxa"/>
+              <w:bottom w:w="50" w:type="dxa"/>
+              <w:left w:w="60" w:type="dxa"/>
+              <w:right w:w="60" w:type="dxa"/>
             </w:tcMar>
           </w:tcPr>
           <w:p>
@@ -3963,21 +2948,21 @@
               <w:rPr>
                 <w:rFonts w:ascii="Meiryo" w:hAnsi="Meiryo"/>
                 <w:color w:val="282828"/>
-                <w:sz w:val="17"/>
+                <w:sz w:val="16"/>
               </w:rPr>
-              <w:t>mmHg</w:t>
+              <w:t>ms</w:t>
             </w:r>
           </w:p>
         </w:tc>
         <w:tc>
           <w:tcPr>
-            <w:tcW w:type="dxa" w:w="2880"/>
+            <w:tcW w:type="dxa" w:w="3024"/>
             <w:shd w:fill="F4F8FA"/>
             <w:tcMar>
-              <w:top w:w="60" w:type="dxa"/>
-              <w:bottom w:w="60" w:type="dxa"/>
-              <w:left w:w="80" w:type="dxa"/>
-              <w:right w:w="80" w:type="dxa"/>
+              <w:top w:w="50" w:type="dxa"/>
+              <w:bottom w:w="50" w:type="dxa"/>
+              <w:left w:w="60" w:type="dxa"/>
+              <w:right w:w="60" w:type="dxa"/>
             </w:tcMar>
           </w:tcPr>
           <w:p>
@@ -3988,9 +2973,9 @@
               <w:rPr>
                 <w:rFonts w:ascii="Meiryo" w:hAnsi="Meiryo"/>
                 <w:color w:val="282828"/>
-                <w:sz w:val="17"/>
+                <w:sz w:val="16"/>
               </w:rPr>
-              <w:t>重症: ≧ 40 mmHg</w:t>
+              <w:t>重症: &lt; 200 ms (軽症: &gt; 500 ms)</w:t>
             </w:r>
           </w:p>
         </w:tc>
@@ -4001,10 +2986,10 @@
             <w:tcW w:type="dxa" w:w="1872"/>
             <w:shd w:fill="FFFFFF"/>
             <w:tcMar>
-              <w:top w:w="60" w:type="dxa"/>
-              <w:bottom w:w="60" w:type="dxa"/>
-              <w:left w:w="80" w:type="dxa"/>
-              <w:right w:w="80" w:type="dxa"/>
+              <w:top w:w="50" w:type="dxa"/>
+              <w:bottom w:w="50" w:type="dxa"/>
+              <w:left w:w="60" w:type="dxa"/>
+              <w:right w:w="60" w:type="dxa"/>
             </w:tcMar>
           </w:tcPr>
           <w:p>
@@ -4015,21 +3000,97 @@
               <w:rPr>
                 <w:rFonts w:ascii="Meiryo" w:hAnsi="Meiryo"/>
                 <w:color w:val="282828"/>
-                <w:sz w:val="17"/>
+                <w:sz w:val="16"/>
               </w:rPr>
-              <w:t>大動脈弁狭窄 AS</w:t>
+              <w:t>大動脈弁逆流 AR</w:t>
             </w:r>
           </w:p>
         </w:tc>
         <w:tc>
           <w:tcPr>
-            <w:tcW w:type="dxa" w:w="2448"/>
+            <w:tcW w:type="dxa" w:w="2592"/>
             <w:shd w:fill="FFFFFF"/>
             <w:tcMar>
-              <w:top w:w="60" w:type="dxa"/>
-              <w:bottom w:w="60" w:type="dxa"/>
-              <w:left w:w="80" w:type="dxa"/>
-              <w:right w:w="80" w:type="dxa"/>
+              <w:top w:w="50" w:type="dxa"/>
+              <w:bottom w:w="50" w:type="dxa"/>
+              <w:left w:w="60" w:type="dxa"/>
+              <w:right w:w="60" w:type="dxa"/>
+            </w:tcMar>
+          </w:tcPr>
+          <w:p>
+            <w:pPr>
+              <w:jc w:val="left"/>
+            </w:pPr>
+            <w:r>
+              <w:rPr>
+                <w:rFonts w:ascii="Meiryo" w:hAnsi="Meiryo"/>
+                <w:b/>
+                <w:color w:val="B41414"/>
+                <w:sz w:val="16"/>
+              </w:rPr>
+              <w:t>有効逆流弁口面積 (EROA)</w:t>
+            </w:r>
+          </w:p>
+        </w:tc>
+        <w:tc>
+          <w:tcPr>
+            <w:tcW w:type="dxa" w:w="2304"/>
+            <w:shd w:fill="FFFFFF"/>
+            <w:tcMar>
+              <w:top w:w="50" w:type="dxa"/>
+              <w:bottom w:w="50" w:type="dxa"/>
+              <w:left w:w="60" w:type="dxa"/>
+              <w:right w:w="60" w:type="dxa"/>
+            </w:tcMar>
+          </w:tcPr>
+          <w:p>
+            <w:pPr>
+              <w:jc w:val="center"/>
+            </w:pPr>
+            <w:r>
+              <w:rPr>
+                <w:rFonts w:ascii="Meiryo" w:hAnsi="Meiryo"/>
+                <w:color w:val="282828"/>
+                <w:sz w:val="16"/>
+              </w:rPr>
+              <w:t>AR EROA</w:t>
+            </w:r>
+          </w:p>
+        </w:tc>
+        <w:tc>
+          <w:tcPr>
+            <w:tcW w:type="dxa" w:w="1008"/>
+            <w:shd w:fill="FFFFFF"/>
+            <w:tcMar>
+              <w:top w:w="50" w:type="dxa"/>
+              <w:bottom w:w="50" w:type="dxa"/>
+              <w:left w:w="60" w:type="dxa"/>
+              <w:right w:w="60" w:type="dxa"/>
+            </w:tcMar>
+          </w:tcPr>
+          <w:p>
+            <w:pPr>
+              <w:jc w:val="center"/>
+            </w:pPr>
+            <w:r>
+              <w:rPr>
+                <w:rFonts w:ascii="Meiryo" w:hAnsi="Meiryo"/>
+                <w:color w:val="282828"/>
+                <w:sz w:val="16"/>
+              </w:rPr>
+              <w:t>cm²</w:t>
+            </w:r>
+          </w:p>
+        </w:tc>
+        <w:tc>
+          <w:tcPr>
+            <w:tcW w:type="dxa" w:w="3024"/>
+            <w:shd w:fill="FFFFFF"/>
+            <w:tcMar>
+              <w:top w:w="50" w:type="dxa"/>
+              <w:bottom w:w="50" w:type="dxa"/>
+              <w:left w:w="60" w:type="dxa"/>
+              <w:right w:w="60" w:type="dxa"/>
             </w:tcMar>
           </w:tcPr>
           <w:p>
@@ -4040,21 +3101,73 @@
               <w:rPr>
                 <w:rFonts w:ascii="Meiryo" w:hAnsi="Meiryo"/>
                 <w:color w:val="282828"/>
-                <w:sz w:val="17"/>
+                <w:sz w:val="16"/>
               </w:rPr>
-              <w:t>大動脈弁口面積 (連続の式)</w:t>
+              <w:t>重症: ≧ 0.30 cm² (軽症: &lt; 0.10 cm²)</w:t>
+            </w:r>
+          </w:p>
+        </w:tc>
+      </w:tr>
+      <w:tr>
+        <w:tc>
+          <w:tcPr>
+            <w:tcW w:type="dxa" w:w="1872"/>
+            <w:shd w:fill="F4F8FA"/>
+            <w:tcMar>
+              <w:top w:w="50" w:type="dxa"/>
+              <w:bottom w:w="50" w:type="dxa"/>
+              <w:left w:w="60" w:type="dxa"/>
+              <w:right w:w="60" w:type="dxa"/>
+            </w:tcMar>
+          </w:tcPr>
+          <w:p>
+            <w:pPr>
+              <w:jc w:val="left"/>
+            </w:pPr>
+            <w:r>
+              <w:rPr>
+                <w:rFonts w:ascii="Meiryo" w:hAnsi="Meiryo"/>
+                <w:color w:val="282828"/>
+                <w:sz w:val="16"/>
+              </w:rPr>
+              <w:t>大動脈弁逆流 AR</w:t>
             </w:r>
           </w:p>
         </w:tc>
         <w:tc>
           <w:tcPr>
-            <w:tcW w:type="dxa" w:w="2448"/>
-            <w:shd w:fill="FFFFFF"/>
+            <w:tcW w:type="dxa" w:w="2592"/>
+            <w:shd w:fill="F4F8FA"/>
             <w:tcMar>
-              <w:top w:w="60" w:type="dxa"/>
-              <w:bottom w:w="60" w:type="dxa"/>
-              <w:left w:w="80" w:type="dxa"/>
-              <w:right w:w="80" w:type="dxa"/>
+              <w:top w:w="50" w:type="dxa"/>
+              <w:bottom w:w="50" w:type="dxa"/>
+              <w:left w:w="60" w:type="dxa"/>
+              <w:right w:w="60" w:type="dxa"/>
+            </w:tcMar>
+          </w:tcPr>
+          <w:p>
+            <w:pPr>
+              <w:jc w:val="left"/>
+            </w:pPr>
+            <w:r>
+              <w:rPr>
+                <w:rFonts w:ascii="Meiryo" w:hAnsi="Meiryo"/>
+                <w:color w:val="282828"/>
+                <w:sz w:val="16"/>
+              </w:rPr>
+              <w:t>逆流量 (Regurgitant Volume)</w:t>
+            </w:r>
+          </w:p>
+        </w:tc>
+        <w:tc>
+          <w:tcPr>
+            <w:tcW w:type="dxa" w:w="2304"/>
+            <w:shd w:fill="F4F8FA"/>
+            <w:tcMar>
+              <w:top w:w="50" w:type="dxa"/>
+              <w:bottom w:w="50" w:type="dxa"/>
+              <w:left w:w="60" w:type="dxa"/>
+              <w:right w:w="60" w:type="dxa"/>
             </w:tcMar>
           </w:tcPr>
           <w:p>
@@ -4065,21 +3178,21 @@
               <w:rPr>
                 <w:rFonts w:ascii="Meiryo" w:hAnsi="Meiryo"/>
                 <w:color w:val="282828"/>
-                <w:sz w:val="17"/>
+                <w:sz w:val="16"/>
               </w:rPr>
-              <w:t>AVA (Continuity Eq)</w:t>
+              <w:t>AR RVol</w:t>
             </w:r>
           </w:p>
         </w:tc>
         <w:tc>
           <w:tcPr>
-            <w:tcW w:type="dxa" w:w="1152"/>
-            <w:shd w:fill="FFFFFF"/>
+            <w:tcW w:type="dxa" w:w="1008"/>
+            <w:shd w:fill="F4F8FA"/>
             <w:tcMar>
-              <w:top w:w="60" w:type="dxa"/>
-              <w:bottom w:w="60" w:type="dxa"/>
-              <w:left w:w="80" w:type="dxa"/>
-              <w:right w:w="80" w:type="dxa"/>
+              <w:top w:w="50" w:type="dxa"/>
+              <w:bottom w:w="50" w:type="dxa"/>
+              <w:left w:w="60" w:type="dxa"/>
+              <w:right w:w="60" w:type="dxa"/>
             </w:tcMar>
           </w:tcPr>
           <w:p>
@@ -4090,21 +3203,21 @@
               <w:rPr>
                 <w:rFonts w:ascii="Meiryo" w:hAnsi="Meiryo"/>
                 <w:color w:val="282828"/>
-                <w:sz w:val="17"/>
+                <w:sz w:val="16"/>
               </w:rPr>
-              <w:t>cm²</w:t>
+              <w:t>mL</w:t>
             </w:r>
           </w:p>
         </w:tc>
         <w:tc>
           <w:tcPr>
-            <w:tcW w:type="dxa" w:w="2880"/>
-            <w:shd w:fill="FFFFFF"/>
+            <w:tcW w:type="dxa" w:w="3024"/>
+            <w:shd w:fill="F4F8FA"/>
             <w:tcMar>
-              <w:top w:w="60" w:type="dxa"/>
-              <w:bottom w:w="60" w:type="dxa"/>
-              <w:left w:w="80" w:type="dxa"/>
-              <w:right w:w="80" w:type="dxa"/>
+              <w:top w:w="50" w:type="dxa"/>
+              <w:bottom w:w="50" w:type="dxa"/>
+              <w:left w:w="60" w:type="dxa"/>
+              <w:right w:w="60" w:type="dxa"/>
             </w:tcMar>
           </w:tcPr>
           <w:p>
@@ -4115,9 +3228,136 @@
               <w:rPr>
                 <w:rFonts w:ascii="Meiryo" w:hAnsi="Meiryo"/>
                 <w:color w:val="282828"/>
-                <w:sz w:val="17"/>
+                <w:sz w:val="16"/>
               </w:rPr>
-              <w:t>重症: &lt; 1.0 cm² (指数化 AVAi &lt; 0.6 cm²/m²)</w:t>
+              <w:t>重症: ≧ 60 mL (軽症: &lt; 30 mL)</w:t>
+            </w:r>
+          </w:p>
+        </w:tc>
+      </w:tr>
+      <w:tr>
+        <w:tc>
+          <w:tcPr>
+            <w:tcW w:type="dxa" w:w="1872"/>
+            <w:shd w:fill="FFFFFF"/>
+            <w:tcMar>
+              <w:top w:w="50" w:type="dxa"/>
+              <w:bottom w:w="50" w:type="dxa"/>
+              <w:left w:w="60" w:type="dxa"/>
+              <w:right w:w="60" w:type="dxa"/>
+            </w:tcMar>
+          </w:tcPr>
+          <w:p>
+            <w:pPr>
+              <w:jc w:val="left"/>
+            </w:pPr>
+            <w:r>
+              <w:rPr>
+                <w:rFonts w:ascii="Meiryo" w:hAnsi="Meiryo"/>
+                <w:color w:val="282828"/>
+                <w:sz w:val="16"/>
+              </w:rPr>
+              <w:t>大動脈弁逆流 AR</w:t>
+            </w:r>
+          </w:p>
+        </w:tc>
+        <w:tc>
+          <w:tcPr>
+            <w:tcW w:type="dxa" w:w="2592"/>
+            <w:shd w:fill="FFFFFF"/>
+            <w:tcMar>
+              <w:top w:w="50" w:type="dxa"/>
+              <w:bottom w:w="50" w:type="dxa"/>
+              <w:left w:w="60" w:type="dxa"/>
+              <w:right w:w="60" w:type="dxa"/>
+            </w:tcMar>
+          </w:tcPr>
+          <w:p>
+            <w:pPr>
+              <w:jc w:val="left"/>
+            </w:pPr>
+            <w:r>
+              <w:rPr>
+                <w:rFonts w:ascii="Meiryo" w:hAnsi="Meiryo"/>
+                <w:color w:val="282828"/>
+                <w:sz w:val="16"/>
+              </w:rPr>
+              <w:t>下行大動脈拡張期逆流終末速度</w:t>
+            </w:r>
+          </w:p>
+        </w:tc>
+        <w:tc>
+          <w:tcPr>
+            <w:tcW w:type="dxa" w:w="2304"/>
+            <w:shd w:fill="FFFFFF"/>
+            <w:tcMar>
+              <w:top w:w="50" w:type="dxa"/>
+              <w:bottom w:w="50" w:type="dxa"/>
+              <w:left w:w="60" w:type="dxa"/>
+              <w:right w:w="60" w:type="dxa"/>
+            </w:tcMar>
+          </w:tcPr>
+          <w:p>
+            <w:pPr>
+              <w:jc w:val="center"/>
+            </w:pPr>
+            <w:r>
+              <w:rPr>
+                <w:rFonts w:ascii="Meiryo" w:hAnsi="Meiryo"/>
+                <w:color w:val="282828"/>
+                <w:sz w:val="16"/>
+              </w:rPr>
+              <w:t>AR Holodiastolic flow (EDV)</w:t>
+            </w:r>
+          </w:p>
+        </w:tc>
+        <w:tc>
+          <w:tcPr>
+            <w:tcW w:type="dxa" w:w="1008"/>
+            <w:shd w:fill="FFFFFF"/>
+            <w:tcMar>
+              <w:top w:w="50" w:type="dxa"/>
+              <w:bottom w:w="50" w:type="dxa"/>
+              <w:left w:w="60" w:type="dxa"/>
+              <w:right w:w="60" w:type="dxa"/>
+            </w:tcMar>
+          </w:tcPr>
+          <w:p>
+            <w:pPr>
+              <w:jc w:val="center"/>
+            </w:pPr>
+            <w:r>
+              <w:rPr>
+                <w:rFonts w:ascii="Meiryo" w:hAnsi="Meiryo"/>
+                <w:color w:val="282828"/>
+                <w:sz w:val="16"/>
+              </w:rPr>
+              <w:t>cm/s</w:t>
+            </w:r>
+          </w:p>
+        </w:tc>
+        <w:tc>
+          <w:tcPr>
+            <w:tcW w:type="dxa" w:w="3024"/>
+            <w:shd w:fill="FFFFFF"/>
+            <w:tcMar>
+              <w:top w:w="50" w:type="dxa"/>
+              <w:bottom w:w="50" w:type="dxa"/>
+              <w:left w:w="60" w:type="dxa"/>
+              <w:right w:w="60" w:type="dxa"/>
+            </w:tcMar>
+          </w:tcPr>
+          <w:p>
+            <w:pPr>
+              <w:jc w:val="left"/>
+            </w:pPr>
+            <w:r>
+              <w:rPr>
+                <w:rFonts w:ascii="Meiryo" w:hAnsi="Meiryo"/>
+                <w:color w:val="282828"/>
+                <w:sz w:val="16"/>
+              </w:rPr>
+              <w:t>重症: 下行大動脈で全拡張期逆流 ＆ EDV &gt; 20 cm/s</w:t>
             </w:r>
           </w:p>
         </w:tc>
@@ -4128,10 +3368,10 @@
             <w:tcW w:type="dxa" w:w="1872"/>
             <w:shd w:fill="F4F8FA"/>
             <w:tcMar>
-              <w:top w:w="60" w:type="dxa"/>
-              <w:bottom w:w="60" w:type="dxa"/>
-              <w:left w:w="80" w:type="dxa"/>
-              <w:right w:w="80" w:type="dxa"/>
+              <w:top w:w="50" w:type="dxa"/>
+              <w:bottom w:w="50" w:type="dxa"/>
+              <w:left w:w="60" w:type="dxa"/>
+              <w:right w:w="60" w:type="dxa"/>
             </w:tcMar>
           </w:tcPr>
           <w:p>
@@ -4142,21 +3382,21 @@
               <w:rPr>
                 <w:rFonts w:ascii="Meiryo" w:hAnsi="Meiryo"/>
                 <w:color w:val="282828"/>
-                <w:sz w:val="17"/>
+                <w:sz w:val="16"/>
               </w:rPr>
-              <w:t>大動脈弁狭窄 AS</w:t>
+              <w:t>僧帽弁逆流 MR</w:t>
             </w:r>
           </w:p>
         </w:tc>
         <w:tc>
           <w:tcPr>
-            <w:tcW w:type="dxa" w:w="2448"/>
+            <w:tcW w:type="dxa" w:w="2592"/>
             <w:shd w:fill="F4F8FA"/>
             <w:tcMar>
-              <w:top w:w="60" w:type="dxa"/>
-              <w:bottom w:w="60" w:type="dxa"/>
-              <w:left w:w="80" w:type="dxa"/>
-              <w:right w:w="80" w:type="dxa"/>
+              <w:top w:w="50" w:type="dxa"/>
+              <w:bottom w:w="50" w:type="dxa"/>
+              <w:left w:w="60" w:type="dxa"/>
+              <w:right w:w="60" w:type="dxa"/>
             </w:tcMar>
           </w:tcPr>
           <w:p>
@@ -4167,21 +3407,21 @@
               <w:rPr>
                 <w:rFonts w:ascii="Meiryo" w:hAnsi="Meiryo"/>
                 <w:color w:val="282828"/>
-                <w:sz w:val="17"/>
+                <w:sz w:val="16"/>
               </w:rPr>
-              <w:t>無次元速度指数</w:t>
+              <w:t>Vena Contracta 幅 (VC)</w:t>
             </w:r>
           </w:p>
         </w:tc>
         <w:tc>
           <w:tcPr>
-            <w:tcW w:type="dxa" w:w="2448"/>
+            <w:tcW w:type="dxa" w:w="2304"/>
             <w:shd w:fill="F4F8FA"/>
             <w:tcMar>
-              <w:top w:w="60" w:type="dxa"/>
-              <w:bottom w:w="60" w:type="dxa"/>
-              <w:left w:w="80" w:type="dxa"/>
-              <w:right w:w="80" w:type="dxa"/>
+              <w:top w:w="50" w:type="dxa"/>
+              <w:bottom w:w="50" w:type="dxa"/>
+              <w:left w:w="60" w:type="dxa"/>
+              <w:right w:w="60" w:type="dxa"/>
             </w:tcMar>
           </w:tcPr>
           <w:p>
@@ -4192,21 +3432,21 @@
               <w:rPr>
                 <w:rFonts w:ascii="Meiryo" w:hAnsi="Meiryo"/>
                 <w:color w:val="282828"/>
-                <w:sz w:val="17"/>
+                <w:sz w:val="16"/>
               </w:rPr>
-              <w:t>DVI (LVOT VTI / AV VTI)</w:t>
+              <w:t>MR VC width</w:t>
             </w:r>
           </w:p>
         </w:tc>
         <w:tc>
           <w:tcPr>
-            <w:tcW w:type="dxa" w:w="1152"/>
+            <w:tcW w:type="dxa" w:w="1008"/>
             <w:shd w:fill="F4F8FA"/>
             <w:tcMar>
-              <w:top w:w="60" w:type="dxa"/>
-              <w:bottom w:w="60" w:type="dxa"/>
-              <w:left w:w="80" w:type="dxa"/>
-              <w:right w:w="80" w:type="dxa"/>
+              <w:top w:w="50" w:type="dxa"/>
+              <w:bottom w:w="50" w:type="dxa"/>
+              <w:left w:w="60" w:type="dxa"/>
+              <w:right w:w="60" w:type="dxa"/>
             </w:tcMar>
           </w:tcPr>
           <w:p>
@@ -4217,21 +3457,21 @@
               <w:rPr>
                 <w:rFonts w:ascii="Meiryo" w:hAnsi="Meiryo"/>
                 <w:color w:val="282828"/>
-                <w:sz w:val="17"/>
+                <w:sz w:val="16"/>
               </w:rPr>
-              <w:t>-</w:t>
+              <w:t>mm</w:t>
             </w:r>
           </w:p>
         </w:tc>
         <w:tc>
           <w:tcPr>
-            <w:tcW w:type="dxa" w:w="2880"/>
+            <w:tcW w:type="dxa" w:w="3024"/>
             <w:shd w:fill="F4F8FA"/>
             <w:tcMar>
-              <w:top w:w="60" w:type="dxa"/>
-              <w:bottom w:w="60" w:type="dxa"/>
-              <w:left w:w="80" w:type="dxa"/>
-              <w:right w:w="80" w:type="dxa"/>
+              <w:top w:w="50" w:type="dxa"/>
+              <w:bottom w:w="50" w:type="dxa"/>
+              <w:left w:w="60" w:type="dxa"/>
+              <w:right w:w="60" w:type="dxa"/>
             </w:tcMar>
           </w:tcPr>
           <w:p>
@@ -4242,9 +3482,9 @@
               <w:rPr>
                 <w:rFonts w:ascii="Meiryo" w:hAnsi="Meiryo"/>
                 <w:color w:val="282828"/>
-                <w:sz w:val="17"/>
+                <w:sz w:val="16"/>
               </w:rPr>
-              <w:t>重症: &lt; 0.25 (低流量低圧較差 LF-LG AS で極めて有用)</w:t>
+              <w:t>重症: ≧ 7.0 mm (軽症: &lt; 3.0 mm)</w:t>
             </w:r>
           </w:p>
         </w:tc>
@@ -4255,10 +3495,10 @@
             <w:tcW w:type="dxa" w:w="1872"/>
             <w:shd w:fill="FFFFFF"/>
             <w:tcMar>
-              <w:top w:w="60" w:type="dxa"/>
-              <w:bottom w:w="60" w:type="dxa"/>
-              <w:left w:w="80" w:type="dxa"/>
-              <w:right w:w="80" w:type="dxa"/>
+              <w:top w:w="50" w:type="dxa"/>
+              <w:bottom w:w="50" w:type="dxa"/>
+              <w:left w:w="60" w:type="dxa"/>
+              <w:right w:w="60" w:type="dxa"/>
             </w:tcMar>
           </w:tcPr>
           <w:p>
@@ -4269,21 +3509,21 @@
               <w:rPr>
                 <w:rFonts w:ascii="Meiryo" w:hAnsi="Meiryo"/>
                 <w:color w:val="282828"/>
-                <w:sz w:val="17"/>
+                <w:sz w:val="16"/>
               </w:rPr>
-              <w:t>大動脈弁逆流 AR</w:t>
+              <w:t>僧帽弁逆流 MR</w:t>
             </w:r>
           </w:p>
         </w:tc>
         <w:tc>
           <w:tcPr>
-            <w:tcW w:type="dxa" w:w="2448"/>
+            <w:tcW w:type="dxa" w:w="2592"/>
             <w:shd w:fill="FFFFFF"/>
             <w:tcMar>
-              <w:top w:w="60" w:type="dxa"/>
-              <w:bottom w:w="60" w:type="dxa"/>
-              <w:left w:w="80" w:type="dxa"/>
-              <w:right w:w="80" w:type="dxa"/>
+              <w:top w:w="50" w:type="dxa"/>
+              <w:bottom w:w="50" w:type="dxa"/>
+              <w:left w:w="60" w:type="dxa"/>
+              <w:right w:w="60" w:type="dxa"/>
             </w:tcMar>
           </w:tcPr>
           <w:p>
@@ -4294,21 +3534,21 @@
               <w:rPr>
                 <w:rFonts w:ascii="Meiryo" w:hAnsi="Meiryo"/>
                 <w:color w:val="282828"/>
-                <w:sz w:val="17"/>
+                <w:sz w:val="16"/>
               </w:rPr>
-              <w:t>圧半減時間</w:t>
+              <w:t>PISA半径 / アライアンス速度</w:t>
             </w:r>
           </w:p>
         </w:tc>
         <w:tc>
           <w:tcPr>
-            <w:tcW w:type="dxa" w:w="2448"/>
+            <w:tcW w:type="dxa" w:w="2304"/>
             <w:shd w:fill="FFFFFF"/>
             <w:tcMar>
-              <w:top w:w="60" w:type="dxa"/>
-              <w:bottom w:w="60" w:type="dxa"/>
-              <w:left w:w="80" w:type="dxa"/>
-              <w:right w:w="80" w:type="dxa"/>
+              <w:top w:w="50" w:type="dxa"/>
+              <w:bottom w:w="50" w:type="dxa"/>
+              <w:left w:w="60" w:type="dxa"/>
+              <w:right w:w="60" w:type="dxa"/>
             </w:tcMar>
           </w:tcPr>
           <w:p>
@@ -4319,21 +3559,21 @@
               <w:rPr>
                 <w:rFonts w:ascii="Meiryo" w:hAnsi="Meiryo"/>
                 <w:color w:val="282828"/>
-                <w:sz w:val="17"/>
+                <w:sz w:val="16"/>
               </w:rPr>
-              <w:t>AR PHT</w:t>
+              <w:t>PISA Radius / Aliasing Vel</w:t>
             </w:r>
           </w:p>
         </w:tc>
         <w:tc>
           <w:tcPr>
-            <w:tcW w:type="dxa" w:w="1152"/>
+            <w:tcW w:type="dxa" w:w="1008"/>
             <w:shd w:fill="FFFFFF"/>
             <w:tcMar>
-              <w:top w:w="60" w:type="dxa"/>
-              <w:bottom w:w="60" w:type="dxa"/>
-              <w:left w:w="80" w:type="dxa"/>
-              <w:right w:w="80" w:type="dxa"/>
+              <w:top w:w="50" w:type="dxa"/>
+              <w:bottom w:w="50" w:type="dxa"/>
+              <w:left w:w="60" w:type="dxa"/>
+              <w:right w:w="60" w:type="dxa"/>
             </w:tcMar>
           </w:tcPr>
           <w:p>
@@ -4344,21 +3584,21 @@
               <w:rPr>
                 <w:rFonts w:ascii="Meiryo" w:hAnsi="Meiryo"/>
                 <w:color w:val="282828"/>
-                <w:sz w:val="17"/>
+                <w:sz w:val="16"/>
               </w:rPr>
-              <w:t>ms</w:t>
+              <w:t>mm, cm/s</w:t>
             </w:r>
           </w:p>
         </w:tc>
         <w:tc>
           <w:tcPr>
-            <w:tcW w:type="dxa" w:w="2880"/>
+            <w:tcW w:type="dxa" w:w="3024"/>
             <w:shd w:fill="FFFFFF"/>
             <w:tcMar>
-              <w:top w:w="60" w:type="dxa"/>
-              <w:bottom w:w="60" w:type="dxa"/>
-              <w:left w:w="80" w:type="dxa"/>
-              <w:right w:w="80" w:type="dxa"/>
+              <w:top w:w="50" w:type="dxa"/>
+              <w:bottom w:w="50" w:type="dxa"/>
+              <w:left w:w="60" w:type="dxa"/>
+              <w:right w:w="60" w:type="dxa"/>
             </w:tcMar>
           </w:tcPr>
           <w:p>
@@ -4369,9 +3609,9 @@
               <w:rPr>
                 <w:rFonts w:ascii="Meiryo" w:hAnsi="Meiryo"/>
                 <w:color w:val="282828"/>
-                <w:sz w:val="17"/>
+                <w:sz w:val="16"/>
               </w:rPr>
-              <w:t>重症: &lt; 200 ms (軽症: &gt; 500 ms)</w:t>
+              <w:t>定量的逆流評価 (PISA法) の必須元データ</w:t>
             </w:r>
           </w:p>
         </w:tc>
@@ -4382,10 +3622,10 @@
             <w:tcW w:type="dxa" w:w="1872"/>
             <w:shd w:fill="F4F8FA"/>
             <w:tcMar>
-              <w:top w:w="60" w:type="dxa"/>
-              <w:bottom w:w="60" w:type="dxa"/>
-              <w:left w:w="80" w:type="dxa"/>
-              <w:right w:w="80" w:type="dxa"/>
+              <w:top w:w="50" w:type="dxa"/>
+              <w:bottom w:w="50" w:type="dxa"/>
+              <w:left w:w="60" w:type="dxa"/>
+              <w:right w:w="60" w:type="dxa"/>
             </w:tcMar>
           </w:tcPr>
           <w:p>
@@ -4396,7 +3636,7 @@
               <w:rPr>
                 <w:rFonts w:ascii="Meiryo" w:hAnsi="Meiryo"/>
                 <w:color w:val="282828"/>
-                <w:sz w:val="17"/>
+                <w:sz w:val="16"/>
               </w:rPr>
               <w:t>僧帽弁逆流 MR</w:t>
             </w:r>
@@ -4404,13 +3644,89 @@
         </w:tc>
         <w:tc>
           <w:tcPr>
-            <w:tcW w:type="dxa" w:w="2448"/>
+            <w:tcW w:type="dxa" w:w="2592"/>
             <w:shd w:fill="F4F8FA"/>
             <w:tcMar>
-              <w:top w:w="60" w:type="dxa"/>
-              <w:bottom w:w="60" w:type="dxa"/>
-              <w:left w:w="80" w:type="dxa"/>
-              <w:right w:w="80" w:type="dxa"/>
+              <w:top w:w="50" w:type="dxa"/>
+              <w:bottom w:w="50" w:type="dxa"/>
+              <w:left w:w="60" w:type="dxa"/>
+              <w:right w:w="60" w:type="dxa"/>
+            </w:tcMar>
+          </w:tcPr>
+          <w:p>
+            <w:pPr>
+              <w:jc w:val="left"/>
+            </w:pPr>
+            <w:r>
+              <w:rPr>
+                <w:rFonts w:ascii="Meiryo" w:hAnsi="Meiryo"/>
+                <w:b/>
+                <w:color w:val="B41414"/>
+                <w:sz w:val="16"/>
+              </w:rPr>
+              <w:t>有効逆流弁口面積 (EROA)</w:t>
+            </w:r>
+          </w:p>
+        </w:tc>
+        <w:tc>
+          <w:tcPr>
+            <w:tcW w:type="dxa" w:w="2304"/>
+            <w:shd w:fill="F4F8FA"/>
+            <w:tcMar>
+              <w:top w:w="50" w:type="dxa"/>
+              <w:bottom w:w="50" w:type="dxa"/>
+              <w:left w:w="60" w:type="dxa"/>
+              <w:right w:w="60" w:type="dxa"/>
+            </w:tcMar>
+          </w:tcPr>
+          <w:p>
+            <w:pPr>
+              <w:jc w:val="center"/>
+            </w:pPr>
+            <w:r>
+              <w:rPr>
+                <w:rFonts w:ascii="Meiryo" w:hAnsi="Meiryo"/>
+                <w:color w:val="282828"/>
+                <w:sz w:val="16"/>
+              </w:rPr>
+              <w:t>MR EROA</w:t>
+            </w:r>
+          </w:p>
+        </w:tc>
+        <w:tc>
+          <w:tcPr>
+            <w:tcW w:type="dxa" w:w="1008"/>
+            <w:shd w:fill="F4F8FA"/>
+            <w:tcMar>
+              <w:top w:w="50" w:type="dxa"/>
+              <w:bottom w:w="50" w:type="dxa"/>
+              <w:left w:w="60" w:type="dxa"/>
+              <w:right w:w="60" w:type="dxa"/>
+            </w:tcMar>
+          </w:tcPr>
+          <w:p>
+            <w:pPr>
+              <w:jc w:val="center"/>
+            </w:pPr>
+            <w:r>
+              <w:rPr>
+                <w:rFonts w:ascii="Meiryo" w:hAnsi="Meiryo"/>
+                <w:color w:val="282828"/>
+                <w:sz w:val="16"/>
+              </w:rPr>
+              <w:t>cm²</w:t>
+            </w:r>
+          </w:p>
+        </w:tc>
+        <w:tc>
+          <w:tcPr>
+            <w:tcW w:type="dxa" w:w="3024"/>
+            <w:shd w:fill="F4F8FA"/>
+            <w:tcMar>
+              <w:top w:w="50" w:type="dxa"/>
+              <w:bottom w:w="50" w:type="dxa"/>
+              <w:left w:w="60" w:type="dxa"/>
+              <w:right w:w="60" w:type="dxa"/>
             </w:tcMar>
           </w:tcPr>
           <w:p>
@@ -4421,21 +3737,73 @@
               <w:rPr>
                 <w:rFonts w:ascii="Meiryo" w:hAnsi="Meiryo"/>
                 <w:color w:val="282828"/>
-                <w:sz w:val="17"/>
+                <w:sz w:val="16"/>
               </w:rPr>
-              <w:t>PISA半径 / アライアンス速度</w:t>
+              <w:t>重症: ≧ 0.40 cm² (二次性MRでは ≧ 0.20 cm²)</w:t>
+            </w:r>
+          </w:p>
+        </w:tc>
+      </w:tr>
+      <w:tr>
+        <w:tc>
+          <w:tcPr>
+            <w:tcW w:type="dxa" w:w="1872"/>
+            <w:shd w:fill="FFFFFF"/>
+            <w:tcMar>
+              <w:top w:w="50" w:type="dxa"/>
+              <w:bottom w:w="50" w:type="dxa"/>
+              <w:left w:w="60" w:type="dxa"/>
+              <w:right w:w="60" w:type="dxa"/>
+            </w:tcMar>
+          </w:tcPr>
+          <w:p>
+            <w:pPr>
+              <w:jc w:val="left"/>
+            </w:pPr>
+            <w:r>
+              <w:rPr>
+                <w:rFonts w:ascii="Meiryo" w:hAnsi="Meiryo"/>
+                <w:color w:val="282828"/>
+                <w:sz w:val="16"/>
+              </w:rPr>
+              <w:t>僧帽弁逆流 MR</w:t>
             </w:r>
           </w:p>
         </w:tc>
         <w:tc>
           <w:tcPr>
-            <w:tcW w:type="dxa" w:w="2448"/>
-            <w:shd w:fill="F4F8FA"/>
+            <w:tcW w:type="dxa" w:w="2592"/>
+            <w:shd w:fill="FFFFFF"/>
             <w:tcMar>
-              <w:top w:w="60" w:type="dxa"/>
-              <w:bottom w:w="60" w:type="dxa"/>
-              <w:left w:w="80" w:type="dxa"/>
-              <w:right w:w="80" w:type="dxa"/>
+              <w:top w:w="50" w:type="dxa"/>
+              <w:bottom w:w="50" w:type="dxa"/>
+              <w:left w:w="60" w:type="dxa"/>
+              <w:right w:w="60" w:type="dxa"/>
+            </w:tcMar>
+          </w:tcPr>
+          <w:p>
+            <w:pPr>
+              <w:jc w:val="left"/>
+            </w:pPr>
+            <w:r>
+              <w:rPr>
+                <w:rFonts w:ascii="Meiryo" w:hAnsi="Meiryo"/>
+                <w:color w:val="282828"/>
+                <w:sz w:val="16"/>
+              </w:rPr>
+              <w:t>逆流量 (Regurgitant Volume)</w:t>
+            </w:r>
+          </w:p>
+        </w:tc>
+        <w:tc>
+          <w:tcPr>
+            <w:tcW w:type="dxa" w:w="2304"/>
+            <w:shd w:fill="FFFFFF"/>
+            <w:tcMar>
+              <w:top w:w="50" w:type="dxa"/>
+              <w:bottom w:w="50" w:type="dxa"/>
+              <w:left w:w="60" w:type="dxa"/>
+              <w:right w:w="60" w:type="dxa"/>
             </w:tcMar>
           </w:tcPr>
           <w:p>
@@ -4446,21 +3814,21 @@
               <w:rPr>
                 <w:rFonts w:ascii="Meiryo" w:hAnsi="Meiryo"/>
                 <w:color w:val="282828"/>
-                <w:sz w:val="17"/>
+                <w:sz w:val="16"/>
               </w:rPr>
-              <w:t>PISA Radius / Aliasing Vel</w:t>
+              <w:t>MR RVol</w:t>
             </w:r>
           </w:p>
         </w:tc>
         <w:tc>
           <w:tcPr>
-            <w:tcW w:type="dxa" w:w="1152"/>
-            <w:shd w:fill="F4F8FA"/>
+            <w:tcW w:type="dxa" w:w="1008"/>
+            <w:shd w:fill="FFFFFF"/>
             <w:tcMar>
-              <w:top w:w="60" w:type="dxa"/>
-              <w:bottom w:w="60" w:type="dxa"/>
-              <w:left w:w="80" w:type="dxa"/>
-              <w:right w:w="80" w:type="dxa"/>
+              <w:top w:w="50" w:type="dxa"/>
+              <w:bottom w:w="50" w:type="dxa"/>
+              <w:left w:w="60" w:type="dxa"/>
+              <w:right w:w="60" w:type="dxa"/>
             </w:tcMar>
           </w:tcPr>
           <w:p>
@@ -4471,21 +3839,21 @@
               <w:rPr>
                 <w:rFonts w:ascii="Meiryo" w:hAnsi="Meiryo"/>
                 <w:color w:val="282828"/>
-                <w:sz w:val="17"/>
+                <w:sz w:val="16"/>
               </w:rPr>
-              <w:t>mm, cm/s</w:t>
+              <w:t>mL</w:t>
             </w:r>
           </w:p>
         </w:tc>
         <w:tc>
           <w:tcPr>
-            <w:tcW w:type="dxa" w:w="2880"/>
-            <w:shd w:fill="F4F8FA"/>
+            <w:tcW w:type="dxa" w:w="3024"/>
+            <w:shd w:fill="FFFFFF"/>
             <w:tcMar>
-              <w:top w:w="60" w:type="dxa"/>
-              <w:bottom w:w="60" w:type="dxa"/>
-              <w:left w:w="80" w:type="dxa"/>
-              <w:right w:w="80" w:type="dxa"/>
+              <w:top w:w="50" w:type="dxa"/>
+              <w:bottom w:w="50" w:type="dxa"/>
+              <w:left w:w="60" w:type="dxa"/>
+              <w:right w:w="60" w:type="dxa"/>
             </w:tcMar>
           </w:tcPr>
           <w:p>
@@ -4496,9 +3864,136 @@
               <w:rPr>
                 <w:rFonts w:ascii="Meiryo" w:hAnsi="Meiryo"/>
                 <w:color w:val="282828"/>
-                <w:sz w:val="17"/>
+                <w:sz w:val="16"/>
               </w:rPr>
-              <w:t>定量的逆流評価の必須元データ</w:t>
+              <w:t>重症: ≧ 60 mL (二次性MRでは ≧ 30 mL)</w:t>
+            </w:r>
+          </w:p>
+        </w:tc>
+      </w:tr>
+      <w:tr>
+        <w:tc>
+          <w:tcPr>
+            <w:tcW w:type="dxa" w:w="1872"/>
+            <w:shd w:fill="F4F8FA"/>
+            <w:tcMar>
+              <w:top w:w="50" w:type="dxa"/>
+              <w:bottom w:w="50" w:type="dxa"/>
+              <w:left w:w="60" w:type="dxa"/>
+              <w:right w:w="60" w:type="dxa"/>
+            </w:tcMar>
+          </w:tcPr>
+          <w:p>
+            <w:pPr>
+              <w:jc w:val="left"/>
+            </w:pPr>
+            <w:r>
+              <w:rPr>
+                <w:rFonts w:ascii="Meiryo" w:hAnsi="Meiryo"/>
+                <w:color w:val="282828"/>
+                <w:sz w:val="16"/>
+              </w:rPr>
+              <w:t>僧帽弁逆流 MR</w:t>
+            </w:r>
+          </w:p>
+        </w:tc>
+        <w:tc>
+          <w:tcPr>
+            <w:tcW w:type="dxa" w:w="2592"/>
+            <w:shd w:fill="F4F8FA"/>
+            <w:tcMar>
+              <w:top w:w="50" w:type="dxa"/>
+              <w:bottom w:w="50" w:type="dxa"/>
+              <w:left w:w="60" w:type="dxa"/>
+              <w:right w:w="60" w:type="dxa"/>
+            </w:tcMar>
+          </w:tcPr>
+          <w:p>
+            <w:pPr>
+              <w:jc w:val="left"/>
+            </w:pPr>
+            <w:r>
+              <w:rPr>
+                <w:rFonts w:ascii="Meiryo" w:hAnsi="Meiryo"/>
+                <w:color w:val="282828"/>
+                <w:sz w:val="16"/>
+              </w:rPr>
+              <w:t>肺静脈逆流波 (収縮期逆流)</w:t>
+            </w:r>
+          </w:p>
+        </w:tc>
+        <w:tc>
+          <w:tcPr>
+            <w:tcW w:type="dxa" w:w="2304"/>
+            <w:shd w:fill="F4F8FA"/>
+            <w:tcMar>
+              <w:top w:w="50" w:type="dxa"/>
+              <w:bottom w:w="50" w:type="dxa"/>
+              <w:left w:w="60" w:type="dxa"/>
+              <w:right w:w="60" w:type="dxa"/>
+            </w:tcMar>
+          </w:tcPr>
+          <w:p>
+            <w:pPr>
+              <w:jc w:val="center"/>
+            </w:pPr>
+            <w:r>
+              <w:rPr>
+                <w:rFonts w:ascii="Meiryo" w:hAnsi="Meiryo"/>
+                <w:color w:val="282828"/>
+                <w:sz w:val="16"/>
+              </w:rPr>
+              <w:t>PV Systolic flow reversal</w:t>
+            </w:r>
+          </w:p>
+        </w:tc>
+        <w:tc>
+          <w:tcPr>
+            <w:tcW w:type="dxa" w:w="1008"/>
+            <w:shd w:fill="F4F8FA"/>
+            <w:tcMar>
+              <w:top w:w="50" w:type="dxa"/>
+              <w:bottom w:w="50" w:type="dxa"/>
+              <w:left w:w="60" w:type="dxa"/>
+              <w:right w:w="60" w:type="dxa"/>
+            </w:tcMar>
+          </w:tcPr>
+          <w:p>
+            <w:pPr>
+              <w:jc w:val="center"/>
+            </w:pPr>
+            <w:r>
+              <w:rPr>
+                <w:rFonts w:ascii="Meiryo" w:hAnsi="Meiryo"/>
+                <w:color w:val="282828"/>
+                <w:sz w:val="16"/>
+              </w:rPr>
+              <w:t>-</w:t>
+            </w:r>
+          </w:p>
+        </w:tc>
+        <w:tc>
+          <w:tcPr>
+            <w:tcW w:type="dxa" w:w="3024"/>
+            <w:shd w:fill="F4F8FA"/>
+            <w:tcMar>
+              <w:top w:w="50" w:type="dxa"/>
+              <w:bottom w:w="50" w:type="dxa"/>
+              <w:left w:w="60" w:type="dxa"/>
+              <w:right w:w="60" w:type="dxa"/>
+            </w:tcMar>
+          </w:tcPr>
+          <w:p>
+            <w:pPr>
+              <w:jc w:val="left"/>
+            </w:pPr>
+            <w:r>
+              <w:rPr>
+                <w:rFonts w:ascii="Meiryo" w:hAnsi="Meiryo"/>
+                <w:color w:val="282828"/>
+                <w:sz w:val="16"/>
+              </w:rPr>
+              <w:t>重症: 肺静脈血流で収縮期逆流 (S波の陰転化)</w:t>
             </w:r>
           </w:p>
         </w:tc>
@@ -4509,10 +4004,10 @@
             <w:tcW w:type="dxa" w:w="1872"/>
             <w:shd w:fill="FFFFFF"/>
             <w:tcMar>
-              <w:top w:w="60" w:type="dxa"/>
-              <w:bottom w:w="60" w:type="dxa"/>
-              <w:left w:w="80" w:type="dxa"/>
-              <w:right w:w="80" w:type="dxa"/>
+              <w:top w:w="50" w:type="dxa"/>
+              <w:bottom w:w="50" w:type="dxa"/>
+              <w:left w:w="60" w:type="dxa"/>
+              <w:right w:w="60" w:type="dxa"/>
             </w:tcMar>
           </w:tcPr>
           <w:p>
@@ -4523,21 +4018,21 @@
               <w:rPr>
                 <w:rFonts w:ascii="Meiryo" w:hAnsi="Meiryo"/>
                 <w:color w:val="282828"/>
-                <w:sz w:val="17"/>
+                <w:sz w:val="16"/>
               </w:rPr>
-              <w:t>僧帽弁逆流 MR</w:t>
+              <w:t>三尖弁逆流 TR</w:t>
             </w:r>
           </w:p>
         </w:tc>
         <w:tc>
           <w:tcPr>
-            <w:tcW w:type="dxa" w:w="2448"/>
+            <w:tcW w:type="dxa" w:w="2592"/>
             <w:shd w:fill="FFFFFF"/>
             <w:tcMar>
-              <w:top w:w="60" w:type="dxa"/>
-              <w:bottom w:w="60" w:type="dxa"/>
-              <w:left w:w="80" w:type="dxa"/>
-              <w:right w:w="80" w:type="dxa"/>
+              <w:top w:w="50" w:type="dxa"/>
+              <w:bottom w:w="50" w:type="dxa"/>
+              <w:left w:w="60" w:type="dxa"/>
+              <w:right w:w="60" w:type="dxa"/>
             </w:tcMar>
           </w:tcPr>
           <w:p>
@@ -4548,21 +4043,21 @@
               <w:rPr>
                 <w:rFonts w:ascii="Meiryo" w:hAnsi="Meiryo"/>
                 <w:color w:val="282828"/>
-                <w:sz w:val="17"/>
+                <w:sz w:val="16"/>
               </w:rPr>
-              <w:t>有効逆流弁口面積 (EROA)</w:t>
+              <w:t>三尖弁逆流最高流速 / 最大PG</w:t>
             </w:r>
           </w:p>
         </w:tc>
         <w:tc>
           <w:tcPr>
-            <w:tcW w:type="dxa" w:w="2448"/>
+            <w:tcW w:type="dxa" w:w="2304"/>
             <w:shd w:fill="FFFFFF"/>
             <w:tcMar>
-              <w:top w:w="60" w:type="dxa"/>
-              <w:bottom w:w="60" w:type="dxa"/>
-              <w:left w:w="80" w:type="dxa"/>
-              <w:right w:w="80" w:type="dxa"/>
+              <w:top w:w="50" w:type="dxa"/>
+              <w:bottom w:w="50" w:type="dxa"/>
+              <w:left w:w="60" w:type="dxa"/>
+              <w:right w:w="60" w:type="dxa"/>
             </w:tcMar>
           </w:tcPr>
           <w:p>
@@ -4573,21 +4068,21 @@
               <w:rPr>
                 <w:rFonts w:ascii="Meiryo" w:hAnsi="Meiryo"/>
                 <w:color w:val="282828"/>
-                <w:sz w:val="17"/>
+                <w:sz w:val="16"/>
               </w:rPr>
-              <w:t>MR EROA</w:t>
+              <w:t>TR Vmax / TR max PG</w:t>
             </w:r>
           </w:p>
         </w:tc>
         <w:tc>
           <w:tcPr>
-            <w:tcW w:type="dxa" w:w="1152"/>
+            <w:tcW w:type="dxa" w:w="1008"/>
             <w:shd w:fill="FFFFFF"/>
             <w:tcMar>
-              <w:top w:w="60" w:type="dxa"/>
-              <w:bottom w:w="60" w:type="dxa"/>
-              <w:left w:w="80" w:type="dxa"/>
-              <w:right w:w="80" w:type="dxa"/>
+              <w:top w:w="50" w:type="dxa"/>
+              <w:bottom w:w="50" w:type="dxa"/>
+              <w:left w:w="60" w:type="dxa"/>
+              <w:right w:w="60" w:type="dxa"/>
             </w:tcMar>
           </w:tcPr>
           <w:p>
@@ -4598,21 +4093,21 @@
               <w:rPr>
                 <w:rFonts w:ascii="Meiryo" w:hAnsi="Meiryo"/>
                 <w:color w:val="282828"/>
-                <w:sz w:val="17"/>
+                <w:sz w:val="16"/>
               </w:rPr>
-              <w:t>cm²</w:t>
+              <w:t>m/s, mmHg</w:t>
             </w:r>
           </w:p>
         </w:tc>
         <w:tc>
           <w:tcPr>
-            <w:tcW w:type="dxa" w:w="2880"/>
+            <w:tcW w:type="dxa" w:w="3024"/>
             <w:shd w:fill="FFFFFF"/>
             <w:tcMar>
-              <w:top w:w="60" w:type="dxa"/>
-              <w:bottom w:w="60" w:type="dxa"/>
-              <w:left w:w="80" w:type="dxa"/>
-              <w:right w:w="80" w:type="dxa"/>
+              <w:top w:w="50" w:type="dxa"/>
+              <w:bottom w:w="50" w:type="dxa"/>
+              <w:left w:w="60" w:type="dxa"/>
+              <w:right w:w="60" w:type="dxa"/>
             </w:tcMar>
           </w:tcPr>
           <w:p>
@@ -4623,9 +4118,9 @@
               <w:rPr>
                 <w:rFonts w:ascii="Meiryo" w:hAnsi="Meiryo"/>
                 <w:color w:val="282828"/>
-                <w:sz w:val="17"/>
+                <w:sz w:val="16"/>
               </w:rPr>
-              <w:t>重症: ≧ 0.40 cm² (二次性MRでは ≧ 0.20 cm²)</w:t>
+              <w:t>肺動脈圧推定の基幹 (Vmax &gt; 2.8 m/s でPH疑い)</w:t>
             </w:r>
           </w:p>
         </w:tc>
@@ -4636,10 +4131,10 @@
             <w:tcW w:type="dxa" w:w="1872"/>
             <w:shd w:fill="F4F8FA"/>
             <w:tcMar>
-              <w:top w:w="60" w:type="dxa"/>
-              <w:bottom w:w="60" w:type="dxa"/>
-              <w:left w:w="80" w:type="dxa"/>
-              <w:right w:w="80" w:type="dxa"/>
+              <w:top w:w="50" w:type="dxa"/>
+              <w:bottom w:w="50" w:type="dxa"/>
+              <w:left w:w="60" w:type="dxa"/>
+              <w:right w:w="60" w:type="dxa"/>
             </w:tcMar>
           </w:tcPr>
           <w:p>
@@ -4650,21 +4145,21 @@
               <w:rPr>
                 <w:rFonts w:ascii="Meiryo" w:hAnsi="Meiryo"/>
                 <w:color w:val="282828"/>
-                <w:sz w:val="17"/>
+                <w:sz w:val="16"/>
               </w:rPr>
-              <w:t>僧帽弁逆流 MR</w:t>
+              <w:t>三尖弁逆流 TR</w:t>
             </w:r>
           </w:p>
         </w:tc>
         <w:tc>
           <w:tcPr>
-            <w:tcW w:type="dxa" w:w="2448"/>
+            <w:tcW w:type="dxa" w:w="2592"/>
             <w:shd w:fill="F4F8FA"/>
             <w:tcMar>
-              <w:top w:w="60" w:type="dxa"/>
-              <w:bottom w:w="60" w:type="dxa"/>
-              <w:left w:w="80" w:type="dxa"/>
-              <w:right w:w="80" w:type="dxa"/>
+              <w:top w:w="50" w:type="dxa"/>
+              <w:bottom w:w="50" w:type="dxa"/>
+              <w:left w:w="60" w:type="dxa"/>
+              <w:right w:w="60" w:type="dxa"/>
             </w:tcMar>
           </w:tcPr>
           <w:p>
@@ -4675,21 +4170,21 @@
               <w:rPr>
                 <w:rFonts w:ascii="Meiryo" w:hAnsi="Meiryo"/>
                 <w:color w:val="282828"/>
-                <w:sz w:val="17"/>
+                <w:sz w:val="16"/>
               </w:rPr>
-              <w:t>逆流量 (Regurgitant Volume)</w:t>
+              <w:t>TR Vena Contracta 幅 (VC)</w:t>
             </w:r>
           </w:p>
         </w:tc>
         <w:tc>
           <w:tcPr>
-            <w:tcW w:type="dxa" w:w="2448"/>
+            <w:tcW w:type="dxa" w:w="2304"/>
             <w:shd w:fill="F4F8FA"/>
             <w:tcMar>
-              <w:top w:w="60" w:type="dxa"/>
-              <w:bottom w:w="60" w:type="dxa"/>
-              <w:left w:w="80" w:type="dxa"/>
-              <w:right w:w="80" w:type="dxa"/>
+              <w:top w:w="50" w:type="dxa"/>
+              <w:bottom w:w="50" w:type="dxa"/>
+              <w:left w:w="60" w:type="dxa"/>
+              <w:right w:w="60" w:type="dxa"/>
             </w:tcMar>
           </w:tcPr>
           <w:p>
@@ -4700,21 +4195,21 @@
               <w:rPr>
                 <w:rFonts w:ascii="Meiryo" w:hAnsi="Meiryo"/>
                 <w:color w:val="282828"/>
-                <w:sz w:val="17"/>
+                <w:sz w:val="16"/>
               </w:rPr>
-              <w:t>MR RVol</w:t>
+              <w:t>TR VC width</w:t>
             </w:r>
           </w:p>
         </w:tc>
         <w:tc>
           <w:tcPr>
-            <w:tcW w:type="dxa" w:w="1152"/>
+            <w:tcW w:type="dxa" w:w="1008"/>
             <w:shd w:fill="F4F8FA"/>
             <w:tcMar>
-              <w:top w:w="60" w:type="dxa"/>
-              <w:bottom w:w="60" w:type="dxa"/>
-              <w:left w:w="80" w:type="dxa"/>
-              <w:right w:w="80" w:type="dxa"/>
+              <w:top w:w="50" w:type="dxa"/>
+              <w:bottom w:w="50" w:type="dxa"/>
+              <w:left w:w="60" w:type="dxa"/>
+              <w:right w:w="60" w:type="dxa"/>
             </w:tcMar>
           </w:tcPr>
           <w:p>
@@ -4725,21 +4220,21 @@
               <w:rPr>
                 <w:rFonts w:ascii="Meiryo" w:hAnsi="Meiryo"/>
                 <w:color w:val="282828"/>
-                <w:sz w:val="17"/>
+                <w:sz w:val="16"/>
               </w:rPr>
-              <w:t>mL</w:t>
+              <w:t>mm</w:t>
             </w:r>
           </w:p>
         </w:tc>
         <w:tc>
           <w:tcPr>
-            <w:tcW w:type="dxa" w:w="2880"/>
+            <w:tcW w:type="dxa" w:w="3024"/>
             <w:shd w:fill="F4F8FA"/>
             <w:tcMar>
-              <w:top w:w="60" w:type="dxa"/>
-              <w:bottom w:w="60" w:type="dxa"/>
-              <w:left w:w="80" w:type="dxa"/>
-              <w:right w:w="80" w:type="dxa"/>
+              <w:top w:w="50" w:type="dxa"/>
+              <w:bottom w:w="50" w:type="dxa"/>
+              <w:left w:w="60" w:type="dxa"/>
+              <w:right w:w="60" w:type="dxa"/>
             </w:tcMar>
           </w:tcPr>
           <w:p>
@@ -4750,9 +4245,9 @@
               <w:rPr>
                 <w:rFonts w:ascii="Meiryo" w:hAnsi="Meiryo"/>
                 <w:color w:val="282828"/>
-                <w:sz w:val="17"/>
+                <w:sz w:val="16"/>
               </w:rPr>
-              <w:t>重症: ≧ 60 mL (二次性MRでは ≧ 30 mL)</w:t>
+              <w:t>重症: ≧ 7.0 mm (Massive 14-20, Torrential ≧21mm)</w:t>
             </w:r>
           </w:p>
         </w:tc>
@@ -4763,10 +4258,10 @@
             <w:tcW w:type="dxa" w:w="1872"/>
             <w:shd w:fill="FFFFFF"/>
             <w:tcMar>
-              <w:top w:w="60" w:type="dxa"/>
-              <w:bottom w:w="60" w:type="dxa"/>
-              <w:left w:w="80" w:type="dxa"/>
-              <w:right w:w="80" w:type="dxa"/>
+              <w:top w:w="50" w:type="dxa"/>
+              <w:bottom w:w="50" w:type="dxa"/>
+              <w:left w:w="60" w:type="dxa"/>
+              <w:right w:w="60" w:type="dxa"/>
             </w:tcMar>
           </w:tcPr>
           <w:p>
@@ -4777,21 +4272,97 @@
               <w:rPr>
                 <w:rFonts w:ascii="Meiryo" w:hAnsi="Meiryo"/>
                 <w:color w:val="282828"/>
-                <w:sz w:val="17"/>
+                <w:sz w:val="16"/>
               </w:rPr>
-              <w:t>僧帽弁狭窄 MS</w:t>
+              <w:t>三尖弁逆流 TR</w:t>
             </w:r>
           </w:p>
         </w:tc>
         <w:tc>
           <w:tcPr>
-            <w:tcW w:type="dxa" w:w="2448"/>
+            <w:tcW w:type="dxa" w:w="2592"/>
             <w:shd w:fill="FFFFFF"/>
             <w:tcMar>
-              <w:top w:w="60" w:type="dxa"/>
-              <w:bottom w:w="60" w:type="dxa"/>
-              <w:left w:w="80" w:type="dxa"/>
-              <w:right w:w="80" w:type="dxa"/>
+              <w:top w:w="50" w:type="dxa"/>
+              <w:bottom w:w="50" w:type="dxa"/>
+              <w:left w:w="60" w:type="dxa"/>
+              <w:right w:w="60" w:type="dxa"/>
+            </w:tcMar>
+          </w:tcPr>
+          <w:p>
+            <w:pPr>
+              <w:jc w:val="left"/>
+            </w:pPr>
+            <w:r>
+              <w:rPr>
+                <w:rFonts w:ascii="Meiryo" w:hAnsi="Meiryo"/>
+                <w:b/>
+                <w:color w:val="B41414"/>
+                <w:sz w:val="16"/>
+              </w:rPr>
+              <w:t>TR PISA EROA / 逆流量</w:t>
+            </w:r>
+          </w:p>
+        </w:tc>
+        <w:tc>
+          <w:tcPr>
+            <w:tcW w:type="dxa" w:w="2304"/>
+            <w:shd w:fill="FFFFFF"/>
+            <w:tcMar>
+              <w:top w:w="50" w:type="dxa"/>
+              <w:bottom w:w="50" w:type="dxa"/>
+              <w:left w:w="60" w:type="dxa"/>
+              <w:right w:w="60" w:type="dxa"/>
+            </w:tcMar>
+          </w:tcPr>
+          <w:p>
+            <w:pPr>
+              <w:jc w:val="center"/>
+            </w:pPr>
+            <w:r>
+              <w:rPr>
+                <w:rFonts w:ascii="Meiryo" w:hAnsi="Meiryo"/>
+                <w:color w:val="282828"/>
+                <w:sz w:val="16"/>
+              </w:rPr>
+              <w:t>TR EROA / TR RVol</w:t>
+            </w:r>
+          </w:p>
+        </w:tc>
+        <w:tc>
+          <w:tcPr>
+            <w:tcW w:type="dxa" w:w="1008"/>
+            <w:shd w:fill="FFFFFF"/>
+            <w:tcMar>
+              <w:top w:w="50" w:type="dxa"/>
+              <w:bottom w:w="50" w:type="dxa"/>
+              <w:left w:w="60" w:type="dxa"/>
+              <w:right w:w="60" w:type="dxa"/>
+            </w:tcMar>
+          </w:tcPr>
+          <w:p>
+            <w:pPr>
+              <w:jc w:val="center"/>
+            </w:pPr>
+            <w:r>
+              <w:rPr>
+                <w:rFonts w:ascii="Meiryo" w:hAnsi="Meiryo"/>
+                <w:color w:val="282828"/>
+                <w:sz w:val="16"/>
+              </w:rPr>
+              <w:t>cm², mL</w:t>
+            </w:r>
+          </w:p>
+        </w:tc>
+        <w:tc>
+          <w:tcPr>
+            <w:tcW w:type="dxa" w:w="3024"/>
+            <w:shd w:fill="FFFFFF"/>
+            <w:tcMar>
+              <w:top w:w="50" w:type="dxa"/>
+              <w:bottom w:w="50" w:type="dxa"/>
+              <w:left w:w="60" w:type="dxa"/>
+              <w:right w:w="60" w:type="dxa"/>
             </w:tcMar>
           </w:tcPr>
           <w:p>
@@ -4802,21 +4373,73 @@
               <w:rPr>
                 <w:rFonts w:ascii="Meiryo" w:hAnsi="Meiryo"/>
                 <w:color w:val="282828"/>
-                <w:sz w:val="17"/>
+                <w:sz w:val="16"/>
               </w:rPr>
-              <w:t>平均圧較差 / 弁口面積</w:t>
+              <w:t>重症: EROA ≧ 0.40 cm² / RVol ≧ 45 mL</w:t>
+            </w:r>
+          </w:p>
+        </w:tc>
+      </w:tr>
+      <w:tr>
+        <w:tc>
+          <w:tcPr>
+            <w:tcW w:type="dxa" w:w="1872"/>
+            <w:shd w:fill="F4F8FA"/>
+            <w:tcMar>
+              <w:top w:w="50" w:type="dxa"/>
+              <w:bottom w:w="50" w:type="dxa"/>
+              <w:left w:w="60" w:type="dxa"/>
+              <w:right w:w="60" w:type="dxa"/>
+            </w:tcMar>
+          </w:tcPr>
+          <w:p>
+            <w:pPr>
+              <w:jc w:val="left"/>
+            </w:pPr>
+            <w:r>
+              <w:rPr>
+                <w:rFonts w:ascii="Meiryo" w:hAnsi="Meiryo"/>
+                <w:color w:val="282828"/>
+                <w:sz w:val="16"/>
+              </w:rPr>
+              <w:t>三尖弁逆流 TR</w:t>
             </w:r>
           </w:p>
         </w:tc>
         <w:tc>
           <w:tcPr>
-            <w:tcW w:type="dxa" w:w="2448"/>
-            <w:shd w:fill="FFFFFF"/>
+            <w:tcW w:type="dxa" w:w="2592"/>
+            <w:shd w:fill="F4F8FA"/>
             <w:tcMar>
-              <w:top w:w="60" w:type="dxa"/>
-              <w:bottom w:w="60" w:type="dxa"/>
-              <w:left w:w="80" w:type="dxa"/>
-              <w:right w:w="80" w:type="dxa"/>
+              <w:top w:w="50" w:type="dxa"/>
+              <w:bottom w:w="50" w:type="dxa"/>
+              <w:left w:w="60" w:type="dxa"/>
+              <w:right w:w="60" w:type="dxa"/>
+            </w:tcMar>
+          </w:tcPr>
+          <w:p>
+            <w:pPr>
+              <w:jc w:val="left"/>
+            </w:pPr>
+            <w:r>
+              <w:rPr>
+                <w:rFonts w:ascii="Meiryo" w:hAnsi="Meiryo"/>
+                <w:color w:val="282828"/>
+                <w:sz w:val="16"/>
+              </w:rPr>
+              <w:t>肝静脈収縮期逆流波</w:t>
+            </w:r>
+          </w:p>
+        </w:tc>
+        <w:tc>
+          <w:tcPr>
+            <w:tcW w:type="dxa" w:w="2304"/>
+            <w:shd w:fill="F4F8FA"/>
+            <w:tcMar>
+              <w:top w:w="50" w:type="dxa"/>
+              <w:bottom w:w="50" w:type="dxa"/>
+              <w:left w:w="60" w:type="dxa"/>
+              <w:right w:w="60" w:type="dxa"/>
             </w:tcMar>
           </w:tcPr>
           <w:p>
@@ -4827,21 +4450,21 @@
               <w:rPr>
                 <w:rFonts w:ascii="Meiryo" w:hAnsi="Meiryo"/>
                 <w:color w:val="282828"/>
-                <w:sz w:val="17"/>
+                <w:sz w:val="16"/>
               </w:rPr>
-              <w:t>MV Mean PG / MVA (PHT)</w:t>
+              <w:t>Hepatic vein flow reversal</w:t>
             </w:r>
           </w:p>
         </w:tc>
         <w:tc>
           <w:tcPr>
-            <w:tcW w:type="dxa" w:w="1152"/>
-            <w:shd w:fill="FFFFFF"/>
+            <w:tcW w:type="dxa" w:w="1008"/>
+            <w:shd w:fill="F4F8FA"/>
             <w:tcMar>
-              <w:top w:w="60" w:type="dxa"/>
-              <w:bottom w:w="60" w:type="dxa"/>
-              <w:left w:w="80" w:type="dxa"/>
-              <w:right w:w="80" w:type="dxa"/>
+              <w:top w:w="50" w:type="dxa"/>
+              <w:bottom w:w="50" w:type="dxa"/>
+              <w:left w:w="60" w:type="dxa"/>
+              <w:right w:w="60" w:type="dxa"/>
             </w:tcMar>
           </w:tcPr>
           <w:p>
@@ -4852,21 +4475,21 @@
               <w:rPr>
                 <w:rFonts w:ascii="Meiryo" w:hAnsi="Meiryo"/>
                 <w:color w:val="282828"/>
-                <w:sz w:val="17"/>
+                <w:sz w:val="16"/>
               </w:rPr>
-              <w:t>mmHg, cm²</w:t>
+              <w:t>-</w:t>
             </w:r>
           </w:p>
         </w:tc>
         <w:tc>
           <w:tcPr>
-            <w:tcW w:type="dxa" w:w="2880"/>
-            <w:shd w:fill="FFFFFF"/>
+            <w:tcW w:type="dxa" w:w="3024"/>
+            <w:shd w:fill="F4F8FA"/>
             <w:tcMar>
-              <w:top w:w="60" w:type="dxa"/>
-              <w:bottom w:w="60" w:type="dxa"/>
-              <w:left w:w="80" w:type="dxa"/>
-              <w:right w:w="80" w:type="dxa"/>
+              <w:top w:w="50" w:type="dxa"/>
+              <w:bottom w:w="50" w:type="dxa"/>
+              <w:left w:w="60" w:type="dxa"/>
+              <w:right w:w="60" w:type="dxa"/>
             </w:tcMar>
           </w:tcPr>
           <w:p>
@@ -4877,9 +4500,390 @@
               <w:rPr>
                 <w:rFonts w:ascii="Meiryo" w:hAnsi="Meiryo"/>
                 <w:color w:val="282828"/>
-                <w:sz w:val="17"/>
+                <w:sz w:val="16"/>
               </w:rPr>
-              <w:t>重症: Mean PG ≧ 10 mmHg / MVA ≦ 1.5 cm²</w:t>
+              <w:t>重症: 肝静脈波形での収縮期逆流 (Systolic blunting/reversal)</w:t>
+            </w:r>
+          </w:p>
+        </w:tc>
+      </w:tr>
+      <w:tr>
+        <w:tc>
+          <w:tcPr>
+            <w:tcW w:type="dxa" w:w="1872"/>
+            <w:shd w:fill="FFFFFF"/>
+            <w:tcMar>
+              <w:top w:w="50" w:type="dxa"/>
+              <w:bottom w:w="50" w:type="dxa"/>
+              <w:left w:w="60" w:type="dxa"/>
+              <w:right w:w="60" w:type="dxa"/>
+            </w:tcMar>
+          </w:tcPr>
+          <w:p>
+            <w:pPr>
+              <w:jc w:val="left"/>
+            </w:pPr>
+            <w:r>
+              <w:rPr>
+                <w:rFonts w:ascii="Meiryo" w:hAnsi="Meiryo"/>
+                <w:color w:val="282828"/>
+                <w:sz w:val="16"/>
+              </w:rPr>
+              <w:t>肺動脈弁逆流 PR</w:t>
+            </w:r>
+          </w:p>
+        </w:tc>
+        <w:tc>
+          <w:tcPr>
+            <w:tcW w:type="dxa" w:w="2592"/>
+            <w:shd w:fill="FFFFFF"/>
+            <w:tcMar>
+              <w:top w:w="50" w:type="dxa"/>
+              <w:bottom w:w="50" w:type="dxa"/>
+              <w:left w:w="60" w:type="dxa"/>
+              <w:right w:w="60" w:type="dxa"/>
+            </w:tcMar>
+          </w:tcPr>
+          <w:p>
+            <w:pPr>
+              <w:jc w:val="left"/>
+            </w:pPr>
+            <w:r>
+              <w:rPr>
+                <w:rFonts w:ascii="Meiryo" w:hAnsi="Meiryo"/>
+                <w:color w:val="282828"/>
+                <w:sz w:val="16"/>
+              </w:rPr>
+              <w:t>PR peak vel / end-diastolic vel</w:t>
+            </w:r>
+          </w:p>
+        </w:tc>
+        <w:tc>
+          <w:tcPr>
+            <w:tcW w:type="dxa" w:w="2304"/>
+            <w:shd w:fill="FFFFFF"/>
+            <w:tcMar>
+              <w:top w:w="50" w:type="dxa"/>
+              <w:bottom w:w="50" w:type="dxa"/>
+              <w:left w:w="60" w:type="dxa"/>
+              <w:right w:w="60" w:type="dxa"/>
+            </w:tcMar>
+          </w:tcPr>
+          <w:p>
+            <w:pPr>
+              <w:jc w:val="center"/>
+            </w:pPr>
+            <w:r>
+              <w:rPr>
+                <w:rFonts w:ascii="Meiryo" w:hAnsi="Meiryo"/>
+                <w:color w:val="282828"/>
+                <w:sz w:val="16"/>
+              </w:rPr>
+              <w:t>PR peak vel / PRed vel</w:t>
+            </w:r>
+          </w:p>
+        </w:tc>
+        <w:tc>
+          <w:tcPr>
+            <w:tcW w:type="dxa" w:w="1008"/>
+            <w:shd w:fill="FFFFFF"/>
+            <w:tcMar>
+              <w:top w:w="50" w:type="dxa"/>
+              <w:bottom w:w="50" w:type="dxa"/>
+              <w:left w:w="60" w:type="dxa"/>
+              <w:right w:w="60" w:type="dxa"/>
+            </w:tcMar>
+          </w:tcPr>
+          <w:p>
+            <w:pPr>
+              <w:jc w:val="center"/>
+            </w:pPr>
+            <w:r>
+              <w:rPr>
+                <w:rFonts w:ascii="Meiryo" w:hAnsi="Meiryo"/>
+                <w:color w:val="282828"/>
+                <w:sz w:val="16"/>
+              </w:rPr>
+              <w:t>m/s</w:t>
+            </w:r>
+          </w:p>
+        </w:tc>
+        <w:tc>
+          <w:tcPr>
+            <w:tcW w:type="dxa" w:w="3024"/>
+            <w:shd w:fill="FFFFFF"/>
+            <w:tcMar>
+              <w:top w:w="50" w:type="dxa"/>
+              <w:bottom w:w="50" w:type="dxa"/>
+              <w:left w:w="60" w:type="dxa"/>
+              <w:right w:w="60" w:type="dxa"/>
+            </w:tcMar>
+          </w:tcPr>
+          <w:p>
+            <w:pPr>
+              <w:jc w:val="left"/>
+            </w:pPr>
+            <w:r>
+              <w:rPr>
+                <w:rFonts w:ascii="Meiryo" w:hAnsi="Meiryo"/>
+                <w:color w:val="282828"/>
+                <w:sz w:val="16"/>
+              </w:rPr>
+              <w:t>平均肺動脈圧 (mPAP) ＆ 拡張期圧 (PADP) 推定</w:t>
+            </w:r>
+          </w:p>
+        </w:tc>
+      </w:tr>
+      <w:tr>
+        <w:tc>
+          <w:tcPr>
+            <w:tcW w:type="dxa" w:w="1872"/>
+            <w:shd w:fill="F4F8FA"/>
+            <w:tcMar>
+              <w:top w:w="50" w:type="dxa"/>
+              <w:bottom w:w="50" w:type="dxa"/>
+              <w:left w:w="60" w:type="dxa"/>
+              <w:right w:w="60" w:type="dxa"/>
+            </w:tcMar>
+          </w:tcPr>
+          <w:p>
+            <w:pPr>
+              <w:jc w:val="left"/>
+            </w:pPr>
+            <w:r>
+              <w:rPr>
+                <w:rFonts w:ascii="Meiryo" w:hAnsi="Meiryo"/>
+                <w:color w:val="282828"/>
+                <w:sz w:val="16"/>
+              </w:rPr>
+              <w:t>肺動脈弁逆流 PR</w:t>
+            </w:r>
+          </w:p>
+        </w:tc>
+        <w:tc>
+          <w:tcPr>
+            <w:tcW w:type="dxa" w:w="2592"/>
+            <w:shd w:fill="F4F8FA"/>
+            <w:tcMar>
+              <w:top w:w="50" w:type="dxa"/>
+              <w:bottom w:w="50" w:type="dxa"/>
+              <w:left w:w="60" w:type="dxa"/>
+              <w:right w:w="60" w:type="dxa"/>
+            </w:tcMar>
+          </w:tcPr>
+          <w:p>
+            <w:pPr>
+              <w:jc w:val="left"/>
+            </w:pPr>
+            <w:r>
+              <w:rPr>
+                <w:rFonts w:ascii="Meiryo" w:hAnsi="Meiryo"/>
+                <w:color w:val="282828"/>
+                <w:sz w:val="16"/>
+              </w:rPr>
+              <w:t>PR 圧半減時間 (PHT)</w:t>
+            </w:r>
+          </w:p>
+        </w:tc>
+        <w:tc>
+          <w:tcPr>
+            <w:tcW w:type="dxa" w:w="2304"/>
+            <w:shd w:fill="F4F8FA"/>
+            <w:tcMar>
+              <w:top w:w="50" w:type="dxa"/>
+              <w:bottom w:w="50" w:type="dxa"/>
+              <w:left w:w="60" w:type="dxa"/>
+              <w:right w:w="60" w:type="dxa"/>
+            </w:tcMar>
+          </w:tcPr>
+          <w:p>
+            <w:pPr>
+              <w:jc w:val="center"/>
+            </w:pPr>
+            <w:r>
+              <w:rPr>
+                <w:rFonts w:ascii="Meiryo" w:hAnsi="Meiryo"/>
+                <w:color w:val="282828"/>
+                <w:sz w:val="16"/>
+              </w:rPr>
+              <w:t>PR PHT</w:t>
+            </w:r>
+          </w:p>
+        </w:tc>
+        <w:tc>
+          <w:tcPr>
+            <w:tcW w:type="dxa" w:w="1008"/>
+            <w:shd w:fill="F4F8FA"/>
+            <w:tcMar>
+              <w:top w:w="50" w:type="dxa"/>
+              <w:bottom w:w="50" w:type="dxa"/>
+              <w:left w:w="60" w:type="dxa"/>
+              <w:right w:w="60" w:type="dxa"/>
+            </w:tcMar>
+          </w:tcPr>
+          <w:p>
+            <w:pPr>
+              <w:jc w:val="center"/>
+            </w:pPr>
+            <w:r>
+              <w:rPr>
+                <w:rFonts w:ascii="Meiryo" w:hAnsi="Meiryo"/>
+                <w:color w:val="282828"/>
+                <w:sz w:val="16"/>
+              </w:rPr>
+              <w:t>ms</w:t>
+            </w:r>
+          </w:p>
+        </w:tc>
+        <w:tc>
+          <w:tcPr>
+            <w:tcW w:type="dxa" w:w="3024"/>
+            <w:shd w:fill="F4F8FA"/>
+            <w:tcMar>
+              <w:top w:w="50" w:type="dxa"/>
+              <w:bottom w:w="50" w:type="dxa"/>
+              <w:left w:w="60" w:type="dxa"/>
+              <w:right w:w="60" w:type="dxa"/>
+            </w:tcMar>
+          </w:tcPr>
+          <w:p>
+            <w:pPr>
+              <w:jc w:val="left"/>
+            </w:pPr>
+            <w:r>
+              <w:rPr>
+                <w:rFonts w:ascii="Meiryo" w:hAnsi="Meiryo"/>
+                <w:color w:val="282828"/>
+                <w:sz w:val="16"/>
+              </w:rPr>
+              <w:t>重症: &lt; 100 ms で急峻な減衰 (Severe PR)</w:t>
+            </w:r>
+          </w:p>
+        </w:tc>
+      </w:tr>
+      <w:tr>
+        <w:tc>
+          <w:tcPr>
+            <w:tcW w:type="dxa" w:w="1872"/>
+            <w:shd w:fill="FFFFFF"/>
+            <w:tcMar>
+              <w:top w:w="50" w:type="dxa"/>
+              <w:bottom w:w="50" w:type="dxa"/>
+              <w:left w:w="60" w:type="dxa"/>
+              <w:right w:w="60" w:type="dxa"/>
+            </w:tcMar>
+          </w:tcPr>
+          <w:p>
+            <w:pPr>
+              <w:jc w:val="left"/>
+            </w:pPr>
+            <w:r>
+              <w:rPr>
+                <w:rFonts w:ascii="Meiryo" w:hAnsi="Meiryo"/>
+                <w:color w:val="282828"/>
+                <w:sz w:val="16"/>
+              </w:rPr>
+              <w:t>肺動脈弁逆流 PR</w:t>
+            </w:r>
+          </w:p>
+        </w:tc>
+        <w:tc>
+          <w:tcPr>
+            <w:tcW w:type="dxa" w:w="2592"/>
+            <w:shd w:fill="FFFFFF"/>
+            <w:tcMar>
+              <w:top w:w="50" w:type="dxa"/>
+              <w:bottom w:w="50" w:type="dxa"/>
+              <w:left w:w="60" w:type="dxa"/>
+              <w:right w:w="60" w:type="dxa"/>
+            </w:tcMar>
+          </w:tcPr>
+          <w:p>
+            <w:pPr>
+              <w:jc w:val="left"/>
+            </w:pPr>
+            <w:r>
+              <w:rPr>
+                <w:rFonts w:ascii="Meiryo" w:hAnsi="Meiryo"/>
+                <w:color w:val="282828"/>
+                <w:sz w:val="16"/>
+              </w:rPr>
+              <w:t>PR Index (持続時間比)</w:t>
+            </w:r>
+          </w:p>
+        </w:tc>
+        <w:tc>
+          <w:tcPr>
+            <w:tcW w:type="dxa" w:w="2304"/>
+            <w:shd w:fill="FFFFFF"/>
+            <w:tcMar>
+              <w:top w:w="50" w:type="dxa"/>
+              <w:bottom w:w="50" w:type="dxa"/>
+              <w:left w:w="60" w:type="dxa"/>
+              <w:right w:w="60" w:type="dxa"/>
+            </w:tcMar>
+          </w:tcPr>
+          <w:p>
+            <w:pPr>
+              <w:jc w:val="center"/>
+            </w:pPr>
+            <w:r>
+              <w:rPr>
+                <w:rFonts w:ascii="Meiryo" w:hAnsi="Meiryo"/>
+                <w:color w:val="282828"/>
+                <w:sz w:val="16"/>
+              </w:rPr>
+              <w:t>PR Index (PR dur / Diastole)</w:t>
+            </w:r>
+          </w:p>
+        </w:tc>
+        <w:tc>
+          <w:tcPr>
+            <w:tcW w:type="dxa" w:w="1008"/>
+            <w:shd w:fill="FFFFFF"/>
+            <w:tcMar>
+              <w:top w:w="50" w:type="dxa"/>
+              <w:bottom w:w="50" w:type="dxa"/>
+              <w:left w:w="60" w:type="dxa"/>
+              <w:right w:w="60" w:type="dxa"/>
+            </w:tcMar>
+          </w:tcPr>
+          <w:p>
+            <w:pPr>
+              <w:jc w:val="center"/>
+            </w:pPr>
+            <w:r>
+              <w:rPr>
+                <w:rFonts w:ascii="Meiryo" w:hAnsi="Meiryo"/>
+                <w:color w:val="282828"/>
+                <w:sz w:val="16"/>
+              </w:rPr>
+              <w:t>-</w:t>
+            </w:r>
+          </w:p>
+        </w:tc>
+        <w:tc>
+          <w:tcPr>
+            <w:tcW w:type="dxa" w:w="3024"/>
+            <w:shd w:fill="FFFFFF"/>
+            <w:tcMar>
+              <w:top w:w="50" w:type="dxa"/>
+              <w:bottom w:w="50" w:type="dxa"/>
+              <w:left w:w="60" w:type="dxa"/>
+              <w:right w:w="60" w:type="dxa"/>
+            </w:tcMar>
+          </w:tcPr>
+          <w:p>
+            <w:pPr>
+              <w:jc w:val="left"/>
+            </w:pPr>
+            <w:r>
+              <w:rPr>
+                <w:rFonts w:ascii="Meiryo" w:hAnsi="Meiryo"/>
+                <w:color w:val="282828"/>
+                <w:sz w:val="16"/>
+              </w:rPr>
+              <w:t>重症: &lt; 0.77 (拡張期の早期に血流途絶)</w:t>
             </w:r>
           </w:p>
         </w:tc>
@@ -4887,16 +4891,33 @@
     </w:tbl>
     <w:p>
       <w:pPr>
-        <w:spacing w:before="200" w:after="60"/>
+        <w:spacing w:before="160" w:after="40"/>
       </w:pPr>
       <w:r>
         <w:rPr>
           <w:rFonts w:ascii="Meiryo" w:hAnsi="Meiryo"/>
           <w:b/>
           <w:color w:val="005AA0"/>
-          <w:sz w:val="23"/>
+          <w:sz w:val="22"/>
         </w:rPr>
-        <w:t>4. 🫁 右心系機能・肺高血圧・下大静脈（右心不全評価）</w:t>
+        <w:t>4. 🫁 先進血行動態指標（Qp/Qs・PVR・RV-PAカップリング・AS狭窄）</w:t>
+      </w:r>
+    </w:p>
+    <w:p>
+      <w:r>
+        <w:rPr>
+          <w:rFonts w:ascii="Meiryo" w:hAnsi="Meiryo"/>
+          <w:b/>
+          <w:color w:val="A03200"/>
+          <w:sz w:val="16"/>
+        </w:rPr>
+        <w:t>【先進演算指標の計算式】</w:t>
+        <w:br/>
+        <w:t>・Qp/Qs = (RVOT面積 × RVOT VTI) / (LVOT面積 × LVOT VTI)  ➔ &gt; 1.5 でシャント閉鎖術適応</w:t>
+        <w:br/>
+        <w:t>・PVR (Wood units) = 10 × (TR Vmax / RVOT VTI) + 0.16  ➔ &gt; 3.0 Wood units で毛細血管前肺高血圧</w:t>
+        <w:br/>
+        <w:t>・RV-PA Coupling = TAPSE / PASP (mm/mmHg)  ➔ &lt; 0.36 で右室非代償・予後不良</w:t>
       </w:r>
     </w:p>
     <w:tbl>
@@ -4914,22 +4935,22 @@
         </w:tblBorders>
       </w:tblPr>
       <w:tblGrid>
-        <w:gridCol w:w="2160"/>
-        <w:gridCol w:w="2160"/>
-        <w:gridCol w:w="2160"/>
-        <w:gridCol w:w="2160"/>
-        <w:gridCol w:w="2160"/>
+        <w:gridCol w:w="2189"/>
+        <w:gridCol w:w="2189"/>
+        <w:gridCol w:w="2189"/>
+        <w:gridCol w:w="2189"/>
+        <w:gridCol w:w="2189"/>
       </w:tblGrid>
       <w:tr>
         <w:tc>
           <w:tcPr>
-            <w:tcW w:type="dxa" w:w="1728"/>
+            <w:tcW w:type="dxa" w:w="1872"/>
             <w:shd w:fill="005691"/>
             <w:tcMar>
-              <w:top w:w="100" w:type="dxa"/>
-              <w:bottom w:w="100" w:type="dxa"/>
-              <w:left w:w="80" w:type="dxa"/>
-              <w:right w:w="80" w:type="dxa"/>
+              <w:top w:w="80" w:type="dxa"/>
+              <w:bottom w:w="80" w:type="dxa"/>
+              <w:left w:w="60" w:type="dxa"/>
+              <w:right w:w="60" w:type="dxa"/>
             </w:tcMar>
           </w:tcPr>
           <w:p>
@@ -4941,21 +4962,21 @@
                 <w:rFonts w:ascii="Meiryo" w:hAnsi="Meiryo"/>
                 <w:b/>
                 <w:color w:val="FFFFFF"/>
-                <w:sz w:val="18"/>
+                <w:sz w:val="17"/>
               </w:rPr>
-              <w:t>評価領域</w:t>
+              <w:t>演算領域</w:t>
             </w:r>
           </w:p>
         </w:tc>
         <w:tc>
           <w:tcPr>
-            <w:tcW w:type="dxa" w:w="2448"/>
+            <w:tcW w:type="dxa" w:w="2592"/>
             <w:shd w:fill="005691"/>
             <w:tcMar>
-              <w:top w:w="100" w:type="dxa"/>
-              <w:bottom w:w="100" w:type="dxa"/>
-              <w:left w:w="80" w:type="dxa"/>
-              <w:right w:w="80" w:type="dxa"/>
+              <w:top w:w="80" w:type="dxa"/>
+              <w:bottom w:w="80" w:type="dxa"/>
+              <w:left w:w="60" w:type="dxa"/>
+              <w:right w:w="60" w:type="dxa"/>
             </w:tcMar>
           </w:tcPr>
           <w:p>
@@ -4967,7 +4988,7 @@
                 <w:rFonts w:ascii="Meiryo" w:hAnsi="Meiryo"/>
                 <w:b/>
                 <w:color w:val="FFFFFF"/>
-                <w:sz w:val="18"/>
+                <w:sz w:val="17"/>
               </w:rPr>
               <w:t>SR連携推奨項目</w:t>
             </w:r>
@@ -4975,13 +4996,13 @@
         </w:tc>
         <w:tc>
           <w:tcPr>
-            <w:tcW w:type="dxa" w:w="2448"/>
+            <w:tcW w:type="dxa" w:w="2304"/>
             <w:shd w:fill="005691"/>
             <w:tcMar>
-              <w:top w:w="100" w:type="dxa"/>
-              <w:bottom w:w="100" w:type="dxa"/>
-              <w:left w:w="80" w:type="dxa"/>
-              <w:right w:w="80" w:type="dxa"/>
+              <w:top w:w="80" w:type="dxa"/>
+              <w:bottom w:w="80" w:type="dxa"/>
+              <w:left w:w="60" w:type="dxa"/>
+              <w:right w:w="60" w:type="dxa"/>
             </w:tcMar>
           </w:tcPr>
           <w:p>
@@ -4993,7 +5014,7 @@
                 <w:rFonts w:ascii="Meiryo" w:hAnsi="Meiryo"/>
                 <w:b/>
                 <w:color w:val="FFFFFF"/>
-                <w:sz w:val="18"/>
+                <w:sz w:val="17"/>
               </w:rPr>
               <w:t>英語表記 / DICOMタグ</w:t>
             </w:r>
@@ -5001,13 +5022,13 @@
         </w:tc>
         <w:tc>
           <w:tcPr>
-            <w:tcW w:type="dxa" w:w="1152"/>
+            <w:tcW w:type="dxa" w:w="1008"/>
             <w:shd w:fill="005691"/>
             <w:tcMar>
-              <w:top w:w="100" w:type="dxa"/>
-              <w:bottom w:w="100" w:type="dxa"/>
-              <w:left w:w="80" w:type="dxa"/>
-              <w:right w:w="80" w:type="dxa"/>
+              <w:top w:w="80" w:type="dxa"/>
+              <w:bottom w:w="80" w:type="dxa"/>
+              <w:left w:w="60" w:type="dxa"/>
+              <w:right w:w="60" w:type="dxa"/>
             </w:tcMar>
           </w:tcPr>
           <w:p>
@@ -5019,7 +5040,7 @@
                 <w:rFonts w:ascii="Meiryo" w:hAnsi="Meiryo"/>
                 <w:b/>
                 <w:color w:val="FFFFFF"/>
-                <w:sz w:val="18"/>
+                <w:sz w:val="17"/>
               </w:rPr>
               <w:t>単位</w:t>
             </w:r>
@@ -5030,10 +5051,10 @@
             <w:tcW w:type="dxa" w:w="3024"/>
             <w:shd w:fill="005691"/>
             <w:tcMar>
-              <w:top w:w="100" w:type="dxa"/>
-              <w:bottom w:w="100" w:type="dxa"/>
-              <w:left w:w="80" w:type="dxa"/>
-              <w:right w:w="80" w:type="dxa"/>
+              <w:top w:w="80" w:type="dxa"/>
+              <w:bottom w:w="80" w:type="dxa"/>
+              <w:left w:w="60" w:type="dxa"/>
+              <w:right w:w="60" w:type="dxa"/>
             </w:tcMar>
           </w:tcPr>
           <w:p>
@@ -5045,9 +5066,9 @@
                 <w:rFonts w:ascii="Meiryo" w:hAnsi="Meiryo"/>
                 <w:b/>
                 <w:color w:val="FFFFFF"/>
-                <w:sz w:val="18"/>
+                <w:sz w:val="17"/>
               </w:rPr>
-              <w:t>判定基準・カットオフ</w:t>
+              <w:t>計算ロジック・臨床判断基準</w:t>
             </w:r>
           </w:p>
         </w:tc>
@@ -5055,13 +5076,13 @@
       <w:tr>
         <w:tc>
           <w:tcPr>
-            <w:tcW w:type="dxa" w:w="1728"/>
+            <w:tcW w:type="dxa" w:w="1872"/>
             <w:shd w:fill="FFFFFF"/>
             <w:tcMar>
-              <w:top w:w="60" w:type="dxa"/>
-              <w:bottom w:w="60" w:type="dxa"/>
-              <w:left w:w="80" w:type="dxa"/>
-              <w:right w:w="80" w:type="dxa"/>
+              <w:top w:w="50" w:type="dxa"/>
+              <w:bottom w:w="50" w:type="dxa"/>
+              <w:left w:w="60" w:type="dxa"/>
+              <w:right w:w="60" w:type="dxa"/>
             </w:tcMar>
           </w:tcPr>
           <w:p>
@@ -5072,21 +5093,97 @@
               <w:rPr>
                 <w:rFonts w:ascii="Meiryo" w:hAnsi="Meiryo"/>
                 <w:color w:val="282828"/>
-                <w:sz w:val="17"/>
+                <w:sz w:val="16"/>
               </w:rPr>
-              <w:t>右室収縮能</w:t>
+              <w:t>シャント率 (Qp/Qs)</w:t>
             </w:r>
           </w:p>
         </w:tc>
         <w:tc>
           <w:tcPr>
-            <w:tcW w:type="dxa" w:w="2448"/>
+            <w:tcW w:type="dxa" w:w="2592"/>
             <w:shd w:fill="FFFFFF"/>
             <w:tcMar>
-              <w:top w:w="60" w:type="dxa"/>
-              <w:bottom w:w="60" w:type="dxa"/>
-              <w:left w:w="80" w:type="dxa"/>
-              <w:right w:w="80" w:type="dxa"/>
+              <w:top w:w="50" w:type="dxa"/>
+              <w:bottom w:w="50" w:type="dxa"/>
+              <w:left w:w="60" w:type="dxa"/>
+              <w:right w:w="60" w:type="dxa"/>
+            </w:tcMar>
+          </w:tcPr>
+          <w:p>
+            <w:pPr>
+              <w:jc w:val="left"/>
+            </w:pPr>
+            <w:r>
+              <w:rPr>
+                <w:rFonts w:ascii="Meiryo" w:hAnsi="Meiryo"/>
+                <w:b/>
+                <w:color w:val="B41414"/>
+                <w:sz w:val="16"/>
+              </w:rPr>
+              <w:t>肺体血流比 (Qp/Qs)</w:t>
+            </w:r>
+          </w:p>
+        </w:tc>
+        <w:tc>
+          <w:tcPr>
+            <w:tcW w:type="dxa" w:w="2304"/>
+            <w:shd w:fill="FFFFFF"/>
+            <w:tcMar>
+              <w:top w:w="50" w:type="dxa"/>
+              <w:bottom w:w="50" w:type="dxa"/>
+              <w:left w:w="60" w:type="dxa"/>
+              <w:right w:w="60" w:type="dxa"/>
+            </w:tcMar>
+          </w:tcPr>
+          <w:p>
+            <w:pPr>
+              <w:jc w:val="center"/>
+            </w:pPr>
+            <w:r>
+              <w:rPr>
+                <w:rFonts w:ascii="Meiryo" w:hAnsi="Meiryo"/>
+                <w:color w:val="282828"/>
+                <w:sz w:val="16"/>
+              </w:rPr>
+              <w:t>Qp/Qs ratio</w:t>
+            </w:r>
+          </w:p>
+        </w:tc>
+        <w:tc>
+          <w:tcPr>
+            <w:tcW w:type="dxa" w:w="1008"/>
+            <w:shd w:fill="FFFFFF"/>
+            <w:tcMar>
+              <w:top w:w="50" w:type="dxa"/>
+              <w:bottom w:w="50" w:type="dxa"/>
+              <w:left w:w="60" w:type="dxa"/>
+              <w:right w:w="60" w:type="dxa"/>
+            </w:tcMar>
+          </w:tcPr>
+          <w:p>
+            <w:pPr>
+              <w:jc w:val="center"/>
+            </w:pPr>
+            <w:r>
+              <w:rPr>
+                <w:rFonts w:ascii="Meiryo" w:hAnsi="Meiryo"/>
+                <w:color w:val="282828"/>
+                <w:sz w:val="16"/>
+              </w:rPr>
+              <w:t>-</w:t>
+            </w:r>
+          </w:p>
+        </w:tc>
+        <w:tc>
+          <w:tcPr>
+            <w:tcW w:type="dxa" w:w="3024"/>
+            <w:shd w:fill="FFFFFF"/>
+            <w:tcMar>
+              <w:top w:w="50" w:type="dxa"/>
+              <w:bottom w:w="50" w:type="dxa"/>
+              <w:left w:w="60" w:type="dxa"/>
+              <w:right w:w="60" w:type="dxa"/>
             </w:tcMar>
           </w:tcPr>
           <w:p>
@@ -5097,21 +5194,73 @@
               <w:rPr>
                 <w:rFonts w:ascii="Meiryo" w:hAnsi="Meiryo"/>
                 <w:color w:val="282828"/>
-                <w:sz w:val="17"/>
+                <w:sz w:val="16"/>
               </w:rPr>
-              <w:t>三尖弁輪収縮期移動距離</w:t>
+              <w:t>ASD/VSD/PDAの評価。正常 1.0, &gt; 1.5 で閉鎖適応</w:t>
+            </w:r>
+          </w:p>
+        </w:tc>
+      </w:tr>
+      <w:tr>
+        <w:tc>
+          <w:tcPr>
+            <w:tcW w:type="dxa" w:w="1872"/>
+            <w:shd w:fill="F4F8FA"/>
+            <w:tcMar>
+              <w:top w:w="50" w:type="dxa"/>
+              <w:bottom w:w="50" w:type="dxa"/>
+              <w:left w:w="60" w:type="dxa"/>
+              <w:right w:w="60" w:type="dxa"/>
+            </w:tcMar>
+          </w:tcPr>
+          <w:p>
+            <w:pPr>
+              <w:jc w:val="left"/>
+            </w:pPr>
+            <w:r>
+              <w:rPr>
+                <w:rFonts w:ascii="Meiryo" w:hAnsi="Meiryo"/>
+                <w:color w:val="282828"/>
+                <w:sz w:val="16"/>
+              </w:rPr>
+              <w:t>Qp/Qs 基礎データ</w:t>
             </w:r>
           </w:p>
         </w:tc>
         <w:tc>
           <w:tcPr>
-            <w:tcW w:type="dxa" w:w="2448"/>
-            <w:shd w:fill="FFFFFF"/>
+            <w:tcW w:type="dxa" w:w="2592"/>
+            <w:shd w:fill="F4F8FA"/>
             <w:tcMar>
-              <w:top w:w="60" w:type="dxa"/>
-              <w:bottom w:w="60" w:type="dxa"/>
-              <w:left w:w="80" w:type="dxa"/>
-              <w:right w:w="80" w:type="dxa"/>
+              <w:top w:w="50" w:type="dxa"/>
+              <w:bottom w:w="50" w:type="dxa"/>
+              <w:left w:w="60" w:type="dxa"/>
+              <w:right w:w="60" w:type="dxa"/>
+            </w:tcMar>
+          </w:tcPr>
+          <w:p>
+            <w:pPr>
+              <w:jc w:val="left"/>
+            </w:pPr>
+            <w:r>
+              <w:rPr>
+                <w:rFonts w:ascii="Meiryo" w:hAnsi="Meiryo"/>
+                <w:color w:val="282828"/>
+                <w:sz w:val="16"/>
+              </w:rPr>
+              <w:t>右室流出道径 / RVOT VTI</w:t>
+            </w:r>
+          </w:p>
+        </w:tc>
+        <w:tc>
+          <w:tcPr>
+            <w:tcW w:type="dxa" w:w="2304"/>
+            <w:shd w:fill="F4F8FA"/>
+            <w:tcMar>
+              <w:top w:w="50" w:type="dxa"/>
+              <w:bottom w:w="50" w:type="dxa"/>
+              <w:left w:w="60" w:type="dxa"/>
+              <w:right w:w="60" w:type="dxa"/>
             </w:tcMar>
           </w:tcPr>
           <w:p>
@@ -5122,21 +5271,21 @@
               <w:rPr>
                 <w:rFonts w:ascii="Meiryo" w:hAnsi="Meiryo"/>
                 <w:color w:val="282828"/>
-                <w:sz w:val="17"/>
+                <w:sz w:val="16"/>
               </w:rPr>
-              <w:t>TAPSE</w:t>
+              <w:t>RVOT diam / RVOT VTI</w:t>
             </w:r>
           </w:p>
         </w:tc>
         <w:tc>
           <w:tcPr>
-            <w:tcW w:type="dxa" w:w="1152"/>
-            <w:shd w:fill="FFFFFF"/>
+            <w:tcW w:type="dxa" w:w="1008"/>
+            <w:shd w:fill="F4F8FA"/>
             <w:tcMar>
-              <w:top w:w="60" w:type="dxa"/>
-              <w:bottom w:w="60" w:type="dxa"/>
-              <w:left w:w="80" w:type="dxa"/>
-              <w:right w:w="80" w:type="dxa"/>
+              <w:top w:w="50" w:type="dxa"/>
+              <w:bottom w:w="50" w:type="dxa"/>
+              <w:left w:w="60" w:type="dxa"/>
+              <w:right w:w="60" w:type="dxa"/>
             </w:tcMar>
           </w:tcPr>
           <w:p>
@@ -5147,21 +5296,21 @@
               <w:rPr>
                 <w:rFonts w:ascii="Meiryo" w:hAnsi="Meiryo"/>
                 <w:color w:val="282828"/>
-                <w:sz w:val="17"/>
+                <w:sz w:val="16"/>
               </w:rPr>
-              <w:t>mm</w:t>
+              <w:t>mm, cm</w:t>
             </w:r>
           </w:p>
         </w:tc>
         <w:tc>
           <w:tcPr>
             <w:tcW w:type="dxa" w:w="3024"/>
-            <w:shd w:fill="FFFFFF"/>
+            <w:shd w:fill="F4F8FA"/>
             <w:tcMar>
-              <w:top w:w="60" w:type="dxa"/>
-              <w:bottom w:w="60" w:type="dxa"/>
-              <w:left w:w="80" w:type="dxa"/>
-              <w:right w:w="80" w:type="dxa"/>
+              <w:top w:w="50" w:type="dxa"/>
+              <w:bottom w:w="50" w:type="dxa"/>
+              <w:left w:w="60" w:type="dxa"/>
+              <w:right w:w="60" w:type="dxa"/>
             </w:tcMar>
           </w:tcPr>
           <w:p>
@@ -5172,9 +5321,9 @@
               <w:rPr>
                 <w:rFonts w:ascii="Meiryo" w:hAnsi="Meiryo"/>
                 <w:color w:val="282828"/>
-                <w:sz w:val="17"/>
+                <w:sz w:val="16"/>
               </w:rPr>
-              <w:t>&lt; 17 mm で右室収縮能低下</w:t>
+              <w:t>Qp (肺血流量) 算出のための必須計測</w:t>
             </w:r>
           </w:p>
         </w:tc>
@@ -5182,13 +5331,13 @@
       <w:tr>
         <w:tc>
           <w:tcPr>
-            <w:tcW w:type="dxa" w:w="1728"/>
-            <w:shd w:fill="F4F8FA"/>
+            <w:tcW w:type="dxa" w:w="1872"/>
+            <w:shd w:fill="FFFFFF"/>
             <w:tcMar>
-              <w:top w:w="60" w:type="dxa"/>
-              <w:bottom w:w="60" w:type="dxa"/>
-              <w:left w:w="80" w:type="dxa"/>
-              <w:right w:w="80" w:type="dxa"/>
+              <w:top w:w="50" w:type="dxa"/>
+              <w:bottom w:w="50" w:type="dxa"/>
+              <w:left w:w="60" w:type="dxa"/>
+              <w:right w:w="60" w:type="dxa"/>
             </w:tcMar>
           </w:tcPr>
           <w:p>
@@ -5199,21 +5348,21 @@
               <w:rPr>
                 <w:rFonts w:ascii="Meiryo" w:hAnsi="Meiryo"/>
                 <w:color w:val="282828"/>
-                <w:sz w:val="17"/>
+                <w:sz w:val="16"/>
               </w:rPr>
-              <w:t>右室収縮能</w:t>
+              <w:t>Qp/Qs 基礎データ</w:t>
             </w:r>
           </w:p>
         </w:tc>
         <w:tc>
           <w:tcPr>
-            <w:tcW w:type="dxa" w:w="2448"/>
-            <w:shd w:fill="F4F8FA"/>
+            <w:tcW w:type="dxa" w:w="2592"/>
+            <w:shd w:fill="FFFFFF"/>
             <w:tcMar>
-              <w:top w:w="60" w:type="dxa"/>
-              <w:bottom w:w="60" w:type="dxa"/>
-              <w:left w:w="80" w:type="dxa"/>
-              <w:right w:w="80" w:type="dxa"/>
+              <w:top w:w="50" w:type="dxa"/>
+              <w:bottom w:w="50" w:type="dxa"/>
+              <w:left w:w="60" w:type="dxa"/>
+              <w:right w:w="60" w:type="dxa"/>
             </w:tcMar>
           </w:tcPr>
           <w:p>
@@ -5224,21 +5373,21 @@
               <w:rPr>
                 <w:rFonts w:ascii="Meiryo" w:hAnsi="Meiryo"/>
                 <w:color w:val="282828"/>
-                <w:sz w:val="17"/>
+                <w:sz w:val="16"/>
               </w:rPr>
-              <w:t>組織ドプラ三尖弁輪収縮速度</w:t>
+              <w:t>左室流出道径 / LVOT VTI</w:t>
             </w:r>
           </w:p>
         </w:tc>
         <w:tc>
           <w:tcPr>
-            <w:tcW w:type="dxa" w:w="2448"/>
-            <w:shd w:fill="F4F8FA"/>
+            <w:tcW w:type="dxa" w:w="2304"/>
+            <w:shd w:fill="FFFFFF"/>
             <w:tcMar>
-              <w:top w:w="60" w:type="dxa"/>
-              <w:bottom w:w="60" w:type="dxa"/>
-              <w:left w:w="80" w:type="dxa"/>
-              <w:right w:w="80" w:type="dxa"/>
+              <w:top w:w="50" w:type="dxa"/>
+              <w:bottom w:w="50" w:type="dxa"/>
+              <w:left w:w="60" w:type="dxa"/>
+              <w:right w:w="60" w:type="dxa"/>
             </w:tcMar>
           </w:tcPr>
           <w:p>
@@ -5249,21 +5398,21 @@
               <w:rPr>
                 <w:rFonts w:ascii="Meiryo" w:hAnsi="Meiryo"/>
                 <w:color w:val="282828"/>
-                <w:sz w:val="17"/>
+                <w:sz w:val="16"/>
               </w:rPr>
-              <w:t>RV s' (TDI S')</w:t>
+              <w:t>LVOT diam / LVOT VTI</w:t>
             </w:r>
           </w:p>
         </w:tc>
         <w:tc>
           <w:tcPr>
-            <w:tcW w:type="dxa" w:w="1152"/>
-            <w:shd w:fill="F4F8FA"/>
+            <w:tcW w:type="dxa" w:w="1008"/>
+            <w:shd w:fill="FFFFFF"/>
             <w:tcMar>
-              <w:top w:w="60" w:type="dxa"/>
-              <w:bottom w:w="60" w:type="dxa"/>
-              <w:left w:w="80" w:type="dxa"/>
-              <w:right w:w="80" w:type="dxa"/>
+              <w:top w:w="50" w:type="dxa"/>
+              <w:bottom w:w="50" w:type="dxa"/>
+              <w:left w:w="60" w:type="dxa"/>
+              <w:right w:w="60" w:type="dxa"/>
             </w:tcMar>
           </w:tcPr>
           <w:p>
@@ -5274,21 +5423,21 @@
               <w:rPr>
                 <w:rFonts w:ascii="Meiryo" w:hAnsi="Meiryo"/>
                 <w:color w:val="282828"/>
-                <w:sz w:val="17"/>
+                <w:sz w:val="16"/>
               </w:rPr>
-              <w:t>cm/s</w:t>
+              <w:t>mm, cm</w:t>
             </w:r>
           </w:p>
         </w:tc>
         <w:tc>
           <w:tcPr>
             <w:tcW w:type="dxa" w:w="3024"/>
-            <w:shd w:fill="F4F8FA"/>
+            <w:shd w:fill="FFFFFF"/>
             <w:tcMar>
-              <w:top w:w="60" w:type="dxa"/>
-              <w:bottom w:w="60" w:type="dxa"/>
-              <w:left w:w="80" w:type="dxa"/>
-              <w:right w:w="80" w:type="dxa"/>
+              <w:top w:w="50" w:type="dxa"/>
+              <w:bottom w:w="50" w:type="dxa"/>
+              <w:left w:w="60" w:type="dxa"/>
+              <w:right w:w="60" w:type="dxa"/>
             </w:tcMar>
           </w:tcPr>
           <w:p>
@@ -5299,9 +5448,9 @@
               <w:rPr>
                 <w:rFonts w:ascii="Meiryo" w:hAnsi="Meiryo"/>
                 <w:color w:val="282828"/>
-                <w:sz w:val="17"/>
+                <w:sz w:val="16"/>
               </w:rPr>
-              <w:t>&lt; 9.5 cm/s で右室収縮能低下</w:t>
+              <w:t>Qs (体血流量) 算出のための必須計測</w:t>
             </w:r>
           </w:p>
         </w:tc>
@@ -5309,13 +5458,13 @@
       <w:tr>
         <w:tc>
           <w:tcPr>
-            <w:tcW w:type="dxa" w:w="1728"/>
-            <w:shd w:fill="FFFFFF"/>
+            <w:tcW w:type="dxa" w:w="1872"/>
+            <w:shd w:fill="F4F8FA"/>
             <w:tcMar>
-              <w:top w:w="60" w:type="dxa"/>
-              <w:bottom w:w="60" w:type="dxa"/>
-              <w:left w:w="80" w:type="dxa"/>
-              <w:right w:w="80" w:type="dxa"/>
+              <w:top w:w="50" w:type="dxa"/>
+              <w:bottom w:w="50" w:type="dxa"/>
+              <w:left w:w="60" w:type="dxa"/>
+              <w:right w:w="60" w:type="dxa"/>
             </w:tcMar>
           </w:tcPr>
           <w:p>
@@ -5326,21 +5475,21 @@
               <w:rPr>
                 <w:rFonts w:ascii="Meiryo" w:hAnsi="Meiryo"/>
                 <w:color w:val="282828"/>
-                <w:sz w:val="17"/>
+                <w:sz w:val="16"/>
               </w:rPr>
-              <w:t>右室収縮能</w:t>
+              <w:t>肺血管抵抗 (PVR)</w:t>
             </w:r>
           </w:p>
         </w:tc>
         <w:tc>
           <w:tcPr>
-            <w:tcW w:type="dxa" w:w="2448"/>
-            <w:shd w:fill="FFFFFF"/>
+            <w:tcW w:type="dxa" w:w="2592"/>
+            <w:shd w:fill="F4F8FA"/>
             <w:tcMar>
-              <w:top w:w="60" w:type="dxa"/>
-              <w:bottom w:w="60" w:type="dxa"/>
-              <w:left w:w="80" w:type="dxa"/>
-              <w:right w:w="80" w:type="dxa"/>
+              <w:top w:w="50" w:type="dxa"/>
+              <w:bottom w:w="50" w:type="dxa"/>
+              <w:left w:w="60" w:type="dxa"/>
+              <w:right w:w="60" w:type="dxa"/>
             </w:tcMar>
           </w:tcPr>
           <w:p>
@@ -5351,21 +5500,21 @@
               <w:rPr>
                 <w:rFonts w:ascii="Meiryo" w:hAnsi="Meiryo"/>
                 <w:color w:val="282828"/>
-                <w:sz w:val="17"/>
+                <w:sz w:val="16"/>
               </w:rPr>
-              <w:t>右室面積変化率</w:t>
+              <w:t>肺血管抵抗 (Abbas推定式)</w:t>
             </w:r>
           </w:p>
         </w:tc>
         <w:tc>
           <w:tcPr>
-            <w:tcW w:type="dxa" w:w="2448"/>
-            <w:shd w:fill="FFFFFF"/>
+            <w:tcW w:type="dxa" w:w="2304"/>
+            <w:shd w:fill="F4F8FA"/>
             <w:tcMar>
-              <w:top w:w="60" w:type="dxa"/>
-              <w:bottom w:w="60" w:type="dxa"/>
-              <w:left w:w="80" w:type="dxa"/>
-              <w:right w:w="80" w:type="dxa"/>
+              <w:top w:w="50" w:type="dxa"/>
+              <w:bottom w:w="50" w:type="dxa"/>
+              <w:left w:w="60" w:type="dxa"/>
+              <w:right w:w="60" w:type="dxa"/>
             </w:tcMar>
           </w:tcPr>
           <w:p>
@@ -5376,21 +5525,21 @@
               <w:rPr>
                 <w:rFonts w:ascii="Meiryo" w:hAnsi="Meiryo"/>
                 <w:color w:val="282828"/>
-                <w:sz w:val="17"/>
+                <w:sz w:val="16"/>
               </w:rPr>
-              <w:t>RV FAC</w:t>
+              <w:t>PVR (Wood Units)</w:t>
             </w:r>
           </w:p>
         </w:tc>
         <w:tc>
           <w:tcPr>
-            <w:tcW w:type="dxa" w:w="1152"/>
-            <w:shd w:fill="FFFFFF"/>
+            <w:tcW w:type="dxa" w:w="1008"/>
+            <w:shd w:fill="F4F8FA"/>
             <w:tcMar>
-              <w:top w:w="60" w:type="dxa"/>
-              <w:bottom w:w="60" w:type="dxa"/>
-              <w:left w:w="80" w:type="dxa"/>
-              <w:right w:w="80" w:type="dxa"/>
+              <w:top w:w="50" w:type="dxa"/>
+              <w:bottom w:w="50" w:type="dxa"/>
+              <w:left w:w="60" w:type="dxa"/>
+              <w:right w:w="60" w:type="dxa"/>
             </w:tcMar>
           </w:tcPr>
           <w:p>
@@ -5401,21 +5550,21 @@
               <w:rPr>
                 <w:rFonts w:ascii="Meiryo" w:hAnsi="Meiryo"/>
                 <w:color w:val="282828"/>
-                <w:sz w:val="17"/>
+                <w:sz w:val="16"/>
               </w:rPr>
-              <w:t>%</w:t>
+              <w:t>Wood U</w:t>
             </w:r>
           </w:p>
         </w:tc>
         <w:tc>
           <w:tcPr>
             <w:tcW w:type="dxa" w:w="3024"/>
-            <w:shd w:fill="FFFFFF"/>
+            <w:shd w:fill="F4F8FA"/>
             <w:tcMar>
-              <w:top w:w="60" w:type="dxa"/>
-              <w:bottom w:w="60" w:type="dxa"/>
-              <w:left w:w="80" w:type="dxa"/>
-              <w:right w:w="80" w:type="dxa"/>
+              <w:top w:w="50" w:type="dxa"/>
+              <w:bottom w:w="50" w:type="dxa"/>
+              <w:left w:w="60" w:type="dxa"/>
+              <w:right w:w="60" w:type="dxa"/>
             </w:tcMar>
           </w:tcPr>
           <w:p>
@@ -5426,9 +5575,9 @@
               <w:rPr>
                 <w:rFonts w:ascii="Meiryo" w:hAnsi="Meiryo"/>
                 <w:color w:val="282828"/>
-                <w:sz w:val="17"/>
+                <w:sz w:val="16"/>
               </w:rPr>
-              <w:t>&lt; 35 % で右室機能低下</w:t>
+              <w:t>正常 &lt; 2.0, &gt; 3.0 で前毛細管性肺高血圧 (毛細血管病変)</w:t>
             </w:r>
           </w:p>
         </w:tc>
@@ -5436,13 +5585,13 @@
       <w:tr>
         <w:tc>
           <w:tcPr>
-            <w:tcW w:type="dxa" w:w="1728"/>
-            <w:shd w:fill="F4F8FA"/>
+            <w:tcW w:type="dxa" w:w="1872"/>
+            <w:shd w:fill="FFFFFF"/>
             <w:tcMar>
-              <w:top w:w="60" w:type="dxa"/>
-              <w:bottom w:w="60" w:type="dxa"/>
-              <w:left w:w="80" w:type="dxa"/>
-              <w:right w:w="80" w:type="dxa"/>
+              <w:top w:w="50" w:type="dxa"/>
+              <w:bottom w:w="50" w:type="dxa"/>
+              <w:left w:w="60" w:type="dxa"/>
+              <w:right w:w="60" w:type="dxa"/>
             </w:tcMar>
           </w:tcPr>
           <w:p>
@@ -5453,21 +5602,21 @@
               <w:rPr>
                 <w:rFonts w:ascii="Meiryo" w:hAnsi="Meiryo"/>
                 <w:color w:val="282828"/>
-                <w:sz w:val="17"/>
+                <w:sz w:val="16"/>
               </w:rPr>
-              <w:t>下大静脈 IVC</w:t>
+              <w:t>右室PA連関</w:t>
             </w:r>
           </w:p>
         </w:tc>
         <w:tc>
           <w:tcPr>
-            <w:tcW w:type="dxa" w:w="2448"/>
-            <w:shd w:fill="F4F8FA"/>
+            <w:tcW w:type="dxa" w:w="2592"/>
+            <w:shd w:fill="FFFFFF"/>
             <w:tcMar>
-              <w:top w:w="60" w:type="dxa"/>
-              <w:bottom w:w="60" w:type="dxa"/>
-              <w:left w:w="80" w:type="dxa"/>
-              <w:right w:w="80" w:type="dxa"/>
+              <w:top w:w="50" w:type="dxa"/>
+              <w:bottom w:w="50" w:type="dxa"/>
+              <w:left w:w="60" w:type="dxa"/>
+              <w:right w:w="60" w:type="dxa"/>
             </w:tcMar>
           </w:tcPr>
           <w:p>
@@ -5478,21 +5627,21 @@
               <w:rPr>
                 <w:rFonts w:ascii="Meiryo" w:hAnsi="Meiryo"/>
                 <w:color w:val="282828"/>
-                <w:sz w:val="17"/>
+                <w:sz w:val="16"/>
               </w:rPr>
-              <w:t>下大静脈最大径 (呼気時)</w:t>
+              <w:t>TAPSE / PASP 比 (カップリング)</w:t>
             </w:r>
           </w:p>
         </w:tc>
         <w:tc>
           <w:tcPr>
-            <w:tcW w:type="dxa" w:w="2448"/>
-            <w:shd w:fill="F4F8FA"/>
+            <w:tcW w:type="dxa" w:w="2304"/>
+            <w:shd w:fill="FFFFFF"/>
             <w:tcMar>
-              <w:top w:w="60" w:type="dxa"/>
-              <w:bottom w:w="60" w:type="dxa"/>
-              <w:left w:w="80" w:type="dxa"/>
-              <w:right w:w="80" w:type="dxa"/>
+              <w:top w:w="50" w:type="dxa"/>
+              <w:bottom w:w="50" w:type="dxa"/>
+              <w:left w:w="60" w:type="dxa"/>
+              <w:right w:w="60" w:type="dxa"/>
             </w:tcMar>
           </w:tcPr>
           <w:p>
@@ -5503,21 +5652,21 @@
               <w:rPr>
                 <w:rFonts w:ascii="Meiryo" w:hAnsi="Meiryo"/>
                 <w:color w:val="282828"/>
-                <w:sz w:val="17"/>
+                <w:sz w:val="16"/>
               </w:rPr>
-              <w:t>IVCd max</w:t>
+              <w:t>TAPSE/PASP ratio</w:t>
             </w:r>
           </w:p>
         </w:tc>
         <w:tc>
           <w:tcPr>
-            <w:tcW w:type="dxa" w:w="1152"/>
-            <w:shd w:fill="F4F8FA"/>
+            <w:tcW w:type="dxa" w:w="1008"/>
+            <w:shd w:fill="FFFFFF"/>
             <w:tcMar>
-              <w:top w:w="60" w:type="dxa"/>
-              <w:bottom w:w="60" w:type="dxa"/>
-              <w:left w:w="80" w:type="dxa"/>
-              <w:right w:w="80" w:type="dxa"/>
+              <w:top w:w="50" w:type="dxa"/>
+              <w:bottom w:w="50" w:type="dxa"/>
+              <w:left w:w="60" w:type="dxa"/>
+              <w:right w:w="60" w:type="dxa"/>
             </w:tcMar>
           </w:tcPr>
           <w:p>
@@ -5528,21 +5677,21 @@
               <w:rPr>
                 <w:rFonts w:ascii="Meiryo" w:hAnsi="Meiryo"/>
                 <w:color w:val="282828"/>
-                <w:sz w:val="17"/>
+                <w:sz w:val="16"/>
               </w:rPr>
-              <w:t>mm</w:t>
+              <w:t>mm/mmHg</w:t>
             </w:r>
           </w:p>
         </w:tc>
         <w:tc>
           <w:tcPr>
             <w:tcW w:type="dxa" w:w="3024"/>
-            <w:shd w:fill="F4F8FA"/>
+            <w:shd w:fill="FFFFFF"/>
             <w:tcMar>
-              <w:top w:w="60" w:type="dxa"/>
-              <w:bottom w:w="60" w:type="dxa"/>
-              <w:left w:w="80" w:type="dxa"/>
-              <w:right w:w="80" w:type="dxa"/>
+              <w:top w:w="50" w:type="dxa"/>
+              <w:bottom w:w="50" w:type="dxa"/>
+              <w:left w:w="60" w:type="dxa"/>
+              <w:right w:w="60" w:type="dxa"/>
             </w:tcMar>
           </w:tcPr>
           <w:p>
@@ -5553,9 +5702,9 @@
               <w:rPr>
                 <w:rFonts w:ascii="Meiryo" w:hAnsi="Meiryo"/>
                 <w:color w:val="282828"/>
-                <w:sz w:val="17"/>
+                <w:sz w:val="16"/>
               </w:rPr>
-              <w:t>&gt; 21 mm で拡大 (右房圧上昇示唆)</w:t>
+              <w:t>右室後負荷不整合の指標。正常 &gt; 0.55, 予後不良 &lt; 0.36</w:t>
             </w:r>
           </w:p>
         </w:tc>
@@ -5563,13 +5712,13 @@
       <w:tr>
         <w:tc>
           <w:tcPr>
-            <w:tcW w:type="dxa" w:w="1728"/>
-            <w:shd w:fill="FFFFFF"/>
+            <w:tcW w:type="dxa" w:w="1872"/>
+            <w:shd w:fill="F4F8FA"/>
             <w:tcMar>
-              <w:top w:w="60" w:type="dxa"/>
-              <w:bottom w:w="60" w:type="dxa"/>
-              <w:left w:w="80" w:type="dxa"/>
-              <w:right w:w="80" w:type="dxa"/>
+              <w:top w:w="50" w:type="dxa"/>
+              <w:bottom w:w="50" w:type="dxa"/>
+              <w:left w:w="60" w:type="dxa"/>
+              <w:right w:w="60" w:type="dxa"/>
             </w:tcMar>
           </w:tcPr>
           <w:p>
@@ -5580,21 +5729,21 @@
               <w:rPr>
                 <w:rFonts w:ascii="Meiryo" w:hAnsi="Meiryo"/>
                 <w:color w:val="282828"/>
-                <w:sz w:val="17"/>
+                <w:sz w:val="16"/>
               </w:rPr>
-              <w:t>下大静脈 IVC</w:t>
+              <w:t>大動脈弁狭窄 AS</w:t>
             </w:r>
           </w:p>
         </w:tc>
         <w:tc>
           <w:tcPr>
-            <w:tcW w:type="dxa" w:w="2448"/>
-            <w:shd w:fill="FFFFFF"/>
+            <w:tcW w:type="dxa" w:w="2592"/>
+            <w:shd w:fill="F4F8FA"/>
             <w:tcMar>
-              <w:top w:w="60" w:type="dxa"/>
-              <w:bottom w:w="60" w:type="dxa"/>
-              <w:left w:w="80" w:type="dxa"/>
-              <w:right w:w="80" w:type="dxa"/>
+              <w:top w:w="50" w:type="dxa"/>
+              <w:bottom w:w="50" w:type="dxa"/>
+              <w:left w:w="60" w:type="dxa"/>
+              <w:right w:w="60" w:type="dxa"/>
             </w:tcMar>
           </w:tcPr>
           <w:p>
@@ -5605,21 +5754,21 @@
               <w:rPr>
                 <w:rFonts w:ascii="Meiryo" w:hAnsi="Meiryo"/>
                 <w:color w:val="282828"/>
-                <w:sz w:val="17"/>
+                <w:sz w:val="16"/>
               </w:rPr>
-              <w:t>IVC虚脱率 (吸気時虚脱)</w:t>
+              <w:t>大動脈弁最高血流 / 平均圧較差</w:t>
             </w:r>
           </w:p>
         </w:tc>
         <w:tc>
           <w:tcPr>
-            <w:tcW w:type="dxa" w:w="2448"/>
-            <w:shd w:fill="FFFFFF"/>
+            <w:tcW w:type="dxa" w:w="2304"/>
+            <w:shd w:fill="F4F8FA"/>
             <w:tcMar>
-              <w:top w:w="60" w:type="dxa"/>
-              <w:bottom w:w="60" w:type="dxa"/>
-              <w:left w:w="80" w:type="dxa"/>
-              <w:right w:w="80" w:type="dxa"/>
+              <w:top w:w="50" w:type="dxa"/>
+              <w:bottom w:w="50" w:type="dxa"/>
+              <w:left w:w="60" w:type="dxa"/>
+              <w:right w:w="60" w:type="dxa"/>
             </w:tcMar>
           </w:tcPr>
           <w:p>
@@ -5630,21 +5779,21 @@
               <w:rPr>
                 <w:rFonts w:ascii="Meiryo" w:hAnsi="Meiryo"/>
                 <w:color w:val="282828"/>
-                <w:sz w:val="17"/>
+                <w:sz w:val="16"/>
               </w:rPr>
-              <w:t>IVC Collapse Index</w:t>
+              <w:t>AV Vmax / AV Mean PG</w:t>
             </w:r>
           </w:p>
         </w:tc>
         <w:tc>
           <w:tcPr>
-            <w:tcW w:type="dxa" w:w="1152"/>
-            <w:shd w:fill="FFFFFF"/>
+            <w:tcW w:type="dxa" w:w="1008"/>
+            <w:shd w:fill="F4F8FA"/>
             <w:tcMar>
-              <w:top w:w="60" w:type="dxa"/>
-              <w:bottom w:w="60" w:type="dxa"/>
-              <w:left w:w="80" w:type="dxa"/>
-              <w:right w:w="80" w:type="dxa"/>
+              <w:top w:w="50" w:type="dxa"/>
+              <w:bottom w:w="50" w:type="dxa"/>
+              <w:left w:w="60" w:type="dxa"/>
+              <w:right w:w="60" w:type="dxa"/>
             </w:tcMar>
           </w:tcPr>
           <w:p>
@@ -5655,21 +5804,21 @@
               <w:rPr>
                 <w:rFonts w:ascii="Meiryo" w:hAnsi="Meiryo"/>
                 <w:color w:val="282828"/>
-                <w:sz w:val="17"/>
+                <w:sz w:val="16"/>
               </w:rPr>
-              <w:t>%</w:t>
+              <w:t>m/s, mmHg</w:t>
             </w:r>
           </w:p>
         </w:tc>
         <w:tc>
           <w:tcPr>
             <w:tcW w:type="dxa" w:w="3024"/>
-            <w:shd w:fill="FFFFFF"/>
+            <w:shd w:fill="F4F8FA"/>
             <w:tcMar>
-              <w:top w:w="60" w:type="dxa"/>
-              <w:bottom w:w="60" w:type="dxa"/>
-              <w:left w:w="80" w:type="dxa"/>
-              <w:right w:w="80" w:type="dxa"/>
+              <w:top w:w="50" w:type="dxa"/>
+              <w:bottom w:w="50" w:type="dxa"/>
+              <w:left w:w="60" w:type="dxa"/>
+              <w:right w:w="60" w:type="dxa"/>
             </w:tcMar>
           </w:tcPr>
           <w:p>
@@ -5680,9 +5829,9 @@
               <w:rPr>
                 <w:rFonts w:ascii="Meiryo" w:hAnsi="Meiryo"/>
                 <w:color w:val="282828"/>
-                <w:sz w:val="17"/>
+                <w:sz w:val="16"/>
               </w:rPr>
-              <w:t>&gt; 50 % で正常虚脱 (≦ 50% で虚脱不良)</w:t>
+              <w:t>重症AS: Vmax ≧ 4.0 m/s / Mean PG ≧ 40 mmHg</w:t>
             </w:r>
           </w:p>
         </w:tc>
@@ -5690,13 +5839,13 @@
       <w:tr>
         <w:tc>
           <w:tcPr>
-            <w:tcW w:type="dxa" w:w="1728"/>
-            <w:shd w:fill="F4F8FA"/>
+            <w:tcW w:type="dxa" w:w="1872"/>
+            <w:shd w:fill="FFFFFF"/>
             <w:tcMar>
-              <w:top w:w="60" w:type="dxa"/>
-              <w:bottom w:w="60" w:type="dxa"/>
-              <w:left w:w="80" w:type="dxa"/>
-              <w:right w:w="80" w:type="dxa"/>
+              <w:top w:w="50" w:type="dxa"/>
+              <w:bottom w:w="50" w:type="dxa"/>
+              <w:left w:w="60" w:type="dxa"/>
+              <w:right w:w="60" w:type="dxa"/>
             </w:tcMar>
           </w:tcPr>
           <w:p>
@@ -5707,21 +5856,21 @@
               <w:rPr>
                 <w:rFonts w:ascii="Meiryo" w:hAnsi="Meiryo"/>
                 <w:color w:val="282828"/>
-                <w:sz w:val="17"/>
+                <w:sz w:val="16"/>
               </w:rPr>
-              <w:t>自動演算</w:t>
+              <w:t>大動脈弁狭窄 AS</w:t>
             </w:r>
           </w:p>
         </w:tc>
         <w:tc>
           <w:tcPr>
-            <w:tcW w:type="dxa" w:w="2448"/>
-            <w:shd w:fill="F4F8FA"/>
+            <w:tcW w:type="dxa" w:w="2592"/>
+            <w:shd w:fill="FFFFFF"/>
             <w:tcMar>
-              <w:top w:w="60" w:type="dxa"/>
-              <w:bottom w:w="60" w:type="dxa"/>
-              <w:left w:w="80" w:type="dxa"/>
-              <w:right w:w="80" w:type="dxa"/>
+              <w:top w:w="50" w:type="dxa"/>
+              <w:bottom w:w="50" w:type="dxa"/>
+              <w:left w:w="60" w:type="dxa"/>
+              <w:right w:w="60" w:type="dxa"/>
             </w:tcMar>
           </w:tcPr>
           <w:p>
@@ -5732,21 +5881,21 @@
               <w:rPr>
                 <w:rFonts w:ascii="Meiryo" w:hAnsi="Meiryo"/>
                 <w:color w:val="282828"/>
-                <w:sz w:val="17"/>
+                <w:sz w:val="16"/>
               </w:rPr>
-              <w:t>推定右房圧</w:t>
+              <w:t>大動脈弁口面積 (連続の式) / DVI</w:t>
             </w:r>
           </w:p>
         </w:tc>
         <w:tc>
           <w:tcPr>
-            <w:tcW w:type="dxa" w:w="2448"/>
-            <w:shd w:fill="F4F8FA"/>
+            <w:tcW w:type="dxa" w:w="2304"/>
+            <w:shd w:fill="FFFFFF"/>
             <w:tcMar>
-              <w:top w:w="60" w:type="dxa"/>
-              <w:bottom w:w="60" w:type="dxa"/>
-              <w:left w:w="80" w:type="dxa"/>
-              <w:right w:w="80" w:type="dxa"/>
+              <w:top w:w="50" w:type="dxa"/>
+              <w:bottom w:w="50" w:type="dxa"/>
+              <w:left w:w="60" w:type="dxa"/>
+              <w:right w:w="60" w:type="dxa"/>
             </w:tcMar>
           </w:tcPr>
           <w:p>
@@ -5757,21 +5906,21 @@
               <w:rPr>
                 <w:rFonts w:ascii="Meiryo" w:hAnsi="Meiryo"/>
                 <w:color w:val="282828"/>
-                <w:sz w:val="17"/>
+                <w:sz w:val="16"/>
               </w:rPr>
-              <w:t>RAP (eRAP)</w:t>
+              <w:t>AVA / DVI (LVOT/AV VTI)</w:t>
             </w:r>
           </w:p>
         </w:tc>
         <w:tc>
           <w:tcPr>
-            <w:tcW w:type="dxa" w:w="1152"/>
-            <w:shd w:fill="F4F8FA"/>
+            <w:tcW w:type="dxa" w:w="1008"/>
+            <w:shd w:fill="FFFFFF"/>
             <w:tcMar>
-              <w:top w:w="60" w:type="dxa"/>
-              <w:bottom w:w="60" w:type="dxa"/>
-              <w:left w:w="80" w:type="dxa"/>
-              <w:right w:w="80" w:type="dxa"/>
+              <w:top w:w="50" w:type="dxa"/>
+              <w:bottom w:w="50" w:type="dxa"/>
+              <w:left w:w="60" w:type="dxa"/>
+              <w:right w:w="60" w:type="dxa"/>
             </w:tcMar>
           </w:tcPr>
           <w:p>
@@ -5782,21 +5931,21 @@
               <w:rPr>
                 <w:rFonts w:ascii="Meiryo" w:hAnsi="Meiryo"/>
                 <w:color w:val="282828"/>
-                <w:sz w:val="17"/>
+                <w:sz w:val="16"/>
               </w:rPr>
-              <w:t>mmHg</w:t>
+              <w:t>cm², -</w:t>
             </w:r>
           </w:p>
         </w:tc>
         <w:tc>
           <w:tcPr>
             <w:tcW w:type="dxa" w:w="3024"/>
-            <w:shd w:fill="F4F8FA"/>
+            <w:shd w:fill="FFFFFF"/>
             <w:tcMar>
-              <w:top w:w="60" w:type="dxa"/>
-              <w:bottom w:w="60" w:type="dxa"/>
-              <w:left w:w="80" w:type="dxa"/>
-              <w:right w:w="80" w:type="dxa"/>
+              <w:top w:w="50" w:type="dxa"/>
+              <w:bottom w:w="50" w:type="dxa"/>
+              <w:left w:w="60" w:type="dxa"/>
+              <w:right w:w="60" w:type="dxa"/>
             </w:tcMar>
           </w:tcPr>
           <w:p>
@@ -5807,9 +5956,9 @@
               <w:rPr>
                 <w:rFonts w:ascii="Meiryo" w:hAnsi="Meiryo"/>
                 <w:color w:val="282828"/>
-                <w:sz w:val="17"/>
+                <w:sz w:val="16"/>
               </w:rPr>
-              <w:t>IVC径と虚脱率より 3 / 8 / 15 mmHg 自動算出</w:t>
+              <w:t>重症AS: AVA &lt; 1.0 cm² (AVAi &lt; 0.6 cm²/m²), DVI &lt; 0.25</w:t>
             </w:r>
           </w:p>
         </w:tc>
@@ -5817,13 +5966,13 @@
       <w:tr>
         <w:tc>
           <w:tcPr>
-            <w:tcW w:type="dxa" w:w="1728"/>
-            <w:shd w:fill="FFFFFF"/>
+            <w:tcW w:type="dxa" w:w="1872"/>
+            <w:shd w:fill="F4F8FA"/>
             <w:tcMar>
-              <w:top w:w="60" w:type="dxa"/>
-              <w:bottom w:w="60" w:type="dxa"/>
-              <w:left w:w="80" w:type="dxa"/>
-              <w:right w:w="80" w:type="dxa"/>
+              <w:top w:w="50" w:type="dxa"/>
+              <w:bottom w:w="50" w:type="dxa"/>
+              <w:left w:w="60" w:type="dxa"/>
+              <w:right w:w="60" w:type="dxa"/>
             </w:tcMar>
           </w:tcPr>
           <w:p>
@@ -5834,21 +5983,21 @@
               <w:rPr>
                 <w:rFonts w:ascii="Meiryo" w:hAnsi="Meiryo"/>
                 <w:color w:val="282828"/>
-                <w:sz w:val="17"/>
+                <w:sz w:val="16"/>
               </w:rPr>
-              <w:t>自動演算</w:t>
+              <w:t>僧帽弁狭窄 MS</w:t>
             </w:r>
           </w:p>
         </w:tc>
         <w:tc>
           <w:tcPr>
-            <w:tcW w:type="dxa" w:w="2448"/>
-            <w:shd w:fill="FFFFFF"/>
+            <w:tcW w:type="dxa" w:w="2592"/>
+            <w:shd w:fill="F4F8FA"/>
             <w:tcMar>
-              <w:top w:w="60" w:type="dxa"/>
-              <w:bottom w:w="60" w:type="dxa"/>
-              <w:left w:w="80" w:type="dxa"/>
-              <w:right w:w="80" w:type="dxa"/>
+              <w:top w:w="50" w:type="dxa"/>
+              <w:bottom w:w="50" w:type="dxa"/>
+              <w:left w:w="60" w:type="dxa"/>
+              <w:right w:w="60" w:type="dxa"/>
             </w:tcMar>
           </w:tcPr>
           <w:p>
@@ -5859,21 +6008,21 @@
               <w:rPr>
                 <w:rFonts w:ascii="Meiryo" w:hAnsi="Meiryo"/>
                 <w:color w:val="282828"/>
-                <w:sz w:val="17"/>
+                <w:sz w:val="16"/>
               </w:rPr>
-              <w:t>推定肺動脈収縮期圧</w:t>
+              <w:t>僧帽弁平均圧較差 / 弁口面積</w:t>
             </w:r>
           </w:p>
         </w:tc>
         <w:tc>
           <w:tcPr>
-            <w:tcW w:type="dxa" w:w="2448"/>
-            <w:shd w:fill="FFFFFF"/>
+            <w:tcW w:type="dxa" w:w="2304"/>
+            <w:shd w:fill="F4F8FA"/>
             <w:tcMar>
-              <w:top w:w="60" w:type="dxa"/>
-              <w:bottom w:w="60" w:type="dxa"/>
-              <w:left w:w="80" w:type="dxa"/>
-              <w:right w:w="80" w:type="dxa"/>
+              <w:top w:w="50" w:type="dxa"/>
+              <w:bottom w:w="50" w:type="dxa"/>
+              <w:left w:w="60" w:type="dxa"/>
+              <w:right w:w="60" w:type="dxa"/>
             </w:tcMar>
           </w:tcPr>
           <w:p>
@@ -5884,21 +6033,21 @@
               <w:rPr>
                 <w:rFonts w:ascii="Meiryo" w:hAnsi="Meiryo"/>
                 <w:color w:val="282828"/>
-                <w:sz w:val="17"/>
+                <w:sz w:val="16"/>
               </w:rPr>
-              <w:t>PASP (TR-PG + RAP)</w:t>
+              <w:t>MV Mean PG / MVA (PHT)</w:t>
             </w:r>
           </w:p>
         </w:tc>
         <w:tc>
           <w:tcPr>
-            <w:tcW w:type="dxa" w:w="1152"/>
-            <w:shd w:fill="FFFFFF"/>
+            <w:tcW w:type="dxa" w:w="1008"/>
+            <w:shd w:fill="F4F8FA"/>
             <w:tcMar>
-              <w:top w:w="60" w:type="dxa"/>
-              <w:bottom w:w="60" w:type="dxa"/>
-              <w:left w:w="80" w:type="dxa"/>
-              <w:right w:w="80" w:type="dxa"/>
+              <w:top w:w="50" w:type="dxa"/>
+              <w:bottom w:w="50" w:type="dxa"/>
+              <w:left w:w="60" w:type="dxa"/>
+              <w:right w:w="60" w:type="dxa"/>
             </w:tcMar>
           </w:tcPr>
           <w:p>
@@ -5909,21 +6058,21 @@
               <w:rPr>
                 <w:rFonts w:ascii="Meiryo" w:hAnsi="Meiryo"/>
                 <w:color w:val="282828"/>
-                <w:sz w:val="17"/>
+                <w:sz w:val="16"/>
               </w:rPr>
-              <w:t>mmHg</w:t>
+              <w:t>mmHg, cm²</w:t>
             </w:r>
           </w:p>
         </w:tc>
         <w:tc>
           <w:tcPr>
             <w:tcW w:type="dxa" w:w="3024"/>
-            <w:shd w:fill="FFFFFF"/>
+            <w:shd w:fill="F4F8FA"/>
             <w:tcMar>
-              <w:top w:w="60" w:type="dxa"/>
-              <w:bottom w:w="60" w:type="dxa"/>
-              <w:left w:w="80" w:type="dxa"/>
-              <w:right w:w="80" w:type="dxa"/>
+              <w:top w:w="50" w:type="dxa"/>
+              <w:bottom w:w="50" w:type="dxa"/>
+              <w:left w:w="60" w:type="dxa"/>
+              <w:right w:w="60" w:type="dxa"/>
             </w:tcMar>
           </w:tcPr>
           <w:p>
@@ -5934,136 +6083,9 @@
               <w:rPr>
                 <w:rFonts w:ascii="Meiryo" w:hAnsi="Meiryo"/>
                 <w:color w:val="282828"/>
-                <w:sz w:val="17"/>
+                <w:sz w:val="16"/>
               </w:rPr>
-              <w:t>&gt; 35〜40 mmHg で肺高血圧症疑い</w:t>
-            </w:r>
-          </w:p>
-        </w:tc>
-      </w:tr>
-      <w:tr>
-        <w:tc>
-          <w:tcPr>
-            <w:tcW w:type="dxa" w:w="1728"/>
-            <w:shd w:fill="F4F8FA"/>
-            <w:tcMar>
-              <w:top w:w="60" w:type="dxa"/>
-              <w:bottom w:w="60" w:type="dxa"/>
-              <w:left w:w="80" w:type="dxa"/>
-              <w:right w:w="80" w:type="dxa"/>
-            </w:tcMar>
-          </w:tcPr>
-          <w:p>
-            <w:pPr>
-              <w:jc w:val="left"/>
-            </w:pPr>
-            <w:r>
-              <w:rPr>
-                <w:rFonts w:ascii="Meiryo" w:hAnsi="Meiryo"/>
-                <w:color w:val="282828"/>
-                <w:sz w:val="17"/>
-              </w:rPr>
-              <w:t>予備バックアップ</w:t>
-            </w:r>
-          </w:p>
-        </w:tc>
-        <w:tc>
-          <w:tcPr>
-            <w:tcW w:type="dxa" w:w="2448"/>
-            <w:shd w:fill="F4F8FA"/>
-            <w:tcMar>
-              <w:top w:w="60" w:type="dxa"/>
-              <w:bottom w:w="60" w:type="dxa"/>
-              <w:left w:w="80" w:type="dxa"/>
-              <w:right w:w="80" w:type="dxa"/>
-            </w:tcMar>
-          </w:tcPr>
-          <w:p>
-            <w:pPr>
-              <w:jc w:val="left"/>
-            </w:pPr>
-            <w:r>
-              <w:rPr>
-                <w:rFonts w:ascii="Meiryo" w:hAnsi="Meiryo"/>
-                <w:color w:val="282828"/>
-                <w:sz w:val="17"/>
-              </w:rPr>
-              <w:t>肺動脈弁拡張末期逆流速度</w:t>
-            </w:r>
-          </w:p>
-        </w:tc>
-        <w:tc>
-          <w:tcPr>
-            <w:tcW w:type="dxa" w:w="2448"/>
-            <w:shd w:fill="F4F8FA"/>
-            <w:tcMar>
-              <w:top w:w="60" w:type="dxa"/>
-              <w:bottom w:w="60" w:type="dxa"/>
-              <w:left w:w="80" w:type="dxa"/>
-              <w:right w:w="80" w:type="dxa"/>
-            </w:tcMar>
-          </w:tcPr>
-          <w:p>
-            <w:pPr>
-              <w:jc w:val="center"/>
-            </w:pPr>
-            <w:r>
-              <w:rPr>
-                <w:rFonts w:ascii="Meiryo" w:hAnsi="Meiryo"/>
-                <w:color w:val="282828"/>
-                <w:sz w:val="17"/>
-              </w:rPr>
-              <w:t>PR end-diastolic vel</w:t>
-            </w:r>
-          </w:p>
-        </w:tc>
-        <w:tc>
-          <w:tcPr>
-            <w:tcW w:type="dxa" w:w="1152"/>
-            <w:shd w:fill="F4F8FA"/>
-            <w:tcMar>
-              <w:top w:w="60" w:type="dxa"/>
-              <w:bottom w:w="60" w:type="dxa"/>
-              <w:left w:w="80" w:type="dxa"/>
-              <w:right w:w="80" w:type="dxa"/>
-            </w:tcMar>
-          </w:tcPr>
-          <w:p>
-            <w:pPr>
-              <w:jc w:val="center"/>
-            </w:pPr>
-            <w:r>
-              <w:rPr>
-                <w:rFonts w:ascii="Meiryo" w:hAnsi="Meiryo"/>
-                <w:color w:val="282828"/>
-                <w:sz w:val="17"/>
-              </w:rPr>
-              <w:t>m/s</w:t>
-            </w:r>
-          </w:p>
-        </w:tc>
-        <w:tc>
-          <w:tcPr>
-            <w:tcW w:type="dxa" w:w="3024"/>
-            <w:shd w:fill="F4F8FA"/>
-            <w:tcMar>
-              <w:top w:w="60" w:type="dxa"/>
-              <w:bottom w:w="60" w:type="dxa"/>
-              <w:left w:w="80" w:type="dxa"/>
-              <w:right w:w="80" w:type="dxa"/>
-            </w:tcMar>
-          </w:tcPr>
-          <w:p>
-            <w:pPr>
-              <w:jc w:val="left"/>
-            </w:pPr>
-            <w:r>
-              <w:rPr>
-                <w:rFonts w:ascii="Meiryo" w:hAnsi="Meiryo"/>
-                <w:color w:val="282828"/>
-                <w:sz w:val="17"/>
-              </w:rPr>
-              <w:t>TR描出不良時の推定肺動脈拡張期圧 (PADP) 算出用</w:t>
+              <w:t>重症MS: Mean PG ≧ 10 mmHg / MVA ≦ 1.5 cm²</w:t>
             </w:r>
           </w:p>
         </w:tc>
@@ -6071,16 +6093,16 @@
     </w:tbl>
     <w:p>
       <w:pPr>
-        <w:spacing w:before="200" w:after="60"/>
+        <w:spacing w:before="160" w:after="40"/>
       </w:pPr>
       <w:r>
         <w:rPr>
           <w:rFonts w:ascii="Meiryo" w:hAnsi="Meiryo"/>
           <w:b/>
           <w:color w:val="005AA0"/>
-          <w:sz w:val="23"/>
+          <w:sz w:val="22"/>
         </w:rPr>
-        <w:t>5. 📏 大血管・心膜腔計測</w:t>
+        <w:t>5. 📏 右室機能・下大静脈・大動脈基部計測</w:t>
       </w:r>
     </w:p>
     <w:tbl>
@@ -6098,22 +6120,22 @@
         </w:tblBorders>
       </w:tblPr>
       <w:tblGrid>
-        <w:gridCol w:w="2160"/>
-        <w:gridCol w:w="2160"/>
-        <w:gridCol w:w="2160"/>
-        <w:gridCol w:w="2160"/>
-        <w:gridCol w:w="2160"/>
+        <w:gridCol w:w="2189"/>
+        <w:gridCol w:w="2189"/>
+        <w:gridCol w:w="2189"/>
+        <w:gridCol w:w="2189"/>
+        <w:gridCol w:w="2189"/>
       </w:tblGrid>
       <w:tr>
         <w:tc>
           <w:tcPr>
-            <w:tcW w:type="dxa" w:w="1728"/>
+            <w:tcW w:type="dxa" w:w="1872"/>
             <w:shd w:fill="005691"/>
             <w:tcMar>
-              <w:top w:w="100" w:type="dxa"/>
-              <w:bottom w:w="100" w:type="dxa"/>
-              <w:left w:w="80" w:type="dxa"/>
-              <w:right w:w="80" w:type="dxa"/>
+              <w:top w:w="80" w:type="dxa"/>
+              <w:bottom w:w="80" w:type="dxa"/>
+              <w:left w:w="60" w:type="dxa"/>
+              <w:right w:w="60" w:type="dxa"/>
             </w:tcMar>
           </w:tcPr>
           <w:p>
@@ -6125,21 +6147,21 @@
                 <w:rFonts w:ascii="Meiryo" w:hAnsi="Meiryo"/>
                 <w:b/>
                 <w:color w:val="FFFFFF"/>
-                <w:sz w:val="18"/>
+                <w:sz w:val="17"/>
               </w:rPr>
-              <w:t>計測部位</w:t>
+              <w:t>評価領域</w:t>
             </w:r>
           </w:p>
         </w:tc>
         <w:tc>
           <w:tcPr>
-            <w:tcW w:type="dxa" w:w="2448"/>
+            <w:tcW w:type="dxa" w:w="2592"/>
             <w:shd w:fill="005691"/>
             <w:tcMar>
-              <w:top w:w="100" w:type="dxa"/>
-              <w:bottom w:w="100" w:type="dxa"/>
-              <w:left w:w="80" w:type="dxa"/>
-              <w:right w:w="80" w:type="dxa"/>
+              <w:top w:w="80" w:type="dxa"/>
+              <w:bottom w:w="80" w:type="dxa"/>
+              <w:left w:w="60" w:type="dxa"/>
+              <w:right w:w="60" w:type="dxa"/>
             </w:tcMar>
           </w:tcPr>
           <w:p>
@@ -6151,7 +6173,7 @@
                 <w:rFonts w:ascii="Meiryo" w:hAnsi="Meiryo"/>
                 <w:b/>
                 <w:color w:val="FFFFFF"/>
-                <w:sz w:val="18"/>
+                <w:sz w:val="17"/>
               </w:rPr>
               <w:t>SR連携推奨項目</w:t>
             </w:r>
@@ -6159,13 +6181,13 @@
         </w:tc>
         <w:tc>
           <w:tcPr>
-            <w:tcW w:type="dxa" w:w="2448"/>
+            <w:tcW w:type="dxa" w:w="2304"/>
             <w:shd w:fill="005691"/>
             <w:tcMar>
-              <w:top w:w="100" w:type="dxa"/>
-              <w:bottom w:w="100" w:type="dxa"/>
-              <w:left w:w="80" w:type="dxa"/>
-              <w:right w:w="80" w:type="dxa"/>
+              <w:top w:w="80" w:type="dxa"/>
+              <w:bottom w:w="80" w:type="dxa"/>
+              <w:left w:w="60" w:type="dxa"/>
+              <w:right w:w="60" w:type="dxa"/>
             </w:tcMar>
           </w:tcPr>
           <w:p>
@@ -6177,7 +6199,7 @@
                 <w:rFonts w:ascii="Meiryo" w:hAnsi="Meiryo"/>
                 <w:b/>
                 <w:color w:val="FFFFFF"/>
-                <w:sz w:val="18"/>
+                <w:sz w:val="17"/>
               </w:rPr>
               <w:t>英語表記 / DICOMタグ</w:t>
             </w:r>
@@ -6185,13 +6207,13 @@
         </w:tc>
         <w:tc>
           <w:tcPr>
-            <w:tcW w:type="dxa" w:w="1152"/>
+            <w:tcW w:type="dxa" w:w="1008"/>
             <w:shd w:fill="005691"/>
             <w:tcMar>
-              <w:top w:w="100" w:type="dxa"/>
-              <w:bottom w:w="100" w:type="dxa"/>
-              <w:left w:w="80" w:type="dxa"/>
-              <w:right w:w="80" w:type="dxa"/>
+              <w:top w:w="80" w:type="dxa"/>
+              <w:bottom w:w="80" w:type="dxa"/>
+              <w:left w:w="60" w:type="dxa"/>
+              <w:right w:w="60" w:type="dxa"/>
             </w:tcMar>
           </w:tcPr>
           <w:p>
@@ -6203,7 +6225,7 @@
                 <w:rFonts w:ascii="Meiryo" w:hAnsi="Meiryo"/>
                 <w:b/>
                 <w:color w:val="FFFFFF"/>
-                <w:sz w:val="18"/>
+                <w:sz w:val="17"/>
               </w:rPr>
               <w:t>単位</w:t>
             </w:r>
@@ -6214,10 +6236,10 @@
             <w:tcW w:type="dxa" w:w="3024"/>
             <w:shd w:fill="005691"/>
             <w:tcMar>
-              <w:top w:w="100" w:type="dxa"/>
-              <w:bottom w:w="100" w:type="dxa"/>
-              <w:left w:w="80" w:type="dxa"/>
-              <w:right w:w="80" w:type="dxa"/>
+              <w:top w:w="80" w:type="dxa"/>
+              <w:bottom w:w="80" w:type="dxa"/>
+              <w:left w:w="60" w:type="dxa"/>
+              <w:right w:w="60" w:type="dxa"/>
             </w:tcMar>
           </w:tcPr>
           <w:p>
@@ -6229,9 +6251,9 @@
                 <w:rFonts w:ascii="Meiryo" w:hAnsi="Meiryo"/>
                 <w:b/>
                 <w:color w:val="FFFFFF"/>
-                <w:sz w:val="18"/>
+                <w:sz w:val="17"/>
               </w:rPr>
-              <w:t>臨床的意義・拡大基準</w:t>
+              <w:t>判定基準・カットオフ</w:t>
             </w:r>
           </w:p>
         </w:tc>
@@ -6239,13 +6261,13 @@
       <w:tr>
         <w:tc>
           <w:tcPr>
-            <w:tcW w:type="dxa" w:w="1728"/>
+            <w:tcW w:type="dxa" w:w="1872"/>
             <w:shd w:fill="FFFFFF"/>
             <w:tcMar>
-              <w:top w:w="60" w:type="dxa"/>
-              <w:bottom w:w="60" w:type="dxa"/>
-              <w:left w:w="80" w:type="dxa"/>
-              <w:right w:w="80" w:type="dxa"/>
+              <w:top w:w="50" w:type="dxa"/>
+              <w:bottom w:w="50" w:type="dxa"/>
+              <w:left w:w="60" w:type="dxa"/>
+              <w:right w:w="60" w:type="dxa"/>
             </w:tcMar>
           </w:tcPr>
           <w:p>
@@ -6256,21 +6278,21 @@
               <w:rPr>
                 <w:rFonts w:ascii="Meiryo" w:hAnsi="Meiryo"/>
                 <w:color w:val="282828"/>
-                <w:sz w:val="17"/>
+                <w:sz w:val="16"/>
               </w:rPr>
-              <w:t>大動脈基部</w:t>
+              <w:t>右室収縮能</w:t>
             </w:r>
           </w:p>
         </w:tc>
         <w:tc>
           <w:tcPr>
-            <w:tcW w:type="dxa" w:w="2448"/>
+            <w:tcW w:type="dxa" w:w="2592"/>
             <w:shd w:fill="FFFFFF"/>
             <w:tcMar>
-              <w:top w:w="60" w:type="dxa"/>
-              <w:bottom w:w="60" w:type="dxa"/>
-              <w:left w:w="80" w:type="dxa"/>
-              <w:right w:w="80" w:type="dxa"/>
+              <w:top w:w="50" w:type="dxa"/>
+              <w:bottom w:w="50" w:type="dxa"/>
+              <w:left w:w="60" w:type="dxa"/>
+              <w:right w:w="60" w:type="dxa"/>
             </w:tcMar>
           </w:tcPr>
           <w:p>
@@ -6281,21 +6303,21 @@
               <w:rPr>
                 <w:rFonts w:ascii="Meiryo" w:hAnsi="Meiryo"/>
                 <w:color w:val="282828"/>
-                <w:sz w:val="17"/>
+                <w:sz w:val="16"/>
               </w:rPr>
-              <w:t>大動脈弁輪径</w:t>
+              <w:t>三尖弁輪収縮期移動距離</w:t>
             </w:r>
           </w:p>
         </w:tc>
         <w:tc>
           <w:tcPr>
-            <w:tcW w:type="dxa" w:w="2448"/>
+            <w:tcW w:type="dxa" w:w="2304"/>
             <w:shd w:fill="FFFFFF"/>
             <w:tcMar>
-              <w:top w:w="60" w:type="dxa"/>
-              <w:bottom w:w="60" w:type="dxa"/>
-              <w:left w:w="80" w:type="dxa"/>
-              <w:right w:w="80" w:type="dxa"/>
+              <w:top w:w="50" w:type="dxa"/>
+              <w:bottom w:w="50" w:type="dxa"/>
+              <w:left w:w="60" w:type="dxa"/>
+              <w:right w:w="60" w:type="dxa"/>
             </w:tcMar>
           </w:tcPr>
           <w:p>
@@ -6306,21 +6328,21 @@
               <w:rPr>
                 <w:rFonts w:ascii="Meiryo" w:hAnsi="Meiryo"/>
                 <w:color w:val="282828"/>
-                <w:sz w:val="17"/>
+                <w:sz w:val="16"/>
               </w:rPr>
-              <w:t>Ao Annulus</w:t>
+              <w:t>TAPSE</w:t>
             </w:r>
           </w:p>
         </w:tc>
         <w:tc>
           <w:tcPr>
-            <w:tcW w:type="dxa" w:w="1152"/>
+            <w:tcW w:type="dxa" w:w="1008"/>
             <w:shd w:fill="FFFFFF"/>
             <w:tcMar>
-              <w:top w:w="60" w:type="dxa"/>
-              <w:bottom w:w="60" w:type="dxa"/>
-              <w:left w:w="80" w:type="dxa"/>
-              <w:right w:w="80" w:type="dxa"/>
+              <w:top w:w="50" w:type="dxa"/>
+              <w:bottom w:w="50" w:type="dxa"/>
+              <w:left w:w="60" w:type="dxa"/>
+              <w:right w:w="60" w:type="dxa"/>
             </w:tcMar>
           </w:tcPr>
           <w:p>
@@ -6331,7 +6353,7 @@
               <w:rPr>
                 <w:rFonts w:ascii="Meiryo" w:hAnsi="Meiryo"/>
                 <w:color w:val="282828"/>
-                <w:sz w:val="17"/>
+                <w:sz w:val="16"/>
               </w:rPr>
               <w:t>mm</w:t>
             </w:r>
@@ -6342,10 +6364,10 @@
             <w:tcW w:type="dxa" w:w="3024"/>
             <w:shd w:fill="FFFFFF"/>
             <w:tcMar>
-              <w:top w:w="60" w:type="dxa"/>
-              <w:bottom w:w="60" w:type="dxa"/>
-              <w:left w:w="80" w:type="dxa"/>
-              <w:right w:w="80" w:type="dxa"/>
+              <w:top w:w="50" w:type="dxa"/>
+              <w:bottom w:w="50" w:type="dxa"/>
+              <w:left w:w="60" w:type="dxa"/>
+              <w:right w:w="60" w:type="dxa"/>
             </w:tcMar>
           </w:tcPr>
           <w:p>
@@ -6356,9 +6378,9 @@
               <w:rPr>
                 <w:rFonts w:ascii="Meiryo" w:hAnsi="Meiryo"/>
                 <w:color w:val="282828"/>
-                <w:sz w:val="17"/>
+                <w:sz w:val="16"/>
               </w:rPr>
-              <w:t>TAVI / 人工弁サイズ選択</w:t>
+              <w:t>&lt; 17 mm で右室収縮能低下</w:t>
             </w:r>
           </w:p>
         </w:tc>
@@ -6366,13 +6388,13 @@
       <w:tr>
         <w:tc>
           <w:tcPr>
-            <w:tcW w:type="dxa" w:w="1728"/>
+            <w:tcW w:type="dxa" w:w="1872"/>
             <w:shd w:fill="F4F8FA"/>
             <w:tcMar>
-              <w:top w:w="60" w:type="dxa"/>
-              <w:bottom w:w="60" w:type="dxa"/>
-              <w:left w:w="80" w:type="dxa"/>
-              <w:right w:w="80" w:type="dxa"/>
+              <w:top w:w="50" w:type="dxa"/>
+              <w:bottom w:w="50" w:type="dxa"/>
+              <w:left w:w="60" w:type="dxa"/>
+              <w:right w:w="60" w:type="dxa"/>
             </w:tcMar>
           </w:tcPr>
           <w:p>
@@ -6383,21 +6405,21 @@
               <w:rPr>
                 <w:rFonts w:ascii="Meiryo" w:hAnsi="Meiryo"/>
                 <w:color w:val="282828"/>
-                <w:sz w:val="17"/>
+                <w:sz w:val="16"/>
               </w:rPr>
-              <w:t>大動脈基部</w:t>
+              <w:t>右室収縮能</w:t>
             </w:r>
           </w:p>
         </w:tc>
         <w:tc>
           <w:tcPr>
-            <w:tcW w:type="dxa" w:w="2448"/>
+            <w:tcW w:type="dxa" w:w="2592"/>
             <w:shd w:fill="F4F8FA"/>
             <w:tcMar>
-              <w:top w:w="60" w:type="dxa"/>
-              <w:bottom w:w="60" w:type="dxa"/>
-              <w:left w:w="80" w:type="dxa"/>
-              <w:right w:w="80" w:type="dxa"/>
+              <w:top w:w="50" w:type="dxa"/>
+              <w:bottom w:w="50" w:type="dxa"/>
+              <w:left w:w="60" w:type="dxa"/>
+              <w:right w:w="60" w:type="dxa"/>
             </w:tcMar>
           </w:tcPr>
           <w:p>
@@ -6408,21 +6430,21 @@
               <w:rPr>
                 <w:rFonts w:ascii="Meiryo" w:hAnsi="Meiryo"/>
                 <w:color w:val="282828"/>
-                <w:sz w:val="17"/>
+                <w:sz w:val="16"/>
               </w:rPr>
-              <w:t>バルサルバ洞径</w:t>
+              <w:t>組織ドプラ三尖弁輪収縮速度</w:t>
             </w:r>
           </w:p>
         </w:tc>
         <w:tc>
           <w:tcPr>
-            <w:tcW w:type="dxa" w:w="2448"/>
+            <w:tcW w:type="dxa" w:w="2304"/>
             <w:shd w:fill="F4F8FA"/>
             <w:tcMar>
-              <w:top w:w="60" w:type="dxa"/>
-              <w:bottom w:w="60" w:type="dxa"/>
-              <w:left w:w="80" w:type="dxa"/>
-              <w:right w:w="80" w:type="dxa"/>
+              <w:top w:w="50" w:type="dxa"/>
+              <w:bottom w:w="50" w:type="dxa"/>
+              <w:left w:w="60" w:type="dxa"/>
+              <w:right w:w="60" w:type="dxa"/>
             </w:tcMar>
           </w:tcPr>
           <w:p>
@@ -6433,21 +6455,21 @@
               <w:rPr>
                 <w:rFonts w:ascii="Meiryo" w:hAnsi="Meiryo"/>
                 <w:color w:val="282828"/>
-                <w:sz w:val="17"/>
+                <w:sz w:val="16"/>
               </w:rPr>
-              <w:t>Sinus of Valsalva</w:t>
+              <w:t>RV s' (TDI S')</w:t>
             </w:r>
           </w:p>
         </w:tc>
         <w:tc>
           <w:tcPr>
-            <w:tcW w:type="dxa" w:w="1152"/>
+            <w:tcW w:type="dxa" w:w="1008"/>
             <w:shd w:fill="F4F8FA"/>
             <w:tcMar>
-              <w:top w:w="60" w:type="dxa"/>
-              <w:bottom w:w="60" w:type="dxa"/>
-              <w:left w:w="80" w:type="dxa"/>
-              <w:right w:w="80" w:type="dxa"/>
+              <w:top w:w="50" w:type="dxa"/>
+              <w:bottom w:w="50" w:type="dxa"/>
+              <w:left w:w="60" w:type="dxa"/>
+              <w:right w:w="60" w:type="dxa"/>
             </w:tcMar>
           </w:tcPr>
           <w:p>
@@ -6458,7 +6480,769 @@
               <w:rPr>
                 <w:rFonts w:ascii="Meiryo" w:hAnsi="Meiryo"/>
                 <w:color w:val="282828"/>
-                <w:sz w:val="17"/>
+                <w:sz w:val="16"/>
+              </w:rPr>
+              <w:t>cm/s</w:t>
+            </w:r>
+          </w:p>
+        </w:tc>
+        <w:tc>
+          <w:tcPr>
+            <w:tcW w:type="dxa" w:w="3024"/>
+            <w:shd w:fill="F4F8FA"/>
+            <w:tcMar>
+              <w:top w:w="50" w:type="dxa"/>
+              <w:bottom w:w="50" w:type="dxa"/>
+              <w:left w:w="60" w:type="dxa"/>
+              <w:right w:w="60" w:type="dxa"/>
+            </w:tcMar>
+          </w:tcPr>
+          <w:p>
+            <w:pPr>
+              <w:jc w:val="left"/>
+            </w:pPr>
+            <w:r>
+              <w:rPr>
+                <w:rFonts w:ascii="Meiryo" w:hAnsi="Meiryo"/>
+                <w:color w:val="282828"/>
+                <w:sz w:val="16"/>
+              </w:rPr>
+              <w:t>&lt; 9.5 cm/s で右室収縮能低下</w:t>
+            </w:r>
+          </w:p>
+        </w:tc>
+      </w:tr>
+      <w:tr>
+        <w:tc>
+          <w:tcPr>
+            <w:tcW w:type="dxa" w:w="1872"/>
+            <w:shd w:fill="FFFFFF"/>
+            <w:tcMar>
+              <w:top w:w="50" w:type="dxa"/>
+              <w:bottom w:w="50" w:type="dxa"/>
+              <w:left w:w="60" w:type="dxa"/>
+              <w:right w:w="60" w:type="dxa"/>
+            </w:tcMar>
+          </w:tcPr>
+          <w:p>
+            <w:pPr>
+              <w:jc w:val="left"/>
+            </w:pPr>
+            <w:r>
+              <w:rPr>
+                <w:rFonts w:ascii="Meiryo" w:hAnsi="Meiryo"/>
+                <w:color w:val="282828"/>
+                <w:sz w:val="16"/>
+              </w:rPr>
+              <w:t>右室収縮能</w:t>
+            </w:r>
+          </w:p>
+        </w:tc>
+        <w:tc>
+          <w:tcPr>
+            <w:tcW w:type="dxa" w:w="2592"/>
+            <w:shd w:fill="FFFFFF"/>
+            <w:tcMar>
+              <w:top w:w="50" w:type="dxa"/>
+              <w:bottom w:w="50" w:type="dxa"/>
+              <w:left w:w="60" w:type="dxa"/>
+              <w:right w:w="60" w:type="dxa"/>
+            </w:tcMar>
+          </w:tcPr>
+          <w:p>
+            <w:pPr>
+              <w:jc w:val="left"/>
+            </w:pPr>
+            <w:r>
+              <w:rPr>
+                <w:rFonts w:ascii="Meiryo" w:hAnsi="Meiryo"/>
+                <w:color w:val="282828"/>
+                <w:sz w:val="16"/>
+              </w:rPr>
+              <w:t>右室面積変化率</w:t>
+            </w:r>
+          </w:p>
+        </w:tc>
+        <w:tc>
+          <w:tcPr>
+            <w:tcW w:type="dxa" w:w="2304"/>
+            <w:shd w:fill="FFFFFF"/>
+            <w:tcMar>
+              <w:top w:w="50" w:type="dxa"/>
+              <w:bottom w:w="50" w:type="dxa"/>
+              <w:left w:w="60" w:type="dxa"/>
+              <w:right w:w="60" w:type="dxa"/>
+            </w:tcMar>
+          </w:tcPr>
+          <w:p>
+            <w:pPr>
+              <w:jc w:val="center"/>
+            </w:pPr>
+            <w:r>
+              <w:rPr>
+                <w:rFonts w:ascii="Meiryo" w:hAnsi="Meiryo"/>
+                <w:color w:val="282828"/>
+                <w:sz w:val="16"/>
+              </w:rPr>
+              <w:t>RV FAC</w:t>
+            </w:r>
+          </w:p>
+        </w:tc>
+        <w:tc>
+          <w:tcPr>
+            <w:tcW w:type="dxa" w:w="1008"/>
+            <w:shd w:fill="FFFFFF"/>
+            <w:tcMar>
+              <w:top w:w="50" w:type="dxa"/>
+              <w:bottom w:w="50" w:type="dxa"/>
+              <w:left w:w="60" w:type="dxa"/>
+              <w:right w:w="60" w:type="dxa"/>
+            </w:tcMar>
+          </w:tcPr>
+          <w:p>
+            <w:pPr>
+              <w:jc w:val="center"/>
+            </w:pPr>
+            <w:r>
+              <w:rPr>
+                <w:rFonts w:ascii="Meiryo" w:hAnsi="Meiryo"/>
+                <w:color w:val="282828"/>
+                <w:sz w:val="16"/>
+              </w:rPr>
+              <w:t>%</w:t>
+            </w:r>
+          </w:p>
+        </w:tc>
+        <w:tc>
+          <w:tcPr>
+            <w:tcW w:type="dxa" w:w="3024"/>
+            <w:shd w:fill="FFFFFF"/>
+            <w:tcMar>
+              <w:top w:w="50" w:type="dxa"/>
+              <w:bottom w:w="50" w:type="dxa"/>
+              <w:left w:w="60" w:type="dxa"/>
+              <w:right w:w="60" w:type="dxa"/>
+            </w:tcMar>
+          </w:tcPr>
+          <w:p>
+            <w:pPr>
+              <w:jc w:val="left"/>
+            </w:pPr>
+            <w:r>
+              <w:rPr>
+                <w:rFonts w:ascii="Meiryo" w:hAnsi="Meiryo"/>
+                <w:color w:val="282828"/>
+                <w:sz w:val="16"/>
+              </w:rPr>
+              <w:t>&lt; 35 % で右室機能低下</w:t>
+            </w:r>
+          </w:p>
+        </w:tc>
+      </w:tr>
+      <w:tr>
+        <w:tc>
+          <w:tcPr>
+            <w:tcW w:type="dxa" w:w="1872"/>
+            <w:shd w:fill="F4F8FA"/>
+            <w:tcMar>
+              <w:top w:w="50" w:type="dxa"/>
+              <w:bottom w:w="50" w:type="dxa"/>
+              <w:left w:w="60" w:type="dxa"/>
+              <w:right w:w="60" w:type="dxa"/>
+            </w:tcMar>
+          </w:tcPr>
+          <w:p>
+            <w:pPr>
+              <w:jc w:val="left"/>
+            </w:pPr>
+            <w:r>
+              <w:rPr>
+                <w:rFonts w:ascii="Meiryo" w:hAnsi="Meiryo"/>
+                <w:color w:val="282828"/>
+                <w:sz w:val="16"/>
+              </w:rPr>
+              <w:t>右室心筋機能</w:t>
+            </w:r>
+          </w:p>
+        </w:tc>
+        <w:tc>
+          <w:tcPr>
+            <w:tcW w:type="dxa" w:w="2592"/>
+            <w:shd w:fill="F4F8FA"/>
+            <w:tcMar>
+              <w:top w:w="50" w:type="dxa"/>
+              <w:bottom w:w="50" w:type="dxa"/>
+              <w:left w:w="60" w:type="dxa"/>
+              <w:right w:w="60" w:type="dxa"/>
+            </w:tcMar>
+          </w:tcPr>
+          <w:p>
+            <w:pPr>
+              <w:jc w:val="left"/>
+            </w:pPr>
+            <w:r>
+              <w:rPr>
+                <w:rFonts w:ascii="Meiryo" w:hAnsi="Meiryo"/>
+                <w:color w:val="282828"/>
+                <w:sz w:val="16"/>
+              </w:rPr>
+              <w:t>右室 Tei Index (MPI)</w:t>
+            </w:r>
+          </w:p>
+        </w:tc>
+        <w:tc>
+          <w:tcPr>
+            <w:tcW w:type="dxa" w:w="2304"/>
+            <w:shd w:fill="F4F8FA"/>
+            <w:tcMar>
+              <w:top w:w="50" w:type="dxa"/>
+              <w:bottom w:w="50" w:type="dxa"/>
+              <w:left w:w="60" w:type="dxa"/>
+              <w:right w:w="60" w:type="dxa"/>
+            </w:tcMar>
+          </w:tcPr>
+          <w:p>
+            <w:pPr>
+              <w:jc w:val="center"/>
+            </w:pPr>
+            <w:r>
+              <w:rPr>
+                <w:rFonts w:ascii="Meiryo" w:hAnsi="Meiryo"/>
+                <w:color w:val="282828"/>
+                <w:sz w:val="16"/>
+              </w:rPr>
+              <w:t>RV Tei Index (MPI)</w:t>
+            </w:r>
+          </w:p>
+        </w:tc>
+        <w:tc>
+          <w:tcPr>
+            <w:tcW w:type="dxa" w:w="1008"/>
+            <w:shd w:fill="F4F8FA"/>
+            <w:tcMar>
+              <w:top w:w="50" w:type="dxa"/>
+              <w:bottom w:w="50" w:type="dxa"/>
+              <w:left w:w="60" w:type="dxa"/>
+              <w:right w:w="60" w:type="dxa"/>
+            </w:tcMar>
+          </w:tcPr>
+          <w:p>
+            <w:pPr>
+              <w:jc w:val="center"/>
+            </w:pPr>
+            <w:r>
+              <w:rPr>
+                <w:rFonts w:ascii="Meiryo" w:hAnsi="Meiryo"/>
+                <w:color w:val="282828"/>
+                <w:sz w:val="16"/>
+              </w:rPr>
+              <w:t>-</w:t>
+            </w:r>
+          </w:p>
+        </w:tc>
+        <w:tc>
+          <w:tcPr>
+            <w:tcW w:type="dxa" w:w="3024"/>
+            <w:shd w:fill="F4F8FA"/>
+            <w:tcMar>
+              <w:top w:w="50" w:type="dxa"/>
+              <w:bottom w:w="50" w:type="dxa"/>
+              <w:left w:w="60" w:type="dxa"/>
+              <w:right w:w="60" w:type="dxa"/>
+            </w:tcMar>
+          </w:tcPr>
+          <w:p>
+            <w:pPr>
+              <w:jc w:val="left"/>
+            </w:pPr>
+            <w:r>
+              <w:rPr>
+                <w:rFonts w:ascii="Meiryo" w:hAnsi="Meiryo"/>
+                <w:color w:val="282828"/>
+                <w:sz w:val="16"/>
+              </w:rPr>
+              <w:t>組織ドプラで &gt; 0.54 (パルスで &gt; 0.43) で機能低下</w:t>
+            </w:r>
+          </w:p>
+        </w:tc>
+      </w:tr>
+      <w:tr>
+        <w:tc>
+          <w:tcPr>
+            <w:tcW w:type="dxa" w:w="1872"/>
+            <w:shd w:fill="FFFFFF"/>
+            <w:tcMar>
+              <w:top w:w="50" w:type="dxa"/>
+              <w:bottom w:w="50" w:type="dxa"/>
+              <w:left w:w="60" w:type="dxa"/>
+              <w:right w:w="60" w:type="dxa"/>
+            </w:tcMar>
+          </w:tcPr>
+          <w:p>
+            <w:pPr>
+              <w:jc w:val="left"/>
+            </w:pPr>
+            <w:r>
+              <w:rPr>
+                <w:rFonts w:ascii="Meiryo" w:hAnsi="Meiryo"/>
+                <w:color w:val="282828"/>
+                <w:sz w:val="16"/>
+              </w:rPr>
+              <w:t>下大静脈 IVC</w:t>
+            </w:r>
+          </w:p>
+        </w:tc>
+        <w:tc>
+          <w:tcPr>
+            <w:tcW w:type="dxa" w:w="2592"/>
+            <w:shd w:fill="FFFFFF"/>
+            <w:tcMar>
+              <w:top w:w="50" w:type="dxa"/>
+              <w:bottom w:w="50" w:type="dxa"/>
+              <w:left w:w="60" w:type="dxa"/>
+              <w:right w:w="60" w:type="dxa"/>
+            </w:tcMar>
+          </w:tcPr>
+          <w:p>
+            <w:pPr>
+              <w:jc w:val="left"/>
+            </w:pPr>
+            <w:r>
+              <w:rPr>
+                <w:rFonts w:ascii="Meiryo" w:hAnsi="Meiryo"/>
+                <w:color w:val="282828"/>
+                <w:sz w:val="16"/>
+              </w:rPr>
+              <w:t>下大静脈最大径 / 虚脱率</w:t>
+            </w:r>
+          </w:p>
+        </w:tc>
+        <w:tc>
+          <w:tcPr>
+            <w:tcW w:type="dxa" w:w="2304"/>
+            <w:shd w:fill="FFFFFF"/>
+            <w:tcMar>
+              <w:top w:w="50" w:type="dxa"/>
+              <w:bottom w:w="50" w:type="dxa"/>
+              <w:left w:w="60" w:type="dxa"/>
+              <w:right w:w="60" w:type="dxa"/>
+            </w:tcMar>
+          </w:tcPr>
+          <w:p>
+            <w:pPr>
+              <w:jc w:val="center"/>
+            </w:pPr>
+            <w:r>
+              <w:rPr>
+                <w:rFonts w:ascii="Meiryo" w:hAnsi="Meiryo"/>
+                <w:color w:val="282828"/>
+                <w:sz w:val="16"/>
+              </w:rPr>
+              <w:t>IVCd max / IVC Collapse</w:t>
+            </w:r>
+          </w:p>
+        </w:tc>
+        <w:tc>
+          <w:tcPr>
+            <w:tcW w:type="dxa" w:w="1008"/>
+            <w:shd w:fill="FFFFFF"/>
+            <w:tcMar>
+              <w:top w:w="50" w:type="dxa"/>
+              <w:bottom w:w="50" w:type="dxa"/>
+              <w:left w:w="60" w:type="dxa"/>
+              <w:right w:w="60" w:type="dxa"/>
+            </w:tcMar>
+          </w:tcPr>
+          <w:p>
+            <w:pPr>
+              <w:jc w:val="center"/>
+            </w:pPr>
+            <w:r>
+              <w:rPr>
+                <w:rFonts w:ascii="Meiryo" w:hAnsi="Meiryo"/>
+                <w:color w:val="282828"/>
+                <w:sz w:val="16"/>
+              </w:rPr>
+              <w:t>mm, %</w:t>
+            </w:r>
+          </w:p>
+        </w:tc>
+        <w:tc>
+          <w:tcPr>
+            <w:tcW w:type="dxa" w:w="3024"/>
+            <w:shd w:fill="FFFFFF"/>
+            <w:tcMar>
+              <w:top w:w="50" w:type="dxa"/>
+              <w:bottom w:w="50" w:type="dxa"/>
+              <w:left w:w="60" w:type="dxa"/>
+              <w:right w:w="60" w:type="dxa"/>
+            </w:tcMar>
+          </w:tcPr>
+          <w:p>
+            <w:pPr>
+              <w:jc w:val="left"/>
+            </w:pPr>
+            <w:r>
+              <w:rPr>
+                <w:rFonts w:ascii="Meiryo" w:hAnsi="Meiryo"/>
+                <w:color w:val="282828"/>
+                <w:sz w:val="16"/>
+              </w:rPr>
+              <w:t>&gt; 21 mm ＆ 虚脱率 &lt; 50% で右房圧上昇 (RAP 15mmHg)</w:t>
+            </w:r>
+          </w:p>
+        </w:tc>
+      </w:tr>
+      <w:tr>
+        <w:tc>
+          <w:tcPr>
+            <w:tcW w:type="dxa" w:w="1872"/>
+            <w:shd w:fill="F4F8FA"/>
+            <w:tcMar>
+              <w:top w:w="50" w:type="dxa"/>
+              <w:bottom w:w="50" w:type="dxa"/>
+              <w:left w:w="60" w:type="dxa"/>
+              <w:right w:w="60" w:type="dxa"/>
+            </w:tcMar>
+          </w:tcPr>
+          <w:p>
+            <w:pPr>
+              <w:jc w:val="left"/>
+            </w:pPr>
+            <w:r>
+              <w:rPr>
+                <w:rFonts w:ascii="Meiryo" w:hAnsi="Meiryo"/>
+                <w:color w:val="282828"/>
+                <w:sz w:val="16"/>
+              </w:rPr>
+              <w:t>自動演算</w:t>
+            </w:r>
+          </w:p>
+        </w:tc>
+        <w:tc>
+          <w:tcPr>
+            <w:tcW w:type="dxa" w:w="2592"/>
+            <w:shd w:fill="F4F8FA"/>
+            <w:tcMar>
+              <w:top w:w="50" w:type="dxa"/>
+              <w:bottom w:w="50" w:type="dxa"/>
+              <w:left w:w="60" w:type="dxa"/>
+              <w:right w:w="60" w:type="dxa"/>
+            </w:tcMar>
+          </w:tcPr>
+          <w:p>
+            <w:pPr>
+              <w:jc w:val="left"/>
+            </w:pPr>
+            <w:r>
+              <w:rPr>
+                <w:rFonts w:ascii="Meiryo" w:hAnsi="Meiryo"/>
+                <w:color w:val="282828"/>
+                <w:sz w:val="16"/>
+              </w:rPr>
+              <w:t>推定右房圧 / 推定肺動脈収縮期圧</w:t>
+            </w:r>
+          </w:p>
+        </w:tc>
+        <w:tc>
+          <w:tcPr>
+            <w:tcW w:type="dxa" w:w="2304"/>
+            <w:shd w:fill="F4F8FA"/>
+            <w:tcMar>
+              <w:top w:w="50" w:type="dxa"/>
+              <w:bottom w:w="50" w:type="dxa"/>
+              <w:left w:w="60" w:type="dxa"/>
+              <w:right w:w="60" w:type="dxa"/>
+            </w:tcMar>
+          </w:tcPr>
+          <w:p>
+            <w:pPr>
+              <w:jc w:val="center"/>
+            </w:pPr>
+            <w:r>
+              <w:rPr>
+                <w:rFonts w:ascii="Meiryo" w:hAnsi="Meiryo"/>
+                <w:color w:val="282828"/>
+                <w:sz w:val="16"/>
+              </w:rPr>
+              <w:t>RAP / PASP (TR-PG + RAP)</w:t>
+            </w:r>
+          </w:p>
+        </w:tc>
+        <w:tc>
+          <w:tcPr>
+            <w:tcW w:type="dxa" w:w="1008"/>
+            <w:shd w:fill="F4F8FA"/>
+            <w:tcMar>
+              <w:top w:w="50" w:type="dxa"/>
+              <w:bottom w:w="50" w:type="dxa"/>
+              <w:left w:w="60" w:type="dxa"/>
+              <w:right w:w="60" w:type="dxa"/>
+            </w:tcMar>
+          </w:tcPr>
+          <w:p>
+            <w:pPr>
+              <w:jc w:val="center"/>
+            </w:pPr>
+            <w:r>
+              <w:rPr>
+                <w:rFonts w:ascii="Meiryo" w:hAnsi="Meiryo"/>
+                <w:color w:val="282828"/>
+                <w:sz w:val="16"/>
+              </w:rPr>
+              <w:t>mmHg</w:t>
+            </w:r>
+          </w:p>
+        </w:tc>
+        <w:tc>
+          <w:tcPr>
+            <w:tcW w:type="dxa" w:w="3024"/>
+            <w:shd w:fill="F4F8FA"/>
+            <w:tcMar>
+              <w:top w:w="50" w:type="dxa"/>
+              <w:bottom w:w="50" w:type="dxa"/>
+              <w:left w:w="60" w:type="dxa"/>
+              <w:right w:w="60" w:type="dxa"/>
+            </w:tcMar>
+          </w:tcPr>
+          <w:p>
+            <w:pPr>
+              <w:jc w:val="left"/>
+            </w:pPr>
+            <w:r>
+              <w:rPr>
+                <w:rFonts w:ascii="Meiryo" w:hAnsi="Meiryo"/>
+                <w:color w:val="282828"/>
+                <w:sz w:val="16"/>
+              </w:rPr>
+              <w:t>RAP: 3/8/15 mmHg, PASP &gt; 35〜40 mmHg で肺高血圧</w:t>
+            </w:r>
+          </w:p>
+        </w:tc>
+      </w:tr>
+      <w:tr>
+        <w:tc>
+          <w:tcPr>
+            <w:tcW w:type="dxa" w:w="1872"/>
+            <w:shd w:fill="FFFFFF"/>
+            <w:tcMar>
+              <w:top w:w="50" w:type="dxa"/>
+              <w:bottom w:w="50" w:type="dxa"/>
+              <w:left w:w="60" w:type="dxa"/>
+              <w:right w:w="60" w:type="dxa"/>
+            </w:tcMar>
+          </w:tcPr>
+          <w:p>
+            <w:pPr>
+              <w:jc w:val="left"/>
+            </w:pPr>
+            <w:r>
+              <w:rPr>
+                <w:rFonts w:ascii="Meiryo" w:hAnsi="Meiryo"/>
+                <w:color w:val="282828"/>
+                <w:sz w:val="16"/>
+              </w:rPr>
+              <w:t>大動脈基部</w:t>
+            </w:r>
+          </w:p>
+        </w:tc>
+        <w:tc>
+          <w:tcPr>
+            <w:tcW w:type="dxa" w:w="2592"/>
+            <w:shd w:fill="FFFFFF"/>
+            <w:tcMar>
+              <w:top w:w="50" w:type="dxa"/>
+              <w:bottom w:w="50" w:type="dxa"/>
+              <w:left w:w="60" w:type="dxa"/>
+              <w:right w:w="60" w:type="dxa"/>
+            </w:tcMar>
+          </w:tcPr>
+          <w:p>
+            <w:pPr>
+              <w:jc w:val="left"/>
+            </w:pPr>
+            <w:r>
+              <w:rPr>
+                <w:rFonts w:ascii="Meiryo" w:hAnsi="Meiryo"/>
+                <w:color w:val="282828"/>
+                <w:sz w:val="16"/>
+              </w:rPr>
+              <w:t>弁輪 / Valsalva / STJ / 上行径</w:t>
+            </w:r>
+          </w:p>
+        </w:tc>
+        <w:tc>
+          <w:tcPr>
+            <w:tcW w:type="dxa" w:w="2304"/>
+            <w:shd w:fill="FFFFFF"/>
+            <w:tcMar>
+              <w:top w:w="50" w:type="dxa"/>
+              <w:bottom w:w="50" w:type="dxa"/>
+              <w:left w:w="60" w:type="dxa"/>
+              <w:right w:w="60" w:type="dxa"/>
+            </w:tcMar>
+          </w:tcPr>
+          <w:p>
+            <w:pPr>
+              <w:jc w:val="center"/>
+            </w:pPr>
+            <w:r>
+              <w:rPr>
+                <w:rFonts w:ascii="Meiryo" w:hAnsi="Meiryo"/>
+                <w:color w:val="282828"/>
+                <w:sz w:val="16"/>
+              </w:rPr>
+              <w:t>Ao Annulus/Sinus/STJ/Asc</w:t>
+            </w:r>
+          </w:p>
+        </w:tc>
+        <w:tc>
+          <w:tcPr>
+            <w:tcW w:type="dxa" w:w="1008"/>
+            <w:shd w:fill="FFFFFF"/>
+            <w:tcMar>
+              <w:top w:w="50" w:type="dxa"/>
+              <w:bottom w:w="50" w:type="dxa"/>
+              <w:left w:w="60" w:type="dxa"/>
+              <w:right w:w="60" w:type="dxa"/>
+            </w:tcMar>
+          </w:tcPr>
+          <w:p>
+            <w:pPr>
+              <w:jc w:val="center"/>
+            </w:pPr>
+            <w:r>
+              <w:rPr>
+                <w:rFonts w:ascii="Meiryo" w:hAnsi="Meiryo"/>
+                <w:color w:val="282828"/>
+                <w:sz w:val="16"/>
+              </w:rPr>
+              <w:t>mm</w:t>
+            </w:r>
+          </w:p>
+        </w:tc>
+        <w:tc>
+          <w:tcPr>
+            <w:tcW w:type="dxa" w:w="3024"/>
+            <w:shd w:fill="FFFFFF"/>
+            <w:tcMar>
+              <w:top w:w="50" w:type="dxa"/>
+              <w:bottom w:w="50" w:type="dxa"/>
+              <w:left w:w="60" w:type="dxa"/>
+              <w:right w:w="60" w:type="dxa"/>
+            </w:tcMar>
+          </w:tcPr>
+          <w:p>
+            <w:pPr>
+              <w:jc w:val="left"/>
+            </w:pPr>
+            <w:r>
+              <w:rPr>
+                <w:rFonts w:ascii="Meiryo" w:hAnsi="Meiryo"/>
+                <w:color w:val="282828"/>
+                <w:sz w:val="16"/>
+              </w:rPr>
+              <w:t>Valsalva / 上行 &gt; 40 mm で拡大 (≧ 50mm 手術検討)</w:t>
+            </w:r>
+          </w:p>
+        </w:tc>
+      </w:tr>
+      <w:tr>
+        <w:tc>
+          <w:tcPr>
+            <w:tcW w:type="dxa" w:w="1872"/>
+            <w:shd w:fill="F4F8FA"/>
+            <w:tcMar>
+              <w:top w:w="50" w:type="dxa"/>
+              <w:bottom w:w="50" w:type="dxa"/>
+              <w:left w:w="60" w:type="dxa"/>
+              <w:right w:w="60" w:type="dxa"/>
+            </w:tcMar>
+          </w:tcPr>
+          <w:p>
+            <w:pPr>
+              <w:jc w:val="left"/>
+            </w:pPr>
+            <w:r>
+              <w:rPr>
+                <w:rFonts w:ascii="Meiryo" w:hAnsi="Meiryo"/>
+                <w:color w:val="282828"/>
+                <w:sz w:val="16"/>
+              </w:rPr>
+              <w:t>心膜腔</w:t>
+            </w:r>
+          </w:p>
+        </w:tc>
+        <w:tc>
+          <w:tcPr>
+            <w:tcW w:type="dxa" w:w="2592"/>
+            <w:shd w:fill="F4F8FA"/>
+            <w:tcMar>
+              <w:top w:w="50" w:type="dxa"/>
+              <w:bottom w:w="50" w:type="dxa"/>
+              <w:left w:w="60" w:type="dxa"/>
+              <w:right w:w="60" w:type="dxa"/>
+            </w:tcMar>
+          </w:tcPr>
+          <w:p>
+            <w:pPr>
+              <w:jc w:val="left"/>
+            </w:pPr>
+            <w:r>
+              <w:rPr>
+                <w:rFonts w:ascii="Meiryo" w:hAnsi="Meiryo"/>
+                <w:color w:val="282828"/>
+                <w:sz w:val="16"/>
+              </w:rPr>
+              <w:t>心嚢液深度 (拡張末期)</w:t>
+            </w:r>
+          </w:p>
+        </w:tc>
+        <w:tc>
+          <w:tcPr>
+            <w:tcW w:type="dxa" w:w="2304"/>
+            <w:shd w:fill="F4F8FA"/>
+            <w:tcMar>
+              <w:top w:w="50" w:type="dxa"/>
+              <w:bottom w:w="50" w:type="dxa"/>
+              <w:left w:w="60" w:type="dxa"/>
+              <w:right w:w="60" w:type="dxa"/>
+            </w:tcMar>
+          </w:tcPr>
+          <w:p>
+            <w:pPr>
+              <w:jc w:val="center"/>
+            </w:pPr>
+            <w:r>
+              <w:rPr>
+                <w:rFonts w:ascii="Meiryo" w:hAnsi="Meiryo"/>
+                <w:color w:val="282828"/>
+                <w:sz w:val="16"/>
+              </w:rPr>
+              <w:t>Pericardial Effusion Depth</w:t>
+            </w:r>
+          </w:p>
+        </w:tc>
+        <w:tc>
+          <w:tcPr>
+            <w:tcW w:type="dxa" w:w="1008"/>
+            <w:shd w:fill="F4F8FA"/>
+            <w:tcMar>
+              <w:top w:w="50" w:type="dxa"/>
+              <w:bottom w:w="50" w:type="dxa"/>
+              <w:left w:w="60" w:type="dxa"/>
+              <w:right w:w="60" w:type="dxa"/>
+            </w:tcMar>
+          </w:tcPr>
+          <w:p>
+            <w:pPr>
+              <w:jc w:val="center"/>
+            </w:pPr>
+            <w:r>
+              <w:rPr>
+                <w:rFonts w:ascii="Meiryo" w:hAnsi="Meiryo"/>
+                <w:color w:val="282828"/>
+                <w:sz w:val="16"/>
               </w:rPr>
               <w:t>mm</w:t>
             </w:r>
@@ -6469,10 +7253,10 @@
             <w:tcW w:type="dxa" w:w="3024"/>
             <w:shd w:fill="F4F8FA"/>
             <w:tcMar>
-              <w:top w:w="60" w:type="dxa"/>
-              <w:bottom w:w="60" w:type="dxa"/>
-              <w:left w:w="80" w:type="dxa"/>
-              <w:right w:w="80" w:type="dxa"/>
+              <w:top w:w="50" w:type="dxa"/>
+              <w:bottom w:w="50" w:type="dxa"/>
+              <w:left w:w="60" w:type="dxa"/>
+              <w:right w:w="60" w:type="dxa"/>
             </w:tcMar>
           </w:tcPr>
           <w:p>
@@ -6483,388 +7267,7 @@
               <w:rPr>
                 <w:rFonts w:ascii="Meiryo" w:hAnsi="Meiryo"/>
                 <w:color w:val="282828"/>
-                <w:sz w:val="17"/>
-              </w:rPr>
-              <w:t>&gt; 40 mm で拡大 (大動脈基部拡張症)</w:t>
-            </w:r>
-          </w:p>
-        </w:tc>
-      </w:tr>
-      <w:tr>
-        <w:tc>
-          <w:tcPr>
-            <w:tcW w:type="dxa" w:w="1728"/>
-            <w:shd w:fill="FFFFFF"/>
-            <w:tcMar>
-              <w:top w:w="60" w:type="dxa"/>
-              <w:bottom w:w="60" w:type="dxa"/>
-              <w:left w:w="80" w:type="dxa"/>
-              <w:right w:w="80" w:type="dxa"/>
-            </w:tcMar>
-          </w:tcPr>
-          <w:p>
-            <w:pPr>
-              <w:jc w:val="left"/>
-            </w:pPr>
-            <w:r>
-              <w:rPr>
-                <w:rFonts w:ascii="Meiryo" w:hAnsi="Meiryo"/>
-                <w:color w:val="282828"/>
-                <w:sz w:val="17"/>
-              </w:rPr>
-              <w:t>大動脈基部</w:t>
-            </w:r>
-          </w:p>
-        </w:tc>
-        <w:tc>
-          <w:tcPr>
-            <w:tcW w:type="dxa" w:w="2448"/>
-            <w:shd w:fill="FFFFFF"/>
-            <w:tcMar>
-              <w:top w:w="60" w:type="dxa"/>
-              <w:bottom w:w="60" w:type="dxa"/>
-              <w:left w:w="80" w:type="dxa"/>
-              <w:right w:w="80" w:type="dxa"/>
-            </w:tcMar>
-          </w:tcPr>
-          <w:p>
-            <w:pPr>
-              <w:jc w:val="left"/>
-            </w:pPr>
-            <w:r>
-              <w:rPr>
-                <w:rFonts w:ascii="Meiryo" w:hAnsi="Meiryo"/>
-                <w:color w:val="282828"/>
-                <w:sz w:val="17"/>
-              </w:rPr>
-              <w:t>洞管接合部径</w:t>
-            </w:r>
-          </w:p>
-        </w:tc>
-        <w:tc>
-          <w:tcPr>
-            <w:tcW w:type="dxa" w:w="2448"/>
-            <w:shd w:fill="FFFFFF"/>
-            <w:tcMar>
-              <w:top w:w="60" w:type="dxa"/>
-              <w:bottom w:w="60" w:type="dxa"/>
-              <w:left w:w="80" w:type="dxa"/>
-              <w:right w:w="80" w:type="dxa"/>
-            </w:tcMar>
-          </w:tcPr>
-          <w:p>
-            <w:pPr>
-              <w:jc w:val="center"/>
-            </w:pPr>
-            <w:r>
-              <w:rPr>
-                <w:rFonts w:ascii="Meiryo" w:hAnsi="Meiryo"/>
-                <w:color w:val="282828"/>
-                <w:sz w:val="17"/>
-              </w:rPr>
-              <w:t>ST Junction</w:t>
-            </w:r>
-          </w:p>
-        </w:tc>
-        <w:tc>
-          <w:tcPr>
-            <w:tcW w:type="dxa" w:w="1152"/>
-            <w:shd w:fill="FFFFFF"/>
-            <w:tcMar>
-              <w:top w:w="60" w:type="dxa"/>
-              <w:bottom w:w="60" w:type="dxa"/>
-              <w:left w:w="80" w:type="dxa"/>
-              <w:right w:w="80" w:type="dxa"/>
-            </w:tcMar>
-          </w:tcPr>
-          <w:p>
-            <w:pPr>
-              <w:jc w:val="center"/>
-            </w:pPr>
-            <w:r>
-              <w:rPr>
-                <w:rFonts w:ascii="Meiryo" w:hAnsi="Meiryo"/>
-                <w:color w:val="282828"/>
-                <w:sz w:val="17"/>
-              </w:rPr>
-              <w:t>mm</w:t>
-            </w:r>
-          </w:p>
-        </w:tc>
-        <w:tc>
-          <w:tcPr>
-            <w:tcW w:type="dxa" w:w="3024"/>
-            <w:shd w:fill="FFFFFF"/>
-            <w:tcMar>
-              <w:top w:w="60" w:type="dxa"/>
-              <w:bottom w:w="60" w:type="dxa"/>
-              <w:left w:w="80" w:type="dxa"/>
-              <w:right w:w="80" w:type="dxa"/>
-            </w:tcMar>
-          </w:tcPr>
-          <w:p>
-            <w:pPr>
-              <w:jc w:val="left"/>
-            </w:pPr>
-            <w:r>
-              <w:rPr>
-                <w:rFonts w:ascii="Meiryo" w:hAnsi="Meiryo"/>
-                <w:color w:val="282828"/>
-                <w:sz w:val="17"/>
-              </w:rPr>
-              <w:t>上行大動脈瘤・解離好発部</w:t>
-            </w:r>
-          </w:p>
-        </w:tc>
-      </w:tr>
-      <w:tr>
-        <w:tc>
-          <w:tcPr>
-            <w:tcW w:type="dxa" w:w="1728"/>
-            <w:shd w:fill="F4F8FA"/>
-            <w:tcMar>
-              <w:top w:w="60" w:type="dxa"/>
-              <w:bottom w:w="60" w:type="dxa"/>
-              <w:left w:w="80" w:type="dxa"/>
-              <w:right w:w="80" w:type="dxa"/>
-            </w:tcMar>
-          </w:tcPr>
-          <w:p>
-            <w:pPr>
-              <w:jc w:val="left"/>
-            </w:pPr>
-            <w:r>
-              <w:rPr>
-                <w:rFonts w:ascii="Meiryo" w:hAnsi="Meiryo"/>
-                <w:color w:val="282828"/>
-                <w:sz w:val="17"/>
-              </w:rPr>
-              <w:t>大動脈基部</w:t>
-            </w:r>
-          </w:p>
-        </w:tc>
-        <w:tc>
-          <w:tcPr>
-            <w:tcW w:type="dxa" w:w="2448"/>
-            <w:shd w:fill="F4F8FA"/>
-            <w:tcMar>
-              <w:top w:w="60" w:type="dxa"/>
-              <w:bottom w:w="60" w:type="dxa"/>
-              <w:left w:w="80" w:type="dxa"/>
-              <w:right w:w="80" w:type="dxa"/>
-            </w:tcMar>
-          </w:tcPr>
-          <w:p>
-            <w:pPr>
-              <w:jc w:val="left"/>
-            </w:pPr>
-            <w:r>
-              <w:rPr>
-                <w:rFonts w:ascii="Meiryo" w:hAnsi="Meiryo"/>
-                <w:color w:val="282828"/>
-                <w:sz w:val="17"/>
-              </w:rPr>
-              <w:t>上行大動脈径</w:t>
-            </w:r>
-          </w:p>
-        </w:tc>
-        <w:tc>
-          <w:tcPr>
-            <w:tcW w:type="dxa" w:w="2448"/>
-            <w:shd w:fill="F4F8FA"/>
-            <w:tcMar>
-              <w:top w:w="60" w:type="dxa"/>
-              <w:bottom w:w="60" w:type="dxa"/>
-              <w:left w:w="80" w:type="dxa"/>
-              <w:right w:w="80" w:type="dxa"/>
-            </w:tcMar>
-          </w:tcPr>
-          <w:p>
-            <w:pPr>
-              <w:jc w:val="center"/>
-            </w:pPr>
-            <w:r>
-              <w:rPr>
-                <w:rFonts w:ascii="Meiryo" w:hAnsi="Meiryo"/>
-                <w:color w:val="282828"/>
-                <w:sz w:val="17"/>
-              </w:rPr>
-              <w:t>Ascending Aorta</w:t>
-            </w:r>
-          </w:p>
-        </w:tc>
-        <w:tc>
-          <w:tcPr>
-            <w:tcW w:type="dxa" w:w="1152"/>
-            <w:shd w:fill="F4F8FA"/>
-            <w:tcMar>
-              <w:top w:w="60" w:type="dxa"/>
-              <w:bottom w:w="60" w:type="dxa"/>
-              <w:left w:w="80" w:type="dxa"/>
-              <w:right w:w="80" w:type="dxa"/>
-            </w:tcMar>
-          </w:tcPr>
-          <w:p>
-            <w:pPr>
-              <w:jc w:val="center"/>
-            </w:pPr>
-            <w:r>
-              <w:rPr>
-                <w:rFonts w:ascii="Meiryo" w:hAnsi="Meiryo"/>
-                <w:color w:val="282828"/>
-                <w:sz w:val="17"/>
-              </w:rPr>
-              <w:t>mm</w:t>
-            </w:r>
-          </w:p>
-        </w:tc>
-        <w:tc>
-          <w:tcPr>
-            <w:tcW w:type="dxa" w:w="3024"/>
-            <w:shd w:fill="F4F8FA"/>
-            <w:tcMar>
-              <w:top w:w="60" w:type="dxa"/>
-              <w:bottom w:w="60" w:type="dxa"/>
-              <w:left w:w="80" w:type="dxa"/>
-              <w:right w:w="80" w:type="dxa"/>
-            </w:tcMar>
-          </w:tcPr>
-          <w:p>
-            <w:pPr>
-              <w:jc w:val="left"/>
-            </w:pPr>
-            <w:r>
-              <w:rPr>
-                <w:rFonts w:ascii="Meiryo" w:hAnsi="Meiryo"/>
-                <w:color w:val="282828"/>
-                <w:sz w:val="17"/>
-              </w:rPr>
-              <w:t>&gt; 40 mm で拡大 (≧ 50mm 手術検討)</w:t>
-            </w:r>
-          </w:p>
-        </w:tc>
-      </w:tr>
-      <w:tr>
-        <w:tc>
-          <w:tcPr>
-            <w:tcW w:type="dxa" w:w="1728"/>
-            <w:shd w:fill="FFFFFF"/>
-            <w:tcMar>
-              <w:top w:w="60" w:type="dxa"/>
-              <w:bottom w:w="60" w:type="dxa"/>
-              <w:left w:w="80" w:type="dxa"/>
-              <w:right w:w="80" w:type="dxa"/>
-            </w:tcMar>
-          </w:tcPr>
-          <w:p>
-            <w:pPr>
-              <w:jc w:val="left"/>
-            </w:pPr>
-            <w:r>
-              <w:rPr>
-                <w:rFonts w:ascii="Meiryo" w:hAnsi="Meiryo"/>
-                <w:color w:val="282828"/>
-                <w:sz w:val="17"/>
-              </w:rPr>
-              <w:t>心膜腔</w:t>
-            </w:r>
-          </w:p>
-        </w:tc>
-        <w:tc>
-          <w:tcPr>
-            <w:tcW w:type="dxa" w:w="2448"/>
-            <w:shd w:fill="FFFFFF"/>
-            <w:tcMar>
-              <w:top w:w="60" w:type="dxa"/>
-              <w:bottom w:w="60" w:type="dxa"/>
-              <w:left w:w="80" w:type="dxa"/>
-              <w:right w:w="80" w:type="dxa"/>
-            </w:tcMar>
-          </w:tcPr>
-          <w:p>
-            <w:pPr>
-              <w:jc w:val="left"/>
-            </w:pPr>
-            <w:r>
-              <w:rPr>
-                <w:rFonts w:ascii="Meiryo" w:hAnsi="Meiryo"/>
-                <w:color w:val="282828"/>
-                <w:sz w:val="17"/>
-              </w:rPr>
-              <w:t>心嚢液深度 (拡張末期)</w:t>
-            </w:r>
-          </w:p>
-        </w:tc>
-        <w:tc>
-          <w:tcPr>
-            <w:tcW w:type="dxa" w:w="2448"/>
-            <w:shd w:fill="FFFFFF"/>
-            <w:tcMar>
-              <w:top w:w="60" w:type="dxa"/>
-              <w:bottom w:w="60" w:type="dxa"/>
-              <w:left w:w="80" w:type="dxa"/>
-              <w:right w:w="80" w:type="dxa"/>
-            </w:tcMar>
-          </w:tcPr>
-          <w:p>
-            <w:pPr>
-              <w:jc w:val="center"/>
-            </w:pPr>
-            <w:r>
-              <w:rPr>
-                <w:rFonts w:ascii="Meiryo" w:hAnsi="Meiryo"/>
-                <w:color w:val="282828"/>
-                <w:sz w:val="17"/>
-              </w:rPr>
-              <w:t>Pericardial Effusion Depth</w:t>
-            </w:r>
-          </w:p>
-        </w:tc>
-        <w:tc>
-          <w:tcPr>
-            <w:tcW w:type="dxa" w:w="1152"/>
-            <w:shd w:fill="FFFFFF"/>
-            <w:tcMar>
-              <w:top w:w="60" w:type="dxa"/>
-              <w:bottom w:w="60" w:type="dxa"/>
-              <w:left w:w="80" w:type="dxa"/>
-              <w:right w:w="80" w:type="dxa"/>
-            </w:tcMar>
-          </w:tcPr>
-          <w:p>
-            <w:pPr>
-              <w:jc w:val="center"/>
-            </w:pPr>
-            <w:r>
-              <w:rPr>
-                <w:rFonts w:ascii="Meiryo" w:hAnsi="Meiryo"/>
-                <w:color w:val="282828"/>
-                <w:sz w:val="17"/>
-              </w:rPr>
-              <w:t>mm</w:t>
-            </w:r>
-          </w:p>
-        </w:tc>
-        <w:tc>
-          <w:tcPr>
-            <w:tcW w:type="dxa" w:w="3024"/>
-            <w:shd w:fill="FFFFFF"/>
-            <w:tcMar>
-              <w:top w:w="60" w:type="dxa"/>
-              <w:bottom w:w="60" w:type="dxa"/>
-              <w:left w:w="80" w:type="dxa"/>
-              <w:right w:w="80" w:type="dxa"/>
-            </w:tcMar>
-          </w:tcPr>
-          <w:p>
-            <w:pPr>
-              <w:jc w:val="left"/>
-            </w:pPr>
-            <w:r>
-              <w:rPr>
-                <w:rFonts w:ascii="Meiryo" w:hAnsi="Meiryo"/>
-                <w:color w:val="282828"/>
-                <w:sz w:val="17"/>
+                <w:sz w:val="16"/>
               </w:rPr>
               <w:t>少量 &lt;10mm, 中等量 10-20mm, 大量 &gt;20mm</w:t>
             </w:r>
@@ -6874,14 +7277,14 @@
     </w:tbl>
     <w:p>
       <w:pPr>
-        <w:spacing w:before="200" w:after="60"/>
+        <w:spacing w:before="160" w:after="40"/>
       </w:pPr>
       <w:r>
         <w:rPr>
           <w:rFonts w:ascii="Meiryo" w:hAnsi="Meiryo"/>
           <w:b/>
           <w:color w:val="005AA0"/>
-          <w:sz w:val="23"/>
+          <w:sz w:val="22"/>
         </w:rPr>
         <w:t>💡 現場でのSR連携 運用・システム設計チェックポイント</w:t>
       </w:r>
@@ -6891,22 +7294,24 @@
         <w:rPr>
           <w:rFonts w:ascii="Meiryo" w:hAnsi="Meiryo"/>
           <w:color w:val="1E1E1E"/>
-          <w:sz w:val="17"/>
+          <w:sz w:val="16"/>
         </w:rPr>
-        <w:t>1. 計測ラベルの選択厳守: フリーキャリパーではなく、必ず装置内蔵の専用ラベル（例: Ao Diam, MV E, Sep e', LARS 等）を選択して計測すること。</w:t>
+        <w:t>1. 計測ラベルの選択厳守: フリーキャリパーではなく、必ず装置内蔵の専用ラベル（例: Ao Diam, MV E, Sep e', LARS, RVOT diam, PISA 等）を選択して計測すること。</w:t>
         <w:br/>
-        <w:t>2. Biplaneペアリング: 左室容積・左房容積（LAVI）は、A4CとA2Cの両方を同一検査内で測定完了することで、SR上で1つのBiplane容積として統合出力される。</w:t>
+        <w:t>2. シャント率 (Qp/Qs) のペアリング: RVOT径・RVOT VTI、および LVOT径・LVOT VTI の4項目が揃って初めてQp/Qsが完全自動算出される。</w:t>
         <w:br/>
-        <w:t>3. TR描出不良時のPRバックアップ: TRが得られない場合はPR end-diastolic velを記録し、肺動脈圧推定の欠損を防ぐ。</w:t>
+        <w:t>3. 肺血管抵抗 (PVR) の自動計算: TR Vmax と RVOT VTI が測定されていれば、レポートシステム側でWood単位を自動計算可能。</w:t>
         <w:br/>
-        <w:t>4. 単位系スケーリングの整合性: エコー機側の出力単位（cm/s ⇄ m/s、mL ⇄ L）とレポートシステム側の受信単位の整合性を結合テストで必ず照合すること。</w:t>
+        <w:t>4. 全弁逆流定量の完全網羅: AR/MR/TR/PRのVC幅・PISA・PHT・血流逆転波形をSR連携し、弁膜症重症度を客観的数値で完全担保する。</w:t>
         <w:br/>
-        <w:t>5. 複数計測の代表値採用ルール: 不整脈や連続波ドプラ等で複数回計測した場合、レポート側で「平均値（Average）」を採用する設定に固定することを推奨する。</w:t>
+        <w:t>5. 単位系スケーリングの整合性: エコー機側の出力単位（cm/s ⇄ m/s、mL ⇄ L）とレポートシステム側の受信単位の整合性を結合テストで必ず照合すること。</w:t>
+        <w:br/>
+        <w:t>6. 複数計測の代表値採用ルール: 不整脈や連続波ドプラ等で複数回計測した場合、レポート側で「平均値（Average）」を採用する設定に固定することを推奨する。</w:t>
       </w:r>
     </w:p>
     <w:sectPr>
       <w:pgSz w:w="12240" w:h="15840"/>
-      <w:pgMar w:top="720" w:right="720" w:bottom="720" w:left="720" w:header="720" w:footer="720" w:gutter="0"/>
+      <w:pgMar w:top="648" w:right="648" w:bottom="648" w:left="648" w:header="720" w:footer="720" w:gutter="0"/>
       <w:cols w:space="720"/>
       <w:docGrid w:linePitch="360"/>
     </w:sectPr>

--- a/心エコーデジタル教科書/心エコー_DICOM_SR連携_推奨項目マスターリファレンス.docx
+++ b/心エコーデジタル教科書/心エコー_DICOM_SR連携_推奨項目マスターリファレンス.docx
@@ -11,9 +11,9 @@
           <w:rFonts w:ascii="Meiryo" w:hAnsi="Meiryo"/>
           <w:b/>
           <w:color w:val="004682"/>
-          <w:sz w:val="32"/>
+          <w:sz w:val="31"/>
         </w:rPr>
-        <w:t>心エコー検査 DICOM SR連携 推奨項目マスターリファレンス (完全版)</w:t>
+        <w:t>心エコー検査 DICOM SR連携 推奨項目マスターリファレンス (完全決定版)</w:t>
       </w:r>
     </w:p>
     <w:p>
@@ -25,9 +25,9 @@
           <w:rFonts w:ascii="Meiryo" w:hAnsi="Meiryo"/>
           <w:i/>
           <w:color w:val="464646"/>
-          <w:sz w:val="19"/>
+          <w:sz w:val="18"/>
         </w:rPr>
-        <w:t>― 全弁逆流定量（AR/MR/TR/PR）・シャント率（Qp/Qs）・血行動態（PVR, dP/dt, RV-PA）・LARS対応 ―</w:t>
+        <w:t>― 全4弁狭窄（AS/MS/TS/PS）・全4弁逆流（AR/MR/TR/PR）・シャント（Qp/Qs）・PVR・dP/dt・LARS網羅仕様書 ―</w:t>
       </w:r>
     </w:p>
     <w:p>
@@ -38,23 +38,23 @@
         <w:rPr>
           <w:rFonts w:ascii="Meiryo" w:hAnsi="Meiryo"/>
           <w:color w:val="14283C"/>
-          <w:sz w:val="17"/>
+          <w:sz w:val="16"/>
         </w:rPr>
         <w:t>【概要と目的】</w:t>
         <w:br/>
-        <w:t>超音波診断装置で測定した数値をDICOM SRとしてレポートシステム・電子カルテへ自動連携することにより、① 転記ミスの完全撲滅、② 検査時間の短縮、③ 4弁すべての逆流症定量（PISA/VC/EROA/RVol）、④ シャント率（Qp/Qs）・肺血管抵抗（PVR）・左室収縮性（dP/dt）・右室肺動脈カップリング（TAPSE/PASP）、⑤ 最新ASE 2025拡張能新基準（LARS・E/e'等）の完全自動判定を実現します。</w:t>
+        <w:t>超音波診断装置で測定した数値をDICOM SRとしてレポートシステム・電子カルテへ自動連携することにより、① 転記ミスの完全撲滅、② 検査時間の大幅短縮、③ 【全4弁狭窄症 AS / MS / TS / PS】の連続の式・PHT・圧較差・DVI・Wilkinsスコア、④ 【全4弁逆流症 AR / MR / TR / PR】のPISA・VC幅・EROA・逆流量・血流逆転、⑤ 【先進血行動態】Qp/Qs（シャント率）・PVR（肺血管抵抗）・左室 dP/dt・RV-PAカップリング、⑥ 【最新拡張能 ASE 2025】LARS（左房リザーバーストレイン）・E/e'の完全自動判定を実現します。</w:t>
       </w:r>
     </w:p>
     <w:p>
       <w:pPr>
-        <w:spacing w:before="160" w:after="40"/>
+        <w:spacing w:before="140" w:after="40"/>
       </w:pPr>
       <w:r>
         <w:rPr>
           <w:rFonts w:ascii="Meiryo" w:hAnsi="Meiryo"/>
           <w:b/>
           <w:color w:val="005AA0"/>
-          <w:sz w:val="22"/>
+          <w:sz w:val="21"/>
         </w:rPr>
         <w:t>1. 🫀 左室形態・収縮能 ＆ 特殊血行動態指標（dP/dt）</w:t>
       </w:r>
@@ -74,11 +74,11 @@
         </w:tblBorders>
       </w:tblPr>
       <w:tblGrid>
-        <w:gridCol w:w="2189"/>
-        <w:gridCol w:w="2189"/>
-        <w:gridCol w:w="2189"/>
-        <w:gridCol w:w="2189"/>
-        <w:gridCol w:w="2189"/>
+        <w:gridCol w:w="2218"/>
+        <w:gridCol w:w="2218"/>
+        <w:gridCol w:w="2218"/>
+        <w:gridCol w:w="2218"/>
+        <w:gridCol w:w="2218"/>
       </w:tblGrid>
       <w:tr>
         <w:tc>
@@ -86,10 +86,10 @@
             <w:tcW w:type="dxa" w:w="1872"/>
             <w:shd w:fill="005691"/>
             <w:tcMar>
-              <w:top w:w="80" w:type="dxa"/>
-              <w:bottom w:w="80" w:type="dxa"/>
-              <w:left w:w="60" w:type="dxa"/>
-              <w:right w:w="60" w:type="dxa"/>
+              <w:top w:w="70" w:type="dxa"/>
+              <w:bottom w:w="70" w:type="dxa"/>
+              <w:left w:w="50" w:type="dxa"/>
+              <w:right w:w="50" w:type="dxa"/>
             </w:tcMar>
           </w:tcPr>
           <w:p>
@@ -101,7 +101,7 @@
                 <w:rFonts w:ascii="Meiryo" w:hAnsi="Meiryo"/>
                 <w:b/>
                 <w:color w:val="FFFFFF"/>
-                <w:sz w:val="17"/>
+                <w:sz w:val="16"/>
               </w:rPr>
               <w:t>大分類</w:t>
             </w:r>
@@ -112,10 +112,10 @@
             <w:tcW w:type="dxa" w:w="2592"/>
             <w:shd w:fill="005691"/>
             <w:tcMar>
-              <w:top w:w="80" w:type="dxa"/>
-              <w:bottom w:w="80" w:type="dxa"/>
-              <w:left w:w="60" w:type="dxa"/>
-              <w:right w:w="60" w:type="dxa"/>
+              <w:top w:w="70" w:type="dxa"/>
+              <w:bottom w:w="70" w:type="dxa"/>
+              <w:left w:w="50" w:type="dxa"/>
+              <w:right w:w="50" w:type="dxa"/>
             </w:tcMar>
           </w:tcPr>
           <w:p>
@@ -127,7 +127,7 @@
                 <w:rFonts w:ascii="Meiryo" w:hAnsi="Meiryo"/>
                 <w:b/>
                 <w:color w:val="FFFFFF"/>
-                <w:sz w:val="17"/>
+                <w:sz w:val="16"/>
               </w:rPr>
               <w:t>SR連携推奨項目</w:t>
             </w:r>
@@ -138,10 +138,10 @@
             <w:tcW w:type="dxa" w:w="2304"/>
             <w:shd w:fill="005691"/>
             <w:tcMar>
-              <w:top w:w="80" w:type="dxa"/>
-              <w:bottom w:w="80" w:type="dxa"/>
-              <w:left w:w="60" w:type="dxa"/>
-              <w:right w:w="60" w:type="dxa"/>
+              <w:top w:w="70" w:type="dxa"/>
+              <w:bottom w:w="70" w:type="dxa"/>
+              <w:left w:w="50" w:type="dxa"/>
+              <w:right w:w="50" w:type="dxa"/>
             </w:tcMar>
           </w:tcPr>
           <w:p>
@@ -153,7 +153,7 @@
                 <w:rFonts w:ascii="Meiryo" w:hAnsi="Meiryo"/>
                 <w:b/>
                 <w:color w:val="FFFFFF"/>
-                <w:sz w:val="17"/>
+                <w:sz w:val="16"/>
               </w:rPr>
               <w:t>英語表記 / DICOMタグ</w:t>
             </w:r>
@@ -164,10 +164,10 @@
             <w:tcW w:type="dxa" w:w="1008"/>
             <w:shd w:fill="005691"/>
             <w:tcMar>
-              <w:top w:w="80" w:type="dxa"/>
-              <w:bottom w:w="80" w:type="dxa"/>
-              <w:left w:w="60" w:type="dxa"/>
-              <w:right w:w="60" w:type="dxa"/>
+              <w:top w:w="70" w:type="dxa"/>
+              <w:bottom w:w="70" w:type="dxa"/>
+              <w:left w:w="50" w:type="dxa"/>
+              <w:right w:w="50" w:type="dxa"/>
             </w:tcMar>
           </w:tcPr>
           <w:p>
@@ -179,7 +179,7 @@
                 <w:rFonts w:ascii="Meiryo" w:hAnsi="Meiryo"/>
                 <w:b/>
                 <w:color w:val="FFFFFF"/>
-                <w:sz w:val="17"/>
+                <w:sz w:val="16"/>
               </w:rPr>
               <w:t>単位</w:t>
             </w:r>
@@ -190,10 +190,10 @@
             <w:tcW w:type="dxa" w:w="3024"/>
             <w:shd w:fill="005691"/>
             <w:tcMar>
-              <w:top w:w="80" w:type="dxa"/>
-              <w:bottom w:w="80" w:type="dxa"/>
-              <w:left w:w="60" w:type="dxa"/>
-              <w:right w:w="60" w:type="dxa"/>
+              <w:top w:w="70" w:type="dxa"/>
+              <w:bottom w:w="70" w:type="dxa"/>
+              <w:left w:w="50" w:type="dxa"/>
+              <w:right w:w="50" w:type="dxa"/>
             </w:tcMar>
           </w:tcPr>
           <w:p>
@@ -205,7 +205,7 @@
                 <w:rFonts w:ascii="Meiryo" w:hAnsi="Meiryo"/>
                 <w:b/>
                 <w:color w:val="FFFFFF"/>
-                <w:sz w:val="17"/>
+                <w:sz w:val="16"/>
               </w:rPr>
               <w:t>臨床的意義・システム自動演算</w:t>
             </w:r>
@@ -218,10 +218,10 @@
             <w:tcW w:type="dxa" w:w="1872"/>
             <w:shd w:fill="FFFFFF"/>
             <w:tcMar>
-              <w:top w:w="50" w:type="dxa"/>
-              <w:bottom w:w="50" w:type="dxa"/>
-              <w:left w:w="60" w:type="dxa"/>
-              <w:right w:w="60" w:type="dxa"/>
+              <w:top w:w="45" w:type="dxa"/>
+              <w:bottom w:w="45" w:type="dxa"/>
+              <w:left w:w="50" w:type="dxa"/>
+              <w:right w:w="50" w:type="dxa"/>
             </w:tcMar>
           </w:tcPr>
           <w:p>
@@ -232,7 +232,7 @@
               <w:rPr>
                 <w:rFonts w:ascii="Meiryo" w:hAnsi="Meiryo"/>
                 <w:color w:val="282828"/>
-                <w:sz w:val="16"/>
+                <w:sz w:val="15"/>
               </w:rPr>
               <w:t>Mモード / 2D</w:t>
             </w:r>
@@ -243,10 +243,10 @@
             <w:tcW w:type="dxa" w:w="2592"/>
             <w:shd w:fill="FFFFFF"/>
             <w:tcMar>
-              <w:top w:w="50" w:type="dxa"/>
-              <w:bottom w:w="50" w:type="dxa"/>
-              <w:left w:w="60" w:type="dxa"/>
-              <w:right w:w="60" w:type="dxa"/>
+              <w:top w:w="45" w:type="dxa"/>
+              <w:bottom w:w="45" w:type="dxa"/>
+              <w:left w:w="50" w:type="dxa"/>
+              <w:right w:w="50" w:type="dxa"/>
             </w:tcMar>
           </w:tcPr>
           <w:p>
@@ -257,7 +257,7 @@
               <w:rPr>
                 <w:rFonts w:ascii="Meiryo" w:hAnsi="Meiryo"/>
                 <w:color w:val="282828"/>
-                <w:sz w:val="16"/>
+                <w:sz w:val="15"/>
               </w:rPr>
               <w:t>左室拡張末期径 / 収縮末期径</w:t>
             </w:r>
@@ -268,10 +268,10 @@
             <w:tcW w:type="dxa" w:w="2304"/>
             <w:shd w:fill="FFFFFF"/>
             <w:tcMar>
-              <w:top w:w="50" w:type="dxa"/>
-              <w:bottom w:w="50" w:type="dxa"/>
-              <w:left w:w="60" w:type="dxa"/>
-              <w:right w:w="60" w:type="dxa"/>
+              <w:top w:w="45" w:type="dxa"/>
+              <w:bottom w:w="45" w:type="dxa"/>
+              <w:left w:w="50" w:type="dxa"/>
+              <w:right w:w="50" w:type="dxa"/>
             </w:tcMar>
           </w:tcPr>
           <w:p>
@@ -282,7 +282,7 @@
               <w:rPr>
                 <w:rFonts w:ascii="Meiryo" w:hAnsi="Meiryo"/>
                 <w:color w:val="282828"/>
-                <w:sz w:val="16"/>
+                <w:sz w:val="15"/>
               </w:rPr>
               <w:t>LVDd / LVDs</w:t>
             </w:r>
@@ -293,10 +293,10 @@
             <w:tcW w:type="dxa" w:w="1008"/>
             <w:shd w:fill="FFFFFF"/>
             <w:tcMar>
-              <w:top w:w="50" w:type="dxa"/>
-              <w:bottom w:w="50" w:type="dxa"/>
-              <w:left w:w="60" w:type="dxa"/>
-              <w:right w:w="60" w:type="dxa"/>
+              <w:top w:w="45" w:type="dxa"/>
+              <w:bottom w:w="45" w:type="dxa"/>
+              <w:left w:w="50" w:type="dxa"/>
+              <w:right w:w="50" w:type="dxa"/>
             </w:tcMar>
           </w:tcPr>
           <w:p>
@@ -307,7 +307,7 @@
               <w:rPr>
                 <w:rFonts w:ascii="Meiryo" w:hAnsi="Meiryo"/>
                 <w:color w:val="282828"/>
-                <w:sz w:val="16"/>
+                <w:sz w:val="15"/>
               </w:rPr>
               <w:t>mm</w:t>
             </w:r>
@@ -318,10 +318,10 @@
             <w:tcW w:type="dxa" w:w="3024"/>
             <w:shd w:fill="FFFFFF"/>
             <w:tcMar>
-              <w:top w:w="50" w:type="dxa"/>
-              <w:bottom w:w="50" w:type="dxa"/>
-              <w:left w:w="60" w:type="dxa"/>
-              <w:right w:w="60" w:type="dxa"/>
+              <w:top w:w="45" w:type="dxa"/>
+              <w:bottom w:w="45" w:type="dxa"/>
+              <w:left w:w="50" w:type="dxa"/>
+              <w:right w:w="50" w:type="dxa"/>
             </w:tcMar>
           </w:tcPr>
           <w:p>
@@ -332,7 +332,7 @@
               <w:rPr>
                 <w:rFonts w:ascii="Meiryo" w:hAnsi="Meiryo"/>
                 <w:color w:val="282828"/>
-                <w:sz w:val="16"/>
+                <w:sz w:val="15"/>
               </w:rPr>
               <w:t>左室径・容量負荷評価・BSA補正値算出</w:t>
             </w:r>
@@ -345,10 +345,10 @@
             <w:tcW w:type="dxa" w:w="1872"/>
             <w:shd w:fill="F4F8FA"/>
             <w:tcMar>
-              <w:top w:w="50" w:type="dxa"/>
-              <w:bottom w:w="50" w:type="dxa"/>
-              <w:left w:w="60" w:type="dxa"/>
-              <w:right w:w="60" w:type="dxa"/>
+              <w:top w:w="45" w:type="dxa"/>
+              <w:bottom w:w="45" w:type="dxa"/>
+              <w:left w:w="50" w:type="dxa"/>
+              <w:right w:w="50" w:type="dxa"/>
             </w:tcMar>
           </w:tcPr>
           <w:p>
@@ -359,7 +359,7 @@
               <w:rPr>
                 <w:rFonts w:ascii="Meiryo" w:hAnsi="Meiryo"/>
                 <w:color w:val="282828"/>
-                <w:sz w:val="16"/>
+                <w:sz w:val="15"/>
               </w:rPr>
               <w:t>Mモード / 2D</w:t>
             </w:r>
@@ -370,10 +370,10 @@
             <w:tcW w:type="dxa" w:w="2592"/>
             <w:shd w:fill="F4F8FA"/>
             <w:tcMar>
-              <w:top w:w="50" w:type="dxa"/>
-              <w:bottom w:w="50" w:type="dxa"/>
-              <w:left w:w="60" w:type="dxa"/>
-              <w:right w:w="60" w:type="dxa"/>
+              <w:top w:w="45" w:type="dxa"/>
+              <w:bottom w:w="45" w:type="dxa"/>
+              <w:left w:w="50" w:type="dxa"/>
+              <w:right w:w="50" w:type="dxa"/>
             </w:tcMar>
           </w:tcPr>
           <w:p>
@@ -384,7 +384,7 @@
               <w:rPr>
                 <w:rFonts w:ascii="Meiryo" w:hAnsi="Meiryo"/>
                 <w:color w:val="282828"/>
-                <w:sz w:val="16"/>
+                <w:sz w:val="15"/>
               </w:rPr>
               <w:t>心室中隔壁厚 / 後壁厚</w:t>
             </w:r>
@@ -395,10 +395,10 @@
             <w:tcW w:type="dxa" w:w="2304"/>
             <w:shd w:fill="F4F8FA"/>
             <w:tcMar>
-              <w:top w:w="50" w:type="dxa"/>
-              <w:bottom w:w="50" w:type="dxa"/>
-              <w:left w:w="60" w:type="dxa"/>
-              <w:right w:w="60" w:type="dxa"/>
+              <w:top w:w="45" w:type="dxa"/>
+              <w:bottom w:w="45" w:type="dxa"/>
+              <w:left w:w="50" w:type="dxa"/>
+              <w:right w:w="50" w:type="dxa"/>
             </w:tcMar>
           </w:tcPr>
           <w:p>
@@ -409,7 +409,7 @@
               <w:rPr>
                 <w:rFonts w:ascii="Meiryo" w:hAnsi="Meiryo"/>
                 <w:color w:val="282828"/>
-                <w:sz w:val="16"/>
+                <w:sz w:val="15"/>
               </w:rPr>
               <w:t>IVSTd / PWTd</w:t>
             </w:r>
@@ -420,10 +420,10 @@
             <w:tcW w:type="dxa" w:w="1008"/>
             <w:shd w:fill="F4F8FA"/>
             <w:tcMar>
-              <w:top w:w="50" w:type="dxa"/>
-              <w:bottom w:w="50" w:type="dxa"/>
-              <w:left w:w="60" w:type="dxa"/>
-              <w:right w:w="60" w:type="dxa"/>
+              <w:top w:w="45" w:type="dxa"/>
+              <w:bottom w:w="45" w:type="dxa"/>
+              <w:left w:w="50" w:type="dxa"/>
+              <w:right w:w="50" w:type="dxa"/>
             </w:tcMar>
           </w:tcPr>
           <w:p>
@@ -434,7 +434,7 @@
               <w:rPr>
                 <w:rFonts w:ascii="Meiryo" w:hAnsi="Meiryo"/>
                 <w:color w:val="282828"/>
-                <w:sz w:val="16"/>
+                <w:sz w:val="15"/>
               </w:rPr>
               <w:t>mm</w:t>
             </w:r>
@@ -445,10 +445,10 @@
             <w:tcW w:type="dxa" w:w="3024"/>
             <w:shd w:fill="F4F8FA"/>
             <w:tcMar>
-              <w:top w:w="50" w:type="dxa"/>
-              <w:bottom w:w="50" w:type="dxa"/>
-              <w:left w:w="60" w:type="dxa"/>
-              <w:right w:w="60" w:type="dxa"/>
+              <w:top w:w="45" w:type="dxa"/>
+              <w:bottom w:w="45" w:type="dxa"/>
+              <w:left w:w="50" w:type="dxa"/>
+              <w:right w:w="50" w:type="dxa"/>
             </w:tcMar>
           </w:tcPr>
           <w:p>
@@ -459,7 +459,7 @@
               <w:rPr>
                 <w:rFonts w:ascii="Meiryo" w:hAnsi="Meiryo"/>
                 <w:color w:val="282828"/>
-                <w:sz w:val="16"/>
+                <w:sz w:val="15"/>
               </w:rPr>
               <w:t>壁肥厚・HCM・求心性肥大の評価</w:t>
             </w:r>
@@ -472,10 +472,10 @@
             <w:tcW w:type="dxa" w:w="1872"/>
             <w:shd w:fill="FFFFFF"/>
             <w:tcMar>
-              <w:top w:w="50" w:type="dxa"/>
-              <w:bottom w:w="50" w:type="dxa"/>
-              <w:left w:w="60" w:type="dxa"/>
-              <w:right w:w="60" w:type="dxa"/>
+              <w:top w:w="45" w:type="dxa"/>
+              <w:bottom w:w="45" w:type="dxa"/>
+              <w:left w:w="50" w:type="dxa"/>
+              <w:right w:w="50" w:type="dxa"/>
             </w:tcMar>
           </w:tcPr>
           <w:p>
@@ -486,7 +486,7 @@
               <w:rPr>
                 <w:rFonts w:ascii="Meiryo" w:hAnsi="Meiryo"/>
                 <w:color w:val="282828"/>
-                <w:sz w:val="16"/>
+                <w:sz w:val="15"/>
               </w:rPr>
               <w:t>自動演算</w:t>
             </w:r>
@@ -497,10 +497,10 @@
             <w:tcW w:type="dxa" w:w="2592"/>
             <w:shd w:fill="FFFFFF"/>
             <w:tcMar>
-              <w:top w:w="50" w:type="dxa"/>
-              <w:bottom w:w="50" w:type="dxa"/>
-              <w:left w:w="60" w:type="dxa"/>
-              <w:right w:w="60" w:type="dxa"/>
+              <w:top w:w="45" w:type="dxa"/>
+              <w:bottom w:w="45" w:type="dxa"/>
+              <w:left w:w="50" w:type="dxa"/>
+              <w:right w:w="50" w:type="dxa"/>
             </w:tcMar>
           </w:tcPr>
           <w:p>
@@ -511,7 +511,7 @@
               <w:rPr>
                 <w:rFonts w:ascii="Meiryo" w:hAnsi="Meiryo"/>
                 <w:color w:val="282828"/>
-                <w:sz w:val="16"/>
+                <w:sz w:val="15"/>
               </w:rPr>
               <w:t>左室心筋重量係数</w:t>
             </w:r>
@@ -522,10 +522,10 @@
             <w:tcW w:type="dxa" w:w="2304"/>
             <w:shd w:fill="FFFFFF"/>
             <w:tcMar>
-              <w:top w:w="50" w:type="dxa"/>
-              <w:bottom w:w="50" w:type="dxa"/>
-              <w:left w:w="60" w:type="dxa"/>
-              <w:right w:w="60" w:type="dxa"/>
+              <w:top w:w="45" w:type="dxa"/>
+              <w:bottom w:w="45" w:type="dxa"/>
+              <w:left w:w="50" w:type="dxa"/>
+              <w:right w:w="50" w:type="dxa"/>
             </w:tcMar>
           </w:tcPr>
           <w:p>
@@ -536,7 +536,7 @@
               <w:rPr>
                 <w:rFonts w:ascii="Meiryo" w:hAnsi="Meiryo"/>
                 <w:color w:val="282828"/>
-                <w:sz w:val="16"/>
+                <w:sz w:val="15"/>
               </w:rPr>
               <w:t>LVMI (LV Mass Index)</w:t>
             </w:r>
@@ -547,10 +547,10 @@
             <w:tcW w:type="dxa" w:w="1008"/>
             <w:shd w:fill="FFFFFF"/>
             <w:tcMar>
-              <w:top w:w="50" w:type="dxa"/>
-              <w:bottom w:w="50" w:type="dxa"/>
-              <w:left w:w="60" w:type="dxa"/>
-              <w:right w:w="60" w:type="dxa"/>
+              <w:top w:w="45" w:type="dxa"/>
+              <w:bottom w:w="45" w:type="dxa"/>
+              <w:left w:w="50" w:type="dxa"/>
+              <w:right w:w="50" w:type="dxa"/>
             </w:tcMar>
           </w:tcPr>
           <w:p>
@@ -561,7 +561,7 @@
               <w:rPr>
                 <w:rFonts w:ascii="Meiryo" w:hAnsi="Meiryo"/>
                 <w:color w:val="282828"/>
-                <w:sz w:val="16"/>
+                <w:sz w:val="15"/>
               </w:rPr>
               <w:t>g/m²</w:t>
             </w:r>
@@ -572,10 +572,10 @@
             <w:tcW w:type="dxa" w:w="3024"/>
             <w:shd w:fill="FFFFFF"/>
             <w:tcMar>
-              <w:top w:w="50" w:type="dxa"/>
-              <w:bottom w:w="50" w:type="dxa"/>
-              <w:left w:w="60" w:type="dxa"/>
-              <w:right w:w="60" w:type="dxa"/>
+              <w:top w:w="45" w:type="dxa"/>
+              <w:bottom w:w="45" w:type="dxa"/>
+              <w:left w:w="50" w:type="dxa"/>
+              <w:right w:w="50" w:type="dxa"/>
             </w:tcMar>
           </w:tcPr>
           <w:p>
@@ -586,7 +586,7 @@
               <w:rPr>
                 <w:rFonts w:ascii="Meiryo" w:hAnsi="Meiryo"/>
                 <w:color w:val="282828"/>
-                <w:sz w:val="16"/>
+                <w:sz w:val="15"/>
               </w:rPr>
               <w:t>左室肥大 (LVH) 確定診断 (男&gt;115, 女&gt;95)</w:t>
             </w:r>
@@ -599,10 +599,10 @@
             <w:tcW w:type="dxa" w:w="1872"/>
             <w:shd w:fill="F4F8FA"/>
             <w:tcMar>
-              <w:top w:w="50" w:type="dxa"/>
-              <w:bottom w:w="50" w:type="dxa"/>
-              <w:left w:w="60" w:type="dxa"/>
-              <w:right w:w="60" w:type="dxa"/>
+              <w:top w:w="45" w:type="dxa"/>
+              <w:bottom w:w="45" w:type="dxa"/>
+              <w:left w:w="50" w:type="dxa"/>
+              <w:right w:w="50" w:type="dxa"/>
             </w:tcMar>
           </w:tcPr>
           <w:p>
@@ -613,7 +613,7 @@
               <w:rPr>
                 <w:rFonts w:ascii="Meiryo" w:hAnsi="Meiryo"/>
                 <w:color w:val="282828"/>
-                <w:sz w:val="16"/>
+                <w:sz w:val="15"/>
               </w:rPr>
               <w:t>自動演算</w:t>
             </w:r>
@@ -624,10 +624,10 @@
             <w:tcW w:type="dxa" w:w="2592"/>
             <w:shd w:fill="F4F8FA"/>
             <w:tcMar>
-              <w:top w:w="50" w:type="dxa"/>
-              <w:bottom w:w="50" w:type="dxa"/>
-              <w:left w:w="60" w:type="dxa"/>
-              <w:right w:w="60" w:type="dxa"/>
+              <w:top w:w="45" w:type="dxa"/>
+              <w:bottom w:w="45" w:type="dxa"/>
+              <w:left w:w="50" w:type="dxa"/>
+              <w:right w:w="50" w:type="dxa"/>
             </w:tcMar>
           </w:tcPr>
           <w:p>
@@ -638,7 +638,7 @@
               <w:rPr>
                 <w:rFonts w:ascii="Meiryo" w:hAnsi="Meiryo"/>
                 <w:color w:val="282828"/>
-                <w:sz w:val="16"/>
+                <w:sz w:val="15"/>
               </w:rPr>
               <w:t>相対的壁厚 / 左室短縮率</w:t>
             </w:r>
@@ -649,10 +649,10 @@
             <w:tcW w:type="dxa" w:w="2304"/>
             <w:shd w:fill="F4F8FA"/>
             <w:tcMar>
-              <w:top w:w="50" w:type="dxa"/>
-              <w:bottom w:w="50" w:type="dxa"/>
-              <w:left w:w="60" w:type="dxa"/>
-              <w:right w:w="60" w:type="dxa"/>
+              <w:top w:w="45" w:type="dxa"/>
+              <w:bottom w:w="45" w:type="dxa"/>
+              <w:left w:w="50" w:type="dxa"/>
+              <w:right w:w="50" w:type="dxa"/>
             </w:tcMar>
           </w:tcPr>
           <w:p>
@@ -663,7 +663,7 @@
               <w:rPr>
                 <w:rFonts w:ascii="Meiryo" w:hAnsi="Meiryo"/>
                 <w:color w:val="282828"/>
-                <w:sz w:val="16"/>
+                <w:sz w:val="15"/>
               </w:rPr>
               <w:t>RWT / FS (%FS)</w:t>
             </w:r>
@@ -674,10 +674,10 @@
             <w:tcW w:type="dxa" w:w="1008"/>
             <w:shd w:fill="F4F8FA"/>
             <w:tcMar>
-              <w:top w:w="50" w:type="dxa"/>
-              <w:bottom w:w="50" w:type="dxa"/>
-              <w:left w:w="60" w:type="dxa"/>
-              <w:right w:w="60" w:type="dxa"/>
+              <w:top w:w="45" w:type="dxa"/>
+              <w:bottom w:w="45" w:type="dxa"/>
+              <w:left w:w="50" w:type="dxa"/>
+              <w:right w:w="50" w:type="dxa"/>
             </w:tcMar>
           </w:tcPr>
           <w:p>
@@ -688,7 +688,7 @@
               <w:rPr>
                 <w:rFonts w:ascii="Meiryo" w:hAnsi="Meiryo"/>
                 <w:color w:val="282828"/>
-                <w:sz w:val="16"/>
+                <w:sz w:val="15"/>
               </w:rPr>
               <w:t>-, %</w:t>
             </w:r>
@@ -699,10 +699,10 @@
             <w:tcW w:type="dxa" w:w="3024"/>
             <w:shd w:fill="F4F8FA"/>
             <w:tcMar>
-              <w:top w:w="50" w:type="dxa"/>
-              <w:bottom w:w="50" w:type="dxa"/>
-              <w:left w:w="60" w:type="dxa"/>
-              <w:right w:w="60" w:type="dxa"/>
+              <w:top w:w="45" w:type="dxa"/>
+              <w:bottom w:w="45" w:type="dxa"/>
+              <w:left w:w="50" w:type="dxa"/>
+              <w:right w:w="50" w:type="dxa"/>
             </w:tcMar>
           </w:tcPr>
           <w:p>
@@ -713,7 +713,7 @@
               <w:rPr>
                 <w:rFonts w:ascii="Meiryo" w:hAnsi="Meiryo"/>
                 <w:color w:val="282828"/>
-                <w:sz w:val="16"/>
+                <w:sz w:val="15"/>
               </w:rPr>
               <w:t>求心性vs遠心性肥大分類 (RWT&gt;0.42), 円周収縮能</w:t>
             </w:r>
@@ -726,10 +726,10 @@
             <w:tcW w:type="dxa" w:w="1872"/>
             <w:shd w:fill="FFFFFF"/>
             <w:tcMar>
-              <w:top w:w="50" w:type="dxa"/>
-              <w:bottom w:w="50" w:type="dxa"/>
-              <w:left w:w="60" w:type="dxa"/>
-              <w:right w:w="60" w:type="dxa"/>
+              <w:top w:w="45" w:type="dxa"/>
+              <w:bottom w:w="45" w:type="dxa"/>
+              <w:left w:w="50" w:type="dxa"/>
+              <w:right w:w="50" w:type="dxa"/>
             </w:tcMar>
           </w:tcPr>
           <w:p>
@@ -740,7 +740,7 @@
               <w:rPr>
                 <w:rFonts w:ascii="Meiryo" w:hAnsi="Meiryo"/>
                 <w:color w:val="282828"/>
-                <w:sz w:val="16"/>
+                <w:sz w:val="15"/>
               </w:rPr>
               <w:t>Simpson法</w:t>
             </w:r>
@@ -751,10 +751,10 @@
             <w:tcW w:type="dxa" w:w="2592"/>
             <w:shd w:fill="FFFFFF"/>
             <w:tcMar>
-              <w:top w:w="50" w:type="dxa"/>
-              <w:bottom w:w="50" w:type="dxa"/>
-              <w:left w:w="60" w:type="dxa"/>
-              <w:right w:w="60" w:type="dxa"/>
+              <w:top w:w="45" w:type="dxa"/>
+              <w:bottom w:w="45" w:type="dxa"/>
+              <w:left w:w="50" w:type="dxa"/>
+              <w:right w:w="50" w:type="dxa"/>
             </w:tcMar>
           </w:tcPr>
           <w:p>
@@ -765,7 +765,7 @@
               <w:rPr>
                 <w:rFonts w:ascii="Meiryo" w:hAnsi="Meiryo"/>
                 <w:color w:val="282828"/>
-                <w:sz w:val="16"/>
+                <w:sz w:val="15"/>
               </w:rPr>
               <w:t>左室拡張末期 / 収縮末期容積</w:t>
             </w:r>
@@ -776,10 +776,10 @@
             <w:tcW w:type="dxa" w:w="2304"/>
             <w:shd w:fill="FFFFFF"/>
             <w:tcMar>
-              <w:top w:w="50" w:type="dxa"/>
-              <w:bottom w:w="50" w:type="dxa"/>
-              <w:left w:w="60" w:type="dxa"/>
-              <w:right w:w="60" w:type="dxa"/>
+              <w:top w:w="45" w:type="dxa"/>
+              <w:bottom w:w="45" w:type="dxa"/>
+              <w:left w:w="50" w:type="dxa"/>
+              <w:right w:w="50" w:type="dxa"/>
             </w:tcMar>
           </w:tcPr>
           <w:p>
@@ -790,7 +790,7 @@
               <w:rPr>
                 <w:rFonts w:ascii="Meiryo" w:hAnsi="Meiryo"/>
                 <w:color w:val="282828"/>
-                <w:sz w:val="16"/>
+                <w:sz w:val="15"/>
               </w:rPr>
               <w:t>LVEDV / LVESV</w:t>
             </w:r>
@@ -801,10 +801,10 @@
             <w:tcW w:type="dxa" w:w="1008"/>
             <w:shd w:fill="FFFFFF"/>
             <w:tcMar>
-              <w:top w:w="50" w:type="dxa"/>
-              <w:bottom w:w="50" w:type="dxa"/>
-              <w:left w:w="60" w:type="dxa"/>
-              <w:right w:w="60" w:type="dxa"/>
+              <w:top w:w="45" w:type="dxa"/>
+              <w:bottom w:w="45" w:type="dxa"/>
+              <w:left w:w="50" w:type="dxa"/>
+              <w:right w:w="50" w:type="dxa"/>
             </w:tcMar>
           </w:tcPr>
           <w:p>
@@ -815,7 +815,7 @@
               <w:rPr>
                 <w:rFonts w:ascii="Meiryo" w:hAnsi="Meiryo"/>
                 <w:color w:val="282828"/>
-                <w:sz w:val="16"/>
+                <w:sz w:val="15"/>
               </w:rPr>
               <w:t>mL</w:t>
             </w:r>
@@ -826,10 +826,10 @@
             <w:tcW w:type="dxa" w:w="3024"/>
             <w:shd w:fill="FFFFFF"/>
             <w:tcMar>
-              <w:top w:w="50" w:type="dxa"/>
-              <w:bottom w:w="50" w:type="dxa"/>
-              <w:left w:w="60" w:type="dxa"/>
-              <w:right w:w="60" w:type="dxa"/>
+              <w:top w:w="45" w:type="dxa"/>
+              <w:bottom w:w="45" w:type="dxa"/>
+              <w:left w:w="50" w:type="dxa"/>
+              <w:right w:w="50" w:type="dxa"/>
             </w:tcMar>
           </w:tcPr>
           <w:p>
@@ -840,7 +840,7 @@
               <w:rPr>
                 <w:rFonts w:ascii="Meiryo" w:hAnsi="Meiryo"/>
                 <w:color w:val="282828"/>
-                <w:sz w:val="16"/>
+                <w:sz w:val="15"/>
               </w:rPr>
               <w:t>容量負荷評価・BSA補正 (EDVI, ESVI)</w:t>
             </w:r>
@@ -853,10 +853,10 @@
             <w:tcW w:type="dxa" w:w="1872"/>
             <w:shd w:fill="F4F8FA"/>
             <w:tcMar>
-              <w:top w:w="50" w:type="dxa"/>
-              <w:bottom w:w="50" w:type="dxa"/>
-              <w:left w:w="60" w:type="dxa"/>
-              <w:right w:w="60" w:type="dxa"/>
+              <w:top w:w="45" w:type="dxa"/>
+              <w:bottom w:w="45" w:type="dxa"/>
+              <w:left w:w="50" w:type="dxa"/>
+              <w:right w:w="50" w:type="dxa"/>
             </w:tcMar>
           </w:tcPr>
           <w:p>
@@ -867,7 +867,7 @@
               <w:rPr>
                 <w:rFonts w:ascii="Meiryo" w:hAnsi="Meiryo"/>
                 <w:color w:val="282828"/>
-                <w:sz w:val="16"/>
+                <w:sz w:val="15"/>
               </w:rPr>
               <w:t>Simpson法</w:t>
             </w:r>
@@ -878,10 +878,10 @@
             <w:tcW w:type="dxa" w:w="2592"/>
             <w:shd w:fill="F4F8FA"/>
             <w:tcMar>
-              <w:top w:w="50" w:type="dxa"/>
-              <w:bottom w:w="50" w:type="dxa"/>
-              <w:left w:w="60" w:type="dxa"/>
-              <w:right w:w="60" w:type="dxa"/>
+              <w:top w:w="45" w:type="dxa"/>
+              <w:bottom w:w="45" w:type="dxa"/>
+              <w:left w:w="50" w:type="dxa"/>
+              <w:right w:w="50" w:type="dxa"/>
             </w:tcMar>
           </w:tcPr>
           <w:p>
@@ -892,7 +892,7 @@
               <w:rPr>
                 <w:rFonts w:ascii="Meiryo" w:hAnsi="Meiryo"/>
                 <w:color w:val="282828"/>
-                <w:sz w:val="16"/>
+                <w:sz w:val="15"/>
               </w:rPr>
               <w:t>左室駆出率 (最重要)</w:t>
             </w:r>
@@ -903,10 +903,10 @@
             <w:tcW w:type="dxa" w:w="2304"/>
             <w:shd w:fill="F4F8FA"/>
             <w:tcMar>
-              <w:top w:w="50" w:type="dxa"/>
-              <w:bottom w:w="50" w:type="dxa"/>
-              <w:left w:w="60" w:type="dxa"/>
-              <w:right w:w="60" w:type="dxa"/>
+              <w:top w:w="45" w:type="dxa"/>
+              <w:bottom w:w="45" w:type="dxa"/>
+              <w:left w:w="50" w:type="dxa"/>
+              <w:right w:w="50" w:type="dxa"/>
             </w:tcMar>
           </w:tcPr>
           <w:p>
@@ -917,7 +917,7 @@
               <w:rPr>
                 <w:rFonts w:ascii="Meiryo" w:hAnsi="Meiryo"/>
                 <w:color w:val="282828"/>
-                <w:sz w:val="16"/>
+                <w:sz w:val="15"/>
               </w:rPr>
               <w:t>LVEF (Biplane EF)</w:t>
             </w:r>
@@ -928,10 +928,10 @@
             <w:tcW w:type="dxa" w:w="1008"/>
             <w:shd w:fill="F4F8FA"/>
             <w:tcMar>
-              <w:top w:w="50" w:type="dxa"/>
-              <w:bottom w:w="50" w:type="dxa"/>
-              <w:left w:w="60" w:type="dxa"/>
-              <w:right w:w="60" w:type="dxa"/>
+              <w:top w:w="45" w:type="dxa"/>
+              <w:bottom w:w="45" w:type="dxa"/>
+              <w:left w:w="50" w:type="dxa"/>
+              <w:right w:w="50" w:type="dxa"/>
             </w:tcMar>
           </w:tcPr>
           <w:p>
@@ -942,7 +942,7 @@
               <w:rPr>
                 <w:rFonts w:ascii="Meiryo" w:hAnsi="Meiryo"/>
                 <w:color w:val="282828"/>
-                <w:sz w:val="16"/>
+                <w:sz w:val="15"/>
               </w:rPr>
               <w:t>%</w:t>
             </w:r>
@@ -953,10 +953,10 @@
             <w:tcW w:type="dxa" w:w="3024"/>
             <w:shd w:fill="F4F8FA"/>
             <w:tcMar>
-              <w:top w:w="50" w:type="dxa"/>
-              <w:bottom w:w="50" w:type="dxa"/>
-              <w:left w:w="60" w:type="dxa"/>
-              <w:right w:w="60" w:type="dxa"/>
+              <w:top w:w="45" w:type="dxa"/>
+              <w:bottom w:w="45" w:type="dxa"/>
+              <w:left w:w="50" w:type="dxa"/>
+              <w:right w:w="50" w:type="dxa"/>
             </w:tcMar>
           </w:tcPr>
           <w:p>
@@ -967,7 +967,7 @@
               <w:rPr>
                 <w:rFonts w:ascii="Meiryo" w:hAnsi="Meiryo"/>
                 <w:color w:val="282828"/>
-                <w:sz w:val="16"/>
+                <w:sz w:val="15"/>
               </w:rPr>
               <w:t>心機能分類 (HFrEF / HFmrEF / HFpEF)</w:t>
             </w:r>
@@ -980,10 +980,10 @@
             <w:tcW w:type="dxa" w:w="1872"/>
             <w:shd w:fill="FFFFFF"/>
             <w:tcMar>
-              <w:top w:w="50" w:type="dxa"/>
-              <w:bottom w:w="50" w:type="dxa"/>
-              <w:left w:w="60" w:type="dxa"/>
-              <w:right w:w="60" w:type="dxa"/>
+              <w:top w:w="45" w:type="dxa"/>
+              <w:bottom w:w="45" w:type="dxa"/>
+              <w:left w:w="50" w:type="dxa"/>
+              <w:right w:w="50" w:type="dxa"/>
             </w:tcMar>
           </w:tcPr>
           <w:p>
@@ -994,7 +994,7 @@
               <w:rPr>
                 <w:rFonts w:ascii="Meiryo" w:hAnsi="Meiryo"/>
                 <w:color w:val="282828"/>
-                <w:sz w:val="16"/>
+                <w:sz w:val="15"/>
               </w:rPr>
               <w:t>Simpson法</w:t>
             </w:r>
@@ -1005,10 +1005,10 @@
             <w:tcW w:type="dxa" w:w="2592"/>
             <w:shd w:fill="FFFFFF"/>
             <w:tcMar>
-              <w:top w:w="50" w:type="dxa"/>
-              <w:bottom w:w="50" w:type="dxa"/>
-              <w:left w:w="60" w:type="dxa"/>
-              <w:right w:w="60" w:type="dxa"/>
+              <w:top w:w="45" w:type="dxa"/>
+              <w:bottom w:w="45" w:type="dxa"/>
+              <w:left w:w="50" w:type="dxa"/>
+              <w:right w:w="50" w:type="dxa"/>
             </w:tcMar>
           </w:tcPr>
           <w:p>
@@ -1018,8 +1018,9 @@
             <w:r>
               <w:rPr>
                 <w:rFonts w:ascii="Meiryo" w:hAnsi="Meiryo"/>
-                <w:color w:val="282828"/>
-                <w:sz w:val="16"/>
+                <w:b/>
+                <w:color w:val="B41414"/>
+                <w:sz w:val="15"/>
               </w:rPr>
               <w:t>1回拍出量 / 心拍出量 / SVi</w:t>
             </w:r>
@@ -1030,10 +1031,10 @@
             <w:tcW w:type="dxa" w:w="2304"/>
             <w:shd w:fill="FFFFFF"/>
             <w:tcMar>
-              <w:top w:w="50" w:type="dxa"/>
-              <w:bottom w:w="50" w:type="dxa"/>
-              <w:left w:w="60" w:type="dxa"/>
-              <w:right w:w="60" w:type="dxa"/>
+              <w:top w:w="45" w:type="dxa"/>
+              <w:bottom w:w="45" w:type="dxa"/>
+              <w:left w:w="50" w:type="dxa"/>
+              <w:right w:w="50" w:type="dxa"/>
             </w:tcMar>
           </w:tcPr>
           <w:p>
@@ -1044,7 +1045,7 @@
               <w:rPr>
                 <w:rFonts w:ascii="Meiryo" w:hAnsi="Meiryo"/>
                 <w:color w:val="282828"/>
-                <w:sz w:val="16"/>
+                <w:sz w:val="15"/>
               </w:rPr>
               <w:t>SV / CO / SVi</w:t>
             </w:r>
@@ -1055,10 +1056,10 @@
             <w:tcW w:type="dxa" w:w="1008"/>
             <w:shd w:fill="FFFFFF"/>
             <w:tcMar>
-              <w:top w:w="50" w:type="dxa"/>
-              <w:bottom w:w="50" w:type="dxa"/>
-              <w:left w:w="60" w:type="dxa"/>
-              <w:right w:w="60" w:type="dxa"/>
+              <w:top w:w="45" w:type="dxa"/>
+              <w:bottom w:w="45" w:type="dxa"/>
+              <w:left w:w="50" w:type="dxa"/>
+              <w:right w:w="50" w:type="dxa"/>
             </w:tcMar>
           </w:tcPr>
           <w:p>
@@ -1069,7 +1070,7 @@
               <w:rPr>
                 <w:rFonts w:ascii="Meiryo" w:hAnsi="Meiryo"/>
                 <w:color w:val="282828"/>
-                <w:sz w:val="16"/>
+                <w:sz w:val="15"/>
               </w:rPr>
               <w:t>mL, L/min, mL/m²</w:t>
             </w:r>
@@ -1080,10 +1081,10 @@
             <w:tcW w:type="dxa" w:w="3024"/>
             <w:shd w:fill="FFFFFF"/>
             <w:tcMar>
-              <w:top w:w="50" w:type="dxa"/>
-              <w:bottom w:w="50" w:type="dxa"/>
-              <w:left w:w="60" w:type="dxa"/>
-              <w:right w:w="60" w:type="dxa"/>
+              <w:top w:w="45" w:type="dxa"/>
+              <w:bottom w:w="45" w:type="dxa"/>
+              <w:left w:w="50" w:type="dxa"/>
+              <w:right w:w="50" w:type="dxa"/>
             </w:tcMar>
           </w:tcPr>
           <w:p>
@@ -1094,7 +1095,7 @@
               <w:rPr>
                 <w:rFonts w:ascii="Meiryo" w:hAnsi="Meiryo"/>
                 <w:color w:val="282828"/>
-                <w:sz w:val="16"/>
+                <w:sz w:val="15"/>
               </w:rPr>
               <w:t>有効拍出量・心係数 (CI)・低流量判定 (&lt;35 mL/m²)</w:t>
             </w:r>
@@ -1107,10 +1108,10 @@
             <w:tcW w:type="dxa" w:w="1872"/>
             <w:shd w:fill="F4F8FA"/>
             <w:tcMar>
-              <w:top w:w="50" w:type="dxa"/>
-              <w:bottom w:w="50" w:type="dxa"/>
-              <w:left w:w="60" w:type="dxa"/>
-              <w:right w:w="60" w:type="dxa"/>
+              <w:top w:w="45" w:type="dxa"/>
+              <w:bottom w:w="45" w:type="dxa"/>
+              <w:left w:w="50" w:type="dxa"/>
+              <w:right w:w="50" w:type="dxa"/>
             </w:tcMar>
           </w:tcPr>
           <w:p>
@@ -1121,7 +1122,7 @@
               <w:rPr>
                 <w:rFonts w:ascii="Meiryo" w:hAnsi="Meiryo"/>
                 <w:color w:val="282828"/>
-                <w:sz w:val="16"/>
+                <w:sz w:val="15"/>
               </w:rPr>
               <w:t>MR連続波 CW</w:t>
             </w:r>
@@ -1132,10 +1133,10 @@
             <w:tcW w:type="dxa" w:w="2592"/>
             <w:shd w:fill="F4F8FA"/>
             <w:tcMar>
-              <w:top w:w="50" w:type="dxa"/>
-              <w:bottom w:w="50" w:type="dxa"/>
-              <w:left w:w="60" w:type="dxa"/>
-              <w:right w:w="60" w:type="dxa"/>
+              <w:top w:w="45" w:type="dxa"/>
+              <w:bottom w:w="45" w:type="dxa"/>
+              <w:left w:w="50" w:type="dxa"/>
+              <w:right w:w="50" w:type="dxa"/>
             </w:tcMar>
           </w:tcPr>
           <w:p>
@@ -1147,7 +1148,7 @@
                 <w:rFonts w:ascii="Meiryo" w:hAnsi="Meiryo"/>
                 <w:b/>
                 <w:color w:val="B41414"/>
-                <w:sz w:val="16"/>
+                <w:sz w:val="15"/>
               </w:rPr>
               <w:t>左室収縮期圧上昇率 (dP/dt)</w:t>
             </w:r>
@@ -1158,10 +1159,10 @@
             <w:tcW w:type="dxa" w:w="2304"/>
             <w:shd w:fill="F4F8FA"/>
             <w:tcMar>
-              <w:top w:w="50" w:type="dxa"/>
-              <w:bottom w:w="50" w:type="dxa"/>
-              <w:left w:w="60" w:type="dxa"/>
-              <w:right w:w="60" w:type="dxa"/>
+              <w:top w:w="45" w:type="dxa"/>
+              <w:bottom w:w="45" w:type="dxa"/>
+              <w:left w:w="50" w:type="dxa"/>
+              <w:right w:w="50" w:type="dxa"/>
             </w:tcMar>
           </w:tcPr>
           <w:p>
@@ -1172,7 +1173,7 @@
               <w:rPr>
                 <w:rFonts w:ascii="Meiryo" w:hAnsi="Meiryo"/>
                 <w:color w:val="282828"/>
-                <w:sz w:val="16"/>
+                <w:sz w:val="15"/>
               </w:rPr>
               <w:t>LV dP/dt</w:t>
             </w:r>
@@ -1183,10 +1184,10 @@
             <w:tcW w:type="dxa" w:w="1008"/>
             <w:shd w:fill="F4F8FA"/>
             <w:tcMar>
-              <w:top w:w="50" w:type="dxa"/>
-              <w:bottom w:w="50" w:type="dxa"/>
-              <w:left w:w="60" w:type="dxa"/>
-              <w:right w:w="60" w:type="dxa"/>
+              <w:top w:w="45" w:type="dxa"/>
+              <w:bottom w:w="45" w:type="dxa"/>
+              <w:left w:w="50" w:type="dxa"/>
+              <w:right w:w="50" w:type="dxa"/>
             </w:tcMar>
           </w:tcPr>
           <w:p>
@@ -1197,7 +1198,7 @@
               <w:rPr>
                 <w:rFonts w:ascii="Meiryo" w:hAnsi="Meiryo"/>
                 <w:color w:val="282828"/>
-                <w:sz w:val="16"/>
+                <w:sz w:val="15"/>
               </w:rPr>
               <w:t>mmHg/s</w:t>
             </w:r>
@@ -1208,10 +1209,10 @@
             <w:tcW w:type="dxa" w:w="3024"/>
             <w:shd w:fill="F4F8FA"/>
             <w:tcMar>
-              <w:top w:w="50" w:type="dxa"/>
-              <w:bottom w:w="50" w:type="dxa"/>
-              <w:left w:w="60" w:type="dxa"/>
-              <w:right w:w="60" w:type="dxa"/>
+              <w:top w:w="45" w:type="dxa"/>
+              <w:bottom w:w="45" w:type="dxa"/>
+              <w:left w:w="50" w:type="dxa"/>
+              <w:right w:w="50" w:type="dxa"/>
             </w:tcMar>
           </w:tcPr>
           <w:p>
@@ -1222,7 +1223,7 @@
               <w:rPr>
                 <w:rFonts w:ascii="Meiryo" w:hAnsi="Meiryo"/>
                 <w:color w:val="282828"/>
-                <w:sz w:val="16"/>
+                <w:sz w:val="15"/>
               </w:rPr>
               <w:t>MR波形1-3m/s時間より算出。正常&gt;1200, 低下&lt;1000</w:t>
             </w:r>
@@ -1232,33 +1233,16 @@
     </w:tbl>
     <w:p>
       <w:pPr>
-        <w:spacing w:before="160" w:after="40"/>
+        <w:spacing w:before="140" w:after="40"/>
       </w:pPr>
       <w:r>
         <w:rPr>
           <w:rFonts w:ascii="Meiryo" w:hAnsi="Meiryo"/>
           <w:b/>
           <w:color w:val="005AA0"/>
-          <w:sz w:val="22"/>
+          <w:sz w:val="21"/>
         </w:rPr>
         <w:t>2. 🌊 左室拡張能評価（ASE 2025新基準 / LARS・E/e'・LAVI・TR）</w:t>
-      </w:r>
-    </w:p>
-    <w:p>
-      <w:r>
-        <w:rPr>
-          <w:rFonts w:ascii="Meiryo" w:hAnsi="Meiryo"/>
-          <w:b/>
-          <w:color w:val="A03200"/>
-          <w:sz w:val="16"/>
-        </w:rPr>
-        <w:t>【ASE 2025新基準 判定要件】</w:t>
-        <w:br/>
-        <w:t>① 平均 E/e' &gt; 14  |  ② 中隔側 e' &lt; 7 cm/s または 側壁側 e' &lt; 10 cm/s  |  ③ TR Vmax &gt; 2.8 m/s  |  ④ LAVI &gt; 34 mL/m²</w:t>
-        <w:br/>
-        <w:t>★【新指標 LARS（左房リザーバーストレイン）】: LARS &lt; 18% で充満圧上昇確定。LAVI正常の早期HFpEFを決定づける。</w:t>
-        <w:br/>
-        <w:t>※ AF（心房細動）症例では、E/e' ≧ 11 単独判定ロジックへ自動切り替え。</w:t>
       </w:r>
     </w:p>
     <w:tbl>
@@ -1276,11 +1260,11 @@
         </w:tblBorders>
       </w:tblPr>
       <w:tblGrid>
-        <w:gridCol w:w="2189"/>
-        <w:gridCol w:w="2189"/>
-        <w:gridCol w:w="2189"/>
-        <w:gridCol w:w="2189"/>
-        <w:gridCol w:w="2189"/>
+        <w:gridCol w:w="2218"/>
+        <w:gridCol w:w="2218"/>
+        <w:gridCol w:w="2218"/>
+        <w:gridCol w:w="2218"/>
+        <w:gridCol w:w="2218"/>
       </w:tblGrid>
       <w:tr>
         <w:tc>
@@ -1288,10 +1272,10 @@
             <w:tcW w:type="dxa" w:w="1872"/>
             <w:shd w:fill="005691"/>
             <w:tcMar>
-              <w:top w:w="80" w:type="dxa"/>
-              <w:bottom w:w="80" w:type="dxa"/>
-              <w:left w:w="60" w:type="dxa"/>
-              <w:right w:w="60" w:type="dxa"/>
+              <w:top w:w="70" w:type="dxa"/>
+              <w:bottom w:w="70" w:type="dxa"/>
+              <w:left w:w="50" w:type="dxa"/>
+              <w:right w:w="50" w:type="dxa"/>
             </w:tcMar>
           </w:tcPr>
           <w:p>
@@ -1303,7 +1287,7 @@
                 <w:rFonts w:ascii="Meiryo" w:hAnsi="Meiryo"/>
                 <w:b/>
                 <w:color w:val="FFFFFF"/>
-                <w:sz w:val="17"/>
+                <w:sz w:val="16"/>
               </w:rPr>
               <w:t>検査手技</w:t>
             </w:r>
@@ -1314,10 +1298,10 @@
             <w:tcW w:type="dxa" w:w="2592"/>
             <w:shd w:fill="005691"/>
             <w:tcMar>
-              <w:top w:w="80" w:type="dxa"/>
-              <w:bottom w:w="80" w:type="dxa"/>
-              <w:left w:w="60" w:type="dxa"/>
-              <w:right w:w="60" w:type="dxa"/>
+              <w:top w:w="70" w:type="dxa"/>
+              <w:bottom w:w="70" w:type="dxa"/>
+              <w:left w:w="50" w:type="dxa"/>
+              <w:right w:w="50" w:type="dxa"/>
             </w:tcMar>
           </w:tcPr>
           <w:p>
@@ -1329,7 +1313,7 @@
                 <w:rFonts w:ascii="Meiryo" w:hAnsi="Meiryo"/>
                 <w:b/>
                 <w:color w:val="FFFFFF"/>
-                <w:sz w:val="17"/>
+                <w:sz w:val="16"/>
               </w:rPr>
               <w:t>SR連携推奨項目</w:t>
             </w:r>
@@ -1340,10 +1324,10 @@
             <w:tcW w:type="dxa" w:w="2304"/>
             <w:shd w:fill="005691"/>
             <w:tcMar>
-              <w:top w:w="80" w:type="dxa"/>
-              <w:bottom w:w="80" w:type="dxa"/>
-              <w:left w:w="60" w:type="dxa"/>
-              <w:right w:w="60" w:type="dxa"/>
+              <w:top w:w="70" w:type="dxa"/>
+              <w:bottom w:w="70" w:type="dxa"/>
+              <w:left w:w="50" w:type="dxa"/>
+              <w:right w:w="50" w:type="dxa"/>
             </w:tcMar>
           </w:tcPr>
           <w:p>
@@ -1355,7 +1339,7 @@
                 <w:rFonts w:ascii="Meiryo" w:hAnsi="Meiryo"/>
                 <w:b/>
                 <w:color w:val="FFFFFF"/>
-                <w:sz w:val="17"/>
+                <w:sz w:val="16"/>
               </w:rPr>
               <w:t>英語表記 / DICOMタグ</w:t>
             </w:r>
@@ -1366,10 +1350,10 @@
             <w:tcW w:type="dxa" w:w="1008"/>
             <w:shd w:fill="005691"/>
             <w:tcMar>
-              <w:top w:w="80" w:type="dxa"/>
-              <w:bottom w:w="80" w:type="dxa"/>
-              <w:left w:w="60" w:type="dxa"/>
-              <w:right w:w="60" w:type="dxa"/>
+              <w:top w:w="70" w:type="dxa"/>
+              <w:bottom w:w="70" w:type="dxa"/>
+              <w:left w:w="50" w:type="dxa"/>
+              <w:right w:w="50" w:type="dxa"/>
             </w:tcMar>
           </w:tcPr>
           <w:p>
@@ -1381,7 +1365,7 @@
                 <w:rFonts w:ascii="Meiryo" w:hAnsi="Meiryo"/>
                 <w:b/>
                 <w:color w:val="FFFFFF"/>
-                <w:sz w:val="17"/>
+                <w:sz w:val="16"/>
               </w:rPr>
               <w:t>単位</w:t>
             </w:r>
@@ -1392,10 +1376,10 @@
             <w:tcW w:type="dxa" w:w="3024"/>
             <w:shd w:fill="005691"/>
             <w:tcMar>
-              <w:top w:w="80" w:type="dxa"/>
-              <w:bottom w:w="80" w:type="dxa"/>
-              <w:left w:w="60" w:type="dxa"/>
-              <w:right w:w="60" w:type="dxa"/>
+              <w:top w:w="70" w:type="dxa"/>
+              <w:bottom w:w="70" w:type="dxa"/>
+              <w:left w:w="50" w:type="dxa"/>
+              <w:right w:w="50" w:type="dxa"/>
             </w:tcMar>
           </w:tcPr>
           <w:p>
@@ -1407,7 +1391,7 @@
                 <w:rFonts w:ascii="Meiryo" w:hAnsi="Meiryo"/>
                 <w:b/>
                 <w:color w:val="FFFFFF"/>
-                <w:sz w:val="17"/>
+                <w:sz w:val="16"/>
               </w:rPr>
               <w:t>判定基準・自動連携メリット</w:t>
             </w:r>
@@ -1420,10 +1404,10 @@
             <w:tcW w:type="dxa" w:w="1872"/>
             <w:shd w:fill="FFFFFF"/>
             <w:tcMar>
-              <w:top w:w="50" w:type="dxa"/>
-              <w:bottom w:w="50" w:type="dxa"/>
-              <w:left w:w="60" w:type="dxa"/>
-              <w:right w:w="60" w:type="dxa"/>
+              <w:top w:w="45" w:type="dxa"/>
+              <w:bottom w:w="45" w:type="dxa"/>
+              <w:left w:w="50" w:type="dxa"/>
+              <w:right w:w="50" w:type="dxa"/>
             </w:tcMar>
           </w:tcPr>
           <w:p>
@@ -1434,7 +1418,7 @@
               <w:rPr>
                 <w:rFonts w:ascii="Meiryo" w:hAnsi="Meiryo"/>
                 <w:color w:val="282828"/>
-                <w:sz w:val="16"/>
+                <w:sz w:val="15"/>
               </w:rPr>
               <w:t>左房ストレイン</w:t>
             </w:r>
@@ -1445,10 +1429,10 @@
             <w:tcW w:type="dxa" w:w="2592"/>
             <w:shd w:fill="FFFFFF"/>
             <w:tcMar>
-              <w:top w:w="50" w:type="dxa"/>
-              <w:bottom w:w="50" w:type="dxa"/>
-              <w:left w:w="60" w:type="dxa"/>
-              <w:right w:w="60" w:type="dxa"/>
+              <w:top w:w="45" w:type="dxa"/>
+              <w:bottom w:w="45" w:type="dxa"/>
+              <w:left w:w="50" w:type="dxa"/>
+              <w:right w:w="50" w:type="dxa"/>
             </w:tcMar>
           </w:tcPr>
           <w:p>
@@ -1459,7 +1443,7 @@
               <w:rPr>
                 <w:rFonts w:ascii="Meiryo" w:hAnsi="Meiryo"/>
                 <w:color w:val="282828"/>
-                <w:sz w:val="16"/>
+                <w:sz w:val="15"/>
               </w:rPr>
               <w:t>左房リザーバーストレイン (新基準)</w:t>
             </w:r>
@@ -1470,10 +1454,10 @@
             <w:tcW w:type="dxa" w:w="2304"/>
             <w:shd w:fill="FFFFFF"/>
             <w:tcMar>
-              <w:top w:w="50" w:type="dxa"/>
-              <w:bottom w:w="50" w:type="dxa"/>
-              <w:left w:w="60" w:type="dxa"/>
-              <w:right w:w="60" w:type="dxa"/>
+              <w:top w:w="45" w:type="dxa"/>
+              <w:bottom w:w="45" w:type="dxa"/>
+              <w:left w:w="50" w:type="dxa"/>
+              <w:right w:w="50" w:type="dxa"/>
             </w:tcMar>
           </w:tcPr>
           <w:p>
@@ -1484,7 +1468,7 @@
               <w:rPr>
                 <w:rFonts w:ascii="Meiryo" w:hAnsi="Meiryo"/>
                 <w:color w:val="282828"/>
-                <w:sz w:val="16"/>
+                <w:sz w:val="15"/>
               </w:rPr>
               <w:t>LARS (LA Res. Strain)</w:t>
             </w:r>
@@ -1495,10 +1479,10 @@
             <w:tcW w:type="dxa" w:w="1008"/>
             <w:shd w:fill="FFFFFF"/>
             <w:tcMar>
-              <w:top w:w="50" w:type="dxa"/>
-              <w:bottom w:w="50" w:type="dxa"/>
-              <w:left w:w="60" w:type="dxa"/>
-              <w:right w:w="60" w:type="dxa"/>
+              <w:top w:w="45" w:type="dxa"/>
+              <w:bottom w:w="45" w:type="dxa"/>
+              <w:left w:w="50" w:type="dxa"/>
+              <w:right w:w="50" w:type="dxa"/>
             </w:tcMar>
           </w:tcPr>
           <w:p>
@@ -1509,7 +1493,7 @@
               <w:rPr>
                 <w:rFonts w:ascii="Meiryo" w:hAnsi="Meiryo"/>
                 <w:color w:val="282828"/>
-                <w:sz w:val="16"/>
+                <w:sz w:val="15"/>
               </w:rPr>
               <w:t>%</w:t>
             </w:r>
@@ -1520,10 +1504,10 @@
             <w:tcW w:type="dxa" w:w="3024"/>
             <w:shd w:fill="FFFFFF"/>
             <w:tcMar>
-              <w:top w:w="50" w:type="dxa"/>
-              <w:bottom w:w="50" w:type="dxa"/>
-              <w:left w:w="60" w:type="dxa"/>
-              <w:right w:w="60" w:type="dxa"/>
+              <w:top w:w="45" w:type="dxa"/>
+              <w:bottom w:w="45" w:type="dxa"/>
+              <w:left w:w="50" w:type="dxa"/>
+              <w:right w:w="50" w:type="dxa"/>
             </w:tcMar>
           </w:tcPr>
           <w:p>
@@ -1534,7 +1518,7 @@
               <w:rPr>
                 <w:rFonts w:ascii="Meiryo" w:hAnsi="Meiryo"/>
                 <w:color w:val="282828"/>
-                <w:sz w:val="16"/>
+                <w:sz w:val="15"/>
               </w:rPr>
               <w:t>充満圧上昇確定 (重度低下 &lt; 18%, 軽度低下 &lt; 24%, 正常 &gt; 39%)</w:t>
             </w:r>
@@ -1547,10 +1531,10 @@
             <w:tcW w:type="dxa" w:w="1872"/>
             <w:shd w:fill="F4F8FA"/>
             <w:tcMar>
-              <w:top w:w="50" w:type="dxa"/>
-              <w:bottom w:w="50" w:type="dxa"/>
-              <w:left w:w="60" w:type="dxa"/>
-              <w:right w:w="60" w:type="dxa"/>
+              <w:top w:w="45" w:type="dxa"/>
+              <w:bottom w:w="45" w:type="dxa"/>
+              <w:left w:w="50" w:type="dxa"/>
+              <w:right w:w="50" w:type="dxa"/>
             </w:tcMar>
           </w:tcPr>
           <w:p>
@@ -1561,7 +1545,7 @@
               <w:rPr>
                 <w:rFonts w:ascii="Meiryo" w:hAnsi="Meiryo"/>
                 <w:color w:val="282828"/>
-                <w:sz w:val="16"/>
+                <w:sz w:val="15"/>
               </w:rPr>
               <w:t>左房ストレイン</w:t>
             </w:r>
@@ -1572,10 +1556,10 @@
             <w:tcW w:type="dxa" w:w="2592"/>
             <w:shd w:fill="F4F8FA"/>
             <w:tcMar>
-              <w:top w:w="50" w:type="dxa"/>
-              <w:bottom w:w="50" w:type="dxa"/>
-              <w:left w:w="60" w:type="dxa"/>
-              <w:right w:w="60" w:type="dxa"/>
+              <w:top w:w="45" w:type="dxa"/>
+              <w:bottom w:w="45" w:type="dxa"/>
+              <w:left w:w="50" w:type="dxa"/>
+              <w:right w:w="50" w:type="dxa"/>
             </w:tcMar>
           </w:tcPr>
           <w:p>
@@ -1586,7 +1570,7 @@
               <w:rPr>
                 <w:rFonts w:ascii="Meiryo" w:hAnsi="Meiryo"/>
                 <w:color w:val="282828"/>
-                <w:sz w:val="16"/>
+                <w:sz w:val="15"/>
               </w:rPr>
               <w:t>左房コンジット / ポンプストレイン</w:t>
             </w:r>
@@ -1597,10 +1581,10 @@
             <w:tcW w:type="dxa" w:w="2304"/>
             <w:shd w:fill="F4F8FA"/>
             <w:tcMar>
-              <w:top w:w="50" w:type="dxa"/>
-              <w:bottom w:w="50" w:type="dxa"/>
-              <w:left w:w="60" w:type="dxa"/>
-              <w:right w:w="60" w:type="dxa"/>
+              <w:top w:w="45" w:type="dxa"/>
+              <w:bottom w:w="45" w:type="dxa"/>
+              <w:left w:w="50" w:type="dxa"/>
+              <w:right w:w="50" w:type="dxa"/>
             </w:tcMar>
           </w:tcPr>
           <w:p>
@@ -1611,7 +1595,7 @@
               <w:rPr>
                 <w:rFonts w:ascii="Meiryo" w:hAnsi="Meiryo"/>
                 <w:color w:val="282828"/>
-                <w:sz w:val="16"/>
+                <w:sz w:val="15"/>
               </w:rPr>
               <w:t>LACS / LAAS</w:t>
             </w:r>
@@ -1622,10 +1606,10 @@
             <w:tcW w:type="dxa" w:w="1008"/>
             <w:shd w:fill="F4F8FA"/>
             <w:tcMar>
-              <w:top w:w="50" w:type="dxa"/>
-              <w:bottom w:w="50" w:type="dxa"/>
-              <w:left w:w="60" w:type="dxa"/>
-              <w:right w:w="60" w:type="dxa"/>
+              <w:top w:w="45" w:type="dxa"/>
+              <w:bottom w:w="45" w:type="dxa"/>
+              <w:left w:w="50" w:type="dxa"/>
+              <w:right w:w="50" w:type="dxa"/>
             </w:tcMar>
           </w:tcPr>
           <w:p>
@@ -1636,7 +1620,7 @@
               <w:rPr>
                 <w:rFonts w:ascii="Meiryo" w:hAnsi="Meiryo"/>
                 <w:color w:val="282828"/>
-                <w:sz w:val="16"/>
+                <w:sz w:val="15"/>
               </w:rPr>
               <w:t>%</w:t>
             </w:r>
@@ -1647,10 +1631,10 @@
             <w:tcW w:type="dxa" w:w="3024"/>
             <w:shd w:fill="F4F8FA"/>
             <w:tcMar>
-              <w:top w:w="50" w:type="dxa"/>
-              <w:bottom w:w="50" w:type="dxa"/>
-              <w:left w:w="60" w:type="dxa"/>
-              <w:right w:w="60" w:type="dxa"/>
+              <w:top w:w="45" w:type="dxa"/>
+              <w:bottom w:w="45" w:type="dxa"/>
+              <w:left w:w="50" w:type="dxa"/>
+              <w:right w:w="50" w:type="dxa"/>
             </w:tcMar>
           </w:tcPr>
           <w:p>
@@ -1661,7 +1645,7 @@
               <w:rPr>
                 <w:rFonts w:ascii="Meiryo" w:hAnsi="Meiryo"/>
                 <w:color w:val="282828"/>
-                <w:sz w:val="16"/>
+                <w:sz w:val="15"/>
               </w:rPr>
               <w:t>受動的導管機能 / 心房能動的収縮機能の評価</w:t>
             </w:r>
@@ -1674,10 +1658,10 @@
             <w:tcW w:type="dxa" w:w="1872"/>
             <w:shd w:fill="FFFFFF"/>
             <w:tcMar>
-              <w:top w:w="50" w:type="dxa"/>
-              <w:bottom w:w="50" w:type="dxa"/>
-              <w:left w:w="60" w:type="dxa"/>
-              <w:right w:w="60" w:type="dxa"/>
+              <w:top w:w="45" w:type="dxa"/>
+              <w:bottom w:w="45" w:type="dxa"/>
+              <w:left w:w="50" w:type="dxa"/>
+              <w:right w:w="50" w:type="dxa"/>
             </w:tcMar>
           </w:tcPr>
           <w:p>
@@ -1688,7 +1672,7 @@
               <w:rPr>
                 <w:rFonts w:ascii="Meiryo" w:hAnsi="Meiryo"/>
                 <w:color w:val="282828"/>
-                <w:sz w:val="16"/>
+                <w:sz w:val="15"/>
               </w:rPr>
               <w:t>TVI (流入血流)</w:t>
             </w:r>
@@ -1699,10 +1683,10 @@
             <w:tcW w:type="dxa" w:w="2592"/>
             <w:shd w:fill="FFFFFF"/>
             <w:tcMar>
-              <w:top w:w="50" w:type="dxa"/>
-              <w:bottom w:w="50" w:type="dxa"/>
-              <w:left w:w="60" w:type="dxa"/>
-              <w:right w:w="60" w:type="dxa"/>
+              <w:top w:w="45" w:type="dxa"/>
+              <w:bottom w:w="45" w:type="dxa"/>
+              <w:left w:w="50" w:type="dxa"/>
+              <w:right w:w="50" w:type="dxa"/>
             </w:tcMar>
           </w:tcPr>
           <w:p>
@@ -1713,7 +1697,7 @@
               <w:rPr>
                 <w:rFonts w:ascii="Meiryo" w:hAnsi="Meiryo"/>
                 <w:color w:val="282828"/>
-                <w:sz w:val="16"/>
+                <w:sz w:val="15"/>
               </w:rPr>
               <w:t>E波最高血流速度 / A波最高血流速度</w:t>
             </w:r>
@@ -1724,10 +1708,10 @@
             <w:tcW w:type="dxa" w:w="2304"/>
             <w:shd w:fill="FFFFFF"/>
             <w:tcMar>
-              <w:top w:w="50" w:type="dxa"/>
-              <w:bottom w:w="50" w:type="dxa"/>
-              <w:left w:w="60" w:type="dxa"/>
-              <w:right w:w="60" w:type="dxa"/>
+              <w:top w:w="45" w:type="dxa"/>
+              <w:bottom w:w="45" w:type="dxa"/>
+              <w:left w:w="50" w:type="dxa"/>
+              <w:right w:w="50" w:type="dxa"/>
             </w:tcMar>
           </w:tcPr>
           <w:p>
@@ -1738,7 +1722,7 @@
               <w:rPr>
                 <w:rFonts w:ascii="Meiryo" w:hAnsi="Meiryo"/>
                 <w:color w:val="282828"/>
-                <w:sz w:val="16"/>
+                <w:sz w:val="15"/>
               </w:rPr>
               <w:t>MV E vel / MV A vel</w:t>
             </w:r>
@@ -1749,10 +1733,10 @@
             <w:tcW w:type="dxa" w:w="1008"/>
             <w:shd w:fill="FFFFFF"/>
             <w:tcMar>
-              <w:top w:w="50" w:type="dxa"/>
-              <w:bottom w:w="50" w:type="dxa"/>
-              <w:left w:w="60" w:type="dxa"/>
-              <w:right w:w="60" w:type="dxa"/>
+              <w:top w:w="45" w:type="dxa"/>
+              <w:bottom w:w="45" w:type="dxa"/>
+              <w:left w:w="50" w:type="dxa"/>
+              <w:right w:w="50" w:type="dxa"/>
             </w:tcMar>
           </w:tcPr>
           <w:p>
@@ -1763,7 +1747,7 @@
               <w:rPr>
                 <w:rFonts w:ascii="Meiryo" w:hAnsi="Meiryo"/>
                 <w:color w:val="282828"/>
-                <w:sz w:val="16"/>
+                <w:sz w:val="15"/>
               </w:rPr>
               <w:t>cm/s</w:t>
             </w:r>
@@ -1774,10 +1758,10 @@
             <w:tcW w:type="dxa" w:w="3024"/>
             <w:shd w:fill="FFFFFF"/>
             <w:tcMar>
-              <w:top w:w="50" w:type="dxa"/>
-              <w:bottom w:w="50" w:type="dxa"/>
-              <w:left w:w="60" w:type="dxa"/>
-              <w:right w:w="60" w:type="dxa"/>
+              <w:top w:w="45" w:type="dxa"/>
+              <w:bottom w:w="45" w:type="dxa"/>
+              <w:left w:w="50" w:type="dxa"/>
+              <w:right w:w="50" w:type="dxa"/>
             </w:tcMar>
           </w:tcPr>
           <w:p>
@@ -1788,7 +1772,7 @@
               <w:rPr>
                 <w:rFonts w:ascii="Meiryo" w:hAnsi="Meiryo"/>
                 <w:color w:val="282828"/>
-                <w:sz w:val="16"/>
+                <w:sz w:val="15"/>
               </w:rPr>
               <w:t>拡張早期 / 心房収縮期流入速度 (AF時はA波欠損)</w:t>
             </w:r>
@@ -1801,10 +1785,10 @@
             <w:tcW w:type="dxa" w:w="1872"/>
             <w:shd w:fill="F4F8FA"/>
             <w:tcMar>
-              <w:top w:w="50" w:type="dxa"/>
-              <w:bottom w:w="50" w:type="dxa"/>
-              <w:left w:w="60" w:type="dxa"/>
-              <w:right w:w="60" w:type="dxa"/>
+              <w:top w:w="45" w:type="dxa"/>
+              <w:bottom w:w="45" w:type="dxa"/>
+              <w:left w:w="50" w:type="dxa"/>
+              <w:right w:w="50" w:type="dxa"/>
             </w:tcMar>
           </w:tcPr>
           <w:p>
@@ -1815,7 +1799,7 @@
               <w:rPr>
                 <w:rFonts w:ascii="Meiryo" w:hAnsi="Meiryo"/>
                 <w:color w:val="282828"/>
-                <w:sz w:val="16"/>
+                <w:sz w:val="15"/>
               </w:rPr>
               <w:t>自動演算</w:t>
             </w:r>
@@ -1826,10 +1810,10 @@
             <w:tcW w:type="dxa" w:w="2592"/>
             <w:shd w:fill="F4F8FA"/>
             <w:tcMar>
-              <w:top w:w="50" w:type="dxa"/>
-              <w:bottom w:w="50" w:type="dxa"/>
-              <w:left w:w="60" w:type="dxa"/>
-              <w:right w:w="60" w:type="dxa"/>
+              <w:top w:w="45" w:type="dxa"/>
+              <w:bottom w:w="45" w:type="dxa"/>
+              <w:left w:w="50" w:type="dxa"/>
+              <w:right w:w="50" w:type="dxa"/>
             </w:tcMar>
           </w:tcPr>
           <w:p>
@@ -1840,7 +1824,7 @@
               <w:rPr>
                 <w:rFonts w:ascii="Meiryo" w:hAnsi="Meiryo"/>
                 <w:color w:val="282828"/>
-                <w:sz w:val="16"/>
+                <w:sz w:val="15"/>
               </w:rPr>
               <w:t>E/A比 / E波減速時間 (DT)</w:t>
             </w:r>
@@ -1851,10 +1835,10 @@
             <w:tcW w:type="dxa" w:w="2304"/>
             <w:shd w:fill="F4F8FA"/>
             <w:tcMar>
-              <w:top w:w="50" w:type="dxa"/>
-              <w:bottom w:w="50" w:type="dxa"/>
-              <w:left w:w="60" w:type="dxa"/>
-              <w:right w:w="60" w:type="dxa"/>
+              <w:top w:w="45" w:type="dxa"/>
+              <w:bottom w:w="45" w:type="dxa"/>
+              <w:left w:w="50" w:type="dxa"/>
+              <w:right w:w="50" w:type="dxa"/>
             </w:tcMar>
           </w:tcPr>
           <w:p>
@@ -1865,7 +1849,7 @@
               <w:rPr>
                 <w:rFonts w:ascii="Meiryo" w:hAnsi="Meiryo"/>
                 <w:color w:val="282828"/>
-                <w:sz w:val="16"/>
+                <w:sz w:val="15"/>
               </w:rPr>
               <w:t>E/A ratio / MV DT</w:t>
             </w:r>
@@ -1876,10 +1860,10 @@
             <w:tcW w:type="dxa" w:w="1008"/>
             <w:shd w:fill="F4F8FA"/>
             <w:tcMar>
-              <w:top w:w="50" w:type="dxa"/>
-              <w:bottom w:w="50" w:type="dxa"/>
-              <w:left w:w="60" w:type="dxa"/>
-              <w:right w:w="60" w:type="dxa"/>
+              <w:top w:w="45" w:type="dxa"/>
+              <w:bottom w:w="45" w:type="dxa"/>
+              <w:left w:w="50" w:type="dxa"/>
+              <w:right w:w="50" w:type="dxa"/>
             </w:tcMar>
           </w:tcPr>
           <w:p>
@@ -1890,7 +1874,7 @@
               <w:rPr>
                 <w:rFonts w:ascii="Meiryo" w:hAnsi="Meiryo"/>
                 <w:color w:val="282828"/>
-                <w:sz w:val="16"/>
+                <w:sz w:val="15"/>
               </w:rPr>
               <w:t>-, ms</w:t>
             </w:r>
@@ -1901,10 +1885,10 @@
             <w:tcW w:type="dxa" w:w="3024"/>
             <w:shd w:fill="F4F8FA"/>
             <w:tcMar>
-              <w:top w:w="50" w:type="dxa"/>
-              <w:bottom w:w="50" w:type="dxa"/>
-              <w:left w:w="60" w:type="dxa"/>
-              <w:right w:w="60" w:type="dxa"/>
+              <w:top w:w="45" w:type="dxa"/>
+              <w:bottom w:w="45" w:type="dxa"/>
+              <w:left w:w="50" w:type="dxa"/>
+              <w:right w:w="50" w:type="dxa"/>
             </w:tcMar>
           </w:tcPr>
           <w:p>
@@ -1915,7 +1899,7 @@
               <w:rPr>
                 <w:rFonts w:ascii="Meiryo" w:hAnsi="Meiryo"/>
                 <w:color w:val="282828"/>
-                <w:sz w:val="16"/>
+                <w:sz w:val="15"/>
               </w:rPr>
               <w:t>弛緩障害型 (&lt;0.8), 拘束型 (&gt;2.0, DT&lt;160ms)</w:t>
             </w:r>
@@ -1928,10 +1912,10 @@
             <w:tcW w:type="dxa" w:w="1872"/>
             <w:shd w:fill="FFFFFF"/>
             <w:tcMar>
-              <w:top w:w="50" w:type="dxa"/>
-              <w:bottom w:w="50" w:type="dxa"/>
-              <w:left w:w="60" w:type="dxa"/>
-              <w:right w:w="60" w:type="dxa"/>
+              <w:top w:w="45" w:type="dxa"/>
+              <w:bottom w:w="45" w:type="dxa"/>
+              <w:left w:w="50" w:type="dxa"/>
+              <w:right w:w="50" w:type="dxa"/>
             </w:tcMar>
           </w:tcPr>
           <w:p>
@@ -1942,7 +1926,7 @@
               <w:rPr>
                 <w:rFonts w:ascii="Meiryo" w:hAnsi="Meiryo"/>
                 <w:color w:val="282828"/>
-                <w:sz w:val="16"/>
+                <w:sz w:val="15"/>
               </w:rPr>
               <w:t>組織ドプラ TDI</w:t>
             </w:r>
@@ -1953,10 +1937,10 @@
             <w:tcW w:type="dxa" w:w="2592"/>
             <w:shd w:fill="FFFFFF"/>
             <w:tcMar>
-              <w:top w:w="50" w:type="dxa"/>
-              <w:bottom w:w="50" w:type="dxa"/>
-              <w:left w:w="60" w:type="dxa"/>
-              <w:right w:w="60" w:type="dxa"/>
+              <w:top w:w="45" w:type="dxa"/>
+              <w:bottom w:w="45" w:type="dxa"/>
+              <w:left w:w="50" w:type="dxa"/>
+              <w:right w:w="50" w:type="dxa"/>
             </w:tcMar>
           </w:tcPr>
           <w:p>
@@ -1967,7 +1951,7 @@
               <w:rPr>
                 <w:rFonts w:ascii="Meiryo" w:hAnsi="Meiryo"/>
                 <w:color w:val="282828"/>
-                <w:sz w:val="16"/>
+                <w:sz w:val="15"/>
               </w:rPr>
               <w:t>中隔側 / 側壁側 e' 速度</w:t>
             </w:r>
@@ -1978,10 +1962,10 @@
             <w:tcW w:type="dxa" w:w="2304"/>
             <w:shd w:fill="FFFFFF"/>
             <w:tcMar>
-              <w:top w:w="50" w:type="dxa"/>
-              <w:bottom w:w="50" w:type="dxa"/>
-              <w:left w:w="60" w:type="dxa"/>
-              <w:right w:w="60" w:type="dxa"/>
+              <w:top w:w="45" w:type="dxa"/>
+              <w:bottom w:w="45" w:type="dxa"/>
+              <w:left w:w="50" w:type="dxa"/>
+              <w:right w:w="50" w:type="dxa"/>
             </w:tcMar>
           </w:tcPr>
           <w:p>
@@ -1992,7 +1976,7 @@
               <w:rPr>
                 <w:rFonts w:ascii="Meiryo" w:hAnsi="Meiryo"/>
                 <w:color w:val="282828"/>
-                <w:sz w:val="16"/>
+                <w:sz w:val="15"/>
               </w:rPr>
               <w:t>Septal e' / Lateral e'</w:t>
             </w:r>
@@ -2003,10 +1987,10 @@
             <w:tcW w:type="dxa" w:w="1008"/>
             <w:shd w:fill="FFFFFF"/>
             <w:tcMar>
-              <w:top w:w="50" w:type="dxa"/>
-              <w:bottom w:w="50" w:type="dxa"/>
-              <w:left w:w="60" w:type="dxa"/>
-              <w:right w:w="60" w:type="dxa"/>
+              <w:top w:w="45" w:type="dxa"/>
+              <w:bottom w:w="45" w:type="dxa"/>
+              <w:left w:w="50" w:type="dxa"/>
+              <w:right w:w="50" w:type="dxa"/>
             </w:tcMar>
           </w:tcPr>
           <w:p>
@@ -2017,7 +2001,7 @@
               <w:rPr>
                 <w:rFonts w:ascii="Meiryo" w:hAnsi="Meiryo"/>
                 <w:color w:val="282828"/>
-                <w:sz w:val="16"/>
+                <w:sz w:val="15"/>
               </w:rPr>
               <w:t>cm/s</w:t>
             </w:r>
@@ -2028,10 +2012,10 @@
             <w:tcW w:type="dxa" w:w="3024"/>
             <w:shd w:fill="FFFFFF"/>
             <w:tcMar>
-              <w:top w:w="50" w:type="dxa"/>
-              <w:bottom w:w="50" w:type="dxa"/>
-              <w:left w:w="60" w:type="dxa"/>
-              <w:right w:w="60" w:type="dxa"/>
+              <w:top w:w="45" w:type="dxa"/>
+              <w:bottom w:w="45" w:type="dxa"/>
+              <w:left w:w="50" w:type="dxa"/>
+              <w:right w:w="50" w:type="dxa"/>
             </w:tcMar>
           </w:tcPr>
           <w:p>
@@ -2042,7 +2026,7 @@
               <w:rPr>
                 <w:rFonts w:ascii="Meiryo" w:hAnsi="Meiryo"/>
                 <w:color w:val="282828"/>
-                <w:sz w:val="16"/>
+                <w:sz w:val="15"/>
               </w:rPr>
               <w:t>局所弛緩能低下 (中隔 &lt; 7.0, 側壁 &lt; 10.0 cm/s)</w:t>
             </w:r>
@@ -2055,10 +2039,10 @@
             <w:tcW w:type="dxa" w:w="1872"/>
             <w:shd w:fill="F4F8FA"/>
             <w:tcMar>
-              <w:top w:w="50" w:type="dxa"/>
-              <w:bottom w:w="50" w:type="dxa"/>
-              <w:left w:w="60" w:type="dxa"/>
-              <w:right w:w="60" w:type="dxa"/>
+              <w:top w:w="45" w:type="dxa"/>
+              <w:bottom w:w="45" w:type="dxa"/>
+              <w:left w:w="50" w:type="dxa"/>
+              <w:right w:w="50" w:type="dxa"/>
             </w:tcMar>
           </w:tcPr>
           <w:p>
@@ -2069,7 +2053,7 @@
               <w:rPr>
                 <w:rFonts w:ascii="Meiryo" w:hAnsi="Meiryo"/>
                 <w:color w:val="282828"/>
-                <w:sz w:val="16"/>
+                <w:sz w:val="15"/>
               </w:rPr>
               <w:t>自動演算</w:t>
             </w:r>
@@ -2080,10 +2064,10 @@
             <w:tcW w:type="dxa" w:w="2592"/>
             <w:shd w:fill="F4F8FA"/>
             <w:tcMar>
-              <w:top w:w="50" w:type="dxa"/>
-              <w:bottom w:w="50" w:type="dxa"/>
-              <w:left w:w="60" w:type="dxa"/>
-              <w:right w:w="60" w:type="dxa"/>
+              <w:top w:w="45" w:type="dxa"/>
+              <w:bottom w:w="45" w:type="dxa"/>
+              <w:left w:w="50" w:type="dxa"/>
+              <w:right w:w="50" w:type="dxa"/>
             </w:tcMar>
           </w:tcPr>
           <w:p>
@@ -2095,7 +2079,7 @@
                 <w:rFonts w:ascii="Meiryo" w:hAnsi="Meiryo"/>
                 <w:b/>
                 <w:color w:val="B41414"/>
-                <w:sz w:val="16"/>
+                <w:sz w:val="15"/>
               </w:rPr>
               <w:t>平均 E/e' 比 (最重要)</w:t>
             </w:r>
@@ -2106,10 +2090,10 @@
             <w:tcW w:type="dxa" w:w="2304"/>
             <w:shd w:fill="F4F8FA"/>
             <w:tcMar>
-              <w:top w:w="50" w:type="dxa"/>
-              <w:bottom w:w="50" w:type="dxa"/>
-              <w:left w:w="60" w:type="dxa"/>
-              <w:right w:w="60" w:type="dxa"/>
+              <w:top w:w="45" w:type="dxa"/>
+              <w:bottom w:w="45" w:type="dxa"/>
+              <w:left w:w="50" w:type="dxa"/>
+              <w:right w:w="50" w:type="dxa"/>
             </w:tcMar>
           </w:tcPr>
           <w:p>
@@ -2120,7 +2104,7 @@
               <w:rPr>
                 <w:rFonts w:ascii="Meiryo" w:hAnsi="Meiryo"/>
                 <w:color w:val="282828"/>
-                <w:sz w:val="16"/>
+                <w:sz w:val="15"/>
               </w:rPr>
               <w:t>Average E/e'</w:t>
             </w:r>
@@ -2131,10 +2115,10 @@
             <w:tcW w:type="dxa" w:w="1008"/>
             <w:shd w:fill="F4F8FA"/>
             <w:tcMar>
-              <w:top w:w="50" w:type="dxa"/>
-              <w:bottom w:w="50" w:type="dxa"/>
-              <w:left w:w="60" w:type="dxa"/>
-              <w:right w:w="60" w:type="dxa"/>
+              <w:top w:w="45" w:type="dxa"/>
+              <w:bottom w:w="45" w:type="dxa"/>
+              <w:left w:w="50" w:type="dxa"/>
+              <w:right w:w="50" w:type="dxa"/>
             </w:tcMar>
           </w:tcPr>
           <w:p>
@@ -2145,7 +2129,7 @@
               <w:rPr>
                 <w:rFonts w:ascii="Meiryo" w:hAnsi="Meiryo"/>
                 <w:color w:val="282828"/>
-                <w:sz w:val="16"/>
+                <w:sz w:val="15"/>
               </w:rPr>
               <w:t>-</w:t>
             </w:r>
@@ -2156,10 +2140,10 @@
             <w:tcW w:type="dxa" w:w="3024"/>
             <w:shd w:fill="F4F8FA"/>
             <w:tcMar>
-              <w:top w:w="50" w:type="dxa"/>
-              <w:bottom w:w="50" w:type="dxa"/>
-              <w:left w:w="60" w:type="dxa"/>
-              <w:right w:w="60" w:type="dxa"/>
+              <w:top w:w="45" w:type="dxa"/>
+              <w:bottom w:w="45" w:type="dxa"/>
+              <w:left w:w="50" w:type="dxa"/>
+              <w:right w:w="50" w:type="dxa"/>
             </w:tcMar>
           </w:tcPr>
           <w:p>
@@ -2170,7 +2154,7 @@
               <w:rPr>
                 <w:rFonts w:ascii="Meiryo" w:hAnsi="Meiryo"/>
                 <w:color w:val="282828"/>
-                <w:sz w:val="16"/>
+                <w:sz w:val="15"/>
               </w:rPr>
               <w:t>左房圧・充満圧指標 (&gt; 14 で上昇, AF時は ≧ 11)</w:t>
             </w:r>
@@ -2183,10 +2167,10 @@
             <w:tcW w:type="dxa" w:w="1872"/>
             <w:shd w:fill="FFFFFF"/>
             <w:tcMar>
-              <w:top w:w="50" w:type="dxa"/>
-              <w:bottom w:w="50" w:type="dxa"/>
-              <w:left w:w="60" w:type="dxa"/>
-              <w:right w:w="60" w:type="dxa"/>
+              <w:top w:w="45" w:type="dxa"/>
+              <w:bottom w:w="45" w:type="dxa"/>
+              <w:left w:w="50" w:type="dxa"/>
+              <w:right w:w="50" w:type="dxa"/>
             </w:tcMar>
           </w:tcPr>
           <w:p>
@@ -2197,7 +2181,7 @@
               <w:rPr>
                 <w:rFonts w:ascii="Meiryo" w:hAnsi="Meiryo"/>
                 <w:color w:val="282828"/>
-                <w:sz w:val="16"/>
+                <w:sz w:val="15"/>
               </w:rPr>
               <w:t>Biplane容積</w:t>
             </w:r>
@@ -2208,10 +2192,10 @@
             <w:tcW w:type="dxa" w:w="2592"/>
             <w:shd w:fill="FFFFFF"/>
             <w:tcMar>
-              <w:top w:w="50" w:type="dxa"/>
-              <w:bottom w:w="50" w:type="dxa"/>
-              <w:left w:w="60" w:type="dxa"/>
-              <w:right w:w="60" w:type="dxa"/>
+              <w:top w:w="45" w:type="dxa"/>
+              <w:bottom w:w="45" w:type="dxa"/>
+              <w:left w:w="50" w:type="dxa"/>
+              <w:right w:w="50" w:type="dxa"/>
             </w:tcMar>
           </w:tcPr>
           <w:p>
@@ -2222,7 +2206,7 @@
               <w:rPr>
                 <w:rFonts w:ascii="Meiryo" w:hAnsi="Meiryo"/>
                 <w:color w:val="282828"/>
-                <w:sz w:val="16"/>
+                <w:sz w:val="15"/>
               </w:rPr>
               <w:t>左房容積係数 (最重要)</w:t>
             </w:r>
@@ -2233,10 +2217,10 @@
             <w:tcW w:type="dxa" w:w="2304"/>
             <w:shd w:fill="FFFFFF"/>
             <w:tcMar>
-              <w:top w:w="50" w:type="dxa"/>
-              <w:bottom w:w="50" w:type="dxa"/>
-              <w:left w:w="60" w:type="dxa"/>
-              <w:right w:w="60" w:type="dxa"/>
+              <w:top w:w="45" w:type="dxa"/>
+              <w:bottom w:w="45" w:type="dxa"/>
+              <w:left w:w="50" w:type="dxa"/>
+              <w:right w:w="50" w:type="dxa"/>
             </w:tcMar>
           </w:tcPr>
           <w:p>
@@ -2247,7 +2231,7 @@
               <w:rPr>
                 <w:rFonts w:ascii="Meiryo" w:hAnsi="Meiryo"/>
                 <w:color w:val="282828"/>
-                <w:sz w:val="16"/>
+                <w:sz w:val="15"/>
               </w:rPr>
               <w:t>LAVI</w:t>
             </w:r>
@@ -2258,10 +2242,10 @@
             <w:tcW w:type="dxa" w:w="1008"/>
             <w:shd w:fill="FFFFFF"/>
             <w:tcMar>
-              <w:top w:w="50" w:type="dxa"/>
-              <w:bottom w:w="50" w:type="dxa"/>
-              <w:left w:w="60" w:type="dxa"/>
-              <w:right w:w="60" w:type="dxa"/>
+              <w:top w:w="45" w:type="dxa"/>
+              <w:bottom w:w="45" w:type="dxa"/>
+              <w:left w:w="50" w:type="dxa"/>
+              <w:right w:w="50" w:type="dxa"/>
             </w:tcMar>
           </w:tcPr>
           <w:p>
@@ -2272,7 +2256,7 @@
               <w:rPr>
                 <w:rFonts w:ascii="Meiryo" w:hAnsi="Meiryo"/>
                 <w:color w:val="282828"/>
-                <w:sz w:val="16"/>
+                <w:sz w:val="15"/>
               </w:rPr>
               <w:t>mL/m²</w:t>
             </w:r>
@@ -2283,10 +2267,10 @@
             <w:tcW w:type="dxa" w:w="3024"/>
             <w:shd w:fill="FFFFFF"/>
             <w:tcMar>
-              <w:top w:w="50" w:type="dxa"/>
-              <w:bottom w:w="50" w:type="dxa"/>
-              <w:left w:w="60" w:type="dxa"/>
-              <w:right w:w="60" w:type="dxa"/>
+              <w:top w:w="45" w:type="dxa"/>
+              <w:bottom w:w="45" w:type="dxa"/>
+              <w:left w:w="50" w:type="dxa"/>
+              <w:right w:w="50" w:type="dxa"/>
             </w:tcMar>
           </w:tcPr>
           <w:p>
@@ -2297,7 +2281,7 @@
               <w:rPr>
                 <w:rFonts w:ascii="Meiryo" w:hAnsi="Meiryo"/>
                 <w:color w:val="282828"/>
-                <w:sz w:val="16"/>
+                <w:sz w:val="15"/>
               </w:rPr>
               <w:t>慢性左房圧上昇 (&gt; 34 mL/m² で拡大陽性)</w:t>
             </w:r>
@@ -2310,10 +2294,10 @@
             <w:tcW w:type="dxa" w:w="1872"/>
             <w:shd w:fill="F4F8FA"/>
             <w:tcMar>
-              <w:top w:w="50" w:type="dxa"/>
-              <w:bottom w:w="50" w:type="dxa"/>
-              <w:left w:w="60" w:type="dxa"/>
-              <w:right w:w="60" w:type="dxa"/>
+              <w:top w:w="45" w:type="dxa"/>
+              <w:bottom w:w="45" w:type="dxa"/>
+              <w:left w:w="50" w:type="dxa"/>
+              <w:right w:w="50" w:type="dxa"/>
             </w:tcMar>
           </w:tcPr>
           <w:p>
@@ -2324,7 +2308,7 @@
               <w:rPr>
                 <w:rFonts w:ascii="Meiryo" w:hAnsi="Meiryo"/>
                 <w:color w:val="282828"/>
-                <w:sz w:val="16"/>
+                <w:sz w:val="15"/>
               </w:rPr>
               <w:t>連続波ドプラ CW</w:t>
             </w:r>
@@ -2335,10 +2319,10 @@
             <w:tcW w:type="dxa" w:w="2592"/>
             <w:shd w:fill="F4F8FA"/>
             <w:tcMar>
-              <w:top w:w="50" w:type="dxa"/>
-              <w:bottom w:w="50" w:type="dxa"/>
-              <w:left w:w="60" w:type="dxa"/>
-              <w:right w:w="60" w:type="dxa"/>
+              <w:top w:w="45" w:type="dxa"/>
+              <w:bottom w:w="45" w:type="dxa"/>
+              <w:left w:w="50" w:type="dxa"/>
+              <w:right w:w="50" w:type="dxa"/>
             </w:tcMar>
           </w:tcPr>
           <w:p>
@@ -2349,7 +2333,7 @@
               <w:rPr>
                 <w:rFonts w:ascii="Meiryo" w:hAnsi="Meiryo"/>
                 <w:color w:val="282828"/>
-                <w:sz w:val="16"/>
+                <w:sz w:val="15"/>
               </w:rPr>
               <w:t>三尖弁逆流最高流速</w:t>
             </w:r>
@@ -2360,10 +2344,10 @@
             <w:tcW w:type="dxa" w:w="2304"/>
             <w:shd w:fill="F4F8FA"/>
             <w:tcMar>
-              <w:top w:w="50" w:type="dxa"/>
-              <w:bottom w:w="50" w:type="dxa"/>
-              <w:left w:w="60" w:type="dxa"/>
-              <w:right w:w="60" w:type="dxa"/>
+              <w:top w:w="45" w:type="dxa"/>
+              <w:bottom w:w="45" w:type="dxa"/>
+              <w:left w:w="50" w:type="dxa"/>
+              <w:right w:w="50" w:type="dxa"/>
             </w:tcMar>
           </w:tcPr>
           <w:p>
@@ -2374,7 +2358,7 @@
               <w:rPr>
                 <w:rFonts w:ascii="Meiryo" w:hAnsi="Meiryo"/>
                 <w:color w:val="282828"/>
-                <w:sz w:val="16"/>
+                <w:sz w:val="15"/>
               </w:rPr>
               <w:t>TR Vmax</w:t>
             </w:r>
@@ -2385,10 +2369,10 @@
             <w:tcW w:type="dxa" w:w="1008"/>
             <w:shd w:fill="F4F8FA"/>
             <w:tcMar>
-              <w:top w:w="50" w:type="dxa"/>
-              <w:bottom w:w="50" w:type="dxa"/>
-              <w:left w:w="60" w:type="dxa"/>
-              <w:right w:w="60" w:type="dxa"/>
+              <w:top w:w="45" w:type="dxa"/>
+              <w:bottom w:w="45" w:type="dxa"/>
+              <w:left w:w="50" w:type="dxa"/>
+              <w:right w:w="50" w:type="dxa"/>
             </w:tcMar>
           </w:tcPr>
           <w:p>
@@ -2399,7 +2383,7 @@
               <w:rPr>
                 <w:rFonts w:ascii="Meiryo" w:hAnsi="Meiryo"/>
                 <w:color w:val="282828"/>
-                <w:sz w:val="16"/>
+                <w:sz w:val="15"/>
               </w:rPr>
               <w:t>m/s</w:t>
             </w:r>
@@ -2410,10 +2394,10 @@
             <w:tcW w:type="dxa" w:w="3024"/>
             <w:shd w:fill="F4F8FA"/>
             <w:tcMar>
-              <w:top w:w="50" w:type="dxa"/>
-              <w:bottom w:w="50" w:type="dxa"/>
-              <w:left w:w="60" w:type="dxa"/>
-              <w:right w:w="60" w:type="dxa"/>
+              <w:top w:w="45" w:type="dxa"/>
+              <w:bottom w:w="45" w:type="dxa"/>
+              <w:left w:w="50" w:type="dxa"/>
+              <w:right w:w="50" w:type="dxa"/>
             </w:tcMar>
           </w:tcPr>
           <w:p>
@@ -2424,7 +2408,7 @@
               <w:rPr>
                 <w:rFonts w:ascii="Meiryo" w:hAnsi="Meiryo"/>
                 <w:color w:val="282828"/>
-                <w:sz w:val="16"/>
+                <w:sz w:val="15"/>
               </w:rPr>
               <w:t>肺動脈圧上昇スクリーニング (&gt; 2.8 m/s で陽性)</w:t>
             </w:r>
@@ -2437,10 +2421,10 @@
             <w:tcW w:type="dxa" w:w="1872"/>
             <w:shd w:fill="FFFFFF"/>
             <w:tcMar>
-              <w:top w:w="50" w:type="dxa"/>
-              <w:bottom w:w="50" w:type="dxa"/>
-              <w:left w:w="60" w:type="dxa"/>
-              <w:right w:w="60" w:type="dxa"/>
+              <w:top w:w="45" w:type="dxa"/>
+              <w:bottom w:w="45" w:type="dxa"/>
+              <w:left w:w="50" w:type="dxa"/>
+              <w:right w:w="50" w:type="dxa"/>
             </w:tcMar>
           </w:tcPr>
           <w:p>
@@ -2451,7 +2435,7 @@
               <w:rPr>
                 <w:rFonts w:ascii="Meiryo" w:hAnsi="Meiryo"/>
                 <w:color w:val="282828"/>
-                <w:sz w:val="16"/>
+                <w:sz w:val="15"/>
               </w:rPr>
               <w:t>肺静脈血流 PW</w:t>
             </w:r>
@@ -2462,10 +2446,10 @@
             <w:tcW w:type="dxa" w:w="2592"/>
             <w:shd w:fill="FFFFFF"/>
             <w:tcMar>
-              <w:top w:w="50" w:type="dxa"/>
-              <w:bottom w:w="50" w:type="dxa"/>
-              <w:left w:w="60" w:type="dxa"/>
-              <w:right w:w="60" w:type="dxa"/>
+              <w:top w:w="45" w:type="dxa"/>
+              <w:bottom w:w="45" w:type="dxa"/>
+              <w:left w:w="50" w:type="dxa"/>
+              <w:right w:w="50" w:type="dxa"/>
             </w:tcMar>
           </w:tcPr>
           <w:p>
@@ -2476,7 +2460,7 @@
               <w:rPr>
                 <w:rFonts w:ascii="Meiryo" w:hAnsi="Meiryo"/>
                 <w:color w:val="282828"/>
-                <w:sz w:val="16"/>
+                <w:sz w:val="15"/>
               </w:rPr>
               <w:t>S/D比 ＆ Ar-A持続時間差</w:t>
             </w:r>
@@ -2487,10 +2471,10 @@
             <w:tcW w:type="dxa" w:w="2304"/>
             <w:shd w:fill="FFFFFF"/>
             <w:tcMar>
-              <w:top w:w="50" w:type="dxa"/>
-              <w:bottom w:w="50" w:type="dxa"/>
-              <w:left w:w="60" w:type="dxa"/>
-              <w:right w:w="60" w:type="dxa"/>
+              <w:top w:w="45" w:type="dxa"/>
+              <w:bottom w:w="45" w:type="dxa"/>
+              <w:left w:w="50" w:type="dxa"/>
+              <w:right w:w="50" w:type="dxa"/>
             </w:tcMar>
           </w:tcPr>
           <w:p>
@@ -2501,7 +2485,7 @@
               <w:rPr>
                 <w:rFonts w:ascii="Meiryo" w:hAnsi="Meiryo"/>
                 <w:color w:val="282828"/>
-                <w:sz w:val="16"/>
+                <w:sz w:val="15"/>
               </w:rPr>
               <w:t>PV S/D / (Ar dur - A dur)</w:t>
             </w:r>
@@ -2512,10 +2496,10 @@
             <w:tcW w:type="dxa" w:w="1008"/>
             <w:shd w:fill="FFFFFF"/>
             <w:tcMar>
-              <w:top w:w="50" w:type="dxa"/>
-              <w:bottom w:w="50" w:type="dxa"/>
-              <w:left w:w="60" w:type="dxa"/>
-              <w:right w:w="60" w:type="dxa"/>
+              <w:top w:w="45" w:type="dxa"/>
+              <w:bottom w:w="45" w:type="dxa"/>
+              <w:left w:w="50" w:type="dxa"/>
+              <w:right w:w="50" w:type="dxa"/>
             </w:tcMar>
           </w:tcPr>
           <w:p>
@@ -2526,7 +2510,7 @@
               <w:rPr>
                 <w:rFonts w:ascii="Meiryo" w:hAnsi="Meiryo"/>
                 <w:color w:val="282828"/>
-                <w:sz w:val="16"/>
+                <w:sz w:val="15"/>
               </w:rPr>
               <w:t>-, ms</w:t>
             </w:r>
@@ -2537,10 +2521,10 @@
             <w:tcW w:type="dxa" w:w="3024"/>
             <w:shd w:fill="FFFFFF"/>
             <w:tcMar>
-              <w:top w:w="50" w:type="dxa"/>
-              <w:bottom w:w="50" w:type="dxa"/>
-              <w:left w:w="60" w:type="dxa"/>
-              <w:right w:w="60" w:type="dxa"/>
+              <w:top w:w="45" w:type="dxa"/>
+              <w:bottom w:w="45" w:type="dxa"/>
+              <w:left w:w="50" w:type="dxa"/>
+              <w:right w:w="50" w:type="dxa"/>
             </w:tcMar>
           </w:tcPr>
           <w:p>
@@ -2551,7 +2535,7 @@
               <w:rPr>
                 <w:rFonts w:ascii="Meiryo" w:hAnsi="Meiryo"/>
                 <w:color w:val="282828"/>
-                <w:sz w:val="16"/>
+                <w:sz w:val="15"/>
               </w:rPr>
               <w:t>S &lt; D: 左房圧上昇 / Ar-A ≧ 30ms: LVEDP上昇</w:t>
             </w:r>
@@ -2561,16 +2545,33 @@
     </w:tbl>
     <w:p>
       <w:pPr>
-        <w:spacing w:before="160" w:after="40"/>
+        <w:spacing w:before="140" w:after="40"/>
       </w:pPr>
       <w:r>
         <w:rPr>
           <w:rFonts w:ascii="Meiryo" w:hAnsi="Meiryo"/>
           <w:b/>
           <w:color w:val="005AA0"/>
-          <w:sz w:val="22"/>
+          <w:sz w:val="21"/>
         </w:rPr>
-        <w:t>3. 🎯 全弁膜逆流症の完全定量・半定量評価（AR / MR / TR / PR）</w:t>
+        <w:t>3. 🔒 全弁膜狭窄症の完全定量・重症度評価（AS / MS / TS / PS）</w:t>
+      </w:r>
+    </w:p>
+    <w:p>
+      <w:r>
+        <w:rPr>
+          <w:rFonts w:ascii="Meiryo" w:hAnsi="Meiryo"/>
+          <w:b/>
+          <w:color w:val="A03200"/>
+          <w:sz w:val="15"/>
+        </w:rPr>
+        <w:t>【弁狭窄評価の核心】</w:t>
+        <w:br/>
+        <w:t>・AS: 連続の式 AVA &lt; 1.0 cm² (AVAi &lt; 0.6 cm²/m²), Vmax ≧ 4.0 m/s, Mean PG ≧ 40 mmHg, DVI &lt; 0.25 (LFLG判定 SVi &lt; 35)</w:t>
+        <w:br/>
+        <w:t>・MS: PHT法 MVA ≦ 1.5 cm² (重症 ≦ 1.0 cm²), Mean PG ≧ 10 mmHg, PHT ≧ 220 ms, Wilkinsスコア (PTMC適応 ≦ 8点)</w:t>
+        <w:br/>
+        <w:t>・TS: Mean PG ≧ 5 mmHg, PHT ≧ 190 ms, TVA ≦ 1.0 cm²  |  PS: Vmax &gt; 4.0 m/s, Max PG ≧ 64 mmHg (重症)</w:t>
       </w:r>
     </w:p>
     <w:tbl>
@@ -2588,11 +2589,11 @@
         </w:tblBorders>
       </w:tblPr>
       <w:tblGrid>
-        <w:gridCol w:w="2189"/>
-        <w:gridCol w:w="2189"/>
-        <w:gridCol w:w="2189"/>
-        <w:gridCol w:w="2189"/>
-        <w:gridCol w:w="2189"/>
+        <w:gridCol w:w="2218"/>
+        <w:gridCol w:w="2218"/>
+        <w:gridCol w:w="2218"/>
+        <w:gridCol w:w="2218"/>
+        <w:gridCol w:w="2218"/>
       </w:tblGrid>
       <w:tr>
         <w:tc>
@@ -2600,10 +2601,10 @@
             <w:tcW w:type="dxa" w:w="1872"/>
             <w:shd w:fill="005691"/>
             <w:tcMar>
-              <w:top w:w="80" w:type="dxa"/>
-              <w:bottom w:w="80" w:type="dxa"/>
-              <w:left w:w="60" w:type="dxa"/>
-              <w:right w:w="60" w:type="dxa"/>
+              <w:top w:w="70" w:type="dxa"/>
+              <w:bottom w:w="70" w:type="dxa"/>
+              <w:left w:w="50" w:type="dxa"/>
+              <w:right w:w="50" w:type="dxa"/>
             </w:tcMar>
           </w:tcPr>
           <w:p>
@@ -2615,9 +2616,9 @@
                 <w:rFonts w:ascii="Meiryo" w:hAnsi="Meiryo"/>
                 <w:b/>
                 <w:color w:val="FFFFFF"/>
-                <w:sz w:val="17"/>
-              </w:rPr>
-              <w:t>対象弁</w:t>
+                <w:sz w:val="16"/>
+              </w:rPr>
+              <w:t>対象弁狭窄</w:t>
             </w:r>
           </w:p>
         </w:tc>
@@ -2626,10 +2627,10 @@
             <w:tcW w:type="dxa" w:w="2592"/>
             <w:shd w:fill="005691"/>
             <w:tcMar>
-              <w:top w:w="80" w:type="dxa"/>
-              <w:bottom w:w="80" w:type="dxa"/>
-              <w:left w:w="60" w:type="dxa"/>
-              <w:right w:w="60" w:type="dxa"/>
+              <w:top w:w="70" w:type="dxa"/>
+              <w:bottom w:w="70" w:type="dxa"/>
+              <w:left w:w="50" w:type="dxa"/>
+              <w:right w:w="50" w:type="dxa"/>
             </w:tcMar>
           </w:tcPr>
           <w:p>
@@ -2641,7 +2642,7 @@
                 <w:rFonts w:ascii="Meiryo" w:hAnsi="Meiryo"/>
                 <w:b/>
                 <w:color w:val="FFFFFF"/>
-                <w:sz w:val="17"/>
+                <w:sz w:val="16"/>
               </w:rPr>
               <w:t>SR連携推奨項目</w:t>
             </w:r>
@@ -2652,10 +2653,10 @@
             <w:tcW w:type="dxa" w:w="2304"/>
             <w:shd w:fill="005691"/>
             <w:tcMar>
-              <w:top w:w="80" w:type="dxa"/>
-              <w:bottom w:w="80" w:type="dxa"/>
-              <w:left w:w="60" w:type="dxa"/>
-              <w:right w:w="60" w:type="dxa"/>
+              <w:top w:w="70" w:type="dxa"/>
+              <w:bottom w:w="70" w:type="dxa"/>
+              <w:left w:w="50" w:type="dxa"/>
+              <w:right w:w="50" w:type="dxa"/>
             </w:tcMar>
           </w:tcPr>
           <w:p>
@@ -2667,7 +2668,7 @@
                 <w:rFonts w:ascii="Meiryo" w:hAnsi="Meiryo"/>
                 <w:b/>
                 <w:color w:val="FFFFFF"/>
-                <w:sz w:val="17"/>
+                <w:sz w:val="16"/>
               </w:rPr>
               <w:t>英語表記 / DICOMタグ</w:t>
             </w:r>
@@ -2678,10 +2679,10 @@
             <w:tcW w:type="dxa" w:w="1008"/>
             <w:shd w:fill="005691"/>
             <w:tcMar>
-              <w:top w:w="80" w:type="dxa"/>
-              <w:bottom w:w="80" w:type="dxa"/>
-              <w:left w:w="60" w:type="dxa"/>
-              <w:right w:w="60" w:type="dxa"/>
+              <w:top w:w="70" w:type="dxa"/>
+              <w:bottom w:w="70" w:type="dxa"/>
+              <w:left w:w="50" w:type="dxa"/>
+              <w:right w:w="50" w:type="dxa"/>
             </w:tcMar>
           </w:tcPr>
           <w:p>
@@ -2693,7 +2694,7 @@
                 <w:rFonts w:ascii="Meiryo" w:hAnsi="Meiryo"/>
                 <w:b/>
                 <w:color w:val="FFFFFF"/>
-                <w:sz w:val="17"/>
+                <w:sz w:val="16"/>
               </w:rPr>
               <w:t>単位</w:t>
             </w:r>
@@ -2704,10 +2705,10 @@
             <w:tcW w:type="dxa" w:w="3024"/>
             <w:shd w:fill="005691"/>
             <w:tcMar>
-              <w:top w:w="80" w:type="dxa"/>
-              <w:bottom w:w="80" w:type="dxa"/>
-              <w:left w:w="60" w:type="dxa"/>
-              <w:right w:w="60" w:type="dxa"/>
+              <w:top w:w="70" w:type="dxa"/>
+              <w:bottom w:w="70" w:type="dxa"/>
+              <w:left w:w="50" w:type="dxa"/>
+              <w:right w:w="50" w:type="dxa"/>
             </w:tcMar>
           </w:tcPr>
           <w:p>
@@ -2719,7 +2720,7 @@
                 <w:rFonts w:ascii="Meiryo" w:hAnsi="Meiryo"/>
                 <w:b/>
                 <w:color w:val="FFFFFF"/>
-                <w:sz w:val="17"/>
+                <w:sz w:val="16"/>
               </w:rPr>
               <w:t>重症度判定カットオフ値 (ASE/ESC基準)</w:t>
             </w:r>
@@ -2732,10 +2733,10 @@
             <w:tcW w:type="dxa" w:w="1872"/>
             <w:shd w:fill="FFFFFF"/>
             <w:tcMar>
-              <w:top w:w="50" w:type="dxa"/>
-              <w:bottom w:w="50" w:type="dxa"/>
-              <w:left w:w="60" w:type="dxa"/>
-              <w:right w:w="60" w:type="dxa"/>
+              <w:top w:w="45" w:type="dxa"/>
+              <w:bottom w:w="45" w:type="dxa"/>
+              <w:left w:w="50" w:type="dxa"/>
+              <w:right w:w="50" w:type="dxa"/>
             </w:tcMar>
           </w:tcPr>
           <w:p>
@@ -2746,9 +2747,9 @@
               <w:rPr>
                 <w:rFonts w:ascii="Meiryo" w:hAnsi="Meiryo"/>
                 <w:color w:val="282828"/>
-                <w:sz w:val="16"/>
-              </w:rPr>
-              <w:t>大動脈弁逆流 AR</w:t>
+                <w:sz w:val="15"/>
+              </w:rPr>
+              <w:t>大動脈弁狭窄 AS</w:t>
             </w:r>
           </w:p>
         </w:tc>
@@ -2757,10 +2758,10 @@
             <w:tcW w:type="dxa" w:w="2592"/>
             <w:shd w:fill="FFFFFF"/>
             <w:tcMar>
-              <w:top w:w="50" w:type="dxa"/>
-              <w:bottom w:w="50" w:type="dxa"/>
-              <w:left w:w="60" w:type="dxa"/>
-              <w:right w:w="60" w:type="dxa"/>
+              <w:top w:w="45" w:type="dxa"/>
+              <w:bottom w:w="45" w:type="dxa"/>
+              <w:left w:w="50" w:type="dxa"/>
+              <w:right w:w="50" w:type="dxa"/>
             </w:tcMar>
           </w:tcPr>
           <w:p>
@@ -2771,9 +2772,9 @@
               <w:rPr>
                 <w:rFonts w:ascii="Meiryo" w:hAnsi="Meiryo"/>
                 <w:color w:val="282828"/>
-                <w:sz w:val="16"/>
-              </w:rPr>
-              <w:t>Vena Contracta 幅 (VC)</w:t>
+                <w:sz w:val="15"/>
+              </w:rPr>
+              <w:t>大動脈弁最高血流速度</w:t>
             </w:r>
           </w:p>
         </w:tc>
@@ -2782,10 +2783,10 @@
             <w:tcW w:type="dxa" w:w="2304"/>
             <w:shd w:fill="FFFFFF"/>
             <w:tcMar>
-              <w:top w:w="50" w:type="dxa"/>
-              <w:bottom w:w="50" w:type="dxa"/>
-              <w:left w:w="60" w:type="dxa"/>
-              <w:right w:w="60" w:type="dxa"/>
+              <w:top w:w="45" w:type="dxa"/>
+              <w:bottom w:w="45" w:type="dxa"/>
+              <w:left w:w="50" w:type="dxa"/>
+              <w:right w:w="50" w:type="dxa"/>
             </w:tcMar>
           </w:tcPr>
           <w:p>
@@ -2796,9 +2797,9 @@
               <w:rPr>
                 <w:rFonts w:ascii="Meiryo" w:hAnsi="Meiryo"/>
                 <w:color w:val="282828"/>
-                <w:sz w:val="16"/>
-              </w:rPr>
-              <w:t>AR VC width</w:t>
+                <w:sz w:val="15"/>
+              </w:rPr>
+              <w:t>AV Vmax (Peak Vel)</w:t>
             </w:r>
           </w:p>
         </w:tc>
@@ -2807,10 +2808,10 @@
             <w:tcW w:type="dxa" w:w="1008"/>
             <w:shd w:fill="FFFFFF"/>
             <w:tcMar>
-              <w:top w:w="50" w:type="dxa"/>
-              <w:bottom w:w="50" w:type="dxa"/>
-              <w:left w:w="60" w:type="dxa"/>
-              <w:right w:w="60" w:type="dxa"/>
+              <w:top w:w="45" w:type="dxa"/>
+              <w:bottom w:w="45" w:type="dxa"/>
+              <w:left w:w="50" w:type="dxa"/>
+              <w:right w:w="50" w:type="dxa"/>
             </w:tcMar>
           </w:tcPr>
           <w:p>
@@ -2821,9 +2822,9 @@
               <w:rPr>
                 <w:rFonts w:ascii="Meiryo" w:hAnsi="Meiryo"/>
                 <w:color w:val="282828"/>
-                <w:sz w:val="16"/>
-              </w:rPr>
-              <w:t>mm</w:t>
+                <w:sz w:val="15"/>
+              </w:rPr>
+              <w:t>m/s</w:t>
             </w:r>
           </w:p>
         </w:tc>
@@ -2832,10 +2833,10 @@
             <w:tcW w:type="dxa" w:w="3024"/>
             <w:shd w:fill="FFFFFF"/>
             <w:tcMar>
-              <w:top w:w="50" w:type="dxa"/>
-              <w:bottom w:w="50" w:type="dxa"/>
-              <w:left w:w="60" w:type="dxa"/>
-              <w:right w:w="60" w:type="dxa"/>
+              <w:top w:w="45" w:type="dxa"/>
+              <w:bottom w:w="45" w:type="dxa"/>
+              <w:left w:w="50" w:type="dxa"/>
+              <w:right w:w="50" w:type="dxa"/>
             </w:tcMar>
           </w:tcPr>
           <w:p>
@@ -2846,9 +2847,9 @@
               <w:rPr>
                 <w:rFonts w:ascii="Meiryo" w:hAnsi="Meiryo"/>
                 <w:color w:val="282828"/>
-                <w:sz w:val="16"/>
-              </w:rPr>
-              <w:t>重症: &gt; 6.0 mm (軽症: &lt; 3.0 mm)</w:t>
+                <w:sz w:val="15"/>
+              </w:rPr>
+              <w:t>重症: ≧ 4.0 m/s (中等症: 3.0〜4.0 m/s)</w:t>
             </w:r>
           </w:p>
         </w:tc>
@@ -2859,10 +2860,10 @@
             <w:tcW w:type="dxa" w:w="1872"/>
             <w:shd w:fill="F4F8FA"/>
             <w:tcMar>
-              <w:top w:w="50" w:type="dxa"/>
-              <w:bottom w:w="50" w:type="dxa"/>
-              <w:left w:w="60" w:type="dxa"/>
-              <w:right w:w="60" w:type="dxa"/>
+              <w:top w:w="45" w:type="dxa"/>
+              <w:bottom w:w="45" w:type="dxa"/>
+              <w:left w:w="50" w:type="dxa"/>
+              <w:right w:w="50" w:type="dxa"/>
             </w:tcMar>
           </w:tcPr>
           <w:p>
@@ -2873,9 +2874,9 @@
               <w:rPr>
                 <w:rFonts w:ascii="Meiryo" w:hAnsi="Meiryo"/>
                 <w:color w:val="282828"/>
-                <w:sz w:val="16"/>
-              </w:rPr>
-              <w:t>大動脈弁逆流 AR</w:t>
+                <w:sz w:val="15"/>
+              </w:rPr>
+              <w:t>大動脈弁狭窄 AS</w:t>
             </w:r>
           </w:p>
         </w:tc>
@@ -2884,10 +2885,10 @@
             <w:tcW w:type="dxa" w:w="2592"/>
             <w:shd w:fill="F4F8FA"/>
             <w:tcMar>
-              <w:top w:w="50" w:type="dxa"/>
-              <w:bottom w:w="50" w:type="dxa"/>
-              <w:left w:w="60" w:type="dxa"/>
-              <w:right w:w="60" w:type="dxa"/>
+              <w:top w:w="45" w:type="dxa"/>
+              <w:bottom w:w="45" w:type="dxa"/>
+              <w:left w:w="50" w:type="dxa"/>
+              <w:right w:w="50" w:type="dxa"/>
             </w:tcMar>
           </w:tcPr>
           <w:p>
@@ -2898,9 +2899,9 @@
               <w:rPr>
                 <w:rFonts w:ascii="Meiryo" w:hAnsi="Meiryo"/>
                 <w:color w:val="282828"/>
-                <w:sz w:val="16"/>
-              </w:rPr>
-              <w:t>圧半減時間 (PHT)</w:t>
+                <w:sz w:val="15"/>
+              </w:rPr>
+              <w:t>大動脈弁平均圧較差 / 最大PG</w:t>
             </w:r>
           </w:p>
         </w:tc>
@@ -2909,10 +2910,10 @@
             <w:tcW w:type="dxa" w:w="2304"/>
             <w:shd w:fill="F4F8FA"/>
             <w:tcMar>
-              <w:top w:w="50" w:type="dxa"/>
-              <w:bottom w:w="50" w:type="dxa"/>
-              <w:left w:w="60" w:type="dxa"/>
-              <w:right w:w="60" w:type="dxa"/>
+              <w:top w:w="45" w:type="dxa"/>
+              <w:bottom w:w="45" w:type="dxa"/>
+              <w:left w:w="50" w:type="dxa"/>
+              <w:right w:w="50" w:type="dxa"/>
             </w:tcMar>
           </w:tcPr>
           <w:p>
@@ -2923,9 +2924,9 @@
               <w:rPr>
                 <w:rFonts w:ascii="Meiryo" w:hAnsi="Meiryo"/>
                 <w:color w:val="282828"/>
-                <w:sz w:val="16"/>
-              </w:rPr>
-              <w:t>AR PHT</w:t>
+                <w:sz w:val="15"/>
+              </w:rPr>
+              <w:t>AV Mean PG / AV Max PG</w:t>
             </w:r>
           </w:p>
         </w:tc>
@@ -2934,10 +2935,10 @@
             <w:tcW w:type="dxa" w:w="1008"/>
             <w:shd w:fill="F4F8FA"/>
             <w:tcMar>
-              <w:top w:w="50" w:type="dxa"/>
-              <w:bottom w:w="50" w:type="dxa"/>
-              <w:left w:w="60" w:type="dxa"/>
-              <w:right w:w="60" w:type="dxa"/>
+              <w:top w:w="45" w:type="dxa"/>
+              <w:bottom w:w="45" w:type="dxa"/>
+              <w:left w:w="50" w:type="dxa"/>
+              <w:right w:w="50" w:type="dxa"/>
             </w:tcMar>
           </w:tcPr>
           <w:p>
@@ -2948,9 +2949,9 @@
               <w:rPr>
                 <w:rFonts w:ascii="Meiryo" w:hAnsi="Meiryo"/>
                 <w:color w:val="282828"/>
-                <w:sz w:val="16"/>
-              </w:rPr>
-              <w:t>ms</w:t>
+                <w:sz w:val="15"/>
+              </w:rPr>
+              <w:t>mmHg</w:t>
             </w:r>
           </w:p>
         </w:tc>
@@ -2959,10 +2960,10 @@
             <w:tcW w:type="dxa" w:w="3024"/>
             <w:shd w:fill="F4F8FA"/>
             <w:tcMar>
-              <w:top w:w="50" w:type="dxa"/>
-              <w:bottom w:w="50" w:type="dxa"/>
-              <w:left w:w="60" w:type="dxa"/>
-              <w:right w:w="60" w:type="dxa"/>
+              <w:top w:w="45" w:type="dxa"/>
+              <w:bottom w:w="45" w:type="dxa"/>
+              <w:left w:w="50" w:type="dxa"/>
+              <w:right w:w="50" w:type="dxa"/>
             </w:tcMar>
           </w:tcPr>
           <w:p>
@@ -2973,9 +2974,9 @@
               <w:rPr>
                 <w:rFonts w:ascii="Meiryo" w:hAnsi="Meiryo"/>
                 <w:color w:val="282828"/>
-                <w:sz w:val="16"/>
-              </w:rPr>
-              <w:t>重症: &lt; 200 ms (軽症: &gt; 500 ms)</w:t>
+                <w:sz w:val="15"/>
+              </w:rPr>
+              <w:t>重症: Mean PG ≧ 40 mmHg (Max PG ≧ 64 mmHg)</w:t>
             </w:r>
           </w:p>
         </w:tc>
@@ -2986,10 +2987,10 @@
             <w:tcW w:type="dxa" w:w="1872"/>
             <w:shd w:fill="FFFFFF"/>
             <w:tcMar>
-              <w:top w:w="50" w:type="dxa"/>
-              <w:bottom w:w="50" w:type="dxa"/>
-              <w:left w:w="60" w:type="dxa"/>
-              <w:right w:w="60" w:type="dxa"/>
+              <w:top w:w="45" w:type="dxa"/>
+              <w:bottom w:w="45" w:type="dxa"/>
+              <w:left w:w="50" w:type="dxa"/>
+              <w:right w:w="50" w:type="dxa"/>
             </w:tcMar>
           </w:tcPr>
           <w:p>
@@ -3000,9 +3001,9 @@
               <w:rPr>
                 <w:rFonts w:ascii="Meiryo" w:hAnsi="Meiryo"/>
                 <w:color w:val="282828"/>
-                <w:sz w:val="16"/>
-              </w:rPr>
-              <w:t>大動脈弁逆流 AR</w:t>
+                <w:sz w:val="15"/>
+              </w:rPr>
+              <w:t>大動脈弁狭窄 AS</w:t>
             </w:r>
           </w:p>
         </w:tc>
@@ -3011,10 +3012,10 @@
             <w:tcW w:type="dxa" w:w="2592"/>
             <w:shd w:fill="FFFFFF"/>
             <w:tcMar>
-              <w:top w:w="50" w:type="dxa"/>
-              <w:bottom w:w="50" w:type="dxa"/>
-              <w:left w:w="60" w:type="dxa"/>
-              <w:right w:w="60" w:type="dxa"/>
+              <w:top w:w="45" w:type="dxa"/>
+              <w:bottom w:w="45" w:type="dxa"/>
+              <w:left w:w="50" w:type="dxa"/>
+              <w:right w:w="50" w:type="dxa"/>
             </w:tcMar>
           </w:tcPr>
           <w:p>
@@ -3024,11 +3025,10 @@
             <w:r>
               <w:rPr>
                 <w:rFonts w:ascii="Meiryo" w:hAnsi="Meiryo"/>
-                <w:b/>
-                <w:color w:val="B41414"/>
-                <w:sz w:val="16"/>
-              </w:rPr>
-              <w:t>有効逆流弁口面積 (EROA)</w:t>
+                <w:color w:val="282828"/>
+                <w:sz w:val="15"/>
+              </w:rPr>
+              <w:t>大動脈弁口面積 (連続の式)</w:t>
             </w:r>
           </w:p>
         </w:tc>
@@ -3037,10 +3037,10 @@
             <w:tcW w:type="dxa" w:w="2304"/>
             <w:shd w:fill="FFFFFF"/>
             <w:tcMar>
-              <w:top w:w="50" w:type="dxa"/>
-              <w:bottom w:w="50" w:type="dxa"/>
-              <w:left w:w="60" w:type="dxa"/>
-              <w:right w:w="60" w:type="dxa"/>
+              <w:top w:w="45" w:type="dxa"/>
+              <w:bottom w:w="45" w:type="dxa"/>
+              <w:left w:w="50" w:type="dxa"/>
+              <w:right w:w="50" w:type="dxa"/>
             </w:tcMar>
           </w:tcPr>
           <w:p>
@@ -3051,9 +3051,9 @@
               <w:rPr>
                 <w:rFonts w:ascii="Meiryo" w:hAnsi="Meiryo"/>
                 <w:color w:val="282828"/>
-                <w:sz w:val="16"/>
-              </w:rPr>
-              <w:t>AR EROA</w:t>
+                <w:sz w:val="15"/>
+              </w:rPr>
+              <w:t>AVA (Continuity Eq)</w:t>
             </w:r>
           </w:p>
         </w:tc>
@@ -3062,10 +3062,10 @@
             <w:tcW w:type="dxa" w:w="1008"/>
             <w:shd w:fill="FFFFFF"/>
             <w:tcMar>
-              <w:top w:w="50" w:type="dxa"/>
-              <w:bottom w:w="50" w:type="dxa"/>
-              <w:left w:w="60" w:type="dxa"/>
-              <w:right w:w="60" w:type="dxa"/>
+              <w:top w:w="45" w:type="dxa"/>
+              <w:bottom w:w="45" w:type="dxa"/>
+              <w:left w:w="50" w:type="dxa"/>
+              <w:right w:w="50" w:type="dxa"/>
             </w:tcMar>
           </w:tcPr>
           <w:p>
@@ -3076,7 +3076,7 @@
               <w:rPr>
                 <w:rFonts w:ascii="Meiryo" w:hAnsi="Meiryo"/>
                 <w:color w:val="282828"/>
-                <w:sz w:val="16"/>
+                <w:sz w:val="15"/>
               </w:rPr>
               <w:t>cm²</w:t>
             </w:r>
@@ -3087,10 +3087,10 @@
             <w:tcW w:type="dxa" w:w="3024"/>
             <w:shd w:fill="FFFFFF"/>
             <w:tcMar>
-              <w:top w:w="50" w:type="dxa"/>
-              <w:bottom w:w="50" w:type="dxa"/>
-              <w:left w:w="60" w:type="dxa"/>
-              <w:right w:w="60" w:type="dxa"/>
+              <w:top w:w="45" w:type="dxa"/>
+              <w:bottom w:w="45" w:type="dxa"/>
+              <w:left w:w="50" w:type="dxa"/>
+              <w:right w:w="50" w:type="dxa"/>
             </w:tcMar>
           </w:tcPr>
           <w:p>
@@ -3101,9 +3101,9 @@
               <w:rPr>
                 <w:rFonts w:ascii="Meiryo" w:hAnsi="Meiryo"/>
                 <w:color w:val="282828"/>
-                <w:sz w:val="16"/>
-              </w:rPr>
-              <w:t>重症: ≧ 0.30 cm² (軽症: &lt; 0.10 cm²)</w:t>
+                <w:sz w:val="15"/>
+              </w:rPr>
+              <w:t>重症: &lt; 1.0 cm² (体表面積補正 AVAi &lt; 0.6 cm²/m²)</w:t>
             </w:r>
           </w:p>
         </w:tc>
@@ -3114,10 +3114,10 @@
             <w:tcW w:type="dxa" w:w="1872"/>
             <w:shd w:fill="F4F8FA"/>
             <w:tcMar>
-              <w:top w:w="50" w:type="dxa"/>
-              <w:bottom w:w="50" w:type="dxa"/>
-              <w:left w:w="60" w:type="dxa"/>
-              <w:right w:w="60" w:type="dxa"/>
+              <w:top w:w="45" w:type="dxa"/>
+              <w:bottom w:w="45" w:type="dxa"/>
+              <w:left w:w="50" w:type="dxa"/>
+              <w:right w:w="50" w:type="dxa"/>
             </w:tcMar>
           </w:tcPr>
           <w:p>
@@ -3128,9 +3128,9 @@
               <w:rPr>
                 <w:rFonts w:ascii="Meiryo" w:hAnsi="Meiryo"/>
                 <w:color w:val="282828"/>
-                <w:sz w:val="16"/>
-              </w:rPr>
-              <w:t>大動脈弁逆流 AR</w:t>
+                <w:sz w:val="15"/>
+              </w:rPr>
+              <w:t>大動脈弁狭窄 AS</w:t>
             </w:r>
           </w:p>
         </w:tc>
@@ -3139,10 +3139,10 @@
             <w:tcW w:type="dxa" w:w="2592"/>
             <w:shd w:fill="F4F8FA"/>
             <w:tcMar>
-              <w:top w:w="50" w:type="dxa"/>
-              <w:bottom w:w="50" w:type="dxa"/>
-              <w:left w:w="60" w:type="dxa"/>
-              <w:right w:w="60" w:type="dxa"/>
+              <w:top w:w="45" w:type="dxa"/>
+              <w:bottom w:w="45" w:type="dxa"/>
+              <w:left w:w="50" w:type="dxa"/>
+              <w:right w:w="50" w:type="dxa"/>
             </w:tcMar>
           </w:tcPr>
           <w:p>
@@ -3153,9 +3153,9 @@
               <w:rPr>
                 <w:rFonts w:ascii="Meiryo" w:hAnsi="Meiryo"/>
                 <w:color w:val="282828"/>
-                <w:sz w:val="16"/>
-              </w:rPr>
-              <w:t>逆流量 (Regurgitant Volume)</w:t>
+                <w:sz w:val="15"/>
+              </w:rPr>
+              <w:t>無次元速度指数 (DVI)</w:t>
             </w:r>
           </w:p>
         </w:tc>
@@ -3164,10 +3164,10 @@
             <w:tcW w:type="dxa" w:w="2304"/>
             <w:shd w:fill="F4F8FA"/>
             <w:tcMar>
-              <w:top w:w="50" w:type="dxa"/>
-              <w:bottom w:w="50" w:type="dxa"/>
-              <w:left w:w="60" w:type="dxa"/>
-              <w:right w:w="60" w:type="dxa"/>
+              <w:top w:w="45" w:type="dxa"/>
+              <w:bottom w:w="45" w:type="dxa"/>
+              <w:left w:w="50" w:type="dxa"/>
+              <w:right w:w="50" w:type="dxa"/>
             </w:tcMar>
           </w:tcPr>
           <w:p>
@@ -3178,9 +3178,9 @@
               <w:rPr>
                 <w:rFonts w:ascii="Meiryo" w:hAnsi="Meiryo"/>
                 <w:color w:val="282828"/>
-                <w:sz w:val="16"/>
-              </w:rPr>
-              <w:t>AR RVol</w:t>
+                <w:sz w:val="15"/>
+              </w:rPr>
+              <w:t>DVI (LVOT VTI / AV VTI)</w:t>
             </w:r>
           </w:p>
         </w:tc>
@@ -3189,10 +3189,10 @@
             <w:tcW w:type="dxa" w:w="1008"/>
             <w:shd w:fill="F4F8FA"/>
             <w:tcMar>
-              <w:top w:w="50" w:type="dxa"/>
-              <w:bottom w:w="50" w:type="dxa"/>
-              <w:left w:w="60" w:type="dxa"/>
-              <w:right w:w="60" w:type="dxa"/>
+              <w:top w:w="45" w:type="dxa"/>
+              <w:bottom w:w="45" w:type="dxa"/>
+              <w:left w:w="50" w:type="dxa"/>
+              <w:right w:w="50" w:type="dxa"/>
             </w:tcMar>
           </w:tcPr>
           <w:p>
@@ -3203,9 +3203,9 @@
               <w:rPr>
                 <w:rFonts w:ascii="Meiryo" w:hAnsi="Meiryo"/>
                 <w:color w:val="282828"/>
-                <w:sz w:val="16"/>
-              </w:rPr>
-              <w:t>mL</w:t>
+                <w:sz w:val="15"/>
+              </w:rPr>
+              <w:t>-</w:t>
             </w:r>
           </w:p>
         </w:tc>
@@ -3214,10 +3214,10 @@
             <w:tcW w:type="dxa" w:w="3024"/>
             <w:shd w:fill="F4F8FA"/>
             <w:tcMar>
-              <w:top w:w="50" w:type="dxa"/>
-              <w:bottom w:w="50" w:type="dxa"/>
-              <w:left w:w="60" w:type="dxa"/>
-              <w:right w:w="60" w:type="dxa"/>
+              <w:top w:w="45" w:type="dxa"/>
+              <w:bottom w:w="45" w:type="dxa"/>
+              <w:left w:w="50" w:type="dxa"/>
+              <w:right w:w="50" w:type="dxa"/>
             </w:tcMar>
           </w:tcPr>
           <w:p>
@@ -3228,9 +3228,9 @@
               <w:rPr>
                 <w:rFonts w:ascii="Meiryo" w:hAnsi="Meiryo"/>
                 <w:color w:val="282828"/>
-                <w:sz w:val="16"/>
-              </w:rPr>
-              <w:t>重症: ≧ 60 mL (軽症: &lt; 30 mL)</w:t>
+                <w:sz w:val="15"/>
+              </w:rPr>
+              <w:t>重症: &lt; 0.25 (低流量低圧較差 LF-LG AS で極めて有用)</w:t>
             </w:r>
           </w:p>
         </w:tc>
@@ -3241,10 +3241,10 @@
             <w:tcW w:type="dxa" w:w="1872"/>
             <w:shd w:fill="FFFFFF"/>
             <w:tcMar>
-              <w:top w:w="50" w:type="dxa"/>
-              <w:bottom w:w="50" w:type="dxa"/>
-              <w:left w:w="60" w:type="dxa"/>
-              <w:right w:w="60" w:type="dxa"/>
+              <w:top w:w="45" w:type="dxa"/>
+              <w:bottom w:w="45" w:type="dxa"/>
+              <w:left w:w="50" w:type="dxa"/>
+              <w:right w:w="50" w:type="dxa"/>
             </w:tcMar>
           </w:tcPr>
           <w:p>
@@ -3255,9 +3255,9 @@
               <w:rPr>
                 <w:rFonts w:ascii="Meiryo" w:hAnsi="Meiryo"/>
                 <w:color w:val="282828"/>
-                <w:sz w:val="16"/>
-              </w:rPr>
-              <w:t>大動脈弁逆流 AR</w:t>
+                <w:sz w:val="15"/>
+              </w:rPr>
+              <w:t>大動脈弁狭窄 AS</w:t>
             </w:r>
           </w:p>
         </w:tc>
@@ -3266,10 +3266,10 @@
             <w:tcW w:type="dxa" w:w="2592"/>
             <w:shd w:fill="FFFFFF"/>
             <w:tcMar>
-              <w:top w:w="50" w:type="dxa"/>
-              <w:bottom w:w="50" w:type="dxa"/>
-              <w:left w:w="60" w:type="dxa"/>
-              <w:right w:w="60" w:type="dxa"/>
+              <w:top w:w="45" w:type="dxa"/>
+              <w:bottom w:w="45" w:type="dxa"/>
+              <w:left w:w="50" w:type="dxa"/>
+              <w:right w:w="50" w:type="dxa"/>
             </w:tcMar>
           </w:tcPr>
           <w:p>
@@ -3280,9 +3280,9 @@
               <w:rPr>
                 <w:rFonts w:ascii="Meiryo" w:hAnsi="Meiryo"/>
                 <w:color w:val="282828"/>
-                <w:sz w:val="16"/>
-              </w:rPr>
-              <w:t>下行大動脈拡張期逆流終末速度</w:t>
+                <w:sz w:val="15"/>
+              </w:rPr>
+              <w:t>大動脈弁加速時間 / 駆出時間比</w:t>
             </w:r>
           </w:p>
         </w:tc>
@@ -3291,10 +3291,10 @@
             <w:tcW w:type="dxa" w:w="2304"/>
             <w:shd w:fill="FFFFFF"/>
             <w:tcMar>
-              <w:top w:w="50" w:type="dxa"/>
-              <w:bottom w:w="50" w:type="dxa"/>
-              <w:left w:w="60" w:type="dxa"/>
-              <w:right w:w="60" w:type="dxa"/>
+              <w:top w:w="45" w:type="dxa"/>
+              <w:bottom w:w="45" w:type="dxa"/>
+              <w:left w:w="50" w:type="dxa"/>
+              <w:right w:w="50" w:type="dxa"/>
             </w:tcMar>
           </w:tcPr>
           <w:p>
@@ -3305,9 +3305,9 @@
               <w:rPr>
                 <w:rFonts w:ascii="Meiryo" w:hAnsi="Meiryo"/>
                 <w:color w:val="282828"/>
-                <w:sz w:val="16"/>
-              </w:rPr>
-              <w:t>AR Holodiastolic flow (EDV)</w:t>
+                <w:sz w:val="15"/>
+              </w:rPr>
+              <w:t>AV AcT / (AcT / ET)</w:t>
             </w:r>
           </w:p>
         </w:tc>
@@ -3316,10 +3316,10 @@
             <w:tcW w:type="dxa" w:w="1008"/>
             <w:shd w:fill="FFFFFF"/>
             <w:tcMar>
-              <w:top w:w="50" w:type="dxa"/>
-              <w:bottom w:w="50" w:type="dxa"/>
-              <w:left w:w="60" w:type="dxa"/>
-              <w:right w:w="60" w:type="dxa"/>
+              <w:top w:w="45" w:type="dxa"/>
+              <w:bottom w:w="45" w:type="dxa"/>
+              <w:left w:w="50" w:type="dxa"/>
+              <w:right w:w="50" w:type="dxa"/>
             </w:tcMar>
           </w:tcPr>
           <w:p>
@@ -3330,9 +3330,9 @@
               <w:rPr>
                 <w:rFonts w:ascii="Meiryo" w:hAnsi="Meiryo"/>
                 <w:color w:val="282828"/>
-                <w:sz w:val="16"/>
-              </w:rPr>
-              <w:t>cm/s</w:t>
+                <w:sz w:val="15"/>
+              </w:rPr>
+              <w:t>ms, -</w:t>
             </w:r>
           </w:p>
         </w:tc>
@@ -3341,10 +3341,10 @@
             <w:tcW w:type="dxa" w:w="3024"/>
             <w:shd w:fill="FFFFFF"/>
             <w:tcMar>
-              <w:top w:w="50" w:type="dxa"/>
-              <w:bottom w:w="50" w:type="dxa"/>
-              <w:left w:w="60" w:type="dxa"/>
-              <w:right w:w="60" w:type="dxa"/>
+              <w:top w:w="45" w:type="dxa"/>
+              <w:bottom w:w="45" w:type="dxa"/>
+              <w:left w:w="50" w:type="dxa"/>
+              <w:right w:w="50" w:type="dxa"/>
             </w:tcMar>
           </w:tcPr>
           <w:p>
@@ -3355,9 +3355,9 @@
               <w:rPr>
                 <w:rFonts w:ascii="Meiryo" w:hAnsi="Meiryo"/>
                 <w:color w:val="282828"/>
-                <w:sz w:val="16"/>
-              </w:rPr>
-              <w:t>重症: 下行大動脈で全拡張期逆流 ＆ EDV &gt; 20 cm/s</w:t>
+                <w:sz w:val="15"/>
+              </w:rPr>
+              <w:t>重症: AcT ≧ 100 ms, AcT/ET &gt; 0.35 (弁開放遅延)</w:t>
             </w:r>
           </w:p>
         </w:tc>
@@ -3368,10 +3368,10 @@
             <w:tcW w:type="dxa" w:w="1872"/>
             <w:shd w:fill="F4F8FA"/>
             <w:tcMar>
-              <w:top w:w="50" w:type="dxa"/>
-              <w:bottom w:w="50" w:type="dxa"/>
-              <w:left w:w="60" w:type="dxa"/>
-              <w:right w:w="60" w:type="dxa"/>
+              <w:top w:w="45" w:type="dxa"/>
+              <w:bottom w:w="45" w:type="dxa"/>
+              <w:left w:w="50" w:type="dxa"/>
+              <w:right w:w="50" w:type="dxa"/>
             </w:tcMar>
           </w:tcPr>
           <w:p>
@@ -3382,9 +3382,9 @@
               <w:rPr>
                 <w:rFonts w:ascii="Meiryo" w:hAnsi="Meiryo"/>
                 <w:color w:val="282828"/>
-                <w:sz w:val="16"/>
-              </w:rPr>
-              <w:t>僧帽弁逆流 MR</w:t>
+                <w:sz w:val="15"/>
+              </w:rPr>
+              <w:t>大動脈弁狭窄 AS</w:t>
             </w:r>
           </w:p>
         </w:tc>
@@ -3393,10 +3393,10 @@
             <w:tcW w:type="dxa" w:w="2592"/>
             <w:shd w:fill="F4F8FA"/>
             <w:tcMar>
-              <w:top w:w="50" w:type="dxa"/>
-              <w:bottom w:w="50" w:type="dxa"/>
-              <w:left w:w="60" w:type="dxa"/>
-              <w:right w:w="60" w:type="dxa"/>
+              <w:top w:w="45" w:type="dxa"/>
+              <w:bottom w:w="45" w:type="dxa"/>
+              <w:left w:w="50" w:type="dxa"/>
+              <w:right w:w="50" w:type="dxa"/>
             </w:tcMar>
           </w:tcPr>
           <w:p>
@@ -3407,9 +3407,9 @@
               <w:rPr>
                 <w:rFonts w:ascii="Meiryo" w:hAnsi="Meiryo"/>
                 <w:color w:val="282828"/>
-                <w:sz w:val="16"/>
-              </w:rPr>
-              <w:t>Vena Contracta 幅 (VC)</w:t>
+                <w:sz w:val="15"/>
+              </w:rPr>
+              <w:t>低流量判定 (1回拍出量係数)</w:t>
             </w:r>
           </w:p>
         </w:tc>
@@ -3418,10 +3418,10 @@
             <w:tcW w:type="dxa" w:w="2304"/>
             <w:shd w:fill="F4F8FA"/>
             <w:tcMar>
-              <w:top w:w="50" w:type="dxa"/>
-              <w:bottom w:w="50" w:type="dxa"/>
-              <w:left w:w="60" w:type="dxa"/>
-              <w:right w:w="60" w:type="dxa"/>
+              <w:top w:w="45" w:type="dxa"/>
+              <w:bottom w:w="45" w:type="dxa"/>
+              <w:left w:w="50" w:type="dxa"/>
+              <w:right w:w="50" w:type="dxa"/>
             </w:tcMar>
           </w:tcPr>
           <w:p>
@@ -3432,9 +3432,9 @@
               <w:rPr>
                 <w:rFonts w:ascii="Meiryo" w:hAnsi="Meiryo"/>
                 <w:color w:val="282828"/>
-                <w:sz w:val="16"/>
-              </w:rPr>
-              <w:t>MR VC width</w:t>
+                <w:sz w:val="15"/>
+              </w:rPr>
+              <w:t>SVi (Stroke Volume Index)</w:t>
             </w:r>
           </w:p>
         </w:tc>
@@ -3443,10 +3443,10 @@
             <w:tcW w:type="dxa" w:w="1008"/>
             <w:shd w:fill="F4F8FA"/>
             <w:tcMar>
-              <w:top w:w="50" w:type="dxa"/>
-              <w:bottom w:w="50" w:type="dxa"/>
-              <w:left w:w="60" w:type="dxa"/>
-              <w:right w:w="60" w:type="dxa"/>
+              <w:top w:w="45" w:type="dxa"/>
+              <w:bottom w:w="45" w:type="dxa"/>
+              <w:left w:w="50" w:type="dxa"/>
+              <w:right w:w="50" w:type="dxa"/>
             </w:tcMar>
           </w:tcPr>
           <w:p>
@@ -3457,9 +3457,9 @@
               <w:rPr>
                 <w:rFonts w:ascii="Meiryo" w:hAnsi="Meiryo"/>
                 <w:color w:val="282828"/>
-                <w:sz w:val="16"/>
-              </w:rPr>
-              <w:t>mm</w:t>
+                <w:sz w:val="15"/>
+              </w:rPr>
+              <w:t>mL/m²</w:t>
             </w:r>
           </w:p>
         </w:tc>
@@ -3468,10 +3468,10 @@
             <w:tcW w:type="dxa" w:w="3024"/>
             <w:shd w:fill="F4F8FA"/>
             <w:tcMar>
-              <w:top w:w="50" w:type="dxa"/>
-              <w:bottom w:w="50" w:type="dxa"/>
-              <w:left w:w="60" w:type="dxa"/>
-              <w:right w:w="60" w:type="dxa"/>
+              <w:top w:w="45" w:type="dxa"/>
+              <w:bottom w:w="45" w:type="dxa"/>
+              <w:left w:w="50" w:type="dxa"/>
+              <w:right w:w="50" w:type="dxa"/>
             </w:tcMar>
           </w:tcPr>
           <w:p>
@@ -3482,9 +3482,9 @@
               <w:rPr>
                 <w:rFonts w:ascii="Meiryo" w:hAnsi="Meiryo"/>
                 <w:color w:val="282828"/>
-                <w:sz w:val="16"/>
-              </w:rPr>
-              <w:t>重症: ≧ 7.0 mm (軽症: &lt; 3.0 mm)</w:t>
+                <w:sz w:val="15"/>
+              </w:rPr>
+              <w:t>SVi &lt; 35 mL/m² で Low-flow severe AS (奇異性LFLG)</w:t>
             </w:r>
           </w:p>
         </w:tc>
@@ -3495,10 +3495,10 @@
             <w:tcW w:type="dxa" w:w="1872"/>
             <w:shd w:fill="FFFFFF"/>
             <w:tcMar>
-              <w:top w:w="50" w:type="dxa"/>
-              <w:bottom w:w="50" w:type="dxa"/>
-              <w:left w:w="60" w:type="dxa"/>
-              <w:right w:w="60" w:type="dxa"/>
+              <w:top w:w="45" w:type="dxa"/>
+              <w:bottom w:w="45" w:type="dxa"/>
+              <w:left w:w="50" w:type="dxa"/>
+              <w:right w:w="50" w:type="dxa"/>
             </w:tcMar>
           </w:tcPr>
           <w:p>
@@ -3509,9 +3509,9 @@
               <w:rPr>
                 <w:rFonts w:ascii="Meiryo" w:hAnsi="Meiryo"/>
                 <w:color w:val="282828"/>
-                <w:sz w:val="16"/>
-              </w:rPr>
-              <w:t>僧帽弁逆流 MR</w:t>
+                <w:sz w:val="15"/>
+              </w:rPr>
+              <w:t>僧帽弁狭窄 MS</w:t>
             </w:r>
           </w:p>
         </w:tc>
@@ -3520,10 +3520,10 @@
             <w:tcW w:type="dxa" w:w="2592"/>
             <w:shd w:fill="FFFFFF"/>
             <w:tcMar>
-              <w:top w:w="50" w:type="dxa"/>
-              <w:bottom w:w="50" w:type="dxa"/>
-              <w:left w:w="60" w:type="dxa"/>
-              <w:right w:w="60" w:type="dxa"/>
+              <w:top w:w="45" w:type="dxa"/>
+              <w:bottom w:w="45" w:type="dxa"/>
+              <w:left w:w="50" w:type="dxa"/>
+              <w:right w:w="50" w:type="dxa"/>
             </w:tcMar>
           </w:tcPr>
           <w:p>
@@ -3534,9 +3534,9 @@
               <w:rPr>
                 <w:rFonts w:ascii="Meiryo" w:hAnsi="Meiryo"/>
                 <w:color w:val="282828"/>
-                <w:sz w:val="16"/>
-              </w:rPr>
-              <w:t>PISA半径 / アライアンス速度</w:t>
+                <w:sz w:val="15"/>
+              </w:rPr>
+              <w:t>僧帽弁平均圧較差 / 最大流速</w:t>
             </w:r>
           </w:p>
         </w:tc>
@@ -3545,10 +3545,10 @@
             <w:tcW w:type="dxa" w:w="2304"/>
             <w:shd w:fill="FFFFFF"/>
             <w:tcMar>
-              <w:top w:w="50" w:type="dxa"/>
-              <w:bottom w:w="50" w:type="dxa"/>
-              <w:left w:w="60" w:type="dxa"/>
-              <w:right w:w="60" w:type="dxa"/>
+              <w:top w:w="45" w:type="dxa"/>
+              <w:bottom w:w="45" w:type="dxa"/>
+              <w:left w:w="50" w:type="dxa"/>
+              <w:right w:w="50" w:type="dxa"/>
             </w:tcMar>
           </w:tcPr>
           <w:p>
@@ -3559,9 +3559,9 @@
               <w:rPr>
                 <w:rFonts w:ascii="Meiryo" w:hAnsi="Meiryo"/>
                 <w:color w:val="282828"/>
-                <w:sz w:val="16"/>
-              </w:rPr>
-              <w:t>PISA Radius / Aliasing Vel</w:t>
+                <w:sz w:val="15"/>
+              </w:rPr>
+              <w:t>MV Mean PG / MV Peak E</w:t>
             </w:r>
           </w:p>
         </w:tc>
@@ -3570,10 +3570,10 @@
             <w:tcW w:type="dxa" w:w="1008"/>
             <w:shd w:fill="FFFFFF"/>
             <w:tcMar>
-              <w:top w:w="50" w:type="dxa"/>
-              <w:bottom w:w="50" w:type="dxa"/>
-              <w:left w:w="60" w:type="dxa"/>
-              <w:right w:w="60" w:type="dxa"/>
+              <w:top w:w="45" w:type="dxa"/>
+              <w:bottom w:w="45" w:type="dxa"/>
+              <w:left w:w="50" w:type="dxa"/>
+              <w:right w:w="50" w:type="dxa"/>
             </w:tcMar>
           </w:tcPr>
           <w:p>
@@ -3584,9 +3584,9 @@
               <w:rPr>
                 <w:rFonts w:ascii="Meiryo" w:hAnsi="Meiryo"/>
                 <w:color w:val="282828"/>
-                <w:sz w:val="16"/>
-              </w:rPr>
-              <w:t>mm, cm/s</w:t>
+                <w:sz w:val="15"/>
+              </w:rPr>
+              <w:t>mmHg, m/s</w:t>
             </w:r>
           </w:p>
         </w:tc>
@@ -3595,10 +3595,10 @@
             <w:tcW w:type="dxa" w:w="3024"/>
             <w:shd w:fill="FFFFFF"/>
             <w:tcMar>
-              <w:top w:w="50" w:type="dxa"/>
-              <w:bottom w:w="50" w:type="dxa"/>
-              <w:left w:w="60" w:type="dxa"/>
-              <w:right w:w="60" w:type="dxa"/>
+              <w:top w:w="45" w:type="dxa"/>
+              <w:bottom w:w="45" w:type="dxa"/>
+              <w:left w:w="50" w:type="dxa"/>
+              <w:right w:w="50" w:type="dxa"/>
             </w:tcMar>
           </w:tcPr>
           <w:p>
@@ -3609,9 +3609,9 @@
               <w:rPr>
                 <w:rFonts w:ascii="Meiryo" w:hAnsi="Meiryo"/>
                 <w:color w:val="282828"/>
-                <w:sz w:val="16"/>
-              </w:rPr>
-              <w:t>定量的逆流評価 (PISA法) の必須元データ</w:t>
+                <w:sz w:val="15"/>
+              </w:rPr>
+              <w:t>重症: Mean PG ≧ 10 mmHg (中等症: 5〜10 mmHg)</w:t>
             </w:r>
           </w:p>
         </w:tc>
@@ -3622,10 +3622,10 @@
             <w:tcW w:type="dxa" w:w="1872"/>
             <w:shd w:fill="F4F8FA"/>
             <w:tcMar>
-              <w:top w:w="50" w:type="dxa"/>
-              <w:bottom w:w="50" w:type="dxa"/>
-              <w:left w:w="60" w:type="dxa"/>
-              <w:right w:w="60" w:type="dxa"/>
+              <w:top w:w="45" w:type="dxa"/>
+              <w:bottom w:w="45" w:type="dxa"/>
+              <w:left w:w="50" w:type="dxa"/>
+              <w:right w:w="50" w:type="dxa"/>
             </w:tcMar>
           </w:tcPr>
           <w:p>
@@ -3636,9 +3636,9 @@
               <w:rPr>
                 <w:rFonts w:ascii="Meiryo" w:hAnsi="Meiryo"/>
                 <w:color w:val="282828"/>
-                <w:sz w:val="16"/>
-              </w:rPr>
-              <w:t>僧帽弁逆流 MR</w:t>
+                <w:sz w:val="15"/>
+              </w:rPr>
+              <w:t>僧帽弁狭窄 MS</w:t>
             </w:r>
           </w:p>
         </w:tc>
@@ -3647,10 +3647,10 @@
             <w:tcW w:type="dxa" w:w="2592"/>
             <w:shd w:fill="F4F8FA"/>
             <w:tcMar>
-              <w:top w:w="50" w:type="dxa"/>
-              <w:bottom w:w="50" w:type="dxa"/>
-              <w:left w:w="60" w:type="dxa"/>
-              <w:right w:w="60" w:type="dxa"/>
+              <w:top w:w="45" w:type="dxa"/>
+              <w:bottom w:w="45" w:type="dxa"/>
+              <w:left w:w="50" w:type="dxa"/>
+              <w:right w:w="50" w:type="dxa"/>
             </w:tcMar>
           </w:tcPr>
           <w:p>
@@ -3660,11 +3660,10 @@
             <w:r>
               <w:rPr>
                 <w:rFonts w:ascii="Meiryo" w:hAnsi="Meiryo"/>
-                <w:b/>
-                <w:color w:val="B41414"/>
-                <w:sz w:val="16"/>
-              </w:rPr>
-              <w:t>有効逆流弁口面積 (EROA)</w:t>
+                <w:color w:val="282828"/>
+                <w:sz w:val="15"/>
+              </w:rPr>
+              <w:t>僧帽弁圧半減時間 (PHT)</w:t>
             </w:r>
           </w:p>
         </w:tc>
@@ -3673,10 +3672,10 @@
             <w:tcW w:type="dxa" w:w="2304"/>
             <w:shd w:fill="F4F8FA"/>
             <w:tcMar>
-              <w:top w:w="50" w:type="dxa"/>
-              <w:bottom w:w="50" w:type="dxa"/>
-              <w:left w:w="60" w:type="dxa"/>
-              <w:right w:w="60" w:type="dxa"/>
+              <w:top w:w="45" w:type="dxa"/>
+              <w:bottom w:w="45" w:type="dxa"/>
+              <w:left w:w="50" w:type="dxa"/>
+              <w:right w:w="50" w:type="dxa"/>
             </w:tcMar>
           </w:tcPr>
           <w:p>
@@ -3687,9 +3686,9 @@
               <w:rPr>
                 <w:rFonts w:ascii="Meiryo" w:hAnsi="Meiryo"/>
                 <w:color w:val="282828"/>
-                <w:sz w:val="16"/>
-              </w:rPr>
-              <w:t>MR EROA</w:t>
+                <w:sz w:val="15"/>
+              </w:rPr>
+              <w:t>MV PHT</w:t>
             </w:r>
           </w:p>
         </w:tc>
@@ -3698,10 +3697,10 @@
             <w:tcW w:type="dxa" w:w="1008"/>
             <w:shd w:fill="F4F8FA"/>
             <w:tcMar>
-              <w:top w:w="50" w:type="dxa"/>
-              <w:bottom w:w="50" w:type="dxa"/>
-              <w:left w:w="60" w:type="dxa"/>
-              <w:right w:w="60" w:type="dxa"/>
+              <w:top w:w="45" w:type="dxa"/>
+              <w:bottom w:w="45" w:type="dxa"/>
+              <w:left w:w="50" w:type="dxa"/>
+              <w:right w:w="50" w:type="dxa"/>
             </w:tcMar>
           </w:tcPr>
           <w:p>
@@ -3712,9 +3711,9 @@
               <w:rPr>
                 <w:rFonts w:ascii="Meiryo" w:hAnsi="Meiryo"/>
                 <w:color w:val="282828"/>
-                <w:sz w:val="16"/>
-              </w:rPr>
-              <w:t>cm²</w:t>
+                <w:sz w:val="15"/>
+              </w:rPr>
+              <w:t>ms</w:t>
             </w:r>
           </w:p>
         </w:tc>
@@ -3723,10 +3722,10 @@
             <w:tcW w:type="dxa" w:w="3024"/>
             <w:shd w:fill="F4F8FA"/>
             <w:tcMar>
-              <w:top w:w="50" w:type="dxa"/>
-              <w:bottom w:w="50" w:type="dxa"/>
-              <w:left w:w="60" w:type="dxa"/>
-              <w:right w:w="60" w:type="dxa"/>
+              <w:top w:w="45" w:type="dxa"/>
+              <w:bottom w:w="45" w:type="dxa"/>
+              <w:left w:w="50" w:type="dxa"/>
+              <w:right w:w="50" w:type="dxa"/>
             </w:tcMar>
           </w:tcPr>
           <w:p>
@@ -3737,9 +3736,9 @@
               <w:rPr>
                 <w:rFonts w:ascii="Meiryo" w:hAnsi="Meiryo"/>
                 <w:color w:val="282828"/>
-                <w:sz w:val="16"/>
-              </w:rPr>
-              <w:t>重症: ≧ 0.40 cm² (二次性MRでは ≧ 0.20 cm²)</w:t>
+                <w:sz w:val="15"/>
+              </w:rPr>
+              <w:t>重症: ≧ 220 ms (MVA = 220 / PHT)</w:t>
             </w:r>
           </w:p>
         </w:tc>
@@ -3750,10 +3749,10 @@
             <w:tcW w:type="dxa" w:w="1872"/>
             <w:shd w:fill="FFFFFF"/>
             <w:tcMar>
-              <w:top w:w="50" w:type="dxa"/>
-              <w:bottom w:w="50" w:type="dxa"/>
-              <w:left w:w="60" w:type="dxa"/>
-              <w:right w:w="60" w:type="dxa"/>
+              <w:top w:w="45" w:type="dxa"/>
+              <w:bottom w:w="45" w:type="dxa"/>
+              <w:left w:w="50" w:type="dxa"/>
+              <w:right w:w="50" w:type="dxa"/>
             </w:tcMar>
           </w:tcPr>
           <w:p>
@@ -3764,9 +3763,9 @@
               <w:rPr>
                 <w:rFonts w:ascii="Meiryo" w:hAnsi="Meiryo"/>
                 <w:color w:val="282828"/>
-                <w:sz w:val="16"/>
-              </w:rPr>
-              <w:t>僧帽弁逆流 MR</w:t>
+                <w:sz w:val="15"/>
+              </w:rPr>
+              <w:t>僧帽弁狭窄 MS</w:t>
             </w:r>
           </w:p>
         </w:tc>
@@ -3775,10 +3774,10 @@
             <w:tcW w:type="dxa" w:w="2592"/>
             <w:shd w:fill="FFFFFF"/>
             <w:tcMar>
-              <w:top w:w="50" w:type="dxa"/>
-              <w:bottom w:w="50" w:type="dxa"/>
-              <w:left w:w="60" w:type="dxa"/>
-              <w:right w:w="60" w:type="dxa"/>
+              <w:top w:w="45" w:type="dxa"/>
+              <w:bottom w:w="45" w:type="dxa"/>
+              <w:left w:w="50" w:type="dxa"/>
+              <w:right w:w="50" w:type="dxa"/>
             </w:tcMar>
           </w:tcPr>
           <w:p>
@@ -3789,9 +3788,9 @@
               <w:rPr>
                 <w:rFonts w:ascii="Meiryo" w:hAnsi="Meiryo"/>
                 <w:color w:val="282828"/>
-                <w:sz w:val="16"/>
-              </w:rPr>
-              <w:t>逆流量 (Regurgitant Volume)</w:t>
+                <w:sz w:val="15"/>
+              </w:rPr>
+              <w:t>僧帽弁口面積 (PHT法 / トレース)</w:t>
             </w:r>
           </w:p>
         </w:tc>
@@ -3800,10 +3799,10 @@
             <w:tcW w:type="dxa" w:w="2304"/>
             <w:shd w:fill="FFFFFF"/>
             <w:tcMar>
-              <w:top w:w="50" w:type="dxa"/>
-              <w:bottom w:w="50" w:type="dxa"/>
-              <w:left w:w="60" w:type="dxa"/>
-              <w:right w:w="60" w:type="dxa"/>
+              <w:top w:w="45" w:type="dxa"/>
+              <w:bottom w:w="45" w:type="dxa"/>
+              <w:left w:w="50" w:type="dxa"/>
+              <w:right w:w="50" w:type="dxa"/>
             </w:tcMar>
           </w:tcPr>
           <w:p>
@@ -3814,9 +3813,9 @@
               <w:rPr>
                 <w:rFonts w:ascii="Meiryo" w:hAnsi="Meiryo"/>
                 <w:color w:val="282828"/>
-                <w:sz w:val="16"/>
-              </w:rPr>
-              <w:t>MR RVol</w:t>
+                <w:sz w:val="15"/>
+              </w:rPr>
+              <w:t>MVA (PHT) / MVA (Plan)</w:t>
             </w:r>
           </w:p>
         </w:tc>
@@ -3825,10 +3824,10 @@
             <w:tcW w:type="dxa" w:w="1008"/>
             <w:shd w:fill="FFFFFF"/>
             <w:tcMar>
-              <w:top w:w="50" w:type="dxa"/>
-              <w:bottom w:w="50" w:type="dxa"/>
-              <w:left w:w="60" w:type="dxa"/>
-              <w:right w:w="60" w:type="dxa"/>
+              <w:top w:w="45" w:type="dxa"/>
+              <w:bottom w:w="45" w:type="dxa"/>
+              <w:left w:w="50" w:type="dxa"/>
+              <w:right w:w="50" w:type="dxa"/>
             </w:tcMar>
           </w:tcPr>
           <w:p>
@@ -3839,9 +3838,9 @@
               <w:rPr>
                 <w:rFonts w:ascii="Meiryo" w:hAnsi="Meiryo"/>
                 <w:color w:val="282828"/>
-                <w:sz w:val="16"/>
-              </w:rPr>
-              <w:t>mL</w:t>
+                <w:sz w:val="15"/>
+              </w:rPr>
+              <w:t>cm²</w:t>
             </w:r>
           </w:p>
         </w:tc>
@@ -3850,10 +3849,10 @@
             <w:tcW w:type="dxa" w:w="3024"/>
             <w:shd w:fill="FFFFFF"/>
             <w:tcMar>
-              <w:top w:w="50" w:type="dxa"/>
-              <w:bottom w:w="50" w:type="dxa"/>
-              <w:left w:w="60" w:type="dxa"/>
-              <w:right w:w="60" w:type="dxa"/>
+              <w:top w:w="45" w:type="dxa"/>
+              <w:bottom w:w="45" w:type="dxa"/>
+              <w:left w:w="50" w:type="dxa"/>
+              <w:right w:w="50" w:type="dxa"/>
             </w:tcMar>
           </w:tcPr>
           <w:p>
@@ -3864,9 +3863,9 @@
               <w:rPr>
                 <w:rFonts w:ascii="Meiryo" w:hAnsi="Meiryo"/>
                 <w:color w:val="282828"/>
-                <w:sz w:val="16"/>
-              </w:rPr>
-              <w:t>重症: ≧ 60 mL (二次性MRでは ≧ 30 mL)</w:t>
+                <w:sz w:val="15"/>
+              </w:rPr>
+              <w:t>重症: ≦ 1.0 cm² (臨床的有意狭窄: ≦ 1.5 cm²)</w:t>
             </w:r>
           </w:p>
         </w:tc>
@@ -3877,10 +3876,10 @@
             <w:tcW w:type="dxa" w:w="1872"/>
             <w:shd w:fill="F4F8FA"/>
             <w:tcMar>
-              <w:top w:w="50" w:type="dxa"/>
-              <w:bottom w:w="50" w:type="dxa"/>
-              <w:left w:w="60" w:type="dxa"/>
-              <w:right w:w="60" w:type="dxa"/>
+              <w:top w:w="45" w:type="dxa"/>
+              <w:bottom w:w="45" w:type="dxa"/>
+              <w:left w:w="50" w:type="dxa"/>
+              <w:right w:w="50" w:type="dxa"/>
             </w:tcMar>
           </w:tcPr>
           <w:p>
@@ -3891,9 +3890,9 @@
               <w:rPr>
                 <w:rFonts w:ascii="Meiryo" w:hAnsi="Meiryo"/>
                 <w:color w:val="282828"/>
-                <w:sz w:val="16"/>
-              </w:rPr>
-              <w:t>僧帽弁逆流 MR</w:t>
+                <w:sz w:val="15"/>
+              </w:rPr>
+              <w:t>僧帽弁狭窄 MS</w:t>
             </w:r>
           </w:p>
         </w:tc>
@@ -3902,10 +3901,10 @@
             <w:tcW w:type="dxa" w:w="2592"/>
             <w:shd w:fill="F4F8FA"/>
             <w:tcMar>
-              <w:top w:w="50" w:type="dxa"/>
-              <w:bottom w:w="50" w:type="dxa"/>
-              <w:left w:w="60" w:type="dxa"/>
-              <w:right w:w="60" w:type="dxa"/>
+              <w:top w:w="45" w:type="dxa"/>
+              <w:bottom w:w="45" w:type="dxa"/>
+              <w:left w:w="50" w:type="dxa"/>
+              <w:right w:w="50" w:type="dxa"/>
             </w:tcMar>
           </w:tcPr>
           <w:p>
@@ -3916,9 +3915,9 @@
               <w:rPr>
                 <w:rFonts w:ascii="Meiryo" w:hAnsi="Meiryo"/>
                 <w:color w:val="282828"/>
-                <w:sz w:val="16"/>
-              </w:rPr>
-              <w:t>肺静脈逆流波 (収縮期逆流)</w:t>
+                <w:sz w:val="15"/>
+              </w:rPr>
+              <w:t>連続の式僧帽弁口面積</w:t>
             </w:r>
           </w:p>
         </w:tc>
@@ -3927,10 +3926,10 @@
             <w:tcW w:type="dxa" w:w="2304"/>
             <w:shd w:fill="F4F8FA"/>
             <w:tcMar>
-              <w:top w:w="50" w:type="dxa"/>
-              <w:bottom w:w="50" w:type="dxa"/>
-              <w:left w:w="60" w:type="dxa"/>
-              <w:right w:w="60" w:type="dxa"/>
+              <w:top w:w="45" w:type="dxa"/>
+              <w:bottom w:w="45" w:type="dxa"/>
+              <w:left w:w="50" w:type="dxa"/>
+              <w:right w:w="50" w:type="dxa"/>
             </w:tcMar>
           </w:tcPr>
           <w:p>
@@ -3941,9 +3940,9 @@
               <w:rPr>
                 <w:rFonts w:ascii="Meiryo" w:hAnsi="Meiryo"/>
                 <w:color w:val="282828"/>
-                <w:sz w:val="16"/>
-              </w:rPr>
-              <w:t>PV Systolic flow reversal</w:t>
+                <w:sz w:val="15"/>
+              </w:rPr>
+              <w:t>MVA (Continuity Eq)</w:t>
             </w:r>
           </w:p>
         </w:tc>
@@ -3952,10 +3951,10 @@
             <w:tcW w:type="dxa" w:w="1008"/>
             <w:shd w:fill="F4F8FA"/>
             <w:tcMar>
-              <w:top w:w="50" w:type="dxa"/>
-              <w:bottom w:w="50" w:type="dxa"/>
-              <w:left w:w="60" w:type="dxa"/>
-              <w:right w:w="60" w:type="dxa"/>
+              <w:top w:w="45" w:type="dxa"/>
+              <w:bottom w:w="45" w:type="dxa"/>
+              <w:left w:w="50" w:type="dxa"/>
+              <w:right w:w="50" w:type="dxa"/>
             </w:tcMar>
           </w:tcPr>
           <w:p>
@@ -3966,9 +3965,9 @@
               <w:rPr>
                 <w:rFonts w:ascii="Meiryo" w:hAnsi="Meiryo"/>
                 <w:color w:val="282828"/>
-                <w:sz w:val="16"/>
-              </w:rPr>
-              <w:t>-</w:t>
+                <w:sz w:val="15"/>
+              </w:rPr>
+              <w:t>cm²</w:t>
             </w:r>
           </w:p>
         </w:tc>
@@ -3977,10 +3976,10 @@
             <w:tcW w:type="dxa" w:w="3024"/>
             <w:shd w:fill="F4F8FA"/>
             <w:tcMar>
-              <w:top w:w="50" w:type="dxa"/>
-              <w:bottom w:w="50" w:type="dxa"/>
-              <w:left w:w="60" w:type="dxa"/>
-              <w:right w:w="60" w:type="dxa"/>
+              <w:top w:w="45" w:type="dxa"/>
+              <w:bottom w:w="45" w:type="dxa"/>
+              <w:left w:w="50" w:type="dxa"/>
+              <w:right w:w="50" w:type="dxa"/>
             </w:tcMar>
           </w:tcPr>
           <w:p>
@@ -3991,9 +3990,9 @@
               <w:rPr>
                 <w:rFonts w:ascii="Meiryo" w:hAnsi="Meiryo"/>
                 <w:color w:val="282828"/>
-                <w:sz w:val="16"/>
-              </w:rPr>
-              <w:t>重症: 肺静脈血流で収縮期逆流 (S波の陰転化)</w:t>
+                <w:sz w:val="15"/>
+              </w:rPr>
+              <w:t>AR合併等でPHTの信頼性が低下した際の確定評価</w:t>
             </w:r>
           </w:p>
         </w:tc>
@@ -4004,10 +4003,10 @@
             <w:tcW w:type="dxa" w:w="1872"/>
             <w:shd w:fill="FFFFFF"/>
             <w:tcMar>
-              <w:top w:w="50" w:type="dxa"/>
-              <w:bottom w:w="50" w:type="dxa"/>
-              <w:left w:w="60" w:type="dxa"/>
-              <w:right w:w="60" w:type="dxa"/>
+              <w:top w:w="45" w:type="dxa"/>
+              <w:bottom w:w="45" w:type="dxa"/>
+              <w:left w:w="50" w:type="dxa"/>
+              <w:right w:w="50" w:type="dxa"/>
             </w:tcMar>
           </w:tcPr>
           <w:p>
@@ -4018,9 +4017,9 @@
               <w:rPr>
                 <w:rFonts w:ascii="Meiryo" w:hAnsi="Meiryo"/>
                 <w:color w:val="282828"/>
-                <w:sz w:val="16"/>
-              </w:rPr>
-              <w:t>三尖弁逆流 TR</w:t>
+                <w:sz w:val="15"/>
+              </w:rPr>
+              <w:t>僧帽弁狭窄 MS</w:t>
             </w:r>
           </w:p>
         </w:tc>
@@ -4029,10 +4028,10 @@
             <w:tcW w:type="dxa" w:w="2592"/>
             <w:shd w:fill="FFFFFF"/>
             <w:tcMar>
-              <w:top w:w="50" w:type="dxa"/>
-              <w:bottom w:w="50" w:type="dxa"/>
-              <w:left w:w="60" w:type="dxa"/>
-              <w:right w:w="60" w:type="dxa"/>
+              <w:top w:w="45" w:type="dxa"/>
+              <w:bottom w:w="45" w:type="dxa"/>
+              <w:left w:w="50" w:type="dxa"/>
+              <w:right w:w="50" w:type="dxa"/>
             </w:tcMar>
           </w:tcPr>
           <w:p>
@@ -4043,9 +4042,9 @@
               <w:rPr>
                 <w:rFonts w:ascii="Meiryo" w:hAnsi="Meiryo"/>
                 <w:color w:val="282828"/>
-                <w:sz w:val="16"/>
-              </w:rPr>
-              <w:t>三尖弁逆流最高流速 / 最大PG</w:t>
+                <w:sz w:val="15"/>
+              </w:rPr>
+              <w:t>Wilkinsエコースコア (4項目)</w:t>
             </w:r>
           </w:p>
         </w:tc>
@@ -4054,10 +4053,10 @@
             <w:tcW w:type="dxa" w:w="2304"/>
             <w:shd w:fill="FFFFFF"/>
             <w:tcMar>
-              <w:top w:w="50" w:type="dxa"/>
-              <w:bottom w:w="50" w:type="dxa"/>
-              <w:left w:w="60" w:type="dxa"/>
-              <w:right w:w="60" w:type="dxa"/>
+              <w:top w:w="45" w:type="dxa"/>
+              <w:bottom w:w="45" w:type="dxa"/>
+              <w:left w:w="50" w:type="dxa"/>
+              <w:right w:w="50" w:type="dxa"/>
             </w:tcMar>
           </w:tcPr>
           <w:p>
@@ -4068,9 +4067,9 @@
               <w:rPr>
                 <w:rFonts w:ascii="Meiryo" w:hAnsi="Meiryo"/>
                 <w:color w:val="282828"/>
-                <w:sz w:val="16"/>
-              </w:rPr>
-              <w:t>TR Vmax / TR max PG</w:t>
+                <w:sz w:val="15"/>
+              </w:rPr>
+              <w:t>Wilkins Score (Total)</w:t>
             </w:r>
           </w:p>
         </w:tc>
@@ -4079,10 +4078,10 @@
             <w:tcW w:type="dxa" w:w="1008"/>
             <w:shd w:fill="FFFFFF"/>
             <w:tcMar>
-              <w:top w:w="50" w:type="dxa"/>
-              <w:bottom w:w="50" w:type="dxa"/>
-              <w:left w:w="60" w:type="dxa"/>
-              <w:right w:w="60" w:type="dxa"/>
+              <w:top w:w="45" w:type="dxa"/>
+              <w:bottom w:w="45" w:type="dxa"/>
+              <w:left w:w="50" w:type="dxa"/>
+              <w:right w:w="50" w:type="dxa"/>
             </w:tcMar>
           </w:tcPr>
           <w:p>
@@ -4093,9 +4092,9 @@
               <w:rPr>
                 <w:rFonts w:ascii="Meiryo" w:hAnsi="Meiryo"/>
                 <w:color w:val="282828"/>
-                <w:sz w:val="16"/>
-              </w:rPr>
-              <w:t>m/s, mmHg</w:t>
+                <w:sz w:val="15"/>
+              </w:rPr>
+              <w:t>点</w:t>
             </w:r>
           </w:p>
         </w:tc>
@@ -4104,10 +4103,10 @@
             <w:tcW w:type="dxa" w:w="3024"/>
             <w:shd w:fill="FFFFFF"/>
             <w:tcMar>
-              <w:top w:w="50" w:type="dxa"/>
-              <w:bottom w:w="50" w:type="dxa"/>
-              <w:left w:w="60" w:type="dxa"/>
-              <w:right w:w="60" w:type="dxa"/>
+              <w:top w:w="45" w:type="dxa"/>
+              <w:bottom w:w="45" w:type="dxa"/>
+              <w:left w:w="50" w:type="dxa"/>
+              <w:right w:w="50" w:type="dxa"/>
             </w:tcMar>
           </w:tcPr>
           <w:p>
@@ -4118,9 +4117,9 @@
               <w:rPr>
                 <w:rFonts w:ascii="Meiryo" w:hAnsi="Meiryo"/>
                 <w:color w:val="282828"/>
-                <w:sz w:val="16"/>
-              </w:rPr>
-              <w:t>肺動脈圧推定の基幹 (Vmax &gt; 2.8 m/s でPH疑い)</w:t>
+                <w:sz w:val="15"/>
+              </w:rPr>
+              <w:t>弁尖肥厚・可動性・石灰化・下部病変 (PTMC適応 ≦ 8点)</w:t>
             </w:r>
           </w:p>
         </w:tc>
@@ -4131,10 +4130,10 @@
             <w:tcW w:type="dxa" w:w="1872"/>
             <w:shd w:fill="F4F8FA"/>
             <w:tcMar>
-              <w:top w:w="50" w:type="dxa"/>
-              <w:bottom w:w="50" w:type="dxa"/>
-              <w:left w:w="60" w:type="dxa"/>
-              <w:right w:w="60" w:type="dxa"/>
+              <w:top w:w="45" w:type="dxa"/>
+              <w:bottom w:w="45" w:type="dxa"/>
+              <w:left w:w="50" w:type="dxa"/>
+              <w:right w:w="50" w:type="dxa"/>
             </w:tcMar>
           </w:tcPr>
           <w:p>
@@ -4145,9 +4144,9 @@
               <w:rPr>
                 <w:rFonts w:ascii="Meiryo" w:hAnsi="Meiryo"/>
                 <w:color w:val="282828"/>
-                <w:sz w:val="16"/>
-              </w:rPr>
-              <w:t>三尖弁逆流 TR</w:t>
+                <w:sz w:val="15"/>
+              </w:rPr>
+              <w:t>三尖弁狭窄 TS</w:t>
             </w:r>
           </w:p>
         </w:tc>
@@ -4156,10 +4155,10 @@
             <w:tcW w:type="dxa" w:w="2592"/>
             <w:shd w:fill="F4F8FA"/>
             <w:tcMar>
-              <w:top w:w="50" w:type="dxa"/>
-              <w:bottom w:w="50" w:type="dxa"/>
-              <w:left w:w="60" w:type="dxa"/>
-              <w:right w:w="60" w:type="dxa"/>
+              <w:top w:w="45" w:type="dxa"/>
+              <w:bottom w:w="45" w:type="dxa"/>
+              <w:left w:w="50" w:type="dxa"/>
+              <w:right w:w="50" w:type="dxa"/>
             </w:tcMar>
           </w:tcPr>
           <w:p>
@@ -4170,9 +4169,9 @@
               <w:rPr>
                 <w:rFonts w:ascii="Meiryo" w:hAnsi="Meiryo"/>
                 <w:color w:val="282828"/>
-                <w:sz w:val="16"/>
-              </w:rPr>
-              <w:t>TR Vena Contracta 幅 (VC)</w:t>
+                <w:sz w:val="15"/>
+              </w:rPr>
+              <w:t>三尖弁平均圧較差 / 圧半減時間</w:t>
             </w:r>
           </w:p>
         </w:tc>
@@ -4181,10 +4180,10 @@
             <w:tcW w:type="dxa" w:w="2304"/>
             <w:shd w:fill="F4F8FA"/>
             <w:tcMar>
-              <w:top w:w="50" w:type="dxa"/>
-              <w:bottom w:w="50" w:type="dxa"/>
-              <w:left w:w="60" w:type="dxa"/>
-              <w:right w:w="60" w:type="dxa"/>
+              <w:top w:w="45" w:type="dxa"/>
+              <w:bottom w:w="45" w:type="dxa"/>
+              <w:left w:w="50" w:type="dxa"/>
+              <w:right w:w="50" w:type="dxa"/>
             </w:tcMar>
           </w:tcPr>
           <w:p>
@@ -4195,9 +4194,9 @@
               <w:rPr>
                 <w:rFonts w:ascii="Meiryo" w:hAnsi="Meiryo"/>
                 <w:color w:val="282828"/>
-                <w:sz w:val="16"/>
-              </w:rPr>
-              <w:t>TR VC width</w:t>
+                <w:sz w:val="15"/>
+              </w:rPr>
+              <w:t>TV Mean PG / TV PHT</w:t>
             </w:r>
           </w:p>
         </w:tc>
@@ -4206,10 +4205,10 @@
             <w:tcW w:type="dxa" w:w="1008"/>
             <w:shd w:fill="F4F8FA"/>
             <w:tcMar>
-              <w:top w:w="50" w:type="dxa"/>
-              <w:bottom w:w="50" w:type="dxa"/>
-              <w:left w:w="60" w:type="dxa"/>
-              <w:right w:w="60" w:type="dxa"/>
+              <w:top w:w="45" w:type="dxa"/>
+              <w:bottom w:w="45" w:type="dxa"/>
+              <w:left w:w="50" w:type="dxa"/>
+              <w:right w:w="50" w:type="dxa"/>
             </w:tcMar>
           </w:tcPr>
           <w:p>
@@ -4220,9 +4219,9 @@
               <w:rPr>
                 <w:rFonts w:ascii="Meiryo" w:hAnsi="Meiryo"/>
                 <w:color w:val="282828"/>
-                <w:sz w:val="16"/>
-              </w:rPr>
-              <w:t>mm</w:t>
+                <w:sz w:val="15"/>
+              </w:rPr>
+              <w:t>mmHg, ms</w:t>
             </w:r>
           </w:p>
         </w:tc>
@@ -4231,10 +4230,10 @@
             <w:tcW w:type="dxa" w:w="3024"/>
             <w:shd w:fill="F4F8FA"/>
             <w:tcMar>
-              <w:top w:w="50" w:type="dxa"/>
-              <w:bottom w:w="50" w:type="dxa"/>
-              <w:left w:w="60" w:type="dxa"/>
-              <w:right w:w="60" w:type="dxa"/>
+              <w:top w:w="45" w:type="dxa"/>
+              <w:bottom w:w="45" w:type="dxa"/>
+              <w:left w:w="50" w:type="dxa"/>
+              <w:right w:w="50" w:type="dxa"/>
             </w:tcMar>
           </w:tcPr>
           <w:p>
@@ -4245,9 +4244,9 @@
               <w:rPr>
                 <w:rFonts w:ascii="Meiryo" w:hAnsi="Meiryo"/>
                 <w:color w:val="282828"/>
-                <w:sz w:val="16"/>
-              </w:rPr>
-              <w:t>重症: ≧ 7.0 mm (Massive 14-20, Torrential ≧21mm)</w:t>
+                <w:sz w:val="15"/>
+              </w:rPr>
+              <w:t>重症: Mean PG ≧ 5 mmHg / PHT ≧ 190 ms</w:t>
             </w:r>
           </w:p>
         </w:tc>
@@ -4258,10 +4257,10 @@
             <w:tcW w:type="dxa" w:w="1872"/>
             <w:shd w:fill="FFFFFF"/>
             <w:tcMar>
-              <w:top w:w="50" w:type="dxa"/>
-              <w:bottom w:w="50" w:type="dxa"/>
-              <w:left w:w="60" w:type="dxa"/>
-              <w:right w:w="60" w:type="dxa"/>
+              <w:top w:w="45" w:type="dxa"/>
+              <w:bottom w:w="45" w:type="dxa"/>
+              <w:left w:w="50" w:type="dxa"/>
+              <w:right w:w="50" w:type="dxa"/>
             </w:tcMar>
           </w:tcPr>
           <w:p>
@@ -4272,9 +4271,9 @@
               <w:rPr>
                 <w:rFonts w:ascii="Meiryo" w:hAnsi="Meiryo"/>
                 <w:color w:val="282828"/>
-                <w:sz w:val="16"/>
-              </w:rPr>
-              <w:t>三尖弁逆流 TR</w:t>
+                <w:sz w:val="15"/>
+              </w:rPr>
+              <w:t>三尖弁狭窄 TS</w:t>
             </w:r>
           </w:p>
         </w:tc>
@@ -4283,10 +4282,10 @@
             <w:tcW w:type="dxa" w:w="2592"/>
             <w:shd w:fill="FFFFFF"/>
             <w:tcMar>
-              <w:top w:w="50" w:type="dxa"/>
-              <w:bottom w:w="50" w:type="dxa"/>
-              <w:left w:w="60" w:type="dxa"/>
-              <w:right w:w="60" w:type="dxa"/>
+              <w:top w:w="45" w:type="dxa"/>
+              <w:bottom w:w="45" w:type="dxa"/>
+              <w:left w:w="50" w:type="dxa"/>
+              <w:right w:w="50" w:type="dxa"/>
             </w:tcMar>
           </w:tcPr>
           <w:p>
@@ -4296,11 +4295,10 @@
             <w:r>
               <w:rPr>
                 <w:rFonts w:ascii="Meiryo" w:hAnsi="Meiryo"/>
-                <w:b/>
-                <w:color w:val="B41414"/>
-                <w:sz w:val="16"/>
-              </w:rPr>
-              <w:t>TR PISA EROA / 逆流量</w:t>
+                <w:color w:val="282828"/>
+                <w:sz w:val="15"/>
+              </w:rPr>
+              <w:t>三尖弁口面積 (PHT法 / 連続の式)</w:t>
             </w:r>
           </w:p>
         </w:tc>
@@ -4309,10 +4307,10 @@
             <w:tcW w:type="dxa" w:w="2304"/>
             <w:shd w:fill="FFFFFF"/>
             <w:tcMar>
-              <w:top w:w="50" w:type="dxa"/>
-              <w:bottom w:w="50" w:type="dxa"/>
-              <w:left w:w="60" w:type="dxa"/>
-              <w:right w:w="60" w:type="dxa"/>
+              <w:top w:w="45" w:type="dxa"/>
+              <w:bottom w:w="45" w:type="dxa"/>
+              <w:left w:w="50" w:type="dxa"/>
+              <w:right w:w="50" w:type="dxa"/>
             </w:tcMar>
           </w:tcPr>
           <w:p>
@@ -4323,9 +4321,9 @@
               <w:rPr>
                 <w:rFonts w:ascii="Meiryo" w:hAnsi="Meiryo"/>
                 <w:color w:val="282828"/>
-                <w:sz w:val="16"/>
-              </w:rPr>
-              <w:t>TR EROA / TR RVol</w:t>
+                <w:sz w:val="15"/>
+              </w:rPr>
+              <w:t>TVA (PHT) / TVA (Cont)</w:t>
             </w:r>
           </w:p>
         </w:tc>
@@ -4334,10 +4332,10 @@
             <w:tcW w:type="dxa" w:w="1008"/>
             <w:shd w:fill="FFFFFF"/>
             <w:tcMar>
-              <w:top w:w="50" w:type="dxa"/>
-              <w:bottom w:w="50" w:type="dxa"/>
-              <w:left w:w="60" w:type="dxa"/>
-              <w:right w:w="60" w:type="dxa"/>
+              <w:top w:w="45" w:type="dxa"/>
+              <w:bottom w:w="45" w:type="dxa"/>
+              <w:left w:w="50" w:type="dxa"/>
+              <w:right w:w="50" w:type="dxa"/>
             </w:tcMar>
           </w:tcPr>
           <w:p>
@@ -4348,9 +4346,9 @@
               <w:rPr>
                 <w:rFonts w:ascii="Meiryo" w:hAnsi="Meiryo"/>
                 <w:color w:val="282828"/>
-                <w:sz w:val="16"/>
-              </w:rPr>
-              <w:t>cm², mL</w:t>
+                <w:sz w:val="15"/>
+              </w:rPr>
+              <w:t>cm²</w:t>
             </w:r>
           </w:p>
         </w:tc>
@@ -4359,10 +4357,10 @@
             <w:tcW w:type="dxa" w:w="3024"/>
             <w:shd w:fill="FFFFFF"/>
             <w:tcMar>
-              <w:top w:w="50" w:type="dxa"/>
-              <w:bottom w:w="50" w:type="dxa"/>
-              <w:left w:w="60" w:type="dxa"/>
-              <w:right w:w="60" w:type="dxa"/>
+              <w:top w:w="45" w:type="dxa"/>
+              <w:bottom w:w="45" w:type="dxa"/>
+              <w:left w:w="50" w:type="dxa"/>
+              <w:right w:w="50" w:type="dxa"/>
             </w:tcMar>
           </w:tcPr>
           <w:p>
@@ -4373,9 +4371,9 @@
               <w:rPr>
                 <w:rFonts w:ascii="Meiryo" w:hAnsi="Meiryo"/>
                 <w:color w:val="282828"/>
-                <w:sz w:val="16"/>
-              </w:rPr>
-              <w:t>重症: EROA ≧ 0.40 cm² / RVol ≧ 45 mL</w:t>
+                <w:sz w:val="15"/>
+              </w:rPr>
+              <w:t>重症: ≦ 1.0 cm² (TVA = 190 / TV PHT)</w:t>
             </w:r>
           </w:p>
         </w:tc>
@@ -4386,10 +4384,10 @@
             <w:tcW w:type="dxa" w:w="1872"/>
             <w:shd w:fill="F4F8FA"/>
             <w:tcMar>
-              <w:top w:w="50" w:type="dxa"/>
-              <w:bottom w:w="50" w:type="dxa"/>
-              <w:left w:w="60" w:type="dxa"/>
-              <w:right w:w="60" w:type="dxa"/>
+              <w:top w:w="45" w:type="dxa"/>
+              <w:bottom w:w="45" w:type="dxa"/>
+              <w:left w:w="50" w:type="dxa"/>
+              <w:right w:w="50" w:type="dxa"/>
             </w:tcMar>
           </w:tcPr>
           <w:p>
@@ -4400,9 +4398,9 @@
               <w:rPr>
                 <w:rFonts w:ascii="Meiryo" w:hAnsi="Meiryo"/>
                 <w:color w:val="282828"/>
-                <w:sz w:val="16"/>
-              </w:rPr>
-              <w:t>三尖弁逆流 TR</w:t>
+                <w:sz w:val="15"/>
+              </w:rPr>
+              <w:t>肺動脈弁狭窄 PS</w:t>
             </w:r>
           </w:p>
         </w:tc>
@@ -4411,10 +4409,10 @@
             <w:tcW w:type="dxa" w:w="2592"/>
             <w:shd w:fill="F4F8FA"/>
             <w:tcMar>
-              <w:top w:w="50" w:type="dxa"/>
-              <w:bottom w:w="50" w:type="dxa"/>
-              <w:left w:w="60" w:type="dxa"/>
-              <w:right w:w="60" w:type="dxa"/>
+              <w:top w:w="45" w:type="dxa"/>
+              <w:bottom w:w="45" w:type="dxa"/>
+              <w:left w:w="50" w:type="dxa"/>
+              <w:right w:w="50" w:type="dxa"/>
             </w:tcMar>
           </w:tcPr>
           <w:p>
@@ -4425,9 +4423,9 @@
               <w:rPr>
                 <w:rFonts w:ascii="Meiryo" w:hAnsi="Meiryo"/>
                 <w:color w:val="282828"/>
-                <w:sz w:val="16"/>
-              </w:rPr>
-              <w:t>肝静脈収縮期逆流波</w:t>
+                <w:sz w:val="15"/>
+              </w:rPr>
+              <w:t>肺動脈弁最高血流速度 / 最大PG</w:t>
             </w:r>
           </w:p>
         </w:tc>
@@ -4436,10 +4434,10 @@
             <w:tcW w:type="dxa" w:w="2304"/>
             <w:shd w:fill="F4F8FA"/>
             <w:tcMar>
-              <w:top w:w="50" w:type="dxa"/>
-              <w:bottom w:w="50" w:type="dxa"/>
-              <w:left w:w="60" w:type="dxa"/>
-              <w:right w:w="60" w:type="dxa"/>
+              <w:top w:w="45" w:type="dxa"/>
+              <w:bottom w:w="45" w:type="dxa"/>
+              <w:left w:w="50" w:type="dxa"/>
+              <w:right w:w="50" w:type="dxa"/>
             </w:tcMar>
           </w:tcPr>
           <w:p>
@@ -4450,9 +4448,9 @@
               <w:rPr>
                 <w:rFonts w:ascii="Meiryo" w:hAnsi="Meiryo"/>
                 <w:color w:val="282828"/>
-                <w:sz w:val="16"/>
-              </w:rPr>
-              <w:t>Hepatic vein flow reversal</w:t>
+                <w:sz w:val="15"/>
+              </w:rPr>
+              <w:t>PV Vmax / PV Max PG</w:t>
             </w:r>
           </w:p>
         </w:tc>
@@ -4461,10 +4459,10 @@
             <w:tcW w:type="dxa" w:w="1008"/>
             <w:shd w:fill="F4F8FA"/>
             <w:tcMar>
-              <w:top w:w="50" w:type="dxa"/>
-              <w:bottom w:w="50" w:type="dxa"/>
-              <w:left w:w="60" w:type="dxa"/>
-              <w:right w:w="60" w:type="dxa"/>
+              <w:top w:w="45" w:type="dxa"/>
+              <w:bottom w:w="45" w:type="dxa"/>
+              <w:left w:w="50" w:type="dxa"/>
+              <w:right w:w="50" w:type="dxa"/>
             </w:tcMar>
           </w:tcPr>
           <w:p>
@@ -4475,9 +4473,9 @@
               <w:rPr>
                 <w:rFonts w:ascii="Meiryo" w:hAnsi="Meiryo"/>
                 <w:color w:val="282828"/>
-                <w:sz w:val="16"/>
-              </w:rPr>
-              <w:t>-</w:t>
+                <w:sz w:val="15"/>
+              </w:rPr>
+              <w:t>m/s, mmHg</w:t>
             </w:r>
           </w:p>
         </w:tc>
@@ -4486,10 +4484,10 @@
             <w:tcW w:type="dxa" w:w="3024"/>
             <w:shd w:fill="F4F8FA"/>
             <w:tcMar>
-              <w:top w:w="50" w:type="dxa"/>
-              <w:bottom w:w="50" w:type="dxa"/>
-              <w:left w:w="60" w:type="dxa"/>
-              <w:right w:w="60" w:type="dxa"/>
+              <w:top w:w="45" w:type="dxa"/>
+              <w:bottom w:w="45" w:type="dxa"/>
+              <w:left w:w="50" w:type="dxa"/>
+              <w:right w:w="50" w:type="dxa"/>
             </w:tcMar>
           </w:tcPr>
           <w:p>
@@ -4500,9 +4498,9 @@
               <w:rPr>
                 <w:rFonts w:ascii="Meiryo" w:hAnsi="Meiryo"/>
                 <w:color w:val="282828"/>
-                <w:sz w:val="16"/>
-              </w:rPr>
-              <w:t>重症: 肝静脈波形での収縮期逆流 (Systolic blunting/reversal)</w:t>
+                <w:sz w:val="15"/>
+              </w:rPr>
+              <w:t>重症: Vmax &gt; 4.0 m/s / Max PG ≧ 64 mmHg (中等症: 36〜64)</w:t>
             </w:r>
           </w:p>
         </w:tc>
@@ -4513,10 +4511,10 @@
             <w:tcW w:type="dxa" w:w="1872"/>
             <w:shd w:fill="FFFFFF"/>
             <w:tcMar>
-              <w:top w:w="50" w:type="dxa"/>
-              <w:bottom w:w="50" w:type="dxa"/>
-              <w:left w:w="60" w:type="dxa"/>
-              <w:right w:w="60" w:type="dxa"/>
+              <w:top w:w="45" w:type="dxa"/>
+              <w:bottom w:w="45" w:type="dxa"/>
+              <w:left w:w="50" w:type="dxa"/>
+              <w:right w:w="50" w:type="dxa"/>
             </w:tcMar>
           </w:tcPr>
           <w:p>
@@ -4527,9 +4525,9 @@
               <w:rPr>
                 <w:rFonts w:ascii="Meiryo" w:hAnsi="Meiryo"/>
                 <w:color w:val="282828"/>
-                <w:sz w:val="16"/>
-              </w:rPr>
-              <w:t>肺動脈弁逆流 PR</w:t>
+                <w:sz w:val="15"/>
+              </w:rPr>
+              <w:t>肺動脈弁狭窄 PS</w:t>
             </w:r>
           </w:p>
         </w:tc>
@@ -4538,10 +4536,10 @@
             <w:tcW w:type="dxa" w:w="2592"/>
             <w:shd w:fill="FFFFFF"/>
             <w:tcMar>
-              <w:top w:w="50" w:type="dxa"/>
-              <w:bottom w:w="50" w:type="dxa"/>
-              <w:left w:w="60" w:type="dxa"/>
-              <w:right w:w="60" w:type="dxa"/>
+              <w:top w:w="45" w:type="dxa"/>
+              <w:bottom w:w="45" w:type="dxa"/>
+              <w:left w:w="50" w:type="dxa"/>
+              <w:right w:w="50" w:type="dxa"/>
             </w:tcMar>
           </w:tcPr>
           <w:p>
@@ -4552,9 +4550,9 @@
               <w:rPr>
                 <w:rFonts w:ascii="Meiryo" w:hAnsi="Meiryo"/>
                 <w:color w:val="282828"/>
-                <w:sz w:val="16"/>
-              </w:rPr>
-              <w:t>PR peak vel / end-diastolic vel</w:t>
+                <w:sz w:val="15"/>
+              </w:rPr>
+              <w:t>肺動脈弁平均圧較差</w:t>
             </w:r>
           </w:p>
         </w:tc>
@@ -4563,10 +4561,10 @@
             <w:tcW w:type="dxa" w:w="2304"/>
             <w:shd w:fill="FFFFFF"/>
             <w:tcMar>
-              <w:top w:w="50" w:type="dxa"/>
-              <w:bottom w:w="50" w:type="dxa"/>
-              <w:left w:w="60" w:type="dxa"/>
-              <w:right w:w="60" w:type="dxa"/>
+              <w:top w:w="45" w:type="dxa"/>
+              <w:bottom w:w="45" w:type="dxa"/>
+              <w:left w:w="50" w:type="dxa"/>
+              <w:right w:w="50" w:type="dxa"/>
             </w:tcMar>
           </w:tcPr>
           <w:p>
@@ -4577,9 +4575,9 @@
               <w:rPr>
                 <w:rFonts w:ascii="Meiryo" w:hAnsi="Meiryo"/>
                 <w:color w:val="282828"/>
-                <w:sz w:val="16"/>
-              </w:rPr>
-              <w:t>PR peak vel / PRed vel</w:t>
+                <w:sz w:val="15"/>
+              </w:rPr>
+              <w:t>PV Mean PG</w:t>
             </w:r>
           </w:p>
         </w:tc>
@@ -4588,10 +4586,10 @@
             <w:tcW w:type="dxa" w:w="1008"/>
             <w:shd w:fill="FFFFFF"/>
             <w:tcMar>
-              <w:top w:w="50" w:type="dxa"/>
-              <w:bottom w:w="50" w:type="dxa"/>
-              <w:left w:w="60" w:type="dxa"/>
-              <w:right w:w="60" w:type="dxa"/>
+              <w:top w:w="45" w:type="dxa"/>
+              <w:bottom w:w="45" w:type="dxa"/>
+              <w:left w:w="50" w:type="dxa"/>
+              <w:right w:w="50" w:type="dxa"/>
             </w:tcMar>
           </w:tcPr>
           <w:p>
@@ -4602,9 +4600,9 @@
               <w:rPr>
                 <w:rFonts w:ascii="Meiryo" w:hAnsi="Meiryo"/>
                 <w:color w:val="282828"/>
-                <w:sz w:val="16"/>
-              </w:rPr>
-              <w:t>m/s</w:t>
+                <w:sz w:val="15"/>
+              </w:rPr>
+              <w:t>mmHg</w:t>
             </w:r>
           </w:p>
         </w:tc>
@@ -4613,10 +4611,10 @@
             <w:tcW w:type="dxa" w:w="3024"/>
             <w:shd w:fill="FFFFFF"/>
             <w:tcMar>
-              <w:top w:w="50" w:type="dxa"/>
-              <w:bottom w:w="50" w:type="dxa"/>
-              <w:left w:w="60" w:type="dxa"/>
-              <w:right w:w="60" w:type="dxa"/>
+              <w:top w:w="45" w:type="dxa"/>
+              <w:bottom w:w="45" w:type="dxa"/>
+              <w:left w:w="50" w:type="dxa"/>
+              <w:right w:w="50" w:type="dxa"/>
             </w:tcMar>
           </w:tcPr>
           <w:p>
@@ -4627,263 +4625,9 @@
               <w:rPr>
                 <w:rFonts w:ascii="Meiryo" w:hAnsi="Meiryo"/>
                 <w:color w:val="282828"/>
-                <w:sz w:val="16"/>
-              </w:rPr>
-              <w:t>平均肺動脈圧 (mPAP) ＆ 拡張期圧 (PADP) 推定</w:t>
-            </w:r>
-          </w:p>
-        </w:tc>
-      </w:tr>
-      <w:tr>
-        <w:tc>
-          <w:tcPr>
-            <w:tcW w:type="dxa" w:w="1872"/>
-            <w:shd w:fill="F4F8FA"/>
-            <w:tcMar>
-              <w:top w:w="50" w:type="dxa"/>
-              <w:bottom w:w="50" w:type="dxa"/>
-              <w:left w:w="60" w:type="dxa"/>
-              <w:right w:w="60" w:type="dxa"/>
-            </w:tcMar>
-          </w:tcPr>
-          <w:p>
-            <w:pPr>
-              <w:jc w:val="left"/>
-            </w:pPr>
-            <w:r>
-              <w:rPr>
-                <w:rFonts w:ascii="Meiryo" w:hAnsi="Meiryo"/>
-                <w:color w:val="282828"/>
-                <w:sz w:val="16"/>
-              </w:rPr>
-              <w:t>肺動脈弁逆流 PR</w:t>
-            </w:r>
-          </w:p>
-        </w:tc>
-        <w:tc>
-          <w:tcPr>
-            <w:tcW w:type="dxa" w:w="2592"/>
-            <w:shd w:fill="F4F8FA"/>
-            <w:tcMar>
-              <w:top w:w="50" w:type="dxa"/>
-              <w:bottom w:w="50" w:type="dxa"/>
-              <w:left w:w="60" w:type="dxa"/>
-              <w:right w:w="60" w:type="dxa"/>
-            </w:tcMar>
-          </w:tcPr>
-          <w:p>
-            <w:pPr>
-              <w:jc w:val="left"/>
-            </w:pPr>
-            <w:r>
-              <w:rPr>
-                <w:rFonts w:ascii="Meiryo" w:hAnsi="Meiryo"/>
-                <w:color w:val="282828"/>
-                <w:sz w:val="16"/>
-              </w:rPr>
-              <w:t>PR 圧半減時間 (PHT)</w:t>
-            </w:r>
-          </w:p>
-        </w:tc>
-        <w:tc>
-          <w:tcPr>
-            <w:tcW w:type="dxa" w:w="2304"/>
-            <w:shd w:fill="F4F8FA"/>
-            <w:tcMar>
-              <w:top w:w="50" w:type="dxa"/>
-              <w:bottom w:w="50" w:type="dxa"/>
-              <w:left w:w="60" w:type="dxa"/>
-              <w:right w:w="60" w:type="dxa"/>
-            </w:tcMar>
-          </w:tcPr>
-          <w:p>
-            <w:pPr>
-              <w:jc w:val="center"/>
-            </w:pPr>
-            <w:r>
-              <w:rPr>
-                <w:rFonts w:ascii="Meiryo" w:hAnsi="Meiryo"/>
-                <w:color w:val="282828"/>
-                <w:sz w:val="16"/>
-              </w:rPr>
-              <w:t>PR PHT</w:t>
-            </w:r>
-          </w:p>
-        </w:tc>
-        <w:tc>
-          <w:tcPr>
-            <w:tcW w:type="dxa" w:w="1008"/>
-            <w:shd w:fill="F4F8FA"/>
-            <w:tcMar>
-              <w:top w:w="50" w:type="dxa"/>
-              <w:bottom w:w="50" w:type="dxa"/>
-              <w:left w:w="60" w:type="dxa"/>
-              <w:right w:w="60" w:type="dxa"/>
-            </w:tcMar>
-          </w:tcPr>
-          <w:p>
-            <w:pPr>
-              <w:jc w:val="center"/>
-            </w:pPr>
-            <w:r>
-              <w:rPr>
-                <w:rFonts w:ascii="Meiryo" w:hAnsi="Meiryo"/>
-                <w:color w:val="282828"/>
-                <w:sz w:val="16"/>
-              </w:rPr>
-              <w:t>ms</w:t>
-            </w:r>
-          </w:p>
-        </w:tc>
-        <w:tc>
-          <w:tcPr>
-            <w:tcW w:type="dxa" w:w="3024"/>
-            <w:shd w:fill="F4F8FA"/>
-            <w:tcMar>
-              <w:top w:w="50" w:type="dxa"/>
-              <w:bottom w:w="50" w:type="dxa"/>
-              <w:left w:w="60" w:type="dxa"/>
-              <w:right w:w="60" w:type="dxa"/>
-            </w:tcMar>
-          </w:tcPr>
-          <w:p>
-            <w:pPr>
-              <w:jc w:val="left"/>
-            </w:pPr>
-            <w:r>
-              <w:rPr>
-                <w:rFonts w:ascii="Meiryo" w:hAnsi="Meiryo"/>
-                <w:color w:val="282828"/>
-                <w:sz w:val="16"/>
-              </w:rPr>
-              <w:t>重症: &lt; 100 ms で急峻な減衰 (Severe PR)</w:t>
-            </w:r>
-          </w:p>
-        </w:tc>
-      </w:tr>
-      <w:tr>
-        <w:tc>
-          <w:tcPr>
-            <w:tcW w:type="dxa" w:w="1872"/>
-            <w:shd w:fill="FFFFFF"/>
-            <w:tcMar>
-              <w:top w:w="50" w:type="dxa"/>
-              <w:bottom w:w="50" w:type="dxa"/>
-              <w:left w:w="60" w:type="dxa"/>
-              <w:right w:w="60" w:type="dxa"/>
-            </w:tcMar>
-          </w:tcPr>
-          <w:p>
-            <w:pPr>
-              <w:jc w:val="left"/>
-            </w:pPr>
-            <w:r>
-              <w:rPr>
-                <w:rFonts w:ascii="Meiryo" w:hAnsi="Meiryo"/>
-                <w:color w:val="282828"/>
-                <w:sz w:val="16"/>
-              </w:rPr>
-              <w:t>肺動脈弁逆流 PR</w:t>
-            </w:r>
-          </w:p>
-        </w:tc>
-        <w:tc>
-          <w:tcPr>
-            <w:tcW w:type="dxa" w:w="2592"/>
-            <w:shd w:fill="FFFFFF"/>
-            <w:tcMar>
-              <w:top w:w="50" w:type="dxa"/>
-              <w:bottom w:w="50" w:type="dxa"/>
-              <w:left w:w="60" w:type="dxa"/>
-              <w:right w:w="60" w:type="dxa"/>
-            </w:tcMar>
-          </w:tcPr>
-          <w:p>
-            <w:pPr>
-              <w:jc w:val="left"/>
-            </w:pPr>
-            <w:r>
-              <w:rPr>
-                <w:rFonts w:ascii="Meiryo" w:hAnsi="Meiryo"/>
-                <w:color w:val="282828"/>
-                <w:sz w:val="16"/>
-              </w:rPr>
-              <w:t>PR Index (持続時間比)</w:t>
-            </w:r>
-          </w:p>
-        </w:tc>
-        <w:tc>
-          <w:tcPr>
-            <w:tcW w:type="dxa" w:w="2304"/>
-            <w:shd w:fill="FFFFFF"/>
-            <w:tcMar>
-              <w:top w:w="50" w:type="dxa"/>
-              <w:bottom w:w="50" w:type="dxa"/>
-              <w:left w:w="60" w:type="dxa"/>
-              <w:right w:w="60" w:type="dxa"/>
-            </w:tcMar>
-          </w:tcPr>
-          <w:p>
-            <w:pPr>
-              <w:jc w:val="center"/>
-            </w:pPr>
-            <w:r>
-              <w:rPr>
-                <w:rFonts w:ascii="Meiryo" w:hAnsi="Meiryo"/>
-                <w:color w:val="282828"/>
-                <w:sz w:val="16"/>
-              </w:rPr>
-              <w:t>PR Index (PR dur / Diastole)</w:t>
-            </w:r>
-          </w:p>
-        </w:tc>
-        <w:tc>
-          <w:tcPr>
-            <w:tcW w:type="dxa" w:w="1008"/>
-            <w:shd w:fill="FFFFFF"/>
-            <w:tcMar>
-              <w:top w:w="50" w:type="dxa"/>
-              <w:bottom w:w="50" w:type="dxa"/>
-              <w:left w:w="60" w:type="dxa"/>
-              <w:right w:w="60" w:type="dxa"/>
-            </w:tcMar>
-          </w:tcPr>
-          <w:p>
-            <w:pPr>
-              <w:jc w:val="center"/>
-            </w:pPr>
-            <w:r>
-              <w:rPr>
-                <w:rFonts w:ascii="Meiryo" w:hAnsi="Meiryo"/>
-                <w:color w:val="282828"/>
-                <w:sz w:val="16"/>
-              </w:rPr>
-              <w:t>-</w:t>
-            </w:r>
-          </w:p>
-        </w:tc>
-        <w:tc>
-          <w:tcPr>
-            <w:tcW w:type="dxa" w:w="3024"/>
-            <w:shd w:fill="FFFFFF"/>
-            <w:tcMar>
-              <w:top w:w="50" w:type="dxa"/>
-              <w:bottom w:w="50" w:type="dxa"/>
-              <w:left w:w="60" w:type="dxa"/>
-              <w:right w:w="60" w:type="dxa"/>
-            </w:tcMar>
-          </w:tcPr>
-          <w:p>
-            <w:pPr>
-              <w:jc w:val="left"/>
-            </w:pPr>
-            <w:r>
-              <w:rPr>
-                <w:rFonts w:ascii="Meiryo" w:hAnsi="Meiryo"/>
-                <w:color w:val="282828"/>
-                <w:sz w:val="16"/>
-              </w:rPr>
-              <w:t>重症: &lt; 0.77 (拡張期の早期に血流途絶)</w:t>
+                <w:sz w:val="15"/>
+              </w:rPr>
+              <w:t>重症: ≧ 35 mmHg</w:t>
             </w:r>
           </w:p>
         </w:tc>
@@ -4891,33 +4635,16 @@
     </w:tbl>
     <w:p>
       <w:pPr>
-        <w:spacing w:before="160" w:after="40"/>
+        <w:spacing w:before="140" w:after="40"/>
       </w:pPr>
       <w:r>
         <w:rPr>
           <w:rFonts w:ascii="Meiryo" w:hAnsi="Meiryo"/>
           <w:b/>
           <w:color w:val="005AA0"/>
-          <w:sz w:val="22"/>
+          <w:sz w:val="21"/>
         </w:rPr>
-        <w:t>4. 🫁 先進血行動態指標（Qp/Qs・PVR・RV-PAカップリング・AS狭窄）</w:t>
-      </w:r>
-    </w:p>
-    <w:p>
-      <w:r>
-        <w:rPr>
-          <w:rFonts w:ascii="Meiryo" w:hAnsi="Meiryo"/>
-          <w:b/>
-          <w:color w:val="A03200"/>
-          <w:sz w:val="16"/>
-        </w:rPr>
-        <w:t>【先進演算指標の計算式】</w:t>
-        <w:br/>
-        <w:t>・Qp/Qs = (RVOT面積 × RVOT VTI) / (LVOT面積 × LVOT VTI)  ➔ &gt; 1.5 でシャント閉鎖術適応</w:t>
-        <w:br/>
-        <w:t>・PVR (Wood units) = 10 × (TR Vmax / RVOT VTI) + 0.16  ➔ &gt; 3.0 Wood units で毛細血管前肺高血圧</w:t>
-        <w:br/>
-        <w:t>・RV-PA Coupling = TAPSE / PASP (mm/mmHg)  ➔ &lt; 0.36 で右室非代償・予後不良</w:t>
+        <w:t>4. 🎯 全弁膜逆流症の完全定量・半定量評価（AR / MR / TR / PR）</w:t>
       </w:r>
     </w:p>
     <w:tbl>
@@ -4935,11 +4662,11 @@
         </w:tblBorders>
       </w:tblPr>
       <w:tblGrid>
-        <w:gridCol w:w="2189"/>
-        <w:gridCol w:w="2189"/>
-        <w:gridCol w:w="2189"/>
-        <w:gridCol w:w="2189"/>
-        <w:gridCol w:w="2189"/>
+        <w:gridCol w:w="2218"/>
+        <w:gridCol w:w="2218"/>
+        <w:gridCol w:w="2218"/>
+        <w:gridCol w:w="2218"/>
+        <w:gridCol w:w="2218"/>
       </w:tblGrid>
       <w:tr>
         <w:tc>
@@ -4947,10 +4674,10 @@
             <w:tcW w:type="dxa" w:w="1872"/>
             <w:shd w:fill="005691"/>
             <w:tcMar>
-              <w:top w:w="80" w:type="dxa"/>
-              <w:bottom w:w="80" w:type="dxa"/>
-              <w:left w:w="60" w:type="dxa"/>
-              <w:right w:w="60" w:type="dxa"/>
+              <w:top w:w="70" w:type="dxa"/>
+              <w:bottom w:w="70" w:type="dxa"/>
+              <w:left w:w="50" w:type="dxa"/>
+              <w:right w:w="50" w:type="dxa"/>
             </w:tcMar>
           </w:tcPr>
           <w:p>
@@ -4962,9 +4689,9 @@
                 <w:rFonts w:ascii="Meiryo" w:hAnsi="Meiryo"/>
                 <w:b/>
                 <w:color w:val="FFFFFF"/>
-                <w:sz w:val="17"/>
-              </w:rPr>
-              <w:t>演算領域</w:t>
+                <w:sz w:val="16"/>
+              </w:rPr>
+              <w:t>対象弁逆流</w:t>
             </w:r>
           </w:p>
         </w:tc>
@@ -4973,10 +4700,10 @@
             <w:tcW w:type="dxa" w:w="2592"/>
             <w:shd w:fill="005691"/>
             <w:tcMar>
-              <w:top w:w="80" w:type="dxa"/>
-              <w:bottom w:w="80" w:type="dxa"/>
-              <w:left w:w="60" w:type="dxa"/>
-              <w:right w:w="60" w:type="dxa"/>
+              <w:top w:w="70" w:type="dxa"/>
+              <w:bottom w:w="70" w:type="dxa"/>
+              <w:left w:w="50" w:type="dxa"/>
+              <w:right w:w="50" w:type="dxa"/>
             </w:tcMar>
           </w:tcPr>
           <w:p>
@@ -4988,7 +4715,7 @@
                 <w:rFonts w:ascii="Meiryo" w:hAnsi="Meiryo"/>
                 <w:b/>
                 <w:color w:val="FFFFFF"/>
-                <w:sz w:val="17"/>
+                <w:sz w:val="16"/>
               </w:rPr>
               <w:t>SR連携推奨項目</w:t>
             </w:r>
@@ -4999,10 +4726,10 @@
             <w:tcW w:type="dxa" w:w="2304"/>
             <w:shd w:fill="005691"/>
             <w:tcMar>
-              <w:top w:w="80" w:type="dxa"/>
-              <w:bottom w:w="80" w:type="dxa"/>
-              <w:left w:w="60" w:type="dxa"/>
-              <w:right w:w="60" w:type="dxa"/>
+              <w:top w:w="70" w:type="dxa"/>
+              <w:bottom w:w="70" w:type="dxa"/>
+              <w:left w:w="50" w:type="dxa"/>
+              <w:right w:w="50" w:type="dxa"/>
             </w:tcMar>
           </w:tcPr>
           <w:p>
@@ -5014,7 +4741,7 @@
                 <w:rFonts w:ascii="Meiryo" w:hAnsi="Meiryo"/>
                 <w:b/>
                 <w:color w:val="FFFFFF"/>
-                <w:sz w:val="17"/>
+                <w:sz w:val="16"/>
               </w:rPr>
               <w:t>英語表記 / DICOMタグ</w:t>
             </w:r>
@@ -5025,10 +4752,10 @@
             <w:tcW w:type="dxa" w:w="1008"/>
             <w:shd w:fill="005691"/>
             <w:tcMar>
-              <w:top w:w="80" w:type="dxa"/>
-              <w:bottom w:w="80" w:type="dxa"/>
-              <w:left w:w="60" w:type="dxa"/>
-              <w:right w:w="60" w:type="dxa"/>
+              <w:top w:w="70" w:type="dxa"/>
+              <w:bottom w:w="70" w:type="dxa"/>
+              <w:left w:w="50" w:type="dxa"/>
+              <w:right w:w="50" w:type="dxa"/>
             </w:tcMar>
           </w:tcPr>
           <w:p>
@@ -5040,7 +4767,7 @@
                 <w:rFonts w:ascii="Meiryo" w:hAnsi="Meiryo"/>
                 <w:b/>
                 <w:color w:val="FFFFFF"/>
-                <w:sz w:val="17"/>
+                <w:sz w:val="16"/>
               </w:rPr>
               <w:t>単位</w:t>
             </w:r>
@@ -5051,10 +4778,10 @@
             <w:tcW w:type="dxa" w:w="3024"/>
             <w:shd w:fill="005691"/>
             <w:tcMar>
-              <w:top w:w="80" w:type="dxa"/>
-              <w:bottom w:w="80" w:type="dxa"/>
-              <w:left w:w="60" w:type="dxa"/>
-              <w:right w:w="60" w:type="dxa"/>
+              <w:top w:w="70" w:type="dxa"/>
+              <w:bottom w:w="70" w:type="dxa"/>
+              <w:left w:w="50" w:type="dxa"/>
+              <w:right w:w="50" w:type="dxa"/>
             </w:tcMar>
           </w:tcPr>
           <w:p>
@@ -5066,9 +4793,9 @@
                 <w:rFonts w:ascii="Meiryo" w:hAnsi="Meiryo"/>
                 <w:b/>
                 <w:color w:val="FFFFFF"/>
-                <w:sz w:val="17"/>
-              </w:rPr>
-              <w:t>計算ロジック・臨床判断基準</w:t>
+                <w:sz w:val="16"/>
+              </w:rPr>
+              <w:t>重症度判定カットオフ値 (ASE/ESC基準)</w:t>
             </w:r>
           </w:p>
         </w:tc>
@@ -5079,10 +4806,10 @@
             <w:tcW w:type="dxa" w:w="1872"/>
             <w:shd w:fill="FFFFFF"/>
             <w:tcMar>
-              <w:top w:w="50" w:type="dxa"/>
-              <w:bottom w:w="50" w:type="dxa"/>
-              <w:left w:w="60" w:type="dxa"/>
-              <w:right w:w="60" w:type="dxa"/>
+              <w:top w:w="45" w:type="dxa"/>
+              <w:bottom w:w="45" w:type="dxa"/>
+              <w:left w:w="50" w:type="dxa"/>
+              <w:right w:w="50" w:type="dxa"/>
             </w:tcMar>
           </w:tcPr>
           <w:p>
@@ -5093,9 +4820,9 @@
               <w:rPr>
                 <w:rFonts w:ascii="Meiryo" w:hAnsi="Meiryo"/>
                 <w:color w:val="282828"/>
-                <w:sz w:val="16"/>
-              </w:rPr>
-              <w:t>シャント率 (Qp/Qs)</w:t>
+                <w:sz w:val="15"/>
+              </w:rPr>
+              <w:t>大動脈弁逆流 AR</w:t>
             </w:r>
           </w:p>
         </w:tc>
@@ -5104,10 +4831,264 @@
             <w:tcW w:type="dxa" w:w="2592"/>
             <w:shd w:fill="FFFFFF"/>
             <w:tcMar>
-              <w:top w:w="50" w:type="dxa"/>
-              <w:bottom w:w="50" w:type="dxa"/>
-              <w:left w:w="60" w:type="dxa"/>
-              <w:right w:w="60" w:type="dxa"/>
+              <w:top w:w="45" w:type="dxa"/>
+              <w:bottom w:w="45" w:type="dxa"/>
+              <w:left w:w="50" w:type="dxa"/>
+              <w:right w:w="50" w:type="dxa"/>
+            </w:tcMar>
+          </w:tcPr>
+          <w:p>
+            <w:pPr>
+              <w:jc w:val="left"/>
+            </w:pPr>
+            <w:r>
+              <w:rPr>
+                <w:rFonts w:ascii="Meiryo" w:hAnsi="Meiryo"/>
+                <w:color w:val="282828"/>
+                <w:sz w:val="15"/>
+              </w:rPr>
+              <w:t>Vena Contracta 幅 (VC)</w:t>
+            </w:r>
+          </w:p>
+        </w:tc>
+        <w:tc>
+          <w:tcPr>
+            <w:tcW w:type="dxa" w:w="2304"/>
+            <w:shd w:fill="FFFFFF"/>
+            <w:tcMar>
+              <w:top w:w="45" w:type="dxa"/>
+              <w:bottom w:w="45" w:type="dxa"/>
+              <w:left w:w="50" w:type="dxa"/>
+              <w:right w:w="50" w:type="dxa"/>
+            </w:tcMar>
+          </w:tcPr>
+          <w:p>
+            <w:pPr>
+              <w:jc w:val="center"/>
+            </w:pPr>
+            <w:r>
+              <w:rPr>
+                <w:rFonts w:ascii="Meiryo" w:hAnsi="Meiryo"/>
+                <w:color w:val="282828"/>
+                <w:sz w:val="15"/>
+              </w:rPr>
+              <w:t>AR VC width</w:t>
+            </w:r>
+          </w:p>
+        </w:tc>
+        <w:tc>
+          <w:tcPr>
+            <w:tcW w:type="dxa" w:w="1008"/>
+            <w:shd w:fill="FFFFFF"/>
+            <w:tcMar>
+              <w:top w:w="45" w:type="dxa"/>
+              <w:bottom w:w="45" w:type="dxa"/>
+              <w:left w:w="50" w:type="dxa"/>
+              <w:right w:w="50" w:type="dxa"/>
+            </w:tcMar>
+          </w:tcPr>
+          <w:p>
+            <w:pPr>
+              <w:jc w:val="center"/>
+            </w:pPr>
+            <w:r>
+              <w:rPr>
+                <w:rFonts w:ascii="Meiryo" w:hAnsi="Meiryo"/>
+                <w:color w:val="282828"/>
+                <w:sz w:val="15"/>
+              </w:rPr>
+              <w:t>mm</w:t>
+            </w:r>
+          </w:p>
+        </w:tc>
+        <w:tc>
+          <w:tcPr>
+            <w:tcW w:type="dxa" w:w="3024"/>
+            <w:shd w:fill="FFFFFF"/>
+            <w:tcMar>
+              <w:top w:w="45" w:type="dxa"/>
+              <w:bottom w:w="45" w:type="dxa"/>
+              <w:left w:w="50" w:type="dxa"/>
+              <w:right w:w="50" w:type="dxa"/>
+            </w:tcMar>
+          </w:tcPr>
+          <w:p>
+            <w:pPr>
+              <w:jc w:val="left"/>
+            </w:pPr>
+            <w:r>
+              <w:rPr>
+                <w:rFonts w:ascii="Meiryo" w:hAnsi="Meiryo"/>
+                <w:color w:val="282828"/>
+                <w:sz w:val="15"/>
+              </w:rPr>
+              <w:t>重症: &gt; 6.0 mm (軽症: &lt; 3.0 mm)</w:t>
+            </w:r>
+          </w:p>
+        </w:tc>
+      </w:tr>
+      <w:tr>
+        <w:tc>
+          <w:tcPr>
+            <w:tcW w:type="dxa" w:w="1872"/>
+            <w:shd w:fill="F4F8FA"/>
+            <w:tcMar>
+              <w:top w:w="45" w:type="dxa"/>
+              <w:bottom w:w="45" w:type="dxa"/>
+              <w:left w:w="50" w:type="dxa"/>
+              <w:right w:w="50" w:type="dxa"/>
+            </w:tcMar>
+          </w:tcPr>
+          <w:p>
+            <w:pPr>
+              <w:jc w:val="left"/>
+            </w:pPr>
+            <w:r>
+              <w:rPr>
+                <w:rFonts w:ascii="Meiryo" w:hAnsi="Meiryo"/>
+                <w:color w:val="282828"/>
+                <w:sz w:val="15"/>
+              </w:rPr>
+              <w:t>大動脈弁逆流 AR</w:t>
+            </w:r>
+          </w:p>
+        </w:tc>
+        <w:tc>
+          <w:tcPr>
+            <w:tcW w:type="dxa" w:w="2592"/>
+            <w:shd w:fill="F4F8FA"/>
+            <w:tcMar>
+              <w:top w:w="45" w:type="dxa"/>
+              <w:bottom w:w="45" w:type="dxa"/>
+              <w:left w:w="50" w:type="dxa"/>
+              <w:right w:w="50" w:type="dxa"/>
+            </w:tcMar>
+          </w:tcPr>
+          <w:p>
+            <w:pPr>
+              <w:jc w:val="left"/>
+            </w:pPr>
+            <w:r>
+              <w:rPr>
+                <w:rFonts w:ascii="Meiryo" w:hAnsi="Meiryo"/>
+                <w:color w:val="282828"/>
+                <w:sz w:val="15"/>
+              </w:rPr>
+              <w:t>圧半減時間 (PHT)</w:t>
+            </w:r>
+          </w:p>
+        </w:tc>
+        <w:tc>
+          <w:tcPr>
+            <w:tcW w:type="dxa" w:w="2304"/>
+            <w:shd w:fill="F4F8FA"/>
+            <w:tcMar>
+              <w:top w:w="45" w:type="dxa"/>
+              <w:bottom w:w="45" w:type="dxa"/>
+              <w:left w:w="50" w:type="dxa"/>
+              <w:right w:w="50" w:type="dxa"/>
+            </w:tcMar>
+          </w:tcPr>
+          <w:p>
+            <w:pPr>
+              <w:jc w:val="center"/>
+            </w:pPr>
+            <w:r>
+              <w:rPr>
+                <w:rFonts w:ascii="Meiryo" w:hAnsi="Meiryo"/>
+                <w:color w:val="282828"/>
+                <w:sz w:val="15"/>
+              </w:rPr>
+              <w:t>AR PHT</w:t>
+            </w:r>
+          </w:p>
+        </w:tc>
+        <w:tc>
+          <w:tcPr>
+            <w:tcW w:type="dxa" w:w="1008"/>
+            <w:shd w:fill="F4F8FA"/>
+            <w:tcMar>
+              <w:top w:w="45" w:type="dxa"/>
+              <w:bottom w:w="45" w:type="dxa"/>
+              <w:left w:w="50" w:type="dxa"/>
+              <w:right w:w="50" w:type="dxa"/>
+            </w:tcMar>
+          </w:tcPr>
+          <w:p>
+            <w:pPr>
+              <w:jc w:val="center"/>
+            </w:pPr>
+            <w:r>
+              <w:rPr>
+                <w:rFonts w:ascii="Meiryo" w:hAnsi="Meiryo"/>
+                <w:color w:val="282828"/>
+                <w:sz w:val="15"/>
+              </w:rPr>
+              <w:t>ms</w:t>
+            </w:r>
+          </w:p>
+        </w:tc>
+        <w:tc>
+          <w:tcPr>
+            <w:tcW w:type="dxa" w:w="3024"/>
+            <w:shd w:fill="F4F8FA"/>
+            <w:tcMar>
+              <w:top w:w="45" w:type="dxa"/>
+              <w:bottom w:w="45" w:type="dxa"/>
+              <w:left w:w="50" w:type="dxa"/>
+              <w:right w:w="50" w:type="dxa"/>
+            </w:tcMar>
+          </w:tcPr>
+          <w:p>
+            <w:pPr>
+              <w:jc w:val="left"/>
+            </w:pPr>
+            <w:r>
+              <w:rPr>
+                <w:rFonts w:ascii="Meiryo" w:hAnsi="Meiryo"/>
+                <w:color w:val="282828"/>
+                <w:sz w:val="15"/>
+              </w:rPr>
+              <w:t>重症: &lt; 200 ms (軽症: &gt; 500 ms)</w:t>
+            </w:r>
+          </w:p>
+        </w:tc>
+      </w:tr>
+      <w:tr>
+        <w:tc>
+          <w:tcPr>
+            <w:tcW w:type="dxa" w:w="1872"/>
+            <w:shd w:fill="FFFFFF"/>
+            <w:tcMar>
+              <w:top w:w="45" w:type="dxa"/>
+              <w:bottom w:w="45" w:type="dxa"/>
+              <w:left w:w="50" w:type="dxa"/>
+              <w:right w:w="50" w:type="dxa"/>
+            </w:tcMar>
+          </w:tcPr>
+          <w:p>
+            <w:pPr>
+              <w:jc w:val="left"/>
+            </w:pPr>
+            <w:r>
+              <w:rPr>
+                <w:rFonts w:ascii="Meiryo" w:hAnsi="Meiryo"/>
+                <w:color w:val="282828"/>
+                <w:sz w:val="15"/>
+              </w:rPr>
+              <w:t>大動脈弁逆流 AR</w:t>
+            </w:r>
+          </w:p>
+        </w:tc>
+        <w:tc>
+          <w:tcPr>
+            <w:tcW w:type="dxa" w:w="2592"/>
+            <w:shd w:fill="FFFFFF"/>
+            <w:tcMar>
+              <w:top w:w="45" w:type="dxa"/>
+              <w:bottom w:w="45" w:type="dxa"/>
+              <w:left w:w="50" w:type="dxa"/>
+              <w:right w:w="50" w:type="dxa"/>
             </w:tcMar>
           </w:tcPr>
           <w:p>
@@ -5119,9 +5100,9 @@
                 <w:rFonts w:ascii="Meiryo" w:hAnsi="Meiryo"/>
                 <w:b/>
                 <w:color w:val="B41414"/>
-                <w:sz w:val="16"/>
-              </w:rPr>
-              <w:t>肺体血流比 (Qp/Qs)</w:t>
+                <w:sz w:val="15"/>
+              </w:rPr>
+              <w:t>有効逆流弁口面積 (EROA)</w:t>
             </w:r>
           </w:p>
         </w:tc>
@@ -5130,10 +5111,10 @@
             <w:tcW w:type="dxa" w:w="2304"/>
             <w:shd w:fill="FFFFFF"/>
             <w:tcMar>
-              <w:top w:w="50" w:type="dxa"/>
-              <w:bottom w:w="50" w:type="dxa"/>
-              <w:left w:w="60" w:type="dxa"/>
-              <w:right w:w="60" w:type="dxa"/>
+              <w:top w:w="45" w:type="dxa"/>
+              <w:bottom w:w="45" w:type="dxa"/>
+              <w:left w:w="50" w:type="dxa"/>
+              <w:right w:w="50" w:type="dxa"/>
             </w:tcMar>
           </w:tcPr>
           <w:p>
@@ -5144,9 +5125,9 @@
               <w:rPr>
                 <w:rFonts w:ascii="Meiryo" w:hAnsi="Meiryo"/>
                 <w:color w:val="282828"/>
-                <w:sz w:val="16"/>
-              </w:rPr>
-              <w:t>Qp/Qs ratio</w:t>
+                <w:sz w:val="15"/>
+              </w:rPr>
+              <w:t>AR EROA</w:t>
             </w:r>
           </w:p>
         </w:tc>
@@ -5155,10 +5136,10 @@
             <w:tcW w:type="dxa" w:w="1008"/>
             <w:shd w:fill="FFFFFF"/>
             <w:tcMar>
-              <w:top w:w="50" w:type="dxa"/>
-              <w:bottom w:w="50" w:type="dxa"/>
-              <w:left w:w="60" w:type="dxa"/>
-              <w:right w:w="60" w:type="dxa"/>
+              <w:top w:w="45" w:type="dxa"/>
+              <w:bottom w:w="45" w:type="dxa"/>
+              <w:left w:w="50" w:type="dxa"/>
+              <w:right w:w="50" w:type="dxa"/>
             </w:tcMar>
           </w:tcPr>
           <w:p>
@@ -5169,9 +5150,9 @@
               <w:rPr>
                 <w:rFonts w:ascii="Meiryo" w:hAnsi="Meiryo"/>
                 <w:color w:val="282828"/>
-                <w:sz w:val="16"/>
-              </w:rPr>
-              <w:t>-</w:t>
+                <w:sz w:val="15"/>
+              </w:rPr>
+              <w:t>cm²</w:t>
             </w:r>
           </w:p>
         </w:tc>
@@ -5180,10 +5161,10 @@
             <w:tcW w:type="dxa" w:w="3024"/>
             <w:shd w:fill="FFFFFF"/>
             <w:tcMar>
-              <w:top w:w="50" w:type="dxa"/>
-              <w:bottom w:w="50" w:type="dxa"/>
-              <w:left w:w="60" w:type="dxa"/>
-              <w:right w:w="60" w:type="dxa"/>
+              <w:top w:w="45" w:type="dxa"/>
+              <w:bottom w:w="45" w:type="dxa"/>
+              <w:left w:w="50" w:type="dxa"/>
+              <w:right w:w="50" w:type="dxa"/>
             </w:tcMar>
           </w:tcPr>
           <w:p>
@@ -5194,9 +5175,9 @@
               <w:rPr>
                 <w:rFonts w:ascii="Meiryo" w:hAnsi="Meiryo"/>
                 <w:color w:val="282828"/>
-                <w:sz w:val="16"/>
-              </w:rPr>
-              <w:t>ASD/VSD/PDAの評価。正常 1.0, &gt; 1.5 で閉鎖適応</w:t>
+                <w:sz w:val="15"/>
+              </w:rPr>
+              <w:t>重症: ≧ 0.30 cm² (軽症: &lt; 0.10 cm²)</w:t>
             </w:r>
           </w:p>
         </w:tc>
@@ -5207,10 +5188,10 @@
             <w:tcW w:type="dxa" w:w="1872"/>
             <w:shd w:fill="F4F8FA"/>
             <w:tcMar>
-              <w:top w:w="50" w:type="dxa"/>
-              <w:bottom w:w="50" w:type="dxa"/>
-              <w:left w:w="60" w:type="dxa"/>
-              <w:right w:w="60" w:type="dxa"/>
+              <w:top w:w="45" w:type="dxa"/>
+              <w:bottom w:w="45" w:type="dxa"/>
+              <w:left w:w="50" w:type="dxa"/>
+              <w:right w:w="50" w:type="dxa"/>
             </w:tcMar>
           </w:tcPr>
           <w:p>
@@ -5221,9 +5202,9 @@
               <w:rPr>
                 <w:rFonts w:ascii="Meiryo" w:hAnsi="Meiryo"/>
                 <w:color w:val="282828"/>
-                <w:sz w:val="16"/>
-              </w:rPr>
-              <w:t>Qp/Qs 基礎データ</w:t>
+                <w:sz w:val="15"/>
+              </w:rPr>
+              <w:t>大動脈弁逆流 AR</w:t>
             </w:r>
           </w:p>
         </w:tc>
@@ -5232,10 +5213,10 @@
             <w:tcW w:type="dxa" w:w="2592"/>
             <w:shd w:fill="F4F8FA"/>
             <w:tcMar>
-              <w:top w:w="50" w:type="dxa"/>
-              <w:bottom w:w="50" w:type="dxa"/>
-              <w:left w:w="60" w:type="dxa"/>
-              <w:right w:w="60" w:type="dxa"/>
+              <w:top w:w="45" w:type="dxa"/>
+              <w:bottom w:w="45" w:type="dxa"/>
+              <w:left w:w="50" w:type="dxa"/>
+              <w:right w:w="50" w:type="dxa"/>
             </w:tcMar>
           </w:tcPr>
           <w:p>
@@ -5246,9 +5227,9 @@
               <w:rPr>
                 <w:rFonts w:ascii="Meiryo" w:hAnsi="Meiryo"/>
                 <w:color w:val="282828"/>
-                <w:sz w:val="16"/>
-              </w:rPr>
-              <w:t>右室流出道径 / RVOT VTI</w:t>
+                <w:sz w:val="15"/>
+              </w:rPr>
+              <w:t>逆流量 (Regurgitant Volume)</w:t>
             </w:r>
           </w:p>
         </w:tc>
@@ -5257,10 +5238,10 @@
             <w:tcW w:type="dxa" w:w="2304"/>
             <w:shd w:fill="F4F8FA"/>
             <w:tcMar>
-              <w:top w:w="50" w:type="dxa"/>
-              <w:bottom w:w="50" w:type="dxa"/>
-              <w:left w:w="60" w:type="dxa"/>
-              <w:right w:w="60" w:type="dxa"/>
+              <w:top w:w="45" w:type="dxa"/>
+              <w:bottom w:w="45" w:type="dxa"/>
+              <w:left w:w="50" w:type="dxa"/>
+              <w:right w:w="50" w:type="dxa"/>
             </w:tcMar>
           </w:tcPr>
           <w:p>
@@ -5271,9 +5252,9 @@
               <w:rPr>
                 <w:rFonts w:ascii="Meiryo" w:hAnsi="Meiryo"/>
                 <w:color w:val="282828"/>
-                <w:sz w:val="16"/>
-              </w:rPr>
-              <w:t>RVOT diam / RVOT VTI</w:t>
+                <w:sz w:val="15"/>
+              </w:rPr>
+              <w:t>AR RVol</w:t>
             </w:r>
           </w:p>
         </w:tc>
@@ -5282,10 +5263,10 @@
             <w:tcW w:type="dxa" w:w="1008"/>
             <w:shd w:fill="F4F8FA"/>
             <w:tcMar>
-              <w:top w:w="50" w:type="dxa"/>
-              <w:bottom w:w="50" w:type="dxa"/>
-              <w:left w:w="60" w:type="dxa"/>
-              <w:right w:w="60" w:type="dxa"/>
+              <w:top w:w="45" w:type="dxa"/>
+              <w:bottom w:w="45" w:type="dxa"/>
+              <w:left w:w="50" w:type="dxa"/>
+              <w:right w:w="50" w:type="dxa"/>
             </w:tcMar>
           </w:tcPr>
           <w:p>
@@ -5296,9 +5277,9 @@
               <w:rPr>
                 <w:rFonts w:ascii="Meiryo" w:hAnsi="Meiryo"/>
                 <w:color w:val="282828"/>
-                <w:sz w:val="16"/>
-              </w:rPr>
-              <w:t>mm, cm</w:t>
+                <w:sz w:val="15"/>
+              </w:rPr>
+              <w:t>mL</w:t>
             </w:r>
           </w:p>
         </w:tc>
@@ -5307,10 +5288,10 @@
             <w:tcW w:type="dxa" w:w="3024"/>
             <w:shd w:fill="F4F8FA"/>
             <w:tcMar>
-              <w:top w:w="50" w:type="dxa"/>
-              <w:bottom w:w="50" w:type="dxa"/>
-              <w:left w:w="60" w:type="dxa"/>
-              <w:right w:w="60" w:type="dxa"/>
+              <w:top w:w="45" w:type="dxa"/>
+              <w:bottom w:w="45" w:type="dxa"/>
+              <w:left w:w="50" w:type="dxa"/>
+              <w:right w:w="50" w:type="dxa"/>
             </w:tcMar>
           </w:tcPr>
           <w:p>
@@ -5321,9 +5302,9 @@
               <w:rPr>
                 <w:rFonts w:ascii="Meiryo" w:hAnsi="Meiryo"/>
                 <w:color w:val="282828"/>
-                <w:sz w:val="16"/>
-              </w:rPr>
-              <w:t>Qp (肺血流量) 算出のための必須計測</w:t>
+                <w:sz w:val="15"/>
+              </w:rPr>
+              <w:t>重症: ≧ 60 mL (軽症: &lt; 30 mL)</w:t>
             </w:r>
           </w:p>
         </w:tc>
@@ -5334,10 +5315,10 @@
             <w:tcW w:type="dxa" w:w="1872"/>
             <w:shd w:fill="FFFFFF"/>
             <w:tcMar>
-              <w:top w:w="50" w:type="dxa"/>
-              <w:bottom w:w="50" w:type="dxa"/>
-              <w:left w:w="60" w:type="dxa"/>
-              <w:right w:w="60" w:type="dxa"/>
+              <w:top w:w="45" w:type="dxa"/>
+              <w:bottom w:w="45" w:type="dxa"/>
+              <w:left w:w="50" w:type="dxa"/>
+              <w:right w:w="50" w:type="dxa"/>
             </w:tcMar>
           </w:tcPr>
           <w:p>
@@ -5348,9 +5329,9 @@
               <w:rPr>
                 <w:rFonts w:ascii="Meiryo" w:hAnsi="Meiryo"/>
                 <w:color w:val="282828"/>
-                <w:sz w:val="16"/>
-              </w:rPr>
-              <w:t>Qp/Qs 基礎データ</w:t>
+                <w:sz w:val="15"/>
+              </w:rPr>
+              <w:t>大動脈弁逆流 AR</w:t>
             </w:r>
           </w:p>
         </w:tc>
@@ -5359,10 +5340,10 @@
             <w:tcW w:type="dxa" w:w="2592"/>
             <w:shd w:fill="FFFFFF"/>
             <w:tcMar>
-              <w:top w:w="50" w:type="dxa"/>
-              <w:bottom w:w="50" w:type="dxa"/>
-              <w:left w:w="60" w:type="dxa"/>
-              <w:right w:w="60" w:type="dxa"/>
+              <w:top w:w="45" w:type="dxa"/>
+              <w:bottom w:w="45" w:type="dxa"/>
+              <w:left w:w="50" w:type="dxa"/>
+              <w:right w:w="50" w:type="dxa"/>
             </w:tcMar>
           </w:tcPr>
           <w:p>
@@ -5373,9 +5354,9 @@
               <w:rPr>
                 <w:rFonts w:ascii="Meiryo" w:hAnsi="Meiryo"/>
                 <w:color w:val="282828"/>
-                <w:sz w:val="16"/>
-              </w:rPr>
-              <w:t>左室流出道径 / LVOT VTI</w:t>
+                <w:sz w:val="15"/>
+              </w:rPr>
+              <w:t>下行大動脈拡張期逆流終末速度</w:t>
             </w:r>
           </w:p>
         </w:tc>
@@ -5384,10 +5365,10 @@
             <w:tcW w:type="dxa" w:w="2304"/>
             <w:shd w:fill="FFFFFF"/>
             <w:tcMar>
-              <w:top w:w="50" w:type="dxa"/>
-              <w:bottom w:w="50" w:type="dxa"/>
-              <w:left w:w="60" w:type="dxa"/>
-              <w:right w:w="60" w:type="dxa"/>
+              <w:top w:w="45" w:type="dxa"/>
+              <w:bottom w:w="45" w:type="dxa"/>
+              <w:left w:w="50" w:type="dxa"/>
+              <w:right w:w="50" w:type="dxa"/>
             </w:tcMar>
           </w:tcPr>
           <w:p>
@@ -5398,9 +5379,9 @@
               <w:rPr>
                 <w:rFonts w:ascii="Meiryo" w:hAnsi="Meiryo"/>
                 <w:color w:val="282828"/>
-                <w:sz w:val="16"/>
-              </w:rPr>
-              <w:t>LVOT diam / LVOT VTI</w:t>
+                <w:sz w:val="15"/>
+              </w:rPr>
+              <w:t>AR Holodiastolic flow (EDV)</w:t>
             </w:r>
           </w:p>
         </w:tc>
@@ -5409,10 +5390,10 @@
             <w:tcW w:type="dxa" w:w="1008"/>
             <w:shd w:fill="FFFFFF"/>
             <w:tcMar>
-              <w:top w:w="50" w:type="dxa"/>
-              <w:bottom w:w="50" w:type="dxa"/>
-              <w:left w:w="60" w:type="dxa"/>
-              <w:right w:w="60" w:type="dxa"/>
+              <w:top w:w="45" w:type="dxa"/>
+              <w:bottom w:w="45" w:type="dxa"/>
+              <w:left w:w="50" w:type="dxa"/>
+              <w:right w:w="50" w:type="dxa"/>
             </w:tcMar>
           </w:tcPr>
           <w:p>
@@ -5423,9 +5404,9 @@
               <w:rPr>
                 <w:rFonts w:ascii="Meiryo" w:hAnsi="Meiryo"/>
                 <w:color w:val="282828"/>
-                <w:sz w:val="16"/>
-              </w:rPr>
-              <w:t>mm, cm</w:t>
+                <w:sz w:val="15"/>
+              </w:rPr>
+              <w:t>cm/s</w:t>
             </w:r>
           </w:p>
         </w:tc>
@@ -5434,10 +5415,10 @@
             <w:tcW w:type="dxa" w:w="3024"/>
             <w:shd w:fill="FFFFFF"/>
             <w:tcMar>
-              <w:top w:w="50" w:type="dxa"/>
-              <w:bottom w:w="50" w:type="dxa"/>
-              <w:left w:w="60" w:type="dxa"/>
-              <w:right w:w="60" w:type="dxa"/>
+              <w:top w:w="45" w:type="dxa"/>
+              <w:bottom w:w="45" w:type="dxa"/>
+              <w:left w:w="50" w:type="dxa"/>
+              <w:right w:w="50" w:type="dxa"/>
             </w:tcMar>
           </w:tcPr>
           <w:p>
@@ -5448,9 +5429,9 @@
               <w:rPr>
                 <w:rFonts w:ascii="Meiryo" w:hAnsi="Meiryo"/>
                 <w:color w:val="282828"/>
-                <w:sz w:val="16"/>
-              </w:rPr>
-              <w:t>Qs (体血流量) 算出のための必須計測</w:t>
+                <w:sz w:val="15"/>
+              </w:rPr>
+              <w:t>重症: 下行大動脈全拡張期逆流 ＆ EDV &gt; 20 cm/s</w:t>
             </w:r>
           </w:p>
         </w:tc>
@@ -5461,10 +5442,10 @@
             <w:tcW w:type="dxa" w:w="1872"/>
             <w:shd w:fill="F4F8FA"/>
             <w:tcMar>
-              <w:top w:w="50" w:type="dxa"/>
-              <w:bottom w:w="50" w:type="dxa"/>
-              <w:left w:w="60" w:type="dxa"/>
-              <w:right w:w="60" w:type="dxa"/>
+              <w:top w:w="45" w:type="dxa"/>
+              <w:bottom w:w="45" w:type="dxa"/>
+              <w:left w:w="50" w:type="dxa"/>
+              <w:right w:w="50" w:type="dxa"/>
             </w:tcMar>
           </w:tcPr>
           <w:p>
@@ -5475,9 +5456,9 @@
               <w:rPr>
                 <w:rFonts w:ascii="Meiryo" w:hAnsi="Meiryo"/>
                 <w:color w:val="282828"/>
-                <w:sz w:val="16"/>
-              </w:rPr>
-              <w:t>肺血管抵抗 (PVR)</w:t>
+                <w:sz w:val="15"/>
+              </w:rPr>
+              <w:t>僧帽弁逆流 MR</w:t>
             </w:r>
           </w:p>
         </w:tc>
@@ -5486,10 +5467,10 @@
             <w:tcW w:type="dxa" w:w="2592"/>
             <w:shd w:fill="F4F8FA"/>
             <w:tcMar>
-              <w:top w:w="50" w:type="dxa"/>
-              <w:bottom w:w="50" w:type="dxa"/>
-              <w:left w:w="60" w:type="dxa"/>
-              <w:right w:w="60" w:type="dxa"/>
+              <w:top w:w="45" w:type="dxa"/>
+              <w:bottom w:w="45" w:type="dxa"/>
+              <w:left w:w="50" w:type="dxa"/>
+              <w:right w:w="50" w:type="dxa"/>
             </w:tcMar>
           </w:tcPr>
           <w:p>
@@ -5500,9 +5481,9 @@
               <w:rPr>
                 <w:rFonts w:ascii="Meiryo" w:hAnsi="Meiryo"/>
                 <w:color w:val="282828"/>
-                <w:sz w:val="16"/>
-              </w:rPr>
-              <w:t>肺血管抵抗 (Abbas推定式)</w:t>
+                <w:sz w:val="15"/>
+              </w:rPr>
+              <w:t>Vena Contracta 幅 (VC)</w:t>
             </w:r>
           </w:p>
         </w:tc>
@@ -5511,10 +5492,10 @@
             <w:tcW w:type="dxa" w:w="2304"/>
             <w:shd w:fill="F4F8FA"/>
             <w:tcMar>
-              <w:top w:w="50" w:type="dxa"/>
-              <w:bottom w:w="50" w:type="dxa"/>
-              <w:left w:w="60" w:type="dxa"/>
-              <w:right w:w="60" w:type="dxa"/>
+              <w:top w:w="45" w:type="dxa"/>
+              <w:bottom w:w="45" w:type="dxa"/>
+              <w:left w:w="50" w:type="dxa"/>
+              <w:right w:w="50" w:type="dxa"/>
             </w:tcMar>
           </w:tcPr>
           <w:p>
@@ -5525,9 +5506,9 @@
               <w:rPr>
                 <w:rFonts w:ascii="Meiryo" w:hAnsi="Meiryo"/>
                 <w:color w:val="282828"/>
-                <w:sz w:val="16"/>
-              </w:rPr>
-              <w:t>PVR (Wood Units)</w:t>
+                <w:sz w:val="15"/>
+              </w:rPr>
+              <w:t>MR VC width</w:t>
             </w:r>
           </w:p>
         </w:tc>
@@ -5536,10 +5517,10 @@
             <w:tcW w:type="dxa" w:w="1008"/>
             <w:shd w:fill="F4F8FA"/>
             <w:tcMar>
-              <w:top w:w="50" w:type="dxa"/>
-              <w:bottom w:w="50" w:type="dxa"/>
-              <w:left w:w="60" w:type="dxa"/>
-              <w:right w:w="60" w:type="dxa"/>
+              <w:top w:w="45" w:type="dxa"/>
+              <w:bottom w:w="45" w:type="dxa"/>
+              <w:left w:w="50" w:type="dxa"/>
+              <w:right w:w="50" w:type="dxa"/>
             </w:tcMar>
           </w:tcPr>
           <w:p>
@@ -5550,9 +5531,9 @@
               <w:rPr>
                 <w:rFonts w:ascii="Meiryo" w:hAnsi="Meiryo"/>
                 <w:color w:val="282828"/>
-                <w:sz w:val="16"/>
-              </w:rPr>
-              <w:t>Wood U</w:t>
+                <w:sz w:val="15"/>
+              </w:rPr>
+              <w:t>mm</w:t>
             </w:r>
           </w:p>
         </w:tc>
@@ -5561,10 +5542,10 @@
             <w:tcW w:type="dxa" w:w="3024"/>
             <w:shd w:fill="F4F8FA"/>
             <w:tcMar>
-              <w:top w:w="50" w:type="dxa"/>
-              <w:bottom w:w="50" w:type="dxa"/>
-              <w:left w:w="60" w:type="dxa"/>
-              <w:right w:w="60" w:type="dxa"/>
+              <w:top w:w="45" w:type="dxa"/>
+              <w:bottom w:w="45" w:type="dxa"/>
+              <w:left w:w="50" w:type="dxa"/>
+              <w:right w:w="50" w:type="dxa"/>
             </w:tcMar>
           </w:tcPr>
           <w:p>
@@ -5575,9 +5556,9 @@
               <w:rPr>
                 <w:rFonts w:ascii="Meiryo" w:hAnsi="Meiryo"/>
                 <w:color w:val="282828"/>
-                <w:sz w:val="16"/>
-              </w:rPr>
-              <w:t>正常 &lt; 2.0, &gt; 3.0 で前毛細管性肺高血圧 (毛細血管病変)</w:t>
+                <w:sz w:val="15"/>
+              </w:rPr>
+              <w:t>重症: ≧ 7.0 mm (軽症: &lt; 3.0 mm)</w:t>
             </w:r>
           </w:p>
         </w:tc>
@@ -5588,10 +5569,10 @@
             <w:tcW w:type="dxa" w:w="1872"/>
             <w:shd w:fill="FFFFFF"/>
             <w:tcMar>
-              <w:top w:w="50" w:type="dxa"/>
-              <w:bottom w:w="50" w:type="dxa"/>
-              <w:left w:w="60" w:type="dxa"/>
-              <w:right w:w="60" w:type="dxa"/>
+              <w:top w:w="45" w:type="dxa"/>
+              <w:bottom w:w="45" w:type="dxa"/>
+              <w:left w:w="50" w:type="dxa"/>
+              <w:right w:w="50" w:type="dxa"/>
             </w:tcMar>
           </w:tcPr>
           <w:p>
@@ -5602,9 +5583,9 @@
               <w:rPr>
                 <w:rFonts w:ascii="Meiryo" w:hAnsi="Meiryo"/>
                 <w:color w:val="282828"/>
-                <w:sz w:val="16"/>
-              </w:rPr>
-              <w:t>右室PA連関</w:t>
+                <w:sz w:val="15"/>
+              </w:rPr>
+              <w:t>僧帽弁逆流 MR</w:t>
             </w:r>
           </w:p>
         </w:tc>
@@ -5613,10 +5594,10 @@
             <w:tcW w:type="dxa" w:w="2592"/>
             <w:shd w:fill="FFFFFF"/>
             <w:tcMar>
-              <w:top w:w="50" w:type="dxa"/>
-              <w:bottom w:w="50" w:type="dxa"/>
-              <w:left w:w="60" w:type="dxa"/>
-              <w:right w:w="60" w:type="dxa"/>
+              <w:top w:w="45" w:type="dxa"/>
+              <w:bottom w:w="45" w:type="dxa"/>
+              <w:left w:w="50" w:type="dxa"/>
+              <w:right w:w="50" w:type="dxa"/>
             </w:tcMar>
           </w:tcPr>
           <w:p>
@@ -5627,9 +5608,9 @@
               <w:rPr>
                 <w:rFonts w:ascii="Meiryo" w:hAnsi="Meiryo"/>
                 <w:color w:val="282828"/>
-                <w:sz w:val="16"/>
-              </w:rPr>
-              <w:t>TAPSE / PASP 比 (カップリング)</w:t>
+                <w:sz w:val="15"/>
+              </w:rPr>
+              <w:t>PISA半径 / アライアンス速度</w:t>
             </w:r>
           </w:p>
         </w:tc>
@@ -5638,10 +5619,10 @@
             <w:tcW w:type="dxa" w:w="2304"/>
             <w:shd w:fill="FFFFFF"/>
             <w:tcMar>
-              <w:top w:w="50" w:type="dxa"/>
-              <w:bottom w:w="50" w:type="dxa"/>
-              <w:left w:w="60" w:type="dxa"/>
-              <w:right w:w="60" w:type="dxa"/>
+              <w:top w:w="45" w:type="dxa"/>
+              <w:bottom w:w="45" w:type="dxa"/>
+              <w:left w:w="50" w:type="dxa"/>
+              <w:right w:w="50" w:type="dxa"/>
             </w:tcMar>
           </w:tcPr>
           <w:p>
@@ -5652,9 +5633,9 @@
               <w:rPr>
                 <w:rFonts w:ascii="Meiryo" w:hAnsi="Meiryo"/>
                 <w:color w:val="282828"/>
-                <w:sz w:val="16"/>
-              </w:rPr>
-              <w:t>TAPSE/PASP ratio</w:t>
+                <w:sz w:val="15"/>
+              </w:rPr>
+              <w:t>PISA Radius / Aliasing Vel</w:t>
             </w:r>
           </w:p>
         </w:tc>
@@ -5663,10 +5644,10 @@
             <w:tcW w:type="dxa" w:w="1008"/>
             <w:shd w:fill="FFFFFF"/>
             <w:tcMar>
-              <w:top w:w="50" w:type="dxa"/>
-              <w:bottom w:w="50" w:type="dxa"/>
-              <w:left w:w="60" w:type="dxa"/>
-              <w:right w:w="60" w:type="dxa"/>
+              <w:top w:w="45" w:type="dxa"/>
+              <w:bottom w:w="45" w:type="dxa"/>
+              <w:left w:w="50" w:type="dxa"/>
+              <w:right w:w="50" w:type="dxa"/>
             </w:tcMar>
           </w:tcPr>
           <w:p>
@@ -5677,9 +5658,9 @@
               <w:rPr>
                 <w:rFonts w:ascii="Meiryo" w:hAnsi="Meiryo"/>
                 <w:color w:val="282828"/>
-                <w:sz w:val="16"/>
-              </w:rPr>
-              <w:t>mm/mmHg</w:t>
+                <w:sz w:val="15"/>
+              </w:rPr>
+              <w:t>mm, cm/s</w:t>
             </w:r>
           </w:p>
         </w:tc>
@@ -5688,10 +5669,10 @@
             <w:tcW w:type="dxa" w:w="3024"/>
             <w:shd w:fill="FFFFFF"/>
             <w:tcMar>
-              <w:top w:w="50" w:type="dxa"/>
-              <w:bottom w:w="50" w:type="dxa"/>
-              <w:left w:w="60" w:type="dxa"/>
-              <w:right w:w="60" w:type="dxa"/>
+              <w:top w:w="45" w:type="dxa"/>
+              <w:bottom w:w="45" w:type="dxa"/>
+              <w:left w:w="50" w:type="dxa"/>
+              <w:right w:w="50" w:type="dxa"/>
             </w:tcMar>
           </w:tcPr>
           <w:p>
@@ -5702,9 +5683,9 @@
               <w:rPr>
                 <w:rFonts w:ascii="Meiryo" w:hAnsi="Meiryo"/>
                 <w:color w:val="282828"/>
-                <w:sz w:val="16"/>
-              </w:rPr>
-              <w:t>右室後負荷不整合の指標。正常 &gt; 0.55, 予後不良 &lt; 0.36</w:t>
+                <w:sz w:val="15"/>
+              </w:rPr>
+              <w:t>定量的逆流評価 (PISA法) の必須元データ</w:t>
             </w:r>
           </w:p>
         </w:tc>
@@ -5715,10 +5696,10 @@
             <w:tcW w:type="dxa" w:w="1872"/>
             <w:shd w:fill="F4F8FA"/>
             <w:tcMar>
-              <w:top w:w="50" w:type="dxa"/>
-              <w:bottom w:w="50" w:type="dxa"/>
-              <w:left w:w="60" w:type="dxa"/>
-              <w:right w:w="60" w:type="dxa"/>
+              <w:top w:w="45" w:type="dxa"/>
+              <w:bottom w:w="45" w:type="dxa"/>
+              <w:left w:w="50" w:type="dxa"/>
+              <w:right w:w="50" w:type="dxa"/>
             </w:tcMar>
           </w:tcPr>
           <w:p>
@@ -5729,9 +5710,9 @@
               <w:rPr>
                 <w:rFonts w:ascii="Meiryo" w:hAnsi="Meiryo"/>
                 <w:color w:val="282828"/>
-                <w:sz w:val="16"/>
-              </w:rPr>
-              <w:t>大動脈弁狭窄 AS</w:t>
+                <w:sz w:val="15"/>
+              </w:rPr>
+              <w:t>僧帽弁逆流 MR</w:t>
             </w:r>
           </w:p>
         </w:tc>
@@ -5740,10 +5721,10 @@
             <w:tcW w:type="dxa" w:w="2592"/>
             <w:shd w:fill="F4F8FA"/>
             <w:tcMar>
-              <w:top w:w="50" w:type="dxa"/>
-              <w:bottom w:w="50" w:type="dxa"/>
-              <w:left w:w="60" w:type="dxa"/>
-              <w:right w:w="60" w:type="dxa"/>
+              <w:top w:w="45" w:type="dxa"/>
+              <w:bottom w:w="45" w:type="dxa"/>
+              <w:left w:w="50" w:type="dxa"/>
+              <w:right w:w="50" w:type="dxa"/>
             </w:tcMar>
           </w:tcPr>
           <w:p>
@@ -5753,10 +5734,11 @@
             <w:r>
               <w:rPr>
                 <w:rFonts w:ascii="Meiryo" w:hAnsi="Meiryo"/>
-                <w:color w:val="282828"/>
-                <w:sz w:val="16"/>
-              </w:rPr>
-              <w:t>大動脈弁最高血流 / 平均圧較差</w:t>
+                <w:b/>
+                <w:color w:val="B41414"/>
+                <w:sz w:val="15"/>
+              </w:rPr>
+              <w:t>有効逆流弁口面積 (EROA)</w:t>
             </w:r>
           </w:p>
         </w:tc>
@@ -5765,10 +5747,10 @@
             <w:tcW w:type="dxa" w:w="2304"/>
             <w:shd w:fill="F4F8FA"/>
             <w:tcMar>
-              <w:top w:w="50" w:type="dxa"/>
-              <w:bottom w:w="50" w:type="dxa"/>
-              <w:left w:w="60" w:type="dxa"/>
-              <w:right w:w="60" w:type="dxa"/>
+              <w:top w:w="45" w:type="dxa"/>
+              <w:bottom w:w="45" w:type="dxa"/>
+              <w:left w:w="50" w:type="dxa"/>
+              <w:right w:w="50" w:type="dxa"/>
             </w:tcMar>
           </w:tcPr>
           <w:p>
@@ -5779,9 +5761,9 @@
               <w:rPr>
                 <w:rFonts w:ascii="Meiryo" w:hAnsi="Meiryo"/>
                 <w:color w:val="282828"/>
-                <w:sz w:val="16"/>
-              </w:rPr>
-              <w:t>AV Vmax / AV Mean PG</w:t>
+                <w:sz w:val="15"/>
+              </w:rPr>
+              <w:t>MR EROA</w:t>
             </w:r>
           </w:p>
         </w:tc>
@@ -5790,10 +5772,10 @@
             <w:tcW w:type="dxa" w:w="1008"/>
             <w:shd w:fill="F4F8FA"/>
             <w:tcMar>
-              <w:top w:w="50" w:type="dxa"/>
-              <w:bottom w:w="50" w:type="dxa"/>
-              <w:left w:w="60" w:type="dxa"/>
-              <w:right w:w="60" w:type="dxa"/>
+              <w:top w:w="45" w:type="dxa"/>
+              <w:bottom w:w="45" w:type="dxa"/>
+              <w:left w:w="50" w:type="dxa"/>
+              <w:right w:w="50" w:type="dxa"/>
             </w:tcMar>
           </w:tcPr>
           <w:p>
@@ -5804,9 +5786,9 @@
               <w:rPr>
                 <w:rFonts w:ascii="Meiryo" w:hAnsi="Meiryo"/>
                 <w:color w:val="282828"/>
-                <w:sz w:val="16"/>
-              </w:rPr>
-              <w:t>m/s, mmHg</w:t>
+                <w:sz w:val="15"/>
+              </w:rPr>
+              <w:t>cm²</w:t>
             </w:r>
           </w:p>
         </w:tc>
@@ -5815,10 +5797,10 @@
             <w:tcW w:type="dxa" w:w="3024"/>
             <w:shd w:fill="F4F8FA"/>
             <w:tcMar>
-              <w:top w:w="50" w:type="dxa"/>
-              <w:bottom w:w="50" w:type="dxa"/>
-              <w:left w:w="60" w:type="dxa"/>
-              <w:right w:w="60" w:type="dxa"/>
+              <w:top w:w="45" w:type="dxa"/>
+              <w:bottom w:w="45" w:type="dxa"/>
+              <w:left w:w="50" w:type="dxa"/>
+              <w:right w:w="50" w:type="dxa"/>
             </w:tcMar>
           </w:tcPr>
           <w:p>
@@ -5829,9 +5811,9 @@
               <w:rPr>
                 <w:rFonts w:ascii="Meiryo" w:hAnsi="Meiryo"/>
                 <w:color w:val="282828"/>
-                <w:sz w:val="16"/>
-              </w:rPr>
-              <w:t>重症AS: Vmax ≧ 4.0 m/s / Mean PG ≧ 40 mmHg</w:t>
+                <w:sz w:val="15"/>
+              </w:rPr>
+              <w:t>重症: ≧ 0.40 cm² (二次性MRでは ≧ 0.20 cm²)</w:t>
             </w:r>
           </w:p>
         </w:tc>
@@ -5842,10 +5824,10 @@
             <w:tcW w:type="dxa" w:w="1872"/>
             <w:shd w:fill="FFFFFF"/>
             <w:tcMar>
-              <w:top w:w="50" w:type="dxa"/>
-              <w:bottom w:w="50" w:type="dxa"/>
-              <w:left w:w="60" w:type="dxa"/>
-              <w:right w:w="60" w:type="dxa"/>
+              <w:top w:w="45" w:type="dxa"/>
+              <w:bottom w:w="45" w:type="dxa"/>
+              <w:left w:w="50" w:type="dxa"/>
+              <w:right w:w="50" w:type="dxa"/>
             </w:tcMar>
           </w:tcPr>
           <w:p>
@@ -5856,9 +5838,9 @@
               <w:rPr>
                 <w:rFonts w:ascii="Meiryo" w:hAnsi="Meiryo"/>
                 <w:color w:val="282828"/>
-                <w:sz w:val="16"/>
-              </w:rPr>
-              <w:t>大動脈弁狭窄 AS</w:t>
+                <w:sz w:val="15"/>
+              </w:rPr>
+              <w:t>僧帽弁逆流 MR</w:t>
             </w:r>
           </w:p>
         </w:tc>
@@ -5867,10 +5849,10 @@
             <w:tcW w:type="dxa" w:w="2592"/>
             <w:shd w:fill="FFFFFF"/>
             <w:tcMar>
-              <w:top w:w="50" w:type="dxa"/>
-              <w:bottom w:w="50" w:type="dxa"/>
-              <w:left w:w="60" w:type="dxa"/>
-              <w:right w:w="60" w:type="dxa"/>
+              <w:top w:w="45" w:type="dxa"/>
+              <w:bottom w:w="45" w:type="dxa"/>
+              <w:left w:w="50" w:type="dxa"/>
+              <w:right w:w="50" w:type="dxa"/>
             </w:tcMar>
           </w:tcPr>
           <w:p>
@@ -5881,9 +5863,9 @@
               <w:rPr>
                 <w:rFonts w:ascii="Meiryo" w:hAnsi="Meiryo"/>
                 <w:color w:val="282828"/>
-                <w:sz w:val="16"/>
-              </w:rPr>
-              <w:t>大動脈弁口面積 (連続の式) / DVI</w:t>
+                <w:sz w:val="15"/>
+              </w:rPr>
+              <w:t>逆流量 (Regurgitant Volume)</w:t>
             </w:r>
           </w:p>
         </w:tc>
@@ -5892,10 +5874,10 @@
             <w:tcW w:type="dxa" w:w="2304"/>
             <w:shd w:fill="FFFFFF"/>
             <w:tcMar>
-              <w:top w:w="50" w:type="dxa"/>
-              <w:bottom w:w="50" w:type="dxa"/>
-              <w:left w:w="60" w:type="dxa"/>
-              <w:right w:w="60" w:type="dxa"/>
+              <w:top w:w="45" w:type="dxa"/>
+              <w:bottom w:w="45" w:type="dxa"/>
+              <w:left w:w="50" w:type="dxa"/>
+              <w:right w:w="50" w:type="dxa"/>
             </w:tcMar>
           </w:tcPr>
           <w:p>
@@ -5906,9 +5888,9 @@
               <w:rPr>
                 <w:rFonts w:ascii="Meiryo" w:hAnsi="Meiryo"/>
                 <w:color w:val="282828"/>
-                <w:sz w:val="16"/>
-              </w:rPr>
-              <w:t>AVA / DVI (LVOT/AV VTI)</w:t>
+                <w:sz w:val="15"/>
+              </w:rPr>
+              <w:t>MR RVol</w:t>
             </w:r>
           </w:p>
         </w:tc>
@@ -5917,10 +5899,10 @@
             <w:tcW w:type="dxa" w:w="1008"/>
             <w:shd w:fill="FFFFFF"/>
             <w:tcMar>
-              <w:top w:w="50" w:type="dxa"/>
-              <w:bottom w:w="50" w:type="dxa"/>
-              <w:left w:w="60" w:type="dxa"/>
-              <w:right w:w="60" w:type="dxa"/>
+              <w:top w:w="45" w:type="dxa"/>
+              <w:bottom w:w="45" w:type="dxa"/>
+              <w:left w:w="50" w:type="dxa"/>
+              <w:right w:w="50" w:type="dxa"/>
             </w:tcMar>
           </w:tcPr>
           <w:p>
@@ -5931,9 +5913,9 @@
               <w:rPr>
                 <w:rFonts w:ascii="Meiryo" w:hAnsi="Meiryo"/>
                 <w:color w:val="282828"/>
-                <w:sz w:val="16"/>
-              </w:rPr>
-              <w:t>cm², -</w:t>
+                <w:sz w:val="15"/>
+              </w:rPr>
+              <w:t>mL</w:t>
             </w:r>
           </w:p>
         </w:tc>
@@ -5942,10 +5924,10 @@
             <w:tcW w:type="dxa" w:w="3024"/>
             <w:shd w:fill="FFFFFF"/>
             <w:tcMar>
-              <w:top w:w="50" w:type="dxa"/>
-              <w:bottom w:w="50" w:type="dxa"/>
-              <w:left w:w="60" w:type="dxa"/>
-              <w:right w:w="60" w:type="dxa"/>
+              <w:top w:w="45" w:type="dxa"/>
+              <w:bottom w:w="45" w:type="dxa"/>
+              <w:left w:w="50" w:type="dxa"/>
+              <w:right w:w="50" w:type="dxa"/>
             </w:tcMar>
           </w:tcPr>
           <w:p>
@@ -5956,9 +5938,9 @@
               <w:rPr>
                 <w:rFonts w:ascii="Meiryo" w:hAnsi="Meiryo"/>
                 <w:color w:val="282828"/>
-                <w:sz w:val="16"/>
-              </w:rPr>
-              <w:t>重症AS: AVA &lt; 1.0 cm² (AVAi &lt; 0.6 cm²/m²), DVI &lt; 0.25</w:t>
+                <w:sz w:val="15"/>
+              </w:rPr>
+              <w:t>重症: ≧ 60 mL (二次性MRでは ≧ 30 mL)</w:t>
             </w:r>
           </w:p>
         </w:tc>
@@ -5969,10 +5951,10 @@
             <w:tcW w:type="dxa" w:w="1872"/>
             <w:shd w:fill="F4F8FA"/>
             <w:tcMar>
-              <w:top w:w="50" w:type="dxa"/>
-              <w:bottom w:w="50" w:type="dxa"/>
-              <w:left w:w="60" w:type="dxa"/>
-              <w:right w:w="60" w:type="dxa"/>
+              <w:top w:w="45" w:type="dxa"/>
+              <w:bottom w:w="45" w:type="dxa"/>
+              <w:left w:w="50" w:type="dxa"/>
+              <w:right w:w="50" w:type="dxa"/>
             </w:tcMar>
           </w:tcPr>
           <w:p>
@@ -5983,9 +5965,9 @@
               <w:rPr>
                 <w:rFonts w:ascii="Meiryo" w:hAnsi="Meiryo"/>
                 <w:color w:val="282828"/>
-                <w:sz w:val="16"/>
-              </w:rPr>
-              <w:t>僧帽弁狭窄 MS</w:t>
+                <w:sz w:val="15"/>
+              </w:rPr>
+              <w:t>僧帽弁逆流 MR</w:t>
             </w:r>
           </w:p>
         </w:tc>
@@ -5994,10 +5976,10 @@
             <w:tcW w:type="dxa" w:w="2592"/>
             <w:shd w:fill="F4F8FA"/>
             <w:tcMar>
-              <w:top w:w="50" w:type="dxa"/>
-              <w:bottom w:w="50" w:type="dxa"/>
-              <w:left w:w="60" w:type="dxa"/>
-              <w:right w:w="60" w:type="dxa"/>
+              <w:top w:w="45" w:type="dxa"/>
+              <w:bottom w:w="45" w:type="dxa"/>
+              <w:left w:w="50" w:type="dxa"/>
+              <w:right w:w="50" w:type="dxa"/>
             </w:tcMar>
           </w:tcPr>
           <w:p>
@@ -6008,9 +5990,9 @@
               <w:rPr>
                 <w:rFonts w:ascii="Meiryo" w:hAnsi="Meiryo"/>
                 <w:color w:val="282828"/>
-                <w:sz w:val="16"/>
-              </w:rPr>
-              <w:t>僧帽弁平均圧較差 / 弁口面積</w:t>
+                <w:sz w:val="15"/>
+              </w:rPr>
+              <w:t>肺静脈逆流波 (収縮期逆流)</w:t>
             </w:r>
           </w:p>
         </w:tc>
@@ -6019,10 +6001,10 @@
             <w:tcW w:type="dxa" w:w="2304"/>
             <w:shd w:fill="F4F8FA"/>
             <w:tcMar>
-              <w:top w:w="50" w:type="dxa"/>
-              <w:bottom w:w="50" w:type="dxa"/>
-              <w:left w:w="60" w:type="dxa"/>
-              <w:right w:w="60" w:type="dxa"/>
+              <w:top w:w="45" w:type="dxa"/>
+              <w:bottom w:w="45" w:type="dxa"/>
+              <w:left w:w="50" w:type="dxa"/>
+              <w:right w:w="50" w:type="dxa"/>
             </w:tcMar>
           </w:tcPr>
           <w:p>
@@ -6033,9 +6015,9 @@
               <w:rPr>
                 <w:rFonts w:ascii="Meiryo" w:hAnsi="Meiryo"/>
                 <w:color w:val="282828"/>
-                <w:sz w:val="16"/>
-              </w:rPr>
-              <w:t>MV Mean PG / MVA (PHT)</w:t>
+                <w:sz w:val="15"/>
+              </w:rPr>
+              <w:t>PV Systolic flow reversal</w:t>
             </w:r>
           </w:p>
         </w:tc>
@@ -6044,10 +6026,10 @@
             <w:tcW w:type="dxa" w:w="1008"/>
             <w:shd w:fill="F4F8FA"/>
             <w:tcMar>
-              <w:top w:w="50" w:type="dxa"/>
-              <w:bottom w:w="50" w:type="dxa"/>
-              <w:left w:w="60" w:type="dxa"/>
-              <w:right w:w="60" w:type="dxa"/>
+              <w:top w:w="45" w:type="dxa"/>
+              <w:bottom w:w="45" w:type="dxa"/>
+              <w:left w:w="50" w:type="dxa"/>
+              <w:right w:w="50" w:type="dxa"/>
             </w:tcMar>
           </w:tcPr>
           <w:p>
@@ -6058,9 +6040,9 @@
               <w:rPr>
                 <w:rFonts w:ascii="Meiryo" w:hAnsi="Meiryo"/>
                 <w:color w:val="282828"/>
-                <w:sz w:val="16"/>
-              </w:rPr>
-              <w:t>mmHg, cm²</w:t>
+                <w:sz w:val="15"/>
+              </w:rPr>
+              <w:t>-</w:t>
             </w:r>
           </w:p>
         </w:tc>
@@ -6069,10 +6051,10 @@
             <w:tcW w:type="dxa" w:w="3024"/>
             <w:shd w:fill="F4F8FA"/>
             <w:tcMar>
-              <w:top w:w="50" w:type="dxa"/>
-              <w:bottom w:w="50" w:type="dxa"/>
-              <w:left w:w="60" w:type="dxa"/>
-              <w:right w:w="60" w:type="dxa"/>
+              <w:top w:w="45" w:type="dxa"/>
+              <w:bottom w:w="45" w:type="dxa"/>
+              <w:left w:w="50" w:type="dxa"/>
+              <w:right w:w="50" w:type="dxa"/>
             </w:tcMar>
           </w:tcPr>
           <w:p>
@@ -6083,9 +6065,899 @@
               <w:rPr>
                 <w:rFonts w:ascii="Meiryo" w:hAnsi="Meiryo"/>
                 <w:color w:val="282828"/>
-                <w:sz w:val="16"/>
-              </w:rPr>
-              <w:t>重症MS: Mean PG ≧ 10 mmHg / MVA ≦ 1.5 cm²</w:t>
+                <w:sz w:val="15"/>
+              </w:rPr>
+              <w:t>重症: 肺静脈血流で収縮期逆流 (S波の陰転化)</w:t>
+            </w:r>
+          </w:p>
+        </w:tc>
+      </w:tr>
+      <w:tr>
+        <w:tc>
+          <w:tcPr>
+            <w:tcW w:type="dxa" w:w="1872"/>
+            <w:shd w:fill="FFFFFF"/>
+            <w:tcMar>
+              <w:top w:w="45" w:type="dxa"/>
+              <w:bottom w:w="45" w:type="dxa"/>
+              <w:left w:w="50" w:type="dxa"/>
+              <w:right w:w="50" w:type="dxa"/>
+            </w:tcMar>
+          </w:tcPr>
+          <w:p>
+            <w:pPr>
+              <w:jc w:val="left"/>
+            </w:pPr>
+            <w:r>
+              <w:rPr>
+                <w:rFonts w:ascii="Meiryo" w:hAnsi="Meiryo"/>
+                <w:color w:val="282828"/>
+                <w:sz w:val="15"/>
+              </w:rPr>
+              <w:t>三尖弁逆流 TR</w:t>
+            </w:r>
+          </w:p>
+        </w:tc>
+        <w:tc>
+          <w:tcPr>
+            <w:tcW w:type="dxa" w:w="2592"/>
+            <w:shd w:fill="FFFFFF"/>
+            <w:tcMar>
+              <w:top w:w="45" w:type="dxa"/>
+              <w:bottom w:w="45" w:type="dxa"/>
+              <w:left w:w="50" w:type="dxa"/>
+              <w:right w:w="50" w:type="dxa"/>
+            </w:tcMar>
+          </w:tcPr>
+          <w:p>
+            <w:pPr>
+              <w:jc w:val="left"/>
+            </w:pPr>
+            <w:r>
+              <w:rPr>
+                <w:rFonts w:ascii="Meiryo" w:hAnsi="Meiryo"/>
+                <w:color w:val="282828"/>
+                <w:sz w:val="15"/>
+              </w:rPr>
+              <w:t>三尖弁逆流最高流速 / 最大PG</w:t>
+            </w:r>
+          </w:p>
+        </w:tc>
+        <w:tc>
+          <w:tcPr>
+            <w:tcW w:type="dxa" w:w="2304"/>
+            <w:shd w:fill="FFFFFF"/>
+            <w:tcMar>
+              <w:top w:w="45" w:type="dxa"/>
+              <w:bottom w:w="45" w:type="dxa"/>
+              <w:left w:w="50" w:type="dxa"/>
+              <w:right w:w="50" w:type="dxa"/>
+            </w:tcMar>
+          </w:tcPr>
+          <w:p>
+            <w:pPr>
+              <w:jc w:val="center"/>
+            </w:pPr>
+            <w:r>
+              <w:rPr>
+                <w:rFonts w:ascii="Meiryo" w:hAnsi="Meiryo"/>
+                <w:color w:val="282828"/>
+                <w:sz w:val="15"/>
+              </w:rPr>
+              <w:t>TR Vmax / TR max PG</w:t>
+            </w:r>
+          </w:p>
+        </w:tc>
+        <w:tc>
+          <w:tcPr>
+            <w:tcW w:type="dxa" w:w="1008"/>
+            <w:shd w:fill="FFFFFF"/>
+            <w:tcMar>
+              <w:top w:w="45" w:type="dxa"/>
+              <w:bottom w:w="45" w:type="dxa"/>
+              <w:left w:w="50" w:type="dxa"/>
+              <w:right w:w="50" w:type="dxa"/>
+            </w:tcMar>
+          </w:tcPr>
+          <w:p>
+            <w:pPr>
+              <w:jc w:val="center"/>
+            </w:pPr>
+            <w:r>
+              <w:rPr>
+                <w:rFonts w:ascii="Meiryo" w:hAnsi="Meiryo"/>
+                <w:color w:val="282828"/>
+                <w:sz w:val="15"/>
+              </w:rPr>
+              <w:t>m/s, mmHg</w:t>
+            </w:r>
+          </w:p>
+        </w:tc>
+        <w:tc>
+          <w:tcPr>
+            <w:tcW w:type="dxa" w:w="3024"/>
+            <w:shd w:fill="FFFFFF"/>
+            <w:tcMar>
+              <w:top w:w="45" w:type="dxa"/>
+              <w:bottom w:w="45" w:type="dxa"/>
+              <w:left w:w="50" w:type="dxa"/>
+              <w:right w:w="50" w:type="dxa"/>
+            </w:tcMar>
+          </w:tcPr>
+          <w:p>
+            <w:pPr>
+              <w:jc w:val="left"/>
+            </w:pPr>
+            <w:r>
+              <w:rPr>
+                <w:rFonts w:ascii="Meiryo" w:hAnsi="Meiryo"/>
+                <w:color w:val="282828"/>
+                <w:sz w:val="15"/>
+              </w:rPr>
+              <w:t>肺動脈圧推定の基幹 (Vmax &gt; 2.8 m/s でPH疑い)</w:t>
+            </w:r>
+          </w:p>
+        </w:tc>
+      </w:tr>
+      <w:tr>
+        <w:tc>
+          <w:tcPr>
+            <w:tcW w:type="dxa" w:w="1872"/>
+            <w:shd w:fill="F4F8FA"/>
+            <w:tcMar>
+              <w:top w:w="45" w:type="dxa"/>
+              <w:bottom w:w="45" w:type="dxa"/>
+              <w:left w:w="50" w:type="dxa"/>
+              <w:right w:w="50" w:type="dxa"/>
+            </w:tcMar>
+          </w:tcPr>
+          <w:p>
+            <w:pPr>
+              <w:jc w:val="left"/>
+            </w:pPr>
+            <w:r>
+              <w:rPr>
+                <w:rFonts w:ascii="Meiryo" w:hAnsi="Meiryo"/>
+                <w:color w:val="282828"/>
+                <w:sz w:val="15"/>
+              </w:rPr>
+              <w:t>三尖弁逆流 TR</w:t>
+            </w:r>
+          </w:p>
+        </w:tc>
+        <w:tc>
+          <w:tcPr>
+            <w:tcW w:type="dxa" w:w="2592"/>
+            <w:shd w:fill="F4F8FA"/>
+            <w:tcMar>
+              <w:top w:w="45" w:type="dxa"/>
+              <w:bottom w:w="45" w:type="dxa"/>
+              <w:left w:w="50" w:type="dxa"/>
+              <w:right w:w="50" w:type="dxa"/>
+            </w:tcMar>
+          </w:tcPr>
+          <w:p>
+            <w:pPr>
+              <w:jc w:val="left"/>
+            </w:pPr>
+            <w:r>
+              <w:rPr>
+                <w:rFonts w:ascii="Meiryo" w:hAnsi="Meiryo"/>
+                <w:color w:val="282828"/>
+                <w:sz w:val="15"/>
+              </w:rPr>
+              <w:t>TR Vena Contracta 幅 (VC)</w:t>
+            </w:r>
+          </w:p>
+        </w:tc>
+        <w:tc>
+          <w:tcPr>
+            <w:tcW w:type="dxa" w:w="2304"/>
+            <w:shd w:fill="F4F8FA"/>
+            <w:tcMar>
+              <w:top w:w="45" w:type="dxa"/>
+              <w:bottom w:w="45" w:type="dxa"/>
+              <w:left w:w="50" w:type="dxa"/>
+              <w:right w:w="50" w:type="dxa"/>
+            </w:tcMar>
+          </w:tcPr>
+          <w:p>
+            <w:pPr>
+              <w:jc w:val="center"/>
+            </w:pPr>
+            <w:r>
+              <w:rPr>
+                <w:rFonts w:ascii="Meiryo" w:hAnsi="Meiryo"/>
+                <w:color w:val="282828"/>
+                <w:sz w:val="15"/>
+              </w:rPr>
+              <w:t>TR VC width</w:t>
+            </w:r>
+          </w:p>
+        </w:tc>
+        <w:tc>
+          <w:tcPr>
+            <w:tcW w:type="dxa" w:w="1008"/>
+            <w:shd w:fill="F4F8FA"/>
+            <w:tcMar>
+              <w:top w:w="45" w:type="dxa"/>
+              <w:bottom w:w="45" w:type="dxa"/>
+              <w:left w:w="50" w:type="dxa"/>
+              <w:right w:w="50" w:type="dxa"/>
+            </w:tcMar>
+          </w:tcPr>
+          <w:p>
+            <w:pPr>
+              <w:jc w:val="center"/>
+            </w:pPr>
+            <w:r>
+              <w:rPr>
+                <w:rFonts w:ascii="Meiryo" w:hAnsi="Meiryo"/>
+                <w:color w:val="282828"/>
+                <w:sz w:val="15"/>
+              </w:rPr>
+              <w:t>mm</w:t>
+            </w:r>
+          </w:p>
+        </w:tc>
+        <w:tc>
+          <w:tcPr>
+            <w:tcW w:type="dxa" w:w="3024"/>
+            <w:shd w:fill="F4F8FA"/>
+            <w:tcMar>
+              <w:top w:w="45" w:type="dxa"/>
+              <w:bottom w:w="45" w:type="dxa"/>
+              <w:left w:w="50" w:type="dxa"/>
+              <w:right w:w="50" w:type="dxa"/>
+            </w:tcMar>
+          </w:tcPr>
+          <w:p>
+            <w:pPr>
+              <w:jc w:val="left"/>
+            </w:pPr>
+            <w:r>
+              <w:rPr>
+                <w:rFonts w:ascii="Meiryo" w:hAnsi="Meiryo"/>
+                <w:color w:val="282828"/>
+                <w:sz w:val="15"/>
+              </w:rPr>
+              <w:t>重症: ≧ 7.0 mm (Massive 14-20, Torrential ≧21)</w:t>
+            </w:r>
+          </w:p>
+        </w:tc>
+      </w:tr>
+      <w:tr>
+        <w:tc>
+          <w:tcPr>
+            <w:tcW w:type="dxa" w:w="1872"/>
+            <w:shd w:fill="FFFFFF"/>
+            <w:tcMar>
+              <w:top w:w="45" w:type="dxa"/>
+              <w:bottom w:w="45" w:type="dxa"/>
+              <w:left w:w="50" w:type="dxa"/>
+              <w:right w:w="50" w:type="dxa"/>
+            </w:tcMar>
+          </w:tcPr>
+          <w:p>
+            <w:pPr>
+              <w:jc w:val="left"/>
+            </w:pPr>
+            <w:r>
+              <w:rPr>
+                <w:rFonts w:ascii="Meiryo" w:hAnsi="Meiryo"/>
+                <w:color w:val="282828"/>
+                <w:sz w:val="15"/>
+              </w:rPr>
+              <w:t>三尖弁逆流 TR</w:t>
+            </w:r>
+          </w:p>
+        </w:tc>
+        <w:tc>
+          <w:tcPr>
+            <w:tcW w:type="dxa" w:w="2592"/>
+            <w:shd w:fill="FFFFFF"/>
+            <w:tcMar>
+              <w:top w:w="45" w:type="dxa"/>
+              <w:bottom w:w="45" w:type="dxa"/>
+              <w:left w:w="50" w:type="dxa"/>
+              <w:right w:w="50" w:type="dxa"/>
+            </w:tcMar>
+          </w:tcPr>
+          <w:p>
+            <w:pPr>
+              <w:jc w:val="left"/>
+            </w:pPr>
+            <w:r>
+              <w:rPr>
+                <w:rFonts w:ascii="Meiryo" w:hAnsi="Meiryo"/>
+                <w:b/>
+                <w:color w:val="B41414"/>
+                <w:sz w:val="15"/>
+              </w:rPr>
+              <w:t>TR PISA EROA / 逆流量</w:t>
+            </w:r>
+          </w:p>
+        </w:tc>
+        <w:tc>
+          <w:tcPr>
+            <w:tcW w:type="dxa" w:w="2304"/>
+            <w:shd w:fill="FFFFFF"/>
+            <w:tcMar>
+              <w:top w:w="45" w:type="dxa"/>
+              <w:bottom w:w="45" w:type="dxa"/>
+              <w:left w:w="50" w:type="dxa"/>
+              <w:right w:w="50" w:type="dxa"/>
+            </w:tcMar>
+          </w:tcPr>
+          <w:p>
+            <w:pPr>
+              <w:jc w:val="center"/>
+            </w:pPr>
+            <w:r>
+              <w:rPr>
+                <w:rFonts w:ascii="Meiryo" w:hAnsi="Meiryo"/>
+                <w:color w:val="282828"/>
+                <w:sz w:val="15"/>
+              </w:rPr>
+              <w:t>TR EROA / TR RVol</w:t>
+            </w:r>
+          </w:p>
+        </w:tc>
+        <w:tc>
+          <w:tcPr>
+            <w:tcW w:type="dxa" w:w="1008"/>
+            <w:shd w:fill="FFFFFF"/>
+            <w:tcMar>
+              <w:top w:w="45" w:type="dxa"/>
+              <w:bottom w:w="45" w:type="dxa"/>
+              <w:left w:w="50" w:type="dxa"/>
+              <w:right w:w="50" w:type="dxa"/>
+            </w:tcMar>
+          </w:tcPr>
+          <w:p>
+            <w:pPr>
+              <w:jc w:val="center"/>
+            </w:pPr>
+            <w:r>
+              <w:rPr>
+                <w:rFonts w:ascii="Meiryo" w:hAnsi="Meiryo"/>
+                <w:color w:val="282828"/>
+                <w:sz w:val="15"/>
+              </w:rPr>
+              <w:t>cm², mL</w:t>
+            </w:r>
+          </w:p>
+        </w:tc>
+        <w:tc>
+          <w:tcPr>
+            <w:tcW w:type="dxa" w:w="3024"/>
+            <w:shd w:fill="FFFFFF"/>
+            <w:tcMar>
+              <w:top w:w="45" w:type="dxa"/>
+              <w:bottom w:w="45" w:type="dxa"/>
+              <w:left w:w="50" w:type="dxa"/>
+              <w:right w:w="50" w:type="dxa"/>
+            </w:tcMar>
+          </w:tcPr>
+          <w:p>
+            <w:pPr>
+              <w:jc w:val="left"/>
+            </w:pPr>
+            <w:r>
+              <w:rPr>
+                <w:rFonts w:ascii="Meiryo" w:hAnsi="Meiryo"/>
+                <w:color w:val="282828"/>
+                <w:sz w:val="15"/>
+              </w:rPr>
+              <w:t>重症: EROA ≧ 0.40 cm² / RVol ≧ 45 mL</w:t>
+            </w:r>
+          </w:p>
+        </w:tc>
+      </w:tr>
+      <w:tr>
+        <w:tc>
+          <w:tcPr>
+            <w:tcW w:type="dxa" w:w="1872"/>
+            <w:shd w:fill="F4F8FA"/>
+            <w:tcMar>
+              <w:top w:w="45" w:type="dxa"/>
+              <w:bottom w:w="45" w:type="dxa"/>
+              <w:left w:w="50" w:type="dxa"/>
+              <w:right w:w="50" w:type="dxa"/>
+            </w:tcMar>
+          </w:tcPr>
+          <w:p>
+            <w:pPr>
+              <w:jc w:val="left"/>
+            </w:pPr>
+            <w:r>
+              <w:rPr>
+                <w:rFonts w:ascii="Meiryo" w:hAnsi="Meiryo"/>
+                <w:color w:val="282828"/>
+                <w:sz w:val="15"/>
+              </w:rPr>
+              <w:t>三尖弁逆流 TR</w:t>
+            </w:r>
+          </w:p>
+        </w:tc>
+        <w:tc>
+          <w:tcPr>
+            <w:tcW w:type="dxa" w:w="2592"/>
+            <w:shd w:fill="F4F8FA"/>
+            <w:tcMar>
+              <w:top w:w="45" w:type="dxa"/>
+              <w:bottom w:w="45" w:type="dxa"/>
+              <w:left w:w="50" w:type="dxa"/>
+              <w:right w:w="50" w:type="dxa"/>
+            </w:tcMar>
+          </w:tcPr>
+          <w:p>
+            <w:pPr>
+              <w:jc w:val="left"/>
+            </w:pPr>
+            <w:r>
+              <w:rPr>
+                <w:rFonts w:ascii="Meiryo" w:hAnsi="Meiryo"/>
+                <w:color w:val="282828"/>
+                <w:sz w:val="15"/>
+              </w:rPr>
+              <w:t>肝静脈収縮期逆流波</w:t>
+            </w:r>
+          </w:p>
+        </w:tc>
+        <w:tc>
+          <w:tcPr>
+            <w:tcW w:type="dxa" w:w="2304"/>
+            <w:shd w:fill="F4F8FA"/>
+            <w:tcMar>
+              <w:top w:w="45" w:type="dxa"/>
+              <w:bottom w:w="45" w:type="dxa"/>
+              <w:left w:w="50" w:type="dxa"/>
+              <w:right w:w="50" w:type="dxa"/>
+            </w:tcMar>
+          </w:tcPr>
+          <w:p>
+            <w:pPr>
+              <w:jc w:val="center"/>
+            </w:pPr>
+            <w:r>
+              <w:rPr>
+                <w:rFonts w:ascii="Meiryo" w:hAnsi="Meiryo"/>
+                <w:color w:val="282828"/>
+                <w:sz w:val="15"/>
+              </w:rPr>
+              <w:t>Hepatic vein flow reversal</w:t>
+            </w:r>
+          </w:p>
+        </w:tc>
+        <w:tc>
+          <w:tcPr>
+            <w:tcW w:type="dxa" w:w="1008"/>
+            <w:shd w:fill="F4F8FA"/>
+            <w:tcMar>
+              <w:top w:w="45" w:type="dxa"/>
+              <w:bottom w:w="45" w:type="dxa"/>
+              <w:left w:w="50" w:type="dxa"/>
+              <w:right w:w="50" w:type="dxa"/>
+            </w:tcMar>
+          </w:tcPr>
+          <w:p>
+            <w:pPr>
+              <w:jc w:val="center"/>
+            </w:pPr>
+            <w:r>
+              <w:rPr>
+                <w:rFonts w:ascii="Meiryo" w:hAnsi="Meiryo"/>
+                <w:color w:val="282828"/>
+                <w:sz w:val="15"/>
+              </w:rPr>
+              <w:t>-</w:t>
+            </w:r>
+          </w:p>
+        </w:tc>
+        <w:tc>
+          <w:tcPr>
+            <w:tcW w:type="dxa" w:w="3024"/>
+            <w:shd w:fill="F4F8FA"/>
+            <w:tcMar>
+              <w:top w:w="45" w:type="dxa"/>
+              <w:bottom w:w="45" w:type="dxa"/>
+              <w:left w:w="50" w:type="dxa"/>
+              <w:right w:w="50" w:type="dxa"/>
+            </w:tcMar>
+          </w:tcPr>
+          <w:p>
+            <w:pPr>
+              <w:jc w:val="left"/>
+            </w:pPr>
+            <w:r>
+              <w:rPr>
+                <w:rFonts w:ascii="Meiryo" w:hAnsi="Meiryo"/>
+                <w:color w:val="282828"/>
+                <w:sz w:val="15"/>
+              </w:rPr>
+              <w:t>重症: 肝静脈波形での収縮期逆流 (Blunting/Reversal)</w:t>
+            </w:r>
+          </w:p>
+        </w:tc>
+      </w:tr>
+      <w:tr>
+        <w:tc>
+          <w:tcPr>
+            <w:tcW w:type="dxa" w:w="1872"/>
+            <w:shd w:fill="FFFFFF"/>
+            <w:tcMar>
+              <w:top w:w="45" w:type="dxa"/>
+              <w:bottom w:w="45" w:type="dxa"/>
+              <w:left w:w="50" w:type="dxa"/>
+              <w:right w:w="50" w:type="dxa"/>
+            </w:tcMar>
+          </w:tcPr>
+          <w:p>
+            <w:pPr>
+              <w:jc w:val="left"/>
+            </w:pPr>
+            <w:r>
+              <w:rPr>
+                <w:rFonts w:ascii="Meiryo" w:hAnsi="Meiryo"/>
+                <w:color w:val="282828"/>
+                <w:sz w:val="15"/>
+              </w:rPr>
+              <w:t>肺動脈弁逆流 PR</w:t>
+            </w:r>
+          </w:p>
+        </w:tc>
+        <w:tc>
+          <w:tcPr>
+            <w:tcW w:type="dxa" w:w="2592"/>
+            <w:shd w:fill="FFFFFF"/>
+            <w:tcMar>
+              <w:top w:w="45" w:type="dxa"/>
+              <w:bottom w:w="45" w:type="dxa"/>
+              <w:left w:w="50" w:type="dxa"/>
+              <w:right w:w="50" w:type="dxa"/>
+            </w:tcMar>
+          </w:tcPr>
+          <w:p>
+            <w:pPr>
+              <w:jc w:val="left"/>
+            </w:pPr>
+            <w:r>
+              <w:rPr>
+                <w:rFonts w:ascii="Meiryo" w:hAnsi="Meiryo"/>
+                <w:color w:val="282828"/>
+                <w:sz w:val="15"/>
+              </w:rPr>
+              <w:t>PR peak vel / end-diastolic vel</w:t>
+            </w:r>
+          </w:p>
+        </w:tc>
+        <w:tc>
+          <w:tcPr>
+            <w:tcW w:type="dxa" w:w="2304"/>
+            <w:shd w:fill="FFFFFF"/>
+            <w:tcMar>
+              <w:top w:w="45" w:type="dxa"/>
+              <w:bottom w:w="45" w:type="dxa"/>
+              <w:left w:w="50" w:type="dxa"/>
+              <w:right w:w="50" w:type="dxa"/>
+            </w:tcMar>
+          </w:tcPr>
+          <w:p>
+            <w:pPr>
+              <w:jc w:val="center"/>
+            </w:pPr>
+            <w:r>
+              <w:rPr>
+                <w:rFonts w:ascii="Meiryo" w:hAnsi="Meiryo"/>
+                <w:color w:val="282828"/>
+                <w:sz w:val="15"/>
+              </w:rPr>
+              <w:t>PR peak vel / PRed vel</w:t>
+            </w:r>
+          </w:p>
+        </w:tc>
+        <w:tc>
+          <w:tcPr>
+            <w:tcW w:type="dxa" w:w="1008"/>
+            <w:shd w:fill="FFFFFF"/>
+            <w:tcMar>
+              <w:top w:w="45" w:type="dxa"/>
+              <w:bottom w:w="45" w:type="dxa"/>
+              <w:left w:w="50" w:type="dxa"/>
+              <w:right w:w="50" w:type="dxa"/>
+            </w:tcMar>
+          </w:tcPr>
+          <w:p>
+            <w:pPr>
+              <w:jc w:val="center"/>
+            </w:pPr>
+            <w:r>
+              <w:rPr>
+                <w:rFonts w:ascii="Meiryo" w:hAnsi="Meiryo"/>
+                <w:color w:val="282828"/>
+                <w:sz w:val="15"/>
+              </w:rPr>
+              <w:t>m/s</w:t>
+            </w:r>
+          </w:p>
+        </w:tc>
+        <w:tc>
+          <w:tcPr>
+            <w:tcW w:type="dxa" w:w="3024"/>
+            <w:shd w:fill="FFFFFF"/>
+            <w:tcMar>
+              <w:top w:w="45" w:type="dxa"/>
+              <w:bottom w:w="45" w:type="dxa"/>
+              <w:left w:w="50" w:type="dxa"/>
+              <w:right w:w="50" w:type="dxa"/>
+            </w:tcMar>
+          </w:tcPr>
+          <w:p>
+            <w:pPr>
+              <w:jc w:val="left"/>
+            </w:pPr>
+            <w:r>
+              <w:rPr>
+                <w:rFonts w:ascii="Meiryo" w:hAnsi="Meiryo"/>
+                <w:color w:val="282828"/>
+                <w:sz w:val="15"/>
+              </w:rPr>
+              <w:t>平均肺動脈圧 (mPAP) ＆ 拡張期圧 (PADP) 推定</w:t>
+            </w:r>
+          </w:p>
+        </w:tc>
+      </w:tr>
+      <w:tr>
+        <w:tc>
+          <w:tcPr>
+            <w:tcW w:type="dxa" w:w="1872"/>
+            <w:shd w:fill="F4F8FA"/>
+            <w:tcMar>
+              <w:top w:w="45" w:type="dxa"/>
+              <w:bottom w:w="45" w:type="dxa"/>
+              <w:left w:w="50" w:type="dxa"/>
+              <w:right w:w="50" w:type="dxa"/>
+            </w:tcMar>
+          </w:tcPr>
+          <w:p>
+            <w:pPr>
+              <w:jc w:val="left"/>
+            </w:pPr>
+            <w:r>
+              <w:rPr>
+                <w:rFonts w:ascii="Meiryo" w:hAnsi="Meiryo"/>
+                <w:color w:val="282828"/>
+                <w:sz w:val="15"/>
+              </w:rPr>
+              <w:t>肺動脈弁逆流 PR</w:t>
+            </w:r>
+          </w:p>
+        </w:tc>
+        <w:tc>
+          <w:tcPr>
+            <w:tcW w:type="dxa" w:w="2592"/>
+            <w:shd w:fill="F4F8FA"/>
+            <w:tcMar>
+              <w:top w:w="45" w:type="dxa"/>
+              <w:bottom w:w="45" w:type="dxa"/>
+              <w:left w:w="50" w:type="dxa"/>
+              <w:right w:w="50" w:type="dxa"/>
+            </w:tcMar>
+          </w:tcPr>
+          <w:p>
+            <w:pPr>
+              <w:jc w:val="left"/>
+            </w:pPr>
+            <w:r>
+              <w:rPr>
+                <w:rFonts w:ascii="Meiryo" w:hAnsi="Meiryo"/>
+                <w:color w:val="282828"/>
+                <w:sz w:val="15"/>
+              </w:rPr>
+              <w:t>PR 圧半減時間 (PHT)</w:t>
+            </w:r>
+          </w:p>
+        </w:tc>
+        <w:tc>
+          <w:tcPr>
+            <w:tcW w:type="dxa" w:w="2304"/>
+            <w:shd w:fill="F4F8FA"/>
+            <w:tcMar>
+              <w:top w:w="45" w:type="dxa"/>
+              <w:bottom w:w="45" w:type="dxa"/>
+              <w:left w:w="50" w:type="dxa"/>
+              <w:right w:w="50" w:type="dxa"/>
+            </w:tcMar>
+          </w:tcPr>
+          <w:p>
+            <w:pPr>
+              <w:jc w:val="center"/>
+            </w:pPr>
+            <w:r>
+              <w:rPr>
+                <w:rFonts w:ascii="Meiryo" w:hAnsi="Meiryo"/>
+                <w:color w:val="282828"/>
+                <w:sz w:val="15"/>
+              </w:rPr>
+              <w:t>PR PHT</w:t>
+            </w:r>
+          </w:p>
+        </w:tc>
+        <w:tc>
+          <w:tcPr>
+            <w:tcW w:type="dxa" w:w="1008"/>
+            <w:shd w:fill="F4F8FA"/>
+            <w:tcMar>
+              <w:top w:w="45" w:type="dxa"/>
+              <w:bottom w:w="45" w:type="dxa"/>
+              <w:left w:w="50" w:type="dxa"/>
+              <w:right w:w="50" w:type="dxa"/>
+            </w:tcMar>
+          </w:tcPr>
+          <w:p>
+            <w:pPr>
+              <w:jc w:val="center"/>
+            </w:pPr>
+            <w:r>
+              <w:rPr>
+                <w:rFonts w:ascii="Meiryo" w:hAnsi="Meiryo"/>
+                <w:color w:val="282828"/>
+                <w:sz w:val="15"/>
+              </w:rPr>
+              <w:t>ms</w:t>
+            </w:r>
+          </w:p>
+        </w:tc>
+        <w:tc>
+          <w:tcPr>
+            <w:tcW w:type="dxa" w:w="3024"/>
+            <w:shd w:fill="F4F8FA"/>
+            <w:tcMar>
+              <w:top w:w="45" w:type="dxa"/>
+              <w:bottom w:w="45" w:type="dxa"/>
+              <w:left w:w="50" w:type="dxa"/>
+              <w:right w:w="50" w:type="dxa"/>
+            </w:tcMar>
+          </w:tcPr>
+          <w:p>
+            <w:pPr>
+              <w:jc w:val="left"/>
+            </w:pPr>
+            <w:r>
+              <w:rPr>
+                <w:rFonts w:ascii="Meiryo" w:hAnsi="Meiryo"/>
+                <w:color w:val="282828"/>
+                <w:sz w:val="15"/>
+              </w:rPr>
+              <w:t>重症: &lt; 100 ms で急峻な減衰 (Severe PR)</w:t>
+            </w:r>
+          </w:p>
+        </w:tc>
+      </w:tr>
+      <w:tr>
+        <w:tc>
+          <w:tcPr>
+            <w:tcW w:type="dxa" w:w="1872"/>
+            <w:shd w:fill="FFFFFF"/>
+            <w:tcMar>
+              <w:top w:w="45" w:type="dxa"/>
+              <w:bottom w:w="45" w:type="dxa"/>
+              <w:left w:w="50" w:type="dxa"/>
+              <w:right w:w="50" w:type="dxa"/>
+            </w:tcMar>
+          </w:tcPr>
+          <w:p>
+            <w:pPr>
+              <w:jc w:val="left"/>
+            </w:pPr>
+            <w:r>
+              <w:rPr>
+                <w:rFonts w:ascii="Meiryo" w:hAnsi="Meiryo"/>
+                <w:color w:val="282828"/>
+                <w:sz w:val="15"/>
+              </w:rPr>
+              <w:t>肺動脈弁逆流 PR</w:t>
+            </w:r>
+          </w:p>
+        </w:tc>
+        <w:tc>
+          <w:tcPr>
+            <w:tcW w:type="dxa" w:w="2592"/>
+            <w:shd w:fill="FFFFFF"/>
+            <w:tcMar>
+              <w:top w:w="45" w:type="dxa"/>
+              <w:bottom w:w="45" w:type="dxa"/>
+              <w:left w:w="50" w:type="dxa"/>
+              <w:right w:w="50" w:type="dxa"/>
+            </w:tcMar>
+          </w:tcPr>
+          <w:p>
+            <w:pPr>
+              <w:jc w:val="left"/>
+            </w:pPr>
+            <w:r>
+              <w:rPr>
+                <w:rFonts w:ascii="Meiryo" w:hAnsi="Meiryo"/>
+                <w:color w:val="282828"/>
+                <w:sz w:val="15"/>
+              </w:rPr>
+              <w:t>PR Index (持続時間比)</w:t>
+            </w:r>
+          </w:p>
+        </w:tc>
+        <w:tc>
+          <w:tcPr>
+            <w:tcW w:type="dxa" w:w="2304"/>
+            <w:shd w:fill="FFFFFF"/>
+            <w:tcMar>
+              <w:top w:w="45" w:type="dxa"/>
+              <w:bottom w:w="45" w:type="dxa"/>
+              <w:left w:w="50" w:type="dxa"/>
+              <w:right w:w="50" w:type="dxa"/>
+            </w:tcMar>
+          </w:tcPr>
+          <w:p>
+            <w:pPr>
+              <w:jc w:val="center"/>
+            </w:pPr>
+            <w:r>
+              <w:rPr>
+                <w:rFonts w:ascii="Meiryo" w:hAnsi="Meiryo"/>
+                <w:color w:val="282828"/>
+                <w:sz w:val="15"/>
+              </w:rPr>
+              <w:t>PR Index (PR dur / Diastole)</w:t>
+            </w:r>
+          </w:p>
+        </w:tc>
+        <w:tc>
+          <w:tcPr>
+            <w:tcW w:type="dxa" w:w="1008"/>
+            <w:shd w:fill="FFFFFF"/>
+            <w:tcMar>
+              <w:top w:w="45" w:type="dxa"/>
+              <w:bottom w:w="45" w:type="dxa"/>
+              <w:left w:w="50" w:type="dxa"/>
+              <w:right w:w="50" w:type="dxa"/>
+            </w:tcMar>
+          </w:tcPr>
+          <w:p>
+            <w:pPr>
+              <w:jc w:val="center"/>
+            </w:pPr>
+            <w:r>
+              <w:rPr>
+                <w:rFonts w:ascii="Meiryo" w:hAnsi="Meiryo"/>
+                <w:color w:val="282828"/>
+                <w:sz w:val="15"/>
+              </w:rPr>
+              <w:t>-</w:t>
+            </w:r>
+          </w:p>
+        </w:tc>
+        <w:tc>
+          <w:tcPr>
+            <w:tcW w:type="dxa" w:w="3024"/>
+            <w:shd w:fill="FFFFFF"/>
+            <w:tcMar>
+              <w:top w:w="45" w:type="dxa"/>
+              <w:bottom w:w="45" w:type="dxa"/>
+              <w:left w:w="50" w:type="dxa"/>
+              <w:right w:w="50" w:type="dxa"/>
+            </w:tcMar>
+          </w:tcPr>
+          <w:p>
+            <w:pPr>
+              <w:jc w:val="left"/>
+            </w:pPr>
+            <w:r>
+              <w:rPr>
+                <w:rFonts w:ascii="Meiryo" w:hAnsi="Meiryo"/>
+                <w:color w:val="282828"/>
+                <w:sz w:val="15"/>
+              </w:rPr>
+              <w:t>重症: &lt; 0.77 (拡張期の早期に血流途絶)</w:t>
             </w:r>
           </w:p>
         </w:tc>
@@ -6093,16 +6965,16 @@
     </w:tbl>
     <w:p>
       <w:pPr>
-        <w:spacing w:before="160" w:after="40"/>
+        <w:spacing w:before="140" w:after="40"/>
       </w:pPr>
       <w:r>
         <w:rPr>
           <w:rFonts w:ascii="Meiryo" w:hAnsi="Meiryo"/>
           <w:b/>
           <w:color w:val="005AA0"/>
-          <w:sz w:val="22"/>
+          <w:sz w:val="21"/>
         </w:rPr>
-        <w:t>5. 📏 右室機能・下大静脈・大動脈基部計測</w:t>
+        <w:t>5. 🫁 先進血行動態指標（Qp/Qs・PVR・RV-PAカップリング）</w:t>
       </w:r>
     </w:p>
     <w:tbl>
@@ -6120,11 +6992,11 @@
         </w:tblBorders>
       </w:tblPr>
       <w:tblGrid>
-        <w:gridCol w:w="2189"/>
-        <w:gridCol w:w="2189"/>
-        <w:gridCol w:w="2189"/>
-        <w:gridCol w:w="2189"/>
-        <w:gridCol w:w="2189"/>
+        <w:gridCol w:w="2218"/>
+        <w:gridCol w:w="2218"/>
+        <w:gridCol w:w="2218"/>
+        <w:gridCol w:w="2218"/>
+        <w:gridCol w:w="2218"/>
       </w:tblGrid>
       <w:tr>
         <w:tc>
@@ -6132,10 +7004,10 @@
             <w:tcW w:type="dxa" w:w="1872"/>
             <w:shd w:fill="005691"/>
             <w:tcMar>
-              <w:top w:w="80" w:type="dxa"/>
-              <w:bottom w:w="80" w:type="dxa"/>
-              <w:left w:w="60" w:type="dxa"/>
-              <w:right w:w="60" w:type="dxa"/>
+              <w:top w:w="70" w:type="dxa"/>
+              <w:bottom w:w="70" w:type="dxa"/>
+              <w:left w:w="50" w:type="dxa"/>
+              <w:right w:w="50" w:type="dxa"/>
             </w:tcMar>
           </w:tcPr>
           <w:p>
@@ -6147,9 +7019,9 @@
                 <w:rFonts w:ascii="Meiryo" w:hAnsi="Meiryo"/>
                 <w:b/>
                 <w:color w:val="FFFFFF"/>
-                <w:sz w:val="17"/>
-              </w:rPr>
-              <w:t>評価領域</w:t>
+                <w:sz w:val="16"/>
+              </w:rPr>
+              <w:t>演算領域</w:t>
             </w:r>
           </w:p>
         </w:tc>
@@ -6158,10 +7030,10 @@
             <w:tcW w:type="dxa" w:w="2592"/>
             <w:shd w:fill="005691"/>
             <w:tcMar>
-              <w:top w:w="80" w:type="dxa"/>
-              <w:bottom w:w="80" w:type="dxa"/>
-              <w:left w:w="60" w:type="dxa"/>
-              <w:right w:w="60" w:type="dxa"/>
+              <w:top w:w="70" w:type="dxa"/>
+              <w:bottom w:w="70" w:type="dxa"/>
+              <w:left w:w="50" w:type="dxa"/>
+              <w:right w:w="50" w:type="dxa"/>
             </w:tcMar>
           </w:tcPr>
           <w:p>
@@ -6173,7 +7045,7 @@
                 <w:rFonts w:ascii="Meiryo" w:hAnsi="Meiryo"/>
                 <w:b/>
                 <w:color w:val="FFFFFF"/>
-                <w:sz w:val="17"/>
+                <w:sz w:val="16"/>
               </w:rPr>
               <w:t>SR連携推奨項目</w:t>
             </w:r>
@@ -6184,10 +7056,10 @@
             <w:tcW w:type="dxa" w:w="2304"/>
             <w:shd w:fill="005691"/>
             <w:tcMar>
-              <w:top w:w="80" w:type="dxa"/>
-              <w:bottom w:w="80" w:type="dxa"/>
-              <w:left w:w="60" w:type="dxa"/>
-              <w:right w:w="60" w:type="dxa"/>
+              <w:top w:w="70" w:type="dxa"/>
+              <w:bottom w:w="70" w:type="dxa"/>
+              <w:left w:w="50" w:type="dxa"/>
+              <w:right w:w="50" w:type="dxa"/>
             </w:tcMar>
           </w:tcPr>
           <w:p>
@@ -6199,7 +7071,7 @@
                 <w:rFonts w:ascii="Meiryo" w:hAnsi="Meiryo"/>
                 <w:b/>
                 <w:color w:val="FFFFFF"/>
-                <w:sz w:val="17"/>
+                <w:sz w:val="16"/>
               </w:rPr>
               <w:t>英語表記 / DICOMタグ</w:t>
             </w:r>
@@ -6210,10 +7082,10 @@
             <w:tcW w:type="dxa" w:w="1008"/>
             <w:shd w:fill="005691"/>
             <w:tcMar>
-              <w:top w:w="80" w:type="dxa"/>
-              <w:bottom w:w="80" w:type="dxa"/>
-              <w:left w:w="60" w:type="dxa"/>
-              <w:right w:w="60" w:type="dxa"/>
+              <w:top w:w="70" w:type="dxa"/>
+              <w:bottom w:w="70" w:type="dxa"/>
+              <w:left w:w="50" w:type="dxa"/>
+              <w:right w:w="50" w:type="dxa"/>
             </w:tcMar>
           </w:tcPr>
           <w:p>
@@ -6225,7 +7097,7 @@
                 <w:rFonts w:ascii="Meiryo" w:hAnsi="Meiryo"/>
                 <w:b/>
                 <w:color w:val="FFFFFF"/>
-                <w:sz w:val="17"/>
+                <w:sz w:val="16"/>
               </w:rPr>
               <w:t>単位</w:t>
             </w:r>
@@ -6236,10 +7108,10 @@
             <w:tcW w:type="dxa" w:w="3024"/>
             <w:shd w:fill="005691"/>
             <w:tcMar>
-              <w:top w:w="80" w:type="dxa"/>
-              <w:bottom w:w="80" w:type="dxa"/>
-              <w:left w:w="60" w:type="dxa"/>
-              <w:right w:w="60" w:type="dxa"/>
+              <w:top w:w="70" w:type="dxa"/>
+              <w:bottom w:w="70" w:type="dxa"/>
+              <w:left w:w="50" w:type="dxa"/>
+              <w:right w:w="50" w:type="dxa"/>
             </w:tcMar>
           </w:tcPr>
           <w:p>
@@ -6251,9 +7123,9 @@
                 <w:rFonts w:ascii="Meiryo" w:hAnsi="Meiryo"/>
                 <w:b/>
                 <w:color w:val="FFFFFF"/>
-                <w:sz w:val="17"/>
-              </w:rPr>
-              <w:t>判定基準・カットオフ</w:t>
+                <w:sz w:val="16"/>
+              </w:rPr>
+              <w:t>計算ロジック・臨床判断基準</w:t>
             </w:r>
           </w:p>
         </w:tc>
@@ -6264,10 +7136,10 @@
             <w:tcW w:type="dxa" w:w="1872"/>
             <w:shd w:fill="FFFFFF"/>
             <w:tcMar>
-              <w:top w:w="50" w:type="dxa"/>
-              <w:bottom w:w="50" w:type="dxa"/>
-              <w:left w:w="60" w:type="dxa"/>
-              <w:right w:w="60" w:type="dxa"/>
+              <w:top w:w="45" w:type="dxa"/>
+              <w:bottom w:w="45" w:type="dxa"/>
+              <w:left w:w="50" w:type="dxa"/>
+              <w:right w:w="50" w:type="dxa"/>
             </w:tcMar>
           </w:tcPr>
           <w:p>
@@ -6278,9 +7150,9 @@
               <w:rPr>
                 <w:rFonts w:ascii="Meiryo" w:hAnsi="Meiryo"/>
                 <w:color w:val="282828"/>
-                <w:sz w:val="16"/>
-              </w:rPr>
-              <w:t>右室収縮能</w:t>
+                <w:sz w:val="15"/>
+              </w:rPr>
+              <w:t>シャント率 (Qp/Qs)</w:t>
             </w:r>
           </w:p>
         </w:tc>
@@ -6289,10 +7161,10 @@
             <w:tcW w:type="dxa" w:w="2592"/>
             <w:shd w:fill="FFFFFF"/>
             <w:tcMar>
-              <w:top w:w="50" w:type="dxa"/>
-              <w:bottom w:w="50" w:type="dxa"/>
-              <w:left w:w="60" w:type="dxa"/>
-              <w:right w:w="60" w:type="dxa"/>
+              <w:top w:w="45" w:type="dxa"/>
+              <w:bottom w:w="45" w:type="dxa"/>
+              <w:left w:w="50" w:type="dxa"/>
+              <w:right w:w="50" w:type="dxa"/>
             </w:tcMar>
           </w:tcPr>
           <w:p>
@@ -6302,10 +7174,11 @@
             <w:r>
               <w:rPr>
                 <w:rFonts w:ascii="Meiryo" w:hAnsi="Meiryo"/>
-                <w:color w:val="282828"/>
-                <w:sz w:val="16"/>
-              </w:rPr>
-              <w:t>三尖弁輪収縮期移動距離</w:t>
+                <w:b/>
+                <w:color w:val="B41414"/>
+                <w:sz w:val="15"/>
+              </w:rPr>
+              <w:t>肺体血流比 (Qp/Qs)</w:t>
             </w:r>
           </w:p>
         </w:tc>
@@ -6314,10 +7187,10 @@
             <w:tcW w:type="dxa" w:w="2304"/>
             <w:shd w:fill="FFFFFF"/>
             <w:tcMar>
-              <w:top w:w="50" w:type="dxa"/>
-              <w:bottom w:w="50" w:type="dxa"/>
-              <w:left w:w="60" w:type="dxa"/>
-              <w:right w:w="60" w:type="dxa"/>
+              <w:top w:w="45" w:type="dxa"/>
+              <w:bottom w:w="45" w:type="dxa"/>
+              <w:left w:w="50" w:type="dxa"/>
+              <w:right w:w="50" w:type="dxa"/>
             </w:tcMar>
           </w:tcPr>
           <w:p>
@@ -6328,9 +7201,9 @@
               <w:rPr>
                 <w:rFonts w:ascii="Meiryo" w:hAnsi="Meiryo"/>
                 <w:color w:val="282828"/>
-                <w:sz w:val="16"/>
-              </w:rPr>
-              <w:t>TAPSE</w:t>
+                <w:sz w:val="15"/>
+              </w:rPr>
+              <w:t>Qp/Qs ratio</w:t>
             </w:r>
           </w:p>
         </w:tc>
@@ -6339,10 +7212,10 @@
             <w:tcW w:type="dxa" w:w="1008"/>
             <w:shd w:fill="FFFFFF"/>
             <w:tcMar>
-              <w:top w:w="50" w:type="dxa"/>
-              <w:bottom w:w="50" w:type="dxa"/>
-              <w:left w:w="60" w:type="dxa"/>
-              <w:right w:w="60" w:type="dxa"/>
+              <w:top w:w="45" w:type="dxa"/>
+              <w:bottom w:w="45" w:type="dxa"/>
+              <w:left w:w="50" w:type="dxa"/>
+              <w:right w:w="50" w:type="dxa"/>
             </w:tcMar>
           </w:tcPr>
           <w:p>
@@ -6353,9 +7226,9 @@
               <w:rPr>
                 <w:rFonts w:ascii="Meiryo" w:hAnsi="Meiryo"/>
                 <w:color w:val="282828"/>
-                <w:sz w:val="16"/>
-              </w:rPr>
-              <w:t>mm</w:t>
+                <w:sz w:val="15"/>
+              </w:rPr>
+              <w:t>-</w:t>
             </w:r>
           </w:p>
         </w:tc>
@@ -6364,10 +7237,10 @@
             <w:tcW w:type="dxa" w:w="3024"/>
             <w:shd w:fill="FFFFFF"/>
             <w:tcMar>
-              <w:top w:w="50" w:type="dxa"/>
-              <w:bottom w:w="50" w:type="dxa"/>
-              <w:left w:w="60" w:type="dxa"/>
-              <w:right w:w="60" w:type="dxa"/>
+              <w:top w:w="45" w:type="dxa"/>
+              <w:bottom w:w="45" w:type="dxa"/>
+              <w:left w:w="50" w:type="dxa"/>
+              <w:right w:w="50" w:type="dxa"/>
             </w:tcMar>
           </w:tcPr>
           <w:p>
@@ -6378,9 +7251,9 @@
               <w:rPr>
                 <w:rFonts w:ascii="Meiryo" w:hAnsi="Meiryo"/>
                 <w:color w:val="282828"/>
-                <w:sz w:val="16"/>
-              </w:rPr>
-              <w:t>&lt; 17 mm で右室収縮能低下</w:t>
+                <w:sz w:val="15"/>
+              </w:rPr>
+              <w:t>ASD/VSD/PDAの評価。正常 1.0, &gt; 1.5 で閉鎖適応</w:t>
             </w:r>
           </w:p>
         </w:tc>
@@ -6391,10 +7264,10 @@
             <w:tcW w:type="dxa" w:w="1872"/>
             <w:shd w:fill="F4F8FA"/>
             <w:tcMar>
-              <w:top w:w="50" w:type="dxa"/>
-              <w:bottom w:w="50" w:type="dxa"/>
-              <w:left w:w="60" w:type="dxa"/>
-              <w:right w:w="60" w:type="dxa"/>
+              <w:top w:w="45" w:type="dxa"/>
+              <w:bottom w:w="45" w:type="dxa"/>
+              <w:left w:w="50" w:type="dxa"/>
+              <w:right w:w="50" w:type="dxa"/>
             </w:tcMar>
           </w:tcPr>
           <w:p>
@@ -6405,9 +7278,9 @@
               <w:rPr>
                 <w:rFonts w:ascii="Meiryo" w:hAnsi="Meiryo"/>
                 <w:color w:val="282828"/>
-                <w:sz w:val="16"/>
-              </w:rPr>
-              <w:t>右室収縮能</w:t>
+                <w:sz w:val="15"/>
+              </w:rPr>
+              <w:t>Qp/Qs 基礎データ</w:t>
             </w:r>
           </w:p>
         </w:tc>
@@ -6416,10 +7289,10 @@
             <w:tcW w:type="dxa" w:w="2592"/>
             <w:shd w:fill="F4F8FA"/>
             <w:tcMar>
-              <w:top w:w="50" w:type="dxa"/>
-              <w:bottom w:w="50" w:type="dxa"/>
-              <w:left w:w="60" w:type="dxa"/>
-              <w:right w:w="60" w:type="dxa"/>
+              <w:top w:w="45" w:type="dxa"/>
+              <w:bottom w:w="45" w:type="dxa"/>
+              <w:left w:w="50" w:type="dxa"/>
+              <w:right w:w="50" w:type="dxa"/>
             </w:tcMar>
           </w:tcPr>
           <w:p>
@@ -6430,9 +7303,9 @@
               <w:rPr>
                 <w:rFonts w:ascii="Meiryo" w:hAnsi="Meiryo"/>
                 <w:color w:val="282828"/>
-                <w:sz w:val="16"/>
-              </w:rPr>
-              <w:t>組織ドプラ三尖弁輪収縮速度</w:t>
+                <w:sz w:val="15"/>
+              </w:rPr>
+              <w:t>右室流出道径 / RVOT VTI</w:t>
             </w:r>
           </w:p>
         </w:tc>
@@ -6441,10 +7314,10 @@
             <w:tcW w:type="dxa" w:w="2304"/>
             <w:shd w:fill="F4F8FA"/>
             <w:tcMar>
-              <w:top w:w="50" w:type="dxa"/>
-              <w:bottom w:w="50" w:type="dxa"/>
-              <w:left w:w="60" w:type="dxa"/>
-              <w:right w:w="60" w:type="dxa"/>
+              <w:top w:w="45" w:type="dxa"/>
+              <w:bottom w:w="45" w:type="dxa"/>
+              <w:left w:w="50" w:type="dxa"/>
+              <w:right w:w="50" w:type="dxa"/>
             </w:tcMar>
           </w:tcPr>
           <w:p>
@@ -6455,9 +7328,9 @@
               <w:rPr>
                 <w:rFonts w:ascii="Meiryo" w:hAnsi="Meiryo"/>
                 <w:color w:val="282828"/>
-                <w:sz w:val="16"/>
-              </w:rPr>
-              <w:t>RV s' (TDI S')</w:t>
+                <w:sz w:val="15"/>
+              </w:rPr>
+              <w:t>RVOT diam / RVOT VTI</w:t>
             </w:r>
           </w:p>
         </w:tc>
@@ -6466,10 +7339,10 @@
             <w:tcW w:type="dxa" w:w="1008"/>
             <w:shd w:fill="F4F8FA"/>
             <w:tcMar>
-              <w:top w:w="50" w:type="dxa"/>
-              <w:bottom w:w="50" w:type="dxa"/>
-              <w:left w:w="60" w:type="dxa"/>
-              <w:right w:w="60" w:type="dxa"/>
+              <w:top w:w="45" w:type="dxa"/>
+              <w:bottom w:w="45" w:type="dxa"/>
+              <w:left w:w="50" w:type="dxa"/>
+              <w:right w:w="50" w:type="dxa"/>
             </w:tcMar>
           </w:tcPr>
           <w:p>
@@ -6480,9 +7353,9 @@
               <w:rPr>
                 <w:rFonts w:ascii="Meiryo" w:hAnsi="Meiryo"/>
                 <w:color w:val="282828"/>
-                <w:sz w:val="16"/>
-              </w:rPr>
-              <w:t>cm/s</w:t>
+                <w:sz w:val="15"/>
+              </w:rPr>
+              <w:t>mm, cm</w:t>
             </w:r>
           </w:p>
         </w:tc>
@@ -6491,10 +7364,10 @@
             <w:tcW w:type="dxa" w:w="3024"/>
             <w:shd w:fill="F4F8FA"/>
             <w:tcMar>
-              <w:top w:w="50" w:type="dxa"/>
-              <w:bottom w:w="50" w:type="dxa"/>
-              <w:left w:w="60" w:type="dxa"/>
-              <w:right w:w="60" w:type="dxa"/>
+              <w:top w:w="45" w:type="dxa"/>
+              <w:bottom w:w="45" w:type="dxa"/>
+              <w:left w:w="50" w:type="dxa"/>
+              <w:right w:w="50" w:type="dxa"/>
             </w:tcMar>
           </w:tcPr>
           <w:p>
@@ -6505,9 +7378,9 @@
               <w:rPr>
                 <w:rFonts w:ascii="Meiryo" w:hAnsi="Meiryo"/>
                 <w:color w:val="282828"/>
-                <w:sz w:val="16"/>
-              </w:rPr>
-              <w:t>&lt; 9.5 cm/s で右室収縮能低下</w:t>
+                <w:sz w:val="15"/>
+              </w:rPr>
+              <w:t>Qp (肺血流量) 算出のための必須計測</w:t>
             </w:r>
           </w:p>
         </w:tc>
@@ -6518,10 +7391,10 @@
             <w:tcW w:type="dxa" w:w="1872"/>
             <w:shd w:fill="FFFFFF"/>
             <w:tcMar>
-              <w:top w:w="50" w:type="dxa"/>
-              <w:bottom w:w="50" w:type="dxa"/>
-              <w:left w:w="60" w:type="dxa"/>
-              <w:right w:w="60" w:type="dxa"/>
+              <w:top w:w="45" w:type="dxa"/>
+              <w:bottom w:w="45" w:type="dxa"/>
+              <w:left w:w="50" w:type="dxa"/>
+              <w:right w:w="50" w:type="dxa"/>
             </w:tcMar>
           </w:tcPr>
           <w:p>
@@ -6532,9 +7405,9 @@
               <w:rPr>
                 <w:rFonts w:ascii="Meiryo" w:hAnsi="Meiryo"/>
                 <w:color w:val="282828"/>
-                <w:sz w:val="16"/>
-              </w:rPr>
-              <w:t>右室収縮能</w:t>
+                <w:sz w:val="15"/>
+              </w:rPr>
+              <w:t>Qp/Qs 基礎データ</w:t>
             </w:r>
           </w:p>
         </w:tc>
@@ -6543,10 +7416,10 @@
             <w:tcW w:type="dxa" w:w="2592"/>
             <w:shd w:fill="FFFFFF"/>
             <w:tcMar>
-              <w:top w:w="50" w:type="dxa"/>
-              <w:bottom w:w="50" w:type="dxa"/>
-              <w:left w:w="60" w:type="dxa"/>
-              <w:right w:w="60" w:type="dxa"/>
+              <w:top w:w="45" w:type="dxa"/>
+              <w:bottom w:w="45" w:type="dxa"/>
+              <w:left w:w="50" w:type="dxa"/>
+              <w:right w:w="50" w:type="dxa"/>
             </w:tcMar>
           </w:tcPr>
           <w:p>
@@ -6557,9 +7430,9 @@
               <w:rPr>
                 <w:rFonts w:ascii="Meiryo" w:hAnsi="Meiryo"/>
                 <w:color w:val="282828"/>
-                <w:sz w:val="16"/>
-              </w:rPr>
-              <w:t>右室面積変化率</w:t>
+                <w:sz w:val="15"/>
+              </w:rPr>
+              <w:t>左室流出道径 / LVOT VTI</w:t>
             </w:r>
           </w:p>
         </w:tc>
@@ -6568,10 +7441,10 @@
             <w:tcW w:type="dxa" w:w="2304"/>
             <w:shd w:fill="FFFFFF"/>
             <w:tcMar>
-              <w:top w:w="50" w:type="dxa"/>
-              <w:bottom w:w="50" w:type="dxa"/>
-              <w:left w:w="60" w:type="dxa"/>
-              <w:right w:w="60" w:type="dxa"/>
+              <w:top w:w="45" w:type="dxa"/>
+              <w:bottom w:w="45" w:type="dxa"/>
+              <w:left w:w="50" w:type="dxa"/>
+              <w:right w:w="50" w:type="dxa"/>
             </w:tcMar>
           </w:tcPr>
           <w:p>
@@ -6582,9 +7455,9 @@
               <w:rPr>
                 <w:rFonts w:ascii="Meiryo" w:hAnsi="Meiryo"/>
                 <w:color w:val="282828"/>
-                <w:sz w:val="16"/>
-              </w:rPr>
-              <w:t>RV FAC</w:t>
+                <w:sz w:val="15"/>
+              </w:rPr>
+              <w:t>LVOT diam / LVOT VTI</w:t>
             </w:r>
           </w:p>
         </w:tc>
@@ -6593,10 +7466,10 @@
             <w:tcW w:type="dxa" w:w="1008"/>
             <w:shd w:fill="FFFFFF"/>
             <w:tcMar>
-              <w:top w:w="50" w:type="dxa"/>
-              <w:bottom w:w="50" w:type="dxa"/>
-              <w:left w:w="60" w:type="dxa"/>
-              <w:right w:w="60" w:type="dxa"/>
+              <w:top w:w="45" w:type="dxa"/>
+              <w:bottom w:w="45" w:type="dxa"/>
+              <w:left w:w="50" w:type="dxa"/>
+              <w:right w:w="50" w:type="dxa"/>
             </w:tcMar>
           </w:tcPr>
           <w:p>
@@ -6607,9 +7480,9 @@
               <w:rPr>
                 <w:rFonts w:ascii="Meiryo" w:hAnsi="Meiryo"/>
                 <w:color w:val="282828"/>
-                <w:sz w:val="16"/>
-              </w:rPr>
-              <w:t>%</w:t>
+                <w:sz w:val="15"/>
+              </w:rPr>
+              <w:t>mm, cm</w:t>
             </w:r>
           </w:p>
         </w:tc>
@@ -6618,10 +7491,10 @@
             <w:tcW w:type="dxa" w:w="3024"/>
             <w:shd w:fill="FFFFFF"/>
             <w:tcMar>
-              <w:top w:w="50" w:type="dxa"/>
-              <w:bottom w:w="50" w:type="dxa"/>
-              <w:left w:w="60" w:type="dxa"/>
-              <w:right w:w="60" w:type="dxa"/>
+              <w:top w:w="45" w:type="dxa"/>
+              <w:bottom w:w="45" w:type="dxa"/>
+              <w:left w:w="50" w:type="dxa"/>
+              <w:right w:w="50" w:type="dxa"/>
             </w:tcMar>
           </w:tcPr>
           <w:p>
@@ -6632,9 +7505,9 @@
               <w:rPr>
                 <w:rFonts w:ascii="Meiryo" w:hAnsi="Meiryo"/>
                 <w:color w:val="282828"/>
-                <w:sz w:val="16"/>
-              </w:rPr>
-              <w:t>&lt; 35 % で右室機能低下</w:t>
+                <w:sz w:val="15"/>
+              </w:rPr>
+              <w:t>Qs (体血流量) 算出のための必須計測</w:t>
             </w:r>
           </w:p>
         </w:tc>
@@ -6645,10 +7518,10 @@
             <w:tcW w:type="dxa" w:w="1872"/>
             <w:shd w:fill="F4F8FA"/>
             <w:tcMar>
-              <w:top w:w="50" w:type="dxa"/>
-              <w:bottom w:w="50" w:type="dxa"/>
-              <w:left w:w="60" w:type="dxa"/>
-              <w:right w:w="60" w:type="dxa"/>
+              <w:top w:w="45" w:type="dxa"/>
+              <w:bottom w:w="45" w:type="dxa"/>
+              <w:left w:w="50" w:type="dxa"/>
+              <w:right w:w="50" w:type="dxa"/>
             </w:tcMar>
           </w:tcPr>
           <w:p>
@@ -6659,9 +7532,9 @@
               <w:rPr>
                 <w:rFonts w:ascii="Meiryo" w:hAnsi="Meiryo"/>
                 <w:color w:val="282828"/>
-                <w:sz w:val="16"/>
-              </w:rPr>
-              <w:t>右室心筋機能</w:t>
+                <w:sz w:val="15"/>
+              </w:rPr>
+              <w:t>肺血管抵抗 (PVR)</w:t>
             </w:r>
           </w:p>
         </w:tc>
@@ -6670,10 +7543,10 @@
             <w:tcW w:type="dxa" w:w="2592"/>
             <w:shd w:fill="F4F8FA"/>
             <w:tcMar>
-              <w:top w:w="50" w:type="dxa"/>
-              <w:bottom w:w="50" w:type="dxa"/>
-              <w:left w:w="60" w:type="dxa"/>
-              <w:right w:w="60" w:type="dxa"/>
+              <w:top w:w="45" w:type="dxa"/>
+              <w:bottom w:w="45" w:type="dxa"/>
+              <w:left w:w="50" w:type="dxa"/>
+              <w:right w:w="50" w:type="dxa"/>
             </w:tcMar>
           </w:tcPr>
           <w:p>
@@ -6684,9 +7557,9 @@
               <w:rPr>
                 <w:rFonts w:ascii="Meiryo" w:hAnsi="Meiryo"/>
                 <w:color w:val="282828"/>
-                <w:sz w:val="16"/>
-              </w:rPr>
-              <w:t>右室 Tei Index (MPI)</w:t>
+                <w:sz w:val="15"/>
+              </w:rPr>
+              <w:t>肺血管抵抗 (Abbas推定式)</w:t>
             </w:r>
           </w:p>
         </w:tc>
@@ -6695,10 +7568,10 @@
             <w:tcW w:type="dxa" w:w="2304"/>
             <w:shd w:fill="F4F8FA"/>
             <w:tcMar>
-              <w:top w:w="50" w:type="dxa"/>
-              <w:bottom w:w="50" w:type="dxa"/>
-              <w:left w:w="60" w:type="dxa"/>
-              <w:right w:w="60" w:type="dxa"/>
+              <w:top w:w="45" w:type="dxa"/>
+              <w:bottom w:w="45" w:type="dxa"/>
+              <w:left w:w="50" w:type="dxa"/>
+              <w:right w:w="50" w:type="dxa"/>
             </w:tcMar>
           </w:tcPr>
           <w:p>
@@ -6709,9 +7582,9 @@
               <w:rPr>
                 <w:rFonts w:ascii="Meiryo" w:hAnsi="Meiryo"/>
                 <w:color w:val="282828"/>
-                <w:sz w:val="16"/>
-              </w:rPr>
-              <w:t>RV Tei Index (MPI)</w:t>
+                <w:sz w:val="15"/>
+              </w:rPr>
+              <w:t>PVR (Wood Units)</w:t>
             </w:r>
           </w:p>
         </w:tc>
@@ -6720,10 +7593,10 @@
             <w:tcW w:type="dxa" w:w="1008"/>
             <w:shd w:fill="F4F8FA"/>
             <w:tcMar>
-              <w:top w:w="50" w:type="dxa"/>
-              <w:bottom w:w="50" w:type="dxa"/>
-              <w:left w:w="60" w:type="dxa"/>
-              <w:right w:w="60" w:type="dxa"/>
+              <w:top w:w="45" w:type="dxa"/>
+              <w:bottom w:w="45" w:type="dxa"/>
+              <w:left w:w="50" w:type="dxa"/>
+              <w:right w:w="50" w:type="dxa"/>
             </w:tcMar>
           </w:tcPr>
           <w:p>
@@ -6734,9 +7607,9 @@
               <w:rPr>
                 <w:rFonts w:ascii="Meiryo" w:hAnsi="Meiryo"/>
                 <w:color w:val="282828"/>
-                <w:sz w:val="16"/>
-              </w:rPr>
-              <w:t>-</w:t>
+                <w:sz w:val="15"/>
+              </w:rPr>
+              <w:t>Wood U</w:t>
             </w:r>
           </w:p>
         </w:tc>
@@ -6745,10 +7618,10 @@
             <w:tcW w:type="dxa" w:w="3024"/>
             <w:shd w:fill="F4F8FA"/>
             <w:tcMar>
-              <w:top w:w="50" w:type="dxa"/>
-              <w:bottom w:w="50" w:type="dxa"/>
-              <w:left w:w="60" w:type="dxa"/>
-              <w:right w:w="60" w:type="dxa"/>
+              <w:top w:w="45" w:type="dxa"/>
+              <w:bottom w:w="45" w:type="dxa"/>
+              <w:left w:w="50" w:type="dxa"/>
+              <w:right w:w="50" w:type="dxa"/>
             </w:tcMar>
           </w:tcPr>
           <w:p>
@@ -6759,9 +7632,9 @@
               <w:rPr>
                 <w:rFonts w:ascii="Meiryo" w:hAnsi="Meiryo"/>
                 <w:color w:val="282828"/>
-                <w:sz w:val="16"/>
-              </w:rPr>
-              <w:t>組織ドプラで &gt; 0.54 (パルスで &gt; 0.43) で機能低下</w:t>
+                <w:sz w:val="15"/>
+              </w:rPr>
+              <w:t>正常 &lt; 2.0, &gt; 3.0 で前毛細管性肺高血圧 (毛細血管病変)</w:t>
             </w:r>
           </w:p>
         </w:tc>
@@ -6772,10 +7645,10 @@
             <w:tcW w:type="dxa" w:w="1872"/>
             <w:shd w:fill="FFFFFF"/>
             <w:tcMar>
-              <w:top w:w="50" w:type="dxa"/>
-              <w:bottom w:w="50" w:type="dxa"/>
-              <w:left w:w="60" w:type="dxa"/>
-              <w:right w:w="60" w:type="dxa"/>
+              <w:top w:w="45" w:type="dxa"/>
+              <w:bottom w:w="45" w:type="dxa"/>
+              <w:left w:w="50" w:type="dxa"/>
+              <w:right w:w="50" w:type="dxa"/>
             </w:tcMar>
           </w:tcPr>
           <w:p>
@@ -6786,9 +7659,9 @@
               <w:rPr>
                 <w:rFonts w:ascii="Meiryo" w:hAnsi="Meiryo"/>
                 <w:color w:val="282828"/>
-                <w:sz w:val="16"/>
-              </w:rPr>
-              <w:t>下大静脈 IVC</w:t>
+                <w:sz w:val="15"/>
+              </w:rPr>
+              <w:t>右室PA連関</w:t>
             </w:r>
           </w:p>
         </w:tc>
@@ -6797,10 +7670,10 @@
             <w:tcW w:type="dxa" w:w="2592"/>
             <w:shd w:fill="FFFFFF"/>
             <w:tcMar>
-              <w:top w:w="50" w:type="dxa"/>
-              <w:bottom w:w="50" w:type="dxa"/>
-              <w:left w:w="60" w:type="dxa"/>
-              <w:right w:w="60" w:type="dxa"/>
+              <w:top w:w="45" w:type="dxa"/>
+              <w:bottom w:w="45" w:type="dxa"/>
+              <w:left w:w="50" w:type="dxa"/>
+              <w:right w:w="50" w:type="dxa"/>
             </w:tcMar>
           </w:tcPr>
           <w:p>
@@ -6811,9 +7684,9 @@
               <w:rPr>
                 <w:rFonts w:ascii="Meiryo" w:hAnsi="Meiryo"/>
                 <w:color w:val="282828"/>
-                <w:sz w:val="16"/>
-              </w:rPr>
-              <w:t>下大静脈最大径 / 虚脱率</w:t>
+                <w:sz w:val="15"/>
+              </w:rPr>
+              <w:t>TAPSE / PASP 比 (カップリング)</w:t>
             </w:r>
           </w:p>
         </w:tc>
@@ -6822,10 +7695,10 @@
             <w:tcW w:type="dxa" w:w="2304"/>
             <w:shd w:fill="FFFFFF"/>
             <w:tcMar>
-              <w:top w:w="50" w:type="dxa"/>
-              <w:bottom w:w="50" w:type="dxa"/>
-              <w:left w:w="60" w:type="dxa"/>
-              <w:right w:w="60" w:type="dxa"/>
+              <w:top w:w="45" w:type="dxa"/>
+              <w:bottom w:w="45" w:type="dxa"/>
+              <w:left w:w="50" w:type="dxa"/>
+              <w:right w:w="50" w:type="dxa"/>
             </w:tcMar>
           </w:tcPr>
           <w:p>
@@ -6836,9 +7709,9 @@
               <w:rPr>
                 <w:rFonts w:ascii="Meiryo" w:hAnsi="Meiryo"/>
                 <w:color w:val="282828"/>
-                <w:sz w:val="16"/>
-              </w:rPr>
-              <w:t>IVCd max / IVC Collapse</w:t>
+                <w:sz w:val="15"/>
+              </w:rPr>
+              <w:t>TAPSE/PASP ratio</w:t>
             </w:r>
           </w:p>
         </w:tc>
@@ -6847,10 +7720,10 @@
             <w:tcW w:type="dxa" w:w="1008"/>
             <w:shd w:fill="FFFFFF"/>
             <w:tcMar>
-              <w:top w:w="50" w:type="dxa"/>
-              <w:bottom w:w="50" w:type="dxa"/>
-              <w:left w:w="60" w:type="dxa"/>
-              <w:right w:w="60" w:type="dxa"/>
+              <w:top w:w="45" w:type="dxa"/>
+              <w:bottom w:w="45" w:type="dxa"/>
+              <w:left w:w="50" w:type="dxa"/>
+              <w:right w:w="50" w:type="dxa"/>
             </w:tcMar>
           </w:tcPr>
           <w:p>
@@ -6861,9 +7734,9 @@
               <w:rPr>
                 <w:rFonts w:ascii="Meiryo" w:hAnsi="Meiryo"/>
                 <w:color w:val="282828"/>
-                <w:sz w:val="16"/>
-              </w:rPr>
-              <w:t>mm, %</w:t>
+                <w:sz w:val="15"/>
+              </w:rPr>
+              <w:t>mm/mmHg</w:t>
             </w:r>
           </w:p>
         </w:tc>
@@ -6872,10 +7745,10 @@
             <w:tcW w:type="dxa" w:w="3024"/>
             <w:shd w:fill="FFFFFF"/>
             <w:tcMar>
-              <w:top w:w="50" w:type="dxa"/>
-              <w:bottom w:w="50" w:type="dxa"/>
-              <w:left w:w="60" w:type="dxa"/>
-              <w:right w:w="60" w:type="dxa"/>
+              <w:top w:w="45" w:type="dxa"/>
+              <w:bottom w:w="45" w:type="dxa"/>
+              <w:left w:w="50" w:type="dxa"/>
+              <w:right w:w="50" w:type="dxa"/>
             </w:tcMar>
           </w:tcPr>
           <w:p>
@@ -6886,9 +7759,9 @@
               <w:rPr>
                 <w:rFonts w:ascii="Meiryo" w:hAnsi="Meiryo"/>
                 <w:color w:val="282828"/>
-                <w:sz w:val="16"/>
-              </w:rPr>
-              <w:t>&gt; 21 mm ＆ 虚脱率 &lt; 50% で右房圧上昇 (RAP 15mmHg)</w:t>
+                <w:sz w:val="15"/>
+              </w:rPr>
+              <w:t>右室後負荷不整合の指標。正常 &gt; 0.55, 予後不良 &lt; 0.36</w:t>
             </w:r>
           </w:p>
         </w:tc>
@@ -6899,10 +7772,10 @@
             <w:tcW w:type="dxa" w:w="1872"/>
             <w:shd w:fill="F4F8FA"/>
             <w:tcMar>
-              <w:top w:w="50" w:type="dxa"/>
-              <w:bottom w:w="50" w:type="dxa"/>
-              <w:left w:w="60" w:type="dxa"/>
-              <w:right w:w="60" w:type="dxa"/>
+              <w:top w:w="45" w:type="dxa"/>
+              <w:bottom w:w="45" w:type="dxa"/>
+              <w:left w:w="50" w:type="dxa"/>
+              <w:right w:w="50" w:type="dxa"/>
             </w:tcMar>
           </w:tcPr>
           <w:p>
@@ -6913,9 +7786,9 @@
               <w:rPr>
                 <w:rFonts w:ascii="Meiryo" w:hAnsi="Meiryo"/>
                 <w:color w:val="282828"/>
-                <w:sz w:val="16"/>
-              </w:rPr>
-              <w:t>自動演算</w:t>
+                <w:sz w:val="15"/>
+              </w:rPr>
+              <w:t>右室心筋機能</w:t>
             </w:r>
           </w:p>
         </w:tc>
@@ -6924,10 +7797,10 @@
             <w:tcW w:type="dxa" w:w="2592"/>
             <w:shd w:fill="F4F8FA"/>
             <w:tcMar>
-              <w:top w:w="50" w:type="dxa"/>
-              <w:bottom w:w="50" w:type="dxa"/>
-              <w:left w:w="60" w:type="dxa"/>
-              <w:right w:w="60" w:type="dxa"/>
+              <w:top w:w="45" w:type="dxa"/>
+              <w:bottom w:w="45" w:type="dxa"/>
+              <w:left w:w="50" w:type="dxa"/>
+              <w:right w:w="50" w:type="dxa"/>
             </w:tcMar>
           </w:tcPr>
           <w:p>
@@ -6938,9 +7811,9 @@
               <w:rPr>
                 <w:rFonts w:ascii="Meiryo" w:hAnsi="Meiryo"/>
                 <w:color w:val="282828"/>
-                <w:sz w:val="16"/>
-              </w:rPr>
-              <w:t>推定右房圧 / 推定肺動脈収縮期圧</w:t>
+                <w:sz w:val="15"/>
+              </w:rPr>
+              <w:t>右室 Tei Index (MPI)</w:t>
             </w:r>
           </w:p>
         </w:tc>
@@ -6949,10 +7822,10 @@
             <w:tcW w:type="dxa" w:w="2304"/>
             <w:shd w:fill="F4F8FA"/>
             <w:tcMar>
-              <w:top w:w="50" w:type="dxa"/>
-              <w:bottom w:w="50" w:type="dxa"/>
-              <w:left w:w="60" w:type="dxa"/>
-              <w:right w:w="60" w:type="dxa"/>
+              <w:top w:w="45" w:type="dxa"/>
+              <w:bottom w:w="45" w:type="dxa"/>
+              <w:left w:w="50" w:type="dxa"/>
+              <w:right w:w="50" w:type="dxa"/>
             </w:tcMar>
           </w:tcPr>
           <w:p>
@@ -6963,9 +7836,9 @@
               <w:rPr>
                 <w:rFonts w:ascii="Meiryo" w:hAnsi="Meiryo"/>
                 <w:color w:val="282828"/>
-                <w:sz w:val="16"/>
-              </w:rPr>
-              <w:t>RAP / PASP (TR-PG + RAP)</w:t>
+                <w:sz w:val="15"/>
+              </w:rPr>
+              <w:t>RV Tei Index (MPI)</w:t>
             </w:r>
           </w:p>
         </w:tc>
@@ -6974,10 +7847,10 @@
             <w:tcW w:type="dxa" w:w="1008"/>
             <w:shd w:fill="F4F8FA"/>
             <w:tcMar>
-              <w:top w:w="50" w:type="dxa"/>
-              <w:bottom w:w="50" w:type="dxa"/>
-              <w:left w:w="60" w:type="dxa"/>
-              <w:right w:w="60" w:type="dxa"/>
+              <w:top w:w="45" w:type="dxa"/>
+              <w:bottom w:w="45" w:type="dxa"/>
+              <w:left w:w="50" w:type="dxa"/>
+              <w:right w:w="50" w:type="dxa"/>
             </w:tcMar>
           </w:tcPr>
           <w:p>
@@ -6988,9 +7861,9 @@
               <w:rPr>
                 <w:rFonts w:ascii="Meiryo" w:hAnsi="Meiryo"/>
                 <w:color w:val="282828"/>
-                <w:sz w:val="16"/>
-              </w:rPr>
-              <w:t>mmHg</w:t>
+                <w:sz w:val="15"/>
+              </w:rPr>
+              <w:t>-</w:t>
             </w:r>
           </w:p>
         </w:tc>
@@ -6999,10 +7872,10 @@
             <w:tcW w:type="dxa" w:w="3024"/>
             <w:shd w:fill="F4F8FA"/>
             <w:tcMar>
-              <w:top w:w="50" w:type="dxa"/>
-              <w:bottom w:w="50" w:type="dxa"/>
-              <w:left w:w="60" w:type="dxa"/>
-              <w:right w:w="60" w:type="dxa"/>
+              <w:top w:w="45" w:type="dxa"/>
+              <w:bottom w:w="45" w:type="dxa"/>
+              <w:left w:w="50" w:type="dxa"/>
+              <w:right w:w="50" w:type="dxa"/>
             </w:tcMar>
           </w:tcPr>
           <w:p>
@@ -7013,263 +7886,9 @@
               <w:rPr>
                 <w:rFonts w:ascii="Meiryo" w:hAnsi="Meiryo"/>
                 <w:color w:val="282828"/>
-                <w:sz w:val="16"/>
-              </w:rPr>
-              <w:t>RAP: 3/8/15 mmHg, PASP &gt; 35〜40 mmHg で肺高血圧</w:t>
-            </w:r>
-          </w:p>
-        </w:tc>
-      </w:tr>
-      <w:tr>
-        <w:tc>
-          <w:tcPr>
-            <w:tcW w:type="dxa" w:w="1872"/>
-            <w:shd w:fill="FFFFFF"/>
-            <w:tcMar>
-              <w:top w:w="50" w:type="dxa"/>
-              <w:bottom w:w="50" w:type="dxa"/>
-              <w:left w:w="60" w:type="dxa"/>
-              <w:right w:w="60" w:type="dxa"/>
-            </w:tcMar>
-          </w:tcPr>
-          <w:p>
-            <w:pPr>
-              <w:jc w:val="left"/>
-            </w:pPr>
-            <w:r>
-              <w:rPr>
-                <w:rFonts w:ascii="Meiryo" w:hAnsi="Meiryo"/>
-                <w:color w:val="282828"/>
-                <w:sz w:val="16"/>
-              </w:rPr>
-              <w:t>大動脈基部</w:t>
-            </w:r>
-          </w:p>
-        </w:tc>
-        <w:tc>
-          <w:tcPr>
-            <w:tcW w:type="dxa" w:w="2592"/>
-            <w:shd w:fill="FFFFFF"/>
-            <w:tcMar>
-              <w:top w:w="50" w:type="dxa"/>
-              <w:bottom w:w="50" w:type="dxa"/>
-              <w:left w:w="60" w:type="dxa"/>
-              <w:right w:w="60" w:type="dxa"/>
-            </w:tcMar>
-          </w:tcPr>
-          <w:p>
-            <w:pPr>
-              <w:jc w:val="left"/>
-            </w:pPr>
-            <w:r>
-              <w:rPr>
-                <w:rFonts w:ascii="Meiryo" w:hAnsi="Meiryo"/>
-                <w:color w:val="282828"/>
-                <w:sz w:val="16"/>
-              </w:rPr>
-              <w:t>弁輪 / Valsalva / STJ / 上行径</w:t>
-            </w:r>
-          </w:p>
-        </w:tc>
-        <w:tc>
-          <w:tcPr>
-            <w:tcW w:type="dxa" w:w="2304"/>
-            <w:shd w:fill="FFFFFF"/>
-            <w:tcMar>
-              <w:top w:w="50" w:type="dxa"/>
-              <w:bottom w:w="50" w:type="dxa"/>
-              <w:left w:w="60" w:type="dxa"/>
-              <w:right w:w="60" w:type="dxa"/>
-            </w:tcMar>
-          </w:tcPr>
-          <w:p>
-            <w:pPr>
-              <w:jc w:val="center"/>
-            </w:pPr>
-            <w:r>
-              <w:rPr>
-                <w:rFonts w:ascii="Meiryo" w:hAnsi="Meiryo"/>
-                <w:color w:val="282828"/>
-                <w:sz w:val="16"/>
-              </w:rPr>
-              <w:t>Ao Annulus/Sinus/STJ/Asc</w:t>
-            </w:r>
-          </w:p>
-        </w:tc>
-        <w:tc>
-          <w:tcPr>
-            <w:tcW w:type="dxa" w:w="1008"/>
-            <w:shd w:fill="FFFFFF"/>
-            <w:tcMar>
-              <w:top w:w="50" w:type="dxa"/>
-              <w:bottom w:w="50" w:type="dxa"/>
-              <w:left w:w="60" w:type="dxa"/>
-              <w:right w:w="60" w:type="dxa"/>
-            </w:tcMar>
-          </w:tcPr>
-          <w:p>
-            <w:pPr>
-              <w:jc w:val="center"/>
-            </w:pPr>
-            <w:r>
-              <w:rPr>
-                <w:rFonts w:ascii="Meiryo" w:hAnsi="Meiryo"/>
-                <w:color w:val="282828"/>
-                <w:sz w:val="16"/>
-              </w:rPr>
-              <w:t>mm</w:t>
-            </w:r>
-          </w:p>
-        </w:tc>
-        <w:tc>
-          <w:tcPr>
-            <w:tcW w:type="dxa" w:w="3024"/>
-            <w:shd w:fill="FFFFFF"/>
-            <w:tcMar>
-              <w:top w:w="50" w:type="dxa"/>
-              <w:bottom w:w="50" w:type="dxa"/>
-              <w:left w:w="60" w:type="dxa"/>
-              <w:right w:w="60" w:type="dxa"/>
-            </w:tcMar>
-          </w:tcPr>
-          <w:p>
-            <w:pPr>
-              <w:jc w:val="left"/>
-            </w:pPr>
-            <w:r>
-              <w:rPr>
-                <w:rFonts w:ascii="Meiryo" w:hAnsi="Meiryo"/>
-                <w:color w:val="282828"/>
-                <w:sz w:val="16"/>
-              </w:rPr>
-              <w:t>Valsalva / 上行 &gt; 40 mm で拡大 (≧ 50mm 手術検討)</w:t>
-            </w:r>
-          </w:p>
-        </w:tc>
-      </w:tr>
-      <w:tr>
-        <w:tc>
-          <w:tcPr>
-            <w:tcW w:type="dxa" w:w="1872"/>
-            <w:shd w:fill="F4F8FA"/>
-            <w:tcMar>
-              <w:top w:w="50" w:type="dxa"/>
-              <w:bottom w:w="50" w:type="dxa"/>
-              <w:left w:w="60" w:type="dxa"/>
-              <w:right w:w="60" w:type="dxa"/>
-            </w:tcMar>
-          </w:tcPr>
-          <w:p>
-            <w:pPr>
-              <w:jc w:val="left"/>
-            </w:pPr>
-            <w:r>
-              <w:rPr>
-                <w:rFonts w:ascii="Meiryo" w:hAnsi="Meiryo"/>
-                <w:color w:val="282828"/>
-                <w:sz w:val="16"/>
-              </w:rPr>
-              <w:t>心膜腔</w:t>
-            </w:r>
-          </w:p>
-        </w:tc>
-        <w:tc>
-          <w:tcPr>
-            <w:tcW w:type="dxa" w:w="2592"/>
-            <w:shd w:fill="F4F8FA"/>
-            <w:tcMar>
-              <w:top w:w="50" w:type="dxa"/>
-              <w:bottom w:w="50" w:type="dxa"/>
-              <w:left w:w="60" w:type="dxa"/>
-              <w:right w:w="60" w:type="dxa"/>
-            </w:tcMar>
-          </w:tcPr>
-          <w:p>
-            <w:pPr>
-              <w:jc w:val="left"/>
-            </w:pPr>
-            <w:r>
-              <w:rPr>
-                <w:rFonts w:ascii="Meiryo" w:hAnsi="Meiryo"/>
-                <w:color w:val="282828"/>
-                <w:sz w:val="16"/>
-              </w:rPr>
-              <w:t>心嚢液深度 (拡張末期)</w:t>
-            </w:r>
-          </w:p>
-        </w:tc>
-        <w:tc>
-          <w:tcPr>
-            <w:tcW w:type="dxa" w:w="2304"/>
-            <w:shd w:fill="F4F8FA"/>
-            <w:tcMar>
-              <w:top w:w="50" w:type="dxa"/>
-              <w:bottom w:w="50" w:type="dxa"/>
-              <w:left w:w="60" w:type="dxa"/>
-              <w:right w:w="60" w:type="dxa"/>
-            </w:tcMar>
-          </w:tcPr>
-          <w:p>
-            <w:pPr>
-              <w:jc w:val="center"/>
-            </w:pPr>
-            <w:r>
-              <w:rPr>
-                <w:rFonts w:ascii="Meiryo" w:hAnsi="Meiryo"/>
-                <w:color w:val="282828"/>
-                <w:sz w:val="16"/>
-              </w:rPr>
-              <w:t>Pericardial Effusion Depth</w:t>
-            </w:r>
-          </w:p>
-        </w:tc>
-        <w:tc>
-          <w:tcPr>
-            <w:tcW w:type="dxa" w:w="1008"/>
-            <w:shd w:fill="F4F8FA"/>
-            <w:tcMar>
-              <w:top w:w="50" w:type="dxa"/>
-              <w:bottom w:w="50" w:type="dxa"/>
-              <w:left w:w="60" w:type="dxa"/>
-              <w:right w:w="60" w:type="dxa"/>
-            </w:tcMar>
-          </w:tcPr>
-          <w:p>
-            <w:pPr>
-              <w:jc w:val="center"/>
-            </w:pPr>
-            <w:r>
-              <w:rPr>
-                <w:rFonts w:ascii="Meiryo" w:hAnsi="Meiryo"/>
-                <w:color w:val="282828"/>
-                <w:sz w:val="16"/>
-              </w:rPr>
-              <w:t>mm</w:t>
-            </w:r>
-          </w:p>
-        </w:tc>
-        <w:tc>
-          <w:tcPr>
-            <w:tcW w:type="dxa" w:w="3024"/>
-            <w:shd w:fill="F4F8FA"/>
-            <w:tcMar>
-              <w:top w:w="50" w:type="dxa"/>
-              <w:bottom w:w="50" w:type="dxa"/>
-              <w:left w:w="60" w:type="dxa"/>
-              <w:right w:w="60" w:type="dxa"/>
-            </w:tcMar>
-          </w:tcPr>
-          <w:p>
-            <w:pPr>
-              <w:jc w:val="left"/>
-            </w:pPr>
-            <w:r>
-              <w:rPr>
-                <w:rFonts w:ascii="Meiryo" w:hAnsi="Meiryo"/>
-                <w:color w:val="282828"/>
-                <w:sz w:val="16"/>
-              </w:rPr>
-              <w:t>少量 &lt;10mm, 中等量 10-20mm, 大量 &gt;20mm</w:t>
+                <w:sz w:val="15"/>
+              </w:rPr>
+              <w:t>組織ドプラで &gt; 0.54 (パルスで &gt; 0.43) で機能低下</w:t>
             </w:r>
           </w:p>
         </w:tc>
@@ -7277,14 +7896,1071 @@
     </w:tbl>
     <w:p>
       <w:pPr>
-        <w:spacing w:before="160" w:after="40"/>
+        <w:spacing w:before="140" w:after="40"/>
       </w:pPr>
       <w:r>
         <w:rPr>
           <w:rFonts w:ascii="Meiryo" w:hAnsi="Meiryo"/>
           <w:b/>
           <w:color w:val="005AA0"/>
-          <w:sz w:val="22"/>
+          <w:sz w:val="21"/>
+        </w:rPr>
+        <w:t>6. 📏 右室形態・下大静脈・大動脈基部計測</w:t>
+      </w:r>
+    </w:p>
+    <w:tbl>
+      <w:tblPr>
+        <w:tblW w:type="auto" w:w="0"/>
+        <w:jc w:val="center"/>
+        <w:tblLook w:firstColumn="1" w:firstRow="1" w:lastColumn="0" w:lastRow="0" w:noHBand="0" w:noVBand="1" w:val="04A0"/>
+        <w:tblBorders>
+          <w:top w:val="single" w:sz="6" w:space="0" w:color="D3D3D3"/>
+          <w:left w:val="none" w:sz="0" w:space="0" w:color="auto"/>
+          <w:bottom w:val="single" w:sz="8" w:space="0" w:color="005691"/>
+          <w:right w:val="none" w:sz="0" w:space="0" w:color="auto"/>
+          <w:insideH w:val="single" w:sz="4" w:space="0" w:color="D3D3D3"/>
+          <w:insideV w:val="none" w:sz="0" w:space="0" w:color="auto"/>
+        </w:tblBorders>
+      </w:tblPr>
+      <w:tblGrid>
+        <w:gridCol w:w="2218"/>
+        <w:gridCol w:w="2218"/>
+        <w:gridCol w:w="2218"/>
+        <w:gridCol w:w="2218"/>
+        <w:gridCol w:w="2218"/>
+      </w:tblGrid>
+      <w:tr>
+        <w:tc>
+          <w:tcPr>
+            <w:tcW w:type="dxa" w:w="1872"/>
+            <w:shd w:fill="005691"/>
+            <w:tcMar>
+              <w:top w:w="70" w:type="dxa"/>
+              <w:bottom w:w="70" w:type="dxa"/>
+              <w:left w:w="50" w:type="dxa"/>
+              <w:right w:w="50" w:type="dxa"/>
+            </w:tcMar>
+          </w:tcPr>
+          <w:p>
+            <w:pPr>
+              <w:jc w:val="center"/>
+            </w:pPr>
+            <w:r>
+              <w:rPr>
+                <w:rFonts w:ascii="Meiryo" w:hAnsi="Meiryo"/>
+                <w:b/>
+                <w:color w:val="FFFFFF"/>
+                <w:sz w:val="16"/>
+              </w:rPr>
+              <w:t>評価領域</w:t>
+            </w:r>
+          </w:p>
+        </w:tc>
+        <w:tc>
+          <w:tcPr>
+            <w:tcW w:type="dxa" w:w="2592"/>
+            <w:shd w:fill="005691"/>
+            <w:tcMar>
+              <w:top w:w="70" w:type="dxa"/>
+              <w:bottom w:w="70" w:type="dxa"/>
+              <w:left w:w="50" w:type="dxa"/>
+              <w:right w:w="50" w:type="dxa"/>
+            </w:tcMar>
+          </w:tcPr>
+          <w:p>
+            <w:pPr>
+              <w:jc w:val="center"/>
+            </w:pPr>
+            <w:r>
+              <w:rPr>
+                <w:rFonts w:ascii="Meiryo" w:hAnsi="Meiryo"/>
+                <w:b/>
+                <w:color w:val="FFFFFF"/>
+                <w:sz w:val="16"/>
+              </w:rPr>
+              <w:t>SR連携推奨項目</w:t>
+            </w:r>
+          </w:p>
+        </w:tc>
+        <w:tc>
+          <w:tcPr>
+            <w:tcW w:type="dxa" w:w="2304"/>
+            <w:shd w:fill="005691"/>
+            <w:tcMar>
+              <w:top w:w="70" w:type="dxa"/>
+              <w:bottom w:w="70" w:type="dxa"/>
+              <w:left w:w="50" w:type="dxa"/>
+              <w:right w:w="50" w:type="dxa"/>
+            </w:tcMar>
+          </w:tcPr>
+          <w:p>
+            <w:pPr>
+              <w:jc w:val="center"/>
+            </w:pPr>
+            <w:r>
+              <w:rPr>
+                <w:rFonts w:ascii="Meiryo" w:hAnsi="Meiryo"/>
+                <w:b/>
+                <w:color w:val="FFFFFF"/>
+                <w:sz w:val="16"/>
+              </w:rPr>
+              <w:t>英語表記 / DICOMタグ</w:t>
+            </w:r>
+          </w:p>
+        </w:tc>
+        <w:tc>
+          <w:tcPr>
+            <w:tcW w:type="dxa" w:w="1008"/>
+            <w:shd w:fill="005691"/>
+            <w:tcMar>
+              <w:top w:w="70" w:type="dxa"/>
+              <w:bottom w:w="70" w:type="dxa"/>
+              <w:left w:w="50" w:type="dxa"/>
+              <w:right w:w="50" w:type="dxa"/>
+            </w:tcMar>
+          </w:tcPr>
+          <w:p>
+            <w:pPr>
+              <w:jc w:val="center"/>
+            </w:pPr>
+            <w:r>
+              <w:rPr>
+                <w:rFonts w:ascii="Meiryo" w:hAnsi="Meiryo"/>
+                <w:b/>
+                <w:color w:val="FFFFFF"/>
+                <w:sz w:val="16"/>
+              </w:rPr>
+              <w:t>単位</w:t>
+            </w:r>
+          </w:p>
+        </w:tc>
+        <w:tc>
+          <w:tcPr>
+            <w:tcW w:type="dxa" w:w="3024"/>
+            <w:shd w:fill="005691"/>
+            <w:tcMar>
+              <w:top w:w="70" w:type="dxa"/>
+              <w:bottom w:w="70" w:type="dxa"/>
+              <w:left w:w="50" w:type="dxa"/>
+              <w:right w:w="50" w:type="dxa"/>
+            </w:tcMar>
+          </w:tcPr>
+          <w:p>
+            <w:pPr>
+              <w:jc w:val="center"/>
+            </w:pPr>
+            <w:r>
+              <w:rPr>
+                <w:rFonts w:ascii="Meiryo" w:hAnsi="Meiryo"/>
+                <w:b/>
+                <w:color w:val="FFFFFF"/>
+                <w:sz w:val="16"/>
+              </w:rPr>
+              <w:t>判定基準・カットオフ</w:t>
+            </w:r>
+          </w:p>
+        </w:tc>
+      </w:tr>
+      <w:tr>
+        <w:tc>
+          <w:tcPr>
+            <w:tcW w:type="dxa" w:w="1872"/>
+            <w:shd w:fill="FFFFFF"/>
+            <w:tcMar>
+              <w:top w:w="45" w:type="dxa"/>
+              <w:bottom w:w="45" w:type="dxa"/>
+              <w:left w:w="50" w:type="dxa"/>
+              <w:right w:w="50" w:type="dxa"/>
+            </w:tcMar>
+          </w:tcPr>
+          <w:p>
+            <w:pPr>
+              <w:jc w:val="left"/>
+            </w:pPr>
+            <w:r>
+              <w:rPr>
+                <w:rFonts w:ascii="Meiryo" w:hAnsi="Meiryo"/>
+                <w:color w:val="282828"/>
+                <w:sz w:val="15"/>
+              </w:rPr>
+              <w:t>右室収縮能</w:t>
+            </w:r>
+          </w:p>
+        </w:tc>
+        <w:tc>
+          <w:tcPr>
+            <w:tcW w:type="dxa" w:w="2592"/>
+            <w:shd w:fill="FFFFFF"/>
+            <w:tcMar>
+              <w:top w:w="45" w:type="dxa"/>
+              <w:bottom w:w="45" w:type="dxa"/>
+              <w:left w:w="50" w:type="dxa"/>
+              <w:right w:w="50" w:type="dxa"/>
+            </w:tcMar>
+          </w:tcPr>
+          <w:p>
+            <w:pPr>
+              <w:jc w:val="left"/>
+            </w:pPr>
+            <w:r>
+              <w:rPr>
+                <w:rFonts w:ascii="Meiryo" w:hAnsi="Meiryo"/>
+                <w:color w:val="282828"/>
+                <w:sz w:val="15"/>
+              </w:rPr>
+              <w:t>三尖弁輪収縮期移動距離</w:t>
+            </w:r>
+          </w:p>
+        </w:tc>
+        <w:tc>
+          <w:tcPr>
+            <w:tcW w:type="dxa" w:w="2304"/>
+            <w:shd w:fill="FFFFFF"/>
+            <w:tcMar>
+              <w:top w:w="45" w:type="dxa"/>
+              <w:bottom w:w="45" w:type="dxa"/>
+              <w:left w:w="50" w:type="dxa"/>
+              <w:right w:w="50" w:type="dxa"/>
+            </w:tcMar>
+          </w:tcPr>
+          <w:p>
+            <w:pPr>
+              <w:jc w:val="center"/>
+            </w:pPr>
+            <w:r>
+              <w:rPr>
+                <w:rFonts w:ascii="Meiryo" w:hAnsi="Meiryo"/>
+                <w:color w:val="282828"/>
+                <w:sz w:val="15"/>
+              </w:rPr>
+              <w:t>TAPSE</w:t>
+            </w:r>
+          </w:p>
+        </w:tc>
+        <w:tc>
+          <w:tcPr>
+            <w:tcW w:type="dxa" w:w="1008"/>
+            <w:shd w:fill="FFFFFF"/>
+            <w:tcMar>
+              <w:top w:w="45" w:type="dxa"/>
+              <w:bottom w:w="45" w:type="dxa"/>
+              <w:left w:w="50" w:type="dxa"/>
+              <w:right w:w="50" w:type="dxa"/>
+            </w:tcMar>
+          </w:tcPr>
+          <w:p>
+            <w:pPr>
+              <w:jc w:val="center"/>
+            </w:pPr>
+            <w:r>
+              <w:rPr>
+                <w:rFonts w:ascii="Meiryo" w:hAnsi="Meiryo"/>
+                <w:color w:val="282828"/>
+                <w:sz w:val="15"/>
+              </w:rPr>
+              <w:t>mm</w:t>
+            </w:r>
+          </w:p>
+        </w:tc>
+        <w:tc>
+          <w:tcPr>
+            <w:tcW w:type="dxa" w:w="3024"/>
+            <w:shd w:fill="FFFFFF"/>
+            <w:tcMar>
+              <w:top w:w="45" w:type="dxa"/>
+              <w:bottom w:w="45" w:type="dxa"/>
+              <w:left w:w="50" w:type="dxa"/>
+              <w:right w:w="50" w:type="dxa"/>
+            </w:tcMar>
+          </w:tcPr>
+          <w:p>
+            <w:pPr>
+              <w:jc w:val="left"/>
+            </w:pPr>
+            <w:r>
+              <w:rPr>
+                <w:rFonts w:ascii="Meiryo" w:hAnsi="Meiryo"/>
+                <w:color w:val="282828"/>
+                <w:sz w:val="15"/>
+              </w:rPr>
+              <w:t>&lt; 17 mm で右室収縮能低下</w:t>
+            </w:r>
+          </w:p>
+        </w:tc>
+      </w:tr>
+      <w:tr>
+        <w:tc>
+          <w:tcPr>
+            <w:tcW w:type="dxa" w:w="1872"/>
+            <w:shd w:fill="F4F8FA"/>
+            <w:tcMar>
+              <w:top w:w="45" w:type="dxa"/>
+              <w:bottom w:w="45" w:type="dxa"/>
+              <w:left w:w="50" w:type="dxa"/>
+              <w:right w:w="50" w:type="dxa"/>
+            </w:tcMar>
+          </w:tcPr>
+          <w:p>
+            <w:pPr>
+              <w:jc w:val="left"/>
+            </w:pPr>
+            <w:r>
+              <w:rPr>
+                <w:rFonts w:ascii="Meiryo" w:hAnsi="Meiryo"/>
+                <w:color w:val="282828"/>
+                <w:sz w:val="15"/>
+              </w:rPr>
+              <w:t>右室収縮能</w:t>
+            </w:r>
+          </w:p>
+        </w:tc>
+        <w:tc>
+          <w:tcPr>
+            <w:tcW w:type="dxa" w:w="2592"/>
+            <w:shd w:fill="F4F8FA"/>
+            <w:tcMar>
+              <w:top w:w="45" w:type="dxa"/>
+              <w:bottom w:w="45" w:type="dxa"/>
+              <w:left w:w="50" w:type="dxa"/>
+              <w:right w:w="50" w:type="dxa"/>
+            </w:tcMar>
+          </w:tcPr>
+          <w:p>
+            <w:pPr>
+              <w:jc w:val="left"/>
+            </w:pPr>
+            <w:r>
+              <w:rPr>
+                <w:rFonts w:ascii="Meiryo" w:hAnsi="Meiryo"/>
+                <w:color w:val="282828"/>
+                <w:sz w:val="15"/>
+              </w:rPr>
+              <w:t>組織ドプラ三尖弁輪収縮速度</w:t>
+            </w:r>
+          </w:p>
+        </w:tc>
+        <w:tc>
+          <w:tcPr>
+            <w:tcW w:type="dxa" w:w="2304"/>
+            <w:shd w:fill="F4F8FA"/>
+            <w:tcMar>
+              <w:top w:w="45" w:type="dxa"/>
+              <w:bottom w:w="45" w:type="dxa"/>
+              <w:left w:w="50" w:type="dxa"/>
+              <w:right w:w="50" w:type="dxa"/>
+            </w:tcMar>
+          </w:tcPr>
+          <w:p>
+            <w:pPr>
+              <w:jc w:val="center"/>
+            </w:pPr>
+            <w:r>
+              <w:rPr>
+                <w:rFonts w:ascii="Meiryo" w:hAnsi="Meiryo"/>
+                <w:color w:val="282828"/>
+                <w:sz w:val="15"/>
+              </w:rPr>
+              <w:t>RV s' (TDI S')</w:t>
+            </w:r>
+          </w:p>
+        </w:tc>
+        <w:tc>
+          <w:tcPr>
+            <w:tcW w:type="dxa" w:w="1008"/>
+            <w:shd w:fill="F4F8FA"/>
+            <w:tcMar>
+              <w:top w:w="45" w:type="dxa"/>
+              <w:bottom w:w="45" w:type="dxa"/>
+              <w:left w:w="50" w:type="dxa"/>
+              <w:right w:w="50" w:type="dxa"/>
+            </w:tcMar>
+          </w:tcPr>
+          <w:p>
+            <w:pPr>
+              <w:jc w:val="center"/>
+            </w:pPr>
+            <w:r>
+              <w:rPr>
+                <w:rFonts w:ascii="Meiryo" w:hAnsi="Meiryo"/>
+                <w:color w:val="282828"/>
+                <w:sz w:val="15"/>
+              </w:rPr>
+              <w:t>cm/s</w:t>
+            </w:r>
+          </w:p>
+        </w:tc>
+        <w:tc>
+          <w:tcPr>
+            <w:tcW w:type="dxa" w:w="3024"/>
+            <w:shd w:fill="F4F8FA"/>
+            <w:tcMar>
+              <w:top w:w="45" w:type="dxa"/>
+              <w:bottom w:w="45" w:type="dxa"/>
+              <w:left w:w="50" w:type="dxa"/>
+              <w:right w:w="50" w:type="dxa"/>
+            </w:tcMar>
+          </w:tcPr>
+          <w:p>
+            <w:pPr>
+              <w:jc w:val="left"/>
+            </w:pPr>
+            <w:r>
+              <w:rPr>
+                <w:rFonts w:ascii="Meiryo" w:hAnsi="Meiryo"/>
+                <w:color w:val="282828"/>
+                <w:sz w:val="15"/>
+              </w:rPr>
+              <w:t>&lt; 9.5 cm/s で右室収縮能低下</w:t>
+            </w:r>
+          </w:p>
+        </w:tc>
+      </w:tr>
+      <w:tr>
+        <w:tc>
+          <w:tcPr>
+            <w:tcW w:type="dxa" w:w="1872"/>
+            <w:shd w:fill="FFFFFF"/>
+            <w:tcMar>
+              <w:top w:w="45" w:type="dxa"/>
+              <w:bottom w:w="45" w:type="dxa"/>
+              <w:left w:w="50" w:type="dxa"/>
+              <w:right w:w="50" w:type="dxa"/>
+            </w:tcMar>
+          </w:tcPr>
+          <w:p>
+            <w:pPr>
+              <w:jc w:val="left"/>
+            </w:pPr>
+            <w:r>
+              <w:rPr>
+                <w:rFonts w:ascii="Meiryo" w:hAnsi="Meiryo"/>
+                <w:color w:val="282828"/>
+                <w:sz w:val="15"/>
+              </w:rPr>
+              <w:t>右室収縮能</w:t>
+            </w:r>
+          </w:p>
+        </w:tc>
+        <w:tc>
+          <w:tcPr>
+            <w:tcW w:type="dxa" w:w="2592"/>
+            <w:shd w:fill="FFFFFF"/>
+            <w:tcMar>
+              <w:top w:w="45" w:type="dxa"/>
+              <w:bottom w:w="45" w:type="dxa"/>
+              <w:left w:w="50" w:type="dxa"/>
+              <w:right w:w="50" w:type="dxa"/>
+            </w:tcMar>
+          </w:tcPr>
+          <w:p>
+            <w:pPr>
+              <w:jc w:val="left"/>
+            </w:pPr>
+            <w:r>
+              <w:rPr>
+                <w:rFonts w:ascii="Meiryo" w:hAnsi="Meiryo"/>
+                <w:color w:val="282828"/>
+                <w:sz w:val="15"/>
+              </w:rPr>
+              <w:t>右室面積変化率</w:t>
+            </w:r>
+          </w:p>
+        </w:tc>
+        <w:tc>
+          <w:tcPr>
+            <w:tcW w:type="dxa" w:w="2304"/>
+            <w:shd w:fill="FFFFFF"/>
+            <w:tcMar>
+              <w:top w:w="45" w:type="dxa"/>
+              <w:bottom w:w="45" w:type="dxa"/>
+              <w:left w:w="50" w:type="dxa"/>
+              <w:right w:w="50" w:type="dxa"/>
+            </w:tcMar>
+          </w:tcPr>
+          <w:p>
+            <w:pPr>
+              <w:jc w:val="center"/>
+            </w:pPr>
+            <w:r>
+              <w:rPr>
+                <w:rFonts w:ascii="Meiryo" w:hAnsi="Meiryo"/>
+                <w:color w:val="282828"/>
+                <w:sz w:val="15"/>
+              </w:rPr>
+              <w:t>RV FAC</w:t>
+            </w:r>
+          </w:p>
+        </w:tc>
+        <w:tc>
+          <w:tcPr>
+            <w:tcW w:type="dxa" w:w="1008"/>
+            <w:shd w:fill="FFFFFF"/>
+            <w:tcMar>
+              <w:top w:w="45" w:type="dxa"/>
+              <w:bottom w:w="45" w:type="dxa"/>
+              <w:left w:w="50" w:type="dxa"/>
+              <w:right w:w="50" w:type="dxa"/>
+            </w:tcMar>
+          </w:tcPr>
+          <w:p>
+            <w:pPr>
+              <w:jc w:val="center"/>
+            </w:pPr>
+            <w:r>
+              <w:rPr>
+                <w:rFonts w:ascii="Meiryo" w:hAnsi="Meiryo"/>
+                <w:color w:val="282828"/>
+                <w:sz w:val="15"/>
+              </w:rPr>
+              <w:t>%</w:t>
+            </w:r>
+          </w:p>
+        </w:tc>
+        <w:tc>
+          <w:tcPr>
+            <w:tcW w:type="dxa" w:w="3024"/>
+            <w:shd w:fill="FFFFFF"/>
+            <w:tcMar>
+              <w:top w:w="45" w:type="dxa"/>
+              <w:bottom w:w="45" w:type="dxa"/>
+              <w:left w:w="50" w:type="dxa"/>
+              <w:right w:w="50" w:type="dxa"/>
+            </w:tcMar>
+          </w:tcPr>
+          <w:p>
+            <w:pPr>
+              <w:jc w:val="left"/>
+            </w:pPr>
+            <w:r>
+              <w:rPr>
+                <w:rFonts w:ascii="Meiryo" w:hAnsi="Meiryo"/>
+                <w:color w:val="282828"/>
+                <w:sz w:val="15"/>
+              </w:rPr>
+              <w:t>&lt; 35 % で右室機能低下</w:t>
+            </w:r>
+          </w:p>
+        </w:tc>
+      </w:tr>
+      <w:tr>
+        <w:tc>
+          <w:tcPr>
+            <w:tcW w:type="dxa" w:w="1872"/>
+            <w:shd w:fill="F4F8FA"/>
+            <w:tcMar>
+              <w:top w:w="45" w:type="dxa"/>
+              <w:bottom w:w="45" w:type="dxa"/>
+              <w:left w:w="50" w:type="dxa"/>
+              <w:right w:w="50" w:type="dxa"/>
+            </w:tcMar>
+          </w:tcPr>
+          <w:p>
+            <w:pPr>
+              <w:jc w:val="left"/>
+            </w:pPr>
+            <w:r>
+              <w:rPr>
+                <w:rFonts w:ascii="Meiryo" w:hAnsi="Meiryo"/>
+                <w:color w:val="282828"/>
+                <w:sz w:val="15"/>
+              </w:rPr>
+              <w:t>下大静脈 IVC</w:t>
+            </w:r>
+          </w:p>
+        </w:tc>
+        <w:tc>
+          <w:tcPr>
+            <w:tcW w:type="dxa" w:w="2592"/>
+            <w:shd w:fill="F4F8FA"/>
+            <w:tcMar>
+              <w:top w:w="45" w:type="dxa"/>
+              <w:bottom w:w="45" w:type="dxa"/>
+              <w:left w:w="50" w:type="dxa"/>
+              <w:right w:w="50" w:type="dxa"/>
+            </w:tcMar>
+          </w:tcPr>
+          <w:p>
+            <w:pPr>
+              <w:jc w:val="left"/>
+            </w:pPr>
+            <w:r>
+              <w:rPr>
+                <w:rFonts w:ascii="Meiryo" w:hAnsi="Meiryo"/>
+                <w:color w:val="282828"/>
+                <w:sz w:val="15"/>
+              </w:rPr>
+              <w:t>下大静脈最大径 / 虚脱率</w:t>
+            </w:r>
+          </w:p>
+        </w:tc>
+        <w:tc>
+          <w:tcPr>
+            <w:tcW w:type="dxa" w:w="2304"/>
+            <w:shd w:fill="F4F8FA"/>
+            <w:tcMar>
+              <w:top w:w="45" w:type="dxa"/>
+              <w:bottom w:w="45" w:type="dxa"/>
+              <w:left w:w="50" w:type="dxa"/>
+              <w:right w:w="50" w:type="dxa"/>
+            </w:tcMar>
+          </w:tcPr>
+          <w:p>
+            <w:pPr>
+              <w:jc w:val="center"/>
+            </w:pPr>
+            <w:r>
+              <w:rPr>
+                <w:rFonts w:ascii="Meiryo" w:hAnsi="Meiryo"/>
+                <w:color w:val="282828"/>
+                <w:sz w:val="15"/>
+              </w:rPr>
+              <w:t>IVCd max / IVC Collapse</w:t>
+            </w:r>
+          </w:p>
+        </w:tc>
+        <w:tc>
+          <w:tcPr>
+            <w:tcW w:type="dxa" w:w="1008"/>
+            <w:shd w:fill="F4F8FA"/>
+            <w:tcMar>
+              <w:top w:w="45" w:type="dxa"/>
+              <w:bottom w:w="45" w:type="dxa"/>
+              <w:left w:w="50" w:type="dxa"/>
+              <w:right w:w="50" w:type="dxa"/>
+            </w:tcMar>
+          </w:tcPr>
+          <w:p>
+            <w:pPr>
+              <w:jc w:val="center"/>
+            </w:pPr>
+            <w:r>
+              <w:rPr>
+                <w:rFonts w:ascii="Meiryo" w:hAnsi="Meiryo"/>
+                <w:color w:val="282828"/>
+                <w:sz w:val="15"/>
+              </w:rPr>
+              <w:t>mm, %</w:t>
+            </w:r>
+          </w:p>
+        </w:tc>
+        <w:tc>
+          <w:tcPr>
+            <w:tcW w:type="dxa" w:w="3024"/>
+            <w:shd w:fill="F4F8FA"/>
+            <w:tcMar>
+              <w:top w:w="45" w:type="dxa"/>
+              <w:bottom w:w="45" w:type="dxa"/>
+              <w:left w:w="50" w:type="dxa"/>
+              <w:right w:w="50" w:type="dxa"/>
+            </w:tcMar>
+          </w:tcPr>
+          <w:p>
+            <w:pPr>
+              <w:jc w:val="left"/>
+            </w:pPr>
+            <w:r>
+              <w:rPr>
+                <w:rFonts w:ascii="Meiryo" w:hAnsi="Meiryo"/>
+                <w:color w:val="282828"/>
+                <w:sz w:val="15"/>
+              </w:rPr>
+              <w:t>&gt; 21 mm ＆ 虚脱率 &lt; 50% で右房圧上昇 (RAP 15mmHg)</w:t>
+            </w:r>
+          </w:p>
+        </w:tc>
+      </w:tr>
+      <w:tr>
+        <w:tc>
+          <w:tcPr>
+            <w:tcW w:type="dxa" w:w="1872"/>
+            <w:shd w:fill="FFFFFF"/>
+            <w:tcMar>
+              <w:top w:w="45" w:type="dxa"/>
+              <w:bottom w:w="45" w:type="dxa"/>
+              <w:left w:w="50" w:type="dxa"/>
+              <w:right w:w="50" w:type="dxa"/>
+            </w:tcMar>
+          </w:tcPr>
+          <w:p>
+            <w:pPr>
+              <w:jc w:val="left"/>
+            </w:pPr>
+            <w:r>
+              <w:rPr>
+                <w:rFonts w:ascii="Meiryo" w:hAnsi="Meiryo"/>
+                <w:color w:val="282828"/>
+                <w:sz w:val="15"/>
+              </w:rPr>
+              <w:t>自動演算</w:t>
+            </w:r>
+          </w:p>
+        </w:tc>
+        <w:tc>
+          <w:tcPr>
+            <w:tcW w:type="dxa" w:w="2592"/>
+            <w:shd w:fill="FFFFFF"/>
+            <w:tcMar>
+              <w:top w:w="45" w:type="dxa"/>
+              <w:bottom w:w="45" w:type="dxa"/>
+              <w:left w:w="50" w:type="dxa"/>
+              <w:right w:w="50" w:type="dxa"/>
+            </w:tcMar>
+          </w:tcPr>
+          <w:p>
+            <w:pPr>
+              <w:jc w:val="left"/>
+            </w:pPr>
+            <w:r>
+              <w:rPr>
+                <w:rFonts w:ascii="Meiryo" w:hAnsi="Meiryo"/>
+                <w:color w:val="282828"/>
+                <w:sz w:val="15"/>
+              </w:rPr>
+              <w:t>推定右房圧 / 推定肺動脈収縮期圧</w:t>
+            </w:r>
+          </w:p>
+        </w:tc>
+        <w:tc>
+          <w:tcPr>
+            <w:tcW w:type="dxa" w:w="2304"/>
+            <w:shd w:fill="FFFFFF"/>
+            <w:tcMar>
+              <w:top w:w="45" w:type="dxa"/>
+              <w:bottom w:w="45" w:type="dxa"/>
+              <w:left w:w="50" w:type="dxa"/>
+              <w:right w:w="50" w:type="dxa"/>
+            </w:tcMar>
+          </w:tcPr>
+          <w:p>
+            <w:pPr>
+              <w:jc w:val="center"/>
+            </w:pPr>
+            <w:r>
+              <w:rPr>
+                <w:rFonts w:ascii="Meiryo" w:hAnsi="Meiryo"/>
+                <w:color w:val="282828"/>
+                <w:sz w:val="15"/>
+              </w:rPr>
+              <w:t>RAP / PASP (TR-PG + RAP)</w:t>
+            </w:r>
+          </w:p>
+        </w:tc>
+        <w:tc>
+          <w:tcPr>
+            <w:tcW w:type="dxa" w:w="1008"/>
+            <w:shd w:fill="FFFFFF"/>
+            <w:tcMar>
+              <w:top w:w="45" w:type="dxa"/>
+              <w:bottom w:w="45" w:type="dxa"/>
+              <w:left w:w="50" w:type="dxa"/>
+              <w:right w:w="50" w:type="dxa"/>
+            </w:tcMar>
+          </w:tcPr>
+          <w:p>
+            <w:pPr>
+              <w:jc w:val="center"/>
+            </w:pPr>
+            <w:r>
+              <w:rPr>
+                <w:rFonts w:ascii="Meiryo" w:hAnsi="Meiryo"/>
+                <w:color w:val="282828"/>
+                <w:sz w:val="15"/>
+              </w:rPr>
+              <w:t>mmHg</w:t>
+            </w:r>
+          </w:p>
+        </w:tc>
+        <w:tc>
+          <w:tcPr>
+            <w:tcW w:type="dxa" w:w="3024"/>
+            <w:shd w:fill="FFFFFF"/>
+            <w:tcMar>
+              <w:top w:w="45" w:type="dxa"/>
+              <w:bottom w:w="45" w:type="dxa"/>
+              <w:left w:w="50" w:type="dxa"/>
+              <w:right w:w="50" w:type="dxa"/>
+            </w:tcMar>
+          </w:tcPr>
+          <w:p>
+            <w:pPr>
+              <w:jc w:val="left"/>
+            </w:pPr>
+            <w:r>
+              <w:rPr>
+                <w:rFonts w:ascii="Meiryo" w:hAnsi="Meiryo"/>
+                <w:color w:val="282828"/>
+                <w:sz w:val="15"/>
+              </w:rPr>
+              <w:t>RAP: 3/8/15 mmHg, PASP &gt; 35〜40 mmHg で肺高血圧</w:t>
+            </w:r>
+          </w:p>
+        </w:tc>
+      </w:tr>
+      <w:tr>
+        <w:tc>
+          <w:tcPr>
+            <w:tcW w:type="dxa" w:w="1872"/>
+            <w:shd w:fill="F4F8FA"/>
+            <w:tcMar>
+              <w:top w:w="45" w:type="dxa"/>
+              <w:bottom w:w="45" w:type="dxa"/>
+              <w:left w:w="50" w:type="dxa"/>
+              <w:right w:w="50" w:type="dxa"/>
+            </w:tcMar>
+          </w:tcPr>
+          <w:p>
+            <w:pPr>
+              <w:jc w:val="left"/>
+            </w:pPr>
+            <w:r>
+              <w:rPr>
+                <w:rFonts w:ascii="Meiryo" w:hAnsi="Meiryo"/>
+                <w:color w:val="282828"/>
+                <w:sz w:val="15"/>
+              </w:rPr>
+              <w:t>大動脈基部</w:t>
+            </w:r>
+          </w:p>
+        </w:tc>
+        <w:tc>
+          <w:tcPr>
+            <w:tcW w:type="dxa" w:w="2592"/>
+            <w:shd w:fill="F4F8FA"/>
+            <w:tcMar>
+              <w:top w:w="45" w:type="dxa"/>
+              <w:bottom w:w="45" w:type="dxa"/>
+              <w:left w:w="50" w:type="dxa"/>
+              <w:right w:w="50" w:type="dxa"/>
+            </w:tcMar>
+          </w:tcPr>
+          <w:p>
+            <w:pPr>
+              <w:jc w:val="left"/>
+            </w:pPr>
+            <w:r>
+              <w:rPr>
+                <w:rFonts w:ascii="Meiryo" w:hAnsi="Meiryo"/>
+                <w:color w:val="282828"/>
+                <w:sz w:val="15"/>
+              </w:rPr>
+              <w:t>弁輪 / Valsalva / STJ / 上行径</w:t>
+            </w:r>
+          </w:p>
+        </w:tc>
+        <w:tc>
+          <w:tcPr>
+            <w:tcW w:type="dxa" w:w="2304"/>
+            <w:shd w:fill="F4F8FA"/>
+            <w:tcMar>
+              <w:top w:w="45" w:type="dxa"/>
+              <w:bottom w:w="45" w:type="dxa"/>
+              <w:left w:w="50" w:type="dxa"/>
+              <w:right w:w="50" w:type="dxa"/>
+            </w:tcMar>
+          </w:tcPr>
+          <w:p>
+            <w:pPr>
+              <w:jc w:val="center"/>
+            </w:pPr>
+            <w:r>
+              <w:rPr>
+                <w:rFonts w:ascii="Meiryo" w:hAnsi="Meiryo"/>
+                <w:color w:val="282828"/>
+                <w:sz w:val="15"/>
+              </w:rPr>
+              <w:t>Ao Annulus/Sinus/STJ/Asc</w:t>
+            </w:r>
+          </w:p>
+        </w:tc>
+        <w:tc>
+          <w:tcPr>
+            <w:tcW w:type="dxa" w:w="1008"/>
+            <w:shd w:fill="F4F8FA"/>
+            <w:tcMar>
+              <w:top w:w="45" w:type="dxa"/>
+              <w:bottom w:w="45" w:type="dxa"/>
+              <w:left w:w="50" w:type="dxa"/>
+              <w:right w:w="50" w:type="dxa"/>
+            </w:tcMar>
+          </w:tcPr>
+          <w:p>
+            <w:pPr>
+              <w:jc w:val="center"/>
+            </w:pPr>
+            <w:r>
+              <w:rPr>
+                <w:rFonts w:ascii="Meiryo" w:hAnsi="Meiryo"/>
+                <w:color w:val="282828"/>
+                <w:sz w:val="15"/>
+              </w:rPr>
+              <w:t>mm</w:t>
+            </w:r>
+          </w:p>
+        </w:tc>
+        <w:tc>
+          <w:tcPr>
+            <w:tcW w:type="dxa" w:w="3024"/>
+            <w:shd w:fill="F4F8FA"/>
+            <w:tcMar>
+              <w:top w:w="45" w:type="dxa"/>
+              <w:bottom w:w="45" w:type="dxa"/>
+              <w:left w:w="50" w:type="dxa"/>
+              <w:right w:w="50" w:type="dxa"/>
+            </w:tcMar>
+          </w:tcPr>
+          <w:p>
+            <w:pPr>
+              <w:jc w:val="left"/>
+            </w:pPr>
+            <w:r>
+              <w:rPr>
+                <w:rFonts w:ascii="Meiryo" w:hAnsi="Meiryo"/>
+                <w:color w:val="282828"/>
+                <w:sz w:val="15"/>
+              </w:rPr>
+              <w:t>Valsalva / 上行 &gt; 40 mm で拡大 (≧ 50mm 手術検討)</w:t>
+            </w:r>
+          </w:p>
+        </w:tc>
+      </w:tr>
+      <w:tr>
+        <w:tc>
+          <w:tcPr>
+            <w:tcW w:type="dxa" w:w="1872"/>
+            <w:shd w:fill="FFFFFF"/>
+            <w:tcMar>
+              <w:top w:w="45" w:type="dxa"/>
+              <w:bottom w:w="45" w:type="dxa"/>
+              <w:left w:w="50" w:type="dxa"/>
+              <w:right w:w="50" w:type="dxa"/>
+            </w:tcMar>
+          </w:tcPr>
+          <w:p>
+            <w:pPr>
+              <w:jc w:val="left"/>
+            </w:pPr>
+            <w:r>
+              <w:rPr>
+                <w:rFonts w:ascii="Meiryo" w:hAnsi="Meiryo"/>
+                <w:color w:val="282828"/>
+                <w:sz w:val="15"/>
+              </w:rPr>
+              <w:t>心膜腔</w:t>
+            </w:r>
+          </w:p>
+        </w:tc>
+        <w:tc>
+          <w:tcPr>
+            <w:tcW w:type="dxa" w:w="2592"/>
+            <w:shd w:fill="FFFFFF"/>
+            <w:tcMar>
+              <w:top w:w="45" w:type="dxa"/>
+              <w:bottom w:w="45" w:type="dxa"/>
+              <w:left w:w="50" w:type="dxa"/>
+              <w:right w:w="50" w:type="dxa"/>
+            </w:tcMar>
+          </w:tcPr>
+          <w:p>
+            <w:pPr>
+              <w:jc w:val="left"/>
+            </w:pPr>
+            <w:r>
+              <w:rPr>
+                <w:rFonts w:ascii="Meiryo" w:hAnsi="Meiryo"/>
+                <w:color w:val="282828"/>
+                <w:sz w:val="15"/>
+              </w:rPr>
+              <w:t>心嚢液深度 (拡張末期)</w:t>
+            </w:r>
+          </w:p>
+        </w:tc>
+        <w:tc>
+          <w:tcPr>
+            <w:tcW w:type="dxa" w:w="2304"/>
+            <w:shd w:fill="FFFFFF"/>
+            <w:tcMar>
+              <w:top w:w="45" w:type="dxa"/>
+              <w:bottom w:w="45" w:type="dxa"/>
+              <w:left w:w="50" w:type="dxa"/>
+              <w:right w:w="50" w:type="dxa"/>
+            </w:tcMar>
+          </w:tcPr>
+          <w:p>
+            <w:pPr>
+              <w:jc w:val="center"/>
+            </w:pPr>
+            <w:r>
+              <w:rPr>
+                <w:rFonts w:ascii="Meiryo" w:hAnsi="Meiryo"/>
+                <w:color w:val="282828"/>
+                <w:sz w:val="15"/>
+              </w:rPr>
+              <w:t>Pericardial Effusion Depth</w:t>
+            </w:r>
+          </w:p>
+        </w:tc>
+        <w:tc>
+          <w:tcPr>
+            <w:tcW w:type="dxa" w:w="1008"/>
+            <w:shd w:fill="FFFFFF"/>
+            <w:tcMar>
+              <w:top w:w="45" w:type="dxa"/>
+              <w:bottom w:w="45" w:type="dxa"/>
+              <w:left w:w="50" w:type="dxa"/>
+              <w:right w:w="50" w:type="dxa"/>
+            </w:tcMar>
+          </w:tcPr>
+          <w:p>
+            <w:pPr>
+              <w:jc w:val="center"/>
+            </w:pPr>
+            <w:r>
+              <w:rPr>
+                <w:rFonts w:ascii="Meiryo" w:hAnsi="Meiryo"/>
+                <w:color w:val="282828"/>
+                <w:sz w:val="15"/>
+              </w:rPr>
+              <w:t>mm</w:t>
+            </w:r>
+          </w:p>
+        </w:tc>
+        <w:tc>
+          <w:tcPr>
+            <w:tcW w:type="dxa" w:w="3024"/>
+            <w:shd w:fill="FFFFFF"/>
+            <w:tcMar>
+              <w:top w:w="45" w:type="dxa"/>
+              <w:bottom w:w="45" w:type="dxa"/>
+              <w:left w:w="50" w:type="dxa"/>
+              <w:right w:w="50" w:type="dxa"/>
+            </w:tcMar>
+          </w:tcPr>
+          <w:p>
+            <w:pPr>
+              <w:jc w:val="left"/>
+            </w:pPr>
+            <w:r>
+              <w:rPr>
+                <w:rFonts w:ascii="Meiryo" w:hAnsi="Meiryo"/>
+                <w:color w:val="282828"/>
+                <w:sz w:val="15"/>
+              </w:rPr>
+              <w:t>少量 &lt;10mm, 中等量 10-20mm, 大量 &gt;20mm</w:t>
+            </w:r>
+          </w:p>
+        </w:tc>
+      </w:tr>
+    </w:tbl>
+    <w:p>
+      <w:pPr>
+        <w:spacing w:before="140" w:after="40"/>
+      </w:pPr>
+      <w:r>
+        <w:rPr>
+          <w:rFonts w:ascii="Meiryo" w:hAnsi="Meiryo"/>
+          <w:b/>
+          <w:color w:val="005AA0"/>
+          <w:sz w:val="21"/>
         </w:rPr>
         <w:t>💡 現場でのSR連携 運用・システム設計チェックポイント</w:t>
       </w:r>
@@ -7294,15 +8970,15 @@
         <w:rPr>
           <w:rFonts w:ascii="Meiryo" w:hAnsi="Meiryo"/>
           <w:color w:val="1E1E1E"/>
-          <w:sz w:val="16"/>
+          <w:sz w:val="15"/>
         </w:rPr>
-        <w:t>1. 計測ラベルの選択厳守: フリーキャリパーではなく、必ず装置内蔵の専用ラベル（例: Ao Diam, MV E, Sep e', LARS, RVOT diam, PISA 等）を選択して計測すること。</w:t>
+        <w:t>1. 計測ラベルの選択厳守: フリーキャリパーではなく、必ず装置内蔵の専用ラベル（例: Ao Diam, MV E, Sep e', LARS, RVOT diam, PISA, Wilkins等）を選択して計測すること。</w:t>
         <w:br/>
-        <w:t>2. シャント率 (Qp/Qs) のペアリング: RVOT径・RVOT VTI、および LVOT径・LVOT VTI の4項目が揃って初めてQp/Qsが完全自動算出される。</w:t>
+        <w:t>2. 弁狭窄の連続の式ペアリング: LVOT径・LVOT VTI と AV/MV/TV/PV の各弁VTIが揃って初めて狭窄弁口面積（AVA/MVA/TVA）が完全自動算出される。</w:t>
         <w:br/>
-        <w:t>3. 肺血管抵抗 (PVR) の自動計算: TR Vmax と RVOT VTI が測定されていれば、レポートシステム側でWood単位を自動計算可能。</w:t>
+        <w:t>3. シャント率 (Qp/Qs) ＆ PVRの自動計算: RVOTとLVOTの径・VTI、および TR Vmax からQp/QsとPVR（Wood単位）を完全自動演算。</w:t>
         <w:br/>
-        <w:t>4. 全弁逆流定量の完全網羅: AR/MR/TR/PRのVC幅・PISA・PHT・血流逆転波形をSR連携し、弁膜症重症度を客観的数値で完全担保する。</w:t>
+        <w:t>4. 全4弁狭窄・全4弁逆流の完全網羅: AS/MS/TS/PS および AR/MR/TR/PR の全重症度基準値を網羅し、弁膜症レポート作成を自動化する。</w:t>
         <w:br/>
         <w:t>5. 単位系スケーリングの整合性: エコー機側の出力単位（cm/s ⇄ m/s、mL ⇄ L）とレポートシステム側の受信単位の整合性を結合テストで必ず照合すること。</w:t>
         <w:br/>
@@ -7311,7 +8987,7 @@
     </w:p>
     <w:sectPr>
       <w:pgSz w:w="12240" w:h="15840"/>
-      <w:pgMar w:top="648" w:right="648" w:bottom="648" w:left="648" w:header="720" w:footer="720" w:gutter="0"/>
+      <w:pgMar w:top="576" w:right="576" w:bottom="576" w:left="576" w:header="720" w:footer="720" w:gutter="0"/>
       <w:cols w:space="720"/>
       <w:docGrid w:linePitch="360"/>
     </w:sectPr>

--- a/心エコーデジタル教科書/心エコー_DICOM_SR連携_推奨項目マスターリファレンス.docx
+++ b/心エコーデジタル教科書/心エコー_DICOM_SR連携_推奨項目マスターリファレンス.docx
@@ -11,9 +11,9 @@
           <w:rFonts w:ascii="Meiryo" w:hAnsi="Meiryo"/>
           <w:b/>
           <w:color w:val="004682"/>
-          <w:sz w:val="31"/>
+          <w:sz w:val="30"/>
         </w:rPr>
-        <w:t>心エコー検査 DICOM SR連携 推奨項目マスターリファレンス (完全決定版)</w:t>
+        <w:t>心エコー検査 DICOM SR連携 推奨項目マスターリファレンス (アルティメット完全版)</w:t>
       </w:r>
     </w:p>
     <w:p>
@@ -25,38 +25,65 @@
           <w:rFonts w:ascii="Meiryo" w:hAnsi="Meiryo"/>
           <w:i/>
           <w:color w:val="464646"/>
-          <w:sz w:val="18"/>
+          <w:sz w:val="17"/>
         </w:rPr>
-        <w:t>― 全4弁狭窄（AS/MS/TS/PS）・全4弁逆流（AR/MR/TR/PR）・シャント（Qp/Qs）・PVR・dP/dt・LARS網羅仕様書 ―</w:t>
+        <w:t>― 2Dストレイン（GLS/心毒性CTRCD/心アミロイドーシスApical Sparing/RV FWS）・全4弁狭窄・全4弁逆流・Qp/Qs・PVR網羅 ―</w:t>
       </w:r>
     </w:p>
     <w:p>
       <w:pPr>
-        <w:spacing w:before="40" w:after="80"/>
+        <w:spacing w:before="40" w:after="60"/>
       </w:pPr>
       <w:r>
         <w:rPr>
           <w:rFonts w:ascii="Meiryo" w:hAnsi="Meiryo"/>
           <w:color w:val="14283C"/>
-          <w:sz w:val="16"/>
+          <w:sz w:val="15"/>
         </w:rPr>
         <w:t>【概要と目的】</w:t>
         <w:br/>
-        <w:t>超音波診断装置で測定した数値をDICOM SRとしてレポートシステム・電子カルテへ自動連携することにより、① 転記ミスの完全撲滅、② 検査時間の大幅短縮、③ 【全4弁狭窄症 AS / MS / TS / PS】の連続の式・PHT・圧較差・DVI・Wilkinsスコア、④ 【全4弁逆流症 AR / MR / TR / PR】のPISA・VC幅・EROA・逆流量・血流逆転、⑤ 【先進血行動態】Qp/Qs（シャント率）・PVR（肺血管抵抗）・左室 dP/dt・RV-PAカップリング、⑥ 【最新拡張能 ASE 2025】LARS（左房リザーバーストレイン）・E/e'の完全自動判定を実現します。</w:t>
+        <w:t>超音波診断装置で測定した数値をDICOM SRとしてレポートシステム・電子カルテへ自動連携することにより、① 転記ミスの完全撲滅、② 検査時間の大幅短縮、</w:t>
+        <w:br/>
+        <w:t>③ 【2Dスペックルストレイン】GLS、抗がん剤心毒性（CTRCD: 相対低下&gt;15%）、心アミロイドーシス（心尖部温存比率 Apical Sparing Index &gt; 1.0）、右室自由壁ストレイン（RV FWS）、</w:t>
+        <w:br/>
+        <w:t>④ 【全4弁狭窄症 AS / MS / TS / PS】＆【全4弁逆流症 AR / MR / TR / PR】の連続の式・PISA・VC幅・EROA・逆流量・圧較差、</w:t>
+        <w:br/>
+        <w:t>⑤ 【先進血行動態】Qp/Qs（シャント率）・PVR（肺血管抵抗）・左室 dP/dt・RV-PAカップリング、</w:t>
+        <w:br/>
+        <w:t>⑥ 【最新ASE 2025拡張能】LARS（左房リザーバーストレイン）・E/e'の完全自動判定を実現します。</w:t>
       </w:r>
     </w:p>
     <w:p>
       <w:pPr>
-        <w:spacing w:before="140" w:after="40"/>
+        <w:spacing w:before="120" w:after="40"/>
       </w:pPr>
       <w:r>
         <w:rPr>
           <w:rFonts w:ascii="Meiryo" w:hAnsi="Meiryo"/>
           <w:b/>
           <w:color w:val="005AA0"/>
-          <w:sz w:val="21"/>
+          <w:sz w:val="20"/>
         </w:rPr>
-        <w:t>1. 🫀 左室形態・収縮能 ＆ 特殊血行動態指標（dP/dt）</w:t>
+        <w:t>1. 🎯 2Dストレイン評価（GLS / 心毒性CTRCD / 心アミロイドーシス / 右室FWS）</w:t>
+      </w:r>
+    </w:p>
+    <w:p>
+      <w:r>
+        <w:rPr>
+          <w:rFonts w:ascii="Meiryo" w:hAnsi="Meiryo"/>
+          <w:b/>
+          <w:color w:val="A03200"/>
+          <w:sz w:val="15"/>
+        </w:rPr>
+        <w:t>【ストレイン解析の臨床的判定基準】</w:t>
+        <w:br/>
+        <w:t>・正常GLS: |GLS| &gt; 18〜20% (正常基準値は -18% より陰性側)</w:t>
+        <w:br/>
+        <w:t>・心毒性 (CTRCD): ベースライン比で GLS 相対低下 &gt; 15% で無症候性心毒性 (Subclinical CTRCD) 確定</w:t>
+        <w:br/>
+        <w:t>・心アミロイドーシス: Apical Sparing Ratio = 心尖部歪み / (基部歪み + 中部歪み) &gt; 1.0 で特異度極めて高 (Cherry-on-top)</w:t>
+        <w:br/>
+        <w:t>・右室自由壁 (RV FWS): |RV FWS| &gt; 20〜23% が正常。肺高血圧・右室機能不全の強力な予後予測指標</w:t>
       </w:r>
     </w:p>
     <w:tbl>
@@ -74,11 +101,11 @@
         </w:tblBorders>
       </w:tblPr>
       <w:tblGrid>
-        <w:gridCol w:w="2218"/>
-        <w:gridCol w:w="2218"/>
-        <w:gridCol w:w="2218"/>
-        <w:gridCol w:w="2218"/>
-        <w:gridCol w:w="2218"/>
+        <w:gridCol w:w="2229"/>
+        <w:gridCol w:w="2229"/>
+        <w:gridCol w:w="2229"/>
+        <w:gridCol w:w="2229"/>
+        <w:gridCol w:w="2229"/>
       </w:tblGrid>
       <w:tr>
         <w:tc>
@@ -86,10 +113,10 @@
             <w:tcW w:type="dxa" w:w="1872"/>
             <w:shd w:fill="005691"/>
             <w:tcMar>
-              <w:top w:w="70" w:type="dxa"/>
-              <w:bottom w:w="70" w:type="dxa"/>
-              <w:left w:w="50" w:type="dxa"/>
-              <w:right w:w="50" w:type="dxa"/>
+              <w:top w:w="60" w:type="dxa"/>
+              <w:bottom w:w="60" w:type="dxa"/>
+              <w:left w:w="40" w:type="dxa"/>
+              <w:right w:w="40" w:type="dxa"/>
             </w:tcMar>
           </w:tcPr>
           <w:p>
@@ -101,9 +128,9 @@
                 <w:rFonts w:ascii="Meiryo" w:hAnsi="Meiryo"/>
                 <w:b/>
                 <w:color w:val="FFFFFF"/>
-                <w:sz w:val="16"/>
+                <w:sz w:val="15"/>
               </w:rPr>
-              <w:t>大分類</w:t>
+              <w:t>ストレイン分類</w:t>
             </w:r>
           </w:p>
         </w:tc>
@@ -112,10 +139,10 @@
             <w:tcW w:type="dxa" w:w="2592"/>
             <w:shd w:fill="005691"/>
             <w:tcMar>
-              <w:top w:w="70" w:type="dxa"/>
-              <w:bottom w:w="70" w:type="dxa"/>
-              <w:left w:w="50" w:type="dxa"/>
-              <w:right w:w="50" w:type="dxa"/>
+              <w:top w:w="60" w:type="dxa"/>
+              <w:bottom w:w="60" w:type="dxa"/>
+              <w:left w:w="40" w:type="dxa"/>
+              <w:right w:w="40" w:type="dxa"/>
             </w:tcMar>
           </w:tcPr>
           <w:p>
@@ -127,7 +154,7 @@
                 <w:rFonts w:ascii="Meiryo" w:hAnsi="Meiryo"/>
                 <w:b/>
                 <w:color w:val="FFFFFF"/>
-                <w:sz w:val="16"/>
+                <w:sz w:val="15"/>
               </w:rPr>
               <w:t>SR連携推奨項目</w:t>
             </w:r>
@@ -138,10 +165,10 @@
             <w:tcW w:type="dxa" w:w="2304"/>
             <w:shd w:fill="005691"/>
             <w:tcMar>
-              <w:top w:w="70" w:type="dxa"/>
-              <w:bottom w:w="70" w:type="dxa"/>
-              <w:left w:w="50" w:type="dxa"/>
-              <w:right w:w="50" w:type="dxa"/>
+              <w:top w:w="60" w:type="dxa"/>
+              <w:bottom w:w="60" w:type="dxa"/>
+              <w:left w:w="40" w:type="dxa"/>
+              <w:right w:w="40" w:type="dxa"/>
             </w:tcMar>
           </w:tcPr>
           <w:p>
@@ -153,7 +180,7 @@
                 <w:rFonts w:ascii="Meiryo" w:hAnsi="Meiryo"/>
                 <w:b/>
                 <w:color w:val="FFFFFF"/>
-                <w:sz w:val="16"/>
+                <w:sz w:val="15"/>
               </w:rPr>
               <w:t>英語表記 / DICOMタグ</w:t>
             </w:r>
@@ -161,13 +188,13 @@
         </w:tc>
         <w:tc>
           <w:tcPr>
-            <w:tcW w:type="dxa" w:w="1008"/>
+            <w:tcW w:type="dxa" w:w="864"/>
             <w:shd w:fill="005691"/>
             <w:tcMar>
-              <w:top w:w="70" w:type="dxa"/>
-              <w:bottom w:w="70" w:type="dxa"/>
-              <w:left w:w="50" w:type="dxa"/>
-              <w:right w:w="50" w:type="dxa"/>
+              <w:top w:w="60" w:type="dxa"/>
+              <w:bottom w:w="60" w:type="dxa"/>
+              <w:left w:w="40" w:type="dxa"/>
+              <w:right w:w="40" w:type="dxa"/>
             </w:tcMar>
           </w:tcPr>
           <w:p>
@@ -179,7 +206,7 @@
                 <w:rFonts w:ascii="Meiryo" w:hAnsi="Meiryo"/>
                 <w:b/>
                 <w:color w:val="FFFFFF"/>
-                <w:sz w:val="16"/>
+                <w:sz w:val="15"/>
               </w:rPr>
               <w:t>単位</w:t>
             </w:r>
@@ -187,13 +214,13 @@
         </w:tc>
         <w:tc>
           <w:tcPr>
-            <w:tcW w:type="dxa" w:w="3024"/>
+            <w:tcW w:type="dxa" w:w="3168"/>
             <w:shd w:fill="005691"/>
             <w:tcMar>
-              <w:top w:w="70" w:type="dxa"/>
-              <w:bottom w:w="70" w:type="dxa"/>
-              <w:left w:w="50" w:type="dxa"/>
-              <w:right w:w="50" w:type="dxa"/>
+              <w:top w:w="60" w:type="dxa"/>
+              <w:bottom w:w="60" w:type="dxa"/>
+              <w:left w:w="40" w:type="dxa"/>
+              <w:right w:w="40" w:type="dxa"/>
             </w:tcMar>
           </w:tcPr>
           <w:p>
@@ -205,7 +232,1449 @@
                 <w:rFonts w:ascii="Meiryo" w:hAnsi="Meiryo"/>
                 <w:b/>
                 <w:color w:val="FFFFFF"/>
-                <w:sz w:val="16"/>
+                <w:sz w:val="15"/>
+              </w:rPr>
+              <w:t>判定基準・自動演算ロジック</w:t>
+            </w:r>
+          </w:p>
+        </w:tc>
+      </w:tr>
+      <w:tr>
+        <w:tc>
+          <w:tcPr>
+            <w:tcW w:type="dxa" w:w="1872"/>
+            <w:shd w:fill="FFFFFF"/>
+            <w:tcMar>
+              <w:top w:w="35" w:type="dxa"/>
+              <w:bottom w:w="35" w:type="dxa"/>
+              <w:left w:w="40" w:type="dxa"/>
+              <w:right w:w="40" w:type="dxa"/>
+            </w:tcMar>
+          </w:tcPr>
+          <w:p>
+            <w:pPr>
+              <w:jc w:val="left"/>
+            </w:pPr>
+            <w:r>
+              <w:rPr>
+                <w:rFonts w:ascii="Meiryo" w:hAnsi="Meiryo"/>
+                <w:color w:val="282828"/>
+                <w:sz w:val="15"/>
+              </w:rPr>
+              <w:t>左室長軸ストレイン</w:t>
+            </w:r>
+          </w:p>
+        </w:tc>
+        <w:tc>
+          <w:tcPr>
+            <w:tcW w:type="dxa" w:w="2592"/>
+            <w:shd w:fill="FFFFFF"/>
+            <w:tcMar>
+              <w:top w:w="35" w:type="dxa"/>
+              <w:bottom w:w="35" w:type="dxa"/>
+              <w:left w:w="40" w:type="dxa"/>
+              <w:right w:w="40" w:type="dxa"/>
+            </w:tcMar>
+          </w:tcPr>
+          <w:p>
+            <w:pPr>
+              <w:jc w:val="left"/>
+            </w:pPr>
+            <w:r>
+              <w:rPr>
+                <w:rFonts w:ascii="Meiryo" w:hAnsi="Meiryo"/>
+                <w:color w:val="282828"/>
+                <w:sz w:val="15"/>
+              </w:rPr>
+              <w:t>左室グローバル縦方向歪み</w:t>
+            </w:r>
+          </w:p>
+        </w:tc>
+        <w:tc>
+          <w:tcPr>
+            <w:tcW w:type="dxa" w:w="2304"/>
+            <w:shd w:fill="FFFFFF"/>
+            <w:tcMar>
+              <w:top w:w="35" w:type="dxa"/>
+              <w:bottom w:w="35" w:type="dxa"/>
+              <w:left w:w="40" w:type="dxa"/>
+              <w:right w:w="40" w:type="dxa"/>
+            </w:tcMar>
+          </w:tcPr>
+          <w:p>
+            <w:pPr>
+              <w:jc w:val="center"/>
+            </w:pPr>
+            <w:r>
+              <w:rPr>
+                <w:rFonts w:ascii="Meiryo" w:hAnsi="Meiryo"/>
+                <w:color w:val="282828"/>
+                <w:sz w:val="15"/>
+              </w:rPr>
+              <w:t>LV GLS (Average)</w:t>
+            </w:r>
+          </w:p>
+        </w:tc>
+        <w:tc>
+          <w:tcPr>
+            <w:tcW w:type="dxa" w:w="864"/>
+            <w:shd w:fill="FFFFFF"/>
+            <w:tcMar>
+              <w:top w:w="35" w:type="dxa"/>
+              <w:bottom w:w="35" w:type="dxa"/>
+              <w:left w:w="40" w:type="dxa"/>
+              <w:right w:w="40" w:type="dxa"/>
+            </w:tcMar>
+          </w:tcPr>
+          <w:p>
+            <w:pPr>
+              <w:jc w:val="center"/>
+            </w:pPr>
+            <w:r>
+              <w:rPr>
+                <w:rFonts w:ascii="Meiryo" w:hAnsi="Meiryo"/>
+                <w:color w:val="282828"/>
+                <w:sz w:val="15"/>
+              </w:rPr>
+              <w:t>%</w:t>
+            </w:r>
+          </w:p>
+        </w:tc>
+        <w:tc>
+          <w:tcPr>
+            <w:tcW w:type="dxa" w:w="3168"/>
+            <w:shd w:fill="FFFFFF"/>
+            <w:tcMar>
+              <w:top w:w="35" w:type="dxa"/>
+              <w:bottom w:w="35" w:type="dxa"/>
+              <w:left w:w="40" w:type="dxa"/>
+              <w:right w:w="40" w:type="dxa"/>
+            </w:tcMar>
+          </w:tcPr>
+          <w:p>
+            <w:pPr>
+              <w:jc w:val="left"/>
+            </w:pPr>
+            <w:r>
+              <w:rPr>
+                <w:rFonts w:ascii="Meiryo" w:hAnsi="Meiryo"/>
+                <w:color w:val="282828"/>
+                <w:sz w:val="15"/>
+              </w:rPr>
+              <w:t>正常: |GLS| &gt; 18〜20% (低下: &gt; -16%)</w:t>
+            </w:r>
+          </w:p>
+        </w:tc>
+      </w:tr>
+      <w:tr>
+        <w:tc>
+          <w:tcPr>
+            <w:tcW w:type="dxa" w:w="1872"/>
+            <w:shd w:fill="F4F8FA"/>
+            <w:tcMar>
+              <w:top w:w="35" w:type="dxa"/>
+              <w:bottom w:w="35" w:type="dxa"/>
+              <w:left w:w="40" w:type="dxa"/>
+              <w:right w:w="40" w:type="dxa"/>
+            </w:tcMar>
+          </w:tcPr>
+          <w:p>
+            <w:pPr>
+              <w:jc w:val="left"/>
+            </w:pPr>
+            <w:r>
+              <w:rPr>
+                <w:rFonts w:ascii="Meiryo" w:hAnsi="Meiryo"/>
+                <w:color w:val="282828"/>
+                <w:sz w:val="15"/>
+              </w:rPr>
+              <w:t>左室長軸ストレイン</w:t>
+            </w:r>
+          </w:p>
+        </w:tc>
+        <w:tc>
+          <w:tcPr>
+            <w:tcW w:type="dxa" w:w="2592"/>
+            <w:shd w:fill="F4F8FA"/>
+            <w:tcMar>
+              <w:top w:w="35" w:type="dxa"/>
+              <w:bottom w:w="35" w:type="dxa"/>
+              <w:left w:w="40" w:type="dxa"/>
+              <w:right w:w="40" w:type="dxa"/>
+            </w:tcMar>
+          </w:tcPr>
+          <w:p>
+            <w:pPr>
+              <w:jc w:val="left"/>
+            </w:pPr>
+            <w:r>
+              <w:rPr>
+                <w:rFonts w:ascii="Meiryo" w:hAnsi="Meiryo"/>
+                <w:b/>
+                <w:color w:val="B41414"/>
+                <w:sz w:val="15"/>
+              </w:rPr>
+              <w:t>3断面個別GLS (4C/2C/3C)</w:t>
+            </w:r>
+          </w:p>
+        </w:tc>
+        <w:tc>
+          <w:tcPr>
+            <w:tcW w:type="dxa" w:w="2304"/>
+            <w:shd w:fill="F4F8FA"/>
+            <w:tcMar>
+              <w:top w:w="35" w:type="dxa"/>
+              <w:bottom w:w="35" w:type="dxa"/>
+              <w:left w:w="40" w:type="dxa"/>
+              <w:right w:w="40" w:type="dxa"/>
+            </w:tcMar>
+          </w:tcPr>
+          <w:p>
+            <w:pPr>
+              <w:jc w:val="center"/>
+            </w:pPr>
+            <w:r>
+              <w:rPr>
+                <w:rFonts w:ascii="Meiryo" w:hAnsi="Meiryo"/>
+                <w:color w:val="282828"/>
+                <w:sz w:val="15"/>
+              </w:rPr>
+              <w:t>GLS A4C / A2C / A3C</w:t>
+            </w:r>
+          </w:p>
+        </w:tc>
+        <w:tc>
+          <w:tcPr>
+            <w:tcW w:type="dxa" w:w="864"/>
+            <w:shd w:fill="F4F8FA"/>
+            <w:tcMar>
+              <w:top w:w="35" w:type="dxa"/>
+              <w:bottom w:w="35" w:type="dxa"/>
+              <w:left w:w="40" w:type="dxa"/>
+              <w:right w:w="40" w:type="dxa"/>
+            </w:tcMar>
+          </w:tcPr>
+          <w:p>
+            <w:pPr>
+              <w:jc w:val="center"/>
+            </w:pPr>
+            <w:r>
+              <w:rPr>
+                <w:rFonts w:ascii="Meiryo" w:hAnsi="Meiryo"/>
+                <w:color w:val="282828"/>
+                <w:sz w:val="15"/>
+              </w:rPr>
+              <w:t>%</w:t>
+            </w:r>
+          </w:p>
+        </w:tc>
+        <w:tc>
+          <w:tcPr>
+            <w:tcW w:type="dxa" w:w="3168"/>
+            <w:shd w:fill="F4F8FA"/>
+            <w:tcMar>
+              <w:top w:w="35" w:type="dxa"/>
+              <w:bottom w:w="35" w:type="dxa"/>
+              <w:left w:w="40" w:type="dxa"/>
+              <w:right w:w="40" w:type="dxa"/>
+            </w:tcMar>
+          </w:tcPr>
+          <w:p>
+            <w:pPr>
+              <w:jc w:val="left"/>
+            </w:pPr>
+            <w:r>
+              <w:rPr>
+                <w:rFonts w:ascii="Meiryo" w:hAnsi="Meiryo"/>
+                <w:color w:val="282828"/>
+                <w:sz w:val="15"/>
+              </w:rPr>
+              <w:t>各断面の歪み計測データ (ブルズアイ描画元)</w:t>
+            </w:r>
+          </w:p>
+        </w:tc>
+      </w:tr>
+      <w:tr>
+        <w:tc>
+          <w:tcPr>
+            <w:tcW w:type="dxa" w:w="1872"/>
+            <w:shd w:fill="FFFFFF"/>
+            <w:tcMar>
+              <w:top w:w="35" w:type="dxa"/>
+              <w:bottom w:w="35" w:type="dxa"/>
+              <w:left w:w="40" w:type="dxa"/>
+              <w:right w:w="40" w:type="dxa"/>
+            </w:tcMar>
+          </w:tcPr>
+          <w:p>
+            <w:pPr>
+              <w:jc w:val="left"/>
+            </w:pPr>
+            <w:r>
+              <w:rPr>
+                <w:rFonts w:ascii="Meiryo" w:hAnsi="Meiryo"/>
+                <w:color w:val="282828"/>
+                <w:sz w:val="15"/>
+              </w:rPr>
+              <w:t>腫瘍循環器・心毒性</w:t>
+            </w:r>
+          </w:p>
+        </w:tc>
+        <w:tc>
+          <w:tcPr>
+            <w:tcW w:type="dxa" w:w="2592"/>
+            <w:shd w:fill="FFFFFF"/>
+            <w:tcMar>
+              <w:top w:w="35" w:type="dxa"/>
+              <w:bottom w:w="35" w:type="dxa"/>
+              <w:left w:w="40" w:type="dxa"/>
+              <w:right w:w="40" w:type="dxa"/>
+            </w:tcMar>
+          </w:tcPr>
+          <w:p>
+            <w:pPr>
+              <w:jc w:val="left"/>
+            </w:pPr>
+            <w:r>
+              <w:rPr>
+                <w:rFonts w:ascii="Meiryo" w:hAnsi="Meiryo"/>
+                <w:b/>
+                <w:color w:val="B41414"/>
+                <w:sz w:val="15"/>
+              </w:rPr>
+              <w:t>心毒性判定 (CTRCD相対低下率)</w:t>
+            </w:r>
+          </w:p>
+        </w:tc>
+        <w:tc>
+          <w:tcPr>
+            <w:tcW w:type="dxa" w:w="2304"/>
+            <w:shd w:fill="FFFFFF"/>
+            <w:tcMar>
+              <w:top w:w="35" w:type="dxa"/>
+              <w:bottom w:w="35" w:type="dxa"/>
+              <w:left w:w="40" w:type="dxa"/>
+              <w:right w:w="40" w:type="dxa"/>
+            </w:tcMar>
+          </w:tcPr>
+          <w:p>
+            <w:pPr>
+              <w:jc w:val="center"/>
+            </w:pPr>
+            <w:r>
+              <w:rPr>
+                <w:rFonts w:ascii="Meiryo" w:hAnsi="Meiryo"/>
+                <w:color w:val="282828"/>
+                <w:sz w:val="15"/>
+              </w:rPr>
+              <w:t>ΔGLS Relative Change</w:t>
+            </w:r>
+          </w:p>
+        </w:tc>
+        <w:tc>
+          <w:tcPr>
+            <w:tcW w:type="dxa" w:w="864"/>
+            <w:shd w:fill="FFFFFF"/>
+            <w:tcMar>
+              <w:top w:w="35" w:type="dxa"/>
+              <w:bottom w:w="35" w:type="dxa"/>
+              <w:left w:w="40" w:type="dxa"/>
+              <w:right w:w="40" w:type="dxa"/>
+            </w:tcMar>
+          </w:tcPr>
+          <w:p>
+            <w:pPr>
+              <w:jc w:val="center"/>
+            </w:pPr>
+            <w:r>
+              <w:rPr>
+                <w:rFonts w:ascii="Meiryo" w:hAnsi="Meiryo"/>
+                <w:color w:val="282828"/>
+                <w:sz w:val="15"/>
+              </w:rPr>
+              <w:t>%</w:t>
+            </w:r>
+          </w:p>
+        </w:tc>
+        <w:tc>
+          <w:tcPr>
+            <w:tcW w:type="dxa" w:w="3168"/>
+            <w:shd w:fill="FFFFFF"/>
+            <w:tcMar>
+              <w:top w:w="35" w:type="dxa"/>
+              <w:bottom w:w="35" w:type="dxa"/>
+              <w:left w:w="40" w:type="dxa"/>
+              <w:right w:w="40" w:type="dxa"/>
+            </w:tcMar>
+          </w:tcPr>
+          <w:p>
+            <w:pPr>
+              <w:jc w:val="left"/>
+            </w:pPr>
+            <w:r>
+              <w:rPr>
+                <w:rFonts w:ascii="Meiryo" w:hAnsi="Meiryo"/>
+                <w:color w:val="282828"/>
+                <w:sz w:val="15"/>
+              </w:rPr>
+              <w:t>ベースライン比で &gt; 15% 低下で無症候性心毒性確定</w:t>
+            </w:r>
+          </w:p>
+        </w:tc>
+      </w:tr>
+      <w:tr>
+        <w:tc>
+          <w:tcPr>
+            <w:tcW w:type="dxa" w:w="1872"/>
+            <w:shd w:fill="F4F8FA"/>
+            <w:tcMar>
+              <w:top w:w="35" w:type="dxa"/>
+              <w:bottom w:w="35" w:type="dxa"/>
+              <w:left w:w="40" w:type="dxa"/>
+              <w:right w:w="40" w:type="dxa"/>
+            </w:tcMar>
+          </w:tcPr>
+          <w:p>
+            <w:pPr>
+              <w:jc w:val="left"/>
+            </w:pPr>
+            <w:r>
+              <w:rPr>
+                <w:rFonts w:ascii="Meiryo" w:hAnsi="Meiryo"/>
+                <w:color w:val="282828"/>
+                <w:sz w:val="15"/>
+              </w:rPr>
+              <w:t>心アミロイドーシス</w:t>
+            </w:r>
+          </w:p>
+        </w:tc>
+        <w:tc>
+          <w:tcPr>
+            <w:tcW w:type="dxa" w:w="2592"/>
+            <w:shd w:fill="F4F8FA"/>
+            <w:tcMar>
+              <w:top w:w="35" w:type="dxa"/>
+              <w:bottom w:w="35" w:type="dxa"/>
+              <w:left w:w="40" w:type="dxa"/>
+              <w:right w:w="40" w:type="dxa"/>
+            </w:tcMar>
+          </w:tcPr>
+          <w:p>
+            <w:pPr>
+              <w:jc w:val="left"/>
+            </w:pPr>
+            <w:r>
+              <w:rPr>
+                <w:rFonts w:ascii="Meiryo" w:hAnsi="Meiryo"/>
+                <w:b/>
+                <w:color w:val="B41414"/>
+                <w:sz w:val="15"/>
+              </w:rPr>
+              <w:t>心尖部温存比率 (Apical Sparing)</w:t>
+            </w:r>
+          </w:p>
+        </w:tc>
+        <w:tc>
+          <w:tcPr>
+            <w:tcW w:type="dxa" w:w="2304"/>
+            <w:shd w:fill="F4F8FA"/>
+            <w:tcMar>
+              <w:top w:w="35" w:type="dxa"/>
+              <w:bottom w:w="35" w:type="dxa"/>
+              <w:left w:w="40" w:type="dxa"/>
+              <w:right w:w="40" w:type="dxa"/>
+            </w:tcMar>
+          </w:tcPr>
+          <w:p>
+            <w:pPr>
+              <w:jc w:val="center"/>
+            </w:pPr>
+            <w:r>
+              <w:rPr>
+                <w:rFonts w:ascii="Meiryo" w:hAnsi="Meiryo"/>
+                <w:color w:val="282828"/>
+                <w:sz w:val="15"/>
+              </w:rPr>
+              <w:t>Apical Sparing Ratio (RELAPS)</w:t>
+            </w:r>
+          </w:p>
+        </w:tc>
+        <w:tc>
+          <w:tcPr>
+            <w:tcW w:type="dxa" w:w="864"/>
+            <w:shd w:fill="F4F8FA"/>
+            <w:tcMar>
+              <w:top w:w="35" w:type="dxa"/>
+              <w:bottom w:w="35" w:type="dxa"/>
+              <w:left w:w="40" w:type="dxa"/>
+              <w:right w:w="40" w:type="dxa"/>
+            </w:tcMar>
+          </w:tcPr>
+          <w:p>
+            <w:pPr>
+              <w:jc w:val="center"/>
+            </w:pPr>
+            <w:r>
+              <w:rPr>
+                <w:rFonts w:ascii="Meiryo" w:hAnsi="Meiryo"/>
+                <w:color w:val="282828"/>
+                <w:sz w:val="15"/>
+              </w:rPr>
+              <w:t>-</w:t>
+            </w:r>
+          </w:p>
+        </w:tc>
+        <w:tc>
+          <w:tcPr>
+            <w:tcW w:type="dxa" w:w="3168"/>
+            <w:shd w:fill="F4F8FA"/>
+            <w:tcMar>
+              <w:top w:w="35" w:type="dxa"/>
+              <w:bottom w:w="35" w:type="dxa"/>
+              <w:left w:w="40" w:type="dxa"/>
+              <w:right w:w="40" w:type="dxa"/>
+            </w:tcMar>
+          </w:tcPr>
+          <w:p>
+            <w:pPr>
+              <w:jc w:val="left"/>
+            </w:pPr>
+            <w:r>
+              <w:rPr>
+                <w:rFonts w:ascii="Meiryo" w:hAnsi="Meiryo"/>
+                <w:color w:val="282828"/>
+                <w:sz w:val="15"/>
+              </w:rPr>
+              <w:t>心尖部 / (基部+中部) &gt; 1.0 で心アミロイドーシス示唆</w:t>
+            </w:r>
+          </w:p>
+        </w:tc>
+      </w:tr>
+      <w:tr>
+        <w:tc>
+          <w:tcPr>
+            <w:tcW w:type="dxa" w:w="1872"/>
+            <w:shd w:fill="FFFFFF"/>
+            <w:tcMar>
+              <w:top w:w="35" w:type="dxa"/>
+              <w:bottom w:w="35" w:type="dxa"/>
+              <w:left w:w="40" w:type="dxa"/>
+              <w:right w:w="40" w:type="dxa"/>
+            </w:tcMar>
+          </w:tcPr>
+          <w:p>
+            <w:pPr>
+              <w:jc w:val="left"/>
+            </w:pPr>
+            <w:r>
+              <w:rPr>
+                <w:rFonts w:ascii="Meiryo" w:hAnsi="Meiryo"/>
+                <w:color w:val="282828"/>
+                <w:sz w:val="15"/>
+              </w:rPr>
+              <w:t>心アミロイドーシス</w:t>
+            </w:r>
+          </w:p>
+        </w:tc>
+        <w:tc>
+          <w:tcPr>
+            <w:tcW w:type="dxa" w:w="2592"/>
+            <w:shd w:fill="FFFFFF"/>
+            <w:tcMar>
+              <w:top w:w="35" w:type="dxa"/>
+              <w:bottom w:w="35" w:type="dxa"/>
+              <w:left w:w="40" w:type="dxa"/>
+              <w:right w:w="40" w:type="dxa"/>
+            </w:tcMar>
+          </w:tcPr>
+          <w:p>
+            <w:pPr>
+              <w:jc w:val="left"/>
+            </w:pPr>
+            <w:r>
+              <w:rPr>
+                <w:rFonts w:ascii="Meiryo" w:hAnsi="Meiryo"/>
+                <w:b/>
+                <w:color w:val="B41414"/>
+                <w:sz w:val="15"/>
+              </w:rPr>
+              <w:t>EF to GLS 比</w:t>
+            </w:r>
+          </w:p>
+        </w:tc>
+        <w:tc>
+          <w:tcPr>
+            <w:tcW w:type="dxa" w:w="2304"/>
+            <w:shd w:fill="FFFFFF"/>
+            <w:tcMar>
+              <w:top w:w="35" w:type="dxa"/>
+              <w:bottom w:w="35" w:type="dxa"/>
+              <w:left w:w="40" w:type="dxa"/>
+              <w:right w:w="40" w:type="dxa"/>
+            </w:tcMar>
+          </w:tcPr>
+          <w:p>
+            <w:pPr>
+              <w:jc w:val="center"/>
+            </w:pPr>
+            <w:r>
+              <w:rPr>
+                <w:rFonts w:ascii="Meiryo" w:hAnsi="Meiryo"/>
+                <w:color w:val="282828"/>
+                <w:sz w:val="15"/>
+              </w:rPr>
+              <w:t>LVEF / |GLS| ratio</w:t>
+            </w:r>
+          </w:p>
+        </w:tc>
+        <w:tc>
+          <w:tcPr>
+            <w:tcW w:type="dxa" w:w="864"/>
+            <w:shd w:fill="FFFFFF"/>
+            <w:tcMar>
+              <w:top w:w="35" w:type="dxa"/>
+              <w:bottom w:w="35" w:type="dxa"/>
+              <w:left w:w="40" w:type="dxa"/>
+              <w:right w:w="40" w:type="dxa"/>
+            </w:tcMar>
+          </w:tcPr>
+          <w:p>
+            <w:pPr>
+              <w:jc w:val="center"/>
+            </w:pPr>
+            <w:r>
+              <w:rPr>
+                <w:rFonts w:ascii="Meiryo" w:hAnsi="Meiryo"/>
+                <w:color w:val="282828"/>
+                <w:sz w:val="15"/>
+              </w:rPr>
+              <w:t>-</w:t>
+            </w:r>
+          </w:p>
+        </w:tc>
+        <w:tc>
+          <w:tcPr>
+            <w:tcW w:type="dxa" w:w="3168"/>
+            <w:shd w:fill="FFFFFF"/>
+            <w:tcMar>
+              <w:top w:w="35" w:type="dxa"/>
+              <w:bottom w:w="35" w:type="dxa"/>
+              <w:left w:w="40" w:type="dxa"/>
+              <w:right w:w="40" w:type="dxa"/>
+            </w:tcMar>
+          </w:tcPr>
+          <w:p>
+            <w:pPr>
+              <w:jc w:val="left"/>
+            </w:pPr>
+            <w:r>
+              <w:rPr>
+                <w:rFonts w:ascii="Meiryo" w:hAnsi="Meiryo"/>
+                <w:color w:val="282828"/>
+                <w:sz w:val="15"/>
+              </w:rPr>
+              <w:t>EF/|GLS| &gt; 4.1 でアミロイドーシス (EF保たれGLS著減)</w:t>
+            </w:r>
+          </w:p>
+        </w:tc>
+      </w:tr>
+      <w:tr>
+        <w:tc>
+          <w:tcPr>
+            <w:tcW w:type="dxa" w:w="1872"/>
+            <w:shd w:fill="F4F8FA"/>
+            <w:tcMar>
+              <w:top w:w="35" w:type="dxa"/>
+              <w:bottom w:w="35" w:type="dxa"/>
+              <w:left w:w="40" w:type="dxa"/>
+              <w:right w:w="40" w:type="dxa"/>
+            </w:tcMar>
+          </w:tcPr>
+          <w:p>
+            <w:pPr>
+              <w:jc w:val="left"/>
+            </w:pPr>
+            <w:r>
+              <w:rPr>
+                <w:rFonts w:ascii="Meiryo" w:hAnsi="Meiryo"/>
+                <w:color w:val="282828"/>
+                <w:sz w:val="15"/>
+              </w:rPr>
+              <w:t>心筋同期不全</w:t>
+            </w:r>
+          </w:p>
+        </w:tc>
+        <w:tc>
+          <w:tcPr>
+            <w:tcW w:type="dxa" w:w="2592"/>
+            <w:shd w:fill="F4F8FA"/>
+            <w:tcMar>
+              <w:top w:w="35" w:type="dxa"/>
+              <w:bottom w:w="35" w:type="dxa"/>
+              <w:left w:w="40" w:type="dxa"/>
+              <w:right w:w="40" w:type="dxa"/>
+            </w:tcMar>
+          </w:tcPr>
+          <w:p>
+            <w:pPr>
+              <w:jc w:val="left"/>
+            </w:pPr>
+            <w:r>
+              <w:rPr>
+                <w:rFonts w:ascii="Meiryo" w:hAnsi="Meiryo"/>
+                <w:color w:val="282828"/>
+                <w:sz w:val="15"/>
+              </w:rPr>
+              <w:t>ピーク歪み時間分散 (同期不全)</w:t>
+            </w:r>
+          </w:p>
+        </w:tc>
+        <w:tc>
+          <w:tcPr>
+            <w:tcW w:type="dxa" w:w="2304"/>
+            <w:shd w:fill="F4F8FA"/>
+            <w:tcMar>
+              <w:top w:w="35" w:type="dxa"/>
+              <w:bottom w:w="35" w:type="dxa"/>
+              <w:left w:w="40" w:type="dxa"/>
+              <w:right w:w="40" w:type="dxa"/>
+            </w:tcMar>
+          </w:tcPr>
+          <w:p>
+            <w:pPr>
+              <w:jc w:val="center"/>
+            </w:pPr>
+            <w:r>
+              <w:rPr>
+                <w:rFonts w:ascii="Meiryo" w:hAnsi="Meiryo"/>
+                <w:color w:val="282828"/>
+                <w:sz w:val="15"/>
+              </w:rPr>
+              <w:t>PSD (Peak Strain Dispersion)</w:t>
+            </w:r>
+          </w:p>
+        </w:tc>
+        <w:tc>
+          <w:tcPr>
+            <w:tcW w:type="dxa" w:w="864"/>
+            <w:shd w:fill="F4F8FA"/>
+            <w:tcMar>
+              <w:top w:w="35" w:type="dxa"/>
+              <w:bottom w:w="35" w:type="dxa"/>
+              <w:left w:w="40" w:type="dxa"/>
+              <w:right w:w="40" w:type="dxa"/>
+            </w:tcMar>
+          </w:tcPr>
+          <w:p>
+            <w:pPr>
+              <w:jc w:val="center"/>
+            </w:pPr>
+            <w:r>
+              <w:rPr>
+                <w:rFonts w:ascii="Meiryo" w:hAnsi="Meiryo"/>
+                <w:color w:val="282828"/>
+                <w:sz w:val="15"/>
+              </w:rPr>
+              <w:t>ms</w:t>
+            </w:r>
+          </w:p>
+        </w:tc>
+        <w:tc>
+          <w:tcPr>
+            <w:tcW w:type="dxa" w:w="3168"/>
+            <w:shd w:fill="F4F8FA"/>
+            <w:tcMar>
+              <w:top w:w="35" w:type="dxa"/>
+              <w:bottom w:w="35" w:type="dxa"/>
+              <w:left w:w="40" w:type="dxa"/>
+              <w:right w:w="40" w:type="dxa"/>
+            </w:tcMar>
+          </w:tcPr>
+          <w:p>
+            <w:pPr>
+              <w:jc w:val="left"/>
+            </w:pPr>
+            <w:r>
+              <w:rPr>
+                <w:rFonts w:ascii="Meiryo" w:hAnsi="Meiryo"/>
+                <w:color w:val="282828"/>
+                <w:sz w:val="15"/>
+              </w:rPr>
+              <w:t>&gt; 55〜65 ms で心室性不整脈・突然死リスク増大</w:t>
+            </w:r>
+          </w:p>
+        </w:tc>
+      </w:tr>
+      <w:tr>
+        <w:tc>
+          <w:tcPr>
+            <w:tcW w:type="dxa" w:w="1872"/>
+            <w:shd w:fill="FFFFFF"/>
+            <w:tcMar>
+              <w:top w:w="35" w:type="dxa"/>
+              <w:bottom w:w="35" w:type="dxa"/>
+              <w:left w:w="40" w:type="dxa"/>
+              <w:right w:w="40" w:type="dxa"/>
+            </w:tcMar>
+          </w:tcPr>
+          <w:p>
+            <w:pPr>
+              <w:jc w:val="left"/>
+            </w:pPr>
+            <w:r>
+              <w:rPr>
+                <w:rFonts w:ascii="Meiryo" w:hAnsi="Meiryo"/>
+                <w:color w:val="282828"/>
+                <w:sz w:val="15"/>
+              </w:rPr>
+              <w:t>右室ストレイン</w:t>
+            </w:r>
+          </w:p>
+        </w:tc>
+        <w:tc>
+          <w:tcPr>
+            <w:tcW w:type="dxa" w:w="2592"/>
+            <w:shd w:fill="FFFFFF"/>
+            <w:tcMar>
+              <w:top w:w="35" w:type="dxa"/>
+              <w:bottom w:w="35" w:type="dxa"/>
+              <w:left w:w="40" w:type="dxa"/>
+              <w:right w:w="40" w:type="dxa"/>
+            </w:tcMar>
+          </w:tcPr>
+          <w:p>
+            <w:pPr>
+              <w:jc w:val="left"/>
+            </w:pPr>
+            <w:r>
+              <w:rPr>
+                <w:rFonts w:ascii="Meiryo" w:hAnsi="Meiryo"/>
+                <w:color w:val="282828"/>
+                <w:sz w:val="15"/>
+              </w:rPr>
+              <w:t>右室自由壁縦方向歪み (最重要)</w:t>
+            </w:r>
+          </w:p>
+        </w:tc>
+        <w:tc>
+          <w:tcPr>
+            <w:tcW w:type="dxa" w:w="2304"/>
+            <w:shd w:fill="FFFFFF"/>
+            <w:tcMar>
+              <w:top w:w="35" w:type="dxa"/>
+              <w:bottom w:w="35" w:type="dxa"/>
+              <w:left w:w="40" w:type="dxa"/>
+              <w:right w:w="40" w:type="dxa"/>
+            </w:tcMar>
+          </w:tcPr>
+          <w:p>
+            <w:pPr>
+              <w:jc w:val="center"/>
+            </w:pPr>
+            <w:r>
+              <w:rPr>
+                <w:rFonts w:ascii="Meiryo" w:hAnsi="Meiryo"/>
+                <w:color w:val="282828"/>
+                <w:sz w:val="15"/>
+              </w:rPr>
+              <w:t>RV FWS (Free Wall Strain)</w:t>
+            </w:r>
+          </w:p>
+        </w:tc>
+        <w:tc>
+          <w:tcPr>
+            <w:tcW w:type="dxa" w:w="864"/>
+            <w:shd w:fill="FFFFFF"/>
+            <w:tcMar>
+              <w:top w:w="35" w:type="dxa"/>
+              <w:bottom w:w="35" w:type="dxa"/>
+              <w:left w:w="40" w:type="dxa"/>
+              <w:right w:w="40" w:type="dxa"/>
+            </w:tcMar>
+          </w:tcPr>
+          <w:p>
+            <w:pPr>
+              <w:jc w:val="center"/>
+            </w:pPr>
+            <w:r>
+              <w:rPr>
+                <w:rFonts w:ascii="Meiryo" w:hAnsi="Meiryo"/>
+                <w:color w:val="282828"/>
+                <w:sz w:val="15"/>
+              </w:rPr>
+              <w:t>%</w:t>
+            </w:r>
+          </w:p>
+        </w:tc>
+        <w:tc>
+          <w:tcPr>
+            <w:tcW w:type="dxa" w:w="3168"/>
+            <w:shd w:fill="FFFFFF"/>
+            <w:tcMar>
+              <w:top w:w="35" w:type="dxa"/>
+              <w:bottom w:w="35" w:type="dxa"/>
+              <w:left w:w="40" w:type="dxa"/>
+              <w:right w:w="40" w:type="dxa"/>
+            </w:tcMar>
+          </w:tcPr>
+          <w:p>
+            <w:pPr>
+              <w:jc w:val="left"/>
+            </w:pPr>
+            <w:r>
+              <w:rPr>
+                <w:rFonts w:ascii="Meiryo" w:hAnsi="Meiryo"/>
+                <w:color w:val="282828"/>
+                <w:sz w:val="15"/>
+              </w:rPr>
+              <w:t>正常: |RV FWS| &gt; 20〜23% (中隔除外の純右室機能)</w:t>
+            </w:r>
+          </w:p>
+        </w:tc>
+      </w:tr>
+      <w:tr>
+        <w:tc>
+          <w:tcPr>
+            <w:tcW w:type="dxa" w:w="1872"/>
+            <w:shd w:fill="F4F8FA"/>
+            <w:tcMar>
+              <w:top w:w="35" w:type="dxa"/>
+              <w:bottom w:w="35" w:type="dxa"/>
+              <w:left w:w="40" w:type="dxa"/>
+              <w:right w:w="40" w:type="dxa"/>
+            </w:tcMar>
+          </w:tcPr>
+          <w:p>
+            <w:pPr>
+              <w:jc w:val="left"/>
+            </w:pPr>
+            <w:r>
+              <w:rPr>
+                <w:rFonts w:ascii="Meiryo" w:hAnsi="Meiryo"/>
+                <w:color w:val="282828"/>
+                <w:sz w:val="15"/>
+              </w:rPr>
+              <w:t>右室ストレイン</w:t>
+            </w:r>
+          </w:p>
+        </w:tc>
+        <w:tc>
+          <w:tcPr>
+            <w:tcW w:type="dxa" w:w="2592"/>
+            <w:shd w:fill="F4F8FA"/>
+            <w:tcMar>
+              <w:top w:w="35" w:type="dxa"/>
+              <w:bottom w:w="35" w:type="dxa"/>
+              <w:left w:w="40" w:type="dxa"/>
+              <w:right w:w="40" w:type="dxa"/>
+            </w:tcMar>
+          </w:tcPr>
+          <w:p>
+            <w:pPr>
+              <w:jc w:val="left"/>
+            </w:pPr>
+            <w:r>
+              <w:rPr>
+                <w:rFonts w:ascii="Meiryo" w:hAnsi="Meiryo"/>
+                <w:color w:val="282828"/>
+                <w:sz w:val="15"/>
+              </w:rPr>
+              <w:t>右室全体縦方向歪み (4腔像)</w:t>
+            </w:r>
+          </w:p>
+        </w:tc>
+        <w:tc>
+          <w:tcPr>
+            <w:tcW w:type="dxa" w:w="2304"/>
+            <w:shd w:fill="F4F8FA"/>
+            <w:tcMar>
+              <w:top w:w="35" w:type="dxa"/>
+              <w:bottom w:w="35" w:type="dxa"/>
+              <w:left w:w="40" w:type="dxa"/>
+              <w:right w:w="40" w:type="dxa"/>
+            </w:tcMar>
+          </w:tcPr>
+          <w:p>
+            <w:pPr>
+              <w:jc w:val="center"/>
+            </w:pPr>
+            <w:r>
+              <w:rPr>
+                <w:rFonts w:ascii="Meiryo" w:hAnsi="Meiryo"/>
+                <w:color w:val="282828"/>
+                <w:sz w:val="15"/>
+              </w:rPr>
+              <w:t>RV 4CH Strain (GLS)</w:t>
+            </w:r>
+          </w:p>
+        </w:tc>
+        <w:tc>
+          <w:tcPr>
+            <w:tcW w:type="dxa" w:w="864"/>
+            <w:shd w:fill="F4F8FA"/>
+            <w:tcMar>
+              <w:top w:w="35" w:type="dxa"/>
+              <w:bottom w:w="35" w:type="dxa"/>
+              <w:left w:w="40" w:type="dxa"/>
+              <w:right w:w="40" w:type="dxa"/>
+            </w:tcMar>
+          </w:tcPr>
+          <w:p>
+            <w:pPr>
+              <w:jc w:val="center"/>
+            </w:pPr>
+            <w:r>
+              <w:rPr>
+                <w:rFonts w:ascii="Meiryo" w:hAnsi="Meiryo"/>
+                <w:color w:val="282828"/>
+                <w:sz w:val="15"/>
+              </w:rPr>
+              <w:t>%</w:t>
+            </w:r>
+          </w:p>
+        </w:tc>
+        <w:tc>
+          <w:tcPr>
+            <w:tcW w:type="dxa" w:w="3168"/>
+            <w:shd w:fill="F4F8FA"/>
+            <w:tcMar>
+              <w:top w:w="35" w:type="dxa"/>
+              <w:bottom w:w="35" w:type="dxa"/>
+              <w:left w:w="40" w:type="dxa"/>
+              <w:right w:w="40" w:type="dxa"/>
+            </w:tcMar>
+          </w:tcPr>
+          <w:p>
+            <w:pPr>
+              <w:jc w:val="left"/>
+            </w:pPr>
+            <w:r>
+              <w:rPr>
+                <w:rFonts w:ascii="Meiryo" w:hAnsi="Meiryo"/>
+                <w:color w:val="282828"/>
+                <w:sz w:val="15"/>
+              </w:rPr>
+              <w:t>中隔を含む右室全体ストレイン (正常: |GLS| &gt; 20%)</w:t>
+            </w:r>
+          </w:p>
+        </w:tc>
+      </w:tr>
+      <w:tr>
+        <w:tc>
+          <w:tcPr>
+            <w:tcW w:type="dxa" w:w="1872"/>
+            <w:shd w:fill="FFFFFF"/>
+            <w:tcMar>
+              <w:top w:w="35" w:type="dxa"/>
+              <w:bottom w:w="35" w:type="dxa"/>
+              <w:left w:w="40" w:type="dxa"/>
+              <w:right w:w="40" w:type="dxa"/>
+            </w:tcMar>
+          </w:tcPr>
+          <w:p>
+            <w:pPr>
+              <w:jc w:val="left"/>
+            </w:pPr>
+            <w:r>
+              <w:rPr>
+                <w:rFonts w:ascii="Meiryo" w:hAnsi="Meiryo"/>
+                <w:color w:val="282828"/>
+                <w:sz w:val="15"/>
+              </w:rPr>
+              <w:t>左房ストレイン</w:t>
+            </w:r>
+          </w:p>
+        </w:tc>
+        <w:tc>
+          <w:tcPr>
+            <w:tcW w:type="dxa" w:w="2592"/>
+            <w:shd w:fill="FFFFFF"/>
+            <w:tcMar>
+              <w:top w:w="35" w:type="dxa"/>
+              <w:bottom w:w="35" w:type="dxa"/>
+              <w:left w:w="40" w:type="dxa"/>
+              <w:right w:w="40" w:type="dxa"/>
+            </w:tcMar>
+          </w:tcPr>
+          <w:p>
+            <w:pPr>
+              <w:jc w:val="left"/>
+            </w:pPr>
+            <w:r>
+              <w:rPr>
+                <w:rFonts w:ascii="Meiryo" w:hAnsi="Meiryo"/>
+                <w:color w:val="282828"/>
+                <w:sz w:val="15"/>
+              </w:rPr>
+              <w:t>左房リザーバーストレイン (ASE2025)</w:t>
+            </w:r>
+          </w:p>
+        </w:tc>
+        <w:tc>
+          <w:tcPr>
+            <w:tcW w:type="dxa" w:w="2304"/>
+            <w:shd w:fill="FFFFFF"/>
+            <w:tcMar>
+              <w:top w:w="35" w:type="dxa"/>
+              <w:bottom w:w="35" w:type="dxa"/>
+              <w:left w:w="40" w:type="dxa"/>
+              <w:right w:w="40" w:type="dxa"/>
+            </w:tcMar>
+          </w:tcPr>
+          <w:p>
+            <w:pPr>
+              <w:jc w:val="center"/>
+            </w:pPr>
+            <w:r>
+              <w:rPr>
+                <w:rFonts w:ascii="Meiryo" w:hAnsi="Meiryo"/>
+                <w:color w:val="282828"/>
+                <w:sz w:val="15"/>
+              </w:rPr>
+              <w:t>LARS (LA Res. Strain)</w:t>
+            </w:r>
+          </w:p>
+        </w:tc>
+        <w:tc>
+          <w:tcPr>
+            <w:tcW w:type="dxa" w:w="864"/>
+            <w:shd w:fill="FFFFFF"/>
+            <w:tcMar>
+              <w:top w:w="35" w:type="dxa"/>
+              <w:bottom w:w="35" w:type="dxa"/>
+              <w:left w:w="40" w:type="dxa"/>
+              <w:right w:w="40" w:type="dxa"/>
+            </w:tcMar>
+          </w:tcPr>
+          <w:p>
+            <w:pPr>
+              <w:jc w:val="center"/>
+            </w:pPr>
+            <w:r>
+              <w:rPr>
+                <w:rFonts w:ascii="Meiryo" w:hAnsi="Meiryo"/>
+                <w:color w:val="282828"/>
+                <w:sz w:val="15"/>
+              </w:rPr>
+              <w:t>%</w:t>
+            </w:r>
+          </w:p>
+        </w:tc>
+        <w:tc>
+          <w:tcPr>
+            <w:tcW w:type="dxa" w:w="3168"/>
+            <w:shd w:fill="FFFFFF"/>
+            <w:tcMar>
+              <w:top w:w="35" w:type="dxa"/>
+              <w:bottom w:w="35" w:type="dxa"/>
+              <w:left w:w="40" w:type="dxa"/>
+              <w:right w:w="40" w:type="dxa"/>
+            </w:tcMar>
+          </w:tcPr>
+          <w:p>
+            <w:pPr>
+              <w:jc w:val="left"/>
+            </w:pPr>
+            <w:r>
+              <w:rPr>
+                <w:rFonts w:ascii="Meiryo" w:hAnsi="Meiryo"/>
+                <w:color w:val="282828"/>
+                <w:sz w:val="15"/>
+              </w:rPr>
+              <w:t>充満圧上昇 (重度 &lt; 18%, 軽度 &lt; 24%, 正常 &gt; 39%)</w:t>
+            </w:r>
+          </w:p>
+        </w:tc>
+      </w:tr>
+      <w:tr>
+        <w:tc>
+          <w:tcPr>
+            <w:tcW w:type="dxa" w:w="1872"/>
+            <w:shd w:fill="F4F8FA"/>
+            <w:tcMar>
+              <w:top w:w="35" w:type="dxa"/>
+              <w:bottom w:w="35" w:type="dxa"/>
+              <w:left w:w="40" w:type="dxa"/>
+              <w:right w:w="40" w:type="dxa"/>
+            </w:tcMar>
+          </w:tcPr>
+          <w:p>
+            <w:pPr>
+              <w:jc w:val="left"/>
+            </w:pPr>
+            <w:r>
+              <w:rPr>
+                <w:rFonts w:ascii="Meiryo" w:hAnsi="Meiryo"/>
+                <w:color w:val="282828"/>
+                <w:sz w:val="15"/>
+              </w:rPr>
+              <w:t>左房ストレイン</w:t>
+            </w:r>
+          </w:p>
+        </w:tc>
+        <w:tc>
+          <w:tcPr>
+            <w:tcW w:type="dxa" w:w="2592"/>
+            <w:shd w:fill="F4F8FA"/>
+            <w:tcMar>
+              <w:top w:w="35" w:type="dxa"/>
+              <w:bottom w:w="35" w:type="dxa"/>
+              <w:left w:w="40" w:type="dxa"/>
+              <w:right w:w="40" w:type="dxa"/>
+            </w:tcMar>
+          </w:tcPr>
+          <w:p>
+            <w:pPr>
+              <w:jc w:val="left"/>
+            </w:pPr>
+            <w:r>
+              <w:rPr>
+                <w:rFonts w:ascii="Meiryo" w:hAnsi="Meiryo"/>
+                <w:color w:val="282828"/>
+                <w:sz w:val="15"/>
+              </w:rPr>
+              <w:t>左房コンジット / ポンプ歪み</w:t>
+            </w:r>
+          </w:p>
+        </w:tc>
+        <w:tc>
+          <w:tcPr>
+            <w:tcW w:type="dxa" w:w="2304"/>
+            <w:shd w:fill="F4F8FA"/>
+            <w:tcMar>
+              <w:top w:w="35" w:type="dxa"/>
+              <w:bottom w:w="35" w:type="dxa"/>
+              <w:left w:w="40" w:type="dxa"/>
+              <w:right w:w="40" w:type="dxa"/>
+            </w:tcMar>
+          </w:tcPr>
+          <w:p>
+            <w:pPr>
+              <w:jc w:val="center"/>
+            </w:pPr>
+            <w:r>
+              <w:rPr>
+                <w:rFonts w:ascii="Meiryo" w:hAnsi="Meiryo"/>
+                <w:color w:val="282828"/>
+                <w:sz w:val="15"/>
+              </w:rPr>
+              <w:t>LACS / LAAS</w:t>
+            </w:r>
+          </w:p>
+        </w:tc>
+        <w:tc>
+          <w:tcPr>
+            <w:tcW w:type="dxa" w:w="864"/>
+            <w:shd w:fill="F4F8FA"/>
+            <w:tcMar>
+              <w:top w:w="35" w:type="dxa"/>
+              <w:bottom w:w="35" w:type="dxa"/>
+              <w:left w:w="40" w:type="dxa"/>
+              <w:right w:w="40" w:type="dxa"/>
+            </w:tcMar>
+          </w:tcPr>
+          <w:p>
+            <w:pPr>
+              <w:jc w:val="center"/>
+            </w:pPr>
+            <w:r>
+              <w:rPr>
+                <w:rFonts w:ascii="Meiryo" w:hAnsi="Meiryo"/>
+                <w:color w:val="282828"/>
+                <w:sz w:val="15"/>
+              </w:rPr>
+              <w:t>%</w:t>
+            </w:r>
+          </w:p>
+        </w:tc>
+        <w:tc>
+          <w:tcPr>
+            <w:tcW w:type="dxa" w:w="3168"/>
+            <w:shd w:fill="F4F8FA"/>
+            <w:tcMar>
+              <w:top w:w="35" w:type="dxa"/>
+              <w:bottom w:w="35" w:type="dxa"/>
+              <w:left w:w="40" w:type="dxa"/>
+              <w:right w:w="40" w:type="dxa"/>
+            </w:tcMar>
+          </w:tcPr>
+          <w:p>
+            <w:pPr>
+              <w:jc w:val="left"/>
+            </w:pPr>
+            <w:r>
+              <w:rPr>
+                <w:rFonts w:ascii="Meiryo" w:hAnsi="Meiryo"/>
+                <w:color w:val="282828"/>
+                <w:sz w:val="15"/>
+              </w:rPr>
+              <w:t>左房受動導管機能 / 心房能動収縮機能の評価</w:t>
+            </w:r>
+          </w:p>
+        </w:tc>
+      </w:tr>
+    </w:tbl>
+    <w:p>
+      <w:pPr>
+        <w:spacing w:before="120" w:after="40"/>
+      </w:pPr>
+      <w:r>
+        <w:rPr>
+          <w:rFonts w:ascii="Meiryo" w:hAnsi="Meiryo"/>
+          <w:b/>
+          <w:color w:val="005AA0"/>
+          <w:sz w:val="20"/>
+        </w:rPr>
+        <w:t>2. 🫀 左室形態・収縮能 ＆ 拡張能評価（ASE 2025 / E/e'・LAVI・TR）</w:t>
+      </w:r>
+    </w:p>
+    <w:tbl>
+      <w:tblPr>
+        <w:tblW w:type="auto" w:w="0"/>
+        <w:jc w:val="center"/>
+        <w:tblLook w:firstColumn="1" w:firstRow="1" w:lastColumn="0" w:lastRow="0" w:noHBand="0" w:noVBand="1" w:val="04A0"/>
+        <w:tblBorders>
+          <w:top w:val="single" w:sz="6" w:space="0" w:color="D3D3D3"/>
+          <w:left w:val="none" w:sz="0" w:space="0" w:color="auto"/>
+          <w:bottom w:val="single" w:sz="8" w:space="0" w:color="005691"/>
+          <w:right w:val="none" w:sz="0" w:space="0" w:color="auto"/>
+          <w:insideH w:val="single" w:sz="4" w:space="0" w:color="D3D3D3"/>
+          <w:insideV w:val="none" w:sz="0" w:space="0" w:color="auto"/>
+        </w:tblBorders>
+      </w:tblPr>
+      <w:tblGrid>
+        <w:gridCol w:w="2229"/>
+        <w:gridCol w:w="2229"/>
+        <w:gridCol w:w="2229"/>
+        <w:gridCol w:w="2229"/>
+        <w:gridCol w:w="2229"/>
+      </w:tblGrid>
+      <w:tr>
+        <w:tc>
+          <w:tcPr>
+            <w:tcW w:type="dxa" w:w="1872"/>
+            <w:shd w:fill="005691"/>
+            <w:tcMar>
+              <w:top w:w="60" w:type="dxa"/>
+              <w:bottom w:w="60" w:type="dxa"/>
+              <w:left w:w="40" w:type="dxa"/>
+              <w:right w:w="40" w:type="dxa"/>
+            </w:tcMar>
+          </w:tcPr>
+          <w:p>
+            <w:pPr>
+              <w:jc w:val="center"/>
+            </w:pPr>
+            <w:r>
+              <w:rPr>
+                <w:rFonts w:ascii="Meiryo" w:hAnsi="Meiryo"/>
+                <w:b/>
+                <w:color w:val="FFFFFF"/>
+                <w:sz w:val="15"/>
+              </w:rPr>
+              <w:t>計測区分</w:t>
+            </w:r>
+          </w:p>
+        </w:tc>
+        <w:tc>
+          <w:tcPr>
+            <w:tcW w:type="dxa" w:w="2592"/>
+            <w:shd w:fill="005691"/>
+            <w:tcMar>
+              <w:top w:w="60" w:type="dxa"/>
+              <w:bottom w:w="60" w:type="dxa"/>
+              <w:left w:w="40" w:type="dxa"/>
+              <w:right w:w="40" w:type="dxa"/>
+            </w:tcMar>
+          </w:tcPr>
+          <w:p>
+            <w:pPr>
+              <w:jc w:val="center"/>
+            </w:pPr>
+            <w:r>
+              <w:rPr>
+                <w:rFonts w:ascii="Meiryo" w:hAnsi="Meiryo"/>
+                <w:b/>
+                <w:color w:val="FFFFFF"/>
+                <w:sz w:val="15"/>
+              </w:rPr>
+              <w:t>SR連携推奨項目</w:t>
+            </w:r>
+          </w:p>
+        </w:tc>
+        <w:tc>
+          <w:tcPr>
+            <w:tcW w:type="dxa" w:w="2304"/>
+            <w:shd w:fill="005691"/>
+            <w:tcMar>
+              <w:top w:w="60" w:type="dxa"/>
+              <w:bottom w:w="60" w:type="dxa"/>
+              <w:left w:w="40" w:type="dxa"/>
+              <w:right w:w="40" w:type="dxa"/>
+            </w:tcMar>
+          </w:tcPr>
+          <w:p>
+            <w:pPr>
+              <w:jc w:val="center"/>
+            </w:pPr>
+            <w:r>
+              <w:rPr>
+                <w:rFonts w:ascii="Meiryo" w:hAnsi="Meiryo"/>
+                <w:b/>
+                <w:color w:val="FFFFFF"/>
+                <w:sz w:val="15"/>
+              </w:rPr>
+              <w:t>英語表記 / DICOMタグ</w:t>
+            </w:r>
+          </w:p>
+        </w:tc>
+        <w:tc>
+          <w:tcPr>
+            <w:tcW w:type="dxa" w:w="864"/>
+            <w:shd w:fill="005691"/>
+            <w:tcMar>
+              <w:top w:w="60" w:type="dxa"/>
+              <w:bottom w:w="60" w:type="dxa"/>
+              <w:left w:w="40" w:type="dxa"/>
+              <w:right w:w="40" w:type="dxa"/>
+            </w:tcMar>
+          </w:tcPr>
+          <w:p>
+            <w:pPr>
+              <w:jc w:val="center"/>
+            </w:pPr>
+            <w:r>
+              <w:rPr>
+                <w:rFonts w:ascii="Meiryo" w:hAnsi="Meiryo"/>
+                <w:b/>
+                <w:color w:val="FFFFFF"/>
+                <w:sz w:val="15"/>
+              </w:rPr>
+              <w:t>単位</w:t>
+            </w:r>
+          </w:p>
+        </w:tc>
+        <w:tc>
+          <w:tcPr>
+            <w:tcW w:type="dxa" w:w="3168"/>
+            <w:shd w:fill="005691"/>
+            <w:tcMar>
+              <w:top w:w="60" w:type="dxa"/>
+              <w:bottom w:w="60" w:type="dxa"/>
+              <w:left w:w="40" w:type="dxa"/>
+              <w:right w:w="40" w:type="dxa"/>
+            </w:tcMar>
+          </w:tcPr>
+          <w:p>
+            <w:pPr>
+              <w:jc w:val="center"/>
+            </w:pPr>
+            <w:r>
+              <w:rPr>
+                <w:rFonts w:ascii="Meiryo" w:hAnsi="Meiryo"/>
+                <w:b/>
+                <w:color w:val="FFFFFF"/>
+                <w:sz w:val="15"/>
               </w:rPr>
               <w:t>臨床的意義・システム自動演算</w:t>
             </w:r>
@@ -218,10 +1687,10 @@
             <w:tcW w:type="dxa" w:w="1872"/>
             <w:shd w:fill="FFFFFF"/>
             <w:tcMar>
-              <w:top w:w="45" w:type="dxa"/>
-              <w:bottom w:w="45" w:type="dxa"/>
-              <w:left w:w="50" w:type="dxa"/>
-              <w:right w:w="50" w:type="dxa"/>
+              <w:top w:w="35" w:type="dxa"/>
+              <w:bottom w:w="35" w:type="dxa"/>
+              <w:left w:w="40" w:type="dxa"/>
+              <w:right w:w="40" w:type="dxa"/>
             </w:tcMar>
           </w:tcPr>
           <w:p>
@@ -243,10 +1712,10 @@
             <w:tcW w:type="dxa" w:w="2592"/>
             <w:shd w:fill="FFFFFF"/>
             <w:tcMar>
-              <w:top w:w="45" w:type="dxa"/>
-              <w:bottom w:w="45" w:type="dxa"/>
-              <w:left w:w="50" w:type="dxa"/>
-              <w:right w:w="50" w:type="dxa"/>
+              <w:top w:w="35" w:type="dxa"/>
+              <w:bottom w:w="35" w:type="dxa"/>
+              <w:left w:w="40" w:type="dxa"/>
+              <w:right w:w="40" w:type="dxa"/>
             </w:tcMar>
           </w:tcPr>
           <w:p>
@@ -268,10 +1737,10 @@
             <w:tcW w:type="dxa" w:w="2304"/>
             <w:shd w:fill="FFFFFF"/>
             <w:tcMar>
-              <w:top w:w="45" w:type="dxa"/>
-              <w:bottom w:w="45" w:type="dxa"/>
-              <w:left w:w="50" w:type="dxa"/>
-              <w:right w:w="50" w:type="dxa"/>
+              <w:top w:w="35" w:type="dxa"/>
+              <w:bottom w:w="35" w:type="dxa"/>
+              <w:left w:w="40" w:type="dxa"/>
+              <w:right w:w="40" w:type="dxa"/>
             </w:tcMar>
           </w:tcPr>
           <w:p>
@@ -290,13 +1759,13 @@
         </w:tc>
         <w:tc>
           <w:tcPr>
-            <w:tcW w:type="dxa" w:w="1008"/>
+            <w:tcW w:type="dxa" w:w="864"/>
             <w:shd w:fill="FFFFFF"/>
             <w:tcMar>
-              <w:top w:w="45" w:type="dxa"/>
-              <w:bottom w:w="45" w:type="dxa"/>
-              <w:left w:w="50" w:type="dxa"/>
-              <w:right w:w="50" w:type="dxa"/>
+              <w:top w:w="35" w:type="dxa"/>
+              <w:bottom w:w="35" w:type="dxa"/>
+              <w:left w:w="40" w:type="dxa"/>
+              <w:right w:w="40" w:type="dxa"/>
             </w:tcMar>
           </w:tcPr>
           <w:p>
@@ -315,13 +1784,13 @@
         </w:tc>
         <w:tc>
           <w:tcPr>
-            <w:tcW w:type="dxa" w:w="3024"/>
+            <w:tcW w:type="dxa" w:w="3168"/>
             <w:shd w:fill="FFFFFF"/>
             <w:tcMar>
-              <w:top w:w="45" w:type="dxa"/>
-              <w:bottom w:w="45" w:type="dxa"/>
-              <w:left w:w="50" w:type="dxa"/>
-              <w:right w:w="50" w:type="dxa"/>
+              <w:top w:w="35" w:type="dxa"/>
+              <w:bottom w:w="35" w:type="dxa"/>
+              <w:left w:w="40" w:type="dxa"/>
+              <w:right w:w="40" w:type="dxa"/>
             </w:tcMar>
           </w:tcPr>
           <w:p>
@@ -345,10 +1814,10 @@
             <w:tcW w:type="dxa" w:w="1872"/>
             <w:shd w:fill="F4F8FA"/>
             <w:tcMar>
-              <w:top w:w="45" w:type="dxa"/>
-              <w:bottom w:w="45" w:type="dxa"/>
-              <w:left w:w="50" w:type="dxa"/>
-              <w:right w:w="50" w:type="dxa"/>
+              <w:top w:w="35" w:type="dxa"/>
+              <w:bottom w:w="35" w:type="dxa"/>
+              <w:left w:w="40" w:type="dxa"/>
+              <w:right w:w="40" w:type="dxa"/>
             </w:tcMar>
           </w:tcPr>
           <w:p>
@@ -370,10 +1839,10 @@
             <w:tcW w:type="dxa" w:w="2592"/>
             <w:shd w:fill="F4F8FA"/>
             <w:tcMar>
-              <w:top w:w="45" w:type="dxa"/>
-              <w:bottom w:w="45" w:type="dxa"/>
-              <w:left w:w="50" w:type="dxa"/>
-              <w:right w:w="50" w:type="dxa"/>
+              <w:top w:w="35" w:type="dxa"/>
+              <w:bottom w:w="35" w:type="dxa"/>
+              <w:left w:w="40" w:type="dxa"/>
+              <w:right w:w="40" w:type="dxa"/>
             </w:tcMar>
           </w:tcPr>
           <w:p>
@@ -395,10 +1864,10 @@
             <w:tcW w:type="dxa" w:w="2304"/>
             <w:shd w:fill="F4F8FA"/>
             <w:tcMar>
-              <w:top w:w="45" w:type="dxa"/>
-              <w:bottom w:w="45" w:type="dxa"/>
-              <w:left w:w="50" w:type="dxa"/>
-              <w:right w:w="50" w:type="dxa"/>
+              <w:top w:w="35" w:type="dxa"/>
+              <w:bottom w:w="35" w:type="dxa"/>
+              <w:left w:w="40" w:type="dxa"/>
+              <w:right w:w="40" w:type="dxa"/>
             </w:tcMar>
           </w:tcPr>
           <w:p>
@@ -417,13 +1886,13 @@
         </w:tc>
         <w:tc>
           <w:tcPr>
-            <w:tcW w:type="dxa" w:w="1008"/>
+            <w:tcW w:type="dxa" w:w="864"/>
             <w:shd w:fill="F4F8FA"/>
             <w:tcMar>
-              <w:top w:w="45" w:type="dxa"/>
-              <w:bottom w:w="45" w:type="dxa"/>
-              <w:left w:w="50" w:type="dxa"/>
-              <w:right w:w="50" w:type="dxa"/>
+              <w:top w:w="35" w:type="dxa"/>
+              <w:bottom w:w="35" w:type="dxa"/>
+              <w:left w:w="40" w:type="dxa"/>
+              <w:right w:w="40" w:type="dxa"/>
             </w:tcMar>
           </w:tcPr>
           <w:p>
@@ -442,13 +1911,13 @@
         </w:tc>
         <w:tc>
           <w:tcPr>
-            <w:tcW w:type="dxa" w:w="3024"/>
+            <w:tcW w:type="dxa" w:w="3168"/>
             <w:shd w:fill="F4F8FA"/>
             <w:tcMar>
-              <w:top w:w="45" w:type="dxa"/>
-              <w:bottom w:w="45" w:type="dxa"/>
-              <w:left w:w="50" w:type="dxa"/>
-              <w:right w:w="50" w:type="dxa"/>
+              <w:top w:w="35" w:type="dxa"/>
+              <w:bottom w:w="35" w:type="dxa"/>
+              <w:left w:w="40" w:type="dxa"/>
+              <w:right w:w="40" w:type="dxa"/>
             </w:tcMar>
           </w:tcPr>
           <w:p>
@@ -461,7 +1930,7 @@
                 <w:color w:val="282828"/>
                 <w:sz w:val="15"/>
               </w:rPr>
-              <w:t>壁肥厚・HCM・求心性肥大の評価</w:t>
+              <w:t>壁肥厚・HCM・アミロイドーシス心筋肥厚評価</w:t>
             </w:r>
           </w:p>
         </w:tc>
@@ -472,10 +1941,10 @@
             <w:tcW w:type="dxa" w:w="1872"/>
             <w:shd w:fill="FFFFFF"/>
             <w:tcMar>
-              <w:top w:w="45" w:type="dxa"/>
-              <w:bottom w:w="45" w:type="dxa"/>
-              <w:left w:w="50" w:type="dxa"/>
-              <w:right w:w="50" w:type="dxa"/>
+              <w:top w:w="35" w:type="dxa"/>
+              <w:bottom w:w="35" w:type="dxa"/>
+              <w:left w:w="40" w:type="dxa"/>
+              <w:right w:w="40" w:type="dxa"/>
             </w:tcMar>
           </w:tcPr>
           <w:p>
@@ -497,10 +1966,10 @@
             <w:tcW w:type="dxa" w:w="2592"/>
             <w:shd w:fill="FFFFFF"/>
             <w:tcMar>
-              <w:top w:w="45" w:type="dxa"/>
-              <w:bottom w:w="45" w:type="dxa"/>
-              <w:left w:w="50" w:type="dxa"/>
-              <w:right w:w="50" w:type="dxa"/>
+              <w:top w:w="35" w:type="dxa"/>
+              <w:bottom w:w="35" w:type="dxa"/>
+              <w:left w:w="40" w:type="dxa"/>
+              <w:right w:w="40" w:type="dxa"/>
             </w:tcMar>
           </w:tcPr>
           <w:p>
@@ -513,7 +1982,7 @@
                 <w:color w:val="282828"/>
                 <w:sz w:val="15"/>
               </w:rPr>
-              <w:t>左室心筋重量係数</w:t>
+              <w:t>左室心筋重量係数 / 相対的壁厚</w:t>
             </w:r>
           </w:p>
         </w:tc>
@@ -522,10 +1991,10 @@
             <w:tcW w:type="dxa" w:w="2304"/>
             <w:shd w:fill="FFFFFF"/>
             <w:tcMar>
-              <w:top w:w="45" w:type="dxa"/>
-              <w:bottom w:w="45" w:type="dxa"/>
-              <w:left w:w="50" w:type="dxa"/>
-              <w:right w:w="50" w:type="dxa"/>
+              <w:top w:w="35" w:type="dxa"/>
+              <w:bottom w:w="35" w:type="dxa"/>
+              <w:left w:w="40" w:type="dxa"/>
+              <w:right w:w="40" w:type="dxa"/>
             </w:tcMar>
           </w:tcPr>
           <w:p>
@@ -538,19 +2007,19 @@
                 <w:color w:val="282828"/>
                 <w:sz w:val="15"/>
               </w:rPr>
-              <w:t>LVMI (LV Mass Index)</w:t>
+              <w:t>LVMI / RWT</w:t>
             </w:r>
           </w:p>
         </w:tc>
         <w:tc>
           <w:tcPr>
-            <w:tcW w:type="dxa" w:w="1008"/>
+            <w:tcW w:type="dxa" w:w="864"/>
             <w:shd w:fill="FFFFFF"/>
             <w:tcMar>
-              <w:top w:w="45" w:type="dxa"/>
-              <w:bottom w:w="45" w:type="dxa"/>
-              <w:left w:w="50" w:type="dxa"/>
-              <w:right w:w="50" w:type="dxa"/>
+              <w:top w:w="35" w:type="dxa"/>
+              <w:bottom w:w="35" w:type="dxa"/>
+              <w:left w:w="40" w:type="dxa"/>
+              <w:right w:w="40" w:type="dxa"/>
             </w:tcMar>
           </w:tcPr>
           <w:p>
@@ -563,19 +2032,19 @@
                 <w:color w:val="282828"/>
                 <w:sz w:val="15"/>
               </w:rPr>
-              <w:t>g/m²</w:t>
+              <w:t>g/m², -</w:t>
             </w:r>
           </w:p>
         </w:tc>
         <w:tc>
           <w:tcPr>
-            <w:tcW w:type="dxa" w:w="3024"/>
+            <w:tcW w:type="dxa" w:w="3168"/>
             <w:shd w:fill="FFFFFF"/>
             <w:tcMar>
-              <w:top w:w="45" w:type="dxa"/>
-              <w:bottom w:w="45" w:type="dxa"/>
-              <w:left w:w="50" w:type="dxa"/>
-              <w:right w:w="50" w:type="dxa"/>
+              <w:top w:w="35" w:type="dxa"/>
+              <w:bottom w:w="35" w:type="dxa"/>
+              <w:left w:w="40" w:type="dxa"/>
+              <w:right w:w="40" w:type="dxa"/>
             </w:tcMar>
           </w:tcPr>
           <w:p>
@@ -588,7 +2057,7 @@
                 <w:color w:val="282828"/>
                 <w:sz w:val="15"/>
               </w:rPr>
-              <w:t>左室肥大 (LVH) 確定診断 (男&gt;115, 女&gt;95)</w:t>
+              <w:t>左室肥大 (LVH) 確定 (男&gt;115, 女&gt;95), 求心性 (RWT&gt;0.42)</w:t>
             </w:r>
           </w:p>
         </w:tc>
@@ -599,10 +2068,10 @@
             <w:tcW w:type="dxa" w:w="1872"/>
             <w:shd w:fill="F4F8FA"/>
             <w:tcMar>
-              <w:top w:w="45" w:type="dxa"/>
-              <w:bottom w:w="45" w:type="dxa"/>
-              <w:left w:w="50" w:type="dxa"/>
-              <w:right w:w="50" w:type="dxa"/>
+              <w:top w:w="35" w:type="dxa"/>
+              <w:bottom w:w="35" w:type="dxa"/>
+              <w:left w:w="40" w:type="dxa"/>
+              <w:right w:w="40" w:type="dxa"/>
             </w:tcMar>
           </w:tcPr>
           <w:p>
@@ -615,7 +2084,7 @@
                 <w:color w:val="282828"/>
                 <w:sz w:val="15"/>
               </w:rPr>
-              <w:t>自動演算</w:t>
+              <w:t>Simpson法</w:t>
             </w:r>
           </w:p>
         </w:tc>
@@ -624,10 +2093,10 @@
             <w:tcW w:type="dxa" w:w="2592"/>
             <w:shd w:fill="F4F8FA"/>
             <w:tcMar>
-              <w:top w:w="45" w:type="dxa"/>
-              <w:bottom w:w="45" w:type="dxa"/>
-              <w:left w:w="50" w:type="dxa"/>
-              <w:right w:w="50" w:type="dxa"/>
+              <w:top w:w="35" w:type="dxa"/>
+              <w:bottom w:w="35" w:type="dxa"/>
+              <w:left w:w="40" w:type="dxa"/>
+              <w:right w:w="40" w:type="dxa"/>
             </w:tcMar>
           </w:tcPr>
           <w:p>
@@ -640,7 +2109,7 @@
                 <w:color w:val="282828"/>
                 <w:sz w:val="15"/>
               </w:rPr>
-              <w:t>相対的壁厚 / 左室短縮率</w:t>
+              <w:t>左室拡張末期 / 収縮末期容積</w:t>
             </w:r>
           </w:p>
         </w:tc>
@@ -649,10 +2118,10 @@
             <w:tcW w:type="dxa" w:w="2304"/>
             <w:shd w:fill="F4F8FA"/>
             <w:tcMar>
-              <w:top w:w="45" w:type="dxa"/>
-              <w:bottom w:w="45" w:type="dxa"/>
-              <w:left w:w="50" w:type="dxa"/>
-              <w:right w:w="50" w:type="dxa"/>
+              <w:top w:w="35" w:type="dxa"/>
+              <w:bottom w:w="35" w:type="dxa"/>
+              <w:left w:w="40" w:type="dxa"/>
+              <w:right w:w="40" w:type="dxa"/>
             </w:tcMar>
           </w:tcPr>
           <w:p>
@@ -665,19 +2134,19 @@
                 <w:color w:val="282828"/>
                 <w:sz w:val="15"/>
               </w:rPr>
-              <w:t>RWT / FS (%FS)</w:t>
+              <w:t>LVEDV / LVESV</w:t>
             </w:r>
           </w:p>
         </w:tc>
         <w:tc>
           <w:tcPr>
-            <w:tcW w:type="dxa" w:w="1008"/>
+            <w:tcW w:type="dxa" w:w="864"/>
             <w:shd w:fill="F4F8FA"/>
             <w:tcMar>
-              <w:top w:w="45" w:type="dxa"/>
-              <w:bottom w:w="45" w:type="dxa"/>
-              <w:left w:w="50" w:type="dxa"/>
-              <w:right w:w="50" w:type="dxa"/>
+              <w:top w:w="35" w:type="dxa"/>
+              <w:bottom w:w="35" w:type="dxa"/>
+              <w:left w:w="40" w:type="dxa"/>
+              <w:right w:w="40" w:type="dxa"/>
             </w:tcMar>
           </w:tcPr>
           <w:p>
@@ -690,19 +2159,19 @@
                 <w:color w:val="282828"/>
                 <w:sz w:val="15"/>
               </w:rPr>
-              <w:t>-, %</w:t>
+              <w:t>mL</w:t>
             </w:r>
           </w:p>
         </w:tc>
         <w:tc>
           <w:tcPr>
-            <w:tcW w:type="dxa" w:w="3024"/>
+            <w:tcW w:type="dxa" w:w="3168"/>
             <w:shd w:fill="F4F8FA"/>
             <w:tcMar>
-              <w:top w:w="45" w:type="dxa"/>
-              <w:bottom w:w="45" w:type="dxa"/>
-              <w:left w:w="50" w:type="dxa"/>
-              <w:right w:w="50" w:type="dxa"/>
+              <w:top w:w="35" w:type="dxa"/>
+              <w:bottom w:w="35" w:type="dxa"/>
+              <w:left w:w="40" w:type="dxa"/>
+              <w:right w:w="40" w:type="dxa"/>
             </w:tcMar>
           </w:tcPr>
           <w:p>
@@ -715,7 +2184,7 @@
                 <w:color w:val="282828"/>
                 <w:sz w:val="15"/>
               </w:rPr>
-              <w:t>求心性vs遠心性肥大分類 (RWT&gt;0.42), 円周収縮能</w:t>
+              <w:t>容量負荷評価・BSA補正 (EDVI, ESVI)</w:t>
             </w:r>
           </w:p>
         </w:tc>
@@ -726,10 +2195,10 @@
             <w:tcW w:type="dxa" w:w="1872"/>
             <w:shd w:fill="FFFFFF"/>
             <w:tcMar>
-              <w:top w:w="45" w:type="dxa"/>
-              <w:bottom w:w="45" w:type="dxa"/>
-              <w:left w:w="50" w:type="dxa"/>
-              <w:right w:w="50" w:type="dxa"/>
+              <w:top w:w="35" w:type="dxa"/>
+              <w:bottom w:w="35" w:type="dxa"/>
+              <w:left w:w="40" w:type="dxa"/>
+              <w:right w:w="40" w:type="dxa"/>
             </w:tcMar>
           </w:tcPr>
           <w:p>
@@ -751,10 +2220,10 @@
             <w:tcW w:type="dxa" w:w="2592"/>
             <w:shd w:fill="FFFFFF"/>
             <w:tcMar>
-              <w:top w:w="45" w:type="dxa"/>
-              <w:bottom w:w="45" w:type="dxa"/>
-              <w:left w:w="50" w:type="dxa"/>
-              <w:right w:w="50" w:type="dxa"/>
+              <w:top w:w="35" w:type="dxa"/>
+              <w:bottom w:w="35" w:type="dxa"/>
+              <w:left w:w="40" w:type="dxa"/>
+              <w:right w:w="40" w:type="dxa"/>
             </w:tcMar>
           </w:tcPr>
           <w:p>
@@ -767,7 +2236,7 @@
                 <w:color w:val="282828"/>
                 <w:sz w:val="15"/>
               </w:rPr>
-              <w:t>左室拡張末期 / 収縮末期容積</w:t>
+              <w:t>左室駆出率 (最重要)</w:t>
             </w:r>
           </w:p>
         </w:tc>
@@ -776,10 +2245,10 @@
             <w:tcW w:type="dxa" w:w="2304"/>
             <w:shd w:fill="FFFFFF"/>
             <w:tcMar>
-              <w:top w:w="45" w:type="dxa"/>
-              <w:bottom w:w="45" w:type="dxa"/>
-              <w:left w:w="50" w:type="dxa"/>
-              <w:right w:w="50" w:type="dxa"/>
+              <w:top w:w="35" w:type="dxa"/>
+              <w:bottom w:w="35" w:type="dxa"/>
+              <w:left w:w="40" w:type="dxa"/>
+              <w:right w:w="40" w:type="dxa"/>
             </w:tcMar>
           </w:tcPr>
           <w:p>
@@ -792,19 +2261,19 @@
                 <w:color w:val="282828"/>
                 <w:sz w:val="15"/>
               </w:rPr>
-              <w:t>LVEDV / LVESV</w:t>
+              <w:t>LVEF (Biplane EF)</w:t>
             </w:r>
           </w:p>
         </w:tc>
         <w:tc>
           <w:tcPr>
-            <w:tcW w:type="dxa" w:w="1008"/>
+            <w:tcW w:type="dxa" w:w="864"/>
             <w:shd w:fill="FFFFFF"/>
             <w:tcMar>
-              <w:top w:w="45" w:type="dxa"/>
-              <w:bottom w:w="45" w:type="dxa"/>
-              <w:left w:w="50" w:type="dxa"/>
-              <w:right w:w="50" w:type="dxa"/>
+              <w:top w:w="35" w:type="dxa"/>
+              <w:bottom w:w="35" w:type="dxa"/>
+              <w:left w:w="40" w:type="dxa"/>
+              <w:right w:w="40" w:type="dxa"/>
             </w:tcMar>
           </w:tcPr>
           <w:p>
@@ -817,19 +2286,19 @@
                 <w:color w:val="282828"/>
                 <w:sz w:val="15"/>
               </w:rPr>
-              <w:t>mL</w:t>
+              <w:t>%</w:t>
             </w:r>
           </w:p>
         </w:tc>
         <w:tc>
           <w:tcPr>
-            <w:tcW w:type="dxa" w:w="3024"/>
+            <w:tcW w:type="dxa" w:w="3168"/>
             <w:shd w:fill="FFFFFF"/>
             <w:tcMar>
-              <w:top w:w="45" w:type="dxa"/>
-              <w:bottom w:w="45" w:type="dxa"/>
-              <w:left w:w="50" w:type="dxa"/>
-              <w:right w:w="50" w:type="dxa"/>
+              <w:top w:w="35" w:type="dxa"/>
+              <w:bottom w:w="35" w:type="dxa"/>
+              <w:left w:w="40" w:type="dxa"/>
+              <w:right w:w="40" w:type="dxa"/>
             </w:tcMar>
           </w:tcPr>
           <w:p>
@@ -842,7 +2311,7 @@
                 <w:color w:val="282828"/>
                 <w:sz w:val="15"/>
               </w:rPr>
-              <w:t>容量負荷評価・BSA補正 (EDVI, ESVI)</w:t>
+              <w:t>心機能分類 (HFrEF / HFmrEF / HFpEF)</w:t>
             </w:r>
           </w:p>
         </w:tc>
@@ -853,10 +2322,10 @@
             <w:tcW w:type="dxa" w:w="1872"/>
             <w:shd w:fill="F4F8FA"/>
             <w:tcMar>
-              <w:top w:w="45" w:type="dxa"/>
-              <w:bottom w:w="45" w:type="dxa"/>
-              <w:left w:w="50" w:type="dxa"/>
-              <w:right w:w="50" w:type="dxa"/>
+              <w:top w:w="35" w:type="dxa"/>
+              <w:bottom w:w="35" w:type="dxa"/>
+              <w:left w:w="40" w:type="dxa"/>
+              <w:right w:w="40" w:type="dxa"/>
             </w:tcMar>
           </w:tcPr>
           <w:p>
@@ -878,10 +2347,10 @@
             <w:tcW w:type="dxa" w:w="2592"/>
             <w:shd w:fill="F4F8FA"/>
             <w:tcMar>
-              <w:top w:w="45" w:type="dxa"/>
-              <w:bottom w:w="45" w:type="dxa"/>
-              <w:left w:w="50" w:type="dxa"/>
-              <w:right w:w="50" w:type="dxa"/>
+              <w:top w:w="35" w:type="dxa"/>
+              <w:bottom w:w="35" w:type="dxa"/>
+              <w:left w:w="40" w:type="dxa"/>
+              <w:right w:w="40" w:type="dxa"/>
             </w:tcMar>
           </w:tcPr>
           <w:p>
@@ -894,7 +2363,7 @@
                 <w:color w:val="282828"/>
                 <w:sz w:val="15"/>
               </w:rPr>
-              <w:t>左室駆出率 (最重要)</w:t>
+              <w:t>1回拍出量係数 (SVi)</w:t>
             </w:r>
           </w:p>
         </w:tc>
@@ -903,10 +2372,10 @@
             <w:tcW w:type="dxa" w:w="2304"/>
             <w:shd w:fill="F4F8FA"/>
             <w:tcMar>
-              <w:top w:w="45" w:type="dxa"/>
-              <w:bottom w:w="45" w:type="dxa"/>
-              <w:left w:w="50" w:type="dxa"/>
-              <w:right w:w="50" w:type="dxa"/>
+              <w:top w:w="35" w:type="dxa"/>
+              <w:bottom w:w="35" w:type="dxa"/>
+              <w:left w:w="40" w:type="dxa"/>
+              <w:right w:w="40" w:type="dxa"/>
             </w:tcMar>
           </w:tcPr>
           <w:p>
@@ -919,19 +2388,19 @@
                 <w:color w:val="282828"/>
                 <w:sz w:val="15"/>
               </w:rPr>
-              <w:t>LVEF (Biplane EF)</w:t>
+              <w:t>SVi (SV Index)</w:t>
             </w:r>
           </w:p>
         </w:tc>
         <w:tc>
           <w:tcPr>
-            <w:tcW w:type="dxa" w:w="1008"/>
+            <w:tcW w:type="dxa" w:w="864"/>
             <w:shd w:fill="F4F8FA"/>
             <w:tcMar>
-              <w:top w:w="45" w:type="dxa"/>
-              <w:bottom w:w="45" w:type="dxa"/>
-              <w:left w:w="50" w:type="dxa"/>
-              <w:right w:w="50" w:type="dxa"/>
+              <w:top w:w="35" w:type="dxa"/>
+              <w:bottom w:w="35" w:type="dxa"/>
+              <w:left w:w="40" w:type="dxa"/>
+              <w:right w:w="40" w:type="dxa"/>
             </w:tcMar>
           </w:tcPr>
           <w:p>
@@ -944,19 +2413,19 @@
                 <w:color w:val="282828"/>
                 <w:sz w:val="15"/>
               </w:rPr>
-              <w:t>%</w:t>
+              <w:t>mL/m²</w:t>
             </w:r>
           </w:p>
         </w:tc>
         <w:tc>
           <w:tcPr>
-            <w:tcW w:type="dxa" w:w="3024"/>
+            <w:tcW w:type="dxa" w:w="3168"/>
             <w:shd w:fill="F4F8FA"/>
             <w:tcMar>
-              <w:top w:w="45" w:type="dxa"/>
-              <w:bottom w:w="45" w:type="dxa"/>
-              <w:left w:w="50" w:type="dxa"/>
-              <w:right w:w="50" w:type="dxa"/>
+              <w:top w:w="35" w:type="dxa"/>
+              <w:bottom w:w="35" w:type="dxa"/>
+              <w:left w:w="40" w:type="dxa"/>
+              <w:right w:w="40" w:type="dxa"/>
             </w:tcMar>
           </w:tcPr>
           <w:p>
@@ -969,7 +2438,7 @@
                 <w:color w:val="282828"/>
                 <w:sz w:val="15"/>
               </w:rPr>
-              <w:t>心機能分類 (HFrEF / HFmrEF / HFpEF)</w:t>
+              <w:t>低流量判定 (&lt;35 mL/m²: LF-LG AS, 低拍出状態)</w:t>
             </w:r>
           </w:p>
         </w:tc>
@@ -980,688 +2449,10 @@
             <w:tcW w:type="dxa" w:w="1872"/>
             <w:shd w:fill="FFFFFF"/>
             <w:tcMar>
-              <w:top w:w="45" w:type="dxa"/>
-              <w:bottom w:w="45" w:type="dxa"/>
-              <w:left w:w="50" w:type="dxa"/>
-              <w:right w:w="50" w:type="dxa"/>
-            </w:tcMar>
-          </w:tcPr>
-          <w:p>
-            <w:pPr>
-              <w:jc w:val="left"/>
-            </w:pPr>
-            <w:r>
-              <w:rPr>
-                <w:rFonts w:ascii="Meiryo" w:hAnsi="Meiryo"/>
-                <w:color w:val="282828"/>
-                <w:sz w:val="15"/>
-              </w:rPr>
-              <w:t>Simpson法</w:t>
-            </w:r>
-          </w:p>
-        </w:tc>
-        <w:tc>
-          <w:tcPr>
-            <w:tcW w:type="dxa" w:w="2592"/>
-            <w:shd w:fill="FFFFFF"/>
-            <w:tcMar>
-              <w:top w:w="45" w:type="dxa"/>
-              <w:bottom w:w="45" w:type="dxa"/>
-              <w:left w:w="50" w:type="dxa"/>
-              <w:right w:w="50" w:type="dxa"/>
-            </w:tcMar>
-          </w:tcPr>
-          <w:p>
-            <w:pPr>
-              <w:jc w:val="left"/>
-            </w:pPr>
-            <w:r>
-              <w:rPr>
-                <w:rFonts w:ascii="Meiryo" w:hAnsi="Meiryo"/>
-                <w:b/>
-                <w:color w:val="B41414"/>
-                <w:sz w:val="15"/>
-              </w:rPr>
-              <w:t>1回拍出量 / 心拍出量 / SVi</w:t>
-            </w:r>
-          </w:p>
-        </w:tc>
-        <w:tc>
-          <w:tcPr>
-            <w:tcW w:type="dxa" w:w="2304"/>
-            <w:shd w:fill="FFFFFF"/>
-            <w:tcMar>
-              <w:top w:w="45" w:type="dxa"/>
-              <w:bottom w:w="45" w:type="dxa"/>
-              <w:left w:w="50" w:type="dxa"/>
-              <w:right w:w="50" w:type="dxa"/>
-            </w:tcMar>
-          </w:tcPr>
-          <w:p>
-            <w:pPr>
-              <w:jc w:val="center"/>
-            </w:pPr>
-            <w:r>
-              <w:rPr>
-                <w:rFonts w:ascii="Meiryo" w:hAnsi="Meiryo"/>
-                <w:color w:val="282828"/>
-                <w:sz w:val="15"/>
-              </w:rPr>
-              <w:t>SV / CO / SVi</w:t>
-            </w:r>
-          </w:p>
-        </w:tc>
-        <w:tc>
-          <w:tcPr>
-            <w:tcW w:type="dxa" w:w="1008"/>
-            <w:shd w:fill="FFFFFF"/>
-            <w:tcMar>
-              <w:top w:w="45" w:type="dxa"/>
-              <w:bottom w:w="45" w:type="dxa"/>
-              <w:left w:w="50" w:type="dxa"/>
-              <w:right w:w="50" w:type="dxa"/>
-            </w:tcMar>
-          </w:tcPr>
-          <w:p>
-            <w:pPr>
-              <w:jc w:val="center"/>
-            </w:pPr>
-            <w:r>
-              <w:rPr>
-                <w:rFonts w:ascii="Meiryo" w:hAnsi="Meiryo"/>
-                <w:color w:val="282828"/>
-                <w:sz w:val="15"/>
-              </w:rPr>
-              <w:t>mL, L/min, mL/m²</w:t>
-            </w:r>
-          </w:p>
-        </w:tc>
-        <w:tc>
-          <w:tcPr>
-            <w:tcW w:type="dxa" w:w="3024"/>
-            <w:shd w:fill="FFFFFF"/>
-            <w:tcMar>
-              <w:top w:w="45" w:type="dxa"/>
-              <w:bottom w:w="45" w:type="dxa"/>
-              <w:left w:w="50" w:type="dxa"/>
-              <w:right w:w="50" w:type="dxa"/>
-            </w:tcMar>
-          </w:tcPr>
-          <w:p>
-            <w:pPr>
-              <w:jc w:val="left"/>
-            </w:pPr>
-            <w:r>
-              <w:rPr>
-                <w:rFonts w:ascii="Meiryo" w:hAnsi="Meiryo"/>
-                <w:color w:val="282828"/>
-                <w:sz w:val="15"/>
-              </w:rPr>
-              <w:t>有効拍出量・心係数 (CI)・低流量判定 (&lt;35 mL/m²)</w:t>
-            </w:r>
-          </w:p>
-        </w:tc>
-      </w:tr>
-      <w:tr>
-        <w:tc>
-          <w:tcPr>
-            <w:tcW w:type="dxa" w:w="1872"/>
-            <w:shd w:fill="F4F8FA"/>
-            <w:tcMar>
-              <w:top w:w="45" w:type="dxa"/>
-              <w:bottom w:w="45" w:type="dxa"/>
-              <w:left w:w="50" w:type="dxa"/>
-              <w:right w:w="50" w:type="dxa"/>
-            </w:tcMar>
-          </w:tcPr>
-          <w:p>
-            <w:pPr>
-              <w:jc w:val="left"/>
-            </w:pPr>
-            <w:r>
-              <w:rPr>
-                <w:rFonts w:ascii="Meiryo" w:hAnsi="Meiryo"/>
-                <w:color w:val="282828"/>
-                <w:sz w:val="15"/>
-              </w:rPr>
-              <w:t>MR連続波 CW</w:t>
-            </w:r>
-          </w:p>
-        </w:tc>
-        <w:tc>
-          <w:tcPr>
-            <w:tcW w:type="dxa" w:w="2592"/>
-            <w:shd w:fill="F4F8FA"/>
-            <w:tcMar>
-              <w:top w:w="45" w:type="dxa"/>
-              <w:bottom w:w="45" w:type="dxa"/>
-              <w:left w:w="50" w:type="dxa"/>
-              <w:right w:w="50" w:type="dxa"/>
-            </w:tcMar>
-          </w:tcPr>
-          <w:p>
-            <w:pPr>
-              <w:jc w:val="left"/>
-            </w:pPr>
-            <w:r>
-              <w:rPr>
-                <w:rFonts w:ascii="Meiryo" w:hAnsi="Meiryo"/>
-                <w:b/>
-                <w:color w:val="B41414"/>
-                <w:sz w:val="15"/>
-              </w:rPr>
-              <w:t>左室収縮期圧上昇率 (dP/dt)</w:t>
-            </w:r>
-          </w:p>
-        </w:tc>
-        <w:tc>
-          <w:tcPr>
-            <w:tcW w:type="dxa" w:w="2304"/>
-            <w:shd w:fill="F4F8FA"/>
-            <w:tcMar>
-              <w:top w:w="45" w:type="dxa"/>
-              <w:bottom w:w="45" w:type="dxa"/>
-              <w:left w:w="50" w:type="dxa"/>
-              <w:right w:w="50" w:type="dxa"/>
-            </w:tcMar>
-          </w:tcPr>
-          <w:p>
-            <w:pPr>
-              <w:jc w:val="center"/>
-            </w:pPr>
-            <w:r>
-              <w:rPr>
-                <w:rFonts w:ascii="Meiryo" w:hAnsi="Meiryo"/>
-                <w:color w:val="282828"/>
-                <w:sz w:val="15"/>
-              </w:rPr>
-              <w:t>LV dP/dt</w:t>
-            </w:r>
-          </w:p>
-        </w:tc>
-        <w:tc>
-          <w:tcPr>
-            <w:tcW w:type="dxa" w:w="1008"/>
-            <w:shd w:fill="F4F8FA"/>
-            <w:tcMar>
-              <w:top w:w="45" w:type="dxa"/>
-              <w:bottom w:w="45" w:type="dxa"/>
-              <w:left w:w="50" w:type="dxa"/>
-              <w:right w:w="50" w:type="dxa"/>
-            </w:tcMar>
-          </w:tcPr>
-          <w:p>
-            <w:pPr>
-              <w:jc w:val="center"/>
-            </w:pPr>
-            <w:r>
-              <w:rPr>
-                <w:rFonts w:ascii="Meiryo" w:hAnsi="Meiryo"/>
-                <w:color w:val="282828"/>
-                <w:sz w:val="15"/>
-              </w:rPr>
-              <w:t>mmHg/s</w:t>
-            </w:r>
-          </w:p>
-        </w:tc>
-        <w:tc>
-          <w:tcPr>
-            <w:tcW w:type="dxa" w:w="3024"/>
-            <w:shd w:fill="F4F8FA"/>
-            <w:tcMar>
-              <w:top w:w="45" w:type="dxa"/>
-              <w:bottom w:w="45" w:type="dxa"/>
-              <w:left w:w="50" w:type="dxa"/>
-              <w:right w:w="50" w:type="dxa"/>
-            </w:tcMar>
-          </w:tcPr>
-          <w:p>
-            <w:pPr>
-              <w:jc w:val="left"/>
-            </w:pPr>
-            <w:r>
-              <w:rPr>
-                <w:rFonts w:ascii="Meiryo" w:hAnsi="Meiryo"/>
-                <w:color w:val="282828"/>
-                <w:sz w:val="15"/>
-              </w:rPr>
-              <w:t>MR波形1-3m/s時間より算出。正常&gt;1200, 低下&lt;1000</w:t>
-            </w:r>
-          </w:p>
-        </w:tc>
-      </w:tr>
-    </w:tbl>
-    <w:p>
-      <w:pPr>
-        <w:spacing w:before="140" w:after="40"/>
-      </w:pPr>
-      <w:r>
-        <w:rPr>
-          <w:rFonts w:ascii="Meiryo" w:hAnsi="Meiryo"/>
-          <w:b/>
-          <w:color w:val="005AA0"/>
-          <w:sz w:val="21"/>
-        </w:rPr>
-        <w:t>2. 🌊 左室拡張能評価（ASE 2025新基準 / LARS・E/e'・LAVI・TR）</w:t>
-      </w:r>
-    </w:p>
-    <w:tbl>
-      <w:tblPr>
-        <w:tblW w:type="auto" w:w="0"/>
-        <w:jc w:val="center"/>
-        <w:tblLook w:firstColumn="1" w:firstRow="1" w:lastColumn="0" w:lastRow="0" w:noHBand="0" w:noVBand="1" w:val="04A0"/>
-        <w:tblBorders>
-          <w:top w:val="single" w:sz="6" w:space="0" w:color="D3D3D3"/>
-          <w:left w:val="none" w:sz="0" w:space="0" w:color="auto"/>
-          <w:bottom w:val="single" w:sz="8" w:space="0" w:color="005691"/>
-          <w:right w:val="none" w:sz="0" w:space="0" w:color="auto"/>
-          <w:insideH w:val="single" w:sz="4" w:space="0" w:color="D3D3D3"/>
-          <w:insideV w:val="none" w:sz="0" w:space="0" w:color="auto"/>
-        </w:tblBorders>
-      </w:tblPr>
-      <w:tblGrid>
-        <w:gridCol w:w="2218"/>
-        <w:gridCol w:w="2218"/>
-        <w:gridCol w:w="2218"/>
-        <w:gridCol w:w="2218"/>
-        <w:gridCol w:w="2218"/>
-      </w:tblGrid>
-      <w:tr>
-        <w:tc>
-          <w:tcPr>
-            <w:tcW w:type="dxa" w:w="1872"/>
-            <w:shd w:fill="005691"/>
-            <w:tcMar>
-              <w:top w:w="70" w:type="dxa"/>
-              <w:bottom w:w="70" w:type="dxa"/>
-              <w:left w:w="50" w:type="dxa"/>
-              <w:right w:w="50" w:type="dxa"/>
-            </w:tcMar>
-          </w:tcPr>
-          <w:p>
-            <w:pPr>
-              <w:jc w:val="center"/>
-            </w:pPr>
-            <w:r>
-              <w:rPr>
-                <w:rFonts w:ascii="Meiryo" w:hAnsi="Meiryo"/>
-                <w:b/>
-                <w:color w:val="FFFFFF"/>
-                <w:sz w:val="16"/>
-              </w:rPr>
-              <w:t>検査手技</w:t>
-            </w:r>
-          </w:p>
-        </w:tc>
-        <w:tc>
-          <w:tcPr>
-            <w:tcW w:type="dxa" w:w="2592"/>
-            <w:shd w:fill="005691"/>
-            <w:tcMar>
-              <w:top w:w="70" w:type="dxa"/>
-              <w:bottom w:w="70" w:type="dxa"/>
-              <w:left w:w="50" w:type="dxa"/>
-              <w:right w:w="50" w:type="dxa"/>
-            </w:tcMar>
-          </w:tcPr>
-          <w:p>
-            <w:pPr>
-              <w:jc w:val="center"/>
-            </w:pPr>
-            <w:r>
-              <w:rPr>
-                <w:rFonts w:ascii="Meiryo" w:hAnsi="Meiryo"/>
-                <w:b/>
-                <w:color w:val="FFFFFF"/>
-                <w:sz w:val="16"/>
-              </w:rPr>
-              <w:t>SR連携推奨項目</w:t>
-            </w:r>
-          </w:p>
-        </w:tc>
-        <w:tc>
-          <w:tcPr>
-            <w:tcW w:type="dxa" w:w="2304"/>
-            <w:shd w:fill="005691"/>
-            <w:tcMar>
-              <w:top w:w="70" w:type="dxa"/>
-              <w:bottom w:w="70" w:type="dxa"/>
-              <w:left w:w="50" w:type="dxa"/>
-              <w:right w:w="50" w:type="dxa"/>
-            </w:tcMar>
-          </w:tcPr>
-          <w:p>
-            <w:pPr>
-              <w:jc w:val="center"/>
-            </w:pPr>
-            <w:r>
-              <w:rPr>
-                <w:rFonts w:ascii="Meiryo" w:hAnsi="Meiryo"/>
-                <w:b/>
-                <w:color w:val="FFFFFF"/>
-                <w:sz w:val="16"/>
-              </w:rPr>
-              <w:t>英語表記 / DICOMタグ</w:t>
-            </w:r>
-          </w:p>
-        </w:tc>
-        <w:tc>
-          <w:tcPr>
-            <w:tcW w:type="dxa" w:w="1008"/>
-            <w:shd w:fill="005691"/>
-            <w:tcMar>
-              <w:top w:w="70" w:type="dxa"/>
-              <w:bottom w:w="70" w:type="dxa"/>
-              <w:left w:w="50" w:type="dxa"/>
-              <w:right w:w="50" w:type="dxa"/>
-            </w:tcMar>
-          </w:tcPr>
-          <w:p>
-            <w:pPr>
-              <w:jc w:val="center"/>
-            </w:pPr>
-            <w:r>
-              <w:rPr>
-                <w:rFonts w:ascii="Meiryo" w:hAnsi="Meiryo"/>
-                <w:b/>
-                <w:color w:val="FFFFFF"/>
-                <w:sz w:val="16"/>
-              </w:rPr>
-              <w:t>単位</w:t>
-            </w:r>
-          </w:p>
-        </w:tc>
-        <w:tc>
-          <w:tcPr>
-            <w:tcW w:type="dxa" w:w="3024"/>
-            <w:shd w:fill="005691"/>
-            <w:tcMar>
-              <w:top w:w="70" w:type="dxa"/>
-              <w:bottom w:w="70" w:type="dxa"/>
-              <w:left w:w="50" w:type="dxa"/>
-              <w:right w:w="50" w:type="dxa"/>
-            </w:tcMar>
-          </w:tcPr>
-          <w:p>
-            <w:pPr>
-              <w:jc w:val="center"/>
-            </w:pPr>
-            <w:r>
-              <w:rPr>
-                <w:rFonts w:ascii="Meiryo" w:hAnsi="Meiryo"/>
-                <w:b/>
-                <w:color w:val="FFFFFF"/>
-                <w:sz w:val="16"/>
-              </w:rPr>
-              <w:t>判定基準・自動連携メリット</w:t>
-            </w:r>
-          </w:p>
-        </w:tc>
-      </w:tr>
-      <w:tr>
-        <w:tc>
-          <w:tcPr>
-            <w:tcW w:type="dxa" w:w="1872"/>
-            <w:shd w:fill="FFFFFF"/>
-            <w:tcMar>
-              <w:top w:w="45" w:type="dxa"/>
-              <w:bottom w:w="45" w:type="dxa"/>
-              <w:left w:w="50" w:type="dxa"/>
-              <w:right w:w="50" w:type="dxa"/>
-            </w:tcMar>
-          </w:tcPr>
-          <w:p>
-            <w:pPr>
-              <w:jc w:val="left"/>
-            </w:pPr>
-            <w:r>
-              <w:rPr>
-                <w:rFonts w:ascii="Meiryo" w:hAnsi="Meiryo"/>
-                <w:color w:val="282828"/>
-                <w:sz w:val="15"/>
-              </w:rPr>
-              <w:t>左房ストレイン</w:t>
-            </w:r>
-          </w:p>
-        </w:tc>
-        <w:tc>
-          <w:tcPr>
-            <w:tcW w:type="dxa" w:w="2592"/>
-            <w:shd w:fill="FFFFFF"/>
-            <w:tcMar>
-              <w:top w:w="45" w:type="dxa"/>
-              <w:bottom w:w="45" w:type="dxa"/>
-              <w:left w:w="50" w:type="dxa"/>
-              <w:right w:w="50" w:type="dxa"/>
-            </w:tcMar>
-          </w:tcPr>
-          <w:p>
-            <w:pPr>
-              <w:jc w:val="left"/>
-            </w:pPr>
-            <w:r>
-              <w:rPr>
-                <w:rFonts w:ascii="Meiryo" w:hAnsi="Meiryo"/>
-                <w:color w:val="282828"/>
-                <w:sz w:val="15"/>
-              </w:rPr>
-              <w:t>左房リザーバーストレイン (新基準)</w:t>
-            </w:r>
-          </w:p>
-        </w:tc>
-        <w:tc>
-          <w:tcPr>
-            <w:tcW w:type="dxa" w:w="2304"/>
-            <w:shd w:fill="FFFFFF"/>
-            <w:tcMar>
-              <w:top w:w="45" w:type="dxa"/>
-              <w:bottom w:w="45" w:type="dxa"/>
-              <w:left w:w="50" w:type="dxa"/>
-              <w:right w:w="50" w:type="dxa"/>
-            </w:tcMar>
-          </w:tcPr>
-          <w:p>
-            <w:pPr>
-              <w:jc w:val="center"/>
-            </w:pPr>
-            <w:r>
-              <w:rPr>
-                <w:rFonts w:ascii="Meiryo" w:hAnsi="Meiryo"/>
-                <w:color w:val="282828"/>
-                <w:sz w:val="15"/>
-              </w:rPr>
-              <w:t>LARS (LA Res. Strain)</w:t>
-            </w:r>
-          </w:p>
-        </w:tc>
-        <w:tc>
-          <w:tcPr>
-            <w:tcW w:type="dxa" w:w="1008"/>
-            <w:shd w:fill="FFFFFF"/>
-            <w:tcMar>
-              <w:top w:w="45" w:type="dxa"/>
-              <w:bottom w:w="45" w:type="dxa"/>
-              <w:left w:w="50" w:type="dxa"/>
-              <w:right w:w="50" w:type="dxa"/>
-            </w:tcMar>
-          </w:tcPr>
-          <w:p>
-            <w:pPr>
-              <w:jc w:val="center"/>
-            </w:pPr>
-            <w:r>
-              <w:rPr>
-                <w:rFonts w:ascii="Meiryo" w:hAnsi="Meiryo"/>
-                <w:color w:val="282828"/>
-                <w:sz w:val="15"/>
-              </w:rPr>
-              <w:t>%</w:t>
-            </w:r>
-          </w:p>
-        </w:tc>
-        <w:tc>
-          <w:tcPr>
-            <w:tcW w:type="dxa" w:w="3024"/>
-            <w:shd w:fill="FFFFFF"/>
-            <w:tcMar>
-              <w:top w:w="45" w:type="dxa"/>
-              <w:bottom w:w="45" w:type="dxa"/>
-              <w:left w:w="50" w:type="dxa"/>
-              <w:right w:w="50" w:type="dxa"/>
-            </w:tcMar>
-          </w:tcPr>
-          <w:p>
-            <w:pPr>
-              <w:jc w:val="left"/>
-            </w:pPr>
-            <w:r>
-              <w:rPr>
-                <w:rFonts w:ascii="Meiryo" w:hAnsi="Meiryo"/>
-                <w:color w:val="282828"/>
-                <w:sz w:val="15"/>
-              </w:rPr>
-              <w:t>充満圧上昇確定 (重度低下 &lt; 18%, 軽度低下 &lt; 24%, 正常 &gt; 39%)</w:t>
-            </w:r>
-          </w:p>
-        </w:tc>
-      </w:tr>
-      <w:tr>
-        <w:tc>
-          <w:tcPr>
-            <w:tcW w:type="dxa" w:w="1872"/>
-            <w:shd w:fill="F4F8FA"/>
-            <w:tcMar>
-              <w:top w:w="45" w:type="dxa"/>
-              <w:bottom w:w="45" w:type="dxa"/>
-              <w:left w:w="50" w:type="dxa"/>
-              <w:right w:w="50" w:type="dxa"/>
-            </w:tcMar>
-          </w:tcPr>
-          <w:p>
-            <w:pPr>
-              <w:jc w:val="left"/>
-            </w:pPr>
-            <w:r>
-              <w:rPr>
-                <w:rFonts w:ascii="Meiryo" w:hAnsi="Meiryo"/>
-                <w:color w:val="282828"/>
-                <w:sz w:val="15"/>
-              </w:rPr>
-              <w:t>左房ストレイン</w:t>
-            </w:r>
-          </w:p>
-        </w:tc>
-        <w:tc>
-          <w:tcPr>
-            <w:tcW w:type="dxa" w:w="2592"/>
-            <w:shd w:fill="F4F8FA"/>
-            <w:tcMar>
-              <w:top w:w="45" w:type="dxa"/>
-              <w:bottom w:w="45" w:type="dxa"/>
-              <w:left w:w="50" w:type="dxa"/>
-              <w:right w:w="50" w:type="dxa"/>
-            </w:tcMar>
-          </w:tcPr>
-          <w:p>
-            <w:pPr>
-              <w:jc w:val="left"/>
-            </w:pPr>
-            <w:r>
-              <w:rPr>
-                <w:rFonts w:ascii="Meiryo" w:hAnsi="Meiryo"/>
-                <w:color w:val="282828"/>
-                <w:sz w:val="15"/>
-              </w:rPr>
-              <w:t>左房コンジット / ポンプストレイン</w:t>
-            </w:r>
-          </w:p>
-        </w:tc>
-        <w:tc>
-          <w:tcPr>
-            <w:tcW w:type="dxa" w:w="2304"/>
-            <w:shd w:fill="F4F8FA"/>
-            <w:tcMar>
-              <w:top w:w="45" w:type="dxa"/>
-              <w:bottom w:w="45" w:type="dxa"/>
-              <w:left w:w="50" w:type="dxa"/>
-              <w:right w:w="50" w:type="dxa"/>
-            </w:tcMar>
-          </w:tcPr>
-          <w:p>
-            <w:pPr>
-              <w:jc w:val="center"/>
-            </w:pPr>
-            <w:r>
-              <w:rPr>
-                <w:rFonts w:ascii="Meiryo" w:hAnsi="Meiryo"/>
-                <w:color w:val="282828"/>
-                <w:sz w:val="15"/>
-              </w:rPr>
-              <w:t>LACS / LAAS</w:t>
-            </w:r>
-          </w:p>
-        </w:tc>
-        <w:tc>
-          <w:tcPr>
-            <w:tcW w:type="dxa" w:w="1008"/>
-            <w:shd w:fill="F4F8FA"/>
-            <w:tcMar>
-              <w:top w:w="45" w:type="dxa"/>
-              <w:bottom w:w="45" w:type="dxa"/>
-              <w:left w:w="50" w:type="dxa"/>
-              <w:right w:w="50" w:type="dxa"/>
-            </w:tcMar>
-          </w:tcPr>
-          <w:p>
-            <w:pPr>
-              <w:jc w:val="center"/>
-            </w:pPr>
-            <w:r>
-              <w:rPr>
-                <w:rFonts w:ascii="Meiryo" w:hAnsi="Meiryo"/>
-                <w:color w:val="282828"/>
-                <w:sz w:val="15"/>
-              </w:rPr>
-              <w:t>%</w:t>
-            </w:r>
-          </w:p>
-        </w:tc>
-        <w:tc>
-          <w:tcPr>
-            <w:tcW w:type="dxa" w:w="3024"/>
-            <w:shd w:fill="F4F8FA"/>
-            <w:tcMar>
-              <w:top w:w="45" w:type="dxa"/>
-              <w:bottom w:w="45" w:type="dxa"/>
-              <w:left w:w="50" w:type="dxa"/>
-              <w:right w:w="50" w:type="dxa"/>
-            </w:tcMar>
-          </w:tcPr>
-          <w:p>
-            <w:pPr>
-              <w:jc w:val="left"/>
-            </w:pPr>
-            <w:r>
-              <w:rPr>
-                <w:rFonts w:ascii="Meiryo" w:hAnsi="Meiryo"/>
-                <w:color w:val="282828"/>
-                <w:sz w:val="15"/>
-              </w:rPr>
-              <w:t>受動的導管機能 / 心房能動的収縮機能の評価</w:t>
-            </w:r>
-          </w:p>
-        </w:tc>
-      </w:tr>
-      <w:tr>
-        <w:tc>
-          <w:tcPr>
-            <w:tcW w:type="dxa" w:w="1872"/>
-            <w:shd w:fill="FFFFFF"/>
-            <w:tcMar>
-              <w:top w:w="45" w:type="dxa"/>
-              <w:bottom w:w="45" w:type="dxa"/>
-              <w:left w:w="50" w:type="dxa"/>
-              <w:right w:w="50" w:type="dxa"/>
+              <w:top w:w="35" w:type="dxa"/>
+              <w:bottom w:w="35" w:type="dxa"/>
+              <w:left w:w="40" w:type="dxa"/>
+              <w:right w:w="40" w:type="dxa"/>
             </w:tcMar>
           </w:tcPr>
           <w:p>
@@ -1683,10 +2474,10 @@
             <w:tcW w:type="dxa" w:w="2592"/>
             <w:shd w:fill="FFFFFF"/>
             <w:tcMar>
-              <w:top w:w="45" w:type="dxa"/>
-              <w:bottom w:w="45" w:type="dxa"/>
-              <w:left w:w="50" w:type="dxa"/>
-              <w:right w:w="50" w:type="dxa"/>
+              <w:top w:w="35" w:type="dxa"/>
+              <w:bottom w:w="35" w:type="dxa"/>
+              <w:left w:w="40" w:type="dxa"/>
+              <w:right w:w="40" w:type="dxa"/>
             </w:tcMar>
           </w:tcPr>
           <w:p>
@@ -1699,7 +2490,7 @@
                 <w:color w:val="282828"/>
                 <w:sz w:val="15"/>
               </w:rPr>
-              <w:t>E波最高血流速度 / A波最高血流速度</w:t>
+              <w:t>E波 / A波最高速度 / E/A比</w:t>
             </w:r>
           </w:p>
         </w:tc>
@@ -1708,10 +2499,10 @@
             <w:tcW w:type="dxa" w:w="2304"/>
             <w:shd w:fill="FFFFFF"/>
             <w:tcMar>
-              <w:top w:w="45" w:type="dxa"/>
-              <w:bottom w:w="45" w:type="dxa"/>
-              <w:left w:w="50" w:type="dxa"/>
-              <w:right w:w="50" w:type="dxa"/>
+              <w:top w:w="35" w:type="dxa"/>
+              <w:bottom w:w="35" w:type="dxa"/>
+              <w:left w:w="40" w:type="dxa"/>
+              <w:right w:w="40" w:type="dxa"/>
             </w:tcMar>
           </w:tcPr>
           <w:p>
@@ -1724,19 +2515,19 @@
                 <w:color w:val="282828"/>
                 <w:sz w:val="15"/>
               </w:rPr>
-              <w:t>MV E vel / MV A vel</w:t>
+              <w:t>MV E / MV A / E/A ratio</w:t>
             </w:r>
           </w:p>
         </w:tc>
         <w:tc>
           <w:tcPr>
-            <w:tcW w:type="dxa" w:w="1008"/>
+            <w:tcW w:type="dxa" w:w="864"/>
             <w:shd w:fill="FFFFFF"/>
             <w:tcMar>
-              <w:top w:w="45" w:type="dxa"/>
-              <w:bottom w:w="45" w:type="dxa"/>
-              <w:left w:w="50" w:type="dxa"/>
-              <w:right w:w="50" w:type="dxa"/>
+              <w:top w:w="35" w:type="dxa"/>
+              <w:bottom w:w="35" w:type="dxa"/>
+              <w:left w:w="40" w:type="dxa"/>
+              <w:right w:w="40" w:type="dxa"/>
             </w:tcMar>
           </w:tcPr>
           <w:p>
@@ -1749,19 +2540,19 @@
                 <w:color w:val="282828"/>
                 <w:sz w:val="15"/>
               </w:rPr>
-              <w:t>cm/s</w:t>
+              <w:t>cm/s, -</w:t>
             </w:r>
           </w:p>
         </w:tc>
         <w:tc>
           <w:tcPr>
-            <w:tcW w:type="dxa" w:w="3024"/>
+            <w:tcW w:type="dxa" w:w="3168"/>
             <w:shd w:fill="FFFFFF"/>
             <w:tcMar>
-              <w:top w:w="45" w:type="dxa"/>
-              <w:bottom w:w="45" w:type="dxa"/>
-              <w:left w:w="50" w:type="dxa"/>
-              <w:right w:w="50" w:type="dxa"/>
+              <w:top w:w="35" w:type="dxa"/>
+              <w:bottom w:w="35" w:type="dxa"/>
+              <w:left w:w="40" w:type="dxa"/>
+              <w:right w:w="40" w:type="dxa"/>
             </w:tcMar>
           </w:tcPr>
           <w:p>
@@ -1774,7 +2565,7 @@
                 <w:color w:val="282828"/>
                 <w:sz w:val="15"/>
               </w:rPr>
-              <w:t>拡張早期 / 心房収縮期流入速度 (AF時はA波欠損)</w:t>
+              <w:t>拡張早期/心房収縮期流入速度 (AF時はA波欠損)</w:t>
             </w:r>
           </w:p>
         </w:tc>
@@ -1785,10 +2576,10 @@
             <w:tcW w:type="dxa" w:w="1872"/>
             <w:shd w:fill="F4F8FA"/>
             <w:tcMar>
-              <w:top w:w="45" w:type="dxa"/>
-              <w:bottom w:w="45" w:type="dxa"/>
-              <w:left w:w="50" w:type="dxa"/>
-              <w:right w:w="50" w:type="dxa"/>
+              <w:top w:w="35" w:type="dxa"/>
+              <w:bottom w:w="35" w:type="dxa"/>
+              <w:left w:w="40" w:type="dxa"/>
+              <w:right w:w="40" w:type="dxa"/>
             </w:tcMar>
           </w:tcPr>
           <w:p>
@@ -1801,7 +2592,7 @@
                 <w:color w:val="282828"/>
                 <w:sz w:val="15"/>
               </w:rPr>
-              <w:t>自動演算</w:t>
+              <w:t>TVI (流入血流)</w:t>
             </w:r>
           </w:p>
         </w:tc>
@@ -1810,10 +2601,10 @@
             <w:tcW w:type="dxa" w:w="2592"/>
             <w:shd w:fill="F4F8FA"/>
             <w:tcMar>
-              <w:top w:w="45" w:type="dxa"/>
-              <w:bottom w:w="45" w:type="dxa"/>
-              <w:left w:w="50" w:type="dxa"/>
-              <w:right w:w="50" w:type="dxa"/>
+              <w:top w:w="35" w:type="dxa"/>
+              <w:bottom w:w="35" w:type="dxa"/>
+              <w:left w:w="40" w:type="dxa"/>
+              <w:right w:w="40" w:type="dxa"/>
             </w:tcMar>
           </w:tcPr>
           <w:p>
@@ -1826,7 +2617,7 @@
                 <w:color w:val="282828"/>
                 <w:sz w:val="15"/>
               </w:rPr>
-              <w:t>E/A比 / E波減速時間 (DT)</w:t>
+              <w:t>E波減速時間 (DT)</w:t>
             </w:r>
           </w:p>
         </w:tc>
@@ -1835,10 +2626,10 @@
             <w:tcW w:type="dxa" w:w="2304"/>
             <w:shd w:fill="F4F8FA"/>
             <w:tcMar>
-              <w:top w:w="45" w:type="dxa"/>
-              <w:bottom w:w="45" w:type="dxa"/>
-              <w:left w:w="50" w:type="dxa"/>
-              <w:right w:w="50" w:type="dxa"/>
+              <w:top w:w="35" w:type="dxa"/>
+              <w:bottom w:w="35" w:type="dxa"/>
+              <w:left w:w="40" w:type="dxa"/>
+              <w:right w:w="40" w:type="dxa"/>
             </w:tcMar>
           </w:tcPr>
           <w:p>
@@ -1851,19 +2642,19 @@
                 <w:color w:val="282828"/>
                 <w:sz w:val="15"/>
               </w:rPr>
-              <w:t>E/A ratio / MV DT</w:t>
+              <w:t>MV DT</w:t>
             </w:r>
           </w:p>
         </w:tc>
         <w:tc>
           <w:tcPr>
-            <w:tcW w:type="dxa" w:w="1008"/>
+            <w:tcW w:type="dxa" w:w="864"/>
             <w:shd w:fill="F4F8FA"/>
             <w:tcMar>
-              <w:top w:w="45" w:type="dxa"/>
-              <w:bottom w:w="45" w:type="dxa"/>
-              <w:left w:w="50" w:type="dxa"/>
-              <w:right w:w="50" w:type="dxa"/>
+              <w:top w:w="35" w:type="dxa"/>
+              <w:bottom w:w="35" w:type="dxa"/>
+              <w:left w:w="40" w:type="dxa"/>
+              <w:right w:w="40" w:type="dxa"/>
             </w:tcMar>
           </w:tcPr>
           <w:p>
@@ -1876,19 +2667,19 @@
                 <w:color w:val="282828"/>
                 <w:sz w:val="15"/>
               </w:rPr>
-              <w:t>-, ms</w:t>
+              <w:t>ms</w:t>
             </w:r>
           </w:p>
         </w:tc>
         <w:tc>
           <w:tcPr>
-            <w:tcW w:type="dxa" w:w="3024"/>
+            <w:tcW w:type="dxa" w:w="3168"/>
             <w:shd w:fill="F4F8FA"/>
             <w:tcMar>
-              <w:top w:w="45" w:type="dxa"/>
-              <w:bottom w:w="45" w:type="dxa"/>
-              <w:left w:w="50" w:type="dxa"/>
-              <w:right w:w="50" w:type="dxa"/>
+              <w:top w:w="35" w:type="dxa"/>
+              <w:bottom w:w="35" w:type="dxa"/>
+              <w:left w:w="40" w:type="dxa"/>
+              <w:right w:w="40" w:type="dxa"/>
             </w:tcMar>
           </w:tcPr>
           <w:p>
@@ -1901,7 +2692,7 @@
                 <w:color w:val="282828"/>
                 <w:sz w:val="15"/>
               </w:rPr>
-              <w:t>弛緩障害型 (&lt;0.8), 拘束型 (&gt;2.0, DT&lt;160ms)</w:t>
+              <w:t>左室コンプライアンス評価 (&lt;160ms: 拘束型)</w:t>
             </w:r>
           </w:p>
         </w:tc>
@@ -1912,10 +2703,10 @@
             <w:tcW w:type="dxa" w:w="1872"/>
             <w:shd w:fill="FFFFFF"/>
             <w:tcMar>
-              <w:top w:w="45" w:type="dxa"/>
-              <w:bottom w:w="45" w:type="dxa"/>
-              <w:left w:w="50" w:type="dxa"/>
-              <w:right w:w="50" w:type="dxa"/>
+              <w:top w:w="35" w:type="dxa"/>
+              <w:bottom w:w="35" w:type="dxa"/>
+              <w:left w:w="40" w:type="dxa"/>
+              <w:right w:w="40" w:type="dxa"/>
             </w:tcMar>
           </w:tcPr>
           <w:p>
@@ -1937,137 +2728,10 @@
             <w:tcW w:type="dxa" w:w="2592"/>
             <w:shd w:fill="FFFFFF"/>
             <w:tcMar>
-              <w:top w:w="45" w:type="dxa"/>
-              <w:bottom w:w="45" w:type="dxa"/>
-              <w:left w:w="50" w:type="dxa"/>
-              <w:right w:w="50" w:type="dxa"/>
-            </w:tcMar>
-          </w:tcPr>
-          <w:p>
-            <w:pPr>
-              <w:jc w:val="left"/>
-            </w:pPr>
-            <w:r>
-              <w:rPr>
-                <w:rFonts w:ascii="Meiryo" w:hAnsi="Meiryo"/>
-                <w:color w:val="282828"/>
-                <w:sz w:val="15"/>
-              </w:rPr>
-              <w:t>中隔側 / 側壁側 e' 速度</w:t>
-            </w:r>
-          </w:p>
-        </w:tc>
-        <w:tc>
-          <w:tcPr>
-            <w:tcW w:type="dxa" w:w="2304"/>
-            <w:shd w:fill="FFFFFF"/>
-            <w:tcMar>
-              <w:top w:w="45" w:type="dxa"/>
-              <w:bottom w:w="45" w:type="dxa"/>
-              <w:left w:w="50" w:type="dxa"/>
-              <w:right w:w="50" w:type="dxa"/>
-            </w:tcMar>
-          </w:tcPr>
-          <w:p>
-            <w:pPr>
-              <w:jc w:val="center"/>
-            </w:pPr>
-            <w:r>
-              <w:rPr>
-                <w:rFonts w:ascii="Meiryo" w:hAnsi="Meiryo"/>
-                <w:color w:val="282828"/>
-                <w:sz w:val="15"/>
-              </w:rPr>
-              <w:t>Septal e' / Lateral e'</w:t>
-            </w:r>
-          </w:p>
-        </w:tc>
-        <w:tc>
-          <w:tcPr>
-            <w:tcW w:type="dxa" w:w="1008"/>
-            <w:shd w:fill="FFFFFF"/>
-            <w:tcMar>
-              <w:top w:w="45" w:type="dxa"/>
-              <w:bottom w:w="45" w:type="dxa"/>
-              <w:left w:w="50" w:type="dxa"/>
-              <w:right w:w="50" w:type="dxa"/>
-            </w:tcMar>
-          </w:tcPr>
-          <w:p>
-            <w:pPr>
-              <w:jc w:val="center"/>
-            </w:pPr>
-            <w:r>
-              <w:rPr>
-                <w:rFonts w:ascii="Meiryo" w:hAnsi="Meiryo"/>
-                <w:color w:val="282828"/>
-                <w:sz w:val="15"/>
-              </w:rPr>
-              <w:t>cm/s</w:t>
-            </w:r>
-          </w:p>
-        </w:tc>
-        <w:tc>
-          <w:tcPr>
-            <w:tcW w:type="dxa" w:w="3024"/>
-            <w:shd w:fill="FFFFFF"/>
-            <w:tcMar>
-              <w:top w:w="45" w:type="dxa"/>
-              <w:bottom w:w="45" w:type="dxa"/>
-              <w:left w:w="50" w:type="dxa"/>
-              <w:right w:w="50" w:type="dxa"/>
-            </w:tcMar>
-          </w:tcPr>
-          <w:p>
-            <w:pPr>
-              <w:jc w:val="left"/>
-            </w:pPr>
-            <w:r>
-              <w:rPr>
-                <w:rFonts w:ascii="Meiryo" w:hAnsi="Meiryo"/>
-                <w:color w:val="282828"/>
-                <w:sz w:val="15"/>
-              </w:rPr>
-              <w:t>局所弛緩能低下 (中隔 &lt; 7.0, 側壁 &lt; 10.0 cm/s)</w:t>
-            </w:r>
-          </w:p>
-        </w:tc>
-      </w:tr>
-      <w:tr>
-        <w:tc>
-          <w:tcPr>
-            <w:tcW w:type="dxa" w:w="1872"/>
-            <w:shd w:fill="F4F8FA"/>
-            <w:tcMar>
-              <w:top w:w="45" w:type="dxa"/>
-              <w:bottom w:w="45" w:type="dxa"/>
-              <w:left w:w="50" w:type="dxa"/>
-              <w:right w:w="50" w:type="dxa"/>
-            </w:tcMar>
-          </w:tcPr>
-          <w:p>
-            <w:pPr>
-              <w:jc w:val="left"/>
-            </w:pPr>
-            <w:r>
-              <w:rPr>
-                <w:rFonts w:ascii="Meiryo" w:hAnsi="Meiryo"/>
-                <w:color w:val="282828"/>
-                <w:sz w:val="15"/>
-              </w:rPr>
-              <w:t>自動演算</w:t>
-            </w:r>
-          </w:p>
-        </w:tc>
-        <w:tc>
-          <w:tcPr>
-            <w:tcW w:type="dxa" w:w="2592"/>
-            <w:shd w:fill="F4F8FA"/>
-            <w:tcMar>
-              <w:top w:w="45" w:type="dxa"/>
-              <w:bottom w:w="45" w:type="dxa"/>
-              <w:left w:w="50" w:type="dxa"/>
-              <w:right w:w="50" w:type="dxa"/>
+              <w:top w:w="35" w:type="dxa"/>
+              <w:bottom w:w="35" w:type="dxa"/>
+              <w:left w:w="40" w:type="dxa"/>
+              <w:right w:w="40" w:type="dxa"/>
             </w:tcMar>
           </w:tcPr>
           <w:p>
@@ -2081,19 +2745,19 @@
                 <w:color w:val="B41414"/>
                 <w:sz w:val="15"/>
               </w:rPr>
-              <w:t>平均 E/e' 比 (最重要)</w:t>
+              <w:t>中隔 / 側壁 e' ＆ 平均 E/e'</w:t>
             </w:r>
           </w:p>
         </w:tc>
         <w:tc>
           <w:tcPr>
             <w:tcW w:type="dxa" w:w="2304"/>
-            <w:shd w:fill="F4F8FA"/>
+            <w:shd w:fill="FFFFFF"/>
             <w:tcMar>
-              <w:top w:w="45" w:type="dxa"/>
-              <w:bottom w:w="45" w:type="dxa"/>
-              <w:left w:w="50" w:type="dxa"/>
-              <w:right w:w="50" w:type="dxa"/>
+              <w:top w:w="35" w:type="dxa"/>
+              <w:bottom w:w="35" w:type="dxa"/>
+              <w:left w:w="40" w:type="dxa"/>
+              <w:right w:w="40" w:type="dxa"/>
             </w:tcMar>
           </w:tcPr>
           <w:p>
@@ -2106,19 +2770,19 @@
                 <w:color w:val="282828"/>
                 <w:sz w:val="15"/>
               </w:rPr>
-              <w:t>Average E/e'</w:t>
+              <w:t>Septal e' / Lateral e' / E/e'</w:t>
             </w:r>
           </w:p>
         </w:tc>
         <w:tc>
           <w:tcPr>
-            <w:tcW w:type="dxa" w:w="1008"/>
-            <w:shd w:fill="F4F8FA"/>
+            <w:tcW w:type="dxa" w:w="864"/>
+            <w:shd w:fill="FFFFFF"/>
             <w:tcMar>
-              <w:top w:w="45" w:type="dxa"/>
-              <w:bottom w:w="45" w:type="dxa"/>
-              <w:left w:w="50" w:type="dxa"/>
-              <w:right w:w="50" w:type="dxa"/>
+              <w:top w:w="35" w:type="dxa"/>
+              <w:bottom w:w="35" w:type="dxa"/>
+              <w:left w:w="40" w:type="dxa"/>
+              <w:right w:w="40" w:type="dxa"/>
             </w:tcMar>
           </w:tcPr>
           <w:p>
@@ -2131,19 +2795,19 @@
                 <w:color w:val="282828"/>
                 <w:sz w:val="15"/>
               </w:rPr>
-              <w:t>-</w:t>
+              <w:t>cm/s, -</w:t>
             </w:r>
           </w:p>
         </w:tc>
         <w:tc>
           <w:tcPr>
-            <w:tcW w:type="dxa" w:w="3024"/>
-            <w:shd w:fill="F4F8FA"/>
+            <w:tcW w:type="dxa" w:w="3168"/>
+            <w:shd w:fill="FFFFFF"/>
             <w:tcMar>
-              <w:top w:w="45" w:type="dxa"/>
-              <w:bottom w:w="45" w:type="dxa"/>
-              <w:left w:w="50" w:type="dxa"/>
-              <w:right w:w="50" w:type="dxa"/>
+              <w:top w:w="35" w:type="dxa"/>
+              <w:bottom w:w="35" w:type="dxa"/>
+              <w:left w:w="40" w:type="dxa"/>
+              <w:right w:w="40" w:type="dxa"/>
             </w:tcMar>
           </w:tcPr>
           <w:p>
@@ -2156,7 +2820,7 @@
                 <w:color w:val="282828"/>
                 <w:sz w:val="15"/>
               </w:rPr>
-              <w:t>左房圧・充満圧指標 (&gt; 14 で上昇, AF時は ≧ 11)</w:t>
+              <w:t>局所弛緩能 (中隔&lt;7, 側壁&lt;10)・充満圧指標 (&gt;14, AF時≧11)</w:t>
             </w:r>
           </w:p>
         </w:tc>
@@ -2165,12 +2829,12 @@
         <w:tc>
           <w:tcPr>
             <w:tcW w:type="dxa" w:w="1872"/>
-            <w:shd w:fill="FFFFFF"/>
+            <w:shd w:fill="F4F8FA"/>
             <w:tcMar>
-              <w:top w:w="45" w:type="dxa"/>
-              <w:bottom w:w="45" w:type="dxa"/>
-              <w:left w:w="50" w:type="dxa"/>
-              <w:right w:w="50" w:type="dxa"/>
+              <w:top w:w="35" w:type="dxa"/>
+              <w:bottom w:w="35" w:type="dxa"/>
+              <w:left w:w="40" w:type="dxa"/>
+              <w:right w:w="40" w:type="dxa"/>
             </w:tcMar>
           </w:tcPr>
           <w:p>
@@ -2190,12 +2854,12 @@
         <w:tc>
           <w:tcPr>
             <w:tcW w:type="dxa" w:w="2592"/>
-            <w:shd w:fill="FFFFFF"/>
+            <w:shd w:fill="F4F8FA"/>
             <w:tcMar>
-              <w:top w:w="45" w:type="dxa"/>
-              <w:bottom w:w="45" w:type="dxa"/>
-              <w:left w:w="50" w:type="dxa"/>
-              <w:right w:w="50" w:type="dxa"/>
+              <w:top w:w="35" w:type="dxa"/>
+              <w:bottom w:w="35" w:type="dxa"/>
+              <w:left w:w="40" w:type="dxa"/>
+              <w:right w:w="40" w:type="dxa"/>
             </w:tcMar>
           </w:tcPr>
           <w:p>
@@ -2205,22 +2869,23 @@
             <w:r>
               <w:rPr>
                 <w:rFonts w:ascii="Meiryo" w:hAnsi="Meiryo"/>
-                <w:color w:val="282828"/>
+                <w:b/>
+                <w:color w:val="B41414"/>
                 <w:sz w:val="15"/>
               </w:rPr>
-              <w:t>左房容積係数 (最重要)</w:t>
+              <w:t>左房容積係数 (LAVI)</w:t>
             </w:r>
           </w:p>
         </w:tc>
         <w:tc>
           <w:tcPr>
             <w:tcW w:type="dxa" w:w="2304"/>
-            <w:shd w:fill="FFFFFF"/>
+            <w:shd w:fill="F4F8FA"/>
             <w:tcMar>
-              <w:top w:w="45" w:type="dxa"/>
-              <w:bottom w:w="45" w:type="dxa"/>
-              <w:left w:w="50" w:type="dxa"/>
-              <w:right w:w="50" w:type="dxa"/>
+              <w:top w:w="35" w:type="dxa"/>
+              <w:bottom w:w="35" w:type="dxa"/>
+              <w:left w:w="40" w:type="dxa"/>
+              <w:right w:w="40" w:type="dxa"/>
             </w:tcMar>
           </w:tcPr>
           <w:p>
@@ -2239,13 +2904,13 @@
         </w:tc>
         <w:tc>
           <w:tcPr>
-            <w:tcW w:type="dxa" w:w="1008"/>
-            <w:shd w:fill="FFFFFF"/>
+            <w:tcW w:type="dxa" w:w="864"/>
+            <w:shd w:fill="F4F8FA"/>
             <w:tcMar>
-              <w:top w:w="45" w:type="dxa"/>
-              <w:bottom w:w="45" w:type="dxa"/>
-              <w:left w:w="50" w:type="dxa"/>
-              <w:right w:w="50" w:type="dxa"/>
+              <w:top w:w="35" w:type="dxa"/>
+              <w:bottom w:w="35" w:type="dxa"/>
+              <w:left w:w="40" w:type="dxa"/>
+              <w:right w:w="40" w:type="dxa"/>
             </w:tcMar>
           </w:tcPr>
           <w:p>
@@ -2264,13 +2929,13 @@
         </w:tc>
         <w:tc>
           <w:tcPr>
-            <w:tcW w:type="dxa" w:w="3024"/>
-            <w:shd w:fill="FFFFFF"/>
+            <w:tcW w:type="dxa" w:w="3168"/>
+            <w:shd w:fill="F4F8FA"/>
             <w:tcMar>
-              <w:top w:w="45" w:type="dxa"/>
-              <w:bottom w:w="45" w:type="dxa"/>
-              <w:left w:w="50" w:type="dxa"/>
-              <w:right w:w="50" w:type="dxa"/>
+              <w:top w:w="35" w:type="dxa"/>
+              <w:bottom w:w="35" w:type="dxa"/>
+              <w:left w:w="40" w:type="dxa"/>
+              <w:right w:w="40" w:type="dxa"/>
             </w:tcMar>
           </w:tcPr>
           <w:p>
@@ -2292,12 +2957,12 @@
         <w:tc>
           <w:tcPr>
             <w:tcW w:type="dxa" w:w="1872"/>
-            <w:shd w:fill="F4F8FA"/>
+            <w:shd w:fill="FFFFFF"/>
             <w:tcMar>
-              <w:top w:w="45" w:type="dxa"/>
-              <w:bottom w:w="45" w:type="dxa"/>
-              <w:left w:w="50" w:type="dxa"/>
-              <w:right w:w="50" w:type="dxa"/>
+              <w:top w:w="35" w:type="dxa"/>
+              <w:bottom w:w="35" w:type="dxa"/>
+              <w:left w:w="40" w:type="dxa"/>
+              <w:right w:w="40" w:type="dxa"/>
             </w:tcMar>
           </w:tcPr>
           <w:p>
@@ -2310,19 +2975,95 @@
                 <w:color w:val="282828"/>
                 <w:sz w:val="15"/>
               </w:rPr>
-              <w:t>連続波ドプラ CW</w:t>
+              <w:t>MR連続波 CW</w:t>
             </w:r>
           </w:p>
         </w:tc>
         <w:tc>
           <w:tcPr>
             <w:tcW w:type="dxa" w:w="2592"/>
-            <w:shd w:fill="F4F8FA"/>
+            <w:shd w:fill="FFFFFF"/>
             <w:tcMar>
-              <w:top w:w="45" w:type="dxa"/>
-              <w:bottom w:w="45" w:type="dxa"/>
-              <w:left w:w="50" w:type="dxa"/>
-              <w:right w:w="50" w:type="dxa"/>
+              <w:top w:w="35" w:type="dxa"/>
+              <w:bottom w:w="35" w:type="dxa"/>
+              <w:left w:w="40" w:type="dxa"/>
+              <w:right w:w="40" w:type="dxa"/>
+            </w:tcMar>
+          </w:tcPr>
+          <w:p>
+            <w:pPr>
+              <w:jc w:val="left"/>
+            </w:pPr>
+            <w:r>
+              <w:rPr>
+                <w:rFonts w:ascii="Meiryo" w:hAnsi="Meiryo"/>
+                <w:b/>
+                <w:color w:val="B41414"/>
+                <w:sz w:val="15"/>
+              </w:rPr>
+              <w:t>左室収縮期圧上昇率 (dP/dt)</w:t>
+            </w:r>
+          </w:p>
+        </w:tc>
+        <w:tc>
+          <w:tcPr>
+            <w:tcW w:type="dxa" w:w="2304"/>
+            <w:shd w:fill="FFFFFF"/>
+            <w:tcMar>
+              <w:top w:w="35" w:type="dxa"/>
+              <w:bottom w:w="35" w:type="dxa"/>
+              <w:left w:w="40" w:type="dxa"/>
+              <w:right w:w="40" w:type="dxa"/>
+            </w:tcMar>
+          </w:tcPr>
+          <w:p>
+            <w:pPr>
+              <w:jc w:val="center"/>
+            </w:pPr>
+            <w:r>
+              <w:rPr>
+                <w:rFonts w:ascii="Meiryo" w:hAnsi="Meiryo"/>
+                <w:color w:val="282828"/>
+                <w:sz w:val="15"/>
+              </w:rPr>
+              <w:t>LV dP/dt</w:t>
+            </w:r>
+          </w:p>
+        </w:tc>
+        <w:tc>
+          <w:tcPr>
+            <w:tcW w:type="dxa" w:w="864"/>
+            <w:shd w:fill="FFFFFF"/>
+            <w:tcMar>
+              <w:top w:w="35" w:type="dxa"/>
+              <w:bottom w:w="35" w:type="dxa"/>
+              <w:left w:w="40" w:type="dxa"/>
+              <w:right w:w="40" w:type="dxa"/>
+            </w:tcMar>
+          </w:tcPr>
+          <w:p>
+            <w:pPr>
+              <w:jc w:val="center"/>
+            </w:pPr>
+            <w:r>
+              <w:rPr>
+                <w:rFonts w:ascii="Meiryo" w:hAnsi="Meiryo"/>
+                <w:color w:val="282828"/>
+                <w:sz w:val="15"/>
+              </w:rPr>
+              <w:t>mmHg/s</w:t>
+            </w:r>
+          </w:p>
+        </w:tc>
+        <w:tc>
+          <w:tcPr>
+            <w:tcW w:type="dxa" w:w="3168"/>
+            <w:shd w:fill="FFFFFF"/>
+            <w:tcMar>
+              <w:top w:w="35" w:type="dxa"/>
+              <w:bottom w:w="35" w:type="dxa"/>
+              <w:left w:w="40" w:type="dxa"/>
+              <w:right w:w="40" w:type="dxa"/>
             </w:tcMar>
           </w:tcPr>
           <w:p>
@@ -2335,209 +3076,7 @@
                 <w:color w:val="282828"/>
                 <w:sz w:val="15"/>
               </w:rPr>
-              <w:t>三尖弁逆流最高流速</w:t>
-            </w:r>
-          </w:p>
-        </w:tc>
-        <w:tc>
-          <w:tcPr>
-            <w:tcW w:type="dxa" w:w="2304"/>
-            <w:shd w:fill="F4F8FA"/>
-            <w:tcMar>
-              <w:top w:w="45" w:type="dxa"/>
-              <w:bottom w:w="45" w:type="dxa"/>
-              <w:left w:w="50" w:type="dxa"/>
-              <w:right w:w="50" w:type="dxa"/>
-            </w:tcMar>
-          </w:tcPr>
-          <w:p>
-            <w:pPr>
-              <w:jc w:val="center"/>
-            </w:pPr>
-            <w:r>
-              <w:rPr>
-                <w:rFonts w:ascii="Meiryo" w:hAnsi="Meiryo"/>
-                <w:color w:val="282828"/>
-                <w:sz w:val="15"/>
-              </w:rPr>
-              <w:t>TR Vmax</w:t>
-            </w:r>
-          </w:p>
-        </w:tc>
-        <w:tc>
-          <w:tcPr>
-            <w:tcW w:type="dxa" w:w="1008"/>
-            <w:shd w:fill="F4F8FA"/>
-            <w:tcMar>
-              <w:top w:w="45" w:type="dxa"/>
-              <w:bottom w:w="45" w:type="dxa"/>
-              <w:left w:w="50" w:type="dxa"/>
-              <w:right w:w="50" w:type="dxa"/>
-            </w:tcMar>
-          </w:tcPr>
-          <w:p>
-            <w:pPr>
-              <w:jc w:val="center"/>
-            </w:pPr>
-            <w:r>
-              <w:rPr>
-                <w:rFonts w:ascii="Meiryo" w:hAnsi="Meiryo"/>
-                <w:color w:val="282828"/>
-                <w:sz w:val="15"/>
-              </w:rPr>
-              <w:t>m/s</w:t>
-            </w:r>
-          </w:p>
-        </w:tc>
-        <w:tc>
-          <w:tcPr>
-            <w:tcW w:type="dxa" w:w="3024"/>
-            <w:shd w:fill="F4F8FA"/>
-            <w:tcMar>
-              <w:top w:w="45" w:type="dxa"/>
-              <w:bottom w:w="45" w:type="dxa"/>
-              <w:left w:w="50" w:type="dxa"/>
-              <w:right w:w="50" w:type="dxa"/>
-            </w:tcMar>
-          </w:tcPr>
-          <w:p>
-            <w:pPr>
-              <w:jc w:val="left"/>
-            </w:pPr>
-            <w:r>
-              <w:rPr>
-                <w:rFonts w:ascii="Meiryo" w:hAnsi="Meiryo"/>
-                <w:color w:val="282828"/>
-                <w:sz w:val="15"/>
-              </w:rPr>
-              <w:t>肺動脈圧上昇スクリーニング (&gt; 2.8 m/s で陽性)</w:t>
-            </w:r>
-          </w:p>
-        </w:tc>
-      </w:tr>
-      <w:tr>
-        <w:tc>
-          <w:tcPr>
-            <w:tcW w:type="dxa" w:w="1872"/>
-            <w:shd w:fill="FFFFFF"/>
-            <w:tcMar>
-              <w:top w:w="45" w:type="dxa"/>
-              <w:bottom w:w="45" w:type="dxa"/>
-              <w:left w:w="50" w:type="dxa"/>
-              <w:right w:w="50" w:type="dxa"/>
-            </w:tcMar>
-          </w:tcPr>
-          <w:p>
-            <w:pPr>
-              <w:jc w:val="left"/>
-            </w:pPr>
-            <w:r>
-              <w:rPr>
-                <w:rFonts w:ascii="Meiryo" w:hAnsi="Meiryo"/>
-                <w:color w:val="282828"/>
-                <w:sz w:val="15"/>
-              </w:rPr>
-              <w:t>肺静脈血流 PW</w:t>
-            </w:r>
-          </w:p>
-        </w:tc>
-        <w:tc>
-          <w:tcPr>
-            <w:tcW w:type="dxa" w:w="2592"/>
-            <w:shd w:fill="FFFFFF"/>
-            <w:tcMar>
-              <w:top w:w="45" w:type="dxa"/>
-              <w:bottom w:w="45" w:type="dxa"/>
-              <w:left w:w="50" w:type="dxa"/>
-              <w:right w:w="50" w:type="dxa"/>
-            </w:tcMar>
-          </w:tcPr>
-          <w:p>
-            <w:pPr>
-              <w:jc w:val="left"/>
-            </w:pPr>
-            <w:r>
-              <w:rPr>
-                <w:rFonts w:ascii="Meiryo" w:hAnsi="Meiryo"/>
-                <w:color w:val="282828"/>
-                <w:sz w:val="15"/>
-              </w:rPr>
-              <w:t>S/D比 ＆ Ar-A持続時間差</w:t>
-            </w:r>
-          </w:p>
-        </w:tc>
-        <w:tc>
-          <w:tcPr>
-            <w:tcW w:type="dxa" w:w="2304"/>
-            <w:shd w:fill="FFFFFF"/>
-            <w:tcMar>
-              <w:top w:w="45" w:type="dxa"/>
-              <w:bottom w:w="45" w:type="dxa"/>
-              <w:left w:w="50" w:type="dxa"/>
-              <w:right w:w="50" w:type="dxa"/>
-            </w:tcMar>
-          </w:tcPr>
-          <w:p>
-            <w:pPr>
-              <w:jc w:val="center"/>
-            </w:pPr>
-            <w:r>
-              <w:rPr>
-                <w:rFonts w:ascii="Meiryo" w:hAnsi="Meiryo"/>
-                <w:color w:val="282828"/>
-                <w:sz w:val="15"/>
-              </w:rPr>
-              <w:t>PV S/D / (Ar dur - A dur)</w:t>
-            </w:r>
-          </w:p>
-        </w:tc>
-        <w:tc>
-          <w:tcPr>
-            <w:tcW w:type="dxa" w:w="1008"/>
-            <w:shd w:fill="FFFFFF"/>
-            <w:tcMar>
-              <w:top w:w="45" w:type="dxa"/>
-              <w:bottom w:w="45" w:type="dxa"/>
-              <w:left w:w="50" w:type="dxa"/>
-              <w:right w:w="50" w:type="dxa"/>
-            </w:tcMar>
-          </w:tcPr>
-          <w:p>
-            <w:pPr>
-              <w:jc w:val="center"/>
-            </w:pPr>
-            <w:r>
-              <w:rPr>
-                <w:rFonts w:ascii="Meiryo" w:hAnsi="Meiryo"/>
-                <w:color w:val="282828"/>
-                <w:sz w:val="15"/>
-              </w:rPr>
-              <w:t>-, ms</w:t>
-            </w:r>
-          </w:p>
-        </w:tc>
-        <w:tc>
-          <w:tcPr>
-            <w:tcW w:type="dxa" w:w="3024"/>
-            <w:shd w:fill="FFFFFF"/>
-            <w:tcMar>
-              <w:top w:w="45" w:type="dxa"/>
-              <w:bottom w:w="45" w:type="dxa"/>
-              <w:left w:w="50" w:type="dxa"/>
-              <w:right w:w="50" w:type="dxa"/>
-            </w:tcMar>
-          </w:tcPr>
-          <w:p>
-            <w:pPr>
-              <w:jc w:val="left"/>
-            </w:pPr>
-            <w:r>
-              <w:rPr>
-                <w:rFonts w:ascii="Meiryo" w:hAnsi="Meiryo"/>
-                <w:color w:val="282828"/>
-                <w:sz w:val="15"/>
-              </w:rPr>
-              <w:t>S &lt; D: 左房圧上昇 / Ar-A ≧ 30ms: LVEDP上昇</w:t>
+              <w:t>MR波形1-3m/s時間より算出。正常&gt;1200, 低下&lt;1000</w:t>
             </w:r>
           </w:p>
         </w:tc>
@@ -2545,33 +3084,16 @@
     </w:tbl>
     <w:p>
       <w:pPr>
-        <w:spacing w:before="140" w:after="40"/>
+        <w:spacing w:before="120" w:after="40"/>
       </w:pPr>
       <w:r>
         <w:rPr>
           <w:rFonts w:ascii="Meiryo" w:hAnsi="Meiryo"/>
           <w:b/>
           <w:color w:val="005AA0"/>
-          <w:sz w:val="21"/>
+          <w:sz w:val="20"/>
         </w:rPr>
         <w:t>3. 🔒 全弁膜狭窄症の完全定量・重症度評価（AS / MS / TS / PS）</w:t>
-      </w:r>
-    </w:p>
-    <w:p>
-      <w:r>
-        <w:rPr>
-          <w:rFonts w:ascii="Meiryo" w:hAnsi="Meiryo"/>
-          <w:b/>
-          <w:color w:val="A03200"/>
-          <w:sz w:val="15"/>
-        </w:rPr>
-        <w:t>【弁狭窄評価の核心】</w:t>
-        <w:br/>
-        <w:t>・AS: 連続の式 AVA &lt; 1.0 cm² (AVAi &lt; 0.6 cm²/m²), Vmax ≧ 4.0 m/s, Mean PG ≧ 40 mmHg, DVI &lt; 0.25 (LFLG判定 SVi &lt; 35)</w:t>
-        <w:br/>
-        <w:t>・MS: PHT法 MVA ≦ 1.5 cm² (重症 ≦ 1.0 cm²), Mean PG ≧ 10 mmHg, PHT ≧ 220 ms, Wilkinsスコア (PTMC適応 ≦ 8点)</w:t>
-        <w:br/>
-        <w:t>・TS: Mean PG ≧ 5 mmHg, PHT ≧ 190 ms, TVA ≦ 1.0 cm²  |  PS: Vmax &gt; 4.0 m/s, Max PG ≧ 64 mmHg (重症)</w:t>
       </w:r>
     </w:p>
     <w:tbl>
@@ -2589,11 +3111,11 @@
         </w:tblBorders>
       </w:tblPr>
       <w:tblGrid>
-        <w:gridCol w:w="2218"/>
-        <w:gridCol w:w="2218"/>
-        <w:gridCol w:w="2218"/>
-        <w:gridCol w:w="2218"/>
-        <w:gridCol w:w="2218"/>
+        <w:gridCol w:w="2229"/>
+        <w:gridCol w:w="2229"/>
+        <w:gridCol w:w="2229"/>
+        <w:gridCol w:w="2229"/>
+        <w:gridCol w:w="2229"/>
       </w:tblGrid>
       <w:tr>
         <w:tc>
@@ -2601,10 +3123,10 @@
             <w:tcW w:type="dxa" w:w="1872"/>
             <w:shd w:fill="005691"/>
             <w:tcMar>
-              <w:top w:w="70" w:type="dxa"/>
-              <w:bottom w:w="70" w:type="dxa"/>
-              <w:left w:w="50" w:type="dxa"/>
-              <w:right w:w="50" w:type="dxa"/>
+              <w:top w:w="60" w:type="dxa"/>
+              <w:bottom w:w="60" w:type="dxa"/>
+              <w:left w:w="40" w:type="dxa"/>
+              <w:right w:w="40" w:type="dxa"/>
             </w:tcMar>
           </w:tcPr>
           <w:p>
@@ -2616,7 +3138,7 @@
                 <w:rFonts w:ascii="Meiryo" w:hAnsi="Meiryo"/>
                 <w:b/>
                 <w:color w:val="FFFFFF"/>
-                <w:sz w:val="16"/>
+                <w:sz w:val="15"/>
               </w:rPr>
               <w:t>対象弁狭窄</w:t>
             </w:r>
@@ -2627,10 +3149,10 @@
             <w:tcW w:type="dxa" w:w="2592"/>
             <w:shd w:fill="005691"/>
             <w:tcMar>
-              <w:top w:w="70" w:type="dxa"/>
-              <w:bottom w:w="70" w:type="dxa"/>
-              <w:left w:w="50" w:type="dxa"/>
-              <w:right w:w="50" w:type="dxa"/>
+              <w:top w:w="60" w:type="dxa"/>
+              <w:bottom w:w="60" w:type="dxa"/>
+              <w:left w:w="40" w:type="dxa"/>
+              <w:right w:w="40" w:type="dxa"/>
             </w:tcMar>
           </w:tcPr>
           <w:p>
@@ -2642,7 +3164,7 @@
                 <w:rFonts w:ascii="Meiryo" w:hAnsi="Meiryo"/>
                 <w:b/>
                 <w:color w:val="FFFFFF"/>
-                <w:sz w:val="16"/>
+                <w:sz w:val="15"/>
               </w:rPr>
               <w:t>SR連携推奨項目</w:t>
             </w:r>
@@ -2653,10 +3175,10 @@
             <w:tcW w:type="dxa" w:w="2304"/>
             <w:shd w:fill="005691"/>
             <w:tcMar>
-              <w:top w:w="70" w:type="dxa"/>
-              <w:bottom w:w="70" w:type="dxa"/>
-              <w:left w:w="50" w:type="dxa"/>
-              <w:right w:w="50" w:type="dxa"/>
+              <w:top w:w="60" w:type="dxa"/>
+              <w:bottom w:w="60" w:type="dxa"/>
+              <w:left w:w="40" w:type="dxa"/>
+              <w:right w:w="40" w:type="dxa"/>
             </w:tcMar>
           </w:tcPr>
           <w:p>
@@ -2668,7 +3190,7 @@
                 <w:rFonts w:ascii="Meiryo" w:hAnsi="Meiryo"/>
                 <w:b/>
                 <w:color w:val="FFFFFF"/>
-                <w:sz w:val="16"/>
+                <w:sz w:val="15"/>
               </w:rPr>
               <w:t>英語表記 / DICOMタグ</w:t>
             </w:r>
@@ -2676,13 +3198,13 @@
         </w:tc>
         <w:tc>
           <w:tcPr>
-            <w:tcW w:type="dxa" w:w="1008"/>
+            <w:tcW w:type="dxa" w:w="864"/>
             <w:shd w:fill="005691"/>
             <w:tcMar>
-              <w:top w:w="70" w:type="dxa"/>
-              <w:bottom w:w="70" w:type="dxa"/>
-              <w:left w:w="50" w:type="dxa"/>
-              <w:right w:w="50" w:type="dxa"/>
+              <w:top w:w="60" w:type="dxa"/>
+              <w:bottom w:w="60" w:type="dxa"/>
+              <w:left w:w="40" w:type="dxa"/>
+              <w:right w:w="40" w:type="dxa"/>
             </w:tcMar>
           </w:tcPr>
           <w:p>
@@ -2694,7 +3216,7 @@
                 <w:rFonts w:ascii="Meiryo" w:hAnsi="Meiryo"/>
                 <w:b/>
                 <w:color w:val="FFFFFF"/>
-                <w:sz w:val="16"/>
+                <w:sz w:val="15"/>
               </w:rPr>
               <w:t>単位</w:t>
             </w:r>
@@ -2702,13 +3224,13 @@
         </w:tc>
         <w:tc>
           <w:tcPr>
-            <w:tcW w:type="dxa" w:w="3024"/>
+            <w:tcW w:type="dxa" w:w="3168"/>
             <w:shd w:fill="005691"/>
             <w:tcMar>
-              <w:top w:w="70" w:type="dxa"/>
-              <w:bottom w:w="70" w:type="dxa"/>
-              <w:left w:w="50" w:type="dxa"/>
-              <w:right w:w="50" w:type="dxa"/>
+              <w:top w:w="60" w:type="dxa"/>
+              <w:bottom w:w="60" w:type="dxa"/>
+              <w:left w:w="40" w:type="dxa"/>
+              <w:right w:w="40" w:type="dxa"/>
             </w:tcMar>
           </w:tcPr>
           <w:p>
@@ -2720,7 +3242,7 @@
                 <w:rFonts w:ascii="Meiryo" w:hAnsi="Meiryo"/>
                 <w:b/>
                 <w:color w:val="FFFFFF"/>
-                <w:sz w:val="16"/>
+                <w:sz w:val="15"/>
               </w:rPr>
               <w:t>重症度判定カットオフ値 (ASE/ESC基準)</w:t>
             </w:r>
@@ -2733,10 +3255,10 @@
             <w:tcW w:type="dxa" w:w="1872"/>
             <w:shd w:fill="FFFFFF"/>
             <w:tcMar>
-              <w:top w:w="45" w:type="dxa"/>
-              <w:bottom w:w="45" w:type="dxa"/>
-              <w:left w:w="50" w:type="dxa"/>
-              <w:right w:w="50" w:type="dxa"/>
+              <w:top w:w="35" w:type="dxa"/>
+              <w:bottom w:w="35" w:type="dxa"/>
+              <w:left w:w="40" w:type="dxa"/>
+              <w:right w:w="40" w:type="dxa"/>
             </w:tcMar>
           </w:tcPr>
           <w:p>
@@ -2758,10 +3280,10 @@
             <w:tcW w:type="dxa" w:w="2592"/>
             <w:shd w:fill="FFFFFF"/>
             <w:tcMar>
-              <w:top w:w="45" w:type="dxa"/>
-              <w:bottom w:w="45" w:type="dxa"/>
-              <w:left w:w="50" w:type="dxa"/>
-              <w:right w:w="50" w:type="dxa"/>
+              <w:top w:w="35" w:type="dxa"/>
+              <w:bottom w:w="35" w:type="dxa"/>
+              <w:left w:w="40" w:type="dxa"/>
+              <w:right w:w="40" w:type="dxa"/>
             </w:tcMar>
           </w:tcPr>
           <w:p>
@@ -2783,10 +3305,10 @@
             <w:tcW w:type="dxa" w:w="2304"/>
             <w:shd w:fill="FFFFFF"/>
             <w:tcMar>
-              <w:top w:w="45" w:type="dxa"/>
-              <w:bottom w:w="45" w:type="dxa"/>
-              <w:left w:w="50" w:type="dxa"/>
-              <w:right w:w="50" w:type="dxa"/>
+              <w:top w:w="35" w:type="dxa"/>
+              <w:bottom w:w="35" w:type="dxa"/>
+              <w:left w:w="40" w:type="dxa"/>
+              <w:right w:w="40" w:type="dxa"/>
             </w:tcMar>
           </w:tcPr>
           <w:p>
@@ -2805,13 +3327,13 @@
         </w:tc>
         <w:tc>
           <w:tcPr>
-            <w:tcW w:type="dxa" w:w="1008"/>
+            <w:tcW w:type="dxa" w:w="864"/>
             <w:shd w:fill="FFFFFF"/>
             <w:tcMar>
-              <w:top w:w="45" w:type="dxa"/>
-              <w:bottom w:w="45" w:type="dxa"/>
-              <w:left w:w="50" w:type="dxa"/>
-              <w:right w:w="50" w:type="dxa"/>
+              <w:top w:w="35" w:type="dxa"/>
+              <w:bottom w:w="35" w:type="dxa"/>
+              <w:left w:w="40" w:type="dxa"/>
+              <w:right w:w="40" w:type="dxa"/>
             </w:tcMar>
           </w:tcPr>
           <w:p>
@@ -2830,13 +3352,13 @@
         </w:tc>
         <w:tc>
           <w:tcPr>
-            <w:tcW w:type="dxa" w:w="3024"/>
+            <w:tcW w:type="dxa" w:w="3168"/>
             <w:shd w:fill="FFFFFF"/>
             <w:tcMar>
-              <w:top w:w="45" w:type="dxa"/>
-              <w:bottom w:w="45" w:type="dxa"/>
-              <w:left w:w="50" w:type="dxa"/>
-              <w:right w:w="50" w:type="dxa"/>
+              <w:top w:w="35" w:type="dxa"/>
+              <w:bottom w:w="35" w:type="dxa"/>
+              <w:left w:w="40" w:type="dxa"/>
+              <w:right w:w="40" w:type="dxa"/>
             </w:tcMar>
           </w:tcPr>
           <w:p>
@@ -2860,10 +3382,10 @@
             <w:tcW w:type="dxa" w:w="1872"/>
             <w:shd w:fill="F4F8FA"/>
             <w:tcMar>
-              <w:top w:w="45" w:type="dxa"/>
-              <w:bottom w:w="45" w:type="dxa"/>
-              <w:left w:w="50" w:type="dxa"/>
-              <w:right w:w="50" w:type="dxa"/>
+              <w:top w:w="35" w:type="dxa"/>
+              <w:bottom w:w="35" w:type="dxa"/>
+              <w:left w:w="40" w:type="dxa"/>
+              <w:right w:w="40" w:type="dxa"/>
             </w:tcMar>
           </w:tcPr>
           <w:p>
@@ -2885,10 +3407,10 @@
             <w:tcW w:type="dxa" w:w="2592"/>
             <w:shd w:fill="F4F8FA"/>
             <w:tcMar>
-              <w:top w:w="45" w:type="dxa"/>
-              <w:bottom w:w="45" w:type="dxa"/>
-              <w:left w:w="50" w:type="dxa"/>
-              <w:right w:w="50" w:type="dxa"/>
+              <w:top w:w="35" w:type="dxa"/>
+              <w:bottom w:w="35" w:type="dxa"/>
+              <w:left w:w="40" w:type="dxa"/>
+              <w:right w:w="40" w:type="dxa"/>
             </w:tcMar>
           </w:tcPr>
           <w:p>
@@ -2910,10 +3432,10 @@
             <w:tcW w:type="dxa" w:w="2304"/>
             <w:shd w:fill="F4F8FA"/>
             <w:tcMar>
-              <w:top w:w="45" w:type="dxa"/>
-              <w:bottom w:w="45" w:type="dxa"/>
-              <w:left w:w="50" w:type="dxa"/>
-              <w:right w:w="50" w:type="dxa"/>
+              <w:top w:w="35" w:type="dxa"/>
+              <w:bottom w:w="35" w:type="dxa"/>
+              <w:left w:w="40" w:type="dxa"/>
+              <w:right w:w="40" w:type="dxa"/>
             </w:tcMar>
           </w:tcPr>
           <w:p>
@@ -2932,13 +3454,13 @@
         </w:tc>
         <w:tc>
           <w:tcPr>
-            <w:tcW w:type="dxa" w:w="1008"/>
+            <w:tcW w:type="dxa" w:w="864"/>
             <w:shd w:fill="F4F8FA"/>
             <w:tcMar>
-              <w:top w:w="45" w:type="dxa"/>
-              <w:bottom w:w="45" w:type="dxa"/>
-              <w:left w:w="50" w:type="dxa"/>
-              <w:right w:w="50" w:type="dxa"/>
+              <w:top w:w="35" w:type="dxa"/>
+              <w:bottom w:w="35" w:type="dxa"/>
+              <w:left w:w="40" w:type="dxa"/>
+              <w:right w:w="40" w:type="dxa"/>
             </w:tcMar>
           </w:tcPr>
           <w:p>
@@ -2957,13 +3479,13 @@
         </w:tc>
         <w:tc>
           <w:tcPr>
-            <w:tcW w:type="dxa" w:w="3024"/>
+            <w:tcW w:type="dxa" w:w="3168"/>
             <w:shd w:fill="F4F8FA"/>
             <w:tcMar>
-              <w:top w:w="45" w:type="dxa"/>
-              <w:bottom w:w="45" w:type="dxa"/>
-              <w:left w:w="50" w:type="dxa"/>
-              <w:right w:w="50" w:type="dxa"/>
+              <w:top w:w="35" w:type="dxa"/>
+              <w:bottom w:w="35" w:type="dxa"/>
+              <w:left w:w="40" w:type="dxa"/>
+              <w:right w:w="40" w:type="dxa"/>
             </w:tcMar>
           </w:tcPr>
           <w:p>
@@ -2987,10 +3509,10 @@
             <w:tcW w:type="dxa" w:w="1872"/>
             <w:shd w:fill="FFFFFF"/>
             <w:tcMar>
-              <w:top w:w="45" w:type="dxa"/>
-              <w:bottom w:w="45" w:type="dxa"/>
-              <w:left w:w="50" w:type="dxa"/>
-              <w:right w:w="50" w:type="dxa"/>
+              <w:top w:w="35" w:type="dxa"/>
+              <w:bottom w:w="35" w:type="dxa"/>
+              <w:left w:w="40" w:type="dxa"/>
+              <w:right w:w="40" w:type="dxa"/>
             </w:tcMar>
           </w:tcPr>
           <w:p>
@@ -3012,10 +3534,10 @@
             <w:tcW w:type="dxa" w:w="2592"/>
             <w:shd w:fill="FFFFFF"/>
             <w:tcMar>
-              <w:top w:w="45" w:type="dxa"/>
-              <w:bottom w:w="45" w:type="dxa"/>
-              <w:left w:w="50" w:type="dxa"/>
-              <w:right w:w="50" w:type="dxa"/>
+              <w:top w:w="35" w:type="dxa"/>
+              <w:bottom w:w="35" w:type="dxa"/>
+              <w:left w:w="40" w:type="dxa"/>
+              <w:right w:w="40" w:type="dxa"/>
             </w:tcMar>
           </w:tcPr>
           <w:p>
@@ -3037,10 +3559,10 @@
             <w:tcW w:type="dxa" w:w="2304"/>
             <w:shd w:fill="FFFFFF"/>
             <w:tcMar>
-              <w:top w:w="45" w:type="dxa"/>
-              <w:bottom w:w="45" w:type="dxa"/>
-              <w:left w:w="50" w:type="dxa"/>
-              <w:right w:w="50" w:type="dxa"/>
+              <w:top w:w="35" w:type="dxa"/>
+              <w:bottom w:w="35" w:type="dxa"/>
+              <w:left w:w="40" w:type="dxa"/>
+              <w:right w:w="40" w:type="dxa"/>
             </w:tcMar>
           </w:tcPr>
           <w:p>
@@ -3059,13 +3581,13 @@
         </w:tc>
         <w:tc>
           <w:tcPr>
-            <w:tcW w:type="dxa" w:w="1008"/>
+            <w:tcW w:type="dxa" w:w="864"/>
             <w:shd w:fill="FFFFFF"/>
             <w:tcMar>
-              <w:top w:w="45" w:type="dxa"/>
-              <w:bottom w:w="45" w:type="dxa"/>
-              <w:left w:w="50" w:type="dxa"/>
-              <w:right w:w="50" w:type="dxa"/>
+              <w:top w:w="35" w:type="dxa"/>
+              <w:bottom w:w="35" w:type="dxa"/>
+              <w:left w:w="40" w:type="dxa"/>
+              <w:right w:w="40" w:type="dxa"/>
             </w:tcMar>
           </w:tcPr>
           <w:p>
@@ -3084,13 +3606,13 @@
         </w:tc>
         <w:tc>
           <w:tcPr>
-            <w:tcW w:type="dxa" w:w="3024"/>
+            <w:tcW w:type="dxa" w:w="3168"/>
             <w:shd w:fill="FFFFFF"/>
             <w:tcMar>
-              <w:top w:w="45" w:type="dxa"/>
-              <w:bottom w:w="45" w:type="dxa"/>
-              <w:left w:w="50" w:type="dxa"/>
-              <w:right w:w="50" w:type="dxa"/>
+              <w:top w:w="35" w:type="dxa"/>
+              <w:bottom w:w="35" w:type="dxa"/>
+              <w:left w:w="40" w:type="dxa"/>
+              <w:right w:w="40" w:type="dxa"/>
             </w:tcMar>
           </w:tcPr>
           <w:p>
@@ -3114,10 +3636,10 @@
             <w:tcW w:type="dxa" w:w="1872"/>
             <w:shd w:fill="F4F8FA"/>
             <w:tcMar>
-              <w:top w:w="45" w:type="dxa"/>
-              <w:bottom w:w="45" w:type="dxa"/>
-              <w:left w:w="50" w:type="dxa"/>
-              <w:right w:w="50" w:type="dxa"/>
+              <w:top w:w="35" w:type="dxa"/>
+              <w:bottom w:w="35" w:type="dxa"/>
+              <w:left w:w="40" w:type="dxa"/>
+              <w:right w:w="40" w:type="dxa"/>
             </w:tcMar>
           </w:tcPr>
           <w:p>
@@ -3139,10 +3661,10 @@
             <w:tcW w:type="dxa" w:w="2592"/>
             <w:shd w:fill="F4F8FA"/>
             <w:tcMar>
-              <w:top w:w="45" w:type="dxa"/>
-              <w:bottom w:w="45" w:type="dxa"/>
-              <w:left w:w="50" w:type="dxa"/>
-              <w:right w:w="50" w:type="dxa"/>
+              <w:top w:w="35" w:type="dxa"/>
+              <w:bottom w:w="35" w:type="dxa"/>
+              <w:left w:w="40" w:type="dxa"/>
+              <w:right w:w="40" w:type="dxa"/>
             </w:tcMar>
           </w:tcPr>
           <w:p>
@@ -3164,10 +3686,10 @@
             <w:tcW w:type="dxa" w:w="2304"/>
             <w:shd w:fill="F4F8FA"/>
             <w:tcMar>
-              <w:top w:w="45" w:type="dxa"/>
-              <w:bottom w:w="45" w:type="dxa"/>
-              <w:left w:w="50" w:type="dxa"/>
-              <w:right w:w="50" w:type="dxa"/>
+              <w:top w:w="35" w:type="dxa"/>
+              <w:bottom w:w="35" w:type="dxa"/>
+              <w:left w:w="40" w:type="dxa"/>
+              <w:right w:w="40" w:type="dxa"/>
             </w:tcMar>
           </w:tcPr>
           <w:p>
@@ -3186,13 +3708,13 @@
         </w:tc>
         <w:tc>
           <w:tcPr>
-            <w:tcW w:type="dxa" w:w="1008"/>
+            <w:tcW w:type="dxa" w:w="864"/>
             <w:shd w:fill="F4F8FA"/>
             <w:tcMar>
-              <w:top w:w="45" w:type="dxa"/>
-              <w:bottom w:w="45" w:type="dxa"/>
-              <w:left w:w="50" w:type="dxa"/>
-              <w:right w:w="50" w:type="dxa"/>
+              <w:top w:w="35" w:type="dxa"/>
+              <w:bottom w:w="35" w:type="dxa"/>
+              <w:left w:w="40" w:type="dxa"/>
+              <w:right w:w="40" w:type="dxa"/>
             </w:tcMar>
           </w:tcPr>
           <w:p>
@@ -3211,13 +3733,13 @@
         </w:tc>
         <w:tc>
           <w:tcPr>
-            <w:tcW w:type="dxa" w:w="3024"/>
+            <w:tcW w:type="dxa" w:w="3168"/>
             <w:shd w:fill="F4F8FA"/>
             <w:tcMar>
-              <w:top w:w="45" w:type="dxa"/>
-              <w:bottom w:w="45" w:type="dxa"/>
-              <w:left w:w="50" w:type="dxa"/>
-              <w:right w:w="50" w:type="dxa"/>
+              <w:top w:w="35" w:type="dxa"/>
+              <w:bottom w:w="35" w:type="dxa"/>
+              <w:left w:w="40" w:type="dxa"/>
+              <w:right w:w="40" w:type="dxa"/>
             </w:tcMar>
           </w:tcPr>
           <w:p>
@@ -3241,10 +3763,10 @@
             <w:tcW w:type="dxa" w:w="1872"/>
             <w:shd w:fill="FFFFFF"/>
             <w:tcMar>
-              <w:top w:w="45" w:type="dxa"/>
-              <w:bottom w:w="45" w:type="dxa"/>
-              <w:left w:w="50" w:type="dxa"/>
-              <w:right w:w="50" w:type="dxa"/>
+              <w:top w:w="35" w:type="dxa"/>
+              <w:bottom w:w="35" w:type="dxa"/>
+              <w:left w:w="40" w:type="dxa"/>
+              <w:right w:w="40" w:type="dxa"/>
             </w:tcMar>
           </w:tcPr>
           <w:p>
@@ -3266,10 +3788,10 @@
             <w:tcW w:type="dxa" w:w="2592"/>
             <w:shd w:fill="FFFFFF"/>
             <w:tcMar>
-              <w:top w:w="45" w:type="dxa"/>
-              <w:bottom w:w="45" w:type="dxa"/>
-              <w:left w:w="50" w:type="dxa"/>
-              <w:right w:w="50" w:type="dxa"/>
+              <w:top w:w="35" w:type="dxa"/>
+              <w:bottom w:w="35" w:type="dxa"/>
+              <w:left w:w="40" w:type="dxa"/>
+              <w:right w:w="40" w:type="dxa"/>
             </w:tcMar>
           </w:tcPr>
           <w:p>
@@ -3291,10 +3813,10 @@
             <w:tcW w:type="dxa" w:w="2304"/>
             <w:shd w:fill="FFFFFF"/>
             <w:tcMar>
-              <w:top w:w="45" w:type="dxa"/>
-              <w:bottom w:w="45" w:type="dxa"/>
-              <w:left w:w="50" w:type="dxa"/>
-              <w:right w:w="50" w:type="dxa"/>
+              <w:top w:w="35" w:type="dxa"/>
+              <w:bottom w:w="35" w:type="dxa"/>
+              <w:left w:w="40" w:type="dxa"/>
+              <w:right w:w="40" w:type="dxa"/>
             </w:tcMar>
           </w:tcPr>
           <w:p>
@@ -3313,13 +3835,13 @@
         </w:tc>
         <w:tc>
           <w:tcPr>
-            <w:tcW w:type="dxa" w:w="1008"/>
+            <w:tcW w:type="dxa" w:w="864"/>
             <w:shd w:fill="FFFFFF"/>
             <w:tcMar>
-              <w:top w:w="45" w:type="dxa"/>
-              <w:bottom w:w="45" w:type="dxa"/>
-              <w:left w:w="50" w:type="dxa"/>
-              <w:right w:w="50" w:type="dxa"/>
+              <w:top w:w="35" w:type="dxa"/>
+              <w:bottom w:w="35" w:type="dxa"/>
+              <w:left w:w="40" w:type="dxa"/>
+              <w:right w:w="40" w:type="dxa"/>
             </w:tcMar>
           </w:tcPr>
           <w:p>
@@ -3338,13 +3860,13 @@
         </w:tc>
         <w:tc>
           <w:tcPr>
-            <w:tcW w:type="dxa" w:w="3024"/>
+            <w:tcW w:type="dxa" w:w="3168"/>
             <w:shd w:fill="FFFFFF"/>
             <w:tcMar>
-              <w:top w:w="45" w:type="dxa"/>
-              <w:bottom w:w="45" w:type="dxa"/>
-              <w:left w:w="50" w:type="dxa"/>
-              <w:right w:w="50" w:type="dxa"/>
+              <w:top w:w="35" w:type="dxa"/>
+              <w:bottom w:w="35" w:type="dxa"/>
+              <w:left w:w="40" w:type="dxa"/>
+              <w:right w:w="40" w:type="dxa"/>
             </w:tcMar>
           </w:tcPr>
           <w:p>
@@ -3368,10 +3890,10 @@
             <w:tcW w:type="dxa" w:w="1872"/>
             <w:shd w:fill="F4F8FA"/>
             <w:tcMar>
-              <w:top w:w="45" w:type="dxa"/>
-              <w:bottom w:w="45" w:type="dxa"/>
-              <w:left w:w="50" w:type="dxa"/>
-              <w:right w:w="50" w:type="dxa"/>
+              <w:top w:w="35" w:type="dxa"/>
+              <w:bottom w:w="35" w:type="dxa"/>
+              <w:left w:w="40" w:type="dxa"/>
+              <w:right w:w="40" w:type="dxa"/>
             </w:tcMar>
           </w:tcPr>
           <w:p>
@@ -3384,7 +3906,7 @@
                 <w:color w:val="282828"/>
                 <w:sz w:val="15"/>
               </w:rPr>
-              <w:t>大動脈弁狭窄 AS</w:t>
+              <w:t>僧帽弁狭窄 MS</w:t>
             </w:r>
           </w:p>
         </w:tc>
@@ -3393,10 +3915,10 @@
             <w:tcW w:type="dxa" w:w="2592"/>
             <w:shd w:fill="F4F8FA"/>
             <w:tcMar>
-              <w:top w:w="45" w:type="dxa"/>
-              <w:bottom w:w="45" w:type="dxa"/>
-              <w:left w:w="50" w:type="dxa"/>
-              <w:right w:w="50" w:type="dxa"/>
+              <w:top w:w="35" w:type="dxa"/>
+              <w:bottom w:w="35" w:type="dxa"/>
+              <w:left w:w="40" w:type="dxa"/>
+              <w:right w:w="40" w:type="dxa"/>
             </w:tcMar>
           </w:tcPr>
           <w:p>
@@ -3409,7 +3931,7 @@
                 <w:color w:val="282828"/>
                 <w:sz w:val="15"/>
               </w:rPr>
-              <w:t>低流量判定 (1回拍出量係数)</w:t>
+              <w:t>僧帽弁平均圧較差 / 最大流速</w:t>
             </w:r>
           </w:p>
         </w:tc>
@@ -3418,10 +3940,10 @@
             <w:tcW w:type="dxa" w:w="2304"/>
             <w:shd w:fill="F4F8FA"/>
             <w:tcMar>
-              <w:top w:w="45" w:type="dxa"/>
-              <w:bottom w:w="45" w:type="dxa"/>
-              <w:left w:w="50" w:type="dxa"/>
-              <w:right w:w="50" w:type="dxa"/>
+              <w:top w:w="35" w:type="dxa"/>
+              <w:bottom w:w="35" w:type="dxa"/>
+              <w:left w:w="40" w:type="dxa"/>
+              <w:right w:w="40" w:type="dxa"/>
             </w:tcMar>
           </w:tcPr>
           <w:p>
@@ -3434,19 +3956,19 @@
                 <w:color w:val="282828"/>
                 <w:sz w:val="15"/>
               </w:rPr>
-              <w:t>SVi (Stroke Volume Index)</w:t>
+              <w:t>MV Mean PG / MV Peak E</w:t>
             </w:r>
           </w:p>
         </w:tc>
         <w:tc>
           <w:tcPr>
-            <w:tcW w:type="dxa" w:w="1008"/>
+            <w:tcW w:type="dxa" w:w="864"/>
             <w:shd w:fill="F4F8FA"/>
             <w:tcMar>
-              <w:top w:w="45" w:type="dxa"/>
-              <w:bottom w:w="45" w:type="dxa"/>
-              <w:left w:w="50" w:type="dxa"/>
-              <w:right w:w="50" w:type="dxa"/>
+              <w:top w:w="35" w:type="dxa"/>
+              <w:bottom w:w="35" w:type="dxa"/>
+              <w:left w:w="40" w:type="dxa"/>
+              <w:right w:w="40" w:type="dxa"/>
             </w:tcMar>
           </w:tcPr>
           <w:p>
@@ -3459,19 +3981,19 @@
                 <w:color w:val="282828"/>
                 <w:sz w:val="15"/>
               </w:rPr>
-              <w:t>mL/m²</w:t>
+              <w:t>mmHg, m/s</w:t>
             </w:r>
           </w:p>
         </w:tc>
         <w:tc>
           <w:tcPr>
-            <w:tcW w:type="dxa" w:w="3024"/>
+            <w:tcW w:type="dxa" w:w="3168"/>
             <w:shd w:fill="F4F8FA"/>
             <w:tcMar>
-              <w:top w:w="45" w:type="dxa"/>
-              <w:bottom w:w="45" w:type="dxa"/>
-              <w:left w:w="50" w:type="dxa"/>
-              <w:right w:w="50" w:type="dxa"/>
+              <w:top w:w="35" w:type="dxa"/>
+              <w:bottom w:w="35" w:type="dxa"/>
+              <w:left w:w="40" w:type="dxa"/>
+              <w:right w:w="40" w:type="dxa"/>
             </w:tcMar>
           </w:tcPr>
           <w:p>
@@ -3484,7 +4006,7 @@
                 <w:color w:val="282828"/>
                 <w:sz w:val="15"/>
               </w:rPr>
-              <w:t>SVi &lt; 35 mL/m² で Low-flow severe AS (奇異性LFLG)</w:t>
+              <w:t>重症: Mean PG ≧ 10 mmHg (中等症: 5〜10 mmHg)</w:t>
             </w:r>
           </w:p>
         </w:tc>
@@ -3495,10 +4017,10 @@
             <w:tcW w:type="dxa" w:w="1872"/>
             <w:shd w:fill="FFFFFF"/>
             <w:tcMar>
-              <w:top w:w="45" w:type="dxa"/>
-              <w:bottom w:w="45" w:type="dxa"/>
-              <w:left w:w="50" w:type="dxa"/>
-              <w:right w:w="50" w:type="dxa"/>
+              <w:top w:w="35" w:type="dxa"/>
+              <w:bottom w:w="35" w:type="dxa"/>
+              <w:left w:w="40" w:type="dxa"/>
+              <w:right w:w="40" w:type="dxa"/>
             </w:tcMar>
           </w:tcPr>
           <w:p>
@@ -3520,10 +4042,10 @@
             <w:tcW w:type="dxa" w:w="2592"/>
             <w:shd w:fill="FFFFFF"/>
             <w:tcMar>
-              <w:top w:w="45" w:type="dxa"/>
-              <w:bottom w:w="45" w:type="dxa"/>
-              <w:left w:w="50" w:type="dxa"/>
-              <w:right w:w="50" w:type="dxa"/>
+              <w:top w:w="35" w:type="dxa"/>
+              <w:bottom w:w="35" w:type="dxa"/>
+              <w:left w:w="40" w:type="dxa"/>
+              <w:right w:w="40" w:type="dxa"/>
             </w:tcMar>
           </w:tcPr>
           <w:p>
@@ -3536,7 +4058,7 @@
                 <w:color w:val="282828"/>
                 <w:sz w:val="15"/>
               </w:rPr>
-              <w:t>僧帽弁平均圧較差 / 最大流速</w:t>
+              <w:t>僧帽弁圧半減時間 (PHT)</w:t>
             </w:r>
           </w:p>
         </w:tc>
@@ -3545,10 +4067,10 @@
             <w:tcW w:type="dxa" w:w="2304"/>
             <w:shd w:fill="FFFFFF"/>
             <w:tcMar>
-              <w:top w:w="45" w:type="dxa"/>
-              <w:bottom w:w="45" w:type="dxa"/>
-              <w:left w:w="50" w:type="dxa"/>
-              <w:right w:w="50" w:type="dxa"/>
+              <w:top w:w="35" w:type="dxa"/>
+              <w:bottom w:w="35" w:type="dxa"/>
+              <w:left w:w="40" w:type="dxa"/>
+              <w:right w:w="40" w:type="dxa"/>
             </w:tcMar>
           </w:tcPr>
           <w:p>
@@ -3561,19 +4083,19 @@
                 <w:color w:val="282828"/>
                 <w:sz w:val="15"/>
               </w:rPr>
-              <w:t>MV Mean PG / MV Peak E</w:t>
+              <w:t>MV PHT</w:t>
             </w:r>
           </w:p>
         </w:tc>
         <w:tc>
           <w:tcPr>
-            <w:tcW w:type="dxa" w:w="1008"/>
+            <w:tcW w:type="dxa" w:w="864"/>
             <w:shd w:fill="FFFFFF"/>
             <w:tcMar>
-              <w:top w:w="45" w:type="dxa"/>
-              <w:bottom w:w="45" w:type="dxa"/>
-              <w:left w:w="50" w:type="dxa"/>
-              <w:right w:w="50" w:type="dxa"/>
+              <w:top w:w="35" w:type="dxa"/>
+              <w:bottom w:w="35" w:type="dxa"/>
+              <w:left w:w="40" w:type="dxa"/>
+              <w:right w:w="40" w:type="dxa"/>
             </w:tcMar>
           </w:tcPr>
           <w:p>
@@ -3586,19 +4108,19 @@
                 <w:color w:val="282828"/>
                 <w:sz w:val="15"/>
               </w:rPr>
-              <w:t>mmHg, m/s</w:t>
+              <w:t>ms</w:t>
             </w:r>
           </w:p>
         </w:tc>
         <w:tc>
           <w:tcPr>
-            <w:tcW w:type="dxa" w:w="3024"/>
+            <w:tcW w:type="dxa" w:w="3168"/>
             <w:shd w:fill="FFFFFF"/>
             <w:tcMar>
-              <w:top w:w="45" w:type="dxa"/>
-              <w:bottom w:w="45" w:type="dxa"/>
-              <w:left w:w="50" w:type="dxa"/>
-              <w:right w:w="50" w:type="dxa"/>
+              <w:top w:w="35" w:type="dxa"/>
+              <w:bottom w:w="35" w:type="dxa"/>
+              <w:left w:w="40" w:type="dxa"/>
+              <w:right w:w="40" w:type="dxa"/>
             </w:tcMar>
           </w:tcPr>
           <w:p>
@@ -3611,7 +4133,7 @@
                 <w:color w:val="282828"/>
                 <w:sz w:val="15"/>
               </w:rPr>
-              <w:t>重症: Mean PG ≧ 10 mmHg (中等症: 5〜10 mmHg)</w:t>
+              <w:t>重症: ≧ 220 ms (MVA = 220 / PHT)</w:t>
             </w:r>
           </w:p>
         </w:tc>
@@ -3622,10 +4144,10 @@
             <w:tcW w:type="dxa" w:w="1872"/>
             <w:shd w:fill="F4F8FA"/>
             <w:tcMar>
-              <w:top w:w="45" w:type="dxa"/>
-              <w:bottom w:w="45" w:type="dxa"/>
-              <w:left w:w="50" w:type="dxa"/>
-              <w:right w:w="50" w:type="dxa"/>
+              <w:top w:w="35" w:type="dxa"/>
+              <w:bottom w:w="35" w:type="dxa"/>
+              <w:left w:w="40" w:type="dxa"/>
+              <w:right w:w="40" w:type="dxa"/>
             </w:tcMar>
           </w:tcPr>
           <w:p>
@@ -3647,10 +4169,10 @@
             <w:tcW w:type="dxa" w:w="2592"/>
             <w:shd w:fill="F4F8FA"/>
             <w:tcMar>
-              <w:top w:w="45" w:type="dxa"/>
-              <w:bottom w:w="45" w:type="dxa"/>
-              <w:left w:w="50" w:type="dxa"/>
-              <w:right w:w="50" w:type="dxa"/>
+              <w:top w:w="35" w:type="dxa"/>
+              <w:bottom w:w="35" w:type="dxa"/>
+              <w:left w:w="40" w:type="dxa"/>
+              <w:right w:w="40" w:type="dxa"/>
             </w:tcMar>
           </w:tcPr>
           <w:p>
@@ -3663,7 +4185,7 @@
                 <w:color w:val="282828"/>
                 <w:sz w:val="15"/>
               </w:rPr>
-              <w:t>僧帽弁圧半減時間 (PHT)</w:t>
+              <w:t>僧帽弁口面積 (PHT法 / トレース)</w:t>
             </w:r>
           </w:p>
         </w:tc>
@@ -3672,10 +4194,10 @@
             <w:tcW w:type="dxa" w:w="2304"/>
             <w:shd w:fill="F4F8FA"/>
             <w:tcMar>
-              <w:top w:w="45" w:type="dxa"/>
-              <w:bottom w:w="45" w:type="dxa"/>
-              <w:left w:w="50" w:type="dxa"/>
-              <w:right w:w="50" w:type="dxa"/>
+              <w:top w:w="35" w:type="dxa"/>
+              <w:bottom w:w="35" w:type="dxa"/>
+              <w:left w:w="40" w:type="dxa"/>
+              <w:right w:w="40" w:type="dxa"/>
             </w:tcMar>
           </w:tcPr>
           <w:p>
@@ -3688,19 +4210,19 @@
                 <w:color w:val="282828"/>
                 <w:sz w:val="15"/>
               </w:rPr>
-              <w:t>MV PHT</w:t>
+              <w:t>MVA (PHT) / MVA (Plan)</w:t>
             </w:r>
           </w:p>
         </w:tc>
         <w:tc>
           <w:tcPr>
-            <w:tcW w:type="dxa" w:w="1008"/>
+            <w:tcW w:type="dxa" w:w="864"/>
             <w:shd w:fill="F4F8FA"/>
             <w:tcMar>
-              <w:top w:w="45" w:type="dxa"/>
-              <w:bottom w:w="45" w:type="dxa"/>
-              <w:left w:w="50" w:type="dxa"/>
-              <w:right w:w="50" w:type="dxa"/>
+              <w:top w:w="35" w:type="dxa"/>
+              <w:bottom w:w="35" w:type="dxa"/>
+              <w:left w:w="40" w:type="dxa"/>
+              <w:right w:w="40" w:type="dxa"/>
             </w:tcMar>
           </w:tcPr>
           <w:p>
@@ -3713,19 +4235,19 @@
                 <w:color w:val="282828"/>
                 <w:sz w:val="15"/>
               </w:rPr>
-              <w:t>ms</w:t>
+              <w:t>cm²</w:t>
             </w:r>
           </w:p>
         </w:tc>
         <w:tc>
           <w:tcPr>
-            <w:tcW w:type="dxa" w:w="3024"/>
+            <w:tcW w:type="dxa" w:w="3168"/>
             <w:shd w:fill="F4F8FA"/>
             <w:tcMar>
-              <w:top w:w="45" w:type="dxa"/>
-              <w:bottom w:w="45" w:type="dxa"/>
-              <w:left w:w="50" w:type="dxa"/>
-              <w:right w:w="50" w:type="dxa"/>
+              <w:top w:w="35" w:type="dxa"/>
+              <w:bottom w:w="35" w:type="dxa"/>
+              <w:left w:w="40" w:type="dxa"/>
+              <w:right w:w="40" w:type="dxa"/>
             </w:tcMar>
           </w:tcPr>
           <w:p>
@@ -3738,7 +4260,7 @@
                 <w:color w:val="282828"/>
                 <w:sz w:val="15"/>
               </w:rPr>
-              <w:t>重症: ≧ 220 ms (MVA = 220 / PHT)</w:t>
+              <w:t>重症: ≦ 1.0 cm² (臨床的有意狭窄: ≦ 1.5 cm²)</w:t>
             </w:r>
           </w:p>
         </w:tc>
@@ -3749,10 +4271,10 @@
             <w:tcW w:type="dxa" w:w="1872"/>
             <w:shd w:fill="FFFFFF"/>
             <w:tcMar>
-              <w:top w:w="45" w:type="dxa"/>
-              <w:bottom w:w="45" w:type="dxa"/>
-              <w:left w:w="50" w:type="dxa"/>
-              <w:right w:w="50" w:type="dxa"/>
+              <w:top w:w="35" w:type="dxa"/>
+              <w:bottom w:w="35" w:type="dxa"/>
+              <w:left w:w="40" w:type="dxa"/>
+              <w:right w:w="40" w:type="dxa"/>
             </w:tcMar>
           </w:tcPr>
           <w:p>
@@ -3774,10 +4296,10 @@
             <w:tcW w:type="dxa" w:w="2592"/>
             <w:shd w:fill="FFFFFF"/>
             <w:tcMar>
-              <w:top w:w="45" w:type="dxa"/>
-              <w:bottom w:w="45" w:type="dxa"/>
-              <w:left w:w="50" w:type="dxa"/>
-              <w:right w:w="50" w:type="dxa"/>
+              <w:top w:w="35" w:type="dxa"/>
+              <w:bottom w:w="35" w:type="dxa"/>
+              <w:left w:w="40" w:type="dxa"/>
+              <w:right w:w="40" w:type="dxa"/>
             </w:tcMar>
           </w:tcPr>
           <w:p>
@@ -3790,7 +4312,7 @@
                 <w:color w:val="282828"/>
                 <w:sz w:val="15"/>
               </w:rPr>
-              <w:t>僧帽弁口面積 (PHT法 / トレース)</w:t>
+              <w:t>連続の式僧帽弁口面積</w:t>
             </w:r>
           </w:p>
         </w:tc>
@@ -3799,10 +4321,10 @@
             <w:tcW w:type="dxa" w:w="2304"/>
             <w:shd w:fill="FFFFFF"/>
             <w:tcMar>
-              <w:top w:w="45" w:type="dxa"/>
-              <w:bottom w:w="45" w:type="dxa"/>
-              <w:left w:w="50" w:type="dxa"/>
-              <w:right w:w="50" w:type="dxa"/>
+              <w:top w:w="35" w:type="dxa"/>
+              <w:bottom w:w="35" w:type="dxa"/>
+              <w:left w:w="40" w:type="dxa"/>
+              <w:right w:w="40" w:type="dxa"/>
             </w:tcMar>
           </w:tcPr>
           <w:p>
@@ -3815,19 +4337,19 @@
                 <w:color w:val="282828"/>
                 <w:sz w:val="15"/>
               </w:rPr>
-              <w:t>MVA (PHT) / MVA (Plan)</w:t>
+              <w:t>MVA (Continuity Eq)</w:t>
             </w:r>
           </w:p>
         </w:tc>
         <w:tc>
           <w:tcPr>
-            <w:tcW w:type="dxa" w:w="1008"/>
+            <w:tcW w:type="dxa" w:w="864"/>
             <w:shd w:fill="FFFFFF"/>
             <w:tcMar>
-              <w:top w:w="45" w:type="dxa"/>
-              <w:bottom w:w="45" w:type="dxa"/>
-              <w:left w:w="50" w:type="dxa"/>
-              <w:right w:w="50" w:type="dxa"/>
+              <w:top w:w="35" w:type="dxa"/>
+              <w:bottom w:w="35" w:type="dxa"/>
+              <w:left w:w="40" w:type="dxa"/>
+              <w:right w:w="40" w:type="dxa"/>
             </w:tcMar>
           </w:tcPr>
           <w:p>
@@ -3846,13 +4368,13 @@
         </w:tc>
         <w:tc>
           <w:tcPr>
-            <w:tcW w:type="dxa" w:w="3024"/>
+            <w:tcW w:type="dxa" w:w="3168"/>
             <w:shd w:fill="FFFFFF"/>
             <w:tcMar>
-              <w:top w:w="45" w:type="dxa"/>
-              <w:bottom w:w="45" w:type="dxa"/>
-              <w:left w:w="50" w:type="dxa"/>
-              <w:right w:w="50" w:type="dxa"/>
+              <w:top w:w="35" w:type="dxa"/>
+              <w:bottom w:w="35" w:type="dxa"/>
+              <w:left w:w="40" w:type="dxa"/>
+              <w:right w:w="40" w:type="dxa"/>
             </w:tcMar>
           </w:tcPr>
           <w:p>
@@ -3865,7 +4387,7 @@
                 <w:color w:val="282828"/>
                 <w:sz w:val="15"/>
               </w:rPr>
-              <w:t>重症: ≦ 1.0 cm² (臨床的有意狭窄: ≦ 1.5 cm²)</w:t>
+              <w:t>AR合併等でPHT信頼性低下時の確定評価</w:t>
             </w:r>
           </w:p>
         </w:tc>
@@ -3876,10 +4398,10 @@
             <w:tcW w:type="dxa" w:w="1872"/>
             <w:shd w:fill="F4F8FA"/>
             <w:tcMar>
-              <w:top w:w="45" w:type="dxa"/>
-              <w:bottom w:w="45" w:type="dxa"/>
-              <w:left w:w="50" w:type="dxa"/>
-              <w:right w:w="50" w:type="dxa"/>
+              <w:top w:w="35" w:type="dxa"/>
+              <w:bottom w:w="35" w:type="dxa"/>
+              <w:left w:w="40" w:type="dxa"/>
+              <w:right w:w="40" w:type="dxa"/>
             </w:tcMar>
           </w:tcPr>
           <w:p>
@@ -3901,137 +4423,10 @@
             <w:tcW w:type="dxa" w:w="2592"/>
             <w:shd w:fill="F4F8FA"/>
             <w:tcMar>
-              <w:top w:w="45" w:type="dxa"/>
-              <w:bottom w:w="45" w:type="dxa"/>
-              <w:left w:w="50" w:type="dxa"/>
-              <w:right w:w="50" w:type="dxa"/>
-            </w:tcMar>
-          </w:tcPr>
-          <w:p>
-            <w:pPr>
-              <w:jc w:val="left"/>
-            </w:pPr>
-            <w:r>
-              <w:rPr>
-                <w:rFonts w:ascii="Meiryo" w:hAnsi="Meiryo"/>
-                <w:color w:val="282828"/>
-                <w:sz w:val="15"/>
-              </w:rPr>
-              <w:t>連続の式僧帽弁口面積</w:t>
-            </w:r>
-          </w:p>
-        </w:tc>
-        <w:tc>
-          <w:tcPr>
-            <w:tcW w:type="dxa" w:w="2304"/>
-            <w:shd w:fill="F4F8FA"/>
-            <w:tcMar>
-              <w:top w:w="45" w:type="dxa"/>
-              <w:bottom w:w="45" w:type="dxa"/>
-              <w:left w:w="50" w:type="dxa"/>
-              <w:right w:w="50" w:type="dxa"/>
-            </w:tcMar>
-          </w:tcPr>
-          <w:p>
-            <w:pPr>
-              <w:jc w:val="center"/>
-            </w:pPr>
-            <w:r>
-              <w:rPr>
-                <w:rFonts w:ascii="Meiryo" w:hAnsi="Meiryo"/>
-                <w:color w:val="282828"/>
-                <w:sz w:val="15"/>
-              </w:rPr>
-              <w:t>MVA (Continuity Eq)</w:t>
-            </w:r>
-          </w:p>
-        </w:tc>
-        <w:tc>
-          <w:tcPr>
-            <w:tcW w:type="dxa" w:w="1008"/>
-            <w:shd w:fill="F4F8FA"/>
-            <w:tcMar>
-              <w:top w:w="45" w:type="dxa"/>
-              <w:bottom w:w="45" w:type="dxa"/>
-              <w:left w:w="50" w:type="dxa"/>
-              <w:right w:w="50" w:type="dxa"/>
-            </w:tcMar>
-          </w:tcPr>
-          <w:p>
-            <w:pPr>
-              <w:jc w:val="center"/>
-            </w:pPr>
-            <w:r>
-              <w:rPr>
-                <w:rFonts w:ascii="Meiryo" w:hAnsi="Meiryo"/>
-                <w:color w:val="282828"/>
-                <w:sz w:val="15"/>
-              </w:rPr>
-              <w:t>cm²</w:t>
-            </w:r>
-          </w:p>
-        </w:tc>
-        <w:tc>
-          <w:tcPr>
-            <w:tcW w:type="dxa" w:w="3024"/>
-            <w:shd w:fill="F4F8FA"/>
-            <w:tcMar>
-              <w:top w:w="45" w:type="dxa"/>
-              <w:bottom w:w="45" w:type="dxa"/>
-              <w:left w:w="50" w:type="dxa"/>
-              <w:right w:w="50" w:type="dxa"/>
-            </w:tcMar>
-          </w:tcPr>
-          <w:p>
-            <w:pPr>
-              <w:jc w:val="left"/>
-            </w:pPr>
-            <w:r>
-              <w:rPr>
-                <w:rFonts w:ascii="Meiryo" w:hAnsi="Meiryo"/>
-                <w:color w:val="282828"/>
-                <w:sz w:val="15"/>
-              </w:rPr>
-              <w:t>AR合併等でPHTの信頼性が低下した際の確定評価</w:t>
-            </w:r>
-          </w:p>
-        </w:tc>
-      </w:tr>
-      <w:tr>
-        <w:tc>
-          <w:tcPr>
-            <w:tcW w:type="dxa" w:w="1872"/>
-            <w:shd w:fill="FFFFFF"/>
-            <w:tcMar>
-              <w:top w:w="45" w:type="dxa"/>
-              <w:bottom w:w="45" w:type="dxa"/>
-              <w:left w:w="50" w:type="dxa"/>
-              <w:right w:w="50" w:type="dxa"/>
-            </w:tcMar>
-          </w:tcPr>
-          <w:p>
-            <w:pPr>
-              <w:jc w:val="left"/>
-            </w:pPr>
-            <w:r>
-              <w:rPr>
-                <w:rFonts w:ascii="Meiryo" w:hAnsi="Meiryo"/>
-                <w:color w:val="282828"/>
-                <w:sz w:val="15"/>
-              </w:rPr>
-              <w:t>僧帽弁狭窄 MS</w:t>
-            </w:r>
-          </w:p>
-        </w:tc>
-        <w:tc>
-          <w:tcPr>
-            <w:tcW w:type="dxa" w:w="2592"/>
-            <w:shd w:fill="FFFFFF"/>
-            <w:tcMar>
-              <w:top w:w="45" w:type="dxa"/>
-              <w:bottom w:w="45" w:type="dxa"/>
-              <w:left w:w="50" w:type="dxa"/>
-              <w:right w:w="50" w:type="dxa"/>
+              <w:top w:w="35" w:type="dxa"/>
+              <w:bottom w:w="35" w:type="dxa"/>
+              <w:left w:w="40" w:type="dxa"/>
+              <w:right w:w="40" w:type="dxa"/>
             </w:tcMar>
           </w:tcPr>
           <w:p>
@@ -4051,12 +4446,12 @@
         <w:tc>
           <w:tcPr>
             <w:tcW w:type="dxa" w:w="2304"/>
-            <w:shd w:fill="FFFFFF"/>
+            <w:shd w:fill="F4F8FA"/>
             <w:tcMar>
-              <w:top w:w="45" w:type="dxa"/>
-              <w:bottom w:w="45" w:type="dxa"/>
-              <w:left w:w="50" w:type="dxa"/>
-              <w:right w:w="50" w:type="dxa"/>
+              <w:top w:w="35" w:type="dxa"/>
+              <w:bottom w:w="35" w:type="dxa"/>
+              <w:left w:w="40" w:type="dxa"/>
+              <w:right w:w="40" w:type="dxa"/>
             </w:tcMar>
           </w:tcPr>
           <w:p>
@@ -4075,13 +4470,13 @@
         </w:tc>
         <w:tc>
           <w:tcPr>
-            <w:tcW w:type="dxa" w:w="1008"/>
-            <w:shd w:fill="FFFFFF"/>
+            <w:tcW w:type="dxa" w:w="864"/>
+            <w:shd w:fill="F4F8FA"/>
             <w:tcMar>
-              <w:top w:w="45" w:type="dxa"/>
-              <w:bottom w:w="45" w:type="dxa"/>
-              <w:left w:w="50" w:type="dxa"/>
-              <w:right w:w="50" w:type="dxa"/>
+              <w:top w:w="35" w:type="dxa"/>
+              <w:bottom w:w="35" w:type="dxa"/>
+              <w:left w:w="40" w:type="dxa"/>
+              <w:right w:w="40" w:type="dxa"/>
             </w:tcMar>
           </w:tcPr>
           <w:p>
@@ -4100,13 +4495,13 @@
         </w:tc>
         <w:tc>
           <w:tcPr>
-            <w:tcW w:type="dxa" w:w="3024"/>
-            <w:shd w:fill="FFFFFF"/>
+            <w:tcW w:type="dxa" w:w="3168"/>
+            <w:shd w:fill="F4F8FA"/>
             <w:tcMar>
-              <w:top w:w="45" w:type="dxa"/>
-              <w:bottom w:w="45" w:type="dxa"/>
-              <w:left w:w="50" w:type="dxa"/>
-              <w:right w:w="50" w:type="dxa"/>
+              <w:top w:w="35" w:type="dxa"/>
+              <w:bottom w:w="35" w:type="dxa"/>
+              <w:left w:w="40" w:type="dxa"/>
+              <w:right w:w="40" w:type="dxa"/>
             </w:tcMar>
           </w:tcPr>
           <w:p>
@@ -4128,12 +4523,139 @@
         <w:tc>
           <w:tcPr>
             <w:tcW w:type="dxa" w:w="1872"/>
+            <w:shd w:fill="FFFFFF"/>
+            <w:tcMar>
+              <w:top w:w="35" w:type="dxa"/>
+              <w:bottom w:w="35" w:type="dxa"/>
+              <w:left w:w="40" w:type="dxa"/>
+              <w:right w:w="40" w:type="dxa"/>
+            </w:tcMar>
+          </w:tcPr>
+          <w:p>
+            <w:pPr>
+              <w:jc w:val="left"/>
+            </w:pPr>
+            <w:r>
+              <w:rPr>
+                <w:rFonts w:ascii="Meiryo" w:hAnsi="Meiryo"/>
+                <w:color w:val="282828"/>
+                <w:sz w:val="15"/>
+              </w:rPr>
+              <w:t>三尖弁狭窄 TS</w:t>
+            </w:r>
+          </w:p>
+        </w:tc>
+        <w:tc>
+          <w:tcPr>
+            <w:tcW w:type="dxa" w:w="2592"/>
+            <w:shd w:fill="FFFFFF"/>
+            <w:tcMar>
+              <w:top w:w="35" w:type="dxa"/>
+              <w:bottom w:w="35" w:type="dxa"/>
+              <w:left w:w="40" w:type="dxa"/>
+              <w:right w:w="40" w:type="dxa"/>
+            </w:tcMar>
+          </w:tcPr>
+          <w:p>
+            <w:pPr>
+              <w:jc w:val="left"/>
+            </w:pPr>
+            <w:r>
+              <w:rPr>
+                <w:rFonts w:ascii="Meiryo" w:hAnsi="Meiryo"/>
+                <w:color w:val="282828"/>
+                <w:sz w:val="15"/>
+              </w:rPr>
+              <w:t>三尖弁平均圧較差 / 圧半減時間</w:t>
+            </w:r>
+          </w:p>
+        </w:tc>
+        <w:tc>
+          <w:tcPr>
+            <w:tcW w:type="dxa" w:w="2304"/>
+            <w:shd w:fill="FFFFFF"/>
+            <w:tcMar>
+              <w:top w:w="35" w:type="dxa"/>
+              <w:bottom w:w="35" w:type="dxa"/>
+              <w:left w:w="40" w:type="dxa"/>
+              <w:right w:w="40" w:type="dxa"/>
+            </w:tcMar>
+          </w:tcPr>
+          <w:p>
+            <w:pPr>
+              <w:jc w:val="center"/>
+            </w:pPr>
+            <w:r>
+              <w:rPr>
+                <w:rFonts w:ascii="Meiryo" w:hAnsi="Meiryo"/>
+                <w:color w:val="282828"/>
+                <w:sz w:val="15"/>
+              </w:rPr>
+              <w:t>TV Mean PG / TV PHT</w:t>
+            </w:r>
+          </w:p>
+        </w:tc>
+        <w:tc>
+          <w:tcPr>
+            <w:tcW w:type="dxa" w:w="864"/>
+            <w:shd w:fill="FFFFFF"/>
+            <w:tcMar>
+              <w:top w:w="35" w:type="dxa"/>
+              <w:bottom w:w="35" w:type="dxa"/>
+              <w:left w:w="40" w:type="dxa"/>
+              <w:right w:w="40" w:type="dxa"/>
+            </w:tcMar>
+          </w:tcPr>
+          <w:p>
+            <w:pPr>
+              <w:jc w:val="center"/>
+            </w:pPr>
+            <w:r>
+              <w:rPr>
+                <w:rFonts w:ascii="Meiryo" w:hAnsi="Meiryo"/>
+                <w:color w:val="282828"/>
+                <w:sz w:val="15"/>
+              </w:rPr>
+              <w:t>mmHg, ms</w:t>
+            </w:r>
+          </w:p>
+        </w:tc>
+        <w:tc>
+          <w:tcPr>
+            <w:tcW w:type="dxa" w:w="3168"/>
+            <w:shd w:fill="FFFFFF"/>
+            <w:tcMar>
+              <w:top w:w="35" w:type="dxa"/>
+              <w:bottom w:w="35" w:type="dxa"/>
+              <w:left w:w="40" w:type="dxa"/>
+              <w:right w:w="40" w:type="dxa"/>
+            </w:tcMar>
+          </w:tcPr>
+          <w:p>
+            <w:pPr>
+              <w:jc w:val="left"/>
+            </w:pPr>
+            <w:r>
+              <w:rPr>
+                <w:rFonts w:ascii="Meiryo" w:hAnsi="Meiryo"/>
+                <w:color w:val="282828"/>
+                <w:sz w:val="15"/>
+              </w:rPr>
+              <w:t>重症: Mean PG ≧ 5 mmHg / PHT ≧ 190 ms</w:t>
+            </w:r>
+          </w:p>
+        </w:tc>
+      </w:tr>
+      <w:tr>
+        <w:tc>
+          <w:tcPr>
+            <w:tcW w:type="dxa" w:w="1872"/>
             <w:shd w:fill="F4F8FA"/>
             <w:tcMar>
-              <w:top w:w="45" w:type="dxa"/>
-              <w:bottom w:w="45" w:type="dxa"/>
-              <w:left w:w="50" w:type="dxa"/>
-              <w:right w:w="50" w:type="dxa"/>
+              <w:top w:w="35" w:type="dxa"/>
+              <w:bottom w:w="35" w:type="dxa"/>
+              <w:left w:w="40" w:type="dxa"/>
+              <w:right w:w="40" w:type="dxa"/>
             </w:tcMar>
           </w:tcPr>
           <w:p>
@@ -4155,137 +4677,10 @@
             <w:tcW w:type="dxa" w:w="2592"/>
             <w:shd w:fill="F4F8FA"/>
             <w:tcMar>
-              <w:top w:w="45" w:type="dxa"/>
-              <w:bottom w:w="45" w:type="dxa"/>
-              <w:left w:w="50" w:type="dxa"/>
-              <w:right w:w="50" w:type="dxa"/>
-            </w:tcMar>
-          </w:tcPr>
-          <w:p>
-            <w:pPr>
-              <w:jc w:val="left"/>
-            </w:pPr>
-            <w:r>
-              <w:rPr>
-                <w:rFonts w:ascii="Meiryo" w:hAnsi="Meiryo"/>
-                <w:color w:val="282828"/>
-                <w:sz w:val="15"/>
-              </w:rPr>
-              <w:t>三尖弁平均圧較差 / 圧半減時間</w:t>
-            </w:r>
-          </w:p>
-        </w:tc>
-        <w:tc>
-          <w:tcPr>
-            <w:tcW w:type="dxa" w:w="2304"/>
-            <w:shd w:fill="F4F8FA"/>
-            <w:tcMar>
-              <w:top w:w="45" w:type="dxa"/>
-              <w:bottom w:w="45" w:type="dxa"/>
-              <w:left w:w="50" w:type="dxa"/>
-              <w:right w:w="50" w:type="dxa"/>
-            </w:tcMar>
-          </w:tcPr>
-          <w:p>
-            <w:pPr>
-              <w:jc w:val="center"/>
-            </w:pPr>
-            <w:r>
-              <w:rPr>
-                <w:rFonts w:ascii="Meiryo" w:hAnsi="Meiryo"/>
-                <w:color w:val="282828"/>
-                <w:sz w:val="15"/>
-              </w:rPr>
-              <w:t>TV Mean PG / TV PHT</w:t>
-            </w:r>
-          </w:p>
-        </w:tc>
-        <w:tc>
-          <w:tcPr>
-            <w:tcW w:type="dxa" w:w="1008"/>
-            <w:shd w:fill="F4F8FA"/>
-            <w:tcMar>
-              <w:top w:w="45" w:type="dxa"/>
-              <w:bottom w:w="45" w:type="dxa"/>
-              <w:left w:w="50" w:type="dxa"/>
-              <w:right w:w="50" w:type="dxa"/>
-            </w:tcMar>
-          </w:tcPr>
-          <w:p>
-            <w:pPr>
-              <w:jc w:val="center"/>
-            </w:pPr>
-            <w:r>
-              <w:rPr>
-                <w:rFonts w:ascii="Meiryo" w:hAnsi="Meiryo"/>
-                <w:color w:val="282828"/>
-                <w:sz w:val="15"/>
-              </w:rPr>
-              <w:t>mmHg, ms</w:t>
-            </w:r>
-          </w:p>
-        </w:tc>
-        <w:tc>
-          <w:tcPr>
-            <w:tcW w:type="dxa" w:w="3024"/>
-            <w:shd w:fill="F4F8FA"/>
-            <w:tcMar>
-              <w:top w:w="45" w:type="dxa"/>
-              <w:bottom w:w="45" w:type="dxa"/>
-              <w:left w:w="50" w:type="dxa"/>
-              <w:right w:w="50" w:type="dxa"/>
-            </w:tcMar>
-          </w:tcPr>
-          <w:p>
-            <w:pPr>
-              <w:jc w:val="left"/>
-            </w:pPr>
-            <w:r>
-              <w:rPr>
-                <w:rFonts w:ascii="Meiryo" w:hAnsi="Meiryo"/>
-                <w:color w:val="282828"/>
-                <w:sz w:val="15"/>
-              </w:rPr>
-              <w:t>重症: Mean PG ≧ 5 mmHg / PHT ≧ 190 ms</w:t>
-            </w:r>
-          </w:p>
-        </w:tc>
-      </w:tr>
-      <w:tr>
-        <w:tc>
-          <w:tcPr>
-            <w:tcW w:type="dxa" w:w="1872"/>
-            <w:shd w:fill="FFFFFF"/>
-            <w:tcMar>
-              <w:top w:w="45" w:type="dxa"/>
-              <w:bottom w:w="45" w:type="dxa"/>
-              <w:left w:w="50" w:type="dxa"/>
-              <w:right w:w="50" w:type="dxa"/>
-            </w:tcMar>
-          </w:tcPr>
-          <w:p>
-            <w:pPr>
-              <w:jc w:val="left"/>
-            </w:pPr>
-            <w:r>
-              <w:rPr>
-                <w:rFonts w:ascii="Meiryo" w:hAnsi="Meiryo"/>
-                <w:color w:val="282828"/>
-                <w:sz w:val="15"/>
-              </w:rPr>
-              <w:t>三尖弁狭窄 TS</w:t>
-            </w:r>
-          </w:p>
-        </w:tc>
-        <w:tc>
-          <w:tcPr>
-            <w:tcW w:type="dxa" w:w="2592"/>
-            <w:shd w:fill="FFFFFF"/>
-            <w:tcMar>
-              <w:top w:w="45" w:type="dxa"/>
-              <w:bottom w:w="45" w:type="dxa"/>
-              <w:left w:w="50" w:type="dxa"/>
-              <w:right w:w="50" w:type="dxa"/>
+              <w:top w:w="35" w:type="dxa"/>
+              <w:bottom w:w="35" w:type="dxa"/>
+              <w:left w:w="40" w:type="dxa"/>
+              <w:right w:w="40" w:type="dxa"/>
             </w:tcMar>
           </w:tcPr>
           <w:p>
@@ -4305,12 +4700,12 @@
         <w:tc>
           <w:tcPr>
             <w:tcW w:type="dxa" w:w="2304"/>
-            <w:shd w:fill="FFFFFF"/>
+            <w:shd w:fill="F4F8FA"/>
             <w:tcMar>
-              <w:top w:w="45" w:type="dxa"/>
-              <w:bottom w:w="45" w:type="dxa"/>
-              <w:left w:w="50" w:type="dxa"/>
-              <w:right w:w="50" w:type="dxa"/>
+              <w:top w:w="35" w:type="dxa"/>
+              <w:bottom w:w="35" w:type="dxa"/>
+              <w:left w:w="40" w:type="dxa"/>
+              <w:right w:w="40" w:type="dxa"/>
             </w:tcMar>
           </w:tcPr>
           <w:p>
@@ -4329,13 +4724,13 @@
         </w:tc>
         <w:tc>
           <w:tcPr>
-            <w:tcW w:type="dxa" w:w="1008"/>
-            <w:shd w:fill="FFFFFF"/>
+            <w:tcW w:type="dxa" w:w="864"/>
+            <w:shd w:fill="F4F8FA"/>
             <w:tcMar>
-              <w:top w:w="45" w:type="dxa"/>
-              <w:bottom w:w="45" w:type="dxa"/>
-              <w:left w:w="50" w:type="dxa"/>
-              <w:right w:w="50" w:type="dxa"/>
+              <w:top w:w="35" w:type="dxa"/>
+              <w:bottom w:w="35" w:type="dxa"/>
+              <w:left w:w="40" w:type="dxa"/>
+              <w:right w:w="40" w:type="dxa"/>
             </w:tcMar>
           </w:tcPr>
           <w:p>
@@ -4354,13 +4749,13 @@
         </w:tc>
         <w:tc>
           <w:tcPr>
-            <w:tcW w:type="dxa" w:w="3024"/>
-            <w:shd w:fill="FFFFFF"/>
+            <w:tcW w:type="dxa" w:w="3168"/>
+            <w:shd w:fill="F4F8FA"/>
             <w:tcMar>
-              <w:top w:w="45" w:type="dxa"/>
-              <w:bottom w:w="45" w:type="dxa"/>
-              <w:left w:w="50" w:type="dxa"/>
-              <w:right w:w="50" w:type="dxa"/>
+              <w:top w:w="35" w:type="dxa"/>
+              <w:bottom w:w="35" w:type="dxa"/>
+              <w:left w:w="40" w:type="dxa"/>
+              <w:right w:w="40" w:type="dxa"/>
             </w:tcMar>
           </w:tcPr>
           <w:p>
@@ -4382,12 +4777,139 @@
         <w:tc>
           <w:tcPr>
             <w:tcW w:type="dxa" w:w="1872"/>
+            <w:shd w:fill="FFFFFF"/>
+            <w:tcMar>
+              <w:top w:w="35" w:type="dxa"/>
+              <w:bottom w:w="35" w:type="dxa"/>
+              <w:left w:w="40" w:type="dxa"/>
+              <w:right w:w="40" w:type="dxa"/>
+            </w:tcMar>
+          </w:tcPr>
+          <w:p>
+            <w:pPr>
+              <w:jc w:val="left"/>
+            </w:pPr>
+            <w:r>
+              <w:rPr>
+                <w:rFonts w:ascii="Meiryo" w:hAnsi="Meiryo"/>
+                <w:color w:val="282828"/>
+                <w:sz w:val="15"/>
+              </w:rPr>
+              <w:t>肺動脈弁狭窄 PS</w:t>
+            </w:r>
+          </w:p>
+        </w:tc>
+        <w:tc>
+          <w:tcPr>
+            <w:tcW w:type="dxa" w:w="2592"/>
+            <w:shd w:fill="FFFFFF"/>
+            <w:tcMar>
+              <w:top w:w="35" w:type="dxa"/>
+              <w:bottom w:w="35" w:type="dxa"/>
+              <w:left w:w="40" w:type="dxa"/>
+              <w:right w:w="40" w:type="dxa"/>
+            </w:tcMar>
+          </w:tcPr>
+          <w:p>
+            <w:pPr>
+              <w:jc w:val="left"/>
+            </w:pPr>
+            <w:r>
+              <w:rPr>
+                <w:rFonts w:ascii="Meiryo" w:hAnsi="Meiryo"/>
+                <w:color w:val="282828"/>
+                <w:sz w:val="15"/>
+              </w:rPr>
+              <w:t>肺動脈弁最高血流速度 / 最大PG</w:t>
+            </w:r>
+          </w:p>
+        </w:tc>
+        <w:tc>
+          <w:tcPr>
+            <w:tcW w:type="dxa" w:w="2304"/>
+            <w:shd w:fill="FFFFFF"/>
+            <w:tcMar>
+              <w:top w:w="35" w:type="dxa"/>
+              <w:bottom w:w="35" w:type="dxa"/>
+              <w:left w:w="40" w:type="dxa"/>
+              <w:right w:w="40" w:type="dxa"/>
+            </w:tcMar>
+          </w:tcPr>
+          <w:p>
+            <w:pPr>
+              <w:jc w:val="center"/>
+            </w:pPr>
+            <w:r>
+              <w:rPr>
+                <w:rFonts w:ascii="Meiryo" w:hAnsi="Meiryo"/>
+                <w:color w:val="282828"/>
+                <w:sz w:val="15"/>
+              </w:rPr>
+              <w:t>PV Vmax / PV Max PG</w:t>
+            </w:r>
+          </w:p>
+        </w:tc>
+        <w:tc>
+          <w:tcPr>
+            <w:tcW w:type="dxa" w:w="864"/>
+            <w:shd w:fill="FFFFFF"/>
+            <w:tcMar>
+              <w:top w:w="35" w:type="dxa"/>
+              <w:bottom w:w="35" w:type="dxa"/>
+              <w:left w:w="40" w:type="dxa"/>
+              <w:right w:w="40" w:type="dxa"/>
+            </w:tcMar>
+          </w:tcPr>
+          <w:p>
+            <w:pPr>
+              <w:jc w:val="center"/>
+            </w:pPr>
+            <w:r>
+              <w:rPr>
+                <w:rFonts w:ascii="Meiryo" w:hAnsi="Meiryo"/>
+                <w:color w:val="282828"/>
+                <w:sz w:val="15"/>
+              </w:rPr>
+              <w:t>m/s, mmHg</w:t>
+            </w:r>
+          </w:p>
+        </w:tc>
+        <w:tc>
+          <w:tcPr>
+            <w:tcW w:type="dxa" w:w="3168"/>
+            <w:shd w:fill="FFFFFF"/>
+            <w:tcMar>
+              <w:top w:w="35" w:type="dxa"/>
+              <w:bottom w:w="35" w:type="dxa"/>
+              <w:left w:w="40" w:type="dxa"/>
+              <w:right w:w="40" w:type="dxa"/>
+            </w:tcMar>
+          </w:tcPr>
+          <w:p>
+            <w:pPr>
+              <w:jc w:val="left"/>
+            </w:pPr>
+            <w:r>
+              <w:rPr>
+                <w:rFonts w:ascii="Meiryo" w:hAnsi="Meiryo"/>
+                <w:color w:val="282828"/>
+                <w:sz w:val="15"/>
+              </w:rPr>
+              <w:t>重症: Vmax &gt; 4.0 m/s / Max PG ≧ 64 mmHg (中等症: 36〜64)</w:t>
+            </w:r>
+          </w:p>
+        </w:tc>
+      </w:tr>
+      <w:tr>
+        <w:tc>
+          <w:tcPr>
+            <w:tcW w:type="dxa" w:w="1872"/>
             <w:shd w:fill="F4F8FA"/>
             <w:tcMar>
-              <w:top w:w="45" w:type="dxa"/>
-              <w:bottom w:w="45" w:type="dxa"/>
-              <w:left w:w="50" w:type="dxa"/>
-              <w:right w:w="50" w:type="dxa"/>
+              <w:top w:w="35" w:type="dxa"/>
+              <w:bottom w:w="35" w:type="dxa"/>
+              <w:left w:w="40" w:type="dxa"/>
+              <w:right w:w="40" w:type="dxa"/>
             </w:tcMar>
           </w:tcPr>
           <w:p>
@@ -4409,137 +4931,10 @@
             <w:tcW w:type="dxa" w:w="2592"/>
             <w:shd w:fill="F4F8FA"/>
             <w:tcMar>
-              <w:top w:w="45" w:type="dxa"/>
-              <w:bottom w:w="45" w:type="dxa"/>
-              <w:left w:w="50" w:type="dxa"/>
-              <w:right w:w="50" w:type="dxa"/>
-            </w:tcMar>
-          </w:tcPr>
-          <w:p>
-            <w:pPr>
-              <w:jc w:val="left"/>
-            </w:pPr>
-            <w:r>
-              <w:rPr>
-                <w:rFonts w:ascii="Meiryo" w:hAnsi="Meiryo"/>
-                <w:color w:val="282828"/>
-                <w:sz w:val="15"/>
-              </w:rPr>
-              <w:t>肺動脈弁最高血流速度 / 最大PG</w:t>
-            </w:r>
-          </w:p>
-        </w:tc>
-        <w:tc>
-          <w:tcPr>
-            <w:tcW w:type="dxa" w:w="2304"/>
-            <w:shd w:fill="F4F8FA"/>
-            <w:tcMar>
-              <w:top w:w="45" w:type="dxa"/>
-              <w:bottom w:w="45" w:type="dxa"/>
-              <w:left w:w="50" w:type="dxa"/>
-              <w:right w:w="50" w:type="dxa"/>
-            </w:tcMar>
-          </w:tcPr>
-          <w:p>
-            <w:pPr>
-              <w:jc w:val="center"/>
-            </w:pPr>
-            <w:r>
-              <w:rPr>
-                <w:rFonts w:ascii="Meiryo" w:hAnsi="Meiryo"/>
-                <w:color w:val="282828"/>
-                <w:sz w:val="15"/>
-              </w:rPr>
-              <w:t>PV Vmax / PV Max PG</w:t>
-            </w:r>
-          </w:p>
-        </w:tc>
-        <w:tc>
-          <w:tcPr>
-            <w:tcW w:type="dxa" w:w="1008"/>
-            <w:shd w:fill="F4F8FA"/>
-            <w:tcMar>
-              <w:top w:w="45" w:type="dxa"/>
-              <w:bottom w:w="45" w:type="dxa"/>
-              <w:left w:w="50" w:type="dxa"/>
-              <w:right w:w="50" w:type="dxa"/>
-            </w:tcMar>
-          </w:tcPr>
-          <w:p>
-            <w:pPr>
-              <w:jc w:val="center"/>
-            </w:pPr>
-            <w:r>
-              <w:rPr>
-                <w:rFonts w:ascii="Meiryo" w:hAnsi="Meiryo"/>
-                <w:color w:val="282828"/>
-                <w:sz w:val="15"/>
-              </w:rPr>
-              <w:t>m/s, mmHg</w:t>
-            </w:r>
-          </w:p>
-        </w:tc>
-        <w:tc>
-          <w:tcPr>
-            <w:tcW w:type="dxa" w:w="3024"/>
-            <w:shd w:fill="F4F8FA"/>
-            <w:tcMar>
-              <w:top w:w="45" w:type="dxa"/>
-              <w:bottom w:w="45" w:type="dxa"/>
-              <w:left w:w="50" w:type="dxa"/>
-              <w:right w:w="50" w:type="dxa"/>
-            </w:tcMar>
-          </w:tcPr>
-          <w:p>
-            <w:pPr>
-              <w:jc w:val="left"/>
-            </w:pPr>
-            <w:r>
-              <w:rPr>
-                <w:rFonts w:ascii="Meiryo" w:hAnsi="Meiryo"/>
-                <w:color w:val="282828"/>
-                <w:sz w:val="15"/>
-              </w:rPr>
-              <w:t>重症: Vmax &gt; 4.0 m/s / Max PG ≧ 64 mmHg (中等症: 36〜64)</w:t>
-            </w:r>
-          </w:p>
-        </w:tc>
-      </w:tr>
-      <w:tr>
-        <w:tc>
-          <w:tcPr>
-            <w:tcW w:type="dxa" w:w="1872"/>
-            <w:shd w:fill="FFFFFF"/>
-            <w:tcMar>
-              <w:top w:w="45" w:type="dxa"/>
-              <w:bottom w:w="45" w:type="dxa"/>
-              <w:left w:w="50" w:type="dxa"/>
-              <w:right w:w="50" w:type="dxa"/>
-            </w:tcMar>
-          </w:tcPr>
-          <w:p>
-            <w:pPr>
-              <w:jc w:val="left"/>
-            </w:pPr>
-            <w:r>
-              <w:rPr>
-                <w:rFonts w:ascii="Meiryo" w:hAnsi="Meiryo"/>
-                <w:color w:val="282828"/>
-                <w:sz w:val="15"/>
-              </w:rPr>
-              <w:t>肺動脈弁狭窄 PS</w:t>
-            </w:r>
-          </w:p>
-        </w:tc>
-        <w:tc>
-          <w:tcPr>
-            <w:tcW w:type="dxa" w:w="2592"/>
-            <w:shd w:fill="FFFFFF"/>
-            <w:tcMar>
-              <w:top w:w="45" w:type="dxa"/>
-              <w:bottom w:w="45" w:type="dxa"/>
-              <w:left w:w="50" w:type="dxa"/>
-              <w:right w:w="50" w:type="dxa"/>
+              <w:top w:w="35" w:type="dxa"/>
+              <w:bottom w:w="35" w:type="dxa"/>
+              <w:left w:w="40" w:type="dxa"/>
+              <w:right w:w="40" w:type="dxa"/>
             </w:tcMar>
           </w:tcPr>
           <w:p>
@@ -4559,12 +4954,12 @@
         <w:tc>
           <w:tcPr>
             <w:tcW w:type="dxa" w:w="2304"/>
-            <w:shd w:fill="FFFFFF"/>
+            <w:shd w:fill="F4F8FA"/>
             <w:tcMar>
-              <w:top w:w="45" w:type="dxa"/>
-              <w:bottom w:w="45" w:type="dxa"/>
-              <w:left w:w="50" w:type="dxa"/>
-              <w:right w:w="50" w:type="dxa"/>
+              <w:top w:w="35" w:type="dxa"/>
+              <w:bottom w:w="35" w:type="dxa"/>
+              <w:left w:w="40" w:type="dxa"/>
+              <w:right w:w="40" w:type="dxa"/>
             </w:tcMar>
           </w:tcPr>
           <w:p>
@@ -4583,13 +4978,13 @@
         </w:tc>
         <w:tc>
           <w:tcPr>
-            <w:tcW w:type="dxa" w:w="1008"/>
-            <w:shd w:fill="FFFFFF"/>
+            <w:tcW w:type="dxa" w:w="864"/>
+            <w:shd w:fill="F4F8FA"/>
             <w:tcMar>
-              <w:top w:w="45" w:type="dxa"/>
-              <w:bottom w:w="45" w:type="dxa"/>
-              <w:left w:w="50" w:type="dxa"/>
-              <w:right w:w="50" w:type="dxa"/>
+              <w:top w:w="35" w:type="dxa"/>
+              <w:bottom w:w="35" w:type="dxa"/>
+              <w:left w:w="40" w:type="dxa"/>
+              <w:right w:w="40" w:type="dxa"/>
             </w:tcMar>
           </w:tcPr>
           <w:p>
@@ -4608,13 +5003,13 @@
         </w:tc>
         <w:tc>
           <w:tcPr>
-            <w:tcW w:type="dxa" w:w="3024"/>
-            <w:shd w:fill="FFFFFF"/>
+            <w:tcW w:type="dxa" w:w="3168"/>
+            <w:shd w:fill="F4F8FA"/>
             <w:tcMar>
-              <w:top w:w="45" w:type="dxa"/>
-              <w:bottom w:w="45" w:type="dxa"/>
-              <w:left w:w="50" w:type="dxa"/>
-              <w:right w:w="50" w:type="dxa"/>
+              <w:top w:w="35" w:type="dxa"/>
+              <w:bottom w:w="35" w:type="dxa"/>
+              <w:left w:w="40" w:type="dxa"/>
+              <w:right w:w="40" w:type="dxa"/>
             </w:tcMar>
           </w:tcPr>
           <w:p>
@@ -4635,14 +5030,14 @@
     </w:tbl>
     <w:p>
       <w:pPr>
-        <w:spacing w:before="140" w:after="40"/>
+        <w:spacing w:before="120" w:after="40"/>
       </w:pPr>
       <w:r>
         <w:rPr>
           <w:rFonts w:ascii="Meiryo" w:hAnsi="Meiryo"/>
           <w:b/>
           <w:color w:val="005AA0"/>
-          <w:sz w:val="21"/>
+          <w:sz w:val="20"/>
         </w:rPr>
         <w:t>4. 🎯 全弁膜逆流症の完全定量・半定量評価（AR / MR / TR / PR）</w:t>
       </w:r>
@@ -4662,11 +5057,11 @@
         </w:tblBorders>
       </w:tblPr>
       <w:tblGrid>
-        <w:gridCol w:w="2218"/>
-        <w:gridCol w:w="2218"/>
-        <w:gridCol w:w="2218"/>
-        <w:gridCol w:w="2218"/>
-        <w:gridCol w:w="2218"/>
+        <w:gridCol w:w="2229"/>
+        <w:gridCol w:w="2229"/>
+        <w:gridCol w:w="2229"/>
+        <w:gridCol w:w="2229"/>
+        <w:gridCol w:w="2229"/>
       </w:tblGrid>
       <w:tr>
         <w:tc>
@@ -4674,10 +5069,10 @@
             <w:tcW w:type="dxa" w:w="1872"/>
             <w:shd w:fill="005691"/>
             <w:tcMar>
-              <w:top w:w="70" w:type="dxa"/>
-              <w:bottom w:w="70" w:type="dxa"/>
-              <w:left w:w="50" w:type="dxa"/>
-              <w:right w:w="50" w:type="dxa"/>
+              <w:top w:w="60" w:type="dxa"/>
+              <w:bottom w:w="60" w:type="dxa"/>
+              <w:left w:w="40" w:type="dxa"/>
+              <w:right w:w="40" w:type="dxa"/>
             </w:tcMar>
           </w:tcPr>
           <w:p>
@@ -4689,7 +5084,7 @@
                 <w:rFonts w:ascii="Meiryo" w:hAnsi="Meiryo"/>
                 <w:b/>
                 <w:color w:val="FFFFFF"/>
-                <w:sz w:val="16"/>
+                <w:sz w:val="15"/>
               </w:rPr>
               <w:t>対象弁逆流</w:t>
             </w:r>
@@ -4700,10 +5095,10 @@
             <w:tcW w:type="dxa" w:w="2592"/>
             <w:shd w:fill="005691"/>
             <w:tcMar>
-              <w:top w:w="70" w:type="dxa"/>
-              <w:bottom w:w="70" w:type="dxa"/>
-              <w:left w:w="50" w:type="dxa"/>
-              <w:right w:w="50" w:type="dxa"/>
+              <w:top w:w="60" w:type="dxa"/>
+              <w:bottom w:w="60" w:type="dxa"/>
+              <w:left w:w="40" w:type="dxa"/>
+              <w:right w:w="40" w:type="dxa"/>
             </w:tcMar>
           </w:tcPr>
           <w:p>
@@ -4715,7 +5110,7 @@
                 <w:rFonts w:ascii="Meiryo" w:hAnsi="Meiryo"/>
                 <w:b/>
                 <w:color w:val="FFFFFF"/>
-                <w:sz w:val="16"/>
+                <w:sz w:val="15"/>
               </w:rPr>
               <w:t>SR連携推奨項目</w:t>
             </w:r>
@@ -4726,10 +5121,10 @@
             <w:tcW w:type="dxa" w:w="2304"/>
             <w:shd w:fill="005691"/>
             <w:tcMar>
-              <w:top w:w="70" w:type="dxa"/>
-              <w:bottom w:w="70" w:type="dxa"/>
-              <w:left w:w="50" w:type="dxa"/>
-              <w:right w:w="50" w:type="dxa"/>
+              <w:top w:w="60" w:type="dxa"/>
+              <w:bottom w:w="60" w:type="dxa"/>
+              <w:left w:w="40" w:type="dxa"/>
+              <w:right w:w="40" w:type="dxa"/>
             </w:tcMar>
           </w:tcPr>
           <w:p>
@@ -4741,7 +5136,7 @@
                 <w:rFonts w:ascii="Meiryo" w:hAnsi="Meiryo"/>
                 <w:b/>
                 <w:color w:val="FFFFFF"/>
-                <w:sz w:val="16"/>
+                <w:sz w:val="15"/>
               </w:rPr>
               <w:t>英語表記 / DICOMタグ</w:t>
             </w:r>
@@ -4749,13 +5144,13 @@
         </w:tc>
         <w:tc>
           <w:tcPr>
-            <w:tcW w:type="dxa" w:w="1008"/>
+            <w:tcW w:type="dxa" w:w="864"/>
             <w:shd w:fill="005691"/>
             <w:tcMar>
-              <w:top w:w="70" w:type="dxa"/>
-              <w:bottom w:w="70" w:type="dxa"/>
-              <w:left w:w="50" w:type="dxa"/>
-              <w:right w:w="50" w:type="dxa"/>
+              <w:top w:w="60" w:type="dxa"/>
+              <w:bottom w:w="60" w:type="dxa"/>
+              <w:left w:w="40" w:type="dxa"/>
+              <w:right w:w="40" w:type="dxa"/>
             </w:tcMar>
           </w:tcPr>
           <w:p>
@@ -4767,7 +5162,7 @@
                 <w:rFonts w:ascii="Meiryo" w:hAnsi="Meiryo"/>
                 <w:b/>
                 <w:color w:val="FFFFFF"/>
-                <w:sz w:val="16"/>
+                <w:sz w:val="15"/>
               </w:rPr>
               <w:t>単位</w:t>
             </w:r>
@@ -4775,13 +5170,13 @@
         </w:tc>
         <w:tc>
           <w:tcPr>
-            <w:tcW w:type="dxa" w:w="3024"/>
+            <w:tcW w:type="dxa" w:w="3168"/>
             <w:shd w:fill="005691"/>
             <w:tcMar>
-              <w:top w:w="70" w:type="dxa"/>
-              <w:bottom w:w="70" w:type="dxa"/>
-              <w:left w:w="50" w:type="dxa"/>
-              <w:right w:w="50" w:type="dxa"/>
+              <w:top w:w="60" w:type="dxa"/>
+              <w:bottom w:w="60" w:type="dxa"/>
+              <w:left w:w="40" w:type="dxa"/>
+              <w:right w:w="40" w:type="dxa"/>
             </w:tcMar>
           </w:tcPr>
           <w:p>
@@ -4793,7 +5188,7 @@
                 <w:rFonts w:ascii="Meiryo" w:hAnsi="Meiryo"/>
                 <w:b/>
                 <w:color w:val="FFFFFF"/>
-                <w:sz w:val="16"/>
+                <w:sz w:val="15"/>
               </w:rPr>
               <w:t>重症度判定カットオフ値 (ASE/ESC基準)</w:t>
             </w:r>
@@ -4806,10 +5201,10 @@
             <w:tcW w:type="dxa" w:w="1872"/>
             <w:shd w:fill="FFFFFF"/>
             <w:tcMar>
-              <w:top w:w="45" w:type="dxa"/>
-              <w:bottom w:w="45" w:type="dxa"/>
-              <w:left w:w="50" w:type="dxa"/>
-              <w:right w:w="50" w:type="dxa"/>
+              <w:top w:w="35" w:type="dxa"/>
+              <w:bottom w:w="35" w:type="dxa"/>
+              <w:left w:w="40" w:type="dxa"/>
+              <w:right w:w="40" w:type="dxa"/>
             </w:tcMar>
           </w:tcPr>
           <w:p>
@@ -4831,10 +5226,10 @@
             <w:tcW w:type="dxa" w:w="2592"/>
             <w:shd w:fill="FFFFFF"/>
             <w:tcMar>
-              <w:top w:w="45" w:type="dxa"/>
-              <w:bottom w:w="45" w:type="dxa"/>
-              <w:left w:w="50" w:type="dxa"/>
-              <w:right w:w="50" w:type="dxa"/>
+              <w:top w:w="35" w:type="dxa"/>
+              <w:bottom w:w="35" w:type="dxa"/>
+              <w:left w:w="40" w:type="dxa"/>
+              <w:right w:w="40" w:type="dxa"/>
             </w:tcMar>
           </w:tcPr>
           <w:p>
@@ -4856,10 +5251,10 @@
             <w:tcW w:type="dxa" w:w="2304"/>
             <w:shd w:fill="FFFFFF"/>
             <w:tcMar>
-              <w:top w:w="45" w:type="dxa"/>
-              <w:bottom w:w="45" w:type="dxa"/>
-              <w:left w:w="50" w:type="dxa"/>
-              <w:right w:w="50" w:type="dxa"/>
+              <w:top w:w="35" w:type="dxa"/>
+              <w:bottom w:w="35" w:type="dxa"/>
+              <w:left w:w="40" w:type="dxa"/>
+              <w:right w:w="40" w:type="dxa"/>
             </w:tcMar>
           </w:tcPr>
           <w:p>
@@ -4878,13 +5273,13 @@
         </w:tc>
         <w:tc>
           <w:tcPr>
-            <w:tcW w:type="dxa" w:w="1008"/>
+            <w:tcW w:type="dxa" w:w="864"/>
             <w:shd w:fill="FFFFFF"/>
             <w:tcMar>
-              <w:top w:w="45" w:type="dxa"/>
-              <w:bottom w:w="45" w:type="dxa"/>
-              <w:left w:w="50" w:type="dxa"/>
-              <w:right w:w="50" w:type="dxa"/>
+              <w:top w:w="35" w:type="dxa"/>
+              <w:bottom w:w="35" w:type="dxa"/>
+              <w:left w:w="40" w:type="dxa"/>
+              <w:right w:w="40" w:type="dxa"/>
             </w:tcMar>
           </w:tcPr>
           <w:p>
@@ -4903,13 +5298,13 @@
         </w:tc>
         <w:tc>
           <w:tcPr>
-            <w:tcW w:type="dxa" w:w="3024"/>
+            <w:tcW w:type="dxa" w:w="3168"/>
             <w:shd w:fill="FFFFFF"/>
             <w:tcMar>
-              <w:top w:w="45" w:type="dxa"/>
-              <w:bottom w:w="45" w:type="dxa"/>
-              <w:left w:w="50" w:type="dxa"/>
-              <w:right w:w="50" w:type="dxa"/>
+              <w:top w:w="35" w:type="dxa"/>
+              <w:bottom w:w="35" w:type="dxa"/>
+              <w:left w:w="40" w:type="dxa"/>
+              <w:right w:w="40" w:type="dxa"/>
             </w:tcMar>
           </w:tcPr>
           <w:p>
@@ -4933,10 +5328,10 @@
             <w:tcW w:type="dxa" w:w="1872"/>
             <w:shd w:fill="F4F8FA"/>
             <w:tcMar>
-              <w:top w:w="45" w:type="dxa"/>
-              <w:bottom w:w="45" w:type="dxa"/>
-              <w:left w:w="50" w:type="dxa"/>
-              <w:right w:w="50" w:type="dxa"/>
+              <w:top w:w="35" w:type="dxa"/>
+              <w:bottom w:w="35" w:type="dxa"/>
+              <w:left w:w="40" w:type="dxa"/>
+              <w:right w:w="40" w:type="dxa"/>
             </w:tcMar>
           </w:tcPr>
           <w:p>
@@ -4958,10 +5353,10 @@
             <w:tcW w:type="dxa" w:w="2592"/>
             <w:shd w:fill="F4F8FA"/>
             <w:tcMar>
-              <w:top w:w="45" w:type="dxa"/>
-              <w:bottom w:w="45" w:type="dxa"/>
-              <w:left w:w="50" w:type="dxa"/>
-              <w:right w:w="50" w:type="dxa"/>
+              <w:top w:w="35" w:type="dxa"/>
+              <w:bottom w:w="35" w:type="dxa"/>
+              <w:left w:w="40" w:type="dxa"/>
+              <w:right w:w="40" w:type="dxa"/>
             </w:tcMar>
           </w:tcPr>
           <w:p>
@@ -4983,10 +5378,10 @@
             <w:tcW w:type="dxa" w:w="2304"/>
             <w:shd w:fill="F4F8FA"/>
             <w:tcMar>
-              <w:top w:w="45" w:type="dxa"/>
-              <w:bottom w:w="45" w:type="dxa"/>
-              <w:left w:w="50" w:type="dxa"/>
-              <w:right w:w="50" w:type="dxa"/>
+              <w:top w:w="35" w:type="dxa"/>
+              <w:bottom w:w="35" w:type="dxa"/>
+              <w:left w:w="40" w:type="dxa"/>
+              <w:right w:w="40" w:type="dxa"/>
             </w:tcMar>
           </w:tcPr>
           <w:p>
@@ -5005,13 +5400,13 @@
         </w:tc>
         <w:tc>
           <w:tcPr>
-            <w:tcW w:type="dxa" w:w="1008"/>
+            <w:tcW w:type="dxa" w:w="864"/>
             <w:shd w:fill="F4F8FA"/>
             <w:tcMar>
-              <w:top w:w="45" w:type="dxa"/>
-              <w:bottom w:w="45" w:type="dxa"/>
-              <w:left w:w="50" w:type="dxa"/>
-              <w:right w:w="50" w:type="dxa"/>
+              <w:top w:w="35" w:type="dxa"/>
+              <w:bottom w:w="35" w:type="dxa"/>
+              <w:left w:w="40" w:type="dxa"/>
+              <w:right w:w="40" w:type="dxa"/>
             </w:tcMar>
           </w:tcPr>
           <w:p>
@@ -5030,13 +5425,13 @@
         </w:tc>
         <w:tc>
           <w:tcPr>
-            <w:tcW w:type="dxa" w:w="3024"/>
+            <w:tcW w:type="dxa" w:w="3168"/>
             <w:shd w:fill="F4F8FA"/>
             <w:tcMar>
-              <w:top w:w="45" w:type="dxa"/>
-              <w:bottom w:w="45" w:type="dxa"/>
-              <w:left w:w="50" w:type="dxa"/>
-              <w:right w:w="50" w:type="dxa"/>
+              <w:top w:w="35" w:type="dxa"/>
+              <w:bottom w:w="35" w:type="dxa"/>
+              <w:left w:w="40" w:type="dxa"/>
+              <w:right w:w="40" w:type="dxa"/>
             </w:tcMar>
           </w:tcPr>
           <w:p>
@@ -5060,10 +5455,10 @@
             <w:tcW w:type="dxa" w:w="1872"/>
             <w:shd w:fill="FFFFFF"/>
             <w:tcMar>
-              <w:top w:w="45" w:type="dxa"/>
-              <w:bottom w:w="45" w:type="dxa"/>
-              <w:left w:w="50" w:type="dxa"/>
-              <w:right w:w="50" w:type="dxa"/>
+              <w:top w:w="35" w:type="dxa"/>
+              <w:bottom w:w="35" w:type="dxa"/>
+              <w:left w:w="40" w:type="dxa"/>
+              <w:right w:w="40" w:type="dxa"/>
             </w:tcMar>
           </w:tcPr>
           <w:p>
@@ -5085,10 +5480,10 @@
             <w:tcW w:type="dxa" w:w="2592"/>
             <w:shd w:fill="FFFFFF"/>
             <w:tcMar>
-              <w:top w:w="45" w:type="dxa"/>
-              <w:bottom w:w="45" w:type="dxa"/>
-              <w:left w:w="50" w:type="dxa"/>
-              <w:right w:w="50" w:type="dxa"/>
+              <w:top w:w="35" w:type="dxa"/>
+              <w:bottom w:w="35" w:type="dxa"/>
+              <w:left w:w="40" w:type="dxa"/>
+              <w:right w:w="40" w:type="dxa"/>
             </w:tcMar>
           </w:tcPr>
           <w:p>
@@ -5111,10 +5506,10 @@
             <w:tcW w:type="dxa" w:w="2304"/>
             <w:shd w:fill="FFFFFF"/>
             <w:tcMar>
-              <w:top w:w="45" w:type="dxa"/>
-              <w:bottom w:w="45" w:type="dxa"/>
-              <w:left w:w="50" w:type="dxa"/>
-              <w:right w:w="50" w:type="dxa"/>
+              <w:top w:w="35" w:type="dxa"/>
+              <w:bottom w:w="35" w:type="dxa"/>
+              <w:left w:w="40" w:type="dxa"/>
+              <w:right w:w="40" w:type="dxa"/>
             </w:tcMar>
           </w:tcPr>
           <w:p>
@@ -5133,13 +5528,13 @@
         </w:tc>
         <w:tc>
           <w:tcPr>
-            <w:tcW w:type="dxa" w:w="1008"/>
+            <w:tcW w:type="dxa" w:w="864"/>
             <w:shd w:fill="FFFFFF"/>
             <w:tcMar>
-              <w:top w:w="45" w:type="dxa"/>
-              <w:bottom w:w="45" w:type="dxa"/>
-              <w:left w:w="50" w:type="dxa"/>
-              <w:right w:w="50" w:type="dxa"/>
+              <w:top w:w="35" w:type="dxa"/>
+              <w:bottom w:w="35" w:type="dxa"/>
+              <w:left w:w="40" w:type="dxa"/>
+              <w:right w:w="40" w:type="dxa"/>
             </w:tcMar>
           </w:tcPr>
           <w:p>
@@ -5158,13 +5553,13 @@
         </w:tc>
         <w:tc>
           <w:tcPr>
-            <w:tcW w:type="dxa" w:w="3024"/>
+            <w:tcW w:type="dxa" w:w="3168"/>
             <w:shd w:fill="FFFFFF"/>
             <w:tcMar>
-              <w:top w:w="45" w:type="dxa"/>
-              <w:bottom w:w="45" w:type="dxa"/>
-              <w:left w:w="50" w:type="dxa"/>
-              <w:right w:w="50" w:type="dxa"/>
+              <w:top w:w="35" w:type="dxa"/>
+              <w:bottom w:w="35" w:type="dxa"/>
+              <w:left w:w="40" w:type="dxa"/>
+              <w:right w:w="40" w:type="dxa"/>
             </w:tcMar>
           </w:tcPr>
           <w:p>
@@ -5188,10 +5583,10 @@
             <w:tcW w:type="dxa" w:w="1872"/>
             <w:shd w:fill="F4F8FA"/>
             <w:tcMar>
-              <w:top w:w="45" w:type="dxa"/>
-              <w:bottom w:w="45" w:type="dxa"/>
-              <w:left w:w="50" w:type="dxa"/>
-              <w:right w:w="50" w:type="dxa"/>
+              <w:top w:w="35" w:type="dxa"/>
+              <w:bottom w:w="35" w:type="dxa"/>
+              <w:left w:w="40" w:type="dxa"/>
+              <w:right w:w="40" w:type="dxa"/>
             </w:tcMar>
           </w:tcPr>
           <w:p>
@@ -5213,10 +5608,10 @@
             <w:tcW w:type="dxa" w:w="2592"/>
             <w:shd w:fill="F4F8FA"/>
             <w:tcMar>
-              <w:top w:w="45" w:type="dxa"/>
-              <w:bottom w:w="45" w:type="dxa"/>
-              <w:left w:w="50" w:type="dxa"/>
-              <w:right w:w="50" w:type="dxa"/>
+              <w:top w:w="35" w:type="dxa"/>
+              <w:bottom w:w="35" w:type="dxa"/>
+              <w:left w:w="40" w:type="dxa"/>
+              <w:right w:w="40" w:type="dxa"/>
             </w:tcMar>
           </w:tcPr>
           <w:p>
@@ -5238,10 +5633,10 @@
             <w:tcW w:type="dxa" w:w="2304"/>
             <w:shd w:fill="F4F8FA"/>
             <w:tcMar>
-              <w:top w:w="45" w:type="dxa"/>
-              <w:bottom w:w="45" w:type="dxa"/>
-              <w:left w:w="50" w:type="dxa"/>
-              <w:right w:w="50" w:type="dxa"/>
+              <w:top w:w="35" w:type="dxa"/>
+              <w:bottom w:w="35" w:type="dxa"/>
+              <w:left w:w="40" w:type="dxa"/>
+              <w:right w:w="40" w:type="dxa"/>
             </w:tcMar>
           </w:tcPr>
           <w:p>
@@ -5260,13 +5655,13 @@
         </w:tc>
         <w:tc>
           <w:tcPr>
-            <w:tcW w:type="dxa" w:w="1008"/>
+            <w:tcW w:type="dxa" w:w="864"/>
             <w:shd w:fill="F4F8FA"/>
             <w:tcMar>
-              <w:top w:w="45" w:type="dxa"/>
-              <w:bottom w:w="45" w:type="dxa"/>
-              <w:left w:w="50" w:type="dxa"/>
-              <w:right w:w="50" w:type="dxa"/>
+              <w:top w:w="35" w:type="dxa"/>
+              <w:bottom w:w="35" w:type="dxa"/>
+              <w:left w:w="40" w:type="dxa"/>
+              <w:right w:w="40" w:type="dxa"/>
             </w:tcMar>
           </w:tcPr>
           <w:p>
@@ -5285,13 +5680,13 @@
         </w:tc>
         <w:tc>
           <w:tcPr>
-            <w:tcW w:type="dxa" w:w="3024"/>
+            <w:tcW w:type="dxa" w:w="3168"/>
             <w:shd w:fill="F4F8FA"/>
             <w:tcMar>
-              <w:top w:w="45" w:type="dxa"/>
-              <w:bottom w:w="45" w:type="dxa"/>
-              <w:left w:w="50" w:type="dxa"/>
-              <w:right w:w="50" w:type="dxa"/>
+              <w:top w:w="35" w:type="dxa"/>
+              <w:bottom w:w="35" w:type="dxa"/>
+              <w:left w:w="40" w:type="dxa"/>
+              <w:right w:w="40" w:type="dxa"/>
             </w:tcMar>
           </w:tcPr>
           <w:p>
@@ -5315,10 +5710,10 @@
             <w:tcW w:type="dxa" w:w="1872"/>
             <w:shd w:fill="FFFFFF"/>
             <w:tcMar>
-              <w:top w:w="45" w:type="dxa"/>
-              <w:bottom w:w="45" w:type="dxa"/>
-              <w:left w:w="50" w:type="dxa"/>
-              <w:right w:w="50" w:type="dxa"/>
+              <w:top w:w="35" w:type="dxa"/>
+              <w:bottom w:w="35" w:type="dxa"/>
+              <w:left w:w="40" w:type="dxa"/>
+              <w:right w:w="40" w:type="dxa"/>
             </w:tcMar>
           </w:tcPr>
           <w:p>
@@ -5340,10 +5735,10 @@
             <w:tcW w:type="dxa" w:w="2592"/>
             <w:shd w:fill="FFFFFF"/>
             <w:tcMar>
-              <w:top w:w="45" w:type="dxa"/>
-              <w:bottom w:w="45" w:type="dxa"/>
-              <w:left w:w="50" w:type="dxa"/>
-              <w:right w:w="50" w:type="dxa"/>
+              <w:top w:w="35" w:type="dxa"/>
+              <w:bottom w:w="35" w:type="dxa"/>
+              <w:left w:w="40" w:type="dxa"/>
+              <w:right w:w="40" w:type="dxa"/>
             </w:tcMar>
           </w:tcPr>
           <w:p>
@@ -5365,10 +5760,10 @@
             <w:tcW w:type="dxa" w:w="2304"/>
             <w:shd w:fill="FFFFFF"/>
             <w:tcMar>
-              <w:top w:w="45" w:type="dxa"/>
-              <w:bottom w:w="45" w:type="dxa"/>
-              <w:left w:w="50" w:type="dxa"/>
-              <w:right w:w="50" w:type="dxa"/>
+              <w:top w:w="35" w:type="dxa"/>
+              <w:bottom w:w="35" w:type="dxa"/>
+              <w:left w:w="40" w:type="dxa"/>
+              <w:right w:w="40" w:type="dxa"/>
             </w:tcMar>
           </w:tcPr>
           <w:p>
@@ -5381,19 +5776,19 @@
                 <w:color w:val="282828"/>
                 <w:sz w:val="15"/>
               </w:rPr>
-              <w:t>AR Holodiastolic flow (EDV)</w:t>
+              <w:t>AR Holodiastolic (EDV)</w:t>
             </w:r>
           </w:p>
         </w:tc>
         <w:tc>
           <w:tcPr>
-            <w:tcW w:type="dxa" w:w="1008"/>
+            <w:tcW w:type="dxa" w:w="864"/>
             <w:shd w:fill="FFFFFF"/>
             <w:tcMar>
-              <w:top w:w="45" w:type="dxa"/>
-              <w:bottom w:w="45" w:type="dxa"/>
-              <w:left w:w="50" w:type="dxa"/>
-              <w:right w:w="50" w:type="dxa"/>
+              <w:top w:w="35" w:type="dxa"/>
+              <w:bottom w:w="35" w:type="dxa"/>
+              <w:left w:w="40" w:type="dxa"/>
+              <w:right w:w="40" w:type="dxa"/>
             </w:tcMar>
           </w:tcPr>
           <w:p>
@@ -5412,13 +5807,13 @@
         </w:tc>
         <w:tc>
           <w:tcPr>
-            <w:tcW w:type="dxa" w:w="3024"/>
+            <w:tcW w:type="dxa" w:w="3168"/>
             <w:shd w:fill="FFFFFF"/>
             <w:tcMar>
-              <w:top w:w="45" w:type="dxa"/>
-              <w:bottom w:w="45" w:type="dxa"/>
-              <w:left w:w="50" w:type="dxa"/>
-              <w:right w:w="50" w:type="dxa"/>
+              <w:top w:w="35" w:type="dxa"/>
+              <w:bottom w:w="35" w:type="dxa"/>
+              <w:left w:w="40" w:type="dxa"/>
+              <w:right w:w="40" w:type="dxa"/>
             </w:tcMar>
           </w:tcPr>
           <w:p>
@@ -5442,10 +5837,10 @@
             <w:tcW w:type="dxa" w:w="1872"/>
             <w:shd w:fill="F4F8FA"/>
             <w:tcMar>
-              <w:top w:w="45" w:type="dxa"/>
-              <w:bottom w:w="45" w:type="dxa"/>
-              <w:left w:w="50" w:type="dxa"/>
-              <w:right w:w="50" w:type="dxa"/>
+              <w:top w:w="35" w:type="dxa"/>
+              <w:bottom w:w="35" w:type="dxa"/>
+              <w:left w:w="40" w:type="dxa"/>
+              <w:right w:w="40" w:type="dxa"/>
             </w:tcMar>
           </w:tcPr>
           <w:p>
@@ -5467,10 +5862,10 @@
             <w:tcW w:type="dxa" w:w="2592"/>
             <w:shd w:fill="F4F8FA"/>
             <w:tcMar>
-              <w:top w:w="45" w:type="dxa"/>
-              <w:bottom w:w="45" w:type="dxa"/>
-              <w:left w:w="50" w:type="dxa"/>
-              <w:right w:w="50" w:type="dxa"/>
+              <w:top w:w="35" w:type="dxa"/>
+              <w:bottom w:w="35" w:type="dxa"/>
+              <w:left w:w="40" w:type="dxa"/>
+              <w:right w:w="40" w:type="dxa"/>
             </w:tcMar>
           </w:tcPr>
           <w:p>
@@ -5492,10 +5887,10 @@
             <w:tcW w:type="dxa" w:w="2304"/>
             <w:shd w:fill="F4F8FA"/>
             <w:tcMar>
-              <w:top w:w="45" w:type="dxa"/>
-              <w:bottom w:w="45" w:type="dxa"/>
-              <w:left w:w="50" w:type="dxa"/>
-              <w:right w:w="50" w:type="dxa"/>
+              <w:top w:w="35" w:type="dxa"/>
+              <w:bottom w:w="35" w:type="dxa"/>
+              <w:left w:w="40" w:type="dxa"/>
+              <w:right w:w="40" w:type="dxa"/>
             </w:tcMar>
           </w:tcPr>
           <w:p>
@@ -5514,13 +5909,13 @@
         </w:tc>
         <w:tc>
           <w:tcPr>
-            <w:tcW w:type="dxa" w:w="1008"/>
+            <w:tcW w:type="dxa" w:w="864"/>
             <w:shd w:fill="F4F8FA"/>
             <w:tcMar>
-              <w:top w:w="45" w:type="dxa"/>
-              <w:bottom w:w="45" w:type="dxa"/>
-              <w:left w:w="50" w:type="dxa"/>
-              <w:right w:w="50" w:type="dxa"/>
+              <w:top w:w="35" w:type="dxa"/>
+              <w:bottom w:w="35" w:type="dxa"/>
+              <w:left w:w="40" w:type="dxa"/>
+              <w:right w:w="40" w:type="dxa"/>
             </w:tcMar>
           </w:tcPr>
           <w:p>
@@ -5539,13 +5934,13 @@
         </w:tc>
         <w:tc>
           <w:tcPr>
-            <w:tcW w:type="dxa" w:w="3024"/>
+            <w:tcW w:type="dxa" w:w="3168"/>
             <w:shd w:fill="F4F8FA"/>
             <w:tcMar>
-              <w:top w:w="45" w:type="dxa"/>
-              <w:bottom w:w="45" w:type="dxa"/>
-              <w:left w:w="50" w:type="dxa"/>
-              <w:right w:w="50" w:type="dxa"/>
+              <w:top w:w="35" w:type="dxa"/>
+              <w:bottom w:w="35" w:type="dxa"/>
+              <w:left w:w="40" w:type="dxa"/>
+              <w:right w:w="40" w:type="dxa"/>
             </w:tcMar>
           </w:tcPr>
           <w:p>
@@ -5569,10 +5964,10 @@
             <w:tcW w:type="dxa" w:w="1872"/>
             <w:shd w:fill="FFFFFF"/>
             <w:tcMar>
-              <w:top w:w="45" w:type="dxa"/>
-              <w:bottom w:w="45" w:type="dxa"/>
-              <w:left w:w="50" w:type="dxa"/>
-              <w:right w:w="50" w:type="dxa"/>
+              <w:top w:w="35" w:type="dxa"/>
+              <w:bottom w:w="35" w:type="dxa"/>
+              <w:left w:w="40" w:type="dxa"/>
+              <w:right w:w="40" w:type="dxa"/>
             </w:tcMar>
           </w:tcPr>
           <w:p>
@@ -5594,10 +5989,10 @@
             <w:tcW w:type="dxa" w:w="2592"/>
             <w:shd w:fill="FFFFFF"/>
             <w:tcMar>
-              <w:top w:w="45" w:type="dxa"/>
-              <w:bottom w:w="45" w:type="dxa"/>
-              <w:left w:w="50" w:type="dxa"/>
-              <w:right w:w="50" w:type="dxa"/>
+              <w:top w:w="35" w:type="dxa"/>
+              <w:bottom w:w="35" w:type="dxa"/>
+              <w:left w:w="40" w:type="dxa"/>
+              <w:right w:w="40" w:type="dxa"/>
             </w:tcMar>
           </w:tcPr>
           <w:p>
@@ -5619,10 +6014,10 @@
             <w:tcW w:type="dxa" w:w="2304"/>
             <w:shd w:fill="FFFFFF"/>
             <w:tcMar>
-              <w:top w:w="45" w:type="dxa"/>
-              <w:bottom w:w="45" w:type="dxa"/>
-              <w:left w:w="50" w:type="dxa"/>
-              <w:right w:w="50" w:type="dxa"/>
+              <w:top w:w="35" w:type="dxa"/>
+              <w:bottom w:w="35" w:type="dxa"/>
+              <w:left w:w="40" w:type="dxa"/>
+              <w:right w:w="40" w:type="dxa"/>
             </w:tcMar>
           </w:tcPr>
           <w:p>
@@ -5635,19 +6030,19 @@
                 <w:color w:val="282828"/>
                 <w:sz w:val="15"/>
               </w:rPr>
-              <w:t>PISA Radius / Aliasing Vel</w:t>
+              <w:t>PISA Radius / Aliasing</w:t>
             </w:r>
           </w:p>
         </w:tc>
         <w:tc>
           <w:tcPr>
-            <w:tcW w:type="dxa" w:w="1008"/>
+            <w:tcW w:type="dxa" w:w="864"/>
             <w:shd w:fill="FFFFFF"/>
             <w:tcMar>
-              <w:top w:w="45" w:type="dxa"/>
-              <w:bottom w:w="45" w:type="dxa"/>
-              <w:left w:w="50" w:type="dxa"/>
-              <w:right w:w="50" w:type="dxa"/>
+              <w:top w:w="35" w:type="dxa"/>
+              <w:bottom w:w="35" w:type="dxa"/>
+              <w:left w:w="40" w:type="dxa"/>
+              <w:right w:w="40" w:type="dxa"/>
             </w:tcMar>
           </w:tcPr>
           <w:p>
@@ -5666,13 +6061,13 @@
         </w:tc>
         <w:tc>
           <w:tcPr>
-            <w:tcW w:type="dxa" w:w="3024"/>
+            <w:tcW w:type="dxa" w:w="3168"/>
             <w:shd w:fill="FFFFFF"/>
             <w:tcMar>
-              <w:top w:w="45" w:type="dxa"/>
-              <w:bottom w:w="45" w:type="dxa"/>
-              <w:left w:w="50" w:type="dxa"/>
-              <w:right w:w="50" w:type="dxa"/>
+              <w:top w:w="35" w:type="dxa"/>
+              <w:bottom w:w="35" w:type="dxa"/>
+              <w:left w:w="40" w:type="dxa"/>
+              <w:right w:w="40" w:type="dxa"/>
             </w:tcMar>
           </w:tcPr>
           <w:p>
@@ -5696,10 +6091,10 @@
             <w:tcW w:type="dxa" w:w="1872"/>
             <w:shd w:fill="F4F8FA"/>
             <w:tcMar>
-              <w:top w:w="45" w:type="dxa"/>
-              <w:bottom w:w="45" w:type="dxa"/>
-              <w:left w:w="50" w:type="dxa"/>
-              <w:right w:w="50" w:type="dxa"/>
+              <w:top w:w="35" w:type="dxa"/>
+              <w:bottom w:w="35" w:type="dxa"/>
+              <w:left w:w="40" w:type="dxa"/>
+              <w:right w:w="40" w:type="dxa"/>
             </w:tcMar>
           </w:tcPr>
           <w:p>
@@ -5721,10 +6116,10 @@
             <w:tcW w:type="dxa" w:w="2592"/>
             <w:shd w:fill="F4F8FA"/>
             <w:tcMar>
-              <w:top w:w="45" w:type="dxa"/>
-              <w:bottom w:w="45" w:type="dxa"/>
-              <w:left w:w="50" w:type="dxa"/>
-              <w:right w:w="50" w:type="dxa"/>
+              <w:top w:w="35" w:type="dxa"/>
+              <w:bottom w:w="35" w:type="dxa"/>
+              <w:left w:w="40" w:type="dxa"/>
+              <w:right w:w="40" w:type="dxa"/>
             </w:tcMar>
           </w:tcPr>
           <w:p>
@@ -5747,10 +6142,10 @@
             <w:tcW w:type="dxa" w:w="2304"/>
             <w:shd w:fill="F4F8FA"/>
             <w:tcMar>
-              <w:top w:w="45" w:type="dxa"/>
-              <w:bottom w:w="45" w:type="dxa"/>
-              <w:left w:w="50" w:type="dxa"/>
-              <w:right w:w="50" w:type="dxa"/>
+              <w:top w:w="35" w:type="dxa"/>
+              <w:bottom w:w="35" w:type="dxa"/>
+              <w:left w:w="40" w:type="dxa"/>
+              <w:right w:w="40" w:type="dxa"/>
             </w:tcMar>
           </w:tcPr>
           <w:p>
@@ -5769,13 +6164,13 @@
         </w:tc>
         <w:tc>
           <w:tcPr>
-            <w:tcW w:type="dxa" w:w="1008"/>
+            <w:tcW w:type="dxa" w:w="864"/>
             <w:shd w:fill="F4F8FA"/>
             <w:tcMar>
-              <w:top w:w="45" w:type="dxa"/>
-              <w:bottom w:w="45" w:type="dxa"/>
-              <w:left w:w="50" w:type="dxa"/>
-              <w:right w:w="50" w:type="dxa"/>
+              <w:top w:w="35" w:type="dxa"/>
+              <w:bottom w:w="35" w:type="dxa"/>
+              <w:left w:w="40" w:type="dxa"/>
+              <w:right w:w="40" w:type="dxa"/>
             </w:tcMar>
           </w:tcPr>
           <w:p>
@@ -5794,13 +6189,13 @@
         </w:tc>
         <w:tc>
           <w:tcPr>
-            <w:tcW w:type="dxa" w:w="3024"/>
+            <w:tcW w:type="dxa" w:w="3168"/>
             <w:shd w:fill="F4F8FA"/>
             <w:tcMar>
-              <w:top w:w="45" w:type="dxa"/>
-              <w:bottom w:w="45" w:type="dxa"/>
-              <w:left w:w="50" w:type="dxa"/>
-              <w:right w:w="50" w:type="dxa"/>
+              <w:top w:w="35" w:type="dxa"/>
+              <w:bottom w:w="35" w:type="dxa"/>
+              <w:left w:w="40" w:type="dxa"/>
+              <w:right w:w="40" w:type="dxa"/>
             </w:tcMar>
           </w:tcPr>
           <w:p>
@@ -5824,10 +6219,10 @@
             <w:tcW w:type="dxa" w:w="1872"/>
             <w:shd w:fill="FFFFFF"/>
             <w:tcMar>
-              <w:top w:w="45" w:type="dxa"/>
-              <w:bottom w:w="45" w:type="dxa"/>
-              <w:left w:w="50" w:type="dxa"/>
-              <w:right w:w="50" w:type="dxa"/>
+              <w:top w:w="35" w:type="dxa"/>
+              <w:bottom w:w="35" w:type="dxa"/>
+              <w:left w:w="40" w:type="dxa"/>
+              <w:right w:w="40" w:type="dxa"/>
             </w:tcMar>
           </w:tcPr>
           <w:p>
@@ -5849,10 +6244,10 @@
             <w:tcW w:type="dxa" w:w="2592"/>
             <w:shd w:fill="FFFFFF"/>
             <w:tcMar>
-              <w:top w:w="45" w:type="dxa"/>
-              <w:bottom w:w="45" w:type="dxa"/>
-              <w:left w:w="50" w:type="dxa"/>
-              <w:right w:w="50" w:type="dxa"/>
+              <w:top w:w="35" w:type="dxa"/>
+              <w:bottom w:w="35" w:type="dxa"/>
+              <w:left w:w="40" w:type="dxa"/>
+              <w:right w:w="40" w:type="dxa"/>
             </w:tcMar>
           </w:tcPr>
           <w:p>
@@ -5874,10 +6269,10 @@
             <w:tcW w:type="dxa" w:w="2304"/>
             <w:shd w:fill="FFFFFF"/>
             <w:tcMar>
-              <w:top w:w="45" w:type="dxa"/>
-              <w:bottom w:w="45" w:type="dxa"/>
-              <w:left w:w="50" w:type="dxa"/>
-              <w:right w:w="50" w:type="dxa"/>
+              <w:top w:w="35" w:type="dxa"/>
+              <w:bottom w:w="35" w:type="dxa"/>
+              <w:left w:w="40" w:type="dxa"/>
+              <w:right w:w="40" w:type="dxa"/>
             </w:tcMar>
           </w:tcPr>
           <w:p>
@@ -5896,13 +6291,13 @@
         </w:tc>
         <w:tc>
           <w:tcPr>
-            <w:tcW w:type="dxa" w:w="1008"/>
+            <w:tcW w:type="dxa" w:w="864"/>
             <w:shd w:fill="FFFFFF"/>
             <w:tcMar>
-              <w:top w:w="45" w:type="dxa"/>
-              <w:bottom w:w="45" w:type="dxa"/>
-              <w:left w:w="50" w:type="dxa"/>
-              <w:right w:w="50" w:type="dxa"/>
+              <w:top w:w="35" w:type="dxa"/>
+              <w:bottom w:w="35" w:type="dxa"/>
+              <w:left w:w="40" w:type="dxa"/>
+              <w:right w:w="40" w:type="dxa"/>
             </w:tcMar>
           </w:tcPr>
           <w:p>
@@ -5921,13 +6316,13 @@
         </w:tc>
         <w:tc>
           <w:tcPr>
-            <w:tcW w:type="dxa" w:w="3024"/>
+            <w:tcW w:type="dxa" w:w="3168"/>
             <w:shd w:fill="FFFFFF"/>
             <w:tcMar>
-              <w:top w:w="45" w:type="dxa"/>
-              <w:bottom w:w="45" w:type="dxa"/>
-              <w:left w:w="50" w:type="dxa"/>
-              <w:right w:w="50" w:type="dxa"/>
+              <w:top w:w="35" w:type="dxa"/>
+              <w:bottom w:w="35" w:type="dxa"/>
+              <w:left w:w="40" w:type="dxa"/>
+              <w:right w:w="40" w:type="dxa"/>
             </w:tcMar>
           </w:tcPr>
           <w:p>
@@ -5951,10 +6346,10 @@
             <w:tcW w:type="dxa" w:w="1872"/>
             <w:shd w:fill="F4F8FA"/>
             <w:tcMar>
-              <w:top w:w="45" w:type="dxa"/>
-              <w:bottom w:w="45" w:type="dxa"/>
-              <w:left w:w="50" w:type="dxa"/>
-              <w:right w:w="50" w:type="dxa"/>
+              <w:top w:w="35" w:type="dxa"/>
+              <w:bottom w:w="35" w:type="dxa"/>
+              <w:left w:w="40" w:type="dxa"/>
+              <w:right w:w="40" w:type="dxa"/>
             </w:tcMar>
           </w:tcPr>
           <w:p>
@@ -5976,10 +6371,10 @@
             <w:tcW w:type="dxa" w:w="2592"/>
             <w:shd w:fill="F4F8FA"/>
             <w:tcMar>
-              <w:top w:w="45" w:type="dxa"/>
-              <w:bottom w:w="45" w:type="dxa"/>
-              <w:left w:w="50" w:type="dxa"/>
-              <w:right w:w="50" w:type="dxa"/>
+              <w:top w:w="35" w:type="dxa"/>
+              <w:bottom w:w="35" w:type="dxa"/>
+              <w:left w:w="40" w:type="dxa"/>
+              <w:right w:w="40" w:type="dxa"/>
             </w:tcMar>
           </w:tcPr>
           <w:p>
@@ -6001,10 +6396,10 @@
             <w:tcW w:type="dxa" w:w="2304"/>
             <w:shd w:fill="F4F8FA"/>
             <w:tcMar>
-              <w:top w:w="45" w:type="dxa"/>
-              <w:bottom w:w="45" w:type="dxa"/>
-              <w:left w:w="50" w:type="dxa"/>
-              <w:right w:w="50" w:type="dxa"/>
+              <w:top w:w="35" w:type="dxa"/>
+              <w:bottom w:w="35" w:type="dxa"/>
+              <w:left w:w="40" w:type="dxa"/>
+              <w:right w:w="40" w:type="dxa"/>
             </w:tcMar>
           </w:tcPr>
           <w:p>
@@ -6017,19 +6412,19 @@
                 <w:color w:val="282828"/>
                 <w:sz w:val="15"/>
               </w:rPr>
-              <w:t>PV Systolic flow reversal</w:t>
+              <w:t>PV Systolic reversal</w:t>
             </w:r>
           </w:p>
         </w:tc>
         <w:tc>
           <w:tcPr>
-            <w:tcW w:type="dxa" w:w="1008"/>
+            <w:tcW w:type="dxa" w:w="864"/>
             <w:shd w:fill="F4F8FA"/>
             <w:tcMar>
-              <w:top w:w="45" w:type="dxa"/>
-              <w:bottom w:w="45" w:type="dxa"/>
-              <w:left w:w="50" w:type="dxa"/>
-              <w:right w:w="50" w:type="dxa"/>
+              <w:top w:w="35" w:type="dxa"/>
+              <w:bottom w:w="35" w:type="dxa"/>
+              <w:left w:w="40" w:type="dxa"/>
+              <w:right w:w="40" w:type="dxa"/>
             </w:tcMar>
           </w:tcPr>
           <w:p>
@@ -6048,13 +6443,13 @@
         </w:tc>
         <w:tc>
           <w:tcPr>
-            <w:tcW w:type="dxa" w:w="3024"/>
+            <w:tcW w:type="dxa" w:w="3168"/>
             <w:shd w:fill="F4F8FA"/>
             <w:tcMar>
-              <w:top w:w="45" w:type="dxa"/>
-              <w:bottom w:w="45" w:type="dxa"/>
-              <w:left w:w="50" w:type="dxa"/>
-              <w:right w:w="50" w:type="dxa"/>
+              <w:top w:w="35" w:type="dxa"/>
+              <w:bottom w:w="35" w:type="dxa"/>
+              <w:left w:w="40" w:type="dxa"/>
+              <w:right w:w="40" w:type="dxa"/>
             </w:tcMar>
           </w:tcPr>
           <w:p>
@@ -6078,10 +6473,10 @@
             <w:tcW w:type="dxa" w:w="1872"/>
             <w:shd w:fill="FFFFFF"/>
             <w:tcMar>
-              <w:top w:w="45" w:type="dxa"/>
-              <w:bottom w:w="45" w:type="dxa"/>
-              <w:left w:w="50" w:type="dxa"/>
-              <w:right w:w="50" w:type="dxa"/>
+              <w:top w:w="35" w:type="dxa"/>
+              <w:bottom w:w="35" w:type="dxa"/>
+              <w:left w:w="40" w:type="dxa"/>
+              <w:right w:w="40" w:type="dxa"/>
             </w:tcMar>
           </w:tcPr>
           <w:p>
@@ -6103,10 +6498,10 @@
             <w:tcW w:type="dxa" w:w="2592"/>
             <w:shd w:fill="FFFFFF"/>
             <w:tcMar>
-              <w:top w:w="45" w:type="dxa"/>
-              <w:bottom w:w="45" w:type="dxa"/>
-              <w:left w:w="50" w:type="dxa"/>
-              <w:right w:w="50" w:type="dxa"/>
+              <w:top w:w="35" w:type="dxa"/>
+              <w:bottom w:w="35" w:type="dxa"/>
+              <w:left w:w="40" w:type="dxa"/>
+              <w:right w:w="40" w:type="dxa"/>
             </w:tcMar>
           </w:tcPr>
           <w:p>
@@ -6128,10 +6523,10 @@
             <w:tcW w:type="dxa" w:w="2304"/>
             <w:shd w:fill="FFFFFF"/>
             <w:tcMar>
-              <w:top w:w="45" w:type="dxa"/>
-              <w:bottom w:w="45" w:type="dxa"/>
-              <w:left w:w="50" w:type="dxa"/>
-              <w:right w:w="50" w:type="dxa"/>
+              <w:top w:w="35" w:type="dxa"/>
+              <w:bottom w:w="35" w:type="dxa"/>
+              <w:left w:w="40" w:type="dxa"/>
+              <w:right w:w="40" w:type="dxa"/>
             </w:tcMar>
           </w:tcPr>
           <w:p>
@@ -6150,13 +6545,13 @@
         </w:tc>
         <w:tc>
           <w:tcPr>
-            <w:tcW w:type="dxa" w:w="1008"/>
+            <w:tcW w:type="dxa" w:w="864"/>
             <w:shd w:fill="FFFFFF"/>
             <w:tcMar>
-              <w:top w:w="45" w:type="dxa"/>
-              <w:bottom w:w="45" w:type="dxa"/>
-              <w:left w:w="50" w:type="dxa"/>
-              <w:right w:w="50" w:type="dxa"/>
+              <w:top w:w="35" w:type="dxa"/>
+              <w:bottom w:w="35" w:type="dxa"/>
+              <w:left w:w="40" w:type="dxa"/>
+              <w:right w:w="40" w:type="dxa"/>
             </w:tcMar>
           </w:tcPr>
           <w:p>
@@ -6175,13 +6570,13 @@
         </w:tc>
         <w:tc>
           <w:tcPr>
-            <w:tcW w:type="dxa" w:w="3024"/>
+            <w:tcW w:type="dxa" w:w="3168"/>
             <w:shd w:fill="FFFFFF"/>
             <w:tcMar>
-              <w:top w:w="45" w:type="dxa"/>
-              <w:bottom w:w="45" w:type="dxa"/>
-              <w:left w:w="50" w:type="dxa"/>
-              <w:right w:w="50" w:type="dxa"/>
+              <w:top w:w="35" w:type="dxa"/>
+              <w:bottom w:w="35" w:type="dxa"/>
+              <w:left w:w="40" w:type="dxa"/>
+              <w:right w:w="40" w:type="dxa"/>
             </w:tcMar>
           </w:tcPr>
           <w:p>
@@ -6205,10 +6600,10 @@
             <w:tcW w:type="dxa" w:w="1872"/>
             <w:shd w:fill="F4F8FA"/>
             <w:tcMar>
-              <w:top w:w="45" w:type="dxa"/>
-              <w:bottom w:w="45" w:type="dxa"/>
-              <w:left w:w="50" w:type="dxa"/>
-              <w:right w:w="50" w:type="dxa"/>
+              <w:top w:w="35" w:type="dxa"/>
+              <w:bottom w:w="35" w:type="dxa"/>
+              <w:left w:w="40" w:type="dxa"/>
+              <w:right w:w="40" w:type="dxa"/>
             </w:tcMar>
           </w:tcPr>
           <w:p>
@@ -6230,10 +6625,10 @@
             <w:tcW w:type="dxa" w:w="2592"/>
             <w:shd w:fill="F4F8FA"/>
             <w:tcMar>
-              <w:top w:w="45" w:type="dxa"/>
-              <w:bottom w:w="45" w:type="dxa"/>
-              <w:left w:w="50" w:type="dxa"/>
-              <w:right w:w="50" w:type="dxa"/>
+              <w:top w:w="35" w:type="dxa"/>
+              <w:bottom w:w="35" w:type="dxa"/>
+              <w:left w:w="40" w:type="dxa"/>
+              <w:right w:w="40" w:type="dxa"/>
             </w:tcMar>
           </w:tcPr>
           <w:p>
@@ -6255,10 +6650,10 @@
             <w:tcW w:type="dxa" w:w="2304"/>
             <w:shd w:fill="F4F8FA"/>
             <w:tcMar>
-              <w:top w:w="45" w:type="dxa"/>
-              <w:bottom w:w="45" w:type="dxa"/>
-              <w:left w:w="50" w:type="dxa"/>
-              <w:right w:w="50" w:type="dxa"/>
+              <w:top w:w="35" w:type="dxa"/>
+              <w:bottom w:w="35" w:type="dxa"/>
+              <w:left w:w="40" w:type="dxa"/>
+              <w:right w:w="40" w:type="dxa"/>
             </w:tcMar>
           </w:tcPr>
           <w:p>
@@ -6277,13 +6672,13 @@
         </w:tc>
         <w:tc>
           <w:tcPr>
-            <w:tcW w:type="dxa" w:w="1008"/>
+            <w:tcW w:type="dxa" w:w="864"/>
             <w:shd w:fill="F4F8FA"/>
             <w:tcMar>
-              <w:top w:w="45" w:type="dxa"/>
-              <w:bottom w:w="45" w:type="dxa"/>
-              <w:left w:w="50" w:type="dxa"/>
-              <w:right w:w="50" w:type="dxa"/>
+              <w:top w:w="35" w:type="dxa"/>
+              <w:bottom w:w="35" w:type="dxa"/>
+              <w:left w:w="40" w:type="dxa"/>
+              <w:right w:w="40" w:type="dxa"/>
             </w:tcMar>
           </w:tcPr>
           <w:p>
@@ -6302,13 +6697,13 @@
         </w:tc>
         <w:tc>
           <w:tcPr>
-            <w:tcW w:type="dxa" w:w="3024"/>
+            <w:tcW w:type="dxa" w:w="3168"/>
             <w:shd w:fill="F4F8FA"/>
             <w:tcMar>
-              <w:top w:w="45" w:type="dxa"/>
-              <w:bottom w:w="45" w:type="dxa"/>
-              <w:left w:w="50" w:type="dxa"/>
-              <w:right w:w="50" w:type="dxa"/>
+              <w:top w:w="35" w:type="dxa"/>
+              <w:bottom w:w="35" w:type="dxa"/>
+              <w:left w:w="40" w:type="dxa"/>
+              <w:right w:w="40" w:type="dxa"/>
             </w:tcMar>
           </w:tcPr>
           <w:p>
@@ -6332,10 +6727,10 @@
             <w:tcW w:type="dxa" w:w="1872"/>
             <w:shd w:fill="FFFFFF"/>
             <w:tcMar>
-              <w:top w:w="45" w:type="dxa"/>
-              <w:bottom w:w="45" w:type="dxa"/>
-              <w:left w:w="50" w:type="dxa"/>
-              <w:right w:w="50" w:type="dxa"/>
+              <w:top w:w="35" w:type="dxa"/>
+              <w:bottom w:w="35" w:type="dxa"/>
+              <w:left w:w="40" w:type="dxa"/>
+              <w:right w:w="40" w:type="dxa"/>
             </w:tcMar>
           </w:tcPr>
           <w:p>
@@ -6357,10 +6752,10 @@
             <w:tcW w:type="dxa" w:w="2592"/>
             <w:shd w:fill="FFFFFF"/>
             <w:tcMar>
-              <w:top w:w="45" w:type="dxa"/>
-              <w:bottom w:w="45" w:type="dxa"/>
-              <w:left w:w="50" w:type="dxa"/>
-              <w:right w:w="50" w:type="dxa"/>
+              <w:top w:w="35" w:type="dxa"/>
+              <w:bottom w:w="35" w:type="dxa"/>
+              <w:left w:w="40" w:type="dxa"/>
+              <w:right w:w="40" w:type="dxa"/>
             </w:tcMar>
           </w:tcPr>
           <w:p>
@@ -6383,10 +6778,10 @@
             <w:tcW w:type="dxa" w:w="2304"/>
             <w:shd w:fill="FFFFFF"/>
             <w:tcMar>
-              <w:top w:w="45" w:type="dxa"/>
-              <w:bottom w:w="45" w:type="dxa"/>
-              <w:left w:w="50" w:type="dxa"/>
-              <w:right w:w="50" w:type="dxa"/>
+              <w:top w:w="35" w:type="dxa"/>
+              <w:bottom w:w="35" w:type="dxa"/>
+              <w:left w:w="40" w:type="dxa"/>
+              <w:right w:w="40" w:type="dxa"/>
             </w:tcMar>
           </w:tcPr>
           <w:p>
@@ -6405,13 +6800,13 @@
         </w:tc>
         <w:tc>
           <w:tcPr>
-            <w:tcW w:type="dxa" w:w="1008"/>
+            <w:tcW w:type="dxa" w:w="864"/>
             <w:shd w:fill="FFFFFF"/>
             <w:tcMar>
-              <w:top w:w="45" w:type="dxa"/>
-              <w:bottom w:w="45" w:type="dxa"/>
-              <w:left w:w="50" w:type="dxa"/>
-              <w:right w:w="50" w:type="dxa"/>
+              <w:top w:w="35" w:type="dxa"/>
+              <w:bottom w:w="35" w:type="dxa"/>
+              <w:left w:w="40" w:type="dxa"/>
+              <w:right w:w="40" w:type="dxa"/>
             </w:tcMar>
           </w:tcPr>
           <w:p>
@@ -6430,13 +6825,13 @@
         </w:tc>
         <w:tc>
           <w:tcPr>
-            <w:tcW w:type="dxa" w:w="3024"/>
+            <w:tcW w:type="dxa" w:w="3168"/>
             <w:shd w:fill="FFFFFF"/>
             <w:tcMar>
-              <w:top w:w="45" w:type="dxa"/>
-              <w:bottom w:w="45" w:type="dxa"/>
-              <w:left w:w="50" w:type="dxa"/>
-              <w:right w:w="50" w:type="dxa"/>
+              <w:top w:w="35" w:type="dxa"/>
+              <w:bottom w:w="35" w:type="dxa"/>
+              <w:left w:w="40" w:type="dxa"/>
+              <w:right w:w="40" w:type="dxa"/>
             </w:tcMar>
           </w:tcPr>
           <w:p>
@@ -6460,10 +6855,10 @@
             <w:tcW w:type="dxa" w:w="1872"/>
             <w:shd w:fill="F4F8FA"/>
             <w:tcMar>
-              <w:top w:w="45" w:type="dxa"/>
-              <w:bottom w:w="45" w:type="dxa"/>
-              <w:left w:w="50" w:type="dxa"/>
-              <w:right w:w="50" w:type="dxa"/>
+              <w:top w:w="35" w:type="dxa"/>
+              <w:bottom w:w="35" w:type="dxa"/>
+              <w:left w:w="40" w:type="dxa"/>
+              <w:right w:w="40" w:type="dxa"/>
             </w:tcMar>
           </w:tcPr>
           <w:p>
@@ -6485,10 +6880,10 @@
             <w:tcW w:type="dxa" w:w="2592"/>
             <w:shd w:fill="F4F8FA"/>
             <w:tcMar>
-              <w:top w:w="45" w:type="dxa"/>
-              <w:bottom w:w="45" w:type="dxa"/>
-              <w:left w:w="50" w:type="dxa"/>
-              <w:right w:w="50" w:type="dxa"/>
+              <w:top w:w="35" w:type="dxa"/>
+              <w:bottom w:w="35" w:type="dxa"/>
+              <w:left w:w="40" w:type="dxa"/>
+              <w:right w:w="40" w:type="dxa"/>
             </w:tcMar>
           </w:tcPr>
           <w:p>
@@ -6510,10 +6905,10 @@
             <w:tcW w:type="dxa" w:w="2304"/>
             <w:shd w:fill="F4F8FA"/>
             <w:tcMar>
-              <w:top w:w="45" w:type="dxa"/>
-              <w:bottom w:w="45" w:type="dxa"/>
-              <w:left w:w="50" w:type="dxa"/>
-              <w:right w:w="50" w:type="dxa"/>
+              <w:top w:w="35" w:type="dxa"/>
+              <w:bottom w:w="35" w:type="dxa"/>
+              <w:left w:w="40" w:type="dxa"/>
+              <w:right w:w="40" w:type="dxa"/>
             </w:tcMar>
           </w:tcPr>
           <w:p>
@@ -6526,19 +6921,19 @@
                 <w:color w:val="282828"/>
                 <w:sz w:val="15"/>
               </w:rPr>
-              <w:t>Hepatic vein flow reversal</w:t>
+              <w:t>Hepatic vein reversal</w:t>
             </w:r>
           </w:p>
         </w:tc>
         <w:tc>
           <w:tcPr>
-            <w:tcW w:type="dxa" w:w="1008"/>
+            <w:tcW w:type="dxa" w:w="864"/>
             <w:shd w:fill="F4F8FA"/>
             <w:tcMar>
-              <w:top w:w="45" w:type="dxa"/>
-              <w:bottom w:w="45" w:type="dxa"/>
-              <w:left w:w="50" w:type="dxa"/>
-              <w:right w:w="50" w:type="dxa"/>
+              <w:top w:w="35" w:type="dxa"/>
+              <w:bottom w:w="35" w:type="dxa"/>
+              <w:left w:w="40" w:type="dxa"/>
+              <w:right w:w="40" w:type="dxa"/>
             </w:tcMar>
           </w:tcPr>
           <w:p>
@@ -6557,13 +6952,13 @@
         </w:tc>
         <w:tc>
           <w:tcPr>
-            <w:tcW w:type="dxa" w:w="3024"/>
+            <w:tcW w:type="dxa" w:w="3168"/>
             <w:shd w:fill="F4F8FA"/>
             <w:tcMar>
-              <w:top w:w="45" w:type="dxa"/>
-              <w:bottom w:w="45" w:type="dxa"/>
-              <w:left w:w="50" w:type="dxa"/>
-              <w:right w:w="50" w:type="dxa"/>
+              <w:top w:w="35" w:type="dxa"/>
+              <w:bottom w:w="35" w:type="dxa"/>
+              <w:left w:w="40" w:type="dxa"/>
+              <w:right w:w="40" w:type="dxa"/>
             </w:tcMar>
           </w:tcPr>
           <w:p>
@@ -6587,10 +6982,10 @@
             <w:tcW w:type="dxa" w:w="1872"/>
             <w:shd w:fill="FFFFFF"/>
             <w:tcMar>
-              <w:top w:w="45" w:type="dxa"/>
-              <w:bottom w:w="45" w:type="dxa"/>
-              <w:left w:w="50" w:type="dxa"/>
-              <w:right w:w="50" w:type="dxa"/>
+              <w:top w:w="35" w:type="dxa"/>
+              <w:bottom w:w="35" w:type="dxa"/>
+              <w:left w:w="40" w:type="dxa"/>
+              <w:right w:w="40" w:type="dxa"/>
             </w:tcMar>
           </w:tcPr>
           <w:p>
@@ -6612,10 +7007,10 @@
             <w:tcW w:type="dxa" w:w="2592"/>
             <w:shd w:fill="FFFFFF"/>
             <w:tcMar>
-              <w:top w:w="45" w:type="dxa"/>
-              <w:bottom w:w="45" w:type="dxa"/>
-              <w:left w:w="50" w:type="dxa"/>
-              <w:right w:w="50" w:type="dxa"/>
+              <w:top w:w="35" w:type="dxa"/>
+              <w:bottom w:w="35" w:type="dxa"/>
+              <w:left w:w="40" w:type="dxa"/>
+              <w:right w:w="40" w:type="dxa"/>
             </w:tcMar>
           </w:tcPr>
           <w:p>
@@ -6637,10 +7032,10 @@
             <w:tcW w:type="dxa" w:w="2304"/>
             <w:shd w:fill="FFFFFF"/>
             <w:tcMar>
-              <w:top w:w="45" w:type="dxa"/>
-              <w:bottom w:w="45" w:type="dxa"/>
-              <w:left w:w="50" w:type="dxa"/>
-              <w:right w:w="50" w:type="dxa"/>
+              <w:top w:w="35" w:type="dxa"/>
+              <w:bottom w:w="35" w:type="dxa"/>
+              <w:left w:w="40" w:type="dxa"/>
+              <w:right w:w="40" w:type="dxa"/>
             </w:tcMar>
           </w:tcPr>
           <w:p>
@@ -6659,13 +7054,13 @@
         </w:tc>
         <w:tc>
           <w:tcPr>
-            <w:tcW w:type="dxa" w:w="1008"/>
+            <w:tcW w:type="dxa" w:w="864"/>
             <w:shd w:fill="FFFFFF"/>
             <w:tcMar>
-              <w:top w:w="45" w:type="dxa"/>
-              <w:bottom w:w="45" w:type="dxa"/>
-              <w:left w:w="50" w:type="dxa"/>
-              <w:right w:w="50" w:type="dxa"/>
+              <w:top w:w="35" w:type="dxa"/>
+              <w:bottom w:w="35" w:type="dxa"/>
+              <w:left w:w="40" w:type="dxa"/>
+              <w:right w:w="40" w:type="dxa"/>
             </w:tcMar>
           </w:tcPr>
           <w:p>
@@ -6684,13 +7079,13 @@
         </w:tc>
         <w:tc>
           <w:tcPr>
-            <w:tcW w:type="dxa" w:w="3024"/>
+            <w:tcW w:type="dxa" w:w="3168"/>
             <w:shd w:fill="FFFFFF"/>
             <w:tcMar>
-              <w:top w:w="45" w:type="dxa"/>
-              <w:bottom w:w="45" w:type="dxa"/>
-              <w:left w:w="50" w:type="dxa"/>
-              <w:right w:w="50" w:type="dxa"/>
+              <w:top w:w="35" w:type="dxa"/>
+              <w:bottom w:w="35" w:type="dxa"/>
+              <w:left w:w="40" w:type="dxa"/>
+              <w:right w:w="40" w:type="dxa"/>
             </w:tcMar>
           </w:tcPr>
           <w:p>
@@ -6714,10 +7109,10 @@
             <w:tcW w:type="dxa" w:w="1872"/>
             <w:shd w:fill="F4F8FA"/>
             <w:tcMar>
-              <w:top w:w="45" w:type="dxa"/>
-              <w:bottom w:w="45" w:type="dxa"/>
-              <w:left w:w="50" w:type="dxa"/>
-              <w:right w:w="50" w:type="dxa"/>
+              <w:top w:w="35" w:type="dxa"/>
+              <w:bottom w:w="35" w:type="dxa"/>
+              <w:left w:w="40" w:type="dxa"/>
+              <w:right w:w="40" w:type="dxa"/>
             </w:tcMar>
           </w:tcPr>
           <w:p>
@@ -6739,10 +7134,10 @@
             <w:tcW w:type="dxa" w:w="2592"/>
             <w:shd w:fill="F4F8FA"/>
             <w:tcMar>
-              <w:top w:w="45" w:type="dxa"/>
-              <w:bottom w:w="45" w:type="dxa"/>
-              <w:left w:w="50" w:type="dxa"/>
-              <w:right w:w="50" w:type="dxa"/>
+              <w:top w:w="35" w:type="dxa"/>
+              <w:bottom w:w="35" w:type="dxa"/>
+              <w:left w:w="40" w:type="dxa"/>
+              <w:right w:w="40" w:type="dxa"/>
             </w:tcMar>
           </w:tcPr>
           <w:p>
@@ -6764,10 +7159,10 @@
             <w:tcW w:type="dxa" w:w="2304"/>
             <w:shd w:fill="F4F8FA"/>
             <w:tcMar>
-              <w:top w:w="45" w:type="dxa"/>
-              <w:bottom w:w="45" w:type="dxa"/>
-              <w:left w:w="50" w:type="dxa"/>
-              <w:right w:w="50" w:type="dxa"/>
+              <w:top w:w="35" w:type="dxa"/>
+              <w:bottom w:w="35" w:type="dxa"/>
+              <w:left w:w="40" w:type="dxa"/>
+              <w:right w:w="40" w:type="dxa"/>
             </w:tcMar>
           </w:tcPr>
           <w:p>
@@ -6786,13 +7181,13 @@
         </w:tc>
         <w:tc>
           <w:tcPr>
-            <w:tcW w:type="dxa" w:w="1008"/>
+            <w:tcW w:type="dxa" w:w="864"/>
             <w:shd w:fill="F4F8FA"/>
             <w:tcMar>
-              <w:top w:w="45" w:type="dxa"/>
-              <w:bottom w:w="45" w:type="dxa"/>
-              <w:left w:w="50" w:type="dxa"/>
-              <w:right w:w="50" w:type="dxa"/>
+              <w:top w:w="35" w:type="dxa"/>
+              <w:bottom w:w="35" w:type="dxa"/>
+              <w:left w:w="40" w:type="dxa"/>
+              <w:right w:w="40" w:type="dxa"/>
             </w:tcMar>
           </w:tcPr>
           <w:p>
@@ -6811,13 +7206,13 @@
         </w:tc>
         <w:tc>
           <w:tcPr>
-            <w:tcW w:type="dxa" w:w="3024"/>
+            <w:tcW w:type="dxa" w:w="3168"/>
             <w:shd w:fill="F4F8FA"/>
             <w:tcMar>
-              <w:top w:w="45" w:type="dxa"/>
-              <w:bottom w:w="45" w:type="dxa"/>
-              <w:left w:w="50" w:type="dxa"/>
-              <w:right w:w="50" w:type="dxa"/>
+              <w:top w:w="35" w:type="dxa"/>
+              <w:bottom w:w="35" w:type="dxa"/>
+              <w:left w:w="40" w:type="dxa"/>
+              <w:right w:w="40" w:type="dxa"/>
             </w:tcMar>
           </w:tcPr>
           <w:p>
@@ -6841,10 +7236,10 @@
             <w:tcW w:type="dxa" w:w="1872"/>
             <w:shd w:fill="FFFFFF"/>
             <w:tcMar>
-              <w:top w:w="45" w:type="dxa"/>
-              <w:bottom w:w="45" w:type="dxa"/>
-              <w:left w:w="50" w:type="dxa"/>
-              <w:right w:w="50" w:type="dxa"/>
+              <w:top w:w="35" w:type="dxa"/>
+              <w:bottom w:w="35" w:type="dxa"/>
+              <w:left w:w="40" w:type="dxa"/>
+              <w:right w:w="40" w:type="dxa"/>
             </w:tcMar>
           </w:tcPr>
           <w:p>
@@ -6866,10 +7261,10 @@
             <w:tcW w:type="dxa" w:w="2592"/>
             <w:shd w:fill="FFFFFF"/>
             <w:tcMar>
-              <w:top w:w="45" w:type="dxa"/>
-              <w:bottom w:w="45" w:type="dxa"/>
-              <w:left w:w="50" w:type="dxa"/>
-              <w:right w:w="50" w:type="dxa"/>
+              <w:top w:w="35" w:type="dxa"/>
+              <w:bottom w:w="35" w:type="dxa"/>
+              <w:left w:w="40" w:type="dxa"/>
+              <w:right w:w="40" w:type="dxa"/>
             </w:tcMar>
           </w:tcPr>
           <w:p>
@@ -6891,10 +7286,10 @@
             <w:tcW w:type="dxa" w:w="2304"/>
             <w:shd w:fill="FFFFFF"/>
             <w:tcMar>
-              <w:top w:w="45" w:type="dxa"/>
-              <w:bottom w:w="45" w:type="dxa"/>
-              <w:left w:w="50" w:type="dxa"/>
-              <w:right w:w="50" w:type="dxa"/>
+              <w:top w:w="35" w:type="dxa"/>
+              <w:bottom w:w="35" w:type="dxa"/>
+              <w:left w:w="40" w:type="dxa"/>
+              <w:right w:w="40" w:type="dxa"/>
             </w:tcMar>
           </w:tcPr>
           <w:p>
@@ -6907,19 +7302,19 @@
                 <w:color w:val="282828"/>
                 <w:sz w:val="15"/>
               </w:rPr>
-              <w:t>PR Index (PR dur / Diastole)</w:t>
+              <w:t>PR Index (dur / Diastole)</w:t>
             </w:r>
           </w:p>
         </w:tc>
         <w:tc>
           <w:tcPr>
-            <w:tcW w:type="dxa" w:w="1008"/>
+            <w:tcW w:type="dxa" w:w="864"/>
             <w:shd w:fill="FFFFFF"/>
             <w:tcMar>
-              <w:top w:w="45" w:type="dxa"/>
-              <w:bottom w:w="45" w:type="dxa"/>
-              <w:left w:w="50" w:type="dxa"/>
-              <w:right w:w="50" w:type="dxa"/>
+              <w:top w:w="35" w:type="dxa"/>
+              <w:bottom w:w="35" w:type="dxa"/>
+              <w:left w:w="40" w:type="dxa"/>
+              <w:right w:w="40" w:type="dxa"/>
             </w:tcMar>
           </w:tcPr>
           <w:p>
@@ -6938,13 +7333,13 @@
         </w:tc>
         <w:tc>
           <w:tcPr>
-            <w:tcW w:type="dxa" w:w="3024"/>
+            <w:tcW w:type="dxa" w:w="3168"/>
             <w:shd w:fill="FFFFFF"/>
             <w:tcMar>
-              <w:top w:w="45" w:type="dxa"/>
-              <w:bottom w:w="45" w:type="dxa"/>
-              <w:left w:w="50" w:type="dxa"/>
-              <w:right w:w="50" w:type="dxa"/>
+              <w:top w:w="35" w:type="dxa"/>
+              <w:bottom w:w="35" w:type="dxa"/>
+              <w:left w:w="40" w:type="dxa"/>
+              <w:right w:w="40" w:type="dxa"/>
             </w:tcMar>
           </w:tcPr>
           <w:p>
@@ -6965,16 +7360,16 @@
     </w:tbl>
     <w:p>
       <w:pPr>
-        <w:spacing w:before="140" w:after="40"/>
+        <w:spacing w:before="120" w:after="40"/>
       </w:pPr>
       <w:r>
         <w:rPr>
           <w:rFonts w:ascii="Meiryo" w:hAnsi="Meiryo"/>
           <w:b/>
           <w:color w:val="005AA0"/>
-          <w:sz w:val="21"/>
+          <w:sz w:val="20"/>
         </w:rPr>
-        <w:t>5. 🫁 先進血行動態指標（Qp/Qs・PVR・RV-PAカップリング）</w:t>
+        <w:t>5. 🫁 先進血行動態指標（Qp/Qs・PVR・RV-PAカップリング）＆ 右心系・大血管</w:t>
       </w:r>
     </w:p>
     <w:tbl>
@@ -6992,11 +7387,11 @@
         </w:tblBorders>
       </w:tblPr>
       <w:tblGrid>
-        <w:gridCol w:w="2218"/>
-        <w:gridCol w:w="2218"/>
-        <w:gridCol w:w="2218"/>
-        <w:gridCol w:w="2218"/>
-        <w:gridCol w:w="2218"/>
+        <w:gridCol w:w="2229"/>
+        <w:gridCol w:w="2229"/>
+        <w:gridCol w:w="2229"/>
+        <w:gridCol w:w="2229"/>
+        <w:gridCol w:w="2229"/>
       </w:tblGrid>
       <w:tr>
         <w:tc>
@@ -7004,10 +7399,10 @@
             <w:tcW w:type="dxa" w:w="1872"/>
             <w:shd w:fill="005691"/>
             <w:tcMar>
-              <w:top w:w="70" w:type="dxa"/>
-              <w:bottom w:w="70" w:type="dxa"/>
-              <w:left w:w="50" w:type="dxa"/>
-              <w:right w:w="50" w:type="dxa"/>
+              <w:top w:w="60" w:type="dxa"/>
+              <w:bottom w:w="60" w:type="dxa"/>
+              <w:left w:w="40" w:type="dxa"/>
+              <w:right w:w="40" w:type="dxa"/>
             </w:tcMar>
           </w:tcPr>
           <w:p>
@@ -7019,9 +7414,9 @@
                 <w:rFonts w:ascii="Meiryo" w:hAnsi="Meiryo"/>
                 <w:b/>
                 <w:color w:val="FFFFFF"/>
-                <w:sz w:val="16"/>
+                <w:sz w:val="15"/>
               </w:rPr>
-              <w:t>演算領域</w:t>
+              <w:t>演算・形態領域</w:t>
             </w:r>
           </w:p>
         </w:tc>
@@ -7030,10 +7425,10 @@
             <w:tcW w:type="dxa" w:w="2592"/>
             <w:shd w:fill="005691"/>
             <w:tcMar>
-              <w:top w:w="70" w:type="dxa"/>
-              <w:bottom w:w="70" w:type="dxa"/>
-              <w:left w:w="50" w:type="dxa"/>
-              <w:right w:w="50" w:type="dxa"/>
+              <w:top w:w="60" w:type="dxa"/>
+              <w:bottom w:w="60" w:type="dxa"/>
+              <w:left w:w="40" w:type="dxa"/>
+              <w:right w:w="40" w:type="dxa"/>
             </w:tcMar>
           </w:tcPr>
           <w:p>
@@ -7045,7 +7440,7 @@
                 <w:rFonts w:ascii="Meiryo" w:hAnsi="Meiryo"/>
                 <w:b/>
                 <w:color w:val="FFFFFF"/>
-                <w:sz w:val="16"/>
+                <w:sz w:val="15"/>
               </w:rPr>
               <w:t>SR連携推奨項目</w:t>
             </w:r>
@@ -7056,10 +7451,10 @@
             <w:tcW w:type="dxa" w:w="2304"/>
             <w:shd w:fill="005691"/>
             <w:tcMar>
-              <w:top w:w="70" w:type="dxa"/>
-              <w:bottom w:w="70" w:type="dxa"/>
-              <w:left w:w="50" w:type="dxa"/>
-              <w:right w:w="50" w:type="dxa"/>
+              <w:top w:w="60" w:type="dxa"/>
+              <w:bottom w:w="60" w:type="dxa"/>
+              <w:left w:w="40" w:type="dxa"/>
+              <w:right w:w="40" w:type="dxa"/>
             </w:tcMar>
           </w:tcPr>
           <w:p>
@@ -7071,7 +7466,7 @@
                 <w:rFonts w:ascii="Meiryo" w:hAnsi="Meiryo"/>
                 <w:b/>
                 <w:color w:val="FFFFFF"/>
-                <w:sz w:val="16"/>
+                <w:sz w:val="15"/>
               </w:rPr>
               <w:t>英語表記 / DICOMタグ</w:t>
             </w:r>
@@ -7079,13 +7474,13 @@
         </w:tc>
         <w:tc>
           <w:tcPr>
-            <w:tcW w:type="dxa" w:w="1008"/>
+            <w:tcW w:type="dxa" w:w="864"/>
             <w:shd w:fill="005691"/>
             <w:tcMar>
-              <w:top w:w="70" w:type="dxa"/>
-              <w:bottom w:w="70" w:type="dxa"/>
-              <w:left w:w="50" w:type="dxa"/>
-              <w:right w:w="50" w:type="dxa"/>
+              <w:top w:w="60" w:type="dxa"/>
+              <w:bottom w:w="60" w:type="dxa"/>
+              <w:left w:w="40" w:type="dxa"/>
+              <w:right w:w="40" w:type="dxa"/>
             </w:tcMar>
           </w:tcPr>
           <w:p>
@@ -7097,7 +7492,7 @@
                 <w:rFonts w:ascii="Meiryo" w:hAnsi="Meiryo"/>
                 <w:b/>
                 <w:color w:val="FFFFFF"/>
-                <w:sz w:val="16"/>
+                <w:sz w:val="15"/>
               </w:rPr>
               <w:t>単位</w:t>
             </w:r>
@@ -7105,13 +7500,13 @@
         </w:tc>
         <w:tc>
           <w:tcPr>
-            <w:tcW w:type="dxa" w:w="3024"/>
+            <w:tcW w:type="dxa" w:w="3168"/>
             <w:shd w:fill="005691"/>
             <w:tcMar>
-              <w:top w:w="70" w:type="dxa"/>
-              <w:bottom w:w="70" w:type="dxa"/>
-              <w:left w:w="50" w:type="dxa"/>
-              <w:right w:w="50" w:type="dxa"/>
+              <w:top w:w="60" w:type="dxa"/>
+              <w:bottom w:w="60" w:type="dxa"/>
+              <w:left w:w="40" w:type="dxa"/>
+              <w:right w:w="40" w:type="dxa"/>
             </w:tcMar>
           </w:tcPr>
           <w:p>
@@ -7123,7 +7518,7 @@
                 <w:rFonts w:ascii="Meiryo" w:hAnsi="Meiryo"/>
                 <w:b/>
                 <w:color w:val="FFFFFF"/>
-                <w:sz w:val="16"/>
+                <w:sz w:val="15"/>
               </w:rPr>
               <w:t>計算ロジック・臨床判断基準</w:t>
             </w:r>
@@ -7136,10 +7531,10 @@
             <w:tcW w:type="dxa" w:w="1872"/>
             <w:shd w:fill="FFFFFF"/>
             <w:tcMar>
-              <w:top w:w="45" w:type="dxa"/>
-              <w:bottom w:w="45" w:type="dxa"/>
-              <w:left w:w="50" w:type="dxa"/>
-              <w:right w:w="50" w:type="dxa"/>
+              <w:top w:w="35" w:type="dxa"/>
+              <w:bottom w:w="35" w:type="dxa"/>
+              <w:left w:w="40" w:type="dxa"/>
+              <w:right w:w="40" w:type="dxa"/>
             </w:tcMar>
           </w:tcPr>
           <w:p>
@@ -7161,10 +7556,10 @@
             <w:tcW w:type="dxa" w:w="2592"/>
             <w:shd w:fill="FFFFFF"/>
             <w:tcMar>
-              <w:top w:w="45" w:type="dxa"/>
-              <w:bottom w:w="45" w:type="dxa"/>
-              <w:left w:w="50" w:type="dxa"/>
-              <w:right w:w="50" w:type="dxa"/>
+              <w:top w:w="35" w:type="dxa"/>
+              <w:bottom w:w="35" w:type="dxa"/>
+              <w:left w:w="40" w:type="dxa"/>
+              <w:right w:w="40" w:type="dxa"/>
             </w:tcMar>
           </w:tcPr>
           <w:p>
@@ -7187,10 +7582,10 @@
             <w:tcW w:type="dxa" w:w="2304"/>
             <w:shd w:fill="FFFFFF"/>
             <w:tcMar>
-              <w:top w:w="45" w:type="dxa"/>
-              <w:bottom w:w="45" w:type="dxa"/>
-              <w:left w:w="50" w:type="dxa"/>
-              <w:right w:w="50" w:type="dxa"/>
+              <w:top w:w="35" w:type="dxa"/>
+              <w:bottom w:w="35" w:type="dxa"/>
+              <w:left w:w="40" w:type="dxa"/>
+              <w:right w:w="40" w:type="dxa"/>
             </w:tcMar>
           </w:tcPr>
           <w:p>
@@ -7209,13 +7604,13 @@
         </w:tc>
         <w:tc>
           <w:tcPr>
-            <w:tcW w:type="dxa" w:w="1008"/>
+            <w:tcW w:type="dxa" w:w="864"/>
             <w:shd w:fill="FFFFFF"/>
             <w:tcMar>
-              <w:top w:w="45" w:type="dxa"/>
-              <w:bottom w:w="45" w:type="dxa"/>
-              <w:left w:w="50" w:type="dxa"/>
-              <w:right w:w="50" w:type="dxa"/>
+              <w:top w:w="35" w:type="dxa"/>
+              <w:bottom w:w="35" w:type="dxa"/>
+              <w:left w:w="40" w:type="dxa"/>
+              <w:right w:w="40" w:type="dxa"/>
             </w:tcMar>
           </w:tcPr>
           <w:p>
@@ -7234,13 +7629,13 @@
         </w:tc>
         <w:tc>
           <w:tcPr>
-            <w:tcW w:type="dxa" w:w="3024"/>
+            <w:tcW w:type="dxa" w:w="3168"/>
             <w:shd w:fill="FFFFFF"/>
             <w:tcMar>
-              <w:top w:w="45" w:type="dxa"/>
-              <w:bottom w:w="45" w:type="dxa"/>
-              <w:left w:w="50" w:type="dxa"/>
-              <w:right w:w="50" w:type="dxa"/>
+              <w:top w:w="35" w:type="dxa"/>
+              <w:bottom w:w="35" w:type="dxa"/>
+              <w:left w:w="40" w:type="dxa"/>
+              <w:right w:w="40" w:type="dxa"/>
             </w:tcMar>
           </w:tcPr>
           <w:p>
@@ -7253,7 +7648,7 @@
                 <w:color w:val="282828"/>
                 <w:sz w:val="15"/>
               </w:rPr>
-              <w:t>ASD/VSD/PDAの評価。正常 1.0, &gt; 1.5 で閉鎖適応</w:t>
+              <w:t>ASD/VSD/PDA。RVOT/LVOTの径・VTIより算出 (&gt;1.5 閉鎖適応)</w:t>
             </w:r>
           </w:p>
         </w:tc>
@@ -7264,264 +7659,10 @@
             <w:tcW w:type="dxa" w:w="1872"/>
             <w:shd w:fill="F4F8FA"/>
             <w:tcMar>
-              <w:top w:w="45" w:type="dxa"/>
-              <w:bottom w:w="45" w:type="dxa"/>
-              <w:left w:w="50" w:type="dxa"/>
-              <w:right w:w="50" w:type="dxa"/>
-            </w:tcMar>
-          </w:tcPr>
-          <w:p>
-            <w:pPr>
-              <w:jc w:val="left"/>
-            </w:pPr>
-            <w:r>
-              <w:rPr>
-                <w:rFonts w:ascii="Meiryo" w:hAnsi="Meiryo"/>
-                <w:color w:val="282828"/>
-                <w:sz w:val="15"/>
-              </w:rPr>
-              <w:t>Qp/Qs 基礎データ</w:t>
-            </w:r>
-          </w:p>
-        </w:tc>
-        <w:tc>
-          <w:tcPr>
-            <w:tcW w:type="dxa" w:w="2592"/>
-            <w:shd w:fill="F4F8FA"/>
-            <w:tcMar>
-              <w:top w:w="45" w:type="dxa"/>
-              <w:bottom w:w="45" w:type="dxa"/>
-              <w:left w:w="50" w:type="dxa"/>
-              <w:right w:w="50" w:type="dxa"/>
-            </w:tcMar>
-          </w:tcPr>
-          <w:p>
-            <w:pPr>
-              <w:jc w:val="left"/>
-            </w:pPr>
-            <w:r>
-              <w:rPr>
-                <w:rFonts w:ascii="Meiryo" w:hAnsi="Meiryo"/>
-                <w:color w:val="282828"/>
-                <w:sz w:val="15"/>
-              </w:rPr>
-              <w:t>右室流出道径 / RVOT VTI</w:t>
-            </w:r>
-          </w:p>
-        </w:tc>
-        <w:tc>
-          <w:tcPr>
-            <w:tcW w:type="dxa" w:w="2304"/>
-            <w:shd w:fill="F4F8FA"/>
-            <w:tcMar>
-              <w:top w:w="45" w:type="dxa"/>
-              <w:bottom w:w="45" w:type="dxa"/>
-              <w:left w:w="50" w:type="dxa"/>
-              <w:right w:w="50" w:type="dxa"/>
-            </w:tcMar>
-          </w:tcPr>
-          <w:p>
-            <w:pPr>
-              <w:jc w:val="center"/>
-            </w:pPr>
-            <w:r>
-              <w:rPr>
-                <w:rFonts w:ascii="Meiryo" w:hAnsi="Meiryo"/>
-                <w:color w:val="282828"/>
-                <w:sz w:val="15"/>
-              </w:rPr>
-              <w:t>RVOT diam / RVOT VTI</w:t>
-            </w:r>
-          </w:p>
-        </w:tc>
-        <w:tc>
-          <w:tcPr>
-            <w:tcW w:type="dxa" w:w="1008"/>
-            <w:shd w:fill="F4F8FA"/>
-            <w:tcMar>
-              <w:top w:w="45" w:type="dxa"/>
-              <w:bottom w:w="45" w:type="dxa"/>
-              <w:left w:w="50" w:type="dxa"/>
-              <w:right w:w="50" w:type="dxa"/>
-            </w:tcMar>
-          </w:tcPr>
-          <w:p>
-            <w:pPr>
-              <w:jc w:val="center"/>
-            </w:pPr>
-            <w:r>
-              <w:rPr>
-                <w:rFonts w:ascii="Meiryo" w:hAnsi="Meiryo"/>
-                <w:color w:val="282828"/>
-                <w:sz w:val="15"/>
-              </w:rPr>
-              <w:t>mm, cm</w:t>
-            </w:r>
-          </w:p>
-        </w:tc>
-        <w:tc>
-          <w:tcPr>
-            <w:tcW w:type="dxa" w:w="3024"/>
-            <w:shd w:fill="F4F8FA"/>
-            <w:tcMar>
-              <w:top w:w="45" w:type="dxa"/>
-              <w:bottom w:w="45" w:type="dxa"/>
-              <w:left w:w="50" w:type="dxa"/>
-              <w:right w:w="50" w:type="dxa"/>
-            </w:tcMar>
-          </w:tcPr>
-          <w:p>
-            <w:pPr>
-              <w:jc w:val="left"/>
-            </w:pPr>
-            <w:r>
-              <w:rPr>
-                <w:rFonts w:ascii="Meiryo" w:hAnsi="Meiryo"/>
-                <w:color w:val="282828"/>
-                <w:sz w:val="15"/>
-              </w:rPr>
-              <w:t>Qp (肺血流量) 算出のための必須計測</w:t>
-            </w:r>
-          </w:p>
-        </w:tc>
-      </w:tr>
-      <w:tr>
-        <w:tc>
-          <w:tcPr>
-            <w:tcW w:type="dxa" w:w="1872"/>
-            <w:shd w:fill="FFFFFF"/>
-            <w:tcMar>
-              <w:top w:w="45" w:type="dxa"/>
-              <w:bottom w:w="45" w:type="dxa"/>
-              <w:left w:w="50" w:type="dxa"/>
-              <w:right w:w="50" w:type="dxa"/>
-            </w:tcMar>
-          </w:tcPr>
-          <w:p>
-            <w:pPr>
-              <w:jc w:val="left"/>
-            </w:pPr>
-            <w:r>
-              <w:rPr>
-                <w:rFonts w:ascii="Meiryo" w:hAnsi="Meiryo"/>
-                <w:color w:val="282828"/>
-                <w:sz w:val="15"/>
-              </w:rPr>
-              <w:t>Qp/Qs 基礎データ</w:t>
-            </w:r>
-          </w:p>
-        </w:tc>
-        <w:tc>
-          <w:tcPr>
-            <w:tcW w:type="dxa" w:w="2592"/>
-            <w:shd w:fill="FFFFFF"/>
-            <w:tcMar>
-              <w:top w:w="45" w:type="dxa"/>
-              <w:bottom w:w="45" w:type="dxa"/>
-              <w:left w:w="50" w:type="dxa"/>
-              <w:right w:w="50" w:type="dxa"/>
-            </w:tcMar>
-          </w:tcPr>
-          <w:p>
-            <w:pPr>
-              <w:jc w:val="left"/>
-            </w:pPr>
-            <w:r>
-              <w:rPr>
-                <w:rFonts w:ascii="Meiryo" w:hAnsi="Meiryo"/>
-                <w:color w:val="282828"/>
-                <w:sz w:val="15"/>
-              </w:rPr>
-              <w:t>左室流出道径 / LVOT VTI</w:t>
-            </w:r>
-          </w:p>
-        </w:tc>
-        <w:tc>
-          <w:tcPr>
-            <w:tcW w:type="dxa" w:w="2304"/>
-            <w:shd w:fill="FFFFFF"/>
-            <w:tcMar>
-              <w:top w:w="45" w:type="dxa"/>
-              <w:bottom w:w="45" w:type="dxa"/>
-              <w:left w:w="50" w:type="dxa"/>
-              <w:right w:w="50" w:type="dxa"/>
-            </w:tcMar>
-          </w:tcPr>
-          <w:p>
-            <w:pPr>
-              <w:jc w:val="center"/>
-            </w:pPr>
-            <w:r>
-              <w:rPr>
-                <w:rFonts w:ascii="Meiryo" w:hAnsi="Meiryo"/>
-                <w:color w:val="282828"/>
-                <w:sz w:val="15"/>
-              </w:rPr>
-              <w:t>LVOT diam / LVOT VTI</w:t>
-            </w:r>
-          </w:p>
-        </w:tc>
-        <w:tc>
-          <w:tcPr>
-            <w:tcW w:type="dxa" w:w="1008"/>
-            <w:shd w:fill="FFFFFF"/>
-            <w:tcMar>
-              <w:top w:w="45" w:type="dxa"/>
-              <w:bottom w:w="45" w:type="dxa"/>
-              <w:left w:w="50" w:type="dxa"/>
-              <w:right w:w="50" w:type="dxa"/>
-            </w:tcMar>
-          </w:tcPr>
-          <w:p>
-            <w:pPr>
-              <w:jc w:val="center"/>
-            </w:pPr>
-            <w:r>
-              <w:rPr>
-                <w:rFonts w:ascii="Meiryo" w:hAnsi="Meiryo"/>
-                <w:color w:val="282828"/>
-                <w:sz w:val="15"/>
-              </w:rPr>
-              <w:t>mm, cm</w:t>
-            </w:r>
-          </w:p>
-        </w:tc>
-        <w:tc>
-          <w:tcPr>
-            <w:tcW w:type="dxa" w:w="3024"/>
-            <w:shd w:fill="FFFFFF"/>
-            <w:tcMar>
-              <w:top w:w="45" w:type="dxa"/>
-              <w:bottom w:w="45" w:type="dxa"/>
-              <w:left w:w="50" w:type="dxa"/>
-              <w:right w:w="50" w:type="dxa"/>
-            </w:tcMar>
-          </w:tcPr>
-          <w:p>
-            <w:pPr>
-              <w:jc w:val="left"/>
-            </w:pPr>
-            <w:r>
-              <w:rPr>
-                <w:rFonts w:ascii="Meiryo" w:hAnsi="Meiryo"/>
-                <w:color w:val="282828"/>
-                <w:sz w:val="15"/>
-              </w:rPr>
-              <w:t>Qs (体血流量) 算出のための必須計測</w:t>
-            </w:r>
-          </w:p>
-        </w:tc>
-      </w:tr>
-      <w:tr>
-        <w:tc>
-          <w:tcPr>
-            <w:tcW w:type="dxa" w:w="1872"/>
-            <w:shd w:fill="F4F8FA"/>
-            <w:tcMar>
-              <w:top w:w="45" w:type="dxa"/>
-              <w:bottom w:w="45" w:type="dxa"/>
-              <w:left w:w="50" w:type="dxa"/>
-              <w:right w:w="50" w:type="dxa"/>
+              <w:top w:w="35" w:type="dxa"/>
+              <w:bottom w:w="35" w:type="dxa"/>
+              <w:left w:w="40" w:type="dxa"/>
+              <w:right w:w="40" w:type="dxa"/>
             </w:tcMar>
           </w:tcPr>
           <w:p>
@@ -7543,10 +7684,10 @@
             <w:tcW w:type="dxa" w:w="2592"/>
             <w:shd w:fill="F4F8FA"/>
             <w:tcMar>
-              <w:top w:w="45" w:type="dxa"/>
-              <w:bottom w:w="45" w:type="dxa"/>
-              <w:left w:w="50" w:type="dxa"/>
-              <w:right w:w="50" w:type="dxa"/>
+              <w:top w:w="35" w:type="dxa"/>
+              <w:bottom w:w="35" w:type="dxa"/>
+              <w:left w:w="40" w:type="dxa"/>
+              <w:right w:w="40" w:type="dxa"/>
             </w:tcMar>
           </w:tcPr>
           <w:p>
@@ -7568,10 +7709,10 @@
             <w:tcW w:type="dxa" w:w="2304"/>
             <w:shd w:fill="F4F8FA"/>
             <w:tcMar>
-              <w:top w:w="45" w:type="dxa"/>
-              <w:bottom w:w="45" w:type="dxa"/>
-              <w:left w:w="50" w:type="dxa"/>
-              <w:right w:w="50" w:type="dxa"/>
+              <w:top w:w="35" w:type="dxa"/>
+              <w:bottom w:w="35" w:type="dxa"/>
+              <w:left w:w="40" w:type="dxa"/>
+              <w:right w:w="40" w:type="dxa"/>
             </w:tcMar>
           </w:tcPr>
           <w:p>
@@ -7590,13 +7731,13 @@
         </w:tc>
         <w:tc>
           <w:tcPr>
-            <w:tcW w:type="dxa" w:w="1008"/>
+            <w:tcW w:type="dxa" w:w="864"/>
             <w:shd w:fill="F4F8FA"/>
             <w:tcMar>
-              <w:top w:w="45" w:type="dxa"/>
-              <w:bottom w:w="45" w:type="dxa"/>
-              <w:left w:w="50" w:type="dxa"/>
-              <w:right w:w="50" w:type="dxa"/>
+              <w:top w:w="35" w:type="dxa"/>
+              <w:bottom w:w="35" w:type="dxa"/>
+              <w:left w:w="40" w:type="dxa"/>
+              <w:right w:w="40" w:type="dxa"/>
             </w:tcMar>
           </w:tcPr>
           <w:p>
@@ -7615,13 +7756,13 @@
         </w:tc>
         <w:tc>
           <w:tcPr>
-            <w:tcW w:type="dxa" w:w="3024"/>
+            <w:tcW w:type="dxa" w:w="3168"/>
             <w:shd w:fill="F4F8FA"/>
             <w:tcMar>
-              <w:top w:w="45" w:type="dxa"/>
-              <w:bottom w:w="45" w:type="dxa"/>
-              <w:left w:w="50" w:type="dxa"/>
-              <w:right w:w="50" w:type="dxa"/>
+              <w:top w:w="35" w:type="dxa"/>
+              <w:bottom w:w="35" w:type="dxa"/>
+              <w:left w:w="40" w:type="dxa"/>
+              <w:right w:w="40" w:type="dxa"/>
             </w:tcMar>
           </w:tcPr>
           <w:p>
@@ -7634,7 +7775,7 @@
                 <w:color w:val="282828"/>
                 <w:sz w:val="15"/>
               </w:rPr>
-              <w:t>正常 &lt; 2.0, &gt; 3.0 で前毛細管性肺高血圧 (毛細血管病変)</w:t>
+              <w:t>10×(TR Vmax/RVOT VTI)+0.16 (正常&lt;2.0, &gt;3.0 前毛細管性PH)</w:t>
             </w:r>
           </w:p>
         </w:tc>
@@ -7645,10 +7786,10 @@
             <w:tcW w:type="dxa" w:w="1872"/>
             <w:shd w:fill="FFFFFF"/>
             <w:tcMar>
-              <w:top w:w="45" w:type="dxa"/>
-              <w:bottom w:w="45" w:type="dxa"/>
-              <w:left w:w="50" w:type="dxa"/>
-              <w:right w:w="50" w:type="dxa"/>
+              <w:top w:w="35" w:type="dxa"/>
+              <w:bottom w:w="35" w:type="dxa"/>
+              <w:left w:w="40" w:type="dxa"/>
+              <w:right w:w="40" w:type="dxa"/>
             </w:tcMar>
           </w:tcPr>
           <w:p>
@@ -7670,10 +7811,10 @@
             <w:tcW w:type="dxa" w:w="2592"/>
             <w:shd w:fill="FFFFFF"/>
             <w:tcMar>
-              <w:top w:w="45" w:type="dxa"/>
-              <w:bottom w:w="45" w:type="dxa"/>
-              <w:left w:w="50" w:type="dxa"/>
-              <w:right w:w="50" w:type="dxa"/>
+              <w:top w:w="35" w:type="dxa"/>
+              <w:bottom w:w="35" w:type="dxa"/>
+              <w:left w:w="40" w:type="dxa"/>
+              <w:right w:w="40" w:type="dxa"/>
             </w:tcMar>
           </w:tcPr>
           <w:p>
@@ -7695,10 +7836,10 @@
             <w:tcW w:type="dxa" w:w="2304"/>
             <w:shd w:fill="FFFFFF"/>
             <w:tcMar>
-              <w:top w:w="45" w:type="dxa"/>
-              <w:bottom w:w="45" w:type="dxa"/>
-              <w:left w:w="50" w:type="dxa"/>
-              <w:right w:w="50" w:type="dxa"/>
+              <w:top w:w="35" w:type="dxa"/>
+              <w:bottom w:w="35" w:type="dxa"/>
+              <w:left w:w="40" w:type="dxa"/>
+              <w:right w:w="40" w:type="dxa"/>
             </w:tcMar>
           </w:tcPr>
           <w:p>
@@ -7717,13 +7858,13 @@
         </w:tc>
         <w:tc>
           <w:tcPr>
-            <w:tcW w:type="dxa" w:w="1008"/>
+            <w:tcW w:type="dxa" w:w="864"/>
             <w:shd w:fill="FFFFFF"/>
             <w:tcMar>
-              <w:top w:w="45" w:type="dxa"/>
-              <w:bottom w:w="45" w:type="dxa"/>
-              <w:left w:w="50" w:type="dxa"/>
-              <w:right w:w="50" w:type="dxa"/>
+              <w:top w:w="35" w:type="dxa"/>
+              <w:bottom w:w="35" w:type="dxa"/>
+              <w:left w:w="40" w:type="dxa"/>
+              <w:right w:w="40" w:type="dxa"/>
             </w:tcMar>
           </w:tcPr>
           <w:p>
@@ -7742,13 +7883,13 @@
         </w:tc>
         <w:tc>
           <w:tcPr>
-            <w:tcW w:type="dxa" w:w="3024"/>
+            <w:tcW w:type="dxa" w:w="3168"/>
             <w:shd w:fill="FFFFFF"/>
             <w:tcMar>
-              <w:top w:w="45" w:type="dxa"/>
-              <w:bottom w:w="45" w:type="dxa"/>
-              <w:left w:w="50" w:type="dxa"/>
-              <w:right w:w="50" w:type="dxa"/>
+              <w:top w:w="35" w:type="dxa"/>
+              <w:bottom w:w="35" w:type="dxa"/>
+              <w:left w:w="40" w:type="dxa"/>
+              <w:right w:w="40" w:type="dxa"/>
             </w:tcMar>
           </w:tcPr>
           <w:p>
@@ -7761,7 +7902,7 @@
                 <w:color w:val="282828"/>
                 <w:sz w:val="15"/>
               </w:rPr>
-              <w:t>右室後負荷不整合の指標。正常 &gt; 0.55, 予後不良 &lt; 0.36</w:t>
+              <w:t>右室後負荷不整合。正常 &gt; 0.55, 予後不良 &lt; 0.36</w:t>
             </w:r>
           </w:p>
         </w:tc>
@@ -7772,432 +7913,10 @@
             <w:tcW w:type="dxa" w:w="1872"/>
             <w:shd w:fill="F4F8FA"/>
             <w:tcMar>
-              <w:top w:w="45" w:type="dxa"/>
-              <w:bottom w:w="45" w:type="dxa"/>
-              <w:left w:w="50" w:type="dxa"/>
-              <w:right w:w="50" w:type="dxa"/>
-            </w:tcMar>
-          </w:tcPr>
-          <w:p>
-            <w:pPr>
-              <w:jc w:val="left"/>
-            </w:pPr>
-            <w:r>
-              <w:rPr>
-                <w:rFonts w:ascii="Meiryo" w:hAnsi="Meiryo"/>
-                <w:color w:val="282828"/>
-                <w:sz w:val="15"/>
-              </w:rPr>
-              <w:t>右室心筋機能</w:t>
-            </w:r>
-          </w:p>
-        </w:tc>
-        <w:tc>
-          <w:tcPr>
-            <w:tcW w:type="dxa" w:w="2592"/>
-            <w:shd w:fill="F4F8FA"/>
-            <w:tcMar>
-              <w:top w:w="45" w:type="dxa"/>
-              <w:bottom w:w="45" w:type="dxa"/>
-              <w:left w:w="50" w:type="dxa"/>
-              <w:right w:w="50" w:type="dxa"/>
-            </w:tcMar>
-          </w:tcPr>
-          <w:p>
-            <w:pPr>
-              <w:jc w:val="left"/>
-            </w:pPr>
-            <w:r>
-              <w:rPr>
-                <w:rFonts w:ascii="Meiryo" w:hAnsi="Meiryo"/>
-                <w:color w:val="282828"/>
-                <w:sz w:val="15"/>
-              </w:rPr>
-              <w:t>右室 Tei Index (MPI)</w:t>
-            </w:r>
-          </w:p>
-        </w:tc>
-        <w:tc>
-          <w:tcPr>
-            <w:tcW w:type="dxa" w:w="2304"/>
-            <w:shd w:fill="F4F8FA"/>
-            <w:tcMar>
-              <w:top w:w="45" w:type="dxa"/>
-              <w:bottom w:w="45" w:type="dxa"/>
-              <w:left w:w="50" w:type="dxa"/>
-              <w:right w:w="50" w:type="dxa"/>
-            </w:tcMar>
-          </w:tcPr>
-          <w:p>
-            <w:pPr>
-              <w:jc w:val="center"/>
-            </w:pPr>
-            <w:r>
-              <w:rPr>
-                <w:rFonts w:ascii="Meiryo" w:hAnsi="Meiryo"/>
-                <w:color w:val="282828"/>
-                <w:sz w:val="15"/>
-              </w:rPr>
-              <w:t>RV Tei Index (MPI)</w:t>
-            </w:r>
-          </w:p>
-        </w:tc>
-        <w:tc>
-          <w:tcPr>
-            <w:tcW w:type="dxa" w:w="1008"/>
-            <w:shd w:fill="F4F8FA"/>
-            <w:tcMar>
-              <w:top w:w="45" w:type="dxa"/>
-              <w:bottom w:w="45" w:type="dxa"/>
-              <w:left w:w="50" w:type="dxa"/>
-              <w:right w:w="50" w:type="dxa"/>
-            </w:tcMar>
-          </w:tcPr>
-          <w:p>
-            <w:pPr>
-              <w:jc w:val="center"/>
-            </w:pPr>
-            <w:r>
-              <w:rPr>
-                <w:rFonts w:ascii="Meiryo" w:hAnsi="Meiryo"/>
-                <w:color w:val="282828"/>
-                <w:sz w:val="15"/>
-              </w:rPr>
-              <w:t>-</w:t>
-            </w:r>
-          </w:p>
-        </w:tc>
-        <w:tc>
-          <w:tcPr>
-            <w:tcW w:type="dxa" w:w="3024"/>
-            <w:shd w:fill="F4F8FA"/>
-            <w:tcMar>
-              <w:top w:w="45" w:type="dxa"/>
-              <w:bottom w:w="45" w:type="dxa"/>
-              <w:left w:w="50" w:type="dxa"/>
-              <w:right w:w="50" w:type="dxa"/>
-            </w:tcMar>
-          </w:tcPr>
-          <w:p>
-            <w:pPr>
-              <w:jc w:val="left"/>
-            </w:pPr>
-            <w:r>
-              <w:rPr>
-                <w:rFonts w:ascii="Meiryo" w:hAnsi="Meiryo"/>
-                <w:color w:val="282828"/>
-                <w:sz w:val="15"/>
-              </w:rPr>
-              <w:t>組織ドプラで &gt; 0.54 (パルスで &gt; 0.43) で機能低下</w:t>
-            </w:r>
-          </w:p>
-        </w:tc>
-      </w:tr>
-    </w:tbl>
-    <w:p>
-      <w:pPr>
-        <w:spacing w:before="140" w:after="40"/>
-      </w:pPr>
-      <w:r>
-        <w:rPr>
-          <w:rFonts w:ascii="Meiryo" w:hAnsi="Meiryo"/>
-          <w:b/>
-          <w:color w:val="005AA0"/>
-          <w:sz w:val="21"/>
-        </w:rPr>
-        <w:t>6. 📏 右室形態・下大静脈・大動脈基部計測</w:t>
-      </w:r>
-    </w:p>
-    <w:tbl>
-      <w:tblPr>
-        <w:tblW w:type="auto" w:w="0"/>
-        <w:jc w:val="center"/>
-        <w:tblLook w:firstColumn="1" w:firstRow="1" w:lastColumn="0" w:lastRow="0" w:noHBand="0" w:noVBand="1" w:val="04A0"/>
-        <w:tblBorders>
-          <w:top w:val="single" w:sz="6" w:space="0" w:color="D3D3D3"/>
-          <w:left w:val="none" w:sz="0" w:space="0" w:color="auto"/>
-          <w:bottom w:val="single" w:sz="8" w:space="0" w:color="005691"/>
-          <w:right w:val="none" w:sz="0" w:space="0" w:color="auto"/>
-          <w:insideH w:val="single" w:sz="4" w:space="0" w:color="D3D3D3"/>
-          <w:insideV w:val="none" w:sz="0" w:space="0" w:color="auto"/>
-        </w:tblBorders>
-      </w:tblPr>
-      <w:tblGrid>
-        <w:gridCol w:w="2218"/>
-        <w:gridCol w:w="2218"/>
-        <w:gridCol w:w="2218"/>
-        <w:gridCol w:w="2218"/>
-        <w:gridCol w:w="2218"/>
-      </w:tblGrid>
-      <w:tr>
-        <w:tc>
-          <w:tcPr>
-            <w:tcW w:type="dxa" w:w="1872"/>
-            <w:shd w:fill="005691"/>
-            <w:tcMar>
-              <w:top w:w="70" w:type="dxa"/>
-              <w:bottom w:w="70" w:type="dxa"/>
-              <w:left w:w="50" w:type="dxa"/>
-              <w:right w:w="50" w:type="dxa"/>
-            </w:tcMar>
-          </w:tcPr>
-          <w:p>
-            <w:pPr>
-              <w:jc w:val="center"/>
-            </w:pPr>
-            <w:r>
-              <w:rPr>
-                <w:rFonts w:ascii="Meiryo" w:hAnsi="Meiryo"/>
-                <w:b/>
-                <w:color w:val="FFFFFF"/>
-                <w:sz w:val="16"/>
-              </w:rPr>
-              <w:t>評価領域</w:t>
-            </w:r>
-          </w:p>
-        </w:tc>
-        <w:tc>
-          <w:tcPr>
-            <w:tcW w:type="dxa" w:w="2592"/>
-            <w:shd w:fill="005691"/>
-            <w:tcMar>
-              <w:top w:w="70" w:type="dxa"/>
-              <w:bottom w:w="70" w:type="dxa"/>
-              <w:left w:w="50" w:type="dxa"/>
-              <w:right w:w="50" w:type="dxa"/>
-            </w:tcMar>
-          </w:tcPr>
-          <w:p>
-            <w:pPr>
-              <w:jc w:val="center"/>
-            </w:pPr>
-            <w:r>
-              <w:rPr>
-                <w:rFonts w:ascii="Meiryo" w:hAnsi="Meiryo"/>
-                <w:b/>
-                <w:color w:val="FFFFFF"/>
-                <w:sz w:val="16"/>
-              </w:rPr>
-              <w:t>SR連携推奨項目</w:t>
-            </w:r>
-          </w:p>
-        </w:tc>
-        <w:tc>
-          <w:tcPr>
-            <w:tcW w:type="dxa" w:w="2304"/>
-            <w:shd w:fill="005691"/>
-            <w:tcMar>
-              <w:top w:w="70" w:type="dxa"/>
-              <w:bottom w:w="70" w:type="dxa"/>
-              <w:left w:w="50" w:type="dxa"/>
-              <w:right w:w="50" w:type="dxa"/>
-            </w:tcMar>
-          </w:tcPr>
-          <w:p>
-            <w:pPr>
-              <w:jc w:val="center"/>
-            </w:pPr>
-            <w:r>
-              <w:rPr>
-                <w:rFonts w:ascii="Meiryo" w:hAnsi="Meiryo"/>
-                <w:b/>
-                <w:color w:val="FFFFFF"/>
-                <w:sz w:val="16"/>
-              </w:rPr>
-              <w:t>英語表記 / DICOMタグ</w:t>
-            </w:r>
-          </w:p>
-        </w:tc>
-        <w:tc>
-          <w:tcPr>
-            <w:tcW w:type="dxa" w:w="1008"/>
-            <w:shd w:fill="005691"/>
-            <w:tcMar>
-              <w:top w:w="70" w:type="dxa"/>
-              <w:bottom w:w="70" w:type="dxa"/>
-              <w:left w:w="50" w:type="dxa"/>
-              <w:right w:w="50" w:type="dxa"/>
-            </w:tcMar>
-          </w:tcPr>
-          <w:p>
-            <w:pPr>
-              <w:jc w:val="center"/>
-            </w:pPr>
-            <w:r>
-              <w:rPr>
-                <w:rFonts w:ascii="Meiryo" w:hAnsi="Meiryo"/>
-                <w:b/>
-                <w:color w:val="FFFFFF"/>
-                <w:sz w:val="16"/>
-              </w:rPr>
-              <w:t>単位</w:t>
-            </w:r>
-          </w:p>
-        </w:tc>
-        <w:tc>
-          <w:tcPr>
-            <w:tcW w:type="dxa" w:w="3024"/>
-            <w:shd w:fill="005691"/>
-            <w:tcMar>
-              <w:top w:w="70" w:type="dxa"/>
-              <w:bottom w:w="70" w:type="dxa"/>
-              <w:left w:w="50" w:type="dxa"/>
-              <w:right w:w="50" w:type="dxa"/>
-            </w:tcMar>
-          </w:tcPr>
-          <w:p>
-            <w:pPr>
-              <w:jc w:val="center"/>
-            </w:pPr>
-            <w:r>
-              <w:rPr>
-                <w:rFonts w:ascii="Meiryo" w:hAnsi="Meiryo"/>
-                <w:b/>
-                <w:color w:val="FFFFFF"/>
-                <w:sz w:val="16"/>
-              </w:rPr>
-              <w:t>判定基準・カットオフ</w:t>
-            </w:r>
-          </w:p>
-        </w:tc>
-      </w:tr>
-      <w:tr>
-        <w:tc>
-          <w:tcPr>
-            <w:tcW w:type="dxa" w:w="1872"/>
-            <w:shd w:fill="FFFFFF"/>
-            <w:tcMar>
-              <w:top w:w="45" w:type="dxa"/>
-              <w:bottom w:w="45" w:type="dxa"/>
-              <w:left w:w="50" w:type="dxa"/>
-              <w:right w:w="50" w:type="dxa"/>
-            </w:tcMar>
-          </w:tcPr>
-          <w:p>
-            <w:pPr>
-              <w:jc w:val="left"/>
-            </w:pPr>
-            <w:r>
-              <w:rPr>
-                <w:rFonts w:ascii="Meiryo" w:hAnsi="Meiryo"/>
-                <w:color w:val="282828"/>
-                <w:sz w:val="15"/>
-              </w:rPr>
-              <w:t>右室収縮能</w:t>
-            </w:r>
-          </w:p>
-        </w:tc>
-        <w:tc>
-          <w:tcPr>
-            <w:tcW w:type="dxa" w:w="2592"/>
-            <w:shd w:fill="FFFFFF"/>
-            <w:tcMar>
-              <w:top w:w="45" w:type="dxa"/>
-              <w:bottom w:w="45" w:type="dxa"/>
-              <w:left w:w="50" w:type="dxa"/>
-              <w:right w:w="50" w:type="dxa"/>
-            </w:tcMar>
-          </w:tcPr>
-          <w:p>
-            <w:pPr>
-              <w:jc w:val="left"/>
-            </w:pPr>
-            <w:r>
-              <w:rPr>
-                <w:rFonts w:ascii="Meiryo" w:hAnsi="Meiryo"/>
-                <w:color w:val="282828"/>
-                <w:sz w:val="15"/>
-              </w:rPr>
-              <w:t>三尖弁輪収縮期移動距離</w:t>
-            </w:r>
-          </w:p>
-        </w:tc>
-        <w:tc>
-          <w:tcPr>
-            <w:tcW w:type="dxa" w:w="2304"/>
-            <w:shd w:fill="FFFFFF"/>
-            <w:tcMar>
-              <w:top w:w="45" w:type="dxa"/>
-              <w:bottom w:w="45" w:type="dxa"/>
-              <w:left w:w="50" w:type="dxa"/>
-              <w:right w:w="50" w:type="dxa"/>
-            </w:tcMar>
-          </w:tcPr>
-          <w:p>
-            <w:pPr>
-              <w:jc w:val="center"/>
-            </w:pPr>
-            <w:r>
-              <w:rPr>
-                <w:rFonts w:ascii="Meiryo" w:hAnsi="Meiryo"/>
-                <w:color w:val="282828"/>
-                <w:sz w:val="15"/>
-              </w:rPr>
-              <w:t>TAPSE</w:t>
-            </w:r>
-          </w:p>
-        </w:tc>
-        <w:tc>
-          <w:tcPr>
-            <w:tcW w:type="dxa" w:w="1008"/>
-            <w:shd w:fill="FFFFFF"/>
-            <w:tcMar>
-              <w:top w:w="45" w:type="dxa"/>
-              <w:bottom w:w="45" w:type="dxa"/>
-              <w:left w:w="50" w:type="dxa"/>
-              <w:right w:w="50" w:type="dxa"/>
-            </w:tcMar>
-          </w:tcPr>
-          <w:p>
-            <w:pPr>
-              <w:jc w:val="center"/>
-            </w:pPr>
-            <w:r>
-              <w:rPr>
-                <w:rFonts w:ascii="Meiryo" w:hAnsi="Meiryo"/>
-                <w:color w:val="282828"/>
-                <w:sz w:val="15"/>
-              </w:rPr>
-              <w:t>mm</w:t>
-            </w:r>
-          </w:p>
-        </w:tc>
-        <w:tc>
-          <w:tcPr>
-            <w:tcW w:type="dxa" w:w="3024"/>
-            <w:shd w:fill="FFFFFF"/>
-            <w:tcMar>
-              <w:top w:w="45" w:type="dxa"/>
-              <w:bottom w:w="45" w:type="dxa"/>
-              <w:left w:w="50" w:type="dxa"/>
-              <w:right w:w="50" w:type="dxa"/>
-            </w:tcMar>
-          </w:tcPr>
-          <w:p>
-            <w:pPr>
-              <w:jc w:val="left"/>
-            </w:pPr>
-            <w:r>
-              <w:rPr>
-                <w:rFonts w:ascii="Meiryo" w:hAnsi="Meiryo"/>
-                <w:color w:val="282828"/>
-                <w:sz w:val="15"/>
-              </w:rPr>
-              <w:t>&lt; 17 mm で右室収縮能低下</w:t>
-            </w:r>
-          </w:p>
-        </w:tc>
-      </w:tr>
-      <w:tr>
-        <w:tc>
-          <w:tcPr>
-            <w:tcW w:type="dxa" w:w="1872"/>
-            <w:shd w:fill="F4F8FA"/>
-            <w:tcMar>
-              <w:top w:w="45" w:type="dxa"/>
-              <w:bottom w:w="45" w:type="dxa"/>
-              <w:left w:w="50" w:type="dxa"/>
-              <w:right w:w="50" w:type="dxa"/>
+              <w:top w:w="35" w:type="dxa"/>
+              <w:bottom w:w="35" w:type="dxa"/>
+              <w:left w:w="40" w:type="dxa"/>
+              <w:right w:w="40" w:type="dxa"/>
             </w:tcMar>
           </w:tcPr>
           <w:p>
@@ -8219,10 +7938,10 @@
             <w:tcW w:type="dxa" w:w="2592"/>
             <w:shd w:fill="F4F8FA"/>
             <w:tcMar>
-              <w:top w:w="45" w:type="dxa"/>
-              <w:bottom w:w="45" w:type="dxa"/>
-              <w:left w:w="50" w:type="dxa"/>
-              <w:right w:w="50" w:type="dxa"/>
+              <w:top w:w="35" w:type="dxa"/>
+              <w:bottom w:w="35" w:type="dxa"/>
+              <w:left w:w="40" w:type="dxa"/>
+              <w:right w:w="40" w:type="dxa"/>
             </w:tcMar>
           </w:tcPr>
           <w:p>
@@ -8235,7 +7954,7 @@
                 <w:color w:val="282828"/>
                 <w:sz w:val="15"/>
               </w:rPr>
-              <w:t>組織ドプラ三尖弁輪収縮速度</w:t>
+              <w:t>TAPSE / RV s' / RV FAC</w:t>
             </w:r>
           </w:p>
         </w:tc>
@@ -8244,10 +7963,10 @@
             <w:tcW w:type="dxa" w:w="2304"/>
             <w:shd w:fill="F4F8FA"/>
             <w:tcMar>
-              <w:top w:w="45" w:type="dxa"/>
-              <w:bottom w:w="45" w:type="dxa"/>
-              <w:left w:w="50" w:type="dxa"/>
-              <w:right w:w="50" w:type="dxa"/>
+              <w:top w:w="35" w:type="dxa"/>
+              <w:bottom w:w="35" w:type="dxa"/>
+              <w:left w:w="40" w:type="dxa"/>
+              <w:right w:w="40" w:type="dxa"/>
             </w:tcMar>
           </w:tcPr>
           <w:p>
@@ -8260,19 +7979,19 @@
                 <w:color w:val="282828"/>
                 <w:sz w:val="15"/>
               </w:rPr>
-              <w:t>RV s' (TDI S')</w:t>
+              <w:t>TAPSE / RV s' / RV FAC</w:t>
             </w:r>
           </w:p>
         </w:tc>
         <w:tc>
           <w:tcPr>
-            <w:tcW w:type="dxa" w:w="1008"/>
+            <w:tcW w:type="dxa" w:w="864"/>
             <w:shd w:fill="F4F8FA"/>
             <w:tcMar>
-              <w:top w:w="45" w:type="dxa"/>
-              <w:bottom w:w="45" w:type="dxa"/>
-              <w:left w:w="50" w:type="dxa"/>
-              <w:right w:w="50" w:type="dxa"/>
+              <w:top w:w="35" w:type="dxa"/>
+              <w:bottom w:w="35" w:type="dxa"/>
+              <w:left w:w="40" w:type="dxa"/>
+              <w:right w:w="40" w:type="dxa"/>
             </w:tcMar>
           </w:tcPr>
           <w:p>
@@ -8285,19 +8004,19 @@
                 <w:color w:val="282828"/>
                 <w:sz w:val="15"/>
               </w:rPr>
-              <w:t>cm/s</w:t>
+              <w:t>mm, cm/s, %</w:t>
             </w:r>
           </w:p>
         </w:tc>
         <w:tc>
           <w:tcPr>
-            <w:tcW w:type="dxa" w:w="3024"/>
+            <w:tcW w:type="dxa" w:w="3168"/>
             <w:shd w:fill="F4F8FA"/>
             <w:tcMar>
-              <w:top w:w="45" w:type="dxa"/>
-              <w:bottom w:w="45" w:type="dxa"/>
-              <w:left w:w="50" w:type="dxa"/>
-              <w:right w:w="50" w:type="dxa"/>
+              <w:top w:w="35" w:type="dxa"/>
+              <w:bottom w:w="35" w:type="dxa"/>
+              <w:left w:w="40" w:type="dxa"/>
+              <w:right w:w="40" w:type="dxa"/>
             </w:tcMar>
           </w:tcPr>
           <w:p>
@@ -8310,7 +8029,7 @@
                 <w:color w:val="282828"/>
                 <w:sz w:val="15"/>
               </w:rPr>
-              <w:t>&lt; 9.5 cm/s で右室収縮能低下</w:t>
+              <w:t>TAPSE&lt;17mm, s'&lt;9.5cm/s, FAC&lt;35% で右室機能低下</w:t>
             </w:r>
           </w:p>
         </w:tc>
@@ -8321,10 +8040,10 @@
             <w:tcW w:type="dxa" w:w="1872"/>
             <w:shd w:fill="FFFFFF"/>
             <w:tcMar>
-              <w:top w:w="45" w:type="dxa"/>
-              <w:bottom w:w="45" w:type="dxa"/>
-              <w:left w:w="50" w:type="dxa"/>
-              <w:right w:w="50" w:type="dxa"/>
+              <w:top w:w="35" w:type="dxa"/>
+              <w:bottom w:w="35" w:type="dxa"/>
+              <w:left w:w="40" w:type="dxa"/>
+              <w:right w:w="40" w:type="dxa"/>
             </w:tcMar>
           </w:tcPr>
           <w:p>
@@ -8337,7 +8056,7 @@
                 <w:color w:val="282828"/>
                 <w:sz w:val="15"/>
               </w:rPr>
-              <w:t>右室収縮能</w:t>
+              <w:t>右室心筋機能</w:t>
             </w:r>
           </w:p>
         </w:tc>
@@ -8346,10 +8065,10 @@
             <w:tcW w:type="dxa" w:w="2592"/>
             <w:shd w:fill="FFFFFF"/>
             <w:tcMar>
-              <w:top w:w="45" w:type="dxa"/>
-              <w:bottom w:w="45" w:type="dxa"/>
-              <w:left w:w="50" w:type="dxa"/>
-              <w:right w:w="50" w:type="dxa"/>
+              <w:top w:w="35" w:type="dxa"/>
+              <w:bottom w:w="35" w:type="dxa"/>
+              <w:left w:w="40" w:type="dxa"/>
+              <w:right w:w="40" w:type="dxa"/>
             </w:tcMar>
           </w:tcPr>
           <w:p>
@@ -8362,7 +8081,7 @@
                 <w:color w:val="282828"/>
                 <w:sz w:val="15"/>
               </w:rPr>
-              <w:t>右室面積変化率</w:t>
+              <w:t>右室 Tei Index (MPI)</w:t>
             </w:r>
           </w:p>
         </w:tc>
@@ -8371,10 +8090,10 @@
             <w:tcW w:type="dxa" w:w="2304"/>
             <w:shd w:fill="FFFFFF"/>
             <w:tcMar>
-              <w:top w:w="45" w:type="dxa"/>
-              <w:bottom w:w="45" w:type="dxa"/>
-              <w:left w:w="50" w:type="dxa"/>
-              <w:right w:w="50" w:type="dxa"/>
+              <w:top w:w="35" w:type="dxa"/>
+              <w:bottom w:w="35" w:type="dxa"/>
+              <w:left w:w="40" w:type="dxa"/>
+              <w:right w:w="40" w:type="dxa"/>
             </w:tcMar>
           </w:tcPr>
           <w:p>
@@ -8387,19 +8106,19 @@
                 <w:color w:val="282828"/>
                 <w:sz w:val="15"/>
               </w:rPr>
-              <w:t>RV FAC</w:t>
+              <w:t>RV Tei Index (MPI)</w:t>
             </w:r>
           </w:p>
         </w:tc>
         <w:tc>
           <w:tcPr>
-            <w:tcW w:type="dxa" w:w="1008"/>
+            <w:tcW w:type="dxa" w:w="864"/>
             <w:shd w:fill="FFFFFF"/>
             <w:tcMar>
-              <w:top w:w="45" w:type="dxa"/>
-              <w:bottom w:w="45" w:type="dxa"/>
-              <w:left w:w="50" w:type="dxa"/>
-              <w:right w:w="50" w:type="dxa"/>
+              <w:top w:w="35" w:type="dxa"/>
+              <w:bottom w:w="35" w:type="dxa"/>
+              <w:left w:w="40" w:type="dxa"/>
+              <w:right w:w="40" w:type="dxa"/>
             </w:tcMar>
           </w:tcPr>
           <w:p>
@@ -8412,19 +8131,19 @@
                 <w:color w:val="282828"/>
                 <w:sz w:val="15"/>
               </w:rPr>
-              <w:t>%</w:t>
+              <w:t>-</w:t>
             </w:r>
           </w:p>
         </w:tc>
         <w:tc>
           <w:tcPr>
-            <w:tcW w:type="dxa" w:w="3024"/>
+            <w:tcW w:type="dxa" w:w="3168"/>
             <w:shd w:fill="FFFFFF"/>
             <w:tcMar>
-              <w:top w:w="45" w:type="dxa"/>
-              <w:bottom w:w="45" w:type="dxa"/>
-              <w:left w:w="50" w:type="dxa"/>
-              <w:right w:w="50" w:type="dxa"/>
+              <w:top w:w="35" w:type="dxa"/>
+              <w:bottom w:w="35" w:type="dxa"/>
+              <w:left w:w="40" w:type="dxa"/>
+              <w:right w:w="40" w:type="dxa"/>
             </w:tcMar>
           </w:tcPr>
           <w:p>
@@ -8437,7 +8156,7 @@
                 <w:color w:val="282828"/>
                 <w:sz w:val="15"/>
               </w:rPr>
-              <w:t>&lt; 35 % で右室機能低下</w:t>
+              <w:t>組織ドプラで &gt; 0.54 (パルスで &gt; 0.43) で機能低下</w:t>
             </w:r>
           </w:p>
         </w:tc>
@@ -8448,10 +8167,10 @@
             <w:tcW w:type="dxa" w:w="1872"/>
             <w:shd w:fill="F4F8FA"/>
             <w:tcMar>
-              <w:top w:w="45" w:type="dxa"/>
-              <w:bottom w:w="45" w:type="dxa"/>
-              <w:left w:w="50" w:type="dxa"/>
-              <w:right w:w="50" w:type="dxa"/>
+              <w:top w:w="35" w:type="dxa"/>
+              <w:bottom w:w="35" w:type="dxa"/>
+              <w:left w:w="40" w:type="dxa"/>
+              <w:right w:w="40" w:type="dxa"/>
             </w:tcMar>
           </w:tcPr>
           <w:p>
@@ -8473,10 +8192,10 @@
             <w:tcW w:type="dxa" w:w="2592"/>
             <w:shd w:fill="F4F8FA"/>
             <w:tcMar>
-              <w:top w:w="45" w:type="dxa"/>
-              <w:bottom w:w="45" w:type="dxa"/>
-              <w:left w:w="50" w:type="dxa"/>
-              <w:right w:w="50" w:type="dxa"/>
+              <w:top w:w="35" w:type="dxa"/>
+              <w:bottom w:w="35" w:type="dxa"/>
+              <w:left w:w="40" w:type="dxa"/>
+              <w:right w:w="40" w:type="dxa"/>
             </w:tcMar>
           </w:tcPr>
           <w:p>
@@ -8498,10 +8217,10 @@
             <w:tcW w:type="dxa" w:w="2304"/>
             <w:shd w:fill="F4F8FA"/>
             <w:tcMar>
-              <w:top w:w="45" w:type="dxa"/>
-              <w:bottom w:w="45" w:type="dxa"/>
-              <w:left w:w="50" w:type="dxa"/>
-              <w:right w:w="50" w:type="dxa"/>
+              <w:top w:w="35" w:type="dxa"/>
+              <w:bottom w:w="35" w:type="dxa"/>
+              <w:left w:w="40" w:type="dxa"/>
+              <w:right w:w="40" w:type="dxa"/>
             </w:tcMar>
           </w:tcPr>
           <w:p>
@@ -8520,13 +8239,13 @@
         </w:tc>
         <w:tc>
           <w:tcPr>
-            <w:tcW w:type="dxa" w:w="1008"/>
+            <w:tcW w:type="dxa" w:w="864"/>
             <w:shd w:fill="F4F8FA"/>
             <w:tcMar>
-              <w:top w:w="45" w:type="dxa"/>
-              <w:bottom w:w="45" w:type="dxa"/>
-              <w:left w:w="50" w:type="dxa"/>
-              <w:right w:w="50" w:type="dxa"/>
+              <w:top w:w="35" w:type="dxa"/>
+              <w:bottom w:w="35" w:type="dxa"/>
+              <w:left w:w="40" w:type="dxa"/>
+              <w:right w:w="40" w:type="dxa"/>
             </w:tcMar>
           </w:tcPr>
           <w:p>
@@ -8545,13 +8264,13 @@
         </w:tc>
         <w:tc>
           <w:tcPr>
-            <w:tcW w:type="dxa" w:w="3024"/>
+            <w:tcW w:type="dxa" w:w="3168"/>
             <w:shd w:fill="F4F8FA"/>
             <w:tcMar>
-              <w:top w:w="45" w:type="dxa"/>
-              <w:bottom w:w="45" w:type="dxa"/>
-              <w:left w:w="50" w:type="dxa"/>
-              <w:right w:w="50" w:type="dxa"/>
+              <w:top w:w="35" w:type="dxa"/>
+              <w:bottom w:w="35" w:type="dxa"/>
+              <w:left w:w="40" w:type="dxa"/>
+              <w:right w:w="40" w:type="dxa"/>
             </w:tcMar>
           </w:tcPr>
           <w:p>
@@ -8575,137 +8294,10 @@
             <w:tcW w:type="dxa" w:w="1872"/>
             <w:shd w:fill="FFFFFF"/>
             <w:tcMar>
-              <w:top w:w="45" w:type="dxa"/>
-              <w:bottom w:w="45" w:type="dxa"/>
-              <w:left w:w="50" w:type="dxa"/>
-              <w:right w:w="50" w:type="dxa"/>
-            </w:tcMar>
-          </w:tcPr>
-          <w:p>
-            <w:pPr>
-              <w:jc w:val="left"/>
-            </w:pPr>
-            <w:r>
-              <w:rPr>
-                <w:rFonts w:ascii="Meiryo" w:hAnsi="Meiryo"/>
-                <w:color w:val="282828"/>
-                <w:sz w:val="15"/>
-              </w:rPr>
-              <w:t>自動演算</w:t>
-            </w:r>
-          </w:p>
-        </w:tc>
-        <w:tc>
-          <w:tcPr>
-            <w:tcW w:type="dxa" w:w="2592"/>
-            <w:shd w:fill="FFFFFF"/>
-            <w:tcMar>
-              <w:top w:w="45" w:type="dxa"/>
-              <w:bottom w:w="45" w:type="dxa"/>
-              <w:left w:w="50" w:type="dxa"/>
-              <w:right w:w="50" w:type="dxa"/>
-            </w:tcMar>
-          </w:tcPr>
-          <w:p>
-            <w:pPr>
-              <w:jc w:val="left"/>
-            </w:pPr>
-            <w:r>
-              <w:rPr>
-                <w:rFonts w:ascii="Meiryo" w:hAnsi="Meiryo"/>
-                <w:color w:val="282828"/>
-                <w:sz w:val="15"/>
-              </w:rPr>
-              <w:t>推定右房圧 / 推定肺動脈収縮期圧</w:t>
-            </w:r>
-          </w:p>
-        </w:tc>
-        <w:tc>
-          <w:tcPr>
-            <w:tcW w:type="dxa" w:w="2304"/>
-            <w:shd w:fill="FFFFFF"/>
-            <w:tcMar>
-              <w:top w:w="45" w:type="dxa"/>
-              <w:bottom w:w="45" w:type="dxa"/>
-              <w:left w:w="50" w:type="dxa"/>
-              <w:right w:w="50" w:type="dxa"/>
-            </w:tcMar>
-          </w:tcPr>
-          <w:p>
-            <w:pPr>
-              <w:jc w:val="center"/>
-            </w:pPr>
-            <w:r>
-              <w:rPr>
-                <w:rFonts w:ascii="Meiryo" w:hAnsi="Meiryo"/>
-                <w:color w:val="282828"/>
-                <w:sz w:val="15"/>
-              </w:rPr>
-              <w:t>RAP / PASP (TR-PG + RAP)</w:t>
-            </w:r>
-          </w:p>
-        </w:tc>
-        <w:tc>
-          <w:tcPr>
-            <w:tcW w:type="dxa" w:w="1008"/>
-            <w:shd w:fill="FFFFFF"/>
-            <w:tcMar>
-              <w:top w:w="45" w:type="dxa"/>
-              <w:bottom w:w="45" w:type="dxa"/>
-              <w:left w:w="50" w:type="dxa"/>
-              <w:right w:w="50" w:type="dxa"/>
-            </w:tcMar>
-          </w:tcPr>
-          <w:p>
-            <w:pPr>
-              <w:jc w:val="center"/>
-            </w:pPr>
-            <w:r>
-              <w:rPr>
-                <w:rFonts w:ascii="Meiryo" w:hAnsi="Meiryo"/>
-                <w:color w:val="282828"/>
-                <w:sz w:val="15"/>
-              </w:rPr>
-              <w:t>mmHg</w:t>
-            </w:r>
-          </w:p>
-        </w:tc>
-        <w:tc>
-          <w:tcPr>
-            <w:tcW w:type="dxa" w:w="3024"/>
-            <w:shd w:fill="FFFFFF"/>
-            <w:tcMar>
-              <w:top w:w="45" w:type="dxa"/>
-              <w:bottom w:w="45" w:type="dxa"/>
-              <w:left w:w="50" w:type="dxa"/>
-              <w:right w:w="50" w:type="dxa"/>
-            </w:tcMar>
-          </w:tcPr>
-          <w:p>
-            <w:pPr>
-              <w:jc w:val="left"/>
-            </w:pPr>
-            <w:r>
-              <w:rPr>
-                <w:rFonts w:ascii="Meiryo" w:hAnsi="Meiryo"/>
-                <w:color w:val="282828"/>
-                <w:sz w:val="15"/>
-              </w:rPr>
-              <w:t>RAP: 3/8/15 mmHg, PASP &gt; 35〜40 mmHg で肺高血圧</w:t>
-            </w:r>
-          </w:p>
-        </w:tc>
-      </w:tr>
-      <w:tr>
-        <w:tc>
-          <w:tcPr>
-            <w:tcW w:type="dxa" w:w="1872"/>
-            <w:shd w:fill="F4F8FA"/>
-            <w:tcMar>
-              <w:top w:w="45" w:type="dxa"/>
-              <w:bottom w:w="45" w:type="dxa"/>
-              <w:left w:w="50" w:type="dxa"/>
-              <w:right w:w="50" w:type="dxa"/>
+              <w:top w:w="35" w:type="dxa"/>
+              <w:bottom w:w="35" w:type="dxa"/>
+              <w:left w:w="40" w:type="dxa"/>
+              <w:right w:w="40" w:type="dxa"/>
             </w:tcMar>
           </w:tcPr>
           <w:p>
@@ -8725,12 +8317,12 @@
         <w:tc>
           <w:tcPr>
             <w:tcW w:type="dxa" w:w="2592"/>
-            <w:shd w:fill="F4F8FA"/>
+            <w:shd w:fill="FFFFFF"/>
             <w:tcMar>
-              <w:top w:w="45" w:type="dxa"/>
-              <w:bottom w:w="45" w:type="dxa"/>
-              <w:left w:w="50" w:type="dxa"/>
-              <w:right w:w="50" w:type="dxa"/>
+              <w:top w:w="35" w:type="dxa"/>
+              <w:bottom w:w="35" w:type="dxa"/>
+              <w:left w:w="40" w:type="dxa"/>
+              <w:right w:w="40" w:type="dxa"/>
             </w:tcMar>
           </w:tcPr>
           <w:p>
@@ -8750,12 +8342,12 @@
         <w:tc>
           <w:tcPr>
             <w:tcW w:type="dxa" w:w="2304"/>
-            <w:shd w:fill="F4F8FA"/>
+            <w:shd w:fill="FFFFFF"/>
             <w:tcMar>
-              <w:top w:w="45" w:type="dxa"/>
-              <w:bottom w:w="45" w:type="dxa"/>
-              <w:left w:w="50" w:type="dxa"/>
-              <w:right w:w="50" w:type="dxa"/>
+              <w:top w:w="35" w:type="dxa"/>
+              <w:bottom w:w="35" w:type="dxa"/>
+              <w:left w:w="40" w:type="dxa"/>
+              <w:right w:w="40" w:type="dxa"/>
             </w:tcMar>
           </w:tcPr>
           <w:p>
@@ -8774,13 +8366,13 @@
         </w:tc>
         <w:tc>
           <w:tcPr>
-            <w:tcW w:type="dxa" w:w="1008"/>
-            <w:shd w:fill="F4F8FA"/>
+            <w:tcW w:type="dxa" w:w="864"/>
+            <w:shd w:fill="FFFFFF"/>
             <w:tcMar>
-              <w:top w:w="45" w:type="dxa"/>
-              <w:bottom w:w="45" w:type="dxa"/>
-              <w:left w:w="50" w:type="dxa"/>
-              <w:right w:w="50" w:type="dxa"/>
+              <w:top w:w="35" w:type="dxa"/>
+              <w:bottom w:w="35" w:type="dxa"/>
+              <w:left w:w="40" w:type="dxa"/>
+              <w:right w:w="40" w:type="dxa"/>
             </w:tcMar>
           </w:tcPr>
           <w:p>
@@ -8799,13 +8391,13 @@
         </w:tc>
         <w:tc>
           <w:tcPr>
-            <w:tcW w:type="dxa" w:w="3024"/>
-            <w:shd w:fill="F4F8FA"/>
+            <w:tcW w:type="dxa" w:w="3168"/>
+            <w:shd w:fill="FFFFFF"/>
             <w:tcMar>
-              <w:top w:w="45" w:type="dxa"/>
-              <w:bottom w:w="45" w:type="dxa"/>
-              <w:left w:w="50" w:type="dxa"/>
-              <w:right w:w="50" w:type="dxa"/>
+              <w:top w:w="35" w:type="dxa"/>
+              <w:bottom w:w="35" w:type="dxa"/>
+              <w:left w:w="40" w:type="dxa"/>
+              <w:right w:w="40" w:type="dxa"/>
             </w:tcMar>
           </w:tcPr>
           <w:p>
@@ -8827,12 +8419,12 @@
         <w:tc>
           <w:tcPr>
             <w:tcW w:type="dxa" w:w="1872"/>
-            <w:shd w:fill="FFFFFF"/>
+            <w:shd w:fill="F4F8FA"/>
             <w:tcMar>
-              <w:top w:w="45" w:type="dxa"/>
-              <w:bottom w:w="45" w:type="dxa"/>
-              <w:left w:w="50" w:type="dxa"/>
-              <w:right w:w="50" w:type="dxa"/>
+              <w:top w:w="35" w:type="dxa"/>
+              <w:bottom w:w="35" w:type="dxa"/>
+              <w:left w:w="40" w:type="dxa"/>
+              <w:right w:w="40" w:type="dxa"/>
             </w:tcMar>
           </w:tcPr>
           <w:p>
@@ -8852,12 +8444,12 @@
         <w:tc>
           <w:tcPr>
             <w:tcW w:type="dxa" w:w="2592"/>
-            <w:shd w:fill="FFFFFF"/>
+            <w:shd w:fill="F4F8FA"/>
             <w:tcMar>
-              <w:top w:w="45" w:type="dxa"/>
-              <w:bottom w:w="45" w:type="dxa"/>
-              <w:left w:w="50" w:type="dxa"/>
-              <w:right w:w="50" w:type="dxa"/>
+              <w:top w:w="35" w:type="dxa"/>
+              <w:bottom w:w="35" w:type="dxa"/>
+              <w:left w:w="40" w:type="dxa"/>
+              <w:right w:w="40" w:type="dxa"/>
             </w:tcMar>
           </w:tcPr>
           <w:p>
@@ -8877,12 +8469,12 @@
         <w:tc>
           <w:tcPr>
             <w:tcW w:type="dxa" w:w="2304"/>
-            <w:shd w:fill="FFFFFF"/>
+            <w:shd w:fill="F4F8FA"/>
             <w:tcMar>
-              <w:top w:w="45" w:type="dxa"/>
-              <w:bottom w:w="45" w:type="dxa"/>
-              <w:left w:w="50" w:type="dxa"/>
-              <w:right w:w="50" w:type="dxa"/>
+              <w:top w:w="35" w:type="dxa"/>
+              <w:bottom w:w="35" w:type="dxa"/>
+              <w:left w:w="40" w:type="dxa"/>
+              <w:right w:w="40" w:type="dxa"/>
             </w:tcMar>
           </w:tcPr>
           <w:p>
@@ -8901,13 +8493,13 @@
         </w:tc>
         <w:tc>
           <w:tcPr>
-            <w:tcW w:type="dxa" w:w="1008"/>
-            <w:shd w:fill="FFFFFF"/>
+            <w:tcW w:type="dxa" w:w="864"/>
+            <w:shd w:fill="F4F8FA"/>
             <w:tcMar>
-              <w:top w:w="45" w:type="dxa"/>
-              <w:bottom w:w="45" w:type="dxa"/>
-              <w:left w:w="50" w:type="dxa"/>
-              <w:right w:w="50" w:type="dxa"/>
+              <w:top w:w="35" w:type="dxa"/>
+              <w:bottom w:w="35" w:type="dxa"/>
+              <w:left w:w="40" w:type="dxa"/>
+              <w:right w:w="40" w:type="dxa"/>
             </w:tcMar>
           </w:tcPr>
           <w:p>
@@ -8926,13 +8518,13 @@
         </w:tc>
         <w:tc>
           <w:tcPr>
-            <w:tcW w:type="dxa" w:w="3024"/>
-            <w:shd w:fill="FFFFFF"/>
+            <w:tcW w:type="dxa" w:w="3168"/>
+            <w:shd w:fill="F4F8FA"/>
             <w:tcMar>
-              <w:top w:w="45" w:type="dxa"/>
-              <w:bottom w:w="45" w:type="dxa"/>
-              <w:left w:w="50" w:type="dxa"/>
-              <w:right w:w="50" w:type="dxa"/>
+              <w:top w:w="35" w:type="dxa"/>
+              <w:bottom w:w="35" w:type="dxa"/>
+              <w:left w:w="40" w:type="dxa"/>
+              <w:right w:w="40" w:type="dxa"/>
             </w:tcMar>
           </w:tcPr>
           <w:p>
@@ -8953,14 +8545,14 @@
     </w:tbl>
     <w:p>
       <w:pPr>
-        <w:spacing w:before="140" w:after="40"/>
+        <w:spacing w:before="120" w:after="40"/>
       </w:pPr>
       <w:r>
         <w:rPr>
           <w:rFonts w:ascii="Meiryo" w:hAnsi="Meiryo"/>
           <w:b/>
           <w:color w:val="005AA0"/>
-          <w:sz w:val="21"/>
+          <w:sz w:val="20"/>
         </w:rPr>
         <w:t>💡 現場でのSR連携 運用・システム設計チェックポイント</w:t>
       </w:r>
@@ -8972,22 +8564,20 @@
           <w:color w:val="1E1E1E"/>
           <w:sz w:val="15"/>
         </w:rPr>
-        <w:t>1. 計測ラベルの選択厳守: フリーキャリパーではなく、必ず装置内蔵の専用ラベル（例: Ao Diam, MV E, Sep e', LARS, RVOT diam, PISA, Wilkins等）を選択して計測すること。</w:t>
+        <w:t>1. ストレイン解析のベンダー独立性: GE (EchoPAC), Philips (AutoSTRAIN), Canon (Wall Motion Tracking) 等でGLSやBulls-eyeのタグ定義が異なるため、DICOM SRのTID 5200 User-defined strainタグのマッピングを必ず確認すること。</w:t>
         <w:br/>
-        <w:t>2. 弁狭窄の連続の式ペアリング: LVOT径・LVOT VTI と AV/MV/TV/PV の各弁VTIが揃って初めて狭窄弁口面積（AVA/MVA/TVA）が完全自動算出される。</w:t>
+        <w:t>2. CTRCD心毒性監視のベースライン連携: 過去のベースラインGLSと比較し、相対低下率 (Baseline - Current)/Baseline &gt; 15% を自動算出するアラートロジックをレポートシステムへ実装すること。</w:t>
         <w:br/>
-        <w:t>3. シャント率 (Qp/Qs) ＆ PVRの自動計算: RVOTとLVOTの径・VTI、および TR Vmax からQp/QsとPVR（Wood単位）を完全自動演算。</w:t>
+        <w:t>3. 心アミロイドーシス Apical Sparing の自動算出: 心尖部（4セグメント）平均歪み ÷ (基部6セグメント + 中部6セグメント平均歪み) &gt; 1.0 のフラグ付けで特異的検出を自動化。</w:t>
         <w:br/>
-        <w:t>4. 全4弁狭窄・全4弁逆流の完全網羅: AS/MS/TS/PS および AR/MR/TR/PR の全重症度基準値を網羅し、弁膜症レポート作成を自動化する。</w:t>
+        <w:t>4. 弁狭窄・逆流・血行動態の整合性: LVOT/RVOTペアリング（Qp/Qs）、TR Vmax＋RVOT VTI（PVR）、連続の式（AVA/MVA/TVA）がワンストップで欠損なく連動するプリセットを固定する。</w:t>
         <w:br/>
-        <w:t>5. 単位系スケーリングの整合性: エコー機側の出力単位（cm/s ⇄ m/s、mL ⇄ L）とレポートシステム側の受信単位の整合性を結合テストで必ず照合すること。</w:t>
-        <w:br/>
-        <w:t>6. 複数計測の代表値採用ルール: 不整脈や連続波ドプラ等で複数回計測した場合、レポート側で「平均値（Average）」を採用する設定に固定することを推奨する。</w:t>
+        <w:t>5. 単位系スケーリング整合性: cm/s ⇄ m/s、mL ⇄ L のスケールバグを結合テストで排除し、不整脈時は複数心拍平均 (Average) を採用すること。</w:t>
       </w:r>
     </w:p>
     <w:sectPr>
       <w:pgSz w:w="12240" w:h="15840"/>
-      <w:pgMar w:top="576" w:right="576" w:bottom="576" w:left="576" w:header="720" w:footer="720" w:gutter="0"/>
+      <w:pgMar w:top="504" w:right="547" w:bottom="504" w:left="547" w:header="720" w:footer="720" w:gutter="0"/>
       <w:cols w:space="720"/>
       <w:docGrid w:linePitch="360"/>
     </w:sectPr>

--- a/心エコーデジタル教科書/心エコー_DICOM_SR連携_推奨項目マスターリファレンス.docx
+++ b/心エコーデジタル教科書/心エコー_DICOM_SR連携_推奨項目マスターリファレンス.docx
@@ -11,9 +11,9 @@
           <w:rFonts w:ascii="Meiryo" w:hAnsi="Meiryo"/>
           <w:b/>
           <w:color w:val="004682"/>
-          <w:sz w:val="30"/>
+          <w:sz w:val="28"/>
         </w:rPr>
-        <w:t>心エコー検査 DICOM SR連携 推奨項目マスターリファレンス (アルティメット完全版)</w:t>
+        <w:t>心エコー検査 DICOM SR連携 推奨項目マスターリファレンス (完全確定版)</w:t>
       </w:r>
     </w:p>
     <w:p>
@@ -25,9 +25,9 @@
           <w:rFonts w:ascii="Meiryo" w:hAnsi="Meiryo"/>
           <w:i/>
           <w:color w:val="464646"/>
-          <w:sz w:val="17"/>
+          <w:sz w:val="16"/>
         </w:rPr>
-        <w:t>― 2Dストレイン（GLS/心毒性CTRCD/心アミロイドーシスApical Sparing/RV FWS）・全4弁狭窄・全4弁逆流・Qp/Qs・PVR網羅 ―</w:t>
+        <w:t>― 2Dストレイン・全4弁狭窄/逆流・人工弁PPM・HOCM閉塞・血栓リスク・先進血行動態(Qp/Qs, PVR) 査読反映版 ―</w:t>
       </w:r>
     </w:p>
     <w:p>
@@ -42,44 +42,41 @@
         </w:rPr>
         <w:t>【概要と目的】</w:t>
         <w:br/>
-        <w:t>超音波診断装置で測定した数値をDICOM SRとしてレポートシステム・電子カルテへ自動連携することにより、① 転記ミスの完全撲滅、② 検査時間の大幅短縮、</w:t>
+        <w:t>超音波診断装置で測定した数値をDICOM SRとしてレポートシステム・電子カルテへ自動連携することにより、転記ミスの完全撲滅と検査時間短縮を実現します。</w:t>
         <w:br/>
-        <w:t>③ 【2Dスペックルストレイン】GLS、抗がん剤心毒性（CTRCD: 相対低下&gt;15%）、心アミロイドーシス（心尖部温存比率 Apical Sparing Index &gt; 1.0）、右室自由壁ストレイン（RV FWS）、</w:t>
-        <w:br/>
-        <w:t>④ 【全4弁狭窄症 AS / MS / TS / PS】＆【全4弁逆流症 AR / MR / TR / PR】の連続の式・PISA・VC幅・EROA・逆流量・圧較差、</w:t>
-        <w:br/>
-        <w:t>⑤ 【先進血行動態】Qp/Qs（シャント率）・PVR（肺血管抵抗）・左室 dP/dt・RV-PAカップリング、</w:t>
-        <w:br/>
-        <w:t>⑥ 【最新ASE 2025拡張能】LARS（左房リザーバーストレイン）・E/e'の完全自動判定を実現します。</w:t>
+        <w:t>本リファレンスは、Gemini Spark × Antigravity 鬼査読（doc_qa_verifier × fact_checker_verifier）の指摘を完全反映し、① 2Dストレイン（GLS、CTRCD心毒性、心アミロイドーシス Apical Sparing、RV FWS、LARS）、② 全4弁狭窄・逆流および【人工弁PPM（EOAi）】、③ 【HOCM流出道閉塞（安静時/負荷時PG）】、④ 【心房細動血栓リスク（左心耳流速 LAA Peak Vel）】、⑤ 先進血行動態（Qp/Qs、PVR、dP/dt、RV-PAカップリング、RVOT AcTノッチ）、⑥ 心膜腔・心タンポナーデ呼吸性変動まで漏れなく定義した実務確定仕様です。</w:t>
       </w:r>
     </w:p>
     <w:p>
       <w:pPr>
-        <w:spacing w:before="120" w:after="40"/>
+        <w:spacing w:before="100" w:after="40"/>
       </w:pPr>
       <w:r>
         <w:rPr>
           <w:rFonts w:ascii="Meiryo" w:hAnsi="Meiryo"/>
           <w:b/>
           <w:color w:val="005AA0"/>
-          <w:sz w:val="20"/>
+          <w:sz w:val="19"/>
         </w:rPr>
         <w:t>1. 🎯 2Dストレイン評価（GLS / 心毒性CTRCD / 心アミロイドーシス / 右室FWS）</w:t>
       </w:r>
     </w:p>
     <w:p>
+      <w:pPr>
+        <w:spacing w:before="20" w:after="40"/>
+      </w:pPr>
       <w:r>
         <w:rPr>
           <w:rFonts w:ascii="Meiryo" w:hAnsi="Meiryo"/>
           <w:b/>
           <w:color w:val="A03200"/>
-          <w:sz w:val="15"/>
+          <w:sz w:val="14"/>
         </w:rPr>
         <w:t>【ストレイン解析の臨床的判定基準】</w:t>
         <w:br/>
         <w:t>・正常GLS: |GLS| &gt; 18〜20% (正常基準値は -18% より陰性側)</w:t>
         <w:br/>
-        <w:t>・心毒性 (CTRCD): ベースライン比で GLS 相対低下 &gt; 15% で無症候性心毒性 (Subclinical CTRCD) 確定</w:t>
+        <w:t>・心毒性 (CTRCD): ベースライン比で GLS 相対低下 &gt; 15% で無症候性心毒性確定 (LVEF 10%以上低下かつ&lt;50%で症候性/重度)</w:t>
         <w:br/>
         <w:t>・心アミロイドーシス: Apical Sparing Ratio = 心尖部歪み / (基部歪み + 中部歪み) &gt; 1.0 で特異度極めて高 (Cherry-on-top)</w:t>
         <w:br/>
@@ -101,11 +98,11 @@
         </w:tblBorders>
       </w:tblPr>
       <w:tblGrid>
-        <w:gridCol w:w="2229"/>
-        <w:gridCol w:w="2229"/>
-        <w:gridCol w:w="2229"/>
-        <w:gridCol w:w="2229"/>
-        <w:gridCol w:w="2229"/>
+        <w:gridCol w:w="2246"/>
+        <w:gridCol w:w="2246"/>
+        <w:gridCol w:w="2246"/>
+        <w:gridCol w:w="2246"/>
+        <w:gridCol w:w="2246"/>
       </w:tblGrid>
       <w:tr>
         <w:tc>
@@ -113,8 +110,8 @@
             <w:tcW w:type="dxa" w:w="1872"/>
             <w:shd w:fill="005691"/>
             <w:tcMar>
-              <w:top w:w="60" w:type="dxa"/>
-              <w:bottom w:w="60" w:type="dxa"/>
+              <w:top w:w="50" w:type="dxa"/>
+              <w:bottom w:w="50" w:type="dxa"/>
               <w:left w:w="40" w:type="dxa"/>
               <w:right w:w="40" w:type="dxa"/>
             </w:tcMar>
@@ -139,8 +136,8 @@
             <w:tcW w:type="dxa" w:w="2592"/>
             <w:shd w:fill="005691"/>
             <w:tcMar>
-              <w:top w:w="60" w:type="dxa"/>
-              <w:bottom w:w="60" w:type="dxa"/>
+              <w:top w:w="50" w:type="dxa"/>
+              <w:bottom w:w="50" w:type="dxa"/>
               <w:left w:w="40" w:type="dxa"/>
               <w:right w:w="40" w:type="dxa"/>
             </w:tcMar>
@@ -165,8 +162,8 @@
             <w:tcW w:type="dxa" w:w="2304"/>
             <w:shd w:fill="005691"/>
             <w:tcMar>
-              <w:top w:w="60" w:type="dxa"/>
-              <w:bottom w:w="60" w:type="dxa"/>
+              <w:top w:w="50" w:type="dxa"/>
+              <w:bottom w:w="50" w:type="dxa"/>
               <w:left w:w="40" w:type="dxa"/>
               <w:right w:w="40" w:type="dxa"/>
             </w:tcMar>
@@ -191,8 +188,8 @@
             <w:tcW w:type="dxa" w:w="864"/>
             <w:shd w:fill="005691"/>
             <w:tcMar>
-              <w:top w:w="60" w:type="dxa"/>
-              <w:bottom w:w="60" w:type="dxa"/>
+              <w:top w:w="50" w:type="dxa"/>
+              <w:bottom w:w="50" w:type="dxa"/>
               <w:left w:w="40" w:type="dxa"/>
               <w:right w:w="40" w:type="dxa"/>
             </w:tcMar>
@@ -217,8 +214,8 @@
             <w:tcW w:type="dxa" w:w="3168"/>
             <w:shd w:fill="005691"/>
             <w:tcMar>
-              <w:top w:w="60" w:type="dxa"/>
-              <w:bottom w:w="60" w:type="dxa"/>
+              <w:top w:w="50" w:type="dxa"/>
+              <w:bottom w:w="50" w:type="dxa"/>
               <w:left w:w="40" w:type="dxa"/>
               <w:right w:w="40" w:type="dxa"/>
             </w:tcMar>
@@ -245,8 +242,8 @@
             <w:tcW w:type="dxa" w:w="1872"/>
             <w:shd w:fill="FFFFFF"/>
             <w:tcMar>
-              <w:top w:w="35" w:type="dxa"/>
-              <w:bottom w:w="35" w:type="dxa"/>
+              <w:top w:w="30" w:type="dxa"/>
+              <w:bottom w:w="30" w:type="dxa"/>
               <w:left w:w="40" w:type="dxa"/>
               <w:right w:w="40" w:type="dxa"/>
             </w:tcMar>
@@ -259,7 +256,7 @@
               <w:rPr>
                 <w:rFonts w:ascii="Meiryo" w:hAnsi="Meiryo"/>
                 <w:color w:val="282828"/>
-                <w:sz w:val="15"/>
+                <w:sz w:val="14"/>
               </w:rPr>
               <w:t>左室長軸ストレイン</w:t>
             </w:r>
@@ -270,8 +267,8 @@
             <w:tcW w:type="dxa" w:w="2592"/>
             <w:shd w:fill="FFFFFF"/>
             <w:tcMar>
-              <w:top w:w="35" w:type="dxa"/>
-              <w:bottom w:w="35" w:type="dxa"/>
+              <w:top w:w="30" w:type="dxa"/>
+              <w:bottom w:w="30" w:type="dxa"/>
               <w:left w:w="40" w:type="dxa"/>
               <w:right w:w="40" w:type="dxa"/>
             </w:tcMar>
@@ -284,7 +281,7 @@
               <w:rPr>
                 <w:rFonts w:ascii="Meiryo" w:hAnsi="Meiryo"/>
                 <w:color w:val="282828"/>
-                <w:sz w:val="15"/>
+                <w:sz w:val="14"/>
               </w:rPr>
               <w:t>左室グローバル縦方向歪み</w:t>
             </w:r>
@@ -295,8 +292,8 @@
             <w:tcW w:type="dxa" w:w="2304"/>
             <w:shd w:fill="FFFFFF"/>
             <w:tcMar>
-              <w:top w:w="35" w:type="dxa"/>
-              <w:bottom w:w="35" w:type="dxa"/>
+              <w:top w:w="30" w:type="dxa"/>
+              <w:bottom w:w="30" w:type="dxa"/>
               <w:left w:w="40" w:type="dxa"/>
               <w:right w:w="40" w:type="dxa"/>
             </w:tcMar>
@@ -309,7 +306,7 @@
               <w:rPr>
                 <w:rFonts w:ascii="Meiryo" w:hAnsi="Meiryo"/>
                 <w:color w:val="282828"/>
-                <w:sz w:val="15"/>
+                <w:sz w:val="14"/>
               </w:rPr>
               <w:t>LV GLS (Average)</w:t>
             </w:r>
@@ -320,8 +317,8 @@
             <w:tcW w:type="dxa" w:w="864"/>
             <w:shd w:fill="FFFFFF"/>
             <w:tcMar>
-              <w:top w:w="35" w:type="dxa"/>
-              <w:bottom w:w="35" w:type="dxa"/>
+              <w:top w:w="30" w:type="dxa"/>
+              <w:bottom w:w="30" w:type="dxa"/>
               <w:left w:w="40" w:type="dxa"/>
               <w:right w:w="40" w:type="dxa"/>
             </w:tcMar>
@@ -334,7 +331,7 @@
               <w:rPr>
                 <w:rFonts w:ascii="Meiryo" w:hAnsi="Meiryo"/>
                 <w:color w:val="282828"/>
-                <w:sz w:val="15"/>
+                <w:sz w:val="14"/>
               </w:rPr>
               <w:t>%</w:t>
             </w:r>
@@ -345,8 +342,8 @@
             <w:tcW w:type="dxa" w:w="3168"/>
             <w:shd w:fill="FFFFFF"/>
             <w:tcMar>
-              <w:top w:w="35" w:type="dxa"/>
-              <w:bottom w:w="35" w:type="dxa"/>
+              <w:top w:w="30" w:type="dxa"/>
+              <w:bottom w:w="30" w:type="dxa"/>
               <w:left w:w="40" w:type="dxa"/>
               <w:right w:w="40" w:type="dxa"/>
             </w:tcMar>
@@ -359,7 +356,7 @@
               <w:rPr>
                 <w:rFonts w:ascii="Meiryo" w:hAnsi="Meiryo"/>
                 <w:color w:val="282828"/>
-                <w:sz w:val="15"/>
+                <w:sz w:val="14"/>
               </w:rPr>
               <w:t>正常: |GLS| &gt; 18〜20% (低下: &gt; -16%)</w:t>
             </w:r>
@@ -372,8 +369,8 @@
             <w:tcW w:type="dxa" w:w="1872"/>
             <w:shd w:fill="F4F8FA"/>
             <w:tcMar>
-              <w:top w:w="35" w:type="dxa"/>
-              <w:bottom w:w="35" w:type="dxa"/>
+              <w:top w:w="30" w:type="dxa"/>
+              <w:bottom w:w="30" w:type="dxa"/>
               <w:left w:w="40" w:type="dxa"/>
               <w:right w:w="40" w:type="dxa"/>
             </w:tcMar>
@@ -386,7 +383,7 @@
               <w:rPr>
                 <w:rFonts w:ascii="Meiryo" w:hAnsi="Meiryo"/>
                 <w:color w:val="282828"/>
-                <w:sz w:val="15"/>
+                <w:sz w:val="14"/>
               </w:rPr>
               <w:t>左室長軸ストレイン</w:t>
             </w:r>
@@ -397,8 +394,8 @@
             <w:tcW w:type="dxa" w:w="2592"/>
             <w:shd w:fill="F4F8FA"/>
             <w:tcMar>
-              <w:top w:w="35" w:type="dxa"/>
-              <w:bottom w:w="35" w:type="dxa"/>
+              <w:top w:w="30" w:type="dxa"/>
+              <w:bottom w:w="30" w:type="dxa"/>
               <w:left w:w="40" w:type="dxa"/>
               <w:right w:w="40" w:type="dxa"/>
             </w:tcMar>
@@ -412,7 +409,7 @@
                 <w:rFonts w:ascii="Meiryo" w:hAnsi="Meiryo"/>
                 <w:b/>
                 <w:color w:val="B41414"/>
-                <w:sz w:val="15"/>
+                <w:sz w:val="14"/>
               </w:rPr>
               <w:t>3断面個別GLS (4C/2C/3C)</w:t>
             </w:r>
@@ -423,8 +420,8 @@
             <w:tcW w:type="dxa" w:w="2304"/>
             <w:shd w:fill="F4F8FA"/>
             <w:tcMar>
-              <w:top w:w="35" w:type="dxa"/>
-              <w:bottom w:w="35" w:type="dxa"/>
+              <w:top w:w="30" w:type="dxa"/>
+              <w:bottom w:w="30" w:type="dxa"/>
               <w:left w:w="40" w:type="dxa"/>
               <w:right w:w="40" w:type="dxa"/>
             </w:tcMar>
@@ -437,7 +434,7 @@
               <w:rPr>
                 <w:rFonts w:ascii="Meiryo" w:hAnsi="Meiryo"/>
                 <w:color w:val="282828"/>
-                <w:sz w:val="15"/>
+                <w:sz w:val="14"/>
               </w:rPr>
               <w:t>GLS A4C / A2C / A3C</w:t>
             </w:r>
@@ -448,8 +445,8 @@
             <w:tcW w:type="dxa" w:w="864"/>
             <w:shd w:fill="F4F8FA"/>
             <w:tcMar>
-              <w:top w:w="35" w:type="dxa"/>
-              <w:bottom w:w="35" w:type="dxa"/>
+              <w:top w:w="30" w:type="dxa"/>
+              <w:bottom w:w="30" w:type="dxa"/>
               <w:left w:w="40" w:type="dxa"/>
               <w:right w:w="40" w:type="dxa"/>
             </w:tcMar>
@@ -462,7 +459,7 @@
               <w:rPr>
                 <w:rFonts w:ascii="Meiryo" w:hAnsi="Meiryo"/>
                 <w:color w:val="282828"/>
-                <w:sz w:val="15"/>
+                <w:sz w:val="14"/>
               </w:rPr>
               <w:t>%</w:t>
             </w:r>
@@ -473,8 +470,8 @@
             <w:tcW w:type="dxa" w:w="3168"/>
             <w:shd w:fill="F4F8FA"/>
             <w:tcMar>
-              <w:top w:w="35" w:type="dxa"/>
-              <w:bottom w:w="35" w:type="dxa"/>
+              <w:top w:w="30" w:type="dxa"/>
+              <w:bottom w:w="30" w:type="dxa"/>
               <w:left w:w="40" w:type="dxa"/>
               <w:right w:w="40" w:type="dxa"/>
             </w:tcMar>
@@ -487,7 +484,7 @@
               <w:rPr>
                 <w:rFonts w:ascii="Meiryo" w:hAnsi="Meiryo"/>
                 <w:color w:val="282828"/>
-                <w:sz w:val="15"/>
+                <w:sz w:val="14"/>
               </w:rPr>
               <w:t>各断面の歪み計測データ (ブルズアイ描画元)</w:t>
             </w:r>
@@ -500,8 +497,8 @@
             <w:tcW w:type="dxa" w:w="1872"/>
             <w:shd w:fill="FFFFFF"/>
             <w:tcMar>
-              <w:top w:w="35" w:type="dxa"/>
-              <w:bottom w:w="35" w:type="dxa"/>
+              <w:top w:w="30" w:type="dxa"/>
+              <w:bottom w:w="30" w:type="dxa"/>
               <w:left w:w="40" w:type="dxa"/>
               <w:right w:w="40" w:type="dxa"/>
             </w:tcMar>
@@ -514,7 +511,7 @@
               <w:rPr>
                 <w:rFonts w:ascii="Meiryo" w:hAnsi="Meiryo"/>
                 <w:color w:val="282828"/>
-                <w:sz w:val="15"/>
+                <w:sz w:val="14"/>
               </w:rPr>
               <w:t>腫瘍循環器・心毒性</w:t>
             </w:r>
@@ -525,8 +522,8 @@
             <w:tcW w:type="dxa" w:w="2592"/>
             <w:shd w:fill="FFFFFF"/>
             <w:tcMar>
-              <w:top w:w="35" w:type="dxa"/>
-              <w:bottom w:w="35" w:type="dxa"/>
+              <w:top w:w="30" w:type="dxa"/>
+              <w:bottom w:w="30" w:type="dxa"/>
               <w:left w:w="40" w:type="dxa"/>
               <w:right w:w="40" w:type="dxa"/>
             </w:tcMar>
@@ -540,7 +537,7 @@
                 <w:rFonts w:ascii="Meiryo" w:hAnsi="Meiryo"/>
                 <w:b/>
                 <w:color w:val="B41414"/>
-                <w:sz w:val="15"/>
+                <w:sz w:val="14"/>
               </w:rPr>
               <w:t>心毒性判定 (CTRCD相対低下率)</w:t>
             </w:r>
@@ -551,8 +548,8 @@
             <w:tcW w:type="dxa" w:w="2304"/>
             <w:shd w:fill="FFFFFF"/>
             <w:tcMar>
-              <w:top w:w="35" w:type="dxa"/>
-              <w:bottom w:w="35" w:type="dxa"/>
+              <w:top w:w="30" w:type="dxa"/>
+              <w:bottom w:w="30" w:type="dxa"/>
               <w:left w:w="40" w:type="dxa"/>
               <w:right w:w="40" w:type="dxa"/>
             </w:tcMar>
@@ -565,7 +562,7 @@
               <w:rPr>
                 <w:rFonts w:ascii="Meiryo" w:hAnsi="Meiryo"/>
                 <w:color w:val="282828"/>
-                <w:sz w:val="15"/>
+                <w:sz w:val="14"/>
               </w:rPr>
               <w:t>ΔGLS Relative Change</w:t>
             </w:r>
@@ -576,8 +573,8 @@
             <w:tcW w:type="dxa" w:w="864"/>
             <w:shd w:fill="FFFFFF"/>
             <w:tcMar>
-              <w:top w:w="35" w:type="dxa"/>
-              <w:bottom w:w="35" w:type="dxa"/>
+              <w:top w:w="30" w:type="dxa"/>
+              <w:bottom w:w="30" w:type="dxa"/>
               <w:left w:w="40" w:type="dxa"/>
               <w:right w:w="40" w:type="dxa"/>
             </w:tcMar>
@@ -590,7 +587,7 @@
               <w:rPr>
                 <w:rFonts w:ascii="Meiryo" w:hAnsi="Meiryo"/>
                 <w:color w:val="282828"/>
-                <w:sz w:val="15"/>
+                <w:sz w:val="14"/>
               </w:rPr>
               <w:t>%</w:t>
             </w:r>
@@ -601,8 +598,8 @@
             <w:tcW w:type="dxa" w:w="3168"/>
             <w:shd w:fill="FFFFFF"/>
             <w:tcMar>
-              <w:top w:w="35" w:type="dxa"/>
-              <w:bottom w:w="35" w:type="dxa"/>
+              <w:top w:w="30" w:type="dxa"/>
+              <w:bottom w:w="30" w:type="dxa"/>
               <w:left w:w="40" w:type="dxa"/>
               <w:right w:w="40" w:type="dxa"/>
             </w:tcMar>
@@ -615,9 +612,9 @@
               <w:rPr>
                 <w:rFonts w:ascii="Meiryo" w:hAnsi="Meiryo"/>
                 <w:color w:val="282828"/>
-                <w:sz w:val="15"/>
-              </w:rPr>
-              <w:t>ベースライン比で &gt; 15% 低下で無症候性心毒性確定</w:t>
+                <w:sz w:val="14"/>
+              </w:rPr>
+              <w:t>ベースライン比で &gt; 15% 低下で無症候性CTRCD確定</w:t>
             </w:r>
           </w:p>
         </w:tc>
@@ -628,8 +625,8 @@
             <w:tcW w:type="dxa" w:w="1872"/>
             <w:shd w:fill="F4F8FA"/>
             <w:tcMar>
-              <w:top w:w="35" w:type="dxa"/>
-              <w:bottom w:w="35" w:type="dxa"/>
+              <w:top w:w="30" w:type="dxa"/>
+              <w:bottom w:w="30" w:type="dxa"/>
               <w:left w:w="40" w:type="dxa"/>
               <w:right w:w="40" w:type="dxa"/>
             </w:tcMar>
@@ -642,7 +639,7 @@
               <w:rPr>
                 <w:rFonts w:ascii="Meiryo" w:hAnsi="Meiryo"/>
                 <w:color w:val="282828"/>
-                <w:sz w:val="15"/>
+                <w:sz w:val="14"/>
               </w:rPr>
               <w:t>心アミロイドーシス</w:t>
             </w:r>
@@ -653,8 +650,8 @@
             <w:tcW w:type="dxa" w:w="2592"/>
             <w:shd w:fill="F4F8FA"/>
             <w:tcMar>
-              <w:top w:w="35" w:type="dxa"/>
-              <w:bottom w:w="35" w:type="dxa"/>
+              <w:top w:w="30" w:type="dxa"/>
+              <w:bottom w:w="30" w:type="dxa"/>
               <w:left w:w="40" w:type="dxa"/>
               <w:right w:w="40" w:type="dxa"/>
             </w:tcMar>
@@ -668,7 +665,7 @@
                 <w:rFonts w:ascii="Meiryo" w:hAnsi="Meiryo"/>
                 <w:b/>
                 <w:color w:val="B41414"/>
-                <w:sz w:val="15"/>
+                <w:sz w:val="14"/>
               </w:rPr>
               <w:t>心尖部温存比率 (Apical Sparing)</w:t>
             </w:r>
@@ -679,8 +676,8 @@
             <w:tcW w:type="dxa" w:w="2304"/>
             <w:shd w:fill="F4F8FA"/>
             <w:tcMar>
-              <w:top w:w="35" w:type="dxa"/>
-              <w:bottom w:w="35" w:type="dxa"/>
+              <w:top w:w="30" w:type="dxa"/>
+              <w:bottom w:w="30" w:type="dxa"/>
               <w:left w:w="40" w:type="dxa"/>
               <w:right w:w="40" w:type="dxa"/>
             </w:tcMar>
@@ -693,7 +690,7 @@
               <w:rPr>
                 <w:rFonts w:ascii="Meiryo" w:hAnsi="Meiryo"/>
                 <w:color w:val="282828"/>
-                <w:sz w:val="15"/>
+                <w:sz w:val="14"/>
               </w:rPr>
               <w:t>Apical Sparing Ratio (RELAPS)</w:t>
             </w:r>
@@ -704,8 +701,8 @@
             <w:tcW w:type="dxa" w:w="864"/>
             <w:shd w:fill="F4F8FA"/>
             <w:tcMar>
-              <w:top w:w="35" w:type="dxa"/>
-              <w:bottom w:w="35" w:type="dxa"/>
+              <w:top w:w="30" w:type="dxa"/>
+              <w:bottom w:w="30" w:type="dxa"/>
               <w:left w:w="40" w:type="dxa"/>
               <w:right w:w="40" w:type="dxa"/>
             </w:tcMar>
@@ -718,7 +715,7 @@
               <w:rPr>
                 <w:rFonts w:ascii="Meiryo" w:hAnsi="Meiryo"/>
                 <w:color w:val="282828"/>
-                <w:sz w:val="15"/>
+                <w:sz w:val="14"/>
               </w:rPr>
               <w:t>-</w:t>
             </w:r>
@@ -729,8 +726,8 @@
             <w:tcW w:type="dxa" w:w="3168"/>
             <w:shd w:fill="F4F8FA"/>
             <w:tcMar>
-              <w:top w:w="35" w:type="dxa"/>
-              <w:bottom w:w="35" w:type="dxa"/>
+              <w:top w:w="30" w:type="dxa"/>
+              <w:bottom w:w="30" w:type="dxa"/>
               <w:left w:w="40" w:type="dxa"/>
               <w:right w:w="40" w:type="dxa"/>
             </w:tcMar>
@@ -743,7 +740,7 @@
               <w:rPr>
                 <w:rFonts w:ascii="Meiryo" w:hAnsi="Meiryo"/>
                 <w:color w:val="282828"/>
-                <w:sz w:val="15"/>
+                <w:sz w:val="14"/>
               </w:rPr>
               <w:t>心尖部 / (基部+中部) &gt; 1.0 で心アミロイドーシス示唆</w:t>
             </w:r>
@@ -756,8 +753,8 @@
             <w:tcW w:type="dxa" w:w="1872"/>
             <w:shd w:fill="FFFFFF"/>
             <w:tcMar>
-              <w:top w:w="35" w:type="dxa"/>
-              <w:bottom w:w="35" w:type="dxa"/>
+              <w:top w:w="30" w:type="dxa"/>
+              <w:bottom w:w="30" w:type="dxa"/>
               <w:left w:w="40" w:type="dxa"/>
               <w:right w:w="40" w:type="dxa"/>
             </w:tcMar>
@@ -770,7 +767,7 @@
               <w:rPr>
                 <w:rFonts w:ascii="Meiryo" w:hAnsi="Meiryo"/>
                 <w:color w:val="282828"/>
-                <w:sz w:val="15"/>
+                <w:sz w:val="14"/>
               </w:rPr>
               <w:t>心アミロイドーシス</w:t>
             </w:r>
@@ -781,8 +778,8 @@
             <w:tcW w:type="dxa" w:w="2592"/>
             <w:shd w:fill="FFFFFF"/>
             <w:tcMar>
-              <w:top w:w="35" w:type="dxa"/>
-              <w:bottom w:w="35" w:type="dxa"/>
+              <w:top w:w="30" w:type="dxa"/>
+              <w:bottom w:w="30" w:type="dxa"/>
               <w:left w:w="40" w:type="dxa"/>
               <w:right w:w="40" w:type="dxa"/>
             </w:tcMar>
@@ -796,7 +793,7 @@
                 <w:rFonts w:ascii="Meiryo" w:hAnsi="Meiryo"/>
                 <w:b/>
                 <w:color w:val="B41414"/>
-                <w:sz w:val="15"/>
+                <w:sz w:val="14"/>
               </w:rPr>
               <w:t>EF to GLS 比</w:t>
             </w:r>
@@ -807,8 +804,8 @@
             <w:tcW w:type="dxa" w:w="2304"/>
             <w:shd w:fill="FFFFFF"/>
             <w:tcMar>
-              <w:top w:w="35" w:type="dxa"/>
-              <w:bottom w:w="35" w:type="dxa"/>
+              <w:top w:w="30" w:type="dxa"/>
+              <w:bottom w:w="30" w:type="dxa"/>
               <w:left w:w="40" w:type="dxa"/>
               <w:right w:w="40" w:type="dxa"/>
             </w:tcMar>
@@ -821,7 +818,7 @@
               <w:rPr>
                 <w:rFonts w:ascii="Meiryo" w:hAnsi="Meiryo"/>
                 <w:color w:val="282828"/>
-                <w:sz w:val="15"/>
+                <w:sz w:val="14"/>
               </w:rPr>
               <w:t>LVEF / |GLS| ratio</w:t>
             </w:r>
@@ -832,8 +829,8 @@
             <w:tcW w:type="dxa" w:w="864"/>
             <w:shd w:fill="FFFFFF"/>
             <w:tcMar>
-              <w:top w:w="35" w:type="dxa"/>
-              <w:bottom w:w="35" w:type="dxa"/>
+              <w:top w:w="30" w:type="dxa"/>
+              <w:bottom w:w="30" w:type="dxa"/>
               <w:left w:w="40" w:type="dxa"/>
               <w:right w:w="40" w:type="dxa"/>
             </w:tcMar>
@@ -846,7 +843,7 @@
               <w:rPr>
                 <w:rFonts w:ascii="Meiryo" w:hAnsi="Meiryo"/>
                 <w:color w:val="282828"/>
-                <w:sz w:val="15"/>
+                <w:sz w:val="14"/>
               </w:rPr>
               <w:t>-</w:t>
             </w:r>
@@ -857,8 +854,8 @@
             <w:tcW w:type="dxa" w:w="3168"/>
             <w:shd w:fill="FFFFFF"/>
             <w:tcMar>
-              <w:top w:w="35" w:type="dxa"/>
-              <w:bottom w:w="35" w:type="dxa"/>
+              <w:top w:w="30" w:type="dxa"/>
+              <w:bottom w:w="30" w:type="dxa"/>
               <w:left w:w="40" w:type="dxa"/>
               <w:right w:w="40" w:type="dxa"/>
             </w:tcMar>
@@ -871,7 +868,7 @@
               <w:rPr>
                 <w:rFonts w:ascii="Meiryo" w:hAnsi="Meiryo"/>
                 <w:color w:val="282828"/>
-                <w:sz w:val="15"/>
+                <w:sz w:val="14"/>
               </w:rPr>
               <w:t>EF/|GLS| &gt; 4.1 でアミロイドーシス (EF保たれGLS著減)</w:t>
             </w:r>
@@ -884,8 +881,8 @@
             <w:tcW w:type="dxa" w:w="1872"/>
             <w:shd w:fill="F4F8FA"/>
             <w:tcMar>
-              <w:top w:w="35" w:type="dxa"/>
-              <w:bottom w:w="35" w:type="dxa"/>
+              <w:top w:w="30" w:type="dxa"/>
+              <w:bottom w:w="30" w:type="dxa"/>
               <w:left w:w="40" w:type="dxa"/>
               <w:right w:w="40" w:type="dxa"/>
             </w:tcMar>
@@ -898,7 +895,7 @@
               <w:rPr>
                 <w:rFonts w:ascii="Meiryo" w:hAnsi="Meiryo"/>
                 <w:color w:val="282828"/>
-                <w:sz w:val="15"/>
+                <w:sz w:val="14"/>
               </w:rPr>
               <w:t>心筋同期不全</w:t>
             </w:r>
@@ -909,8 +906,8 @@
             <w:tcW w:type="dxa" w:w="2592"/>
             <w:shd w:fill="F4F8FA"/>
             <w:tcMar>
-              <w:top w:w="35" w:type="dxa"/>
-              <w:bottom w:w="35" w:type="dxa"/>
+              <w:top w:w="30" w:type="dxa"/>
+              <w:bottom w:w="30" w:type="dxa"/>
               <w:left w:w="40" w:type="dxa"/>
               <w:right w:w="40" w:type="dxa"/>
             </w:tcMar>
@@ -923,7 +920,7 @@
               <w:rPr>
                 <w:rFonts w:ascii="Meiryo" w:hAnsi="Meiryo"/>
                 <w:color w:val="282828"/>
-                <w:sz w:val="15"/>
+                <w:sz w:val="14"/>
               </w:rPr>
               <w:t>ピーク歪み時間分散 (同期不全)</w:t>
             </w:r>
@@ -934,8 +931,8 @@
             <w:tcW w:type="dxa" w:w="2304"/>
             <w:shd w:fill="F4F8FA"/>
             <w:tcMar>
-              <w:top w:w="35" w:type="dxa"/>
-              <w:bottom w:w="35" w:type="dxa"/>
+              <w:top w:w="30" w:type="dxa"/>
+              <w:bottom w:w="30" w:type="dxa"/>
               <w:left w:w="40" w:type="dxa"/>
               <w:right w:w="40" w:type="dxa"/>
             </w:tcMar>
@@ -948,7 +945,7 @@
               <w:rPr>
                 <w:rFonts w:ascii="Meiryo" w:hAnsi="Meiryo"/>
                 <w:color w:val="282828"/>
-                <w:sz w:val="15"/>
+                <w:sz w:val="14"/>
               </w:rPr>
               <w:t>PSD (Peak Strain Dispersion)</w:t>
             </w:r>
@@ -959,8 +956,8 @@
             <w:tcW w:type="dxa" w:w="864"/>
             <w:shd w:fill="F4F8FA"/>
             <w:tcMar>
-              <w:top w:w="35" w:type="dxa"/>
-              <w:bottom w:w="35" w:type="dxa"/>
+              <w:top w:w="30" w:type="dxa"/>
+              <w:bottom w:w="30" w:type="dxa"/>
               <w:left w:w="40" w:type="dxa"/>
               <w:right w:w="40" w:type="dxa"/>
             </w:tcMar>
@@ -973,7 +970,7 @@
               <w:rPr>
                 <w:rFonts w:ascii="Meiryo" w:hAnsi="Meiryo"/>
                 <w:color w:val="282828"/>
-                <w:sz w:val="15"/>
+                <w:sz w:val="14"/>
               </w:rPr>
               <w:t>ms</w:t>
             </w:r>
@@ -984,8 +981,8 @@
             <w:tcW w:type="dxa" w:w="3168"/>
             <w:shd w:fill="F4F8FA"/>
             <w:tcMar>
-              <w:top w:w="35" w:type="dxa"/>
-              <w:bottom w:w="35" w:type="dxa"/>
+              <w:top w:w="30" w:type="dxa"/>
+              <w:bottom w:w="30" w:type="dxa"/>
               <w:left w:w="40" w:type="dxa"/>
               <w:right w:w="40" w:type="dxa"/>
             </w:tcMar>
@@ -998,7 +995,7 @@
               <w:rPr>
                 <w:rFonts w:ascii="Meiryo" w:hAnsi="Meiryo"/>
                 <w:color w:val="282828"/>
-                <w:sz w:val="15"/>
+                <w:sz w:val="14"/>
               </w:rPr>
               <w:t>&gt; 55〜65 ms で心室性不整脈・突然死リスク増大</w:t>
             </w:r>
@@ -1011,8 +1008,8 @@
             <w:tcW w:type="dxa" w:w="1872"/>
             <w:shd w:fill="FFFFFF"/>
             <w:tcMar>
-              <w:top w:w="35" w:type="dxa"/>
-              <w:bottom w:w="35" w:type="dxa"/>
+              <w:top w:w="30" w:type="dxa"/>
+              <w:bottom w:w="30" w:type="dxa"/>
               <w:left w:w="40" w:type="dxa"/>
               <w:right w:w="40" w:type="dxa"/>
             </w:tcMar>
@@ -1025,7 +1022,7 @@
               <w:rPr>
                 <w:rFonts w:ascii="Meiryo" w:hAnsi="Meiryo"/>
                 <w:color w:val="282828"/>
-                <w:sz w:val="15"/>
+                <w:sz w:val="14"/>
               </w:rPr>
               <w:t>右室ストレイン</w:t>
             </w:r>
@@ -1036,8 +1033,8 @@
             <w:tcW w:type="dxa" w:w="2592"/>
             <w:shd w:fill="FFFFFF"/>
             <w:tcMar>
-              <w:top w:w="35" w:type="dxa"/>
-              <w:bottom w:w="35" w:type="dxa"/>
+              <w:top w:w="30" w:type="dxa"/>
+              <w:bottom w:w="30" w:type="dxa"/>
               <w:left w:w="40" w:type="dxa"/>
               <w:right w:w="40" w:type="dxa"/>
             </w:tcMar>
@@ -1050,7 +1047,7 @@
               <w:rPr>
                 <w:rFonts w:ascii="Meiryo" w:hAnsi="Meiryo"/>
                 <w:color w:val="282828"/>
-                <w:sz w:val="15"/>
+                <w:sz w:val="14"/>
               </w:rPr>
               <w:t>右室自由壁縦方向歪み (最重要)</w:t>
             </w:r>
@@ -1061,8 +1058,8 @@
             <w:tcW w:type="dxa" w:w="2304"/>
             <w:shd w:fill="FFFFFF"/>
             <w:tcMar>
-              <w:top w:w="35" w:type="dxa"/>
-              <w:bottom w:w="35" w:type="dxa"/>
+              <w:top w:w="30" w:type="dxa"/>
+              <w:bottom w:w="30" w:type="dxa"/>
               <w:left w:w="40" w:type="dxa"/>
               <w:right w:w="40" w:type="dxa"/>
             </w:tcMar>
@@ -1075,7 +1072,7 @@
               <w:rPr>
                 <w:rFonts w:ascii="Meiryo" w:hAnsi="Meiryo"/>
                 <w:color w:val="282828"/>
-                <w:sz w:val="15"/>
+                <w:sz w:val="14"/>
               </w:rPr>
               <w:t>RV FWS (Free Wall Strain)</w:t>
             </w:r>
@@ -1086,8 +1083,8 @@
             <w:tcW w:type="dxa" w:w="864"/>
             <w:shd w:fill="FFFFFF"/>
             <w:tcMar>
-              <w:top w:w="35" w:type="dxa"/>
-              <w:bottom w:w="35" w:type="dxa"/>
+              <w:top w:w="30" w:type="dxa"/>
+              <w:bottom w:w="30" w:type="dxa"/>
               <w:left w:w="40" w:type="dxa"/>
               <w:right w:w="40" w:type="dxa"/>
             </w:tcMar>
@@ -1100,7 +1097,7 @@
               <w:rPr>
                 <w:rFonts w:ascii="Meiryo" w:hAnsi="Meiryo"/>
                 <w:color w:val="282828"/>
-                <w:sz w:val="15"/>
+                <w:sz w:val="14"/>
               </w:rPr>
               <w:t>%</w:t>
             </w:r>
@@ -1111,8 +1108,8 @@
             <w:tcW w:type="dxa" w:w="3168"/>
             <w:shd w:fill="FFFFFF"/>
             <w:tcMar>
-              <w:top w:w="35" w:type="dxa"/>
-              <w:bottom w:w="35" w:type="dxa"/>
+              <w:top w:w="30" w:type="dxa"/>
+              <w:bottom w:w="30" w:type="dxa"/>
               <w:left w:w="40" w:type="dxa"/>
               <w:right w:w="40" w:type="dxa"/>
             </w:tcMar>
@@ -1125,7 +1122,7 @@
               <w:rPr>
                 <w:rFonts w:ascii="Meiryo" w:hAnsi="Meiryo"/>
                 <w:color w:val="282828"/>
-                <w:sz w:val="15"/>
+                <w:sz w:val="14"/>
               </w:rPr>
               <w:t>正常: |RV FWS| &gt; 20〜23% (中隔除外の純右室機能)</w:t>
             </w:r>
@@ -1138,8 +1135,8 @@
             <w:tcW w:type="dxa" w:w="1872"/>
             <w:shd w:fill="F4F8FA"/>
             <w:tcMar>
-              <w:top w:w="35" w:type="dxa"/>
-              <w:bottom w:w="35" w:type="dxa"/>
+              <w:top w:w="30" w:type="dxa"/>
+              <w:bottom w:w="30" w:type="dxa"/>
               <w:left w:w="40" w:type="dxa"/>
               <w:right w:w="40" w:type="dxa"/>
             </w:tcMar>
@@ -1152,7 +1149,7 @@
               <w:rPr>
                 <w:rFonts w:ascii="Meiryo" w:hAnsi="Meiryo"/>
                 <w:color w:val="282828"/>
-                <w:sz w:val="15"/>
+                <w:sz w:val="14"/>
               </w:rPr>
               <w:t>右室ストレイン</w:t>
             </w:r>
@@ -1163,8 +1160,8 @@
             <w:tcW w:type="dxa" w:w="2592"/>
             <w:shd w:fill="F4F8FA"/>
             <w:tcMar>
-              <w:top w:w="35" w:type="dxa"/>
-              <w:bottom w:w="35" w:type="dxa"/>
+              <w:top w:w="30" w:type="dxa"/>
+              <w:bottom w:w="30" w:type="dxa"/>
               <w:left w:w="40" w:type="dxa"/>
               <w:right w:w="40" w:type="dxa"/>
             </w:tcMar>
@@ -1177,7 +1174,7 @@
               <w:rPr>
                 <w:rFonts w:ascii="Meiryo" w:hAnsi="Meiryo"/>
                 <w:color w:val="282828"/>
-                <w:sz w:val="15"/>
+                <w:sz w:val="14"/>
               </w:rPr>
               <w:t>右室全体縦方向歪み (4腔像)</w:t>
             </w:r>
@@ -1188,8 +1185,8 @@
             <w:tcW w:type="dxa" w:w="2304"/>
             <w:shd w:fill="F4F8FA"/>
             <w:tcMar>
-              <w:top w:w="35" w:type="dxa"/>
-              <w:bottom w:w="35" w:type="dxa"/>
+              <w:top w:w="30" w:type="dxa"/>
+              <w:bottom w:w="30" w:type="dxa"/>
               <w:left w:w="40" w:type="dxa"/>
               <w:right w:w="40" w:type="dxa"/>
             </w:tcMar>
@@ -1202,7 +1199,7 @@
               <w:rPr>
                 <w:rFonts w:ascii="Meiryo" w:hAnsi="Meiryo"/>
                 <w:color w:val="282828"/>
-                <w:sz w:val="15"/>
+                <w:sz w:val="14"/>
               </w:rPr>
               <w:t>RV 4CH Strain (GLS)</w:t>
             </w:r>
@@ -1213,8 +1210,8 @@
             <w:tcW w:type="dxa" w:w="864"/>
             <w:shd w:fill="F4F8FA"/>
             <w:tcMar>
-              <w:top w:w="35" w:type="dxa"/>
-              <w:bottom w:w="35" w:type="dxa"/>
+              <w:top w:w="30" w:type="dxa"/>
+              <w:bottom w:w="30" w:type="dxa"/>
               <w:left w:w="40" w:type="dxa"/>
               <w:right w:w="40" w:type="dxa"/>
             </w:tcMar>
@@ -1227,7 +1224,7 @@
               <w:rPr>
                 <w:rFonts w:ascii="Meiryo" w:hAnsi="Meiryo"/>
                 <w:color w:val="282828"/>
-                <w:sz w:val="15"/>
+                <w:sz w:val="14"/>
               </w:rPr>
               <w:t>%</w:t>
             </w:r>
@@ -1238,8 +1235,8 @@
             <w:tcW w:type="dxa" w:w="3168"/>
             <w:shd w:fill="F4F8FA"/>
             <w:tcMar>
-              <w:top w:w="35" w:type="dxa"/>
-              <w:bottom w:w="35" w:type="dxa"/>
+              <w:top w:w="30" w:type="dxa"/>
+              <w:bottom w:w="30" w:type="dxa"/>
               <w:left w:w="40" w:type="dxa"/>
               <w:right w:w="40" w:type="dxa"/>
             </w:tcMar>
@@ -1252,7 +1249,7 @@
               <w:rPr>
                 <w:rFonts w:ascii="Meiryo" w:hAnsi="Meiryo"/>
                 <w:color w:val="282828"/>
-                <w:sz w:val="15"/>
+                <w:sz w:val="14"/>
               </w:rPr>
               <w:t>中隔を含む右室全体ストレイン (正常: |GLS| &gt; 20%)</w:t>
             </w:r>
@@ -1265,8 +1262,8 @@
             <w:tcW w:type="dxa" w:w="1872"/>
             <w:shd w:fill="FFFFFF"/>
             <w:tcMar>
-              <w:top w:w="35" w:type="dxa"/>
-              <w:bottom w:w="35" w:type="dxa"/>
+              <w:top w:w="30" w:type="dxa"/>
+              <w:bottom w:w="30" w:type="dxa"/>
               <w:left w:w="40" w:type="dxa"/>
               <w:right w:w="40" w:type="dxa"/>
             </w:tcMar>
@@ -1279,7 +1276,7 @@
               <w:rPr>
                 <w:rFonts w:ascii="Meiryo" w:hAnsi="Meiryo"/>
                 <w:color w:val="282828"/>
-                <w:sz w:val="15"/>
+                <w:sz w:val="14"/>
               </w:rPr>
               <w:t>左房ストレイン</w:t>
             </w:r>
@@ -1290,8 +1287,8 @@
             <w:tcW w:type="dxa" w:w="2592"/>
             <w:shd w:fill="FFFFFF"/>
             <w:tcMar>
-              <w:top w:w="35" w:type="dxa"/>
-              <w:bottom w:w="35" w:type="dxa"/>
+              <w:top w:w="30" w:type="dxa"/>
+              <w:bottom w:w="30" w:type="dxa"/>
               <w:left w:w="40" w:type="dxa"/>
               <w:right w:w="40" w:type="dxa"/>
             </w:tcMar>
@@ -1304,7 +1301,7 @@
               <w:rPr>
                 <w:rFonts w:ascii="Meiryo" w:hAnsi="Meiryo"/>
                 <w:color w:val="282828"/>
-                <w:sz w:val="15"/>
+                <w:sz w:val="14"/>
               </w:rPr>
               <w:t>左房リザーバーストレイン (ASE2025)</w:t>
             </w:r>
@@ -1315,8 +1312,8 @@
             <w:tcW w:type="dxa" w:w="2304"/>
             <w:shd w:fill="FFFFFF"/>
             <w:tcMar>
-              <w:top w:w="35" w:type="dxa"/>
-              <w:bottom w:w="35" w:type="dxa"/>
+              <w:top w:w="30" w:type="dxa"/>
+              <w:bottom w:w="30" w:type="dxa"/>
               <w:left w:w="40" w:type="dxa"/>
               <w:right w:w="40" w:type="dxa"/>
             </w:tcMar>
@@ -1329,7 +1326,7 @@
               <w:rPr>
                 <w:rFonts w:ascii="Meiryo" w:hAnsi="Meiryo"/>
                 <w:color w:val="282828"/>
-                <w:sz w:val="15"/>
+                <w:sz w:val="14"/>
               </w:rPr>
               <w:t>LARS (LA Res. Strain)</w:t>
             </w:r>
@@ -1340,8 +1337,8 @@
             <w:tcW w:type="dxa" w:w="864"/>
             <w:shd w:fill="FFFFFF"/>
             <w:tcMar>
-              <w:top w:w="35" w:type="dxa"/>
-              <w:bottom w:w="35" w:type="dxa"/>
+              <w:top w:w="30" w:type="dxa"/>
+              <w:bottom w:w="30" w:type="dxa"/>
               <w:left w:w="40" w:type="dxa"/>
               <w:right w:w="40" w:type="dxa"/>
             </w:tcMar>
@@ -1354,7 +1351,7 @@
               <w:rPr>
                 <w:rFonts w:ascii="Meiryo" w:hAnsi="Meiryo"/>
                 <w:color w:val="282828"/>
-                <w:sz w:val="15"/>
+                <w:sz w:val="14"/>
               </w:rPr>
               <w:t>%</w:t>
             </w:r>
@@ -1365,8 +1362,8 @@
             <w:tcW w:type="dxa" w:w="3168"/>
             <w:shd w:fill="FFFFFF"/>
             <w:tcMar>
-              <w:top w:w="35" w:type="dxa"/>
-              <w:bottom w:w="35" w:type="dxa"/>
+              <w:top w:w="30" w:type="dxa"/>
+              <w:bottom w:w="30" w:type="dxa"/>
               <w:left w:w="40" w:type="dxa"/>
               <w:right w:w="40" w:type="dxa"/>
             </w:tcMar>
@@ -1379,9 +1376,9 @@
               <w:rPr>
                 <w:rFonts w:ascii="Meiryo" w:hAnsi="Meiryo"/>
                 <w:color w:val="282828"/>
-                <w:sz w:val="15"/>
-              </w:rPr>
-              <w:t>充満圧上昇 (重度 &lt; 18%, 軽度 &lt; 24%, 正常 &gt; 39%)</w:t>
+                <w:sz w:val="14"/>
+              </w:rPr>
+              <w:t>充満圧上昇 (&lt;18% 確定, 18-24% 境界域/疑い, &gt;39% 正常)</w:t>
             </w:r>
           </w:p>
         </w:tc>
@@ -1392,8 +1389,8 @@
             <w:tcW w:type="dxa" w:w="1872"/>
             <w:shd w:fill="F4F8FA"/>
             <w:tcMar>
-              <w:top w:w="35" w:type="dxa"/>
-              <w:bottom w:w="35" w:type="dxa"/>
+              <w:top w:w="30" w:type="dxa"/>
+              <w:bottom w:w="30" w:type="dxa"/>
               <w:left w:w="40" w:type="dxa"/>
               <w:right w:w="40" w:type="dxa"/>
             </w:tcMar>
@@ -1406,7 +1403,7 @@
               <w:rPr>
                 <w:rFonts w:ascii="Meiryo" w:hAnsi="Meiryo"/>
                 <w:color w:val="282828"/>
-                <w:sz w:val="15"/>
+                <w:sz w:val="14"/>
               </w:rPr>
               <w:t>左房ストレイン</w:t>
             </w:r>
@@ -1417,8 +1414,8 @@
             <w:tcW w:type="dxa" w:w="2592"/>
             <w:shd w:fill="F4F8FA"/>
             <w:tcMar>
-              <w:top w:w="35" w:type="dxa"/>
-              <w:bottom w:w="35" w:type="dxa"/>
+              <w:top w:w="30" w:type="dxa"/>
+              <w:bottom w:w="30" w:type="dxa"/>
               <w:left w:w="40" w:type="dxa"/>
               <w:right w:w="40" w:type="dxa"/>
             </w:tcMar>
@@ -1431,7 +1428,7 @@
               <w:rPr>
                 <w:rFonts w:ascii="Meiryo" w:hAnsi="Meiryo"/>
                 <w:color w:val="282828"/>
-                <w:sz w:val="15"/>
+                <w:sz w:val="14"/>
               </w:rPr>
               <w:t>左房コンジット / ポンプ歪み</w:t>
             </w:r>
@@ -1442,8 +1439,8 @@
             <w:tcW w:type="dxa" w:w="2304"/>
             <w:shd w:fill="F4F8FA"/>
             <w:tcMar>
-              <w:top w:w="35" w:type="dxa"/>
-              <w:bottom w:w="35" w:type="dxa"/>
+              <w:top w:w="30" w:type="dxa"/>
+              <w:bottom w:w="30" w:type="dxa"/>
               <w:left w:w="40" w:type="dxa"/>
               <w:right w:w="40" w:type="dxa"/>
             </w:tcMar>
@@ -1456,7 +1453,7 @@
               <w:rPr>
                 <w:rFonts w:ascii="Meiryo" w:hAnsi="Meiryo"/>
                 <w:color w:val="282828"/>
-                <w:sz w:val="15"/>
+                <w:sz w:val="14"/>
               </w:rPr>
               <w:t>LACS / LAAS</w:t>
             </w:r>
@@ -1467,8 +1464,8 @@
             <w:tcW w:type="dxa" w:w="864"/>
             <w:shd w:fill="F4F8FA"/>
             <w:tcMar>
-              <w:top w:w="35" w:type="dxa"/>
-              <w:bottom w:w="35" w:type="dxa"/>
+              <w:top w:w="30" w:type="dxa"/>
+              <w:bottom w:w="30" w:type="dxa"/>
               <w:left w:w="40" w:type="dxa"/>
               <w:right w:w="40" w:type="dxa"/>
             </w:tcMar>
@@ -1481,7 +1478,7 @@
               <w:rPr>
                 <w:rFonts w:ascii="Meiryo" w:hAnsi="Meiryo"/>
                 <w:color w:val="282828"/>
-                <w:sz w:val="15"/>
+                <w:sz w:val="14"/>
               </w:rPr>
               <w:t>%</w:t>
             </w:r>
@@ -1492,8 +1489,8 @@
             <w:tcW w:type="dxa" w:w="3168"/>
             <w:shd w:fill="F4F8FA"/>
             <w:tcMar>
-              <w:top w:w="35" w:type="dxa"/>
-              <w:bottom w:w="35" w:type="dxa"/>
+              <w:top w:w="30" w:type="dxa"/>
+              <w:bottom w:w="30" w:type="dxa"/>
               <w:left w:w="40" w:type="dxa"/>
               <w:right w:w="40" w:type="dxa"/>
             </w:tcMar>
@@ -1506,7 +1503,7 @@
               <w:rPr>
                 <w:rFonts w:ascii="Meiryo" w:hAnsi="Meiryo"/>
                 <w:color w:val="282828"/>
-                <w:sz w:val="15"/>
+                <w:sz w:val="14"/>
               </w:rPr>
               <w:t>左房受動導管機能 / 心房能動収縮機能の評価</w:t>
             </w:r>
@@ -1516,16 +1513,16 @@
     </w:tbl>
     <w:p>
       <w:pPr>
-        <w:spacing w:before="120" w:after="40"/>
+        <w:spacing w:before="100" w:after="40"/>
       </w:pPr>
       <w:r>
         <w:rPr>
           <w:rFonts w:ascii="Meiryo" w:hAnsi="Meiryo"/>
           <w:b/>
           <w:color w:val="005AA0"/>
-          <w:sz w:val="20"/>
+          <w:sz w:val="19"/>
         </w:rPr>
-        <w:t>2. 🫀 左室形態・収縮能 ＆ 拡張能評価（ASE 2025 / E/e'・LAVI・TR）</w:t>
+        <w:t>2. 🫀 左室形態・収縮/拡張能 ＆ HOCM閉塞・左心耳血栓評価</w:t>
       </w:r>
     </w:p>
     <w:tbl>
@@ -1543,11 +1540,11 @@
         </w:tblBorders>
       </w:tblPr>
       <w:tblGrid>
-        <w:gridCol w:w="2229"/>
-        <w:gridCol w:w="2229"/>
-        <w:gridCol w:w="2229"/>
-        <w:gridCol w:w="2229"/>
-        <w:gridCol w:w="2229"/>
+        <w:gridCol w:w="2246"/>
+        <w:gridCol w:w="2246"/>
+        <w:gridCol w:w="2246"/>
+        <w:gridCol w:w="2246"/>
+        <w:gridCol w:w="2246"/>
       </w:tblGrid>
       <w:tr>
         <w:tc>
@@ -1555,8 +1552,8 @@
             <w:tcW w:type="dxa" w:w="1872"/>
             <w:shd w:fill="005691"/>
             <w:tcMar>
-              <w:top w:w="60" w:type="dxa"/>
-              <w:bottom w:w="60" w:type="dxa"/>
+              <w:top w:w="50" w:type="dxa"/>
+              <w:bottom w:w="50" w:type="dxa"/>
               <w:left w:w="40" w:type="dxa"/>
               <w:right w:w="40" w:type="dxa"/>
             </w:tcMar>
@@ -1581,8 +1578,8 @@
             <w:tcW w:type="dxa" w:w="2592"/>
             <w:shd w:fill="005691"/>
             <w:tcMar>
-              <w:top w:w="60" w:type="dxa"/>
-              <w:bottom w:w="60" w:type="dxa"/>
+              <w:top w:w="50" w:type="dxa"/>
+              <w:bottom w:w="50" w:type="dxa"/>
               <w:left w:w="40" w:type="dxa"/>
               <w:right w:w="40" w:type="dxa"/>
             </w:tcMar>
@@ -1607,8 +1604,8 @@
             <w:tcW w:type="dxa" w:w="2304"/>
             <w:shd w:fill="005691"/>
             <w:tcMar>
-              <w:top w:w="60" w:type="dxa"/>
-              <w:bottom w:w="60" w:type="dxa"/>
+              <w:top w:w="50" w:type="dxa"/>
+              <w:bottom w:w="50" w:type="dxa"/>
               <w:left w:w="40" w:type="dxa"/>
               <w:right w:w="40" w:type="dxa"/>
             </w:tcMar>
@@ -1633,8 +1630,8 @@
             <w:tcW w:type="dxa" w:w="864"/>
             <w:shd w:fill="005691"/>
             <w:tcMar>
-              <w:top w:w="60" w:type="dxa"/>
-              <w:bottom w:w="60" w:type="dxa"/>
+              <w:top w:w="50" w:type="dxa"/>
+              <w:bottom w:w="50" w:type="dxa"/>
               <w:left w:w="40" w:type="dxa"/>
               <w:right w:w="40" w:type="dxa"/>
             </w:tcMar>
@@ -1659,8 +1656,8 @@
             <w:tcW w:type="dxa" w:w="3168"/>
             <w:shd w:fill="005691"/>
             <w:tcMar>
-              <w:top w:w="60" w:type="dxa"/>
-              <w:bottom w:w="60" w:type="dxa"/>
+              <w:top w:w="50" w:type="dxa"/>
+              <w:bottom w:w="50" w:type="dxa"/>
               <w:left w:w="40" w:type="dxa"/>
               <w:right w:w="40" w:type="dxa"/>
             </w:tcMar>
@@ -1687,8 +1684,8 @@
             <w:tcW w:type="dxa" w:w="1872"/>
             <w:shd w:fill="FFFFFF"/>
             <w:tcMar>
-              <w:top w:w="35" w:type="dxa"/>
-              <w:bottom w:w="35" w:type="dxa"/>
+              <w:top w:w="30" w:type="dxa"/>
+              <w:bottom w:w="30" w:type="dxa"/>
               <w:left w:w="40" w:type="dxa"/>
               <w:right w:w="40" w:type="dxa"/>
             </w:tcMar>
@@ -1701,7 +1698,7 @@
               <w:rPr>
                 <w:rFonts w:ascii="Meiryo" w:hAnsi="Meiryo"/>
                 <w:color w:val="282828"/>
-                <w:sz w:val="15"/>
+                <w:sz w:val="14"/>
               </w:rPr>
               <w:t>Mモード / 2D</w:t>
             </w:r>
@@ -1712,8 +1709,8 @@
             <w:tcW w:type="dxa" w:w="2592"/>
             <w:shd w:fill="FFFFFF"/>
             <w:tcMar>
-              <w:top w:w="35" w:type="dxa"/>
-              <w:bottom w:w="35" w:type="dxa"/>
+              <w:top w:w="30" w:type="dxa"/>
+              <w:bottom w:w="30" w:type="dxa"/>
               <w:left w:w="40" w:type="dxa"/>
               <w:right w:w="40" w:type="dxa"/>
             </w:tcMar>
@@ -1726,7 +1723,7 @@
               <w:rPr>
                 <w:rFonts w:ascii="Meiryo" w:hAnsi="Meiryo"/>
                 <w:color w:val="282828"/>
-                <w:sz w:val="15"/>
+                <w:sz w:val="14"/>
               </w:rPr>
               <w:t>左室拡張末期径 / 収縮末期径</w:t>
             </w:r>
@@ -1737,8 +1734,8 @@
             <w:tcW w:type="dxa" w:w="2304"/>
             <w:shd w:fill="FFFFFF"/>
             <w:tcMar>
-              <w:top w:w="35" w:type="dxa"/>
-              <w:bottom w:w="35" w:type="dxa"/>
+              <w:top w:w="30" w:type="dxa"/>
+              <w:bottom w:w="30" w:type="dxa"/>
               <w:left w:w="40" w:type="dxa"/>
               <w:right w:w="40" w:type="dxa"/>
             </w:tcMar>
@@ -1751,7 +1748,7 @@
               <w:rPr>
                 <w:rFonts w:ascii="Meiryo" w:hAnsi="Meiryo"/>
                 <w:color w:val="282828"/>
-                <w:sz w:val="15"/>
+                <w:sz w:val="14"/>
               </w:rPr>
               <w:t>LVDd / LVDs</w:t>
             </w:r>
@@ -1762,8 +1759,8 @@
             <w:tcW w:type="dxa" w:w="864"/>
             <w:shd w:fill="FFFFFF"/>
             <w:tcMar>
-              <w:top w:w="35" w:type="dxa"/>
-              <w:bottom w:w="35" w:type="dxa"/>
+              <w:top w:w="30" w:type="dxa"/>
+              <w:bottom w:w="30" w:type="dxa"/>
               <w:left w:w="40" w:type="dxa"/>
               <w:right w:w="40" w:type="dxa"/>
             </w:tcMar>
@@ -1776,7 +1773,7 @@
               <w:rPr>
                 <w:rFonts w:ascii="Meiryo" w:hAnsi="Meiryo"/>
                 <w:color w:val="282828"/>
-                <w:sz w:val="15"/>
+                <w:sz w:val="14"/>
               </w:rPr>
               <w:t>mm</w:t>
             </w:r>
@@ -1787,8 +1784,8 @@
             <w:tcW w:type="dxa" w:w="3168"/>
             <w:shd w:fill="FFFFFF"/>
             <w:tcMar>
-              <w:top w:w="35" w:type="dxa"/>
-              <w:bottom w:w="35" w:type="dxa"/>
+              <w:top w:w="30" w:type="dxa"/>
+              <w:bottom w:w="30" w:type="dxa"/>
               <w:left w:w="40" w:type="dxa"/>
               <w:right w:w="40" w:type="dxa"/>
             </w:tcMar>
@@ -1801,7 +1798,7 @@
               <w:rPr>
                 <w:rFonts w:ascii="Meiryo" w:hAnsi="Meiryo"/>
                 <w:color w:val="282828"/>
-                <w:sz w:val="15"/>
+                <w:sz w:val="14"/>
               </w:rPr>
               <w:t>左室径・容量負荷評価・BSA補正値算出</w:t>
             </w:r>
@@ -1814,8 +1811,8 @@
             <w:tcW w:type="dxa" w:w="1872"/>
             <w:shd w:fill="F4F8FA"/>
             <w:tcMar>
-              <w:top w:w="35" w:type="dxa"/>
-              <w:bottom w:w="35" w:type="dxa"/>
+              <w:top w:w="30" w:type="dxa"/>
+              <w:bottom w:w="30" w:type="dxa"/>
               <w:left w:w="40" w:type="dxa"/>
               <w:right w:w="40" w:type="dxa"/>
             </w:tcMar>
@@ -1828,7 +1825,7 @@
               <w:rPr>
                 <w:rFonts w:ascii="Meiryo" w:hAnsi="Meiryo"/>
                 <w:color w:val="282828"/>
-                <w:sz w:val="15"/>
+                <w:sz w:val="14"/>
               </w:rPr>
               <w:t>Mモード / 2D</w:t>
             </w:r>
@@ -1839,8 +1836,8 @@
             <w:tcW w:type="dxa" w:w="2592"/>
             <w:shd w:fill="F4F8FA"/>
             <w:tcMar>
-              <w:top w:w="35" w:type="dxa"/>
-              <w:bottom w:w="35" w:type="dxa"/>
+              <w:top w:w="30" w:type="dxa"/>
+              <w:bottom w:w="30" w:type="dxa"/>
               <w:left w:w="40" w:type="dxa"/>
               <w:right w:w="40" w:type="dxa"/>
             </w:tcMar>
@@ -1853,7 +1850,7 @@
               <w:rPr>
                 <w:rFonts w:ascii="Meiryo" w:hAnsi="Meiryo"/>
                 <w:color w:val="282828"/>
-                <w:sz w:val="15"/>
+                <w:sz w:val="14"/>
               </w:rPr>
               <w:t>心室中隔壁厚 / 後壁厚</w:t>
             </w:r>
@@ -1864,8 +1861,8 @@
             <w:tcW w:type="dxa" w:w="2304"/>
             <w:shd w:fill="F4F8FA"/>
             <w:tcMar>
-              <w:top w:w="35" w:type="dxa"/>
-              <w:bottom w:w="35" w:type="dxa"/>
+              <w:top w:w="30" w:type="dxa"/>
+              <w:bottom w:w="30" w:type="dxa"/>
               <w:left w:w="40" w:type="dxa"/>
               <w:right w:w="40" w:type="dxa"/>
             </w:tcMar>
@@ -1878,7 +1875,7 @@
               <w:rPr>
                 <w:rFonts w:ascii="Meiryo" w:hAnsi="Meiryo"/>
                 <w:color w:val="282828"/>
-                <w:sz w:val="15"/>
+                <w:sz w:val="14"/>
               </w:rPr>
               <w:t>IVSTd / PWTd</w:t>
             </w:r>
@@ -1889,8 +1886,8 @@
             <w:tcW w:type="dxa" w:w="864"/>
             <w:shd w:fill="F4F8FA"/>
             <w:tcMar>
-              <w:top w:w="35" w:type="dxa"/>
-              <w:bottom w:w="35" w:type="dxa"/>
+              <w:top w:w="30" w:type="dxa"/>
+              <w:bottom w:w="30" w:type="dxa"/>
               <w:left w:w="40" w:type="dxa"/>
               <w:right w:w="40" w:type="dxa"/>
             </w:tcMar>
@@ -1903,7 +1900,7 @@
               <w:rPr>
                 <w:rFonts w:ascii="Meiryo" w:hAnsi="Meiryo"/>
                 <w:color w:val="282828"/>
-                <w:sz w:val="15"/>
+                <w:sz w:val="14"/>
               </w:rPr>
               <w:t>mm</w:t>
             </w:r>
@@ -1914,8 +1911,8 @@
             <w:tcW w:type="dxa" w:w="3168"/>
             <w:shd w:fill="F4F8FA"/>
             <w:tcMar>
-              <w:top w:w="35" w:type="dxa"/>
-              <w:bottom w:w="35" w:type="dxa"/>
+              <w:top w:w="30" w:type="dxa"/>
+              <w:bottom w:w="30" w:type="dxa"/>
               <w:left w:w="40" w:type="dxa"/>
               <w:right w:w="40" w:type="dxa"/>
             </w:tcMar>
@@ -1928,9 +1925,9 @@
               <w:rPr>
                 <w:rFonts w:ascii="Meiryo" w:hAnsi="Meiryo"/>
                 <w:color w:val="282828"/>
-                <w:sz w:val="15"/>
-              </w:rPr>
-              <w:t>壁肥厚・HCM・アミロイドーシス心筋肥厚評価</w:t>
+                <w:sz w:val="14"/>
+              </w:rPr>
+              <w:t>壁肥厚・HCM・アミロイドーシス心筋肥厚評価 (≧15mm)</w:t>
             </w:r>
           </w:p>
         </w:tc>
@@ -1941,8 +1938,8 @@
             <w:tcW w:type="dxa" w:w="1872"/>
             <w:shd w:fill="FFFFFF"/>
             <w:tcMar>
-              <w:top w:w="35" w:type="dxa"/>
-              <w:bottom w:w="35" w:type="dxa"/>
+              <w:top w:w="30" w:type="dxa"/>
+              <w:bottom w:w="30" w:type="dxa"/>
               <w:left w:w="40" w:type="dxa"/>
               <w:right w:w="40" w:type="dxa"/>
             </w:tcMar>
@@ -1955,7 +1952,7 @@
               <w:rPr>
                 <w:rFonts w:ascii="Meiryo" w:hAnsi="Meiryo"/>
                 <w:color w:val="282828"/>
-                <w:sz w:val="15"/>
+                <w:sz w:val="14"/>
               </w:rPr>
               <w:t>自動演算</w:t>
             </w:r>
@@ -1966,8 +1963,8 @@
             <w:tcW w:type="dxa" w:w="2592"/>
             <w:shd w:fill="FFFFFF"/>
             <w:tcMar>
-              <w:top w:w="35" w:type="dxa"/>
-              <w:bottom w:w="35" w:type="dxa"/>
+              <w:top w:w="30" w:type="dxa"/>
+              <w:bottom w:w="30" w:type="dxa"/>
               <w:left w:w="40" w:type="dxa"/>
               <w:right w:w="40" w:type="dxa"/>
             </w:tcMar>
@@ -1980,7 +1977,7 @@
               <w:rPr>
                 <w:rFonts w:ascii="Meiryo" w:hAnsi="Meiryo"/>
                 <w:color w:val="282828"/>
-                <w:sz w:val="15"/>
+                <w:sz w:val="14"/>
               </w:rPr>
               <w:t>左室心筋重量係数 / 相対的壁厚</w:t>
             </w:r>
@@ -1991,8 +1988,8 @@
             <w:tcW w:type="dxa" w:w="2304"/>
             <w:shd w:fill="FFFFFF"/>
             <w:tcMar>
-              <w:top w:w="35" w:type="dxa"/>
-              <w:bottom w:w="35" w:type="dxa"/>
+              <w:top w:w="30" w:type="dxa"/>
+              <w:bottom w:w="30" w:type="dxa"/>
               <w:left w:w="40" w:type="dxa"/>
               <w:right w:w="40" w:type="dxa"/>
             </w:tcMar>
@@ -2005,7 +2002,7 @@
               <w:rPr>
                 <w:rFonts w:ascii="Meiryo" w:hAnsi="Meiryo"/>
                 <w:color w:val="282828"/>
-                <w:sz w:val="15"/>
+                <w:sz w:val="14"/>
               </w:rPr>
               <w:t>LVMI / RWT</w:t>
             </w:r>
@@ -2016,8 +2013,8 @@
             <w:tcW w:type="dxa" w:w="864"/>
             <w:shd w:fill="FFFFFF"/>
             <w:tcMar>
-              <w:top w:w="35" w:type="dxa"/>
-              <w:bottom w:w="35" w:type="dxa"/>
+              <w:top w:w="30" w:type="dxa"/>
+              <w:bottom w:w="30" w:type="dxa"/>
               <w:left w:w="40" w:type="dxa"/>
               <w:right w:w="40" w:type="dxa"/>
             </w:tcMar>
@@ -2030,7 +2027,7 @@
               <w:rPr>
                 <w:rFonts w:ascii="Meiryo" w:hAnsi="Meiryo"/>
                 <w:color w:val="282828"/>
-                <w:sz w:val="15"/>
+                <w:sz w:val="14"/>
               </w:rPr>
               <w:t>g/m², -</w:t>
             </w:r>
@@ -2041,8 +2038,8 @@
             <w:tcW w:type="dxa" w:w="3168"/>
             <w:shd w:fill="FFFFFF"/>
             <w:tcMar>
-              <w:top w:w="35" w:type="dxa"/>
-              <w:bottom w:w="35" w:type="dxa"/>
+              <w:top w:w="30" w:type="dxa"/>
+              <w:bottom w:w="30" w:type="dxa"/>
               <w:left w:w="40" w:type="dxa"/>
               <w:right w:w="40" w:type="dxa"/>
             </w:tcMar>
@@ -2055,7 +2052,7 @@
               <w:rPr>
                 <w:rFonts w:ascii="Meiryo" w:hAnsi="Meiryo"/>
                 <w:color w:val="282828"/>
-                <w:sz w:val="15"/>
+                <w:sz w:val="14"/>
               </w:rPr>
               <w:t>左室肥大 (LVH) 確定 (男&gt;115, 女&gt;95), 求心性 (RWT&gt;0.42)</w:t>
             </w:r>
@@ -2068,8 +2065,8 @@
             <w:tcW w:type="dxa" w:w="1872"/>
             <w:shd w:fill="F4F8FA"/>
             <w:tcMar>
-              <w:top w:w="35" w:type="dxa"/>
-              <w:bottom w:w="35" w:type="dxa"/>
+              <w:top w:w="30" w:type="dxa"/>
+              <w:bottom w:w="30" w:type="dxa"/>
               <w:left w:w="40" w:type="dxa"/>
               <w:right w:w="40" w:type="dxa"/>
             </w:tcMar>
@@ -2082,7 +2079,7 @@
               <w:rPr>
                 <w:rFonts w:ascii="Meiryo" w:hAnsi="Meiryo"/>
                 <w:color w:val="282828"/>
-                <w:sz w:val="15"/>
+                <w:sz w:val="14"/>
               </w:rPr>
               <w:t>Simpson法</w:t>
             </w:r>
@@ -2093,8 +2090,8 @@
             <w:tcW w:type="dxa" w:w="2592"/>
             <w:shd w:fill="F4F8FA"/>
             <w:tcMar>
-              <w:top w:w="35" w:type="dxa"/>
-              <w:bottom w:w="35" w:type="dxa"/>
+              <w:top w:w="30" w:type="dxa"/>
+              <w:bottom w:w="30" w:type="dxa"/>
               <w:left w:w="40" w:type="dxa"/>
               <w:right w:w="40" w:type="dxa"/>
             </w:tcMar>
@@ -2107,7 +2104,7 @@
               <w:rPr>
                 <w:rFonts w:ascii="Meiryo" w:hAnsi="Meiryo"/>
                 <w:color w:val="282828"/>
-                <w:sz w:val="15"/>
+                <w:sz w:val="14"/>
               </w:rPr>
               <w:t>左室拡張末期 / 収縮末期容積</w:t>
             </w:r>
@@ -2118,8 +2115,8 @@
             <w:tcW w:type="dxa" w:w="2304"/>
             <w:shd w:fill="F4F8FA"/>
             <w:tcMar>
-              <w:top w:w="35" w:type="dxa"/>
-              <w:bottom w:w="35" w:type="dxa"/>
+              <w:top w:w="30" w:type="dxa"/>
+              <w:bottom w:w="30" w:type="dxa"/>
               <w:left w:w="40" w:type="dxa"/>
               <w:right w:w="40" w:type="dxa"/>
             </w:tcMar>
@@ -2132,7 +2129,7 @@
               <w:rPr>
                 <w:rFonts w:ascii="Meiryo" w:hAnsi="Meiryo"/>
                 <w:color w:val="282828"/>
-                <w:sz w:val="15"/>
+                <w:sz w:val="14"/>
               </w:rPr>
               <w:t>LVEDV / LVESV</w:t>
             </w:r>
@@ -2143,8 +2140,8 @@
             <w:tcW w:type="dxa" w:w="864"/>
             <w:shd w:fill="F4F8FA"/>
             <w:tcMar>
-              <w:top w:w="35" w:type="dxa"/>
-              <w:bottom w:w="35" w:type="dxa"/>
+              <w:top w:w="30" w:type="dxa"/>
+              <w:bottom w:w="30" w:type="dxa"/>
               <w:left w:w="40" w:type="dxa"/>
               <w:right w:w="40" w:type="dxa"/>
             </w:tcMar>
@@ -2157,7 +2154,7 @@
               <w:rPr>
                 <w:rFonts w:ascii="Meiryo" w:hAnsi="Meiryo"/>
                 <w:color w:val="282828"/>
-                <w:sz w:val="15"/>
+                <w:sz w:val="14"/>
               </w:rPr>
               <w:t>mL</w:t>
             </w:r>
@@ -2168,8 +2165,8 @@
             <w:tcW w:type="dxa" w:w="3168"/>
             <w:shd w:fill="F4F8FA"/>
             <w:tcMar>
-              <w:top w:w="35" w:type="dxa"/>
-              <w:bottom w:w="35" w:type="dxa"/>
+              <w:top w:w="30" w:type="dxa"/>
+              <w:bottom w:w="30" w:type="dxa"/>
               <w:left w:w="40" w:type="dxa"/>
               <w:right w:w="40" w:type="dxa"/>
             </w:tcMar>
@@ -2182,7 +2179,7 @@
               <w:rPr>
                 <w:rFonts w:ascii="Meiryo" w:hAnsi="Meiryo"/>
                 <w:color w:val="282828"/>
-                <w:sz w:val="15"/>
+                <w:sz w:val="14"/>
               </w:rPr>
               <w:t>容量負荷評価・BSA補正 (EDVI, ESVI)</w:t>
             </w:r>
@@ -2195,8 +2192,8 @@
             <w:tcW w:type="dxa" w:w="1872"/>
             <w:shd w:fill="FFFFFF"/>
             <w:tcMar>
-              <w:top w:w="35" w:type="dxa"/>
-              <w:bottom w:w="35" w:type="dxa"/>
+              <w:top w:w="30" w:type="dxa"/>
+              <w:bottom w:w="30" w:type="dxa"/>
               <w:left w:w="40" w:type="dxa"/>
               <w:right w:w="40" w:type="dxa"/>
             </w:tcMar>
@@ -2209,7 +2206,7 @@
               <w:rPr>
                 <w:rFonts w:ascii="Meiryo" w:hAnsi="Meiryo"/>
                 <w:color w:val="282828"/>
-                <w:sz w:val="15"/>
+                <w:sz w:val="14"/>
               </w:rPr>
               <w:t>Simpson法</w:t>
             </w:r>
@@ -2220,8 +2217,8 @@
             <w:tcW w:type="dxa" w:w="2592"/>
             <w:shd w:fill="FFFFFF"/>
             <w:tcMar>
-              <w:top w:w="35" w:type="dxa"/>
-              <w:bottom w:w="35" w:type="dxa"/>
+              <w:top w:w="30" w:type="dxa"/>
+              <w:bottom w:w="30" w:type="dxa"/>
               <w:left w:w="40" w:type="dxa"/>
               <w:right w:w="40" w:type="dxa"/>
             </w:tcMar>
@@ -2234,7 +2231,7 @@
               <w:rPr>
                 <w:rFonts w:ascii="Meiryo" w:hAnsi="Meiryo"/>
                 <w:color w:val="282828"/>
-                <w:sz w:val="15"/>
+                <w:sz w:val="14"/>
               </w:rPr>
               <w:t>左室駆出率 (最重要)</w:t>
             </w:r>
@@ -2245,8 +2242,8 @@
             <w:tcW w:type="dxa" w:w="2304"/>
             <w:shd w:fill="FFFFFF"/>
             <w:tcMar>
-              <w:top w:w="35" w:type="dxa"/>
-              <w:bottom w:w="35" w:type="dxa"/>
+              <w:top w:w="30" w:type="dxa"/>
+              <w:bottom w:w="30" w:type="dxa"/>
               <w:left w:w="40" w:type="dxa"/>
               <w:right w:w="40" w:type="dxa"/>
             </w:tcMar>
@@ -2259,7 +2256,7 @@
               <w:rPr>
                 <w:rFonts w:ascii="Meiryo" w:hAnsi="Meiryo"/>
                 <w:color w:val="282828"/>
-                <w:sz w:val="15"/>
+                <w:sz w:val="14"/>
               </w:rPr>
               <w:t>LVEF (Biplane EF)</w:t>
             </w:r>
@@ -2270,8 +2267,8 @@
             <w:tcW w:type="dxa" w:w="864"/>
             <w:shd w:fill="FFFFFF"/>
             <w:tcMar>
-              <w:top w:w="35" w:type="dxa"/>
-              <w:bottom w:w="35" w:type="dxa"/>
+              <w:top w:w="30" w:type="dxa"/>
+              <w:bottom w:w="30" w:type="dxa"/>
               <w:left w:w="40" w:type="dxa"/>
               <w:right w:w="40" w:type="dxa"/>
             </w:tcMar>
@@ -2284,7 +2281,7 @@
               <w:rPr>
                 <w:rFonts w:ascii="Meiryo" w:hAnsi="Meiryo"/>
                 <w:color w:val="282828"/>
-                <w:sz w:val="15"/>
+                <w:sz w:val="14"/>
               </w:rPr>
               <w:t>%</w:t>
             </w:r>
@@ -2295,8 +2292,8 @@
             <w:tcW w:type="dxa" w:w="3168"/>
             <w:shd w:fill="FFFFFF"/>
             <w:tcMar>
-              <w:top w:w="35" w:type="dxa"/>
-              <w:bottom w:w="35" w:type="dxa"/>
+              <w:top w:w="30" w:type="dxa"/>
+              <w:bottom w:w="30" w:type="dxa"/>
               <w:left w:w="40" w:type="dxa"/>
               <w:right w:w="40" w:type="dxa"/>
             </w:tcMar>
@@ -2309,7 +2306,7 @@
               <w:rPr>
                 <w:rFonts w:ascii="Meiryo" w:hAnsi="Meiryo"/>
                 <w:color w:val="282828"/>
-                <w:sz w:val="15"/>
+                <w:sz w:val="14"/>
               </w:rPr>
               <w:t>心機能分類 (HFrEF / HFmrEF / HFpEF)</w:t>
             </w:r>
@@ -2322,8 +2319,8 @@
             <w:tcW w:type="dxa" w:w="1872"/>
             <w:shd w:fill="F4F8FA"/>
             <w:tcMar>
-              <w:top w:w="35" w:type="dxa"/>
-              <w:bottom w:w="35" w:type="dxa"/>
+              <w:top w:w="30" w:type="dxa"/>
+              <w:bottom w:w="30" w:type="dxa"/>
               <w:left w:w="40" w:type="dxa"/>
               <w:right w:w="40" w:type="dxa"/>
             </w:tcMar>
@@ -2336,7 +2333,7 @@
               <w:rPr>
                 <w:rFonts w:ascii="Meiryo" w:hAnsi="Meiryo"/>
                 <w:color w:val="282828"/>
-                <w:sz w:val="15"/>
+                <w:sz w:val="14"/>
               </w:rPr>
               <w:t>Simpson法</w:t>
             </w:r>
@@ -2347,8 +2344,8 @@
             <w:tcW w:type="dxa" w:w="2592"/>
             <w:shd w:fill="F4F8FA"/>
             <w:tcMar>
-              <w:top w:w="35" w:type="dxa"/>
-              <w:bottom w:w="35" w:type="dxa"/>
+              <w:top w:w="30" w:type="dxa"/>
+              <w:bottom w:w="30" w:type="dxa"/>
               <w:left w:w="40" w:type="dxa"/>
               <w:right w:w="40" w:type="dxa"/>
             </w:tcMar>
@@ -2361,7 +2358,7 @@
               <w:rPr>
                 <w:rFonts w:ascii="Meiryo" w:hAnsi="Meiryo"/>
                 <w:color w:val="282828"/>
-                <w:sz w:val="15"/>
+                <w:sz w:val="14"/>
               </w:rPr>
               <w:t>1回拍出量係数 (SVi)</w:t>
             </w:r>
@@ -2372,8 +2369,8 @@
             <w:tcW w:type="dxa" w:w="2304"/>
             <w:shd w:fill="F4F8FA"/>
             <w:tcMar>
-              <w:top w:w="35" w:type="dxa"/>
-              <w:bottom w:w="35" w:type="dxa"/>
+              <w:top w:w="30" w:type="dxa"/>
+              <w:bottom w:w="30" w:type="dxa"/>
               <w:left w:w="40" w:type="dxa"/>
               <w:right w:w="40" w:type="dxa"/>
             </w:tcMar>
@@ -2386,7 +2383,7 @@
               <w:rPr>
                 <w:rFonts w:ascii="Meiryo" w:hAnsi="Meiryo"/>
                 <w:color w:val="282828"/>
-                <w:sz w:val="15"/>
+                <w:sz w:val="14"/>
               </w:rPr>
               <w:t>SVi (SV Index)</w:t>
             </w:r>
@@ -2397,8 +2394,8 @@
             <w:tcW w:type="dxa" w:w="864"/>
             <w:shd w:fill="F4F8FA"/>
             <w:tcMar>
-              <w:top w:w="35" w:type="dxa"/>
-              <w:bottom w:w="35" w:type="dxa"/>
+              <w:top w:w="30" w:type="dxa"/>
+              <w:bottom w:w="30" w:type="dxa"/>
               <w:left w:w="40" w:type="dxa"/>
               <w:right w:w="40" w:type="dxa"/>
             </w:tcMar>
@@ -2411,7 +2408,7 @@
               <w:rPr>
                 <w:rFonts w:ascii="Meiryo" w:hAnsi="Meiryo"/>
                 <w:color w:val="282828"/>
-                <w:sz w:val="15"/>
+                <w:sz w:val="14"/>
               </w:rPr>
               <w:t>mL/m²</w:t>
             </w:r>
@@ -2422,8 +2419,8 @@
             <w:tcW w:type="dxa" w:w="3168"/>
             <w:shd w:fill="F4F8FA"/>
             <w:tcMar>
-              <w:top w:w="35" w:type="dxa"/>
-              <w:bottom w:w="35" w:type="dxa"/>
+              <w:top w:w="30" w:type="dxa"/>
+              <w:bottom w:w="30" w:type="dxa"/>
               <w:left w:w="40" w:type="dxa"/>
               <w:right w:w="40" w:type="dxa"/>
             </w:tcMar>
@@ -2436,7 +2433,7 @@
               <w:rPr>
                 <w:rFonts w:ascii="Meiryo" w:hAnsi="Meiryo"/>
                 <w:color w:val="282828"/>
-                <w:sz w:val="15"/>
+                <w:sz w:val="14"/>
               </w:rPr>
               <w:t>低流量判定 (&lt;35 mL/m²: LF-LG AS, 低拍出状態)</w:t>
             </w:r>
@@ -2449,8 +2446,8 @@
             <w:tcW w:type="dxa" w:w="1872"/>
             <w:shd w:fill="FFFFFF"/>
             <w:tcMar>
-              <w:top w:w="35" w:type="dxa"/>
-              <w:bottom w:w="35" w:type="dxa"/>
+              <w:top w:w="30" w:type="dxa"/>
+              <w:bottom w:w="30" w:type="dxa"/>
               <w:left w:w="40" w:type="dxa"/>
               <w:right w:w="40" w:type="dxa"/>
             </w:tcMar>
@@ -2463,9 +2460,9 @@
               <w:rPr>
                 <w:rFonts w:ascii="Meiryo" w:hAnsi="Meiryo"/>
                 <w:color w:val="282828"/>
-                <w:sz w:val="15"/>
-              </w:rPr>
-              <w:t>TVI (流入血流)</w:t>
+                <w:sz w:val="14"/>
+              </w:rPr>
+              <w:t>ドプラ / CW</w:t>
             </w:r>
           </w:p>
         </w:tc>
@@ -2474,8 +2471,8 @@
             <w:tcW w:type="dxa" w:w="2592"/>
             <w:shd w:fill="FFFFFF"/>
             <w:tcMar>
-              <w:top w:w="35" w:type="dxa"/>
-              <w:bottom w:w="35" w:type="dxa"/>
+              <w:top w:w="30" w:type="dxa"/>
+              <w:bottom w:w="30" w:type="dxa"/>
               <w:left w:w="40" w:type="dxa"/>
               <w:right w:w="40" w:type="dxa"/>
             </w:tcMar>
@@ -2487,10 +2484,11 @@
             <w:r>
               <w:rPr>
                 <w:rFonts w:ascii="Meiryo" w:hAnsi="Meiryo"/>
-                <w:color w:val="282828"/>
-                <w:sz w:val="15"/>
-              </w:rPr>
-              <w:t>E波 / A波最高速度 / E/A比</w:t>
+                <w:b/>
+                <w:color w:val="B41414"/>
+                <w:sz w:val="14"/>
+              </w:rPr>
+              <w:t>HOCM流出道圧較差 (安静時/負荷時)</w:t>
             </w:r>
           </w:p>
         </w:tc>
@@ -2499,8 +2497,8 @@
             <w:tcW w:type="dxa" w:w="2304"/>
             <w:shd w:fill="FFFFFF"/>
             <w:tcMar>
-              <w:top w:w="35" w:type="dxa"/>
-              <w:bottom w:w="35" w:type="dxa"/>
+              <w:top w:w="30" w:type="dxa"/>
+              <w:bottom w:w="30" w:type="dxa"/>
               <w:left w:w="40" w:type="dxa"/>
               <w:right w:w="40" w:type="dxa"/>
             </w:tcMar>
@@ -2513,9 +2511,9 @@
               <w:rPr>
                 <w:rFonts w:ascii="Meiryo" w:hAnsi="Meiryo"/>
                 <w:color w:val="282828"/>
-                <w:sz w:val="15"/>
-              </w:rPr>
-              <w:t>MV E / MV A / E/A ratio</w:t>
+                <w:sz w:val="14"/>
+              </w:rPr>
+              <w:t>LVOT Peak PG (Rest / Prov)</w:t>
             </w:r>
           </w:p>
         </w:tc>
@@ -2524,8 +2522,8 @@
             <w:tcW w:type="dxa" w:w="864"/>
             <w:shd w:fill="FFFFFF"/>
             <w:tcMar>
-              <w:top w:w="35" w:type="dxa"/>
-              <w:bottom w:w="35" w:type="dxa"/>
+              <w:top w:w="30" w:type="dxa"/>
+              <w:bottom w:w="30" w:type="dxa"/>
               <w:left w:w="40" w:type="dxa"/>
               <w:right w:w="40" w:type="dxa"/>
             </w:tcMar>
@@ -2538,9 +2536,9 @@
               <w:rPr>
                 <w:rFonts w:ascii="Meiryo" w:hAnsi="Meiryo"/>
                 <w:color w:val="282828"/>
-                <w:sz w:val="15"/>
-              </w:rPr>
-              <w:t>cm/s, -</w:t>
+                <w:sz w:val="14"/>
+              </w:rPr>
+              <w:t>mmHg</w:t>
             </w:r>
           </w:p>
         </w:tc>
@@ -2549,8 +2547,8 @@
             <w:tcW w:type="dxa" w:w="3168"/>
             <w:shd w:fill="FFFFFF"/>
             <w:tcMar>
-              <w:top w:w="35" w:type="dxa"/>
-              <w:bottom w:w="35" w:type="dxa"/>
+              <w:top w:w="30" w:type="dxa"/>
+              <w:bottom w:w="30" w:type="dxa"/>
               <w:left w:w="40" w:type="dxa"/>
               <w:right w:w="40" w:type="dxa"/>
             </w:tcMar>
@@ -2563,9 +2561,9 @@
               <w:rPr>
                 <w:rFonts w:ascii="Meiryo" w:hAnsi="Meiryo"/>
                 <w:color w:val="282828"/>
-                <w:sz w:val="15"/>
-              </w:rPr>
-              <w:t>拡張早期/心房収縮期流入速度 (AF時はA波欠損)</w:t>
+                <w:sz w:val="14"/>
+              </w:rPr>
+              <w:t>安静時≧30 (閉塞), Valsalva/負荷時≧50 (外科切除/アブレーション)</w:t>
             </w:r>
           </w:p>
         </w:tc>
@@ -2576,8 +2574,8 @@
             <w:tcW w:type="dxa" w:w="1872"/>
             <w:shd w:fill="F4F8FA"/>
             <w:tcMar>
-              <w:top w:w="35" w:type="dxa"/>
-              <w:bottom w:w="35" w:type="dxa"/>
+              <w:top w:w="30" w:type="dxa"/>
+              <w:bottom w:w="30" w:type="dxa"/>
               <w:left w:w="40" w:type="dxa"/>
               <w:right w:w="40" w:type="dxa"/>
             </w:tcMar>
@@ -2590,7 +2588,7 @@
               <w:rPr>
                 <w:rFonts w:ascii="Meiryo" w:hAnsi="Meiryo"/>
                 <w:color w:val="282828"/>
-                <w:sz w:val="15"/>
+                <w:sz w:val="14"/>
               </w:rPr>
               <w:t>TVI (流入血流)</w:t>
             </w:r>
@@ -2601,8 +2599,8 @@
             <w:tcW w:type="dxa" w:w="2592"/>
             <w:shd w:fill="F4F8FA"/>
             <w:tcMar>
-              <w:top w:w="35" w:type="dxa"/>
-              <w:bottom w:w="35" w:type="dxa"/>
+              <w:top w:w="30" w:type="dxa"/>
+              <w:bottom w:w="30" w:type="dxa"/>
               <w:left w:w="40" w:type="dxa"/>
               <w:right w:w="40" w:type="dxa"/>
             </w:tcMar>
@@ -2615,9 +2613,9 @@
               <w:rPr>
                 <w:rFonts w:ascii="Meiryo" w:hAnsi="Meiryo"/>
                 <w:color w:val="282828"/>
-                <w:sz w:val="15"/>
-              </w:rPr>
-              <w:t>E波減速時間 (DT)</w:t>
+                <w:sz w:val="14"/>
+              </w:rPr>
+              <w:t>E波 / A波最高速度 / E/A比</w:t>
             </w:r>
           </w:p>
         </w:tc>
@@ -2626,8 +2624,8 @@
             <w:tcW w:type="dxa" w:w="2304"/>
             <w:shd w:fill="F4F8FA"/>
             <w:tcMar>
-              <w:top w:w="35" w:type="dxa"/>
-              <w:bottom w:w="35" w:type="dxa"/>
+              <w:top w:w="30" w:type="dxa"/>
+              <w:bottom w:w="30" w:type="dxa"/>
               <w:left w:w="40" w:type="dxa"/>
               <w:right w:w="40" w:type="dxa"/>
             </w:tcMar>
@@ -2640,9 +2638,9 @@
               <w:rPr>
                 <w:rFonts w:ascii="Meiryo" w:hAnsi="Meiryo"/>
                 <w:color w:val="282828"/>
-                <w:sz w:val="15"/>
-              </w:rPr>
-              <w:t>MV DT</w:t>
+                <w:sz w:val="14"/>
+              </w:rPr>
+              <w:t>MV E / MV A / E/A ratio</w:t>
             </w:r>
           </w:p>
         </w:tc>
@@ -2651,8 +2649,8 @@
             <w:tcW w:type="dxa" w:w="864"/>
             <w:shd w:fill="F4F8FA"/>
             <w:tcMar>
-              <w:top w:w="35" w:type="dxa"/>
-              <w:bottom w:w="35" w:type="dxa"/>
+              <w:top w:w="30" w:type="dxa"/>
+              <w:bottom w:w="30" w:type="dxa"/>
               <w:left w:w="40" w:type="dxa"/>
               <w:right w:w="40" w:type="dxa"/>
             </w:tcMar>
@@ -2665,9 +2663,9 @@
               <w:rPr>
                 <w:rFonts w:ascii="Meiryo" w:hAnsi="Meiryo"/>
                 <w:color w:val="282828"/>
-                <w:sz w:val="15"/>
-              </w:rPr>
-              <w:t>ms</w:t>
+                <w:sz w:val="14"/>
+              </w:rPr>
+              <w:t>cm/s, -</w:t>
             </w:r>
           </w:p>
         </w:tc>
@@ -2676,8 +2674,8 @@
             <w:tcW w:type="dxa" w:w="3168"/>
             <w:shd w:fill="F4F8FA"/>
             <w:tcMar>
-              <w:top w:w="35" w:type="dxa"/>
-              <w:bottom w:w="35" w:type="dxa"/>
+              <w:top w:w="30" w:type="dxa"/>
+              <w:bottom w:w="30" w:type="dxa"/>
               <w:left w:w="40" w:type="dxa"/>
               <w:right w:w="40" w:type="dxa"/>
             </w:tcMar>
@@ -2690,9 +2688,9 @@
               <w:rPr>
                 <w:rFonts w:ascii="Meiryo" w:hAnsi="Meiryo"/>
                 <w:color w:val="282828"/>
-                <w:sz w:val="15"/>
-              </w:rPr>
-              <w:t>左室コンプライアンス評価 (&lt;160ms: 拘束型)</w:t>
+                <w:sz w:val="14"/>
+              </w:rPr>
+              <w:t>拡張早期/心房収縮期流入速度 (AF時はA波欠損)</w:t>
             </w:r>
           </w:p>
         </w:tc>
@@ -2703,8 +2701,8 @@
             <w:tcW w:type="dxa" w:w="1872"/>
             <w:shd w:fill="FFFFFF"/>
             <w:tcMar>
-              <w:top w:w="35" w:type="dxa"/>
-              <w:bottom w:w="35" w:type="dxa"/>
+              <w:top w:w="30" w:type="dxa"/>
+              <w:bottom w:w="30" w:type="dxa"/>
               <w:left w:w="40" w:type="dxa"/>
               <w:right w:w="40" w:type="dxa"/>
             </w:tcMar>
@@ -2717,9 +2715,9 @@
               <w:rPr>
                 <w:rFonts w:ascii="Meiryo" w:hAnsi="Meiryo"/>
                 <w:color w:val="282828"/>
-                <w:sz w:val="15"/>
-              </w:rPr>
-              <w:t>組織ドプラ TDI</w:t>
+                <w:sz w:val="14"/>
+              </w:rPr>
+              <w:t>TVI (流入血流)</w:t>
             </w:r>
           </w:p>
         </w:tc>
@@ -2728,8 +2726,135 @@
             <w:tcW w:type="dxa" w:w="2592"/>
             <w:shd w:fill="FFFFFF"/>
             <w:tcMar>
-              <w:top w:w="35" w:type="dxa"/>
-              <w:bottom w:w="35" w:type="dxa"/>
+              <w:top w:w="30" w:type="dxa"/>
+              <w:bottom w:w="30" w:type="dxa"/>
+              <w:left w:w="40" w:type="dxa"/>
+              <w:right w:w="40" w:type="dxa"/>
+            </w:tcMar>
+          </w:tcPr>
+          <w:p>
+            <w:pPr>
+              <w:jc w:val="left"/>
+            </w:pPr>
+            <w:r>
+              <w:rPr>
+                <w:rFonts w:ascii="Meiryo" w:hAnsi="Meiryo"/>
+                <w:color w:val="282828"/>
+                <w:sz w:val="14"/>
+              </w:rPr>
+              <w:t>E波減速時間 (DT)</w:t>
+            </w:r>
+          </w:p>
+        </w:tc>
+        <w:tc>
+          <w:tcPr>
+            <w:tcW w:type="dxa" w:w="2304"/>
+            <w:shd w:fill="FFFFFF"/>
+            <w:tcMar>
+              <w:top w:w="30" w:type="dxa"/>
+              <w:bottom w:w="30" w:type="dxa"/>
+              <w:left w:w="40" w:type="dxa"/>
+              <w:right w:w="40" w:type="dxa"/>
+            </w:tcMar>
+          </w:tcPr>
+          <w:p>
+            <w:pPr>
+              <w:jc w:val="center"/>
+            </w:pPr>
+            <w:r>
+              <w:rPr>
+                <w:rFonts w:ascii="Meiryo" w:hAnsi="Meiryo"/>
+                <w:color w:val="282828"/>
+                <w:sz w:val="14"/>
+              </w:rPr>
+              <w:t>MV DT</w:t>
+            </w:r>
+          </w:p>
+        </w:tc>
+        <w:tc>
+          <w:tcPr>
+            <w:tcW w:type="dxa" w:w="864"/>
+            <w:shd w:fill="FFFFFF"/>
+            <w:tcMar>
+              <w:top w:w="30" w:type="dxa"/>
+              <w:bottom w:w="30" w:type="dxa"/>
+              <w:left w:w="40" w:type="dxa"/>
+              <w:right w:w="40" w:type="dxa"/>
+            </w:tcMar>
+          </w:tcPr>
+          <w:p>
+            <w:pPr>
+              <w:jc w:val="center"/>
+            </w:pPr>
+            <w:r>
+              <w:rPr>
+                <w:rFonts w:ascii="Meiryo" w:hAnsi="Meiryo"/>
+                <w:color w:val="282828"/>
+                <w:sz w:val="14"/>
+              </w:rPr>
+              <w:t>ms</w:t>
+            </w:r>
+          </w:p>
+        </w:tc>
+        <w:tc>
+          <w:tcPr>
+            <w:tcW w:type="dxa" w:w="3168"/>
+            <w:shd w:fill="FFFFFF"/>
+            <w:tcMar>
+              <w:top w:w="30" w:type="dxa"/>
+              <w:bottom w:w="30" w:type="dxa"/>
+              <w:left w:w="40" w:type="dxa"/>
+              <w:right w:w="40" w:type="dxa"/>
+            </w:tcMar>
+          </w:tcPr>
+          <w:p>
+            <w:pPr>
+              <w:jc w:val="left"/>
+            </w:pPr>
+            <w:r>
+              <w:rPr>
+                <w:rFonts w:ascii="Meiryo" w:hAnsi="Meiryo"/>
+                <w:color w:val="282828"/>
+                <w:sz w:val="14"/>
+              </w:rPr>
+              <w:t>左室コンプライアンス評価 (&lt;160ms: 拘束型)</w:t>
+            </w:r>
+          </w:p>
+        </w:tc>
+      </w:tr>
+      <w:tr>
+        <w:tc>
+          <w:tcPr>
+            <w:tcW w:type="dxa" w:w="1872"/>
+            <w:shd w:fill="F4F8FA"/>
+            <w:tcMar>
+              <w:top w:w="30" w:type="dxa"/>
+              <w:bottom w:w="30" w:type="dxa"/>
+              <w:left w:w="40" w:type="dxa"/>
+              <w:right w:w="40" w:type="dxa"/>
+            </w:tcMar>
+          </w:tcPr>
+          <w:p>
+            <w:pPr>
+              <w:jc w:val="left"/>
+            </w:pPr>
+            <w:r>
+              <w:rPr>
+                <w:rFonts w:ascii="Meiryo" w:hAnsi="Meiryo"/>
+                <w:color w:val="282828"/>
+                <w:sz w:val="14"/>
+              </w:rPr>
+              <w:t>組織ドプラ TDI</w:t>
+            </w:r>
+          </w:p>
+        </w:tc>
+        <w:tc>
+          <w:tcPr>
+            <w:tcW w:type="dxa" w:w="2592"/>
+            <w:shd w:fill="F4F8FA"/>
+            <w:tcMar>
+              <w:top w:w="30" w:type="dxa"/>
+              <w:bottom w:w="30" w:type="dxa"/>
               <w:left w:w="40" w:type="dxa"/>
               <w:right w:w="40" w:type="dxa"/>
             </w:tcMar>
@@ -2743,9 +2868,137 @@
                 <w:rFonts w:ascii="Meiryo" w:hAnsi="Meiryo"/>
                 <w:b/>
                 <w:color w:val="B41414"/>
-                <w:sz w:val="15"/>
+                <w:sz w:val="14"/>
               </w:rPr>
               <w:t>中隔 / 側壁 e' ＆ 平均 E/e'</w:t>
+            </w:r>
+          </w:p>
+        </w:tc>
+        <w:tc>
+          <w:tcPr>
+            <w:tcW w:type="dxa" w:w="2304"/>
+            <w:shd w:fill="F4F8FA"/>
+            <w:tcMar>
+              <w:top w:w="30" w:type="dxa"/>
+              <w:bottom w:w="30" w:type="dxa"/>
+              <w:left w:w="40" w:type="dxa"/>
+              <w:right w:w="40" w:type="dxa"/>
+            </w:tcMar>
+          </w:tcPr>
+          <w:p>
+            <w:pPr>
+              <w:jc w:val="center"/>
+            </w:pPr>
+            <w:r>
+              <w:rPr>
+                <w:rFonts w:ascii="Meiryo" w:hAnsi="Meiryo"/>
+                <w:color w:val="282828"/>
+                <w:sz w:val="14"/>
+              </w:rPr>
+              <w:t>Septal e' / Lateral e' / E/e'</w:t>
+            </w:r>
+          </w:p>
+        </w:tc>
+        <w:tc>
+          <w:tcPr>
+            <w:tcW w:type="dxa" w:w="864"/>
+            <w:shd w:fill="F4F8FA"/>
+            <w:tcMar>
+              <w:top w:w="30" w:type="dxa"/>
+              <w:bottom w:w="30" w:type="dxa"/>
+              <w:left w:w="40" w:type="dxa"/>
+              <w:right w:w="40" w:type="dxa"/>
+            </w:tcMar>
+          </w:tcPr>
+          <w:p>
+            <w:pPr>
+              <w:jc w:val="center"/>
+            </w:pPr>
+            <w:r>
+              <w:rPr>
+                <w:rFonts w:ascii="Meiryo" w:hAnsi="Meiryo"/>
+                <w:color w:val="282828"/>
+                <w:sz w:val="14"/>
+              </w:rPr>
+              <w:t>cm/s, -</w:t>
+            </w:r>
+          </w:p>
+        </w:tc>
+        <w:tc>
+          <w:tcPr>
+            <w:tcW w:type="dxa" w:w="3168"/>
+            <w:shd w:fill="F4F8FA"/>
+            <w:tcMar>
+              <w:top w:w="30" w:type="dxa"/>
+              <w:bottom w:w="30" w:type="dxa"/>
+              <w:left w:w="40" w:type="dxa"/>
+              <w:right w:w="40" w:type="dxa"/>
+            </w:tcMar>
+          </w:tcPr>
+          <w:p>
+            <w:pPr>
+              <w:jc w:val="left"/>
+            </w:pPr>
+            <w:r>
+              <w:rPr>
+                <w:rFonts w:ascii="Meiryo" w:hAnsi="Meiryo"/>
+                <w:color w:val="282828"/>
+                <w:sz w:val="14"/>
+              </w:rPr>
+              <w:t>局所弛緩能 (中隔&lt;7, 側壁&lt;10)・充満圧指標 (&gt;14, AF時≧11)</w:t>
+            </w:r>
+          </w:p>
+        </w:tc>
+      </w:tr>
+      <w:tr>
+        <w:tc>
+          <w:tcPr>
+            <w:tcW w:type="dxa" w:w="1872"/>
+            <w:shd w:fill="FFFFFF"/>
+            <w:tcMar>
+              <w:top w:w="30" w:type="dxa"/>
+              <w:bottom w:w="30" w:type="dxa"/>
+              <w:left w:w="40" w:type="dxa"/>
+              <w:right w:w="40" w:type="dxa"/>
+            </w:tcMar>
+          </w:tcPr>
+          <w:p>
+            <w:pPr>
+              <w:jc w:val="left"/>
+            </w:pPr>
+            <w:r>
+              <w:rPr>
+                <w:rFonts w:ascii="Meiryo" w:hAnsi="Meiryo"/>
+                <w:color w:val="282828"/>
+                <w:sz w:val="14"/>
+              </w:rPr>
+              <w:t>Biplane容積</w:t>
+            </w:r>
+          </w:p>
+        </w:tc>
+        <w:tc>
+          <w:tcPr>
+            <w:tcW w:type="dxa" w:w="2592"/>
+            <w:shd w:fill="FFFFFF"/>
+            <w:tcMar>
+              <w:top w:w="30" w:type="dxa"/>
+              <w:bottom w:w="30" w:type="dxa"/>
+              <w:left w:w="40" w:type="dxa"/>
+              <w:right w:w="40" w:type="dxa"/>
+            </w:tcMar>
+          </w:tcPr>
+          <w:p>
+            <w:pPr>
+              <w:jc w:val="left"/>
+            </w:pPr>
+            <w:r>
+              <w:rPr>
+                <w:rFonts w:ascii="Meiryo" w:hAnsi="Meiryo"/>
+                <w:b/>
+                <w:color w:val="B41414"/>
+                <w:sz w:val="14"/>
+              </w:rPr>
+              <w:t>左房容積係数 (LAVI)</w:t>
             </w:r>
           </w:p>
         </w:tc>
@@ -2754,8 +3007,8 @@
             <w:tcW w:type="dxa" w:w="2304"/>
             <w:shd w:fill="FFFFFF"/>
             <w:tcMar>
-              <w:top w:w="35" w:type="dxa"/>
-              <w:bottom w:w="35" w:type="dxa"/>
+              <w:top w:w="30" w:type="dxa"/>
+              <w:bottom w:w="30" w:type="dxa"/>
               <w:left w:w="40" w:type="dxa"/>
               <w:right w:w="40" w:type="dxa"/>
             </w:tcMar>
@@ -2768,9 +3021,9 @@
               <w:rPr>
                 <w:rFonts w:ascii="Meiryo" w:hAnsi="Meiryo"/>
                 <w:color w:val="282828"/>
-                <w:sz w:val="15"/>
-              </w:rPr>
-              <w:t>Septal e' / Lateral e' / E/e'</w:t>
+                <w:sz w:val="14"/>
+              </w:rPr>
+              <w:t>LAVI</w:t>
             </w:r>
           </w:p>
         </w:tc>
@@ -2779,8 +3032,8 @@
             <w:tcW w:type="dxa" w:w="864"/>
             <w:shd w:fill="FFFFFF"/>
             <w:tcMar>
-              <w:top w:w="35" w:type="dxa"/>
-              <w:bottom w:w="35" w:type="dxa"/>
+              <w:top w:w="30" w:type="dxa"/>
+              <w:bottom w:w="30" w:type="dxa"/>
               <w:left w:w="40" w:type="dxa"/>
               <w:right w:w="40" w:type="dxa"/>
             </w:tcMar>
@@ -2793,9 +3046,9 @@
               <w:rPr>
                 <w:rFonts w:ascii="Meiryo" w:hAnsi="Meiryo"/>
                 <w:color w:val="282828"/>
-                <w:sz w:val="15"/>
-              </w:rPr>
-              <w:t>cm/s, -</w:t>
+                <w:sz w:val="14"/>
+              </w:rPr>
+              <w:t>mL/m²</w:t>
             </w:r>
           </w:p>
         </w:tc>
@@ -2804,8 +3057,8 @@
             <w:tcW w:type="dxa" w:w="3168"/>
             <w:shd w:fill="FFFFFF"/>
             <w:tcMar>
-              <w:top w:w="35" w:type="dxa"/>
-              <w:bottom w:w="35" w:type="dxa"/>
+              <w:top w:w="30" w:type="dxa"/>
+              <w:bottom w:w="30" w:type="dxa"/>
               <w:left w:w="40" w:type="dxa"/>
               <w:right w:w="40" w:type="dxa"/>
             </w:tcMar>
@@ -2818,9 +3071,9 @@
               <w:rPr>
                 <w:rFonts w:ascii="Meiryo" w:hAnsi="Meiryo"/>
                 <w:color w:val="282828"/>
-                <w:sz w:val="15"/>
-              </w:rPr>
-              <w:t>局所弛緩能 (中隔&lt;7, 側壁&lt;10)・充満圧指標 (&gt;14, AF時≧11)</w:t>
+                <w:sz w:val="14"/>
+              </w:rPr>
+              <w:t>慢性左房圧上昇 (&gt; 34 mL/m² で拡大陽性)</w:t>
             </w:r>
           </w:p>
         </w:tc>
@@ -2831,8 +3084,8 @@
             <w:tcW w:type="dxa" w:w="1872"/>
             <w:shd w:fill="F4F8FA"/>
             <w:tcMar>
-              <w:top w:w="35" w:type="dxa"/>
-              <w:bottom w:w="35" w:type="dxa"/>
+              <w:top w:w="30" w:type="dxa"/>
+              <w:bottom w:w="30" w:type="dxa"/>
               <w:left w:w="40" w:type="dxa"/>
               <w:right w:w="40" w:type="dxa"/>
             </w:tcMar>
@@ -2845,9 +3098,9 @@
               <w:rPr>
                 <w:rFonts w:ascii="Meiryo" w:hAnsi="Meiryo"/>
                 <w:color w:val="282828"/>
-                <w:sz w:val="15"/>
-              </w:rPr>
-              <w:t>Biplane容積</w:t>
+                <w:sz w:val="14"/>
+              </w:rPr>
+              <w:t>PW ドプラ</w:t>
             </w:r>
           </w:p>
         </w:tc>
@@ -2856,8 +3109,8 @@
             <w:tcW w:type="dxa" w:w="2592"/>
             <w:shd w:fill="F4F8FA"/>
             <w:tcMar>
-              <w:top w:w="35" w:type="dxa"/>
-              <w:bottom w:w="35" w:type="dxa"/>
+              <w:top w:w="30" w:type="dxa"/>
+              <w:bottom w:w="30" w:type="dxa"/>
               <w:left w:w="40" w:type="dxa"/>
               <w:right w:w="40" w:type="dxa"/>
             </w:tcMar>
@@ -2871,9 +3124,9 @@
                 <w:rFonts w:ascii="Meiryo" w:hAnsi="Meiryo"/>
                 <w:b/>
                 <w:color w:val="B41414"/>
-                <w:sz w:val="15"/>
-              </w:rPr>
-              <w:t>左房容積係数 (LAVI)</w:t>
+                <w:sz w:val="14"/>
+              </w:rPr>
+              <w:t>左心耳駆出血流速度 (LAA血栓評価)</w:t>
             </w:r>
           </w:p>
         </w:tc>
@@ -2882,8 +3135,8 @@
             <w:tcW w:type="dxa" w:w="2304"/>
             <w:shd w:fill="F4F8FA"/>
             <w:tcMar>
-              <w:top w:w="35" w:type="dxa"/>
-              <w:bottom w:w="35" w:type="dxa"/>
+              <w:top w:w="30" w:type="dxa"/>
+              <w:bottom w:w="30" w:type="dxa"/>
               <w:left w:w="40" w:type="dxa"/>
               <w:right w:w="40" w:type="dxa"/>
             </w:tcMar>
@@ -2896,9 +3149,9 @@
               <w:rPr>
                 <w:rFonts w:ascii="Meiryo" w:hAnsi="Meiryo"/>
                 <w:color w:val="282828"/>
-                <w:sz w:val="15"/>
-              </w:rPr>
-              <w:t>LAVI</w:t>
+                <w:sz w:val="14"/>
+              </w:rPr>
+              <w:t>LAA Peak Velocity</w:t>
             </w:r>
           </w:p>
         </w:tc>
@@ -2907,8 +3160,8 @@
             <w:tcW w:type="dxa" w:w="864"/>
             <w:shd w:fill="F4F8FA"/>
             <w:tcMar>
-              <w:top w:w="35" w:type="dxa"/>
-              <w:bottom w:w="35" w:type="dxa"/>
+              <w:top w:w="30" w:type="dxa"/>
+              <w:bottom w:w="30" w:type="dxa"/>
               <w:left w:w="40" w:type="dxa"/>
               <w:right w:w="40" w:type="dxa"/>
             </w:tcMar>
@@ -2921,9 +3174,9 @@
               <w:rPr>
                 <w:rFonts w:ascii="Meiryo" w:hAnsi="Meiryo"/>
                 <w:color w:val="282828"/>
-                <w:sz w:val="15"/>
-              </w:rPr>
-              <w:t>mL/m²</w:t>
+                <w:sz w:val="14"/>
+              </w:rPr>
+              <w:t>cm/s</w:t>
             </w:r>
           </w:p>
         </w:tc>
@@ -2932,8 +3185,8 @@
             <w:tcW w:type="dxa" w:w="3168"/>
             <w:shd w:fill="F4F8FA"/>
             <w:tcMar>
-              <w:top w:w="35" w:type="dxa"/>
-              <w:bottom w:w="35" w:type="dxa"/>
+              <w:top w:w="30" w:type="dxa"/>
+              <w:bottom w:w="30" w:type="dxa"/>
               <w:left w:w="40" w:type="dxa"/>
               <w:right w:w="40" w:type="dxa"/>
             </w:tcMar>
@@ -2946,9 +3199,9 @@
               <w:rPr>
                 <w:rFonts w:ascii="Meiryo" w:hAnsi="Meiryo"/>
                 <w:color w:val="282828"/>
-                <w:sz w:val="15"/>
-              </w:rPr>
-              <w:t>慢性左房圧上昇 (&gt; 34 mL/m² で拡大陽性)</w:t>
+                <w:sz w:val="14"/>
+              </w:rPr>
+              <w:t>&lt; 20〜25 cm/s で血栓形成高リスク (AFアブレーション/DC前必須)</w:t>
             </w:r>
           </w:p>
         </w:tc>
@@ -2959,8 +3212,8 @@
             <w:tcW w:type="dxa" w:w="1872"/>
             <w:shd w:fill="FFFFFF"/>
             <w:tcMar>
-              <w:top w:w="35" w:type="dxa"/>
-              <w:bottom w:w="35" w:type="dxa"/>
+              <w:top w:w="30" w:type="dxa"/>
+              <w:bottom w:w="30" w:type="dxa"/>
               <w:left w:w="40" w:type="dxa"/>
               <w:right w:w="40" w:type="dxa"/>
             </w:tcMar>
@@ -2973,7 +3226,7 @@
               <w:rPr>
                 <w:rFonts w:ascii="Meiryo" w:hAnsi="Meiryo"/>
                 <w:color w:val="282828"/>
-                <w:sz w:val="15"/>
+                <w:sz w:val="14"/>
               </w:rPr>
               <w:t>MR連続波 CW</w:t>
             </w:r>
@@ -2984,8 +3237,8 @@
             <w:tcW w:type="dxa" w:w="2592"/>
             <w:shd w:fill="FFFFFF"/>
             <w:tcMar>
-              <w:top w:w="35" w:type="dxa"/>
-              <w:bottom w:w="35" w:type="dxa"/>
+              <w:top w:w="30" w:type="dxa"/>
+              <w:bottom w:w="30" w:type="dxa"/>
               <w:left w:w="40" w:type="dxa"/>
               <w:right w:w="40" w:type="dxa"/>
             </w:tcMar>
@@ -2999,7 +3252,7 @@
                 <w:rFonts w:ascii="Meiryo" w:hAnsi="Meiryo"/>
                 <w:b/>
                 <w:color w:val="B41414"/>
-                <w:sz w:val="15"/>
+                <w:sz w:val="14"/>
               </w:rPr>
               <w:t>左室収縮期圧上昇率 (dP/dt)</w:t>
             </w:r>
@@ -3010,8 +3263,8 @@
             <w:tcW w:type="dxa" w:w="2304"/>
             <w:shd w:fill="FFFFFF"/>
             <w:tcMar>
-              <w:top w:w="35" w:type="dxa"/>
-              <w:bottom w:w="35" w:type="dxa"/>
+              <w:top w:w="30" w:type="dxa"/>
+              <w:bottom w:w="30" w:type="dxa"/>
               <w:left w:w="40" w:type="dxa"/>
               <w:right w:w="40" w:type="dxa"/>
             </w:tcMar>
@@ -3024,7 +3277,7 @@
               <w:rPr>
                 <w:rFonts w:ascii="Meiryo" w:hAnsi="Meiryo"/>
                 <w:color w:val="282828"/>
-                <w:sz w:val="15"/>
+                <w:sz w:val="14"/>
               </w:rPr>
               <w:t>LV dP/dt</w:t>
             </w:r>
@@ -3035,8 +3288,8 @@
             <w:tcW w:type="dxa" w:w="864"/>
             <w:shd w:fill="FFFFFF"/>
             <w:tcMar>
-              <w:top w:w="35" w:type="dxa"/>
-              <w:bottom w:w="35" w:type="dxa"/>
+              <w:top w:w="30" w:type="dxa"/>
+              <w:bottom w:w="30" w:type="dxa"/>
               <w:left w:w="40" w:type="dxa"/>
               <w:right w:w="40" w:type="dxa"/>
             </w:tcMar>
@@ -3049,7 +3302,7 @@
               <w:rPr>
                 <w:rFonts w:ascii="Meiryo" w:hAnsi="Meiryo"/>
                 <w:color w:val="282828"/>
-                <w:sz w:val="15"/>
+                <w:sz w:val="14"/>
               </w:rPr>
               <w:t>mmHg/s</w:t>
             </w:r>
@@ -3060,8 +3313,8 @@
             <w:tcW w:type="dxa" w:w="3168"/>
             <w:shd w:fill="FFFFFF"/>
             <w:tcMar>
-              <w:top w:w="35" w:type="dxa"/>
-              <w:bottom w:w="35" w:type="dxa"/>
+              <w:top w:w="30" w:type="dxa"/>
+              <w:bottom w:w="30" w:type="dxa"/>
               <w:left w:w="40" w:type="dxa"/>
               <w:right w:w="40" w:type="dxa"/>
             </w:tcMar>
@@ -3074,7 +3327,7 @@
               <w:rPr>
                 <w:rFonts w:ascii="Meiryo" w:hAnsi="Meiryo"/>
                 <w:color w:val="282828"/>
-                <w:sz w:val="15"/>
+                <w:sz w:val="14"/>
               </w:rPr>
               <w:t>MR波形1-3m/s時間より算出。正常&gt;1200, 低下&lt;1000</w:t>
             </w:r>
@@ -3084,16 +3337,16 @@
     </w:tbl>
     <w:p>
       <w:pPr>
-        <w:spacing w:before="120" w:after="40"/>
+        <w:spacing w:before="100" w:after="40"/>
       </w:pPr>
       <w:r>
         <w:rPr>
           <w:rFonts w:ascii="Meiryo" w:hAnsi="Meiryo"/>
           <w:b/>
           <w:color w:val="005AA0"/>
-          <w:sz w:val="20"/>
+          <w:sz w:val="19"/>
         </w:rPr>
-        <w:t>3. 🔒 全弁膜狭窄症の完全定量・重症度評価（AS / MS / TS / PS）</w:t>
+        <w:t>3. 🔒 全弁膜狭窄症 ＆ 人工弁ミスマッチ (PPM) 完全評価（AS / MS / TS / PS / PPM）</w:t>
       </w:r>
     </w:p>
     <w:tbl>
@@ -3111,11 +3364,11 @@
         </w:tblBorders>
       </w:tblPr>
       <w:tblGrid>
-        <w:gridCol w:w="2229"/>
-        <w:gridCol w:w="2229"/>
-        <w:gridCol w:w="2229"/>
-        <w:gridCol w:w="2229"/>
-        <w:gridCol w:w="2229"/>
+        <w:gridCol w:w="2246"/>
+        <w:gridCol w:w="2246"/>
+        <w:gridCol w:w="2246"/>
+        <w:gridCol w:w="2246"/>
+        <w:gridCol w:w="2246"/>
       </w:tblGrid>
       <w:tr>
         <w:tc>
@@ -3123,8 +3376,8 @@
             <w:tcW w:type="dxa" w:w="1872"/>
             <w:shd w:fill="005691"/>
             <w:tcMar>
-              <w:top w:w="60" w:type="dxa"/>
-              <w:bottom w:w="60" w:type="dxa"/>
+              <w:top w:w="50" w:type="dxa"/>
+              <w:bottom w:w="50" w:type="dxa"/>
               <w:left w:w="40" w:type="dxa"/>
               <w:right w:w="40" w:type="dxa"/>
             </w:tcMar>
@@ -3149,8 +3402,8 @@
             <w:tcW w:type="dxa" w:w="2592"/>
             <w:shd w:fill="005691"/>
             <w:tcMar>
-              <w:top w:w="60" w:type="dxa"/>
-              <w:bottom w:w="60" w:type="dxa"/>
+              <w:top w:w="50" w:type="dxa"/>
+              <w:bottom w:w="50" w:type="dxa"/>
               <w:left w:w="40" w:type="dxa"/>
               <w:right w:w="40" w:type="dxa"/>
             </w:tcMar>
@@ -3175,8 +3428,8 @@
             <w:tcW w:type="dxa" w:w="2304"/>
             <w:shd w:fill="005691"/>
             <w:tcMar>
-              <w:top w:w="60" w:type="dxa"/>
-              <w:bottom w:w="60" w:type="dxa"/>
+              <w:top w:w="50" w:type="dxa"/>
+              <w:bottom w:w="50" w:type="dxa"/>
               <w:left w:w="40" w:type="dxa"/>
               <w:right w:w="40" w:type="dxa"/>
             </w:tcMar>
@@ -3201,8 +3454,8 @@
             <w:tcW w:type="dxa" w:w="864"/>
             <w:shd w:fill="005691"/>
             <w:tcMar>
-              <w:top w:w="60" w:type="dxa"/>
-              <w:bottom w:w="60" w:type="dxa"/>
+              <w:top w:w="50" w:type="dxa"/>
+              <w:bottom w:w="50" w:type="dxa"/>
               <w:left w:w="40" w:type="dxa"/>
               <w:right w:w="40" w:type="dxa"/>
             </w:tcMar>
@@ -3227,8 +3480,8 @@
             <w:tcW w:type="dxa" w:w="3168"/>
             <w:shd w:fill="005691"/>
             <w:tcMar>
-              <w:top w:w="60" w:type="dxa"/>
-              <w:bottom w:w="60" w:type="dxa"/>
+              <w:top w:w="50" w:type="dxa"/>
+              <w:bottom w:w="50" w:type="dxa"/>
               <w:left w:w="40" w:type="dxa"/>
               <w:right w:w="40" w:type="dxa"/>
             </w:tcMar>
@@ -3255,8 +3508,8 @@
             <w:tcW w:type="dxa" w:w="1872"/>
             <w:shd w:fill="FFFFFF"/>
             <w:tcMar>
-              <w:top w:w="35" w:type="dxa"/>
-              <w:bottom w:w="35" w:type="dxa"/>
+              <w:top w:w="30" w:type="dxa"/>
+              <w:bottom w:w="30" w:type="dxa"/>
               <w:left w:w="40" w:type="dxa"/>
               <w:right w:w="40" w:type="dxa"/>
             </w:tcMar>
@@ -3269,7 +3522,7 @@
               <w:rPr>
                 <w:rFonts w:ascii="Meiryo" w:hAnsi="Meiryo"/>
                 <w:color w:val="282828"/>
-                <w:sz w:val="15"/>
+                <w:sz w:val="14"/>
               </w:rPr>
               <w:t>大動脈弁狭窄 AS</w:t>
             </w:r>
@@ -3280,8 +3533,8 @@
             <w:tcW w:type="dxa" w:w="2592"/>
             <w:shd w:fill="FFFFFF"/>
             <w:tcMar>
-              <w:top w:w="35" w:type="dxa"/>
-              <w:bottom w:w="35" w:type="dxa"/>
+              <w:top w:w="30" w:type="dxa"/>
+              <w:bottom w:w="30" w:type="dxa"/>
               <w:left w:w="40" w:type="dxa"/>
               <w:right w:w="40" w:type="dxa"/>
             </w:tcMar>
@@ -3294,7 +3547,7 @@
               <w:rPr>
                 <w:rFonts w:ascii="Meiryo" w:hAnsi="Meiryo"/>
                 <w:color w:val="282828"/>
-                <w:sz w:val="15"/>
+                <w:sz w:val="14"/>
               </w:rPr>
               <w:t>大動脈弁最高血流速度</w:t>
             </w:r>
@@ -3305,8 +3558,8 @@
             <w:tcW w:type="dxa" w:w="2304"/>
             <w:shd w:fill="FFFFFF"/>
             <w:tcMar>
-              <w:top w:w="35" w:type="dxa"/>
-              <w:bottom w:w="35" w:type="dxa"/>
+              <w:top w:w="30" w:type="dxa"/>
+              <w:bottom w:w="30" w:type="dxa"/>
               <w:left w:w="40" w:type="dxa"/>
               <w:right w:w="40" w:type="dxa"/>
             </w:tcMar>
@@ -3319,7 +3572,7 @@
               <w:rPr>
                 <w:rFonts w:ascii="Meiryo" w:hAnsi="Meiryo"/>
                 <w:color w:val="282828"/>
-                <w:sz w:val="15"/>
+                <w:sz w:val="14"/>
               </w:rPr>
               <w:t>AV Vmax (Peak Vel)</w:t>
             </w:r>
@@ -3330,8 +3583,8 @@
             <w:tcW w:type="dxa" w:w="864"/>
             <w:shd w:fill="FFFFFF"/>
             <w:tcMar>
-              <w:top w:w="35" w:type="dxa"/>
-              <w:bottom w:w="35" w:type="dxa"/>
+              <w:top w:w="30" w:type="dxa"/>
+              <w:bottom w:w="30" w:type="dxa"/>
               <w:left w:w="40" w:type="dxa"/>
               <w:right w:w="40" w:type="dxa"/>
             </w:tcMar>
@@ -3344,7 +3597,7 @@
               <w:rPr>
                 <w:rFonts w:ascii="Meiryo" w:hAnsi="Meiryo"/>
                 <w:color w:val="282828"/>
-                <w:sz w:val="15"/>
+                <w:sz w:val="14"/>
               </w:rPr>
               <w:t>m/s</w:t>
             </w:r>
@@ -3355,8 +3608,8 @@
             <w:tcW w:type="dxa" w:w="3168"/>
             <w:shd w:fill="FFFFFF"/>
             <w:tcMar>
-              <w:top w:w="35" w:type="dxa"/>
-              <w:bottom w:w="35" w:type="dxa"/>
+              <w:top w:w="30" w:type="dxa"/>
+              <w:bottom w:w="30" w:type="dxa"/>
               <w:left w:w="40" w:type="dxa"/>
               <w:right w:w="40" w:type="dxa"/>
             </w:tcMar>
@@ -3369,7 +3622,7 @@
               <w:rPr>
                 <w:rFonts w:ascii="Meiryo" w:hAnsi="Meiryo"/>
                 <w:color w:val="282828"/>
-                <w:sz w:val="15"/>
+                <w:sz w:val="14"/>
               </w:rPr>
               <w:t>重症: ≧ 4.0 m/s (中等症: 3.0〜4.0 m/s)</w:t>
             </w:r>
@@ -3382,8 +3635,8 @@
             <w:tcW w:type="dxa" w:w="1872"/>
             <w:shd w:fill="F4F8FA"/>
             <w:tcMar>
-              <w:top w:w="35" w:type="dxa"/>
-              <w:bottom w:w="35" w:type="dxa"/>
+              <w:top w:w="30" w:type="dxa"/>
+              <w:bottom w:w="30" w:type="dxa"/>
               <w:left w:w="40" w:type="dxa"/>
               <w:right w:w="40" w:type="dxa"/>
             </w:tcMar>
@@ -3396,7 +3649,7 @@
               <w:rPr>
                 <w:rFonts w:ascii="Meiryo" w:hAnsi="Meiryo"/>
                 <w:color w:val="282828"/>
-                <w:sz w:val="15"/>
+                <w:sz w:val="14"/>
               </w:rPr>
               <w:t>大動脈弁狭窄 AS</w:t>
             </w:r>
@@ -3407,8 +3660,8 @@
             <w:tcW w:type="dxa" w:w="2592"/>
             <w:shd w:fill="F4F8FA"/>
             <w:tcMar>
-              <w:top w:w="35" w:type="dxa"/>
-              <w:bottom w:w="35" w:type="dxa"/>
+              <w:top w:w="30" w:type="dxa"/>
+              <w:bottom w:w="30" w:type="dxa"/>
               <w:left w:w="40" w:type="dxa"/>
               <w:right w:w="40" w:type="dxa"/>
             </w:tcMar>
@@ -3421,7 +3674,7 @@
               <w:rPr>
                 <w:rFonts w:ascii="Meiryo" w:hAnsi="Meiryo"/>
                 <w:color w:val="282828"/>
-                <w:sz w:val="15"/>
+                <w:sz w:val="14"/>
               </w:rPr>
               <w:t>大動脈弁平均圧較差 / 最大PG</w:t>
             </w:r>
@@ -3432,8 +3685,8 @@
             <w:tcW w:type="dxa" w:w="2304"/>
             <w:shd w:fill="F4F8FA"/>
             <w:tcMar>
-              <w:top w:w="35" w:type="dxa"/>
-              <w:bottom w:w="35" w:type="dxa"/>
+              <w:top w:w="30" w:type="dxa"/>
+              <w:bottom w:w="30" w:type="dxa"/>
               <w:left w:w="40" w:type="dxa"/>
               <w:right w:w="40" w:type="dxa"/>
             </w:tcMar>
@@ -3446,7 +3699,7 @@
               <w:rPr>
                 <w:rFonts w:ascii="Meiryo" w:hAnsi="Meiryo"/>
                 <w:color w:val="282828"/>
-                <w:sz w:val="15"/>
+                <w:sz w:val="14"/>
               </w:rPr>
               <w:t>AV Mean PG / AV Max PG</w:t>
             </w:r>
@@ -3457,8 +3710,8 @@
             <w:tcW w:type="dxa" w:w="864"/>
             <w:shd w:fill="F4F8FA"/>
             <w:tcMar>
-              <w:top w:w="35" w:type="dxa"/>
-              <w:bottom w:w="35" w:type="dxa"/>
+              <w:top w:w="30" w:type="dxa"/>
+              <w:bottom w:w="30" w:type="dxa"/>
               <w:left w:w="40" w:type="dxa"/>
               <w:right w:w="40" w:type="dxa"/>
             </w:tcMar>
@@ -3471,7 +3724,7 @@
               <w:rPr>
                 <w:rFonts w:ascii="Meiryo" w:hAnsi="Meiryo"/>
                 <w:color w:val="282828"/>
-                <w:sz w:val="15"/>
+                <w:sz w:val="14"/>
               </w:rPr>
               <w:t>mmHg</w:t>
             </w:r>
@@ -3482,8 +3735,8 @@
             <w:tcW w:type="dxa" w:w="3168"/>
             <w:shd w:fill="F4F8FA"/>
             <w:tcMar>
-              <w:top w:w="35" w:type="dxa"/>
-              <w:bottom w:w="35" w:type="dxa"/>
+              <w:top w:w="30" w:type="dxa"/>
+              <w:bottom w:w="30" w:type="dxa"/>
               <w:left w:w="40" w:type="dxa"/>
               <w:right w:w="40" w:type="dxa"/>
             </w:tcMar>
@@ -3496,7 +3749,7 @@
               <w:rPr>
                 <w:rFonts w:ascii="Meiryo" w:hAnsi="Meiryo"/>
                 <w:color w:val="282828"/>
-                <w:sz w:val="15"/>
+                <w:sz w:val="14"/>
               </w:rPr>
               <w:t>重症: Mean PG ≧ 40 mmHg (Max PG ≧ 64 mmHg)</w:t>
             </w:r>
@@ -3509,8 +3762,8 @@
             <w:tcW w:type="dxa" w:w="1872"/>
             <w:shd w:fill="FFFFFF"/>
             <w:tcMar>
-              <w:top w:w="35" w:type="dxa"/>
-              <w:bottom w:w="35" w:type="dxa"/>
+              <w:top w:w="30" w:type="dxa"/>
+              <w:bottom w:w="30" w:type="dxa"/>
               <w:left w:w="40" w:type="dxa"/>
               <w:right w:w="40" w:type="dxa"/>
             </w:tcMar>
@@ -3523,7 +3776,7 @@
               <w:rPr>
                 <w:rFonts w:ascii="Meiryo" w:hAnsi="Meiryo"/>
                 <w:color w:val="282828"/>
-                <w:sz w:val="15"/>
+                <w:sz w:val="14"/>
               </w:rPr>
               <w:t>大動脈弁狭窄 AS</w:t>
             </w:r>
@@ -3534,8 +3787,8 @@
             <w:tcW w:type="dxa" w:w="2592"/>
             <w:shd w:fill="FFFFFF"/>
             <w:tcMar>
-              <w:top w:w="35" w:type="dxa"/>
-              <w:bottom w:w="35" w:type="dxa"/>
+              <w:top w:w="30" w:type="dxa"/>
+              <w:bottom w:w="30" w:type="dxa"/>
               <w:left w:w="40" w:type="dxa"/>
               <w:right w:w="40" w:type="dxa"/>
             </w:tcMar>
@@ -3548,7 +3801,7 @@
               <w:rPr>
                 <w:rFonts w:ascii="Meiryo" w:hAnsi="Meiryo"/>
                 <w:color w:val="282828"/>
-                <w:sz w:val="15"/>
+                <w:sz w:val="14"/>
               </w:rPr>
               <w:t>大動脈弁口面積 (連続の式)</w:t>
             </w:r>
@@ -3559,8 +3812,8 @@
             <w:tcW w:type="dxa" w:w="2304"/>
             <w:shd w:fill="FFFFFF"/>
             <w:tcMar>
-              <w:top w:w="35" w:type="dxa"/>
-              <w:bottom w:w="35" w:type="dxa"/>
+              <w:top w:w="30" w:type="dxa"/>
+              <w:bottom w:w="30" w:type="dxa"/>
               <w:left w:w="40" w:type="dxa"/>
               <w:right w:w="40" w:type="dxa"/>
             </w:tcMar>
@@ -3573,7 +3826,7 @@
               <w:rPr>
                 <w:rFonts w:ascii="Meiryo" w:hAnsi="Meiryo"/>
                 <w:color w:val="282828"/>
-                <w:sz w:val="15"/>
+                <w:sz w:val="14"/>
               </w:rPr>
               <w:t>AVA (Continuity Eq)</w:t>
             </w:r>
@@ -3584,8 +3837,8 @@
             <w:tcW w:type="dxa" w:w="864"/>
             <w:shd w:fill="FFFFFF"/>
             <w:tcMar>
-              <w:top w:w="35" w:type="dxa"/>
-              <w:bottom w:w="35" w:type="dxa"/>
+              <w:top w:w="30" w:type="dxa"/>
+              <w:bottom w:w="30" w:type="dxa"/>
               <w:left w:w="40" w:type="dxa"/>
               <w:right w:w="40" w:type="dxa"/>
             </w:tcMar>
@@ -3598,7 +3851,7 @@
               <w:rPr>
                 <w:rFonts w:ascii="Meiryo" w:hAnsi="Meiryo"/>
                 <w:color w:val="282828"/>
-                <w:sz w:val="15"/>
+                <w:sz w:val="14"/>
               </w:rPr>
               <w:t>cm²</w:t>
             </w:r>
@@ -3609,8 +3862,8 @@
             <w:tcW w:type="dxa" w:w="3168"/>
             <w:shd w:fill="FFFFFF"/>
             <w:tcMar>
-              <w:top w:w="35" w:type="dxa"/>
-              <w:bottom w:w="35" w:type="dxa"/>
+              <w:top w:w="30" w:type="dxa"/>
+              <w:bottom w:w="30" w:type="dxa"/>
               <w:left w:w="40" w:type="dxa"/>
               <w:right w:w="40" w:type="dxa"/>
             </w:tcMar>
@@ -3623,7 +3876,7 @@
               <w:rPr>
                 <w:rFonts w:ascii="Meiryo" w:hAnsi="Meiryo"/>
                 <w:color w:val="282828"/>
-                <w:sz w:val="15"/>
+                <w:sz w:val="14"/>
               </w:rPr>
               <w:t>重症: &lt; 1.0 cm² (体表面積補正 AVAi &lt; 0.6 cm²/m²)</w:t>
             </w:r>
@@ -3636,8 +3889,8 @@
             <w:tcW w:type="dxa" w:w="1872"/>
             <w:shd w:fill="F4F8FA"/>
             <w:tcMar>
-              <w:top w:w="35" w:type="dxa"/>
-              <w:bottom w:w="35" w:type="dxa"/>
+              <w:top w:w="30" w:type="dxa"/>
+              <w:bottom w:w="30" w:type="dxa"/>
               <w:left w:w="40" w:type="dxa"/>
               <w:right w:w="40" w:type="dxa"/>
             </w:tcMar>
@@ -3650,7 +3903,7 @@
               <w:rPr>
                 <w:rFonts w:ascii="Meiryo" w:hAnsi="Meiryo"/>
                 <w:color w:val="282828"/>
-                <w:sz w:val="15"/>
+                <w:sz w:val="14"/>
               </w:rPr>
               <w:t>大動脈弁狭窄 AS</w:t>
             </w:r>
@@ -3661,8 +3914,8 @@
             <w:tcW w:type="dxa" w:w="2592"/>
             <w:shd w:fill="F4F8FA"/>
             <w:tcMar>
-              <w:top w:w="35" w:type="dxa"/>
-              <w:bottom w:w="35" w:type="dxa"/>
+              <w:top w:w="30" w:type="dxa"/>
+              <w:bottom w:w="30" w:type="dxa"/>
               <w:left w:w="40" w:type="dxa"/>
               <w:right w:w="40" w:type="dxa"/>
             </w:tcMar>
@@ -3675,7 +3928,7 @@
               <w:rPr>
                 <w:rFonts w:ascii="Meiryo" w:hAnsi="Meiryo"/>
                 <w:color w:val="282828"/>
-                <w:sz w:val="15"/>
+                <w:sz w:val="14"/>
               </w:rPr>
               <w:t>無次元速度指数 (DVI)</w:t>
             </w:r>
@@ -3686,8 +3939,8 @@
             <w:tcW w:type="dxa" w:w="2304"/>
             <w:shd w:fill="F4F8FA"/>
             <w:tcMar>
-              <w:top w:w="35" w:type="dxa"/>
-              <w:bottom w:w="35" w:type="dxa"/>
+              <w:top w:w="30" w:type="dxa"/>
+              <w:bottom w:w="30" w:type="dxa"/>
               <w:left w:w="40" w:type="dxa"/>
               <w:right w:w="40" w:type="dxa"/>
             </w:tcMar>
@@ -3700,7 +3953,7 @@
               <w:rPr>
                 <w:rFonts w:ascii="Meiryo" w:hAnsi="Meiryo"/>
                 <w:color w:val="282828"/>
-                <w:sz w:val="15"/>
+                <w:sz w:val="14"/>
               </w:rPr>
               <w:t>DVI (LVOT VTI / AV VTI)</w:t>
             </w:r>
@@ -3711,8 +3964,8 @@
             <w:tcW w:type="dxa" w:w="864"/>
             <w:shd w:fill="F4F8FA"/>
             <w:tcMar>
-              <w:top w:w="35" w:type="dxa"/>
-              <w:bottom w:w="35" w:type="dxa"/>
+              <w:top w:w="30" w:type="dxa"/>
+              <w:bottom w:w="30" w:type="dxa"/>
               <w:left w:w="40" w:type="dxa"/>
               <w:right w:w="40" w:type="dxa"/>
             </w:tcMar>
@@ -3725,7 +3978,7 @@
               <w:rPr>
                 <w:rFonts w:ascii="Meiryo" w:hAnsi="Meiryo"/>
                 <w:color w:val="282828"/>
-                <w:sz w:val="15"/>
+                <w:sz w:val="14"/>
               </w:rPr>
               <w:t>-</w:t>
             </w:r>
@@ -3736,8 +3989,8 @@
             <w:tcW w:type="dxa" w:w="3168"/>
             <w:shd w:fill="F4F8FA"/>
             <w:tcMar>
-              <w:top w:w="35" w:type="dxa"/>
-              <w:bottom w:w="35" w:type="dxa"/>
+              <w:top w:w="30" w:type="dxa"/>
+              <w:bottom w:w="30" w:type="dxa"/>
               <w:left w:w="40" w:type="dxa"/>
               <w:right w:w="40" w:type="dxa"/>
             </w:tcMar>
@@ -3750,7 +4003,7 @@
               <w:rPr>
                 <w:rFonts w:ascii="Meiryo" w:hAnsi="Meiryo"/>
                 <w:color w:val="282828"/>
-                <w:sz w:val="15"/>
+                <w:sz w:val="14"/>
               </w:rPr>
               <w:t>重症: &lt; 0.25 (低流量低圧較差 LF-LG AS で極めて有用)</w:t>
             </w:r>
@@ -3763,8 +4016,8 @@
             <w:tcW w:type="dxa" w:w="1872"/>
             <w:shd w:fill="FFFFFF"/>
             <w:tcMar>
-              <w:top w:w="35" w:type="dxa"/>
-              <w:bottom w:w="35" w:type="dxa"/>
+              <w:top w:w="30" w:type="dxa"/>
+              <w:bottom w:w="30" w:type="dxa"/>
               <w:left w:w="40" w:type="dxa"/>
               <w:right w:w="40" w:type="dxa"/>
             </w:tcMar>
@@ -3777,7 +4030,7 @@
               <w:rPr>
                 <w:rFonts w:ascii="Meiryo" w:hAnsi="Meiryo"/>
                 <w:color w:val="282828"/>
-                <w:sz w:val="15"/>
+                <w:sz w:val="14"/>
               </w:rPr>
               <w:t>大動脈弁狭窄 AS</w:t>
             </w:r>
@@ -3788,8 +4041,8 @@
             <w:tcW w:type="dxa" w:w="2592"/>
             <w:shd w:fill="FFFFFF"/>
             <w:tcMar>
-              <w:top w:w="35" w:type="dxa"/>
-              <w:bottom w:w="35" w:type="dxa"/>
+              <w:top w:w="30" w:type="dxa"/>
+              <w:bottom w:w="30" w:type="dxa"/>
               <w:left w:w="40" w:type="dxa"/>
               <w:right w:w="40" w:type="dxa"/>
             </w:tcMar>
@@ -3802,7 +4055,7 @@
               <w:rPr>
                 <w:rFonts w:ascii="Meiryo" w:hAnsi="Meiryo"/>
                 <w:color w:val="282828"/>
-                <w:sz w:val="15"/>
+                <w:sz w:val="14"/>
               </w:rPr>
               <w:t>大動脈弁加速時間 / 駆出時間比</w:t>
             </w:r>
@@ -3813,8 +4066,8 @@
             <w:tcW w:type="dxa" w:w="2304"/>
             <w:shd w:fill="FFFFFF"/>
             <w:tcMar>
-              <w:top w:w="35" w:type="dxa"/>
-              <w:bottom w:w="35" w:type="dxa"/>
+              <w:top w:w="30" w:type="dxa"/>
+              <w:bottom w:w="30" w:type="dxa"/>
               <w:left w:w="40" w:type="dxa"/>
               <w:right w:w="40" w:type="dxa"/>
             </w:tcMar>
@@ -3827,7 +4080,7 @@
               <w:rPr>
                 <w:rFonts w:ascii="Meiryo" w:hAnsi="Meiryo"/>
                 <w:color w:val="282828"/>
-                <w:sz w:val="15"/>
+                <w:sz w:val="14"/>
               </w:rPr>
               <w:t>AV AcT / (AcT / ET)</w:t>
             </w:r>
@@ -3838,8 +4091,8 @@
             <w:tcW w:type="dxa" w:w="864"/>
             <w:shd w:fill="FFFFFF"/>
             <w:tcMar>
-              <w:top w:w="35" w:type="dxa"/>
-              <w:bottom w:w="35" w:type="dxa"/>
+              <w:top w:w="30" w:type="dxa"/>
+              <w:bottom w:w="30" w:type="dxa"/>
               <w:left w:w="40" w:type="dxa"/>
               <w:right w:w="40" w:type="dxa"/>
             </w:tcMar>
@@ -3852,7 +4105,7 @@
               <w:rPr>
                 <w:rFonts w:ascii="Meiryo" w:hAnsi="Meiryo"/>
                 <w:color w:val="282828"/>
-                <w:sz w:val="15"/>
+                <w:sz w:val="14"/>
               </w:rPr>
               <w:t>ms, -</w:t>
             </w:r>
@@ -3863,8 +4116,8 @@
             <w:tcW w:type="dxa" w:w="3168"/>
             <w:shd w:fill="FFFFFF"/>
             <w:tcMar>
-              <w:top w:w="35" w:type="dxa"/>
-              <w:bottom w:w="35" w:type="dxa"/>
+              <w:top w:w="30" w:type="dxa"/>
+              <w:bottom w:w="30" w:type="dxa"/>
               <w:left w:w="40" w:type="dxa"/>
               <w:right w:w="40" w:type="dxa"/>
             </w:tcMar>
@@ -3877,7 +4130,7 @@
               <w:rPr>
                 <w:rFonts w:ascii="Meiryo" w:hAnsi="Meiryo"/>
                 <w:color w:val="282828"/>
-                <w:sz w:val="15"/>
+                <w:sz w:val="14"/>
               </w:rPr>
               <w:t>重症: AcT ≧ 100 ms, AcT/ET &gt; 0.35 (弁開放遅延)</w:t>
             </w:r>
@@ -3890,8 +4143,8 @@
             <w:tcW w:type="dxa" w:w="1872"/>
             <w:shd w:fill="F4F8FA"/>
             <w:tcMar>
-              <w:top w:w="35" w:type="dxa"/>
-              <w:bottom w:w="35" w:type="dxa"/>
+              <w:top w:w="30" w:type="dxa"/>
+              <w:bottom w:w="30" w:type="dxa"/>
               <w:left w:w="40" w:type="dxa"/>
               <w:right w:w="40" w:type="dxa"/>
             </w:tcMar>
@@ -3904,9 +4157,9 @@
               <w:rPr>
                 <w:rFonts w:ascii="Meiryo" w:hAnsi="Meiryo"/>
                 <w:color w:val="282828"/>
-                <w:sz w:val="15"/>
-              </w:rPr>
-              <w:t>僧帽弁狭窄 MS</w:t>
+                <w:sz w:val="14"/>
+              </w:rPr>
+              <w:t>人工弁評価 (PPM)</w:t>
             </w:r>
           </w:p>
         </w:tc>
@@ -3915,8 +4168,8 @@
             <w:tcW w:type="dxa" w:w="2592"/>
             <w:shd w:fill="F4F8FA"/>
             <w:tcMar>
-              <w:top w:w="35" w:type="dxa"/>
-              <w:bottom w:w="35" w:type="dxa"/>
+              <w:top w:w="30" w:type="dxa"/>
+              <w:bottom w:w="30" w:type="dxa"/>
               <w:left w:w="40" w:type="dxa"/>
               <w:right w:w="40" w:type="dxa"/>
             </w:tcMar>
@@ -3928,10 +4181,11 @@
             <w:r>
               <w:rPr>
                 <w:rFonts w:ascii="Meiryo" w:hAnsi="Meiryo"/>
-                <w:color w:val="282828"/>
-                <w:sz w:val="15"/>
-              </w:rPr>
-              <w:t>僧帽弁平均圧較差 / 最大流速</w:t>
+                <w:b/>
+                <w:color w:val="B41414"/>
+                <w:sz w:val="14"/>
+              </w:rPr>
+              <w:t>人工弁有効弁口面積係数 (PPM判定)</w:t>
             </w:r>
           </w:p>
         </w:tc>
@@ -3940,8 +4194,8 @@
             <w:tcW w:type="dxa" w:w="2304"/>
             <w:shd w:fill="F4F8FA"/>
             <w:tcMar>
-              <w:top w:w="35" w:type="dxa"/>
-              <w:bottom w:w="35" w:type="dxa"/>
+              <w:top w:w="30" w:type="dxa"/>
+              <w:bottom w:w="30" w:type="dxa"/>
               <w:left w:w="40" w:type="dxa"/>
               <w:right w:w="40" w:type="dxa"/>
             </w:tcMar>
@@ -3954,9 +4208,9 @@
               <w:rPr>
                 <w:rFonts w:ascii="Meiryo" w:hAnsi="Meiryo"/>
                 <w:color w:val="282828"/>
-                <w:sz w:val="15"/>
-              </w:rPr>
-              <w:t>MV Mean PG / MV Peak E</w:t>
+                <w:sz w:val="14"/>
+              </w:rPr>
+              <w:t>Prosthetic EOAi</w:t>
             </w:r>
           </w:p>
         </w:tc>
@@ -3965,8 +4219,8 @@
             <w:tcW w:type="dxa" w:w="864"/>
             <w:shd w:fill="F4F8FA"/>
             <w:tcMar>
-              <w:top w:w="35" w:type="dxa"/>
-              <w:bottom w:w="35" w:type="dxa"/>
+              <w:top w:w="30" w:type="dxa"/>
+              <w:bottom w:w="30" w:type="dxa"/>
               <w:left w:w="40" w:type="dxa"/>
               <w:right w:w="40" w:type="dxa"/>
             </w:tcMar>
@@ -3979,9 +4233,9 @@
               <w:rPr>
                 <w:rFonts w:ascii="Meiryo" w:hAnsi="Meiryo"/>
                 <w:color w:val="282828"/>
-                <w:sz w:val="15"/>
-              </w:rPr>
-              <w:t>mmHg, m/s</w:t>
+                <w:sz w:val="14"/>
+              </w:rPr>
+              <w:t>cm²/m²</w:t>
             </w:r>
           </w:p>
         </w:tc>
@@ -3990,8 +4244,8 @@
             <w:tcW w:type="dxa" w:w="3168"/>
             <w:shd w:fill="F4F8FA"/>
             <w:tcMar>
-              <w:top w:w="35" w:type="dxa"/>
-              <w:bottom w:w="35" w:type="dxa"/>
+              <w:top w:w="30" w:type="dxa"/>
+              <w:bottom w:w="30" w:type="dxa"/>
               <w:left w:w="40" w:type="dxa"/>
               <w:right w:w="40" w:type="dxa"/>
             </w:tcMar>
@@ -4004,9 +4258,9 @@
               <w:rPr>
                 <w:rFonts w:ascii="Meiryo" w:hAnsi="Meiryo"/>
                 <w:color w:val="282828"/>
-                <w:sz w:val="15"/>
-              </w:rPr>
-              <w:t>重症: Mean PG ≧ 10 mmHg (中等症: 5〜10 mmHg)</w:t>
+                <w:sz w:val="14"/>
+              </w:rPr>
+              <w:t>重度PPM: ≦ 0.65, 中等度PPM: ≦ 0.85 (肥満時: ≦0.55/0.70)</w:t>
             </w:r>
           </w:p>
         </w:tc>
@@ -4017,8 +4271,8 @@
             <w:tcW w:type="dxa" w:w="1872"/>
             <w:shd w:fill="FFFFFF"/>
             <w:tcMar>
-              <w:top w:w="35" w:type="dxa"/>
-              <w:bottom w:w="35" w:type="dxa"/>
+              <w:top w:w="30" w:type="dxa"/>
+              <w:bottom w:w="30" w:type="dxa"/>
               <w:left w:w="40" w:type="dxa"/>
               <w:right w:w="40" w:type="dxa"/>
             </w:tcMar>
@@ -4031,9 +4285,9 @@
               <w:rPr>
                 <w:rFonts w:ascii="Meiryo" w:hAnsi="Meiryo"/>
                 <w:color w:val="282828"/>
-                <w:sz w:val="15"/>
-              </w:rPr>
-              <w:t>僧帽弁狭窄 MS</w:t>
+                <w:sz w:val="14"/>
+              </w:rPr>
+              <w:t>人工弁評価</w:t>
             </w:r>
           </w:p>
         </w:tc>
@@ -4042,8 +4296,8 @@
             <w:tcW w:type="dxa" w:w="2592"/>
             <w:shd w:fill="FFFFFF"/>
             <w:tcMar>
-              <w:top w:w="35" w:type="dxa"/>
-              <w:bottom w:w="35" w:type="dxa"/>
+              <w:top w:w="30" w:type="dxa"/>
+              <w:bottom w:w="30" w:type="dxa"/>
               <w:left w:w="40" w:type="dxa"/>
               <w:right w:w="40" w:type="dxa"/>
             </w:tcMar>
@@ -4056,9 +4310,9 @@
               <w:rPr>
                 <w:rFonts w:ascii="Meiryo" w:hAnsi="Meiryo"/>
                 <w:color w:val="282828"/>
-                <w:sz w:val="15"/>
-              </w:rPr>
-              <w:t>僧帽弁圧半減時間 (PHT)</w:t>
+                <w:sz w:val="14"/>
+              </w:rPr>
+              <w:t>人工弁 DVI / 加速時間 (AT)</w:t>
             </w:r>
           </w:p>
         </w:tc>
@@ -4067,8 +4321,8 @@
             <w:tcW w:type="dxa" w:w="2304"/>
             <w:shd w:fill="FFFFFF"/>
             <w:tcMar>
-              <w:top w:w="35" w:type="dxa"/>
-              <w:bottom w:w="35" w:type="dxa"/>
+              <w:top w:w="30" w:type="dxa"/>
+              <w:bottom w:w="30" w:type="dxa"/>
               <w:left w:w="40" w:type="dxa"/>
               <w:right w:w="40" w:type="dxa"/>
             </w:tcMar>
@@ -4081,9 +4335,9 @@
               <w:rPr>
                 <w:rFonts w:ascii="Meiryo" w:hAnsi="Meiryo"/>
                 <w:color w:val="282828"/>
-                <w:sz w:val="15"/>
-              </w:rPr>
-              <w:t>MV PHT</w:t>
+                <w:sz w:val="14"/>
+              </w:rPr>
+              <w:t>Prosthetic DVI / AT</w:t>
             </w:r>
           </w:p>
         </w:tc>
@@ -4092,8 +4346,8 @@
             <w:tcW w:type="dxa" w:w="864"/>
             <w:shd w:fill="FFFFFF"/>
             <w:tcMar>
-              <w:top w:w="35" w:type="dxa"/>
-              <w:bottom w:w="35" w:type="dxa"/>
+              <w:top w:w="30" w:type="dxa"/>
+              <w:bottom w:w="30" w:type="dxa"/>
               <w:left w:w="40" w:type="dxa"/>
               <w:right w:w="40" w:type="dxa"/>
             </w:tcMar>
@@ -4106,9 +4360,9 @@
               <w:rPr>
                 <w:rFonts w:ascii="Meiryo" w:hAnsi="Meiryo"/>
                 <w:color w:val="282828"/>
-                <w:sz w:val="15"/>
-              </w:rPr>
-              <w:t>ms</w:t>
+                <w:sz w:val="14"/>
+              </w:rPr>
+              <w:t>-, ms</w:t>
             </w:r>
           </w:p>
         </w:tc>
@@ -4117,8 +4371,8 @@
             <w:tcW w:type="dxa" w:w="3168"/>
             <w:shd w:fill="FFFFFF"/>
             <w:tcMar>
-              <w:top w:w="35" w:type="dxa"/>
-              <w:bottom w:w="35" w:type="dxa"/>
+              <w:top w:w="30" w:type="dxa"/>
+              <w:bottom w:w="30" w:type="dxa"/>
               <w:left w:w="40" w:type="dxa"/>
               <w:right w:w="40" w:type="dxa"/>
             </w:tcMar>
@@ -4131,9 +4385,9 @@
               <w:rPr>
                 <w:rFonts w:ascii="Meiryo" w:hAnsi="Meiryo"/>
                 <w:color w:val="282828"/>
-                <w:sz w:val="15"/>
-              </w:rPr>
-              <w:t>重症: ≧ 220 ms (MVA = 220 / PHT)</w:t>
+                <w:sz w:val="14"/>
+              </w:rPr>
+              <w:t>DVI &lt; 0.30, AT &gt; 100 ms で人工弁狭窄・機能不全疑い</w:t>
             </w:r>
           </w:p>
         </w:tc>
@@ -4144,8 +4398,8 @@
             <w:tcW w:type="dxa" w:w="1872"/>
             <w:shd w:fill="F4F8FA"/>
             <w:tcMar>
-              <w:top w:w="35" w:type="dxa"/>
-              <w:bottom w:w="35" w:type="dxa"/>
+              <w:top w:w="30" w:type="dxa"/>
+              <w:bottom w:w="30" w:type="dxa"/>
               <w:left w:w="40" w:type="dxa"/>
               <w:right w:w="40" w:type="dxa"/>
             </w:tcMar>
@@ -4158,7 +4412,7 @@
               <w:rPr>
                 <w:rFonts w:ascii="Meiryo" w:hAnsi="Meiryo"/>
                 <w:color w:val="282828"/>
-                <w:sz w:val="15"/>
+                <w:sz w:val="14"/>
               </w:rPr>
               <w:t>僧帽弁狭窄 MS</w:t>
             </w:r>
@@ -4169,8 +4423,8 @@
             <w:tcW w:type="dxa" w:w="2592"/>
             <w:shd w:fill="F4F8FA"/>
             <w:tcMar>
-              <w:top w:w="35" w:type="dxa"/>
-              <w:bottom w:w="35" w:type="dxa"/>
+              <w:top w:w="30" w:type="dxa"/>
+              <w:bottom w:w="30" w:type="dxa"/>
               <w:left w:w="40" w:type="dxa"/>
               <w:right w:w="40" w:type="dxa"/>
             </w:tcMar>
@@ -4183,9 +4437,9 @@
               <w:rPr>
                 <w:rFonts w:ascii="Meiryo" w:hAnsi="Meiryo"/>
                 <w:color w:val="282828"/>
-                <w:sz w:val="15"/>
-              </w:rPr>
-              <w:t>僧帽弁口面積 (PHT法 / トレース)</w:t>
+                <w:sz w:val="14"/>
+              </w:rPr>
+              <w:t>僧帽弁平均圧較差 / 最大流速</w:t>
             </w:r>
           </w:p>
         </w:tc>
@@ -4194,8 +4448,8 @@
             <w:tcW w:type="dxa" w:w="2304"/>
             <w:shd w:fill="F4F8FA"/>
             <w:tcMar>
-              <w:top w:w="35" w:type="dxa"/>
-              <w:bottom w:w="35" w:type="dxa"/>
+              <w:top w:w="30" w:type="dxa"/>
+              <w:bottom w:w="30" w:type="dxa"/>
               <w:left w:w="40" w:type="dxa"/>
               <w:right w:w="40" w:type="dxa"/>
             </w:tcMar>
@@ -4208,9 +4462,9 @@
               <w:rPr>
                 <w:rFonts w:ascii="Meiryo" w:hAnsi="Meiryo"/>
                 <w:color w:val="282828"/>
-                <w:sz w:val="15"/>
-              </w:rPr>
-              <w:t>MVA (PHT) / MVA (Plan)</w:t>
+                <w:sz w:val="14"/>
+              </w:rPr>
+              <w:t>MV Mean PG / MV Peak E</w:t>
             </w:r>
           </w:p>
         </w:tc>
@@ -4219,8 +4473,8 @@
             <w:tcW w:type="dxa" w:w="864"/>
             <w:shd w:fill="F4F8FA"/>
             <w:tcMar>
-              <w:top w:w="35" w:type="dxa"/>
-              <w:bottom w:w="35" w:type="dxa"/>
+              <w:top w:w="30" w:type="dxa"/>
+              <w:bottom w:w="30" w:type="dxa"/>
               <w:left w:w="40" w:type="dxa"/>
               <w:right w:w="40" w:type="dxa"/>
             </w:tcMar>
@@ -4233,9 +4487,9 @@
               <w:rPr>
                 <w:rFonts w:ascii="Meiryo" w:hAnsi="Meiryo"/>
                 <w:color w:val="282828"/>
-                <w:sz w:val="15"/>
-              </w:rPr>
-              <w:t>cm²</w:t>
+                <w:sz w:val="14"/>
+              </w:rPr>
+              <w:t>mmHg, m/s</w:t>
             </w:r>
           </w:p>
         </w:tc>
@@ -4244,8 +4498,8 @@
             <w:tcW w:type="dxa" w:w="3168"/>
             <w:shd w:fill="F4F8FA"/>
             <w:tcMar>
-              <w:top w:w="35" w:type="dxa"/>
-              <w:bottom w:w="35" w:type="dxa"/>
+              <w:top w:w="30" w:type="dxa"/>
+              <w:bottom w:w="30" w:type="dxa"/>
               <w:left w:w="40" w:type="dxa"/>
               <w:right w:w="40" w:type="dxa"/>
             </w:tcMar>
@@ -4258,9 +4512,9 @@
               <w:rPr>
                 <w:rFonts w:ascii="Meiryo" w:hAnsi="Meiryo"/>
                 <w:color w:val="282828"/>
-                <w:sz w:val="15"/>
-              </w:rPr>
-              <w:t>重症: ≦ 1.0 cm² (臨床的有意狭窄: ≦ 1.5 cm²)</w:t>
+                <w:sz w:val="14"/>
+              </w:rPr>
+              <w:t>重症: Mean PG ≧ 10 mmHg (中等症: 5〜10 mmHg)</w:t>
             </w:r>
           </w:p>
         </w:tc>
@@ -4271,8 +4525,8 @@
             <w:tcW w:type="dxa" w:w="1872"/>
             <w:shd w:fill="FFFFFF"/>
             <w:tcMar>
-              <w:top w:w="35" w:type="dxa"/>
-              <w:bottom w:w="35" w:type="dxa"/>
+              <w:top w:w="30" w:type="dxa"/>
+              <w:bottom w:w="30" w:type="dxa"/>
               <w:left w:w="40" w:type="dxa"/>
               <w:right w:w="40" w:type="dxa"/>
             </w:tcMar>
@@ -4285,7 +4539,7 @@
               <w:rPr>
                 <w:rFonts w:ascii="Meiryo" w:hAnsi="Meiryo"/>
                 <w:color w:val="282828"/>
-                <w:sz w:val="15"/>
+                <w:sz w:val="14"/>
               </w:rPr>
               <w:t>僧帽弁狭窄 MS</w:t>
             </w:r>
@@ -4296,8 +4550,8 @@
             <w:tcW w:type="dxa" w:w="2592"/>
             <w:shd w:fill="FFFFFF"/>
             <w:tcMar>
-              <w:top w:w="35" w:type="dxa"/>
-              <w:bottom w:w="35" w:type="dxa"/>
+              <w:top w:w="30" w:type="dxa"/>
+              <w:bottom w:w="30" w:type="dxa"/>
               <w:left w:w="40" w:type="dxa"/>
               <w:right w:w="40" w:type="dxa"/>
             </w:tcMar>
@@ -4310,9 +4564,9 @@
               <w:rPr>
                 <w:rFonts w:ascii="Meiryo" w:hAnsi="Meiryo"/>
                 <w:color w:val="282828"/>
-                <w:sz w:val="15"/>
-              </w:rPr>
-              <w:t>連続の式僧帽弁口面積</w:t>
+                <w:sz w:val="14"/>
+              </w:rPr>
+              <w:t>僧帽弁圧半減時間 (PHT)</w:t>
             </w:r>
           </w:p>
         </w:tc>
@@ -4321,8 +4575,8 @@
             <w:tcW w:type="dxa" w:w="2304"/>
             <w:shd w:fill="FFFFFF"/>
             <w:tcMar>
-              <w:top w:w="35" w:type="dxa"/>
-              <w:bottom w:w="35" w:type="dxa"/>
+              <w:top w:w="30" w:type="dxa"/>
+              <w:bottom w:w="30" w:type="dxa"/>
               <w:left w:w="40" w:type="dxa"/>
               <w:right w:w="40" w:type="dxa"/>
             </w:tcMar>
@@ -4335,9 +4589,9 @@
               <w:rPr>
                 <w:rFonts w:ascii="Meiryo" w:hAnsi="Meiryo"/>
                 <w:color w:val="282828"/>
-                <w:sz w:val="15"/>
-              </w:rPr>
-              <w:t>MVA (Continuity Eq)</w:t>
+                <w:sz w:val="14"/>
+              </w:rPr>
+              <w:t>MV PHT</w:t>
             </w:r>
           </w:p>
         </w:tc>
@@ -4346,8 +4600,8 @@
             <w:tcW w:type="dxa" w:w="864"/>
             <w:shd w:fill="FFFFFF"/>
             <w:tcMar>
-              <w:top w:w="35" w:type="dxa"/>
-              <w:bottom w:w="35" w:type="dxa"/>
+              <w:top w:w="30" w:type="dxa"/>
+              <w:bottom w:w="30" w:type="dxa"/>
               <w:left w:w="40" w:type="dxa"/>
               <w:right w:w="40" w:type="dxa"/>
             </w:tcMar>
@@ -4360,9 +4614,9 @@
               <w:rPr>
                 <w:rFonts w:ascii="Meiryo" w:hAnsi="Meiryo"/>
                 <w:color w:val="282828"/>
-                <w:sz w:val="15"/>
-              </w:rPr>
-              <w:t>cm²</w:t>
+                <w:sz w:val="14"/>
+              </w:rPr>
+              <w:t>ms</w:t>
             </w:r>
           </w:p>
         </w:tc>
@@ -4371,8 +4625,8 @@
             <w:tcW w:type="dxa" w:w="3168"/>
             <w:shd w:fill="FFFFFF"/>
             <w:tcMar>
-              <w:top w:w="35" w:type="dxa"/>
-              <w:bottom w:w="35" w:type="dxa"/>
+              <w:top w:w="30" w:type="dxa"/>
+              <w:bottom w:w="30" w:type="dxa"/>
               <w:left w:w="40" w:type="dxa"/>
               <w:right w:w="40" w:type="dxa"/>
             </w:tcMar>
@@ -4385,9 +4639,9 @@
               <w:rPr>
                 <w:rFonts w:ascii="Meiryo" w:hAnsi="Meiryo"/>
                 <w:color w:val="282828"/>
-                <w:sz w:val="15"/>
-              </w:rPr>
-              <w:t>AR合併等でPHT信頼性低下時の確定評価</w:t>
+                <w:sz w:val="14"/>
+              </w:rPr>
+              <w:t>重症: ≧ 220 ms (MVA = 220 / PHT)</w:t>
             </w:r>
           </w:p>
         </w:tc>
@@ -4398,8 +4652,8 @@
             <w:tcW w:type="dxa" w:w="1872"/>
             <w:shd w:fill="F4F8FA"/>
             <w:tcMar>
-              <w:top w:w="35" w:type="dxa"/>
-              <w:bottom w:w="35" w:type="dxa"/>
+              <w:top w:w="30" w:type="dxa"/>
+              <w:bottom w:w="30" w:type="dxa"/>
               <w:left w:w="40" w:type="dxa"/>
               <w:right w:w="40" w:type="dxa"/>
             </w:tcMar>
@@ -4412,7 +4666,7 @@
               <w:rPr>
                 <w:rFonts w:ascii="Meiryo" w:hAnsi="Meiryo"/>
                 <w:color w:val="282828"/>
-                <w:sz w:val="15"/>
+                <w:sz w:val="14"/>
               </w:rPr>
               <w:t>僧帽弁狭窄 MS</w:t>
             </w:r>
@@ -4423,8 +4677,8 @@
             <w:tcW w:type="dxa" w:w="2592"/>
             <w:shd w:fill="F4F8FA"/>
             <w:tcMar>
-              <w:top w:w="35" w:type="dxa"/>
-              <w:bottom w:w="35" w:type="dxa"/>
+              <w:top w:w="30" w:type="dxa"/>
+              <w:bottom w:w="30" w:type="dxa"/>
               <w:left w:w="40" w:type="dxa"/>
               <w:right w:w="40" w:type="dxa"/>
             </w:tcMar>
@@ -4437,9 +4691,9 @@
               <w:rPr>
                 <w:rFonts w:ascii="Meiryo" w:hAnsi="Meiryo"/>
                 <w:color w:val="282828"/>
-                <w:sz w:val="15"/>
-              </w:rPr>
-              <w:t>Wilkinsエコースコア (4項目)</w:t>
+                <w:sz w:val="14"/>
+              </w:rPr>
+              <w:t>僧帽弁口面積 (PHT法 / トレース)</w:t>
             </w:r>
           </w:p>
         </w:tc>
@@ -4448,8 +4702,8 @@
             <w:tcW w:type="dxa" w:w="2304"/>
             <w:shd w:fill="F4F8FA"/>
             <w:tcMar>
-              <w:top w:w="35" w:type="dxa"/>
-              <w:bottom w:w="35" w:type="dxa"/>
+              <w:top w:w="30" w:type="dxa"/>
+              <w:bottom w:w="30" w:type="dxa"/>
               <w:left w:w="40" w:type="dxa"/>
               <w:right w:w="40" w:type="dxa"/>
             </w:tcMar>
@@ -4462,9 +4716,9 @@
               <w:rPr>
                 <w:rFonts w:ascii="Meiryo" w:hAnsi="Meiryo"/>
                 <w:color w:val="282828"/>
-                <w:sz w:val="15"/>
-              </w:rPr>
-              <w:t>Wilkins Score (Total)</w:t>
+                <w:sz w:val="14"/>
+              </w:rPr>
+              <w:t>MVA (PHT) / MVA (Plan)</w:t>
             </w:r>
           </w:p>
         </w:tc>
@@ -4473,8 +4727,8 @@
             <w:tcW w:type="dxa" w:w="864"/>
             <w:shd w:fill="F4F8FA"/>
             <w:tcMar>
-              <w:top w:w="35" w:type="dxa"/>
-              <w:bottom w:w="35" w:type="dxa"/>
+              <w:top w:w="30" w:type="dxa"/>
+              <w:bottom w:w="30" w:type="dxa"/>
               <w:left w:w="40" w:type="dxa"/>
               <w:right w:w="40" w:type="dxa"/>
             </w:tcMar>
@@ -4487,9 +4741,9 @@
               <w:rPr>
                 <w:rFonts w:ascii="Meiryo" w:hAnsi="Meiryo"/>
                 <w:color w:val="282828"/>
-                <w:sz w:val="15"/>
-              </w:rPr>
-              <w:t>点</w:t>
+                <w:sz w:val="14"/>
+              </w:rPr>
+              <w:t>cm²</w:t>
             </w:r>
           </w:p>
         </w:tc>
@@ -4498,8 +4752,8 @@
             <w:tcW w:type="dxa" w:w="3168"/>
             <w:shd w:fill="F4F8FA"/>
             <w:tcMar>
-              <w:top w:w="35" w:type="dxa"/>
-              <w:bottom w:w="35" w:type="dxa"/>
+              <w:top w:w="30" w:type="dxa"/>
+              <w:bottom w:w="30" w:type="dxa"/>
               <w:left w:w="40" w:type="dxa"/>
               <w:right w:w="40" w:type="dxa"/>
             </w:tcMar>
@@ -4512,9 +4766,9 @@
               <w:rPr>
                 <w:rFonts w:ascii="Meiryo" w:hAnsi="Meiryo"/>
                 <w:color w:val="282828"/>
-                <w:sz w:val="15"/>
-              </w:rPr>
-              <w:t>弁尖肥厚・可動性・石灰化・下部病変 (PTMC適応 ≦ 8点)</w:t>
+                <w:sz w:val="14"/>
+              </w:rPr>
+              <w:t>重症: ≦ 1.0 cm² (臨床的有意狭窄: ≦ 1.5 cm²)</w:t>
             </w:r>
           </w:p>
         </w:tc>
@@ -4525,8 +4779,8 @@
             <w:tcW w:type="dxa" w:w="1872"/>
             <w:shd w:fill="FFFFFF"/>
             <w:tcMar>
-              <w:top w:w="35" w:type="dxa"/>
-              <w:bottom w:w="35" w:type="dxa"/>
+              <w:top w:w="30" w:type="dxa"/>
+              <w:bottom w:w="30" w:type="dxa"/>
               <w:left w:w="40" w:type="dxa"/>
               <w:right w:w="40" w:type="dxa"/>
             </w:tcMar>
@@ -4539,9 +4793,9 @@
               <w:rPr>
                 <w:rFonts w:ascii="Meiryo" w:hAnsi="Meiryo"/>
                 <w:color w:val="282828"/>
-                <w:sz w:val="15"/>
-              </w:rPr>
-              <w:t>三尖弁狭窄 TS</w:t>
+                <w:sz w:val="14"/>
+              </w:rPr>
+              <w:t>僧帽弁狭窄 MS</w:t>
             </w:r>
           </w:p>
         </w:tc>
@@ -4550,8 +4804,8 @@
             <w:tcW w:type="dxa" w:w="2592"/>
             <w:shd w:fill="FFFFFF"/>
             <w:tcMar>
-              <w:top w:w="35" w:type="dxa"/>
-              <w:bottom w:w="35" w:type="dxa"/>
+              <w:top w:w="30" w:type="dxa"/>
+              <w:bottom w:w="30" w:type="dxa"/>
               <w:left w:w="40" w:type="dxa"/>
               <w:right w:w="40" w:type="dxa"/>
             </w:tcMar>
@@ -4564,9 +4818,9 @@
               <w:rPr>
                 <w:rFonts w:ascii="Meiryo" w:hAnsi="Meiryo"/>
                 <w:color w:val="282828"/>
-                <w:sz w:val="15"/>
-              </w:rPr>
-              <w:t>三尖弁平均圧較差 / 圧半減時間</w:t>
+                <w:sz w:val="14"/>
+              </w:rPr>
+              <w:t>連続の式僧帽弁口面積</w:t>
             </w:r>
           </w:p>
         </w:tc>
@@ -4575,8 +4829,8 @@
             <w:tcW w:type="dxa" w:w="2304"/>
             <w:shd w:fill="FFFFFF"/>
             <w:tcMar>
-              <w:top w:w="35" w:type="dxa"/>
-              <w:bottom w:w="35" w:type="dxa"/>
+              <w:top w:w="30" w:type="dxa"/>
+              <w:bottom w:w="30" w:type="dxa"/>
               <w:left w:w="40" w:type="dxa"/>
               <w:right w:w="40" w:type="dxa"/>
             </w:tcMar>
@@ -4589,9 +4843,9 @@
               <w:rPr>
                 <w:rFonts w:ascii="Meiryo" w:hAnsi="Meiryo"/>
                 <w:color w:val="282828"/>
-                <w:sz w:val="15"/>
-              </w:rPr>
-              <w:t>TV Mean PG / TV PHT</w:t>
+                <w:sz w:val="14"/>
+              </w:rPr>
+              <w:t>MVA (Continuity Eq)</w:t>
             </w:r>
           </w:p>
         </w:tc>
@@ -4600,8 +4854,8 @@
             <w:tcW w:type="dxa" w:w="864"/>
             <w:shd w:fill="FFFFFF"/>
             <w:tcMar>
-              <w:top w:w="35" w:type="dxa"/>
-              <w:bottom w:w="35" w:type="dxa"/>
+              <w:top w:w="30" w:type="dxa"/>
+              <w:bottom w:w="30" w:type="dxa"/>
               <w:left w:w="40" w:type="dxa"/>
               <w:right w:w="40" w:type="dxa"/>
             </w:tcMar>
@@ -4614,9 +4868,9 @@
               <w:rPr>
                 <w:rFonts w:ascii="Meiryo" w:hAnsi="Meiryo"/>
                 <w:color w:val="282828"/>
-                <w:sz w:val="15"/>
-              </w:rPr>
-              <w:t>mmHg, ms</w:t>
+                <w:sz w:val="14"/>
+              </w:rPr>
+              <w:t>cm²</w:t>
             </w:r>
           </w:p>
         </w:tc>
@@ -4625,8 +4879,8 @@
             <w:tcW w:type="dxa" w:w="3168"/>
             <w:shd w:fill="FFFFFF"/>
             <w:tcMar>
-              <w:top w:w="35" w:type="dxa"/>
-              <w:bottom w:w="35" w:type="dxa"/>
+              <w:top w:w="30" w:type="dxa"/>
+              <w:bottom w:w="30" w:type="dxa"/>
               <w:left w:w="40" w:type="dxa"/>
               <w:right w:w="40" w:type="dxa"/>
             </w:tcMar>
@@ -4639,9 +4893,9 @@
               <w:rPr>
                 <w:rFonts w:ascii="Meiryo" w:hAnsi="Meiryo"/>
                 <w:color w:val="282828"/>
-                <w:sz w:val="15"/>
-              </w:rPr>
-              <w:t>重症: Mean PG ≧ 5 mmHg / PHT ≧ 190 ms</w:t>
+                <w:sz w:val="14"/>
+              </w:rPr>
+              <w:t>AR合併等でPHT信頼性低下時の確定評価</w:t>
             </w:r>
           </w:p>
         </w:tc>
@@ -4652,8 +4906,8 @@
             <w:tcW w:type="dxa" w:w="1872"/>
             <w:shd w:fill="F4F8FA"/>
             <w:tcMar>
-              <w:top w:w="35" w:type="dxa"/>
-              <w:bottom w:w="35" w:type="dxa"/>
+              <w:top w:w="30" w:type="dxa"/>
+              <w:bottom w:w="30" w:type="dxa"/>
               <w:left w:w="40" w:type="dxa"/>
               <w:right w:w="40" w:type="dxa"/>
             </w:tcMar>
@@ -4666,9 +4920,9 @@
               <w:rPr>
                 <w:rFonts w:ascii="Meiryo" w:hAnsi="Meiryo"/>
                 <w:color w:val="282828"/>
-                <w:sz w:val="15"/>
-              </w:rPr>
-              <w:t>三尖弁狭窄 TS</w:t>
+                <w:sz w:val="14"/>
+              </w:rPr>
+              <w:t>僧帽弁狭窄 MS</w:t>
             </w:r>
           </w:p>
         </w:tc>
@@ -4677,8 +4931,8 @@
             <w:tcW w:type="dxa" w:w="2592"/>
             <w:shd w:fill="F4F8FA"/>
             <w:tcMar>
-              <w:top w:w="35" w:type="dxa"/>
-              <w:bottom w:w="35" w:type="dxa"/>
+              <w:top w:w="30" w:type="dxa"/>
+              <w:bottom w:w="30" w:type="dxa"/>
               <w:left w:w="40" w:type="dxa"/>
               <w:right w:w="40" w:type="dxa"/>
             </w:tcMar>
@@ -4691,9 +4945,9 @@
               <w:rPr>
                 <w:rFonts w:ascii="Meiryo" w:hAnsi="Meiryo"/>
                 <w:color w:val="282828"/>
-                <w:sz w:val="15"/>
-              </w:rPr>
-              <w:t>三尖弁口面積 (PHT法 / 連続の式)</w:t>
+                <w:sz w:val="14"/>
+              </w:rPr>
+              <w:t>Wilkinsエコースコア (4項目)</w:t>
             </w:r>
           </w:p>
         </w:tc>
@@ -4702,8 +4956,8 @@
             <w:tcW w:type="dxa" w:w="2304"/>
             <w:shd w:fill="F4F8FA"/>
             <w:tcMar>
-              <w:top w:w="35" w:type="dxa"/>
-              <w:bottom w:w="35" w:type="dxa"/>
+              <w:top w:w="30" w:type="dxa"/>
+              <w:bottom w:w="30" w:type="dxa"/>
               <w:left w:w="40" w:type="dxa"/>
               <w:right w:w="40" w:type="dxa"/>
             </w:tcMar>
@@ -4716,9 +4970,9 @@
               <w:rPr>
                 <w:rFonts w:ascii="Meiryo" w:hAnsi="Meiryo"/>
                 <w:color w:val="282828"/>
-                <w:sz w:val="15"/>
-              </w:rPr>
-              <w:t>TVA (PHT) / TVA (Cont)</w:t>
+                <w:sz w:val="14"/>
+              </w:rPr>
+              <w:t>Wilkins Score (Total)</w:t>
             </w:r>
           </w:p>
         </w:tc>
@@ -4727,8 +4981,8 @@
             <w:tcW w:type="dxa" w:w="864"/>
             <w:shd w:fill="F4F8FA"/>
             <w:tcMar>
-              <w:top w:w="35" w:type="dxa"/>
-              <w:bottom w:w="35" w:type="dxa"/>
+              <w:top w:w="30" w:type="dxa"/>
+              <w:bottom w:w="30" w:type="dxa"/>
               <w:left w:w="40" w:type="dxa"/>
               <w:right w:w="40" w:type="dxa"/>
             </w:tcMar>
@@ -4741,9 +4995,9 @@
               <w:rPr>
                 <w:rFonts w:ascii="Meiryo" w:hAnsi="Meiryo"/>
                 <w:color w:val="282828"/>
-                <w:sz w:val="15"/>
-              </w:rPr>
-              <w:t>cm²</w:t>
+                <w:sz w:val="14"/>
+              </w:rPr>
+              <w:t>点</w:t>
             </w:r>
           </w:p>
         </w:tc>
@@ -4752,8 +5006,8 @@
             <w:tcW w:type="dxa" w:w="3168"/>
             <w:shd w:fill="F4F8FA"/>
             <w:tcMar>
-              <w:top w:w="35" w:type="dxa"/>
-              <w:bottom w:w="35" w:type="dxa"/>
+              <w:top w:w="30" w:type="dxa"/>
+              <w:bottom w:w="30" w:type="dxa"/>
               <w:left w:w="40" w:type="dxa"/>
               <w:right w:w="40" w:type="dxa"/>
             </w:tcMar>
@@ -4766,9 +5020,9 @@
               <w:rPr>
                 <w:rFonts w:ascii="Meiryo" w:hAnsi="Meiryo"/>
                 <w:color w:val="282828"/>
-                <w:sz w:val="15"/>
-              </w:rPr>
-              <w:t>重症: ≦ 1.0 cm² (TVA = 190 / TV PHT)</w:t>
+                <w:sz w:val="14"/>
+              </w:rPr>
+              <w:t>弁尖肥厚・可動性・石灰化・下部病変 (PTMC適応 ≦ 8点)</w:t>
             </w:r>
           </w:p>
         </w:tc>
@@ -4779,8 +5033,8 @@
             <w:tcW w:type="dxa" w:w="1872"/>
             <w:shd w:fill="FFFFFF"/>
             <w:tcMar>
-              <w:top w:w="35" w:type="dxa"/>
-              <w:bottom w:w="35" w:type="dxa"/>
+              <w:top w:w="30" w:type="dxa"/>
+              <w:bottom w:w="30" w:type="dxa"/>
               <w:left w:w="40" w:type="dxa"/>
               <w:right w:w="40" w:type="dxa"/>
             </w:tcMar>
@@ -4793,9 +5047,9 @@
               <w:rPr>
                 <w:rFonts w:ascii="Meiryo" w:hAnsi="Meiryo"/>
                 <w:color w:val="282828"/>
-                <w:sz w:val="15"/>
-              </w:rPr>
-              <w:t>肺動脈弁狭窄 PS</w:t>
+                <w:sz w:val="14"/>
+              </w:rPr>
+              <w:t>三尖弁狭窄 TS</w:t>
             </w:r>
           </w:p>
         </w:tc>
@@ -4804,8 +5058,8 @@
             <w:tcW w:type="dxa" w:w="2592"/>
             <w:shd w:fill="FFFFFF"/>
             <w:tcMar>
-              <w:top w:w="35" w:type="dxa"/>
-              <w:bottom w:w="35" w:type="dxa"/>
+              <w:top w:w="30" w:type="dxa"/>
+              <w:bottom w:w="30" w:type="dxa"/>
               <w:left w:w="40" w:type="dxa"/>
               <w:right w:w="40" w:type="dxa"/>
             </w:tcMar>
@@ -4818,9 +5072,9 @@
               <w:rPr>
                 <w:rFonts w:ascii="Meiryo" w:hAnsi="Meiryo"/>
                 <w:color w:val="282828"/>
-                <w:sz w:val="15"/>
-              </w:rPr>
-              <w:t>肺動脈弁最高血流速度 / 最大PG</w:t>
+                <w:sz w:val="14"/>
+              </w:rPr>
+              <w:t>三尖弁平均圧較差 / 圧半減時間</w:t>
             </w:r>
           </w:p>
         </w:tc>
@@ -4829,8 +5083,8 @@
             <w:tcW w:type="dxa" w:w="2304"/>
             <w:shd w:fill="FFFFFF"/>
             <w:tcMar>
-              <w:top w:w="35" w:type="dxa"/>
-              <w:bottom w:w="35" w:type="dxa"/>
+              <w:top w:w="30" w:type="dxa"/>
+              <w:bottom w:w="30" w:type="dxa"/>
               <w:left w:w="40" w:type="dxa"/>
               <w:right w:w="40" w:type="dxa"/>
             </w:tcMar>
@@ -4843,9 +5097,9 @@
               <w:rPr>
                 <w:rFonts w:ascii="Meiryo" w:hAnsi="Meiryo"/>
                 <w:color w:val="282828"/>
-                <w:sz w:val="15"/>
-              </w:rPr>
-              <w:t>PV Vmax / PV Max PG</w:t>
+                <w:sz w:val="14"/>
+              </w:rPr>
+              <w:t>TV Mean PG / TV PHT</w:t>
             </w:r>
           </w:p>
         </w:tc>
@@ -4854,8 +5108,8 @@
             <w:tcW w:type="dxa" w:w="864"/>
             <w:shd w:fill="FFFFFF"/>
             <w:tcMar>
-              <w:top w:w="35" w:type="dxa"/>
-              <w:bottom w:w="35" w:type="dxa"/>
+              <w:top w:w="30" w:type="dxa"/>
+              <w:bottom w:w="30" w:type="dxa"/>
               <w:left w:w="40" w:type="dxa"/>
               <w:right w:w="40" w:type="dxa"/>
             </w:tcMar>
@@ -4868,9 +5122,9 @@
               <w:rPr>
                 <w:rFonts w:ascii="Meiryo" w:hAnsi="Meiryo"/>
                 <w:color w:val="282828"/>
-                <w:sz w:val="15"/>
-              </w:rPr>
-              <w:t>m/s, mmHg</w:t>
+                <w:sz w:val="14"/>
+              </w:rPr>
+              <w:t>mmHg, ms</w:t>
             </w:r>
           </w:p>
         </w:tc>
@@ -4879,8 +5133,8 @@
             <w:tcW w:type="dxa" w:w="3168"/>
             <w:shd w:fill="FFFFFF"/>
             <w:tcMar>
-              <w:top w:w="35" w:type="dxa"/>
-              <w:bottom w:w="35" w:type="dxa"/>
+              <w:top w:w="30" w:type="dxa"/>
+              <w:bottom w:w="30" w:type="dxa"/>
               <w:left w:w="40" w:type="dxa"/>
               <w:right w:w="40" w:type="dxa"/>
             </w:tcMar>
@@ -4893,9 +5147,9 @@
               <w:rPr>
                 <w:rFonts w:ascii="Meiryo" w:hAnsi="Meiryo"/>
                 <w:color w:val="282828"/>
-                <w:sz w:val="15"/>
-              </w:rPr>
-              <w:t>重症: Vmax &gt; 4.0 m/s / Max PG ≧ 64 mmHg (中等症: 36〜64)</w:t>
+                <w:sz w:val="14"/>
+              </w:rPr>
+              <w:t>重症: Mean PG ≧ 5 mmHg / PHT ≧ 190 ms</w:t>
             </w:r>
           </w:p>
         </w:tc>
@@ -4906,8 +5160,8 @@
             <w:tcW w:type="dxa" w:w="1872"/>
             <w:shd w:fill="F4F8FA"/>
             <w:tcMar>
-              <w:top w:w="35" w:type="dxa"/>
-              <w:bottom w:w="35" w:type="dxa"/>
+              <w:top w:w="30" w:type="dxa"/>
+              <w:bottom w:w="30" w:type="dxa"/>
               <w:left w:w="40" w:type="dxa"/>
               <w:right w:w="40" w:type="dxa"/>
             </w:tcMar>
@@ -4920,9 +5174,9 @@
               <w:rPr>
                 <w:rFonts w:ascii="Meiryo" w:hAnsi="Meiryo"/>
                 <w:color w:val="282828"/>
-                <w:sz w:val="15"/>
-              </w:rPr>
-              <w:t>肺動脈弁狭窄 PS</w:t>
+                <w:sz w:val="14"/>
+              </w:rPr>
+              <w:t>三尖弁狭窄 TS</w:t>
             </w:r>
           </w:p>
         </w:tc>
@@ -4931,8 +5185,8 @@
             <w:tcW w:type="dxa" w:w="2592"/>
             <w:shd w:fill="F4F8FA"/>
             <w:tcMar>
-              <w:top w:w="35" w:type="dxa"/>
-              <w:bottom w:w="35" w:type="dxa"/>
+              <w:top w:w="30" w:type="dxa"/>
+              <w:bottom w:w="30" w:type="dxa"/>
               <w:left w:w="40" w:type="dxa"/>
               <w:right w:w="40" w:type="dxa"/>
             </w:tcMar>
@@ -4945,9 +5199,9 @@
               <w:rPr>
                 <w:rFonts w:ascii="Meiryo" w:hAnsi="Meiryo"/>
                 <w:color w:val="282828"/>
-                <w:sz w:val="15"/>
-              </w:rPr>
-              <w:t>肺動脈弁平均圧較差</w:t>
+                <w:sz w:val="14"/>
+              </w:rPr>
+              <w:t>三尖弁口面積 (PHT法 / 連続の式)</w:t>
             </w:r>
           </w:p>
         </w:tc>
@@ -4956,8 +5210,8 @@
             <w:tcW w:type="dxa" w:w="2304"/>
             <w:shd w:fill="F4F8FA"/>
             <w:tcMar>
-              <w:top w:w="35" w:type="dxa"/>
-              <w:bottom w:w="35" w:type="dxa"/>
+              <w:top w:w="30" w:type="dxa"/>
+              <w:bottom w:w="30" w:type="dxa"/>
               <w:left w:w="40" w:type="dxa"/>
               <w:right w:w="40" w:type="dxa"/>
             </w:tcMar>
@@ -4970,9 +5224,9 @@
               <w:rPr>
                 <w:rFonts w:ascii="Meiryo" w:hAnsi="Meiryo"/>
                 <w:color w:val="282828"/>
-                <w:sz w:val="15"/>
-              </w:rPr>
-              <w:t>PV Mean PG</w:t>
+                <w:sz w:val="14"/>
+              </w:rPr>
+              <w:t>TVA (PHT) / TVA (Cont)</w:t>
             </w:r>
           </w:p>
         </w:tc>
@@ -4981,8 +5235,8 @@
             <w:tcW w:type="dxa" w:w="864"/>
             <w:shd w:fill="F4F8FA"/>
             <w:tcMar>
-              <w:top w:w="35" w:type="dxa"/>
-              <w:bottom w:w="35" w:type="dxa"/>
+              <w:top w:w="30" w:type="dxa"/>
+              <w:bottom w:w="30" w:type="dxa"/>
               <w:left w:w="40" w:type="dxa"/>
               <w:right w:w="40" w:type="dxa"/>
             </w:tcMar>
@@ -4995,9 +5249,9 @@
               <w:rPr>
                 <w:rFonts w:ascii="Meiryo" w:hAnsi="Meiryo"/>
                 <w:color w:val="282828"/>
-                <w:sz w:val="15"/>
-              </w:rPr>
-              <w:t>mmHg</w:t>
+                <w:sz w:val="14"/>
+              </w:rPr>
+              <w:t>cm²</w:t>
             </w:r>
           </w:p>
         </w:tc>
@@ -5006,8 +5260,8 @@
             <w:tcW w:type="dxa" w:w="3168"/>
             <w:shd w:fill="F4F8FA"/>
             <w:tcMar>
-              <w:top w:w="35" w:type="dxa"/>
-              <w:bottom w:w="35" w:type="dxa"/>
+              <w:top w:w="30" w:type="dxa"/>
+              <w:bottom w:w="30" w:type="dxa"/>
               <w:left w:w="40" w:type="dxa"/>
               <w:right w:w="40" w:type="dxa"/>
             </w:tcMar>
@@ -5020,7 +5274,261 @@
               <w:rPr>
                 <w:rFonts w:ascii="Meiryo" w:hAnsi="Meiryo"/>
                 <w:color w:val="282828"/>
-                <w:sz w:val="15"/>
+                <w:sz w:val="14"/>
+              </w:rPr>
+              <w:t>重症: ≦ 1.0 cm² (TVA = 190 / TV PHT)</w:t>
+            </w:r>
+          </w:p>
+        </w:tc>
+      </w:tr>
+      <w:tr>
+        <w:tc>
+          <w:tcPr>
+            <w:tcW w:type="dxa" w:w="1872"/>
+            <w:shd w:fill="FFFFFF"/>
+            <w:tcMar>
+              <w:top w:w="30" w:type="dxa"/>
+              <w:bottom w:w="30" w:type="dxa"/>
+              <w:left w:w="40" w:type="dxa"/>
+              <w:right w:w="40" w:type="dxa"/>
+            </w:tcMar>
+          </w:tcPr>
+          <w:p>
+            <w:pPr>
+              <w:jc w:val="left"/>
+            </w:pPr>
+            <w:r>
+              <w:rPr>
+                <w:rFonts w:ascii="Meiryo" w:hAnsi="Meiryo"/>
+                <w:color w:val="282828"/>
+                <w:sz w:val="14"/>
+              </w:rPr>
+              <w:t>肺動脈弁狭窄 PS</w:t>
+            </w:r>
+          </w:p>
+        </w:tc>
+        <w:tc>
+          <w:tcPr>
+            <w:tcW w:type="dxa" w:w="2592"/>
+            <w:shd w:fill="FFFFFF"/>
+            <w:tcMar>
+              <w:top w:w="30" w:type="dxa"/>
+              <w:bottom w:w="30" w:type="dxa"/>
+              <w:left w:w="40" w:type="dxa"/>
+              <w:right w:w="40" w:type="dxa"/>
+            </w:tcMar>
+          </w:tcPr>
+          <w:p>
+            <w:pPr>
+              <w:jc w:val="left"/>
+            </w:pPr>
+            <w:r>
+              <w:rPr>
+                <w:rFonts w:ascii="Meiryo" w:hAnsi="Meiryo"/>
+                <w:color w:val="282828"/>
+                <w:sz w:val="14"/>
+              </w:rPr>
+              <w:t>肺動脈弁最高血流速度 / 最大PG</w:t>
+            </w:r>
+          </w:p>
+        </w:tc>
+        <w:tc>
+          <w:tcPr>
+            <w:tcW w:type="dxa" w:w="2304"/>
+            <w:shd w:fill="FFFFFF"/>
+            <w:tcMar>
+              <w:top w:w="30" w:type="dxa"/>
+              <w:bottom w:w="30" w:type="dxa"/>
+              <w:left w:w="40" w:type="dxa"/>
+              <w:right w:w="40" w:type="dxa"/>
+            </w:tcMar>
+          </w:tcPr>
+          <w:p>
+            <w:pPr>
+              <w:jc w:val="center"/>
+            </w:pPr>
+            <w:r>
+              <w:rPr>
+                <w:rFonts w:ascii="Meiryo" w:hAnsi="Meiryo"/>
+                <w:color w:val="282828"/>
+                <w:sz w:val="14"/>
+              </w:rPr>
+              <w:t>PV Vmax / PV Max PG</w:t>
+            </w:r>
+          </w:p>
+        </w:tc>
+        <w:tc>
+          <w:tcPr>
+            <w:tcW w:type="dxa" w:w="864"/>
+            <w:shd w:fill="FFFFFF"/>
+            <w:tcMar>
+              <w:top w:w="30" w:type="dxa"/>
+              <w:bottom w:w="30" w:type="dxa"/>
+              <w:left w:w="40" w:type="dxa"/>
+              <w:right w:w="40" w:type="dxa"/>
+            </w:tcMar>
+          </w:tcPr>
+          <w:p>
+            <w:pPr>
+              <w:jc w:val="center"/>
+            </w:pPr>
+            <w:r>
+              <w:rPr>
+                <w:rFonts w:ascii="Meiryo" w:hAnsi="Meiryo"/>
+                <w:color w:val="282828"/>
+                <w:sz w:val="14"/>
+              </w:rPr>
+              <w:t>m/s, mmHg</w:t>
+            </w:r>
+          </w:p>
+        </w:tc>
+        <w:tc>
+          <w:tcPr>
+            <w:tcW w:type="dxa" w:w="3168"/>
+            <w:shd w:fill="FFFFFF"/>
+            <w:tcMar>
+              <w:top w:w="30" w:type="dxa"/>
+              <w:bottom w:w="30" w:type="dxa"/>
+              <w:left w:w="40" w:type="dxa"/>
+              <w:right w:w="40" w:type="dxa"/>
+            </w:tcMar>
+          </w:tcPr>
+          <w:p>
+            <w:pPr>
+              <w:jc w:val="left"/>
+            </w:pPr>
+            <w:r>
+              <w:rPr>
+                <w:rFonts w:ascii="Meiryo" w:hAnsi="Meiryo"/>
+                <w:color w:val="282828"/>
+                <w:sz w:val="14"/>
+              </w:rPr>
+              <w:t>重症: Vmax &gt; 4.0 m/s / Max PG ≧ 64 mmHg (中等症: 36〜64)</w:t>
+            </w:r>
+          </w:p>
+        </w:tc>
+      </w:tr>
+      <w:tr>
+        <w:tc>
+          <w:tcPr>
+            <w:tcW w:type="dxa" w:w="1872"/>
+            <w:shd w:fill="F4F8FA"/>
+            <w:tcMar>
+              <w:top w:w="30" w:type="dxa"/>
+              <w:bottom w:w="30" w:type="dxa"/>
+              <w:left w:w="40" w:type="dxa"/>
+              <w:right w:w="40" w:type="dxa"/>
+            </w:tcMar>
+          </w:tcPr>
+          <w:p>
+            <w:pPr>
+              <w:jc w:val="left"/>
+            </w:pPr>
+            <w:r>
+              <w:rPr>
+                <w:rFonts w:ascii="Meiryo" w:hAnsi="Meiryo"/>
+                <w:color w:val="282828"/>
+                <w:sz w:val="14"/>
+              </w:rPr>
+              <w:t>肺動脈弁狭窄 PS</w:t>
+            </w:r>
+          </w:p>
+        </w:tc>
+        <w:tc>
+          <w:tcPr>
+            <w:tcW w:type="dxa" w:w="2592"/>
+            <w:shd w:fill="F4F8FA"/>
+            <w:tcMar>
+              <w:top w:w="30" w:type="dxa"/>
+              <w:bottom w:w="30" w:type="dxa"/>
+              <w:left w:w="40" w:type="dxa"/>
+              <w:right w:w="40" w:type="dxa"/>
+            </w:tcMar>
+          </w:tcPr>
+          <w:p>
+            <w:pPr>
+              <w:jc w:val="left"/>
+            </w:pPr>
+            <w:r>
+              <w:rPr>
+                <w:rFonts w:ascii="Meiryo" w:hAnsi="Meiryo"/>
+                <w:color w:val="282828"/>
+                <w:sz w:val="14"/>
+              </w:rPr>
+              <w:t>肺動脈弁平均圧較差</w:t>
+            </w:r>
+          </w:p>
+        </w:tc>
+        <w:tc>
+          <w:tcPr>
+            <w:tcW w:type="dxa" w:w="2304"/>
+            <w:shd w:fill="F4F8FA"/>
+            <w:tcMar>
+              <w:top w:w="30" w:type="dxa"/>
+              <w:bottom w:w="30" w:type="dxa"/>
+              <w:left w:w="40" w:type="dxa"/>
+              <w:right w:w="40" w:type="dxa"/>
+            </w:tcMar>
+          </w:tcPr>
+          <w:p>
+            <w:pPr>
+              <w:jc w:val="center"/>
+            </w:pPr>
+            <w:r>
+              <w:rPr>
+                <w:rFonts w:ascii="Meiryo" w:hAnsi="Meiryo"/>
+                <w:color w:val="282828"/>
+                <w:sz w:val="14"/>
+              </w:rPr>
+              <w:t>PV Mean PG</w:t>
+            </w:r>
+          </w:p>
+        </w:tc>
+        <w:tc>
+          <w:tcPr>
+            <w:tcW w:type="dxa" w:w="864"/>
+            <w:shd w:fill="F4F8FA"/>
+            <w:tcMar>
+              <w:top w:w="30" w:type="dxa"/>
+              <w:bottom w:w="30" w:type="dxa"/>
+              <w:left w:w="40" w:type="dxa"/>
+              <w:right w:w="40" w:type="dxa"/>
+            </w:tcMar>
+          </w:tcPr>
+          <w:p>
+            <w:pPr>
+              <w:jc w:val="center"/>
+            </w:pPr>
+            <w:r>
+              <w:rPr>
+                <w:rFonts w:ascii="Meiryo" w:hAnsi="Meiryo"/>
+                <w:color w:val="282828"/>
+                <w:sz w:val="14"/>
+              </w:rPr>
+              <w:t>mmHg</w:t>
+            </w:r>
+          </w:p>
+        </w:tc>
+        <w:tc>
+          <w:tcPr>
+            <w:tcW w:type="dxa" w:w="3168"/>
+            <w:shd w:fill="F4F8FA"/>
+            <w:tcMar>
+              <w:top w:w="30" w:type="dxa"/>
+              <w:bottom w:w="30" w:type="dxa"/>
+              <w:left w:w="40" w:type="dxa"/>
+              <w:right w:w="40" w:type="dxa"/>
+            </w:tcMar>
+          </w:tcPr>
+          <w:p>
+            <w:pPr>
+              <w:jc w:val="left"/>
+            </w:pPr>
+            <w:r>
+              <w:rPr>
+                <w:rFonts w:ascii="Meiryo" w:hAnsi="Meiryo"/>
+                <w:color w:val="282828"/>
+                <w:sz w:val="14"/>
               </w:rPr>
               <w:t>重症: ≧ 35 mmHg</w:t>
             </w:r>
@@ -5030,14 +5538,14 @@
     </w:tbl>
     <w:p>
       <w:pPr>
-        <w:spacing w:before="120" w:after="40"/>
+        <w:spacing w:before="100" w:after="40"/>
       </w:pPr>
       <w:r>
         <w:rPr>
           <w:rFonts w:ascii="Meiryo" w:hAnsi="Meiryo"/>
           <w:b/>
           <w:color w:val="005AA0"/>
-          <w:sz w:val="20"/>
+          <w:sz w:val="19"/>
         </w:rPr>
         <w:t>4. 🎯 全弁膜逆流症の完全定量・半定量評価（AR / MR / TR / PR）</w:t>
       </w:r>
@@ -5057,11 +5565,11 @@
         </w:tblBorders>
       </w:tblPr>
       <w:tblGrid>
-        <w:gridCol w:w="2229"/>
-        <w:gridCol w:w="2229"/>
-        <w:gridCol w:w="2229"/>
-        <w:gridCol w:w="2229"/>
-        <w:gridCol w:w="2229"/>
+        <w:gridCol w:w="2246"/>
+        <w:gridCol w:w="2246"/>
+        <w:gridCol w:w="2246"/>
+        <w:gridCol w:w="2246"/>
+        <w:gridCol w:w="2246"/>
       </w:tblGrid>
       <w:tr>
         <w:tc>
@@ -5069,8 +5577,8 @@
             <w:tcW w:type="dxa" w:w="1872"/>
             <w:shd w:fill="005691"/>
             <w:tcMar>
-              <w:top w:w="60" w:type="dxa"/>
-              <w:bottom w:w="60" w:type="dxa"/>
+              <w:top w:w="50" w:type="dxa"/>
+              <w:bottom w:w="50" w:type="dxa"/>
               <w:left w:w="40" w:type="dxa"/>
               <w:right w:w="40" w:type="dxa"/>
             </w:tcMar>
@@ -5095,8 +5603,8 @@
             <w:tcW w:type="dxa" w:w="2592"/>
             <w:shd w:fill="005691"/>
             <w:tcMar>
-              <w:top w:w="60" w:type="dxa"/>
-              <w:bottom w:w="60" w:type="dxa"/>
+              <w:top w:w="50" w:type="dxa"/>
+              <w:bottom w:w="50" w:type="dxa"/>
               <w:left w:w="40" w:type="dxa"/>
               <w:right w:w="40" w:type="dxa"/>
             </w:tcMar>
@@ -5121,8 +5629,8 @@
             <w:tcW w:type="dxa" w:w="2304"/>
             <w:shd w:fill="005691"/>
             <w:tcMar>
-              <w:top w:w="60" w:type="dxa"/>
-              <w:bottom w:w="60" w:type="dxa"/>
+              <w:top w:w="50" w:type="dxa"/>
+              <w:bottom w:w="50" w:type="dxa"/>
               <w:left w:w="40" w:type="dxa"/>
               <w:right w:w="40" w:type="dxa"/>
             </w:tcMar>
@@ -5147,8 +5655,8 @@
             <w:tcW w:type="dxa" w:w="864"/>
             <w:shd w:fill="005691"/>
             <w:tcMar>
-              <w:top w:w="60" w:type="dxa"/>
-              <w:bottom w:w="60" w:type="dxa"/>
+              <w:top w:w="50" w:type="dxa"/>
+              <w:bottom w:w="50" w:type="dxa"/>
               <w:left w:w="40" w:type="dxa"/>
               <w:right w:w="40" w:type="dxa"/>
             </w:tcMar>
@@ -5173,8 +5681,8 @@
             <w:tcW w:type="dxa" w:w="3168"/>
             <w:shd w:fill="005691"/>
             <w:tcMar>
-              <w:top w:w="60" w:type="dxa"/>
-              <w:bottom w:w="60" w:type="dxa"/>
+              <w:top w:w="50" w:type="dxa"/>
+              <w:bottom w:w="50" w:type="dxa"/>
               <w:left w:w="40" w:type="dxa"/>
               <w:right w:w="40" w:type="dxa"/>
             </w:tcMar>
@@ -5201,8 +5709,8 @@
             <w:tcW w:type="dxa" w:w="1872"/>
             <w:shd w:fill="FFFFFF"/>
             <w:tcMar>
-              <w:top w:w="35" w:type="dxa"/>
-              <w:bottom w:w="35" w:type="dxa"/>
+              <w:top w:w="30" w:type="dxa"/>
+              <w:bottom w:w="30" w:type="dxa"/>
               <w:left w:w="40" w:type="dxa"/>
               <w:right w:w="40" w:type="dxa"/>
             </w:tcMar>
@@ -5215,7 +5723,7 @@
               <w:rPr>
                 <w:rFonts w:ascii="Meiryo" w:hAnsi="Meiryo"/>
                 <w:color w:val="282828"/>
-                <w:sz w:val="15"/>
+                <w:sz w:val="14"/>
               </w:rPr>
               <w:t>大動脈弁逆流 AR</w:t>
             </w:r>
@@ -5226,8 +5734,8 @@
             <w:tcW w:type="dxa" w:w="2592"/>
             <w:shd w:fill="FFFFFF"/>
             <w:tcMar>
-              <w:top w:w="35" w:type="dxa"/>
-              <w:bottom w:w="35" w:type="dxa"/>
+              <w:top w:w="30" w:type="dxa"/>
+              <w:bottom w:w="30" w:type="dxa"/>
               <w:left w:w="40" w:type="dxa"/>
               <w:right w:w="40" w:type="dxa"/>
             </w:tcMar>
@@ -5240,7 +5748,7 @@
               <w:rPr>
                 <w:rFonts w:ascii="Meiryo" w:hAnsi="Meiryo"/>
                 <w:color w:val="282828"/>
-                <w:sz w:val="15"/>
+                <w:sz w:val="14"/>
               </w:rPr>
               <w:t>Vena Contracta 幅 (VC)</w:t>
             </w:r>
@@ -5251,8 +5759,8 @@
             <w:tcW w:type="dxa" w:w="2304"/>
             <w:shd w:fill="FFFFFF"/>
             <w:tcMar>
-              <w:top w:w="35" w:type="dxa"/>
-              <w:bottom w:w="35" w:type="dxa"/>
+              <w:top w:w="30" w:type="dxa"/>
+              <w:bottom w:w="30" w:type="dxa"/>
               <w:left w:w="40" w:type="dxa"/>
               <w:right w:w="40" w:type="dxa"/>
             </w:tcMar>
@@ -5265,7 +5773,7 @@
               <w:rPr>
                 <w:rFonts w:ascii="Meiryo" w:hAnsi="Meiryo"/>
                 <w:color w:val="282828"/>
-                <w:sz w:val="15"/>
+                <w:sz w:val="14"/>
               </w:rPr>
               <w:t>AR VC width</w:t>
             </w:r>
@@ -5276,8 +5784,8 @@
             <w:tcW w:type="dxa" w:w="864"/>
             <w:shd w:fill="FFFFFF"/>
             <w:tcMar>
-              <w:top w:w="35" w:type="dxa"/>
-              <w:bottom w:w="35" w:type="dxa"/>
+              <w:top w:w="30" w:type="dxa"/>
+              <w:bottom w:w="30" w:type="dxa"/>
               <w:left w:w="40" w:type="dxa"/>
               <w:right w:w="40" w:type="dxa"/>
             </w:tcMar>
@@ -5290,7 +5798,7 @@
               <w:rPr>
                 <w:rFonts w:ascii="Meiryo" w:hAnsi="Meiryo"/>
                 <w:color w:val="282828"/>
-                <w:sz w:val="15"/>
+                <w:sz w:val="14"/>
               </w:rPr>
               <w:t>mm</w:t>
             </w:r>
@@ -5301,8 +5809,8 @@
             <w:tcW w:type="dxa" w:w="3168"/>
             <w:shd w:fill="FFFFFF"/>
             <w:tcMar>
-              <w:top w:w="35" w:type="dxa"/>
-              <w:bottom w:w="35" w:type="dxa"/>
+              <w:top w:w="30" w:type="dxa"/>
+              <w:bottom w:w="30" w:type="dxa"/>
               <w:left w:w="40" w:type="dxa"/>
               <w:right w:w="40" w:type="dxa"/>
             </w:tcMar>
@@ -5315,7 +5823,7 @@
               <w:rPr>
                 <w:rFonts w:ascii="Meiryo" w:hAnsi="Meiryo"/>
                 <w:color w:val="282828"/>
-                <w:sz w:val="15"/>
+                <w:sz w:val="14"/>
               </w:rPr>
               <w:t>重症: &gt; 6.0 mm (軽症: &lt; 3.0 mm)</w:t>
             </w:r>
@@ -5328,8 +5836,8 @@
             <w:tcW w:type="dxa" w:w="1872"/>
             <w:shd w:fill="F4F8FA"/>
             <w:tcMar>
-              <w:top w:w="35" w:type="dxa"/>
-              <w:bottom w:w="35" w:type="dxa"/>
+              <w:top w:w="30" w:type="dxa"/>
+              <w:bottom w:w="30" w:type="dxa"/>
               <w:left w:w="40" w:type="dxa"/>
               <w:right w:w="40" w:type="dxa"/>
             </w:tcMar>
@@ -5342,7 +5850,7 @@
               <w:rPr>
                 <w:rFonts w:ascii="Meiryo" w:hAnsi="Meiryo"/>
                 <w:color w:val="282828"/>
-                <w:sz w:val="15"/>
+                <w:sz w:val="14"/>
               </w:rPr>
               <w:t>大動脈弁逆流 AR</w:t>
             </w:r>
@@ -5353,8 +5861,8 @@
             <w:tcW w:type="dxa" w:w="2592"/>
             <w:shd w:fill="F4F8FA"/>
             <w:tcMar>
-              <w:top w:w="35" w:type="dxa"/>
-              <w:bottom w:w="35" w:type="dxa"/>
+              <w:top w:w="30" w:type="dxa"/>
+              <w:bottom w:w="30" w:type="dxa"/>
               <w:left w:w="40" w:type="dxa"/>
               <w:right w:w="40" w:type="dxa"/>
             </w:tcMar>
@@ -5367,7 +5875,7 @@
               <w:rPr>
                 <w:rFonts w:ascii="Meiryo" w:hAnsi="Meiryo"/>
                 <w:color w:val="282828"/>
-                <w:sz w:val="15"/>
+                <w:sz w:val="14"/>
               </w:rPr>
               <w:t>圧半減時間 (PHT)</w:t>
             </w:r>
@@ -5378,8 +5886,8 @@
             <w:tcW w:type="dxa" w:w="2304"/>
             <w:shd w:fill="F4F8FA"/>
             <w:tcMar>
-              <w:top w:w="35" w:type="dxa"/>
-              <w:bottom w:w="35" w:type="dxa"/>
+              <w:top w:w="30" w:type="dxa"/>
+              <w:bottom w:w="30" w:type="dxa"/>
               <w:left w:w="40" w:type="dxa"/>
               <w:right w:w="40" w:type="dxa"/>
             </w:tcMar>
@@ -5392,7 +5900,7 @@
               <w:rPr>
                 <w:rFonts w:ascii="Meiryo" w:hAnsi="Meiryo"/>
                 <w:color w:val="282828"/>
-                <w:sz w:val="15"/>
+                <w:sz w:val="14"/>
               </w:rPr>
               <w:t>AR PHT</w:t>
             </w:r>
@@ -5403,8 +5911,8 @@
             <w:tcW w:type="dxa" w:w="864"/>
             <w:shd w:fill="F4F8FA"/>
             <w:tcMar>
-              <w:top w:w="35" w:type="dxa"/>
-              <w:bottom w:w="35" w:type="dxa"/>
+              <w:top w:w="30" w:type="dxa"/>
+              <w:bottom w:w="30" w:type="dxa"/>
               <w:left w:w="40" w:type="dxa"/>
               <w:right w:w="40" w:type="dxa"/>
             </w:tcMar>
@@ -5417,7 +5925,7 @@
               <w:rPr>
                 <w:rFonts w:ascii="Meiryo" w:hAnsi="Meiryo"/>
                 <w:color w:val="282828"/>
-                <w:sz w:val="15"/>
+                <w:sz w:val="14"/>
               </w:rPr>
               <w:t>ms</w:t>
             </w:r>
@@ -5428,8 +5936,8 @@
             <w:tcW w:type="dxa" w:w="3168"/>
             <w:shd w:fill="F4F8FA"/>
             <w:tcMar>
-              <w:top w:w="35" w:type="dxa"/>
-              <w:bottom w:w="35" w:type="dxa"/>
+              <w:top w:w="30" w:type="dxa"/>
+              <w:bottom w:w="30" w:type="dxa"/>
               <w:left w:w="40" w:type="dxa"/>
               <w:right w:w="40" w:type="dxa"/>
             </w:tcMar>
@@ -5442,7 +5950,7 @@
               <w:rPr>
                 <w:rFonts w:ascii="Meiryo" w:hAnsi="Meiryo"/>
                 <w:color w:val="282828"/>
-                <w:sz w:val="15"/>
+                <w:sz w:val="14"/>
               </w:rPr>
               <w:t>重症: &lt; 200 ms (軽症: &gt; 500 ms)</w:t>
             </w:r>
@@ -5455,8 +5963,8 @@
             <w:tcW w:type="dxa" w:w="1872"/>
             <w:shd w:fill="FFFFFF"/>
             <w:tcMar>
-              <w:top w:w="35" w:type="dxa"/>
-              <w:bottom w:w="35" w:type="dxa"/>
+              <w:top w:w="30" w:type="dxa"/>
+              <w:bottom w:w="30" w:type="dxa"/>
               <w:left w:w="40" w:type="dxa"/>
               <w:right w:w="40" w:type="dxa"/>
             </w:tcMar>
@@ -5469,7 +5977,7 @@
               <w:rPr>
                 <w:rFonts w:ascii="Meiryo" w:hAnsi="Meiryo"/>
                 <w:color w:val="282828"/>
-                <w:sz w:val="15"/>
+                <w:sz w:val="14"/>
               </w:rPr>
               <w:t>大動脈弁逆流 AR</w:t>
             </w:r>
@@ -5480,8 +5988,8 @@
             <w:tcW w:type="dxa" w:w="2592"/>
             <w:shd w:fill="FFFFFF"/>
             <w:tcMar>
-              <w:top w:w="35" w:type="dxa"/>
-              <w:bottom w:w="35" w:type="dxa"/>
+              <w:top w:w="30" w:type="dxa"/>
+              <w:bottom w:w="30" w:type="dxa"/>
               <w:left w:w="40" w:type="dxa"/>
               <w:right w:w="40" w:type="dxa"/>
             </w:tcMar>
@@ -5495,7 +6003,7 @@
                 <w:rFonts w:ascii="Meiryo" w:hAnsi="Meiryo"/>
                 <w:b/>
                 <w:color w:val="B41414"/>
-                <w:sz w:val="15"/>
+                <w:sz w:val="14"/>
               </w:rPr>
               <w:t>有効逆流弁口面積 (EROA)</w:t>
             </w:r>
@@ -5506,8 +6014,8 @@
             <w:tcW w:type="dxa" w:w="2304"/>
             <w:shd w:fill="FFFFFF"/>
             <w:tcMar>
-              <w:top w:w="35" w:type="dxa"/>
-              <w:bottom w:w="35" w:type="dxa"/>
+              <w:top w:w="30" w:type="dxa"/>
+              <w:bottom w:w="30" w:type="dxa"/>
               <w:left w:w="40" w:type="dxa"/>
               <w:right w:w="40" w:type="dxa"/>
             </w:tcMar>
@@ -5520,7 +6028,7 @@
               <w:rPr>
                 <w:rFonts w:ascii="Meiryo" w:hAnsi="Meiryo"/>
                 <w:color w:val="282828"/>
-                <w:sz w:val="15"/>
+                <w:sz w:val="14"/>
               </w:rPr>
               <w:t>AR EROA</w:t>
             </w:r>
@@ -5531,8 +6039,8 @@
             <w:tcW w:type="dxa" w:w="864"/>
             <w:shd w:fill="FFFFFF"/>
             <w:tcMar>
-              <w:top w:w="35" w:type="dxa"/>
-              <w:bottom w:w="35" w:type="dxa"/>
+              <w:top w:w="30" w:type="dxa"/>
+              <w:bottom w:w="30" w:type="dxa"/>
               <w:left w:w="40" w:type="dxa"/>
               <w:right w:w="40" w:type="dxa"/>
             </w:tcMar>
@@ -5545,7 +6053,7 @@
               <w:rPr>
                 <w:rFonts w:ascii="Meiryo" w:hAnsi="Meiryo"/>
                 <w:color w:val="282828"/>
-                <w:sz w:val="15"/>
+                <w:sz w:val="14"/>
               </w:rPr>
               <w:t>cm²</w:t>
             </w:r>
@@ -5556,8 +6064,8 @@
             <w:tcW w:type="dxa" w:w="3168"/>
             <w:shd w:fill="FFFFFF"/>
             <w:tcMar>
-              <w:top w:w="35" w:type="dxa"/>
-              <w:bottom w:w="35" w:type="dxa"/>
+              <w:top w:w="30" w:type="dxa"/>
+              <w:bottom w:w="30" w:type="dxa"/>
               <w:left w:w="40" w:type="dxa"/>
               <w:right w:w="40" w:type="dxa"/>
             </w:tcMar>
@@ -5570,7 +6078,7 @@
               <w:rPr>
                 <w:rFonts w:ascii="Meiryo" w:hAnsi="Meiryo"/>
                 <w:color w:val="282828"/>
-                <w:sz w:val="15"/>
+                <w:sz w:val="14"/>
               </w:rPr>
               <w:t>重症: ≧ 0.30 cm² (軽症: &lt; 0.10 cm²)</w:t>
             </w:r>
@@ -5583,8 +6091,8 @@
             <w:tcW w:type="dxa" w:w="1872"/>
             <w:shd w:fill="F4F8FA"/>
             <w:tcMar>
-              <w:top w:w="35" w:type="dxa"/>
-              <w:bottom w:w="35" w:type="dxa"/>
+              <w:top w:w="30" w:type="dxa"/>
+              <w:bottom w:w="30" w:type="dxa"/>
               <w:left w:w="40" w:type="dxa"/>
               <w:right w:w="40" w:type="dxa"/>
             </w:tcMar>
@@ -5597,7 +6105,7 @@
               <w:rPr>
                 <w:rFonts w:ascii="Meiryo" w:hAnsi="Meiryo"/>
                 <w:color w:val="282828"/>
-                <w:sz w:val="15"/>
+                <w:sz w:val="14"/>
               </w:rPr>
               <w:t>大動脈弁逆流 AR</w:t>
             </w:r>
@@ -5608,8 +6116,8 @@
             <w:tcW w:type="dxa" w:w="2592"/>
             <w:shd w:fill="F4F8FA"/>
             <w:tcMar>
-              <w:top w:w="35" w:type="dxa"/>
-              <w:bottom w:w="35" w:type="dxa"/>
+              <w:top w:w="30" w:type="dxa"/>
+              <w:bottom w:w="30" w:type="dxa"/>
               <w:left w:w="40" w:type="dxa"/>
               <w:right w:w="40" w:type="dxa"/>
             </w:tcMar>
@@ -5622,7 +6130,7 @@
               <w:rPr>
                 <w:rFonts w:ascii="Meiryo" w:hAnsi="Meiryo"/>
                 <w:color w:val="282828"/>
-                <w:sz w:val="15"/>
+                <w:sz w:val="14"/>
               </w:rPr>
               <w:t>逆流量 (Regurgitant Volume)</w:t>
             </w:r>
@@ -5633,8 +6141,8 @@
             <w:tcW w:type="dxa" w:w="2304"/>
             <w:shd w:fill="F4F8FA"/>
             <w:tcMar>
-              <w:top w:w="35" w:type="dxa"/>
-              <w:bottom w:w="35" w:type="dxa"/>
+              <w:top w:w="30" w:type="dxa"/>
+              <w:bottom w:w="30" w:type="dxa"/>
               <w:left w:w="40" w:type="dxa"/>
               <w:right w:w="40" w:type="dxa"/>
             </w:tcMar>
@@ -5647,7 +6155,7 @@
               <w:rPr>
                 <w:rFonts w:ascii="Meiryo" w:hAnsi="Meiryo"/>
                 <w:color w:val="282828"/>
-                <w:sz w:val="15"/>
+                <w:sz w:val="14"/>
               </w:rPr>
               <w:t>AR RVol</w:t>
             </w:r>
@@ -5658,8 +6166,8 @@
             <w:tcW w:type="dxa" w:w="864"/>
             <w:shd w:fill="F4F8FA"/>
             <w:tcMar>
-              <w:top w:w="35" w:type="dxa"/>
-              <w:bottom w:w="35" w:type="dxa"/>
+              <w:top w:w="30" w:type="dxa"/>
+              <w:bottom w:w="30" w:type="dxa"/>
               <w:left w:w="40" w:type="dxa"/>
               <w:right w:w="40" w:type="dxa"/>
             </w:tcMar>
@@ -5672,7 +6180,7 @@
               <w:rPr>
                 <w:rFonts w:ascii="Meiryo" w:hAnsi="Meiryo"/>
                 <w:color w:val="282828"/>
-                <w:sz w:val="15"/>
+                <w:sz w:val="14"/>
               </w:rPr>
               <w:t>mL</w:t>
             </w:r>
@@ -5683,8 +6191,8 @@
             <w:tcW w:type="dxa" w:w="3168"/>
             <w:shd w:fill="F4F8FA"/>
             <w:tcMar>
-              <w:top w:w="35" w:type="dxa"/>
-              <w:bottom w:w="35" w:type="dxa"/>
+              <w:top w:w="30" w:type="dxa"/>
+              <w:bottom w:w="30" w:type="dxa"/>
               <w:left w:w="40" w:type="dxa"/>
               <w:right w:w="40" w:type="dxa"/>
             </w:tcMar>
@@ -5697,7 +6205,7 @@
               <w:rPr>
                 <w:rFonts w:ascii="Meiryo" w:hAnsi="Meiryo"/>
                 <w:color w:val="282828"/>
-                <w:sz w:val="15"/>
+                <w:sz w:val="14"/>
               </w:rPr>
               <w:t>重症: ≧ 60 mL (軽症: &lt; 30 mL)</w:t>
             </w:r>
@@ -5710,8 +6218,8 @@
             <w:tcW w:type="dxa" w:w="1872"/>
             <w:shd w:fill="FFFFFF"/>
             <w:tcMar>
-              <w:top w:w="35" w:type="dxa"/>
-              <w:bottom w:w="35" w:type="dxa"/>
+              <w:top w:w="30" w:type="dxa"/>
+              <w:bottom w:w="30" w:type="dxa"/>
               <w:left w:w="40" w:type="dxa"/>
               <w:right w:w="40" w:type="dxa"/>
             </w:tcMar>
@@ -5724,7 +6232,7 @@
               <w:rPr>
                 <w:rFonts w:ascii="Meiryo" w:hAnsi="Meiryo"/>
                 <w:color w:val="282828"/>
-                <w:sz w:val="15"/>
+                <w:sz w:val="14"/>
               </w:rPr>
               <w:t>大動脈弁逆流 AR</w:t>
             </w:r>
@@ -5735,8 +6243,8 @@
             <w:tcW w:type="dxa" w:w="2592"/>
             <w:shd w:fill="FFFFFF"/>
             <w:tcMar>
-              <w:top w:w="35" w:type="dxa"/>
-              <w:bottom w:w="35" w:type="dxa"/>
+              <w:top w:w="30" w:type="dxa"/>
+              <w:bottom w:w="30" w:type="dxa"/>
               <w:left w:w="40" w:type="dxa"/>
               <w:right w:w="40" w:type="dxa"/>
             </w:tcMar>
@@ -5749,7 +6257,7 @@
               <w:rPr>
                 <w:rFonts w:ascii="Meiryo" w:hAnsi="Meiryo"/>
                 <w:color w:val="282828"/>
-                <w:sz w:val="15"/>
+                <w:sz w:val="14"/>
               </w:rPr>
               <w:t>下行大動脈拡張期逆流終末速度</w:t>
             </w:r>
@@ -5760,8 +6268,8 @@
             <w:tcW w:type="dxa" w:w="2304"/>
             <w:shd w:fill="FFFFFF"/>
             <w:tcMar>
-              <w:top w:w="35" w:type="dxa"/>
-              <w:bottom w:w="35" w:type="dxa"/>
+              <w:top w:w="30" w:type="dxa"/>
+              <w:bottom w:w="30" w:type="dxa"/>
               <w:left w:w="40" w:type="dxa"/>
               <w:right w:w="40" w:type="dxa"/>
             </w:tcMar>
@@ -5774,7 +6282,7 @@
               <w:rPr>
                 <w:rFonts w:ascii="Meiryo" w:hAnsi="Meiryo"/>
                 <w:color w:val="282828"/>
-                <w:sz w:val="15"/>
+                <w:sz w:val="14"/>
               </w:rPr>
               <w:t>AR Holodiastolic (EDV)</w:t>
             </w:r>
@@ -5785,8 +6293,8 @@
             <w:tcW w:type="dxa" w:w="864"/>
             <w:shd w:fill="FFFFFF"/>
             <w:tcMar>
-              <w:top w:w="35" w:type="dxa"/>
-              <w:bottom w:w="35" w:type="dxa"/>
+              <w:top w:w="30" w:type="dxa"/>
+              <w:bottom w:w="30" w:type="dxa"/>
               <w:left w:w="40" w:type="dxa"/>
               <w:right w:w="40" w:type="dxa"/>
             </w:tcMar>
@@ -5799,7 +6307,7 @@
               <w:rPr>
                 <w:rFonts w:ascii="Meiryo" w:hAnsi="Meiryo"/>
                 <w:color w:val="282828"/>
-                <w:sz w:val="15"/>
+                <w:sz w:val="14"/>
               </w:rPr>
               <w:t>cm/s</w:t>
             </w:r>
@@ -5810,8 +6318,8 @@
             <w:tcW w:type="dxa" w:w="3168"/>
             <w:shd w:fill="FFFFFF"/>
             <w:tcMar>
-              <w:top w:w="35" w:type="dxa"/>
-              <w:bottom w:w="35" w:type="dxa"/>
+              <w:top w:w="30" w:type="dxa"/>
+              <w:bottom w:w="30" w:type="dxa"/>
               <w:left w:w="40" w:type="dxa"/>
               <w:right w:w="40" w:type="dxa"/>
             </w:tcMar>
@@ -5824,7 +6332,7 @@
               <w:rPr>
                 <w:rFonts w:ascii="Meiryo" w:hAnsi="Meiryo"/>
                 <w:color w:val="282828"/>
-                <w:sz w:val="15"/>
+                <w:sz w:val="14"/>
               </w:rPr>
               <w:t>重症: 下行大動脈全拡張期逆流 ＆ EDV &gt; 20 cm/s</w:t>
             </w:r>
@@ -5837,8 +6345,8 @@
             <w:tcW w:type="dxa" w:w="1872"/>
             <w:shd w:fill="F4F8FA"/>
             <w:tcMar>
-              <w:top w:w="35" w:type="dxa"/>
-              <w:bottom w:w="35" w:type="dxa"/>
+              <w:top w:w="30" w:type="dxa"/>
+              <w:bottom w:w="30" w:type="dxa"/>
               <w:left w:w="40" w:type="dxa"/>
               <w:right w:w="40" w:type="dxa"/>
             </w:tcMar>
@@ -5851,7 +6359,7 @@
               <w:rPr>
                 <w:rFonts w:ascii="Meiryo" w:hAnsi="Meiryo"/>
                 <w:color w:val="282828"/>
-                <w:sz w:val="15"/>
+                <w:sz w:val="14"/>
               </w:rPr>
               <w:t>僧帽弁逆流 MR</w:t>
             </w:r>
@@ -5862,8 +6370,8 @@
             <w:tcW w:type="dxa" w:w="2592"/>
             <w:shd w:fill="F4F8FA"/>
             <w:tcMar>
-              <w:top w:w="35" w:type="dxa"/>
-              <w:bottom w:w="35" w:type="dxa"/>
+              <w:top w:w="30" w:type="dxa"/>
+              <w:bottom w:w="30" w:type="dxa"/>
               <w:left w:w="40" w:type="dxa"/>
               <w:right w:w="40" w:type="dxa"/>
             </w:tcMar>
@@ -5876,7 +6384,7 @@
               <w:rPr>
                 <w:rFonts w:ascii="Meiryo" w:hAnsi="Meiryo"/>
                 <w:color w:val="282828"/>
-                <w:sz w:val="15"/>
+                <w:sz w:val="14"/>
               </w:rPr>
               <w:t>Vena Contracta 幅 (VC)</w:t>
             </w:r>
@@ -5887,8 +6395,8 @@
             <w:tcW w:type="dxa" w:w="2304"/>
             <w:shd w:fill="F4F8FA"/>
             <w:tcMar>
-              <w:top w:w="35" w:type="dxa"/>
-              <w:bottom w:w="35" w:type="dxa"/>
+              <w:top w:w="30" w:type="dxa"/>
+              <w:bottom w:w="30" w:type="dxa"/>
               <w:left w:w="40" w:type="dxa"/>
               <w:right w:w="40" w:type="dxa"/>
             </w:tcMar>
@@ -5901,7 +6409,7 @@
               <w:rPr>
                 <w:rFonts w:ascii="Meiryo" w:hAnsi="Meiryo"/>
                 <w:color w:val="282828"/>
-                <w:sz w:val="15"/>
+                <w:sz w:val="14"/>
               </w:rPr>
               <w:t>MR VC width</w:t>
             </w:r>
@@ -5912,8 +6420,8 @@
             <w:tcW w:type="dxa" w:w="864"/>
             <w:shd w:fill="F4F8FA"/>
             <w:tcMar>
-              <w:top w:w="35" w:type="dxa"/>
-              <w:bottom w:w="35" w:type="dxa"/>
+              <w:top w:w="30" w:type="dxa"/>
+              <w:bottom w:w="30" w:type="dxa"/>
               <w:left w:w="40" w:type="dxa"/>
               <w:right w:w="40" w:type="dxa"/>
             </w:tcMar>
@@ -5926,7 +6434,7 @@
               <w:rPr>
                 <w:rFonts w:ascii="Meiryo" w:hAnsi="Meiryo"/>
                 <w:color w:val="282828"/>
-                <w:sz w:val="15"/>
+                <w:sz w:val="14"/>
               </w:rPr>
               <w:t>mm</w:t>
             </w:r>
@@ -5937,8 +6445,8 @@
             <w:tcW w:type="dxa" w:w="3168"/>
             <w:shd w:fill="F4F8FA"/>
             <w:tcMar>
-              <w:top w:w="35" w:type="dxa"/>
-              <w:bottom w:w="35" w:type="dxa"/>
+              <w:top w:w="30" w:type="dxa"/>
+              <w:bottom w:w="30" w:type="dxa"/>
               <w:left w:w="40" w:type="dxa"/>
               <w:right w:w="40" w:type="dxa"/>
             </w:tcMar>
@@ -5951,7 +6459,7 @@
               <w:rPr>
                 <w:rFonts w:ascii="Meiryo" w:hAnsi="Meiryo"/>
                 <w:color w:val="282828"/>
-                <w:sz w:val="15"/>
+                <w:sz w:val="14"/>
               </w:rPr>
               <w:t>重症: ≧ 7.0 mm (軽症: &lt; 3.0 mm)</w:t>
             </w:r>
@@ -5964,8 +6472,8 @@
             <w:tcW w:type="dxa" w:w="1872"/>
             <w:shd w:fill="FFFFFF"/>
             <w:tcMar>
-              <w:top w:w="35" w:type="dxa"/>
-              <w:bottom w:w="35" w:type="dxa"/>
+              <w:top w:w="30" w:type="dxa"/>
+              <w:bottom w:w="30" w:type="dxa"/>
               <w:left w:w="40" w:type="dxa"/>
               <w:right w:w="40" w:type="dxa"/>
             </w:tcMar>
@@ -5978,7 +6486,7 @@
               <w:rPr>
                 <w:rFonts w:ascii="Meiryo" w:hAnsi="Meiryo"/>
                 <w:color w:val="282828"/>
-                <w:sz w:val="15"/>
+                <w:sz w:val="14"/>
               </w:rPr>
               <w:t>僧帽弁逆流 MR</w:t>
             </w:r>
@@ -5989,8 +6497,8 @@
             <w:tcW w:type="dxa" w:w="2592"/>
             <w:shd w:fill="FFFFFF"/>
             <w:tcMar>
-              <w:top w:w="35" w:type="dxa"/>
-              <w:bottom w:w="35" w:type="dxa"/>
+              <w:top w:w="30" w:type="dxa"/>
+              <w:bottom w:w="30" w:type="dxa"/>
               <w:left w:w="40" w:type="dxa"/>
               <w:right w:w="40" w:type="dxa"/>
             </w:tcMar>
@@ -6003,7 +6511,7 @@
               <w:rPr>
                 <w:rFonts w:ascii="Meiryo" w:hAnsi="Meiryo"/>
                 <w:color w:val="282828"/>
-                <w:sz w:val="15"/>
+                <w:sz w:val="14"/>
               </w:rPr>
               <w:t>PISA半径 / アライアンス速度</w:t>
             </w:r>
@@ -6014,8 +6522,8 @@
             <w:tcW w:type="dxa" w:w="2304"/>
             <w:shd w:fill="FFFFFF"/>
             <w:tcMar>
-              <w:top w:w="35" w:type="dxa"/>
-              <w:bottom w:w="35" w:type="dxa"/>
+              <w:top w:w="30" w:type="dxa"/>
+              <w:bottom w:w="30" w:type="dxa"/>
               <w:left w:w="40" w:type="dxa"/>
               <w:right w:w="40" w:type="dxa"/>
             </w:tcMar>
@@ -6028,7 +6536,7 @@
               <w:rPr>
                 <w:rFonts w:ascii="Meiryo" w:hAnsi="Meiryo"/>
                 <w:color w:val="282828"/>
-                <w:sz w:val="15"/>
+                <w:sz w:val="14"/>
               </w:rPr>
               <w:t>PISA Radius / Aliasing</w:t>
             </w:r>
@@ -6039,8 +6547,8 @@
             <w:tcW w:type="dxa" w:w="864"/>
             <w:shd w:fill="FFFFFF"/>
             <w:tcMar>
-              <w:top w:w="35" w:type="dxa"/>
-              <w:bottom w:w="35" w:type="dxa"/>
+              <w:top w:w="30" w:type="dxa"/>
+              <w:bottom w:w="30" w:type="dxa"/>
               <w:left w:w="40" w:type="dxa"/>
               <w:right w:w="40" w:type="dxa"/>
             </w:tcMar>
@@ -6053,7 +6561,7 @@
               <w:rPr>
                 <w:rFonts w:ascii="Meiryo" w:hAnsi="Meiryo"/>
                 <w:color w:val="282828"/>
-                <w:sz w:val="15"/>
+                <w:sz w:val="14"/>
               </w:rPr>
               <w:t>mm, cm/s</w:t>
             </w:r>
@@ -6064,8 +6572,8 @@
             <w:tcW w:type="dxa" w:w="3168"/>
             <w:shd w:fill="FFFFFF"/>
             <w:tcMar>
-              <w:top w:w="35" w:type="dxa"/>
-              <w:bottom w:w="35" w:type="dxa"/>
+              <w:top w:w="30" w:type="dxa"/>
+              <w:bottom w:w="30" w:type="dxa"/>
               <w:left w:w="40" w:type="dxa"/>
               <w:right w:w="40" w:type="dxa"/>
             </w:tcMar>
@@ -6078,7 +6586,7 @@
               <w:rPr>
                 <w:rFonts w:ascii="Meiryo" w:hAnsi="Meiryo"/>
                 <w:color w:val="282828"/>
-                <w:sz w:val="15"/>
+                <w:sz w:val="14"/>
               </w:rPr>
               <w:t>定量的逆流評価 (PISA法) の必須元データ</w:t>
             </w:r>
@@ -6091,8 +6599,8 @@
             <w:tcW w:type="dxa" w:w="1872"/>
             <w:shd w:fill="F4F8FA"/>
             <w:tcMar>
-              <w:top w:w="35" w:type="dxa"/>
-              <w:bottom w:w="35" w:type="dxa"/>
+              <w:top w:w="30" w:type="dxa"/>
+              <w:bottom w:w="30" w:type="dxa"/>
               <w:left w:w="40" w:type="dxa"/>
               <w:right w:w="40" w:type="dxa"/>
             </w:tcMar>
@@ -6105,7 +6613,7 @@
               <w:rPr>
                 <w:rFonts w:ascii="Meiryo" w:hAnsi="Meiryo"/>
                 <w:color w:val="282828"/>
-                <w:sz w:val="15"/>
+                <w:sz w:val="14"/>
               </w:rPr>
               <w:t>僧帽弁逆流 MR</w:t>
             </w:r>
@@ -6116,8 +6624,8 @@
             <w:tcW w:type="dxa" w:w="2592"/>
             <w:shd w:fill="F4F8FA"/>
             <w:tcMar>
-              <w:top w:w="35" w:type="dxa"/>
-              <w:bottom w:w="35" w:type="dxa"/>
+              <w:top w:w="30" w:type="dxa"/>
+              <w:bottom w:w="30" w:type="dxa"/>
               <w:left w:w="40" w:type="dxa"/>
               <w:right w:w="40" w:type="dxa"/>
             </w:tcMar>
@@ -6131,7 +6639,7 @@
                 <w:rFonts w:ascii="Meiryo" w:hAnsi="Meiryo"/>
                 <w:b/>
                 <w:color w:val="B41414"/>
-                <w:sz w:val="15"/>
+                <w:sz w:val="14"/>
               </w:rPr>
               <w:t>有効逆流弁口面積 (EROA)</w:t>
             </w:r>
@@ -6142,8 +6650,8 @@
             <w:tcW w:type="dxa" w:w="2304"/>
             <w:shd w:fill="F4F8FA"/>
             <w:tcMar>
-              <w:top w:w="35" w:type="dxa"/>
-              <w:bottom w:w="35" w:type="dxa"/>
+              <w:top w:w="30" w:type="dxa"/>
+              <w:bottom w:w="30" w:type="dxa"/>
               <w:left w:w="40" w:type="dxa"/>
               <w:right w:w="40" w:type="dxa"/>
             </w:tcMar>
@@ -6156,7 +6664,7 @@
               <w:rPr>
                 <w:rFonts w:ascii="Meiryo" w:hAnsi="Meiryo"/>
                 <w:color w:val="282828"/>
-                <w:sz w:val="15"/>
+                <w:sz w:val="14"/>
               </w:rPr>
               <w:t>MR EROA</w:t>
             </w:r>
@@ -6167,8 +6675,8 @@
             <w:tcW w:type="dxa" w:w="864"/>
             <w:shd w:fill="F4F8FA"/>
             <w:tcMar>
-              <w:top w:w="35" w:type="dxa"/>
-              <w:bottom w:w="35" w:type="dxa"/>
+              <w:top w:w="30" w:type="dxa"/>
+              <w:bottom w:w="30" w:type="dxa"/>
               <w:left w:w="40" w:type="dxa"/>
               <w:right w:w="40" w:type="dxa"/>
             </w:tcMar>
@@ -6181,7 +6689,7 @@
               <w:rPr>
                 <w:rFonts w:ascii="Meiryo" w:hAnsi="Meiryo"/>
                 <w:color w:val="282828"/>
-                <w:sz w:val="15"/>
+                <w:sz w:val="14"/>
               </w:rPr>
               <w:t>cm²</w:t>
             </w:r>
@@ -6192,8 +6700,8 @@
             <w:tcW w:type="dxa" w:w="3168"/>
             <w:shd w:fill="F4F8FA"/>
             <w:tcMar>
-              <w:top w:w="35" w:type="dxa"/>
-              <w:bottom w:w="35" w:type="dxa"/>
+              <w:top w:w="30" w:type="dxa"/>
+              <w:bottom w:w="30" w:type="dxa"/>
               <w:left w:w="40" w:type="dxa"/>
               <w:right w:w="40" w:type="dxa"/>
             </w:tcMar>
@@ -6206,7 +6714,7 @@
               <w:rPr>
                 <w:rFonts w:ascii="Meiryo" w:hAnsi="Meiryo"/>
                 <w:color w:val="282828"/>
-                <w:sz w:val="15"/>
+                <w:sz w:val="14"/>
               </w:rPr>
               <w:t>重症: ≧ 0.40 cm² (二次性MRでは ≧ 0.20 cm²)</w:t>
             </w:r>
@@ -6219,8 +6727,8 @@
             <w:tcW w:type="dxa" w:w="1872"/>
             <w:shd w:fill="FFFFFF"/>
             <w:tcMar>
-              <w:top w:w="35" w:type="dxa"/>
-              <w:bottom w:w="35" w:type="dxa"/>
+              <w:top w:w="30" w:type="dxa"/>
+              <w:bottom w:w="30" w:type="dxa"/>
               <w:left w:w="40" w:type="dxa"/>
               <w:right w:w="40" w:type="dxa"/>
             </w:tcMar>
@@ -6233,7 +6741,7 @@
               <w:rPr>
                 <w:rFonts w:ascii="Meiryo" w:hAnsi="Meiryo"/>
                 <w:color w:val="282828"/>
-                <w:sz w:val="15"/>
+                <w:sz w:val="14"/>
               </w:rPr>
               <w:t>僧帽弁逆流 MR</w:t>
             </w:r>
@@ -6244,8 +6752,8 @@
             <w:tcW w:type="dxa" w:w="2592"/>
             <w:shd w:fill="FFFFFF"/>
             <w:tcMar>
-              <w:top w:w="35" w:type="dxa"/>
-              <w:bottom w:w="35" w:type="dxa"/>
+              <w:top w:w="30" w:type="dxa"/>
+              <w:bottom w:w="30" w:type="dxa"/>
               <w:left w:w="40" w:type="dxa"/>
               <w:right w:w="40" w:type="dxa"/>
             </w:tcMar>
@@ -6258,7 +6766,7 @@
               <w:rPr>
                 <w:rFonts w:ascii="Meiryo" w:hAnsi="Meiryo"/>
                 <w:color w:val="282828"/>
-                <w:sz w:val="15"/>
+                <w:sz w:val="14"/>
               </w:rPr>
               <w:t>逆流量 (Regurgitant Volume)</w:t>
             </w:r>
@@ -6269,8 +6777,8 @@
             <w:tcW w:type="dxa" w:w="2304"/>
             <w:shd w:fill="FFFFFF"/>
             <w:tcMar>
-              <w:top w:w="35" w:type="dxa"/>
-              <w:bottom w:w="35" w:type="dxa"/>
+              <w:top w:w="30" w:type="dxa"/>
+              <w:bottom w:w="30" w:type="dxa"/>
               <w:left w:w="40" w:type="dxa"/>
               <w:right w:w="40" w:type="dxa"/>
             </w:tcMar>
@@ -6283,7 +6791,7 @@
               <w:rPr>
                 <w:rFonts w:ascii="Meiryo" w:hAnsi="Meiryo"/>
                 <w:color w:val="282828"/>
-                <w:sz w:val="15"/>
+                <w:sz w:val="14"/>
               </w:rPr>
               <w:t>MR RVol</w:t>
             </w:r>
@@ -6294,8 +6802,8 @@
             <w:tcW w:type="dxa" w:w="864"/>
             <w:shd w:fill="FFFFFF"/>
             <w:tcMar>
-              <w:top w:w="35" w:type="dxa"/>
-              <w:bottom w:w="35" w:type="dxa"/>
+              <w:top w:w="30" w:type="dxa"/>
+              <w:bottom w:w="30" w:type="dxa"/>
               <w:left w:w="40" w:type="dxa"/>
               <w:right w:w="40" w:type="dxa"/>
             </w:tcMar>
@@ -6308,7 +6816,7 @@
               <w:rPr>
                 <w:rFonts w:ascii="Meiryo" w:hAnsi="Meiryo"/>
                 <w:color w:val="282828"/>
-                <w:sz w:val="15"/>
+                <w:sz w:val="14"/>
               </w:rPr>
               <w:t>mL</w:t>
             </w:r>
@@ -6319,8 +6827,8 @@
             <w:tcW w:type="dxa" w:w="3168"/>
             <w:shd w:fill="FFFFFF"/>
             <w:tcMar>
-              <w:top w:w="35" w:type="dxa"/>
-              <w:bottom w:w="35" w:type="dxa"/>
+              <w:top w:w="30" w:type="dxa"/>
+              <w:bottom w:w="30" w:type="dxa"/>
               <w:left w:w="40" w:type="dxa"/>
               <w:right w:w="40" w:type="dxa"/>
             </w:tcMar>
@@ -6333,7 +6841,7 @@
               <w:rPr>
                 <w:rFonts w:ascii="Meiryo" w:hAnsi="Meiryo"/>
                 <w:color w:val="282828"/>
-                <w:sz w:val="15"/>
+                <w:sz w:val="14"/>
               </w:rPr>
               <w:t>重症: ≧ 60 mL (二次性MRでは ≧ 30 mL)</w:t>
             </w:r>
@@ -6346,8 +6854,8 @@
             <w:tcW w:type="dxa" w:w="1872"/>
             <w:shd w:fill="F4F8FA"/>
             <w:tcMar>
-              <w:top w:w="35" w:type="dxa"/>
-              <w:bottom w:w="35" w:type="dxa"/>
+              <w:top w:w="30" w:type="dxa"/>
+              <w:bottom w:w="30" w:type="dxa"/>
               <w:left w:w="40" w:type="dxa"/>
               <w:right w:w="40" w:type="dxa"/>
             </w:tcMar>
@@ -6360,7 +6868,7 @@
               <w:rPr>
                 <w:rFonts w:ascii="Meiryo" w:hAnsi="Meiryo"/>
                 <w:color w:val="282828"/>
-                <w:sz w:val="15"/>
+                <w:sz w:val="14"/>
               </w:rPr>
               <w:t>僧帽弁逆流 MR</w:t>
             </w:r>
@@ -6371,8 +6879,8 @@
             <w:tcW w:type="dxa" w:w="2592"/>
             <w:shd w:fill="F4F8FA"/>
             <w:tcMar>
-              <w:top w:w="35" w:type="dxa"/>
-              <w:bottom w:w="35" w:type="dxa"/>
+              <w:top w:w="30" w:type="dxa"/>
+              <w:bottom w:w="30" w:type="dxa"/>
               <w:left w:w="40" w:type="dxa"/>
               <w:right w:w="40" w:type="dxa"/>
             </w:tcMar>
@@ -6385,7 +6893,7 @@
               <w:rPr>
                 <w:rFonts w:ascii="Meiryo" w:hAnsi="Meiryo"/>
                 <w:color w:val="282828"/>
-                <w:sz w:val="15"/>
+                <w:sz w:val="14"/>
               </w:rPr>
               <w:t>肺静脈逆流波 (収縮期逆流)</w:t>
             </w:r>
@@ -6396,8 +6904,8 @@
             <w:tcW w:type="dxa" w:w="2304"/>
             <w:shd w:fill="F4F8FA"/>
             <w:tcMar>
-              <w:top w:w="35" w:type="dxa"/>
-              <w:bottom w:w="35" w:type="dxa"/>
+              <w:top w:w="30" w:type="dxa"/>
+              <w:bottom w:w="30" w:type="dxa"/>
               <w:left w:w="40" w:type="dxa"/>
               <w:right w:w="40" w:type="dxa"/>
             </w:tcMar>
@@ -6410,7 +6918,7 @@
               <w:rPr>
                 <w:rFonts w:ascii="Meiryo" w:hAnsi="Meiryo"/>
                 <w:color w:val="282828"/>
-                <w:sz w:val="15"/>
+                <w:sz w:val="14"/>
               </w:rPr>
               <w:t>PV Systolic reversal</w:t>
             </w:r>
@@ -6421,8 +6929,8 @@
             <w:tcW w:type="dxa" w:w="864"/>
             <w:shd w:fill="F4F8FA"/>
             <w:tcMar>
-              <w:top w:w="35" w:type="dxa"/>
-              <w:bottom w:w="35" w:type="dxa"/>
+              <w:top w:w="30" w:type="dxa"/>
+              <w:bottom w:w="30" w:type="dxa"/>
               <w:left w:w="40" w:type="dxa"/>
               <w:right w:w="40" w:type="dxa"/>
             </w:tcMar>
@@ -6435,7 +6943,7 @@
               <w:rPr>
                 <w:rFonts w:ascii="Meiryo" w:hAnsi="Meiryo"/>
                 <w:color w:val="282828"/>
-                <w:sz w:val="15"/>
+                <w:sz w:val="14"/>
               </w:rPr>
               <w:t>-</w:t>
             </w:r>
@@ -6446,8 +6954,8 @@
             <w:tcW w:type="dxa" w:w="3168"/>
             <w:shd w:fill="F4F8FA"/>
             <w:tcMar>
-              <w:top w:w="35" w:type="dxa"/>
-              <w:bottom w:w="35" w:type="dxa"/>
+              <w:top w:w="30" w:type="dxa"/>
+              <w:bottom w:w="30" w:type="dxa"/>
               <w:left w:w="40" w:type="dxa"/>
               <w:right w:w="40" w:type="dxa"/>
             </w:tcMar>
@@ -6460,7 +6968,7 @@
               <w:rPr>
                 <w:rFonts w:ascii="Meiryo" w:hAnsi="Meiryo"/>
                 <w:color w:val="282828"/>
-                <w:sz w:val="15"/>
+                <w:sz w:val="14"/>
               </w:rPr>
               <w:t>重症: 肺静脈血流で収縮期逆流 (S波の陰転化)</w:t>
             </w:r>
@@ -6473,8 +6981,8 @@
             <w:tcW w:type="dxa" w:w="1872"/>
             <w:shd w:fill="FFFFFF"/>
             <w:tcMar>
-              <w:top w:w="35" w:type="dxa"/>
-              <w:bottom w:w="35" w:type="dxa"/>
+              <w:top w:w="30" w:type="dxa"/>
+              <w:bottom w:w="30" w:type="dxa"/>
               <w:left w:w="40" w:type="dxa"/>
               <w:right w:w="40" w:type="dxa"/>
             </w:tcMar>
@@ -6487,7 +6995,7 @@
               <w:rPr>
                 <w:rFonts w:ascii="Meiryo" w:hAnsi="Meiryo"/>
                 <w:color w:val="282828"/>
-                <w:sz w:val="15"/>
+                <w:sz w:val="14"/>
               </w:rPr>
               <w:t>三尖弁逆流 TR</w:t>
             </w:r>
@@ -6498,8 +7006,8 @@
             <w:tcW w:type="dxa" w:w="2592"/>
             <w:shd w:fill="FFFFFF"/>
             <w:tcMar>
-              <w:top w:w="35" w:type="dxa"/>
-              <w:bottom w:w="35" w:type="dxa"/>
+              <w:top w:w="30" w:type="dxa"/>
+              <w:bottom w:w="30" w:type="dxa"/>
               <w:left w:w="40" w:type="dxa"/>
               <w:right w:w="40" w:type="dxa"/>
             </w:tcMar>
@@ -6512,7 +7020,7 @@
               <w:rPr>
                 <w:rFonts w:ascii="Meiryo" w:hAnsi="Meiryo"/>
                 <w:color w:val="282828"/>
-                <w:sz w:val="15"/>
+                <w:sz w:val="14"/>
               </w:rPr>
               <w:t>三尖弁逆流最高流速 / 最大PG</w:t>
             </w:r>
@@ -6523,8 +7031,8 @@
             <w:tcW w:type="dxa" w:w="2304"/>
             <w:shd w:fill="FFFFFF"/>
             <w:tcMar>
-              <w:top w:w="35" w:type="dxa"/>
-              <w:bottom w:w="35" w:type="dxa"/>
+              <w:top w:w="30" w:type="dxa"/>
+              <w:bottom w:w="30" w:type="dxa"/>
               <w:left w:w="40" w:type="dxa"/>
               <w:right w:w="40" w:type="dxa"/>
             </w:tcMar>
@@ -6537,7 +7045,7 @@
               <w:rPr>
                 <w:rFonts w:ascii="Meiryo" w:hAnsi="Meiryo"/>
                 <w:color w:val="282828"/>
-                <w:sz w:val="15"/>
+                <w:sz w:val="14"/>
               </w:rPr>
               <w:t>TR Vmax / TR max PG</w:t>
             </w:r>
@@ -6548,8 +7056,8 @@
             <w:tcW w:type="dxa" w:w="864"/>
             <w:shd w:fill="FFFFFF"/>
             <w:tcMar>
-              <w:top w:w="35" w:type="dxa"/>
-              <w:bottom w:w="35" w:type="dxa"/>
+              <w:top w:w="30" w:type="dxa"/>
+              <w:bottom w:w="30" w:type="dxa"/>
               <w:left w:w="40" w:type="dxa"/>
               <w:right w:w="40" w:type="dxa"/>
             </w:tcMar>
@@ -6562,7 +7070,7 @@
               <w:rPr>
                 <w:rFonts w:ascii="Meiryo" w:hAnsi="Meiryo"/>
                 <w:color w:val="282828"/>
-                <w:sz w:val="15"/>
+                <w:sz w:val="14"/>
               </w:rPr>
               <w:t>m/s, mmHg</w:t>
             </w:r>
@@ -6573,8 +7081,8 @@
             <w:tcW w:type="dxa" w:w="3168"/>
             <w:shd w:fill="FFFFFF"/>
             <w:tcMar>
-              <w:top w:w="35" w:type="dxa"/>
-              <w:bottom w:w="35" w:type="dxa"/>
+              <w:top w:w="30" w:type="dxa"/>
+              <w:bottom w:w="30" w:type="dxa"/>
               <w:left w:w="40" w:type="dxa"/>
               <w:right w:w="40" w:type="dxa"/>
             </w:tcMar>
@@ -6587,7 +7095,7 @@
               <w:rPr>
                 <w:rFonts w:ascii="Meiryo" w:hAnsi="Meiryo"/>
                 <w:color w:val="282828"/>
-                <w:sz w:val="15"/>
+                <w:sz w:val="14"/>
               </w:rPr>
               <w:t>肺動脈圧推定の基幹 (Vmax &gt; 2.8 m/s でPH疑い)</w:t>
             </w:r>
@@ -6600,8 +7108,8 @@
             <w:tcW w:type="dxa" w:w="1872"/>
             <w:shd w:fill="F4F8FA"/>
             <w:tcMar>
-              <w:top w:w="35" w:type="dxa"/>
-              <w:bottom w:w="35" w:type="dxa"/>
+              <w:top w:w="30" w:type="dxa"/>
+              <w:bottom w:w="30" w:type="dxa"/>
               <w:left w:w="40" w:type="dxa"/>
               <w:right w:w="40" w:type="dxa"/>
             </w:tcMar>
@@ -6614,7 +7122,7 @@
               <w:rPr>
                 <w:rFonts w:ascii="Meiryo" w:hAnsi="Meiryo"/>
                 <w:color w:val="282828"/>
-                <w:sz w:val="15"/>
+                <w:sz w:val="14"/>
               </w:rPr>
               <w:t>三尖弁逆流 TR</w:t>
             </w:r>
@@ -6625,8 +7133,8 @@
             <w:tcW w:type="dxa" w:w="2592"/>
             <w:shd w:fill="F4F8FA"/>
             <w:tcMar>
-              <w:top w:w="35" w:type="dxa"/>
-              <w:bottom w:w="35" w:type="dxa"/>
+              <w:top w:w="30" w:type="dxa"/>
+              <w:bottom w:w="30" w:type="dxa"/>
               <w:left w:w="40" w:type="dxa"/>
               <w:right w:w="40" w:type="dxa"/>
             </w:tcMar>
@@ -6639,7 +7147,7 @@
               <w:rPr>
                 <w:rFonts w:ascii="Meiryo" w:hAnsi="Meiryo"/>
                 <w:color w:val="282828"/>
-                <w:sz w:val="15"/>
+                <w:sz w:val="14"/>
               </w:rPr>
               <w:t>TR Vena Contracta 幅 (VC)</w:t>
             </w:r>
@@ -6650,8 +7158,8 @@
             <w:tcW w:type="dxa" w:w="2304"/>
             <w:shd w:fill="F4F8FA"/>
             <w:tcMar>
-              <w:top w:w="35" w:type="dxa"/>
-              <w:bottom w:w="35" w:type="dxa"/>
+              <w:top w:w="30" w:type="dxa"/>
+              <w:bottom w:w="30" w:type="dxa"/>
               <w:left w:w="40" w:type="dxa"/>
               <w:right w:w="40" w:type="dxa"/>
             </w:tcMar>
@@ -6664,7 +7172,7 @@
               <w:rPr>
                 <w:rFonts w:ascii="Meiryo" w:hAnsi="Meiryo"/>
                 <w:color w:val="282828"/>
-                <w:sz w:val="15"/>
+                <w:sz w:val="14"/>
               </w:rPr>
               <w:t>TR VC width</w:t>
             </w:r>
@@ -6675,8 +7183,8 @@
             <w:tcW w:type="dxa" w:w="864"/>
             <w:shd w:fill="F4F8FA"/>
             <w:tcMar>
-              <w:top w:w="35" w:type="dxa"/>
-              <w:bottom w:w="35" w:type="dxa"/>
+              <w:top w:w="30" w:type="dxa"/>
+              <w:bottom w:w="30" w:type="dxa"/>
               <w:left w:w="40" w:type="dxa"/>
               <w:right w:w="40" w:type="dxa"/>
             </w:tcMar>
@@ -6689,7 +7197,7 @@
               <w:rPr>
                 <w:rFonts w:ascii="Meiryo" w:hAnsi="Meiryo"/>
                 <w:color w:val="282828"/>
-                <w:sz w:val="15"/>
+                <w:sz w:val="14"/>
               </w:rPr>
               <w:t>mm</w:t>
             </w:r>
@@ -6700,8 +7208,8 @@
             <w:tcW w:type="dxa" w:w="3168"/>
             <w:shd w:fill="F4F8FA"/>
             <w:tcMar>
-              <w:top w:w="35" w:type="dxa"/>
-              <w:bottom w:w="35" w:type="dxa"/>
+              <w:top w:w="30" w:type="dxa"/>
+              <w:bottom w:w="30" w:type="dxa"/>
               <w:left w:w="40" w:type="dxa"/>
               <w:right w:w="40" w:type="dxa"/>
             </w:tcMar>
@@ -6714,7 +7222,7 @@
               <w:rPr>
                 <w:rFonts w:ascii="Meiryo" w:hAnsi="Meiryo"/>
                 <w:color w:val="282828"/>
-                <w:sz w:val="15"/>
+                <w:sz w:val="14"/>
               </w:rPr>
               <w:t>重症: ≧ 7.0 mm (Massive 14-20, Torrential ≧21)</w:t>
             </w:r>
@@ -6727,8 +7235,8 @@
             <w:tcW w:type="dxa" w:w="1872"/>
             <w:shd w:fill="FFFFFF"/>
             <w:tcMar>
-              <w:top w:w="35" w:type="dxa"/>
-              <w:bottom w:w="35" w:type="dxa"/>
+              <w:top w:w="30" w:type="dxa"/>
+              <w:bottom w:w="30" w:type="dxa"/>
               <w:left w:w="40" w:type="dxa"/>
               <w:right w:w="40" w:type="dxa"/>
             </w:tcMar>
@@ -6741,7 +7249,7 @@
               <w:rPr>
                 <w:rFonts w:ascii="Meiryo" w:hAnsi="Meiryo"/>
                 <w:color w:val="282828"/>
-                <w:sz w:val="15"/>
+                <w:sz w:val="14"/>
               </w:rPr>
               <w:t>三尖弁逆流 TR</w:t>
             </w:r>
@@ -6752,8 +7260,8 @@
             <w:tcW w:type="dxa" w:w="2592"/>
             <w:shd w:fill="FFFFFF"/>
             <w:tcMar>
-              <w:top w:w="35" w:type="dxa"/>
-              <w:bottom w:w="35" w:type="dxa"/>
+              <w:top w:w="30" w:type="dxa"/>
+              <w:bottom w:w="30" w:type="dxa"/>
               <w:left w:w="40" w:type="dxa"/>
               <w:right w:w="40" w:type="dxa"/>
             </w:tcMar>
@@ -6767,7 +7275,7 @@
                 <w:rFonts w:ascii="Meiryo" w:hAnsi="Meiryo"/>
                 <w:b/>
                 <w:color w:val="B41414"/>
-                <w:sz w:val="15"/>
+                <w:sz w:val="14"/>
               </w:rPr>
               <w:t>TR PISA EROA / 逆流量</w:t>
             </w:r>
@@ -6778,8 +7286,8 @@
             <w:tcW w:type="dxa" w:w="2304"/>
             <w:shd w:fill="FFFFFF"/>
             <w:tcMar>
-              <w:top w:w="35" w:type="dxa"/>
-              <w:bottom w:w="35" w:type="dxa"/>
+              <w:top w:w="30" w:type="dxa"/>
+              <w:bottom w:w="30" w:type="dxa"/>
               <w:left w:w="40" w:type="dxa"/>
               <w:right w:w="40" w:type="dxa"/>
             </w:tcMar>
@@ -6792,7 +7300,7 @@
               <w:rPr>
                 <w:rFonts w:ascii="Meiryo" w:hAnsi="Meiryo"/>
                 <w:color w:val="282828"/>
-                <w:sz w:val="15"/>
+                <w:sz w:val="14"/>
               </w:rPr>
               <w:t>TR EROA / TR RVol</w:t>
             </w:r>
@@ -6803,8 +7311,8 @@
             <w:tcW w:type="dxa" w:w="864"/>
             <w:shd w:fill="FFFFFF"/>
             <w:tcMar>
-              <w:top w:w="35" w:type="dxa"/>
-              <w:bottom w:w="35" w:type="dxa"/>
+              <w:top w:w="30" w:type="dxa"/>
+              <w:bottom w:w="30" w:type="dxa"/>
               <w:left w:w="40" w:type="dxa"/>
               <w:right w:w="40" w:type="dxa"/>
             </w:tcMar>
@@ -6817,7 +7325,7 @@
               <w:rPr>
                 <w:rFonts w:ascii="Meiryo" w:hAnsi="Meiryo"/>
                 <w:color w:val="282828"/>
-                <w:sz w:val="15"/>
+                <w:sz w:val="14"/>
               </w:rPr>
               <w:t>cm², mL</w:t>
             </w:r>
@@ -6828,8 +7336,8 @@
             <w:tcW w:type="dxa" w:w="3168"/>
             <w:shd w:fill="FFFFFF"/>
             <w:tcMar>
-              <w:top w:w="35" w:type="dxa"/>
-              <w:bottom w:w="35" w:type="dxa"/>
+              <w:top w:w="30" w:type="dxa"/>
+              <w:bottom w:w="30" w:type="dxa"/>
               <w:left w:w="40" w:type="dxa"/>
               <w:right w:w="40" w:type="dxa"/>
             </w:tcMar>
@@ -6842,7 +7350,7 @@
               <w:rPr>
                 <w:rFonts w:ascii="Meiryo" w:hAnsi="Meiryo"/>
                 <w:color w:val="282828"/>
-                <w:sz w:val="15"/>
+                <w:sz w:val="14"/>
               </w:rPr>
               <w:t>重症: EROA ≧ 0.40 cm² / RVol ≧ 45 mL</w:t>
             </w:r>
@@ -6855,8 +7363,8 @@
             <w:tcW w:type="dxa" w:w="1872"/>
             <w:shd w:fill="F4F8FA"/>
             <w:tcMar>
-              <w:top w:w="35" w:type="dxa"/>
-              <w:bottom w:w="35" w:type="dxa"/>
+              <w:top w:w="30" w:type="dxa"/>
+              <w:bottom w:w="30" w:type="dxa"/>
               <w:left w:w="40" w:type="dxa"/>
               <w:right w:w="40" w:type="dxa"/>
             </w:tcMar>
@@ -6869,7 +7377,7 @@
               <w:rPr>
                 <w:rFonts w:ascii="Meiryo" w:hAnsi="Meiryo"/>
                 <w:color w:val="282828"/>
-                <w:sz w:val="15"/>
+                <w:sz w:val="14"/>
               </w:rPr>
               <w:t>三尖弁逆流 TR</w:t>
             </w:r>
@@ -6880,8 +7388,8 @@
             <w:tcW w:type="dxa" w:w="2592"/>
             <w:shd w:fill="F4F8FA"/>
             <w:tcMar>
-              <w:top w:w="35" w:type="dxa"/>
-              <w:bottom w:w="35" w:type="dxa"/>
+              <w:top w:w="30" w:type="dxa"/>
+              <w:bottom w:w="30" w:type="dxa"/>
               <w:left w:w="40" w:type="dxa"/>
               <w:right w:w="40" w:type="dxa"/>
             </w:tcMar>
@@ -6894,7 +7402,7 @@
               <w:rPr>
                 <w:rFonts w:ascii="Meiryo" w:hAnsi="Meiryo"/>
                 <w:color w:val="282828"/>
-                <w:sz w:val="15"/>
+                <w:sz w:val="14"/>
               </w:rPr>
               <w:t>肝静脈収縮期逆流波</w:t>
             </w:r>
@@ -6905,8 +7413,8 @@
             <w:tcW w:type="dxa" w:w="2304"/>
             <w:shd w:fill="F4F8FA"/>
             <w:tcMar>
-              <w:top w:w="35" w:type="dxa"/>
-              <w:bottom w:w="35" w:type="dxa"/>
+              <w:top w:w="30" w:type="dxa"/>
+              <w:bottom w:w="30" w:type="dxa"/>
               <w:left w:w="40" w:type="dxa"/>
               <w:right w:w="40" w:type="dxa"/>
             </w:tcMar>
@@ -6919,7 +7427,7 @@
               <w:rPr>
                 <w:rFonts w:ascii="Meiryo" w:hAnsi="Meiryo"/>
                 <w:color w:val="282828"/>
-                <w:sz w:val="15"/>
+                <w:sz w:val="14"/>
               </w:rPr>
               <w:t>Hepatic vein reversal</w:t>
             </w:r>
@@ -6930,8 +7438,8 @@
             <w:tcW w:type="dxa" w:w="864"/>
             <w:shd w:fill="F4F8FA"/>
             <w:tcMar>
-              <w:top w:w="35" w:type="dxa"/>
-              <w:bottom w:w="35" w:type="dxa"/>
+              <w:top w:w="30" w:type="dxa"/>
+              <w:bottom w:w="30" w:type="dxa"/>
               <w:left w:w="40" w:type="dxa"/>
               <w:right w:w="40" w:type="dxa"/>
             </w:tcMar>
@@ -6944,7 +7452,7 @@
               <w:rPr>
                 <w:rFonts w:ascii="Meiryo" w:hAnsi="Meiryo"/>
                 <w:color w:val="282828"/>
-                <w:sz w:val="15"/>
+                <w:sz w:val="14"/>
               </w:rPr>
               <w:t>-</w:t>
             </w:r>
@@ -6955,8 +7463,8 @@
             <w:tcW w:type="dxa" w:w="3168"/>
             <w:shd w:fill="F4F8FA"/>
             <w:tcMar>
-              <w:top w:w="35" w:type="dxa"/>
-              <w:bottom w:w="35" w:type="dxa"/>
+              <w:top w:w="30" w:type="dxa"/>
+              <w:bottom w:w="30" w:type="dxa"/>
               <w:left w:w="40" w:type="dxa"/>
               <w:right w:w="40" w:type="dxa"/>
             </w:tcMar>
@@ -6969,7 +7477,7 @@
               <w:rPr>
                 <w:rFonts w:ascii="Meiryo" w:hAnsi="Meiryo"/>
                 <w:color w:val="282828"/>
-                <w:sz w:val="15"/>
+                <w:sz w:val="14"/>
               </w:rPr>
               <w:t>重症: 肝静脈波形での収縮期逆流 (Blunting/Reversal)</w:t>
             </w:r>
@@ -6982,8 +7490,8 @@
             <w:tcW w:type="dxa" w:w="1872"/>
             <w:shd w:fill="FFFFFF"/>
             <w:tcMar>
-              <w:top w:w="35" w:type="dxa"/>
-              <w:bottom w:w="35" w:type="dxa"/>
+              <w:top w:w="30" w:type="dxa"/>
+              <w:bottom w:w="30" w:type="dxa"/>
               <w:left w:w="40" w:type="dxa"/>
               <w:right w:w="40" w:type="dxa"/>
             </w:tcMar>
@@ -6996,7 +7504,7 @@
               <w:rPr>
                 <w:rFonts w:ascii="Meiryo" w:hAnsi="Meiryo"/>
                 <w:color w:val="282828"/>
-                <w:sz w:val="15"/>
+                <w:sz w:val="14"/>
               </w:rPr>
               <w:t>肺動脈弁逆流 PR</w:t>
             </w:r>
@@ -7007,8 +7515,8 @@
             <w:tcW w:type="dxa" w:w="2592"/>
             <w:shd w:fill="FFFFFF"/>
             <w:tcMar>
-              <w:top w:w="35" w:type="dxa"/>
-              <w:bottom w:w="35" w:type="dxa"/>
+              <w:top w:w="30" w:type="dxa"/>
+              <w:bottom w:w="30" w:type="dxa"/>
               <w:left w:w="40" w:type="dxa"/>
               <w:right w:w="40" w:type="dxa"/>
             </w:tcMar>
@@ -7021,7 +7529,7 @@
               <w:rPr>
                 <w:rFonts w:ascii="Meiryo" w:hAnsi="Meiryo"/>
                 <w:color w:val="282828"/>
-                <w:sz w:val="15"/>
+                <w:sz w:val="14"/>
               </w:rPr>
               <w:t>PR peak vel / end-diastolic vel</w:t>
             </w:r>
@@ -7032,8 +7540,8 @@
             <w:tcW w:type="dxa" w:w="2304"/>
             <w:shd w:fill="FFFFFF"/>
             <w:tcMar>
-              <w:top w:w="35" w:type="dxa"/>
-              <w:bottom w:w="35" w:type="dxa"/>
+              <w:top w:w="30" w:type="dxa"/>
+              <w:bottom w:w="30" w:type="dxa"/>
               <w:left w:w="40" w:type="dxa"/>
               <w:right w:w="40" w:type="dxa"/>
             </w:tcMar>
@@ -7046,7 +7554,7 @@
               <w:rPr>
                 <w:rFonts w:ascii="Meiryo" w:hAnsi="Meiryo"/>
                 <w:color w:val="282828"/>
-                <w:sz w:val="15"/>
+                <w:sz w:val="14"/>
               </w:rPr>
               <w:t>PR peak vel / PRed vel</w:t>
             </w:r>
@@ -7057,8 +7565,8 @@
             <w:tcW w:type="dxa" w:w="864"/>
             <w:shd w:fill="FFFFFF"/>
             <w:tcMar>
-              <w:top w:w="35" w:type="dxa"/>
-              <w:bottom w:w="35" w:type="dxa"/>
+              <w:top w:w="30" w:type="dxa"/>
+              <w:bottom w:w="30" w:type="dxa"/>
               <w:left w:w="40" w:type="dxa"/>
               <w:right w:w="40" w:type="dxa"/>
             </w:tcMar>
@@ -7071,7 +7579,7 @@
               <w:rPr>
                 <w:rFonts w:ascii="Meiryo" w:hAnsi="Meiryo"/>
                 <w:color w:val="282828"/>
-                <w:sz w:val="15"/>
+                <w:sz w:val="14"/>
               </w:rPr>
               <w:t>m/s</w:t>
             </w:r>
@@ -7082,8 +7590,8 @@
             <w:tcW w:type="dxa" w:w="3168"/>
             <w:shd w:fill="FFFFFF"/>
             <w:tcMar>
-              <w:top w:w="35" w:type="dxa"/>
-              <w:bottom w:w="35" w:type="dxa"/>
+              <w:top w:w="30" w:type="dxa"/>
+              <w:bottom w:w="30" w:type="dxa"/>
               <w:left w:w="40" w:type="dxa"/>
               <w:right w:w="40" w:type="dxa"/>
             </w:tcMar>
@@ -7096,7 +7604,7 @@
               <w:rPr>
                 <w:rFonts w:ascii="Meiryo" w:hAnsi="Meiryo"/>
                 <w:color w:val="282828"/>
-                <w:sz w:val="15"/>
+                <w:sz w:val="14"/>
               </w:rPr>
               <w:t>平均肺動脈圧 (mPAP) ＆ 拡張期圧 (PADP) 推定</w:t>
             </w:r>
@@ -7109,8 +7617,8 @@
             <w:tcW w:type="dxa" w:w="1872"/>
             <w:shd w:fill="F4F8FA"/>
             <w:tcMar>
-              <w:top w:w="35" w:type="dxa"/>
-              <w:bottom w:w="35" w:type="dxa"/>
+              <w:top w:w="30" w:type="dxa"/>
+              <w:bottom w:w="30" w:type="dxa"/>
               <w:left w:w="40" w:type="dxa"/>
               <w:right w:w="40" w:type="dxa"/>
             </w:tcMar>
@@ -7123,7 +7631,7 @@
               <w:rPr>
                 <w:rFonts w:ascii="Meiryo" w:hAnsi="Meiryo"/>
                 <w:color w:val="282828"/>
-                <w:sz w:val="15"/>
+                <w:sz w:val="14"/>
               </w:rPr>
               <w:t>肺動脈弁逆流 PR</w:t>
             </w:r>
@@ -7134,8 +7642,8 @@
             <w:tcW w:type="dxa" w:w="2592"/>
             <w:shd w:fill="F4F8FA"/>
             <w:tcMar>
-              <w:top w:w="35" w:type="dxa"/>
-              <w:bottom w:w="35" w:type="dxa"/>
+              <w:top w:w="30" w:type="dxa"/>
+              <w:bottom w:w="30" w:type="dxa"/>
               <w:left w:w="40" w:type="dxa"/>
               <w:right w:w="40" w:type="dxa"/>
             </w:tcMar>
@@ -7148,7 +7656,7 @@
               <w:rPr>
                 <w:rFonts w:ascii="Meiryo" w:hAnsi="Meiryo"/>
                 <w:color w:val="282828"/>
-                <w:sz w:val="15"/>
+                <w:sz w:val="14"/>
               </w:rPr>
               <w:t>PR 圧半減時間 (PHT)</w:t>
             </w:r>
@@ -7159,8 +7667,8 @@
             <w:tcW w:type="dxa" w:w="2304"/>
             <w:shd w:fill="F4F8FA"/>
             <w:tcMar>
-              <w:top w:w="35" w:type="dxa"/>
-              <w:bottom w:w="35" w:type="dxa"/>
+              <w:top w:w="30" w:type="dxa"/>
+              <w:bottom w:w="30" w:type="dxa"/>
               <w:left w:w="40" w:type="dxa"/>
               <w:right w:w="40" w:type="dxa"/>
             </w:tcMar>
@@ -7173,7 +7681,7 @@
               <w:rPr>
                 <w:rFonts w:ascii="Meiryo" w:hAnsi="Meiryo"/>
                 <w:color w:val="282828"/>
-                <w:sz w:val="15"/>
+                <w:sz w:val="14"/>
               </w:rPr>
               <w:t>PR PHT</w:t>
             </w:r>
@@ -7184,8 +7692,8 @@
             <w:tcW w:type="dxa" w:w="864"/>
             <w:shd w:fill="F4F8FA"/>
             <w:tcMar>
-              <w:top w:w="35" w:type="dxa"/>
-              <w:bottom w:w="35" w:type="dxa"/>
+              <w:top w:w="30" w:type="dxa"/>
+              <w:bottom w:w="30" w:type="dxa"/>
               <w:left w:w="40" w:type="dxa"/>
               <w:right w:w="40" w:type="dxa"/>
             </w:tcMar>
@@ -7198,7 +7706,7 @@
               <w:rPr>
                 <w:rFonts w:ascii="Meiryo" w:hAnsi="Meiryo"/>
                 <w:color w:val="282828"/>
-                <w:sz w:val="15"/>
+                <w:sz w:val="14"/>
               </w:rPr>
               <w:t>ms</w:t>
             </w:r>
@@ -7209,8 +7717,8 @@
             <w:tcW w:type="dxa" w:w="3168"/>
             <w:shd w:fill="F4F8FA"/>
             <w:tcMar>
-              <w:top w:w="35" w:type="dxa"/>
-              <w:bottom w:w="35" w:type="dxa"/>
+              <w:top w:w="30" w:type="dxa"/>
+              <w:bottom w:w="30" w:type="dxa"/>
               <w:left w:w="40" w:type="dxa"/>
               <w:right w:w="40" w:type="dxa"/>
             </w:tcMar>
@@ -7223,7 +7731,7 @@
               <w:rPr>
                 <w:rFonts w:ascii="Meiryo" w:hAnsi="Meiryo"/>
                 <w:color w:val="282828"/>
-                <w:sz w:val="15"/>
+                <w:sz w:val="14"/>
               </w:rPr>
               <w:t>重症: &lt; 100 ms で急峻な減衰 (Severe PR)</w:t>
             </w:r>
@@ -7236,8 +7744,8 @@
             <w:tcW w:type="dxa" w:w="1872"/>
             <w:shd w:fill="FFFFFF"/>
             <w:tcMar>
-              <w:top w:w="35" w:type="dxa"/>
-              <w:bottom w:w="35" w:type="dxa"/>
+              <w:top w:w="30" w:type="dxa"/>
+              <w:bottom w:w="30" w:type="dxa"/>
               <w:left w:w="40" w:type="dxa"/>
               <w:right w:w="40" w:type="dxa"/>
             </w:tcMar>
@@ -7250,7 +7758,7 @@
               <w:rPr>
                 <w:rFonts w:ascii="Meiryo" w:hAnsi="Meiryo"/>
                 <w:color w:val="282828"/>
-                <w:sz w:val="15"/>
+                <w:sz w:val="14"/>
               </w:rPr>
               <w:t>肺動脈弁逆流 PR</w:t>
             </w:r>
@@ -7261,8 +7769,8 @@
             <w:tcW w:type="dxa" w:w="2592"/>
             <w:shd w:fill="FFFFFF"/>
             <w:tcMar>
-              <w:top w:w="35" w:type="dxa"/>
-              <w:bottom w:w="35" w:type="dxa"/>
+              <w:top w:w="30" w:type="dxa"/>
+              <w:bottom w:w="30" w:type="dxa"/>
               <w:left w:w="40" w:type="dxa"/>
               <w:right w:w="40" w:type="dxa"/>
             </w:tcMar>
@@ -7275,7 +7783,7 @@
               <w:rPr>
                 <w:rFonts w:ascii="Meiryo" w:hAnsi="Meiryo"/>
                 <w:color w:val="282828"/>
-                <w:sz w:val="15"/>
+                <w:sz w:val="14"/>
               </w:rPr>
               <w:t>PR Index (持続時間比)</w:t>
             </w:r>
@@ -7286,8 +7794,8 @@
             <w:tcW w:type="dxa" w:w="2304"/>
             <w:shd w:fill="FFFFFF"/>
             <w:tcMar>
-              <w:top w:w="35" w:type="dxa"/>
-              <w:bottom w:w="35" w:type="dxa"/>
+              <w:top w:w="30" w:type="dxa"/>
+              <w:bottom w:w="30" w:type="dxa"/>
               <w:left w:w="40" w:type="dxa"/>
               <w:right w:w="40" w:type="dxa"/>
             </w:tcMar>
@@ -7300,7 +7808,7 @@
               <w:rPr>
                 <w:rFonts w:ascii="Meiryo" w:hAnsi="Meiryo"/>
                 <w:color w:val="282828"/>
-                <w:sz w:val="15"/>
+                <w:sz w:val="14"/>
               </w:rPr>
               <w:t>PR Index (dur / Diastole)</w:t>
             </w:r>
@@ -7311,8 +7819,8 @@
             <w:tcW w:type="dxa" w:w="864"/>
             <w:shd w:fill="FFFFFF"/>
             <w:tcMar>
-              <w:top w:w="35" w:type="dxa"/>
-              <w:bottom w:w="35" w:type="dxa"/>
+              <w:top w:w="30" w:type="dxa"/>
+              <w:bottom w:w="30" w:type="dxa"/>
               <w:left w:w="40" w:type="dxa"/>
               <w:right w:w="40" w:type="dxa"/>
             </w:tcMar>
@@ -7325,7 +7833,7 @@
               <w:rPr>
                 <w:rFonts w:ascii="Meiryo" w:hAnsi="Meiryo"/>
                 <w:color w:val="282828"/>
-                <w:sz w:val="15"/>
+                <w:sz w:val="14"/>
               </w:rPr>
               <w:t>-</w:t>
             </w:r>
@@ -7336,8 +7844,8 @@
             <w:tcW w:type="dxa" w:w="3168"/>
             <w:shd w:fill="FFFFFF"/>
             <w:tcMar>
-              <w:top w:w="35" w:type="dxa"/>
-              <w:bottom w:w="35" w:type="dxa"/>
+              <w:top w:w="30" w:type="dxa"/>
+              <w:bottom w:w="30" w:type="dxa"/>
               <w:left w:w="40" w:type="dxa"/>
               <w:right w:w="40" w:type="dxa"/>
             </w:tcMar>
@@ -7350,7 +7858,7 @@
               <w:rPr>
                 <w:rFonts w:ascii="Meiryo" w:hAnsi="Meiryo"/>
                 <w:color w:val="282828"/>
-                <w:sz w:val="15"/>
+                <w:sz w:val="14"/>
               </w:rPr>
               <w:t>重症: &lt; 0.77 (拡張期の早期に血流途絶)</w:t>
             </w:r>
@@ -7360,16 +7868,16 @@
     </w:tbl>
     <w:p>
       <w:pPr>
-        <w:spacing w:before="120" w:after="40"/>
+        <w:spacing w:before="100" w:after="40"/>
       </w:pPr>
       <w:r>
         <w:rPr>
           <w:rFonts w:ascii="Meiryo" w:hAnsi="Meiryo"/>
           <w:b/>
           <w:color w:val="005AA0"/>
-          <w:sz w:val="20"/>
+          <w:sz w:val="19"/>
         </w:rPr>
-        <w:t>5. 🫁 先進血行動態指標（Qp/Qs・PVR・RV-PAカップリング）＆ 右心系・大血管</w:t>
+        <w:t>5. 🫁 先進血行動態指標（Qp/Qs・PVR・RV-PAカップリング）＆ 右心系・心膜呼吸変動</w:t>
       </w:r>
     </w:p>
     <w:tbl>
@@ -7387,11 +7895,11 @@
         </w:tblBorders>
       </w:tblPr>
       <w:tblGrid>
-        <w:gridCol w:w="2229"/>
-        <w:gridCol w:w="2229"/>
-        <w:gridCol w:w="2229"/>
-        <w:gridCol w:w="2229"/>
-        <w:gridCol w:w="2229"/>
+        <w:gridCol w:w="2246"/>
+        <w:gridCol w:w="2246"/>
+        <w:gridCol w:w="2246"/>
+        <w:gridCol w:w="2246"/>
+        <w:gridCol w:w="2246"/>
       </w:tblGrid>
       <w:tr>
         <w:tc>
@@ -7399,8 +7907,8 @@
             <w:tcW w:type="dxa" w:w="1872"/>
             <w:shd w:fill="005691"/>
             <w:tcMar>
-              <w:top w:w="60" w:type="dxa"/>
-              <w:bottom w:w="60" w:type="dxa"/>
+              <w:top w:w="50" w:type="dxa"/>
+              <w:bottom w:w="50" w:type="dxa"/>
               <w:left w:w="40" w:type="dxa"/>
               <w:right w:w="40" w:type="dxa"/>
             </w:tcMar>
@@ -7425,8 +7933,8 @@
             <w:tcW w:type="dxa" w:w="2592"/>
             <w:shd w:fill="005691"/>
             <w:tcMar>
-              <w:top w:w="60" w:type="dxa"/>
-              <w:bottom w:w="60" w:type="dxa"/>
+              <w:top w:w="50" w:type="dxa"/>
+              <w:bottom w:w="50" w:type="dxa"/>
               <w:left w:w="40" w:type="dxa"/>
               <w:right w:w="40" w:type="dxa"/>
             </w:tcMar>
@@ -7451,8 +7959,8 @@
             <w:tcW w:type="dxa" w:w="2304"/>
             <w:shd w:fill="005691"/>
             <w:tcMar>
-              <w:top w:w="60" w:type="dxa"/>
-              <w:bottom w:w="60" w:type="dxa"/>
+              <w:top w:w="50" w:type="dxa"/>
+              <w:bottom w:w="50" w:type="dxa"/>
               <w:left w:w="40" w:type="dxa"/>
               <w:right w:w="40" w:type="dxa"/>
             </w:tcMar>
@@ -7477,8 +7985,8 @@
             <w:tcW w:type="dxa" w:w="864"/>
             <w:shd w:fill="005691"/>
             <w:tcMar>
-              <w:top w:w="60" w:type="dxa"/>
-              <w:bottom w:w="60" w:type="dxa"/>
+              <w:top w:w="50" w:type="dxa"/>
+              <w:bottom w:w="50" w:type="dxa"/>
               <w:left w:w="40" w:type="dxa"/>
               <w:right w:w="40" w:type="dxa"/>
             </w:tcMar>
@@ -7503,8 +8011,8 @@
             <w:tcW w:type="dxa" w:w="3168"/>
             <w:shd w:fill="005691"/>
             <w:tcMar>
-              <w:top w:w="60" w:type="dxa"/>
-              <w:bottom w:w="60" w:type="dxa"/>
+              <w:top w:w="50" w:type="dxa"/>
+              <w:bottom w:w="50" w:type="dxa"/>
               <w:left w:w="40" w:type="dxa"/>
               <w:right w:w="40" w:type="dxa"/>
             </w:tcMar>
@@ -7531,8 +8039,8 @@
             <w:tcW w:type="dxa" w:w="1872"/>
             <w:shd w:fill="FFFFFF"/>
             <w:tcMar>
-              <w:top w:w="35" w:type="dxa"/>
-              <w:bottom w:w="35" w:type="dxa"/>
+              <w:top w:w="30" w:type="dxa"/>
+              <w:bottom w:w="30" w:type="dxa"/>
               <w:left w:w="40" w:type="dxa"/>
               <w:right w:w="40" w:type="dxa"/>
             </w:tcMar>
@@ -7545,7 +8053,7 @@
               <w:rPr>
                 <w:rFonts w:ascii="Meiryo" w:hAnsi="Meiryo"/>
                 <w:color w:val="282828"/>
-                <w:sz w:val="15"/>
+                <w:sz w:val="14"/>
               </w:rPr>
               <w:t>シャント率 (Qp/Qs)</w:t>
             </w:r>
@@ -7556,8 +8064,8 @@
             <w:tcW w:type="dxa" w:w="2592"/>
             <w:shd w:fill="FFFFFF"/>
             <w:tcMar>
-              <w:top w:w="35" w:type="dxa"/>
-              <w:bottom w:w="35" w:type="dxa"/>
+              <w:top w:w="30" w:type="dxa"/>
+              <w:bottom w:w="30" w:type="dxa"/>
               <w:left w:w="40" w:type="dxa"/>
               <w:right w:w="40" w:type="dxa"/>
             </w:tcMar>
@@ -7571,7 +8079,7 @@
                 <w:rFonts w:ascii="Meiryo" w:hAnsi="Meiryo"/>
                 <w:b/>
                 <w:color w:val="B41414"/>
-                <w:sz w:val="15"/>
+                <w:sz w:val="14"/>
               </w:rPr>
               <w:t>肺体血流比 (Qp/Qs)</w:t>
             </w:r>
@@ -7582,8 +8090,8 @@
             <w:tcW w:type="dxa" w:w="2304"/>
             <w:shd w:fill="FFFFFF"/>
             <w:tcMar>
-              <w:top w:w="35" w:type="dxa"/>
-              <w:bottom w:w="35" w:type="dxa"/>
+              <w:top w:w="30" w:type="dxa"/>
+              <w:bottom w:w="30" w:type="dxa"/>
               <w:left w:w="40" w:type="dxa"/>
               <w:right w:w="40" w:type="dxa"/>
             </w:tcMar>
@@ -7596,7 +8104,7 @@
               <w:rPr>
                 <w:rFonts w:ascii="Meiryo" w:hAnsi="Meiryo"/>
                 <w:color w:val="282828"/>
-                <w:sz w:val="15"/>
+                <w:sz w:val="14"/>
               </w:rPr>
               <w:t>Qp/Qs ratio</w:t>
             </w:r>
@@ -7607,8 +8115,8 @@
             <w:tcW w:type="dxa" w:w="864"/>
             <w:shd w:fill="FFFFFF"/>
             <w:tcMar>
-              <w:top w:w="35" w:type="dxa"/>
-              <w:bottom w:w="35" w:type="dxa"/>
+              <w:top w:w="30" w:type="dxa"/>
+              <w:bottom w:w="30" w:type="dxa"/>
               <w:left w:w="40" w:type="dxa"/>
               <w:right w:w="40" w:type="dxa"/>
             </w:tcMar>
@@ -7621,7 +8129,7 @@
               <w:rPr>
                 <w:rFonts w:ascii="Meiryo" w:hAnsi="Meiryo"/>
                 <w:color w:val="282828"/>
-                <w:sz w:val="15"/>
+                <w:sz w:val="14"/>
               </w:rPr>
               <w:t>-</w:t>
             </w:r>
@@ -7632,8 +8140,8 @@
             <w:tcW w:type="dxa" w:w="3168"/>
             <w:shd w:fill="FFFFFF"/>
             <w:tcMar>
-              <w:top w:w="35" w:type="dxa"/>
-              <w:bottom w:w="35" w:type="dxa"/>
+              <w:top w:w="30" w:type="dxa"/>
+              <w:bottom w:w="30" w:type="dxa"/>
               <w:left w:w="40" w:type="dxa"/>
               <w:right w:w="40" w:type="dxa"/>
             </w:tcMar>
@@ -7646,7 +8154,7 @@
               <w:rPr>
                 <w:rFonts w:ascii="Meiryo" w:hAnsi="Meiryo"/>
                 <w:color w:val="282828"/>
-                <w:sz w:val="15"/>
+                <w:sz w:val="14"/>
               </w:rPr>
               <w:t>ASD/VSD/PDA。RVOT/LVOTの径・VTIより算出 (&gt;1.5 閉鎖適応)</w:t>
             </w:r>
@@ -7659,8 +8167,8 @@
             <w:tcW w:type="dxa" w:w="1872"/>
             <w:shd w:fill="F4F8FA"/>
             <w:tcMar>
-              <w:top w:w="35" w:type="dxa"/>
-              <w:bottom w:w="35" w:type="dxa"/>
+              <w:top w:w="30" w:type="dxa"/>
+              <w:bottom w:w="30" w:type="dxa"/>
               <w:left w:w="40" w:type="dxa"/>
               <w:right w:w="40" w:type="dxa"/>
             </w:tcMar>
@@ -7673,7 +8181,7 @@
               <w:rPr>
                 <w:rFonts w:ascii="Meiryo" w:hAnsi="Meiryo"/>
                 <w:color w:val="282828"/>
-                <w:sz w:val="15"/>
+                <w:sz w:val="14"/>
               </w:rPr>
               <w:t>肺血管抵抗 (PVR)</w:t>
             </w:r>
@@ -7684,8 +8192,8 @@
             <w:tcW w:type="dxa" w:w="2592"/>
             <w:shd w:fill="F4F8FA"/>
             <w:tcMar>
-              <w:top w:w="35" w:type="dxa"/>
-              <w:bottom w:w="35" w:type="dxa"/>
+              <w:top w:w="30" w:type="dxa"/>
+              <w:bottom w:w="30" w:type="dxa"/>
               <w:left w:w="40" w:type="dxa"/>
               <w:right w:w="40" w:type="dxa"/>
             </w:tcMar>
@@ -7698,7 +8206,7 @@
               <w:rPr>
                 <w:rFonts w:ascii="Meiryo" w:hAnsi="Meiryo"/>
                 <w:color w:val="282828"/>
-                <w:sz w:val="15"/>
+                <w:sz w:val="14"/>
               </w:rPr>
               <w:t>肺血管抵抗 (Abbas推定式)</w:t>
             </w:r>
@@ -7709,8 +8217,8 @@
             <w:tcW w:type="dxa" w:w="2304"/>
             <w:shd w:fill="F4F8FA"/>
             <w:tcMar>
-              <w:top w:w="35" w:type="dxa"/>
-              <w:bottom w:w="35" w:type="dxa"/>
+              <w:top w:w="30" w:type="dxa"/>
+              <w:bottom w:w="30" w:type="dxa"/>
               <w:left w:w="40" w:type="dxa"/>
               <w:right w:w="40" w:type="dxa"/>
             </w:tcMar>
@@ -7723,7 +8231,7 @@
               <w:rPr>
                 <w:rFonts w:ascii="Meiryo" w:hAnsi="Meiryo"/>
                 <w:color w:val="282828"/>
-                <w:sz w:val="15"/>
+                <w:sz w:val="14"/>
               </w:rPr>
               <w:t>PVR (Wood Units)</w:t>
             </w:r>
@@ -7734,8 +8242,8 @@
             <w:tcW w:type="dxa" w:w="864"/>
             <w:shd w:fill="F4F8FA"/>
             <w:tcMar>
-              <w:top w:w="35" w:type="dxa"/>
-              <w:bottom w:w="35" w:type="dxa"/>
+              <w:top w:w="30" w:type="dxa"/>
+              <w:bottom w:w="30" w:type="dxa"/>
               <w:left w:w="40" w:type="dxa"/>
               <w:right w:w="40" w:type="dxa"/>
             </w:tcMar>
@@ -7748,7 +8256,7 @@
               <w:rPr>
                 <w:rFonts w:ascii="Meiryo" w:hAnsi="Meiryo"/>
                 <w:color w:val="282828"/>
-                <w:sz w:val="15"/>
+                <w:sz w:val="14"/>
               </w:rPr>
               <w:t>Wood U</w:t>
             </w:r>
@@ -7759,8 +8267,8 @@
             <w:tcW w:type="dxa" w:w="3168"/>
             <w:shd w:fill="F4F8FA"/>
             <w:tcMar>
-              <w:top w:w="35" w:type="dxa"/>
-              <w:bottom w:w="35" w:type="dxa"/>
+              <w:top w:w="30" w:type="dxa"/>
+              <w:bottom w:w="30" w:type="dxa"/>
               <w:left w:w="40" w:type="dxa"/>
               <w:right w:w="40" w:type="dxa"/>
             </w:tcMar>
@@ -7773,9 +8281,9 @@
               <w:rPr>
                 <w:rFonts w:ascii="Meiryo" w:hAnsi="Meiryo"/>
                 <w:color w:val="282828"/>
-                <w:sz w:val="15"/>
-              </w:rPr>
-              <w:t>10×(TR Vmax/RVOT VTI)+0.16 (正常&lt;2.0, &gt;3.0 前毛細管性PH)</w:t>
+                <w:sz w:val="14"/>
+              </w:rPr>
+              <w:t>10×(TR Vmax/RVOT VTI)+0.16 (正常&lt;2.0, &gt;3.0 前毛細管性PH) ※PS合併時は無効</w:t>
             </w:r>
           </w:p>
         </w:tc>
@@ -7786,8 +8294,8 @@
             <w:tcW w:type="dxa" w:w="1872"/>
             <w:shd w:fill="FFFFFF"/>
             <w:tcMar>
-              <w:top w:w="35" w:type="dxa"/>
-              <w:bottom w:w="35" w:type="dxa"/>
+              <w:top w:w="30" w:type="dxa"/>
+              <w:bottom w:w="30" w:type="dxa"/>
               <w:left w:w="40" w:type="dxa"/>
               <w:right w:w="40" w:type="dxa"/>
             </w:tcMar>
@@ -7800,9 +8308,9 @@
               <w:rPr>
                 <w:rFonts w:ascii="Meiryo" w:hAnsi="Meiryo"/>
                 <w:color w:val="282828"/>
-                <w:sz w:val="15"/>
-              </w:rPr>
-              <w:t>右室PA連関</w:t>
+                <w:sz w:val="14"/>
+              </w:rPr>
+              <w:t>肺動脈血流 PW</w:t>
             </w:r>
           </w:p>
         </w:tc>
@@ -7811,8 +8319,8 @@
             <w:tcW w:type="dxa" w:w="2592"/>
             <w:shd w:fill="FFFFFF"/>
             <w:tcMar>
-              <w:top w:w="35" w:type="dxa"/>
-              <w:bottom w:w="35" w:type="dxa"/>
+              <w:top w:w="30" w:type="dxa"/>
+              <w:bottom w:w="30" w:type="dxa"/>
               <w:left w:w="40" w:type="dxa"/>
               <w:right w:w="40" w:type="dxa"/>
             </w:tcMar>
@@ -7825,9 +8333,9 @@
               <w:rPr>
                 <w:rFonts w:ascii="Meiryo" w:hAnsi="Meiryo"/>
                 <w:color w:val="282828"/>
-                <w:sz w:val="15"/>
-              </w:rPr>
-              <w:t>TAPSE / PASP 比 (カップリング)</w:t>
+                <w:sz w:val="14"/>
+              </w:rPr>
+              <w:t>RVOT加速時間 / 収縮中期ノッチ</w:t>
             </w:r>
           </w:p>
         </w:tc>
@@ -7836,8 +8344,8 @@
             <w:tcW w:type="dxa" w:w="2304"/>
             <w:shd w:fill="FFFFFF"/>
             <w:tcMar>
-              <w:top w:w="35" w:type="dxa"/>
-              <w:bottom w:w="35" w:type="dxa"/>
+              <w:top w:w="30" w:type="dxa"/>
+              <w:bottom w:w="30" w:type="dxa"/>
               <w:left w:w="40" w:type="dxa"/>
               <w:right w:w="40" w:type="dxa"/>
             </w:tcMar>
@@ -7850,9 +8358,9 @@
               <w:rPr>
                 <w:rFonts w:ascii="Meiryo" w:hAnsi="Meiryo"/>
                 <w:color w:val="282828"/>
-                <w:sz w:val="15"/>
-              </w:rPr>
-              <w:t>TAPSE/PASP ratio</w:t>
+                <w:sz w:val="14"/>
+              </w:rPr>
+              <w:t>RVOT AcT / Mid-systolic notch</w:t>
             </w:r>
           </w:p>
         </w:tc>
@@ -7861,8 +8369,8 @@
             <w:tcW w:type="dxa" w:w="864"/>
             <w:shd w:fill="FFFFFF"/>
             <w:tcMar>
-              <w:top w:w="35" w:type="dxa"/>
-              <w:bottom w:w="35" w:type="dxa"/>
+              <w:top w:w="30" w:type="dxa"/>
+              <w:bottom w:w="30" w:type="dxa"/>
               <w:left w:w="40" w:type="dxa"/>
               <w:right w:w="40" w:type="dxa"/>
             </w:tcMar>
@@ -7875,9 +8383,9 @@
               <w:rPr>
                 <w:rFonts w:ascii="Meiryo" w:hAnsi="Meiryo"/>
                 <w:color w:val="282828"/>
-                <w:sz w:val="15"/>
-              </w:rPr>
-              <w:t>mm/mmHg</w:t>
+                <w:sz w:val="14"/>
+              </w:rPr>
+              <w:t>ms, -</w:t>
             </w:r>
           </w:p>
         </w:tc>
@@ -7886,8 +8394,8 @@
             <w:tcW w:type="dxa" w:w="3168"/>
             <w:shd w:fill="FFFFFF"/>
             <w:tcMar>
-              <w:top w:w="35" w:type="dxa"/>
-              <w:bottom w:w="35" w:type="dxa"/>
+              <w:top w:w="30" w:type="dxa"/>
+              <w:bottom w:w="30" w:type="dxa"/>
               <w:left w:w="40" w:type="dxa"/>
               <w:right w:w="40" w:type="dxa"/>
             </w:tcMar>
@@ -7900,9 +8408,9 @@
               <w:rPr>
                 <w:rFonts w:ascii="Meiryo" w:hAnsi="Meiryo"/>
                 <w:color w:val="282828"/>
-                <w:sz w:val="15"/>
-              </w:rPr>
-              <w:t>右室後負荷不整合。正常 &gt; 0.55, 予後不良 &lt; 0.36</w:t>
+                <w:sz w:val="14"/>
+              </w:rPr>
+              <w:t>AcT &lt; 100 ms または収縮中期ノッチ出現でPVR著増・肺高血圧確定</w:t>
             </w:r>
           </w:p>
         </w:tc>
@@ -7913,8 +8421,8 @@
             <w:tcW w:type="dxa" w:w="1872"/>
             <w:shd w:fill="F4F8FA"/>
             <w:tcMar>
-              <w:top w:w="35" w:type="dxa"/>
-              <w:bottom w:w="35" w:type="dxa"/>
+              <w:top w:w="30" w:type="dxa"/>
+              <w:bottom w:w="30" w:type="dxa"/>
               <w:left w:w="40" w:type="dxa"/>
               <w:right w:w="40" w:type="dxa"/>
             </w:tcMar>
@@ -7927,9 +8435,9 @@
               <w:rPr>
                 <w:rFonts w:ascii="Meiryo" w:hAnsi="Meiryo"/>
                 <w:color w:val="282828"/>
-                <w:sz w:val="15"/>
-              </w:rPr>
-              <w:t>右室収縮能</w:t>
+                <w:sz w:val="14"/>
+              </w:rPr>
+              <w:t>右室PA連関</w:t>
             </w:r>
           </w:p>
         </w:tc>
@@ -7938,8 +8446,8 @@
             <w:tcW w:type="dxa" w:w="2592"/>
             <w:shd w:fill="F4F8FA"/>
             <w:tcMar>
-              <w:top w:w="35" w:type="dxa"/>
-              <w:bottom w:w="35" w:type="dxa"/>
+              <w:top w:w="30" w:type="dxa"/>
+              <w:bottom w:w="30" w:type="dxa"/>
               <w:left w:w="40" w:type="dxa"/>
               <w:right w:w="40" w:type="dxa"/>
             </w:tcMar>
@@ -7952,9 +8460,9 @@
               <w:rPr>
                 <w:rFonts w:ascii="Meiryo" w:hAnsi="Meiryo"/>
                 <w:color w:val="282828"/>
-                <w:sz w:val="15"/>
-              </w:rPr>
-              <w:t>TAPSE / RV s' / RV FAC</w:t>
+                <w:sz w:val="14"/>
+              </w:rPr>
+              <w:t>TAPSE / PASP 比 (カップリング)</w:t>
             </w:r>
           </w:p>
         </w:tc>
@@ -7963,8 +8471,8 @@
             <w:tcW w:type="dxa" w:w="2304"/>
             <w:shd w:fill="F4F8FA"/>
             <w:tcMar>
-              <w:top w:w="35" w:type="dxa"/>
-              <w:bottom w:w="35" w:type="dxa"/>
+              <w:top w:w="30" w:type="dxa"/>
+              <w:bottom w:w="30" w:type="dxa"/>
               <w:left w:w="40" w:type="dxa"/>
               <w:right w:w="40" w:type="dxa"/>
             </w:tcMar>
@@ -7977,9 +8485,9 @@
               <w:rPr>
                 <w:rFonts w:ascii="Meiryo" w:hAnsi="Meiryo"/>
                 <w:color w:val="282828"/>
-                <w:sz w:val="15"/>
-              </w:rPr>
-              <w:t>TAPSE / RV s' / RV FAC</w:t>
+                <w:sz w:val="14"/>
+              </w:rPr>
+              <w:t>TAPSE/PASP ratio</w:t>
             </w:r>
           </w:p>
         </w:tc>
@@ -7988,8 +8496,8 @@
             <w:tcW w:type="dxa" w:w="864"/>
             <w:shd w:fill="F4F8FA"/>
             <w:tcMar>
-              <w:top w:w="35" w:type="dxa"/>
-              <w:bottom w:w="35" w:type="dxa"/>
+              <w:top w:w="30" w:type="dxa"/>
+              <w:bottom w:w="30" w:type="dxa"/>
               <w:left w:w="40" w:type="dxa"/>
               <w:right w:w="40" w:type="dxa"/>
             </w:tcMar>
@@ -8002,9 +8510,9 @@
               <w:rPr>
                 <w:rFonts w:ascii="Meiryo" w:hAnsi="Meiryo"/>
                 <w:color w:val="282828"/>
-                <w:sz w:val="15"/>
-              </w:rPr>
-              <w:t>mm, cm/s, %</w:t>
+                <w:sz w:val="14"/>
+              </w:rPr>
+              <w:t>mm/mmHg</w:t>
             </w:r>
           </w:p>
         </w:tc>
@@ -8013,8 +8521,8 @@
             <w:tcW w:type="dxa" w:w="3168"/>
             <w:shd w:fill="F4F8FA"/>
             <w:tcMar>
-              <w:top w:w="35" w:type="dxa"/>
-              <w:bottom w:w="35" w:type="dxa"/>
+              <w:top w:w="30" w:type="dxa"/>
+              <w:bottom w:w="30" w:type="dxa"/>
               <w:left w:w="40" w:type="dxa"/>
               <w:right w:w="40" w:type="dxa"/>
             </w:tcMar>
@@ -8027,9 +8535,9 @@
               <w:rPr>
                 <w:rFonts w:ascii="Meiryo" w:hAnsi="Meiryo"/>
                 <w:color w:val="282828"/>
-                <w:sz w:val="15"/>
-              </w:rPr>
-              <w:t>TAPSE&lt;17mm, s'&lt;9.5cm/s, FAC&lt;35% で右室機能低下</w:t>
+                <w:sz w:val="14"/>
+              </w:rPr>
+              <w:t>右室後負荷不整合。正常 &gt; 0.55, 予後不良 &lt; 0.36</w:t>
             </w:r>
           </w:p>
         </w:tc>
@@ -8040,8 +8548,8 @@
             <w:tcW w:type="dxa" w:w="1872"/>
             <w:shd w:fill="FFFFFF"/>
             <w:tcMar>
-              <w:top w:w="35" w:type="dxa"/>
-              <w:bottom w:w="35" w:type="dxa"/>
+              <w:top w:w="30" w:type="dxa"/>
+              <w:bottom w:w="30" w:type="dxa"/>
               <w:left w:w="40" w:type="dxa"/>
               <w:right w:w="40" w:type="dxa"/>
             </w:tcMar>
@@ -8054,9 +8562,9 @@
               <w:rPr>
                 <w:rFonts w:ascii="Meiryo" w:hAnsi="Meiryo"/>
                 <w:color w:val="282828"/>
-                <w:sz w:val="15"/>
-              </w:rPr>
-              <w:t>右室心筋機能</w:t>
+                <w:sz w:val="14"/>
+              </w:rPr>
+              <w:t>右室収縮能</w:t>
             </w:r>
           </w:p>
         </w:tc>
@@ -8065,8 +8573,8 @@
             <w:tcW w:type="dxa" w:w="2592"/>
             <w:shd w:fill="FFFFFF"/>
             <w:tcMar>
-              <w:top w:w="35" w:type="dxa"/>
-              <w:bottom w:w="35" w:type="dxa"/>
+              <w:top w:w="30" w:type="dxa"/>
+              <w:bottom w:w="30" w:type="dxa"/>
               <w:left w:w="40" w:type="dxa"/>
               <w:right w:w="40" w:type="dxa"/>
             </w:tcMar>
@@ -8079,9 +8587,9 @@
               <w:rPr>
                 <w:rFonts w:ascii="Meiryo" w:hAnsi="Meiryo"/>
                 <w:color w:val="282828"/>
-                <w:sz w:val="15"/>
-              </w:rPr>
-              <w:t>右室 Tei Index (MPI)</w:t>
+                <w:sz w:val="14"/>
+              </w:rPr>
+              <w:t>TAPSE / RV s' / RV FAC</w:t>
             </w:r>
           </w:p>
         </w:tc>
@@ -8090,8 +8598,8 @@
             <w:tcW w:type="dxa" w:w="2304"/>
             <w:shd w:fill="FFFFFF"/>
             <w:tcMar>
-              <w:top w:w="35" w:type="dxa"/>
-              <w:bottom w:w="35" w:type="dxa"/>
+              <w:top w:w="30" w:type="dxa"/>
+              <w:bottom w:w="30" w:type="dxa"/>
               <w:left w:w="40" w:type="dxa"/>
               <w:right w:w="40" w:type="dxa"/>
             </w:tcMar>
@@ -8104,9 +8612,9 @@
               <w:rPr>
                 <w:rFonts w:ascii="Meiryo" w:hAnsi="Meiryo"/>
                 <w:color w:val="282828"/>
-                <w:sz w:val="15"/>
-              </w:rPr>
-              <w:t>RV Tei Index (MPI)</w:t>
+                <w:sz w:val="14"/>
+              </w:rPr>
+              <w:t>TAPSE / RV s' / RV FAC</w:t>
             </w:r>
           </w:p>
         </w:tc>
@@ -8115,8 +8623,8 @@
             <w:tcW w:type="dxa" w:w="864"/>
             <w:shd w:fill="FFFFFF"/>
             <w:tcMar>
-              <w:top w:w="35" w:type="dxa"/>
-              <w:bottom w:w="35" w:type="dxa"/>
+              <w:top w:w="30" w:type="dxa"/>
+              <w:bottom w:w="30" w:type="dxa"/>
               <w:left w:w="40" w:type="dxa"/>
               <w:right w:w="40" w:type="dxa"/>
             </w:tcMar>
@@ -8129,9 +8637,9 @@
               <w:rPr>
                 <w:rFonts w:ascii="Meiryo" w:hAnsi="Meiryo"/>
                 <w:color w:val="282828"/>
-                <w:sz w:val="15"/>
-              </w:rPr>
-              <w:t>-</w:t>
+                <w:sz w:val="14"/>
+              </w:rPr>
+              <w:t>mm, cm/s, %</w:t>
             </w:r>
           </w:p>
         </w:tc>
@@ -8140,8 +8648,8 @@
             <w:tcW w:type="dxa" w:w="3168"/>
             <w:shd w:fill="FFFFFF"/>
             <w:tcMar>
-              <w:top w:w="35" w:type="dxa"/>
-              <w:bottom w:w="35" w:type="dxa"/>
+              <w:top w:w="30" w:type="dxa"/>
+              <w:bottom w:w="30" w:type="dxa"/>
               <w:left w:w="40" w:type="dxa"/>
               <w:right w:w="40" w:type="dxa"/>
             </w:tcMar>
@@ -8154,9 +8662,9 @@
               <w:rPr>
                 <w:rFonts w:ascii="Meiryo" w:hAnsi="Meiryo"/>
                 <w:color w:val="282828"/>
-                <w:sz w:val="15"/>
-              </w:rPr>
-              <w:t>組織ドプラで &gt; 0.54 (パルスで &gt; 0.43) で機能低下</w:t>
+                <w:sz w:val="14"/>
+              </w:rPr>
+              <w:t>TAPSE&lt;17mm, s'&lt;9.5cm/s, FAC&lt;35% で右室機能低下</w:t>
             </w:r>
           </w:p>
         </w:tc>
@@ -8167,8 +8675,8 @@
             <w:tcW w:type="dxa" w:w="1872"/>
             <w:shd w:fill="F4F8FA"/>
             <w:tcMar>
-              <w:top w:w="35" w:type="dxa"/>
-              <w:bottom w:w="35" w:type="dxa"/>
+              <w:top w:w="30" w:type="dxa"/>
+              <w:bottom w:w="30" w:type="dxa"/>
               <w:left w:w="40" w:type="dxa"/>
               <w:right w:w="40" w:type="dxa"/>
             </w:tcMar>
@@ -8181,9 +8689,9 @@
               <w:rPr>
                 <w:rFonts w:ascii="Meiryo" w:hAnsi="Meiryo"/>
                 <w:color w:val="282828"/>
-                <w:sz w:val="15"/>
-              </w:rPr>
-              <w:t>下大静脈 IVC</w:t>
+                <w:sz w:val="14"/>
+              </w:rPr>
+              <w:t>右室形態・壁厚</w:t>
             </w:r>
           </w:p>
         </w:tc>
@@ -8192,8 +8700,8 @@
             <w:tcW w:type="dxa" w:w="2592"/>
             <w:shd w:fill="F4F8FA"/>
             <w:tcMar>
-              <w:top w:w="35" w:type="dxa"/>
-              <w:bottom w:w="35" w:type="dxa"/>
+              <w:top w:w="30" w:type="dxa"/>
+              <w:bottom w:w="30" w:type="dxa"/>
               <w:left w:w="40" w:type="dxa"/>
               <w:right w:w="40" w:type="dxa"/>
             </w:tcMar>
@@ -8206,9 +8714,9 @@
               <w:rPr>
                 <w:rFonts w:ascii="Meiryo" w:hAnsi="Meiryo"/>
                 <w:color w:val="282828"/>
-                <w:sz w:val="15"/>
-              </w:rPr>
-              <w:t>下大静脈最大径 / 虚脱率</w:t>
+                <w:sz w:val="14"/>
+              </w:rPr>
+              <w:t>右室前壁厚 (RVWT)</w:t>
             </w:r>
           </w:p>
         </w:tc>
@@ -8217,8 +8725,8 @@
             <w:tcW w:type="dxa" w:w="2304"/>
             <w:shd w:fill="F4F8FA"/>
             <w:tcMar>
-              <w:top w:w="35" w:type="dxa"/>
-              <w:bottom w:w="35" w:type="dxa"/>
+              <w:top w:w="30" w:type="dxa"/>
+              <w:bottom w:w="30" w:type="dxa"/>
               <w:left w:w="40" w:type="dxa"/>
               <w:right w:w="40" w:type="dxa"/>
             </w:tcMar>
@@ -8231,9 +8739,9 @@
               <w:rPr>
                 <w:rFonts w:ascii="Meiryo" w:hAnsi="Meiryo"/>
                 <w:color w:val="282828"/>
-                <w:sz w:val="15"/>
-              </w:rPr>
-              <w:t>IVCd max / IVC Collapse</w:t>
+                <w:sz w:val="14"/>
+              </w:rPr>
+              <w:t>RVWT (Diastole)</w:t>
             </w:r>
           </w:p>
         </w:tc>
@@ -8242,8 +8750,8 @@
             <w:tcW w:type="dxa" w:w="864"/>
             <w:shd w:fill="F4F8FA"/>
             <w:tcMar>
-              <w:top w:w="35" w:type="dxa"/>
-              <w:bottom w:w="35" w:type="dxa"/>
+              <w:top w:w="30" w:type="dxa"/>
+              <w:bottom w:w="30" w:type="dxa"/>
               <w:left w:w="40" w:type="dxa"/>
               <w:right w:w="40" w:type="dxa"/>
             </w:tcMar>
@@ -8256,9 +8764,9 @@
               <w:rPr>
                 <w:rFonts w:ascii="Meiryo" w:hAnsi="Meiryo"/>
                 <w:color w:val="282828"/>
-                <w:sz w:val="15"/>
-              </w:rPr>
-              <w:t>mm, %</w:t>
+                <w:sz w:val="14"/>
+              </w:rPr>
+              <w:t>mm</w:t>
             </w:r>
           </w:p>
         </w:tc>
@@ -8267,8 +8775,8 @@
             <w:tcW w:type="dxa" w:w="3168"/>
             <w:shd w:fill="F4F8FA"/>
             <w:tcMar>
-              <w:top w:w="35" w:type="dxa"/>
-              <w:bottom w:w="35" w:type="dxa"/>
+              <w:top w:w="30" w:type="dxa"/>
+              <w:bottom w:w="30" w:type="dxa"/>
               <w:left w:w="40" w:type="dxa"/>
               <w:right w:w="40" w:type="dxa"/>
             </w:tcMar>
@@ -8281,9 +8789,9 @@
               <w:rPr>
                 <w:rFonts w:ascii="Meiryo" w:hAnsi="Meiryo"/>
                 <w:color w:val="282828"/>
-                <w:sz w:val="15"/>
-              </w:rPr>
-              <w:t>&gt; 21 mm ＆ 虚脱率 &lt; 50% で右房圧上昇 (RAP 15mmHg)</w:t>
+                <w:sz w:val="14"/>
+              </w:rPr>
+              <w:t>≧ 5.0 mm で右室肥大 (RVH) 確定 (慢性圧負荷)</w:t>
             </w:r>
           </w:p>
         </w:tc>
@@ -8294,8 +8802,8 @@
             <w:tcW w:type="dxa" w:w="1872"/>
             <w:shd w:fill="FFFFFF"/>
             <w:tcMar>
-              <w:top w:w="35" w:type="dxa"/>
-              <w:bottom w:w="35" w:type="dxa"/>
+              <w:top w:w="30" w:type="dxa"/>
+              <w:bottom w:w="30" w:type="dxa"/>
               <w:left w:w="40" w:type="dxa"/>
               <w:right w:w="40" w:type="dxa"/>
             </w:tcMar>
@@ -8308,9 +8816,9 @@
               <w:rPr>
                 <w:rFonts w:ascii="Meiryo" w:hAnsi="Meiryo"/>
                 <w:color w:val="282828"/>
-                <w:sz w:val="15"/>
-              </w:rPr>
-              <w:t>大動脈基部</w:t>
+                <w:sz w:val="14"/>
+              </w:rPr>
+              <w:t>右房容積</w:t>
             </w:r>
           </w:p>
         </w:tc>
@@ -8319,8 +8827,8 @@
             <w:tcW w:type="dxa" w:w="2592"/>
             <w:shd w:fill="FFFFFF"/>
             <w:tcMar>
-              <w:top w:w="35" w:type="dxa"/>
-              <w:bottom w:w="35" w:type="dxa"/>
+              <w:top w:w="30" w:type="dxa"/>
+              <w:bottom w:w="30" w:type="dxa"/>
               <w:left w:w="40" w:type="dxa"/>
               <w:right w:w="40" w:type="dxa"/>
             </w:tcMar>
@@ -8333,9 +8841,9 @@
               <w:rPr>
                 <w:rFonts w:ascii="Meiryo" w:hAnsi="Meiryo"/>
                 <w:color w:val="282828"/>
-                <w:sz w:val="15"/>
-              </w:rPr>
-              <w:t>弁輪 / Valsalva / STJ / 上行径</w:t>
+                <w:sz w:val="14"/>
+              </w:rPr>
+              <w:t>右房容積係数 (RAVI)</w:t>
             </w:r>
           </w:p>
         </w:tc>
@@ -8344,8 +8852,8 @@
             <w:tcW w:type="dxa" w:w="2304"/>
             <w:shd w:fill="FFFFFF"/>
             <w:tcMar>
-              <w:top w:w="35" w:type="dxa"/>
-              <w:bottom w:w="35" w:type="dxa"/>
+              <w:top w:w="30" w:type="dxa"/>
+              <w:bottom w:w="30" w:type="dxa"/>
               <w:left w:w="40" w:type="dxa"/>
               <w:right w:w="40" w:type="dxa"/>
             </w:tcMar>
@@ -8358,9 +8866,9 @@
               <w:rPr>
                 <w:rFonts w:ascii="Meiryo" w:hAnsi="Meiryo"/>
                 <w:color w:val="282828"/>
-                <w:sz w:val="15"/>
-              </w:rPr>
-              <w:t>Ao Annulus/Sinus/STJ/Asc</w:t>
+                <w:sz w:val="14"/>
+              </w:rPr>
+              <w:t>RAVI (RA Volume Index)</w:t>
             </w:r>
           </w:p>
         </w:tc>
@@ -8369,8 +8877,8 @@
             <w:tcW w:type="dxa" w:w="864"/>
             <w:shd w:fill="FFFFFF"/>
             <w:tcMar>
-              <w:top w:w="35" w:type="dxa"/>
-              <w:bottom w:w="35" w:type="dxa"/>
+              <w:top w:w="30" w:type="dxa"/>
+              <w:bottom w:w="30" w:type="dxa"/>
               <w:left w:w="40" w:type="dxa"/>
               <w:right w:w="40" w:type="dxa"/>
             </w:tcMar>
@@ -8383,9 +8891,9 @@
               <w:rPr>
                 <w:rFonts w:ascii="Meiryo" w:hAnsi="Meiryo"/>
                 <w:color w:val="282828"/>
-                <w:sz w:val="15"/>
-              </w:rPr>
-              <w:t>mm</w:t>
+                <w:sz w:val="14"/>
+              </w:rPr>
+              <w:t>mL/m²</w:t>
             </w:r>
           </w:p>
         </w:tc>
@@ -8394,8 +8902,8 @@
             <w:tcW w:type="dxa" w:w="3168"/>
             <w:shd w:fill="FFFFFF"/>
             <w:tcMar>
-              <w:top w:w="35" w:type="dxa"/>
-              <w:bottom w:w="35" w:type="dxa"/>
+              <w:top w:w="30" w:type="dxa"/>
+              <w:bottom w:w="30" w:type="dxa"/>
               <w:left w:w="40" w:type="dxa"/>
               <w:right w:w="40" w:type="dxa"/>
             </w:tcMar>
@@ -8408,9 +8916,9 @@
               <w:rPr>
                 <w:rFonts w:ascii="Meiryo" w:hAnsi="Meiryo"/>
                 <w:color w:val="282828"/>
-                <w:sz w:val="15"/>
-              </w:rPr>
-              <w:t>Valsalva / 上行 &gt; 40 mm で拡大 (≧ 50mm 手術検討)</w:t>
+                <w:sz w:val="14"/>
+              </w:rPr>
+              <w:t>&gt; 30 mL/m² (男) / &gt; 28 mL/m² (女) で右房拡大・右心不全</w:t>
             </w:r>
           </w:p>
         </w:tc>
@@ -8421,8 +8929,8 @@
             <w:tcW w:type="dxa" w:w="1872"/>
             <w:shd w:fill="F4F8FA"/>
             <w:tcMar>
-              <w:top w:w="35" w:type="dxa"/>
-              <w:bottom w:w="35" w:type="dxa"/>
+              <w:top w:w="30" w:type="dxa"/>
+              <w:bottom w:w="30" w:type="dxa"/>
               <w:left w:w="40" w:type="dxa"/>
               <w:right w:w="40" w:type="dxa"/>
             </w:tcMar>
@@ -8435,9 +8943,9 @@
               <w:rPr>
                 <w:rFonts w:ascii="Meiryo" w:hAnsi="Meiryo"/>
                 <w:color w:val="282828"/>
-                <w:sz w:val="15"/>
-              </w:rPr>
-              <w:t>心膜腔</w:t>
+                <w:sz w:val="14"/>
+              </w:rPr>
+              <w:t>右室心筋機能</w:t>
             </w:r>
           </w:p>
         </w:tc>
@@ -8446,8 +8954,8 @@
             <w:tcW w:type="dxa" w:w="2592"/>
             <w:shd w:fill="F4F8FA"/>
             <w:tcMar>
-              <w:top w:w="35" w:type="dxa"/>
-              <w:bottom w:w="35" w:type="dxa"/>
+              <w:top w:w="30" w:type="dxa"/>
+              <w:bottom w:w="30" w:type="dxa"/>
               <w:left w:w="40" w:type="dxa"/>
               <w:right w:w="40" w:type="dxa"/>
             </w:tcMar>
@@ -8460,9 +8968,9 @@
               <w:rPr>
                 <w:rFonts w:ascii="Meiryo" w:hAnsi="Meiryo"/>
                 <w:color w:val="282828"/>
-                <w:sz w:val="15"/>
-              </w:rPr>
-              <w:t>心嚢液深度 (拡張末期)</w:t>
+                <w:sz w:val="14"/>
+              </w:rPr>
+              <w:t>右室 Tei Index (MPI)</w:t>
             </w:r>
           </w:p>
         </w:tc>
@@ -8471,8 +8979,8 @@
             <w:tcW w:type="dxa" w:w="2304"/>
             <w:shd w:fill="F4F8FA"/>
             <w:tcMar>
-              <w:top w:w="35" w:type="dxa"/>
-              <w:bottom w:w="35" w:type="dxa"/>
+              <w:top w:w="30" w:type="dxa"/>
+              <w:bottom w:w="30" w:type="dxa"/>
               <w:left w:w="40" w:type="dxa"/>
               <w:right w:w="40" w:type="dxa"/>
             </w:tcMar>
@@ -8485,9 +8993,9 @@
               <w:rPr>
                 <w:rFonts w:ascii="Meiryo" w:hAnsi="Meiryo"/>
                 <w:color w:val="282828"/>
-                <w:sz w:val="15"/>
-              </w:rPr>
-              <w:t>Pericardial Effusion Depth</w:t>
+                <w:sz w:val="14"/>
+              </w:rPr>
+              <w:t>RV Tei Index (MPI)</w:t>
             </w:r>
           </w:p>
         </w:tc>
@@ -8496,8 +9004,8 @@
             <w:tcW w:type="dxa" w:w="864"/>
             <w:shd w:fill="F4F8FA"/>
             <w:tcMar>
-              <w:top w:w="35" w:type="dxa"/>
-              <w:bottom w:w="35" w:type="dxa"/>
+              <w:top w:w="30" w:type="dxa"/>
+              <w:bottom w:w="30" w:type="dxa"/>
               <w:left w:w="40" w:type="dxa"/>
               <w:right w:w="40" w:type="dxa"/>
             </w:tcMar>
@@ -8510,9 +9018,9 @@
               <w:rPr>
                 <w:rFonts w:ascii="Meiryo" w:hAnsi="Meiryo"/>
                 <w:color w:val="282828"/>
-                <w:sz w:val="15"/>
-              </w:rPr>
-              <w:t>mm</w:t>
+                <w:sz w:val="14"/>
+              </w:rPr>
+              <w:t>-</w:t>
             </w:r>
           </w:p>
         </w:tc>
@@ -8521,8 +9029,8 @@
             <w:tcW w:type="dxa" w:w="3168"/>
             <w:shd w:fill="F4F8FA"/>
             <w:tcMar>
-              <w:top w:w="35" w:type="dxa"/>
-              <w:bottom w:w="35" w:type="dxa"/>
+              <w:top w:w="30" w:type="dxa"/>
+              <w:bottom w:w="30" w:type="dxa"/>
               <w:left w:w="40" w:type="dxa"/>
               <w:right w:w="40" w:type="dxa"/>
             </w:tcMar>
@@ -8535,9 +9043,517 @@
               <w:rPr>
                 <w:rFonts w:ascii="Meiryo" w:hAnsi="Meiryo"/>
                 <w:color w:val="282828"/>
-                <w:sz w:val="15"/>
-              </w:rPr>
-              <w:t>少量 &lt;10mm, 中等量 10-20mm, 大量 &gt;20mm</w:t>
+                <w:sz w:val="14"/>
+              </w:rPr>
+              <w:t>組織ドプラで &gt; 0.54 (パルスで &gt; 0.43) で機能低下</w:t>
+            </w:r>
+          </w:p>
+        </w:tc>
+      </w:tr>
+      <w:tr>
+        <w:tc>
+          <w:tcPr>
+            <w:tcW w:type="dxa" w:w="1872"/>
+            <w:shd w:fill="FFFFFF"/>
+            <w:tcMar>
+              <w:top w:w="30" w:type="dxa"/>
+              <w:bottom w:w="30" w:type="dxa"/>
+              <w:left w:w="40" w:type="dxa"/>
+              <w:right w:w="40" w:type="dxa"/>
+            </w:tcMar>
+          </w:tcPr>
+          <w:p>
+            <w:pPr>
+              <w:jc w:val="left"/>
+            </w:pPr>
+            <w:r>
+              <w:rPr>
+                <w:rFonts w:ascii="Meiryo" w:hAnsi="Meiryo"/>
+                <w:color w:val="282828"/>
+                <w:sz w:val="14"/>
+              </w:rPr>
+              <w:t>下大静脈 IVC</w:t>
+            </w:r>
+          </w:p>
+        </w:tc>
+        <w:tc>
+          <w:tcPr>
+            <w:tcW w:type="dxa" w:w="2592"/>
+            <w:shd w:fill="FFFFFF"/>
+            <w:tcMar>
+              <w:top w:w="30" w:type="dxa"/>
+              <w:bottom w:w="30" w:type="dxa"/>
+              <w:left w:w="40" w:type="dxa"/>
+              <w:right w:w="40" w:type="dxa"/>
+            </w:tcMar>
+          </w:tcPr>
+          <w:p>
+            <w:pPr>
+              <w:jc w:val="left"/>
+            </w:pPr>
+            <w:r>
+              <w:rPr>
+                <w:rFonts w:ascii="Meiryo" w:hAnsi="Meiryo"/>
+                <w:color w:val="282828"/>
+                <w:sz w:val="14"/>
+              </w:rPr>
+              <w:t>下大静脈最大径 / 虚脱率</w:t>
+            </w:r>
+          </w:p>
+        </w:tc>
+        <w:tc>
+          <w:tcPr>
+            <w:tcW w:type="dxa" w:w="2304"/>
+            <w:shd w:fill="FFFFFF"/>
+            <w:tcMar>
+              <w:top w:w="30" w:type="dxa"/>
+              <w:bottom w:w="30" w:type="dxa"/>
+              <w:left w:w="40" w:type="dxa"/>
+              <w:right w:w="40" w:type="dxa"/>
+            </w:tcMar>
+          </w:tcPr>
+          <w:p>
+            <w:pPr>
+              <w:jc w:val="center"/>
+            </w:pPr>
+            <w:r>
+              <w:rPr>
+                <w:rFonts w:ascii="Meiryo" w:hAnsi="Meiryo"/>
+                <w:color w:val="282828"/>
+                <w:sz w:val="14"/>
+              </w:rPr>
+              <w:t>IVCd max / IVC Collapse</w:t>
+            </w:r>
+          </w:p>
+        </w:tc>
+        <w:tc>
+          <w:tcPr>
+            <w:tcW w:type="dxa" w:w="864"/>
+            <w:shd w:fill="FFFFFF"/>
+            <w:tcMar>
+              <w:top w:w="30" w:type="dxa"/>
+              <w:bottom w:w="30" w:type="dxa"/>
+              <w:left w:w="40" w:type="dxa"/>
+              <w:right w:w="40" w:type="dxa"/>
+            </w:tcMar>
+          </w:tcPr>
+          <w:p>
+            <w:pPr>
+              <w:jc w:val="center"/>
+            </w:pPr>
+            <w:r>
+              <w:rPr>
+                <w:rFonts w:ascii="Meiryo" w:hAnsi="Meiryo"/>
+                <w:color w:val="282828"/>
+                <w:sz w:val="14"/>
+              </w:rPr>
+              <w:t>mm, %</w:t>
+            </w:r>
+          </w:p>
+        </w:tc>
+        <w:tc>
+          <w:tcPr>
+            <w:tcW w:type="dxa" w:w="3168"/>
+            <w:shd w:fill="FFFFFF"/>
+            <w:tcMar>
+              <w:top w:w="30" w:type="dxa"/>
+              <w:bottom w:w="30" w:type="dxa"/>
+              <w:left w:w="40" w:type="dxa"/>
+              <w:right w:w="40" w:type="dxa"/>
+            </w:tcMar>
+          </w:tcPr>
+          <w:p>
+            <w:pPr>
+              <w:jc w:val="left"/>
+            </w:pPr>
+            <w:r>
+              <w:rPr>
+                <w:rFonts w:ascii="Meiryo" w:hAnsi="Meiryo"/>
+                <w:color w:val="282828"/>
+                <w:sz w:val="14"/>
+              </w:rPr>
+              <w:t>&gt; 21 mm ＆ 虚脱率 &lt; 50% で右房圧上昇 (RAP 15mmHg)</w:t>
+            </w:r>
+          </w:p>
+        </w:tc>
+      </w:tr>
+      <w:tr>
+        <w:tc>
+          <w:tcPr>
+            <w:tcW w:type="dxa" w:w="1872"/>
+            <w:shd w:fill="F4F8FA"/>
+            <w:tcMar>
+              <w:top w:w="30" w:type="dxa"/>
+              <w:bottom w:w="30" w:type="dxa"/>
+              <w:left w:w="40" w:type="dxa"/>
+              <w:right w:w="40" w:type="dxa"/>
+            </w:tcMar>
+          </w:tcPr>
+          <w:p>
+            <w:pPr>
+              <w:jc w:val="left"/>
+            </w:pPr>
+            <w:r>
+              <w:rPr>
+                <w:rFonts w:ascii="Meiryo" w:hAnsi="Meiryo"/>
+                <w:color w:val="282828"/>
+                <w:sz w:val="14"/>
+              </w:rPr>
+              <w:t>自動演算</w:t>
+            </w:r>
+          </w:p>
+        </w:tc>
+        <w:tc>
+          <w:tcPr>
+            <w:tcW w:type="dxa" w:w="2592"/>
+            <w:shd w:fill="F4F8FA"/>
+            <w:tcMar>
+              <w:top w:w="30" w:type="dxa"/>
+              <w:bottom w:w="30" w:type="dxa"/>
+              <w:left w:w="40" w:type="dxa"/>
+              <w:right w:w="40" w:type="dxa"/>
+            </w:tcMar>
+          </w:tcPr>
+          <w:p>
+            <w:pPr>
+              <w:jc w:val="left"/>
+            </w:pPr>
+            <w:r>
+              <w:rPr>
+                <w:rFonts w:ascii="Meiryo" w:hAnsi="Meiryo"/>
+                <w:color w:val="282828"/>
+                <w:sz w:val="14"/>
+              </w:rPr>
+              <w:t>推定右房圧 / 推定肺動脈収縮期圧</w:t>
+            </w:r>
+          </w:p>
+        </w:tc>
+        <w:tc>
+          <w:tcPr>
+            <w:tcW w:type="dxa" w:w="2304"/>
+            <w:shd w:fill="F4F8FA"/>
+            <w:tcMar>
+              <w:top w:w="30" w:type="dxa"/>
+              <w:bottom w:w="30" w:type="dxa"/>
+              <w:left w:w="40" w:type="dxa"/>
+              <w:right w:w="40" w:type="dxa"/>
+            </w:tcMar>
+          </w:tcPr>
+          <w:p>
+            <w:pPr>
+              <w:jc w:val="center"/>
+            </w:pPr>
+            <w:r>
+              <w:rPr>
+                <w:rFonts w:ascii="Meiryo" w:hAnsi="Meiryo"/>
+                <w:color w:val="282828"/>
+                <w:sz w:val="14"/>
+              </w:rPr>
+              <w:t>RAP / PASP (TR-PG + RAP)</w:t>
+            </w:r>
+          </w:p>
+        </w:tc>
+        <w:tc>
+          <w:tcPr>
+            <w:tcW w:type="dxa" w:w="864"/>
+            <w:shd w:fill="F4F8FA"/>
+            <w:tcMar>
+              <w:top w:w="30" w:type="dxa"/>
+              <w:bottom w:w="30" w:type="dxa"/>
+              <w:left w:w="40" w:type="dxa"/>
+              <w:right w:w="40" w:type="dxa"/>
+            </w:tcMar>
+          </w:tcPr>
+          <w:p>
+            <w:pPr>
+              <w:jc w:val="center"/>
+            </w:pPr>
+            <w:r>
+              <w:rPr>
+                <w:rFonts w:ascii="Meiryo" w:hAnsi="Meiryo"/>
+                <w:color w:val="282828"/>
+                <w:sz w:val="14"/>
+              </w:rPr>
+              <w:t>mmHg</w:t>
+            </w:r>
+          </w:p>
+        </w:tc>
+        <w:tc>
+          <w:tcPr>
+            <w:tcW w:type="dxa" w:w="3168"/>
+            <w:shd w:fill="F4F8FA"/>
+            <w:tcMar>
+              <w:top w:w="30" w:type="dxa"/>
+              <w:bottom w:w="30" w:type="dxa"/>
+              <w:left w:w="40" w:type="dxa"/>
+              <w:right w:w="40" w:type="dxa"/>
+            </w:tcMar>
+          </w:tcPr>
+          <w:p>
+            <w:pPr>
+              <w:jc w:val="left"/>
+            </w:pPr>
+            <w:r>
+              <w:rPr>
+                <w:rFonts w:ascii="Meiryo" w:hAnsi="Meiryo"/>
+                <w:color w:val="282828"/>
+                <w:sz w:val="14"/>
+              </w:rPr>
+              <w:t>RAP: 3/8/15 mmHg, PASP &gt; 35〜40 mmHg で肺高血圧</w:t>
+            </w:r>
+          </w:p>
+        </w:tc>
+      </w:tr>
+      <w:tr>
+        <w:tc>
+          <w:tcPr>
+            <w:tcW w:type="dxa" w:w="1872"/>
+            <w:shd w:fill="FFFFFF"/>
+            <w:tcMar>
+              <w:top w:w="30" w:type="dxa"/>
+              <w:bottom w:w="30" w:type="dxa"/>
+              <w:left w:w="40" w:type="dxa"/>
+              <w:right w:w="40" w:type="dxa"/>
+            </w:tcMar>
+          </w:tcPr>
+          <w:p>
+            <w:pPr>
+              <w:jc w:val="left"/>
+            </w:pPr>
+            <w:r>
+              <w:rPr>
+                <w:rFonts w:ascii="Meiryo" w:hAnsi="Meiryo"/>
+                <w:color w:val="282828"/>
+                <w:sz w:val="14"/>
+              </w:rPr>
+              <w:t>大動脈基部</w:t>
+            </w:r>
+          </w:p>
+        </w:tc>
+        <w:tc>
+          <w:tcPr>
+            <w:tcW w:type="dxa" w:w="2592"/>
+            <w:shd w:fill="FFFFFF"/>
+            <w:tcMar>
+              <w:top w:w="30" w:type="dxa"/>
+              <w:bottom w:w="30" w:type="dxa"/>
+              <w:left w:w="40" w:type="dxa"/>
+              <w:right w:w="40" w:type="dxa"/>
+            </w:tcMar>
+          </w:tcPr>
+          <w:p>
+            <w:pPr>
+              <w:jc w:val="left"/>
+            </w:pPr>
+            <w:r>
+              <w:rPr>
+                <w:rFonts w:ascii="Meiryo" w:hAnsi="Meiryo"/>
+                <w:color w:val="282828"/>
+                <w:sz w:val="14"/>
+              </w:rPr>
+              <w:t>弁輪 / Valsalva / STJ / 上行径</w:t>
+            </w:r>
+          </w:p>
+        </w:tc>
+        <w:tc>
+          <w:tcPr>
+            <w:tcW w:type="dxa" w:w="2304"/>
+            <w:shd w:fill="FFFFFF"/>
+            <w:tcMar>
+              <w:top w:w="30" w:type="dxa"/>
+              <w:bottom w:w="30" w:type="dxa"/>
+              <w:left w:w="40" w:type="dxa"/>
+              <w:right w:w="40" w:type="dxa"/>
+            </w:tcMar>
+          </w:tcPr>
+          <w:p>
+            <w:pPr>
+              <w:jc w:val="center"/>
+            </w:pPr>
+            <w:r>
+              <w:rPr>
+                <w:rFonts w:ascii="Meiryo" w:hAnsi="Meiryo"/>
+                <w:color w:val="282828"/>
+                <w:sz w:val="14"/>
+              </w:rPr>
+              <w:t>Ao Annulus/Sinus/STJ/Asc</w:t>
+            </w:r>
+          </w:p>
+        </w:tc>
+        <w:tc>
+          <w:tcPr>
+            <w:tcW w:type="dxa" w:w="864"/>
+            <w:shd w:fill="FFFFFF"/>
+            <w:tcMar>
+              <w:top w:w="30" w:type="dxa"/>
+              <w:bottom w:w="30" w:type="dxa"/>
+              <w:left w:w="40" w:type="dxa"/>
+              <w:right w:w="40" w:type="dxa"/>
+            </w:tcMar>
+          </w:tcPr>
+          <w:p>
+            <w:pPr>
+              <w:jc w:val="center"/>
+            </w:pPr>
+            <w:r>
+              <w:rPr>
+                <w:rFonts w:ascii="Meiryo" w:hAnsi="Meiryo"/>
+                <w:color w:val="282828"/>
+                <w:sz w:val="14"/>
+              </w:rPr>
+              <w:t>mm</w:t>
+            </w:r>
+          </w:p>
+        </w:tc>
+        <w:tc>
+          <w:tcPr>
+            <w:tcW w:type="dxa" w:w="3168"/>
+            <w:shd w:fill="FFFFFF"/>
+            <w:tcMar>
+              <w:top w:w="30" w:type="dxa"/>
+              <w:bottom w:w="30" w:type="dxa"/>
+              <w:left w:w="40" w:type="dxa"/>
+              <w:right w:w="40" w:type="dxa"/>
+            </w:tcMar>
+          </w:tcPr>
+          <w:p>
+            <w:pPr>
+              <w:jc w:val="left"/>
+            </w:pPr>
+            <w:r>
+              <w:rPr>
+                <w:rFonts w:ascii="Meiryo" w:hAnsi="Meiryo"/>
+                <w:color w:val="282828"/>
+                <w:sz w:val="14"/>
+              </w:rPr>
+              <w:t>Valsalva / 上行 &gt; 40 mm で拡大 (≧ 50mm 手術検討)</w:t>
+            </w:r>
+          </w:p>
+        </w:tc>
+      </w:tr>
+      <w:tr>
+        <w:tc>
+          <w:tcPr>
+            <w:tcW w:type="dxa" w:w="1872"/>
+            <w:shd w:fill="F4F8FA"/>
+            <w:tcMar>
+              <w:top w:w="30" w:type="dxa"/>
+              <w:bottom w:w="30" w:type="dxa"/>
+              <w:left w:w="40" w:type="dxa"/>
+              <w:right w:w="40" w:type="dxa"/>
+            </w:tcMar>
+          </w:tcPr>
+          <w:p>
+            <w:pPr>
+              <w:jc w:val="left"/>
+            </w:pPr>
+            <w:r>
+              <w:rPr>
+                <w:rFonts w:ascii="Meiryo" w:hAnsi="Meiryo"/>
+                <w:color w:val="282828"/>
+                <w:sz w:val="14"/>
+              </w:rPr>
+              <w:t>心膜腔・タンポナーデ</w:t>
+            </w:r>
+          </w:p>
+        </w:tc>
+        <w:tc>
+          <w:tcPr>
+            <w:tcW w:type="dxa" w:w="2592"/>
+            <w:shd w:fill="F4F8FA"/>
+            <w:tcMar>
+              <w:top w:w="30" w:type="dxa"/>
+              <w:bottom w:w="30" w:type="dxa"/>
+              <w:left w:w="40" w:type="dxa"/>
+              <w:right w:w="40" w:type="dxa"/>
+            </w:tcMar>
+          </w:tcPr>
+          <w:p>
+            <w:pPr>
+              <w:jc w:val="left"/>
+            </w:pPr>
+            <w:r>
+              <w:rPr>
+                <w:rFonts w:ascii="Meiryo" w:hAnsi="Meiryo"/>
+                <w:color w:val="282828"/>
+                <w:sz w:val="14"/>
+              </w:rPr>
+              <w:t>心嚢液深度 / 僧帽弁流入呼吸変動</w:t>
+            </w:r>
+          </w:p>
+        </w:tc>
+        <w:tc>
+          <w:tcPr>
+            <w:tcW w:type="dxa" w:w="2304"/>
+            <w:shd w:fill="F4F8FA"/>
+            <w:tcMar>
+              <w:top w:w="30" w:type="dxa"/>
+              <w:bottom w:w="30" w:type="dxa"/>
+              <w:left w:w="40" w:type="dxa"/>
+              <w:right w:w="40" w:type="dxa"/>
+            </w:tcMar>
+          </w:tcPr>
+          <w:p>
+            <w:pPr>
+              <w:jc w:val="center"/>
+            </w:pPr>
+            <w:r>
+              <w:rPr>
+                <w:rFonts w:ascii="Meiryo" w:hAnsi="Meiryo"/>
+                <w:color w:val="282828"/>
+                <w:sz w:val="14"/>
+              </w:rPr>
+              <w:t>PE Depth / MV Respiratory Var</w:t>
+            </w:r>
+          </w:p>
+        </w:tc>
+        <w:tc>
+          <w:tcPr>
+            <w:tcW w:type="dxa" w:w="864"/>
+            <w:shd w:fill="F4F8FA"/>
+            <w:tcMar>
+              <w:top w:w="30" w:type="dxa"/>
+              <w:bottom w:w="30" w:type="dxa"/>
+              <w:left w:w="40" w:type="dxa"/>
+              <w:right w:w="40" w:type="dxa"/>
+            </w:tcMar>
+          </w:tcPr>
+          <w:p>
+            <w:pPr>
+              <w:jc w:val="center"/>
+            </w:pPr>
+            <w:r>
+              <w:rPr>
+                <w:rFonts w:ascii="Meiryo" w:hAnsi="Meiryo"/>
+                <w:color w:val="282828"/>
+                <w:sz w:val="14"/>
+              </w:rPr>
+              <w:t>mm, %</w:t>
+            </w:r>
+          </w:p>
+        </w:tc>
+        <w:tc>
+          <w:tcPr>
+            <w:tcW w:type="dxa" w:w="3168"/>
+            <w:shd w:fill="F4F8FA"/>
+            <w:tcMar>
+              <w:top w:w="30" w:type="dxa"/>
+              <w:bottom w:w="30" w:type="dxa"/>
+              <w:left w:w="40" w:type="dxa"/>
+              <w:right w:w="40" w:type="dxa"/>
+            </w:tcMar>
+          </w:tcPr>
+          <w:p>
+            <w:pPr>
+              <w:jc w:val="left"/>
+            </w:pPr>
+            <w:r>
+              <w:rPr>
+                <w:rFonts w:ascii="Meiryo" w:hAnsi="Meiryo"/>
+                <w:color w:val="282828"/>
+                <w:sz w:val="14"/>
+              </w:rPr>
+              <w:t>液貯留量評価。吸気時にMV E波 &gt; 25% 低下で心タンポナーデ・収縮性心膜炎示唆</w:t>
             </w:r>
           </w:p>
         </w:tc>
@@ -8545,16 +9561,16 @@
     </w:tbl>
     <w:p>
       <w:pPr>
-        <w:spacing w:before="120" w:after="40"/>
+        <w:spacing w:before="100" w:after="40"/>
       </w:pPr>
       <w:r>
         <w:rPr>
           <w:rFonts w:ascii="Meiryo" w:hAnsi="Meiryo"/>
           <w:b/>
           <w:color w:val="005AA0"/>
-          <w:sz w:val="20"/>
+          <w:sz w:val="19"/>
         </w:rPr>
-        <w:t>💡 現場でのSR連携 運用・システム設計チェックポイント</w:t>
+        <w:t>💡 現場でのSR連携 運用・システム設計チェックポイント（鬼査読反映）</w:t>
       </w:r>
     </w:p>
     <w:p>
@@ -8562,22 +9578,22 @@
         <w:rPr>
           <w:rFonts w:ascii="Meiryo" w:hAnsi="Meiryo"/>
           <w:color w:val="1E1E1E"/>
-          <w:sz w:val="15"/>
+          <w:sz w:val="14"/>
         </w:rPr>
-        <w:t>1. ストレイン解析のベンダー独立性: GE (EchoPAC), Philips (AutoSTRAIN), Canon (Wall Motion Tracking) 等でGLSやBulls-eyeのタグ定義が異なるため、DICOM SRのTID 5200 User-defined strainタグのマッピングを必ず確認すること。</w:t>
+        <w:t>1. ストレイン解析のベンダー独立性とPrivate Tagマッピング: GE (EchoPAC), Philips (AutoSTRAIN), Canon (Wall Motion Tracking) 等でGLSやBulls-eyeのDICOMタグ定義（Private Tag）が異なるため、DICOM SR TID 5200 User-defined strainタグとのマッピング辞書を構築すること。</w:t>
         <w:br/>
-        <w:t>2. CTRCD心毒性監視のベースライン連携: 過去のベースラインGLSと比較し、相対低下率 (Baseline - Current)/Baseline &gt; 15% を自動算出するアラートロジックをレポートシステムへ実装すること。</w:t>
+        <w:t>2. CTRCD心毒性監視の複合自動判定: 過去のベースラインGLSと比較し、相対低下率 (Baseline - Current)/Baseline &gt; 15% をアラート表示。あわせてLVEF 10%以上の低下かつ50%未満の症候性心毒性との複合判定を自動化すること。</w:t>
         <w:br/>
-        <w:t>3. 心アミロイドーシス Apical Sparing の自動算出: 心尖部（4セグメント）平均歪み ÷ (基部6セグメント + 中部6セグメント平均歪み) &gt; 1.0 のフラグ付けで特異的検出を自動化。</w:t>
+        <w:t>3. 心アミロイドーシス Apical Sparing の自動算出: 心尖部（4セグメント）平均歪み ÷ (基部6セグメント + 中部6セグメント平均歪み) &gt; 1.0 および LVEF/|GLS| &gt; 4.1 の同時フラグ付けで特異的検出を自動化。</w:t>
         <w:br/>
-        <w:t>4. 弁狭窄・逆流・血行動態の整合性: LVOT/RVOTペアリング（Qp/Qs）、TR Vmax＋RVOT VTI（PVR）、連続の式（AVA/MVA/TVA）がワンストップで欠損なく連動するプリセットを固定する。</w:t>
+        <w:t>4. 先進血行動態の例外処理（PS合併マスク）: Abbasの式によるPVR自動計算は、肺動脈弁狭窄（PS）合併時およびTR Vmax欠損時には不正確となるため、システム側で自動計算をマスク（除外）する条件分岐を設けること。</w:t>
         <w:br/>
-        <w:t>5. 単位系スケーリング整合性: cm/s ⇄ m/s、mL ⇄ L のスケールバグを結合テストで排除し、不整脈時は複数心拍平均 (Average) を採用すること。</w:t>
+        <w:t>5. 単位系スケーリング整合性: cm/s ⇄ m/s、mL ⇄ L のスケールバグを結合テストで排除し、不整脈（心房細動等）時は複数心拍平均（Average）を採用すること。</w:t>
       </w:r>
     </w:p>
     <w:sectPr>
       <w:pgSz w:w="12240" w:h="15840"/>
-      <w:pgMar w:top="504" w:right="547" w:bottom="504" w:left="547" w:header="720" w:footer="720" w:gutter="0"/>
+      <w:pgMar w:top="461" w:right="504" w:bottom="461" w:left="504" w:header="720" w:footer="720" w:gutter="0"/>
       <w:cols w:space="720"/>
       <w:docGrid w:linePitch="360"/>
     </w:sectPr>
